--- a/docs/index.docx
+++ b/docs/index.docx
@@ -24,7 +24,7 @@
         <w:pStyle w:val="Heading1"/>
       </w:pPr>
       <w:r>
-        <w:t xml:space="preserve">Selective Interference from Contextual Competition</w:t>
+        <w:t xml:space="preserve">Intrusive and Voluntary Memory from a Single System: A Retrieved-Context Account of Selective Interference</w:t>
       </w:r>
     </w:p>
     <w:p>
@@ -40,7 +40,7 @@
         <w:pStyle w:val="Author"/>
       </w:pPr>
       <w:r>
-        <w:t xml:space="preserve">Jordan Gunn</w:t>
+        <w:t xml:space="preserve">Jordan B Gunn</w:t>
       </w:r>
     </w:p>
     <w:p>
@@ -48,7 +48,23 @@
         <w:pStyle w:val="Author"/>
       </w:pPr>
       <w:r>
-        <w:t xml:space="preserve">University of Cambridge</w:t>
+        <w:t xml:space="preserve">Department of Psychology, University of Cambridge</w:t>
+      </w:r>
+    </w:p>
+    <w:p>
+      <w:pPr>
+        <w:pStyle w:val="BodyText"/>
+      </w:pPr>
+      <w:r>
+        <w:t xml:space="preserve"> </w:t>
+      </w:r>
+    </w:p>
+    <w:p>
+      <w:pPr>
+        <w:pStyle w:val="BodyText"/>
+      </w:pPr>
+      <w:r>
+        <w:t xml:space="preserve"> </w:t>
       </w:r>
     </w:p>
     <w:bookmarkEnd w:id="20"/>
@@ -62,33 +78,106 @@
       </w:r>
     </w:p>
     <w:p>
+      <w:pPr>
+        <w:pStyle w:val="FirstParagraph"/>
+      </w:pPr>
+      <w:r>
+        <w:t xml:space="preserve">This is an in-progress working draft. Please do not cite, quote, or circulate without the authors’ written permission.</w:t>
+      </w:r>
+    </w:p>
+    <w:p>
+      <w:pPr>
+        <w:pStyle w:val="BodyText"/>
+      </w:pPr>
+    </w:p>
+    <w:p>
+      <w:pPr>
+        <w:pStyle w:val="BodyText"/>
+      </w:pPr>
+      <w:r>
+        <w:rPr>
+          <w:i/>
+          <w:iCs/>
+        </w:rPr>
+        <w:t xml:space="preserve">Keywords</w:t>
+      </w:r>
+      <w:r>
+        <w:t xml:space="preserve">: intrusive memories, voluntary memory, trauma-film paradigm, visuospatial intervention, selective interference, retrieved-context theory, computational modeling</w:t>
+      </w:r>
+    </w:p>
+    <w:p>
       <w:r>
         <w:br w:type="page"/>
       </w:r>
     </w:p>
     <w:bookmarkEnd w:id="21"/>
-    <w:bookmarkStart w:id="22" w:name="abstract"/>
+    <w:bookmarkStart w:id="22" w:name="firstheader"/>
     <w:p>
       <w:pPr>
         <w:pStyle w:val="Heading1"/>
       </w:pPr>
       <w:r>
+        <w:t xml:space="preserve">Intrusive and Voluntary Memory from a Single System: A Retrieved-Context Account of Selective Interference</w:t>
+      </w:r>
+    </w:p>
+    <w:bookmarkEnd w:id="22"/>
+    <w:bookmarkStart w:id="23" w:name="abstract"/>
+    <w:p>
+      <w:pPr>
+        <w:pStyle w:val="Heading1"/>
+      </w:pPr>
+      <w:r>
         <w:t xml:space="preserve">Abstract</w:t>
       </w:r>
     </w:p>
     <w:p>
-      <w:r>
-        <w:br w:type="page"/>
-      </w:r>
-    </w:p>
-    <w:bookmarkEnd w:id="22"/>
-    <w:bookmarkStart w:id="23" w:name="firstheader"/>
-    <w:p>
-      <w:pPr>
-        <w:pStyle w:val="Heading1"/>
-      </w:pPr>
-      <w:r>
-        <w:t xml:space="preserve">Selective Interference from Contextual Competition</w:t>
+      <w:pPr>
+        <w:pStyle w:val="FirstParagraph"/>
+      </w:pPr>
+      <w:r>
+        <w:t xml:space="preserve">Visuospatial tasks performed after trauma-film encoding, or after a later reminder of the film, can reduce intrusive memories while leaving voluntary memory relatively intact.</w:t>
+      </w:r>
+      <w:r>
+        <w:t xml:space="preserve"> </w:t>
+      </w:r>
+      <w:r>
+        <w:t xml:space="preserve">This selective interference effect is often treated as evidence that intrusive and voluntary remembering depend on differently vulnerable memory representations.</w:t>
+      </w:r>
+      <w:r>
+        <w:t xml:space="preserve"> </w:t>
+      </w:r>
+      <w:r>
+        <w:t xml:space="preserve">Here we simulate an alternative retrieved-context account using an emotional Context Maintenance and Retrieval (eCMR) model, asking whether context reinstatement, competitor learning, and retrieval control can generate the selective-interference pattern without separately vulnerable representations.</w:t>
+      </w:r>
+      <w:r>
+        <w:t xml:space="preserve"> </w:t>
+      </w:r>
+      <w:r>
+        <w:t xml:space="preserve">In the model, film context remains active after encoding and can later be reinstated by reminders, so an interfering task performed in either state binds task representations to overlapping context.</w:t>
+      </w:r>
+      <w:r>
+        <w:t xml:space="preserve"> </w:t>
+      </w:r>
+      <w:r>
+        <w:t xml:space="preserve">When later retrieval contexts cue both film representations and task competitors, uncontrolled retrieval from context cues is less likely to sample trauma-film items in intrusion-like retrieval, even though film-item strength is not reduced.</w:t>
+      </w:r>
+      <w:r>
+        <w:t xml:space="preserve"> </w:t>
+      </w:r>
+      <w:r>
+        <w:t xml:space="preserve">Deliberate recall is less vulnerable when task goals and control processes reinstate film context and prioritize film items over competitors for retrieval; film-specific cues can also steer retrieval toward film context across test formats.</w:t>
+      </w:r>
+      <w:r>
+        <w:t xml:space="preserve"> </w:t>
+      </w:r>
+      <w:r>
+        <w:t xml:space="preserve">Together, the simulations reproduce selective impairment of intrusion-like retrieval and specify when the intrusion-voluntary-memory dissociation should be more or less pronounced, helping to interpret heterogeneity across empirical paradigms.</w:t>
+      </w:r>
+      <w:r>
+        <w:t xml:space="preserve"> </w:t>
+      </w:r>
+      <w:r>
+        <w:t xml:space="preserve">Selective interference is therefore compatible with a single retrieved-context system and is not by itself diagnostic of separate representational systems or selective trace weakening.</w:t>
       </w:r>
     </w:p>
     <w:bookmarkEnd w:id="23"/>
@@ -106,10 +195,2484 @@
         <w:pStyle w:val="FirstParagraph"/>
       </w:pPr>
       <w:r>
-        <w:t xml:space="preserve">This draft is a placeholder for the v2 manuscript.</w:t>
+        <w:t xml:space="preserve">Traumatic experience foregrounds a tension between durability and selectivity in episodic memory.</w:t>
+      </w:r>
+      <w:r>
+        <w:t xml:space="preserve"> </w:t>
+      </w:r>
+      <w:r>
+        <w:t xml:space="preserve">Highly consequential events should be retained well enough in memory that critical details remain accessible long into the future.</w:t>
+      </w:r>
+      <w:r>
+        <w:t xml:space="preserve"> </w:t>
+      </w:r>
+      <w:r>
+        <w:t xml:space="preserve">At the same time, adaptive retrieval is selective: what comes to mind should normally depend on current cues, goals, and safety.</w:t>
+      </w:r>
+      <w:r>
+        <w:t xml:space="preserve"> </w:t>
+      </w:r>
+      <w:r>
+        <w:t xml:space="preserve">Intrusive memories after trauma suggest that durable encoding can outpace regulatory control.</w:t>
+      </w:r>
+      <w:r>
+        <w:t xml:space="preserve"> </w:t>
+      </w:r>
+      <w:r>
+        <w:t xml:space="preserve">The event returns without being deliberately sought and without being well matched to the demands of the present</w:t>
+      </w:r>
+      <w:r>
+        <w:t xml:space="preserve"> </w:t>
+      </w:r>
+      <w:r>
+        <w:t xml:space="preserve">(</w:t>
+      </w:r>
+      <w:hyperlink w:anchor="ref-brewin2010intrusive">
+        <w:r>
+          <w:rPr>
+            <w:rStyle w:val="Hyperlink"/>
+          </w:rPr>
+          <w:t xml:space="preserve">Brewin et al., 2010</w:t>
+        </w:r>
+      </w:hyperlink>
+      <w:r>
+        <w:t xml:space="preserve">;</w:t>
+      </w:r>
+      <w:r>
+        <w:t xml:space="preserve"> </w:t>
+      </w:r>
+      <w:hyperlink w:anchor="ref-ehlers2000cognitive">
+        <w:r>
+          <w:rPr>
+            <w:rStyle w:val="Hyperlink"/>
+          </w:rPr>
+          <w:t xml:space="preserve">Ehlers &amp; Clark, 2000</w:t>
+        </w:r>
+      </w:hyperlink>
+      <w:r>
+        <w:t xml:space="preserve">;</w:t>
+      </w:r>
+      <w:r>
+        <w:t xml:space="preserve"> </w:t>
+      </w:r>
+      <w:hyperlink w:anchor="ref-iyadurai2019intrusive">
+        <w:r>
+          <w:rPr>
+            <w:rStyle w:val="Hyperlink"/>
+          </w:rPr>
+          <w:t xml:space="preserve">Iyadurai et al., 2019</w:t>
+        </w:r>
+      </w:hyperlink>
+      <w:r>
+        <w:t xml:space="preserve">;</w:t>
+      </w:r>
+      <w:r>
+        <w:t xml:space="preserve"> </w:t>
+      </w:r>
+      <w:hyperlink w:anchor="ref-krans2009intrusive">
+        <w:r>
+          <w:rPr>
+            <w:rStyle w:val="Hyperlink"/>
+          </w:rPr>
+          <w:t xml:space="preserve">Krans et al., 2009</w:t>
+        </w:r>
+      </w:hyperlink>
+      <w:r>
+        <w:t xml:space="preserve">)</w:t>
+      </w:r>
+      <w:r>
+        <w:t xml:space="preserve">.</w:t>
+      </w:r>
+      <w:r>
+        <w:t xml:space="preserve"> </w:t>
+      </w:r>
+      <w:r>
+        <w:t xml:space="preserve">Understanding why such memories arise, and how they differ from voluntary memory for the same event, is therefore a shared target for both clinical science and basic memory theory.</w:t>
+      </w:r>
+    </w:p>
+    <w:p>
+      <w:pPr>
+        <w:pStyle w:val="BodyText"/>
+      </w:pPr>
+      <w:r>
+        <w:t xml:space="preserve">The trauma-film paradigm provides a controlled setting for comparing intrusive and voluntary memory for the same event</w:t>
+      </w:r>
+      <w:r>
+        <w:t xml:space="preserve"> </w:t>
+      </w:r>
+      <w:r>
+        <w:t xml:space="preserve">(</w:t>
+      </w:r>
+      <w:hyperlink w:anchor="ref-holmes2008inducing">
+        <w:r>
+          <w:rPr>
+            <w:rStyle w:val="Hyperlink"/>
+          </w:rPr>
+          <w:t xml:space="preserve">Holmes &amp; Bourne, 2008</w:t>
+        </w:r>
+      </w:hyperlink>
+      <w:r>
+        <w:t xml:space="preserve">;</w:t>
+      </w:r>
+      <w:r>
+        <w:t xml:space="preserve"> </w:t>
+      </w:r>
+      <w:hyperlink w:anchor="ref-james2016trauma">
+        <w:r>
+          <w:rPr>
+            <w:rStyle w:val="Hyperlink"/>
+          </w:rPr>
+          <w:t xml:space="preserve">James et al., 2016</w:t>
+        </w:r>
+      </w:hyperlink>
+      <w:r>
+        <w:t xml:space="preserve">)</w:t>
+      </w:r>
+      <w:r>
+        <w:t xml:space="preserve">.</w:t>
+      </w:r>
+      <w:r>
+        <w:t xml:space="preserve"> </w:t>
+      </w:r>
+      <w:r>
+        <w:t xml:space="preserve">Participants view distressing film material, record later intrusive memories of the film, and often complete voluntary-memory tests for the same material.</w:t>
+      </w:r>
+      <w:r>
+        <w:t xml:space="preserve"> </w:t>
+      </w:r>
+      <w:r>
+        <w:t xml:space="preserve">This design makes it possible to ask whether the same encoded event can remain available to deliberate retrieval while becoming more or less likely to return involuntarily.</w:t>
+      </w:r>
+      <w:r>
+        <w:t xml:space="preserve"> </w:t>
+      </w:r>
+      <w:r>
+        <w:t xml:space="preserve">In such research, voluntary memory can be relatively preserved, and its relationship to intrusion frequency can be weak, such that the two measures dissociate</w:t>
+      </w:r>
+      <w:r>
+        <w:t xml:space="preserve"> </w:t>
+      </w:r>
+      <w:r>
+        <w:t xml:space="preserve">(</w:t>
+      </w:r>
+      <w:hyperlink w:anchor="ref-holmes2004trauma">
+        <w:r>
+          <w:rPr>
+            <w:rStyle w:val="Hyperlink"/>
+          </w:rPr>
+          <w:t xml:space="preserve">Holmes et al., 2004</w:t>
+        </w:r>
+      </w:hyperlink>
+      <w:r>
+        <w:t xml:space="preserve">;</w:t>
+      </w:r>
+      <w:r>
+        <w:t xml:space="preserve"> </w:t>
+      </w:r>
+      <w:hyperlink w:anchor="ref-james2016trauma">
+        <w:r>
+          <w:rPr>
+            <w:rStyle w:val="Hyperlink"/>
+          </w:rPr>
+          <w:t xml:space="preserve">James et al., 2016</w:t>
+        </w:r>
+      </w:hyperlink>
+      <w:r>
+        <w:t xml:space="preserve">)</w:t>
+      </w:r>
+      <w:r>
+        <w:t xml:space="preserve">.</w:t>
+      </w:r>
+      <w:r>
+        <w:t xml:space="preserve"> </w:t>
+      </w:r>
+      <w:r>
+        <w:t xml:space="preserve">The same encoded episode can therefore support both uncontrolled and controlled access, and these modes can come apart empirically</w:t>
+      </w:r>
+      <w:r>
+        <w:t xml:space="preserve"> </w:t>
+      </w:r>
+      <w:r>
+        <w:t xml:space="preserve">(</w:t>
+      </w:r>
+      <w:hyperlink w:anchor="ref-holmes2004trauma">
+        <w:r>
+          <w:rPr>
+            <w:rStyle w:val="Hyperlink"/>
+          </w:rPr>
+          <w:t xml:space="preserve">Holmes et al., 2004</w:t>
+        </w:r>
+      </w:hyperlink>
+      <w:r>
+        <w:t xml:space="preserve">;</w:t>
+      </w:r>
+      <w:r>
+        <w:t xml:space="preserve"> </w:t>
+      </w:r>
+      <w:hyperlink w:anchor="ref-iyadurai2019intrusive">
+        <w:r>
+          <w:rPr>
+            <w:rStyle w:val="Hyperlink"/>
+          </w:rPr>
+          <w:t xml:space="preserve">Iyadurai et al., 2019</w:t>
+        </w:r>
+      </w:hyperlink>
+      <w:r>
+        <w:t xml:space="preserve">)</w:t>
+      </w:r>
+      <w:r>
+        <w:t xml:space="preserve">.</w:t>
+      </w:r>
+    </w:p>
+    <w:p>
+      <w:pPr>
+        <w:pStyle w:val="BodyText"/>
+      </w:pPr>
+      <w:r>
+        <w:t xml:space="preserve">Visuospatial interference tasks make this dissociation experimentally sharper.</w:t>
+      </w:r>
+      <w:r>
+        <w:t xml:space="preserve"> </w:t>
+      </w:r>
+      <w:r>
+        <w:t xml:space="preserve">When brief tasks such as Tetris are performed after film encoding or after a later film reminder, subsequent intrusions can be reduced while voluntary memory for the same material shows little measurable impairment</w:t>
+      </w:r>
+      <w:r>
+        <w:t xml:space="preserve"> </w:t>
+      </w:r>
+      <w:r>
+        <w:t xml:space="preserve">(</w:t>
+      </w:r>
+      <w:hyperlink w:anchor="ref-asselbergs2023systematic">
+        <w:r>
+          <w:rPr>
+            <w:rStyle w:val="Hyperlink"/>
+          </w:rPr>
+          <w:t xml:space="preserve">Asselbergs et al., 2023</w:t>
+        </w:r>
+      </w:hyperlink>
+      <w:r>
+        <w:t xml:space="preserve">;</w:t>
+      </w:r>
+      <w:r>
+        <w:t xml:space="preserve"> </w:t>
+      </w:r>
+      <w:hyperlink w:anchor="ref-deeprose2012imagery">
+        <w:r>
+          <w:rPr>
+            <w:rStyle w:val="Hyperlink"/>
+          </w:rPr>
+          <w:t xml:space="preserve">Deeprose et al., 2012</w:t>
+        </w:r>
+      </w:hyperlink>
+      <w:r>
+        <w:t xml:space="preserve">;</w:t>
+      </w:r>
+      <w:r>
+        <w:t xml:space="preserve"> </w:t>
+      </w:r>
+      <w:hyperlink w:anchor="ref-holmes2009can">
+        <w:r>
+          <w:rPr>
+            <w:rStyle w:val="Hyperlink"/>
+          </w:rPr>
+          <w:t xml:space="preserve">Holmes et al., 2009</w:t>
+        </w:r>
+      </w:hyperlink>
+      <w:r>
+        <w:t xml:space="preserve">,</w:t>
+      </w:r>
+      <w:r>
+        <w:t xml:space="preserve"> </w:t>
+      </w:r>
+      <w:hyperlink w:anchor="ref-holmes2010key">
+        <w:r>
+          <w:rPr>
+            <w:rStyle w:val="Hyperlink"/>
+          </w:rPr>
+          <w:t xml:space="preserve">2010</w:t>
+        </w:r>
+      </w:hyperlink>
+      <w:r>
+        <w:t xml:space="preserve">;</w:t>
+      </w:r>
+      <w:r>
+        <w:t xml:space="preserve"> </w:t>
+      </w:r>
+      <w:hyperlink w:anchor="ref-james2015computer">
+        <w:r>
+          <w:rPr>
+            <w:rStyle w:val="Hyperlink"/>
+          </w:rPr>
+          <w:t xml:space="preserve">James et al., 2015</w:t>
+        </w:r>
+      </w:hyperlink>
+      <w:r>
+        <w:t xml:space="preserve">;</w:t>
+      </w:r>
+      <w:r>
+        <w:t xml:space="preserve"> </w:t>
+      </w:r>
+      <w:hyperlink w:anchor="ref-kessler2020visuospatial">
+        <w:r>
+          <w:rPr>
+            <w:rStyle w:val="Hyperlink"/>
+          </w:rPr>
+          <w:t xml:space="preserve">Kessler et al., 2020</w:t>
+        </w:r>
+      </w:hyperlink>
+      <w:r>
+        <w:t xml:space="preserve">;</w:t>
+      </w:r>
+      <w:r>
+        <w:t xml:space="preserve"> </w:t>
+      </w:r>
+      <w:hyperlink w:anchor="ref-lau2019intrusive">
+        <w:r>
+          <w:rPr>
+            <w:rStyle w:val="Hyperlink"/>
+          </w:rPr>
+          <w:t xml:space="preserve">Lau-Zhu et al., 2019</w:t>
+        </w:r>
+      </w:hyperlink>
+      <w:r>
+        <w:t xml:space="preserve">)</w:t>
+      </w:r>
+      <w:r>
+        <w:t xml:space="preserve">.</w:t>
+      </w:r>
+      <w:r>
+        <w:t xml:space="preserve"> </w:t>
+      </w:r>
+      <w:r>
+        <w:t xml:space="preserve">Even for memories of real-life traumatic events, including motor vehicle accidents, emergency caesarean section, and war-related trauma, the same post-reminder intervention can reduce intrusions while leaving deliberate recall relatively intact</w:t>
+      </w:r>
+      <w:r>
+        <w:t xml:space="preserve"> </w:t>
+      </w:r>
+      <w:r>
+        <w:t xml:space="preserve">(</w:t>
+      </w:r>
+      <w:hyperlink w:anchor="ref-horsch2017reducing">
+        <w:r>
+          <w:rPr>
+            <w:rStyle w:val="Hyperlink"/>
+          </w:rPr>
+          <w:t xml:space="preserve">Horsch et al., 2017</w:t>
+        </w:r>
+      </w:hyperlink>
+      <w:r>
+        <w:t xml:space="preserve">;</w:t>
+      </w:r>
+      <w:r>
+        <w:t xml:space="preserve"> </w:t>
+      </w:r>
+      <w:hyperlink w:anchor="ref-iyadurai2018preventing">
+        <w:r>
+          <w:rPr>
+            <w:rStyle w:val="Hyperlink"/>
+          </w:rPr>
+          <w:t xml:space="preserve">Iyadurai et al., 2018</w:t>
+        </w:r>
+      </w:hyperlink>
+      <w:r>
+        <w:t xml:space="preserve">;</w:t>
+      </w:r>
+      <w:r>
+        <w:t xml:space="preserve"> </w:t>
+      </w:r>
+      <w:hyperlink w:anchor="ref-kanstrup2021single">
+        <w:r>
+          <w:rPr>
+            <w:rStyle w:val="Hyperlink"/>
+          </w:rPr>
+          <w:t xml:space="preserve">Kanstrup et al., 2021</w:t>
+        </w:r>
+      </w:hyperlink>
+      <w:r>
+        <w:t xml:space="preserve">)</w:t>
+      </w:r>
+      <w:r>
+        <w:t xml:space="preserve">.</w:t>
+      </w:r>
+      <w:r>
+        <w:t xml:space="preserve"> </w:t>
+      </w:r>
+      <w:r>
+        <w:t xml:space="preserve">At the same time, the evidence base is heterogeneous, and recent reviews and replications caution against treating the effect as settled or uniform</w:t>
+      </w:r>
+      <w:r>
+        <w:t xml:space="preserve"> </w:t>
+      </w:r>
+      <w:r>
+        <w:t xml:space="preserve">(</w:t>
+      </w:r>
+      <w:hyperlink w:anchor="ref-asselbergs2023systematic">
+        <w:r>
+          <w:rPr>
+            <w:rStyle w:val="Hyperlink"/>
+          </w:rPr>
+          <w:t xml:space="preserve">Asselbergs et al., 2023</w:t>
+        </w:r>
+      </w:hyperlink>
+      <w:r>
+        <w:t xml:space="preserve">;</w:t>
+      </w:r>
+      <w:r>
+        <w:t xml:space="preserve"> </w:t>
+      </w:r>
+      <w:hyperlink w:anchor="ref-varma2024experimental">
+        <w:r>
+          <w:rPr>
+            <w:rStyle w:val="Hyperlink"/>
+          </w:rPr>
+          <w:t xml:space="preserve">Varma et al., 2024</w:t>
+        </w:r>
+      </w:hyperlink>
+      <w:r>
+        <w:t xml:space="preserve">;</w:t>
+      </w:r>
+      <w:r>
+        <w:t xml:space="preserve"> </w:t>
+      </w:r>
+      <w:hyperlink w:anchor="ref-wessel2025evidence">
+        <w:r>
+          <w:rPr>
+            <w:rStyle w:val="Hyperlink"/>
+          </w:rPr>
+          <w:t xml:space="preserve">Wessel et al., 2025</w:t>
+        </w:r>
+      </w:hyperlink>
+      <w:r>
+        <w:t xml:space="preserve">)</w:t>
+      </w:r>
+      <w:r>
+        <w:t xml:space="preserve">.</w:t>
+      </w:r>
+      <w:r>
+        <w:t xml:space="preserve"> </w:t>
+      </w:r>
+      <w:r>
+        <w:t xml:space="preserve">This selective interference effect therefore raises a theoretical question:</w:t>
+      </w:r>
+      <w:r>
+        <w:t xml:space="preserve"> </w:t>
+      </w:r>
+      <w:r>
+        <w:t xml:space="preserve">when and why can a post-encoding or post-reminder manipulation alter one mode of retrieval more than another, even while both draw on the same recent experience?</w:t>
+      </w:r>
+    </w:p>
+    <w:p>
+      <w:pPr>
+        <w:pStyle w:val="BodyText"/>
+      </w:pPr>
+      <w:r>
+        <w:t xml:space="preserve">One prominent interpretation treats the selective interference effect as evidence for separable memory representations</w:t>
+      </w:r>
+      <w:r>
+        <w:t xml:space="preserve"> </w:t>
+      </w:r>
+      <w:r>
+        <w:t xml:space="preserve">(</w:t>
+      </w:r>
+      <w:hyperlink w:anchor="ref-brewin1996dual">
+        <w:r>
+          <w:rPr>
+            <w:rStyle w:val="Hyperlink"/>
+          </w:rPr>
+          <w:t xml:space="preserve">Brewin et al., 1996</w:t>
+        </w:r>
+      </w:hyperlink>
+      <w:r>
+        <w:t xml:space="preserve">;</w:t>
+      </w:r>
+      <w:r>
+        <w:t xml:space="preserve"> </w:t>
+      </w:r>
+      <w:hyperlink w:anchor="ref-brewin2014episodic">
+        <w:r>
+          <w:rPr>
+            <w:rStyle w:val="Hyperlink"/>
+          </w:rPr>
+          <w:t xml:space="preserve">Brewin, 2014</w:t>
+        </w:r>
+      </w:hyperlink>
+      <w:r>
+        <w:t xml:space="preserve">)</w:t>
+      </w:r>
+      <w:r>
+        <w:t xml:space="preserve">.</w:t>
+      </w:r>
+      <w:r>
+        <w:t xml:space="preserve"> </w:t>
+      </w:r>
+      <w:r>
+        <w:t xml:space="preserve">Under this dual-representation account, traumatic experience produces distinct sensory and contextual memory traces — the first supporting involuntary re-experiencing, the second supporting deliberate recall</w:t>
+      </w:r>
+      <w:r>
+        <w:t xml:space="preserve"> </w:t>
+      </w:r>
+      <w:r>
+        <w:t xml:space="preserve">(</w:t>
+      </w:r>
+      <w:hyperlink w:anchor="ref-brewin2010intrusive">
+        <w:r>
+          <w:rPr>
+            <w:rStyle w:val="Hyperlink"/>
+          </w:rPr>
+          <w:t xml:space="preserve">Brewin et al., 2010</w:t>
+        </w:r>
+      </w:hyperlink>
+      <w:r>
+        <w:t xml:space="preserve">;</w:t>
+      </w:r>
+      <w:r>
+        <w:t xml:space="preserve"> </w:t>
+      </w:r>
+      <w:hyperlink w:anchor="ref-brewin2014episodic">
+        <w:r>
+          <w:rPr>
+            <w:rStyle w:val="Hyperlink"/>
+          </w:rPr>
+          <w:t xml:space="preserve">Brewin, 2014</w:t>
+        </w:r>
+      </w:hyperlink>
+      <w:r>
+        <w:t xml:space="preserve">)</w:t>
+      </w:r>
+      <w:r>
+        <w:t xml:space="preserve">.</w:t>
+      </w:r>
+      <w:r>
+        <w:t xml:space="preserve"> </w:t>
+      </w:r>
+      <w:r>
+        <w:t xml:space="preserve">A visuospatial interference task competes for the perceptual processing resources needed to consolidate the sensory trace, reducing later intrusions while leaving the contextual trace and the voluntary memory it supports relatively intact</w:t>
+      </w:r>
+      <w:r>
+        <w:t xml:space="preserve"> </w:t>
+      </w:r>
+      <w:r>
+        <w:t xml:space="preserve">(</w:t>
+      </w:r>
+      <w:hyperlink w:anchor="ref-holmes2009can">
+        <w:r>
+          <w:rPr>
+            <w:rStyle w:val="Hyperlink"/>
+          </w:rPr>
+          <w:t xml:space="preserve">Holmes et al., 2009</w:t>
+        </w:r>
+      </w:hyperlink>
+      <w:r>
+        <w:t xml:space="preserve">;</w:t>
+      </w:r>
+      <w:r>
+        <w:t xml:space="preserve"> </w:t>
+      </w:r>
+      <w:hyperlink w:anchor="ref-james2015computer">
+        <w:r>
+          <w:rPr>
+            <w:rStyle w:val="Hyperlink"/>
+          </w:rPr>
+          <w:t xml:space="preserve">James et al., 2015</w:t>
+        </w:r>
+      </w:hyperlink>
+      <w:r>
+        <w:t xml:space="preserve">)</w:t>
+      </w:r>
+      <w:r>
+        <w:t xml:space="preserve">.</w:t>
+      </w:r>
+      <w:r>
+        <w:t xml:space="preserve"> </w:t>
+      </w:r>
+      <w:r>
+        <w:t xml:space="preserve">When the intervention follows a reminder at longer delays, the account invokes reconsolidation: the reminder reactivates the sensory trace, and the interfering task disrupts its restabilization during a time-limited window</w:t>
+      </w:r>
+      <w:r>
+        <w:t xml:space="preserve"> </w:t>
+      </w:r>
+      <w:r>
+        <w:t xml:space="preserve">(</w:t>
+      </w:r>
+      <w:hyperlink w:anchor="ref-james2015computer">
+        <w:r>
+          <w:rPr>
+            <w:rStyle w:val="Hyperlink"/>
+          </w:rPr>
+          <w:t xml:space="preserve">James et al., 2015</w:t>
+        </w:r>
+      </w:hyperlink>
+      <w:r>
+        <w:t xml:space="preserve">;</w:t>
+      </w:r>
+      <w:r>
+        <w:t xml:space="preserve"> </w:t>
+      </w:r>
+      <w:hyperlink w:anchor="ref-kindt2009beyond">
+        <w:r>
+          <w:rPr>
+            <w:rStyle w:val="Hyperlink"/>
+          </w:rPr>
+          <w:t xml:space="preserve">Kindt et al., 2009</w:t>
+        </w:r>
+      </w:hyperlink>
+      <w:r>
+        <w:t xml:space="preserve">)</w:t>
+      </w:r>
+      <w:r>
+        <w:t xml:space="preserve">.</w:t>
+      </w:r>
+      <w:r>
+        <w:t xml:space="preserve"> </w:t>
+      </w:r>
+      <w:r>
+        <w:t xml:space="preserve">The account thus ties selective interference to separate memory representations, modality-specific disruption of one trace, and a discrete reconsolidation window.</w:t>
+      </w:r>
+    </w:p>
+    <w:p>
+      <w:pPr>
+        <w:pStyle w:val="BodyText"/>
+      </w:pPr>
+      <w:r>
+        <w:t xml:space="preserve">Here we argue that selective interference need not be interpreted as evidence for differently vulnerable memory representations.</w:t>
+      </w:r>
+      <w:r>
+        <w:t xml:space="preserve"> </w:t>
+      </w:r>
+      <w:r>
+        <w:t xml:space="preserve">It may instead reflect differences in retrieval processes operating over a shared set of episodic representations.</w:t>
+      </w:r>
+      <w:r>
+        <w:t xml:space="preserve"> </w:t>
+      </w:r>
+      <w:r>
+        <w:t xml:space="preserve">Mechanisms supporting selective, goal-directed retrieval in voluntary recall may be sufficient to sidestep or overcome interference that nonetheless reduces the likelihood of unintentional recall.</w:t>
+      </w:r>
+      <w:r>
+        <w:t xml:space="preserve"> </w:t>
+      </w:r>
+      <w:r>
+        <w:t xml:space="preserve">On this interpretation, the selective-interference effect reflects a capacity to intentionally focus retrieval on goal-relevant event information while reducing the influence of competing memories.</w:t>
+      </w:r>
+    </w:p>
+    <w:p>
+      <w:pPr>
+        <w:pStyle w:val="BodyText"/>
+      </w:pPr>
+      <w:r>
+        <w:t xml:space="preserve">We formalize and evaluate this proposal within a retrieved-context framework drawing on the emotional Context Maintenance and Retrieval model family, including eCMR and CMR3</w:t>
+      </w:r>
+      <w:r>
+        <w:t xml:space="preserve"> </w:t>
+      </w:r>
+      <w:r>
+        <w:t xml:space="preserve">(</w:t>
+      </w:r>
+      <w:hyperlink w:anchor="ref-cohen2022memory">
+        <w:r>
+          <w:rPr>
+            <w:rStyle w:val="Hyperlink"/>
+          </w:rPr>
+          <w:t xml:space="preserve">Cohen &amp; Kahana, 2022</w:t>
+        </w:r>
+      </w:hyperlink>
+      <w:r>
+        <w:t xml:space="preserve">;</w:t>
+      </w:r>
+      <w:r>
+        <w:t xml:space="preserve"> </w:t>
+      </w:r>
+      <w:hyperlink w:anchor="ref-talmi2019retrieved">
+        <w:r>
+          <w:rPr>
+            <w:rStyle w:val="Hyperlink"/>
+          </w:rPr>
+          <w:t xml:space="preserve">Talmi et al., 2019</w:t>
+        </w:r>
+      </w:hyperlink>
+      <w:r>
+        <w:t xml:space="preserve">)</w:t>
+      </w:r>
+      <w:r>
+        <w:t xml:space="preserve">.</w:t>
+      </w:r>
+      <w:r>
+        <w:t xml:space="preserve"> </w:t>
+      </w:r>
+      <w:r>
+        <w:t xml:space="preserve">Retrieved-context models explain recall by treating context as a gradually changing state that is updated by studied items, reinstated by recalled items, and used to cue later memory search</w:t>
+      </w:r>
+      <w:r>
+        <w:t xml:space="preserve"> </w:t>
+      </w:r>
+      <w:r>
+        <w:t xml:space="preserve">(</w:t>
+      </w:r>
+      <w:hyperlink w:anchor="ref-howard2002distributed">
+        <w:r>
+          <w:rPr>
+            <w:rStyle w:val="Hyperlink"/>
+          </w:rPr>
+          <w:t xml:space="preserve">Howard &amp; Kahana, 2002</w:t>
+        </w:r>
+      </w:hyperlink>
+      <w:r>
+        <w:t xml:space="preserve">;</w:t>
+      </w:r>
+      <w:r>
+        <w:t xml:space="preserve"> </w:t>
+      </w:r>
+      <w:hyperlink w:anchor="ref-polyn2009context">
+        <w:r>
+          <w:rPr>
+            <w:rStyle w:val="Hyperlink"/>
+          </w:rPr>
+          <w:t xml:space="preserve">Polyn et al., 2009</w:t>
+        </w:r>
+      </w:hyperlink>
+      <w:r>
+        <w:t xml:space="preserve">)</w:t>
+      </w:r>
+      <w:r>
+        <w:t xml:space="preserve">.</w:t>
+      </w:r>
+      <w:r>
+        <w:t xml:space="preserve"> </w:t>
+      </w:r>
+      <w:r>
+        <w:t xml:space="preserve">Emotional extensions adds source-like emotional context and emotion-dependent binding strength, allowing the same architecture to capture how emotional content changes the organization and success of recall</w:t>
+      </w:r>
+      <w:r>
+        <w:t xml:space="preserve"> </w:t>
+      </w:r>
+      <w:r>
+        <w:t xml:space="preserve">Cohen &amp; Kahana (</w:t>
+      </w:r>
+      <w:hyperlink w:anchor="ref-cohen2022memory">
+        <w:r>
+          <w:rPr>
+            <w:rStyle w:val="Hyperlink"/>
+          </w:rPr>
+          <w:t xml:space="preserve">2022</w:t>
+        </w:r>
+      </w:hyperlink>
+      <w:r>
+        <w:t xml:space="preserve">)</w:t>
+      </w:r>
+      <w:r>
+        <w:t xml:space="preserve">.</w:t>
+      </w:r>
+      <w:r>
+        <w:t xml:space="preserve"> </w:t>
+      </w:r>
+      <w:r>
+        <w:t xml:space="preserve">Variants also model strategic control over memory search, allowing the model to capture how retrieval goals and task demands to shape recall</w:t>
+      </w:r>
+      <w:r>
+        <w:t xml:space="preserve"> </w:t>
+      </w:r>
+      <w:r>
+        <w:t xml:space="preserve">(</w:t>
+      </w:r>
+      <w:hyperlink w:anchor="ref-cohen2022memory">
+        <w:r>
+          <w:rPr>
+            <w:rStyle w:val="Hyperlink"/>
+          </w:rPr>
+          <w:t xml:space="preserve">Cohen &amp; Kahana, 2022</w:t>
+        </w:r>
+      </w:hyperlink>
+      <w:r>
+        <w:t xml:space="preserve">;</w:t>
+      </w:r>
+      <w:r>
+        <w:t xml:space="preserve"> </w:t>
+      </w:r>
+      <w:hyperlink w:anchor="ref-lohnas2015expanding">
+        <w:r>
+          <w:rPr>
+            <w:rStyle w:val="Hyperlink"/>
+          </w:rPr>
+          <w:t xml:space="preserve">Lohnas et al., 2015</w:t>
+        </w:r>
+      </w:hyperlink>
+      <w:r>
+        <w:t xml:space="preserve">;</w:t>
+      </w:r>
+      <w:r>
+        <w:t xml:space="preserve"> </w:t>
+      </w:r>
+      <w:hyperlink w:anchor="ref-sederberg2008context">
+        <w:r>
+          <w:rPr>
+            <w:rStyle w:val="Hyperlink"/>
+          </w:rPr>
+          <w:t xml:space="preserve">Sederberg et al., 2008</w:t>
+        </w:r>
+      </w:hyperlink>
+      <w:r>
+        <w:t xml:space="preserve">)</w:t>
+      </w:r>
+      <w:r>
+        <w:t xml:space="preserve">.</w:t>
+      </w:r>
+      <w:r>
+        <w:t xml:space="preserve"> </w:t>
+      </w:r>
+      <w:r>
+        <w:t xml:space="preserve">Together, these commitments make the framework a principled setting for testing whether selective interference can arise within a single emotional episodic-memory system.</w:t>
+      </w:r>
+    </w:p>
+    <w:p>
+      <w:pPr>
+        <w:pStyle w:val="BodyText"/>
+      </w:pPr>
+      <w:r>
+        <w:t xml:space="preserve">Consolidation and reconsolidation accounts locate selective interference in a change to the availability of the film representation after encoding or reminder reactivation.</w:t>
+      </w:r>
+      <w:r>
+        <w:t xml:space="preserve"> </w:t>
+      </w:r>
+      <w:r>
+        <w:t xml:space="preserve">A context-binding account shifts the explanatory focus to the retrieval consequences of encoding later experiences in contexts that overlap with the original event</w:t>
+      </w:r>
+      <w:r>
+        <w:t xml:space="preserve"> </w:t>
+      </w:r>
+      <w:r>
+        <w:t xml:space="preserve">(</w:t>
+      </w:r>
+      <w:hyperlink w:anchor="ref-yonelinas2019contextual">
+        <w:r>
+          <w:rPr>
+            <w:rStyle w:val="Hyperlink"/>
+          </w:rPr>
+          <w:t xml:space="preserve">Yonelinas et al., 2019</w:t>
+        </w:r>
+      </w:hyperlink>
+      <w:r>
+        <w:t xml:space="preserve">)</w:t>
+      </w:r>
+      <w:r>
+        <w:t xml:space="preserve">.</w:t>
+      </w:r>
+      <w:r>
+        <w:t xml:space="preserve"> </w:t>
+      </w:r>
+      <w:r>
+        <w:t xml:space="preserve">For selective interference, our model treats the original event, any reminder, and subsequent interference as episodes encoded by binding item representations to a continuously evolving context representation</w:t>
+      </w:r>
+      <w:r>
+        <w:t xml:space="preserve"> </w:t>
+      </w:r>
+      <w:r>
+        <w:t xml:space="preserve">(</w:t>
+      </w:r>
+      <w:hyperlink w:anchor="ref-howard2002distributed">
+        <w:r>
+          <w:rPr>
+            <w:rStyle w:val="Hyperlink"/>
+          </w:rPr>
+          <w:t xml:space="preserve">Howard &amp; Kahana, 2002</w:t>
+        </w:r>
+      </w:hyperlink>
+      <w:r>
+        <w:t xml:space="preserve">;</w:t>
+      </w:r>
+      <w:r>
+        <w:t xml:space="preserve"> </w:t>
+      </w:r>
+      <w:hyperlink w:anchor="ref-polyn2009context">
+        <w:r>
+          <w:rPr>
+            <w:rStyle w:val="Hyperlink"/>
+          </w:rPr>
+          <w:t xml:space="preserve">Polyn et al., 2009</w:t>
+        </w:r>
+      </w:hyperlink>
+      <w:r>
+        <w:t xml:space="preserve">;</w:t>
+      </w:r>
+      <w:r>
+        <w:t xml:space="preserve"> </w:t>
+      </w:r>
+      <w:hyperlink w:anchor="ref-yonelinas2019contextual">
+        <w:r>
+          <w:rPr>
+            <w:rStyle w:val="Hyperlink"/>
+          </w:rPr>
+          <w:t xml:space="preserve">Yonelinas et al., 2019</w:t>
+        </w:r>
+      </w:hyperlink>
+      <w:r>
+        <w:t xml:space="preserve">)</w:t>
+      </w:r>
+      <w:r>
+        <w:t xml:space="preserve">.</w:t>
+      </w:r>
+      <w:r>
+        <w:t xml:space="preserve"> </w:t>
+      </w:r>
+      <w:r>
+        <w:t xml:space="preserve">Later retrieval is driven by the current context state as a cue, so competition depends on how strongly different episodes are associated with overlapping regions of context.</w:t>
+      </w:r>
+      <w:r>
+        <w:t xml:space="preserve"> </w:t>
+      </w:r>
+      <w:r>
+        <w:t xml:space="preserve">Deliberate recall is more resistant because it combines a more target-oriented initial cue with a sharper decision rule, both of which favor film items over competitors.</w:t>
+      </w:r>
+      <w:r>
+        <w:t xml:space="preserve"> </w:t>
+      </w:r>
+      <w:r>
+        <w:t xml:space="preserve">The dissociation between involuntary and voluntary recall is thus attributed to differences in retrieval state applied to the same stored episodes.</w:t>
       </w:r>
     </w:p>
     <w:bookmarkEnd w:id="24"/>
+    <w:bookmarkStart w:id="25" w:name="empirical-and-theoretical-target"/>
+    <w:p>
+      <w:pPr>
+        <w:pStyle w:val="Heading1"/>
+      </w:pPr>
+      <w:r>
+        <w:t xml:space="preserve">Empirical and Theoretical Target</w:t>
+      </w:r>
+    </w:p>
+    <w:bookmarkEnd w:id="25"/>
+    <w:bookmarkStart w:id="26" w:name="Xc30ecb24643046c4752102619295de1bc2871c8"/>
+    <w:p>
+      <w:pPr>
+        <w:pStyle w:val="Heading1"/>
+      </w:pPr>
+      <w:r>
+        <w:t xml:space="preserve">A Retrieved-Context Account of Selective Interference</w:t>
+      </w:r>
+    </w:p>
+    <w:bookmarkEnd w:id="26"/>
+    <w:bookmarkStart w:id="27" w:name="model-and-paradigm"/>
+    <w:p>
+      <w:pPr>
+        <w:pStyle w:val="Heading1"/>
+      </w:pPr>
+      <w:r>
+        <w:t xml:space="preserve">Model and Paradigm</w:t>
+      </w:r>
+    </w:p>
+    <w:bookmarkEnd w:id="27"/>
+    <w:bookmarkStart w:id="28" w:name="simulation-overview"/>
+    <w:p>
+      <w:pPr>
+        <w:pStyle w:val="Heading1"/>
+      </w:pPr>
+      <w:r>
+        <w:t xml:space="preserve">Simulation Overview</w:t>
+      </w:r>
+    </w:p>
+    <w:bookmarkEnd w:id="28"/>
+    <w:bookmarkStart w:id="34" w:name="results"/>
+    <w:p>
+      <w:pPr>
+        <w:pStyle w:val="Heading1"/>
+      </w:pPr>
+      <w:r>
+        <w:t xml:space="preserve">Results</w:t>
+      </w:r>
+    </w:p>
+    <w:bookmarkStart w:id="29" w:name="Xb1e336b17d273462eba8ab1d0a00c4af4651637"/>
+    <w:p>
+      <w:pPr>
+        <w:pStyle w:val="Heading2"/>
+      </w:pPr>
+      <w:r>
+        <w:t xml:space="preserve">Simulation 1: Selective Interference Across Retrieval Configurations</w:t>
+      </w:r>
+    </w:p>
+    <w:bookmarkEnd w:id="29"/>
+    <w:bookmarkStart w:id="30" w:name="X8e9de123db9ab8eabe50264b6aea07aefa73154"/>
+    <w:p>
+      <w:pPr>
+        <w:pStyle w:val="Heading2"/>
+      </w:pPr>
+      <w:r>
+        <w:t xml:space="preserve">Simulation 2: Competitor Encoding in Reinstated Context</w:t>
+      </w:r>
+    </w:p>
+    <w:bookmarkEnd w:id="30"/>
+    <w:bookmarkStart w:id="31" w:name="Xbba1805d3fef72a2a69471023cd30942b96eaab"/>
+    <w:p>
+      <w:pPr>
+        <w:pStyle w:val="Heading2"/>
+      </w:pPr>
+      <w:r>
+        <w:t xml:space="preserve">Simulation 3: Contextual Overlap Versus Generic Task Load</w:t>
+      </w:r>
+    </w:p>
+    <w:bookmarkEnd w:id="31"/>
+    <w:bookmarkStart w:id="32" w:name="simulation-4-test-format-heterogeneity"/>
+    <w:p>
+      <w:pPr>
+        <w:pStyle w:val="Heading2"/>
+      </w:pPr>
+      <w:r>
+        <w:t xml:space="preserve">Simulation 4: Test-Format Heterogeneity</w:t>
+      </w:r>
+    </w:p>
+    <w:bookmarkEnd w:id="32"/>
+    <w:bookmarkStart w:id="33" w:name="robustness-and-diagnostic-checks"/>
+    <w:p>
+      <w:pPr>
+        <w:pStyle w:val="Heading2"/>
+      </w:pPr>
+      <w:r>
+        <w:t xml:space="preserve">Robustness and Diagnostic Checks</w:t>
+      </w:r>
+    </w:p>
+    <w:bookmarkEnd w:id="33"/>
+    <w:bookmarkEnd w:id="34"/>
+    <w:bookmarkStart w:id="35" w:name="general-discussion"/>
+    <w:p>
+      <w:pPr>
+        <w:pStyle w:val="Heading1"/>
+      </w:pPr>
+      <w:r>
+        <w:t xml:space="preserve">General Discussion</w:t>
+      </w:r>
+    </w:p>
+    <w:bookmarkEnd w:id="35"/>
+    <w:bookmarkStart w:id="95" w:name="references"/>
+    <w:p>
+      <w:pPr>
+        <w:pStyle w:val="Heading1"/>
+      </w:pPr>
+      <w:r>
+        <w:t xml:space="preserve">References</w:t>
+      </w:r>
+    </w:p>
+    <w:bookmarkStart w:id="94" w:name="refs"/>
+    <w:bookmarkStart w:id="37" w:name="ref-asselbergs2023systematic"/>
+    <w:p>
+      <w:pPr>
+        <w:pStyle w:val="Bibliography"/>
+      </w:pPr>
+      <w:r>
+        <w:t xml:space="preserve">Asselbergs, J., van Bentum, J., Riper, H., Cuijpers, P., Holmes, E. A., &amp; Sijbrandij, M. (2023). A systematic review and meta-analysis of the effect of cognitive interventions to prevent intrusive memories using the trauma film paradigm.</w:t>
+      </w:r>
+      <w:r>
+        <w:t xml:space="preserve"> </w:t>
+      </w:r>
+      <w:r>
+        <w:rPr>
+          <w:i/>
+          <w:iCs/>
+        </w:rPr>
+        <w:t xml:space="preserve">Journal of Psychiatric Research</w:t>
+      </w:r>
+      <w:r>
+        <w:t xml:space="preserve">,</w:t>
+      </w:r>
+      <w:r>
+        <w:t xml:space="preserve"> </w:t>
+      </w:r>
+      <w:r>
+        <w:rPr>
+          <w:i/>
+          <w:iCs/>
+        </w:rPr>
+        <w:t xml:space="preserve">159</w:t>
+      </w:r>
+      <w:r>
+        <w:t xml:space="preserve">, 116–129.</w:t>
+      </w:r>
+      <w:r>
+        <w:t xml:space="preserve"> </w:t>
+      </w:r>
+      <w:hyperlink r:id="rId36">
+        <w:r>
+          <w:rPr>
+            <w:rStyle w:val="Hyperlink"/>
+          </w:rPr>
+          <w:t xml:space="preserve">https://doi.org/10.1016/j.jpsychires.2023.01.028</w:t>
+        </w:r>
+      </w:hyperlink>
+    </w:p>
+    <w:bookmarkEnd w:id="37"/>
+    <w:bookmarkStart w:id="39" w:name="ref-brewin2014episodic"/>
+    <w:p>
+      <w:pPr>
+        <w:pStyle w:val="Bibliography"/>
+      </w:pPr>
+      <w:r>
+        <w:t xml:space="preserve">Brewin, C. R. (2014). Episodic memory, perceptual memory, and their interaction: Foundations for a theory of posttraumatic stress disorder.</w:t>
+      </w:r>
+      <w:r>
+        <w:t xml:space="preserve"> </w:t>
+      </w:r>
+      <w:r>
+        <w:rPr>
+          <w:i/>
+          <w:iCs/>
+        </w:rPr>
+        <w:t xml:space="preserve">Psychological Bulletin</w:t>
+      </w:r>
+      <w:r>
+        <w:t xml:space="preserve">,</w:t>
+      </w:r>
+      <w:r>
+        <w:t xml:space="preserve"> </w:t>
+      </w:r>
+      <w:r>
+        <w:rPr>
+          <w:i/>
+          <w:iCs/>
+        </w:rPr>
+        <w:t xml:space="preserve">140</w:t>
+      </w:r>
+      <w:r>
+        <w:t xml:space="preserve">(1), 69–97.</w:t>
+      </w:r>
+      <w:r>
+        <w:t xml:space="preserve"> </w:t>
+      </w:r>
+      <w:hyperlink r:id="rId38">
+        <w:r>
+          <w:rPr>
+            <w:rStyle w:val="Hyperlink"/>
+          </w:rPr>
+          <w:t xml:space="preserve">https://doi.org/10.1037/a0033722</w:t>
+        </w:r>
+      </w:hyperlink>
+    </w:p>
+    <w:bookmarkEnd w:id="39"/>
+    <w:bookmarkStart w:id="41" w:name="ref-brewin1996dual"/>
+    <w:p>
+      <w:pPr>
+        <w:pStyle w:val="Bibliography"/>
+      </w:pPr>
+      <w:r>
+        <w:t xml:space="preserve">Brewin, C. R., Dalgleish, T., &amp; Joseph, S. (1996). A dual representation theory of posttraumatic stress disorder.</w:t>
+      </w:r>
+      <w:r>
+        <w:t xml:space="preserve"> </w:t>
+      </w:r>
+      <w:r>
+        <w:rPr>
+          <w:i/>
+          <w:iCs/>
+        </w:rPr>
+        <w:t xml:space="preserve">Psychological Review</w:t>
+      </w:r>
+      <w:r>
+        <w:t xml:space="preserve">,</w:t>
+      </w:r>
+      <w:r>
+        <w:t xml:space="preserve"> </w:t>
+      </w:r>
+      <w:r>
+        <w:rPr>
+          <w:i/>
+          <w:iCs/>
+        </w:rPr>
+        <w:t xml:space="preserve">103</w:t>
+      </w:r>
+      <w:r>
+        <w:t xml:space="preserve">(4), 670–686.</w:t>
+      </w:r>
+      <w:r>
+        <w:t xml:space="preserve"> </w:t>
+      </w:r>
+      <w:hyperlink r:id="rId40">
+        <w:r>
+          <w:rPr>
+            <w:rStyle w:val="Hyperlink"/>
+          </w:rPr>
+          <w:t xml:space="preserve">https://doi.org/10.1037/0033-295X.103.4.670</w:t>
+        </w:r>
+      </w:hyperlink>
+    </w:p>
+    <w:bookmarkEnd w:id="41"/>
+    <w:bookmarkStart w:id="43" w:name="ref-brewin2010intrusive"/>
+    <w:p>
+      <w:pPr>
+        <w:pStyle w:val="Bibliography"/>
+      </w:pPr>
+      <w:r>
+        <w:t xml:space="preserve">Brewin, C. R., Gregory, J. D., Lipton, M., &amp; Burgess, N. (2010). Intrusive images in psychological disorders: Characteristics, neural mechanisms, and treatment implications.</w:t>
+      </w:r>
+      <w:r>
+        <w:t xml:space="preserve"> </w:t>
+      </w:r>
+      <w:r>
+        <w:rPr>
+          <w:i/>
+          <w:iCs/>
+        </w:rPr>
+        <w:t xml:space="preserve">Psychological Review</w:t>
+      </w:r>
+      <w:r>
+        <w:t xml:space="preserve">,</w:t>
+      </w:r>
+      <w:r>
+        <w:t xml:space="preserve"> </w:t>
+      </w:r>
+      <w:r>
+        <w:rPr>
+          <w:i/>
+          <w:iCs/>
+        </w:rPr>
+        <w:t xml:space="preserve">117</w:t>
+      </w:r>
+      <w:r>
+        <w:t xml:space="preserve">(1), 210–232.</w:t>
+      </w:r>
+      <w:r>
+        <w:t xml:space="preserve"> </w:t>
+      </w:r>
+      <w:hyperlink r:id="rId42">
+        <w:r>
+          <w:rPr>
+            <w:rStyle w:val="Hyperlink"/>
+          </w:rPr>
+          <w:t xml:space="preserve">https://doi.org/10.1037/a0018113</w:t>
+        </w:r>
+      </w:hyperlink>
+    </w:p>
+    <w:bookmarkEnd w:id="43"/>
+    <w:bookmarkStart w:id="45" w:name="ref-cohen2022memory"/>
+    <w:p>
+      <w:pPr>
+        <w:pStyle w:val="Bibliography"/>
+      </w:pPr>
+      <w:r>
+        <w:t xml:space="preserve">Cohen, R. T., &amp; Kahana, M. J. (2022). A memory-based theory of emotional disorders.</w:t>
+      </w:r>
+      <w:r>
+        <w:t xml:space="preserve"> </w:t>
+      </w:r>
+      <w:r>
+        <w:rPr>
+          <w:i/>
+          <w:iCs/>
+        </w:rPr>
+        <w:t xml:space="preserve">Psychological Review</w:t>
+      </w:r>
+      <w:r>
+        <w:t xml:space="preserve">,</w:t>
+      </w:r>
+      <w:r>
+        <w:t xml:space="preserve"> </w:t>
+      </w:r>
+      <w:r>
+        <w:rPr>
+          <w:i/>
+          <w:iCs/>
+        </w:rPr>
+        <w:t xml:space="preserve">129</w:t>
+      </w:r>
+      <w:r>
+        <w:t xml:space="preserve">(4), 742–776.</w:t>
+      </w:r>
+      <w:r>
+        <w:t xml:space="preserve"> </w:t>
+      </w:r>
+      <w:hyperlink r:id="rId44">
+        <w:r>
+          <w:rPr>
+            <w:rStyle w:val="Hyperlink"/>
+          </w:rPr>
+          <w:t xml:space="preserve">https://doi.org/10.1037/rev0000334</w:t>
+        </w:r>
+      </w:hyperlink>
+    </w:p>
+    <w:bookmarkEnd w:id="45"/>
+    <w:bookmarkStart w:id="47" w:name="ref-deeprose2012imagery"/>
+    <w:p>
+      <w:pPr>
+        <w:pStyle w:val="Bibliography"/>
+      </w:pPr>
+      <w:r>
+        <w:t xml:space="preserve">Deeprose, C., Zhang, S., DeJong, H., Dalgleish, T., &amp; Holmes, E. A. (2012). Imagery in the aftermath of viewing a traumatic film: Using cognitive tasks to modulate the development of involuntary memory.</w:t>
+      </w:r>
+      <w:r>
+        <w:t xml:space="preserve"> </w:t>
+      </w:r>
+      <w:r>
+        <w:rPr>
+          <w:i/>
+          <w:iCs/>
+        </w:rPr>
+        <w:t xml:space="preserve">Journal of Behavior Therapy and Experimental Psychiatry</w:t>
+      </w:r>
+      <w:r>
+        <w:t xml:space="preserve">,</w:t>
+      </w:r>
+      <w:r>
+        <w:t xml:space="preserve"> </w:t>
+      </w:r>
+      <w:r>
+        <w:rPr>
+          <w:i/>
+          <w:iCs/>
+        </w:rPr>
+        <w:t xml:space="preserve">43</w:t>
+      </w:r>
+      <w:r>
+        <w:t xml:space="preserve">(2), 758–764.</w:t>
+      </w:r>
+      <w:r>
+        <w:t xml:space="preserve"> </w:t>
+      </w:r>
+      <w:hyperlink r:id="rId46">
+        <w:r>
+          <w:rPr>
+            <w:rStyle w:val="Hyperlink"/>
+          </w:rPr>
+          <w:t xml:space="preserve">https://doi.org/10.1016/j.jbtep.2011.10.008</w:t>
+        </w:r>
+      </w:hyperlink>
+    </w:p>
+    <w:bookmarkEnd w:id="47"/>
+    <w:bookmarkStart w:id="49" w:name="ref-ehlers2000cognitive"/>
+    <w:p>
+      <w:pPr>
+        <w:pStyle w:val="Bibliography"/>
+      </w:pPr>
+      <w:r>
+        <w:t xml:space="preserve">Ehlers, A., &amp; Clark, D. M. (2000). A cognitive model of posttraumatic stress disorder.</w:t>
+      </w:r>
+      <w:r>
+        <w:t xml:space="preserve"> </w:t>
+      </w:r>
+      <w:r>
+        <w:rPr>
+          <w:i/>
+          <w:iCs/>
+        </w:rPr>
+        <w:t xml:space="preserve">Behaviour Research and Therapy</w:t>
+      </w:r>
+      <w:r>
+        <w:t xml:space="preserve">,</w:t>
+      </w:r>
+      <w:r>
+        <w:t xml:space="preserve"> </w:t>
+      </w:r>
+      <w:r>
+        <w:rPr>
+          <w:i/>
+          <w:iCs/>
+        </w:rPr>
+        <w:t xml:space="preserve">38</w:t>
+      </w:r>
+      <w:r>
+        <w:t xml:space="preserve">(4), 319–345.</w:t>
+      </w:r>
+      <w:r>
+        <w:t xml:space="preserve"> </w:t>
+      </w:r>
+      <w:hyperlink r:id="rId48">
+        <w:r>
+          <w:rPr>
+            <w:rStyle w:val="Hyperlink"/>
+          </w:rPr>
+          <w:t xml:space="preserve">https://doi.org/10.1016/S0005-7967(99)00123-0</w:t>
+        </w:r>
+      </w:hyperlink>
+    </w:p>
+    <w:bookmarkEnd w:id="49"/>
+    <w:bookmarkStart w:id="51" w:name="ref-holmes2008inducing"/>
+    <w:p>
+      <w:pPr>
+        <w:pStyle w:val="Bibliography"/>
+      </w:pPr>
+      <w:r>
+        <w:t xml:space="preserve">Holmes, E. A., &amp; Bourne, C. (2008). Inducing and modulating intrusive emotional memories: A review of the trauma film paradigm.</w:t>
+      </w:r>
+      <w:r>
+        <w:t xml:space="preserve"> </w:t>
+      </w:r>
+      <w:r>
+        <w:rPr>
+          <w:i/>
+          <w:iCs/>
+        </w:rPr>
+        <w:t xml:space="preserve">Acta Psychologica</w:t>
+      </w:r>
+      <w:r>
+        <w:t xml:space="preserve">,</w:t>
+      </w:r>
+      <w:r>
+        <w:t xml:space="preserve"> </w:t>
+      </w:r>
+      <w:r>
+        <w:rPr>
+          <w:i/>
+          <w:iCs/>
+        </w:rPr>
+        <w:t xml:space="preserve">127</w:t>
+      </w:r>
+      <w:r>
+        <w:t xml:space="preserve">(3), 553–566.</w:t>
+      </w:r>
+      <w:r>
+        <w:t xml:space="preserve"> </w:t>
+      </w:r>
+      <w:hyperlink r:id="rId50">
+        <w:r>
+          <w:rPr>
+            <w:rStyle w:val="Hyperlink"/>
+          </w:rPr>
+          <w:t xml:space="preserve">https://doi.org/10.1016/j.actpsy.2007.11.002</w:t>
+        </w:r>
+      </w:hyperlink>
+    </w:p>
+    <w:bookmarkEnd w:id="51"/>
+    <w:bookmarkStart w:id="53" w:name="ref-holmes2004trauma"/>
+    <w:p>
+      <w:pPr>
+        <w:pStyle w:val="Bibliography"/>
+      </w:pPr>
+      <w:r>
+        <w:t xml:space="preserve">Holmes, E. A., Brewin, C. R., &amp; Hennessy, R. G. (2004). Trauma films, information processing, and intrusive memory development.</w:t>
+      </w:r>
+      <w:r>
+        <w:t xml:space="preserve"> </w:t>
+      </w:r>
+      <w:r>
+        <w:rPr>
+          <w:i/>
+          <w:iCs/>
+        </w:rPr>
+        <w:t xml:space="preserve">Journal of Experimental Psychology: General</w:t>
+      </w:r>
+      <w:r>
+        <w:t xml:space="preserve">,</w:t>
+      </w:r>
+      <w:r>
+        <w:t xml:space="preserve"> </w:t>
+      </w:r>
+      <w:r>
+        <w:rPr>
+          <w:i/>
+          <w:iCs/>
+        </w:rPr>
+        <w:t xml:space="preserve">133</w:t>
+      </w:r>
+      <w:r>
+        <w:t xml:space="preserve">(1), 3–22.</w:t>
+      </w:r>
+      <w:r>
+        <w:t xml:space="preserve"> </w:t>
+      </w:r>
+      <w:hyperlink r:id="rId52">
+        <w:r>
+          <w:rPr>
+            <w:rStyle w:val="Hyperlink"/>
+          </w:rPr>
+          <w:t xml:space="preserve">https://doi.org/10.1037/0096-3445.133.1.3</w:t>
+        </w:r>
+      </w:hyperlink>
+    </w:p>
+    <w:bookmarkEnd w:id="53"/>
+    <w:bookmarkStart w:id="55" w:name="ref-holmes2009can"/>
+    <w:p>
+      <w:pPr>
+        <w:pStyle w:val="Bibliography"/>
+      </w:pPr>
+      <w:r>
+        <w:t xml:space="preserve">Holmes, E. A., James, E. L., Coode-Bate, T., &amp; Deeprose, C. (2009). Can playing the computer game</w:t>
+      </w:r>
+      <w:r>
+        <w:t xml:space="preserve"> </w:t>
+      </w:r>
+      <w:r>
+        <w:t xml:space="preserve">Tetris</w:t>
+      </w:r>
+      <w:r>
+        <w:t xml:space="preserve"> </w:t>
+      </w:r>
+      <w:r>
+        <w:t xml:space="preserve">reduce the build-up of flashbacks for trauma? A proposal from cognitive science.</w:t>
+      </w:r>
+      <w:r>
+        <w:t xml:space="preserve"> </w:t>
+      </w:r>
+      <w:r>
+        <w:rPr>
+          <w:i/>
+          <w:iCs/>
+        </w:rPr>
+        <w:t xml:space="preserve">PLoS ONE</w:t>
+      </w:r>
+      <w:r>
+        <w:t xml:space="preserve">,</w:t>
+      </w:r>
+      <w:r>
+        <w:t xml:space="preserve"> </w:t>
+      </w:r>
+      <w:r>
+        <w:rPr>
+          <w:i/>
+          <w:iCs/>
+        </w:rPr>
+        <w:t xml:space="preserve">4</w:t>
+      </w:r>
+      <w:r>
+        <w:t xml:space="preserve">(1), e4153.</w:t>
+      </w:r>
+      <w:r>
+        <w:t xml:space="preserve"> </w:t>
+      </w:r>
+      <w:hyperlink r:id="rId54">
+        <w:r>
+          <w:rPr>
+            <w:rStyle w:val="Hyperlink"/>
+          </w:rPr>
+          <w:t xml:space="preserve">https://doi.org/10.1371/journal.pone.0004153</w:t>
+        </w:r>
+      </w:hyperlink>
+    </w:p>
+    <w:bookmarkEnd w:id="55"/>
+    <w:bookmarkStart w:id="57" w:name="ref-holmes2010key"/>
+    <w:p>
+      <w:pPr>
+        <w:pStyle w:val="Bibliography"/>
+      </w:pPr>
+      <w:r>
+        <w:t xml:space="preserve">Holmes, E. A., James, E. L., Kilford, E. J., &amp; Deeprose, C. (2010). Key steps in developing a cognitive vaccine against traumatic flashbacks: Visuospatial</w:t>
+      </w:r>
+      <w:r>
+        <w:t xml:space="preserve"> </w:t>
+      </w:r>
+      <w:r>
+        <w:t xml:space="preserve">Tetris</w:t>
+      </w:r>
+      <w:r>
+        <w:t xml:space="preserve"> </w:t>
+      </w:r>
+      <w:r>
+        <w:t xml:space="preserve">versus verbal</w:t>
+      </w:r>
+      <w:r>
+        <w:t xml:space="preserve"> </w:t>
+      </w:r>
+      <w:r>
+        <w:t xml:space="preserve">Pub Quiz</w:t>
+      </w:r>
+      <w:r>
+        <w:t xml:space="preserve">.</w:t>
+      </w:r>
+      <w:r>
+        <w:t xml:space="preserve"> </w:t>
+      </w:r>
+      <w:r>
+        <w:rPr>
+          <w:i/>
+          <w:iCs/>
+        </w:rPr>
+        <w:t xml:space="preserve">PLoS ONE</w:t>
+      </w:r>
+      <w:r>
+        <w:t xml:space="preserve">,</w:t>
+      </w:r>
+      <w:r>
+        <w:t xml:space="preserve"> </w:t>
+      </w:r>
+      <w:r>
+        <w:rPr>
+          <w:i/>
+          <w:iCs/>
+        </w:rPr>
+        <w:t xml:space="preserve">5</w:t>
+      </w:r>
+      <w:r>
+        <w:t xml:space="preserve">(11), e13706.</w:t>
+      </w:r>
+      <w:r>
+        <w:t xml:space="preserve"> </w:t>
+      </w:r>
+      <w:hyperlink r:id="rId56">
+        <w:r>
+          <w:rPr>
+            <w:rStyle w:val="Hyperlink"/>
+          </w:rPr>
+          <w:t xml:space="preserve">https://doi.org/10.1371/journal.pone.0013706</w:t>
+        </w:r>
+      </w:hyperlink>
+    </w:p>
+    <w:bookmarkEnd w:id="57"/>
+    <w:bookmarkStart w:id="59" w:name="ref-horsch2017reducing"/>
+    <w:p>
+      <w:pPr>
+        <w:pStyle w:val="Bibliography"/>
+      </w:pPr>
+      <w:r>
+        <w:t xml:space="preserve">Horsch, A., Vial, Y., Favrod, C., Harari, M. M., Blackwell, S. E., Watson, P., Iyadurai, L., Bonsall, M. B., &amp; Holmes, E. A. (2017). Reducing intrusive traumatic memories after emergency caesarean section: A proof-of-principle randomized controlled study.</w:t>
+      </w:r>
+      <w:r>
+        <w:t xml:space="preserve"> </w:t>
+      </w:r>
+      <w:r>
+        <w:rPr>
+          <w:i/>
+          <w:iCs/>
+        </w:rPr>
+        <w:t xml:space="preserve">Behaviour Research and Therapy</w:t>
+      </w:r>
+      <w:r>
+        <w:t xml:space="preserve">,</w:t>
+      </w:r>
+      <w:r>
+        <w:t xml:space="preserve"> </w:t>
+      </w:r>
+      <w:r>
+        <w:rPr>
+          <w:i/>
+          <w:iCs/>
+        </w:rPr>
+        <w:t xml:space="preserve">94</w:t>
+      </w:r>
+      <w:r>
+        <w:t xml:space="preserve">, 36–47.</w:t>
+      </w:r>
+      <w:r>
+        <w:t xml:space="preserve"> </w:t>
+      </w:r>
+      <w:hyperlink r:id="rId58">
+        <w:r>
+          <w:rPr>
+            <w:rStyle w:val="Hyperlink"/>
+          </w:rPr>
+          <w:t xml:space="preserve">https://doi.org/10.1016/j.brat.2017.03.018</w:t>
+        </w:r>
+      </w:hyperlink>
+    </w:p>
+    <w:bookmarkEnd w:id="59"/>
+    <w:bookmarkStart w:id="61" w:name="ref-howard2002distributed"/>
+    <w:p>
+      <w:pPr>
+        <w:pStyle w:val="Bibliography"/>
+      </w:pPr>
+      <w:r>
+        <w:t xml:space="preserve">Howard, M. W., &amp; Kahana, M. J. (2002). A distributed representation of temporal context.</w:t>
+      </w:r>
+      <w:r>
+        <w:t xml:space="preserve"> </w:t>
+      </w:r>
+      <w:r>
+        <w:rPr>
+          <w:i/>
+          <w:iCs/>
+        </w:rPr>
+        <w:t xml:space="preserve">Journal of Mathematical Psychology</w:t>
+      </w:r>
+      <w:r>
+        <w:t xml:space="preserve">,</w:t>
+      </w:r>
+      <w:r>
+        <w:t xml:space="preserve"> </w:t>
+      </w:r>
+      <w:r>
+        <w:rPr>
+          <w:i/>
+          <w:iCs/>
+        </w:rPr>
+        <w:t xml:space="preserve">46</w:t>
+      </w:r>
+      <w:r>
+        <w:t xml:space="preserve">(3), 269–299.</w:t>
+      </w:r>
+      <w:r>
+        <w:t xml:space="preserve"> </w:t>
+      </w:r>
+      <w:hyperlink r:id="rId60">
+        <w:r>
+          <w:rPr>
+            <w:rStyle w:val="Hyperlink"/>
+          </w:rPr>
+          <w:t xml:space="preserve">https://doi.org/10.1006/jmps.2001.1388</w:t>
+        </w:r>
+      </w:hyperlink>
+    </w:p>
+    <w:bookmarkEnd w:id="61"/>
+    <w:bookmarkStart w:id="63" w:name="ref-iyadurai2018preventing"/>
+    <w:p>
+      <w:pPr>
+        <w:pStyle w:val="Bibliography"/>
+      </w:pPr>
+      <w:r>
+        <w:t xml:space="preserve">Iyadurai, L., Blackwell, S. E., Meiser-Stedman, R., Watson, P. C., Bonsall, M. B., Geddes, J. R., Nobre, A. C., &amp; Holmes, E. A. (2018). Preventing intrusive memories after trauma via a brief intervention involving</w:t>
+      </w:r>
+      <w:r>
+        <w:t xml:space="preserve"> </w:t>
+      </w:r>
+      <w:r>
+        <w:t xml:space="preserve">Tetris</w:t>
+      </w:r>
+      <w:r>
+        <w:t xml:space="preserve"> </w:t>
+      </w:r>
+      <w:r>
+        <w:t xml:space="preserve">computer game play in the emergency department: A proof-of-concept randomized controlled trial.</w:t>
+      </w:r>
+      <w:r>
+        <w:t xml:space="preserve"> </w:t>
+      </w:r>
+      <w:r>
+        <w:rPr>
+          <w:i/>
+          <w:iCs/>
+        </w:rPr>
+        <w:t xml:space="preserve">Molecular Psychiatry</w:t>
+      </w:r>
+      <w:r>
+        <w:t xml:space="preserve">,</w:t>
+      </w:r>
+      <w:r>
+        <w:t xml:space="preserve"> </w:t>
+      </w:r>
+      <w:r>
+        <w:rPr>
+          <w:i/>
+          <w:iCs/>
+        </w:rPr>
+        <w:t xml:space="preserve">23</w:t>
+      </w:r>
+      <w:r>
+        <w:t xml:space="preserve">(3), 674–682.</w:t>
+      </w:r>
+      <w:r>
+        <w:t xml:space="preserve"> </w:t>
+      </w:r>
+      <w:hyperlink r:id="rId62">
+        <w:r>
+          <w:rPr>
+            <w:rStyle w:val="Hyperlink"/>
+          </w:rPr>
+          <w:t xml:space="preserve">https://doi.org/10.1038/mp.2017.23</w:t>
+        </w:r>
+      </w:hyperlink>
+    </w:p>
+    <w:bookmarkEnd w:id="63"/>
+    <w:bookmarkStart w:id="65" w:name="ref-iyadurai2019intrusive"/>
+    <w:p>
+      <w:pPr>
+        <w:pStyle w:val="Bibliography"/>
+      </w:pPr>
+      <w:r>
+        <w:t xml:space="preserve">Iyadurai, L., Visser, R. M., Lau-Zhu, A., Porcheret, K., Horsch, A., Holmes, E. A., &amp; James, E. L. (2019). Intrusive memories of trauma: A target for research bridging cognitive science and its clinical application.</w:t>
+      </w:r>
+      <w:r>
+        <w:t xml:space="preserve"> </w:t>
+      </w:r>
+      <w:r>
+        <w:rPr>
+          <w:i/>
+          <w:iCs/>
+        </w:rPr>
+        <w:t xml:space="preserve">Clinical Psychology Review</w:t>
+      </w:r>
+      <w:r>
+        <w:t xml:space="preserve">,</w:t>
+      </w:r>
+      <w:r>
+        <w:t xml:space="preserve"> </w:t>
+      </w:r>
+      <w:r>
+        <w:rPr>
+          <w:i/>
+          <w:iCs/>
+        </w:rPr>
+        <w:t xml:space="preserve">69</w:t>
+      </w:r>
+      <w:r>
+        <w:t xml:space="preserve">, 67–82.</w:t>
+      </w:r>
+      <w:r>
+        <w:t xml:space="preserve"> </w:t>
+      </w:r>
+      <w:hyperlink r:id="rId64">
+        <w:r>
+          <w:rPr>
+            <w:rStyle w:val="Hyperlink"/>
+          </w:rPr>
+          <w:t xml:space="preserve">https://doi.org/10.1016/j.cpr.2018.08.005</w:t>
+        </w:r>
+      </w:hyperlink>
+    </w:p>
+    <w:bookmarkEnd w:id="65"/>
+    <w:bookmarkStart w:id="67" w:name="ref-james2015computer"/>
+    <w:p>
+      <w:pPr>
+        <w:pStyle w:val="Bibliography"/>
+      </w:pPr>
+      <w:r>
+        <w:t xml:space="preserve">James, E. L., Bonsall, M. B., Hoppitt, L., Tunbridge, E. M., Geddes, J. R., Milton, A. L., &amp; Holmes, E. A. (2015). Computer game play reduces intrusive memories of experimental trauma via reconsolidation-update mechanisms.</w:t>
+      </w:r>
+      <w:r>
+        <w:t xml:space="preserve"> </w:t>
+      </w:r>
+      <w:r>
+        <w:rPr>
+          <w:i/>
+          <w:iCs/>
+        </w:rPr>
+        <w:t xml:space="preserve">Psychological Science</w:t>
+      </w:r>
+      <w:r>
+        <w:t xml:space="preserve">,</w:t>
+      </w:r>
+      <w:r>
+        <w:t xml:space="preserve"> </w:t>
+      </w:r>
+      <w:r>
+        <w:rPr>
+          <w:i/>
+          <w:iCs/>
+        </w:rPr>
+        <w:t xml:space="preserve">26</w:t>
+      </w:r>
+      <w:r>
+        <w:t xml:space="preserve">(8), 1201–1215.</w:t>
+      </w:r>
+      <w:r>
+        <w:t xml:space="preserve"> </w:t>
+      </w:r>
+      <w:hyperlink r:id="rId66">
+        <w:r>
+          <w:rPr>
+            <w:rStyle w:val="Hyperlink"/>
+          </w:rPr>
+          <w:t xml:space="preserve">https://doi.org/10.1177/0956797615583071</w:t>
+        </w:r>
+      </w:hyperlink>
+    </w:p>
+    <w:bookmarkEnd w:id="67"/>
+    <w:bookmarkStart w:id="69" w:name="ref-james2016trauma"/>
+    <w:p>
+      <w:pPr>
+        <w:pStyle w:val="Bibliography"/>
+      </w:pPr>
+      <w:r>
+        <w:t xml:space="preserve">James, E. L., Lau-Zhu, A., Clark, I. A., Visser, R. M., Hagenaars, M. A., &amp; Holmes, E. A. (2016). The trauma film paradigm as an experimental psychopathology model of psychological trauma: Intrusive memories and beyond.</w:t>
+      </w:r>
+      <w:r>
+        <w:t xml:space="preserve"> </w:t>
+      </w:r>
+      <w:r>
+        <w:rPr>
+          <w:i/>
+          <w:iCs/>
+        </w:rPr>
+        <w:t xml:space="preserve">Clinical Psychology Review</w:t>
+      </w:r>
+      <w:r>
+        <w:t xml:space="preserve">,</w:t>
+      </w:r>
+      <w:r>
+        <w:t xml:space="preserve"> </w:t>
+      </w:r>
+      <w:r>
+        <w:rPr>
+          <w:i/>
+          <w:iCs/>
+        </w:rPr>
+        <w:t xml:space="preserve">47</w:t>
+      </w:r>
+      <w:r>
+        <w:t xml:space="preserve">, 106–142.</w:t>
+      </w:r>
+      <w:r>
+        <w:t xml:space="preserve"> </w:t>
+      </w:r>
+      <w:hyperlink r:id="rId68">
+        <w:r>
+          <w:rPr>
+            <w:rStyle w:val="Hyperlink"/>
+          </w:rPr>
+          <w:t xml:space="preserve">https://doi.org/10.1016/j.cpr.2016.04.010</w:t>
+        </w:r>
+      </w:hyperlink>
+    </w:p>
+    <w:bookmarkEnd w:id="69"/>
+    <w:bookmarkStart w:id="71" w:name="ref-kanstrup2021single"/>
+    <w:p>
+      <w:pPr>
+        <w:pStyle w:val="Bibliography"/>
+      </w:pPr>
+      <w:r>
+        <w:t xml:space="preserve">Kanstrup, M., Kontio, E., Geranmayeh, A., Olofsdotter Lauri, K., Moulds, M. L., &amp; Holmes, E. A. (2021). A single case series using visuospatial task interference to reduce the number of visual intrusive memories of trauma with refugees.</w:t>
+      </w:r>
+      <w:r>
+        <w:t xml:space="preserve"> </w:t>
+      </w:r>
+      <w:r>
+        <w:rPr>
+          <w:i/>
+          <w:iCs/>
+        </w:rPr>
+        <w:t xml:space="preserve">Clinical Psychology &amp; Psychotherapy</w:t>
+      </w:r>
+      <w:r>
+        <w:t xml:space="preserve">,</w:t>
+      </w:r>
+      <w:r>
+        <w:t xml:space="preserve"> </w:t>
+      </w:r>
+      <w:r>
+        <w:rPr>
+          <w:i/>
+          <w:iCs/>
+        </w:rPr>
+        <w:t xml:space="preserve">28</w:t>
+      </w:r>
+      <w:r>
+        <w:t xml:space="preserve">(1), 109–123.</w:t>
+      </w:r>
+      <w:r>
+        <w:t xml:space="preserve"> </w:t>
+      </w:r>
+      <w:hyperlink r:id="rId70">
+        <w:r>
+          <w:rPr>
+            <w:rStyle w:val="Hyperlink"/>
+          </w:rPr>
+          <w:t xml:space="preserve">https://doi.org/10.1002/cpp.2489</w:t>
+        </w:r>
+      </w:hyperlink>
+    </w:p>
+    <w:bookmarkEnd w:id="71"/>
+    <w:bookmarkStart w:id="73" w:name="ref-kessler2020visuospatial"/>
+    <w:p>
+      <w:pPr>
+        <w:pStyle w:val="Bibliography"/>
+      </w:pPr>
+      <w:r>
+        <w:t xml:space="preserve">Kessler, H., Schmidt, A.-C., James, E. L., Blackwell, S. E., von Rauchhaupt, M., Harren, K., Kehyayan, A., Clark, I. A., Sauvage, M., Herpertz, S., Axmacher, N., &amp; Holmes, E. A. (2020). Visuospatial computer game play after memory reminder delivered three days after a traumatic film reduces the number of intrusive memories of the experimental trauma.</w:t>
+      </w:r>
+      <w:r>
+        <w:t xml:space="preserve"> </w:t>
+      </w:r>
+      <w:r>
+        <w:rPr>
+          <w:i/>
+          <w:iCs/>
+        </w:rPr>
+        <w:t xml:space="preserve">Journal of Behavior Therapy and Experimental Psychiatry</w:t>
+      </w:r>
+      <w:r>
+        <w:t xml:space="preserve">,</w:t>
+      </w:r>
+      <w:r>
+        <w:t xml:space="preserve"> </w:t>
+      </w:r>
+      <w:r>
+        <w:rPr>
+          <w:i/>
+          <w:iCs/>
+        </w:rPr>
+        <w:t xml:space="preserve">67</w:t>
+      </w:r>
+      <w:r>
+        <w:t xml:space="preserve">, 101454.</w:t>
+      </w:r>
+      <w:r>
+        <w:t xml:space="preserve"> </w:t>
+      </w:r>
+      <w:hyperlink r:id="rId72">
+        <w:r>
+          <w:rPr>
+            <w:rStyle w:val="Hyperlink"/>
+          </w:rPr>
+          <w:t xml:space="preserve">https://doi.org/10.1016/j.jbtep.2019.01.006</w:t>
+        </w:r>
+      </w:hyperlink>
+    </w:p>
+    <w:bookmarkEnd w:id="73"/>
+    <w:bookmarkStart w:id="75" w:name="ref-kindt2009beyond"/>
+    <w:p>
+      <w:pPr>
+        <w:pStyle w:val="Bibliography"/>
+      </w:pPr>
+      <w:r>
+        <w:t xml:space="preserve">Kindt, M., Soeter, M., &amp; Vervliet, B. (2009). Beyond extinction: Erasing human fear responses and preventing the return of fear.</w:t>
+      </w:r>
+      <w:r>
+        <w:t xml:space="preserve"> </w:t>
+      </w:r>
+      <w:r>
+        <w:rPr>
+          <w:i/>
+          <w:iCs/>
+        </w:rPr>
+        <w:t xml:space="preserve">Nature Neuroscience</w:t>
+      </w:r>
+      <w:r>
+        <w:t xml:space="preserve">,</w:t>
+      </w:r>
+      <w:r>
+        <w:t xml:space="preserve"> </w:t>
+      </w:r>
+      <w:r>
+        <w:rPr>
+          <w:i/>
+          <w:iCs/>
+        </w:rPr>
+        <w:t xml:space="preserve">12</w:t>
+      </w:r>
+      <w:r>
+        <w:t xml:space="preserve">(3), 256–258.</w:t>
+      </w:r>
+      <w:r>
+        <w:t xml:space="preserve"> </w:t>
+      </w:r>
+      <w:hyperlink r:id="rId74">
+        <w:r>
+          <w:rPr>
+            <w:rStyle w:val="Hyperlink"/>
+          </w:rPr>
+          <w:t xml:space="preserve">https://doi.org/10.1038/nn.2271</w:t>
+        </w:r>
+      </w:hyperlink>
+    </w:p>
+    <w:bookmarkEnd w:id="75"/>
+    <w:bookmarkStart w:id="77" w:name="ref-krans2009intrusive"/>
+    <w:p>
+      <w:pPr>
+        <w:pStyle w:val="Bibliography"/>
+      </w:pPr>
+      <w:r>
+        <w:t xml:space="preserve">Krans, J., Näring, G., Becker, E. S., &amp; Holmes, E. A. (2009). Intrusive trauma memory: A review and functional analysis.</w:t>
+      </w:r>
+      <w:r>
+        <w:t xml:space="preserve"> </w:t>
+      </w:r>
+      <w:r>
+        <w:rPr>
+          <w:i/>
+          <w:iCs/>
+        </w:rPr>
+        <w:t xml:space="preserve">Applied Cognitive Psychology</w:t>
+      </w:r>
+      <w:r>
+        <w:t xml:space="preserve">,</w:t>
+      </w:r>
+      <w:r>
+        <w:t xml:space="preserve"> </w:t>
+      </w:r>
+      <w:r>
+        <w:rPr>
+          <w:i/>
+          <w:iCs/>
+        </w:rPr>
+        <w:t xml:space="preserve">23</w:t>
+      </w:r>
+      <w:r>
+        <w:t xml:space="preserve">(8), 1076–1088.</w:t>
+      </w:r>
+      <w:r>
+        <w:t xml:space="preserve"> </w:t>
+      </w:r>
+      <w:hyperlink r:id="rId76">
+        <w:r>
+          <w:rPr>
+            <w:rStyle w:val="Hyperlink"/>
+          </w:rPr>
+          <w:t xml:space="preserve">https://doi.org/10.1002/acp.1611</w:t>
+        </w:r>
+      </w:hyperlink>
+    </w:p>
+    <w:bookmarkEnd w:id="77"/>
+    <w:bookmarkStart w:id="79" w:name="ref-lau2019intrusive"/>
+    <w:p>
+      <w:pPr>
+        <w:pStyle w:val="Bibliography"/>
+      </w:pPr>
+      <w:r>
+        <w:t xml:space="preserve">Lau-Zhu, A., Henson, R. N., &amp; Holmes, E. A. (2019). Intrusive memories and voluntary memory of a trauma film: Differential effects of a cognitive interference task after encoding.</w:t>
+      </w:r>
+      <w:r>
+        <w:t xml:space="preserve"> </w:t>
+      </w:r>
+      <w:r>
+        <w:rPr>
+          <w:i/>
+          <w:iCs/>
+        </w:rPr>
+        <w:t xml:space="preserve">Journal of Experimental Psychology: General</w:t>
+      </w:r>
+      <w:r>
+        <w:t xml:space="preserve">,</w:t>
+      </w:r>
+      <w:r>
+        <w:t xml:space="preserve"> </w:t>
+      </w:r>
+      <w:r>
+        <w:rPr>
+          <w:i/>
+          <w:iCs/>
+        </w:rPr>
+        <w:t xml:space="preserve">148</w:t>
+      </w:r>
+      <w:r>
+        <w:t xml:space="preserve">(12), 2154–2180.</w:t>
+      </w:r>
+      <w:r>
+        <w:t xml:space="preserve"> </w:t>
+      </w:r>
+      <w:hyperlink r:id="rId78">
+        <w:r>
+          <w:rPr>
+            <w:rStyle w:val="Hyperlink"/>
+          </w:rPr>
+          <w:t xml:space="preserve">https://doi.org/10.1037/xge0000598</w:t>
+        </w:r>
+      </w:hyperlink>
+    </w:p>
+    <w:bookmarkEnd w:id="79"/>
+    <w:bookmarkStart w:id="81" w:name="ref-lohnas2015expanding"/>
+    <w:p>
+      <w:pPr>
+        <w:pStyle w:val="Bibliography"/>
+      </w:pPr>
+      <w:r>
+        <w:t xml:space="preserve">Lohnas, L. J., Polyn, S. M., &amp; Kahana, M. J. (2015). Expanding the scope of memory search: Modeling intralist and interlist effects in free recall.</w:t>
+      </w:r>
+      <w:r>
+        <w:t xml:space="preserve"> </w:t>
+      </w:r>
+      <w:r>
+        <w:rPr>
+          <w:i/>
+          <w:iCs/>
+        </w:rPr>
+        <w:t xml:space="preserve">Psychological Review</w:t>
+      </w:r>
+      <w:r>
+        <w:t xml:space="preserve">,</w:t>
+      </w:r>
+      <w:r>
+        <w:t xml:space="preserve"> </w:t>
+      </w:r>
+      <w:r>
+        <w:rPr>
+          <w:i/>
+          <w:iCs/>
+        </w:rPr>
+        <w:t xml:space="preserve">122</w:t>
+      </w:r>
+      <w:r>
+        <w:t xml:space="preserve">(2), 337–363.</w:t>
+      </w:r>
+      <w:r>
+        <w:t xml:space="preserve"> </w:t>
+      </w:r>
+      <w:hyperlink r:id="rId80">
+        <w:r>
+          <w:rPr>
+            <w:rStyle w:val="Hyperlink"/>
+          </w:rPr>
+          <w:t xml:space="preserve">https://doi.org/10.1037/a0039036</w:t>
+        </w:r>
+      </w:hyperlink>
+    </w:p>
+    <w:bookmarkEnd w:id="81"/>
+    <w:bookmarkStart w:id="83" w:name="ref-polyn2009context"/>
+    <w:p>
+      <w:pPr>
+        <w:pStyle w:val="Bibliography"/>
+      </w:pPr>
+      <w:r>
+        <w:t xml:space="preserve">Polyn, S. M., Norman, K. A., &amp; Kahana, M. J. (2009). A context maintenance and retrieval model of organizational processes in free recall.</w:t>
+      </w:r>
+      <w:r>
+        <w:t xml:space="preserve"> </w:t>
+      </w:r>
+      <w:r>
+        <w:rPr>
+          <w:i/>
+          <w:iCs/>
+        </w:rPr>
+        <w:t xml:space="preserve">Psychological Review</w:t>
+      </w:r>
+      <w:r>
+        <w:t xml:space="preserve">,</w:t>
+      </w:r>
+      <w:r>
+        <w:t xml:space="preserve"> </w:t>
+      </w:r>
+      <w:r>
+        <w:rPr>
+          <w:i/>
+          <w:iCs/>
+        </w:rPr>
+        <w:t xml:space="preserve">116</w:t>
+      </w:r>
+      <w:r>
+        <w:t xml:space="preserve">(1), 129–156.</w:t>
+      </w:r>
+      <w:r>
+        <w:t xml:space="preserve"> </w:t>
+      </w:r>
+      <w:hyperlink r:id="rId82">
+        <w:r>
+          <w:rPr>
+            <w:rStyle w:val="Hyperlink"/>
+          </w:rPr>
+          <w:t xml:space="preserve">https://doi.org/10.1037/a0014420</w:t>
+        </w:r>
+      </w:hyperlink>
+    </w:p>
+    <w:bookmarkEnd w:id="83"/>
+    <w:bookmarkStart w:id="85" w:name="ref-sederberg2008context"/>
+    <w:p>
+      <w:pPr>
+        <w:pStyle w:val="Bibliography"/>
+      </w:pPr>
+      <w:r>
+        <w:t xml:space="preserve">Sederberg, P. B., Howard, M. W., &amp; Kahana, M. J. (2008). A context-based theory of recency and contiguity in free recall.</w:t>
+      </w:r>
+      <w:r>
+        <w:t xml:space="preserve"> </w:t>
+      </w:r>
+      <w:r>
+        <w:rPr>
+          <w:i/>
+          <w:iCs/>
+        </w:rPr>
+        <w:t xml:space="preserve">Psychological Review</w:t>
+      </w:r>
+      <w:r>
+        <w:t xml:space="preserve">,</w:t>
+      </w:r>
+      <w:r>
+        <w:t xml:space="preserve"> </w:t>
+      </w:r>
+      <w:r>
+        <w:rPr>
+          <w:i/>
+          <w:iCs/>
+        </w:rPr>
+        <w:t xml:space="preserve">115</w:t>
+      </w:r>
+      <w:r>
+        <w:t xml:space="preserve">(4), 893–912.</w:t>
+      </w:r>
+      <w:r>
+        <w:t xml:space="preserve"> </w:t>
+      </w:r>
+      <w:hyperlink r:id="rId84">
+        <w:r>
+          <w:rPr>
+            <w:rStyle w:val="Hyperlink"/>
+          </w:rPr>
+          <w:t xml:space="preserve">https://doi.org/10.1037/a0013396</w:t>
+        </w:r>
+      </w:hyperlink>
+    </w:p>
+    <w:bookmarkEnd w:id="85"/>
+    <w:bookmarkStart w:id="87" w:name="ref-talmi2019retrieved"/>
+    <w:p>
+      <w:pPr>
+        <w:pStyle w:val="Bibliography"/>
+      </w:pPr>
+      <w:r>
+        <w:t xml:space="preserve">Talmi, D., Lohnas, L. J., &amp; Daw, N. D. (2019). A retrieved context model of the emotional modulation of memory.</w:t>
+      </w:r>
+      <w:r>
+        <w:t xml:space="preserve"> </w:t>
+      </w:r>
+      <w:r>
+        <w:rPr>
+          <w:i/>
+          <w:iCs/>
+        </w:rPr>
+        <w:t xml:space="preserve">Psychological Review</w:t>
+      </w:r>
+      <w:r>
+        <w:t xml:space="preserve">,</w:t>
+      </w:r>
+      <w:r>
+        <w:t xml:space="preserve"> </w:t>
+      </w:r>
+      <w:r>
+        <w:rPr>
+          <w:i/>
+          <w:iCs/>
+        </w:rPr>
+        <w:t xml:space="preserve">126</w:t>
+      </w:r>
+      <w:r>
+        <w:t xml:space="preserve">(4), 455–485.</w:t>
+      </w:r>
+      <w:r>
+        <w:t xml:space="preserve"> </w:t>
+      </w:r>
+      <w:hyperlink r:id="rId86">
+        <w:r>
+          <w:rPr>
+            <w:rStyle w:val="Hyperlink"/>
+          </w:rPr>
+          <w:t xml:space="preserve">https://doi.org/10.1037/rev0000132</w:t>
+        </w:r>
+      </w:hyperlink>
+    </w:p>
+    <w:bookmarkEnd w:id="87"/>
+    <w:bookmarkStart w:id="89" w:name="ref-varma2024experimental"/>
+    <w:p>
+      <w:pPr>
+        <w:pStyle w:val="Bibliography"/>
+      </w:pPr>
+      <w:r>
+        <w:t xml:space="preserve">Varma, M. M., Zeng, S., Singh, L., Holmes, E. A., Huang, J., Chiu, M. H., &amp; Hu, X. (2024). A systematic review and meta-analysis of experimental methods for modulating intrusive memories following lab-analogue trauma exposure in non-clinical populations.</w:t>
+      </w:r>
+      <w:r>
+        <w:t xml:space="preserve"> </w:t>
+      </w:r>
+      <w:r>
+        <w:rPr>
+          <w:i/>
+          <w:iCs/>
+        </w:rPr>
+        <w:t xml:space="preserve">Nature Human Behaviour</w:t>
+      </w:r>
+      <w:r>
+        <w:t xml:space="preserve">,</w:t>
+      </w:r>
+      <w:r>
+        <w:t xml:space="preserve"> </w:t>
+      </w:r>
+      <w:r>
+        <w:rPr>
+          <w:i/>
+          <w:iCs/>
+        </w:rPr>
+        <w:t xml:space="preserve">8</w:t>
+      </w:r>
+      <w:r>
+        <w:t xml:space="preserve">(10), 1968–1987.</w:t>
+      </w:r>
+      <w:r>
+        <w:t xml:space="preserve"> </w:t>
+      </w:r>
+      <w:hyperlink r:id="rId88">
+        <w:r>
+          <w:rPr>
+            <w:rStyle w:val="Hyperlink"/>
+          </w:rPr>
+          <w:t xml:space="preserve">https://doi.org/10.1038/s41562-024-01956-y</w:t>
+        </w:r>
+      </w:hyperlink>
+    </w:p>
+    <w:bookmarkEnd w:id="89"/>
+    <w:bookmarkStart w:id="91" w:name="ref-wessel2025evidence"/>
+    <w:p>
+      <w:pPr>
+        <w:pStyle w:val="Bibliography"/>
+      </w:pPr>
+      <w:r>
+        <w:t xml:space="preserve">Wessel, I., Krans, J., Albers, C. J., Chauhan, N., Ferreira de Sá, D. S., Hauck, A., Jaswetz, L., Michael, T., Nixon, R. D. V., Pearson, D. G., Slattery, I., Smeets, T., Takarangi, M. K. T., Willems, T. R. A., &amp; van Schie, K. (2025). Evidence that</w:t>
+      </w:r>
+      <w:r>
+        <w:t xml:space="preserve"> </w:t>
+      </w:r>
+      <w:r>
+        <w:t xml:space="preserve">Tetris</w:t>
+      </w:r>
+      <w:r>
+        <w:t xml:space="preserve"> </w:t>
+      </w:r>
+      <w:r>
+        <w:t xml:space="preserve">reduces immediate but not subsequent daily intrusions of a trauma film: A multilab replication study.</w:t>
+      </w:r>
+      <w:r>
+        <w:t xml:space="preserve"> </w:t>
+      </w:r>
+      <w:r>
+        <w:rPr>
+          <w:i/>
+          <w:iCs/>
+        </w:rPr>
+        <w:t xml:space="preserve">Collabra: Psychology</w:t>
+      </w:r>
+      <w:r>
+        <w:t xml:space="preserve">,</w:t>
+      </w:r>
+      <w:r>
+        <w:t xml:space="preserve"> </w:t>
+      </w:r>
+      <w:r>
+        <w:rPr>
+          <w:i/>
+          <w:iCs/>
+        </w:rPr>
+        <w:t xml:space="preserve">11</w:t>
+      </w:r>
+      <w:r>
+        <w:t xml:space="preserve">(1), 130791.</w:t>
+      </w:r>
+      <w:r>
+        <w:t xml:space="preserve"> </w:t>
+      </w:r>
+      <w:hyperlink r:id="rId90">
+        <w:r>
+          <w:rPr>
+            <w:rStyle w:val="Hyperlink"/>
+          </w:rPr>
+          <w:t xml:space="preserve">https://doi.org/10.1525/collabra.130791</w:t>
+        </w:r>
+      </w:hyperlink>
+    </w:p>
+    <w:bookmarkEnd w:id="91"/>
+    <w:bookmarkStart w:id="93" w:name="ref-yonelinas2019contextual"/>
+    <w:p>
+      <w:pPr>
+        <w:pStyle w:val="Bibliography"/>
+      </w:pPr>
+      <w:r>
+        <w:t xml:space="preserve">Yonelinas, A. P., Ranganath, C., Ekstrom, A. D., &amp; Wiltgen, B. J. (2019). A contextual binding theory of episodic memory: Systems consolidation reconsidered.</w:t>
+      </w:r>
+      <w:r>
+        <w:t xml:space="preserve"> </w:t>
+      </w:r>
+      <w:r>
+        <w:rPr>
+          <w:i/>
+          <w:iCs/>
+        </w:rPr>
+        <w:t xml:space="preserve">Nature Reviews Neuroscience</w:t>
+      </w:r>
+      <w:r>
+        <w:t xml:space="preserve">,</w:t>
+      </w:r>
+      <w:r>
+        <w:t xml:space="preserve"> </w:t>
+      </w:r>
+      <w:r>
+        <w:rPr>
+          <w:i/>
+          <w:iCs/>
+        </w:rPr>
+        <w:t xml:space="preserve">20</w:t>
+      </w:r>
+      <w:r>
+        <w:t xml:space="preserve">(6), 364–375.</w:t>
+      </w:r>
+      <w:r>
+        <w:t xml:space="preserve"> </w:t>
+      </w:r>
+      <w:hyperlink r:id="rId92">
+        <w:r>
+          <w:rPr>
+            <w:rStyle w:val="Hyperlink"/>
+          </w:rPr>
+          <w:t xml:space="preserve">https://doi.org/10.1038/s41583-019-0150-4</w:t>
+        </w:r>
+      </w:hyperlink>
+    </w:p>
+    <w:bookmarkEnd w:id="93"/>
+    <w:bookmarkEnd w:id="94"/>
+    <w:bookmarkEnd w:id="95"/>
     <w:sectPr>
       <w:headerReference r:id="rId9" w:type="even"/>
       <w:headerReference r:id="rId11" w:type="default"/>

--- a/docs/index.docx
+++ b/docs/index.docx
@@ -1130,103 +1130,931 @@
         <w:t xml:space="preserve">The dissociation between involuntary and voluntary recall is thus attributed to differences in retrieval state applied to the same stored episodes.</w:t>
       </w:r>
     </w:p>
+    <w:p>
+      <w:pPr>
+        <w:pStyle w:val="BodyText"/>
+      </w:pPr>
+      <w:r>
+        <w:t xml:space="preserve">Our simulations evaluate the account at the level where a retrieved-context model makes its distinctive predictions: the distribution and organization of recall across the film, interference, and delay phases of a trauma-film paradigm.</w:t>
+      </w:r>
+      <w:r>
+        <w:t xml:space="preserve"> </w:t>
+      </w:r>
+      <w:r>
+        <w:t xml:space="preserve">They first demonstrate the core selective-interference dissociation without separately vulnerable representations: an interference task can reduce intrusion-like retrieval more than deliberate recall, even though the same stored film episode supports both.</w:t>
+      </w:r>
+      <w:r>
+        <w:t xml:space="preserve"> </w:t>
+      </w:r>
+      <w:r>
+        <w:t xml:space="preserve">They then distinguish the control mechanisms that protect deliberate recall, showing how a more film-directed retrieval state and a sharper decision rule produce different patterns of impairment in both recall rates and recall organization.</w:t>
+      </w:r>
+      <w:r>
+        <w:t xml:space="preserve"> </w:t>
+      </w:r>
+      <w:r>
+        <w:t xml:space="preserve">The next simulations separate the contributions of competitor strength and contextual overlap, clarifying when an interference task becomes an effective competitor for film retrieval and how reminder-driven reinstatement can support delayed interference.</w:t>
+      </w:r>
+      <w:r>
+        <w:t xml:space="preserve"> </w:t>
+      </w:r>
+      <w:r>
+        <w:t xml:space="preserve">Follow-up simulations use the same framework to interpret heterogeneity across empirical paradigms.</w:t>
+      </w:r>
+      <w:r>
+        <w:t xml:space="preserve"> </w:t>
+      </w:r>
+      <w:r>
+        <w:t xml:space="preserve">They show that film-related cues during intrusion monitoring can narrow the intrusion-voluntary-memory dissociation by making intrusion-like retrieval less purely unguided.</w:t>
+      </w:r>
+      <w:r>
+        <w:t xml:space="preserve"> </w:t>
+      </w:r>
+      <w:r>
+        <w:t xml:space="preserve">They also show that item-specific or film-specific probes can make voluntary access less vulnerable to interference than tests that rely on broad context-to-item search, because broad search leaves film items competing more directly with task competitors.</w:t>
+      </w:r>
+      <w:r>
+        <w:t xml:space="preserve"> </w:t>
+      </w:r>
+      <w:r>
+        <w:t xml:space="preserve">The result is a mechanistic alternative to separately vulnerable memory representations and a set of specific hypotheses about when selective interference should appear and how it should vary across paradigms.</w:t>
+      </w:r>
+    </w:p>
     <w:bookmarkEnd w:id="24"/>
-    <w:bookmarkStart w:id="25" w:name="empirical-and-theoretical-target"/>
+    <w:bookmarkStart w:id="25" w:name="Xc30ecb24643046c4752102619295de1bc2871c8"/>
     <w:p>
       <w:pPr>
         <w:pStyle w:val="Heading1"/>
       </w:pPr>
       <w:r>
-        <w:t xml:space="preserve">Empirical and Theoretical Target</w:t>
+        <w:t xml:space="preserve">A Retrieved-Context Account of Selective Interference</w:t>
+      </w:r>
+    </w:p>
+    <w:p>
+      <w:pPr>
+        <w:pStyle w:val="FirstParagraph"/>
+      </w:pPr>
+      <w:r>
+        <w:t xml:space="preserve">The account developed here builds on a contextual binding theory of episodic memory</w:t>
+      </w:r>
+      <w:r>
+        <w:t xml:space="preserve"> </w:t>
+      </w:r>
+      <w:r>
+        <w:t xml:space="preserve">(</w:t>
+      </w:r>
+      <w:hyperlink w:anchor="ref-howard2002distributed">
+        <w:r>
+          <w:rPr>
+            <w:rStyle w:val="Hyperlink"/>
+          </w:rPr>
+          <w:t xml:space="preserve">Howard &amp; Kahana, 2002</w:t>
+        </w:r>
+      </w:hyperlink>
+      <w:r>
+        <w:t xml:space="preserve">;</w:t>
+      </w:r>
+      <w:r>
+        <w:t xml:space="preserve"> </w:t>
+      </w:r>
+      <w:hyperlink w:anchor="ref-yonelinas2019contextual">
+        <w:r>
+          <w:rPr>
+            <w:rStyle w:val="Hyperlink"/>
+          </w:rPr>
+          <w:t xml:space="preserve">Yonelinas et al., 2019</w:t>
+        </w:r>
+      </w:hyperlink>
+      <w:r>
+        <w:t xml:space="preserve">)</w:t>
+      </w:r>
+      <w:r>
+        <w:t xml:space="preserve">.</w:t>
+      </w:r>
+      <w:r>
+        <w:t xml:space="preserve"> </w:t>
+      </w:r>
+      <w:r>
+        <w:t xml:space="preserve">In this framework, each experienced event is encoded by binding it to the current state of a continuously evolving context representation.</w:t>
+      </w:r>
+      <w:r>
+        <w:t xml:space="preserve"> </w:t>
+      </w:r>
+      <w:r>
+        <w:t xml:space="preserve">Context encompasses temporal, spatial, and cognitive features, some of which change rapidly from one event to the next while others shift gradually with ongoing experience</w:t>
+      </w:r>
+      <w:r>
+        <w:t xml:space="preserve"> </w:t>
+      </w:r>
+      <w:r>
+        <w:t xml:space="preserve">(</w:t>
+      </w:r>
+      <w:hyperlink w:anchor="ref-yonelinas2019contextual">
+        <w:r>
+          <w:rPr>
+            <w:rStyle w:val="Hyperlink"/>
+          </w:rPr>
+          <w:t xml:space="preserve">Yonelinas et al., 2019</w:t>
+        </w:r>
+      </w:hyperlink>
+      <w:r>
+        <w:t xml:space="preserve">)</w:t>
+      </w:r>
+      <w:r>
+        <w:t xml:space="preserve">.</w:t>
+      </w:r>
+      <w:r>
+        <w:t xml:space="preserve"> </w:t>
+      </w:r>
+      <w:r>
+        <w:t xml:space="preserve">Forgetting, on this view, arises primarily from contextual interference rather than time-dependent decay or consolidation.</w:t>
+      </w:r>
+      <w:r>
+        <w:t xml:space="preserve"> </w:t>
+      </w:r>
+      <w:r>
+        <w:t xml:space="preserve">Events encoded in similar context states compete during retrieval, and the more competitors share a target’s contextual neighborhood, the less likely the target is to be retrieved</w:t>
+      </w:r>
+      <w:r>
+        <w:t xml:space="preserve"> </w:t>
+      </w:r>
+      <w:r>
+        <w:t xml:space="preserve">(</w:t>
+      </w:r>
+      <w:hyperlink w:anchor="ref-mensink1989model">
+        <w:r>
+          <w:rPr>
+            <w:rStyle w:val="Hyperlink"/>
+          </w:rPr>
+          <w:t xml:space="preserve">Mensink &amp; Raaijmakers, 1989</w:t>
+        </w:r>
+      </w:hyperlink>
+      <w:r>
+        <w:t xml:space="preserve">;</w:t>
+      </w:r>
+      <w:r>
+        <w:t xml:space="preserve"> </w:t>
+      </w:r>
+      <w:hyperlink w:anchor="ref-yonelinas2019contextual">
+        <w:r>
+          <w:rPr>
+            <w:rStyle w:val="Hyperlink"/>
+          </w:rPr>
+          <w:t xml:space="preserve">Yonelinas et al., 2019</w:t>
+        </w:r>
+      </w:hyperlink>
+      <w:r>
+        <w:t xml:space="preserve">)</w:t>
+      </w:r>
+      <w:r>
+        <w:t xml:space="preserve">.</w:t>
+      </w:r>
+    </w:p>
+    <w:p>
+      <w:pPr>
+        <w:pStyle w:val="BodyText"/>
+      </w:pPr>
+      <w:r>
+        <w:t xml:space="preserve">Retrieved-context theory formalizes this binding framework with two associative pathways</w:t>
+      </w:r>
+      <w:r>
+        <w:t xml:space="preserve"> </w:t>
+      </w:r>
+      <w:r>
+        <w:t xml:space="preserve">(</w:t>
+      </w:r>
+      <w:hyperlink w:anchor="ref-howard2002distributed">
+        <w:r>
+          <w:rPr>
+            <w:rStyle w:val="Hyperlink"/>
+          </w:rPr>
+          <w:t xml:space="preserve">Howard &amp; Kahana, 2002</w:t>
+        </w:r>
+      </w:hyperlink>
+      <w:r>
+        <w:t xml:space="preserve">;</w:t>
+      </w:r>
+      <w:r>
+        <w:t xml:space="preserve"> </w:t>
+      </w:r>
+      <w:hyperlink w:anchor="ref-polyn2009context">
+        <w:r>
+          <w:rPr>
+            <w:rStyle w:val="Hyperlink"/>
+          </w:rPr>
+          <w:t xml:space="preserve">Polyn et al., 2009</w:t>
+        </w:r>
+      </w:hyperlink>
+      <w:r>
+        <w:t xml:space="preserve">)</w:t>
+      </w:r>
+      <w:r>
+        <w:t xml:space="preserve">.</w:t>
+      </w:r>
+      <w:r>
+        <w:t xml:space="preserve"> </w:t>
+      </w:r>
+      <w:r>
+        <w:t xml:space="preserve">Context-to-item associations allow the current context state to cue all events encoded in similar states, producing competitive retrieval in which events vie for recall based on the strength of their contextual match.</w:t>
+      </w:r>
+      <w:r>
+        <w:t xml:space="preserve"> </w:t>
+      </w:r>
+      <w:r>
+        <w:t xml:space="preserve">Item-to-context associations allow a recalled or re-encountered event to reinstate the context in which it was originally experienced, a mechanism absent from earlier context theories.</w:t>
+      </w:r>
+      <w:r>
+        <w:t xml:space="preserve"> </w:t>
+      </w:r>
+      <w:r>
+        <w:t xml:space="preserve">This reinstatement mechanism creates a bidirectional loop: retrieving an event drives context back toward the state present at encoding, which in turn cues neighboring events, producing the temporal contiguity effect</w:t>
+      </w:r>
+      <w:r>
+        <w:t xml:space="preserve"> </w:t>
+      </w:r>
+      <w:r>
+        <w:t xml:space="preserve">(</w:t>
+      </w:r>
+      <w:hyperlink w:anchor="ref-kahana1996associative">
+        <w:r>
+          <w:rPr>
+            <w:rStyle w:val="Hyperlink"/>
+          </w:rPr>
+          <w:t xml:space="preserve">Kahana, 1996</w:t>
+        </w:r>
+      </w:hyperlink>
+      <w:r>
+        <w:t xml:space="preserve">;</w:t>
+      </w:r>
+      <w:r>
+        <w:t xml:space="preserve"> </w:t>
+      </w:r>
+      <w:hyperlink w:anchor="ref-sederberg2008context">
+        <w:r>
+          <w:rPr>
+            <w:rStyle w:val="Hyperlink"/>
+          </w:rPr>
+          <w:t xml:space="preserve">Sederberg et al., 2008</w:t>
+        </w:r>
+      </w:hyperlink>
+      <w:r>
+        <w:t xml:space="preserve">)</w:t>
+      </w:r>
+      <w:r>
+        <w:t xml:space="preserve">.</w:t>
+      </w:r>
+    </w:p>
+    <w:p>
+      <w:pPr>
+        <w:pStyle w:val="BodyText"/>
+      </w:pPr>
+      <w:r>
+        <w:t xml:space="preserve">The critical property for the present account is that context-to-item retrieval is competitive: any event encoded in the current contextual neighborhood is a candidate, and adding new events to that neighborhood increases retrieval competition.</w:t>
+      </w:r>
+      <w:r>
+        <w:t xml:space="preserve"> </w:t>
+      </w:r>
+      <w:r>
+        <w:t xml:space="preserve">In the trauma-film paradigm, intrusive memories arise through this pathway as ongoing context drifts near states associated with the film, cueing film events without intention.</w:t>
+      </w:r>
+      <w:r>
+        <w:t xml:space="preserve"> </w:t>
+      </w:r>
+      <w:r>
+        <w:t xml:space="preserve">When a participant performs a visuospatial task such as Tetris immediately after viewing a distressing film, the events the task produces are encoded in temporal context that overlaps substantially with the film’s contextual neighborhood.</w:t>
+      </w:r>
+      <w:r>
+        <w:t xml:space="preserve"> </w:t>
+      </w:r>
+      <w:r>
+        <w:t xml:space="preserve">When context later drifts near the film region, interference events compete alongside film events, reducing the probability that any single film event is retrieved as an intrusion.</w:t>
+      </w:r>
+      <w:r>
+        <w:t xml:space="preserve"> </w:t>
+      </w:r>
+      <w:r>
+        <w:t xml:space="preserve">The strength of this interference depends on how many competitors are encoded, how strongly they are bound, and how much their associated temporal or source context overlaps with the film’s.</w:t>
+      </w:r>
+      <w:r>
+        <w:t xml:space="preserve"> </w:t>
+      </w:r>
+      <w:r>
+        <w:t xml:space="preserve">Perceptual modality can matter in this framework, but only insofar as it changes competitor strength or overlap with the film-related context.</w:t>
+      </w:r>
+    </w:p>
+    <w:p>
+      <w:pPr>
+        <w:pStyle w:val="BodyText"/>
+      </w:pPr>
+      <w:r>
+        <w:t xml:space="preserve">The item-to-context pathway extends this account to post-reminder interference.</w:t>
+      </w:r>
+      <w:r>
+        <w:t xml:space="preserve"> </w:t>
+      </w:r>
+      <w:r>
+        <w:t xml:space="preserve">In the trauma-film paradigm, presenting a film clip as a reminder retrieves its associated film context via item-to-context retrieval, pulling the current context back toward the state present during the original viewing</w:t>
+      </w:r>
+      <w:r>
+        <w:t xml:space="preserve"> </w:t>
+      </w:r>
+      <w:r>
+        <w:t xml:space="preserve">(</w:t>
+      </w:r>
+      <w:hyperlink w:anchor="ref-james2015computer">
+        <w:r>
+          <w:rPr>
+            <w:rStyle w:val="Hyperlink"/>
+          </w:rPr>
+          <w:t xml:space="preserve">James et al., 2015</w:t>
+        </w:r>
+      </w:hyperlink>
+      <w:r>
+        <w:t xml:space="preserve">;</w:t>
+      </w:r>
+      <w:r>
+        <w:t xml:space="preserve"> </w:t>
+      </w:r>
+      <w:hyperlink w:anchor="ref-kessler2020visuospatial">
+        <w:r>
+          <w:rPr>
+            <w:rStyle w:val="Hyperlink"/>
+          </w:rPr>
+          <w:t xml:space="preserve">Kessler et al., 2020</w:t>
+        </w:r>
+      </w:hyperlink>
+      <w:r>
+        <w:t xml:space="preserve">)</w:t>
+      </w:r>
+      <w:r>
+        <w:t xml:space="preserve">.</w:t>
+      </w:r>
+      <w:r>
+        <w:t xml:space="preserve"> </w:t>
+      </w:r>
+      <w:r>
+        <w:t xml:space="preserve">A visuospatial task performed in this reinstated state encodes competitors that overlap with the film context, enabling interference through the same contextual competition as the immediate case.</w:t>
+      </w:r>
+      <w:r>
+        <w:t xml:space="preserve"> </w:t>
+      </w:r>
+      <w:r>
+        <w:t xml:space="preserve">Interference effectiveness depends on two continuous variables: how strongly the reminder reinstates film context, and how much subsequent experience has caused the reinstated context to drift before the interference task begins.</w:t>
+      </w:r>
+      <w:r>
+        <w:t xml:space="preserve"> </w:t>
+      </w:r>
+      <w:r>
+        <w:t xml:space="preserve">In the model, delayed interference is therefore governed by graded reinstatement and overlap before competitor encoding.</w:t>
+      </w:r>
+    </w:p>
+    <w:p>
+      <w:pPr>
+        <w:pStyle w:val="BodyText"/>
+      </w:pPr>
+      <w:r>
+        <w:t xml:space="preserve">Item-to-context retrieval is less exposed to contextual competition than context-to-item retrieval.</w:t>
+      </w:r>
+      <w:r>
+        <w:t xml:space="preserve"> </w:t>
+      </w:r>
+      <w:r>
+        <w:t xml:space="preserve">For example, in recognition, the test supplies a film item as the retrieval probe rather than asking the current context to sample among film and task competitors.</w:t>
+      </w:r>
+      <w:r>
+        <w:t xml:space="preserve"> </w:t>
+      </w:r>
+      <w:r>
+        <w:t xml:space="preserve">The probe retrieves its own associated context through item-to-context associations formed during film encoding.</w:t>
+      </w:r>
+      <w:r>
+        <w:t xml:space="preserve"> </w:t>
+      </w:r>
+      <w:r>
+        <w:t xml:space="preserve">Interference items encoded later can add competitors to context-to-item retrieval, but they do not directly overwrite the film item’s own item-to-context association.</w:t>
+      </w:r>
+      <w:r>
+        <w:t xml:space="preserve"> </w:t>
+      </w:r>
+      <w:r>
+        <w:t xml:space="preserve">Recognition-like access therefore leaves little room for the contextual-competition mechanism that reduces intrusion-like recall.</w:t>
+      </w:r>
+      <w:r>
+        <w:t xml:space="preserve"> </w:t>
+      </w:r>
+      <w:r>
+        <w:t xml:space="preserve">This protection is different from the graded protection available to deliberate free recall, which still depends on context-to-item retrieval and must use control to favor film items over competitors.</w:t>
+      </w:r>
+    </w:p>
+    <w:p>
+      <w:pPr>
+        <w:pStyle w:val="BodyText"/>
+      </w:pPr>
+      <w:r>
+        <w:t xml:space="preserve">Deliberate recall of the film presents a subtler case.</w:t>
+      </w:r>
+      <w:r>
+        <w:t xml:space="preserve"> </w:t>
+      </w:r>
+      <w:r>
+        <w:t xml:space="preserve">Like intrusions, it uses context-to-item retrieval and is therefore exposed to competitor interference.</w:t>
+      </w:r>
+      <w:r>
+        <w:t xml:space="preserve"> </w:t>
+      </w:r>
+      <w:r>
+        <w:t xml:space="preserve">Two control mechanisms can partially offset this vulnerability.</w:t>
+      </w:r>
+      <w:r>
+        <w:t xml:space="preserve"> </w:t>
+      </w:r>
+      <w:r>
+        <w:t xml:space="preserve">Reinstating the film’s starting context as the initial retrieval cue biases recall toward the film region and away from the interference neighborhood; sharpening competition among candidates amplifies strongly associated film events relative to weakly matched competitors.</w:t>
+      </w:r>
+      <w:r>
+        <w:t xml:space="preserve"> </w:t>
+      </w:r>
+      <w:r>
+        <w:t xml:space="preserve">Together, these mechanisms produce graded protection.</w:t>
+      </w:r>
+      <w:r>
+        <w:t xml:space="preserve"> </w:t>
+      </w:r>
+      <w:r>
+        <w:t xml:space="preserve">This protection is weaker than item-anchored access but meaningfully reduces vulnerability, with the degree of sparing depending on how much control the participant exerts.</w:t>
+      </w:r>
+    </w:p>
+    <w:p>
+      <w:pPr>
+        <w:pStyle w:val="BodyText"/>
+      </w:pPr>
+      <w:r>
+        <w:t xml:space="preserve">These mechanisms reproduce several core findings from the episodic memory literature.</w:t>
+      </w:r>
+      <w:r>
+        <w:t xml:space="preserve"> </w:t>
+      </w:r>
+      <w:r>
+        <w:t xml:space="preserve">In free recall, the context-reinstatement loop accounts for temporal contiguity (the tendency to recall temporally neighboring events in sequence) and for the persistence of this pattern across long filled delays</w:t>
+      </w:r>
+      <w:r>
+        <w:t xml:space="preserve"> </w:t>
+      </w:r>
+      <w:r>
+        <w:t xml:space="preserve">(</w:t>
+      </w:r>
+      <w:hyperlink w:anchor="ref-howard2002distributed">
+        <w:r>
+          <w:rPr>
+            <w:rStyle w:val="Hyperlink"/>
+          </w:rPr>
+          <w:t xml:space="preserve">Howard &amp; Kahana, 2002</w:t>
+        </w:r>
+      </w:hyperlink>
+      <w:r>
+        <w:t xml:space="preserve">;</w:t>
+      </w:r>
+      <w:r>
+        <w:t xml:space="preserve"> </w:t>
+      </w:r>
+      <w:hyperlink w:anchor="ref-kahana1996associative">
+        <w:r>
+          <w:rPr>
+            <w:rStyle w:val="Hyperlink"/>
+          </w:rPr>
+          <w:t xml:space="preserve">Kahana, 1996</w:t>
+        </w:r>
+      </w:hyperlink>
+      <w:r>
+        <w:t xml:space="preserve">;</w:t>
+      </w:r>
+      <w:r>
+        <w:t xml:space="preserve"> </w:t>
+      </w:r>
+      <w:hyperlink w:anchor="ref-sederberg2008context">
+        <w:r>
+          <w:rPr>
+            <w:rStyle w:val="Hyperlink"/>
+          </w:rPr>
+          <w:t xml:space="preserve">Sederberg et al., 2008</w:t>
+        </w:r>
+      </w:hyperlink>
+      <w:r>
+        <w:t xml:space="preserve">)</w:t>
+      </w:r>
+      <w:r>
+        <w:t xml:space="preserve">.</w:t>
+      </w:r>
+      <w:r>
+        <w:t xml:space="preserve"> </w:t>
+      </w:r>
+      <w:r>
+        <w:t xml:space="preserve">Memories from recent but irrelevant experiences also intrude during recall of a target episode, with a frequency that decays gradually over intervening time</w:t>
+      </w:r>
+      <w:r>
+        <w:t xml:space="preserve"> </w:t>
+      </w:r>
+      <w:r>
+        <w:t xml:space="preserve">(</w:t>
+      </w:r>
+      <w:hyperlink w:anchor="ref-howard2008persistence">
+        <w:r>
+          <w:rPr>
+            <w:rStyle w:val="Hyperlink"/>
+          </w:rPr>
+          <w:t xml:space="preserve">Howard et al., 2008</w:t>
+        </w:r>
+      </w:hyperlink>
+      <w:r>
+        <w:t xml:space="preserve">;</w:t>
+      </w:r>
+      <w:r>
+        <w:t xml:space="preserve"> </w:t>
+      </w:r>
+      <w:hyperlink w:anchor="ref-lohnas2015expanding">
+        <w:r>
+          <w:rPr>
+            <w:rStyle w:val="Hyperlink"/>
+          </w:rPr>
+          <w:t xml:space="preserve">Lohnas et al., 2015</w:t>
+        </w:r>
+      </w:hyperlink>
+      <w:r>
+        <w:t xml:space="preserve">;</w:t>
+      </w:r>
+      <w:r>
+        <w:t xml:space="preserve"> </w:t>
+      </w:r>
+      <w:hyperlink w:anchor="ref-zaromb2006temporal">
+        <w:r>
+          <w:rPr>
+            <w:rStyle w:val="Hyperlink"/>
+          </w:rPr>
+          <w:t xml:space="preserve">Zaromb et al., 2006</w:t>
+        </w:r>
+      </w:hyperlink>
+      <w:r>
+        <w:t xml:space="preserve">)</w:t>
+      </w:r>
+      <w:r>
+        <w:t xml:space="preserve">.</w:t>
+      </w:r>
+      <w:r>
+        <w:t xml:space="preserve"> </w:t>
+      </w:r>
+      <w:r>
+        <w:t xml:space="preserve">Extensions of the model (eCMR, CMR3) add emotional arousal and valence as dimensions of context, so that high-arousal events are bound to temporal context and to an emotional context reflecting the affective state at encoding</w:t>
+      </w:r>
+      <w:r>
+        <w:t xml:space="preserve"> </w:t>
+      </w:r>
+      <w:r>
+        <w:t xml:space="preserve">(</w:t>
+      </w:r>
+      <w:hyperlink w:anchor="ref-talmi2019retrieved">
+        <w:r>
+          <w:rPr>
+            <w:rStyle w:val="Hyperlink"/>
+          </w:rPr>
+          <w:t xml:space="preserve">Talmi et al., 2019</w:t>
+        </w:r>
+      </w:hyperlink>
+      <w:r>
+        <w:t xml:space="preserve">)</w:t>
+      </w:r>
+      <w:r>
+        <w:t xml:space="preserve">.</w:t>
+      </w:r>
+      <w:r>
+        <w:t xml:space="preserve"> </w:t>
+      </w:r>
+      <w:r>
+        <w:t xml:space="preserve">This extension is directly relevant to the present work, as traumatic film material is encoded with strong arousal, and the model’s treatment of arousal as context captures the enhanced encoding and distinctive retrieval dynamics that characterize emotional material.</w:t>
+      </w:r>
+    </w:p>
+    <w:p>
+      <w:pPr>
+        <w:pStyle w:val="BodyText"/>
+      </w:pPr>
+      <w:r>
+        <w:t xml:space="preserve">The account therefore replaces a storage-level dissociation with a retrieval-level one.</w:t>
+      </w:r>
+      <w:r>
+        <w:t xml:space="preserve"> </w:t>
+      </w:r>
+      <w:r>
+        <w:t xml:space="preserve">Intrusion-like and deliberate recall operate over the same item-context associations, but they begin from different retrieval states and differ in how strongly retrieval is constrained toward the film.</w:t>
+      </w:r>
+      <w:r>
+        <w:t xml:space="preserve"> </w:t>
+      </w:r>
+      <w:r>
+        <w:t xml:space="preserve">Interference strength is determined by the number and strength of task competitors and by their overlap with film-related temporal, source, and emotional context.</w:t>
+      </w:r>
+      <w:r>
+        <w:t xml:space="preserve"> </w:t>
+      </w:r>
+      <w:r>
+        <w:t xml:space="preserve">Post-reminder effects arise when a reminder reinstates film context before competitor encoding.</w:t>
+      </w:r>
+      <w:r>
+        <w:t xml:space="preserve"> </w:t>
+      </w:r>
+      <w:r>
+        <w:t xml:space="preserve">These commitments define the model components specified next: phase-specific encoding, reminder-driven reinstatement, and retrieval-mode settings.</w:t>
       </w:r>
     </w:p>
     <w:bookmarkEnd w:id="25"/>
-    <w:bookmarkStart w:id="26" w:name="Xc30ecb24643046c4752102619295de1bc2871c8"/>
+    <w:bookmarkStart w:id="26" w:name="model-and-paradigm"/>
     <w:p>
       <w:pPr>
         <w:pStyle w:val="Heading1"/>
       </w:pPr>
       <w:r>
-        <w:t xml:space="preserve">A Retrieved-Context Account of Selective Interference</w:t>
+        <w:t xml:space="preserve">Model and Paradigm</w:t>
       </w:r>
     </w:p>
     <w:bookmarkEnd w:id="26"/>
-    <w:bookmarkStart w:id="27" w:name="model-and-paradigm"/>
+    <w:bookmarkStart w:id="27" w:name="simulation-overview"/>
     <w:p>
       <w:pPr>
         <w:pStyle w:val="Heading1"/>
       </w:pPr>
       <w:r>
-        <w:t xml:space="preserve">Model and Paradigm</w:t>
+        <w:t xml:space="preserve">Simulation Overview</w:t>
       </w:r>
     </w:p>
     <w:bookmarkEnd w:id="27"/>
-    <w:bookmarkStart w:id="28" w:name="simulation-overview"/>
+    <w:bookmarkStart w:id="34" w:name="results"/>
     <w:p>
       <w:pPr>
         <w:pStyle w:val="Heading1"/>
       </w:pPr>
       <w:r>
-        <w:t xml:space="preserve">Simulation Overview</w:t>
+        <w:t xml:space="preserve">Results</w:t>
+      </w:r>
+    </w:p>
+    <w:bookmarkStart w:id="28" w:name="X6fcf3f39085e398ac9304fc9201661bcf62a397"/>
+    <w:p>
+      <w:pPr>
+        <w:pStyle w:val="Heading2"/>
+      </w:pPr>
+      <w:r>
+        <w:t xml:space="preserve">Simulation 1: Core Selective-Interference Dissociation</w:t>
+      </w:r>
+    </w:p>
+    <w:p>
+      <w:pPr>
+        <w:pStyle w:val="FirstParagraph"/>
+      </w:pPr>
+      <w:r>
+        <w:t xml:space="preserve">Premise: The basic selective-interference result is a 2 x 2 contrast between interference condition and retrieval configuration.</w:t>
+      </w:r>
+      <w:r>
+        <w:t xml:space="preserve"> </w:t>
+      </w:r>
+      <w:r>
+        <w:t xml:space="preserve">The section asks whether the same stored film episode and the same post-film interference manipulation can produce larger impairment in intrusion-like retrieval than in deliberate recall.</w:t>
+      </w:r>
+    </w:p>
+    <w:p>
+      <w:pPr>
+        <w:pStyle w:val="BodyText"/>
+      </w:pPr>
+      <w:r>
+        <w:t xml:space="preserve">Intended text take-away: This section establishes the core sufficiency result.</w:t>
+      </w:r>
+      <w:r>
+        <w:t xml:space="preserve"> </w:t>
+      </w:r>
+      <w:r>
+        <w:t xml:space="preserve">The model can reproduce the qualitative intrusion-voluntary-memory dissociation without separately weakening film items for one measure.</w:t>
+      </w:r>
+      <w:r>
+        <w:t xml:space="preserve"> </w:t>
+      </w:r>
+      <w:r>
+        <w:t xml:space="preserve">Deliberate recall may still be impaired; the claim is relative protection, not immunity.</w:t>
       </w:r>
     </w:p>
     <w:bookmarkEnd w:id="28"/>
-    <w:bookmarkStart w:id="34" w:name="results"/>
-    <w:p>
-      <w:pPr>
-        <w:pStyle w:val="Heading1"/>
-      </w:pPr>
-      <w:r>
-        <w:t xml:space="preserve">Results</w:t>
-      </w:r>
-    </w:p>
-    <w:bookmarkStart w:id="29" w:name="Xb1e336b17d273462eba8ab1d0a00c4af4651637"/>
+    <w:bookmarkStart w:id="29" w:name="Xc677d8ae7f532696a9d0dc1c16d289e7eda8c6a"/>
     <w:p>
       <w:pPr>
         <w:pStyle w:val="Heading2"/>
       </w:pPr>
       <w:r>
-        <w:t xml:space="preserve">Simulation 1: Selective Interference Across Retrieval Configurations</w:t>
+        <w:t xml:space="preserve">Simulation 2: Control Mechanisms Underlying Deliberate-Recall Protection</w:t>
+      </w:r>
+    </w:p>
+    <w:p>
+      <w:pPr>
+        <w:pStyle w:val="FirstParagraph"/>
+      </w:pPr>
+      <w:r>
+        <w:t xml:space="preserve">Premise: Deliberate recall is not categorically protected.</w:t>
+      </w:r>
+      <w:r>
+        <w:t xml:space="preserve"> </w:t>
+      </w:r>
+      <w:r>
+        <w:t xml:space="preserve">Its relative sparing depends on control operations that make retrieval more film-directed.</w:t>
+      </w:r>
+    </w:p>
+    <w:p>
+      <w:pPr>
+        <w:pStyle w:val="BodyText"/>
+      </w:pPr>
+      <w:r>
+        <w:t xml:space="preserve">Intended text take-away: This section earns the</w:t>
+      </w:r>
+      <w:r>
+        <w:t xml:space="preserve"> </w:t>
+      </w:r>
+      <w:r>
+        <w:t xml:space="preserve">“relatively intact voluntary memory”</w:t>
+      </w:r>
+      <w:r>
+        <w:t xml:space="preserve"> </w:t>
+      </w:r>
+      <w:r>
+        <w:t xml:space="preserve">claim.</w:t>
+      </w:r>
+      <w:r>
+        <w:t xml:space="preserve"> </w:t>
+      </w:r>
+      <w:r>
+        <w:t xml:space="preserve">Sparing is a graded consequence of retrieval control rather than a property attached to voluntary tests as a category.</w:t>
+      </w:r>
+      <w:r>
+        <w:t xml:space="preserve"> </w:t>
+      </w:r>
+      <w:r>
+        <w:t xml:space="preserve">Weakening these control operations should make deliberate recall resemble intrusion-like retrieval more closely.</w:t>
       </w:r>
     </w:p>
     <w:bookmarkEnd w:id="29"/>
-    <w:bookmarkStart w:id="30" w:name="X8e9de123db9ab8eabe50264b6aea07aefa73154"/>
+    <w:bookmarkStart w:id="30" w:name="Xb6ad65f068ff1c87b9d8ef63a15a1d3a2d01552"/>
     <w:p>
       <w:pPr>
         <w:pStyle w:val="Heading2"/>
       </w:pPr>
       <w:r>
-        <w:t xml:space="preserve">Simulation 2: Competitor Encoding in Reinstated Context</w:t>
+        <w:t xml:space="preserve">Simulation 3: Competitor Strength, Contextual Overlap, and Emotional-Context Amplification</w:t>
+      </w:r>
+    </w:p>
+    <w:p>
+      <w:pPr>
+        <w:pStyle w:val="FirstParagraph"/>
+      </w:pPr>
+      <w:r>
+        <w:t xml:space="preserve">Premise: An interference task matters when it encodes competitors that are both strong enough and contextually close enough to film items.</w:t>
+      </w:r>
+      <w:r>
+        <w:t xml:space="preserve"> </w:t>
+      </w:r>
+      <w:r>
+        <w:t xml:space="preserve">This section asks what makes a task Tetris-like in model terms.</w:t>
+      </w:r>
+    </w:p>
+    <w:p>
+      <w:pPr>
+        <w:pStyle w:val="BodyText"/>
+      </w:pPr>
+      <w:r>
+        <w:t xml:space="preserve">Intended text take-away: This section explains what makes interference effective.</w:t>
+      </w:r>
+      <w:r>
+        <w:t xml:space="preserve"> </w:t>
+      </w:r>
+      <w:r>
+        <w:t xml:space="preserve">The account should not reduce to generic distraction, list length, or task difficulty.</w:t>
+      </w:r>
+      <w:r>
+        <w:t xml:space="preserve"> </w:t>
+      </w:r>
+      <w:r>
+        <w:t xml:space="preserve">Competitor strength matters because competitors are retrievable from film-related context, and shared emotional or source context is relevant only insofar as it increases that competition.</w:t>
       </w:r>
     </w:p>
     <w:bookmarkEnd w:id="30"/>
-    <w:bookmarkStart w:id="31" w:name="Xbba1805d3fef72a2a69471023cd30942b96eaab"/>
+    <w:bookmarkStart w:id="31" w:name="Xb79b6d9c7815cdfa2786fb98ac16b20d71daf8e"/>
     <w:p>
       <w:pPr>
         <w:pStyle w:val="Heading2"/>
       </w:pPr>
       <w:r>
-        <w:t xml:space="preserve">Simulation 3: Contextual Overlap Versus Generic Task Load</w:t>
+        <w:t xml:space="preserve">Simulation 4: Reminder Reinstatement and Delayed Interference</w:t>
+      </w:r>
+    </w:p>
+    <w:p>
+      <w:pPr>
+        <w:pStyle w:val="FirstParagraph"/>
+      </w:pPr>
+      <w:r>
+        <w:t xml:space="preserve">Premise: The delayed-reminder case applies the overlap mechanism after context has drifted away from the film.</w:t>
+      </w:r>
+      <w:r>
+        <w:t xml:space="preserve"> </w:t>
+      </w:r>
+      <w:r>
+        <w:t xml:space="preserve">A reminder matters because it reinstates film context before competitor encoding.</w:t>
+      </w:r>
+    </w:p>
+    <w:p>
+      <w:pPr>
+        <w:pStyle w:val="BodyText"/>
+      </w:pPr>
+      <w:r>
+        <w:t xml:space="preserve">Intended text take-away: This section connects the model to post-reminder interventions.</w:t>
+      </w:r>
+      <w:r>
+        <w:t xml:space="preserve"> </w:t>
+      </w:r>
+      <w:r>
+        <w:t xml:space="preserve">The reminder is not treated as a special storage-disruption device.</w:t>
+      </w:r>
+      <w:r>
+        <w:t xml:space="preserve"> </w:t>
+      </w:r>
+      <w:r>
+        <w:t xml:space="preserve">It restores the contextual condition required for later competitor encoding to affect film-item retrieval.</w:t>
       </w:r>
     </w:p>
     <w:bookmarkEnd w:id="31"/>
-    <w:bookmarkStart w:id="32" w:name="simulation-4-test-format-heterogeneity"/>
+    <w:bookmarkStart w:id="32" w:name="Xa3f451a9d82748e70976ed4f14c9634de5024b1"/>
     <w:p>
       <w:pPr>
         <w:pStyle w:val="Heading2"/>
       </w:pPr>
       <w:r>
-        <w:t xml:space="preserve">Simulation 4: Test-Format Heterogeneity</w:t>
+        <w:t xml:space="preserve">Simulation 5: Heterogeneity Across Recall-Like Test Formats</w:t>
+      </w:r>
+    </w:p>
+    <w:p>
+      <w:pPr>
+        <w:pStyle w:val="FirstParagraph"/>
+      </w:pPr>
+      <w:r>
+        <w:t xml:space="preserve">Premise: Intrusion diaries, vigilance-style monitoring, free recall, and cued recall differ in how much they rely on broad context-to-item search versus film-directed retrieval support.</w:t>
+      </w:r>
+      <w:r>
+        <w:t xml:space="preserve"> </w:t>
+      </w:r>
+      <w:r>
+        <w:t xml:space="preserve">This section maps the model’s retrieval-control mechanisms onto variation across recall-like empirical measures.</w:t>
+      </w:r>
+    </w:p>
+    <w:p>
+      <w:pPr>
+        <w:pStyle w:val="BodyText"/>
+      </w:pPr>
+      <w:r>
+        <w:t xml:space="preserve">Intended text take-away: This section interprets heterogeneity across empirical paradigms without treating intrusion and voluntary memory as fixed computational kinds.</w:t>
+      </w:r>
+      <w:r>
+        <w:t xml:space="preserve"> </w:t>
+      </w:r>
+      <w:r>
+        <w:t xml:space="preserve">The model predicts a continuum of vulnerability across recall-like tests depending on how much the task supports film-directed retrieval.</w:t>
       </w:r>
     </w:p>
     <w:bookmarkEnd w:id="32"/>
-    <w:bookmarkStart w:id="33" w:name="robustness-and-diagnostic-checks"/>
+    <w:bookmarkStart w:id="33" w:name="X305caec8649757f6c49a20df21f72b599ba7726"/>
     <w:p>
       <w:pPr>
         <w:pStyle w:val="Heading2"/>
       </w:pPr>
       <w:r>
-        <w:t xml:space="preserve">Robustness and Diagnostic Checks</w:t>
+        <w:t xml:space="preserve">Simulation 6: Probe-Driven Access as a Boundary Case</w:t>
+      </w:r>
+    </w:p>
+    <w:p>
+      <w:pPr>
+        <w:pStyle w:val="FirstParagraph"/>
+      </w:pPr>
+      <w:r>
+        <w:t xml:space="preserve">Premise: Item-specific probes are a limiting case of voluntary access because they begin closer to the target item than broad recall does.</w:t>
+      </w:r>
+      <w:r>
+        <w:t xml:space="preserve"> </w:t>
+      </w:r>
+      <w:r>
+        <w:t xml:space="preserve">This section preserves the useful part of the old recognition result without claiming categorical recognition immunity.</w:t>
+      </w:r>
+    </w:p>
+    <w:p>
+      <w:pPr>
+        <w:pStyle w:val="BodyText"/>
+      </w:pPr>
+      <w:r>
+        <w:t xml:space="preserve">Intended text take-away: This section handles film-specific probes and recognition-like measures as a boundary case.</w:t>
+      </w:r>
+      <w:r>
+        <w:t xml:space="preserve"> </w:t>
+      </w:r>
+      <w:r>
+        <w:t xml:space="preserve">The claim is that probe-driven access reduces exposure to competitor competition, not that recognition is absolutely immune or that all voluntary memory has the same protection.</w:t>
       </w:r>
     </w:p>
     <w:bookmarkEnd w:id="33"/>
@@ -1241,7 +2069,7 @@
       </w:r>
     </w:p>
     <w:bookmarkEnd w:id="35"/>
-    <w:bookmarkStart w:id="95" w:name="references"/>
+    <w:bookmarkStart w:id="100" w:name="references"/>
     <w:p>
       <w:pPr>
         <w:pStyle w:val="Heading1"/>
@@ -1250,7 +2078,7 @@
         <w:t xml:space="preserve">References</w:t>
       </w:r>
     </w:p>
-    <w:bookmarkStart w:id="94" w:name="refs"/>
+    <w:bookmarkStart w:id="99" w:name="refs"/>
     <w:bookmarkStart w:id="37" w:name="ref-asselbergs2023systematic"/>
     <w:p>
       <w:pPr>
@@ -1895,12 +2723,48 @@
       </w:hyperlink>
     </w:p>
     <w:bookmarkEnd w:id="61"/>
-    <w:bookmarkStart w:id="63" w:name="ref-iyadurai2018preventing"/>
+    <w:bookmarkStart w:id="62" w:name="ref-howard2008persistence"/>
     <w:p>
       <w:pPr>
         <w:pStyle w:val="Bibliography"/>
       </w:pPr>
       <w:r>
+        <w:t xml:space="preserve">Howard, M. W., Youker, T. E., &amp; Venkatadass, V. S. (2008). The persistence of memory: Contiguity effects across hundreds of seconds.</w:t>
+      </w:r>
+      <w:r>
+        <w:t xml:space="preserve"> </w:t>
+      </w:r>
+      <w:r>
+        <w:rPr>
+          <w:i/>
+          <w:iCs/>
+        </w:rPr>
+        <w:t xml:space="preserve">Psychonomic Bulletin &amp; Review</w:t>
+      </w:r>
+      <w:r>
+        <w:t xml:space="preserve">,</w:t>
+      </w:r>
+      <w:r>
+        <w:t xml:space="preserve"> </w:t>
+      </w:r>
+      <w:r>
+        <w:rPr>
+          <w:i/>
+          <w:iCs/>
+        </w:rPr>
+        <w:t xml:space="preserve">15</w:t>
+      </w:r>
+      <w:r>
+        <w:t xml:space="preserve">(1), 58–63.</w:t>
+      </w:r>
+    </w:p>
+    <w:bookmarkEnd w:id="62"/>
+    <w:bookmarkStart w:id="64" w:name="ref-iyadurai2018preventing"/>
+    <w:p>
+      <w:pPr>
+        <w:pStyle w:val="Bibliography"/>
+      </w:pPr>
+      <w:r>
         <w:t xml:space="preserve">Iyadurai, L., Blackwell, S. E., Meiser-Stedman, R., Watson, P. C., Bonsall, M. B., Geddes, J. R., Nobre, A. C., &amp; Holmes, E. A. (2018). Preventing intrusive memories after trauma via a brief intervention involving</w:t>
       </w:r>
       <w:r>
@@ -1944,7 +2808,7 @@
       <w:r>
         <w:t xml:space="preserve"> </w:t>
       </w:r>
-      <w:hyperlink r:id="rId62">
+      <w:hyperlink r:id="rId63">
         <w:r>
           <w:rPr>
             <w:rStyle w:val="Hyperlink"/>
@@ -1953,8 +2817,8 @@
         </w:r>
       </w:hyperlink>
     </w:p>
-    <w:bookmarkEnd w:id="63"/>
-    <w:bookmarkStart w:id="65" w:name="ref-iyadurai2019intrusive"/>
+    <w:bookmarkEnd w:id="64"/>
+    <w:bookmarkStart w:id="66" w:name="ref-iyadurai2019intrusive"/>
     <w:p>
       <w:pPr>
         <w:pStyle w:val="Bibliography"/>
@@ -1991,7 +2855,7 @@
       <w:r>
         <w:t xml:space="preserve"> </w:t>
       </w:r>
-      <w:hyperlink r:id="rId64">
+      <w:hyperlink r:id="rId65">
         <w:r>
           <w:rPr>
             <w:rStyle w:val="Hyperlink"/>
@@ -2000,8 +2864,8 @@
         </w:r>
       </w:hyperlink>
     </w:p>
-    <w:bookmarkEnd w:id="65"/>
-    <w:bookmarkStart w:id="67" w:name="ref-james2015computer"/>
+    <w:bookmarkEnd w:id="66"/>
+    <w:bookmarkStart w:id="68" w:name="ref-james2015computer"/>
     <w:p>
       <w:pPr>
         <w:pStyle w:val="Bibliography"/>
@@ -2038,7 +2902,7 @@
       <w:r>
         <w:t xml:space="preserve"> </w:t>
       </w:r>
-      <w:hyperlink r:id="rId66">
+      <w:hyperlink r:id="rId67">
         <w:r>
           <w:rPr>
             <w:rStyle w:val="Hyperlink"/>
@@ -2047,8 +2911,8 @@
         </w:r>
       </w:hyperlink>
     </w:p>
-    <w:bookmarkEnd w:id="67"/>
-    <w:bookmarkStart w:id="69" w:name="ref-james2016trauma"/>
+    <w:bookmarkEnd w:id="68"/>
+    <w:bookmarkStart w:id="70" w:name="ref-james2016trauma"/>
     <w:p>
       <w:pPr>
         <w:pStyle w:val="Bibliography"/>
@@ -2085,7 +2949,7 @@
       <w:r>
         <w:t xml:space="preserve"> </w:t>
       </w:r>
-      <w:hyperlink r:id="rId68">
+      <w:hyperlink r:id="rId69">
         <w:r>
           <w:rPr>
             <w:rStyle w:val="Hyperlink"/>
@@ -2094,13 +2958,49 @@
         </w:r>
       </w:hyperlink>
     </w:p>
-    <w:bookmarkEnd w:id="69"/>
-    <w:bookmarkStart w:id="71" w:name="ref-kanstrup2021single"/>
+    <w:bookmarkEnd w:id="70"/>
+    <w:bookmarkStart w:id="71" w:name="ref-kahana1996associative"/>
     <w:p>
       <w:pPr>
         <w:pStyle w:val="Bibliography"/>
       </w:pPr>
       <w:r>
+        <w:t xml:space="preserve">Kahana, M. J. (1996). Associative retrieval processes in free recall.</w:t>
+      </w:r>
+      <w:r>
+        <w:t xml:space="preserve"> </w:t>
+      </w:r>
+      <w:r>
+        <w:rPr>
+          <w:i/>
+          <w:iCs/>
+        </w:rPr>
+        <w:t xml:space="preserve">Memory &amp; Cognition</w:t>
+      </w:r>
+      <w:r>
+        <w:t xml:space="preserve">,</w:t>
+      </w:r>
+      <w:r>
+        <w:t xml:space="preserve"> </w:t>
+      </w:r>
+      <w:r>
+        <w:rPr>
+          <w:i/>
+          <w:iCs/>
+        </w:rPr>
+        <w:t xml:space="preserve">24</w:t>
+      </w:r>
+      <w:r>
+        <w:t xml:space="preserve">(1), 103–109.</w:t>
+      </w:r>
+    </w:p>
+    <w:bookmarkEnd w:id="71"/>
+    <w:bookmarkStart w:id="73" w:name="ref-kanstrup2021single"/>
+    <w:p>
+      <w:pPr>
+        <w:pStyle w:val="Bibliography"/>
+      </w:pPr>
+      <w:r>
         <w:t xml:space="preserve">Kanstrup, M., Kontio, E., Geranmayeh, A., Olofsdotter Lauri, K., Moulds, M. L., &amp; Holmes, E. A. (2021). A single case series using visuospatial task interference to reduce the number of visual intrusive memories of trauma with refugees.</w:t>
       </w:r>
       <w:r>
@@ -2132,7 +3032,7 @@
       <w:r>
         <w:t xml:space="preserve"> </w:t>
       </w:r>
-      <w:hyperlink r:id="rId70">
+      <w:hyperlink r:id="rId72">
         <w:r>
           <w:rPr>
             <w:rStyle w:val="Hyperlink"/>
@@ -2141,8 +3041,8 @@
         </w:r>
       </w:hyperlink>
     </w:p>
-    <w:bookmarkEnd w:id="71"/>
-    <w:bookmarkStart w:id="73" w:name="ref-kessler2020visuospatial"/>
+    <w:bookmarkEnd w:id="73"/>
+    <w:bookmarkStart w:id="75" w:name="ref-kessler2020visuospatial"/>
     <w:p>
       <w:pPr>
         <w:pStyle w:val="Bibliography"/>
@@ -2179,7 +3079,7 @@
       <w:r>
         <w:t xml:space="preserve"> </w:t>
       </w:r>
-      <w:hyperlink r:id="rId72">
+      <w:hyperlink r:id="rId74">
         <w:r>
           <w:rPr>
             <w:rStyle w:val="Hyperlink"/>
@@ -2188,8 +3088,8 @@
         </w:r>
       </w:hyperlink>
     </w:p>
-    <w:bookmarkEnd w:id="73"/>
-    <w:bookmarkStart w:id="75" w:name="ref-kindt2009beyond"/>
+    <w:bookmarkEnd w:id="75"/>
+    <w:bookmarkStart w:id="77" w:name="ref-kindt2009beyond"/>
     <w:p>
       <w:pPr>
         <w:pStyle w:val="Bibliography"/>
@@ -2226,7 +3126,7 @@
       <w:r>
         <w:t xml:space="preserve"> </w:t>
       </w:r>
-      <w:hyperlink r:id="rId74">
+      <w:hyperlink r:id="rId76">
         <w:r>
           <w:rPr>
             <w:rStyle w:val="Hyperlink"/>
@@ -2235,8 +3135,8 @@
         </w:r>
       </w:hyperlink>
     </w:p>
-    <w:bookmarkEnd w:id="75"/>
-    <w:bookmarkStart w:id="77" w:name="ref-krans2009intrusive"/>
+    <w:bookmarkEnd w:id="77"/>
+    <w:bookmarkStart w:id="79" w:name="ref-krans2009intrusive"/>
     <w:p>
       <w:pPr>
         <w:pStyle w:val="Bibliography"/>
@@ -2273,7 +3173,7 @@
       <w:r>
         <w:t xml:space="preserve"> </w:t>
       </w:r>
-      <w:hyperlink r:id="rId76">
+      <w:hyperlink r:id="rId78">
         <w:r>
           <w:rPr>
             <w:rStyle w:val="Hyperlink"/>
@@ -2282,8 +3182,8 @@
         </w:r>
       </w:hyperlink>
     </w:p>
-    <w:bookmarkEnd w:id="77"/>
-    <w:bookmarkStart w:id="79" w:name="ref-lau2019intrusive"/>
+    <w:bookmarkEnd w:id="79"/>
+    <w:bookmarkStart w:id="81" w:name="ref-lau2019intrusive"/>
     <w:p>
       <w:pPr>
         <w:pStyle w:val="Bibliography"/>
@@ -2320,7 +3220,7 @@
       <w:r>
         <w:t xml:space="preserve"> </w:t>
       </w:r>
-      <w:hyperlink r:id="rId78">
+      <w:hyperlink r:id="rId80">
         <w:r>
           <w:rPr>
             <w:rStyle w:val="Hyperlink"/>
@@ -2329,8 +3229,8 @@
         </w:r>
       </w:hyperlink>
     </w:p>
-    <w:bookmarkEnd w:id="79"/>
-    <w:bookmarkStart w:id="81" w:name="ref-lohnas2015expanding"/>
+    <w:bookmarkEnd w:id="81"/>
+    <w:bookmarkStart w:id="83" w:name="ref-lohnas2015expanding"/>
     <w:p>
       <w:pPr>
         <w:pStyle w:val="Bibliography"/>
@@ -2367,7 +3267,7 @@
       <w:r>
         <w:t xml:space="preserve"> </w:t>
       </w:r>
-      <w:hyperlink r:id="rId80">
+      <w:hyperlink r:id="rId82">
         <w:r>
           <w:rPr>
             <w:rStyle w:val="Hyperlink"/>
@@ -2376,13 +3276,49 @@
         </w:r>
       </w:hyperlink>
     </w:p>
-    <w:bookmarkEnd w:id="81"/>
-    <w:bookmarkStart w:id="83" w:name="ref-polyn2009context"/>
+    <w:bookmarkEnd w:id="83"/>
+    <w:bookmarkStart w:id="84" w:name="ref-mensink1989model"/>
     <w:p>
       <w:pPr>
         <w:pStyle w:val="Bibliography"/>
       </w:pPr>
       <w:r>
+        <w:t xml:space="preserve">Mensink, G.-J. M., &amp; Raaijmakers, J. G. (1989). A model for contextual fluctuation.</w:t>
+      </w:r>
+      <w:r>
+        <w:t xml:space="preserve"> </w:t>
+      </w:r>
+      <w:r>
+        <w:rPr>
+          <w:i/>
+          <w:iCs/>
+        </w:rPr>
+        <w:t xml:space="preserve">Journal of Mathematical Psychology</w:t>
+      </w:r>
+      <w:r>
+        <w:t xml:space="preserve">,</w:t>
+      </w:r>
+      <w:r>
+        <w:t xml:space="preserve"> </w:t>
+      </w:r>
+      <w:r>
+        <w:rPr>
+          <w:i/>
+          <w:iCs/>
+        </w:rPr>
+        <w:t xml:space="preserve">33</w:t>
+      </w:r>
+      <w:r>
+        <w:t xml:space="preserve">(2), 172–186.</w:t>
+      </w:r>
+    </w:p>
+    <w:bookmarkEnd w:id="84"/>
+    <w:bookmarkStart w:id="86" w:name="ref-polyn2009context"/>
+    <w:p>
+      <w:pPr>
+        <w:pStyle w:val="Bibliography"/>
+      </w:pPr>
+      <w:r>
         <w:t xml:space="preserve">Polyn, S. M., Norman, K. A., &amp; Kahana, M. J. (2009). A context maintenance and retrieval model of organizational processes in free recall.</w:t>
       </w:r>
       <w:r>
@@ -2414,7 +3350,7 @@
       <w:r>
         <w:t xml:space="preserve"> </w:t>
       </w:r>
-      <w:hyperlink r:id="rId82">
+      <w:hyperlink r:id="rId85">
         <w:r>
           <w:rPr>
             <w:rStyle w:val="Hyperlink"/>
@@ -2423,8 +3359,8 @@
         </w:r>
       </w:hyperlink>
     </w:p>
-    <w:bookmarkEnd w:id="83"/>
-    <w:bookmarkStart w:id="85" w:name="ref-sederberg2008context"/>
+    <w:bookmarkEnd w:id="86"/>
+    <w:bookmarkStart w:id="88" w:name="ref-sederberg2008context"/>
     <w:p>
       <w:pPr>
         <w:pStyle w:val="Bibliography"/>
@@ -2461,7 +3397,7 @@
       <w:r>
         <w:t xml:space="preserve"> </w:t>
       </w:r>
-      <w:hyperlink r:id="rId84">
+      <w:hyperlink r:id="rId87">
         <w:r>
           <w:rPr>
             <w:rStyle w:val="Hyperlink"/>
@@ -2470,8 +3406,8 @@
         </w:r>
       </w:hyperlink>
     </w:p>
-    <w:bookmarkEnd w:id="85"/>
-    <w:bookmarkStart w:id="87" w:name="ref-talmi2019retrieved"/>
+    <w:bookmarkEnd w:id="88"/>
+    <w:bookmarkStart w:id="90" w:name="ref-talmi2019retrieved"/>
     <w:p>
       <w:pPr>
         <w:pStyle w:val="Bibliography"/>
@@ -2508,7 +3444,7 @@
       <w:r>
         <w:t xml:space="preserve"> </w:t>
       </w:r>
-      <w:hyperlink r:id="rId86">
+      <w:hyperlink r:id="rId89">
         <w:r>
           <w:rPr>
             <w:rStyle w:val="Hyperlink"/>
@@ -2517,8 +3453,8 @@
         </w:r>
       </w:hyperlink>
     </w:p>
-    <w:bookmarkEnd w:id="87"/>
-    <w:bookmarkStart w:id="89" w:name="ref-varma2024experimental"/>
+    <w:bookmarkEnd w:id="90"/>
+    <w:bookmarkStart w:id="92" w:name="ref-varma2024experimental"/>
     <w:p>
       <w:pPr>
         <w:pStyle w:val="Bibliography"/>
@@ -2555,7 +3491,7 @@
       <w:r>
         <w:t xml:space="preserve"> </w:t>
       </w:r>
-      <w:hyperlink r:id="rId88">
+      <w:hyperlink r:id="rId91">
         <w:r>
           <w:rPr>
             <w:rStyle w:val="Hyperlink"/>
@@ -2564,8 +3500,8 @@
         </w:r>
       </w:hyperlink>
     </w:p>
-    <w:bookmarkEnd w:id="89"/>
-    <w:bookmarkStart w:id="91" w:name="ref-wessel2025evidence"/>
+    <w:bookmarkEnd w:id="92"/>
+    <w:bookmarkStart w:id="94" w:name="ref-wessel2025evidence"/>
     <w:p>
       <w:pPr>
         <w:pStyle w:val="Bibliography"/>
@@ -2614,7 +3550,7 @@
       <w:r>
         <w:t xml:space="preserve"> </w:t>
       </w:r>
-      <w:hyperlink r:id="rId90">
+      <w:hyperlink r:id="rId93">
         <w:r>
           <w:rPr>
             <w:rStyle w:val="Hyperlink"/>
@@ -2623,8 +3559,8 @@
         </w:r>
       </w:hyperlink>
     </w:p>
-    <w:bookmarkEnd w:id="91"/>
-    <w:bookmarkStart w:id="93" w:name="ref-yonelinas2019contextual"/>
+    <w:bookmarkEnd w:id="94"/>
+    <w:bookmarkStart w:id="96" w:name="ref-yonelinas2019contextual"/>
     <w:p>
       <w:pPr>
         <w:pStyle w:val="Bibliography"/>
@@ -2661,7 +3597,7 @@
       <w:r>
         <w:t xml:space="preserve"> </w:t>
       </w:r>
-      <w:hyperlink r:id="rId92">
+      <w:hyperlink r:id="rId95">
         <w:r>
           <w:rPr>
             <w:rStyle w:val="Hyperlink"/>
@@ -2670,9 +3606,56 @@
         </w:r>
       </w:hyperlink>
     </w:p>
-    <w:bookmarkEnd w:id="93"/>
-    <w:bookmarkEnd w:id="94"/>
-    <w:bookmarkEnd w:id="95"/>
+    <w:bookmarkEnd w:id="96"/>
+    <w:bookmarkStart w:id="98" w:name="ref-zaromb2006temporal"/>
+    <w:p>
+      <w:pPr>
+        <w:pStyle w:val="Bibliography"/>
+      </w:pPr>
+      <w:r>
+        <w:t xml:space="preserve">Zaromb, F. M., Howard, M. W., Dolan, E. D., Sirotin, Y. B., Tully, M., Wingfield, A., &amp; Kahana, M. J. (2006). Temporal associations and prior-list intrusions in free recall.</w:t>
+      </w:r>
+      <w:r>
+        <w:t xml:space="preserve"> </w:t>
+      </w:r>
+      <w:r>
+        <w:rPr>
+          <w:i/>
+          <w:iCs/>
+        </w:rPr>
+        <w:t xml:space="preserve">Journal of Experimental Psychology: Learning, Memory, and Cognition</w:t>
+      </w:r>
+      <w:r>
+        <w:t xml:space="preserve">,</w:t>
+      </w:r>
+      <w:r>
+        <w:t xml:space="preserve"> </w:t>
+      </w:r>
+      <w:r>
+        <w:rPr>
+          <w:i/>
+          <w:iCs/>
+        </w:rPr>
+        <w:t xml:space="preserve">32</w:t>
+      </w:r>
+      <w:r>
+        <w:t xml:space="preserve">(4), 792–804.</w:t>
+      </w:r>
+      <w:r>
+        <w:t xml:space="preserve"> </w:t>
+      </w:r>
+      <w:hyperlink r:id="rId97">
+        <w:r>
+          <w:rPr>
+            <w:rStyle w:val="Hyperlink"/>
+          </w:rPr>
+          <w:t xml:space="preserve">https://doi.org/10.1037/0278-7393.32.4.792</w:t>
+        </w:r>
+      </w:hyperlink>
+    </w:p>
+    <w:bookmarkEnd w:id="98"/>
+    <w:bookmarkEnd w:id="99"/>
+    <w:bookmarkEnd w:id="100"/>
     <w:sectPr>
       <w:headerReference r:id="rId9" w:type="even"/>
       <w:headerReference r:id="rId11" w:type="default"/>

--- a/docs/index.docx
+++ b/docs/index.docx
@@ -895,7 +895,13 @@
         <w:t xml:space="preserve">)</w:t>
       </w:r>
       <w:r>
-        <w:t xml:space="preserve">.Retrieved-context models explain recall by treating context as a gradually changing state that is updated by studied items, reinstated by recalled items, and used to cue later memory search</w:t>
+        <w:t xml:space="preserve">.</w:t>
+      </w:r>
+      <w:r>
+        <w:t xml:space="preserve"> </w:t>
+      </w:r>
+      <w:r>
+        <w:t xml:space="preserve">Retrieved-context models explain recall by treating context as a gradually changing state that is updated by studied items, reinstated by recalled items, and used to cue later memory search</w:t>
       </w:r>
       <w:r>
         <w:t xml:space="preserve"> </w:t>
@@ -10617,220 +10623,33 @@
         <w:pStyle w:val="AfterWithoutNote"/>
       </w:pPr>
       <w:r>
-        <w:t xml:space="preserve">The paradigm geometry mirrors the trauma-film experiments simulated in later sections.</w:t>
-      </w:r>
-      <w:r>
-        <w:t xml:space="preserve"> </w:t>
-      </w:r>
-      <w:r>
-        <w:t xml:space="preserve">Each simulated trial presents</w:t>
-      </w:r>
-      <w:r>
-        <w:t xml:space="preserve"> </w:t>
-      </w:r>
-      <m:oMath>
-        <m:sSub>
-          <m:e>
-            <m:r>
-              <m:t>N</m:t>
-            </m:r>
-          </m:e>
-          <m:sub>
-            <m:r>
-              <m:rPr>
-                <m:nor/>
-                <m:sty m:val="p"/>
-              </m:rPr>
-              <m:t>film</m:t>
-            </m:r>
-          </m:sub>
-        </m:sSub>
-        <m:r>
-          <m:rPr>
-            <m:sty m:val="p"/>
-          </m:rPr>
-          <m:t>=</m:t>
-        </m:r>
-        <m:r>
-          <m:t>16</m:t>
-        </m:r>
-      </m:oMath>
-      <w:r>
-        <w:t xml:space="preserve"> </w:t>
-      </w:r>
-      <w:r>
-        <w:t xml:space="preserve">film items,</w:t>
-      </w:r>
-      <w:r>
-        <w:t xml:space="preserve"> </w:t>
-      </w:r>
-      <m:oMath>
-        <m:sSub>
-          <m:e>
-            <m:r>
-              <m:t>N</m:t>
-            </m:r>
-          </m:e>
-          <m:sub>
-            <m:r>
-              <m:rPr>
-                <m:nor/>
-                <m:sty m:val="p"/>
-              </m:rPr>
-              <m:t>break</m:t>
-            </m:r>
-          </m:sub>
-        </m:sSub>
-        <m:r>
-          <m:rPr>
-            <m:sty m:val="p"/>
-          </m:rPr>
-          <m:t>=</m:t>
-        </m:r>
-        <m:r>
-          <m:t>16</m:t>
-        </m:r>
-      </m:oMath>
-      <w:r>
-        <w:t xml:space="preserve"> </w:t>
-      </w:r>
-      <w:r>
-        <w:t xml:space="preserve">break items, a reminder phase (one film clip re-presented without new learning),</w:t>
-      </w:r>
-      <w:r>
-        <w:t xml:space="preserve"> </w:t>
-      </w:r>
-      <m:oMath>
-        <m:sSub>
-          <m:e>
-            <m:r>
-              <m:t>N</m:t>
-            </m:r>
-          </m:e>
-          <m:sub>
-            <m:r>
-              <m:rPr>
-                <m:nor/>
-                <m:sty m:val="p"/>
-              </m:rPr>
-              <m:t>int</m:t>
-            </m:r>
-          </m:sub>
-        </m:sSub>
-        <m:r>
-          <m:rPr>
-            <m:sty m:val="p"/>
-          </m:rPr>
-          <m:t>=</m:t>
-        </m:r>
-        <m:r>
-          <m:t>16</m:t>
-        </m:r>
-      </m:oMath>
-      <w:r>
-        <w:t xml:space="preserve"> </w:t>
-      </w:r>
-      <w:r>
-        <w:t xml:space="preserve">interference items, and</w:t>
-      </w:r>
-      <w:r>
-        <w:t xml:space="preserve"> </w:t>
-      </w:r>
-      <m:oMath>
-        <m:sSub>
-          <m:e>
-            <m:r>
-              <m:t>N</m:t>
-            </m:r>
-          </m:e>
-          <m:sub>
-            <m:r>
-              <m:rPr>
-                <m:nor/>
-                <m:sty m:val="p"/>
-              </m:rPr>
-              <m:t>fill</m:t>
-            </m:r>
-          </m:sub>
-        </m:sSub>
-        <m:r>
-          <m:rPr>
-            <m:sty m:val="p"/>
-          </m:rPr>
-          <m:t>=</m:t>
-        </m:r>
-        <m:r>
-          <m:t>16</m:t>
-        </m:r>
-      </m:oMath>
-      <w:r>
-        <w:t xml:space="preserve"> </w:t>
-      </w:r>
-      <w:r>
-        <w:t xml:space="preserve">filler items, for a total list length of</w:t>
-      </w:r>
-      <w:r>
-        <w:t xml:space="preserve"> </w:t>
-      </w:r>
-      <m:oMath>
-        <m:r>
-          <m:t>N</m:t>
-        </m:r>
-        <m:r>
-          <m:rPr>
-            <m:sty m:val="p"/>
-          </m:rPr>
-          <m:t>=</m:t>
-        </m:r>
-        <m:r>
-          <m:t>64</m:t>
-        </m:r>
-      </m:oMath>
-      <w:r>
-        <w:t xml:space="preserve">.</w:t>
-      </w:r>
-      <w:r>
-        <w:t xml:space="preserve"> </w:t>
-      </w:r>
-      <w:r>
-        <w:t xml:space="preserve">Recall allows up to 48 retrieval attempts per trial.</w:t>
-      </w:r>
-      <w:r>
-        <w:t xml:space="preserve"> </w:t>
-      </w:r>
-      <w:r>
-        <w:t xml:space="preserve">Simulations average over 100 replications per subject using the 126 per-subject parameter sets from the</w:t>
-      </w:r>
-      <w:r>
-        <w:t xml:space="preserve"> </w:t>
-      </w:r>
-      <w:r>
-        <w:t xml:space="preserve">Healey and Kahana (</w:t>
-      </w:r>
-      <w:hyperlink w:anchor="ref-healey2014memory">
+        <w:t xml:space="preserve">The paradigm geometry mirrors trauma-film selective-interference designs at an abstract level.</w:t>
+      </w:r>
+      <w:r>
+        <w:t xml:space="preserve"> </w:t>
+      </w:r>
+      <w:r>
+        <w:t xml:space="preserve">Each simulated trial includes film, optional break, reminder, interference, and filler phases, with phase lengths and phase-specific scaling set by the simulation factors in</w:t>
+      </w:r>
+      <w:r>
+        <w:t xml:space="preserve"> </w:t>
+      </w:r>
+      <w:hyperlink w:anchor="tbl-scale-factors">
         <w:r>
           <w:rPr>
             <w:rStyle w:val="Hyperlink"/>
           </w:rPr>
-          <w:t xml:space="preserve">2014</w:t>
+          <w:t xml:space="preserve">Table 3</w:t>
         </w:r>
       </w:hyperlink>
       <w:r>
-        <w:t xml:space="preserve">)</w:t>
-      </w:r>
-      <w:r>
-        <w:t xml:space="preserve"> </w:t>
-      </w:r>
-      <w:r>
-        <w:t xml:space="preserve">fits.</w:t>
-      </w:r>
-    </w:p>
-    <w:p>
-      <w:pPr>
-        <w:pStyle w:val="BodyText"/>
-      </w:pPr>
-      <w:r>
-        <w:t xml:space="preserve">The primary dependent measure is film-item recall under context-to-item retrieval.</w:t>
+        <w:t xml:space="preserve">.</w:t>
+      </w:r>
+      <w:r>
+        <w:t xml:space="preserve"> </w:t>
+      </w:r>
+      <w:r>
+        <w:t xml:space="preserve">The main simulation outputs track which phase each recalled item came from, how often film items are recalled, and how those quantities change across interference and retrieval-control manipulations.</w:t>
       </w:r>
       <w:r>
         <w:t xml:space="preserve"> </w:t>
@@ -10842,24 +10661,12 @@
         <w:t xml:space="preserve"> </w:t>
       </w:r>
       <w:r>
-        <w:t xml:space="preserve">Recognition is operationalized as the probability of retrieving the correct item given its context, using the model’s item-to-context pathway.</w:t>
-      </w:r>
-      <w:r>
-        <w:t xml:space="preserve"> </w:t>
-      </w:r>
-      <w:r>
-        <w:t xml:space="preserve">These dependent measures map directly onto the intrusion diaries and recognition tests used in trauma-film studies.</w:t>
-      </w:r>
-      <w:r>
-        <w:t xml:space="preserve"> </w:t>
-      </w:r>
-      <w:r>
-        <w:t xml:space="preserve">They provide a bridge between the model’s formal predictions and the empirical phenomena the simulations target.</w:t>
+        <w:t xml:space="preserve">These dependent measures provide a bridge between the model’s formal predictions and the empirical phenomena the simulations target.</w:t>
       </w:r>
     </w:p>
     <w:bookmarkEnd w:id="36"/>
     <w:bookmarkEnd w:id="37"/>
-    <w:bookmarkStart w:id="44" w:name="simulations"/>
+    <w:bookmarkStart w:id="48" w:name="simulations"/>
     <w:p>
       <w:pPr>
         <w:pStyle w:val="Heading1"/>
@@ -10868,7 +10675,104 @@
         <w:t xml:space="preserve">Simulations</w:t>
       </w:r>
     </w:p>
-    <w:bookmarkStart w:id="38" w:name="X6fcf3f39085e398ac9304fc9201661bcf62a397"/>
+    <w:p>
+      <w:pPr>
+        <w:pStyle w:val="FirstParagraph"/>
+      </w:pPr>
+      <w:r>
+        <w:t xml:space="preserve">The first rendered sweep included here orients the reader to the simulated phase structure before the later sections develop the final manuscript contrasts.</w:t>
+      </w:r>
+      <w:r>
+        <w:t xml:space="preserve"> </w:t>
+      </w:r>
+      <w:r>
+        <w:t xml:space="preserve">These plots are diagnostic outputs from the interference-strength sweep, not stand-alone evidence for the full intrusion-voluntary-memory dissociation.</w:t>
+      </w:r>
+    </w:p>
+    <w:bookmarkStart w:id="41" w:name="fig-interference-sweep-spc"/>
+    <w:p>
+      <w:pPr>
+        <w:pStyle w:val="FigureTitle"/>
+      </w:pPr>
+      <w:r>
+        <w:t xml:space="preserve">Figure 1</w:t>
+      </w:r>
+    </w:p>
+    <w:p>
+      <w:pPr>
+        <w:pStyle w:val="Caption"/>
+      </w:pPr>
+      <w:r>
+        <w:t xml:space="preserve">Phase-resolved recall in the interference-strength sweep.</w:t>
+      </w:r>
+      <w:r>
+        <w:t xml:space="preserve"> </w:t>
+      </w:r>
+      <w:r>
+        <w:t xml:space="preserve">Serial-position curves show recall probability across the film, break, interference, and filler phases of the simulated paradigm, separately for no-reminder and reminder conditions.</w:t>
+      </w:r>
+      <w:r>
+        <w:t xml:space="preserve"> </w:t>
+      </w:r>
+      <w:r>
+        <w:t xml:space="preserve">Darker lines indicate stronger context-to-item learning for interference-task items.</w:t>
+      </w:r>
+      <w:r>
+        <w:t xml:space="preserve"> </w:t>
+      </w:r>
+      <w:r>
+        <w:t xml:space="preserve">The figure shows how the interference manipulation changes the distribution of retrieval across encoded phases, rather than only changing total film recall.</w:t>
+      </w:r>
+    </w:p>
+    <w:p>
+      <w:pPr>
+        <w:pStyle w:val="FigureWithoutNote"/>
+      </w:pPr>
+      <w:r>
+        <w:drawing>
+          <wp:inline>
+            <wp:extent cx="5943600" cy="2214422"/>
+            <wp:effectExtent b="0" l="0" r="0" t="0"/>
+            <wp:docPr descr="" title="" id="39" name="Picture"/>
+            <a:graphic>
+              <a:graphicData uri="http://schemas.openxmlformats.org/drawingml/2006/picture">
+                <pic:pic>
+                  <pic:nvPicPr>
+                    <pic:cNvPr descr="figures/interference_mcf_scale_delay16_fit_no_shared_support_side_by_side_spc.png" id="40" name="Picture"/>
+                    <pic:cNvPicPr>
+                      <a:picLocks noChangeArrowheads="1" noChangeAspect="1"/>
+                    </pic:cNvPicPr>
+                  </pic:nvPicPr>
+                  <pic:blipFill>
+                    <a:blip r:embed="rId38"/>
+                    <a:stretch>
+                      <a:fillRect/>
+                    </a:stretch>
+                  </pic:blipFill>
+                  <pic:spPr bwMode="auto">
+                    <a:xfrm>
+                      <a:off x="0" y="0"/>
+                      <a:ext cx="5943600" cy="2214422"/>
+                    </a:xfrm>
+                    <a:prstGeom prst="rect">
+                      <a:avLst/>
+                    </a:prstGeom>
+                    <a:noFill/>
+                    <a:ln w="9525">
+                      <a:noFill/>
+                      <a:headEnd/>
+                      <a:tailEnd/>
+                    </a:ln>
+                  </pic:spPr>
+                </pic:pic>
+              </a:graphicData>
+            </a:graphic>
+          </wp:inline>
+        </w:drawing>
+      </w:r>
+    </w:p>
+    <w:bookmarkEnd w:id="41"/>
+    <w:bookmarkStart w:id="42" w:name="X6fcf3f39085e398ac9304fc9201661bcf62a397"/>
     <w:p>
       <w:pPr>
         <w:pStyle w:val="Heading2"/>
@@ -10911,8 +10815,8 @@
         <w:t xml:space="preserve">Deliberate recall may still be impaired; the claim is relative protection, not immunity.</w:t>
       </w:r>
     </w:p>
-    <w:bookmarkEnd w:id="38"/>
-    <w:bookmarkStart w:id="39" w:name="Xc677d8ae7f532696a9d0dc1c16d289e7eda8c6a"/>
+    <w:bookmarkEnd w:id="42"/>
+    <w:bookmarkStart w:id="43" w:name="Xc677d8ae7f532696a9d0dc1c16d289e7eda8c6a"/>
     <w:p>
       <w:pPr>
         <w:pStyle w:val="Heading2"/>
@@ -10967,8 +10871,8 @@
         <w:t xml:space="preserve">Weakening these control operations should make deliberate recall resemble intrusion-like retrieval more closely.</w:t>
       </w:r>
     </w:p>
-    <w:bookmarkEnd w:id="39"/>
-    <w:bookmarkStart w:id="40" w:name="Xb6ad65f068ff1c87b9d8ef63a15a1d3a2d01552"/>
+    <w:bookmarkEnd w:id="43"/>
+    <w:bookmarkStart w:id="44" w:name="Xb6ad65f068ff1c87b9d8ef63a15a1d3a2d01552"/>
     <w:p>
       <w:pPr>
         <w:pStyle w:val="Heading2"/>
@@ -11011,8 +10915,8 @@
         <w:t xml:space="preserve">Competitor strength matters because competitors are retrievable from film-related context, and shared source/emotional context is relevant only insofar as it increases that competition.</w:t>
       </w:r>
     </w:p>
-    <w:bookmarkEnd w:id="40"/>
-    <w:bookmarkStart w:id="41" w:name="Xb79b6d9c7815cdfa2786fb98ac16b20d71daf8e"/>
+    <w:bookmarkEnd w:id="44"/>
+    <w:bookmarkStart w:id="45" w:name="Xb79b6d9c7815cdfa2786fb98ac16b20d71daf8e"/>
     <w:p>
       <w:pPr>
         <w:pStyle w:val="Heading2"/>
@@ -11055,8 +10959,8 @@
         <w:t xml:space="preserve">It restores the contextual condition required for later competitor encoding to affect film-item retrieval.</w:t>
       </w:r>
     </w:p>
-    <w:bookmarkEnd w:id="41"/>
-    <w:bookmarkStart w:id="42" w:name="Xa3f451a9d82748e70976ed4f14c9634de5024b1"/>
+    <w:bookmarkEnd w:id="45"/>
+    <w:bookmarkStart w:id="46" w:name="Xa3f451a9d82748e70976ed4f14c9634de5024b1"/>
     <w:p>
       <w:pPr>
         <w:pStyle w:val="Heading2"/>
@@ -11093,8 +10997,8 @@
         <w:t xml:space="preserve">The model predicts a continuum of vulnerability across recall-like tests depending on how much the task supports film-directed retrieval.</w:t>
       </w:r>
     </w:p>
-    <w:bookmarkEnd w:id="42"/>
-    <w:bookmarkStart w:id="43" w:name="X305caec8649757f6c49a20df21f72b599ba7726"/>
+    <w:bookmarkEnd w:id="46"/>
+    <w:bookmarkStart w:id="47" w:name="X305caec8649757f6c49a20df21f72b599ba7726"/>
     <w:p>
       <w:pPr>
         <w:pStyle w:val="Heading2"/>
@@ -11131,9 +11035,9 @@
         <w:t xml:space="preserve">The claim is that probe-driven access reduces exposure to competitor competition, not that recognition escapes the mechanism in every design or that all voluntary memory has the same protection.</w:t>
       </w:r>
     </w:p>
-    <w:bookmarkEnd w:id="43"/>
-    <w:bookmarkEnd w:id="44"/>
-    <w:bookmarkStart w:id="45" w:name="general-discussion"/>
+    <w:bookmarkEnd w:id="47"/>
+    <w:bookmarkEnd w:id="48"/>
+    <w:bookmarkStart w:id="49" w:name="general-discussion"/>
     <w:p>
       <w:pPr>
         <w:pStyle w:val="Heading1"/>
@@ -11142,8 +11046,8 @@
         <w:t xml:space="preserve">General Discussion</w:t>
       </w:r>
     </w:p>
-    <w:bookmarkEnd w:id="45"/>
-    <w:bookmarkStart w:id="113" w:name="references"/>
+    <w:bookmarkEnd w:id="49"/>
+    <w:bookmarkStart w:id="115" w:name="references"/>
     <w:p>
       <w:pPr>
         <w:pStyle w:val="Heading1"/>
@@ -11152,8 +11056,8 @@
         <w:t xml:space="preserve">References</w:t>
       </w:r>
     </w:p>
-    <w:bookmarkStart w:id="112" w:name="refs"/>
-    <w:bookmarkStart w:id="47" w:name="ref-asselbergs2023systematic"/>
+    <w:bookmarkStart w:id="114" w:name="refs"/>
+    <w:bookmarkStart w:id="51" w:name="ref-asselbergs2023systematic"/>
     <w:p>
       <w:pPr>
         <w:pStyle w:val="Bibliography"/>
@@ -11190,7 +11094,7 @@
       <w:r>
         <w:t xml:space="preserve"> </w:t>
       </w:r>
-      <w:hyperlink r:id="rId46">
+      <w:hyperlink r:id="rId50">
         <w:r>
           <w:rPr>
             <w:rStyle w:val="Hyperlink"/>
@@ -11199,8 +11103,8 @@
         </w:r>
       </w:hyperlink>
     </w:p>
-    <w:bookmarkEnd w:id="47"/>
-    <w:bookmarkStart w:id="49" w:name="ref-brewin2014episodic"/>
+    <w:bookmarkEnd w:id="51"/>
+    <w:bookmarkStart w:id="53" w:name="ref-brewin2014episodic"/>
     <w:p>
       <w:pPr>
         <w:pStyle w:val="Bibliography"/>
@@ -11237,7 +11141,7 @@
       <w:r>
         <w:t xml:space="preserve"> </w:t>
       </w:r>
-      <w:hyperlink r:id="rId48">
+      <w:hyperlink r:id="rId52">
         <w:r>
           <w:rPr>
             <w:rStyle w:val="Hyperlink"/>
@@ -11246,8 +11150,8 @@
         </w:r>
       </w:hyperlink>
     </w:p>
-    <w:bookmarkEnd w:id="49"/>
-    <w:bookmarkStart w:id="51" w:name="ref-brewin1996dual"/>
+    <w:bookmarkEnd w:id="53"/>
+    <w:bookmarkStart w:id="55" w:name="ref-brewin1996dual"/>
     <w:p>
       <w:pPr>
         <w:pStyle w:val="Bibliography"/>
@@ -11284,7 +11188,7 @@
       <w:r>
         <w:t xml:space="preserve"> </w:t>
       </w:r>
-      <w:hyperlink r:id="rId50">
+      <w:hyperlink r:id="rId54">
         <w:r>
           <w:rPr>
             <w:rStyle w:val="Hyperlink"/>
@@ -11293,8 +11197,8 @@
         </w:r>
       </w:hyperlink>
     </w:p>
-    <w:bookmarkEnd w:id="51"/>
-    <w:bookmarkStart w:id="53" w:name="ref-brewin2010intrusive"/>
+    <w:bookmarkEnd w:id="55"/>
+    <w:bookmarkStart w:id="57" w:name="ref-brewin2010intrusive"/>
     <w:p>
       <w:pPr>
         <w:pStyle w:val="Bibliography"/>
@@ -11331,7 +11235,7 @@
       <w:r>
         <w:t xml:space="preserve"> </w:t>
       </w:r>
-      <w:hyperlink r:id="rId52">
+      <w:hyperlink r:id="rId56">
         <w:r>
           <w:rPr>
             <w:rStyle w:val="Hyperlink"/>
@@ -11340,8 +11244,8 @@
         </w:r>
       </w:hyperlink>
     </w:p>
-    <w:bookmarkEnd w:id="53"/>
-    <w:bookmarkStart w:id="55" w:name="ref-cohen2022memory"/>
+    <w:bookmarkEnd w:id="57"/>
+    <w:bookmarkStart w:id="59" w:name="ref-cohen2022memory"/>
     <w:p>
       <w:pPr>
         <w:pStyle w:val="Bibliography"/>
@@ -11378,7 +11282,7 @@
       <w:r>
         <w:t xml:space="preserve"> </w:t>
       </w:r>
-      <w:hyperlink r:id="rId54">
+      <w:hyperlink r:id="rId58">
         <w:r>
           <w:rPr>
             <w:rStyle w:val="Hyperlink"/>
@@ -11387,8 +11291,8 @@
         </w:r>
       </w:hyperlink>
     </w:p>
-    <w:bookmarkEnd w:id="55"/>
-    <w:bookmarkStart w:id="57" w:name="ref-deeprose2012imagery"/>
+    <w:bookmarkEnd w:id="59"/>
+    <w:bookmarkStart w:id="61" w:name="ref-deeprose2012imagery"/>
     <w:p>
       <w:pPr>
         <w:pStyle w:val="Bibliography"/>
@@ -11425,7 +11329,7 @@
       <w:r>
         <w:t xml:space="preserve"> </w:t>
       </w:r>
-      <w:hyperlink r:id="rId56">
+      <w:hyperlink r:id="rId60">
         <w:r>
           <w:rPr>
             <w:rStyle w:val="Hyperlink"/>
@@ -11434,8 +11338,8 @@
         </w:r>
       </w:hyperlink>
     </w:p>
-    <w:bookmarkEnd w:id="57"/>
-    <w:bookmarkStart w:id="58" w:name="ref-dupertuys2026ukraine"/>
+    <w:bookmarkEnd w:id="61"/>
+    <w:bookmarkStart w:id="62" w:name="ref-dupertuys2026ukraine"/>
     <w:p>
       <w:pPr>
         <w:pStyle w:val="Bibliography"/>
@@ -11471,8 +11375,8 @@
         <w:t xml:space="preserve">.</w:t>
       </w:r>
     </w:p>
-    <w:bookmarkEnd w:id="58"/>
-    <w:bookmarkStart w:id="60" w:name="ref-ehlers2000cognitive"/>
+    <w:bookmarkEnd w:id="62"/>
+    <w:bookmarkStart w:id="64" w:name="ref-ehlers2000cognitive"/>
     <w:p>
       <w:pPr>
         <w:pStyle w:val="Bibliography"/>
@@ -11509,7 +11413,7 @@
       <w:r>
         <w:t xml:space="preserve"> </w:t>
       </w:r>
-      <w:hyperlink r:id="rId59">
+      <w:hyperlink r:id="rId63">
         <w:r>
           <w:rPr>
             <w:rStyle w:val="Hyperlink"/>
@@ -11518,55 +11422,8 @@
         </w:r>
       </w:hyperlink>
     </w:p>
-    <w:bookmarkEnd w:id="60"/>
-    <w:bookmarkStart w:id="62" w:name="ref-healey2014memory"/>
-    <w:p>
-      <w:pPr>
-        <w:pStyle w:val="Bibliography"/>
-      </w:pPr>
-      <w:r>
-        <w:t xml:space="preserve">Healey, M. K., &amp; Kahana, M. J. (2014). Is memory search governed by universal principles or idiosyncratic strategies?</w:t>
-      </w:r>
-      <w:r>
-        <w:t xml:space="preserve"> </w:t>
-      </w:r>
-      <w:r>
-        <w:rPr>
-          <w:i/>
-          <w:iCs/>
-        </w:rPr>
-        <w:t xml:space="preserve">Journal of Experimental Psychology: General</w:t>
-      </w:r>
-      <w:r>
-        <w:t xml:space="preserve">,</w:t>
-      </w:r>
-      <w:r>
-        <w:t xml:space="preserve"> </w:t>
-      </w:r>
-      <w:r>
-        <w:rPr>
-          <w:i/>
-          <w:iCs/>
-        </w:rPr>
-        <w:t xml:space="preserve">143</w:t>
-      </w:r>
-      <w:r>
-        <w:t xml:space="preserve">(2), 575–596.</w:t>
-      </w:r>
-      <w:r>
-        <w:t xml:space="preserve"> </w:t>
-      </w:r>
-      <w:hyperlink r:id="rId61">
-        <w:r>
-          <w:rPr>
-            <w:rStyle w:val="Hyperlink"/>
-          </w:rPr>
-          <w:t xml:space="preserve">https://doi.org/10.1037/a0033715</w:t>
-        </w:r>
-      </w:hyperlink>
-    </w:p>
-    <w:bookmarkEnd w:id="62"/>
-    <w:bookmarkStart w:id="64" w:name="ref-holmes2008inducing"/>
+    <w:bookmarkEnd w:id="64"/>
+    <w:bookmarkStart w:id="66" w:name="ref-holmes2008inducing"/>
     <w:p>
       <w:pPr>
         <w:pStyle w:val="Bibliography"/>
@@ -11603,7 +11460,7 @@
       <w:r>
         <w:t xml:space="preserve"> </w:t>
       </w:r>
-      <w:hyperlink r:id="rId63">
+      <w:hyperlink r:id="rId65">
         <w:r>
           <w:rPr>
             <w:rStyle w:val="Hyperlink"/>
@@ -11612,8 +11469,8 @@
         </w:r>
       </w:hyperlink>
     </w:p>
-    <w:bookmarkEnd w:id="64"/>
-    <w:bookmarkStart w:id="66" w:name="ref-holmes2004trauma"/>
+    <w:bookmarkEnd w:id="66"/>
+    <w:bookmarkStart w:id="68" w:name="ref-holmes2004trauma"/>
     <w:p>
       <w:pPr>
         <w:pStyle w:val="Bibliography"/>
@@ -11650,7 +11507,7 @@
       <w:r>
         <w:t xml:space="preserve"> </w:t>
       </w:r>
-      <w:hyperlink r:id="rId65">
+      <w:hyperlink r:id="rId67">
         <w:r>
           <w:rPr>
             <w:rStyle w:val="Hyperlink"/>
@@ -11659,8 +11516,8 @@
         </w:r>
       </w:hyperlink>
     </w:p>
-    <w:bookmarkEnd w:id="66"/>
-    <w:bookmarkStart w:id="68" w:name="ref-holmes2009can"/>
+    <w:bookmarkEnd w:id="68"/>
+    <w:bookmarkStart w:id="70" w:name="ref-holmes2009can"/>
     <w:p>
       <w:pPr>
         <w:pStyle w:val="Bibliography"/>
@@ -11709,7 +11566,7 @@
       <w:r>
         <w:t xml:space="preserve"> </w:t>
       </w:r>
-      <w:hyperlink r:id="rId67">
+      <w:hyperlink r:id="rId69">
         <w:r>
           <w:rPr>
             <w:rStyle w:val="Hyperlink"/>
@@ -11718,8 +11575,8 @@
         </w:r>
       </w:hyperlink>
     </w:p>
-    <w:bookmarkEnd w:id="68"/>
-    <w:bookmarkStart w:id="70" w:name="ref-holmes2010key"/>
+    <w:bookmarkEnd w:id="70"/>
+    <w:bookmarkStart w:id="72" w:name="ref-holmes2010key"/>
     <w:p>
       <w:pPr>
         <w:pStyle w:val="Bibliography"/>
@@ -11777,7 +11634,7 @@
       <w:r>
         <w:t xml:space="preserve"> </w:t>
       </w:r>
-      <w:hyperlink r:id="rId69">
+      <w:hyperlink r:id="rId71">
         <w:r>
           <w:rPr>
             <w:rStyle w:val="Hyperlink"/>
@@ -11786,8 +11643,8 @@
         </w:r>
       </w:hyperlink>
     </w:p>
-    <w:bookmarkEnd w:id="70"/>
-    <w:bookmarkStart w:id="72" w:name="ref-horsch2017reducing"/>
+    <w:bookmarkEnd w:id="72"/>
+    <w:bookmarkStart w:id="74" w:name="ref-horsch2017reducing"/>
     <w:p>
       <w:pPr>
         <w:pStyle w:val="Bibliography"/>
@@ -11824,7 +11681,7 @@
       <w:r>
         <w:t xml:space="preserve"> </w:t>
       </w:r>
-      <w:hyperlink r:id="rId71">
+      <w:hyperlink r:id="rId73">
         <w:r>
           <w:rPr>
             <w:rStyle w:val="Hyperlink"/>
@@ -11833,8 +11690,8 @@
         </w:r>
       </w:hyperlink>
     </w:p>
-    <w:bookmarkEnd w:id="72"/>
-    <w:bookmarkStart w:id="74" w:name="ref-howard2002distributed"/>
+    <w:bookmarkEnd w:id="74"/>
+    <w:bookmarkStart w:id="76" w:name="ref-howard2002distributed"/>
     <w:p>
       <w:pPr>
         <w:pStyle w:val="Bibliography"/>
@@ -11871,7 +11728,7 @@
       <w:r>
         <w:t xml:space="preserve"> </w:t>
       </w:r>
-      <w:hyperlink r:id="rId73">
+      <w:hyperlink r:id="rId75">
         <w:r>
           <w:rPr>
             <w:rStyle w:val="Hyperlink"/>
@@ -11880,8 +11737,8 @@
         </w:r>
       </w:hyperlink>
     </w:p>
-    <w:bookmarkEnd w:id="74"/>
-    <w:bookmarkStart w:id="75" w:name="ref-howard2008persistence"/>
+    <w:bookmarkEnd w:id="76"/>
+    <w:bookmarkStart w:id="77" w:name="ref-howard2008persistence"/>
     <w:p>
       <w:pPr>
         <w:pStyle w:val="Bibliography"/>
@@ -11916,8 +11773,8 @@
         <w:t xml:space="preserve">(1), 58–63.</w:t>
       </w:r>
     </w:p>
-    <w:bookmarkEnd w:id="75"/>
-    <w:bookmarkStart w:id="77" w:name="ref-iyadurai2018preventing"/>
+    <w:bookmarkEnd w:id="77"/>
+    <w:bookmarkStart w:id="79" w:name="ref-iyadurai2018preventing"/>
     <w:p>
       <w:pPr>
         <w:pStyle w:val="Bibliography"/>
@@ -11966,7 +11823,7 @@
       <w:r>
         <w:t xml:space="preserve"> </w:t>
       </w:r>
-      <w:hyperlink r:id="rId76">
+      <w:hyperlink r:id="rId78">
         <w:r>
           <w:rPr>
             <w:rStyle w:val="Hyperlink"/>
@@ -11975,8 +11832,8 @@
         </w:r>
       </w:hyperlink>
     </w:p>
-    <w:bookmarkEnd w:id="77"/>
-    <w:bookmarkStart w:id="79" w:name="ref-iyadurai2019intrusive"/>
+    <w:bookmarkEnd w:id="79"/>
+    <w:bookmarkStart w:id="81" w:name="ref-iyadurai2019intrusive"/>
     <w:p>
       <w:pPr>
         <w:pStyle w:val="Bibliography"/>
@@ -12013,7 +11870,7 @@
       <w:r>
         <w:t xml:space="preserve"> </w:t>
       </w:r>
-      <w:hyperlink r:id="rId78">
+      <w:hyperlink r:id="rId80">
         <w:r>
           <w:rPr>
             <w:rStyle w:val="Hyperlink"/>
@@ -12022,8 +11879,8 @@
         </w:r>
       </w:hyperlink>
     </w:p>
-    <w:bookmarkEnd w:id="79"/>
-    <w:bookmarkStart w:id="81" w:name="ref-james2015computer"/>
+    <w:bookmarkEnd w:id="81"/>
+    <w:bookmarkStart w:id="83" w:name="ref-james2015computer"/>
     <w:p>
       <w:pPr>
         <w:pStyle w:val="Bibliography"/>
@@ -12060,7 +11917,7 @@
       <w:r>
         <w:t xml:space="preserve"> </w:t>
       </w:r>
-      <w:hyperlink r:id="rId80">
+      <w:hyperlink r:id="rId82">
         <w:r>
           <w:rPr>
             <w:rStyle w:val="Hyperlink"/>
@@ -12069,8 +11926,8 @@
         </w:r>
       </w:hyperlink>
     </w:p>
-    <w:bookmarkEnd w:id="81"/>
-    <w:bookmarkStart w:id="83" w:name="ref-james2016trauma"/>
+    <w:bookmarkEnd w:id="83"/>
+    <w:bookmarkStart w:id="85" w:name="ref-james2016trauma"/>
     <w:p>
       <w:pPr>
         <w:pStyle w:val="Bibliography"/>
@@ -12107,7 +11964,7 @@
       <w:r>
         <w:t xml:space="preserve"> </w:t>
       </w:r>
-      <w:hyperlink r:id="rId82">
+      <w:hyperlink r:id="rId84">
         <w:r>
           <w:rPr>
             <w:rStyle w:val="Hyperlink"/>
@@ -12116,8 +11973,8 @@
         </w:r>
       </w:hyperlink>
     </w:p>
-    <w:bookmarkEnd w:id="83"/>
-    <w:bookmarkStart w:id="84" w:name="ref-kahana1996associative"/>
+    <w:bookmarkEnd w:id="85"/>
+    <w:bookmarkStart w:id="86" w:name="ref-kahana1996associative"/>
     <w:p>
       <w:pPr>
         <w:pStyle w:val="Bibliography"/>
@@ -12152,8 +12009,8 @@
         <w:t xml:space="preserve">(1), 103–109.</w:t>
       </w:r>
     </w:p>
-    <w:bookmarkEnd w:id="84"/>
-    <w:bookmarkStart w:id="86" w:name="ref-kanstrup2021single"/>
+    <w:bookmarkEnd w:id="86"/>
+    <w:bookmarkStart w:id="88" w:name="ref-kanstrup2021single"/>
     <w:p>
       <w:pPr>
         <w:pStyle w:val="Bibliography"/>
@@ -12190,7 +12047,7 @@
       <w:r>
         <w:t xml:space="preserve"> </w:t>
       </w:r>
-      <w:hyperlink r:id="rId85">
+      <w:hyperlink r:id="rId87">
         <w:r>
           <w:rPr>
             <w:rStyle w:val="Hyperlink"/>
@@ -12199,8 +12056,8 @@
         </w:r>
       </w:hyperlink>
     </w:p>
-    <w:bookmarkEnd w:id="86"/>
-    <w:bookmarkStart w:id="88" w:name="ref-kessler2020visuospatial"/>
+    <w:bookmarkEnd w:id="88"/>
+    <w:bookmarkStart w:id="90" w:name="ref-kessler2020visuospatial"/>
     <w:p>
       <w:pPr>
         <w:pStyle w:val="Bibliography"/>
@@ -12237,7 +12094,7 @@
       <w:r>
         <w:t xml:space="preserve"> </w:t>
       </w:r>
-      <w:hyperlink r:id="rId87">
+      <w:hyperlink r:id="rId89">
         <w:r>
           <w:rPr>
             <w:rStyle w:val="Hyperlink"/>
@@ -12246,8 +12103,8 @@
         </w:r>
       </w:hyperlink>
     </w:p>
-    <w:bookmarkEnd w:id="88"/>
-    <w:bookmarkStart w:id="90" w:name="ref-kindt2009beyond"/>
+    <w:bookmarkEnd w:id="90"/>
+    <w:bookmarkStart w:id="92" w:name="ref-kindt2009beyond"/>
     <w:p>
       <w:pPr>
         <w:pStyle w:val="Bibliography"/>
@@ -12284,7 +12141,7 @@
       <w:r>
         <w:t xml:space="preserve"> </w:t>
       </w:r>
-      <w:hyperlink r:id="rId89">
+      <w:hyperlink r:id="rId91">
         <w:r>
           <w:rPr>
             <w:rStyle w:val="Hyperlink"/>
@@ -12293,8 +12150,8 @@
         </w:r>
       </w:hyperlink>
     </w:p>
-    <w:bookmarkEnd w:id="90"/>
-    <w:bookmarkStart w:id="92" w:name="ref-krans2009intrusive"/>
+    <w:bookmarkEnd w:id="92"/>
+    <w:bookmarkStart w:id="94" w:name="ref-krans2009intrusive"/>
     <w:p>
       <w:pPr>
         <w:pStyle w:val="Bibliography"/>
@@ -12331,7 +12188,7 @@
       <w:r>
         <w:t xml:space="preserve"> </w:t>
       </w:r>
-      <w:hyperlink r:id="rId91">
+      <w:hyperlink r:id="rId93">
         <w:r>
           <w:rPr>
             <w:rStyle w:val="Hyperlink"/>
@@ -12340,8 +12197,8 @@
         </w:r>
       </w:hyperlink>
     </w:p>
-    <w:bookmarkEnd w:id="92"/>
-    <w:bookmarkStart w:id="94" w:name="ref-lau2019intrusive"/>
+    <w:bookmarkEnd w:id="94"/>
+    <w:bookmarkStart w:id="96" w:name="ref-lau2019intrusive"/>
     <w:p>
       <w:pPr>
         <w:pStyle w:val="Bibliography"/>
@@ -12378,7 +12235,7 @@
       <w:r>
         <w:t xml:space="preserve"> </w:t>
       </w:r>
-      <w:hyperlink r:id="rId93">
+      <w:hyperlink r:id="rId95">
         <w:r>
           <w:rPr>
             <w:rStyle w:val="Hyperlink"/>
@@ -12387,8 +12244,8 @@
         </w:r>
       </w:hyperlink>
     </w:p>
-    <w:bookmarkEnd w:id="94"/>
-    <w:bookmarkStart w:id="96" w:name="ref-lohnas2015expanding"/>
+    <w:bookmarkEnd w:id="96"/>
+    <w:bookmarkStart w:id="98" w:name="ref-lohnas2015expanding"/>
     <w:p>
       <w:pPr>
         <w:pStyle w:val="Bibliography"/>
@@ -12425,7 +12282,7 @@
       <w:r>
         <w:t xml:space="preserve"> </w:t>
       </w:r>
-      <w:hyperlink r:id="rId95">
+      <w:hyperlink r:id="rId97">
         <w:r>
           <w:rPr>
             <w:rStyle w:val="Hyperlink"/>
@@ -12434,8 +12291,8 @@
         </w:r>
       </w:hyperlink>
     </w:p>
-    <w:bookmarkEnd w:id="96"/>
-    <w:bookmarkStart w:id="97" w:name="ref-mensink1989model"/>
+    <w:bookmarkEnd w:id="98"/>
+    <w:bookmarkStart w:id="99" w:name="ref-mensink1989model"/>
     <w:p>
       <w:pPr>
         <w:pStyle w:val="Bibliography"/>
@@ -12470,8 +12327,8 @@
         <w:t xml:space="preserve">(2), 172–186.</w:t>
       </w:r>
     </w:p>
-    <w:bookmarkEnd w:id="97"/>
-    <w:bookmarkStart w:id="99" w:name="ref-polyn2009context"/>
+    <w:bookmarkEnd w:id="99"/>
+    <w:bookmarkStart w:id="101" w:name="ref-polyn2009context"/>
     <w:p>
       <w:pPr>
         <w:pStyle w:val="Bibliography"/>
@@ -12508,7 +12365,7 @@
       <w:r>
         <w:t xml:space="preserve"> </w:t>
       </w:r>
-      <w:hyperlink r:id="rId98">
+      <w:hyperlink r:id="rId100">
         <w:r>
           <w:rPr>
             <w:rStyle w:val="Hyperlink"/>
@@ -12517,8 +12374,8 @@
         </w:r>
       </w:hyperlink>
     </w:p>
-    <w:bookmarkEnd w:id="99"/>
-    <w:bookmarkStart w:id="101" w:name="ref-sederberg2008context"/>
+    <w:bookmarkEnd w:id="101"/>
+    <w:bookmarkStart w:id="103" w:name="ref-sederberg2008context"/>
     <w:p>
       <w:pPr>
         <w:pStyle w:val="Bibliography"/>
@@ -12555,7 +12412,7 @@
       <w:r>
         <w:t xml:space="preserve"> </w:t>
       </w:r>
-      <w:hyperlink r:id="rId100">
+      <w:hyperlink r:id="rId102">
         <w:r>
           <w:rPr>
             <w:rStyle w:val="Hyperlink"/>
@@ -12564,8 +12421,8 @@
         </w:r>
       </w:hyperlink>
     </w:p>
-    <w:bookmarkEnd w:id="101"/>
-    <w:bookmarkStart w:id="103" w:name="ref-talmi2019retrieved"/>
+    <w:bookmarkEnd w:id="103"/>
+    <w:bookmarkStart w:id="105" w:name="ref-talmi2019retrieved"/>
     <w:p>
       <w:pPr>
         <w:pStyle w:val="Bibliography"/>
@@ -12602,7 +12459,7 @@
       <w:r>
         <w:t xml:space="preserve"> </w:t>
       </w:r>
-      <w:hyperlink r:id="rId102">
+      <w:hyperlink r:id="rId104">
         <w:r>
           <w:rPr>
             <w:rStyle w:val="Hyperlink"/>
@@ -12611,8 +12468,8 @@
         </w:r>
       </w:hyperlink>
     </w:p>
-    <w:bookmarkEnd w:id="103"/>
-    <w:bookmarkStart w:id="105" w:name="ref-varma2024experimental"/>
+    <w:bookmarkEnd w:id="105"/>
+    <w:bookmarkStart w:id="107" w:name="ref-varma2024experimental"/>
     <w:p>
       <w:pPr>
         <w:pStyle w:val="Bibliography"/>
@@ -12649,7 +12506,7 @@
       <w:r>
         <w:t xml:space="preserve"> </w:t>
       </w:r>
-      <w:hyperlink r:id="rId104">
+      <w:hyperlink r:id="rId106">
         <w:r>
           <w:rPr>
             <w:rStyle w:val="Hyperlink"/>
@@ -12658,8 +12515,8 @@
         </w:r>
       </w:hyperlink>
     </w:p>
-    <w:bookmarkEnd w:id="105"/>
-    <w:bookmarkStart w:id="107" w:name="ref-wessel2025evidence"/>
+    <w:bookmarkEnd w:id="107"/>
+    <w:bookmarkStart w:id="109" w:name="ref-wessel2025evidence"/>
     <w:p>
       <w:pPr>
         <w:pStyle w:val="Bibliography"/>
@@ -12708,7 +12565,7 @@
       <w:r>
         <w:t xml:space="preserve"> </w:t>
       </w:r>
-      <w:hyperlink r:id="rId106">
+      <w:hyperlink r:id="rId108">
         <w:r>
           <w:rPr>
             <w:rStyle w:val="Hyperlink"/>
@@ -12717,8 +12574,8 @@
         </w:r>
       </w:hyperlink>
     </w:p>
-    <w:bookmarkEnd w:id="107"/>
-    <w:bookmarkStart w:id="109" w:name="ref-yonelinas2019contextual"/>
+    <w:bookmarkEnd w:id="109"/>
+    <w:bookmarkStart w:id="111" w:name="ref-yonelinas2019contextual"/>
     <w:p>
       <w:pPr>
         <w:pStyle w:val="Bibliography"/>
@@ -12755,7 +12612,7 @@
       <w:r>
         <w:t xml:space="preserve"> </w:t>
       </w:r>
-      <w:hyperlink r:id="rId108">
+      <w:hyperlink r:id="rId110">
         <w:r>
           <w:rPr>
             <w:rStyle w:val="Hyperlink"/>
@@ -12764,8 +12621,8 @@
         </w:r>
       </w:hyperlink>
     </w:p>
-    <w:bookmarkEnd w:id="109"/>
-    <w:bookmarkStart w:id="111" w:name="ref-zaromb2006temporal"/>
+    <w:bookmarkEnd w:id="111"/>
+    <w:bookmarkStart w:id="113" w:name="ref-zaromb2006temporal"/>
     <w:p>
       <w:pPr>
         <w:pStyle w:val="Bibliography"/>
@@ -12802,7 +12659,7 @@
       <w:r>
         <w:t xml:space="preserve"> </w:t>
       </w:r>
-      <w:hyperlink r:id="rId110">
+      <w:hyperlink r:id="rId112">
         <w:r>
           <w:rPr>
             <w:rStyle w:val="Hyperlink"/>
@@ -12811,9 +12668,9 @@
         </w:r>
       </w:hyperlink>
     </w:p>
-    <w:bookmarkEnd w:id="111"/>
-    <w:bookmarkEnd w:id="112"/>
     <w:bookmarkEnd w:id="113"/>
+    <w:bookmarkEnd w:id="114"/>
+    <w:bookmarkEnd w:id="115"/>
     <w:sectPr>
       <w:headerReference r:id="rId9" w:type="even"/>
       <w:headerReference r:id="rId11" w:type="default"/>

--- a/docs/index.docx
+++ b/docs/index.docx
@@ -159,13 +159,13 @@
         <w:t xml:space="preserve"> </w:t>
       </w:r>
       <w:r>
-        <w:t xml:space="preserve">When later retrieval contexts cue both film representations and task competitors, uncontrolled retrieval from context cues is less likely to sample trauma-film items in intrusion-like retrieval, even though film-item strength is not reduced.</w:t>
-      </w:r>
-      <w:r>
-        <w:t xml:space="preserve"> </w:t>
-      </w:r>
-      <w:r>
-        <w:t xml:space="preserve">Deliberate recall is less vulnerable when task goals and control processes reinstate film context and prioritize film items over competitors for retrieval; film-specific cues can also steer retrieval toward film context across test formats.</w:t>
+        <w:t xml:space="preserve">When later retrieval contexts cue both film items and task competitors, uncontrolled retrieval from context cues is less likely to sample trauma-film items in intrusion-like retrieval, even though film-item strength is not reduced.</w:t>
+      </w:r>
+      <w:r>
+        <w:t xml:space="preserve"> </w:t>
+      </w:r>
+      <w:r>
+        <w:t xml:space="preserve">Deliberate recall is less vulnerable when task goals and control processes reinstate film context and prioritize film items over competitors for retrieval; film-related cues can also steer retrieval toward film context across test formats.</w:t>
       </w:r>
       <w:r>
         <w:t xml:space="preserve"> </w:t>
@@ -1043,93 +1043,7 @@
         <w:pStyle w:val="BodyText"/>
       </w:pPr>
       <w:r>
-        <w:t xml:space="preserve">Consolidation and reconsolidation accounts locate selective interference in a change to the availability of the film representation after encoding or reminder reactivation.</w:t>
-      </w:r>
-      <w:r>
-        <w:t xml:space="preserve"> </w:t>
-      </w:r>
-      <w:r>
-        <w:t xml:space="preserve">The retrieved-context account developed here instead treats interference as a change in the competitive retrieval environment around the film.</w:t>
-      </w:r>
-      <w:r>
-        <w:t xml:space="preserve"> </w:t>
-      </w:r>
-      <w:r>
-        <w:t xml:space="preserve">Post-film or post-reminder activity can add competitors near the film in context, while deliberate recall can partially protect access by guiding retrieval toward the film.</w:t>
-      </w:r>
-      <w:r>
-        <w:t xml:space="preserve"> </w:t>
-      </w:r>
-      <w:r>
-        <w:t xml:space="preserve">On this view, the intrusion-voluntary-memory dissociation reflects different retrieval states applied to shared memory associations.</w:t>
-      </w:r>
-    </w:p>
-    <w:p>
-      <w:pPr>
-        <w:pStyle w:val="BodyText"/>
-      </w:pPr>
-      <w:r>
-        <w:t xml:space="preserve">Our simulations evaluate the account at the level where a retrieved-context model makes its distinctive predictions: the distribution and organization of recall across the film, interference, and delay phases of a trauma-film paradigm.</w:t>
-      </w:r>
-      <w:r>
-        <w:t xml:space="preserve"> </w:t>
-      </w:r>
-      <w:r>
-        <w:t xml:space="preserve">They first demonstrate the core selective-interference dissociation without separately vulnerable representations: an interference task can reduce intrusion-like retrieval more than deliberate recall, even though the same stored film episode supports both.</w:t>
-      </w:r>
-      <w:r>
-        <w:t xml:space="preserve"> </w:t>
-      </w:r>
-      <w:r>
-        <w:t xml:space="preserve">They then distinguish the control mechanisms that protect deliberate recall, showing how a more film-directed retrieval state and a sharper decision rule produce different patterns of impairment in both recall rates and recall organization.</w:t>
-      </w:r>
-      <w:r>
-        <w:t xml:space="preserve"> </w:t>
-      </w:r>
-      <w:r>
-        <w:t xml:space="preserve">The next simulations separate the contributions of competitor strength and contextual overlap, clarifying when an interference task becomes an effective competitor for film retrieval and how reminder-driven reinstatement can support delayed interference.</w:t>
-      </w:r>
-      <w:r>
-        <w:t xml:space="preserve"> </w:t>
-      </w:r>
-      <w:r>
-        <w:t xml:space="preserve">Follow-up simulations use the same framework to interpret heterogeneity across empirical paradigms.</w:t>
-      </w:r>
-      <w:r>
-        <w:t xml:space="preserve"> </w:t>
-      </w:r>
-      <w:r>
-        <w:t xml:space="preserve">They show that film-related cues during intrusion monitoring can narrow the intrusion-voluntary-memory dissociation by making intrusion-like retrieval less purely unguided.</w:t>
-      </w:r>
-      <w:r>
-        <w:t xml:space="preserve"> </w:t>
-      </w:r>
-      <w:r>
-        <w:t xml:space="preserve">They also show that item-specific or film-specific probes can make voluntary access less vulnerable to interference than tests that rely on broad context-to-item search, because broad search leaves film items competing more directly with task competitors.</w:t>
-      </w:r>
-      <w:r>
-        <w:t xml:space="preserve"> </w:t>
-      </w:r>
-      <w:r>
-        <w:t xml:space="preserve">The result is a mechanistic alternative to separately vulnerable memory representations and a set of specific hypotheses about when selective interference should appear and how it should vary across paradigms.</w:t>
-      </w:r>
-    </w:p>
-    <w:bookmarkEnd w:id="24"/>
-    <w:bookmarkStart w:id="25" w:name="Xc30ecb24643046c4752102619295de1bc2871c8"/>
-    <w:p>
-      <w:pPr>
-        <w:pStyle w:val="Heading1"/>
-      </w:pPr>
-      <w:r>
-        <w:t xml:space="preserve">A Retrieved-Context Account of Selective Interference</w:t>
-      </w:r>
-    </w:p>
-    <w:p>
-      <w:pPr>
-        <w:pStyle w:val="FirstParagraph"/>
-      </w:pPr>
-      <w:r>
-        <w:t xml:space="preserve">The account developed here builds on a contextual binding theory of episodic memory: experienced events are encoded by binding item representations to the current state of a continuously evolving context</w:t>
+        <w:t xml:space="preserve">For selective interference, our model treats the film, any reminder, and subsequent interference as episodes encoded by binding item representations to a continuously evolving context representation</w:t>
       </w:r>
       <w:r>
         <w:t xml:space="preserve"> </w:t>
@@ -1151,6 +1065,20 @@
       <w:r>
         <w:t xml:space="preserve"> </w:t>
       </w:r>
+      <w:hyperlink w:anchor="ref-polyn2009context">
+        <w:r>
+          <w:rPr>
+            <w:rStyle w:val="Hyperlink"/>
+          </w:rPr>
+          <w:t xml:space="preserve">Polyn et al., 2009</w:t>
+        </w:r>
+      </w:hyperlink>
+      <w:r>
+        <w:t xml:space="preserve">;</w:t>
+      </w:r>
+      <w:r>
+        <w:t xml:space="preserve"> </w:t>
+      </w:r>
       <w:hyperlink w:anchor="ref-yonelinas2019contextual">
         <w:r>
           <w:rPr>
@@ -1169,67 +1097,260 @@
         <w:t xml:space="preserve"> </w:t>
       </w:r>
       <w:r>
-        <w:t xml:space="preserve">Context encompasses temporal, source, and other features that can change at different rates across experience</w:t>
-      </w:r>
-      <w:r>
-        <w:t xml:space="preserve"> </w:t>
-      </w:r>
-      <w:r>
-        <w:t xml:space="preserve">(</w:t>
-      </w:r>
-      <w:hyperlink w:anchor="ref-yonelinas2019contextual">
+        <w:t xml:space="preserve">Post-film or post-reminder activity can therefore encode task items in context states that overlap with film context, including states reinstated by reminders.</w:t>
+      </w:r>
+      <w:r>
+        <w:t xml:space="preserve"> </w:t>
+      </w:r>
+      <w:r>
+        <w:t xml:space="preserve">At retrieval, the current context state cues memory search, so competition depends on how strongly film and task episodes are associated with similar context states.</w:t>
+      </w:r>
+      <w:r>
+        <w:t xml:space="preserve"> </w:t>
+      </w:r>
+      <w:r>
+        <w:t xml:space="preserve">Deliberate recall can reduce this competition when retrieval begins from a more film-directed state and when selection favors film items over competitors.</w:t>
+      </w:r>
+      <w:r>
+        <w:t xml:space="preserve"> </w:t>
+      </w:r>
+      <w:r>
+        <w:t xml:space="preserve">The account therefore attributes the intrusion-voluntary-memory dissociation to different retrieval states applied to shared memory associations.</w:t>
+      </w:r>
+      <w:r>
+        <w:t xml:space="preserve"> </w:t>
+      </w:r>
+      <w:r>
+        <w:t xml:space="preserve">This reframes selective interference as a change in the competitive retrieval environment around the film, rather than as a change in the availability of the film representation after encoding or reminder reactivation.</w:t>
+      </w:r>
+    </w:p>
+    <w:p>
+      <w:pPr>
+        <w:pStyle w:val="BodyText"/>
+      </w:pPr>
+      <w:r>
+        <w:t xml:space="preserve">Our simulations evaluate the account at the level where a retrieved-context model makes its distinctive predictions: the distribution and organization of recall across the film, interference, and delay phases of a trauma-film paradigm.</w:t>
+      </w:r>
+      <w:r>
+        <w:t xml:space="preserve"> </w:t>
+      </w:r>
+      <w:r>
+        <w:t xml:space="preserve">They first demonstrate the core selective-interference dissociation without separately vulnerable representations: an interference task can reduce intrusion-like retrieval more than deliberate recall, even though the same stored film episode supports both.</w:t>
+      </w:r>
+      <w:r>
+        <w:t xml:space="preserve"> </w:t>
+      </w:r>
+      <w:r>
+        <w:t xml:space="preserve">They then distinguish the control mechanisms that protect deliberate recall, showing how a more film-directed retrieval state and a sharper decision rule produce different patterns of impairment in both recall rates and recall organization.</w:t>
+      </w:r>
+      <w:r>
+        <w:t xml:space="preserve"> </w:t>
+      </w:r>
+      <w:r>
+        <w:t xml:space="preserve">The next simulations separate the contributions of competitor strength and contextual overlap, clarifying when an interference task becomes an effective competitor for film retrieval and how reminder-driven reinstatement can support delayed interference.</w:t>
+      </w:r>
+      <w:r>
+        <w:t xml:space="preserve"> </w:t>
+      </w:r>
+      <w:r>
+        <w:t xml:space="preserve">Follow-up simulations use the same framework to interpret heterogeneity across empirical paradigms.</w:t>
+      </w:r>
+      <w:r>
+        <w:t xml:space="preserve"> </w:t>
+      </w:r>
+      <w:r>
+        <w:t xml:space="preserve">They show that film-related cues during intrusion monitoring can narrow the intrusion-voluntary-memory dissociation by making intrusion-like retrieval less purely unguided.</w:t>
+      </w:r>
+      <w:r>
+        <w:t xml:space="preserve"> </w:t>
+      </w:r>
+      <w:r>
+        <w:t xml:space="preserve">They also show that tests supplying a film item can be less vulnerable to interference, because the supplied item can reinstate its associated context instead of requiring retrieval to sample among film items and task competitors from a broad contextual cue.</w:t>
+      </w:r>
+      <w:r>
+        <w:t xml:space="preserve"> </w:t>
+      </w:r>
+      <w:r>
+        <w:t xml:space="preserve">The result is a mechanistic alternative to separately vulnerable memory representations and a set of specific hypotheses about when selective interference should appear and how it should vary across paradigms.</w:t>
+      </w:r>
+    </w:p>
+    <w:bookmarkEnd w:id="24"/>
+    <w:bookmarkStart w:id="26" w:name="Xc30ecb24643046c4752102619295de1bc2871c8"/>
+    <w:p>
+      <w:pPr>
+        <w:pStyle w:val="Heading1"/>
+      </w:pPr>
+      <w:r>
+        <w:t xml:space="preserve">A Retrieved-Context Account of Selective Interference</w:t>
+      </w:r>
+    </w:p>
+    <w:p>
+      <w:pPr>
+        <w:pStyle w:val="FirstParagraph"/>
+      </w:pPr>
+      <w:r>
+        <w:t xml:space="preserve">The simulations rely on three retrieved-context mechanisms.</w:t>
+      </w:r>
+      <w:r>
+        <w:t xml:space="preserve"> </w:t>
+      </w:r>
+      <w:r>
+        <w:t xml:space="preserve">Context-to-item retrieval uses current context to cue candidate items.</w:t>
+      </w:r>
+      <w:r>
+        <w:t xml:space="preserve"> </w:t>
+      </w:r>
+      <w:r>
+        <w:t xml:space="preserve">Competition follows when film items and task competitors are associated with similar context states.</w:t>
+      </w:r>
+      <w:r>
+        <w:t xml:space="preserve"> </w:t>
+      </w:r>
+      <w:r>
+        <w:t xml:space="preserve">Item-to-context retrieval allows recalled items, reminder cues, and supplied film items to reinstate associated context.</w:t>
+      </w:r>
+      <w:r>
+        <w:t xml:space="preserve"> </w:t>
+      </w:r>
+      <w:r>
+        <w:t xml:space="preserve">Film-directed retrieval control changes the starting cue and selection rule used to favor film items over task competitors.</w:t>
+      </w:r>
+      <w:r>
+        <w:t xml:space="preserve"> </w:t>
+      </w:r>
+      <w:hyperlink w:anchor="fig-retrieved-context-account">
         <w:r>
           <w:rPr>
             <w:rStyle w:val="Hyperlink"/>
           </w:rPr>
-          <w:t xml:space="preserve">Yonelinas et al., 2019</w:t>
+          <w:t xml:space="preserve">Figure 1</w:t>
         </w:r>
       </w:hyperlink>
       <w:r>
-        <w:t xml:space="preserve">)</w:t>
-      </w:r>
-      <w:r>
-        <w:t xml:space="preserve">.</w:t>
-      </w:r>
-      <w:r>
-        <w:t xml:space="preserve"> </w:t>
-      </w:r>
-      <w:r>
-        <w:t xml:space="preserve">Events encoded in similar context states compete during retrieval, so selective interference can arise when task events are encoded near film events in context</w:t>
-      </w:r>
-      <w:r>
-        <w:t xml:space="preserve"> </w:t>
-      </w:r>
-      <w:r>
-        <w:t xml:space="preserve">(</w:t>
-      </w:r>
-      <w:hyperlink w:anchor="ref-mensink1989model">
-        <w:r>
-          <w:rPr>
-            <w:rStyle w:val="Hyperlink"/>
-          </w:rPr>
-          <w:t xml:space="preserve">Mensink &amp; Raaijmakers, 1989</w:t>
-        </w:r>
-      </w:hyperlink>
-      <w:r>
-        <w:t xml:space="preserve">;</w:t>
-      </w:r>
-      <w:r>
-        <w:t xml:space="preserve"> </w:t>
-      </w:r>
-      <w:hyperlink w:anchor="ref-yonelinas2019contextual">
-        <w:r>
-          <w:rPr>
-            <w:rStyle w:val="Hyperlink"/>
-          </w:rPr>
-          <w:t xml:space="preserve">Yonelinas et al., 2019</w:t>
-        </w:r>
-      </w:hyperlink>
-      <w:r>
-        <w:t xml:space="preserve">)</w:t>
-      </w:r>
-      <w:r>
-        <w:t xml:space="preserve">.</w:t>
+        <w:t xml:space="preserve"> </w:t>
+      </w:r>
+      <w:r>
+        <w:t xml:space="preserve">shows how these mechanisms map onto the trauma-film paradigm.</w:t>
+      </w:r>
+    </w:p>
+    <w:bookmarkStart w:id="25" w:name="fig-retrieved-context-account"/>
+    <w:p>
+      <w:pPr>
+        <w:pStyle w:val="FigureWithoutNote"/>
+      </w:pPr>
+      <w:r>
+        <w:t xml:space="preserve">Figure 1</w:t>
+      </w:r>
+    </w:p>
+    <w:p>
+      <w:pPr>
+        <w:pStyle w:val="FigureWithoutNote"/>
+      </w:pPr>
+      <w:r>
+        <w:t xml:space="preserve">A retrieved-context account of selective interference.</w:t>
+      </w:r>
+      <w:r>
+        <w:t xml:space="preserve"> </w:t>
+      </w:r>
+      <w:r>
+        <w:t xml:space="preserve">The model explains intrusion-voluntary-memory dissociations by applying a single retrieved-context architecture to the phase structure of post-encoding and post-reminder interference paradigms.</w:t>
+      </w:r>
+      <w:r>
+        <w:t xml:space="preserve"> </w:t>
+      </w:r>
+      <w:r>
+        <w:t xml:space="preserve">(A) The simulated paradigm includes film encoding, optional reminder-driven context reinstatement, interference-task encoding, filler activity, and later retrieval.</w:t>
+      </w:r>
+      <w:r>
+        <w:t xml:space="preserve"> </w:t>
+      </w:r>
+      <w:r>
+        <w:t xml:space="preserve">(B) Encoding links film and task items to the context states active during their phases; task-associated context is most similar to film-associated context when task encoding occurs soon after the film, after reminder-driven reinstatement, or under matching source/emotional context.</w:t>
+      </w:r>
+      <w:r>
+        <w:t xml:space="preserve"> </w:t>
+      </w:r>
+      <w:r>
+        <w:t xml:space="preserve">(C) Feature-to-context memory (</w:t>
+      </w:r>
+      <m:oMath>
+        <m:sSup>
+          <m:e>
+            <m:r>
+              <m:t>M</m:t>
+            </m:r>
+          </m:e>
+          <m:sup>
+            <m:r>
+              <m:t>F</m:t>
+            </m:r>
+            <m:r>
+              <m:t>C</m:t>
+            </m:r>
+          </m:sup>
+        </m:sSup>
+      </m:oMath>
+      <w:r>
+        <w:t xml:space="preserve">) and context-to-feature memory (</w:t>
+      </w:r>
+      <m:oMath>
+        <m:sSup>
+          <m:e>
+            <m:r>
+              <m:t>M</m:t>
+            </m:r>
+          </m:e>
+          <m:sup>
+            <m:r>
+              <m:t>C</m:t>
+            </m:r>
+            <m:r>
+              <m:t>F</m:t>
+            </m:r>
+          </m:sup>
+        </m:sSup>
+      </m:oMath>
+      <w:r>
+        <w:t xml:space="preserve">) implement the retrieved-context cycle, allowing items and reminders to reinstate associated context and allowing current context to cue competing candidate items.</w:t>
+      </w:r>
+      <w:r>
+        <w:t xml:space="preserve"> </w:t>
+      </w:r>
+      <w:r>
+        <w:t xml:space="preserve">(D) Uncontrolled retrieval from ongoing context and deliberate recall operate over the same stored associations, but deliberate recall can be protected by film-directed cue construction and competition focusing.</w:t>
+      </w:r>
+    </w:p>
+    <w:bookmarkEnd w:id="25"/>
+    <w:p>
+      <w:pPr>
+        <w:pStyle w:val="AfterWithoutNote"/>
+      </w:pPr>
+      <w:r>
+        <w:t xml:space="preserve">Contextual similarity is established during encoding.</w:t>
+      </w:r>
+      <w:r>
+        <w:t xml:space="preserve"> </w:t>
+      </w:r>
+      <w:r>
+        <w:t xml:space="preserve">Film items and task items are distinct item representations, but each is linked to the context state active when it is encountered.</w:t>
+      </w:r>
+      <w:r>
+        <w:t xml:space="preserve"> </w:t>
+      </w:r>
+      <w:r>
+        <w:t xml:space="preserve">Task items are most likely to share film-relevant context when they are encoded soon after the film, after a reminder has reinstated film-associated context, or under matching source/emotional conditions.</w:t>
+      </w:r>
+      <w:r>
+        <w:t xml:space="preserve"> </w:t>
+      </w:r>
+      <w:r>
+        <w:t xml:space="preserve">Delay and filler activity move context away from the film, reducing the likelihood that later retrieval cues film items and task competitors together.</w:t>
+      </w:r>
+      <w:r>
+        <w:t xml:space="preserve"> </w:t>
+      </w:r>
+      <w:r>
+        <w:t xml:space="preserve">These conditions determine whether the task adds effective competitors to the film’s retrieval environment.</w:t>
       </w:r>
     </w:p>
     <w:p>
@@ -1237,7 +1358,51 @@
         <w:pStyle w:val="BodyText"/>
       </w:pPr>
       <w:r>
-        <w:t xml:space="preserve">Retrieved-context theory formalizes this binding framework with two associative pathways</w:t>
+        <w:t xml:space="preserve">Context-to-item retrieval uses the current context state to cue candidate items.</w:t>
+      </w:r>
+      <w:r>
+        <w:t xml:space="preserve"> </w:t>
+      </w:r>
+      <w:r>
+        <w:t xml:space="preserve">When a retrieval context resembles states associated with both film items and task items, the same cue supports both sets.</w:t>
+      </w:r>
+      <w:r>
+        <w:t xml:space="preserve"> </w:t>
+      </w:r>
+      <w:r>
+        <w:t xml:space="preserve">Uncontrolled retrieval from ongoing context is vulnerable to this competition: as task competitors receive support, any given film item becomes less likely to be sampled as an intrusion.</w:t>
+      </w:r>
+      <w:r>
+        <w:t xml:space="preserve"> </w:t>
+      </w:r>
+      <w:r>
+        <w:t xml:space="preserve">The size of this effect depends on the number of competitors, their learned support, and the similarity between their associated temporal or source/emotional context states and film context.</w:t>
+      </w:r>
+      <w:r>
+        <w:t xml:space="preserve"> </w:t>
+      </w:r>
+      <w:r>
+        <w:t xml:space="preserve">Perceptual modality contributes through those quantities: a visuospatial task is effective to the extent that it creates competitors with sufficient learned support or sufficiently similar associated context.</w:t>
+      </w:r>
+    </w:p>
+    <w:p>
+      <w:pPr>
+        <w:pStyle w:val="BodyText"/>
+      </w:pPr>
+      <w:r>
+        <w:t xml:space="preserve">Item-to-context associations allow recalled items, reminder cues, and supplied film items to reinstate associated context.</w:t>
+      </w:r>
+      <w:r>
+        <w:t xml:space="preserve"> </w:t>
+      </w:r>
+      <w:r>
+        <w:t xml:space="preserve">In ordinary recall, a retrieved item shifts context toward the state in which that item was encoded, making nearby studied items more likely to be retrieved next.</w:t>
+      </w:r>
+      <w:r>
+        <w:t xml:space="preserve"> </w:t>
+      </w:r>
+      <w:r>
+        <w:t xml:space="preserve">This context-updating loop is the standard retrieved-context explanation of temporal contiguity and temporally organized recall across filled delays</w:t>
       </w:r>
       <w:r>
         <w:t xml:space="preserve"> </w:t>
@@ -1259,44 +1424,6 @@
       <w:r>
         <w:t xml:space="preserve"> </w:t>
       </w:r>
-      <w:hyperlink w:anchor="ref-polyn2009context">
-        <w:r>
-          <w:rPr>
-            <w:rStyle w:val="Hyperlink"/>
-          </w:rPr>
-          <w:t xml:space="preserve">Polyn et al., 2009</w:t>
-        </w:r>
-      </w:hyperlink>
-      <w:r>
-        <w:t xml:space="preserve">)</w:t>
-      </w:r>
-      <w:r>
-        <w:t xml:space="preserve">.</w:t>
-      </w:r>
-      <w:r>
-        <w:t xml:space="preserve"> </w:t>
-      </w:r>
-      <w:r>
-        <w:t xml:space="preserve">Context-to-item associations allow the current context state to cue all events encoded in similar states, producing competitive retrieval in which events vie for recall based on the strength of their contextual match.</w:t>
-      </w:r>
-      <w:r>
-        <w:t xml:space="preserve"> </w:t>
-      </w:r>
-      <w:r>
-        <w:t xml:space="preserve">Item-to-context associations allow a recalled or re-encountered event to reinstate the context in which it was originally experienced, a mechanism absent from earlier context theories.</w:t>
-      </w:r>
-      <w:r>
-        <w:t xml:space="preserve"> </w:t>
-      </w:r>
-      <w:r>
-        <w:t xml:space="preserve">This reinstatement mechanism creates a bidirectional loop: retrieving an event drives context back toward the state present at encoding, which in turn cues neighboring events, producing the temporal contiguity effect</w:t>
-      </w:r>
-      <w:r>
-        <w:t xml:space="preserve"> </w:t>
-      </w:r>
-      <w:r>
-        <w:t xml:space="preserve">(</w:t>
-      </w:r>
       <w:hyperlink w:anchor="ref-kahana1996associative">
         <w:r>
           <w:rPr>
@@ -1325,57 +1452,65 @@
       <w:r>
         <w:t xml:space="preserve">.</w:t>
       </w:r>
-    </w:p>
-    <w:p>
-      <w:pPr>
-        <w:pStyle w:val="BodyText"/>
-      </w:pPr>
-      <w:r>
-        <w:t xml:space="preserve">The critical property for the present account is that context-to-item retrieval is competitive: any event encoded in the current contextual neighborhood is a candidate, and adding new events to that neighborhood increases retrieval competition.</w:t>
-      </w:r>
-      <w:r>
-        <w:t xml:space="preserve"> </w:t>
-      </w:r>
-      <w:r>
-        <w:t xml:space="preserve">In the trauma-film paradigm, intrusive memories arise through this pathway as ongoing context drifts near states associated with the film, cueing film events without intention.</w:t>
-      </w:r>
-      <w:r>
-        <w:t xml:space="preserve"> </w:t>
-      </w:r>
-      <w:r>
-        <w:t xml:space="preserve">When a participant performs a visuospatial task such as Tetris immediately after viewing a distressing film, the events the task produces are encoded in temporal context that overlaps substantially with the film’s contextual neighborhood.</w:t>
-      </w:r>
-      <w:r>
-        <w:t xml:space="preserve"> </w:t>
-      </w:r>
-      <w:r>
-        <w:t xml:space="preserve">When context later drifts near the film region, interference events compete alongside film events, reducing the probability that any single film event is retrieved as an intrusion.</w:t>
-      </w:r>
-      <w:r>
-        <w:t xml:space="preserve"> </w:t>
-      </w:r>
-      <w:r>
-        <w:t xml:space="preserve">The strength of this interference depends on how many competitors are encoded, how strongly they are bound, and how much their associated temporal or source/emotional context overlaps with the film’s.</w:t>
-      </w:r>
-      <w:r>
-        <w:t xml:space="preserve"> </w:t>
-      </w:r>
-      <w:r>
-        <w:t xml:space="preserve">Perceptual modality can matter in this framework, but only insofar as it changes competitor strength or overlap with the film-related context.</w:t>
-      </w:r>
-    </w:p>
-    <w:p>
-      <w:pPr>
-        <w:pStyle w:val="BodyText"/>
-      </w:pPr>
-      <w:r>
-        <w:t xml:space="preserve">The item-to-context pathway extends this account to post-reminder interference.</w:t>
-      </w:r>
-      <w:r>
-        <w:t xml:space="preserve"> </w:t>
-      </w:r>
-      <w:r>
-        <w:t xml:space="preserve">In the trauma-film paradigm, presenting a film clip as a reminder retrieves its associated film context via item-to-context retrieval, pulling the current context back toward the state present during the original viewing</w:t>
+      <w:r>
+        <w:t xml:space="preserve"> </w:t>
+      </w:r>
+      <w:r>
+        <w:t xml:space="preserve">The same dynamics allow recent but irrelevant experiences to intrude during recall of a target episode, with intrusion frequency decaying gradually over intervening time</w:t>
+      </w:r>
+      <w:r>
+        <w:t xml:space="preserve"> </w:t>
+      </w:r>
+      <w:r>
+        <w:t xml:space="preserve">(</w:t>
+      </w:r>
+      <w:hyperlink w:anchor="ref-howard2008persistence">
+        <w:r>
+          <w:rPr>
+            <w:rStyle w:val="Hyperlink"/>
+          </w:rPr>
+          <w:t xml:space="preserve">Howard et al., 2008</w:t>
+        </w:r>
+      </w:hyperlink>
+      <w:r>
+        <w:t xml:space="preserve">;</w:t>
+      </w:r>
+      <w:r>
+        <w:t xml:space="preserve"> </w:t>
+      </w:r>
+      <w:hyperlink w:anchor="ref-lohnas2015expanding">
+        <w:r>
+          <w:rPr>
+            <w:rStyle w:val="Hyperlink"/>
+          </w:rPr>
+          <w:t xml:space="preserve">Lohnas et al., 2015</w:t>
+        </w:r>
+      </w:hyperlink>
+      <w:r>
+        <w:t xml:space="preserve">;</w:t>
+      </w:r>
+      <w:r>
+        <w:t xml:space="preserve"> </w:t>
+      </w:r>
+      <w:hyperlink w:anchor="ref-zaromb2006temporal">
+        <w:r>
+          <w:rPr>
+            <w:rStyle w:val="Hyperlink"/>
+          </w:rPr>
+          <w:t xml:space="preserve">Zaromb et al., 2006</w:t>
+        </w:r>
+      </w:hyperlink>
+      <w:r>
+        <w:t xml:space="preserve">)</w:t>
+      </w:r>
+      <w:r>
+        <w:t xml:space="preserve">.</w:t>
+      </w:r>
+      <w:r>
+        <w:t xml:space="preserve"> </w:t>
+      </w:r>
+      <w:r>
+        <w:t xml:space="preserve">In delayed-interference paradigms, a reminder of the film uses this same pathway to reinstate film-associated context before task encoding</w:t>
       </w:r>
       <w:r>
         <w:t xml:space="preserve"> </w:t>
@@ -1415,19 +1550,31 @@
         <w:t xml:space="preserve"> </w:t>
       </w:r>
       <w:r>
-        <w:t xml:space="preserve">A visuospatial task performed in this reinstated state encodes competitors that overlap with the film context, enabling interference through the same contextual competition as the immediate case.</w:t>
-      </w:r>
-      <w:r>
-        <w:t xml:space="preserve"> </w:t>
-      </w:r>
-      <w:r>
-        <w:t xml:space="preserve">Interference effectiveness depends on two continuous variables: how strongly the reminder reinstates film context, and how much subsequent experience has caused the reinstated context to drift before the interference task begins.</w:t>
-      </w:r>
-      <w:r>
-        <w:t xml:space="preserve"> </w:t>
-      </w:r>
-      <w:r>
-        <w:t xml:space="preserve">In the model, delayed interference is therefore governed by graded reinstatement and overlap before competitor encoding.</w:t>
+        <w:t xml:space="preserve">Delayed interference is therefore graded by reminder strength and subsequent drift, because those quantities determine how much film-associated context remains available when the task is encoded.</w:t>
+      </w:r>
+      <w:r>
+        <w:t xml:space="preserve"> </w:t>
+      </w:r>
+      <w:r>
+        <w:t xml:space="preserve">Film-related cues during monitoring and tests that supply a film item use the same item-to-context pathway during later access.</w:t>
+      </w:r>
+      <w:r>
+        <w:t xml:space="preserve"> </w:t>
+      </w:r>
+      <w:r>
+        <w:t xml:space="preserve">They can pull retrieval context toward film-associated states or retrieve a supplied item’s associated context, reducing reliance on broad context-to-item sampling.</w:t>
+      </w:r>
+      <w:r>
+        <w:t xml:space="preserve"> </w:t>
+      </w:r>
+      <w:r>
+        <w:t xml:space="preserve">Interference items encoded later can add competitors to context-to-item retrieval, but they do not directly overwrite a film item’s own item-to-context association.</w:t>
+      </w:r>
+      <w:r>
+        <w:t xml:space="preserve"> </w:t>
+      </w:r>
+      <w:r>
+        <w:t xml:space="preserve">Recognition-like access is therefore less exposed to the contextual-competition mechanism that reduces uncontrolled retrieval from ongoing context, while deliberate free recall remains a controlled version of context-to-item search.</w:t>
       </w:r>
     </w:p>
     <w:p>
@@ -1435,189 +1582,37 @@
         <w:pStyle w:val="BodyText"/>
       </w:pPr>
       <w:r>
-        <w:t xml:space="preserve">Deliberate recall of the film presents a subtler case.</w:t>
-      </w:r>
-      <w:r>
-        <w:t xml:space="preserve"> </w:t>
-      </w:r>
-      <w:r>
-        <w:t xml:space="preserve">Like intrusions, it uses context-to-item retrieval and is therefore exposed to competitor interference.</w:t>
-      </w:r>
-      <w:r>
-        <w:t xml:space="preserve"> </w:t>
-      </w:r>
-      <w:r>
-        <w:t xml:space="preserve">Two control mechanisms can partially offset this vulnerability.</w:t>
-      </w:r>
-      <w:r>
-        <w:t xml:space="preserve"> </w:t>
-      </w:r>
-      <w:r>
-        <w:t xml:space="preserve">Reinstating the film’s starting context as the initial retrieval cue biases recall toward the film region and away from the interference neighborhood; sharpening competition among candidates amplifies strongly associated film events relative to weakly matched competitors.</w:t>
-      </w:r>
-      <w:r>
-        <w:t xml:space="preserve"> </w:t>
-      </w:r>
-      <w:r>
-        <w:t xml:space="preserve">Together, these mechanisms produce graded protection, with the degree of sparing depending on how much control the participant exerts.</w:t>
+        <w:t xml:space="preserve">Deliberate recall is protected only to the extent that retrieval control changes the search.</w:t>
+      </w:r>
+      <w:r>
+        <w:t xml:space="preserve"> </w:t>
+      </w:r>
+      <w:r>
+        <w:t xml:space="preserve">Like uncontrolled retrieval, deliberate recall uses context-to-item retrieval and remains exposed to competitor interference.</w:t>
+      </w:r>
+      <w:r>
+        <w:t xml:space="preserve"> </w:t>
+      </w:r>
+      <w:r>
+        <w:t xml:space="preserve">The first control lever is cue construction or start-state control, which reinstates film-associated context before recall and biases search toward film items.</w:t>
+      </w:r>
+      <w:r>
+        <w:t xml:space="preserve"> </w:t>
+      </w:r>
+      <w:r>
+        <w:t xml:space="preserve">The second is competition focusing or filtering, which sharpens selection among candidates and favors strongly supported film items over weaker or off-target competitors.</w:t>
+      </w:r>
+      <w:r>
+        <w:t xml:space="preserve"> </w:t>
+      </w:r>
+      <w:r>
+        <w:t xml:space="preserve">These levers yield graded protection: deliberate recall can lose film items when competition is strong, but control can reduce that loss relative to uncontrolled retrieval from ongoing context.</w:t>
       </w:r>
     </w:p>
     <w:p>
       <w:pPr>
         <w:pStyle w:val="BodyText"/>
       </w:pPr>
-      <w:r>
-        <w:t xml:space="preserve">Item-to-context retrieval is less exposed to contextual competition than context-to-item retrieval.</w:t>
-      </w:r>
-      <w:r>
-        <w:t xml:space="preserve"> </w:t>
-      </w:r>
-      <w:r>
-        <w:t xml:space="preserve">For example, in recognition, the test supplies a film item as the retrieval probe rather than asking the current context to sample among film and task competitors.</w:t>
-      </w:r>
-      <w:r>
-        <w:t xml:space="preserve"> </w:t>
-      </w:r>
-      <w:r>
-        <w:t xml:space="preserve">The probe retrieves its own associated context through item-to-context associations formed during film encoding.</w:t>
-      </w:r>
-      <w:r>
-        <w:t xml:space="preserve"> </w:t>
-      </w:r>
-      <w:r>
-        <w:t xml:space="preserve">Interference items encoded later can add competitors to context-to-item retrieval, but they do not directly overwrite the film item’s own item-to-context association.</w:t>
-      </w:r>
-      <w:r>
-        <w:t xml:space="preserve"> </w:t>
-      </w:r>
-      <w:r>
-        <w:t xml:space="preserve">Recognition-like access therefore leaves little room for the contextual-competition mechanism that reduces intrusion-like recall.</w:t>
-      </w:r>
-      <w:r>
-        <w:t xml:space="preserve"> </w:t>
-      </w:r>
-      <w:r>
-        <w:t xml:space="preserve">This protection is different from the graded protection available to deliberate free recall, which still depends on context-to-item retrieval and must use control to favor film items over competitors.</w:t>
-      </w:r>
-    </w:p>
-    <w:p>
-      <w:pPr>
-        <w:pStyle w:val="BodyText"/>
-      </w:pPr>
-      <w:r>
-        <w:t xml:space="preserve">These mechanisms reproduce several core findings from the episodic memory literature.</w:t>
-      </w:r>
-      <w:r>
-        <w:t xml:space="preserve"> </w:t>
-      </w:r>
-      <w:r>
-        <w:t xml:space="preserve">In free recall, the context-reinstatement loop accounts for temporal contiguity (the tendency to recall temporally neighboring events in sequence) and for the persistence of this pattern across long filled delays</w:t>
-      </w:r>
-      <w:r>
-        <w:t xml:space="preserve"> </w:t>
-      </w:r>
-      <w:r>
-        <w:t xml:space="preserve">(</w:t>
-      </w:r>
-      <w:hyperlink w:anchor="ref-howard2002distributed">
-        <w:r>
-          <w:rPr>
-            <w:rStyle w:val="Hyperlink"/>
-          </w:rPr>
-          <w:t xml:space="preserve">Howard &amp; Kahana, 2002</w:t>
-        </w:r>
-      </w:hyperlink>
-      <w:r>
-        <w:t xml:space="preserve">;</w:t>
-      </w:r>
-      <w:r>
-        <w:t xml:space="preserve"> </w:t>
-      </w:r>
-      <w:hyperlink w:anchor="ref-kahana1996associative">
-        <w:r>
-          <w:rPr>
-            <w:rStyle w:val="Hyperlink"/>
-          </w:rPr>
-          <w:t xml:space="preserve">Kahana, 1996</w:t>
-        </w:r>
-      </w:hyperlink>
-      <w:r>
-        <w:t xml:space="preserve">;</w:t>
-      </w:r>
-      <w:r>
-        <w:t xml:space="preserve"> </w:t>
-      </w:r>
-      <w:hyperlink w:anchor="ref-sederberg2008context">
-        <w:r>
-          <w:rPr>
-            <w:rStyle w:val="Hyperlink"/>
-          </w:rPr>
-          <w:t xml:space="preserve">Sederberg et al., 2008</w:t>
-        </w:r>
-      </w:hyperlink>
-      <w:r>
-        <w:t xml:space="preserve">)</w:t>
-      </w:r>
-      <w:r>
-        <w:t xml:space="preserve">.</w:t>
-      </w:r>
-      <w:r>
-        <w:t xml:space="preserve"> </w:t>
-      </w:r>
-      <w:r>
-        <w:t xml:space="preserve">Memories from recent but irrelevant experiences also intrude during recall of a target episode, with a frequency that decays gradually over intervening time</w:t>
-      </w:r>
-      <w:r>
-        <w:t xml:space="preserve"> </w:t>
-      </w:r>
-      <w:r>
-        <w:t xml:space="preserve">(</w:t>
-      </w:r>
-      <w:hyperlink w:anchor="ref-howard2008persistence">
-        <w:r>
-          <w:rPr>
-            <w:rStyle w:val="Hyperlink"/>
-          </w:rPr>
-          <w:t xml:space="preserve">Howard et al., 2008</w:t>
-        </w:r>
-      </w:hyperlink>
-      <w:r>
-        <w:t xml:space="preserve">;</w:t>
-      </w:r>
-      <w:r>
-        <w:t xml:space="preserve"> </w:t>
-      </w:r>
-      <w:hyperlink w:anchor="ref-lohnas2015expanding">
-        <w:r>
-          <w:rPr>
-            <w:rStyle w:val="Hyperlink"/>
-          </w:rPr>
-          <w:t xml:space="preserve">Lohnas et al., 2015</w:t>
-        </w:r>
-      </w:hyperlink>
-      <w:r>
-        <w:t xml:space="preserve">;</w:t>
-      </w:r>
-      <w:r>
-        <w:t xml:space="preserve"> </w:t>
-      </w:r>
-      <w:hyperlink w:anchor="ref-zaromb2006temporal">
-        <w:r>
-          <w:rPr>
-            <w:rStyle w:val="Hyperlink"/>
-          </w:rPr>
-          <w:t xml:space="preserve">Zaromb et al., 2006</w:t>
-        </w:r>
-      </w:hyperlink>
-      <w:r>
-        <w:t xml:space="preserve">)</w:t>
-      </w:r>
-      <w:r>
-        <w:t xml:space="preserve">.</w:t>
-      </w:r>
-      <w:r>
-        <w:t xml:space="preserve"> </w:t>
-      </w:r>
       <w:r>
         <w:t xml:space="preserve">Emotional extensions of CMR add a source-context stream that can distinguish items encoded in emotional versus neutral states</w:t>
       </w:r>
@@ -1659,43 +1654,17 @@
         <w:t xml:space="preserve"> </w:t>
       </w:r>
       <w:r>
-        <w:t xml:space="preserve">In the present source-only variant, this stream is used to represent whether film and task items share or differ in source/emotional context.</w:t>
-      </w:r>
-    </w:p>
-    <w:p>
-      <w:pPr>
-        <w:pStyle w:val="BodyText"/>
-      </w:pPr>
-      <w:r>
-        <w:t xml:space="preserve">The resulting account has three operative ingredients.</w:t>
-      </w:r>
-      <w:r>
-        <w:t xml:space="preserve"> </w:t>
-      </w:r>
-      <w:r>
-        <w:t xml:space="preserve">Intrusion-like and deliberate recall operate over the same item-context associations, but they begin from different retrieval states and differ in how strongly retrieval is constrained toward the film.</w:t>
-      </w:r>
-      <w:r>
-        <w:t xml:space="preserve"> </w:t>
-      </w:r>
-      <w:r>
-        <w:t xml:space="preserve">Interference strength is determined by the number and strength of task competitors and by their overlap with film-related temporal and source/emotional context.</w:t>
-      </w:r>
-      <w:r>
-        <w:t xml:space="preserve"> </w:t>
-      </w:r>
-      <w:r>
-        <w:t xml:space="preserve">Post-reminder effects arise when a reminder reinstates film context before competitor encoding.</w:t>
-      </w:r>
-      <w:r>
-        <w:t xml:space="preserve"> </w:t>
-      </w:r>
-      <w:r>
-        <w:t xml:space="preserve">These commitments define the model components specified next: phase-specific encoding, reminder-driven reinstatement, and retrieval-mode settings.</w:t>
-      </w:r>
-    </w:p>
-    <w:bookmarkEnd w:id="25"/>
-    <w:bookmarkStart w:id="37" w:name="model-and-paradigm"/>
+        <w:t xml:space="preserve">In the present source-only variant, this stream represents whether film and task items are associated with matching or different source/emotional context states.</w:t>
+      </w:r>
+      <w:r>
+        <w:t xml:space="preserve"> </w:t>
+      </w:r>
+      <w:r>
+        <w:t xml:space="preserve">The formal model specified next instantiates these commitments as phase-specific encoding, reminder-driven reinstatement, retrieval-mode and control settings, and source/emotional overlap.</w:t>
+      </w:r>
+    </w:p>
+    <w:bookmarkEnd w:id="26"/>
+    <w:bookmarkStart w:id="38" w:name="model-and-paradigm"/>
     <w:p>
       <w:pPr>
         <w:pStyle w:val="Heading1"/>
@@ -1704,7 +1673,7 @@
         <w:t xml:space="preserve">Model and Paradigm</w:t>
       </w:r>
     </w:p>
-    <w:bookmarkStart w:id="27" w:name="representations-and-memory-architecture"/>
+    <w:bookmarkStart w:id="28" w:name="representations-and-memory-architecture"/>
     <w:p>
       <w:pPr>
         <w:pStyle w:val="Heading2"/>
@@ -2122,7 +2091,7 @@
         <w:t xml:space="preserve">lists the model structures and parameters used throughout the simulations.</w:t>
       </w:r>
     </w:p>
-    <w:bookmarkStart w:id="26" w:name="tbl-parameters"/>
+    <w:bookmarkStart w:id="27" w:name="tbl-parameters"/>
     <w:p>
       <w:pPr>
         <w:pStyle w:val="FigureTitle"/>
@@ -3399,9 +3368,9 @@
         </w:tc>
       </w:tr>
     </w:tbl>
-    <w:bookmarkEnd w:id="26"/>
     <w:bookmarkEnd w:id="27"/>
-    <w:bookmarkStart w:id="28" w:name="pre-experimental-associations"/>
+    <w:bookmarkEnd w:id="28"/>
+    <w:bookmarkStart w:id="29" w:name="pre-experimental-associations"/>
     <w:p>
       <w:pPr>
         <w:pStyle w:val="Heading2"/>
@@ -3828,7 +3797,7 @@
         <w:t xml:space="preserve"> </w:t>
       </w:r>
       <w:r>
-        <w:t xml:space="preserve">For item-specific context units,</w:t>
+        <w:t xml:space="preserve">For context units corresponding to items,</w:t>
       </w:r>
       <w:r>
         <w:t xml:space="preserve"> </w:t>
@@ -4179,8 +4148,8 @@
         <w:t xml:space="preserve">Source-based competition is learned during encoding and is controlled by the source learning scale.</w:t>
       </w:r>
     </w:p>
-    <w:bookmarkEnd w:id="28"/>
-    <w:bookmarkStart w:id="29" w:name="encoding-across-phases"/>
+    <w:bookmarkEnd w:id="29"/>
+    <w:bookmarkStart w:id="30" w:name="encoding-across-phases"/>
     <w:p>
       <w:pPr>
         <w:pStyle w:val="Heading2"/>
@@ -4278,7 +4247,7 @@
         <w:t xml:space="preserve"> </w:t>
       </w:r>
       <w:r>
-        <w:t xml:space="preserve">The interference phase encodes task items whose effect depends on their strength and their overlap with film context.</w:t>
+        <w:t xml:space="preserve">The interference phase encodes task items whose effect depends on their strength and the similarity between their associated context states and film context.</w:t>
       </w:r>
     </w:p>
     <w:p>
@@ -5233,8 +5202,8 @@
         <w:t xml:space="preserve">The primary source-only eCMR variant does not allow source/emotional status to modulate temporal context-to-item learning; temporal learning remains primacy-driven unless a later sensitivity analysis explicitly turns on broad temporal modulation.</w:t>
       </w:r>
     </w:p>
-    <w:bookmarkEnd w:id="29"/>
-    <w:bookmarkStart w:id="31" w:name="sourceemotional-context"/>
+    <w:bookmarkEnd w:id="30"/>
+    <w:bookmarkStart w:id="32" w:name="sourceemotional-context"/>
     <w:p>
       <w:pPr>
         <w:pStyle w:val="Heading2"/>
@@ -5850,7 +5819,7 @@
         <w:t xml:space="preserve"> </w:t>
       </w:r>
       <w:r>
-        <w:t xml:space="preserve">When film and interference items share source/emotional status, the source pathway can increase target-competitor overlap beyond temporal proximity alone.</w:t>
+        <w:t xml:space="preserve">When film and interference items share source/emotional status, the source pathway can increase overlap between the context cues supporting target and competitor items beyond temporal proximity alone.</w:t>
       </w:r>
     </w:p>
     <w:p>
@@ -5899,7 +5868,7 @@
         <w:t xml:space="preserve">learning scale, which controls competitor encoding strength.</w:t>
       </w:r>
     </w:p>
-    <w:bookmarkStart w:id="30" w:name="tbl-phase-scales"/>
+    <w:bookmarkStart w:id="31" w:name="tbl-phase-scales"/>
     <w:p>
       <w:pPr>
         <w:pStyle w:val="FigureTitle"/>
@@ -6453,7 +6422,7 @@
         </w:tc>
       </w:tr>
     </w:tbl>
-    <w:bookmarkEnd w:id="30"/>
+    <w:bookmarkEnd w:id="31"/>
     <w:p>
       <w:pPr>
         <w:pStyle w:val="AfterWithoutNote"/>
@@ -6544,8 +6513,8 @@
         <w:t xml:space="preserve">Together, drift and learning scales define whether interference is merely added experience or a set of strong competitors encoded into film-related context.</w:t>
       </w:r>
     </w:p>
-    <w:bookmarkEnd w:id="31"/>
-    <w:bookmarkStart w:id="32" w:name="reminder-reinstatement"/>
+    <w:bookmarkEnd w:id="32"/>
+    <w:bookmarkStart w:id="33" w:name="reminder-reinstatement"/>
     <w:p>
       <w:pPr>
         <w:pStyle w:val="Heading2"/>
@@ -6876,7 +6845,7 @@
         <w:t xml:space="preserve"> </w:t>
       </w:r>
       <w:r>
-        <w:t xml:space="preserve">This partial reinstatement moves context back toward the general region of the film’s temporal neighborhood.</w:t>
+        <w:t xml:space="preserve">This partial reinstatement moves context back toward temporal states associated with film encoding.</w:t>
       </w:r>
     </w:p>
     <w:p>
@@ -7539,7 +7508,7 @@
         <w:t xml:space="preserve"> </w:t>
       </w:r>
       <w:r>
-        <w:t xml:space="preserve">By pulling context back toward the film neighborhood, the reminder makes interference items encoded immediately afterward share temporal and potentially source context with the film.</w:t>
+        <w:t xml:space="preserve">By pulling context back toward film-associated states, the reminder makes interference items encoded immediately afterward associated with temporal and potentially source context similar to the film context.</w:t>
       </w:r>
       <w:r>
         <w:t xml:space="preserve"> </w:t>
@@ -7574,7 +7543,7 @@
         <w:t xml:space="preserve"> </w:t>
       </w:r>
       <w:r>
-        <w:t xml:space="preserve">closer to 1) produces more overlap, and hence more competition, between film targets and interference competitors.</w:t>
+        <w:t xml:space="preserve">closer to 1) produces more overlap between the context cues supporting film targets and interference competitors.</w:t>
       </w:r>
       <w:r>
         <w:t xml:space="preserve"> </w:t>
@@ -7583,8 +7552,8 @@
         <w:t xml:space="preserve">Delayed-interference simulations therefore manipulate reminder reinstatement as a graded overlap mechanism rather than as an all-or-none reactivation window.</w:t>
       </w:r>
     </w:p>
-    <w:bookmarkEnd w:id="32"/>
-    <w:bookmarkStart w:id="33" w:name="retrieval-and-termination"/>
+    <w:bookmarkEnd w:id="33"/>
+    <w:bookmarkStart w:id="34" w:name="retrieval-and-termination"/>
     <w:p>
       <w:pPr>
         <w:pStyle w:val="Heading2"/>
@@ -9118,14 +9087,14 @@
         <w:t xml:space="preserve">This mechanism produces the temporal organization expected of retrieved-context models.</w:t>
       </w:r>
     </w:p>
-    <w:bookmarkEnd w:id="33"/>
-    <w:bookmarkStart w:id="34" w:name="retrieval-configurations"/>
+    <w:bookmarkEnd w:id="34"/>
+    <w:bookmarkStart w:id="35" w:name="retrieval-modes-and-control-settings"/>
     <w:p>
       <w:pPr>
         <w:pStyle w:val="Heading2"/>
       </w:pPr>
       <w:r>
-        <w:t xml:space="preserve">Retrieval Configurations</w:t>
+        <w:t xml:space="preserve">Retrieval Modes and Control Settings</w:t>
       </w:r>
     </w:p>
     <w:p>
@@ -9133,7 +9102,7 @@
         <w:pStyle w:val="FirstParagraph"/>
       </w:pPr>
       <w:r>
-        <w:t xml:space="preserve">The simulations vary retrieval configuration without changing the stored film and task episodes.</w:t>
+        <w:t xml:space="preserve">The simulations vary retrieval mode and film-directed control settings without changing the stored film and task episodes.</w:t>
       </w:r>
       <w:r>
         <w:t xml:space="preserve"> </w:t>
@@ -9159,13 +9128,13 @@
         <w:pStyle w:val="BodyText"/>
       </w:pPr>
       <w:r>
-        <w:t xml:space="preserve">Probe-driven access is treated as a boundary case rather than as a categorical immunity claim.</w:t>
-      </w:r>
-      <w:r>
-        <w:t xml:space="preserve"> </w:t>
-      </w:r>
-      <w:r>
-        <w:t xml:space="preserve">When a film item is supplied as a probe, it can retrieve its own associated context through item-to-context memory:</w:t>
+        <w:t xml:space="preserve">Probe-driven access uses the item-to-context pathway to reduce reliance on broad context-to-item search.</w:t>
+      </w:r>
+      <w:r>
+        <w:t xml:space="preserve"> </w:t>
+      </w:r>
+      <w:r>
+        <w:t xml:space="preserve">When a test supplies a film item, that item can retrieve its own associated context through item-to-context memory:</w:t>
       </w:r>
     </w:p>
     <w:p>
@@ -9256,17 +9225,17 @@
         <w:pStyle w:val="FirstParagraph"/>
       </w:pPr>
       <w:r>
-        <w:t xml:space="preserve">This route supplies more item-specific information than broad context-to-item search.</w:t>
-      </w:r>
-      <w:r>
-        <w:t xml:space="preserve"> </w:t>
-      </w:r>
-      <w:r>
-        <w:t xml:space="preserve">It should therefore be less exposed to competitors encoded near the film context, although the manuscript treats this as a boundary case to be interpreted alongside the task design rather than as an absolute recognition result.</w:t>
-      </w:r>
-    </w:p>
-    <w:bookmarkEnd w:id="34"/>
-    <w:bookmarkStart w:id="36" w:name="parameters-and-simulation-factors"/>
+        <w:t xml:space="preserve">This route supplies more target-specific information than broad context-to-item search.</w:t>
+      </w:r>
+      <w:r>
+        <w:t xml:space="preserve"> </w:t>
+      </w:r>
+      <w:r>
+        <w:t xml:space="preserve">It should therefore be less exposed to competitors encoded near the film context, although the manuscript treats recognition-like access as a probe-driven case to be interpreted alongside the task design rather than as an absolute recognition result.</w:t>
+      </w:r>
+    </w:p>
+    <w:bookmarkEnd w:id="35"/>
+    <w:bookmarkStart w:id="37" w:name="parameters-and-simulation-factors"/>
     <w:p>
       <w:pPr>
         <w:pStyle w:val="Heading2"/>
@@ -9340,7 +9309,7 @@
         <w:t xml:space="preserve">lists the main scale factors and their theoretical roles.</w:t>
       </w:r>
     </w:p>
-    <w:bookmarkStart w:id="35" w:name="tbl-scale-factors"/>
+    <w:bookmarkStart w:id="36" w:name="tbl-scale-factors"/>
     <w:p>
       <w:pPr>
         <w:pStyle w:val="FigureTitle"/>
@@ -9868,7 +9837,7 @@
               <w:pStyle w:val="Compact"/>
             </w:pPr>
             <w:r>
-              <w:t xml:space="preserve">Target-competitor contextual overlap</w:t>
+              <w:t xml:space="preserve">Target-competitor cue overlap</w:t>
             </w:r>
           </w:p>
         </w:tc>
@@ -10310,7 +10279,7 @@
               <w:pStyle w:val="Compact"/>
             </w:pPr>
             <w:r>
-              <w:t xml:space="preserve">Source/emotional overlap</w:t>
+              <w:t xml:space="preserve">Source/emotional cue overlap</w:t>
             </w:r>
           </w:p>
         </w:tc>
@@ -10407,7 +10376,7 @@
               <w:pStyle w:val="Compact"/>
             </w:pPr>
             <w:r>
-              <w:t xml:space="preserve">Source/emotional overlap</w:t>
+              <w:t xml:space="preserve">Source/emotional cue overlap</w:t>
             </w:r>
           </w:p>
         </w:tc>
@@ -10617,7 +10586,7 @@
         </w:tc>
       </w:tr>
     </w:tbl>
-    <w:bookmarkEnd w:id="35"/>
+    <w:bookmarkEnd w:id="36"/>
     <w:p>
       <w:pPr>
         <w:pStyle w:val="AfterWithoutNote"/>
@@ -10664,9 +10633,9 @@
         <w:t xml:space="preserve">These dependent measures provide a bridge between the model’s formal predictions and the empirical phenomena the simulations target.</w:t>
       </w:r>
     </w:p>
-    <w:bookmarkEnd w:id="36"/>
     <w:bookmarkEnd w:id="37"/>
-    <w:bookmarkStart w:id="48" w:name="simulations"/>
+    <w:bookmarkEnd w:id="38"/>
+    <w:bookmarkStart w:id="49" w:name="simulations"/>
     <w:p>
       <w:pPr>
         <w:pStyle w:val="Heading1"/>
@@ -10689,13 +10658,13 @@
         <w:t xml:space="preserve">These plots are diagnostic outputs from the interference-strength sweep, not stand-alone evidence for the full intrusion-voluntary-memory dissociation.</w:t>
       </w:r>
     </w:p>
-    <w:bookmarkStart w:id="41" w:name="fig-interference-sweep-spc"/>
+    <w:bookmarkStart w:id="42" w:name="fig-interference-sweep-spc"/>
     <w:p>
       <w:pPr>
         <w:pStyle w:val="FigureTitle"/>
       </w:pPr>
       <w:r>
-        <w:t xml:space="preserve">Figure 1</w:t>
+        <w:t xml:space="preserve">Figure 2</w:t>
       </w:r>
     </w:p>
     <w:p>
@@ -10733,18 +10702,18 @@
           <wp:inline>
             <wp:extent cx="5943600" cy="2214422"/>
             <wp:effectExtent b="0" l="0" r="0" t="0"/>
-            <wp:docPr descr="" title="" id="39" name="Picture"/>
+            <wp:docPr descr="" title="" id="40" name="Picture"/>
             <a:graphic>
               <a:graphicData uri="http://schemas.openxmlformats.org/drawingml/2006/picture">
                 <pic:pic>
                   <pic:nvPicPr>
-                    <pic:cNvPr descr="figures/interference_mcf_scale_delay16_fit_no_shared_support_side_by_side_spc.png" id="40" name="Picture"/>
+                    <pic:cNvPr descr="figures/interference_mcf_scale_delay16_fit_no_shared_support_side_by_side_spc.png" id="41" name="Picture"/>
                     <pic:cNvPicPr>
                       <a:picLocks noChangeArrowheads="1" noChangeAspect="1"/>
                     </pic:cNvPicPr>
                   </pic:nvPicPr>
                   <pic:blipFill>
-                    <a:blip r:embed="rId38"/>
+                    <a:blip r:embed="rId39"/>
                     <a:stretch>
                       <a:fillRect/>
                     </a:stretch>
@@ -10771,8 +10740,8 @@
         </w:drawing>
       </w:r>
     </w:p>
-    <w:bookmarkEnd w:id="41"/>
-    <w:bookmarkStart w:id="42" w:name="X6fcf3f39085e398ac9304fc9201661bcf62a397"/>
+    <w:bookmarkEnd w:id="42"/>
+    <w:bookmarkStart w:id="43" w:name="X6fcf3f39085e398ac9304fc9201661bcf62a397"/>
     <w:p>
       <w:pPr>
         <w:pStyle w:val="Heading2"/>
@@ -10786,7 +10755,7 @@
         <w:pStyle w:val="FirstParagraph"/>
       </w:pPr>
       <w:r>
-        <w:t xml:space="preserve">Premise: The basic selective-interference result is a 2 x 2 contrast between interference condition and retrieval configuration.</w:t>
+        <w:t xml:space="preserve">Premise: The basic selective-interference result is a 2 x 2 contrast between interference condition and retrieval mode.</w:t>
       </w:r>
       <w:r>
         <w:t xml:space="preserve"> </w:t>
@@ -10815,8 +10784,8 @@
         <w:t xml:space="preserve">Deliberate recall may still be impaired; the claim is relative protection, not immunity.</w:t>
       </w:r>
     </w:p>
-    <w:bookmarkEnd w:id="42"/>
-    <w:bookmarkStart w:id="43" w:name="Xc677d8ae7f532696a9d0dc1c16d289e7eda8c6a"/>
+    <w:bookmarkEnd w:id="43"/>
+    <w:bookmarkStart w:id="44" w:name="Xc677d8ae7f532696a9d0dc1c16d289e7eda8c6a"/>
     <w:p>
       <w:pPr>
         <w:pStyle w:val="Heading2"/>
@@ -10871,8 +10840,8 @@
         <w:t xml:space="preserve">Weakening these control operations should make deliberate recall resemble intrusion-like retrieval more closely.</w:t>
       </w:r>
     </w:p>
-    <w:bookmarkEnd w:id="43"/>
-    <w:bookmarkStart w:id="44" w:name="Xb6ad65f068ff1c87b9d8ef63a15a1d3a2d01552"/>
+    <w:bookmarkEnd w:id="44"/>
+    <w:bookmarkStart w:id="45" w:name="Xb6ad65f068ff1c87b9d8ef63a15a1d3a2d01552"/>
     <w:p>
       <w:pPr>
         <w:pStyle w:val="Heading2"/>
@@ -10886,7 +10855,7 @@
         <w:pStyle w:val="FirstParagraph"/>
       </w:pPr>
       <w:r>
-        <w:t xml:space="preserve">Premise: An interference task matters when it encodes competitors that are both strong enough and contextually close enough to film items.</w:t>
+        <w:t xml:space="preserve">Premise: An interference task becomes effective when it encodes competitors with enough learned support and with associated context states similar enough to film context.</w:t>
       </w:r>
       <w:r>
         <w:t xml:space="preserve"> </w:t>
@@ -10915,8 +10884,8 @@
         <w:t xml:space="preserve">Competitor strength matters because competitors are retrievable from film-related context, and shared source/emotional context is relevant only insofar as it increases that competition.</w:t>
       </w:r>
     </w:p>
-    <w:bookmarkEnd w:id="44"/>
-    <w:bookmarkStart w:id="45" w:name="Xb79b6d9c7815cdfa2786fb98ac16b20d71daf8e"/>
+    <w:bookmarkEnd w:id="45"/>
+    <w:bookmarkStart w:id="46" w:name="Xb79b6d9c7815cdfa2786fb98ac16b20d71daf8e"/>
     <w:p>
       <w:pPr>
         <w:pStyle w:val="Heading2"/>
@@ -10959,8 +10928,8 @@
         <w:t xml:space="preserve">It restores the contextual condition required for later competitor encoding to affect film-item retrieval.</w:t>
       </w:r>
     </w:p>
-    <w:bookmarkEnd w:id="45"/>
-    <w:bookmarkStart w:id="46" w:name="Xa3f451a9d82748e70976ed4f14c9634de5024b1"/>
+    <w:bookmarkEnd w:id="46"/>
+    <w:bookmarkStart w:id="47" w:name="Xa3f451a9d82748e70976ed4f14c9634de5024b1"/>
     <w:p>
       <w:pPr>
         <w:pStyle w:val="Heading2"/>
@@ -10997,14 +10966,14 @@
         <w:t xml:space="preserve">The model predicts a continuum of vulnerability across recall-like tests depending on how much the task supports film-directed retrieval.</w:t>
       </w:r>
     </w:p>
-    <w:bookmarkEnd w:id="46"/>
-    <w:bookmarkStart w:id="47" w:name="X305caec8649757f6c49a20df21f72b599ba7726"/>
+    <w:bookmarkEnd w:id="47"/>
+    <w:bookmarkStart w:id="48" w:name="Xd899c74baf6ef599438daabd3dfd1a19bfff423"/>
     <w:p>
       <w:pPr>
         <w:pStyle w:val="Heading2"/>
       </w:pPr>
       <w:r>
-        <w:t xml:space="preserve">Simulation 6: Probe-Driven Access as a Boundary Case</w:t>
+        <w:t xml:space="preserve">Simulation 6: Probe-Driven Access in Recognition-Like Tests</w:t>
       </w:r>
     </w:p>
     <w:p>
@@ -11012,7 +10981,7 @@
         <w:pStyle w:val="FirstParagraph"/>
       </w:pPr>
       <w:r>
-        <w:t xml:space="preserve">Premise: Item-specific probes are a limiting case of voluntary access because they begin closer to the target item than broad recall does.</w:t>
+        <w:t xml:space="preserve">Premise: Tests that supply a film item are a limiting case of voluntary access because they begin closer to the target item than broad recall does.</w:t>
       </w:r>
       <w:r>
         <w:t xml:space="preserve"> </w:t>
@@ -11026,18 +10995,18 @@
         <w:pStyle w:val="BodyText"/>
       </w:pPr>
       <w:r>
-        <w:t xml:space="preserve">Intended text take-away: This section handles film-specific probes and recognition-like measures as a boundary case.</w:t>
-      </w:r>
-      <w:r>
-        <w:t xml:space="preserve"> </w:t>
-      </w:r>
-      <w:r>
-        <w:t xml:space="preserve">The claim is that probe-driven access reduces exposure to competitor competition, not that recognition escapes the mechanism in every design or that all voluntary memory has the same protection.</w:t>
-      </w:r>
-    </w:p>
-    <w:bookmarkEnd w:id="47"/>
+        <w:t xml:space="preserve">Intended text take-away: This section handles tests that supply a film item and recognition-like measures as a probe-driven access case.</w:t>
+      </w:r>
+      <w:r>
+        <w:t xml:space="preserve"> </w:t>
+      </w:r>
+      <w:r>
+        <w:t xml:space="preserve">The claim is that probe-driven access reduces exposure to contextual competition, not that recognition escapes the mechanism in every design or that all voluntary memory has the same protection.</w:t>
+      </w:r>
+    </w:p>
     <w:bookmarkEnd w:id="48"/>
-    <w:bookmarkStart w:id="49" w:name="general-discussion"/>
+    <w:bookmarkEnd w:id="49"/>
+    <w:bookmarkStart w:id="50" w:name="general-discussion"/>
     <w:p>
       <w:pPr>
         <w:pStyle w:val="Heading1"/>
@@ -11046,7 +11015,7 @@
         <w:t xml:space="preserve">General Discussion</w:t>
       </w:r>
     </w:p>
-    <w:bookmarkEnd w:id="49"/>
+    <w:bookmarkEnd w:id="50"/>
     <w:bookmarkStart w:id="115" w:name="references"/>
     <w:p>
       <w:pPr>
@@ -11057,7 +11026,7 @@
       </w:r>
     </w:p>
     <w:bookmarkStart w:id="114" w:name="refs"/>
-    <w:bookmarkStart w:id="51" w:name="ref-asselbergs2023systematic"/>
+    <w:bookmarkStart w:id="52" w:name="ref-asselbergs2023systematic"/>
     <w:p>
       <w:pPr>
         <w:pStyle w:val="Bibliography"/>
@@ -11094,7 +11063,7 @@
       <w:r>
         <w:t xml:space="preserve"> </w:t>
       </w:r>
-      <w:hyperlink r:id="rId50">
+      <w:hyperlink r:id="rId51">
         <w:r>
           <w:rPr>
             <w:rStyle w:val="Hyperlink"/>
@@ -11103,8 +11072,8 @@
         </w:r>
       </w:hyperlink>
     </w:p>
-    <w:bookmarkEnd w:id="51"/>
-    <w:bookmarkStart w:id="53" w:name="ref-brewin2014episodic"/>
+    <w:bookmarkEnd w:id="52"/>
+    <w:bookmarkStart w:id="54" w:name="ref-brewin2014episodic"/>
     <w:p>
       <w:pPr>
         <w:pStyle w:val="Bibliography"/>
@@ -11141,7 +11110,7 @@
       <w:r>
         <w:t xml:space="preserve"> </w:t>
       </w:r>
-      <w:hyperlink r:id="rId52">
+      <w:hyperlink r:id="rId53">
         <w:r>
           <w:rPr>
             <w:rStyle w:val="Hyperlink"/>
@@ -11150,8 +11119,8 @@
         </w:r>
       </w:hyperlink>
     </w:p>
-    <w:bookmarkEnd w:id="53"/>
-    <w:bookmarkStart w:id="55" w:name="ref-brewin1996dual"/>
+    <w:bookmarkEnd w:id="54"/>
+    <w:bookmarkStart w:id="56" w:name="ref-brewin1996dual"/>
     <w:p>
       <w:pPr>
         <w:pStyle w:val="Bibliography"/>
@@ -11188,7 +11157,7 @@
       <w:r>
         <w:t xml:space="preserve"> </w:t>
       </w:r>
-      <w:hyperlink r:id="rId54">
+      <w:hyperlink r:id="rId55">
         <w:r>
           <w:rPr>
             <w:rStyle w:val="Hyperlink"/>
@@ -11197,8 +11166,8 @@
         </w:r>
       </w:hyperlink>
     </w:p>
-    <w:bookmarkEnd w:id="55"/>
-    <w:bookmarkStart w:id="57" w:name="ref-brewin2010intrusive"/>
+    <w:bookmarkEnd w:id="56"/>
+    <w:bookmarkStart w:id="58" w:name="ref-brewin2010intrusive"/>
     <w:p>
       <w:pPr>
         <w:pStyle w:val="Bibliography"/>
@@ -11235,7 +11204,7 @@
       <w:r>
         <w:t xml:space="preserve"> </w:t>
       </w:r>
-      <w:hyperlink r:id="rId56">
+      <w:hyperlink r:id="rId57">
         <w:r>
           <w:rPr>
             <w:rStyle w:val="Hyperlink"/>
@@ -11244,8 +11213,8 @@
         </w:r>
       </w:hyperlink>
     </w:p>
-    <w:bookmarkEnd w:id="57"/>
-    <w:bookmarkStart w:id="59" w:name="ref-cohen2022memory"/>
+    <w:bookmarkEnd w:id="58"/>
+    <w:bookmarkStart w:id="60" w:name="ref-cohen2022memory"/>
     <w:p>
       <w:pPr>
         <w:pStyle w:val="Bibliography"/>
@@ -11282,7 +11251,7 @@
       <w:r>
         <w:t xml:space="preserve"> </w:t>
       </w:r>
-      <w:hyperlink r:id="rId58">
+      <w:hyperlink r:id="rId59">
         <w:r>
           <w:rPr>
             <w:rStyle w:val="Hyperlink"/>
@@ -11291,8 +11260,8 @@
         </w:r>
       </w:hyperlink>
     </w:p>
-    <w:bookmarkEnd w:id="59"/>
-    <w:bookmarkStart w:id="61" w:name="ref-deeprose2012imagery"/>
+    <w:bookmarkEnd w:id="60"/>
+    <w:bookmarkStart w:id="62" w:name="ref-deeprose2012imagery"/>
     <w:p>
       <w:pPr>
         <w:pStyle w:val="Bibliography"/>
@@ -11329,7 +11298,7 @@
       <w:r>
         <w:t xml:space="preserve"> </w:t>
       </w:r>
-      <w:hyperlink r:id="rId60">
+      <w:hyperlink r:id="rId61">
         <w:r>
           <w:rPr>
             <w:rStyle w:val="Hyperlink"/>
@@ -11338,8 +11307,8 @@
         </w:r>
       </w:hyperlink>
     </w:p>
-    <w:bookmarkEnd w:id="61"/>
-    <w:bookmarkStart w:id="62" w:name="ref-dupertuys2026ukraine"/>
+    <w:bookmarkEnd w:id="62"/>
+    <w:bookmarkStart w:id="63" w:name="ref-dupertuys2026ukraine"/>
     <w:p>
       <w:pPr>
         <w:pStyle w:val="Bibliography"/>
@@ -11375,8 +11344,8 @@
         <w:t xml:space="preserve">.</w:t>
       </w:r>
     </w:p>
-    <w:bookmarkEnd w:id="62"/>
-    <w:bookmarkStart w:id="64" w:name="ref-ehlers2000cognitive"/>
+    <w:bookmarkEnd w:id="63"/>
+    <w:bookmarkStart w:id="65" w:name="ref-ehlers2000cognitive"/>
     <w:p>
       <w:pPr>
         <w:pStyle w:val="Bibliography"/>
@@ -11413,7 +11382,7 @@
       <w:r>
         <w:t xml:space="preserve"> </w:t>
       </w:r>
-      <w:hyperlink r:id="rId63">
+      <w:hyperlink r:id="rId64">
         <w:r>
           <w:rPr>
             <w:rStyle w:val="Hyperlink"/>
@@ -11422,8 +11391,8 @@
         </w:r>
       </w:hyperlink>
     </w:p>
-    <w:bookmarkEnd w:id="64"/>
-    <w:bookmarkStart w:id="66" w:name="ref-holmes2008inducing"/>
+    <w:bookmarkEnd w:id="65"/>
+    <w:bookmarkStart w:id="67" w:name="ref-holmes2008inducing"/>
     <w:p>
       <w:pPr>
         <w:pStyle w:val="Bibliography"/>
@@ -11460,7 +11429,7 @@
       <w:r>
         <w:t xml:space="preserve"> </w:t>
       </w:r>
-      <w:hyperlink r:id="rId65">
+      <w:hyperlink r:id="rId66">
         <w:r>
           <w:rPr>
             <w:rStyle w:val="Hyperlink"/>
@@ -11469,8 +11438,8 @@
         </w:r>
       </w:hyperlink>
     </w:p>
-    <w:bookmarkEnd w:id="66"/>
-    <w:bookmarkStart w:id="68" w:name="ref-holmes2004trauma"/>
+    <w:bookmarkEnd w:id="67"/>
+    <w:bookmarkStart w:id="69" w:name="ref-holmes2004trauma"/>
     <w:p>
       <w:pPr>
         <w:pStyle w:val="Bibliography"/>
@@ -11507,7 +11476,7 @@
       <w:r>
         <w:t xml:space="preserve"> </w:t>
       </w:r>
-      <w:hyperlink r:id="rId67">
+      <w:hyperlink r:id="rId68">
         <w:r>
           <w:rPr>
             <w:rStyle w:val="Hyperlink"/>
@@ -11516,8 +11485,8 @@
         </w:r>
       </w:hyperlink>
     </w:p>
-    <w:bookmarkEnd w:id="68"/>
-    <w:bookmarkStart w:id="70" w:name="ref-holmes2009can"/>
+    <w:bookmarkEnd w:id="69"/>
+    <w:bookmarkStart w:id="71" w:name="ref-holmes2009can"/>
     <w:p>
       <w:pPr>
         <w:pStyle w:val="Bibliography"/>
@@ -11566,7 +11535,7 @@
       <w:r>
         <w:t xml:space="preserve"> </w:t>
       </w:r>
-      <w:hyperlink r:id="rId69">
+      <w:hyperlink r:id="rId70">
         <w:r>
           <w:rPr>
             <w:rStyle w:val="Hyperlink"/>
@@ -11575,8 +11544,8 @@
         </w:r>
       </w:hyperlink>
     </w:p>
-    <w:bookmarkEnd w:id="70"/>
-    <w:bookmarkStart w:id="72" w:name="ref-holmes2010key"/>
+    <w:bookmarkEnd w:id="71"/>
+    <w:bookmarkStart w:id="73" w:name="ref-holmes2010key"/>
     <w:p>
       <w:pPr>
         <w:pStyle w:val="Bibliography"/>
@@ -11634,7 +11603,7 @@
       <w:r>
         <w:t xml:space="preserve"> </w:t>
       </w:r>
-      <w:hyperlink r:id="rId71">
+      <w:hyperlink r:id="rId72">
         <w:r>
           <w:rPr>
             <w:rStyle w:val="Hyperlink"/>
@@ -11643,8 +11612,8 @@
         </w:r>
       </w:hyperlink>
     </w:p>
-    <w:bookmarkEnd w:id="72"/>
-    <w:bookmarkStart w:id="74" w:name="ref-horsch2017reducing"/>
+    <w:bookmarkEnd w:id="73"/>
+    <w:bookmarkStart w:id="75" w:name="ref-horsch2017reducing"/>
     <w:p>
       <w:pPr>
         <w:pStyle w:val="Bibliography"/>
@@ -11681,7 +11650,7 @@
       <w:r>
         <w:t xml:space="preserve"> </w:t>
       </w:r>
-      <w:hyperlink r:id="rId73">
+      <w:hyperlink r:id="rId74">
         <w:r>
           <w:rPr>
             <w:rStyle w:val="Hyperlink"/>
@@ -11690,8 +11659,8 @@
         </w:r>
       </w:hyperlink>
     </w:p>
-    <w:bookmarkEnd w:id="74"/>
-    <w:bookmarkStart w:id="76" w:name="ref-howard2002distributed"/>
+    <w:bookmarkEnd w:id="75"/>
+    <w:bookmarkStart w:id="77" w:name="ref-howard2002distributed"/>
     <w:p>
       <w:pPr>
         <w:pStyle w:val="Bibliography"/>
@@ -11728,7 +11697,7 @@
       <w:r>
         <w:t xml:space="preserve"> </w:t>
       </w:r>
-      <w:hyperlink r:id="rId75">
+      <w:hyperlink r:id="rId76">
         <w:r>
           <w:rPr>
             <w:rStyle w:val="Hyperlink"/>
@@ -11737,8 +11706,8 @@
         </w:r>
       </w:hyperlink>
     </w:p>
-    <w:bookmarkEnd w:id="76"/>
-    <w:bookmarkStart w:id="77" w:name="ref-howard2008persistence"/>
+    <w:bookmarkEnd w:id="77"/>
+    <w:bookmarkStart w:id="78" w:name="ref-howard2008persistence"/>
     <w:p>
       <w:pPr>
         <w:pStyle w:val="Bibliography"/>
@@ -11773,8 +11742,8 @@
         <w:t xml:space="preserve">(1), 58–63.</w:t>
       </w:r>
     </w:p>
-    <w:bookmarkEnd w:id="77"/>
-    <w:bookmarkStart w:id="79" w:name="ref-iyadurai2018preventing"/>
+    <w:bookmarkEnd w:id="78"/>
+    <w:bookmarkStart w:id="80" w:name="ref-iyadurai2018preventing"/>
     <w:p>
       <w:pPr>
         <w:pStyle w:val="Bibliography"/>
@@ -11823,7 +11792,7 @@
       <w:r>
         <w:t xml:space="preserve"> </w:t>
       </w:r>
-      <w:hyperlink r:id="rId78">
+      <w:hyperlink r:id="rId79">
         <w:r>
           <w:rPr>
             <w:rStyle w:val="Hyperlink"/>
@@ -11832,8 +11801,8 @@
         </w:r>
       </w:hyperlink>
     </w:p>
-    <w:bookmarkEnd w:id="79"/>
-    <w:bookmarkStart w:id="81" w:name="ref-iyadurai2019intrusive"/>
+    <w:bookmarkEnd w:id="80"/>
+    <w:bookmarkStart w:id="82" w:name="ref-iyadurai2019intrusive"/>
     <w:p>
       <w:pPr>
         <w:pStyle w:val="Bibliography"/>
@@ -11870,7 +11839,7 @@
       <w:r>
         <w:t xml:space="preserve"> </w:t>
       </w:r>
-      <w:hyperlink r:id="rId80">
+      <w:hyperlink r:id="rId81">
         <w:r>
           <w:rPr>
             <w:rStyle w:val="Hyperlink"/>
@@ -11879,8 +11848,8 @@
         </w:r>
       </w:hyperlink>
     </w:p>
-    <w:bookmarkEnd w:id="81"/>
-    <w:bookmarkStart w:id="83" w:name="ref-james2015computer"/>
+    <w:bookmarkEnd w:id="82"/>
+    <w:bookmarkStart w:id="84" w:name="ref-james2015computer"/>
     <w:p>
       <w:pPr>
         <w:pStyle w:val="Bibliography"/>
@@ -11917,7 +11886,7 @@
       <w:r>
         <w:t xml:space="preserve"> </w:t>
       </w:r>
-      <w:hyperlink r:id="rId82">
+      <w:hyperlink r:id="rId83">
         <w:r>
           <w:rPr>
             <w:rStyle w:val="Hyperlink"/>
@@ -11926,8 +11895,8 @@
         </w:r>
       </w:hyperlink>
     </w:p>
-    <w:bookmarkEnd w:id="83"/>
-    <w:bookmarkStart w:id="85" w:name="ref-james2016trauma"/>
+    <w:bookmarkEnd w:id="84"/>
+    <w:bookmarkStart w:id="86" w:name="ref-james2016trauma"/>
     <w:p>
       <w:pPr>
         <w:pStyle w:val="Bibliography"/>
@@ -11964,7 +11933,7 @@
       <w:r>
         <w:t xml:space="preserve"> </w:t>
       </w:r>
-      <w:hyperlink r:id="rId84">
+      <w:hyperlink r:id="rId85">
         <w:r>
           <w:rPr>
             <w:rStyle w:val="Hyperlink"/>
@@ -11973,8 +11942,8 @@
         </w:r>
       </w:hyperlink>
     </w:p>
-    <w:bookmarkEnd w:id="85"/>
-    <w:bookmarkStart w:id="86" w:name="ref-kahana1996associative"/>
+    <w:bookmarkEnd w:id="86"/>
+    <w:bookmarkStart w:id="87" w:name="ref-kahana1996associative"/>
     <w:p>
       <w:pPr>
         <w:pStyle w:val="Bibliography"/>
@@ -12009,8 +11978,8 @@
         <w:t xml:space="preserve">(1), 103–109.</w:t>
       </w:r>
     </w:p>
-    <w:bookmarkEnd w:id="86"/>
-    <w:bookmarkStart w:id="88" w:name="ref-kanstrup2021single"/>
+    <w:bookmarkEnd w:id="87"/>
+    <w:bookmarkStart w:id="89" w:name="ref-kanstrup2021single"/>
     <w:p>
       <w:pPr>
         <w:pStyle w:val="Bibliography"/>
@@ -12047,7 +12016,7 @@
       <w:r>
         <w:t xml:space="preserve"> </w:t>
       </w:r>
-      <w:hyperlink r:id="rId87">
+      <w:hyperlink r:id="rId88">
         <w:r>
           <w:rPr>
             <w:rStyle w:val="Hyperlink"/>
@@ -12056,8 +12025,8 @@
         </w:r>
       </w:hyperlink>
     </w:p>
-    <w:bookmarkEnd w:id="88"/>
-    <w:bookmarkStart w:id="90" w:name="ref-kessler2020visuospatial"/>
+    <w:bookmarkEnd w:id="89"/>
+    <w:bookmarkStart w:id="91" w:name="ref-kessler2020visuospatial"/>
     <w:p>
       <w:pPr>
         <w:pStyle w:val="Bibliography"/>
@@ -12094,7 +12063,7 @@
       <w:r>
         <w:t xml:space="preserve"> </w:t>
       </w:r>
-      <w:hyperlink r:id="rId89">
+      <w:hyperlink r:id="rId90">
         <w:r>
           <w:rPr>
             <w:rStyle w:val="Hyperlink"/>
@@ -12103,8 +12072,8 @@
         </w:r>
       </w:hyperlink>
     </w:p>
-    <w:bookmarkEnd w:id="90"/>
-    <w:bookmarkStart w:id="92" w:name="ref-kindt2009beyond"/>
+    <w:bookmarkEnd w:id="91"/>
+    <w:bookmarkStart w:id="93" w:name="ref-kindt2009beyond"/>
     <w:p>
       <w:pPr>
         <w:pStyle w:val="Bibliography"/>
@@ -12141,7 +12110,7 @@
       <w:r>
         <w:t xml:space="preserve"> </w:t>
       </w:r>
-      <w:hyperlink r:id="rId91">
+      <w:hyperlink r:id="rId92">
         <w:r>
           <w:rPr>
             <w:rStyle w:val="Hyperlink"/>
@@ -12150,8 +12119,8 @@
         </w:r>
       </w:hyperlink>
     </w:p>
-    <w:bookmarkEnd w:id="92"/>
-    <w:bookmarkStart w:id="94" w:name="ref-krans2009intrusive"/>
+    <w:bookmarkEnd w:id="93"/>
+    <w:bookmarkStart w:id="95" w:name="ref-krans2009intrusive"/>
     <w:p>
       <w:pPr>
         <w:pStyle w:val="Bibliography"/>
@@ -12188,7 +12157,7 @@
       <w:r>
         <w:t xml:space="preserve"> </w:t>
       </w:r>
-      <w:hyperlink r:id="rId93">
+      <w:hyperlink r:id="rId94">
         <w:r>
           <w:rPr>
             <w:rStyle w:val="Hyperlink"/>
@@ -12197,8 +12166,8 @@
         </w:r>
       </w:hyperlink>
     </w:p>
-    <w:bookmarkEnd w:id="94"/>
-    <w:bookmarkStart w:id="96" w:name="ref-lau2019intrusive"/>
+    <w:bookmarkEnd w:id="95"/>
+    <w:bookmarkStart w:id="97" w:name="ref-lau2019intrusive"/>
     <w:p>
       <w:pPr>
         <w:pStyle w:val="Bibliography"/>
@@ -12235,7 +12204,7 @@
       <w:r>
         <w:t xml:space="preserve"> </w:t>
       </w:r>
-      <w:hyperlink r:id="rId95">
+      <w:hyperlink r:id="rId96">
         <w:r>
           <w:rPr>
             <w:rStyle w:val="Hyperlink"/>
@@ -12244,8 +12213,8 @@
         </w:r>
       </w:hyperlink>
     </w:p>
-    <w:bookmarkEnd w:id="96"/>
-    <w:bookmarkStart w:id="98" w:name="ref-lohnas2015expanding"/>
+    <w:bookmarkEnd w:id="97"/>
+    <w:bookmarkStart w:id="99" w:name="ref-lohnas2015expanding"/>
     <w:p>
       <w:pPr>
         <w:pStyle w:val="Bibliography"/>
@@ -12282,7 +12251,7 @@
       <w:r>
         <w:t xml:space="preserve"> </w:t>
       </w:r>
-      <w:hyperlink r:id="rId97">
+      <w:hyperlink r:id="rId98">
         <w:r>
           <w:rPr>
             <w:rStyle w:val="Hyperlink"/>
@@ -12290,42 +12259,6 @@
           <w:t xml:space="preserve">https://doi.org/10.1037/a0039036</w:t>
         </w:r>
       </w:hyperlink>
-    </w:p>
-    <w:bookmarkEnd w:id="98"/>
-    <w:bookmarkStart w:id="99" w:name="ref-mensink1989model"/>
-    <w:p>
-      <w:pPr>
-        <w:pStyle w:val="Bibliography"/>
-      </w:pPr>
-      <w:r>
-        <w:t xml:space="preserve">Mensink, G.-J. M., &amp; Raaijmakers, J. G. (1989). A model for contextual fluctuation.</w:t>
-      </w:r>
-      <w:r>
-        <w:t xml:space="preserve"> </w:t>
-      </w:r>
-      <w:r>
-        <w:rPr>
-          <w:i/>
-          <w:iCs/>
-        </w:rPr>
-        <w:t xml:space="preserve">Journal of Mathematical Psychology</w:t>
-      </w:r>
-      <w:r>
-        <w:t xml:space="preserve">,</w:t>
-      </w:r>
-      <w:r>
-        <w:t xml:space="preserve"> </w:t>
-      </w:r>
-      <w:r>
-        <w:rPr>
-          <w:i/>
-          <w:iCs/>
-        </w:rPr>
-        <w:t xml:space="preserve">33</w:t>
-      </w:r>
-      <w:r>
-        <w:t xml:space="preserve">(2), 172–186.</w:t>
-      </w:r>
     </w:p>
     <w:bookmarkEnd w:id="99"/>
     <w:bookmarkStart w:id="101" w:name="ref-polyn2009context"/>

--- a/docs/index.docx
+++ b/docs/index.docx
@@ -1175,7 +1175,7 @@
       </w:r>
     </w:p>
     <w:bookmarkEnd w:id="24"/>
-    <w:bookmarkStart w:id="26" w:name="Xc30ecb24643046c4752102619295de1bc2871c8"/>
+    <w:bookmarkStart w:id="29" w:name="Xc30ecb24643046c4752102619295de1bc2871c8"/>
     <w:p>
       <w:pPr>
         <w:pStyle w:val="Heading1"/>
@@ -1233,10 +1233,10 @@
         <w:t xml:space="preserve">shows how these mechanisms map onto the trauma-film paradigm.</w:t>
       </w:r>
     </w:p>
-    <w:bookmarkStart w:id="25" w:name="fig-retrieved-context-account"/>
-    <w:p>
-      <w:pPr>
-        <w:pStyle w:val="FigureWithoutNote"/>
+    <w:bookmarkStart w:id="28" w:name="fig-retrieved-context-account"/>
+    <w:p>
+      <w:pPr>
+        <w:pStyle w:val="FigureTitle"/>
       </w:pPr>
       <w:r>
         <w:t xml:space="preserve">Figure 1</w:t>
@@ -1244,34 +1244,68 @@
     </w:p>
     <w:p>
       <w:pPr>
-        <w:pStyle w:val="FigureWithoutNote"/>
-      </w:pPr>
-      <w:r>
-        <w:t xml:space="preserve">A retrieved-context account of selective interference.</w:t>
-      </w:r>
-      <w:r>
-        <w:t xml:space="preserve"> </w:t>
-      </w:r>
-      <w:r>
-        <w:t xml:space="preserve">The model explains intrusion-voluntary-memory dissociations by applying a single retrieved-context architecture to the phase structure of post-encoding and post-reminder interference paradigms.</w:t>
-      </w:r>
-      <w:r>
-        <w:t xml:space="preserve"> </w:t>
-      </w:r>
-      <w:r>
-        <w:t xml:space="preserve">(A) The simulated paradigm includes film encoding, optional reminder-driven context reinstatement, interference-task encoding, filler activity, and later retrieval.</w:t>
-      </w:r>
-      <w:r>
-        <w:t xml:space="preserve"> </w:t>
-      </w:r>
-      <w:r>
-        <w:t xml:space="preserve">(B) Encoding links film and task items to the context states active during their phases; task-associated context is most similar to film-associated context when task encoding occurs soon after the film, after reminder-driven reinstatement, or under matching source/emotional context.</w:t>
-      </w:r>
-      <w:r>
-        <w:t xml:space="preserve"> </w:t>
-      </w:r>
-      <w:r>
-        <w:t xml:space="preserve">(C) Feature-to-context memory (</w:t>
+        <w:pStyle w:val="Caption"/>
+      </w:pPr>
+      <w:r>
+        <w:rPr>
+          <w:b/>
+          <w:bCs/>
+        </w:rPr>
+        <w:t xml:space="preserve">Retrieved-context account of selective interference.</w:t>
+      </w:r>
+      <w:r>
+        <w:t xml:space="preserve"> </w:t>
+      </w:r>
+      <w:r>
+        <w:t xml:space="preserve">The model applies context drift, reminder-driven reinstatement, and retrieval control to explain how post-film tasks can reduce unguided access to film items while leaving deliberate recall relatively protected.</w:t>
+      </w:r>
+      <w:r>
+        <w:t xml:space="preserve"> </w:t>
+      </w:r>
+      <w:r>
+        <w:rPr>
+          <w:b/>
+          <w:bCs/>
+        </w:rPr>
+        <w:t xml:space="preserve">(A)</w:t>
+      </w:r>
+      <w:r>
+        <w:t xml:space="preserve"> </w:t>
+      </w:r>
+      <w:r>
+        <w:t xml:space="preserve">The simulated paradigm varies encoding material, post-film task, delay/reminder structure, and retrieval mode within a common trauma-film phase structure; dashed blocks mark phases that vary across immediate and delayed post-reminder designs.</w:t>
+      </w:r>
+      <w:r>
+        <w:t xml:space="preserve"> </w:t>
+      </w:r>
+      <w:r>
+        <w:rPr>
+          <w:b/>
+          <w:bCs/>
+        </w:rPr>
+        <w:t xml:space="preserve">(B)</w:t>
+      </w:r>
+      <w:r>
+        <w:t xml:space="preserve"> </w:t>
+      </w:r>
+      <w:r>
+        <w:t xml:space="preserve">Context states are shown as blocks associated with film, reminder, and task positions; task items become strong competitors when preserved or reminder-reinstated context overlaps with film-associated context and task associations are strong.</w:t>
+      </w:r>
+      <w:r>
+        <w:t xml:space="preserve"> </w:t>
+      </w:r>
+      <w:r>
+        <w:rPr>
+          <w:b/>
+          <w:bCs/>
+        </w:rPr>
+        <w:t xml:space="preserve">(C)</w:t>
+      </w:r>
+      <w:r>
+        <w:t xml:space="preserve"> </w:t>
+      </w:r>
+      <w:r>
+        <w:t xml:space="preserve">Feature-to-context memory (</w:t>
       </w:r>
       <m:oMath>
         <m:sSup>
@@ -1311,16 +1345,73 @@
         </m:sSup>
       </m:oMath>
       <w:r>
-        <w:t xml:space="preserve">) implement the retrieved-context cycle, allowing items and reminders to reinstate associated context and allowing current context to cue competing candidate items.</w:t>
-      </w:r>
-      <w:r>
-        <w:t xml:space="preserve"> </w:t>
-      </w:r>
-      <w:r>
-        <w:t xml:space="preserve">(D) Uncontrolled retrieval from ongoing context and deliberate recall operate over the same stored associations, but deliberate recall can be protected by film-directed cue construction and competition focusing.</w:t>
-      </w:r>
-    </w:p>
-    <w:bookmarkEnd w:id="25"/>
+        <w:t xml:space="preserve">) define reciprocal context-item pathways: recalled, reminded, or supplied items reinstate context, and current context cues competing candidates.</w:t>
+      </w:r>
+      <w:r>
+        <w:t xml:space="preserve"> </w:t>
+      </w:r>
+      <w:r>
+        <w:rPr>
+          <w:b/>
+          <w:bCs/>
+        </w:rPr>
+        <w:t xml:space="preserve">(D)</w:t>
+      </w:r>
+      <w:r>
+        <w:t xml:space="preserve"> </w:t>
+      </w:r>
+      <w:r>
+        <w:t xml:space="preserve">The same stored associations can support unguided retrieval or controlled retrieval, with film-directed cue construction and film-directed selection biasing access toward film items.</w:t>
+      </w:r>
+    </w:p>
+    <w:p>
+      <w:pPr>
+        <w:pStyle w:val="FigureWithoutNote"/>
+      </w:pPr>
+      <w:r>
+        <w:drawing>
+          <wp:inline>
+            <wp:extent cx="5943600" cy="6046348"/>
+            <wp:effectExtent b="0" l="0" r="0" t="0"/>
+            <wp:docPr descr="" title="" id="26" name="Picture"/>
+            <a:graphic>
+              <a:graphicData uri="http://schemas.openxmlformats.org/drawingml/2006/picture">
+                <pic:pic>
+                  <pic:nvPicPr>
+                    <pic:cNvPr descr="retrieved_context_account_figure/retrieved_context_account_composite.png" id="27" name="Picture"/>
+                    <pic:cNvPicPr>
+                      <a:picLocks noChangeArrowheads="1" noChangeAspect="1"/>
+                    </pic:cNvPicPr>
+                  </pic:nvPicPr>
+                  <pic:blipFill>
+                    <a:blip r:embed="rId25"/>
+                    <a:stretch>
+                      <a:fillRect/>
+                    </a:stretch>
+                  </pic:blipFill>
+                  <pic:spPr bwMode="auto">
+                    <a:xfrm>
+                      <a:off x="0" y="0"/>
+                      <a:ext cx="5943600" cy="6046348"/>
+                    </a:xfrm>
+                    <a:prstGeom prst="rect">
+                      <a:avLst/>
+                    </a:prstGeom>
+                    <a:noFill/>
+                    <a:ln w="9525">
+                      <a:noFill/>
+                      <a:headEnd/>
+                      <a:tailEnd/>
+                    </a:ln>
+                  </pic:spPr>
+                </pic:pic>
+              </a:graphicData>
+            </a:graphic>
+          </wp:inline>
+        </w:drawing>
+      </w:r>
+    </w:p>
+    <w:bookmarkEnd w:id="28"/>
     <w:p>
       <w:pPr>
         <w:pStyle w:val="AfterWithoutNote"/>
@@ -1350,7 +1441,7 @@
         <w:t xml:space="preserve"> </w:t>
       </w:r>
       <w:r>
-        <w:t xml:space="preserve">These conditions determine whether the task adds effective competitors to the film’s retrieval environment.</w:t>
+        <w:t xml:space="preserve">These conditions determine whether the task adds strong competitors to the film’s retrieval environment.</w:t>
       </w:r>
     </w:p>
     <w:p>
@@ -1370,7 +1461,7 @@
         <w:t xml:space="preserve"> </w:t>
       </w:r>
       <w:r>
-        <w:t xml:space="preserve">Uncontrolled retrieval from ongoing context is vulnerable to this competition: as task competitors receive support, any given film item becomes less likely to be sampled as an intrusion.</w:t>
+        <w:t xml:space="preserve">Uncontrolled retrieval from ongoing context is especially vulnerable to this competition: as task competitors receive support, any given film item becomes less likely to be sampled as an intrusion.</w:t>
       </w:r>
       <w:r>
         <w:t xml:space="preserve"> </w:t>
@@ -1663,8 +1754,8 @@
         <w:t xml:space="preserve">The formal model specified next instantiates these commitments as phase-specific encoding, reminder-driven reinstatement, retrieval-mode and control settings, and source/emotional overlap.</w:t>
       </w:r>
     </w:p>
-    <w:bookmarkEnd w:id="26"/>
-    <w:bookmarkStart w:id="38" w:name="model-and-paradigm"/>
+    <w:bookmarkEnd w:id="29"/>
+    <w:bookmarkStart w:id="41" w:name="model-and-paradigm"/>
     <w:p>
       <w:pPr>
         <w:pStyle w:val="Heading1"/>
@@ -1673,7 +1764,7 @@
         <w:t xml:space="preserve">Model and Paradigm</w:t>
       </w:r>
     </w:p>
-    <w:bookmarkStart w:id="28" w:name="representations-and-memory-architecture"/>
+    <w:bookmarkStart w:id="31" w:name="representations-and-memory-architecture"/>
     <w:p>
       <w:pPr>
         <w:pStyle w:val="Heading2"/>
@@ -2091,7 +2182,7 @@
         <w:t xml:space="preserve">lists the model structures and parameters used throughout the simulations.</w:t>
       </w:r>
     </w:p>
-    <w:bookmarkStart w:id="27" w:name="tbl-parameters"/>
+    <w:bookmarkStart w:id="30" w:name="tbl-parameters"/>
     <w:p>
       <w:pPr>
         <w:pStyle w:val="FigureTitle"/>
@@ -3368,9 +3459,9 @@
         </w:tc>
       </w:tr>
     </w:tbl>
-    <w:bookmarkEnd w:id="27"/>
-    <w:bookmarkEnd w:id="28"/>
-    <w:bookmarkStart w:id="29" w:name="pre-experimental-associations"/>
+    <w:bookmarkEnd w:id="30"/>
+    <w:bookmarkEnd w:id="31"/>
+    <w:bookmarkStart w:id="32" w:name="pre-experimental-associations"/>
     <w:p>
       <w:pPr>
         <w:pStyle w:val="Heading2"/>
@@ -4148,8 +4239,8 @@
         <w:t xml:space="preserve">Source-based competition is learned during encoding and is controlled by the source learning scale.</w:t>
       </w:r>
     </w:p>
-    <w:bookmarkEnd w:id="29"/>
-    <w:bookmarkStart w:id="30" w:name="encoding-across-phases"/>
+    <w:bookmarkEnd w:id="32"/>
+    <w:bookmarkStart w:id="33" w:name="encoding-across-phases"/>
     <w:p>
       <w:pPr>
         <w:pStyle w:val="Heading2"/>
@@ -5202,8 +5293,8 @@
         <w:t xml:space="preserve">The primary source-only eCMR variant does not allow source/emotional status to modulate temporal context-to-item learning; temporal learning remains primacy-driven unless a later sensitivity analysis explicitly turns on broad temporal modulation.</w:t>
       </w:r>
     </w:p>
-    <w:bookmarkEnd w:id="30"/>
-    <w:bookmarkStart w:id="32" w:name="sourceemotional-context"/>
+    <w:bookmarkEnd w:id="33"/>
+    <w:bookmarkStart w:id="35" w:name="sourceemotional-context"/>
     <w:p>
       <w:pPr>
         <w:pStyle w:val="Heading2"/>
@@ -5868,7 +5959,7 @@
         <w:t xml:space="preserve">learning scale, which controls competitor encoding strength.</w:t>
       </w:r>
     </w:p>
-    <w:bookmarkStart w:id="31" w:name="tbl-phase-scales"/>
+    <w:bookmarkStart w:id="34" w:name="tbl-phase-scales"/>
     <w:p>
       <w:pPr>
         <w:pStyle w:val="FigureTitle"/>
@@ -6422,7 +6513,7 @@
         </w:tc>
       </w:tr>
     </w:tbl>
-    <w:bookmarkEnd w:id="31"/>
+    <w:bookmarkEnd w:id="34"/>
     <w:p>
       <w:pPr>
         <w:pStyle w:val="AfterWithoutNote"/>
@@ -6513,8 +6604,8 @@
         <w:t xml:space="preserve">Together, drift and learning scales define whether interference is merely added experience or a set of strong competitors encoded into film-related context.</w:t>
       </w:r>
     </w:p>
-    <w:bookmarkEnd w:id="32"/>
-    <w:bookmarkStart w:id="33" w:name="reminder-reinstatement"/>
+    <w:bookmarkEnd w:id="35"/>
+    <w:bookmarkStart w:id="36" w:name="reminder-reinstatement"/>
     <w:p>
       <w:pPr>
         <w:pStyle w:val="Heading2"/>
@@ -7552,8 +7643,8 @@
         <w:t xml:space="preserve">Delayed-interference simulations therefore manipulate reminder reinstatement as a graded overlap mechanism rather than as an all-or-none reactivation window.</w:t>
       </w:r>
     </w:p>
-    <w:bookmarkEnd w:id="33"/>
-    <w:bookmarkStart w:id="34" w:name="retrieval-and-termination"/>
+    <w:bookmarkEnd w:id="36"/>
+    <w:bookmarkStart w:id="37" w:name="retrieval-and-termination"/>
     <w:p>
       <w:pPr>
         <w:pStyle w:val="Heading2"/>
@@ -9087,8 +9178,8 @@
         <w:t xml:space="preserve">This mechanism produces the temporal organization expected of retrieved-context models.</w:t>
       </w:r>
     </w:p>
-    <w:bookmarkEnd w:id="34"/>
-    <w:bookmarkStart w:id="35" w:name="retrieval-modes-and-control-settings"/>
+    <w:bookmarkEnd w:id="37"/>
+    <w:bookmarkStart w:id="38" w:name="retrieval-modes-and-control-settings"/>
     <w:p>
       <w:pPr>
         <w:pStyle w:val="Heading2"/>
@@ -9234,8 +9325,8 @@
         <w:t xml:space="preserve">It should therefore be less exposed to competitors encoded near the film context, although the manuscript treats recognition-like access as a probe-driven case to be interpreted alongside the task design rather than as an absolute recognition result.</w:t>
       </w:r>
     </w:p>
-    <w:bookmarkEnd w:id="35"/>
-    <w:bookmarkStart w:id="37" w:name="parameters-and-simulation-factors"/>
+    <w:bookmarkEnd w:id="38"/>
+    <w:bookmarkStart w:id="40" w:name="parameters-and-simulation-factors"/>
     <w:p>
       <w:pPr>
         <w:pStyle w:val="Heading2"/>
@@ -9309,7 +9400,7 @@
         <w:t xml:space="preserve">lists the main scale factors and their theoretical roles.</w:t>
       </w:r>
     </w:p>
-    <w:bookmarkStart w:id="36" w:name="tbl-scale-factors"/>
+    <w:bookmarkStart w:id="39" w:name="tbl-scale-factors"/>
     <w:p>
       <w:pPr>
         <w:pStyle w:val="FigureTitle"/>
@@ -10586,7 +10677,7 @@
         </w:tc>
       </w:tr>
     </w:tbl>
-    <w:bookmarkEnd w:id="36"/>
+    <w:bookmarkEnd w:id="39"/>
     <w:p>
       <w:pPr>
         <w:pStyle w:val="AfterWithoutNote"/>
@@ -10633,9 +10724,9 @@
         <w:t xml:space="preserve">These dependent measures provide a bridge between the model’s formal predictions and the empirical phenomena the simulations target.</w:t>
       </w:r>
     </w:p>
-    <w:bookmarkEnd w:id="37"/>
-    <w:bookmarkEnd w:id="38"/>
-    <w:bookmarkStart w:id="49" w:name="simulations"/>
+    <w:bookmarkEnd w:id="40"/>
+    <w:bookmarkEnd w:id="41"/>
+    <w:bookmarkStart w:id="52" w:name="simulations"/>
     <w:p>
       <w:pPr>
         <w:pStyle w:val="Heading1"/>
@@ -10658,7 +10749,7 @@
         <w:t xml:space="preserve">These plots are diagnostic outputs from the interference-strength sweep, not stand-alone evidence for the full intrusion-voluntary-memory dissociation.</w:t>
       </w:r>
     </w:p>
-    <w:bookmarkStart w:id="42" w:name="fig-interference-sweep-spc"/>
+    <w:bookmarkStart w:id="45" w:name="fig-interference-sweep-spc"/>
     <w:p>
       <w:pPr>
         <w:pStyle w:val="FigureTitle"/>
@@ -10702,18 +10793,18 @@
           <wp:inline>
             <wp:extent cx="5943600" cy="2214422"/>
             <wp:effectExtent b="0" l="0" r="0" t="0"/>
-            <wp:docPr descr="" title="" id="40" name="Picture"/>
+            <wp:docPr descr="" title="" id="43" name="Picture"/>
             <a:graphic>
               <a:graphicData uri="http://schemas.openxmlformats.org/drawingml/2006/picture">
                 <pic:pic>
                   <pic:nvPicPr>
-                    <pic:cNvPr descr="figures/interference_mcf_scale_delay16_fit_no_shared_support_side_by_side_spc.png" id="41" name="Picture"/>
+                    <pic:cNvPr descr="figures/interference_mcf_scale_delay16_fit_no_shared_support_side_by_side_spc.png" id="44" name="Picture"/>
                     <pic:cNvPicPr>
                       <a:picLocks noChangeArrowheads="1" noChangeAspect="1"/>
                     </pic:cNvPicPr>
                   </pic:nvPicPr>
                   <pic:blipFill>
-                    <a:blip r:embed="rId39"/>
+                    <a:blip r:embed="rId42"/>
                     <a:stretch>
                       <a:fillRect/>
                     </a:stretch>
@@ -10740,8 +10831,8 @@
         </w:drawing>
       </w:r>
     </w:p>
-    <w:bookmarkEnd w:id="42"/>
-    <w:bookmarkStart w:id="43" w:name="X6fcf3f39085e398ac9304fc9201661bcf62a397"/>
+    <w:bookmarkEnd w:id="45"/>
+    <w:bookmarkStart w:id="46" w:name="X6fcf3f39085e398ac9304fc9201661bcf62a397"/>
     <w:p>
       <w:pPr>
         <w:pStyle w:val="Heading2"/>
@@ -10784,8 +10875,8 @@
         <w:t xml:space="preserve">Deliberate recall may still be impaired; the claim is relative protection, not immunity.</w:t>
       </w:r>
     </w:p>
-    <w:bookmarkEnd w:id="43"/>
-    <w:bookmarkStart w:id="44" w:name="Xc677d8ae7f532696a9d0dc1c16d289e7eda8c6a"/>
+    <w:bookmarkEnd w:id="46"/>
+    <w:bookmarkStart w:id="47" w:name="Xc677d8ae7f532696a9d0dc1c16d289e7eda8c6a"/>
     <w:p>
       <w:pPr>
         <w:pStyle w:val="Heading2"/>
@@ -10840,8 +10931,8 @@
         <w:t xml:space="preserve">Weakening these control operations should make deliberate recall resemble intrusion-like retrieval more closely.</w:t>
       </w:r>
     </w:p>
-    <w:bookmarkEnd w:id="44"/>
-    <w:bookmarkStart w:id="45" w:name="Xb6ad65f068ff1c87b9d8ef63a15a1d3a2d01552"/>
+    <w:bookmarkEnd w:id="47"/>
+    <w:bookmarkStart w:id="48" w:name="Xb6ad65f068ff1c87b9d8ef63a15a1d3a2d01552"/>
     <w:p>
       <w:pPr>
         <w:pStyle w:val="Heading2"/>
@@ -10884,8 +10975,8 @@
         <w:t xml:space="preserve">Competitor strength matters because competitors are retrievable from film-related context, and shared source/emotional context is relevant only insofar as it increases that competition.</w:t>
       </w:r>
     </w:p>
-    <w:bookmarkEnd w:id="45"/>
-    <w:bookmarkStart w:id="46" w:name="Xb79b6d9c7815cdfa2786fb98ac16b20d71daf8e"/>
+    <w:bookmarkEnd w:id="48"/>
+    <w:bookmarkStart w:id="49" w:name="Xb79b6d9c7815cdfa2786fb98ac16b20d71daf8e"/>
     <w:p>
       <w:pPr>
         <w:pStyle w:val="Heading2"/>
@@ -10928,8 +11019,8 @@
         <w:t xml:space="preserve">It restores the contextual condition required for later competitor encoding to affect film-item retrieval.</w:t>
       </w:r>
     </w:p>
-    <w:bookmarkEnd w:id="46"/>
-    <w:bookmarkStart w:id="47" w:name="Xa3f451a9d82748e70976ed4f14c9634de5024b1"/>
+    <w:bookmarkEnd w:id="49"/>
+    <w:bookmarkStart w:id="50" w:name="Xa3f451a9d82748e70976ed4f14c9634de5024b1"/>
     <w:p>
       <w:pPr>
         <w:pStyle w:val="Heading2"/>
@@ -10966,8 +11057,8 @@
         <w:t xml:space="preserve">The model predicts a continuum of vulnerability across recall-like tests depending on how much the task supports film-directed retrieval.</w:t>
       </w:r>
     </w:p>
-    <w:bookmarkEnd w:id="47"/>
-    <w:bookmarkStart w:id="48" w:name="Xd899c74baf6ef599438daabd3dfd1a19bfff423"/>
+    <w:bookmarkEnd w:id="50"/>
+    <w:bookmarkStart w:id="51" w:name="Xd899c74baf6ef599438daabd3dfd1a19bfff423"/>
     <w:p>
       <w:pPr>
         <w:pStyle w:val="Heading2"/>
@@ -11004,9 +11095,9 @@
         <w:t xml:space="preserve">The claim is that probe-driven access reduces exposure to contextual competition, not that recognition escapes the mechanism in every design or that all voluntary memory has the same protection.</w:t>
       </w:r>
     </w:p>
-    <w:bookmarkEnd w:id="48"/>
-    <w:bookmarkEnd w:id="49"/>
-    <w:bookmarkStart w:id="50" w:name="general-discussion"/>
+    <w:bookmarkEnd w:id="51"/>
+    <w:bookmarkEnd w:id="52"/>
+    <w:bookmarkStart w:id="53" w:name="general-discussion"/>
     <w:p>
       <w:pPr>
         <w:pStyle w:val="Heading1"/>
@@ -11015,8 +11106,8 @@
         <w:t xml:space="preserve">General Discussion</w:t>
       </w:r>
     </w:p>
-    <w:bookmarkEnd w:id="50"/>
-    <w:bookmarkStart w:id="115" w:name="references"/>
+    <w:bookmarkEnd w:id="53"/>
+    <w:bookmarkStart w:id="118" w:name="references"/>
     <w:p>
       <w:pPr>
         <w:pStyle w:val="Heading1"/>
@@ -11025,8 +11116,8 @@
         <w:t xml:space="preserve">References</w:t>
       </w:r>
     </w:p>
-    <w:bookmarkStart w:id="114" w:name="refs"/>
-    <w:bookmarkStart w:id="52" w:name="ref-asselbergs2023systematic"/>
+    <w:bookmarkStart w:id="117" w:name="refs"/>
+    <w:bookmarkStart w:id="55" w:name="ref-asselbergs2023systematic"/>
     <w:p>
       <w:pPr>
         <w:pStyle w:val="Bibliography"/>
@@ -11063,7 +11154,7 @@
       <w:r>
         <w:t xml:space="preserve"> </w:t>
       </w:r>
-      <w:hyperlink r:id="rId51">
+      <w:hyperlink r:id="rId54">
         <w:r>
           <w:rPr>
             <w:rStyle w:val="Hyperlink"/>
@@ -11072,8 +11163,8 @@
         </w:r>
       </w:hyperlink>
     </w:p>
-    <w:bookmarkEnd w:id="52"/>
-    <w:bookmarkStart w:id="54" w:name="ref-brewin2014episodic"/>
+    <w:bookmarkEnd w:id="55"/>
+    <w:bookmarkStart w:id="57" w:name="ref-brewin2014episodic"/>
     <w:p>
       <w:pPr>
         <w:pStyle w:val="Bibliography"/>
@@ -11110,7 +11201,7 @@
       <w:r>
         <w:t xml:space="preserve"> </w:t>
       </w:r>
-      <w:hyperlink r:id="rId53">
+      <w:hyperlink r:id="rId56">
         <w:r>
           <w:rPr>
             <w:rStyle w:val="Hyperlink"/>
@@ -11119,8 +11210,8 @@
         </w:r>
       </w:hyperlink>
     </w:p>
-    <w:bookmarkEnd w:id="54"/>
-    <w:bookmarkStart w:id="56" w:name="ref-brewin1996dual"/>
+    <w:bookmarkEnd w:id="57"/>
+    <w:bookmarkStart w:id="59" w:name="ref-brewin1996dual"/>
     <w:p>
       <w:pPr>
         <w:pStyle w:val="Bibliography"/>
@@ -11157,7 +11248,7 @@
       <w:r>
         <w:t xml:space="preserve"> </w:t>
       </w:r>
-      <w:hyperlink r:id="rId55">
+      <w:hyperlink r:id="rId58">
         <w:r>
           <w:rPr>
             <w:rStyle w:val="Hyperlink"/>
@@ -11166,8 +11257,8 @@
         </w:r>
       </w:hyperlink>
     </w:p>
-    <w:bookmarkEnd w:id="56"/>
-    <w:bookmarkStart w:id="58" w:name="ref-brewin2010intrusive"/>
+    <w:bookmarkEnd w:id="59"/>
+    <w:bookmarkStart w:id="61" w:name="ref-brewin2010intrusive"/>
     <w:p>
       <w:pPr>
         <w:pStyle w:val="Bibliography"/>
@@ -11204,7 +11295,7 @@
       <w:r>
         <w:t xml:space="preserve"> </w:t>
       </w:r>
-      <w:hyperlink r:id="rId57">
+      <w:hyperlink r:id="rId60">
         <w:r>
           <w:rPr>
             <w:rStyle w:val="Hyperlink"/>
@@ -11213,8 +11304,8 @@
         </w:r>
       </w:hyperlink>
     </w:p>
-    <w:bookmarkEnd w:id="58"/>
-    <w:bookmarkStart w:id="60" w:name="ref-cohen2022memory"/>
+    <w:bookmarkEnd w:id="61"/>
+    <w:bookmarkStart w:id="63" w:name="ref-cohen2022memory"/>
     <w:p>
       <w:pPr>
         <w:pStyle w:val="Bibliography"/>
@@ -11251,7 +11342,7 @@
       <w:r>
         <w:t xml:space="preserve"> </w:t>
       </w:r>
-      <w:hyperlink r:id="rId59">
+      <w:hyperlink r:id="rId62">
         <w:r>
           <w:rPr>
             <w:rStyle w:val="Hyperlink"/>
@@ -11260,8 +11351,8 @@
         </w:r>
       </w:hyperlink>
     </w:p>
-    <w:bookmarkEnd w:id="60"/>
-    <w:bookmarkStart w:id="62" w:name="ref-deeprose2012imagery"/>
+    <w:bookmarkEnd w:id="63"/>
+    <w:bookmarkStart w:id="65" w:name="ref-deeprose2012imagery"/>
     <w:p>
       <w:pPr>
         <w:pStyle w:val="Bibliography"/>
@@ -11298,7 +11389,7 @@
       <w:r>
         <w:t xml:space="preserve"> </w:t>
       </w:r>
-      <w:hyperlink r:id="rId61">
+      <w:hyperlink r:id="rId64">
         <w:r>
           <w:rPr>
             <w:rStyle w:val="Hyperlink"/>
@@ -11307,8 +11398,8 @@
         </w:r>
       </w:hyperlink>
     </w:p>
-    <w:bookmarkEnd w:id="62"/>
-    <w:bookmarkStart w:id="63" w:name="ref-dupertuys2026ukraine"/>
+    <w:bookmarkEnd w:id="65"/>
+    <w:bookmarkStart w:id="66" w:name="ref-dupertuys2026ukraine"/>
     <w:p>
       <w:pPr>
         <w:pStyle w:val="Bibliography"/>
@@ -11344,8 +11435,8 @@
         <w:t xml:space="preserve">.</w:t>
       </w:r>
     </w:p>
-    <w:bookmarkEnd w:id="63"/>
-    <w:bookmarkStart w:id="65" w:name="ref-ehlers2000cognitive"/>
+    <w:bookmarkEnd w:id="66"/>
+    <w:bookmarkStart w:id="68" w:name="ref-ehlers2000cognitive"/>
     <w:p>
       <w:pPr>
         <w:pStyle w:val="Bibliography"/>
@@ -11382,7 +11473,7 @@
       <w:r>
         <w:t xml:space="preserve"> </w:t>
       </w:r>
-      <w:hyperlink r:id="rId64">
+      <w:hyperlink r:id="rId67">
         <w:r>
           <w:rPr>
             <w:rStyle w:val="Hyperlink"/>
@@ -11391,8 +11482,8 @@
         </w:r>
       </w:hyperlink>
     </w:p>
-    <w:bookmarkEnd w:id="65"/>
-    <w:bookmarkStart w:id="67" w:name="ref-holmes2008inducing"/>
+    <w:bookmarkEnd w:id="68"/>
+    <w:bookmarkStart w:id="70" w:name="ref-holmes2008inducing"/>
     <w:p>
       <w:pPr>
         <w:pStyle w:val="Bibliography"/>
@@ -11429,7 +11520,7 @@
       <w:r>
         <w:t xml:space="preserve"> </w:t>
       </w:r>
-      <w:hyperlink r:id="rId66">
+      <w:hyperlink r:id="rId69">
         <w:r>
           <w:rPr>
             <w:rStyle w:val="Hyperlink"/>
@@ -11438,8 +11529,8 @@
         </w:r>
       </w:hyperlink>
     </w:p>
-    <w:bookmarkEnd w:id="67"/>
-    <w:bookmarkStart w:id="69" w:name="ref-holmes2004trauma"/>
+    <w:bookmarkEnd w:id="70"/>
+    <w:bookmarkStart w:id="72" w:name="ref-holmes2004trauma"/>
     <w:p>
       <w:pPr>
         <w:pStyle w:val="Bibliography"/>
@@ -11476,7 +11567,7 @@
       <w:r>
         <w:t xml:space="preserve"> </w:t>
       </w:r>
-      <w:hyperlink r:id="rId68">
+      <w:hyperlink r:id="rId71">
         <w:r>
           <w:rPr>
             <w:rStyle w:val="Hyperlink"/>
@@ -11485,8 +11576,8 @@
         </w:r>
       </w:hyperlink>
     </w:p>
-    <w:bookmarkEnd w:id="69"/>
-    <w:bookmarkStart w:id="71" w:name="ref-holmes2009can"/>
+    <w:bookmarkEnd w:id="72"/>
+    <w:bookmarkStart w:id="74" w:name="ref-holmes2009can"/>
     <w:p>
       <w:pPr>
         <w:pStyle w:val="Bibliography"/>
@@ -11535,7 +11626,7 @@
       <w:r>
         <w:t xml:space="preserve"> </w:t>
       </w:r>
-      <w:hyperlink r:id="rId70">
+      <w:hyperlink r:id="rId73">
         <w:r>
           <w:rPr>
             <w:rStyle w:val="Hyperlink"/>
@@ -11544,8 +11635,8 @@
         </w:r>
       </w:hyperlink>
     </w:p>
-    <w:bookmarkEnd w:id="71"/>
-    <w:bookmarkStart w:id="73" w:name="ref-holmes2010key"/>
+    <w:bookmarkEnd w:id="74"/>
+    <w:bookmarkStart w:id="76" w:name="ref-holmes2010key"/>
     <w:p>
       <w:pPr>
         <w:pStyle w:val="Bibliography"/>
@@ -11603,7 +11694,7 @@
       <w:r>
         <w:t xml:space="preserve"> </w:t>
       </w:r>
-      <w:hyperlink r:id="rId72">
+      <w:hyperlink r:id="rId75">
         <w:r>
           <w:rPr>
             <w:rStyle w:val="Hyperlink"/>
@@ -11612,8 +11703,8 @@
         </w:r>
       </w:hyperlink>
     </w:p>
-    <w:bookmarkEnd w:id="73"/>
-    <w:bookmarkStart w:id="75" w:name="ref-horsch2017reducing"/>
+    <w:bookmarkEnd w:id="76"/>
+    <w:bookmarkStart w:id="78" w:name="ref-horsch2017reducing"/>
     <w:p>
       <w:pPr>
         <w:pStyle w:val="Bibliography"/>
@@ -11650,7 +11741,7 @@
       <w:r>
         <w:t xml:space="preserve"> </w:t>
       </w:r>
-      <w:hyperlink r:id="rId74">
+      <w:hyperlink r:id="rId77">
         <w:r>
           <w:rPr>
             <w:rStyle w:val="Hyperlink"/>
@@ -11659,8 +11750,8 @@
         </w:r>
       </w:hyperlink>
     </w:p>
-    <w:bookmarkEnd w:id="75"/>
-    <w:bookmarkStart w:id="77" w:name="ref-howard2002distributed"/>
+    <w:bookmarkEnd w:id="78"/>
+    <w:bookmarkStart w:id="80" w:name="ref-howard2002distributed"/>
     <w:p>
       <w:pPr>
         <w:pStyle w:val="Bibliography"/>
@@ -11697,7 +11788,7 @@
       <w:r>
         <w:t xml:space="preserve"> </w:t>
       </w:r>
-      <w:hyperlink r:id="rId76">
+      <w:hyperlink r:id="rId79">
         <w:r>
           <w:rPr>
             <w:rStyle w:val="Hyperlink"/>
@@ -11706,8 +11797,8 @@
         </w:r>
       </w:hyperlink>
     </w:p>
-    <w:bookmarkEnd w:id="77"/>
-    <w:bookmarkStart w:id="78" w:name="ref-howard2008persistence"/>
+    <w:bookmarkEnd w:id="80"/>
+    <w:bookmarkStart w:id="81" w:name="ref-howard2008persistence"/>
     <w:p>
       <w:pPr>
         <w:pStyle w:val="Bibliography"/>
@@ -11742,8 +11833,8 @@
         <w:t xml:space="preserve">(1), 58–63.</w:t>
       </w:r>
     </w:p>
-    <w:bookmarkEnd w:id="78"/>
-    <w:bookmarkStart w:id="80" w:name="ref-iyadurai2018preventing"/>
+    <w:bookmarkEnd w:id="81"/>
+    <w:bookmarkStart w:id="83" w:name="ref-iyadurai2018preventing"/>
     <w:p>
       <w:pPr>
         <w:pStyle w:val="Bibliography"/>
@@ -11792,7 +11883,7 @@
       <w:r>
         <w:t xml:space="preserve"> </w:t>
       </w:r>
-      <w:hyperlink r:id="rId79">
+      <w:hyperlink r:id="rId82">
         <w:r>
           <w:rPr>
             <w:rStyle w:val="Hyperlink"/>
@@ -11801,8 +11892,8 @@
         </w:r>
       </w:hyperlink>
     </w:p>
-    <w:bookmarkEnd w:id="80"/>
-    <w:bookmarkStart w:id="82" w:name="ref-iyadurai2019intrusive"/>
+    <w:bookmarkEnd w:id="83"/>
+    <w:bookmarkStart w:id="85" w:name="ref-iyadurai2019intrusive"/>
     <w:p>
       <w:pPr>
         <w:pStyle w:val="Bibliography"/>
@@ -11839,7 +11930,7 @@
       <w:r>
         <w:t xml:space="preserve"> </w:t>
       </w:r>
-      <w:hyperlink r:id="rId81">
+      <w:hyperlink r:id="rId84">
         <w:r>
           <w:rPr>
             <w:rStyle w:val="Hyperlink"/>
@@ -11848,8 +11939,8 @@
         </w:r>
       </w:hyperlink>
     </w:p>
-    <w:bookmarkEnd w:id="82"/>
-    <w:bookmarkStart w:id="84" w:name="ref-james2015computer"/>
+    <w:bookmarkEnd w:id="85"/>
+    <w:bookmarkStart w:id="87" w:name="ref-james2015computer"/>
     <w:p>
       <w:pPr>
         <w:pStyle w:val="Bibliography"/>
@@ -11886,7 +11977,7 @@
       <w:r>
         <w:t xml:space="preserve"> </w:t>
       </w:r>
-      <w:hyperlink r:id="rId83">
+      <w:hyperlink r:id="rId86">
         <w:r>
           <w:rPr>
             <w:rStyle w:val="Hyperlink"/>
@@ -11895,8 +11986,8 @@
         </w:r>
       </w:hyperlink>
     </w:p>
-    <w:bookmarkEnd w:id="84"/>
-    <w:bookmarkStart w:id="86" w:name="ref-james2016trauma"/>
+    <w:bookmarkEnd w:id="87"/>
+    <w:bookmarkStart w:id="89" w:name="ref-james2016trauma"/>
     <w:p>
       <w:pPr>
         <w:pStyle w:val="Bibliography"/>
@@ -11933,7 +12024,7 @@
       <w:r>
         <w:t xml:space="preserve"> </w:t>
       </w:r>
-      <w:hyperlink r:id="rId85">
+      <w:hyperlink r:id="rId88">
         <w:r>
           <w:rPr>
             <w:rStyle w:val="Hyperlink"/>
@@ -11942,8 +12033,8 @@
         </w:r>
       </w:hyperlink>
     </w:p>
-    <w:bookmarkEnd w:id="86"/>
-    <w:bookmarkStart w:id="87" w:name="ref-kahana1996associative"/>
+    <w:bookmarkEnd w:id="89"/>
+    <w:bookmarkStart w:id="90" w:name="ref-kahana1996associative"/>
     <w:p>
       <w:pPr>
         <w:pStyle w:val="Bibliography"/>
@@ -11978,8 +12069,8 @@
         <w:t xml:space="preserve">(1), 103–109.</w:t>
       </w:r>
     </w:p>
-    <w:bookmarkEnd w:id="87"/>
-    <w:bookmarkStart w:id="89" w:name="ref-kanstrup2021single"/>
+    <w:bookmarkEnd w:id="90"/>
+    <w:bookmarkStart w:id="92" w:name="ref-kanstrup2021single"/>
     <w:p>
       <w:pPr>
         <w:pStyle w:val="Bibliography"/>
@@ -12016,7 +12107,7 @@
       <w:r>
         <w:t xml:space="preserve"> </w:t>
       </w:r>
-      <w:hyperlink r:id="rId88">
+      <w:hyperlink r:id="rId91">
         <w:r>
           <w:rPr>
             <w:rStyle w:val="Hyperlink"/>
@@ -12025,8 +12116,8 @@
         </w:r>
       </w:hyperlink>
     </w:p>
-    <w:bookmarkEnd w:id="89"/>
-    <w:bookmarkStart w:id="91" w:name="ref-kessler2020visuospatial"/>
+    <w:bookmarkEnd w:id="92"/>
+    <w:bookmarkStart w:id="94" w:name="ref-kessler2020visuospatial"/>
     <w:p>
       <w:pPr>
         <w:pStyle w:val="Bibliography"/>
@@ -12063,7 +12154,7 @@
       <w:r>
         <w:t xml:space="preserve"> </w:t>
       </w:r>
-      <w:hyperlink r:id="rId90">
+      <w:hyperlink r:id="rId93">
         <w:r>
           <w:rPr>
             <w:rStyle w:val="Hyperlink"/>
@@ -12072,8 +12163,8 @@
         </w:r>
       </w:hyperlink>
     </w:p>
-    <w:bookmarkEnd w:id="91"/>
-    <w:bookmarkStart w:id="93" w:name="ref-kindt2009beyond"/>
+    <w:bookmarkEnd w:id="94"/>
+    <w:bookmarkStart w:id="96" w:name="ref-kindt2009beyond"/>
     <w:p>
       <w:pPr>
         <w:pStyle w:val="Bibliography"/>
@@ -12110,7 +12201,7 @@
       <w:r>
         <w:t xml:space="preserve"> </w:t>
       </w:r>
-      <w:hyperlink r:id="rId92">
+      <w:hyperlink r:id="rId95">
         <w:r>
           <w:rPr>
             <w:rStyle w:val="Hyperlink"/>
@@ -12119,8 +12210,8 @@
         </w:r>
       </w:hyperlink>
     </w:p>
-    <w:bookmarkEnd w:id="93"/>
-    <w:bookmarkStart w:id="95" w:name="ref-krans2009intrusive"/>
+    <w:bookmarkEnd w:id="96"/>
+    <w:bookmarkStart w:id="98" w:name="ref-krans2009intrusive"/>
     <w:p>
       <w:pPr>
         <w:pStyle w:val="Bibliography"/>
@@ -12157,7 +12248,7 @@
       <w:r>
         <w:t xml:space="preserve"> </w:t>
       </w:r>
-      <w:hyperlink r:id="rId94">
+      <w:hyperlink r:id="rId97">
         <w:r>
           <w:rPr>
             <w:rStyle w:val="Hyperlink"/>
@@ -12166,8 +12257,8 @@
         </w:r>
       </w:hyperlink>
     </w:p>
-    <w:bookmarkEnd w:id="95"/>
-    <w:bookmarkStart w:id="97" w:name="ref-lau2019intrusive"/>
+    <w:bookmarkEnd w:id="98"/>
+    <w:bookmarkStart w:id="100" w:name="ref-lau2019intrusive"/>
     <w:p>
       <w:pPr>
         <w:pStyle w:val="Bibliography"/>
@@ -12204,7 +12295,7 @@
       <w:r>
         <w:t xml:space="preserve"> </w:t>
       </w:r>
-      <w:hyperlink r:id="rId96">
+      <w:hyperlink r:id="rId99">
         <w:r>
           <w:rPr>
             <w:rStyle w:val="Hyperlink"/>
@@ -12213,8 +12304,8 @@
         </w:r>
       </w:hyperlink>
     </w:p>
-    <w:bookmarkEnd w:id="97"/>
-    <w:bookmarkStart w:id="99" w:name="ref-lohnas2015expanding"/>
+    <w:bookmarkEnd w:id="100"/>
+    <w:bookmarkStart w:id="102" w:name="ref-lohnas2015expanding"/>
     <w:p>
       <w:pPr>
         <w:pStyle w:val="Bibliography"/>
@@ -12251,7 +12342,7 @@
       <w:r>
         <w:t xml:space="preserve"> </w:t>
       </w:r>
-      <w:hyperlink r:id="rId98">
+      <w:hyperlink r:id="rId101">
         <w:r>
           <w:rPr>
             <w:rStyle w:val="Hyperlink"/>
@@ -12260,8 +12351,8 @@
         </w:r>
       </w:hyperlink>
     </w:p>
-    <w:bookmarkEnd w:id="99"/>
-    <w:bookmarkStart w:id="101" w:name="ref-polyn2009context"/>
+    <w:bookmarkEnd w:id="102"/>
+    <w:bookmarkStart w:id="104" w:name="ref-polyn2009context"/>
     <w:p>
       <w:pPr>
         <w:pStyle w:val="Bibliography"/>
@@ -12298,7 +12389,7 @@
       <w:r>
         <w:t xml:space="preserve"> </w:t>
       </w:r>
-      <w:hyperlink r:id="rId100">
+      <w:hyperlink r:id="rId103">
         <w:r>
           <w:rPr>
             <w:rStyle w:val="Hyperlink"/>
@@ -12307,8 +12398,8 @@
         </w:r>
       </w:hyperlink>
     </w:p>
-    <w:bookmarkEnd w:id="101"/>
-    <w:bookmarkStart w:id="103" w:name="ref-sederberg2008context"/>
+    <w:bookmarkEnd w:id="104"/>
+    <w:bookmarkStart w:id="106" w:name="ref-sederberg2008context"/>
     <w:p>
       <w:pPr>
         <w:pStyle w:val="Bibliography"/>
@@ -12345,7 +12436,7 @@
       <w:r>
         <w:t xml:space="preserve"> </w:t>
       </w:r>
-      <w:hyperlink r:id="rId102">
+      <w:hyperlink r:id="rId105">
         <w:r>
           <w:rPr>
             <w:rStyle w:val="Hyperlink"/>
@@ -12354,8 +12445,8 @@
         </w:r>
       </w:hyperlink>
     </w:p>
-    <w:bookmarkEnd w:id="103"/>
-    <w:bookmarkStart w:id="105" w:name="ref-talmi2019retrieved"/>
+    <w:bookmarkEnd w:id="106"/>
+    <w:bookmarkStart w:id="108" w:name="ref-talmi2019retrieved"/>
     <w:p>
       <w:pPr>
         <w:pStyle w:val="Bibliography"/>
@@ -12392,7 +12483,7 @@
       <w:r>
         <w:t xml:space="preserve"> </w:t>
       </w:r>
-      <w:hyperlink r:id="rId104">
+      <w:hyperlink r:id="rId107">
         <w:r>
           <w:rPr>
             <w:rStyle w:val="Hyperlink"/>
@@ -12401,8 +12492,8 @@
         </w:r>
       </w:hyperlink>
     </w:p>
-    <w:bookmarkEnd w:id="105"/>
-    <w:bookmarkStart w:id="107" w:name="ref-varma2024experimental"/>
+    <w:bookmarkEnd w:id="108"/>
+    <w:bookmarkStart w:id="110" w:name="ref-varma2024experimental"/>
     <w:p>
       <w:pPr>
         <w:pStyle w:val="Bibliography"/>
@@ -12439,7 +12530,7 @@
       <w:r>
         <w:t xml:space="preserve"> </w:t>
       </w:r>
-      <w:hyperlink r:id="rId106">
+      <w:hyperlink r:id="rId109">
         <w:r>
           <w:rPr>
             <w:rStyle w:val="Hyperlink"/>
@@ -12448,8 +12539,8 @@
         </w:r>
       </w:hyperlink>
     </w:p>
-    <w:bookmarkEnd w:id="107"/>
-    <w:bookmarkStart w:id="109" w:name="ref-wessel2025evidence"/>
+    <w:bookmarkEnd w:id="110"/>
+    <w:bookmarkStart w:id="112" w:name="ref-wessel2025evidence"/>
     <w:p>
       <w:pPr>
         <w:pStyle w:val="Bibliography"/>
@@ -12498,7 +12589,7 @@
       <w:r>
         <w:t xml:space="preserve"> </w:t>
       </w:r>
-      <w:hyperlink r:id="rId108">
+      <w:hyperlink r:id="rId111">
         <w:r>
           <w:rPr>
             <w:rStyle w:val="Hyperlink"/>
@@ -12507,8 +12598,8 @@
         </w:r>
       </w:hyperlink>
     </w:p>
-    <w:bookmarkEnd w:id="109"/>
-    <w:bookmarkStart w:id="111" w:name="ref-yonelinas2019contextual"/>
+    <w:bookmarkEnd w:id="112"/>
+    <w:bookmarkStart w:id="114" w:name="ref-yonelinas2019contextual"/>
     <w:p>
       <w:pPr>
         <w:pStyle w:val="Bibliography"/>
@@ -12545,7 +12636,7 @@
       <w:r>
         <w:t xml:space="preserve"> </w:t>
       </w:r>
-      <w:hyperlink r:id="rId110">
+      <w:hyperlink r:id="rId113">
         <w:r>
           <w:rPr>
             <w:rStyle w:val="Hyperlink"/>
@@ -12554,8 +12645,8 @@
         </w:r>
       </w:hyperlink>
     </w:p>
-    <w:bookmarkEnd w:id="111"/>
-    <w:bookmarkStart w:id="113" w:name="ref-zaromb2006temporal"/>
+    <w:bookmarkEnd w:id="114"/>
+    <w:bookmarkStart w:id="116" w:name="ref-zaromb2006temporal"/>
     <w:p>
       <w:pPr>
         <w:pStyle w:val="Bibliography"/>
@@ -12592,7 +12683,7 @@
       <w:r>
         <w:t xml:space="preserve"> </w:t>
       </w:r>
-      <w:hyperlink r:id="rId112">
+      <w:hyperlink r:id="rId115">
         <w:r>
           <w:rPr>
             <w:rStyle w:val="Hyperlink"/>
@@ -12601,9 +12692,9 @@
         </w:r>
       </w:hyperlink>
     </w:p>
-    <w:bookmarkEnd w:id="113"/>
-    <w:bookmarkEnd w:id="114"/>
-    <w:bookmarkEnd w:id="115"/>
+    <w:bookmarkEnd w:id="116"/>
+    <w:bookmarkEnd w:id="117"/>
+    <w:bookmarkEnd w:id="118"/>
     <w:sectPr>
       <w:headerReference r:id="rId9" w:type="even"/>
       <w:headerReference r:id="rId11" w:type="default"/>

--- a/docs/index.docx
+++ b/docs/index.docx
@@ -1233,6 +1233,11 @@
         <w:t xml:space="preserve">shows how these mechanisms map onto the trauma-film paradigm.</w:t>
       </w:r>
     </w:p>
+    <w:p>
+      <w:r>
+        <w:br w:type="page"/>
+      </w:r>
+    </w:p>
     <w:bookmarkStart w:id="28" w:name="fig-retrieved-context-account"/>
     <w:p>
       <w:pPr>
@@ -1257,7 +1262,7 @@
         <w:t xml:space="preserve"> </w:t>
       </w:r>
       <w:r>
-        <w:t xml:space="preserve">The model applies context drift, reminder-driven reinstatement, and retrieval control to explain how post-film tasks can reduce unguided access to film items while leaving deliberate recall relatively protected.</w:t>
+        <w:t xml:space="preserve">The account explains selective interference through context overlap, competitor strength, and retrieval control within a shared memory system.</w:t>
       </w:r>
       <w:r>
         <w:t xml:space="preserve"> </w:t>
@@ -1273,7 +1278,7 @@
         <w:t xml:space="preserve"> </w:t>
       </w:r>
       <w:r>
-        <w:t xml:space="preserve">The simulated paradigm varies encoding material, post-film task, delay/reminder structure, and retrieval mode within a common trauma-film phase structure; dashed blocks mark phases that vary across immediate and delayed post-reminder designs.</w:t>
+        <w:t xml:space="preserve">The simulated paradigm includes film encoding, a structured break, a film reminder, interference or comparison task, a delay period, and retrieval tests.</w:t>
       </w:r>
       <w:r>
         <w:t xml:space="preserve"> </w:t>
@@ -1289,7 +1294,7 @@
         <w:t xml:space="preserve"> </w:t>
       </w:r>
       <w:r>
-        <w:t xml:space="preserve">Context states are shown as blocks associated with film, reminder, and task positions; task items become strong competitors when preserved or reminder-reinstated context overlaps with film-associated context and task associations are strong.</w:t>
+        <w:t xml:space="preserve">Film and task items remain distinct while becoming associated with context states active at encoding; reminder reinstatement increases film-task context overlap, and stronger task encoding creates stronger competitors.</w:t>
       </w:r>
       <w:r>
         <w:t xml:space="preserve"> </w:t>
@@ -1305,47 +1310,7 @@
         <w:t xml:space="preserve"> </w:t>
       </w:r>
       <w:r>
-        <w:t xml:space="preserve">Feature-to-context memory (</w:t>
-      </w:r>
-      <m:oMath>
-        <m:sSup>
-          <m:e>
-            <m:r>
-              <m:t>M</m:t>
-            </m:r>
-          </m:e>
-          <m:sup>
-            <m:r>
-              <m:t>F</m:t>
-            </m:r>
-            <m:r>
-              <m:t>C</m:t>
-            </m:r>
-          </m:sup>
-        </m:sSup>
-      </m:oMath>
-      <w:r>
-        <w:t xml:space="preserve">) and context-to-feature memory (</w:t>
-      </w:r>
-      <m:oMath>
-        <m:sSup>
-          <m:e>
-            <m:r>
-              <m:t>M</m:t>
-            </m:r>
-          </m:e>
-          <m:sup>
-            <m:r>
-              <m:t>C</m:t>
-            </m:r>
-            <m:r>
-              <m:t>F</m:t>
-            </m:r>
-          </m:sup>
-        </m:sSup>
-      </m:oMath>
-      <w:r>
-        <w:t xml:space="preserve">) define reciprocal context-item pathways: recalled, reminded, or supplied items reinstate context, and current context cues competing candidates.</w:t>
+        <w:t xml:space="preserve">Context-to-item associations cue candidate items, and item-to-context associations let recalled, reminded, or supplied items reinstate associated context.</w:t>
       </w:r>
       <w:r>
         <w:t xml:space="preserve"> </w:t>
@@ -1361,7 +1326,7 @@
         <w:t xml:space="preserve"> </w:t>
       </w:r>
       <w:r>
-        <w:t xml:space="preserve">The same stored associations can support unguided retrieval or controlled retrieval, with film-directed cue construction and film-directed selection biasing access toward film items.</w:t>
+        <w:t xml:space="preserve">The same stored associations support unguided retrieval and deliberate recall, with deliberate recall gaining protection from a film-directed start cue and film-directed selection.</w:t>
       </w:r>
     </w:p>
     <w:p>
@@ -1371,7 +1336,7 @@
       <w:r>
         <w:drawing>
           <wp:inline>
-            <wp:extent cx="5943600" cy="6046348"/>
+            <wp:extent cx="5943600" cy="5414050"/>
             <wp:effectExtent b="0" l="0" r="0" t="0"/>
             <wp:docPr descr="" title="" id="26" name="Picture"/>
             <a:graphic>
@@ -1392,7 +1357,7 @@
                   <pic:spPr bwMode="auto">
                     <a:xfrm>
                       <a:off x="0" y="0"/>
-                      <a:ext cx="5943600" cy="6046348"/>
+                      <a:ext cx="5943600" cy="5414050"/>
                     </a:xfrm>
                     <a:prstGeom prst="rect">
                       <a:avLst/>
@@ -1413,8 +1378,13 @@
     </w:p>
     <w:bookmarkEnd w:id="28"/>
     <w:p>
-      <w:pPr>
-        <w:pStyle w:val="AfterWithoutNote"/>
+      <w:r>
+        <w:br w:type="page"/>
+      </w:r>
+    </w:p>
+    <w:p>
+      <w:pPr>
+        <w:pStyle w:val="BodyText"/>
       </w:pPr>
       <w:r>
         <w:t xml:space="preserve">Contextual similarity is established during encoding.</w:t>

--- a/docs/index.docx
+++ b/docs/index.docx
@@ -1061,7 +1061,7 @@
         <w:t xml:space="preserve"> </w:t>
       </w:r>
       <w:r>
-        <w:t xml:space="preserve">Emotional CMR variants (i.e., eCMR and CMR3) add emotional context and emotion-dependent binding, allowing retrieved-context models to capture how affective content shapes recall organization, emotional intrusions, and intentional access</w:t>
+        <w:t xml:space="preserve">Emotional CMR variants (i.e., eCMR and CMR3) add an affective-context stream and emotion-dependent binding, allowing retrieved-context models to capture how affective content shapes recall organization, emotional intrusions, and intentional access</w:t>
       </w:r>
       <w:r>
         <w:t xml:space="preserve"> </w:t>
@@ -1101,7 +1101,7 @@
         <w:t xml:space="preserve"> </w:t>
       </w:r>
       <w:r>
-        <w:t xml:space="preserve">Together, these commitments make the framework a principled setting for testing whether selective interference can arise within a single emotional episodic-memory system.</w:t>
+        <w:t xml:space="preserve">Together, these commitments make the framework a principled setting for testing whether selective interference can arise within a single affectively modulated episodic-memory system.</w:t>
       </w:r>
     </w:p>
     <w:p>
@@ -1491,7 +1491,7 @@
         <w:t xml:space="preserve"> </w:t>
       </w:r>
       <w:r>
-        <w:t xml:space="preserve">Task items are most likely to share film-relevant context when they are encoded soon after the film, after a reminder has reinstated film-associated context, or under matching emotional-category conditions.</w:t>
+        <w:t xml:space="preserve">Task items are most likely to share film-relevant context when they are encoded soon after the film, after a reminder has reinstated film-associated context, or under matching affective conditions.</w:t>
       </w:r>
       <w:r>
         <w:t xml:space="preserve"> </w:t>
@@ -1535,7 +1535,7 @@
         <w:t xml:space="preserve"> </w:t>
       </w:r>
       <w:r>
-        <w:t xml:space="preserve">The size of this effect depends on the number of competitors, their learned support, and the similarity between their associated temporal or emotional context states and film context.</w:t>
+        <w:t xml:space="preserve">The size of this effect depends on the number of competitors, their learned support, and the similarity between their associated temporal or affective context states and film context.</w:t>
       </w:r>
       <w:r>
         <w:t xml:space="preserve"> </w:t>
@@ -1561,7 +1561,7 @@
         <w:t xml:space="preserve"> </w:t>
       </w:r>
       <w:r>
-        <w:t xml:space="preserve">This context-updating loop is the standard retrieved-context explanation of temporal contiguity and temporally organized recall across filled delays</w:t>
+        <w:t xml:space="preserve">This context-updating loop explains temporal contiguity and temporally organized recall across filled delays</w:t>
       </w:r>
       <w:r>
         <w:t xml:space="preserve"> </w:t>
@@ -1827,7 +1827,7 @@
         <w:pStyle w:val="BodyText"/>
       </w:pPr>
       <w:r>
-        <w:t xml:space="preserve">Emotional extensions of CMR represent emotional category as a source-like context dimension</w:t>
+        <w:t xml:space="preserve">Emotional extensions of CMR represent affect as a source-like context dimension</w:t>
       </w:r>
       <w:r>
         <w:t xml:space="preserve"> </w:t>
@@ -1867,13 +1867,13 @@
         <w:t xml:space="preserve"> </w:t>
       </w:r>
       <w:r>
-        <w:t xml:space="preserve">In the present model, this emotional-context stream can amplify competition when film and task items share the relevant emotional category.</w:t>
-      </w:r>
-      <w:r>
-        <w:t xml:space="preserve"> </w:t>
-      </w:r>
-      <w:r>
-        <w:t xml:space="preserve">The formal model specified next instantiates the central commitments as phase-specific encoding, reminder-driven reinstatement, retrieval-mode and control settings, with emotional-category overlap treated as a possible sensitivity extension.</w:t>
+        <w:t xml:space="preserve">In the present model, this affective-context stream can amplify competition when film and task items share the relevant affective feature.</w:t>
+      </w:r>
+      <w:r>
+        <w:t xml:space="preserve"> </w:t>
+      </w:r>
+      <w:r>
+        <w:t xml:space="preserve">The formal model specified next instantiates the central commitments as phase-specific encoding, reminder-driven reinstatement, retrieval-mode and control settings, and affective overlap.</w:t>
       </w:r>
     </w:p>
     <w:bookmarkEnd w:id="29"/>
@@ -1931,7 +1931,7 @@
         <w:t xml:space="preserve"> </w:t>
       </w:r>
       <w:r>
-        <w:t xml:space="preserve">The model retains the standard separation between a feature layer, a context layer, feature-to-context memory</w:t>
+        <w:t xml:space="preserve">The model has a feature layer, a context layer, feature-to-context memory</w:t>
       </w:r>
       <w:r>
         <w:t xml:space="preserve"> </w:t>
@@ -2000,13 +2000,13 @@
         <w:t xml:space="preserve"> </w:t>
       </w:r>
       <w:r>
-        <w:t xml:space="preserve">It also retains the standard operations of context updating, outer-product learning, competitive retrieval, and contextual reinstatement.</w:t>
-      </w:r>
-      <w:r>
-        <w:t xml:space="preserve"> </w:t>
-      </w:r>
-      <w:r>
-        <w:t xml:space="preserve">Departures from standard list-learning applications of CMR address two features of the selective-interference paradigm.</w:t>
+        <w:t xml:space="preserve">It updates context, learns item-context associations by outer products, retrieves items competitively, and reinstates context after retrieval.</w:t>
+      </w:r>
+      <w:r>
+        <w:t xml:space="preserve"> </w:t>
+      </w:r>
+      <w:r>
+        <w:t xml:space="preserve">The selective-interference simulations add two paradigm-specific commitments.</w:t>
       </w:r>
       <w:r>
         <w:t xml:space="preserve"> </w:t>
@@ -2129,7 +2129,7 @@
         <w:t xml:space="preserve"> </w:t>
       </w:r>
       <w:r>
-        <w:t xml:space="preserve">Each item also has a two-unit emotion feature vector</w:t>
+        <w:t xml:space="preserve">The model maintains a unit-length context vector</w:t>
       </w:r>
       <w:r>
         <w:t xml:space="preserve"> </w:t>
@@ -2138,6 +2138,74 @@
         <m:sSub>
           <m:e>
             <m:r>
+              <m:t>c</m:t>
+            </m:r>
+          </m:e>
+          <m:sub>
+            <m:r>
+              <m:t>i</m:t>
+            </m:r>
+          </m:sub>
+        </m:sSub>
+        <m:r>
+          <m:rPr>
+            <m:sty m:val="p"/>
+          </m:rPr>
+          <m:t>∈</m:t>
+        </m:r>
+        <m:sSup>
+          <m:e>
+            <m:r>
+              <m:rPr>
+                <m:sty m:val="p"/>
+                <m:scr m:val="double-struck"/>
+              </m:rPr>
+              <m:t>R</m:t>
+            </m:r>
+          </m:e>
+          <m:sup>
+            <m:r>
+              <m:t>D</m:t>
+            </m:r>
+          </m:sup>
+        </m:sSup>
+      </m:oMath>
+      <w:r>
+        <w:t xml:space="preserve">, where</w:t>
+      </w:r>
+      <w:r>
+        <w:t xml:space="preserve"> </w:t>
+      </w:r>
+      <m:oMath>
+        <m:r>
+          <m:t>D</m:t>
+        </m:r>
+      </m:oMath>
+      <w:r>
+        <w:t xml:space="preserve"> </w:t>
+      </w:r>
+      <w:r>
+        <w:t xml:space="preserve">is the number of context units.</w:t>
+      </w:r>
+      <w:r>
+        <w:t xml:space="preserve"> </w:t>
+      </w:r>
+      <w:r>
+        <w:t xml:space="preserve">The primary context units represent the start state and item-associated temporal context.</w:t>
+      </w:r>
+      <w:r>
+        <w:t xml:space="preserve"> </w:t>
+      </w:r>
+      <w:r>
+        <w:t xml:space="preserve">Affective-overlap variants add a two-unit vector</w:t>
+      </w:r>
+      <w:r>
+        <w:t xml:space="preserve"> </w:t>
+      </w:r>
+      <m:oMath>
+        <m:sSub>
+          <m:e>
+            <m:r>
               <m:t>s</m:t>
             </m:r>
           </m:e>
@@ -2149,13 +2217,10 @@
         </m:sSub>
       </m:oMath>
       <w:r>
-        <w:t xml:space="preserve">.</w:t>
-      </w:r>
-      <w:r>
-        <w:t xml:space="preserve"> </w:t>
-      </w:r>
-      <w:r>
-        <w:t xml:space="preserve">For emotional-category overlap variants,</w:t>
+        <w:t xml:space="preserve"> </w:t>
+      </w:r>
+      <w:r>
+        <w:t xml:space="preserve">for each item, with</w:t>
       </w:r>
       <w:r>
         <w:t xml:space="preserve"> </w:t>
@@ -2218,7 +2283,7 @@
         <w:t xml:space="preserve"> </w:t>
       </w:r>
       <w:r>
-        <w:t xml:space="preserve">for emotional items and</w:t>
+        <w:t xml:space="preserve">for items assigned the marked affective category and</w:t>
       </w:r>
       <w:r>
         <w:t xml:space="preserve"> </w:t>
@@ -2283,13 +2348,25 @@
       <w:r>
         <w:t xml:space="preserve">for neutral or default items.</w:t>
       </w:r>
+      <w:r>
+        <w:t xml:space="preserve"> </w:t>
+      </w:r>
+      <w:r>
+        <w:t xml:space="preserve">These category units are used only in the sensitivity machinery described below; the core encoding, reminder, and retrieval operations are written over the full context vector.</w:t>
+      </w:r>
     </w:p>
     <w:p>
       <w:pPr>
         <w:pStyle w:val="BodyText"/>
       </w:pPr>
       <w:r>
-        <w:t xml:space="preserve">Temporal context</w:t>
+        <w:t xml:space="preserve">Feature-to-context memory maps item features to context.</w:t>
+      </w:r>
+      <w:r>
+        <w:t xml:space="preserve"> </w:t>
+      </w:r>
+      <w:r>
+        <w:t xml:space="preserve">The matrix</w:t>
       </w:r>
       <w:r>
         <w:t xml:space="preserve"> </w:t>
@@ -2298,12 +2375,15 @@
         <m:sSup>
           <m:e>
             <m:r>
-              <m:t>c</m:t>
+              <m:t>M</m:t>
             </m:r>
           </m:e>
           <m:sup>
             <m:r>
-              <m:t>T</m:t>
+              <m:t>F</m:t>
+            </m:r>
+            <m:r>
+              <m:t>C</m:t>
             </m:r>
           </m:sup>
         </m:sSup>
@@ -2325,16 +2405,16 @@
           </m:e>
           <m:sup>
             <m:r>
-              <m:t>N</m:t>
+              <m:t>D</m:t>
             </m:r>
             <m:r>
               <m:rPr>
                 <m:sty m:val="p"/>
               </m:rPr>
-              <m:t>+</m:t>
-            </m:r>
-            <m:r>
-              <m:t>1</m:t>
+              <m:t>×</m:t>
+            </m:r>
+            <m:r>
+              <m:t>N</m:t>
             </m:r>
           </m:sup>
         </m:sSup>
@@ -2343,13 +2423,19 @@
         <w:t xml:space="preserve"> </w:t>
       </w:r>
       <w:r>
-        <w:t xml:space="preserve">is a unit-length vector with a start unit plus one context unit for each item feature.</w:t>
-      </w:r>
-      <w:r>
-        <w:t xml:space="preserve"> </w:t>
-      </w:r>
-      <w:r>
-        <w:t xml:space="preserve">Emotional context</w:t>
+        <w:t xml:space="preserve">maps feature vectors to context input.</w:t>
+      </w:r>
+      <w:r>
+        <w:t xml:space="preserve"> </w:t>
+      </w:r>
+      <w:r>
+        <w:t xml:space="preserve">Context-to-feature memory maps context to item support.</w:t>
+      </w:r>
+      <w:r>
+        <w:t xml:space="preserve"> </w:t>
+      </w:r>
+      <w:r>
+        <w:t xml:space="preserve">The matrix</w:t>
       </w:r>
       <w:r>
         <w:t xml:space="preserve"> </w:t>
@@ -2358,12 +2444,15 @@
         <m:sSup>
           <m:e>
             <m:r>
-              <m:t>c</m:t>
+              <m:t>M</m:t>
             </m:r>
           </m:e>
           <m:sup>
             <m:r>
-              <m:t>E</m:t>
+              <m:t>C</m:t>
+            </m:r>
+            <m:r>
+              <m:t>F</m:t>
             </m:r>
           </m:sup>
         </m:sSup>
@@ -2385,95 +2474,8 @@
           </m:e>
           <m:sup>
             <m:r>
-              <m:t>2</m:t>
-            </m:r>
-          </m:sup>
-        </m:sSup>
-      </m:oMath>
-      <w:r>
-        <w:t xml:space="preserve"> </w:t>
-      </w:r>
-      <w:r>
-        <w:t xml:space="preserve">is a unit-length vector over emotional and neutral/default dimensions.</w:t>
-      </w:r>
-      <w:r>
-        <w:t xml:space="preserve"> </w:t>
-      </w:r>
-      <w:r>
-        <w:t xml:space="preserve">As items are encoded, retrieved, or supplied as cues, temporal and emotional context drift toward the context input retrieved by the current feature vector.</w:t>
-      </w:r>
-    </w:p>
-    <w:p>
-      <w:pPr>
-        <w:pStyle w:val="BodyText"/>
-      </w:pPr>
-      <w:r>
-        <w:t xml:space="preserve">Feature-to-context memory maps item features to context.</w:t>
-      </w:r>
-      <w:r>
-        <w:t xml:space="preserve"> </w:t>
-      </w:r>
-      <w:r>
-        <w:t xml:space="preserve">The temporal matrix</w:t>
-      </w:r>
-      <w:r>
-        <w:t xml:space="preserve"> </w:t>
-      </w:r>
-      <m:oMath>
-        <m:sSup>
-          <m:e>
-            <m:r>
-              <m:t>M</m:t>
-            </m:r>
-          </m:e>
-          <m:sup>
-            <m:r>
-              <m:t>F</m:t>
-            </m:r>
-            <m:r>
-              <m:t>C</m:t>
-            </m:r>
-          </m:sup>
-        </m:sSup>
-        <m:r>
-          <m:rPr>
-            <m:sty m:val="p"/>
-          </m:rPr>
-          <m:t>∈</m:t>
-        </m:r>
-        <m:sSup>
-          <m:e>
-            <m:r>
-              <m:rPr>
-                <m:sty m:val="p"/>
-                <m:scr m:val="double-struck"/>
-              </m:rPr>
-              <m:t>R</m:t>
-            </m:r>
-          </m:e>
-          <m:sup>
-            <m:d>
-              <m:dPr>
-                <m:begChr m:val="("/>
-                <m:sepChr m:val=""/>
-                <m:endChr m:val=")"/>
-                <m:grow/>
-              </m:dPr>
-              <m:e>
-                <m:r>
-                  <m:t>N</m:t>
-                </m:r>
-                <m:r>
-                  <m:rPr>
-                    <m:sty m:val="p"/>
-                  </m:rPr>
-                  <m:t>+</m:t>
-                </m:r>
-                <m:r>
-                  <m:t>1</m:t>
-                </m:r>
-              </m:e>
-            </m:d>
+              <m:t>N</m:t>
+            </m:r>
             <m:r>
               <m:rPr>
                 <m:sty m:val="p"/>
@@ -2481,7 +2483,7 @@
               <m:t>×</m:t>
             </m:r>
             <m:r>
-              <m:t>N</m:t>
+              <m:t>D</m:t>
             </m:r>
           </m:sup>
         </m:sSup>
@@ -2490,249 +2492,7 @@
         <w:t xml:space="preserve"> </w:t>
       </w:r>
       <w:r>
-        <w:t xml:space="preserve">maps feature vectors to temporal-context input.</w:t>
-      </w:r>
-      <w:r>
-        <w:t xml:space="preserve"> </w:t>
-      </w:r>
-      <w:r>
-        <w:t xml:space="preserve">The emotional matrix</w:t>
-      </w:r>
-      <w:r>
-        <w:t xml:space="preserve"> </w:t>
-      </w:r>
-      <m:oMath>
-        <m:sSubSup>
-          <m:e>
-            <m:r>
-              <m:t>M</m:t>
-            </m:r>
-          </m:e>
-          <m:sub>
-            <m:r>
-              <m:t>e</m:t>
-            </m:r>
-            <m:r>
-              <m:t>m</m:t>
-            </m:r>
-            <m:r>
-              <m:t>o</m:t>
-            </m:r>
-            <m:r>
-              <m:t>t</m:t>
-            </m:r>
-          </m:sub>
-          <m:sup>
-            <m:r>
-              <m:t>F</m:t>
-            </m:r>
-            <m:r>
-              <m:t>C</m:t>
-            </m:r>
-          </m:sup>
-        </m:sSubSup>
-        <m:r>
-          <m:rPr>
-            <m:sty m:val="p"/>
-          </m:rPr>
-          <m:t>∈</m:t>
-        </m:r>
-        <m:sSup>
-          <m:e>
-            <m:r>
-              <m:rPr>
-                <m:sty m:val="p"/>
-                <m:scr m:val="double-struck"/>
-              </m:rPr>
-              <m:t>R</m:t>
-            </m:r>
-          </m:e>
-          <m:sup>
-            <m:r>
-              <m:t>2</m:t>
-            </m:r>
-            <m:r>
-              <m:rPr>
-                <m:sty m:val="p"/>
-              </m:rPr>
-              <m:t>×</m:t>
-            </m:r>
-            <m:r>
-              <m:t>N</m:t>
-            </m:r>
-          </m:sup>
-        </m:sSup>
-      </m:oMath>
-      <w:r>
-        <w:t xml:space="preserve"> </w:t>
-      </w:r>
-      <w:r>
-        <w:t xml:space="preserve">maps feature vectors to emotional-context input.</w:t>
-      </w:r>
-      <w:r>
-        <w:t xml:space="preserve"> </w:t>
-      </w:r>
-      <w:r>
-        <w:t xml:space="preserve">Context-to-feature memory maps context to item support.</w:t>
-      </w:r>
-      <w:r>
-        <w:t xml:space="preserve"> </w:t>
-      </w:r>
-      <w:r>
-        <w:t xml:space="preserve">The temporal matrix</w:t>
-      </w:r>
-      <w:r>
-        <w:t xml:space="preserve"> </w:t>
-      </w:r>
-      <m:oMath>
-        <m:sSup>
-          <m:e>
-            <m:r>
-              <m:t>M</m:t>
-            </m:r>
-          </m:e>
-          <m:sup>
-            <m:r>
-              <m:t>C</m:t>
-            </m:r>
-            <m:r>
-              <m:t>F</m:t>
-            </m:r>
-          </m:sup>
-        </m:sSup>
-        <m:r>
-          <m:rPr>
-            <m:sty m:val="p"/>
-          </m:rPr>
-          <m:t>∈</m:t>
-        </m:r>
-        <m:sSup>
-          <m:e>
-            <m:r>
-              <m:rPr>
-                <m:sty m:val="p"/>
-                <m:scr m:val="double-struck"/>
-              </m:rPr>
-              <m:t>R</m:t>
-            </m:r>
-          </m:e>
-          <m:sup>
-            <m:r>
-              <m:t>N</m:t>
-            </m:r>
-            <m:r>
-              <m:rPr>
-                <m:sty m:val="p"/>
-              </m:rPr>
-              <m:t>×</m:t>
-            </m:r>
-            <m:d>
-              <m:dPr>
-                <m:begChr m:val="("/>
-                <m:sepChr m:val=""/>
-                <m:endChr m:val=")"/>
-                <m:grow/>
-              </m:dPr>
-              <m:e>
-                <m:r>
-                  <m:t>N</m:t>
-                </m:r>
-                <m:r>
-                  <m:rPr>
-                    <m:sty m:val="p"/>
-                  </m:rPr>
-                  <m:t>+</m:t>
-                </m:r>
-                <m:r>
-                  <m:t>1</m:t>
-                </m:r>
-              </m:e>
-            </m:d>
-          </m:sup>
-        </m:sSup>
-      </m:oMath>
-      <w:r>
-        <w:t xml:space="preserve"> </w:t>
-      </w:r>
-      <w:r>
-        <w:t xml:space="preserve">maps temporal context to feature support.</w:t>
-      </w:r>
-      <w:r>
-        <w:t xml:space="preserve"> </w:t>
-      </w:r>
-      <w:r>
-        <w:t xml:space="preserve">The emotional matrix</w:t>
-      </w:r>
-      <w:r>
-        <w:t xml:space="preserve"> </w:t>
-      </w:r>
-      <m:oMath>
-        <m:sSubSup>
-          <m:e>
-            <m:r>
-              <m:t>M</m:t>
-            </m:r>
-          </m:e>
-          <m:sub>
-            <m:r>
-              <m:t>e</m:t>
-            </m:r>
-            <m:r>
-              <m:t>m</m:t>
-            </m:r>
-            <m:r>
-              <m:t>o</m:t>
-            </m:r>
-            <m:r>
-              <m:t>t</m:t>
-            </m:r>
-          </m:sub>
-          <m:sup>
-            <m:r>
-              <m:t>C</m:t>
-            </m:r>
-            <m:r>
-              <m:t>F</m:t>
-            </m:r>
-          </m:sup>
-        </m:sSubSup>
-        <m:r>
-          <m:rPr>
-            <m:sty m:val="p"/>
-          </m:rPr>
-          <m:t>∈</m:t>
-        </m:r>
-        <m:sSup>
-          <m:e>
-            <m:r>
-              <m:rPr>
-                <m:sty m:val="p"/>
-                <m:scr m:val="double-struck"/>
-              </m:rPr>
-              <m:t>R</m:t>
-            </m:r>
-          </m:e>
-          <m:sup>
-            <m:r>
-              <m:t>N</m:t>
-            </m:r>
-            <m:r>
-              <m:rPr>
-                <m:sty m:val="p"/>
-              </m:rPr>
-              <m:t>×</m:t>
-            </m:r>
-            <m:r>
-              <m:t>2</m:t>
-            </m:r>
-          </m:sup>
-        </m:sSup>
-      </m:oMath>
-      <w:r>
-        <w:t xml:space="preserve"> </w:t>
-      </w:r>
-      <w:r>
-        <w:t xml:space="preserve">maps emotional context to feature support.</w:t>
+        <w:t xml:space="preserve">maps context to feature support.</w:t>
       </w:r>
     </w:p>
     <w:p>
@@ -2978,7 +2738,7 @@
               <m:sSub>
                 <m:e>
                   <m:r>
-                    <m:t>s</m:t>
+                    <m:t>c</m:t>
                   </m:r>
                 </m:e>
                 <m:sub>
@@ -2997,7 +2757,220 @@
               <w:pStyle w:val="Compact"/>
             </w:pPr>
             <w:r>
-              <w:t xml:space="preserve">emotion feature vector</w:t>
+              <w:t xml:space="preserve">context vector</w:t>
+            </w:r>
+          </w:p>
+        </w:tc>
+        <w:tc>
+          <w:tcPr/>
+          <w:p>
+            <w:pPr>
+              <w:pStyle w:val="Compact"/>
+              <w:jc w:val="right"/>
+            </w:pPr>
+            <m:oMath>
+              <m:r>
+                <m:t>D</m:t>
+              </m:r>
+              <m:r>
+                <m:rPr>
+                  <m:sty m:val="p"/>
+                </m:rPr>
+                <m:t>×</m:t>
+              </m:r>
+              <m:r>
+                <m:t>1</m:t>
+              </m:r>
+            </m:oMath>
+          </w:p>
+        </w:tc>
+        <w:tc>
+          <w:tcPr/>
+          <w:p>
+            <w:pPr>
+              <w:pStyle w:val="Compact"/>
+            </w:pPr>
+            <w:r>
+              <w:t xml:space="preserve">Unit-length retrieval state</w:t>
+            </w:r>
+          </w:p>
+        </w:tc>
+      </w:tr>
+      <w:tr>
+        <w:tc>
+          <w:tcPr/>
+          <w:p>
+            <w:pPr>
+              <w:pStyle w:val="Compact"/>
+            </w:pPr>
+            <m:oMath>
+              <m:sSup>
+                <m:e>
+                  <m:r>
+                    <m:t>M</m:t>
+                  </m:r>
+                </m:e>
+                <m:sup>
+                  <m:r>
+                    <m:t>F</m:t>
+                  </m:r>
+                  <m:r>
+                    <m:t>C</m:t>
+                  </m:r>
+                </m:sup>
+              </m:sSup>
+            </m:oMath>
+          </w:p>
+        </w:tc>
+        <w:tc>
+          <w:tcPr/>
+          <w:p>
+            <w:pPr>
+              <w:pStyle w:val="Compact"/>
+            </w:pPr>
+            <w:r>
+              <w:t xml:space="preserve">feature-to-context memory</w:t>
+            </w:r>
+          </w:p>
+        </w:tc>
+        <w:tc>
+          <w:tcPr/>
+          <w:p>
+            <w:pPr>
+              <w:pStyle w:val="Compact"/>
+              <w:jc w:val="right"/>
+            </w:pPr>
+            <m:oMath>
+              <m:r>
+                <m:t>D</m:t>
+              </m:r>
+              <m:r>
+                <m:rPr>
+                  <m:sty m:val="p"/>
+                </m:rPr>
+                <m:t>×</m:t>
+              </m:r>
+              <m:r>
+                <m:t>N</m:t>
+              </m:r>
+            </m:oMath>
+          </w:p>
+        </w:tc>
+        <w:tc>
+          <w:tcPr/>
+          <w:p>
+            <w:pPr>
+              <w:pStyle w:val="Compact"/>
+            </w:pPr>
+            <w:r>
+              <w:t xml:space="preserve">Retrieves context from item features</w:t>
+            </w:r>
+          </w:p>
+        </w:tc>
+      </w:tr>
+      <w:tr>
+        <w:tc>
+          <w:tcPr/>
+          <w:p>
+            <w:pPr>
+              <w:pStyle w:val="Compact"/>
+            </w:pPr>
+            <m:oMath>
+              <m:sSup>
+                <m:e>
+                  <m:r>
+                    <m:t>M</m:t>
+                  </m:r>
+                </m:e>
+                <m:sup>
+                  <m:r>
+                    <m:t>C</m:t>
+                  </m:r>
+                  <m:r>
+                    <m:t>F</m:t>
+                  </m:r>
+                </m:sup>
+              </m:sSup>
+            </m:oMath>
+          </w:p>
+        </w:tc>
+        <w:tc>
+          <w:tcPr/>
+          <w:p>
+            <w:pPr>
+              <w:pStyle w:val="Compact"/>
+            </w:pPr>
+            <w:r>
+              <w:t xml:space="preserve">context-to-feature memory</w:t>
+            </w:r>
+          </w:p>
+        </w:tc>
+        <w:tc>
+          <w:tcPr/>
+          <w:p>
+            <w:pPr>
+              <w:pStyle w:val="Compact"/>
+              <w:jc w:val="right"/>
+            </w:pPr>
+            <m:oMath>
+              <m:r>
+                <m:t>N</m:t>
+              </m:r>
+              <m:r>
+                <m:rPr>
+                  <m:sty m:val="p"/>
+                </m:rPr>
+                <m:t>×</m:t>
+              </m:r>
+              <m:r>
+                <m:t>D</m:t>
+              </m:r>
+            </m:oMath>
+          </w:p>
+        </w:tc>
+        <w:tc>
+          <w:tcPr/>
+          <w:p>
+            <w:pPr>
+              <w:pStyle w:val="Compact"/>
+            </w:pPr>
+            <w:r>
+              <w:t xml:space="preserve">Retrieves item support from context</w:t>
+            </w:r>
+          </w:p>
+        </w:tc>
+      </w:tr>
+      <w:tr>
+        <w:tc>
+          <w:tcPr/>
+          <w:p>
+            <w:pPr>
+              <w:pStyle w:val="Compact"/>
+            </w:pPr>
+            <m:oMath>
+              <m:sSub>
+                <m:e>
+                  <m:r>
+                    <m:t>s</m:t>
+                  </m:r>
+                </m:e>
+                <m:sub>
+                  <m:r>
+                    <m:t>i</m:t>
+                  </m:r>
+                </m:sub>
+              </m:sSub>
+            </m:oMath>
+          </w:p>
+        </w:tc>
+        <w:tc>
+          <w:tcPr/>
+          <w:p>
+            <w:pPr>
+              <w:pStyle w:val="Compact"/>
+            </w:pPr>
+            <w:r>
+              <w:t xml:space="preserve">affective category vector</w:t>
             </w:r>
           </w:p>
         </w:tc>
@@ -3031,518 +3004,7 @@
               <w:pStyle w:val="Compact"/>
             </w:pPr>
             <w:r>
-              <w:t xml:space="preserve">Item feature for emotional context</w:t>
-            </w:r>
-          </w:p>
-        </w:tc>
-      </w:tr>
-      <w:tr>
-        <w:tc>
-          <w:tcPr/>
-          <w:p>
-            <w:pPr>
-              <w:pStyle w:val="Compact"/>
-            </w:pPr>
-            <m:oMath>
-              <m:sSup>
-                <m:e>
-                  <m:r>
-                    <m:t>c</m:t>
-                  </m:r>
-                </m:e>
-                <m:sup>
-                  <m:r>
-                    <m:t>T</m:t>
-                  </m:r>
-                </m:sup>
-              </m:sSup>
-            </m:oMath>
-          </w:p>
-        </w:tc>
-        <w:tc>
-          <w:tcPr/>
-          <w:p>
-            <w:pPr>
-              <w:pStyle w:val="Compact"/>
-            </w:pPr>
-            <w:r>
-              <w:t xml:space="preserve">temporal context</w:t>
-            </w:r>
-          </w:p>
-        </w:tc>
-        <w:tc>
-          <w:tcPr/>
-          <w:p>
-            <w:pPr>
-              <w:pStyle w:val="Compact"/>
-              <w:jc w:val="right"/>
-            </w:pPr>
-            <m:oMath>
-              <m:d>
-                <m:dPr>
-                  <m:begChr m:val="("/>
-                  <m:sepChr m:val=""/>
-                  <m:endChr m:val=")"/>
-                  <m:grow/>
-                </m:dPr>
-                <m:e>
-                  <m:r>
-                    <m:t>N</m:t>
-                  </m:r>
-                  <m:r>
-                    <m:rPr>
-                      <m:sty m:val="p"/>
-                    </m:rPr>
-                    <m:t>+</m:t>
-                  </m:r>
-                  <m:r>
-                    <m:t>1</m:t>
-                  </m:r>
-                </m:e>
-              </m:d>
-              <m:r>
-                <m:rPr>
-                  <m:sty m:val="p"/>
-                </m:rPr>
-                <m:t>×</m:t>
-              </m:r>
-              <m:r>
-                <m:t>1</m:t>
-              </m:r>
-            </m:oMath>
-          </w:p>
-        </w:tc>
-        <w:tc>
-          <w:tcPr/>
-          <w:p>
-            <w:pPr>
-              <w:pStyle w:val="Compact"/>
-            </w:pPr>
-            <w:r>
-              <w:t xml:space="preserve">Recency-weighted temporal retrieval state</w:t>
-            </w:r>
-          </w:p>
-        </w:tc>
-      </w:tr>
-      <w:tr>
-        <w:tc>
-          <w:tcPr/>
-          <w:p>
-            <w:pPr>
-              <w:pStyle w:val="Compact"/>
-            </w:pPr>
-            <m:oMath>
-              <m:sSup>
-                <m:e>
-                  <m:r>
-                    <m:t>c</m:t>
-                  </m:r>
-                </m:e>
-                <m:sup>
-                  <m:r>
-                    <m:t>E</m:t>
-                  </m:r>
-                </m:sup>
-              </m:sSup>
-            </m:oMath>
-          </w:p>
-        </w:tc>
-        <w:tc>
-          <w:tcPr/>
-          <w:p>
-            <w:pPr>
-              <w:pStyle w:val="Compact"/>
-            </w:pPr>
-            <w:r>
-              <w:t xml:space="preserve">emotional context</w:t>
-            </w:r>
-          </w:p>
-        </w:tc>
-        <w:tc>
-          <w:tcPr/>
-          <w:p>
-            <w:pPr>
-              <w:pStyle w:val="Compact"/>
-              <w:jc w:val="right"/>
-            </w:pPr>
-            <m:oMath>
-              <m:r>
-                <m:t>2</m:t>
-              </m:r>
-              <m:r>
-                <m:rPr>
-                  <m:sty m:val="p"/>
-                </m:rPr>
-                <m:t>×</m:t>
-              </m:r>
-              <m:r>
-                <m:t>1</m:t>
-              </m:r>
-            </m:oMath>
-          </w:p>
-        </w:tc>
-        <w:tc>
-          <w:tcPr/>
-          <w:p>
-            <w:pPr>
-              <w:pStyle w:val="Compact"/>
-            </w:pPr>
-            <w:r>
-              <w:t xml:space="preserve">Emotional retrieval state</w:t>
-            </w:r>
-          </w:p>
-        </w:tc>
-      </w:tr>
-      <w:tr>
-        <w:tc>
-          <w:tcPr/>
-          <w:p>
-            <w:pPr>
-              <w:pStyle w:val="Compact"/>
-            </w:pPr>
-            <m:oMath>
-              <m:sSup>
-                <m:e>
-                  <m:r>
-                    <m:t>M</m:t>
-                  </m:r>
-                </m:e>
-                <m:sup>
-                  <m:r>
-                    <m:t>F</m:t>
-                  </m:r>
-                  <m:r>
-                    <m:t>C</m:t>
-                  </m:r>
-                </m:sup>
-              </m:sSup>
-            </m:oMath>
-          </w:p>
-        </w:tc>
-        <w:tc>
-          <w:tcPr/>
-          <w:p>
-            <w:pPr>
-              <w:pStyle w:val="Compact"/>
-            </w:pPr>
-            <w:r>
-              <w:t xml:space="preserve">temporal feature-to-context memory</w:t>
-            </w:r>
-          </w:p>
-        </w:tc>
-        <w:tc>
-          <w:tcPr/>
-          <w:p>
-            <w:pPr>
-              <w:pStyle w:val="Compact"/>
-              <w:jc w:val="right"/>
-            </w:pPr>
-            <m:oMath>
-              <m:d>
-                <m:dPr>
-                  <m:begChr m:val="("/>
-                  <m:sepChr m:val=""/>
-                  <m:endChr m:val=")"/>
-                  <m:grow/>
-                </m:dPr>
-                <m:e>
-                  <m:r>
-                    <m:t>N</m:t>
-                  </m:r>
-                  <m:r>
-                    <m:rPr>
-                      <m:sty m:val="p"/>
-                    </m:rPr>
-                    <m:t>+</m:t>
-                  </m:r>
-                  <m:r>
-                    <m:t>1</m:t>
-                  </m:r>
-                </m:e>
-              </m:d>
-              <m:r>
-                <m:rPr>
-                  <m:sty m:val="p"/>
-                </m:rPr>
-                <m:t>×</m:t>
-              </m:r>
-              <m:r>
-                <m:t>N</m:t>
-              </m:r>
-            </m:oMath>
-          </w:p>
-        </w:tc>
-        <w:tc>
-          <w:tcPr/>
-          <w:p>
-            <w:pPr>
-              <w:pStyle w:val="Compact"/>
-            </w:pPr>
-            <w:r>
-              <w:t xml:space="preserve">Retrieves temporal context from item features</w:t>
-            </w:r>
-          </w:p>
-        </w:tc>
-      </w:tr>
-      <w:tr>
-        <w:tc>
-          <w:tcPr/>
-          <w:p>
-            <w:pPr>
-              <w:pStyle w:val="Compact"/>
-            </w:pPr>
-            <m:oMath>
-              <m:sSup>
-                <m:e>
-                  <m:r>
-                    <m:t>M</m:t>
-                  </m:r>
-                </m:e>
-                <m:sup>
-                  <m:r>
-                    <m:t>C</m:t>
-                  </m:r>
-                  <m:r>
-                    <m:t>F</m:t>
-                  </m:r>
-                </m:sup>
-              </m:sSup>
-            </m:oMath>
-          </w:p>
-        </w:tc>
-        <w:tc>
-          <w:tcPr/>
-          <w:p>
-            <w:pPr>
-              <w:pStyle w:val="Compact"/>
-            </w:pPr>
-            <w:r>
-              <w:t xml:space="preserve">temporal context-to-feature memory</w:t>
-            </w:r>
-          </w:p>
-        </w:tc>
-        <w:tc>
-          <w:tcPr/>
-          <w:p>
-            <w:pPr>
-              <w:pStyle w:val="Compact"/>
-              <w:jc w:val="right"/>
-            </w:pPr>
-            <m:oMath>
-              <m:r>
-                <m:t>N</m:t>
-              </m:r>
-              <m:r>
-                <m:rPr>
-                  <m:sty m:val="p"/>
-                </m:rPr>
-                <m:t>×</m:t>
-              </m:r>
-              <m:d>
-                <m:dPr>
-                  <m:begChr m:val="("/>
-                  <m:sepChr m:val=""/>
-                  <m:endChr m:val=")"/>
-                  <m:grow/>
-                </m:dPr>
-                <m:e>
-                  <m:r>
-                    <m:t>N</m:t>
-                  </m:r>
-                  <m:r>
-                    <m:rPr>
-                      <m:sty m:val="p"/>
-                    </m:rPr>
-                    <m:t>+</m:t>
-                  </m:r>
-                  <m:r>
-                    <m:t>1</m:t>
-                  </m:r>
-                </m:e>
-              </m:d>
-            </m:oMath>
-          </w:p>
-        </w:tc>
-        <w:tc>
-          <w:tcPr/>
-          <w:p>
-            <w:pPr>
-              <w:pStyle w:val="Compact"/>
-            </w:pPr>
-            <w:r>
-              <w:t xml:space="preserve">Retrieves item support from temporal context</w:t>
-            </w:r>
-          </w:p>
-        </w:tc>
-      </w:tr>
-      <w:tr>
-        <w:tc>
-          <w:tcPr/>
-          <w:p>
-            <w:pPr>
-              <w:pStyle w:val="Compact"/>
-            </w:pPr>
-            <m:oMath>
-              <m:sSubSup>
-                <m:e>
-                  <m:r>
-                    <m:t>M</m:t>
-                  </m:r>
-                </m:e>
-                <m:sub>
-                  <m:r>
-                    <m:t>e</m:t>
-                  </m:r>
-                  <m:r>
-                    <m:t>m</m:t>
-                  </m:r>
-                  <m:r>
-                    <m:t>o</m:t>
-                  </m:r>
-                  <m:r>
-                    <m:t>t</m:t>
-                  </m:r>
-                </m:sub>
-                <m:sup>
-                  <m:r>
-                    <m:t>F</m:t>
-                  </m:r>
-                  <m:r>
-                    <m:t>C</m:t>
-                  </m:r>
-                </m:sup>
-              </m:sSubSup>
-            </m:oMath>
-          </w:p>
-        </w:tc>
-        <w:tc>
-          <w:tcPr/>
-          <w:p>
-            <w:pPr>
-              <w:pStyle w:val="Compact"/>
-            </w:pPr>
-            <w:r>
-              <w:t xml:space="preserve">emotional feature-to-context memory</w:t>
-            </w:r>
-          </w:p>
-        </w:tc>
-        <w:tc>
-          <w:tcPr/>
-          <w:p>
-            <w:pPr>
-              <w:pStyle w:val="Compact"/>
-              <w:jc w:val="right"/>
-            </w:pPr>
-            <m:oMath>
-              <m:r>
-                <m:t>2</m:t>
-              </m:r>
-              <m:r>
-                <m:rPr>
-                  <m:sty m:val="p"/>
-                </m:rPr>
-                <m:t>×</m:t>
-              </m:r>
-              <m:r>
-                <m:t>N</m:t>
-              </m:r>
-            </m:oMath>
-          </w:p>
-        </w:tc>
-        <w:tc>
-          <w:tcPr/>
-          <w:p>
-            <w:pPr>
-              <w:pStyle w:val="Compact"/>
-            </w:pPr>
-            <w:r>
-              <w:t xml:space="preserve">Retrieves emotional context from item features</w:t>
-            </w:r>
-          </w:p>
-        </w:tc>
-      </w:tr>
-      <w:tr>
-        <w:tc>
-          <w:tcPr/>
-          <w:p>
-            <w:pPr>
-              <w:pStyle w:val="Compact"/>
-            </w:pPr>
-            <m:oMath>
-              <m:sSubSup>
-                <m:e>
-                  <m:r>
-                    <m:t>M</m:t>
-                  </m:r>
-                </m:e>
-                <m:sub>
-                  <m:r>
-                    <m:t>e</m:t>
-                  </m:r>
-                  <m:r>
-                    <m:t>m</m:t>
-                  </m:r>
-                  <m:r>
-                    <m:t>o</m:t>
-                  </m:r>
-                  <m:r>
-                    <m:t>t</m:t>
-                  </m:r>
-                </m:sub>
-                <m:sup>
-                  <m:r>
-                    <m:t>C</m:t>
-                  </m:r>
-                  <m:r>
-                    <m:t>F</m:t>
-                  </m:r>
-                </m:sup>
-              </m:sSubSup>
-            </m:oMath>
-          </w:p>
-        </w:tc>
-        <w:tc>
-          <w:tcPr/>
-          <w:p>
-            <w:pPr>
-              <w:pStyle w:val="Compact"/>
-            </w:pPr>
-            <w:r>
-              <w:t xml:space="preserve">emotional context-to-feature memory</w:t>
-            </w:r>
-          </w:p>
-        </w:tc>
-        <w:tc>
-          <w:tcPr/>
-          <w:p>
-            <w:pPr>
-              <w:pStyle w:val="Compact"/>
-              <w:jc w:val="right"/>
-            </w:pPr>
-            <m:oMath>
-              <m:r>
-                <m:t>N</m:t>
-              </m:r>
-              <m:r>
-                <m:rPr>
-                  <m:sty m:val="p"/>
-                </m:rPr>
-                <m:t>×</m:t>
-              </m:r>
-              <m:r>
-                <m:t>2</m:t>
-              </m:r>
-            </m:oMath>
-          </w:p>
-        </w:tc>
-        <w:tc>
-          <w:tcPr/>
-          <w:p>
-            <w:pPr>
-              <w:pStyle w:val="Compact"/>
-            </w:pPr>
-            <w:r>
-              <w:t xml:space="preserve">Retrieves item support from emotional context</w:t>
+              <w:t xml:space="preserve">Optional category vector for affective variants</w:t>
             </w:r>
           </w:p>
         </w:tc>
@@ -3570,7 +3032,7 @@
         <w:t xml:space="preserve"> </w:t>
       </w:r>
       <w:r>
-        <w:t xml:space="preserve">For the temporal pathway:</w:t>
+        <w:t xml:space="preserve">For the start unit and item-associated temporal context units:</w:t>
       </w:r>
     </w:p>
     <w:p>
@@ -3993,194 +3455,45 @@
         <w:t xml:space="preserve"> </w:t>
       </w:r>
       <w:r>
-        <w:t xml:space="preserve">This initialization follows standard CMR practice and is treated as baseline support unless a simulation explicitly varies it.</w:t>
-      </w:r>
-    </w:p>
-    <w:p>
-      <w:pPr>
-        <w:pStyle w:val="BodyText"/>
-      </w:pPr>
-      <m:oMathPara>
-        <m:oMathParaPr>
-          <m:jc m:val="center"/>
-        </m:oMathParaPr>
-        <m:oMath>
-          <m:sSubSup>
-            <m:e>
-              <m:r>
-                <m:t>M</m:t>
-              </m:r>
-            </m:e>
-            <m:sub>
-              <m:r>
-                <m:t>e</m:t>
-              </m:r>
-              <m:r>
-                <m:t>m</m:t>
-              </m:r>
-              <m:r>
-                <m:t>o</m:t>
-              </m:r>
-              <m:r>
-                <m:t>t</m:t>
-              </m:r>
-              <m:r>
-                <m:rPr>
-                  <m:sty m:val="p"/>
-                </m:rPr>
-                <m:t>,</m:t>
-              </m:r>
-              <m:r>
-                <m:t>p</m:t>
-              </m:r>
-              <m:r>
-                <m:t>r</m:t>
-              </m:r>
-              <m:r>
-                <m:t>e</m:t>
-              </m:r>
-            </m:sub>
-            <m:sup>
-              <m:r>
-                <m:t>F</m:t>
-              </m:r>
-              <m:r>
-                <m:t>C</m:t>
-              </m:r>
-            </m:sup>
-          </m:sSubSup>
-          <m:sSub>
-            <m:e>
-              <m:r>
-                <m:t>f</m:t>
-              </m:r>
-            </m:e>
-            <m:sub>
-              <m:r>
-                <m:t>i</m:t>
-              </m:r>
-            </m:sub>
-          </m:sSub>
-          <m:r>
-            <m:rPr>
-              <m:sty m:val="p"/>
-            </m:rPr>
-            <m:t>=</m:t>
-          </m:r>
-          <m:d>
-            <m:dPr>
-              <m:begChr m:val="("/>
-              <m:sepChr m:val=""/>
-              <m:endChr m:val=")"/>
-              <m:grow/>
-            </m:dPr>
-            <m:e>
-              <m:r>
-                <m:t>1</m:t>
-              </m:r>
-              <m:r>
-                <m:rPr>
-                  <m:sty m:val="p"/>
-                </m:rPr>
-                <m:t>−</m:t>
-              </m:r>
-              <m:r>
-                <m:t>γ</m:t>
-              </m:r>
-            </m:e>
-          </m:d>
-          <m:sSub>
-            <m:e>
-              <m:r>
-                <m:t>s</m:t>
-              </m:r>
-            </m:e>
-            <m:sub>
-              <m:r>
-                <m:t>i</m:t>
-              </m:r>
-            </m:sub>
-          </m:sSub>
-        </m:oMath>
-      </m:oMathPara>
-    </w:p>
-    <w:p>
-      <w:pPr>
-        <w:pStyle w:val="FirstParagraph"/>
-      </w:pPr>
-      <m:oMathPara>
-        <m:oMathParaPr>
-          <m:jc m:val="center"/>
-        </m:oMathParaPr>
-        <m:oMath>
-          <m:sSubSup>
-            <m:e>
-              <m:r>
-                <m:t>M</m:t>
-              </m:r>
-            </m:e>
-            <m:sub>
-              <m:r>
-                <m:t>e</m:t>
-              </m:r>
-              <m:r>
-                <m:t>m</m:t>
-              </m:r>
-              <m:r>
-                <m:t>o</m:t>
-              </m:r>
-              <m:r>
-                <m:t>t</m:t>
-              </m:r>
-              <m:r>
-                <m:rPr>
-                  <m:sty m:val="p"/>
-                </m:rPr>
-                <m:t>,</m:t>
-              </m:r>
-              <m:r>
-                <m:t>p</m:t>
-              </m:r>
-              <m:r>
-                <m:t>r</m:t>
-              </m:r>
-              <m:r>
-                <m:t>e</m:t>
-              </m:r>
-            </m:sub>
-            <m:sup>
-              <m:r>
-                <m:t>C</m:t>
-              </m:r>
-              <m:r>
-                <m:t>F</m:t>
-              </m:r>
-            </m:sup>
-          </m:sSubSup>
-          <m:r>
-            <m:rPr>
-              <m:sty m:val="p"/>
-            </m:rPr>
-            <m:t>=</m:t>
-          </m:r>
-          <m:r>
-            <m:t>0</m:t>
-          </m:r>
-        </m:oMath>
-      </m:oMathPara>
-    </w:p>
-    <w:p>
-      <w:pPr>
-        <w:pStyle w:val="FirstParagraph"/>
-      </w:pPr>
-      <w:r>
-        <w:t xml:space="preserve">The emotional pathway therefore begins with feature-to-context associations but no context-to-feature competition.</w:t>
-      </w:r>
-      <w:r>
-        <w:t xml:space="preserve"> </w:t>
-      </w:r>
-      <w:r>
-        <w:t xml:space="preserve">Emotional context-to-feature support is learned during encoding and controlled by the emotional learning scale.</w:t>
+        <w:t xml:space="preserve">This initialization supplies baseline support before experimental learning and is treated as fixed unless a simulation explicitly varies it.</w:t>
+      </w:r>
+      <w:r>
+        <w:t xml:space="preserve"> </w:t>
+      </w:r>
+      <w:r>
+        <w:t xml:space="preserve">In affective-category variants, the category rows of</w:t>
+      </w:r>
+      <w:r>
+        <w:t xml:space="preserve"> </w:t>
+      </w:r>
+      <m:oMath>
+        <m:sSup>
+          <m:e>
+            <m:r>
+              <m:t>M</m:t>
+            </m:r>
+          </m:e>
+          <m:sup>
+            <m:r>
+              <m:t>F</m:t>
+            </m:r>
+            <m:r>
+              <m:t>C</m:t>
+            </m:r>
+          </m:sup>
+        </m:sSup>
+      </m:oMath>
+      <w:r>
+        <w:t xml:space="preserve"> </w:t>
+      </w:r>
+      <w:r>
+        <w:t xml:space="preserve">are initialized so that items cue their assigned affective category, while affective context-to-feature support begins at zero.</w:t>
+      </w:r>
+      <w:r>
+        <w:t xml:space="preserve"> </w:t>
+      </w:r>
+      <w:r>
+        <w:t xml:space="preserve">This lets affective category update context without contributing retrieval competition unless affective context-to-feature learning is enabled.</w:t>
       </w:r>
     </w:p>
     <w:bookmarkEnd w:id="32"/>
@@ -4253,7 +3566,7 @@
         <w:t xml:space="preserve"> </w:t>
       </w:r>
       <w:r>
-        <w:t xml:space="preserve">denote that phase’s temporal drift rate and</w:t>
+        <w:t xml:space="preserve">denote that phase’s context drift rate and</w:t>
       </w:r>
       <w:r>
         <w:t xml:space="preserve"> </w:t>
@@ -4308,7 +3621,7 @@
         <w:pStyle w:val="BodyText"/>
       </w:pPr>
       <w:r>
-        <w:t xml:space="preserve">When an item is presented, its active feature vector probes feature-to-context memory to retrieve temporal-context input:</w:t>
+        <w:t xml:space="preserve">When an item is presented, its active feature vector probes feature-to-context memory to retrieve context input:</w:t>
       </w:r>
     </w:p>
     <w:p>
@@ -4333,19 +3646,16 @@
             </m:sub>
             <m:sup>
               <m:r>
+                <m:rPr>
+                  <m:sty m:val="p"/>
+                </m:rPr>
                 <m:t>I</m:t>
-              </m:r>
-              <m:r>
-                <m:t>N</m:t>
               </m:r>
               <m:r>
                 <m:rPr>
                   <m:sty m:val="p"/>
                 </m:rPr>
-                <m:t>,</m:t>
-              </m:r>
-              <m:r>
-                <m:t>T</m:t>
+                <m:t>N</m:t>
               </m:r>
             </m:sup>
           </m:sSubSup>
@@ -4416,19 +3726,16 @@
           </m:sub>
           <m:sup>
             <m:r>
-              <m:t>I</m:t>
-            </m:r>
-            <m:r>
-              <m:t>N</m:t>
-            </m:r>
-            <m:r>
               <m:rPr>
                 <m:sty m:val="p"/>
               </m:rPr>
-              <m:t>,</m:t>
-            </m:r>
-            <m:r>
-              <m:t>T</m:t>
+              <m:t>I</m:t>
+            </m:r>
+            <m:r>
+              <m:rPr>
+                <m:sty m:val="p"/>
+              </m:rPr>
+              <m:t>N</m:t>
             </m:r>
           </m:sup>
         </m:sSubSup>
@@ -4440,7 +3747,7 @@
         <w:t xml:space="preserve"> </w:t>
       </w:r>
       <w:r>
-        <w:t xml:space="preserve">Temporal context then drifts toward the normalized input:</w:t>
+        <w:t xml:space="preserve">Context then drifts toward the normalized input:</w:t>
       </w:r>
     </w:p>
     <w:p>
@@ -4452,7 +3759,7 @@
           <m:jc m:val="center"/>
         </m:oMathParaPr>
         <m:oMath>
-          <m:sSubSup>
+          <m:sSub>
             <m:e>
               <m:r>
                 <m:t>c</m:t>
@@ -4463,19 +3770,14 @@
                 <m:t>i</m:t>
               </m:r>
             </m:sub>
-            <m:sup>
-              <m:r>
-                <m:t>T</m:t>
-              </m:r>
-            </m:sup>
-          </m:sSubSup>
+          </m:sSub>
           <m:r>
             <m:rPr>
               <m:sty m:val="p"/>
             </m:rPr>
             <m:t>=</m:t>
           </m:r>
-          <m:sSubSup>
+          <m:sSub>
             <m:e>
               <m:r>
                 <m:t>ρ</m:t>
@@ -4486,16 +3788,11 @@
                 <m:t>i</m:t>
               </m:r>
             </m:sub>
-            <m:sup>
-              <m:r>
-                <m:t>T</m:t>
-              </m:r>
-            </m:sup>
-          </m:sSubSup>
+          </m:sSub>
           <m:r>
             <m:t> </m:t>
           </m:r>
-          <m:sSubSup>
+          <m:sSub>
             <m:e>
               <m:r>
                 <m:t>c</m:t>
@@ -4515,12 +3812,7 @@
                 <m:t>1</m:t>
               </m:r>
             </m:sub>
-            <m:sup>
-              <m:r>
-                <m:t>T</m:t>
-              </m:r>
-            </m:sup>
-          </m:sSubSup>
+          </m:sSub>
           <m:r>
             <m:rPr>
               <m:sty m:val="p"/>
@@ -4562,19 +3854,16 @@
             </m:sub>
             <m:sup>
               <m:r>
+                <m:rPr>
+                  <m:sty m:val="p"/>
+                </m:rPr>
                 <m:t>I</m:t>
-              </m:r>
-              <m:r>
-                <m:t>N</m:t>
               </m:r>
               <m:r>
                 <m:rPr>
                   <m:sty m:val="p"/>
                 </m:rPr>
-                <m:t>,</m:t>
-              </m:r>
-              <m:r>
-                <m:t>T</m:t>
+                <m:t>N</m:t>
               </m:r>
             </m:sup>
           </m:sSubSup>
@@ -4590,7 +3879,7 @@
           <m:jc m:val="center"/>
         </m:oMathParaPr>
         <m:oMath>
-          <m:sSubSup>
+          <m:sSub>
             <m:e>
               <m:r>
                 <m:t>ρ</m:t>
@@ -4601,12 +3890,7 @@
                 <m:t>i</m:t>
               </m:r>
             </m:sub>
-            <m:sup>
-              <m:r>
-                <m:t>T</m:t>
-              </m:r>
-            </m:sup>
-          </m:sSubSup>
+          </m:sSub>
           <m:r>
             <m:rPr>
               <m:sty m:val="p"/>
@@ -4663,7 +3947,7 @@
                           <m:grow/>
                         </m:dPr>
                         <m:e>
-                          <m:sSubSup>
+                          <m:sSub>
                             <m:e>
                               <m:r>
                                 <m:t>c</m:t>
@@ -4683,12 +3967,7 @@
                                 <m:t>1</m:t>
                               </m:r>
                             </m:sub>
-                            <m:sup>
-                              <m:r>
-                                <m:t>T</m:t>
-                              </m:r>
-                            </m:sup>
-                          </m:sSubSup>
+                          </m:sSub>
                           <m:r>
                             <m:rPr>
                               <m:sty m:val="p"/>
@@ -4715,19 +3994,16 @@
                             </m:sub>
                             <m:sup>
                               <m:r>
+                                <m:rPr>
+                                  <m:sty m:val="p"/>
+                                </m:rPr>
                                 <m:t>I</m:t>
-                              </m:r>
-                              <m:r>
-                                <m:t>N</m:t>
                               </m:r>
                               <m:r>
                                 <m:rPr>
                                   <m:sty m:val="p"/>
                                 </m:rPr>
-                                <m:t>,</m:t>
-                              </m:r>
-                              <m:r>
-                                <m:t>T</m:t>
+                                <m:t>N</m:t>
                               </m:r>
                             </m:sup>
                           </m:sSubSup>
@@ -4779,7 +4055,7 @@
               <m:grow/>
             </m:dPr>
             <m:e>
-              <m:sSubSup>
+              <m:sSub>
                 <m:e>
                   <m:r>
                     <m:t>c</m:t>
@@ -4799,12 +4075,7 @@
                     <m:t>1</m:t>
                   </m:r>
                 </m:sub>
-                <m:sup>
-                  <m:r>
-                    <m:t>T</m:t>
-                  </m:r>
-                </m:sup>
-              </m:sSubSup>
+              </m:sSub>
               <m:r>
                 <m:rPr>
                   <m:sty m:val="p"/>
@@ -4831,19 +4102,16 @@
                 </m:sub>
                 <m:sup>
                   <m:r>
-                    <m:t>I</m:t>
-                  </m:r>
-                  <m:r>
-                    <m:t>N</m:t>
-                  </m:r>
-                  <m:r>
                     <m:rPr>
                       <m:sty m:val="p"/>
                     </m:rPr>
-                    <m:t>,</m:t>
-                  </m:r>
-                  <m:r>
-                    <m:t>T</m:t>
+                    <m:t>I</m:t>
+                  </m:r>
+                  <m:r>
+                    <m:rPr>
+                      <m:sty m:val="p"/>
+                    </m:rPr>
+                    <m:t>N</m:t>
                   </m:r>
                 </m:sup>
               </m:sSubSup>
@@ -4857,13 +4125,13 @@
         <w:pStyle w:val="FirstParagraph"/>
       </w:pPr>
       <w:r>
-        <w:t xml:space="preserve">The</w:t>
+        <w:t xml:space="preserve">The coefficient</w:t>
       </w:r>
       <w:r>
         <w:t xml:space="preserve"> </w:t>
       </w:r>
       <m:oMath>
-        <m:sSubSup>
+        <m:sSub>
           <m:e>
             <m:r>
               <m:t>ρ</m:t>
@@ -4874,18 +4142,13 @@
               <m:t>i</m:t>
             </m:r>
           </m:sub>
-          <m:sup>
-            <m:r>
-              <m:t>T</m:t>
-            </m:r>
-          </m:sup>
-        </m:sSubSup>
+        </m:sSub>
       </m:oMath>
       <w:r>
         <w:t xml:space="preserve"> </w:t>
       </w:r>
       <w:r>
-        <w:t xml:space="preserve">term preserves unit length.</w:t>
+        <w:t xml:space="preserve">normalizes the updated context vector, as in standard CMR implementations.</w:t>
       </w:r>
       <w:r>
         <w:t xml:space="preserve"> </w:t>
@@ -4973,7 +4236,7 @@
           <m:r>
             <m:t>γ</m:t>
           </m:r>
-          <m:sSubSup>
+          <m:sSub>
             <m:e>
               <m:r>
                 <m:t>c</m:t>
@@ -4984,12 +4247,7 @@
                 <m:t>i</m:t>
               </m:r>
             </m:sub>
-            <m:sup>
-              <m:r>
-                <m:t>T</m:t>
-              </m:r>
-            </m:sup>
-          </m:sSubSup>
+          </m:sSub>
           <m:sSubSup>
             <m:e>
               <m:r>
@@ -5018,7 +4276,7 @@
         <w:pStyle w:val="FirstParagraph"/>
       </w:pPr>
       <w:r>
-        <w:t xml:space="preserve">A primacy function weights temporal context-to-feature learning:</w:t>
+        <w:t xml:space="preserve">A primacy function weights context-to-feature learning:</w:t>
       </w:r>
     </w:p>
     <w:p>
@@ -5180,563 +4438,10 @@
               </m:r>
             </m:sub>
           </m:sSub>
-          <m:sSup>
-            <m:e>
-              <m:d>
-                <m:dPr>
-                  <m:begChr m:val="("/>
-                  <m:sepChr m:val=""/>
-                  <m:endChr m:val=")"/>
-                  <m:grow/>
-                </m:dPr>
-                <m:e>
-                  <m:sSubSup>
-                    <m:e>
-                      <m:r>
-                        <m:t>c</m:t>
-                      </m:r>
-                    </m:e>
-                    <m:sub>
-                      <m:r>
-                        <m:t>i</m:t>
-                      </m:r>
-                    </m:sub>
-                    <m:sup>
-                      <m:r>
-                        <m:t>T</m:t>
-                      </m:r>
-                    </m:sup>
-                  </m:sSubSup>
-                </m:e>
-              </m:d>
-            </m:e>
-            <m:sup>
-              <m:r>
-                <m:rPr>
-                  <m:sty m:val="p"/>
-                </m:rPr>
-                <m:t>⊤</m:t>
-              </m:r>
-            </m:sup>
-          </m:sSup>
-        </m:oMath>
-      </m:oMathPara>
-    </w:p>
-    <w:p>
-      <w:pPr>
-        <w:pStyle w:val="FirstParagraph"/>
-      </w:pPr>
-      <w:r>
-        <w:t xml:space="preserve">Here,</w:t>
-      </w:r>
-      <w:r>
-        <w:t xml:space="preserve"> </w:t>
-      </w:r>
-      <m:oMath>
-        <m:sSub>
-          <m:e>
-            <m:r>
-              <m:t>λ</m:t>
-            </m:r>
-          </m:e>
-          <m:sub>
-            <m:r>
-              <m:t>p</m:t>
-            </m:r>
-          </m:sub>
-        </m:sSub>
-      </m:oMath>
-      <w:r>
-        <w:t xml:space="preserve"> </w:t>
-      </w:r>
-      <w:r>
-        <w:t xml:space="preserve">is the phase-specific context-to-feature learning scale.</w:t>
-      </w:r>
-      <w:r>
-        <w:t xml:space="preserve"> </w:t>
-      </w:r>
-      <w:r>
-        <w:t xml:space="preserve">Increasing</w:t>
-      </w:r>
-      <w:r>
-        <w:t xml:space="preserve"> </w:t>
-      </w:r>
-      <m:oMath>
-        <m:sSub>
-          <m:e>
-            <m:r>
-              <m:t>λ</m:t>
-            </m:r>
-          </m:e>
-          <m:sub>
-            <m:r>
-              <m:t>p</m:t>
-            </m:r>
-          </m:sub>
-        </m:sSub>
-      </m:oMath>
-      <w:r>
-        <w:t xml:space="preserve"> </w:t>
-      </w:r>
-      <w:r>
-        <w:t xml:space="preserve">during the task phase makes task items stronger competitors for later context-to-feature retrieval.</w:t>
-      </w:r>
-      <w:r>
-        <w:t xml:space="preserve"> </w:t>
-      </w:r>
-      <w:r>
-        <w:t xml:space="preserve">In the primary simulations, emotional category does not modulate temporal context-to-feature learning; temporal learning remains primacy-driven unless a later sensitivity analysis explicitly turns on broad temporal modulation.</w:t>
-      </w:r>
-    </w:p>
-    <w:bookmarkEnd w:id="33"/>
-    <w:bookmarkStart w:id="34" w:name="emotional-context"/>
-    <w:p>
-      <w:pPr>
-        <w:pStyle w:val="Heading2"/>
-      </w:pPr>
-      <w:r>
-        <w:t xml:space="preserve">Emotional Context</w:t>
-      </w:r>
-    </w:p>
-    <w:p>
-      <w:pPr>
-        <w:pStyle w:val="FirstParagraph"/>
-      </w:pPr>
-      <w:r>
-        <w:t xml:space="preserve">Emotional context updates in parallel with temporal context, but it is not a phase-specific selective-interference mechanism in the primary simulations.</w:t>
-      </w:r>
-      <w:r>
-        <w:t xml:space="preserve"> </w:t>
-      </w:r>
-      <w:r>
-        <w:t xml:space="preserve">Let</w:t>
-      </w:r>
-      <w:r>
-        <w:t xml:space="preserve"> </w:t>
-      </w:r>
-      <m:oMath>
-        <m:sSubSup>
-          <m:e>
-            <m:r>
-              <m:t>β</m:t>
-            </m:r>
-          </m:e>
-          <m:sub>
-            <m:r>
-              <m:t>e</m:t>
-            </m:r>
-            <m:r>
-              <m:t>n</m:t>
-            </m:r>
-            <m:r>
-              <m:t>c</m:t>
-            </m:r>
-          </m:sub>
-          <m:sup>
-            <m:r>
-              <m:t>E</m:t>
-            </m:r>
-          </m:sup>
-        </m:sSubSup>
-      </m:oMath>
-      <w:r>
-        <w:t xml:space="preserve"> </w:t>
-      </w:r>
-      <w:r>
-        <w:t xml:space="preserve">denote the emotional-context drift rate during encoding.</w:t>
-      </w:r>
-      <w:r>
-        <w:t xml:space="preserve"> </w:t>
-      </w:r>
-      <w:r>
-        <w:t xml:space="preserve">For item</w:t>
-      </w:r>
-      <w:r>
-        <w:t xml:space="preserve"> </w:t>
-      </w:r>
-      <m:oMath>
-        <m:r>
-          <m:t>i</m:t>
-        </m:r>
-      </m:oMath>
-      <w:r>
-        <w:t xml:space="preserve">, emotional-context input is retrieved by probing emotional feature-to-context memory:</w:t>
-      </w:r>
-    </w:p>
-    <w:p>
-      <w:pPr>
-        <w:pStyle w:val="BodyText"/>
-      </w:pPr>
-      <m:oMathPara>
-        <m:oMathParaPr>
-          <m:jc m:val="center"/>
-        </m:oMathParaPr>
-        <m:oMath>
           <m:sSubSup>
             <m:e>
               <m:r>
                 <m:t>c</m:t>
-              </m:r>
-            </m:e>
-            <m:sub>
-              <m:r>
-                <m:t>i</m:t>
-              </m:r>
-            </m:sub>
-            <m:sup>
-              <m:r>
-                <m:t>I</m:t>
-              </m:r>
-              <m:r>
-                <m:t>N</m:t>
-              </m:r>
-              <m:r>
-                <m:rPr>
-                  <m:sty m:val="p"/>
-                </m:rPr>
-                <m:t>,</m:t>
-              </m:r>
-              <m:r>
-                <m:t>E</m:t>
-              </m:r>
-            </m:sup>
-          </m:sSubSup>
-          <m:r>
-            <m:rPr>
-              <m:sty m:val="p"/>
-            </m:rPr>
-            <m:t>=</m:t>
-          </m:r>
-          <m:sSubSup>
-            <m:e>
-              <m:r>
-                <m:t>M</m:t>
-              </m:r>
-            </m:e>
-            <m:sub>
-              <m:r>
-                <m:t>e</m:t>
-              </m:r>
-              <m:r>
-                <m:t>m</m:t>
-              </m:r>
-              <m:r>
-                <m:t>o</m:t>
-              </m:r>
-              <m:r>
-                <m:t>t</m:t>
-              </m:r>
-            </m:sub>
-            <m:sup>
-              <m:r>
-                <m:t>F</m:t>
-              </m:r>
-              <m:r>
-                <m:t>C</m:t>
-              </m:r>
-            </m:sup>
-          </m:sSubSup>
-          <m:sSub>
-            <m:e>
-              <m:r>
-                <m:t>f</m:t>
-              </m:r>
-            </m:e>
-            <m:sub>
-              <m:r>
-                <m:t>i</m:t>
-              </m:r>
-            </m:sub>
-          </m:sSub>
-        </m:oMath>
-      </m:oMathPara>
-    </w:p>
-    <w:p>
-      <w:pPr>
-        <w:pStyle w:val="FirstParagraph"/>
-      </w:pPr>
-      <w:r>
-        <w:t xml:space="preserve">The model normalizes this input to unit length, yielding</w:t>
-      </w:r>
-      <w:r>
-        <w:t xml:space="preserve"> </w:t>
-      </w:r>
-      <m:oMath>
-        <m:sSubSup>
-          <m:e>
-            <m:acc>
-              <m:accPr>
-                <m:chr m:val="̂"/>
-              </m:accPr>
-              <m:e>
-                <m:r>
-                  <m:t>c</m:t>
-                </m:r>
-              </m:e>
-            </m:acc>
-          </m:e>
-          <m:sub>
-            <m:r>
-              <m:t>i</m:t>
-            </m:r>
-          </m:sub>
-          <m:sup>
-            <m:r>
-              <m:t>I</m:t>
-            </m:r>
-            <m:r>
-              <m:t>N</m:t>
-            </m:r>
-            <m:r>
-              <m:rPr>
-                <m:sty m:val="p"/>
-              </m:rPr>
-              <m:t>,</m:t>
-            </m:r>
-            <m:r>
-              <m:t>E</m:t>
-            </m:r>
-          </m:sup>
-        </m:sSubSup>
-      </m:oMath>
-      <w:r>
-        <w:t xml:space="preserve">.</w:t>
-      </w:r>
-      <w:r>
-        <w:t xml:space="preserve"> </w:t>
-      </w:r>
-      <w:r>
-        <w:t xml:space="preserve">Emotional context then integrates this input:</w:t>
-      </w:r>
-    </w:p>
-    <w:p>
-      <w:pPr>
-        <w:pStyle w:val="BodyText"/>
-      </w:pPr>
-      <m:oMathPara>
-        <m:oMathParaPr>
-          <m:jc m:val="center"/>
-        </m:oMathParaPr>
-        <m:oMath>
-          <m:sSubSup>
-            <m:e>
-              <m:r>
-                <m:t>c</m:t>
-              </m:r>
-            </m:e>
-            <m:sub>
-              <m:r>
-                <m:t>i</m:t>
-              </m:r>
-            </m:sub>
-            <m:sup>
-              <m:r>
-                <m:t>E</m:t>
-              </m:r>
-            </m:sup>
-          </m:sSubSup>
-          <m:r>
-            <m:rPr>
-              <m:sty m:val="p"/>
-            </m:rPr>
-            <m:t>=</m:t>
-          </m:r>
-          <m:sSubSup>
-            <m:e>
-              <m:r>
-                <m:t>ρ</m:t>
-              </m:r>
-            </m:e>
-            <m:sub>
-              <m:r>
-                <m:t>i</m:t>
-              </m:r>
-            </m:sub>
-            <m:sup>
-              <m:r>
-                <m:t>E</m:t>
-              </m:r>
-            </m:sup>
-          </m:sSubSup>
-          <m:r>
-            <m:t> </m:t>
-          </m:r>
-          <m:sSubSup>
-            <m:e>
-              <m:r>
-                <m:t>c</m:t>
-              </m:r>
-            </m:e>
-            <m:sub>
-              <m:r>
-                <m:t>i</m:t>
-              </m:r>
-              <m:r>
-                <m:rPr>
-                  <m:sty m:val="p"/>
-                </m:rPr>
-                <m:t>−</m:t>
-              </m:r>
-              <m:r>
-                <m:t>1</m:t>
-              </m:r>
-            </m:sub>
-            <m:sup>
-              <m:r>
-                <m:t>E</m:t>
-              </m:r>
-            </m:sup>
-          </m:sSubSup>
-          <m:r>
-            <m:rPr>
-              <m:sty m:val="p"/>
-            </m:rPr>
-            <m:t>+</m:t>
-          </m:r>
-          <m:sSubSup>
-            <m:e>
-              <m:r>
-                <m:t>β</m:t>
-              </m:r>
-            </m:e>
-            <m:sub>
-              <m:r>
-                <m:t>e</m:t>
-              </m:r>
-              <m:r>
-                <m:t>n</m:t>
-              </m:r>
-              <m:r>
-                <m:t>c</m:t>
-              </m:r>
-            </m:sub>
-            <m:sup>
-              <m:r>
-                <m:t>E</m:t>
-              </m:r>
-            </m:sup>
-          </m:sSubSup>
-          <m:r>
-            <m:t> </m:t>
-          </m:r>
-          <m:sSubSup>
-            <m:e>
-              <m:acc>
-                <m:accPr>
-                  <m:chr m:val="̂"/>
-                </m:accPr>
-                <m:e>
-                  <m:r>
-                    <m:t>c</m:t>
-                  </m:r>
-                </m:e>
-              </m:acc>
-            </m:e>
-            <m:sub>
-              <m:r>
-                <m:t>i</m:t>
-              </m:r>
-            </m:sub>
-            <m:sup>
-              <m:r>
-                <m:t>I</m:t>
-              </m:r>
-              <m:r>
-                <m:t>N</m:t>
-              </m:r>
-              <m:r>
-                <m:rPr>
-                  <m:sty m:val="p"/>
-                </m:rPr>
-                <m:t>,</m:t>
-              </m:r>
-              <m:r>
-                <m:t>E</m:t>
-              </m:r>
-            </m:sup>
-          </m:sSubSup>
-        </m:oMath>
-      </m:oMathPara>
-    </w:p>
-    <w:p>
-      <w:pPr>
-        <w:pStyle w:val="FirstParagraph"/>
-      </w:pPr>
-      <w:r>
-        <w:t xml:space="preserve">Feature-to-context learning mirrors the temporal pathway:</w:t>
-      </w:r>
-    </w:p>
-    <w:p>
-      <w:pPr>
-        <w:pStyle w:val="BodyText"/>
-      </w:pPr>
-      <m:oMathPara>
-        <m:oMathParaPr>
-          <m:jc m:val="center"/>
-        </m:oMathParaPr>
-        <m:oMath>
-          <m:r>
-            <m:t>Δ</m:t>
-          </m:r>
-          <m:sSubSup>
-            <m:e>
-              <m:r>
-                <m:t>M</m:t>
-              </m:r>
-            </m:e>
-            <m:sub>
-              <m:r>
-                <m:t>e</m:t>
-              </m:r>
-              <m:r>
-                <m:t>m</m:t>
-              </m:r>
-              <m:r>
-                <m:t>o</m:t>
-              </m:r>
-              <m:r>
-                <m:t>t</m:t>
-              </m:r>
-            </m:sub>
-            <m:sup>
-              <m:r>
-                <m:t>F</m:t>
-              </m:r>
-              <m:r>
-                <m:t>C</m:t>
-              </m:r>
-            </m:sup>
-          </m:sSubSup>
-          <m:r>
-            <m:rPr>
-              <m:sty m:val="p"/>
-            </m:rPr>
-            <m:t>=</m:t>
-          </m:r>
-          <m:r>
-            <m:t>γ</m:t>
-          </m:r>
-          <m:sSubSup>
-            <m:e>
-              <m:r>
-                <m:t>c</m:t>
-              </m:r>
-            </m:e>
-            <m:sub>
-              <m:r>
-                <m:t>i</m:t>
-              </m:r>
-            </m:sub>
-            <m:sup>
-              <m:r>
-                <m:t>E</m:t>
-              </m:r>
-            </m:sup>
-          </m:sSubSup>
-          <m:sSubSup>
-            <m:e>
-              <m:r>
-                <m:t>f</m:t>
               </m:r>
             </m:e>
             <m:sub>
@@ -5761,7 +4466,7 @@
         <w:pStyle w:val="FirstParagraph"/>
       </w:pPr>
       <w:r>
-        <w:t xml:space="preserve">Following the eCMR convention that emotional category can modulate context-to-feature learning, let</w:t>
+        <w:t xml:space="preserve">Here,</w:t>
       </w:r>
       <w:r>
         <w:t xml:space="preserve"> </w:t>
@@ -5770,12 +4475,133 @@
         <m:sSub>
           <m:e>
             <m:r>
-              <m:t>ϕ</m:t>
+              <m:t>λ</m:t>
             </m:r>
           </m:e>
           <m:sub>
             <m:r>
-              <m:t>E</m:t>
+              <m:t>p</m:t>
+            </m:r>
+          </m:sub>
+        </m:sSub>
+      </m:oMath>
+      <w:r>
+        <w:t xml:space="preserve"> </w:t>
+      </w:r>
+      <w:r>
+        <w:t xml:space="preserve">is the phase-specific context-to-feature learning scale.</w:t>
+      </w:r>
+      <w:r>
+        <w:t xml:space="preserve"> </w:t>
+      </w:r>
+      <w:r>
+        <w:t xml:space="preserve">Increasing</w:t>
+      </w:r>
+      <w:r>
+        <w:t xml:space="preserve"> </w:t>
+      </w:r>
+      <m:oMath>
+        <m:sSub>
+          <m:e>
+            <m:r>
+              <m:t>λ</m:t>
+            </m:r>
+          </m:e>
+          <m:sub>
+            <m:r>
+              <m:t>p</m:t>
+            </m:r>
+          </m:sub>
+        </m:sSub>
+      </m:oMath>
+      <w:r>
+        <w:t xml:space="preserve"> </w:t>
+      </w:r>
+      <w:r>
+        <w:t xml:space="preserve">during the task phase makes task items stronger competitors for later context-to-feature retrieval.</w:t>
+      </w:r>
+      <w:r>
+        <w:t xml:space="preserve"> </w:t>
+      </w:r>
+      <w:r>
+        <w:t xml:space="preserve">Unless a later sensitivity analysis enables affective encoding-strength modulation, this learning remains primacy-driven.</w:t>
+      </w:r>
+    </w:p>
+    <w:bookmarkEnd w:id="33"/>
+    <w:bookmarkStart w:id="34" w:name="affective-category-context"/>
+    <w:p>
+      <w:pPr>
+        <w:pStyle w:val="Heading2"/>
+      </w:pPr>
+      <w:r>
+        <w:t xml:space="preserve">Affective Category Context</w:t>
+      </w:r>
+    </w:p>
+    <w:p>
+      <w:pPr>
+        <w:pStyle w:val="FirstParagraph"/>
+      </w:pPr>
+      <w:r>
+        <w:t xml:space="preserve">The affective-category machinery represents two eCMR-style ingredients without making them core mechanisms of selective interference.</w:t>
+      </w:r>
+      <w:r>
+        <w:t xml:space="preserve"> </w:t>
+      </w:r>
+      <w:r>
+        <w:t xml:space="preserve">First, affective category functions as a source-like context dimension: items assigned the same category can cue shared components of context.</w:t>
+      </w:r>
+      <w:r>
+        <w:t xml:space="preserve"> </w:t>
+      </w:r>
+      <w:r>
+        <w:t xml:space="preserve">This lets the simulations treat a film and a task as affectively matched or mismatched without changing their item representations.</w:t>
+      </w:r>
+      <w:r>
+        <w:t xml:space="preserve"> </w:t>
+      </w:r>
+      <w:r>
+        <w:t xml:space="preserve">Second, affective encoding-strength modulation can give items in the marked category stronger context-to-feature learning when that sensitivity analysis is enabled.</w:t>
+      </w:r>
+      <w:r>
+        <w:t xml:space="preserve"> </w:t>
+      </w:r>
+      <w:r>
+        <w:t xml:space="preserve">Let</w:t>
+      </w:r>
+      <w:r>
+        <w:t xml:space="preserve"> </w:t>
+      </w:r>
+      <m:oMath>
+        <m:sSub>
+          <m:e>
+            <m:r>
+              <m:t>ϕ</m:t>
+            </m:r>
+          </m:e>
+          <m:sub>
+            <m:r>
+              <m:rPr>
+                <m:sty m:val="p"/>
+              </m:rPr>
+              <m:t>e</m:t>
+            </m:r>
+            <m:r>
+              <m:rPr>
+                <m:sty m:val="p"/>
+              </m:rPr>
+              <m:t>m</m:t>
+            </m:r>
+            <m:r>
+              <m:rPr>
+                <m:sty m:val="p"/>
+              </m:rPr>
+              <m:t>o</m:t>
+            </m:r>
+            <m:r>
+              <m:rPr>
+                <m:sty m:val="p"/>
+              </m:rPr>
+              <m:t>t</m:t>
             </m:r>
             <m:r>
               <m:rPr>
@@ -5793,7 +4619,7 @@
         <w:t xml:space="preserve"> </w:t>
       </w:r>
       <w:r>
-        <w:t xml:space="preserve">denote the emotional learning strength associated with item</w:t>
+        <w:t xml:space="preserve">denote the affective learning strength associated with item</w:t>
       </w:r>
       <w:r>
         <w:t xml:space="preserve"> </w:t>
@@ -5810,7 +4636,7 @@
         <w:t xml:space="preserve"> </w:t>
       </w:r>
       <w:r>
-        <w:t xml:space="preserve">In the simplest binary case, emotional items receive</w:t>
+        <w:t xml:space="preserve">With the binary vector above,</w:t>
       </w:r>
       <w:r>
         <w:t xml:space="preserve"> </w:t>
@@ -5819,181 +4645,118 @@
         <m:sSub>
           <m:e>
             <m:r>
-              <m:t>ω</m:t>
+              <m:t>ϕ</m:t>
             </m:r>
           </m:e>
           <m:sub>
             <m:r>
-              <m:t>E</m:t>
+              <m:rPr>
+                <m:sty m:val="p"/>
+              </m:rPr>
+              <m:t>e</m:t>
+            </m:r>
+            <m:r>
+              <m:rPr>
+                <m:sty m:val="p"/>
+              </m:rPr>
+              <m:t>m</m:t>
+            </m:r>
+            <m:r>
+              <m:rPr>
+                <m:sty m:val="p"/>
+              </m:rPr>
+              <m:t>o</m:t>
+            </m:r>
+            <m:r>
+              <m:rPr>
+                <m:sty m:val="p"/>
+              </m:rPr>
+              <m:t>t</m:t>
+            </m:r>
+            <m:r>
+              <m:rPr>
+                <m:sty m:val="p"/>
+              </m:rPr>
+              <m:t>,</m:t>
+            </m:r>
+            <m:r>
+              <m:t>i</m:t>
+            </m:r>
+          </m:sub>
+        </m:sSub>
+        <m:r>
+          <m:rPr>
+            <m:sty m:val="p"/>
+          </m:rPr>
+          <m:t>=</m:t>
+        </m:r>
+        <m:sSub>
+          <m:e>
+            <m:r>
+              <m:t>ϕ</m:t>
+            </m:r>
+          </m:e>
+          <m:sub>
+            <m:r>
+              <m:rPr>
+                <m:sty m:val="p"/>
+              </m:rPr>
+              <m:t>e</m:t>
+            </m:r>
+            <m:r>
+              <m:rPr>
+                <m:sty m:val="p"/>
+              </m:rPr>
+              <m:t>m</m:t>
+            </m:r>
+            <m:r>
+              <m:rPr>
+                <m:sty m:val="p"/>
+              </m:rPr>
+              <m:t>o</m:t>
+            </m:r>
+            <m:r>
+              <m:rPr>
+                <m:sty m:val="p"/>
+              </m:rPr>
+              <m:t>t</m:t>
+            </m:r>
+          </m:sub>
+        </m:sSub>
+        <m:sSub>
+          <m:e>
+            <m:d>
+              <m:dPr>
+                <m:begChr m:val="["/>
+                <m:sepChr m:val=""/>
+                <m:endChr m:val="]"/>
+                <m:grow/>
+              </m:dPr>
+              <m:e>
+                <m:sSub>
+                  <m:e>
+                    <m:r>
+                      <m:t>s</m:t>
+                    </m:r>
+                  </m:e>
+                  <m:sub>
+                    <m:r>
+                      <m:t>i</m:t>
+                    </m:r>
+                  </m:sub>
+                </m:sSub>
+              </m:e>
+            </m:d>
+          </m:e>
+          <m:sub>
+            <m:r>
+              <m:t>1</m:t>
             </m:r>
           </m:sub>
         </m:sSub>
       </m:oMath>
       <w:r>
-        <w:t xml:space="preserve"> </w:t>
-      </w:r>
-      <w:r>
-        <w:t xml:space="preserve">and neutral or default items receive 0.</w:t>
-      </w:r>
-      <w:r>
-        <w:t xml:space="preserve"> </w:t>
-      </w:r>
-      <w:r>
-        <w:t xml:space="preserve">Emotional context-to-feature learning is:</w:t>
-      </w:r>
-    </w:p>
-    <w:p>
-      <w:pPr>
-        <w:pStyle w:val="BodyText"/>
-      </w:pPr>
-      <m:oMathPara>
-        <m:oMathParaPr>
-          <m:jc m:val="center"/>
-        </m:oMathParaPr>
-        <m:oMath>
-          <m:r>
-            <m:t>Δ</m:t>
-          </m:r>
-          <m:sSubSup>
-            <m:e>
-              <m:r>
-                <m:t>M</m:t>
-              </m:r>
-            </m:e>
-            <m:sub>
-              <m:r>
-                <m:t>e</m:t>
-              </m:r>
-              <m:r>
-                <m:t>m</m:t>
-              </m:r>
-              <m:r>
-                <m:t>o</m:t>
-              </m:r>
-              <m:r>
-                <m:t>t</m:t>
-              </m:r>
-            </m:sub>
-            <m:sup>
-              <m:r>
-                <m:t>C</m:t>
-              </m:r>
-              <m:r>
-                <m:t>F</m:t>
-              </m:r>
-            </m:sup>
-          </m:sSubSup>
-          <m:r>
-            <m:rPr>
-              <m:sty m:val="p"/>
-            </m:rPr>
-            <m:t>=</m:t>
-          </m:r>
-          <m:sSub>
-            <m:e>
-              <m:r>
-                <m:t>λ</m:t>
-              </m:r>
-            </m:e>
-            <m:sub>
-              <m:r>
-                <m:t>p</m:t>
-              </m:r>
-            </m:sub>
-          </m:sSub>
-          <m:sSub>
-            <m:e>
-              <m:r>
-                <m:t>ϕ</m:t>
-              </m:r>
-            </m:e>
-            <m:sub>
-              <m:r>
-                <m:t>i</m:t>
-              </m:r>
-            </m:sub>
-          </m:sSub>
-          <m:sSub>
-            <m:e>
-              <m:r>
-                <m:t>ϕ</m:t>
-              </m:r>
-            </m:e>
-            <m:sub>
-              <m:r>
-                <m:t>E</m:t>
-              </m:r>
-              <m:r>
-                <m:rPr>
-                  <m:sty m:val="p"/>
-                </m:rPr>
-                <m:t>,</m:t>
-              </m:r>
-              <m:r>
-                <m:t>i</m:t>
-              </m:r>
-            </m:sub>
-          </m:sSub>
-          <m:sSub>
-            <m:e>
-              <m:r>
-                <m:t>f</m:t>
-              </m:r>
-            </m:e>
-            <m:sub>
-              <m:r>
-                <m:t>i</m:t>
-              </m:r>
-            </m:sub>
-          </m:sSub>
-          <m:sSup>
-            <m:e>
-              <m:d>
-                <m:dPr>
-                  <m:begChr m:val="("/>
-                  <m:sepChr m:val=""/>
-                  <m:endChr m:val=")"/>
-                  <m:grow/>
-                </m:dPr>
-                <m:e>
-                  <m:sSubSup>
-                    <m:e>
-                      <m:r>
-                        <m:t>c</m:t>
-                      </m:r>
-                    </m:e>
-                    <m:sub>
-                      <m:r>
-                        <m:t>i</m:t>
-                      </m:r>
-                    </m:sub>
-                    <m:sup>
-                      <m:r>
-                        <m:t>E</m:t>
-                      </m:r>
-                    </m:sup>
-                  </m:sSubSup>
-                </m:e>
-              </m:d>
-            </m:e>
-            <m:sup>
-              <m:r>
-                <m:rPr>
-                  <m:sty m:val="p"/>
-                </m:rPr>
-                <m:t>⊤</m:t>
-              </m:r>
-            </m:sup>
-          </m:sSup>
-        </m:oMath>
-      </m:oMathPara>
-    </w:p>
-    <w:p>
-      <w:pPr>
-        <w:pStyle w:val="FirstParagraph"/>
-      </w:pPr>
-      <w:r>
-        <w:t xml:space="preserve">The parameter</w:t>
+        <w:t xml:space="preserve">, so items assigned the marked affective category receive</w:t>
       </w:r>
       <w:r>
         <w:t xml:space="preserve"> </w:t>
@@ -6002,12 +4765,33 @@
         <m:sSub>
           <m:e>
             <m:r>
-              <m:t>ω</m:t>
+              <m:t>ϕ</m:t>
             </m:r>
           </m:e>
           <m:sub>
             <m:r>
-              <m:t>E</m:t>
+              <m:rPr>
+                <m:sty m:val="p"/>
+              </m:rPr>
+              <m:t>e</m:t>
+            </m:r>
+            <m:r>
+              <m:rPr>
+                <m:sty m:val="p"/>
+              </m:rPr>
+              <m:t>m</m:t>
+            </m:r>
+            <m:r>
+              <m:rPr>
+                <m:sty m:val="p"/>
+              </m:rPr>
+              <m:t>o</m:t>
+            </m:r>
+            <m:r>
+              <m:rPr>
+                <m:sty m:val="p"/>
+              </m:rPr>
+              <m:t>t</m:t>
             </m:r>
           </m:sub>
         </m:sSub>
@@ -6016,59 +4800,19 @@
         <w:t xml:space="preserve"> </w:t>
       </w:r>
       <w:r>
-        <w:t xml:space="preserve">controls the emotional learning strength assigned to emotional items.</w:t>
-      </w:r>
-      <w:r>
-        <w:t xml:space="preserve"> </w:t>
-      </w:r>
-      <w:r>
-        <w:t xml:space="preserve">When an item’s emotional learning strength is 0, it can still update emotional context through</w:t>
-      </w:r>
-      <w:r>
-        <w:t xml:space="preserve"> </w:t>
-      </w:r>
-      <m:oMath>
-        <m:sSubSup>
-          <m:e>
-            <m:r>
-              <m:t>M</m:t>
-            </m:r>
-          </m:e>
-          <m:sub>
-            <m:r>
-              <m:t>e</m:t>
-            </m:r>
-            <m:r>
-              <m:t>m</m:t>
-            </m:r>
-            <m:r>
-              <m:t>o</m:t>
-            </m:r>
-            <m:r>
-              <m:t>t</m:t>
-            </m:r>
-          </m:sub>
-          <m:sup>
-            <m:r>
-              <m:t>F</m:t>
-            </m:r>
-            <m:r>
-              <m:t>C</m:t>
-            </m:r>
-          </m:sup>
-        </m:sSubSup>
-      </m:oMath>
-      <w:r>
-        <w:t xml:space="preserve"> </w:t>
-      </w:r>
-      <w:r>
-        <w:t xml:space="preserve">but does not add emotional context-to-feature support.</w:t>
-      </w:r>
-      <w:r>
-        <w:t xml:space="preserve"> </w:t>
-      </w:r>
-      <w:r>
-        <w:t xml:space="preserve">When</w:t>
+        <w:t xml:space="preserve">and neutral or default items receive 0.</w:t>
+      </w:r>
+      <w:r>
+        <w:t xml:space="preserve"> </w:t>
+      </w:r>
+      <w:r>
+        <w:t xml:space="preserve">When enabled, this term scales context-to-feature learning for the affective category components of context.</w:t>
+      </w:r>
+      <w:r>
+        <w:t xml:space="preserve"> </w:t>
+      </w:r>
+      <w:r>
+        <w:t xml:space="preserve">The parameter</w:t>
       </w:r>
       <w:r>
         <w:t xml:space="preserve"> </w:t>
@@ -6077,12 +4821,92 @@
         <m:sSub>
           <m:e>
             <m:r>
-              <m:t>ω</m:t>
+              <m:t>ϕ</m:t>
             </m:r>
           </m:e>
           <m:sub>
             <m:r>
-              <m:t>E</m:t>
+              <m:rPr>
+                <m:sty m:val="p"/>
+              </m:rPr>
+              <m:t>e</m:t>
+            </m:r>
+            <m:r>
+              <m:rPr>
+                <m:sty m:val="p"/>
+              </m:rPr>
+              <m:t>m</m:t>
+            </m:r>
+            <m:r>
+              <m:rPr>
+                <m:sty m:val="p"/>
+              </m:rPr>
+              <m:t>o</m:t>
+            </m:r>
+            <m:r>
+              <m:rPr>
+                <m:sty m:val="p"/>
+              </m:rPr>
+              <m:t>t</m:t>
+            </m:r>
+          </m:sub>
+        </m:sSub>
+      </m:oMath>
+      <w:r>
+        <w:t xml:space="preserve"> </w:t>
+      </w:r>
+      <w:r>
+        <w:t xml:space="preserve">controls the learning strength assigned to the marked affective category.</w:t>
+      </w:r>
+      <w:r>
+        <w:t xml:space="preserve"> </w:t>
+      </w:r>
+      <w:r>
+        <w:t xml:space="preserve">When</w:t>
+      </w:r>
+      <w:r>
+        <w:t xml:space="preserve"> </w:t>
+      </w:r>
+      <m:oMath>
+        <m:sSub>
+          <m:e>
+            <m:r>
+              <m:t>ϕ</m:t>
+            </m:r>
+          </m:e>
+          <m:sub>
+            <m:r>
+              <m:rPr>
+                <m:sty m:val="p"/>
+              </m:rPr>
+              <m:t>e</m:t>
+            </m:r>
+            <m:r>
+              <m:rPr>
+                <m:sty m:val="p"/>
+              </m:rPr>
+              <m:t>m</m:t>
+            </m:r>
+            <m:r>
+              <m:rPr>
+                <m:sty m:val="p"/>
+              </m:rPr>
+              <m:t>o</m:t>
+            </m:r>
+            <m:r>
+              <m:rPr>
+                <m:sty m:val="p"/>
+              </m:rPr>
+              <m:t>t</m:t>
+            </m:r>
+            <m:r>
+              <m:rPr>
+                <m:sty m:val="p"/>
+              </m:rPr>
+              <m:t>,</m:t>
+            </m:r>
+            <m:r>
+              <m:t>i</m:t>
             </m:r>
           </m:sub>
         </m:sSub>
@@ -6097,156 +4921,13 @@
         </m:r>
       </m:oMath>
       <w:r>
-        <w:t xml:space="preserve">, the emotional pathway does not contribute emotional-context retrieval competition.</w:t>
-      </w:r>
-      <w:r>
-        <w:t xml:space="preserve"> </w:t>
-      </w:r>
-      <w:r>
-        <w:t xml:space="preserve">When film and task items share an emotional category with nonzero learning strength, this pathway can amplify competition beyond temporal proximity alone.</w:t>
-      </w:r>
-      <w:r>
-        <w:t xml:space="preserve"> </w:t>
-      </w:r>
-      <w:r>
-        <w:t xml:space="preserve">Otherwise, task items compete through temporal context and their learned task strength.</w:t>
-      </w:r>
-    </w:p>
-    <w:bookmarkEnd w:id="34"/>
-    <w:bookmarkStart w:id="35" w:name="reminder-reinstatement"/>
-    <w:p>
-      <w:pPr>
-        <w:pStyle w:val="Heading2"/>
-      </w:pPr>
-      <w:r>
-        <w:t xml:space="preserve">Reminder Reinstatement</w:t>
-      </w:r>
-    </w:p>
-    <w:p>
-      <w:pPr>
-        <w:pStyle w:val="FirstParagraph"/>
-      </w:pPr>
-      <w:r>
-        <w:t xml:space="preserve">In the trauma-film paradigm, a film clip presented as a reminder between the break and task phases serves to reinstate the film’s encoding context.</w:t>
-      </w:r>
-      <w:r>
-        <w:t xml:space="preserve"> </w:t>
-      </w:r>
-      <w:r>
-        <w:t xml:space="preserve">The model implements this in two steps.</w:t>
-      </w:r>
-      <w:r>
-        <w:t xml:space="preserve"> </w:t>
-      </w:r>
-      <w:r>
-        <w:t xml:space="preserve">First, temporal context can drift toward its start state before the reminder arrives:</w:t>
-      </w:r>
-    </w:p>
-    <w:p>
-      <w:pPr>
-        <w:pStyle w:val="BodyText"/>
-      </w:pPr>
-      <m:oMathPara>
-        <m:oMathParaPr>
-          <m:jc m:val="center"/>
-        </m:oMathParaPr>
-        <m:oMath>
-          <m:sSubSup>
-            <m:e>
-              <m:r>
-                <m:t>c</m:t>
-              </m:r>
-            </m:e>
-            <m:sub>
-              <m:r>
-                <m:rPr>
-                  <m:nor/>
-                  <m:sty m:val="p"/>
-                </m:rPr>
-                <m:t>rem</m:t>
-              </m:r>
-            </m:sub>
-            <m:sup>
-              <m:r>
-                <m:t>T</m:t>
-              </m:r>
-            </m:sup>
-          </m:sSubSup>
-          <m:r>
-            <m:rPr>
-              <m:sty m:val="p"/>
-            </m:rPr>
-            <m:t>=</m:t>
-          </m:r>
-          <m:r>
-            <m:t>ρ</m:t>
-          </m:r>
-          <m:r>
-            <m:t> </m:t>
-          </m:r>
-          <m:sSup>
-            <m:e>
-              <m:r>
-                <m:t>c</m:t>
-              </m:r>
-            </m:e>
-            <m:sup>
-              <m:r>
-                <m:t>T</m:t>
-              </m:r>
-            </m:sup>
-          </m:sSup>
-          <m:r>
-            <m:rPr>
-              <m:sty m:val="p"/>
-            </m:rPr>
-            <m:t>+</m:t>
-          </m:r>
-          <m:sSub>
-            <m:e>
-              <m:r>
-                <m:t>β</m:t>
-              </m:r>
-            </m:e>
-            <m:sub>
-              <m:r>
-                <m:rPr>
-                  <m:nor/>
-                  <m:sty m:val="p"/>
-                </m:rPr>
-                <m:t>rem,start</m:t>
-              </m:r>
-            </m:sub>
-          </m:sSub>
-          <m:r>
-            <m:t> </m:t>
-          </m:r>
-          <m:sSubSup>
-            <m:e>
-              <m:r>
-                <m:t>c</m:t>
-              </m:r>
-            </m:e>
-            <m:sub>
-              <m:r>
-                <m:t>0</m:t>
-              </m:r>
-            </m:sub>
-            <m:sup>
-              <m:r>
-                <m:t>T</m:t>
-              </m:r>
-            </m:sup>
-          </m:sSubSup>
-        </m:oMath>
-      </m:oMathPara>
-    </w:p>
-    <w:p>
-      <w:pPr>
-        <w:pStyle w:val="FirstParagraph"/>
-      </w:pPr>
-      <w:r>
-        <w:t xml:space="preserve">Here,</w:t>
+        <w:t xml:space="preserve">, the item can still update affective category context but does not add affective context-to-feature support.</w:t>
+      </w:r>
+      <w:r>
+        <w:t xml:space="preserve"> </w:t>
+      </w:r>
+      <w:r>
+        <w:t xml:space="preserve">When</w:t>
       </w:r>
       <w:r>
         <w:t xml:space="preserve"> </w:t>
@@ -6255,16 +4936,33 @@
         <m:sSub>
           <m:e>
             <m:r>
-              <m:t>β</m:t>
+              <m:t>ϕ</m:t>
             </m:r>
           </m:e>
           <m:sub>
             <m:r>
               <m:rPr>
-                <m:nor/>
                 <m:sty m:val="p"/>
               </m:rPr>
-              <m:t>rem,start</m:t>
+              <m:t>e</m:t>
+            </m:r>
+            <m:r>
+              <m:rPr>
+                <m:sty m:val="p"/>
+              </m:rPr>
+              <m:t>m</m:t>
+            </m:r>
+            <m:r>
+              <m:rPr>
+                <m:sty m:val="p"/>
+              </m:rPr>
+              <m:t>o</m:t>
+            </m:r>
+            <m:r>
+              <m:rPr>
+                <m:sty m:val="p"/>
+              </m:rPr>
+              <m:t>t</m:t>
             </m:r>
           </m:sub>
         </m:sSub>
@@ -6274,33 +4972,127 @@
           </m:rPr>
           <m:t>=</m:t>
         </m:r>
-        <m:sSubSup>
+        <m:r>
+          <m:t>0</m:t>
+        </m:r>
+      </m:oMath>
+      <w:r>
+        <w:t xml:space="preserve">, affective category context does not contribute retrieval competition.</w:t>
+      </w:r>
+      <w:r>
+        <w:t xml:space="preserve"> </w:t>
+      </w:r>
+      <w:r>
+        <w:t xml:space="preserve">Simulation 3 uses this machinery to examine whether affective matching and affective encoding strength alter competitor effectiveness.</w:t>
+      </w:r>
+    </w:p>
+    <w:bookmarkEnd w:id="34"/>
+    <w:bookmarkStart w:id="35" w:name="reminder-reinstatement"/>
+    <w:p>
+      <w:pPr>
+        <w:pStyle w:val="Heading2"/>
+      </w:pPr>
+      <w:r>
+        <w:t xml:space="preserve">Reminder Reinstatement</w:t>
+      </w:r>
+    </w:p>
+    <w:p>
+      <w:pPr>
+        <w:pStyle w:val="FirstParagraph"/>
+      </w:pPr>
+      <w:r>
+        <w:t xml:space="preserve">Delayed-interference simulations insert a film reminder before the task phase.</w:t>
+      </w:r>
+      <w:r>
+        <w:t xml:space="preserve"> </w:t>
+      </w:r>
+      <w:r>
+        <w:t xml:space="preserve">Before the reminder, context may drift toward the start state, capturing context change across the delay.</w:t>
+      </w:r>
+      <w:r>
+        <w:t xml:space="preserve"> </w:t>
+      </w:r>
+      <w:r>
+        <w:t xml:space="preserve">The reminder cue then probes</w:t>
+      </w:r>
+      <w:r>
+        <w:t xml:space="preserve"> </w:t>
+      </w:r>
+      <m:oMath>
+        <m:sSup>
           <m:e>
             <m:r>
-              <m:t>s</m:t>
+              <m:t>M</m:t>
             </m:r>
           </m:e>
-          <m:sub>
-            <m:r>
-              <m:rPr>
-                <m:nor/>
-                <m:sty m:val="p"/>
-              </m:rPr>
-              <m:t>rem,start</m:t>
-            </m:r>
-          </m:sub>
           <m:sup>
             <m:r>
-              <m:t>β</m:t>
+              <m:t>F</m:t>
+            </m:r>
+            <m:r>
+              <m:t>C</m:t>
             </m:r>
           </m:sup>
-        </m:sSubSup>
-        <m:r>
-          <m:rPr>
-            <m:sty m:val="p"/>
-          </m:rPr>
-          <m:t>⋅</m:t>
-        </m:r>
+        </m:sSup>
+      </m:oMath>
+      <w:r>
+        <w:t xml:space="preserve"> </w:t>
+      </w:r>
+      <w:r>
+        <w:t xml:space="preserve">and updates current context using the same unit-length context-update rule defined above.</w:t>
+      </w:r>
+      <w:r>
+        <w:t xml:space="preserve"> </w:t>
+      </w:r>
+      <w:r>
+        <w:t xml:space="preserve">No new associations are learned during this reminder step, and the reminder cue is not added as a recallable item.</w:t>
+      </w:r>
+      <w:r>
+        <w:t xml:space="preserve"> </w:t>
+      </w:r>
+      <w:r>
+        <w:t xml:space="preserve">Its role is to reinstate film-associated context before ordinary task encoding resumes.</w:t>
+      </w:r>
+      <w:r>
+        <w:t xml:space="preserve"> </w:t>
+      </w:r>
+      <w:r>
+        <w:t xml:space="preserve">Task items encoded after stronger reminder reinstatement are therefore associated with context states more similar to those associated with film items.</w:t>
+      </w:r>
+      <w:r>
+        <w:t xml:space="preserve"> </w:t>
+      </w:r>
+      <w:r>
+        <w:t xml:space="preserve">Delayed interference is thus graded by reminder reinstatement and subsequent drift, rather than by an all-or-none reactivation window.</w:t>
+      </w:r>
+    </w:p>
+    <w:bookmarkEnd w:id="35"/>
+    <w:bookmarkStart w:id="36" w:name="retrieval-control-and-termination"/>
+    <w:p>
+      <w:pPr>
+        <w:pStyle w:val="Heading2"/>
+      </w:pPr>
+      <w:r>
+        <w:t xml:space="preserve">Retrieval, Control, and Termination</w:t>
+      </w:r>
+    </w:p>
+    <w:p>
+      <w:pPr>
+        <w:pStyle w:val="FirstParagraph"/>
+      </w:pPr>
+      <w:r>
+        <w:t xml:space="preserve">Context-to-feature retrieval underlies both unguided retrieval and deliberate recall.</w:t>
+      </w:r>
+      <w:r>
+        <w:t xml:space="preserve"> </w:t>
+      </w:r>
+      <w:r>
+        <w:t xml:space="preserve">At the start of retrieval, context can drift toward its start state, with</w:t>
+      </w:r>
+      <w:r>
+        <w:t xml:space="preserve"> </w:t>
+      </w:r>
+      <m:oMath>
         <m:sSub>
           <m:e>
             <m:r>
@@ -6330,21 +5122,36 @@
         <w:t xml:space="preserve"> </w:t>
       </w:r>
       <w:r>
-        <w:t xml:space="preserve">sets how strongly context shifts toward the pre-experimental state before the reminder arrives.</w:t>
-      </w:r>
-      <w:r>
-        <w:t xml:space="preserve"> </w:t>
-      </w:r>
-      <w:r>
-        <w:t xml:space="preserve">This partial reinstatement moves context back toward temporal states associated with film encoding.</w:t>
-      </w:r>
-    </w:p>
-    <w:p>
-      <w:pPr>
-        <w:pStyle w:val="BodyText"/>
-      </w:pPr>
-      <w:r>
-        <w:t xml:space="preserve">Second, each reminder item reinstates both context streams through the same feature-to-context pathway used during recall:</w:t>
+        <w:t xml:space="preserve">controlling the strength of this reinstatement.</w:t>
+      </w:r>
+      <w:r>
+        <w:t xml:space="preserve"> </w:t>
+      </w:r>
+      <w:r>
+        <w:t xml:space="preserve">The current context then cues encoded items through</w:t>
+      </w:r>
+      <w:r>
+        <w:t xml:space="preserve"> </w:t>
+      </w:r>
+      <m:oMath>
+        <m:sSup>
+          <m:e>
+            <m:r>
+              <m:t>M</m:t>
+            </m:r>
+          </m:e>
+          <m:sup>
+            <m:r>
+              <m:t>C</m:t>
+            </m:r>
+            <m:r>
+              <m:t>F</m:t>
+            </m:r>
+          </m:sup>
+        </m:sSup>
+      </m:oMath>
+      <w:r>
+        <w:t xml:space="preserve">:</w:t>
       </w:r>
     </w:p>
     <w:p>
@@ -6356,968 +5163,7 @@
           <m:jc m:val="center"/>
         </m:oMathParaPr>
         <m:oMath>
-          <m:sSubSup>
-            <m:e>
-              <m:r>
-                <m:t>c</m:t>
-              </m:r>
-            </m:e>
-            <m:sub>
-              <m:r>
-                <m:rPr>
-                  <m:nor/>
-                  <m:sty m:val="p"/>
-                </m:rPr>
-                <m:t>cue</m:t>
-              </m:r>
-            </m:sub>
-            <m:sup>
-              <m:r>
-                <m:t>I</m:t>
-              </m:r>
-              <m:r>
-                <m:t>N</m:t>
-              </m:r>
-              <m:r>
-                <m:rPr>
-                  <m:sty m:val="p"/>
-                </m:rPr>
-                <m:t>,</m:t>
-              </m:r>
-              <m:r>
-                <m:t>T</m:t>
-              </m:r>
-            </m:sup>
-          </m:sSubSup>
-          <m:r>
-            <m:rPr>
-              <m:sty m:val="p"/>
-            </m:rPr>
-            <m:t>=</m:t>
-          </m:r>
-          <m:sSup>
-            <m:e>
-              <m:r>
-                <m:t>M</m:t>
-              </m:r>
-            </m:e>
-            <m:sup>
-              <m:r>
-                <m:t>F</m:t>
-              </m:r>
-              <m:r>
-                <m:t>C</m:t>
-              </m:r>
-            </m:sup>
-          </m:sSup>
           <m:sSub>
-            <m:e>
-              <m:r>
-                <m:t>f</m:t>
-              </m:r>
-            </m:e>
-            <m:sub>
-              <m:r>
-                <m:rPr>
-                  <m:nor/>
-                  <m:sty m:val="p"/>
-                </m:rPr>
-                <m:t>cue</m:t>
-              </m:r>
-            </m:sub>
-          </m:sSub>
-        </m:oMath>
-      </m:oMathPara>
-    </w:p>
-    <w:p>
-      <w:pPr>
-        <w:pStyle w:val="FirstParagraph"/>
-      </w:pPr>
-      <m:oMathPara>
-        <m:oMathParaPr>
-          <m:jc m:val="center"/>
-        </m:oMathParaPr>
-        <m:oMath>
-          <m:sSup>
-            <m:e>
-              <m:r>
-                <m:t>c</m:t>
-              </m:r>
-            </m:e>
-            <m:sup>
-              <m:r>
-                <m:t>T</m:t>
-              </m:r>
-            </m:sup>
-          </m:sSup>
-          <m:r>
-            <m:rPr>
-              <m:sty m:val="p"/>
-            </m:rPr>
-            <m:t>←</m:t>
-          </m:r>
-          <m:sSub>
-            <m:e>
-              <m:r>
-                <m:t>ρ</m:t>
-              </m:r>
-            </m:e>
-            <m:sub>
-              <m:r>
-                <m:t>T</m:t>
-              </m:r>
-            </m:sub>
-          </m:sSub>
-          <m:r>
-            <m:t> </m:t>
-          </m:r>
-          <m:sSup>
-            <m:e>
-              <m:r>
-                <m:t>c</m:t>
-              </m:r>
-            </m:e>
-            <m:sup>
-              <m:r>
-                <m:t>T</m:t>
-              </m:r>
-            </m:sup>
-          </m:sSup>
-          <m:r>
-            <m:rPr>
-              <m:sty m:val="p"/>
-            </m:rPr>
-            <m:t>+</m:t>
-          </m:r>
-          <m:sSub>
-            <m:e>
-              <m:r>
-                <m:t>β</m:t>
-              </m:r>
-            </m:e>
-            <m:sub>
-              <m:r>
-                <m:rPr>
-                  <m:nor/>
-                  <m:sty m:val="p"/>
-                </m:rPr>
-                <m:t>rem</m:t>
-              </m:r>
-            </m:sub>
-          </m:sSub>
-          <m:r>
-            <m:t> </m:t>
-          </m:r>
-          <m:sSubSup>
-            <m:e>
-              <m:acc>
-                <m:accPr>
-                  <m:chr m:val="̂"/>
-                </m:accPr>
-                <m:e>
-                  <m:r>
-                    <m:t>c</m:t>
-                  </m:r>
-                </m:e>
-              </m:acc>
-            </m:e>
-            <m:sub>
-              <m:r>
-                <m:rPr>
-                  <m:nor/>
-                  <m:sty m:val="p"/>
-                </m:rPr>
-                <m:t>cue</m:t>
-              </m:r>
-            </m:sub>
-            <m:sup>
-              <m:r>
-                <m:t>I</m:t>
-              </m:r>
-              <m:r>
-                <m:t>N</m:t>
-              </m:r>
-              <m:r>
-                <m:rPr>
-                  <m:sty m:val="p"/>
-                </m:rPr>
-                <m:t>,</m:t>
-              </m:r>
-              <m:r>
-                <m:t>T</m:t>
-              </m:r>
-            </m:sup>
-          </m:sSubSup>
-        </m:oMath>
-      </m:oMathPara>
-    </w:p>
-    <w:p>
-      <w:pPr>
-        <w:pStyle w:val="FirstParagraph"/>
-      </w:pPr>
-      <m:oMathPara>
-        <m:oMathParaPr>
-          <m:jc m:val="center"/>
-        </m:oMathParaPr>
-        <m:oMath>
-          <m:sSubSup>
-            <m:e>
-              <m:r>
-                <m:t>c</m:t>
-              </m:r>
-            </m:e>
-            <m:sub>
-              <m:r>
-                <m:rPr>
-                  <m:nor/>
-                  <m:sty m:val="p"/>
-                </m:rPr>
-                <m:t>cue</m:t>
-              </m:r>
-            </m:sub>
-            <m:sup>
-              <m:r>
-                <m:t>I</m:t>
-              </m:r>
-              <m:r>
-                <m:t>N</m:t>
-              </m:r>
-              <m:r>
-                <m:rPr>
-                  <m:sty m:val="p"/>
-                </m:rPr>
-                <m:t>,</m:t>
-              </m:r>
-              <m:r>
-                <m:t>E</m:t>
-              </m:r>
-            </m:sup>
-          </m:sSubSup>
-          <m:r>
-            <m:rPr>
-              <m:sty m:val="p"/>
-            </m:rPr>
-            <m:t>=</m:t>
-          </m:r>
-          <m:sSubSup>
-            <m:e>
-              <m:r>
-                <m:t>M</m:t>
-              </m:r>
-            </m:e>
-            <m:sub>
-              <m:r>
-                <m:t>e</m:t>
-              </m:r>
-              <m:r>
-                <m:t>m</m:t>
-              </m:r>
-              <m:r>
-                <m:t>o</m:t>
-              </m:r>
-              <m:r>
-                <m:t>t</m:t>
-              </m:r>
-            </m:sub>
-            <m:sup>
-              <m:r>
-                <m:t>F</m:t>
-              </m:r>
-              <m:r>
-                <m:t>C</m:t>
-              </m:r>
-            </m:sup>
-          </m:sSubSup>
-          <m:sSub>
-            <m:e>
-              <m:r>
-                <m:t>f</m:t>
-              </m:r>
-            </m:e>
-            <m:sub>
-              <m:r>
-                <m:rPr>
-                  <m:nor/>
-                  <m:sty m:val="p"/>
-                </m:rPr>
-                <m:t>cue</m:t>
-              </m:r>
-            </m:sub>
-          </m:sSub>
-        </m:oMath>
-      </m:oMathPara>
-    </w:p>
-    <w:p>
-      <w:pPr>
-        <w:pStyle w:val="FirstParagraph"/>
-      </w:pPr>
-      <m:oMathPara>
-        <m:oMathParaPr>
-          <m:jc m:val="center"/>
-        </m:oMathParaPr>
-        <m:oMath>
-          <m:sSup>
-            <m:e>
-              <m:r>
-                <m:t>c</m:t>
-              </m:r>
-            </m:e>
-            <m:sup>
-              <m:r>
-                <m:t>E</m:t>
-              </m:r>
-            </m:sup>
-          </m:sSup>
-          <m:r>
-            <m:rPr>
-              <m:sty m:val="p"/>
-            </m:rPr>
-            <m:t>←</m:t>
-          </m:r>
-          <m:sSub>
-            <m:e>
-              <m:r>
-                <m:t>ρ</m:t>
-              </m:r>
-            </m:e>
-            <m:sub>
-              <m:r>
-                <m:t>E</m:t>
-              </m:r>
-            </m:sub>
-          </m:sSub>
-          <m:r>
-            <m:t> </m:t>
-          </m:r>
-          <m:sSup>
-            <m:e>
-              <m:r>
-                <m:t>c</m:t>
-              </m:r>
-            </m:e>
-            <m:sup>
-              <m:r>
-                <m:t>E</m:t>
-              </m:r>
-            </m:sup>
-          </m:sSup>
-          <m:r>
-            <m:rPr>
-              <m:sty m:val="p"/>
-            </m:rPr>
-            <m:t>+</m:t>
-          </m:r>
-          <m:sSub>
-            <m:e>
-              <m:r>
-                <m:t>β</m:t>
-              </m:r>
-            </m:e>
-            <m:sub>
-              <m:r>
-                <m:rPr>
-                  <m:nor/>
-                  <m:sty m:val="p"/>
-                </m:rPr>
-                <m:t>rem</m:t>
-              </m:r>
-            </m:sub>
-          </m:sSub>
-          <m:r>
-            <m:t> </m:t>
-          </m:r>
-          <m:sSubSup>
-            <m:e>
-              <m:acc>
-                <m:accPr>
-                  <m:chr m:val="̂"/>
-                </m:accPr>
-                <m:e>
-                  <m:r>
-                    <m:t>c</m:t>
-                  </m:r>
-                </m:e>
-              </m:acc>
-            </m:e>
-            <m:sub>
-              <m:r>
-                <m:rPr>
-                  <m:nor/>
-                  <m:sty m:val="p"/>
-                </m:rPr>
-                <m:t>cue</m:t>
-              </m:r>
-            </m:sub>
-            <m:sup>
-              <m:r>
-                <m:t>I</m:t>
-              </m:r>
-              <m:r>
-                <m:t>N</m:t>
-              </m:r>
-              <m:r>
-                <m:rPr>
-                  <m:sty m:val="p"/>
-                </m:rPr>
-                <m:t>,</m:t>
-              </m:r>
-              <m:r>
-                <m:t>E</m:t>
-              </m:r>
-            </m:sup>
-          </m:sSubSup>
-        </m:oMath>
-      </m:oMathPara>
-    </w:p>
-    <w:p>
-      <w:pPr>
-        <w:pStyle w:val="FirstParagraph"/>
-      </w:pPr>
-      <w:r>
-        <w:t xml:space="preserve">Here,</w:t>
-      </w:r>
-      <w:r>
-        <w:t xml:space="preserve"> </w:t>
-      </w:r>
-      <m:oMath>
-        <m:sSub>
-          <m:e>
-            <m:r>
-              <m:t>β</m:t>
-            </m:r>
-          </m:e>
-          <m:sub>
-            <m:r>
-              <m:rPr>
-                <m:nor/>
-                <m:sty m:val="p"/>
-              </m:rPr>
-              <m:t>rem</m:t>
-            </m:r>
-          </m:sub>
-        </m:sSub>
-        <m:r>
-          <m:rPr>
-            <m:sty m:val="p"/>
-          </m:rPr>
-          <m:t>=</m:t>
-        </m:r>
-        <m:sSubSup>
-          <m:e>
-            <m:r>
-              <m:t>s</m:t>
-            </m:r>
-          </m:e>
-          <m:sub>
-            <m:r>
-              <m:rPr>
-                <m:nor/>
-                <m:sty m:val="p"/>
-              </m:rPr>
-              <m:t>rem</m:t>
-            </m:r>
-          </m:sub>
-          <m:sup>
-            <m:r>
-              <m:t>β</m:t>
-            </m:r>
-          </m:sup>
-        </m:sSubSup>
-        <m:r>
-          <m:rPr>
-            <m:sty m:val="p"/>
-          </m:rPr>
-          <m:t>⋅</m:t>
-        </m:r>
-        <m:sSub>
-          <m:e>
-            <m:r>
-              <m:t>β</m:t>
-            </m:r>
-          </m:e>
-          <m:sub>
-            <m:r>
-              <m:t>e</m:t>
-            </m:r>
-            <m:r>
-              <m:t>n</m:t>
-            </m:r>
-            <m:r>
-              <m:t>c</m:t>
-            </m:r>
-          </m:sub>
-        </m:sSub>
-      </m:oMath>
-      <w:r>
-        <w:t xml:space="preserve"> </w:t>
-      </w:r>
-      <w:r>
-        <w:t xml:space="preserve">controls how strongly the reminder pulls context toward the film’s encoding state.</w:t>
-      </w:r>
-      <w:r>
-        <w:t xml:space="preserve"> </w:t>
-      </w:r>
-      <w:r>
-        <w:t xml:space="preserve">Critically, reminders reinstate context without forming new associations:</w:t>
-      </w:r>
-      <w:r>
-        <w:t xml:space="preserve"> </w:t>
-      </w:r>
-      <m:oMath>
-        <m:sSup>
-          <m:e>
-            <m:r>
-              <m:t>M</m:t>
-            </m:r>
-          </m:e>
-          <m:sup>
-            <m:r>
-              <m:t>F</m:t>
-            </m:r>
-            <m:r>
-              <m:t>C</m:t>
-            </m:r>
-          </m:sup>
-        </m:sSup>
-      </m:oMath>
-      <w:r>
-        <w:t xml:space="preserve">,</w:t>
-      </w:r>
-      <w:r>
-        <w:t xml:space="preserve"> </w:t>
-      </w:r>
-      <m:oMath>
-        <m:sSup>
-          <m:e>
-            <m:r>
-              <m:t>M</m:t>
-            </m:r>
-          </m:e>
-          <m:sup>
-            <m:r>
-              <m:t>C</m:t>
-            </m:r>
-            <m:r>
-              <m:t>F</m:t>
-            </m:r>
-          </m:sup>
-        </m:sSup>
-      </m:oMath>
-      <w:r>
-        <w:t xml:space="preserve">,</w:t>
-      </w:r>
-      <w:r>
-        <w:t xml:space="preserve"> </w:t>
-      </w:r>
-      <m:oMath>
-        <m:sSubSup>
-          <m:e>
-            <m:r>
-              <m:t>M</m:t>
-            </m:r>
-          </m:e>
-          <m:sub>
-            <m:r>
-              <m:t>e</m:t>
-            </m:r>
-            <m:r>
-              <m:t>m</m:t>
-            </m:r>
-            <m:r>
-              <m:t>o</m:t>
-            </m:r>
-            <m:r>
-              <m:t>t</m:t>
-            </m:r>
-          </m:sub>
-          <m:sup>
-            <m:r>
-              <m:t>F</m:t>
-            </m:r>
-            <m:r>
-              <m:t>C</m:t>
-            </m:r>
-          </m:sup>
-        </m:sSubSup>
-      </m:oMath>
-      <w:r>
-        <w:t xml:space="preserve">, and</w:t>
-      </w:r>
-      <w:r>
-        <w:t xml:space="preserve"> </w:t>
-      </w:r>
-      <m:oMath>
-        <m:sSubSup>
-          <m:e>
-            <m:r>
-              <m:t>M</m:t>
-            </m:r>
-          </m:e>
-          <m:sub>
-            <m:r>
-              <m:t>e</m:t>
-            </m:r>
-            <m:r>
-              <m:t>m</m:t>
-            </m:r>
-            <m:r>
-              <m:t>o</m:t>
-            </m:r>
-            <m:r>
-              <m:t>t</m:t>
-            </m:r>
-          </m:sub>
-          <m:sup>
-            <m:r>
-              <m:t>C</m:t>
-            </m:r>
-            <m:r>
-              <m:t>F</m:t>
-            </m:r>
-          </m:sup>
-        </m:sSubSup>
-      </m:oMath>
-      <w:r>
-        <w:t xml:space="preserve"> </w:t>
-      </w:r>
-      <w:r>
-        <w:t xml:space="preserve">remain unchanged.</w:t>
-      </w:r>
-      <w:r>
-        <w:t xml:space="preserve"> </w:t>
-      </w:r>
-      <w:r>
-        <w:t xml:space="preserve">Reminder cues therefore update context but are not added as new recallable items.</w:t>
-      </w:r>
-      <w:r>
-        <w:t xml:space="preserve"> </w:t>
-      </w:r>
-      <w:r>
-        <w:t xml:space="preserve">This distinction mirrors the clinical logic of a reminder cue: it reactivates the memory without adding new content.</w:t>
-      </w:r>
-    </w:p>
-    <w:p>
-      <w:pPr>
-        <w:pStyle w:val="BodyText"/>
-      </w:pPr>
-      <w:r>
-        <w:t xml:space="preserve">The reminder mechanism has a direct consequence for interference.</w:t>
-      </w:r>
-      <w:r>
-        <w:t xml:space="preserve"> </w:t>
-      </w:r>
-      <w:r>
-        <w:t xml:space="preserve">By pulling context back toward film-associated states, the reminder makes task items encoded immediately afterward associated with temporal and potentially emotional context similar to the film context.</w:t>
-      </w:r>
-      <w:r>
-        <w:t xml:space="preserve"> </w:t>
-      </w:r>
-      <w:r>
-        <w:t xml:space="preserve">Stronger reinstatement (</w:t>
-      </w:r>
-      <m:oMath>
-        <m:sSubSup>
-          <m:e>
-            <m:r>
-              <m:t>s</m:t>
-            </m:r>
-          </m:e>
-          <m:sub>
-            <m:r>
-              <m:rPr>
-                <m:nor/>
-                <m:sty m:val="p"/>
-              </m:rPr>
-              <m:t>rem</m:t>
-            </m:r>
-          </m:sub>
-          <m:sup>
-            <m:r>
-              <m:t>β</m:t>
-            </m:r>
-          </m:sup>
-        </m:sSubSup>
-      </m:oMath>
-      <w:r>
-        <w:t xml:space="preserve"> </w:t>
-      </w:r>
-      <w:r>
-        <w:t xml:space="preserve">closer to 1) produces more overlap between the context cues supporting film targets and task competitors.</w:t>
-      </w:r>
-      <w:r>
-        <w:t xml:space="preserve"> </w:t>
-      </w:r>
-      <w:r>
-        <w:t xml:space="preserve">Delayed-interference simulations therefore manipulate reminder reinstatement as a graded overlap mechanism rather than as an all-or-none reactivation window.</w:t>
-      </w:r>
-    </w:p>
-    <w:bookmarkEnd w:id="35"/>
-    <w:bookmarkStart w:id="36" w:name="retrieval-control-and-termination"/>
-    <w:p>
-      <w:pPr>
-        <w:pStyle w:val="Heading2"/>
-      </w:pPr>
-      <w:r>
-        <w:t xml:space="preserve">Retrieval, Control, and Termination</w:t>
-      </w:r>
-    </w:p>
-    <w:p>
-      <w:pPr>
-        <w:pStyle w:val="FirstParagraph"/>
-      </w:pPr>
-      <w:r>
-        <w:t xml:space="preserve">Context-to-feature retrieval underlies both unguided retrieval and deliberate recall.</w:t>
-      </w:r>
-      <w:r>
-        <w:t xml:space="preserve"> </w:t>
-      </w:r>
-      <w:r>
-        <w:t xml:space="preserve">At the start of retrieval, temporal context can drift toward its start state:</w:t>
-      </w:r>
-    </w:p>
-    <w:p>
-      <w:pPr>
-        <w:pStyle w:val="BodyText"/>
-      </w:pPr>
-      <m:oMathPara>
-        <m:oMathParaPr>
-          <m:jc m:val="center"/>
-        </m:oMathParaPr>
-        <m:oMath>
-          <m:sSubSup>
-            <m:e>
-              <m:r>
-                <m:t>c</m:t>
-              </m:r>
-            </m:e>
-            <m:sub>
-              <m:r>
-                <m:rPr>
-                  <m:nor/>
-                  <m:sty m:val="p"/>
-                </m:rPr>
-                <m:t>start</m:t>
-              </m:r>
-            </m:sub>
-            <m:sup>
-              <m:r>
-                <m:t>T</m:t>
-              </m:r>
-            </m:sup>
-          </m:sSubSup>
-          <m:r>
-            <m:rPr>
-              <m:sty m:val="p"/>
-            </m:rPr>
-            <m:t>=</m:t>
-          </m:r>
-          <m:sSub>
-            <m:e>
-              <m:r>
-                <m:t>ρ</m:t>
-              </m:r>
-            </m:e>
-            <m:sub>
-              <m:r>
-                <m:t>T</m:t>
-              </m:r>
-            </m:sub>
-          </m:sSub>
-          <m:r>
-            <m:t> </m:t>
-          </m:r>
-          <m:sSubSup>
-            <m:e>
-              <m:r>
-                <m:t>c</m:t>
-              </m:r>
-            </m:e>
-            <m:sub>
-              <m:r>
-                <m:t>N</m:t>
-              </m:r>
-            </m:sub>
-            <m:sup>
-              <m:r>
-                <m:t>T</m:t>
-              </m:r>
-            </m:sup>
-          </m:sSubSup>
-          <m:r>
-            <m:rPr>
-              <m:sty m:val="p"/>
-            </m:rPr>
-            <m:t>+</m:t>
-          </m:r>
-          <m:sSub>
-            <m:e>
-              <m:r>
-                <m:t>β</m:t>
-              </m:r>
-            </m:e>
-            <m:sub>
-              <m:r>
-                <m:t>s</m:t>
-              </m:r>
-              <m:r>
-                <m:t>t</m:t>
-              </m:r>
-              <m:r>
-                <m:t>a</m:t>
-              </m:r>
-              <m:r>
-                <m:t>r</m:t>
-              </m:r>
-              <m:r>
-                <m:t>t</m:t>
-              </m:r>
-            </m:sub>
-          </m:sSub>
-          <m:r>
-            <m:t> </m:t>
-          </m:r>
-          <m:sSubSup>
-            <m:e>
-              <m:r>
-                <m:t>c</m:t>
-              </m:r>
-            </m:e>
-            <m:sub>
-              <m:r>
-                <m:t>0</m:t>
-              </m:r>
-            </m:sub>
-            <m:sup>
-              <m:r>
-                <m:t>T</m:t>
-              </m:r>
-            </m:sup>
-          </m:sSubSup>
-        </m:oMath>
-      </m:oMathPara>
-    </w:p>
-    <w:p>
-      <w:pPr>
-        <w:pStyle w:val="FirstParagraph"/>
-      </w:pPr>
-      <w:r>
-        <w:t xml:space="preserve">Here,</w:t>
-      </w:r>
-      <w:r>
-        <w:t xml:space="preserve"> </w:t>
-      </w:r>
-      <m:oMath>
-        <m:sSub>
-          <m:e>
-            <m:r>
-              <m:t>β</m:t>
-            </m:r>
-          </m:e>
-          <m:sub>
-            <m:r>
-              <m:t>s</m:t>
-            </m:r>
-            <m:r>
-              <m:t>t</m:t>
-            </m:r>
-            <m:r>
-              <m:t>a</m:t>
-            </m:r>
-            <m:r>
-              <m:t>r</m:t>
-            </m:r>
-            <m:r>
-              <m:t>t</m:t>
-            </m:r>
-          </m:sub>
-        </m:sSub>
-      </m:oMath>
-      <w:r>
-        <w:t xml:space="preserve"> </w:t>
-      </w:r>
-      <w:r>
-        <w:t xml:space="preserve">controls how much start-of-list context is reinstated at retrieval onset.</w:t>
-      </w:r>
-      <w:r>
-        <w:t xml:space="preserve"> </w:t>
-      </w:r>
-      <w:r>
-        <w:t xml:space="preserve">The current temporal and emotional contexts then cue encoded items through</w:t>
-      </w:r>
-      <w:r>
-        <w:t xml:space="preserve"> </w:t>
-      </w:r>
-      <m:oMath>
-        <m:sSup>
-          <m:e>
-            <m:r>
-              <m:t>M</m:t>
-            </m:r>
-          </m:e>
-          <m:sup>
-            <m:r>
-              <m:t>C</m:t>
-            </m:r>
-            <m:r>
-              <m:t>F</m:t>
-            </m:r>
-          </m:sup>
-        </m:sSup>
-      </m:oMath>
-      <w:r>
-        <w:t xml:space="preserve"> </w:t>
-      </w:r>
-      <w:r>
-        <w:t xml:space="preserve">and</w:t>
-      </w:r>
-      <w:r>
-        <w:t xml:space="preserve"> </w:t>
-      </w:r>
-      <m:oMath>
-        <m:sSubSup>
-          <m:e>
-            <m:r>
-              <m:t>M</m:t>
-            </m:r>
-          </m:e>
-          <m:sub>
-            <m:r>
-              <m:t>e</m:t>
-            </m:r>
-            <m:r>
-              <m:t>m</m:t>
-            </m:r>
-            <m:r>
-              <m:t>o</m:t>
-            </m:r>
-            <m:r>
-              <m:t>t</m:t>
-            </m:r>
-          </m:sub>
-          <m:sup>
-            <m:r>
-              <m:t>C</m:t>
-            </m:r>
-            <m:r>
-              <m:t>F</m:t>
-            </m:r>
-          </m:sup>
-        </m:sSubSup>
-      </m:oMath>
-      <w:r>
-        <w:t xml:space="preserve">:</w:t>
-      </w:r>
-    </w:p>
-    <w:p>
-      <w:pPr>
-        <w:pStyle w:val="BodyText"/>
-      </w:pPr>
-      <m:oMathPara>
-        <m:oMathParaPr>
-          <m:jc m:val="center"/>
-        </m:oMathParaPr>
-        <m:oMath>
-          <m:sSubSup>
             <m:e>
               <m:r>
                 <m:t>a</m:t>
@@ -7328,12 +5174,7 @@
                 <m:t>i</m:t>
               </m:r>
             </m:sub>
-            <m:sup>
-              <m:r>
-                <m:t>T</m:t>
-              </m:r>
-            </m:sup>
-          </m:sSubSup>
+          </m:sSub>
           <m:r>
             <m:rPr>
               <m:sty m:val="p"/>
@@ -7365,18 +5206,9 @@
                       </m:r>
                     </m:sup>
                   </m:sSup>
-                  <m:sSup>
-                    <m:e>
-                      <m:r>
-                        <m:t>c</m:t>
-                      </m:r>
-                    </m:e>
-                    <m:sup>
-                      <m:r>
-                        <m:t>T</m:t>
-                      </m:r>
-                    </m:sup>
-                  </m:sSup>
+                  <m:r>
+                    <m:t>c</m:t>
+                  </m:r>
                 </m:e>
               </m:d>
             </m:e>
@@ -7393,171 +5225,6 @@
       <w:pPr>
         <w:pStyle w:val="FirstParagraph"/>
       </w:pPr>
-      <m:oMathPara>
-        <m:oMathParaPr>
-          <m:jc m:val="center"/>
-        </m:oMathParaPr>
-        <m:oMath>
-          <m:sSubSup>
-            <m:e>
-              <m:r>
-                <m:t>a</m:t>
-              </m:r>
-            </m:e>
-            <m:sub>
-              <m:r>
-                <m:t>i</m:t>
-              </m:r>
-            </m:sub>
-            <m:sup>
-              <m:r>
-                <m:t>E</m:t>
-              </m:r>
-            </m:sup>
-          </m:sSubSup>
-          <m:r>
-            <m:rPr>
-              <m:sty m:val="p"/>
-            </m:rPr>
-            <m:t>=</m:t>
-          </m:r>
-          <m:sSub>
-            <m:e>
-              <m:d>
-                <m:dPr>
-                  <m:begChr m:val="["/>
-                  <m:sepChr m:val=""/>
-                  <m:endChr m:val="]"/>
-                  <m:grow/>
-                </m:dPr>
-                <m:e>
-                  <m:sSubSup>
-                    <m:e>
-                      <m:r>
-                        <m:t>M</m:t>
-                      </m:r>
-                    </m:e>
-                    <m:sub>
-                      <m:r>
-                        <m:t>e</m:t>
-                      </m:r>
-                      <m:r>
-                        <m:t>m</m:t>
-                      </m:r>
-                      <m:r>
-                        <m:t>o</m:t>
-                      </m:r>
-                      <m:r>
-                        <m:t>t</m:t>
-                      </m:r>
-                    </m:sub>
-                    <m:sup>
-                      <m:r>
-                        <m:t>C</m:t>
-                      </m:r>
-                      <m:r>
-                        <m:t>F</m:t>
-                      </m:r>
-                    </m:sup>
-                  </m:sSubSup>
-                  <m:sSup>
-                    <m:e>
-                      <m:r>
-                        <m:t>c</m:t>
-                      </m:r>
-                    </m:e>
-                    <m:sup>
-                      <m:r>
-                        <m:t>E</m:t>
-                      </m:r>
-                    </m:sup>
-                  </m:sSup>
-                </m:e>
-              </m:d>
-            </m:e>
-            <m:sub>
-              <m:r>
-                <m:t>i</m:t>
-              </m:r>
-            </m:sub>
-          </m:sSub>
-        </m:oMath>
-      </m:oMathPara>
-    </w:p>
-    <w:p>
-      <w:pPr>
-        <w:pStyle w:val="FirstParagraph"/>
-      </w:pPr>
-      <m:oMathPara>
-        <m:oMathParaPr>
-          <m:jc m:val="center"/>
-        </m:oMathParaPr>
-        <m:oMath>
-          <m:sSub>
-            <m:e>
-              <m:r>
-                <m:t>a</m:t>
-              </m:r>
-            </m:e>
-            <m:sub>
-              <m:r>
-                <m:t>i</m:t>
-              </m:r>
-            </m:sub>
-          </m:sSub>
-          <m:r>
-            <m:rPr>
-              <m:sty m:val="p"/>
-            </m:rPr>
-            <m:t>=</m:t>
-          </m:r>
-          <m:sSubSup>
-            <m:e>
-              <m:r>
-                <m:t>a</m:t>
-              </m:r>
-            </m:e>
-            <m:sub>
-              <m:r>
-                <m:t>i</m:t>
-              </m:r>
-            </m:sub>
-            <m:sup>
-              <m:r>
-                <m:t>T</m:t>
-              </m:r>
-            </m:sup>
-          </m:sSubSup>
-          <m:r>
-            <m:rPr>
-              <m:sty m:val="p"/>
-            </m:rPr>
-            <m:t>+</m:t>
-          </m:r>
-          <m:sSubSup>
-            <m:e>
-              <m:r>
-                <m:t>a</m:t>
-              </m:r>
-            </m:e>
-            <m:sub>
-              <m:r>
-                <m:t>i</m:t>
-              </m:r>
-            </m:sub>
-            <m:sup>
-              <m:r>
-                <m:t>E</m:t>
-              </m:r>
-            </m:sup>
-          </m:sSubSup>
-        </m:oMath>
-      </m:oMathPara>
-    </w:p>
-    <w:p>
-      <w:pPr>
-        <w:pStyle w:val="FirstParagraph"/>
-      </w:pPr>
       <w:r>
         <w:t xml:space="preserve">Because encoded items compete for retrieval, adding competitors in contextually similar states reduces each film item’s share of retrieval probability.</w:t>
       </w:r>
@@ -7571,9 +5238,18 @@
         <w:t xml:space="preserve"> </w:t>
       </w:r>
       <m:oMath>
-        <m:r>
-          <m:t>τ</m:t>
-        </m:r>
+        <m:sSub>
+          <m:e>
+            <m:r>
+              <m:t>τ</m:t>
+            </m:r>
+          </m:e>
+          <m:sub>
+            <m:r>
+              <m:t>c</m:t>
+            </m:r>
+          </m:sub>
+        </m:sSub>
       </m:oMath>
       <w:r>
         <w:t xml:space="preserve"> </w:t>
@@ -7621,9 +5297,18 @@
               </m:r>
             </m:sub>
             <m:sup>
-              <m:r>
-                <m:t>τ</m:t>
-              </m:r>
+              <m:sSub>
+                <m:e>
+                  <m:r>
+                    <m:t>τ</m:t>
+                  </m:r>
+                </m:e>
+                <m:sub>
+                  <m:r>
+                    <m:t>c</m:t>
+                  </m:r>
+                </m:sub>
+              </m:sSub>
             </m:sup>
           </m:sSubSup>
         </m:oMath>
@@ -7759,9 +5444,39 @@
         <w:t xml:space="preserve"> </w:t>
       </w:r>
       <m:oMath>
-        <m:r>
-          <m:t>P</m:t>
-        </m:r>
+        <m:sSub>
+          <m:e>
+            <m:r>
+              <m:t>P</m:t>
+            </m:r>
+          </m:e>
+          <m:sub>
+            <m:r>
+              <m:rPr>
+                <m:sty m:val="p"/>
+              </m:rPr>
+              <m:t>s</m:t>
+            </m:r>
+            <m:r>
+              <m:rPr>
+                <m:sty m:val="p"/>
+              </m:rPr>
+              <m:t>t</m:t>
+            </m:r>
+            <m:r>
+              <m:rPr>
+                <m:sty m:val="p"/>
+              </m:rPr>
+              <m:t>o</m:t>
+            </m:r>
+            <m:r>
+              <m:rPr>
+                <m:sty m:val="p"/>
+              </m:rPr>
+              <m:t>p</m:t>
+            </m:r>
+          </m:sub>
+        </m:sSub>
         <m:d>
           <m:dPr>
             <m:begChr m:val="("/>
@@ -7770,19 +5485,6 @@
             <m:grow/>
           </m:dPr>
           <m:e>
-            <m:r>
-              <m:rPr>
-                <m:nor/>
-                <m:sty m:val="p"/>
-              </m:rPr>
-              <m:t>stop</m:t>
-            </m:r>
-            <m:r>
-              <m:rPr>
-                <m:sty m:val="p"/>
-              </m:rPr>
-              <m:t>,</m:t>
-            </m:r>
             <m:r>
               <m:t>j</m:t>
             </m:r>
@@ -7816,9 +5518,39 @@
               </m:rPr>
               <m:t>−</m:t>
             </m:r>
-            <m:r>
-              <m:t>P</m:t>
-            </m:r>
+            <m:sSub>
+              <m:e>
+                <m:r>
+                  <m:t>P</m:t>
+                </m:r>
+              </m:e>
+              <m:sub>
+                <m:r>
+                  <m:rPr>
+                    <m:sty m:val="p"/>
+                  </m:rPr>
+                  <m:t>s</m:t>
+                </m:r>
+                <m:r>
+                  <m:rPr>
+                    <m:sty m:val="p"/>
+                  </m:rPr>
+                  <m:t>t</m:t>
+                </m:r>
+                <m:r>
+                  <m:rPr>
+                    <m:sty m:val="p"/>
+                  </m:rPr>
+                  <m:t>o</m:t>
+                </m:r>
+                <m:r>
+                  <m:rPr>
+                    <m:sty m:val="p"/>
+                  </m:rPr>
+                  <m:t>p</m:t>
+                </m:r>
+              </m:sub>
+            </m:sSub>
             <m:d>
               <m:dPr>
                 <m:begChr m:val="("/>
@@ -7827,19 +5559,6 @@
                 <m:grow/>
               </m:dPr>
               <m:e>
-                <m:r>
-                  <m:rPr>
-                    <m:nor/>
-                    <m:sty m:val="p"/>
-                  </m:rPr>
-                  <m:t>stop</m:t>
-                </m:r>
-                <m:r>
-                  <m:rPr>
-                    <m:sty m:val="p"/>
-                  </m:rPr>
-                  <m:t>,</m:t>
-                </m:r>
                 <m:r>
                   <m:t>j</m:t>
                 </m:r>
@@ -7902,9 +5621,39 @@
           <m:jc m:val="center"/>
         </m:oMathParaPr>
         <m:oMath>
-          <m:r>
-            <m:t>P</m:t>
-          </m:r>
+          <m:sSub>
+            <m:e>
+              <m:r>
+                <m:t>P</m:t>
+              </m:r>
+            </m:e>
+            <m:sub>
+              <m:r>
+                <m:rPr>
+                  <m:sty m:val="p"/>
+                </m:rPr>
+                <m:t>s</m:t>
+              </m:r>
+              <m:r>
+                <m:rPr>
+                  <m:sty m:val="p"/>
+                </m:rPr>
+                <m:t>t</m:t>
+              </m:r>
+              <m:r>
+                <m:rPr>
+                  <m:sty m:val="p"/>
+                </m:rPr>
+                <m:t>o</m:t>
+              </m:r>
+              <m:r>
+                <m:rPr>
+                  <m:sty m:val="p"/>
+                </m:rPr>
+                <m:t>p</m:t>
+              </m:r>
+            </m:sub>
+          </m:sSub>
           <m:d>
             <m:dPr>
               <m:begChr m:val="("/>
@@ -7913,19 +5662,6 @@
               <m:grow/>
             </m:dPr>
             <m:e>
-              <m:r>
-                <m:rPr>
-                  <m:nor/>
-                  <m:sty m:val="p"/>
-                </m:rPr>
-                <m:t>stop</m:t>
-              </m:r>
-              <m:r>
-                <m:rPr>
-                  <m:sty m:val="p"/>
-                </m:rPr>
-                <m:t>,</m:t>
-              </m:r>
               <m:r>
                 <m:t>j</m:t>
               </m:r>
@@ -8053,278 +5789,11 @@
         <w:t xml:space="preserve"> </w:t>
       </w:r>
       <w:r>
-        <w:t xml:space="preserve">When an item is recalled, both context streams reinstate its associated context:</w:t>
-      </w:r>
-    </w:p>
-    <w:p>
-      <w:pPr>
-        <w:pStyle w:val="BodyText"/>
-      </w:pPr>
-      <m:oMathPara>
-        <m:oMathParaPr>
-          <m:jc m:val="center"/>
-        </m:oMathParaPr>
-        <m:oMath>
-          <m:sSup>
-            <m:e>
-              <m:r>
-                <m:t>c</m:t>
-              </m:r>
-            </m:e>
-            <m:sup>
-              <m:r>
-                <m:t>T</m:t>
-              </m:r>
-            </m:sup>
-          </m:sSup>
-          <m:r>
-            <m:rPr>
-              <m:sty m:val="p"/>
-            </m:rPr>
-            <m:t>←</m:t>
-          </m:r>
-          <m:sSub>
-            <m:e>
-              <m:r>
-                <m:t>ρ</m:t>
-              </m:r>
-            </m:e>
-            <m:sub>
-              <m:r>
-                <m:t>T</m:t>
-              </m:r>
-            </m:sub>
-          </m:sSub>
-          <m:r>
-            <m:t> </m:t>
-          </m:r>
-          <m:sSup>
-            <m:e>
-              <m:r>
-                <m:t>c</m:t>
-              </m:r>
-            </m:e>
-            <m:sup>
-              <m:r>
-                <m:t>T</m:t>
-              </m:r>
-            </m:sup>
-          </m:sSup>
-          <m:r>
-            <m:rPr>
-              <m:sty m:val="p"/>
-            </m:rPr>
-            <m:t>+</m:t>
-          </m:r>
-          <m:sSub>
-            <m:e>
-              <m:r>
-                <m:t>κ</m:t>
-              </m:r>
-            </m:e>
-            <m:sub>
-              <m:r>
-                <m:t>i</m:t>
-              </m:r>
-            </m:sub>
-          </m:sSub>
-          <m:sSub>
-            <m:e>
-              <m:r>
-                <m:t>β</m:t>
-              </m:r>
-            </m:e>
-            <m:sub>
-              <m:r>
-                <m:t>r</m:t>
-              </m:r>
-              <m:r>
-                <m:t>e</m:t>
-              </m:r>
-              <m:r>
-                <m:t>c</m:t>
-              </m:r>
-            </m:sub>
-          </m:sSub>
-          <m:r>
-            <m:t> </m:t>
-          </m:r>
-          <m:sSup>
-            <m:e>
-              <m:r>
-                <m:t>M</m:t>
-              </m:r>
-            </m:e>
-            <m:sup>
-              <m:r>
-                <m:t>F</m:t>
-              </m:r>
-              <m:r>
-                <m:t>C</m:t>
-              </m:r>
-            </m:sup>
-          </m:sSup>
-          <m:sSub>
-            <m:e>
-              <m:r>
-                <m:t>f</m:t>
-              </m:r>
-            </m:e>
-            <m:sub>
-              <m:r>
-                <m:t>i</m:t>
-              </m:r>
-            </m:sub>
-          </m:sSub>
-        </m:oMath>
-      </m:oMathPara>
-    </w:p>
-    <w:p>
-      <w:pPr>
-        <w:pStyle w:val="FirstParagraph"/>
-      </w:pPr>
-      <m:oMathPara>
-        <m:oMathParaPr>
-          <m:jc m:val="center"/>
-        </m:oMathParaPr>
-        <m:oMath>
-          <m:sSup>
-            <m:e>
-              <m:r>
-                <m:t>c</m:t>
-              </m:r>
-            </m:e>
-            <m:sup>
-              <m:r>
-                <m:t>E</m:t>
-              </m:r>
-            </m:sup>
-          </m:sSup>
-          <m:r>
-            <m:rPr>
-              <m:sty m:val="p"/>
-            </m:rPr>
-            <m:t>←</m:t>
-          </m:r>
-          <m:sSub>
-            <m:e>
-              <m:r>
-                <m:t>ρ</m:t>
-              </m:r>
-            </m:e>
-            <m:sub>
-              <m:r>
-                <m:t>E</m:t>
-              </m:r>
-            </m:sub>
-          </m:sSub>
-          <m:r>
-            <m:t> </m:t>
-          </m:r>
-          <m:sSup>
-            <m:e>
-              <m:r>
-                <m:t>c</m:t>
-              </m:r>
-            </m:e>
-            <m:sup>
-              <m:r>
-                <m:t>E</m:t>
-              </m:r>
-            </m:sup>
-          </m:sSup>
-          <m:r>
-            <m:rPr>
-              <m:sty m:val="p"/>
-            </m:rPr>
-            <m:t>+</m:t>
-          </m:r>
-          <m:sSub>
-            <m:e>
-              <m:r>
-                <m:t>κ</m:t>
-              </m:r>
-            </m:e>
-            <m:sub>
-              <m:r>
-                <m:t>i</m:t>
-              </m:r>
-            </m:sub>
-          </m:sSub>
-          <m:sSubSup>
-            <m:e>
-              <m:r>
-                <m:t>β</m:t>
-              </m:r>
-            </m:e>
-            <m:sub>
-              <m:r>
-                <m:t>r</m:t>
-              </m:r>
-              <m:r>
-                <m:t>e</m:t>
-              </m:r>
-              <m:r>
-                <m:t>c</m:t>
-              </m:r>
-            </m:sub>
-            <m:sup>
-              <m:r>
-                <m:t>E</m:t>
-              </m:r>
-            </m:sup>
-          </m:sSubSup>
-          <m:r>
-            <m:t> </m:t>
-          </m:r>
-          <m:sSubSup>
-            <m:e>
-              <m:r>
-                <m:t>M</m:t>
-              </m:r>
-            </m:e>
-            <m:sub>
-              <m:r>
-                <m:t>e</m:t>
-              </m:r>
-              <m:r>
-                <m:t>m</m:t>
-              </m:r>
-              <m:r>
-                <m:t>o</m:t>
-              </m:r>
-              <m:r>
-                <m:t>t</m:t>
-              </m:r>
-            </m:sub>
-            <m:sup>
-              <m:r>
-                <m:t>F</m:t>
-              </m:r>
-              <m:r>
-                <m:t>C</m:t>
-              </m:r>
-            </m:sup>
-          </m:sSubSup>
-          <m:sSub>
-            <m:e>
-              <m:r>
-                <m:t>f</m:t>
-              </m:r>
-            </m:e>
-            <m:sub>
-              <m:r>
-                <m:t>i</m:t>
-              </m:r>
-            </m:sub>
-          </m:sSub>
-        </m:oMath>
-      </m:oMathPara>
-    </w:p>
-    <w:p>
-      <w:pPr>
-        <w:pStyle w:val="FirstParagraph"/>
-      </w:pPr>
+        <w:t xml:space="preserve">When an item is recalled, feature-to-context memory reinstates its associated context using the same unit-length context-update rule defined above.</w:t>
+      </w:r>
+      <w:r>
+        <w:t xml:space="preserve"> </w:t>
+      </w:r>
       <w:r>
         <w:t xml:space="preserve">For target monitoring, let</w:t>
       </w:r>
@@ -8500,13 +5969,13 @@
         <w:t xml:space="preserve"> </w:t>
       </w:r>
       <w:r>
-        <w:t xml:space="preserve">This reinstatement drives context toward the recalled item’s encoding neighborhood, biasing subsequent retrievals toward temporally and emotionally proximate items.</w:t>
-      </w:r>
-      <w:r>
-        <w:t xml:space="preserve"> </w:t>
-      </w:r>
-      <w:r>
-        <w:t xml:space="preserve">This mechanism produces the temporal organization expected of retrieved-context models.</w:t>
+        <w:t xml:space="preserve">This reinstatement drives context toward the recalled item’s encoding neighborhood, biasing subsequent retrievals toward nearby items.</w:t>
+      </w:r>
+      <w:r>
+        <w:t xml:space="preserve"> </w:t>
+      </w:r>
+      <w:r>
+        <w:t xml:space="preserve">This recalled-item update produces temporal organization in retrieval.</w:t>
       </w:r>
     </w:p>
     <w:p>
@@ -8546,87 +6015,11 @@
         <w:t xml:space="preserve"> </w:t>
       </w:r>
       <w:r>
-        <w:t xml:space="preserve">When a test supplies a film item, that item can retrieve its own associated context through feature-to-context memory:</w:t>
-      </w:r>
-    </w:p>
-    <w:p>
-      <w:pPr>
-        <w:pStyle w:val="BodyText"/>
-      </w:pPr>
-      <m:oMathPara>
-        <m:oMathParaPr>
-          <m:jc m:val="center"/>
-        </m:oMathParaPr>
-        <m:oMath>
-          <m:sSubSup>
-            <m:e>
-              <m:r>
-                <m:t>c</m:t>
-              </m:r>
-            </m:e>
-            <m:sub>
-              <m:r>
-                <m:t>i</m:t>
-              </m:r>
-            </m:sub>
-            <m:sup>
-              <m:r>
-                <m:t>I</m:t>
-              </m:r>
-              <m:r>
-                <m:t>N</m:t>
-              </m:r>
-              <m:r>
-                <m:rPr>
-                  <m:sty m:val="p"/>
-                </m:rPr>
-                <m:t>,</m:t>
-              </m:r>
-              <m:r>
-                <m:t>T</m:t>
-              </m:r>
-            </m:sup>
-          </m:sSubSup>
-          <m:r>
-            <m:rPr>
-              <m:sty m:val="p"/>
-            </m:rPr>
-            <m:t>=</m:t>
-          </m:r>
-          <m:sSup>
-            <m:e>
-              <m:r>
-                <m:t>M</m:t>
-              </m:r>
-            </m:e>
-            <m:sup>
-              <m:r>
-                <m:t>F</m:t>
-              </m:r>
-              <m:r>
-                <m:t>C</m:t>
-              </m:r>
-            </m:sup>
-          </m:sSup>
-          <m:sSub>
-            <m:e>
-              <m:r>
-                <m:t>f</m:t>
-              </m:r>
-            </m:e>
-            <m:sub>
-              <m:r>
-                <m:t>i</m:t>
-              </m:r>
-            </m:sub>
-          </m:sSub>
-        </m:oMath>
-      </m:oMathPara>
-    </w:p>
-    <w:p>
-      <w:pPr>
-        <w:pStyle w:val="FirstParagraph"/>
-      </w:pPr>
+        <w:t xml:space="preserve">When a test supplies a film item, that item can retrieve its own associated context through feature-to-context memory.</w:t>
+      </w:r>
+      <w:r>
+        <w:t xml:space="preserve"> </w:t>
+      </w:r>
       <w:r>
         <w:t xml:space="preserve">This route supplies more target-specific information than broad context-to-feature search.</w:t>
       </w:r>
@@ -8658,7 +6051,7 @@
         <w:t xml:space="preserve"> </w:t>
       </w:r>
       <w:r>
-        <w:t xml:space="preserve">For these simulations, the anchor is a pooled emotional-context CMR fit to the Ukraine war photographs free-recall data</w:t>
+        <w:t xml:space="preserve">For these simulations, the anchor is a pooled eCMR fit to the Ukraine war photographs free-recall data</w:t>
       </w:r>
       <w:r>
         <w:t xml:space="preserve"> </w:t>
@@ -8852,7 +6245,7 @@
               <w:pStyle w:val="Compact"/>
             </w:pPr>
             <w:r>
-              <w:t xml:space="preserve">Temporal context drift during study</w:t>
+              <w:t xml:space="preserve">Context drift during study</w:t>
             </w:r>
           </w:p>
         </w:tc>
@@ -8962,121 +6355,7 @@
               <w:pStyle w:val="Compact"/>
             </w:pPr>
             <w:r>
-              <w:t xml:space="preserve">Temporal context drift after recall</w:t>
-            </w:r>
-          </w:p>
-        </w:tc>
-      </w:tr>
-      <w:tr>
-        <w:tc>
-          <w:tcPr/>
-          <w:p>
-            <w:pPr>
-              <w:pStyle w:val="Compact"/>
-            </w:pPr>
-            <m:oMath>
-              <m:sSubSup>
-                <m:e>
-                  <m:r>
-                    <m:t>β</m:t>
-                  </m:r>
-                </m:e>
-                <m:sub>
-                  <m:r>
-                    <m:t>e</m:t>
-                  </m:r>
-                  <m:r>
-                    <m:t>n</m:t>
-                  </m:r>
-                  <m:r>
-                    <m:t>c</m:t>
-                  </m:r>
-                </m:sub>
-                <m:sup>
-                  <m:r>
-                    <m:t>E</m:t>
-                  </m:r>
-                </m:sup>
-              </m:sSubSup>
-            </m:oMath>
-          </w:p>
-        </w:tc>
-        <w:tc>
-          <w:tcPr/>
-          <w:p>
-            <w:pPr>
-              <w:pStyle w:val="Compact"/>
-            </w:pPr>
-            <w:r>
-              <w:t xml:space="preserve">emotional encoding drift rate</w:t>
-            </w:r>
-          </w:p>
-        </w:tc>
-        <w:tc>
-          <w:tcPr/>
-          <w:p>
-            <w:pPr>
-              <w:pStyle w:val="Compact"/>
-            </w:pPr>
-            <w:r>
-              <w:t xml:space="preserve">Emotional context drift during encoding</w:t>
-            </w:r>
-          </w:p>
-        </w:tc>
-      </w:tr>
-      <w:tr>
-        <w:tc>
-          <w:tcPr/>
-          <w:p>
-            <w:pPr>
-              <w:pStyle w:val="Compact"/>
-            </w:pPr>
-            <m:oMath>
-              <m:sSubSup>
-                <m:e>
-                  <m:r>
-                    <m:t>β</m:t>
-                  </m:r>
-                </m:e>
-                <m:sub>
-                  <m:r>
-                    <m:t>r</m:t>
-                  </m:r>
-                  <m:r>
-                    <m:t>e</m:t>
-                  </m:r>
-                  <m:r>
-                    <m:t>c</m:t>
-                  </m:r>
-                </m:sub>
-                <m:sup>
-                  <m:r>
-                    <m:t>E</m:t>
-                  </m:r>
-                </m:sup>
-              </m:sSubSup>
-            </m:oMath>
-          </w:p>
-        </w:tc>
-        <w:tc>
-          <w:tcPr/>
-          <w:p>
-            <w:pPr>
-              <w:pStyle w:val="Compact"/>
-            </w:pPr>
-            <w:r>
-              <w:t xml:space="preserve">emotional recall drift rate</w:t>
-            </w:r>
-          </w:p>
-        </w:tc>
-        <w:tc>
-          <w:tcPr/>
-          <w:p>
-            <w:pPr>
-              <w:pStyle w:val="Compact"/>
-            </w:pPr>
-            <w:r>
-              <w:t xml:space="preserve">Emotional context drift after recall</w:t>
+              <w:t xml:space="preserve">Context drift after recall</w:t>
             </w:r>
           </w:p>
         </w:tc>
@@ -9135,46 +6414,6 @@
                 </m:sup>
               </m:sSup>
             </m:oMath>
-            <w:r>
-              <w:t xml:space="preserve"> </w:t>
-            </w:r>
-            <w:r>
-              <w:t xml:space="preserve">and</w:t>
-            </w:r>
-            <w:r>
-              <w:t xml:space="preserve"> </w:t>
-            </w:r>
-            <m:oMath>
-              <m:sSubSup>
-                <m:e>
-                  <m:r>
-                    <m:t>M</m:t>
-                  </m:r>
-                </m:e>
-                <m:sub>
-                  <m:r>
-                    <m:t>e</m:t>
-                  </m:r>
-                  <m:r>
-                    <m:t>m</m:t>
-                  </m:r>
-                  <m:r>
-                    <m:t>o</m:t>
-                  </m:r>
-                  <m:r>
-                    <m:t>t</m:t>
-                  </m:r>
-                </m:sub>
-                <m:sup>
-                  <m:r>
-                    <m:t>F</m:t>
-                  </m:r>
-                  <m:r>
-                    <m:t>C</m:t>
-                  </m:r>
-                </m:sup>
-              </m:sSubSup>
-            </m:oMath>
           </w:p>
         </w:tc>
       </w:tr>
@@ -9210,7 +6449,7 @@
               <w:pStyle w:val="Compact"/>
             </w:pPr>
             <w:r>
-              <w:t xml:space="preserve">Pre-experimental shared support in temporal</w:t>
+              <w:t xml:space="preserve">Pre-experimental shared support in</w:t>
             </w:r>
             <w:r>
               <w:t xml:space="preserve"> </w:t>
@@ -9267,7 +6506,7 @@
               <w:pStyle w:val="Compact"/>
             </w:pPr>
             <w:r>
-              <w:t xml:space="preserve">Pre-experimental self-support in temporal</w:t>
+              <w:t xml:space="preserve">Pre-experimental self-support in</w:t>
             </w:r>
             <w:r>
               <w:t xml:space="preserve"> </w:t>
@@ -9392,9 +6631,18 @@
               <w:pStyle w:val="Compact"/>
             </w:pPr>
             <m:oMath>
-              <m:r>
-                <m:t>τ</m:t>
-              </m:r>
+              <m:sSub>
+                <m:e>
+                  <m:r>
+                    <m:t>τ</m:t>
+                  </m:r>
+                </m:e>
+                <m:sub>
+                  <m:r>
+                    <m:t>c</m:t>
+                  </m:r>
+                </m:sub>
+              </m:sSub>
             </m:oMath>
           </w:p>
         </w:tc>
@@ -9432,12 +6680,33 @@
               <m:sSub>
                 <m:e>
                   <m:r>
-                    <m:t>ω</m:t>
+                    <m:t>ϕ</m:t>
                   </m:r>
                 </m:e>
                 <m:sub>
                   <m:r>
-                    <m:t>E</m:t>
+                    <m:rPr>
+                      <m:sty m:val="p"/>
+                    </m:rPr>
+                    <m:t>e</m:t>
+                  </m:r>
+                  <m:r>
+                    <m:rPr>
+                      <m:sty m:val="p"/>
+                    </m:rPr>
+                    <m:t>m</m:t>
+                  </m:r>
+                  <m:r>
+                    <m:rPr>
+                      <m:sty m:val="p"/>
+                    </m:rPr>
+                    <m:t>o</m:t>
+                  </m:r>
+                  <m:r>
+                    <m:rPr>
+                      <m:sty m:val="p"/>
+                    </m:rPr>
+                    <m:t>t</m:t>
                   </m:r>
                 </m:sub>
               </m:sSub>
@@ -9451,7 +6720,7 @@
               <w:pStyle w:val="Compact"/>
             </w:pPr>
             <w:r>
-              <w:t xml:space="preserve">emotional learning scale</w:t>
+              <w:t xml:space="preserve">affective learning scale</w:t>
             </w:r>
           </w:p>
         </w:tc>
@@ -9462,7 +6731,7 @@
               <w:pStyle w:val="Compact"/>
             </w:pPr>
             <w:r>
-              <w:t xml:space="preserve">Strength of emotional context-to-feature learning</w:t>
+              <w:t xml:space="preserve">Strength of affective context-to-feature learning</w:t>
             </w:r>
           </w:p>
         </w:tc>
@@ -9849,7 +7118,7 @@
               <m:sSubSup>
                 <m:e>
                   <m:r>
-                    <m:t>s</m:t>
+                    <m:t>m</m:t>
                   </m:r>
                 </m:e>
                 <m:sub>
@@ -9904,7 +7173,7 @@
               <m:sSubSup>
                 <m:e>
                   <m:r>
-                    <m:t>s</m:t>
+                    <m:t>m</m:t>
                   </m:r>
                 </m:e>
                 <m:sub>
@@ -9959,7 +7228,7 @@
               <m:sSubSup>
                 <m:e>
                   <m:r>
-                    <m:t>s</m:t>
+                    <m:t>m</m:t>
                   </m:r>
                 </m:e>
                 <m:sub>
@@ -10014,7 +7283,7 @@
               <m:sSubSup>
                 <m:e>
                   <m:r>
-                    <m:t>s</m:t>
+                    <m:t>m</m:t>
                   </m:r>
                 </m:e>
                 <m:sub>
@@ -10069,7 +7338,7 @@
               <m:sSubSup>
                 <m:e>
                   <m:r>
-                    <m:t>s</m:t>
+                    <m:t>m</m:t>
                   </m:r>
                 </m:e>
                 <m:sub>
@@ -10124,7 +7393,7 @@
               <m:sSubSup>
                 <m:e>
                   <m:r>
-                    <m:t>s</m:t>
+                    <m:t>m</m:t>
                   </m:r>
                 </m:e>
                 <m:sub>
@@ -10164,6 +7433,58 @@
         <w:pStyle w:val="AfterWithoutNote"/>
       </w:pPr>
       <w:r>
+        <w:t xml:space="preserve">This table defines</w:t>
+      </w:r>
+      <w:r>
+        <w:t xml:space="preserve"> </w:t>
+      </w:r>
+      <m:oMath>
+        <m:sSub>
+          <m:e>
+            <m:r>
+              <m:t>β</m:t>
+            </m:r>
+          </m:e>
+          <m:sub>
+            <m:r>
+              <m:t>p</m:t>
+            </m:r>
+          </m:sub>
+        </m:sSub>
+      </m:oMath>
+      <w:r>
+        <w:t xml:space="preserve"> </w:t>
+      </w:r>
+      <w:r>
+        <w:t xml:space="preserve">and</w:t>
+      </w:r>
+      <w:r>
+        <w:t xml:space="preserve"> </w:t>
+      </w:r>
+      <m:oMath>
+        <m:sSub>
+          <m:e>
+            <m:r>
+              <m:t>λ</m:t>
+            </m:r>
+          </m:e>
+          <m:sub>
+            <m:r>
+              <m:t>p</m:t>
+            </m:r>
+          </m:sub>
+        </m:sSub>
+      </m:oMath>
+      <w:r>
+        <w:t xml:space="preserve"> </w:t>
+      </w:r>
+      <w:r>
+        <w:t xml:space="preserve">for each encoded phase.</w:t>
+      </w:r>
+      <w:r>
+        <w:t xml:space="preserve"> </w:t>
+      </w:r>
+      <w:r>
         <w:t xml:space="preserve">The task-phase scales</w:t>
       </w:r>
       <w:r>
@@ -10173,7 +7494,7 @@
         <m:sSubSup>
           <m:e>
             <m:r>
-              <m:t>s</m:t>
+              <m:t>m</m:t>
             </m:r>
           </m:e>
           <m:sub>
@@ -10205,7 +7526,7 @@
         <m:sSubSup>
           <m:e>
             <m:r>
-              <m:t>s</m:t>
+              <m:t>m</m:t>
             </m:r>
           </m:e>
           <m:sub>
@@ -10234,7 +7555,7 @@
         <w:t xml:space="preserve"> </w:t>
       </w:r>
       <w:r>
-        <w:t xml:space="preserve">The drift scale controls how much temporal context changes during task encoding.</w:t>
+        <w:t xml:space="preserve">The drift scale controls how much context changes during task encoding.</w:t>
       </w:r>
       <w:r>
         <w:t xml:space="preserve"> </w:t>
@@ -10397,7 +7718,7 @@
               <m:sSubSup>
                 <m:e>
                   <m:r>
-                    <m:t>s</m:t>
+                    <m:t>m</m:t>
                   </m:r>
                 </m:e>
                 <m:sub>
@@ -10480,7 +7801,7 @@
               <m:sSubSup>
                 <m:e>
                   <m:r>
-                    <m:t>s</m:t>
+                    <m:t>m</m:t>
                   </m:r>
                 </m:e>
                 <m:sub>
@@ -10557,7 +7878,7 @@
               <m:sSubSup>
                 <m:e>
                   <m:r>
-                    <m:t>s</m:t>
+                    <m:t>m</m:t>
                   </m:r>
                 </m:e>
                 <m:sub>
@@ -10646,7 +7967,7 @@
               <m:sSubSup>
                 <m:e>
                   <m:r>
-                    <m:t>s</m:t>
+                    <m:t>m</m:t>
                   </m:r>
                 </m:e>
                 <m:sub>
@@ -10729,7 +8050,7 @@
               <m:sSubSup>
                 <m:e>
                   <m:r>
-                    <m:t>s</m:t>
+                    <m:t>m</m:t>
                   </m:r>
                 </m:e>
                 <m:sub>
@@ -10812,7 +8133,7 @@
               <m:sSubSup>
                 <m:e>
                   <m:r>
-                    <m:t>s</m:t>
+                    <m:t>m</m:t>
                   </m:r>
                 </m:e>
                 <m:sub>
@@ -10889,7 +8210,7 @@
               <m:sSubSup>
                 <m:e>
                   <m:r>
-                    <m:t>s</m:t>
+                    <m:t>m</m:t>
                   </m:r>
                 </m:e>
                 <m:sub>
@@ -10972,7 +8293,7 @@
               <m:sSubSup>
                 <m:e>
                   <m:r>
-                    <m:t>s</m:t>
+                    <m:t>m</m:t>
                   </m:r>
                 </m:e>
                 <m:sub>
@@ -11049,7 +8370,7 @@
               <m:sSubSup>
                 <m:e>
                   <m:r>
-                    <m:t>s</m:t>
+                    <m:t>m</m:t>
                   </m:r>
                 </m:e>
                 <m:sub>
@@ -11138,13 +8459,22 @@
               <m:sSup>
                 <m:e>
                   <m:r>
-                    <m:t>s</m:t>
+                    <m:t>m</m:t>
                   </m:r>
                 </m:e>
                 <m:sup>
-                  <m:r>
-                    <m:t>τ</m:t>
-                  </m:r>
+                  <m:sSub>
+                    <m:e>
+                      <m:r>
+                        <m:t>τ</m:t>
+                      </m:r>
+                    </m:e>
+                    <m:sub>
+                      <m:r>
+                        <m:t>c</m:t>
+                      </m:r>
+                    </m:sub>
+                  </m:sSub>
                 </m:sup>
               </m:sSup>
             </m:oMath>
@@ -11157,9 +8487,18 @@
               <w:pStyle w:val="Compact"/>
             </w:pPr>
             <m:oMath>
-              <m:r>
-                <m:t>τ</m:t>
-              </m:r>
+              <m:sSub>
+                <m:e>
+                  <m:r>
+                    <m:t>τ</m:t>
+                  </m:r>
+                </m:e>
+                <m:sub>
+                  <m:r>
+                    <m:t>c</m:t>
+                  </m:r>
+                </m:sub>
+              </m:sSub>
             </m:oMath>
           </w:p>
         </w:tc>
@@ -11197,12 +8536,33 @@
               <m:sSub>
                 <m:e>
                   <m:r>
-                    <m:t>ω</m:t>
+                    <m:t>ϕ</m:t>
                   </m:r>
                 </m:e>
                 <m:sub>
                   <m:r>
-                    <m:t>E</m:t>
+                    <m:rPr>
+                      <m:sty m:val="p"/>
+                    </m:rPr>
+                    <m:t>e</m:t>
+                  </m:r>
+                  <m:r>
+                    <m:rPr>
+                      <m:sty m:val="p"/>
+                    </m:rPr>
+                    <m:t>m</m:t>
+                  </m:r>
+                  <m:r>
+                    <m:rPr>
+                      <m:sty m:val="p"/>
+                    </m:rPr>
+                    <m:t>o</m:t>
+                  </m:r>
+                  <m:r>
+                    <m:rPr>
+                      <m:sty m:val="p"/>
+                    </m:rPr>
+                    <m:t>t</m:t>
                   </m:r>
                 </m:sub>
               </m:sSub>
@@ -11216,7 +8576,7 @@
               <w:pStyle w:val="Compact"/>
             </w:pPr>
             <w:r>
-              <w:t xml:space="preserve">emotional context-to-feature learning</w:t>
+              <w:t xml:space="preserve">affective context-to-feature learning</w:t>
             </w:r>
           </w:p>
         </w:tc>
@@ -11227,7 +8587,7 @@
               <w:pStyle w:val="Compact"/>
             </w:pPr>
             <w:r>
-              <w:t xml:space="preserve">Emotional learning strength</w:t>
+              <w:t xml:space="preserve">Affective category learning strength</w:t>
             </w:r>
           </w:p>
         </w:tc>
@@ -11238,7 +8598,7 @@
               <w:pStyle w:val="Compact"/>
             </w:pPr>
             <w:r>
-              <w:t xml:space="preserve">Emotional-category overlap sensitivity</w:t>
+              <w:t xml:space="preserve">Affective-category sensitivity</w:t>
             </w:r>
           </w:p>
         </w:tc>
@@ -11302,7 +8662,7 @@
               <m:sSub>
                 <m:e>
                   <m:r>
-                    <m:t>s</m:t>
+                    <m:t>m</m:t>
                   </m:r>
                 </m:e>
                 <m:sub>
@@ -11614,7 +8974,13 @@
         <w:t xml:space="preserve"> </w:t>
       </w:r>
       <w:r>
-        <w:t xml:space="preserve">Competitor strength matters because competitors are retrievable from film-related context, and shared emotional category is relevant only as a sensitivity extension that can increase that competition.</w:t>
+        <w:t xml:space="preserve">Competitor strength matters because competitors are retrievable from film-related context.</w:t>
+      </w:r>
+      <w:r>
+        <w:t xml:space="preserve"> </w:t>
+      </w:r>
+      <w:r>
+        <w:t xml:space="preserve">The affective variant sharpens the boundary condition: stronger affective film encoding can increase baseline film retrieval and reduce vulnerability to mismatched task competitors, whereas affective/source matching can make strong task items more effective competitors.</w:t>
       </w:r>
     </w:p>
     <w:bookmarkEnd w:id="48"/>

--- a/docs/index.docx
+++ b/docs/index.docx
@@ -1061,7 +1061,7 @@
         <w:t xml:space="preserve"> </w:t>
       </w:r>
       <w:r>
-        <w:t xml:space="preserve">Emotional CMR variants (i.e., eCMR and CMR3) add an affective-context stream and emotion-dependent binding, allowing retrieved-context models to capture how affective content shapes recall organization, emotional intrusions, and intentional access</w:t>
+        <w:t xml:space="preserve">Emotional CMR variants (i.e., eCMR and CMR3) add emotional context and emotion-dependent binding, allowing retrieved-context models to capture how affective content shapes recall organization, emotional intrusions, and intentional access</w:t>
       </w:r>
       <w:r>
         <w:t xml:space="preserve"> </w:t>
@@ -1101,7 +1101,7 @@
         <w:t xml:space="preserve"> </w:t>
       </w:r>
       <w:r>
-        <w:t xml:space="preserve">Together, these commitments make the framework a principled setting for testing whether selective interference can arise within a single affectively modulated episodic-memory system.</w:t>
+        <w:t xml:space="preserve">Together, these commitments make the framework a principled setting for testing whether selective interference can arise within a single affectively-modulated episodic-memory system.</w:t>
       </w:r>
     </w:p>
     <w:p>
@@ -1561,7 +1561,7 @@
         <w:t xml:space="preserve"> </w:t>
       </w:r>
       <w:r>
-        <w:t xml:space="preserve">This context-updating loop explains temporal contiguity and temporally organized recall across filled delays</w:t>
+        <w:t xml:space="preserve">This context-updating loop is the standard retrieved-context explanation of temporal contiguity and temporally organized recall across filled delays</w:t>
       </w:r>
       <w:r>
         <w:t xml:space="preserve"> </w:t>
@@ -1827,7 +1827,7 @@
         <w:pStyle w:val="BodyText"/>
       </w:pPr>
       <w:r>
-        <w:t xml:space="preserve">Emotional extensions of CMR represent affect as a source-like context dimension</w:t>
+        <w:t xml:space="preserve">Emotional extensions of CMR represent affect as an additional context dimension</w:t>
       </w:r>
       <w:r>
         <w:t xml:space="preserve"> </w:t>
@@ -1877,7 +1877,7 @@
       </w:r>
     </w:p>
     <w:bookmarkEnd w:id="29"/>
-    <w:bookmarkStart w:id="41" w:name="model-and-paradigm"/>
+    <w:bookmarkStart w:id="38" w:name="model-and-paradigm"/>
     <w:p>
       <w:pPr>
         <w:pStyle w:val="Heading1"/>
@@ -2006,7 +2006,7 @@
         <w:t xml:space="preserve"> </w:t>
       </w:r>
       <w:r>
-        <w:t xml:space="preserve">The selective-interference simulations add two paradigm-specific commitments.</w:t>
+        <w:t xml:space="preserve">Departures from standard list-learning applications of CMR address two features of the selective-interference paradigm.</w:t>
       </w:r>
       <w:r>
         <w:t xml:space="preserve"> </w:t>
@@ -2030,28 +2030,22 @@
         <w:t xml:space="preserve"> </w:t>
       </w:r>
       <w:r>
-        <w:t xml:space="preserve">The equations below specify the feature, context, and memory representations that implement this process.</w:t>
-      </w:r>
-    </w:p>
-    <w:bookmarkStart w:id="31" w:name="X0e31cd4b648ff8f0d4ef77f62e66619fd3ca5da"/>
+        <w:t xml:space="preserve">The section defines the model’s representations and parameters, generic CMR operations, paradigm settings, retrieval-control settings, and affective context.</w:t>
+      </w:r>
+    </w:p>
+    <w:bookmarkStart w:id="31" w:name="representations-and-parameters"/>
     <w:p>
       <w:pPr>
         <w:pStyle w:val="Heading2"/>
       </w:pPr>
       <w:r>
-        <w:t xml:space="preserve">Feature, Context, and Memory Representations</w:t>
+        <w:t xml:space="preserve">Representations and Parameters</w:t>
       </w:r>
     </w:p>
     <w:p>
       <w:pPr>
         <w:pStyle w:val="FirstParagraph"/>
       </w:pPr>
-      <w:r>
-        <w:t xml:space="preserve">All vectors are column vectors.</w:t>
-      </w:r>
-      <w:r>
-        <w:t xml:space="preserve"> </w:t>
-      </w:r>
       <w:r>
         <w:t xml:space="preserve">Each study event</w:t>
       </w:r>
@@ -2191,176 +2185,13 @@
         <w:t xml:space="preserve"> </w:t>
       </w:r>
       <w:r>
-        <w:t xml:space="preserve">The primary context units represent the start state and item-associated temporal context.</w:t>
-      </w:r>
-      <w:r>
-        <w:t xml:space="preserve"> </w:t>
-      </w:r>
-      <w:r>
-        <w:t xml:space="preserve">Affective-overlap variants add a two-unit vector</w:t>
-      </w:r>
-      <w:r>
-        <w:t xml:space="preserve"> </w:t>
-      </w:r>
-      <m:oMath>
-        <m:sSub>
-          <m:e>
-            <m:r>
-              <m:t>s</m:t>
-            </m:r>
-          </m:e>
-          <m:sub>
-            <m:r>
-              <m:t>i</m:t>
-            </m:r>
-          </m:sub>
-        </m:sSub>
-      </m:oMath>
-      <w:r>
-        <w:t xml:space="preserve"> </w:t>
-      </w:r>
-      <w:r>
-        <w:t xml:space="preserve">for each item, with</w:t>
-      </w:r>
-      <w:r>
-        <w:t xml:space="preserve"> </w:t>
-      </w:r>
-      <m:oMath>
-        <m:sSub>
-          <m:e>
-            <m:r>
-              <m:t>s</m:t>
-            </m:r>
-          </m:e>
-          <m:sub>
-            <m:r>
-              <m:t>i</m:t>
-            </m:r>
-          </m:sub>
-        </m:sSub>
-        <m:r>
-          <m:rPr>
-            <m:sty m:val="p"/>
-          </m:rPr>
-          <m:t>=</m:t>
-        </m:r>
-        <m:sSup>
-          <m:e>
-            <m:d>
-              <m:dPr>
-                <m:begChr m:val="["/>
-                <m:sepChr m:val=""/>
-                <m:endChr m:val="]"/>
-                <m:grow/>
-              </m:dPr>
-              <m:e>
-                <m:r>
-                  <m:t>1</m:t>
-                </m:r>
-                <m:r>
-                  <m:rPr>
-                    <m:sty m:val="p"/>
-                  </m:rPr>
-                  <m:t>,</m:t>
-                </m:r>
-                <m:r>
-                  <m:t>0</m:t>
-                </m:r>
-              </m:e>
-            </m:d>
-          </m:e>
-          <m:sup>
-            <m:r>
-              <m:rPr>
-                <m:sty m:val="p"/>
-              </m:rPr>
-              <m:t>⊤</m:t>
-            </m:r>
-          </m:sup>
-        </m:sSup>
-      </m:oMath>
-      <w:r>
-        <w:t xml:space="preserve"> </w:t>
-      </w:r>
-      <w:r>
-        <w:t xml:space="preserve">for items assigned the marked affective category and</w:t>
-      </w:r>
-      <w:r>
-        <w:t xml:space="preserve"> </w:t>
-      </w:r>
-      <m:oMath>
-        <m:sSub>
-          <m:e>
-            <m:r>
-              <m:t>s</m:t>
-            </m:r>
-          </m:e>
-          <m:sub>
-            <m:r>
-              <m:t>i</m:t>
-            </m:r>
-          </m:sub>
-        </m:sSub>
-        <m:r>
-          <m:rPr>
-            <m:sty m:val="p"/>
-          </m:rPr>
-          <m:t>=</m:t>
-        </m:r>
-        <m:sSup>
-          <m:e>
-            <m:d>
-              <m:dPr>
-                <m:begChr m:val="["/>
-                <m:sepChr m:val=""/>
-                <m:endChr m:val="]"/>
-                <m:grow/>
-              </m:dPr>
-              <m:e>
-                <m:r>
-                  <m:t>0</m:t>
-                </m:r>
-                <m:r>
-                  <m:rPr>
-                    <m:sty m:val="p"/>
-                  </m:rPr>
-                  <m:t>,</m:t>
-                </m:r>
-                <m:r>
-                  <m:t>1</m:t>
-                </m:r>
-              </m:e>
-            </m:d>
-          </m:e>
-          <m:sup>
-            <m:r>
-              <m:rPr>
-                <m:sty m:val="p"/>
-              </m:rPr>
-              <m:t>⊤</m:t>
-            </m:r>
-          </m:sup>
-        </m:sSup>
-      </m:oMath>
-      <w:r>
-        <w:t xml:space="preserve"> </w:t>
-      </w:r>
-      <w:r>
-        <w:t xml:space="preserve">for neutral or default items.</w:t>
-      </w:r>
-      <w:r>
-        <w:t xml:space="preserve"> </w:t>
-      </w:r>
-      <w:r>
-        <w:t xml:space="preserve">These category units are used only in the sensitivity machinery described below; the core encoding, reminder, and retrieval operations are written over the full context vector.</w:t>
-      </w:r>
-    </w:p>
-    <w:p>
-      <w:pPr>
-        <w:pStyle w:val="BodyText"/>
-      </w:pPr>
-      <w:r>
-        <w:t xml:space="preserve">Feature-to-context memory maps item features to context.</w:t>
+        <w:t xml:space="preserve">The core context units represent the start state and item-associated temporal context.</w:t>
+      </w:r>
+      <w:r>
+        <w:t xml:space="preserve"> </w:t>
+      </w:r>
+      <w:r>
+        <w:t xml:space="preserve">The model contains two associative matrices.</w:t>
       </w:r>
       <w:r>
         <w:t xml:space="preserve"> </w:t>
@@ -2429,12 +2260,6 @@
         <w:t xml:space="preserve"> </w:t>
       </w:r>
       <w:r>
-        <w:t xml:space="preserve">Context-to-feature memory maps context to item support.</w:t>
-      </w:r>
-      <w:r>
-        <w:t xml:space="preserve"> </w:t>
-      </w:r>
-      <w:r>
         <w:t xml:space="preserve">The matrix</w:t>
       </w:r>
       <w:r>
@@ -2494,12 +2319,102 @@
       <w:r>
         <w:t xml:space="preserve">maps context to feature support.</w:t>
       </w:r>
+      <w:r>
+        <w:t xml:space="preserve"> </w:t>
+      </w:r>
+      <w:r>
+        <w:t xml:space="preserve">All vectors are treated as column vectors, so</w:t>
+      </w:r>
+      <w:r>
+        <w:t xml:space="preserve"> </w:t>
+      </w:r>
+      <m:oMath>
+        <m:sSup>
+          <m:e>
+            <m:r>
+              <m:t>M</m:t>
+            </m:r>
+          </m:e>
+          <m:sup>
+            <m:r>
+              <m:t>F</m:t>
+            </m:r>
+            <m:r>
+              <m:t>C</m:t>
+            </m:r>
+          </m:sup>
+        </m:sSup>
+        <m:r>
+          <m:t>f</m:t>
+        </m:r>
+      </m:oMath>
+      <w:r>
+        <w:t xml:space="preserve"> </w:t>
+      </w:r>
+      <w:r>
+        <w:t xml:space="preserve">is a context vector and</w:t>
+      </w:r>
+      <w:r>
+        <w:t xml:space="preserve"> </w:t>
+      </w:r>
+      <m:oMath>
+        <m:sSup>
+          <m:e>
+            <m:r>
+              <m:t>M</m:t>
+            </m:r>
+          </m:e>
+          <m:sup>
+            <m:r>
+              <m:t>C</m:t>
+            </m:r>
+            <m:r>
+              <m:t>F</m:t>
+            </m:r>
+          </m:sup>
+        </m:sSup>
+        <m:r>
+          <m:t>c</m:t>
+        </m:r>
+      </m:oMath>
+      <w:r>
+        <w:t xml:space="preserve"> </w:t>
+      </w:r>
+      <w:r>
+        <w:t xml:space="preserve">is a feature-support vector.</w:t>
+      </w:r>
     </w:p>
     <w:p>
       <w:pPr>
         <w:pStyle w:val="BodyText"/>
       </w:pPr>
-      <w:hyperlink w:anchor="tbl-model-structures">
+      <w:r>
+        <w:t xml:space="preserve">Base parameter values are anchored by a pooled eCMR fit to the Ukraine war photographs free-recall data</w:t>
+      </w:r>
+      <w:r>
+        <w:t xml:space="preserve"> </w:t>
+      </w:r>
+      <w:r>
+        <w:t xml:space="preserve">(</w:t>
+      </w:r>
+      <w:hyperlink w:anchor="ref-dupertuys2026ukraine">
+        <w:r>
+          <w:rPr>
+            <w:rStyle w:val="Hyperlink"/>
+          </w:rPr>
+          <w:t xml:space="preserve">Dupertuys et al., 2026</w:t>
+        </w:r>
+      </w:hyperlink>
+      <w:r>
+        <w:t xml:space="preserve">)</w:t>
+      </w:r>
+      <w:r>
+        <w:t xml:space="preserve">.</w:t>
+      </w:r>
+      <w:r>
+        <w:t xml:space="preserve"> </w:t>
+      </w:r>
+      <w:hyperlink w:anchor="tbl-base-parameters">
         <w:r>
           <w:rPr>
             <w:rStyle w:val="Hyperlink"/>
@@ -2511,10 +2426,10 @@
         <w:t xml:space="preserve"> </w:t>
       </w:r>
       <w:r>
-        <w:t xml:space="preserve">summarizes the model structures.</w:t>
-      </w:r>
-    </w:p>
-    <w:bookmarkStart w:id="30" w:name="tbl-model-structures"/>
+        <w:t xml:space="preserve">lists the base parameters used by the model.</w:t>
+      </w:r>
+    </w:p>
+    <w:bookmarkStart w:id="30" w:name="tbl-base-parameters"/>
     <w:p>
       <w:pPr>
         <w:pStyle w:val="FigureTitle"/>
@@ -2528,71 +2443,33 @@
         <w:pStyle w:val="Caption"/>
       </w:pPr>
       <w:r>
-        <w:t xml:space="preserve">Model structures and dimensions.</w:t>
-      </w:r>
-      <w:r>
-        <w:t xml:space="preserve"> </w:t>
-      </w:r>
-      <w:r>
-        <w:t xml:space="preserve">The column-vector convention makes</w:t>
-      </w:r>
-      <w:r>
-        <w:t xml:space="preserve"> </w:t>
-      </w:r>
-      <m:oMath>
-        <m:sSup>
-          <m:e>
-            <m:r>
-              <m:t>M</m:t>
-            </m:r>
-          </m:e>
-          <m:sup>
-            <m:r>
-              <m:t>F</m:t>
-            </m:r>
-            <m:r>
-              <m:t>C</m:t>
-            </m:r>
-          </m:sup>
-        </m:sSup>
-        <m:r>
-          <m:t>f</m:t>
-        </m:r>
-      </m:oMath>
-      <w:r>
-        <w:t xml:space="preserve"> </w:t>
-      </w:r>
-      <w:r>
-        <w:t xml:space="preserve">a context vector and</w:t>
-      </w:r>
-      <w:r>
-        <w:t xml:space="preserve"> </w:t>
-      </w:r>
-      <m:oMath>
-        <m:sSup>
-          <m:e>
-            <m:r>
-              <m:t>M</m:t>
-            </m:r>
-          </m:e>
-          <m:sup>
-            <m:r>
-              <m:t>C</m:t>
-            </m:r>
-            <m:r>
-              <m:t>F</m:t>
-            </m:r>
-          </m:sup>
-        </m:sSup>
-        <m:r>
-          <m:t>c</m:t>
-        </m:r>
-      </m:oMath>
-      <w:r>
-        <w:t xml:space="preserve"> </w:t>
-      </w:r>
-      <w:r>
-        <w:t xml:space="preserve">a feature-support vector.</w:t>
+        <w:t xml:space="preserve">Base parameters and theoretical roles.</w:t>
+      </w:r>
+      <w:r>
+        <w:t xml:space="preserve"> </w:t>
+      </w:r>
+      <w:r>
+        <w:t xml:space="preserve">The parameter anchor is external to the selective-interference simulations</w:t>
+      </w:r>
+      <w:r>
+        <w:t xml:space="preserve"> </w:t>
+      </w:r>
+      <w:r>
+        <w:t xml:space="preserve">(</w:t>
+      </w:r>
+      <w:hyperlink w:anchor="ref-dupertuys2026ukraine">
+        <w:r>
+          <w:rPr>
+            <w:rStyle w:val="Hyperlink"/>
+          </w:rPr>
+          <w:t xml:space="preserve">Dupertuys et al., 2026</w:t>
+        </w:r>
+      </w:hyperlink>
+      <w:r>
+        <w:t xml:space="preserve">)</w:t>
+      </w:r>
+      <w:r>
+        <w:t xml:space="preserve">.</w:t>
       </w:r>
     </w:p>
     <w:tbl>
@@ -2603,10 +2480,9 @@
         <w:tblLook w:firstRow="1" w:lastRow="0" w:firstColumn="0" w:lastColumn="0" w:noHBand="0" w:noVBand="0" w:val="0020"/>
       </w:tblPr>
       <w:tblGrid>
-        <w:gridCol w:w="1827"/>
-        <w:gridCol w:w="1827"/>
-        <w:gridCol w:w="2436"/>
-        <w:gridCol w:w="1827"/>
+        <w:gridCol w:w="2640"/>
+        <w:gridCol w:w="2640"/>
+        <w:gridCol w:w="2640"/>
       </w:tblGrid>
       <w:tr>
         <w:trPr>
@@ -2639,18 +2515,6 @@
           <w:p>
             <w:pPr>
               <w:pStyle w:val="Compact"/>
-              <w:jc w:val="right"/>
-            </w:pPr>
-            <w:r>
-              <w:t xml:space="preserve">Dimension</w:t>
-            </w:r>
-          </w:p>
-        </w:tc>
-        <w:tc>
-          <w:tcPr/>
-          <w:p>
-            <w:pPr>
-              <w:pStyle w:val="Compact"/>
             </w:pPr>
             <w:r>
               <w:t xml:space="preserve">Role</w:t>
@@ -2669,12 +2533,18 @@
               <m:sSub>
                 <m:e>
                   <m:r>
-                    <m:t>f</m:t>
+                    <m:t>β</m:t>
                   </m:r>
                 </m:e>
                 <m:sub>
                   <m:r>
-                    <m:t>i</m:t>
+                    <m:t>e</m:t>
+                  </m:r>
+                  <m:r>
+                    <m:t>n</m:t>
+                  </m:r>
+                  <m:r>
+                    <m:t>c</m:t>
                   </m:r>
                 </m:sub>
               </m:sSub>
@@ -2688,31 +2558,8 @@
               <w:pStyle w:val="Compact"/>
             </w:pPr>
             <w:r>
-              <w:t xml:space="preserve">feature vector</w:t>
+              <w:t xml:space="preserve">encoding drift rate</w:t>
             </w:r>
-          </w:p>
-        </w:tc>
-        <w:tc>
-          <w:tcPr/>
-          <w:p>
-            <w:pPr>
-              <w:pStyle w:val="Compact"/>
-              <w:jc w:val="right"/>
-            </w:pPr>
-            <m:oMath>
-              <m:r>
-                <m:t>N</m:t>
-              </m:r>
-              <m:r>
-                <m:rPr>
-                  <m:sty m:val="p"/>
-                </m:rPr>
-                <m:t>×</m:t>
-              </m:r>
-              <m:r>
-                <m:t>1</m:t>
-              </m:r>
-            </m:oMath>
           </w:p>
         </w:tc>
         <w:tc>
@@ -2722,7 +2569,7 @@
               <w:pStyle w:val="Compact"/>
             </w:pPr>
             <w:r>
-              <w:t xml:space="preserve">Orthonormal item representation</w:t>
+              <w:t xml:space="preserve">Context drift during study</w:t>
             </w:r>
           </w:p>
         </w:tc>
@@ -2738,12 +2585,24 @@
               <m:sSub>
                 <m:e>
                   <m:r>
-                    <m:t>c</m:t>
+                    <m:t>β</m:t>
                   </m:r>
                 </m:e>
                 <m:sub>
                   <m:r>
-                    <m:t>i</m:t>
+                    <m:t>s</m:t>
+                  </m:r>
+                  <m:r>
+                    <m:t>t</m:t>
+                  </m:r>
+                  <m:r>
+                    <m:t>a</m:t>
+                  </m:r>
+                  <m:r>
+                    <m:t>r</m:t>
+                  </m:r>
+                  <m:r>
+                    <m:t>t</m:t>
                   </m:r>
                 </m:sub>
               </m:sSub>
@@ -2757,31 +2616,8 @@
               <w:pStyle w:val="Compact"/>
             </w:pPr>
             <w:r>
-              <w:t xml:space="preserve">context vector</w:t>
+              <w:t xml:space="preserve">start drift rate</w:t>
             </w:r>
-          </w:p>
-        </w:tc>
-        <w:tc>
-          <w:tcPr/>
-          <w:p>
-            <w:pPr>
-              <w:pStyle w:val="Compact"/>
-              <w:jc w:val="right"/>
-            </w:pPr>
-            <m:oMath>
-              <m:r>
-                <m:t>D</m:t>
-              </m:r>
-              <m:r>
-                <m:rPr>
-                  <m:sty m:val="p"/>
-                </m:rPr>
-                <m:t>×</m:t>
-              </m:r>
-              <m:r>
-                <m:t>1</m:t>
-              </m:r>
-            </m:oMath>
           </w:p>
         </w:tc>
         <w:tc>
@@ -2791,7 +2627,7 @@
               <w:pStyle w:val="Compact"/>
             </w:pPr>
             <w:r>
-              <w:t xml:space="preserve">Unit-length retrieval state</w:t>
+              <w:t xml:space="preserve">Start-of-list or film-directed context cueing</w:t>
             </w:r>
           </w:p>
         </w:tc>
@@ -2803,6 +2639,88 @@
             <w:pPr>
               <w:pStyle w:val="Compact"/>
             </w:pPr>
+            <m:oMath>
+              <m:sSub>
+                <m:e>
+                  <m:r>
+                    <m:t>β</m:t>
+                  </m:r>
+                </m:e>
+                <m:sub>
+                  <m:r>
+                    <m:t>r</m:t>
+                  </m:r>
+                  <m:r>
+                    <m:t>e</m:t>
+                  </m:r>
+                  <m:r>
+                    <m:t>c</m:t>
+                  </m:r>
+                </m:sub>
+              </m:sSub>
+            </m:oMath>
+          </w:p>
+        </w:tc>
+        <w:tc>
+          <w:tcPr/>
+          <w:p>
+            <w:pPr>
+              <w:pStyle w:val="Compact"/>
+            </w:pPr>
+            <w:r>
+              <w:t xml:space="preserve">recall drift rate</w:t>
+            </w:r>
+          </w:p>
+        </w:tc>
+        <w:tc>
+          <w:tcPr/>
+          <w:p>
+            <w:pPr>
+              <w:pStyle w:val="Compact"/>
+            </w:pPr>
+            <w:r>
+              <w:t xml:space="preserve">Context drift after recall</w:t>
+            </w:r>
+          </w:p>
+        </w:tc>
+      </w:tr>
+      <w:tr>
+        <w:tc>
+          <w:tcPr/>
+          <w:p>
+            <w:pPr>
+              <w:pStyle w:val="Compact"/>
+            </w:pPr>
+            <m:oMath>
+              <m:r>
+                <m:t>γ</m:t>
+              </m:r>
+            </m:oMath>
+          </w:p>
+        </w:tc>
+        <w:tc>
+          <w:tcPr/>
+          <w:p>
+            <w:pPr>
+              <w:pStyle w:val="Compact"/>
+            </w:pPr>
+            <w:r>
+              <w:t xml:space="preserve">feature-to-context learning rate</w:t>
+            </w:r>
+          </w:p>
+        </w:tc>
+        <w:tc>
+          <w:tcPr/>
+          <w:p>
+            <w:pPr>
+              <w:pStyle w:val="Compact"/>
+            </w:pPr>
+            <w:r>
+              <w:t xml:space="preserve">Learning rate for</w:t>
+            </w:r>
+            <w:r>
+              <w:t xml:space="preserve"> </w:t>
+            </w:r>
             <m:oMath>
               <m:sSup>
                 <m:e>
@@ -2822,36 +2740,17 @@
             </m:oMath>
           </w:p>
         </w:tc>
+      </w:tr>
+      <w:tr>
         <w:tc>
           <w:tcPr/>
           <w:p>
             <w:pPr>
               <w:pStyle w:val="Compact"/>
             </w:pPr>
-            <w:r>
-              <w:t xml:space="preserve">feature-to-context memory</w:t>
-            </w:r>
-          </w:p>
-        </w:tc>
-        <w:tc>
-          <w:tcPr/>
-          <w:p>
-            <w:pPr>
-              <w:pStyle w:val="Compact"/>
-              <w:jc w:val="right"/>
-            </w:pPr>
             <m:oMath>
               <m:r>
-                <m:t>D</m:t>
-              </m:r>
-              <m:r>
-                <m:rPr>
-                  <m:sty m:val="p"/>
-                </m:rPr>
-                <m:t>×</m:t>
-              </m:r>
-              <m:r>
-                <m:t>N</m:t>
+                <m:t>α</m:t>
               </m:r>
             </m:oMath>
           </w:p>
@@ -2863,18 +2762,22 @@
               <w:pStyle w:val="Compact"/>
             </w:pPr>
             <w:r>
-              <w:t xml:space="preserve">Retrieves context from item features</w:t>
+              <w:t xml:space="preserve">shared support</w:t>
             </w:r>
           </w:p>
         </w:tc>
-      </w:tr>
-      <w:tr>
         <w:tc>
           <w:tcPr/>
           <w:p>
             <w:pPr>
               <w:pStyle w:val="Compact"/>
             </w:pPr>
+            <w:r>
+              <w:t xml:space="preserve">Pre-experimental shared support in</w:t>
+            </w:r>
+            <w:r>
+              <w:t xml:space="preserve"> </w:t>
+            </w:r>
             <m:oMath>
               <m:sSup>
                 <m:e>
@@ -2894,36 +2797,17 @@
             </m:oMath>
           </w:p>
         </w:tc>
+      </w:tr>
+      <w:tr>
         <w:tc>
           <w:tcPr/>
           <w:p>
             <w:pPr>
               <w:pStyle w:val="Compact"/>
             </w:pPr>
-            <w:r>
-              <w:t xml:space="preserve">context-to-feature memory</w:t>
-            </w:r>
-          </w:p>
-        </w:tc>
-        <w:tc>
-          <w:tcPr/>
-          <w:p>
-            <w:pPr>
-              <w:pStyle w:val="Compact"/>
-              <w:jc w:val="right"/>
-            </w:pPr>
             <m:oMath>
               <m:r>
-                <m:t>N</m:t>
-              </m:r>
-              <m:r>
-                <m:rPr>
-                  <m:sty m:val="p"/>
-                </m:rPr>
-                <m:t>×</m:t>
-              </m:r>
-              <m:r>
-                <m:t>D</m:t>
+                <m:t>δ</m:t>
               </m:r>
             </m:oMath>
           </w:p>
@@ -2935,7 +2819,84 @@
               <w:pStyle w:val="Compact"/>
             </w:pPr>
             <w:r>
-              <w:t xml:space="preserve">Retrieves item support from context</w:t>
+              <w:t xml:space="preserve">self support</w:t>
+            </w:r>
+          </w:p>
+        </w:tc>
+        <w:tc>
+          <w:tcPr/>
+          <w:p>
+            <w:pPr>
+              <w:pStyle w:val="Compact"/>
+            </w:pPr>
+            <w:r>
+              <w:t xml:space="preserve">Pre-experimental self-support in</w:t>
+            </w:r>
+            <w:r>
+              <w:t xml:space="preserve"> </w:t>
+            </w:r>
+            <m:oMath>
+              <m:sSup>
+                <m:e>
+                  <m:r>
+                    <m:t>M</m:t>
+                  </m:r>
+                </m:e>
+                <m:sup>
+                  <m:r>
+                    <m:t>C</m:t>
+                  </m:r>
+                  <m:r>
+                    <m:t>F</m:t>
+                  </m:r>
+                </m:sup>
+              </m:sSup>
+            </m:oMath>
+          </w:p>
+        </w:tc>
+      </w:tr>
+      <w:tr>
+        <w:tc>
+          <w:tcPr/>
+          <w:p>
+            <w:pPr>
+              <w:pStyle w:val="Compact"/>
+            </w:pPr>
+            <m:oMath>
+              <m:sSub>
+                <m:e>
+                  <m:r>
+                    <m:t>ϕ</m:t>
+                  </m:r>
+                </m:e>
+                <m:sub>
+                  <m:r>
+                    <m:t>s</m:t>
+                  </m:r>
+                </m:sub>
+              </m:sSub>
+            </m:oMath>
+          </w:p>
+        </w:tc>
+        <w:tc>
+          <w:tcPr/>
+          <w:p>
+            <w:pPr>
+              <w:pStyle w:val="Compact"/>
+            </w:pPr>
+            <w:r>
+              <w:t xml:space="preserve">primacy scale</w:t>
+            </w:r>
+          </w:p>
+        </w:tc>
+        <w:tc>
+          <w:tcPr/>
+          <w:p>
+            <w:pPr>
+              <w:pStyle w:val="Compact"/>
+            </w:pPr>
+            <w:r>
+              <w:t xml:space="preserve">Initial boost to context-to-feature learning</w:t>
             </w:r>
           </w:p>
         </w:tc>
@@ -2951,12 +2912,12 @@
               <m:sSub>
                 <m:e>
                   <m:r>
-                    <m:t>s</m:t>
+                    <m:t>ϕ</m:t>
                   </m:r>
                 </m:e>
                 <m:sub>
                   <m:r>
-                    <m:t>i</m:t>
+                    <m:t>d</m:t>
                   </m:r>
                 </m:sub>
               </m:sSub>
@@ -2970,7 +2931,7 @@
               <w:pStyle w:val="Compact"/>
             </w:pPr>
             <w:r>
-              <w:t xml:space="preserve">affective category vector</w:t>
+              <w:t xml:space="preserve">primacy decay</w:t>
             </w:r>
           </w:p>
         </w:tc>
@@ -2979,20 +2940,23 @@
           <w:p>
             <w:pPr>
               <w:pStyle w:val="Compact"/>
-              <w:jc w:val="right"/>
+            </w:pPr>
+            <w:r>
+              <w:t xml:space="preserve">Decay rate of primacy boost</w:t>
+            </w:r>
+          </w:p>
+        </w:tc>
+      </w:tr>
+      <w:tr>
+        <w:tc>
+          <w:tcPr/>
+          <w:p>
+            <w:pPr>
+              <w:pStyle w:val="Compact"/>
             </w:pPr>
             <m:oMath>
               <m:r>
-                <m:t>2</m:t>
-              </m:r>
-              <m:r>
-                <m:rPr>
-                  <m:sty m:val="p"/>
-                </m:rPr>
-                <m:t>×</m:t>
-              </m:r>
-              <m:r>
-                <m:t>1</m:t>
+                <m:t>τ</m:t>
               </m:r>
             </m:oMath>
           </w:p>
@@ -3004,7 +2968,214 @@
               <w:pStyle w:val="Compact"/>
             </w:pPr>
             <w:r>
-              <w:t xml:space="preserve">Optional category vector for affective variants</w:t>
+              <w:t xml:space="preserve">choice sensitivity</w:t>
+            </w:r>
+          </w:p>
+        </w:tc>
+        <w:tc>
+          <w:tcPr/>
+          <w:p>
+            <w:pPr>
+              <w:pStyle w:val="Compact"/>
+            </w:pPr>
+            <w:r>
+              <w:t xml:space="preserve">Sharpness of retrieval competition</w:t>
+            </w:r>
+          </w:p>
+        </w:tc>
+      </w:tr>
+      <w:tr>
+        <w:tc>
+          <w:tcPr/>
+          <w:p>
+            <w:pPr>
+              <w:pStyle w:val="Compact"/>
+            </w:pPr>
+            <m:oMath>
+              <m:sSub>
+                <m:e>
+                  <m:r>
+                    <m:t>ϕ</m:t>
+                  </m:r>
+                </m:e>
+                <m:sub>
+                  <m:r>
+                    <m:rPr>
+                      <m:sty m:val="p"/>
+                    </m:rPr>
+                    <m:t>e</m:t>
+                  </m:r>
+                  <m:r>
+                    <m:rPr>
+                      <m:sty m:val="p"/>
+                    </m:rPr>
+                    <m:t>m</m:t>
+                  </m:r>
+                  <m:r>
+                    <m:rPr>
+                      <m:sty m:val="p"/>
+                    </m:rPr>
+                    <m:t>o</m:t>
+                  </m:r>
+                  <m:r>
+                    <m:rPr>
+                      <m:sty m:val="p"/>
+                    </m:rPr>
+                    <m:t>t</m:t>
+                  </m:r>
+                </m:sub>
+              </m:sSub>
+            </m:oMath>
+          </w:p>
+        </w:tc>
+        <w:tc>
+          <w:tcPr/>
+          <w:p>
+            <w:pPr>
+              <w:pStyle w:val="Compact"/>
+            </w:pPr>
+            <w:r>
+              <w:t xml:space="preserve">affective learning scale</w:t>
+            </w:r>
+          </w:p>
+        </w:tc>
+        <w:tc>
+          <w:tcPr/>
+          <w:p>
+            <w:pPr>
+              <w:pStyle w:val="Compact"/>
+            </w:pPr>
+            <w:r>
+              <w:t xml:space="preserve">Affective context-to-feature learning</w:t>
+            </w:r>
+          </w:p>
+        </w:tc>
+      </w:tr>
+      <w:tr>
+        <w:tc>
+          <w:tcPr/>
+          <w:p>
+            <w:pPr>
+              <w:pStyle w:val="Compact"/>
+            </w:pPr>
+            <m:oMath>
+              <m:r>
+                <m:t>κ</m:t>
+              </m:r>
+            </m:oMath>
+          </w:p>
+        </w:tc>
+        <w:tc>
+          <w:tcPr/>
+          <w:p>
+            <w:pPr>
+              <w:pStyle w:val="Compact"/>
+            </w:pPr>
+            <w:r>
+              <w:t xml:space="preserve">target-monitoring scale</w:t>
+            </w:r>
+          </w:p>
+        </w:tc>
+        <w:tc>
+          <w:tcPr/>
+          <w:p>
+            <w:pPr>
+              <w:pStyle w:val="Compact"/>
+            </w:pPr>
+            <w:r>
+              <w:t xml:space="preserve">Reduced context updating after sampled non-film competitors</w:t>
+            </w:r>
+          </w:p>
+        </w:tc>
+      </w:tr>
+      <w:tr>
+        <w:tc>
+          <w:tcPr/>
+          <w:p>
+            <w:pPr>
+              <w:pStyle w:val="Compact"/>
+            </w:pPr>
+            <m:oMath>
+              <m:sSub>
+                <m:e>
+                  <m:r>
+                    <m:t>θ</m:t>
+                  </m:r>
+                </m:e>
+                <m:sub>
+                  <m:r>
+                    <m:t>s</m:t>
+                  </m:r>
+                </m:sub>
+              </m:sSub>
+            </m:oMath>
+          </w:p>
+        </w:tc>
+        <w:tc>
+          <w:tcPr/>
+          <w:p>
+            <w:pPr>
+              <w:pStyle w:val="Compact"/>
+            </w:pPr>
+            <w:r>
+              <w:t xml:space="preserve">stop scale</w:t>
+            </w:r>
+          </w:p>
+        </w:tc>
+        <w:tc>
+          <w:tcPr/>
+          <w:p>
+            <w:pPr>
+              <w:pStyle w:val="Compact"/>
+            </w:pPr>
+            <w:r>
+              <w:t xml:space="preserve">Baseline stopping probability</w:t>
+            </w:r>
+          </w:p>
+        </w:tc>
+      </w:tr>
+      <w:tr>
+        <w:tc>
+          <w:tcPr/>
+          <w:p>
+            <w:pPr>
+              <w:pStyle w:val="Compact"/>
+            </w:pPr>
+            <m:oMath>
+              <m:sSub>
+                <m:e>
+                  <m:r>
+                    <m:t>θ</m:t>
+                  </m:r>
+                </m:e>
+                <m:sub>
+                  <m:r>
+                    <m:t>r</m:t>
+                  </m:r>
+                </m:sub>
+              </m:sSub>
+            </m:oMath>
+          </w:p>
+        </w:tc>
+        <w:tc>
+          <w:tcPr/>
+          <w:p>
+            <w:pPr>
+              <w:pStyle w:val="Compact"/>
+            </w:pPr>
+            <w:r>
+              <w:t xml:space="preserve">stop growth</w:t>
+            </w:r>
+          </w:p>
+        </w:tc>
+        <w:tc>
+          <w:tcPr/>
+          <w:p>
+            <w:pPr>
+              <w:pStyle w:val="Compact"/>
+            </w:pPr>
+            <w:r>
+              <w:t xml:space="preserve">Growth of stopping probability across output positions</w:t>
             </w:r>
           </w:p>
         </w:tc>
@@ -3455,55 +3626,17 @@
         <w:t xml:space="preserve"> </w:t>
       </w:r>
       <w:r>
-        <w:t xml:space="preserve">This initialization supplies baseline support before experimental learning and is treated as fixed unless a simulation explicitly varies it.</w:t>
-      </w:r>
-      <w:r>
-        <w:t xml:space="preserve"> </w:t>
-      </w:r>
-      <w:r>
-        <w:t xml:space="preserve">In affective-category variants, the category rows of</w:t>
-      </w:r>
-      <w:r>
-        <w:t xml:space="preserve"> </w:t>
-      </w:r>
-      <m:oMath>
-        <m:sSup>
-          <m:e>
-            <m:r>
-              <m:t>M</m:t>
-            </m:r>
-          </m:e>
-          <m:sup>
-            <m:r>
-              <m:t>F</m:t>
-            </m:r>
-            <m:r>
-              <m:t>C</m:t>
-            </m:r>
-          </m:sup>
-        </m:sSup>
-      </m:oMath>
-      <w:r>
-        <w:t xml:space="preserve"> </w:t>
-      </w:r>
-      <w:r>
-        <w:t xml:space="preserve">are initialized so that items cue their assigned affective category, while affective context-to-feature support begins at zero.</w:t>
-      </w:r>
-      <w:r>
-        <w:t xml:space="preserve"> </w:t>
-      </w:r>
-      <w:r>
-        <w:t xml:space="preserve">This lets affective category update context without contributing retrieval competition unless affective context-to-feature learning is enabled.</w:t>
+        <w:t xml:space="preserve">This initialization supplies baseline support before experimental learning.</w:t>
       </w:r>
     </w:p>
     <w:bookmarkEnd w:id="32"/>
-    <w:bookmarkStart w:id="33" w:name="encoding-across-phases"/>
+    <w:bookmarkStart w:id="33" w:name="cmr-operations"/>
     <w:p>
       <w:pPr>
         <w:pStyle w:val="Heading2"/>
       </w:pPr>
       <w:r>
-        <w:t xml:space="preserve">Encoding Across Phases</w:t>
+        <w:t xml:space="preserve">CMR Operations</w:t>
       </w:r>
     </w:p>
     <w:p>
@@ -3511,39 +3644,13 @@
         <w:pStyle w:val="FirstParagraph"/>
       </w:pPr>
       <w:r>
-        <w:t xml:space="preserve">The film, break, task, and filler phases use the same encoding operation with phase-specific rates.</w:t>
-      </w:r>
-      <w:r>
-        <w:t xml:space="preserve"> </w:t>
-      </w:r>
-      <w:r>
-        <w:t xml:space="preserve">When a reminder is present, it uses the reinstatement operation described below before the task phase begins.</w:t>
-      </w:r>
-      <w:r>
-        <w:t xml:space="preserve"> </w:t>
-      </w:r>
-      <w:r>
-        <w:t xml:space="preserve">Let</w:t>
-      </w:r>
-      <w:r>
-        <w:t xml:space="preserve"> </w:t>
-      </w:r>
-      <m:oMath>
-        <m:r>
-          <m:t>p</m:t>
-        </m:r>
-      </m:oMath>
-      <w:r>
-        <w:t xml:space="preserve"> </w:t>
-      </w:r>
-      <w:r>
-        <w:t xml:space="preserve">index the current encoding phase.</w:t>
-      </w:r>
-      <w:r>
-        <w:t xml:space="preserve"> </w:t>
-      </w:r>
-      <w:r>
-        <w:t xml:space="preserve">Let</w:t>
+        <w:t xml:space="preserve">The same feature-to-context operation updates context when an item is encoded, recalled, or supplied as a cue.</w:t>
+      </w:r>
+      <w:r>
+        <w:t xml:space="preserve"> </w:t>
+      </w:r>
+      <w:r>
+        <w:t xml:space="preserve">When feature</w:t>
       </w:r>
       <w:r>
         <w:t xml:space="preserve"> </w:t>
@@ -3552,12 +3659,12 @@
         <m:sSub>
           <m:e>
             <m:r>
-              <m:t>β</m:t>
+              <m:t>f</m:t>
             </m:r>
           </m:e>
           <m:sub>
             <m:r>
-              <m:t>p</m:t>
+              <m:t>i</m:t>
             </m:r>
           </m:sub>
         </m:sSub>
@@ -3566,62 +3673,7 @@
         <w:t xml:space="preserve"> </w:t>
       </w:r>
       <w:r>
-        <w:t xml:space="preserve">denote that phase’s context drift rate and</w:t>
-      </w:r>
-      <w:r>
-        <w:t xml:space="preserve"> </w:t>
-      </w:r>
-      <m:oMath>
-        <m:sSub>
-          <m:e>
-            <m:r>
-              <m:t>λ</m:t>
-            </m:r>
-          </m:e>
-          <m:sub>
-            <m:r>
-              <m:t>p</m:t>
-            </m:r>
-          </m:sub>
-        </m:sSub>
-      </m:oMath>
-      <w:r>
-        <w:t xml:space="preserve"> </w:t>
-      </w:r>
-      <w:r>
-        <w:t xml:space="preserve">denote its context-to-feature learning multiplier.</w:t>
-      </w:r>
-      <w:r>
-        <w:t xml:space="preserve"> </w:t>
-      </w:r>
-      <w:r>
-        <w:t xml:space="preserve">The film phase encodes target items with baseline rates.</w:t>
-      </w:r>
-      <w:r>
-        <w:t xml:space="preserve"> </w:t>
-      </w:r>
-      <w:r>
-        <w:t xml:space="preserve">The break and filler phases add intervening experience.</w:t>
-      </w:r>
-      <w:r>
-        <w:t xml:space="preserve"> </w:t>
-      </w:r>
-      <w:r>
-        <w:t xml:space="preserve">The task phase encodes post-film task items whose effect depends on their strength and the similarity between their associated context states and film context.</w:t>
-      </w:r>
-      <w:r>
-        <w:t xml:space="preserve"> </w:t>
-      </w:r>
-      <w:r>
-        <w:t xml:space="preserve">Items encoded in any of these phases can enter the retrieval competition unless they have already been recalled.</w:t>
-      </w:r>
-    </w:p>
-    <w:p>
-      <w:pPr>
-        <w:pStyle w:val="BodyText"/>
-      </w:pPr>
-      <w:r>
-        <w:t xml:space="preserve">When an item is presented, its active feature vector probes feature-to-context memory to retrieve context input:</w:t>
+        <w:t xml:space="preserve">is active, it probes feature-to-context memory to retrieve context input:</w:t>
       </w:r>
     </w:p>
     <w:p>
@@ -3747,7 +3799,18 @@
         <w:t xml:space="preserve"> </w:t>
       </w:r>
       <w:r>
-        <w:t xml:space="preserve">Context then drifts toward the normalized input:</w:t>
+        <w:t xml:space="preserve">Context then drifts toward the normalized input with a drift rate</w:t>
+      </w:r>
+      <w:r>
+        <w:t xml:space="preserve"> </w:t>
+      </w:r>
+      <m:oMath>
+        <m:r>
+          <m:t>β</m:t>
+        </m:r>
+      </m:oMath>
+      <w:r>
+        <w:t xml:space="preserve">:</w:t>
       </w:r>
     </w:p>
     <w:p>
@@ -3819,18 +3882,9 @@
             </m:rPr>
             <m:t>+</m:t>
           </m:r>
-          <m:sSub>
-            <m:e>
-              <m:r>
-                <m:t>β</m:t>
-              </m:r>
-            </m:e>
-            <m:sub>
-              <m:r>
-                <m:t>p</m:t>
-              </m:r>
-            </m:sub>
-          </m:sSub>
+          <m:r>
+            <m:t>β</m:t>
+          </m:r>
           <m:r>
             <m:t> </m:t>
           </m:r>
@@ -3874,6 +3928,106 @@
       <w:pPr>
         <w:pStyle w:val="FirstParagraph"/>
       </w:pPr>
+      <w:r>
+        <w:t xml:space="preserve">Let</w:t>
+      </w:r>
+      <w:r>
+        <w:t xml:space="preserve"> </w:t>
+      </w:r>
+      <m:oMath>
+        <m:sSub>
+          <m:e>
+            <m:r>
+              <m:t>d</m:t>
+            </m:r>
+          </m:e>
+          <m:sub>
+            <m:r>
+              <m:t>i</m:t>
+            </m:r>
+          </m:sub>
+        </m:sSub>
+        <m:r>
+          <m:rPr>
+            <m:sty m:val="p"/>
+          </m:rPr>
+          <m:t>=</m:t>
+        </m:r>
+        <m:sSub>
+          <m:e>
+            <m:r>
+              <m:t>c</m:t>
+            </m:r>
+          </m:e>
+          <m:sub>
+            <m:r>
+              <m:t>i</m:t>
+            </m:r>
+            <m:r>
+              <m:rPr>
+                <m:sty m:val="p"/>
+              </m:rPr>
+              <m:t>−</m:t>
+            </m:r>
+            <m:r>
+              <m:t>1</m:t>
+            </m:r>
+          </m:sub>
+        </m:sSub>
+        <m:r>
+          <m:rPr>
+            <m:sty m:val="p"/>
+          </m:rPr>
+          <m:t>⋅</m:t>
+        </m:r>
+        <m:sSubSup>
+          <m:e>
+            <m:acc>
+              <m:accPr>
+                <m:chr m:val="̂"/>
+              </m:accPr>
+              <m:e>
+                <m:r>
+                  <m:t>c</m:t>
+                </m:r>
+              </m:e>
+            </m:acc>
+          </m:e>
+          <m:sub>
+            <m:r>
+              <m:t>i</m:t>
+            </m:r>
+          </m:sub>
+          <m:sup>
+            <m:r>
+              <m:rPr>
+                <m:sty m:val="p"/>
+              </m:rPr>
+              <m:t>I</m:t>
+            </m:r>
+            <m:r>
+              <m:rPr>
+                <m:sty m:val="p"/>
+              </m:rPr>
+              <m:t>N</m:t>
+            </m:r>
+          </m:sup>
+        </m:sSubSup>
+      </m:oMath>
+      <w:r>
+        <w:t xml:space="preserve">.</w:t>
+      </w:r>
+      <w:r>
+        <w:t xml:space="preserve"> </w:t>
+      </w:r>
+      <w:r>
+        <w:t xml:space="preserve">The normalization coefficient is:</w:t>
+      </w:r>
+    </w:p>
+    <w:p>
+      <w:pPr>
+        <w:pStyle w:val="BodyText"/>
+      </w:pPr>
       <m:oMathPara>
         <m:oMathParaPr>
           <m:jc m:val="center"/>
@@ -3912,110 +4066,43 @@
                 </m:rPr>
                 <m:t>+</m:t>
               </m:r>
-              <m:sSubSup>
+              <m:sSup>
                 <m:e>
                   <m:r>
                     <m:t>β</m:t>
                   </m:r>
                 </m:e>
-                <m:sub>
-                  <m:r>
-                    <m:t>p</m:t>
-                  </m:r>
-                </m:sub>
                 <m:sup>
                   <m:r>
                     <m:t>2</m:t>
                   </m:r>
                 </m:sup>
-              </m:sSubSup>
+              </m:sSup>
               <m:d>
                 <m:dPr>
-                  <m:begChr m:val="["/>
+                  <m:begChr m:val="("/>
                   <m:sepChr m:val=""/>
-                  <m:endChr m:val="]"/>
+                  <m:endChr m:val=")"/>
                   <m:grow/>
                 </m:dPr>
                 <m:e>
-                  <m:sSup>
+                  <m:sSubSup>
                     <m:e>
-                      <m:d>
-                        <m:dPr>
-                          <m:begChr m:val="("/>
-                          <m:sepChr m:val=""/>
-                          <m:endChr m:val=")"/>
-                          <m:grow/>
-                        </m:dPr>
-                        <m:e>
-                          <m:sSub>
-                            <m:e>
-                              <m:r>
-                                <m:t>c</m:t>
-                              </m:r>
-                            </m:e>
-                            <m:sub>
-                              <m:r>
-                                <m:t>i</m:t>
-                              </m:r>
-                              <m:r>
-                                <m:rPr>
-                                  <m:sty m:val="p"/>
-                                </m:rPr>
-                                <m:t>−</m:t>
-                              </m:r>
-                              <m:r>
-                                <m:t>1</m:t>
-                              </m:r>
-                            </m:sub>
-                          </m:sSub>
-                          <m:r>
-                            <m:rPr>
-                              <m:sty m:val="p"/>
-                            </m:rPr>
-                            <m:t>⋅</m:t>
-                          </m:r>
-                          <m:sSubSup>
-                            <m:e>
-                              <m:acc>
-                                <m:accPr>
-                                  <m:chr m:val="̂"/>
-                                </m:accPr>
-                                <m:e>
-                                  <m:r>
-                                    <m:t>c</m:t>
-                                  </m:r>
-                                </m:e>
-                              </m:acc>
-                            </m:e>
-                            <m:sub>
-                              <m:r>
-                                <m:t>i</m:t>
-                              </m:r>
-                            </m:sub>
-                            <m:sup>
-                              <m:r>
-                                <m:rPr>
-                                  <m:sty m:val="p"/>
-                                </m:rPr>
-                                <m:t>I</m:t>
-                              </m:r>
-                              <m:r>
-                                <m:rPr>
-                                  <m:sty m:val="p"/>
-                                </m:rPr>
-                                <m:t>N</m:t>
-                              </m:r>
-                            </m:sup>
-                          </m:sSubSup>
-                        </m:e>
-                      </m:d>
+                      <m:r>
+                        <m:t>d</m:t>
+                      </m:r>
                     </m:e>
+                    <m:sub>
+                      <m:r>
+                        <m:t>i</m:t>
+                      </m:r>
+                    </m:sub>
                     <m:sup>
                       <m:r>
                         <m:t>2</m:t>
                       </m:r>
                     </m:sup>
-                  </m:sSup>
+                  </m:sSubSup>
                   <m:r>
                     <m:rPr>
                       <m:sty m:val="p"/>
@@ -4035,88 +4122,21 @@
             </m:rPr>
             <m:t>−</m:t>
           </m:r>
+          <m:r>
+            <m:t>β</m:t>
+          </m:r>
           <m:sSub>
             <m:e>
               <m:r>
-                <m:t>β</m:t>
+                <m:t>d</m:t>
               </m:r>
             </m:e>
             <m:sub>
               <m:r>
-                <m:t>p</m:t>
+                <m:t>i</m:t>
               </m:r>
             </m:sub>
           </m:sSub>
-          <m:d>
-            <m:dPr>
-              <m:begChr m:val="("/>
-              <m:sepChr m:val=""/>
-              <m:endChr m:val=")"/>
-              <m:grow/>
-            </m:dPr>
-            <m:e>
-              <m:sSub>
-                <m:e>
-                  <m:r>
-                    <m:t>c</m:t>
-                  </m:r>
-                </m:e>
-                <m:sub>
-                  <m:r>
-                    <m:t>i</m:t>
-                  </m:r>
-                  <m:r>
-                    <m:rPr>
-                      <m:sty m:val="p"/>
-                    </m:rPr>
-                    <m:t>−</m:t>
-                  </m:r>
-                  <m:r>
-                    <m:t>1</m:t>
-                  </m:r>
-                </m:sub>
-              </m:sSub>
-              <m:r>
-                <m:rPr>
-                  <m:sty m:val="p"/>
-                </m:rPr>
-                <m:t>⋅</m:t>
-              </m:r>
-              <m:sSubSup>
-                <m:e>
-                  <m:acc>
-                    <m:accPr>
-                      <m:chr m:val="̂"/>
-                    </m:accPr>
-                    <m:e>
-                      <m:r>
-                        <m:t>c</m:t>
-                      </m:r>
-                    </m:e>
-                  </m:acc>
-                </m:e>
-                <m:sub>
-                  <m:r>
-                    <m:t>i</m:t>
-                  </m:r>
-                </m:sub>
-                <m:sup>
-                  <m:r>
-                    <m:rPr>
-                      <m:sty m:val="p"/>
-                    </m:rPr>
-                    <m:t>I</m:t>
-                  </m:r>
-                  <m:r>
-                    <m:rPr>
-                      <m:sty m:val="p"/>
-                    </m:rPr>
-                    <m:t>N</m:t>
-                  </m:r>
-                </m:sup>
-              </m:sSubSup>
-            </m:e>
-          </m:d>
         </m:oMath>
       </m:oMathPara>
     </w:p>
@@ -4148,13 +4168,7 @@
         <w:t xml:space="preserve"> </w:t>
       </w:r>
       <w:r>
-        <w:t xml:space="preserve">normalizes the updated context vector, as in standard CMR implementations.</w:t>
-      </w:r>
-      <w:r>
-        <w:t xml:space="preserve"> </w:t>
-      </w:r>
-      <w:r>
-        <w:t xml:space="preserve">The drift rate</w:t>
+        <w:t xml:space="preserve">is the nonnegative solution that keeps</w:t>
       </w:r>
       <w:r>
         <w:t xml:space="preserve"> </w:t>
@@ -4163,12 +4177,12 @@
         <m:sSub>
           <m:e>
             <m:r>
-              <m:t>β</m:t>
+              <m:t>c</m:t>
             </m:r>
           </m:e>
           <m:sub>
             <m:r>
-              <m:t>p</m:t>
+              <m:t>i</m:t>
             </m:r>
           </m:sub>
         </m:sSub>
@@ -4177,21 +4191,13 @@
         <w:t xml:space="preserve"> </w:t>
       </w:r>
       <w:r>
-        <w:t xml:space="preserve">controls how far the current phase moves context away from the prior phase.</w:t>
-      </w:r>
-      <w:r>
-        <w:t xml:space="preserve"> </w:t>
-      </w:r>
-      <w:r>
-        <w:t xml:space="preserve">In selective-interference simulations, this rate helps determine whether task items are encoded near or far from the film context.</w:t>
-      </w:r>
-    </w:p>
-    <w:p>
-      <w:pPr>
-        <w:pStyle w:val="BodyText"/>
-      </w:pPr>
-      <w:r>
-        <w:t xml:space="preserve">After context updating, the active feature and updated context are bound by outer-product learning.</w:t>
+        <w:t xml:space="preserve">at unit length.</w:t>
+      </w:r>
+      <w:r>
+        <w:t xml:space="preserve"> </w:t>
+      </w:r>
+      <w:r>
+        <w:t xml:space="preserve">When a new event is encoded, the active feature and updated context are also associated via outer-product learning.</w:t>
       </w:r>
       <w:r>
         <w:t xml:space="preserve"> </w:t>
@@ -4373,6 +4379,14 @@
       <w:pPr>
         <w:pStyle w:val="FirstParagraph"/>
       </w:pPr>
+      <w:r>
+        <w:t xml:space="preserve">Context-to-feature associations update as:</w:t>
+      </w:r>
+    </w:p>
+    <w:p>
+      <w:pPr>
+        <w:pStyle w:val="BodyText"/>
+      </w:pPr>
       <m:oMathPara>
         <m:oMathParaPr>
           <m:jc m:val="center"/>
@@ -4402,33 +4416,24 @@
             </m:rPr>
             <m:t>=</m:t>
           </m:r>
+          <m:r>
+            <m:t>λ</m:t>
+          </m:r>
           <m:sSub>
             <m:e>
               <m:r>
-                <m:t>λ</m:t>
+                <m:t>ϕ</m:t>
               </m:r>
             </m:e>
             <m:sub>
               <m:r>
-                <m:t>p</m:t>
+                <m:t>i</m:t>
               </m:r>
             </m:sub>
           </m:sSub>
           <m:sSub>
             <m:e>
               <m:r>
-                <m:t>ϕ</m:t>
-              </m:r>
-            </m:e>
-            <m:sub>
-              <m:r>
-                <m:t>i</m:t>
-              </m:r>
-            </m:sub>
-          </m:sSub>
-          <m:sSub>
-            <m:e>
-              <m:r>
                 <m:t>f</m:t>
               </m:r>
             </m:e>
@@ -4472,15 +4477,29 @@
         <w:t xml:space="preserve"> </w:t>
       </w:r>
       <m:oMath>
+        <m:r>
+          <m:t>λ</m:t>
+        </m:r>
+      </m:oMath>
+      <w:r>
+        <w:t xml:space="preserve"> </w:t>
+      </w:r>
+      <w:r>
+        <w:t xml:space="preserve">scales context-to-feature learning, while</w:t>
+      </w:r>
+      <w:r>
+        <w:t xml:space="preserve"> </w:t>
+      </w:r>
+      <m:oMath>
         <m:sSub>
           <m:e>
             <m:r>
-              <m:t>λ</m:t>
+              <m:t>ϕ</m:t>
             </m:r>
           </m:e>
           <m:sub>
             <m:r>
-              <m:t>p</m:t>
+              <m:t>s</m:t>
             </m:r>
           </m:sub>
         </m:sSub>
@@ -4489,13 +4508,7 @@
         <w:t xml:space="preserve"> </w:t>
       </w:r>
       <w:r>
-        <w:t xml:space="preserve">is the phase-specific context-to-feature learning scale.</w:t>
-      </w:r>
-      <w:r>
-        <w:t xml:space="preserve"> </w:t>
-      </w:r>
-      <w:r>
-        <w:t xml:space="preserve">Increasing</w:t>
+        <w:t xml:space="preserve">and</w:t>
       </w:r>
       <w:r>
         <w:t xml:space="preserve"> </w:t>
@@ -4504,12 +4517,12 @@
         <m:sSub>
           <m:e>
             <m:r>
-              <m:t>λ</m:t>
+              <m:t>ϕ</m:t>
             </m:r>
           </m:e>
           <m:sub>
             <m:r>
-              <m:t>p</m:t>
+              <m:t>d</m:t>
             </m:r>
           </m:sub>
         </m:sSub>
@@ -4518,617 +4531,13 @@
         <w:t xml:space="preserve"> </w:t>
       </w:r>
       <w:r>
-        <w:t xml:space="preserve">during the task phase makes task items stronger competitors for later context-to-feature retrieval.</w:t>
-      </w:r>
-      <w:r>
-        <w:t xml:space="preserve"> </w:t>
-      </w:r>
-      <w:r>
-        <w:t xml:space="preserve">Unless a later sensitivity analysis enables affective encoding-strength modulation, this learning remains primacy-driven.</w:t>
-      </w:r>
-    </w:p>
-    <w:bookmarkEnd w:id="33"/>
-    <w:bookmarkStart w:id="34" w:name="affective-category-context"/>
-    <w:p>
-      <w:pPr>
-        <w:pStyle w:val="Heading2"/>
-      </w:pPr>
-      <w:r>
-        <w:t xml:space="preserve">Affective Category Context</w:t>
-      </w:r>
-    </w:p>
-    <w:p>
-      <w:pPr>
-        <w:pStyle w:val="FirstParagraph"/>
-      </w:pPr>
-      <w:r>
-        <w:t xml:space="preserve">The affective-category machinery represents two eCMR-style ingredients without making them core mechanisms of selective interference.</w:t>
-      </w:r>
-      <w:r>
-        <w:t xml:space="preserve"> </w:t>
-      </w:r>
-      <w:r>
-        <w:t xml:space="preserve">First, affective category functions as a source-like context dimension: items assigned the same category can cue shared components of context.</w:t>
-      </w:r>
-      <w:r>
-        <w:t xml:space="preserve"> </w:t>
-      </w:r>
-      <w:r>
-        <w:t xml:space="preserve">This lets the simulations treat a film and a task as affectively matched or mismatched without changing their item representations.</w:t>
-      </w:r>
-      <w:r>
-        <w:t xml:space="preserve"> </w:t>
-      </w:r>
-      <w:r>
-        <w:t xml:space="preserve">Second, affective encoding-strength modulation can give items in the marked category stronger context-to-feature learning when that sensitivity analysis is enabled.</w:t>
-      </w:r>
-      <w:r>
-        <w:t xml:space="preserve"> </w:t>
-      </w:r>
-      <w:r>
-        <w:t xml:space="preserve">Let</w:t>
-      </w:r>
-      <w:r>
-        <w:t xml:space="preserve"> </w:t>
-      </w:r>
-      <m:oMath>
-        <m:sSub>
-          <m:e>
-            <m:r>
-              <m:t>ϕ</m:t>
-            </m:r>
-          </m:e>
-          <m:sub>
-            <m:r>
-              <m:rPr>
-                <m:sty m:val="p"/>
-              </m:rPr>
-              <m:t>e</m:t>
-            </m:r>
-            <m:r>
-              <m:rPr>
-                <m:sty m:val="p"/>
-              </m:rPr>
-              <m:t>m</m:t>
-            </m:r>
-            <m:r>
-              <m:rPr>
-                <m:sty m:val="p"/>
-              </m:rPr>
-              <m:t>o</m:t>
-            </m:r>
-            <m:r>
-              <m:rPr>
-                <m:sty m:val="p"/>
-              </m:rPr>
-              <m:t>t</m:t>
-            </m:r>
-            <m:r>
-              <m:rPr>
-                <m:sty m:val="p"/>
-              </m:rPr>
-              <m:t>,</m:t>
-            </m:r>
-            <m:r>
-              <m:t>i</m:t>
-            </m:r>
-          </m:sub>
-        </m:sSub>
-      </m:oMath>
-      <w:r>
-        <w:t xml:space="preserve"> </w:t>
-      </w:r>
-      <w:r>
-        <w:t xml:space="preserve">denote the affective learning strength associated with item</w:t>
-      </w:r>
-      <w:r>
-        <w:t xml:space="preserve"> </w:t>
-      </w:r>
-      <m:oMath>
-        <m:r>
-          <m:t>i</m:t>
-        </m:r>
-      </m:oMath>
-      <w:r>
-        <w:t xml:space="preserve">.</w:t>
-      </w:r>
-      <w:r>
-        <w:t xml:space="preserve"> </w:t>
-      </w:r>
-      <w:r>
-        <w:t xml:space="preserve">With the binary vector above,</w:t>
-      </w:r>
-      <w:r>
-        <w:t xml:space="preserve"> </w:t>
-      </w:r>
-      <m:oMath>
-        <m:sSub>
-          <m:e>
-            <m:r>
-              <m:t>ϕ</m:t>
-            </m:r>
-          </m:e>
-          <m:sub>
-            <m:r>
-              <m:rPr>
-                <m:sty m:val="p"/>
-              </m:rPr>
-              <m:t>e</m:t>
-            </m:r>
-            <m:r>
-              <m:rPr>
-                <m:sty m:val="p"/>
-              </m:rPr>
-              <m:t>m</m:t>
-            </m:r>
-            <m:r>
-              <m:rPr>
-                <m:sty m:val="p"/>
-              </m:rPr>
-              <m:t>o</m:t>
-            </m:r>
-            <m:r>
-              <m:rPr>
-                <m:sty m:val="p"/>
-              </m:rPr>
-              <m:t>t</m:t>
-            </m:r>
-            <m:r>
-              <m:rPr>
-                <m:sty m:val="p"/>
-              </m:rPr>
-              <m:t>,</m:t>
-            </m:r>
-            <m:r>
-              <m:t>i</m:t>
-            </m:r>
-          </m:sub>
-        </m:sSub>
-        <m:r>
-          <m:rPr>
-            <m:sty m:val="p"/>
-          </m:rPr>
-          <m:t>=</m:t>
-        </m:r>
-        <m:sSub>
-          <m:e>
-            <m:r>
-              <m:t>ϕ</m:t>
-            </m:r>
-          </m:e>
-          <m:sub>
-            <m:r>
-              <m:rPr>
-                <m:sty m:val="p"/>
-              </m:rPr>
-              <m:t>e</m:t>
-            </m:r>
-            <m:r>
-              <m:rPr>
-                <m:sty m:val="p"/>
-              </m:rPr>
-              <m:t>m</m:t>
-            </m:r>
-            <m:r>
-              <m:rPr>
-                <m:sty m:val="p"/>
-              </m:rPr>
-              <m:t>o</m:t>
-            </m:r>
-            <m:r>
-              <m:rPr>
-                <m:sty m:val="p"/>
-              </m:rPr>
-              <m:t>t</m:t>
-            </m:r>
-          </m:sub>
-        </m:sSub>
-        <m:sSub>
-          <m:e>
-            <m:d>
-              <m:dPr>
-                <m:begChr m:val="["/>
-                <m:sepChr m:val=""/>
-                <m:endChr m:val="]"/>
-                <m:grow/>
-              </m:dPr>
-              <m:e>
-                <m:sSub>
-                  <m:e>
-                    <m:r>
-                      <m:t>s</m:t>
-                    </m:r>
-                  </m:e>
-                  <m:sub>
-                    <m:r>
-                      <m:t>i</m:t>
-                    </m:r>
-                  </m:sub>
-                </m:sSub>
-              </m:e>
-            </m:d>
-          </m:e>
-          <m:sub>
-            <m:r>
-              <m:t>1</m:t>
-            </m:r>
-          </m:sub>
-        </m:sSub>
-      </m:oMath>
-      <w:r>
-        <w:t xml:space="preserve">, so items assigned the marked affective category receive</w:t>
-      </w:r>
-      <w:r>
-        <w:t xml:space="preserve"> </w:t>
-      </w:r>
-      <m:oMath>
-        <m:sSub>
-          <m:e>
-            <m:r>
-              <m:t>ϕ</m:t>
-            </m:r>
-          </m:e>
-          <m:sub>
-            <m:r>
-              <m:rPr>
-                <m:sty m:val="p"/>
-              </m:rPr>
-              <m:t>e</m:t>
-            </m:r>
-            <m:r>
-              <m:rPr>
-                <m:sty m:val="p"/>
-              </m:rPr>
-              <m:t>m</m:t>
-            </m:r>
-            <m:r>
-              <m:rPr>
-                <m:sty m:val="p"/>
-              </m:rPr>
-              <m:t>o</m:t>
-            </m:r>
-            <m:r>
-              <m:rPr>
-                <m:sty m:val="p"/>
-              </m:rPr>
-              <m:t>t</m:t>
-            </m:r>
-          </m:sub>
-        </m:sSub>
-      </m:oMath>
-      <w:r>
-        <w:t xml:space="preserve"> </w:t>
-      </w:r>
-      <w:r>
-        <w:t xml:space="preserve">and neutral or default items receive 0.</w:t>
-      </w:r>
-      <w:r>
-        <w:t xml:space="preserve"> </w:t>
-      </w:r>
-      <w:r>
-        <w:t xml:space="preserve">When enabled, this term scales context-to-feature learning for the affective category components of context.</w:t>
-      </w:r>
-      <w:r>
-        <w:t xml:space="preserve"> </w:t>
-      </w:r>
-      <w:r>
-        <w:t xml:space="preserve">The parameter</w:t>
-      </w:r>
-      <w:r>
-        <w:t xml:space="preserve"> </w:t>
-      </w:r>
-      <m:oMath>
-        <m:sSub>
-          <m:e>
-            <m:r>
-              <m:t>ϕ</m:t>
-            </m:r>
-          </m:e>
-          <m:sub>
-            <m:r>
-              <m:rPr>
-                <m:sty m:val="p"/>
-              </m:rPr>
-              <m:t>e</m:t>
-            </m:r>
-            <m:r>
-              <m:rPr>
-                <m:sty m:val="p"/>
-              </m:rPr>
-              <m:t>m</m:t>
-            </m:r>
-            <m:r>
-              <m:rPr>
-                <m:sty m:val="p"/>
-              </m:rPr>
-              <m:t>o</m:t>
-            </m:r>
-            <m:r>
-              <m:rPr>
-                <m:sty m:val="p"/>
-              </m:rPr>
-              <m:t>t</m:t>
-            </m:r>
-          </m:sub>
-        </m:sSub>
-      </m:oMath>
-      <w:r>
-        <w:t xml:space="preserve"> </w:t>
-      </w:r>
-      <w:r>
-        <w:t xml:space="preserve">controls the learning strength assigned to the marked affective category.</w:t>
-      </w:r>
-      <w:r>
-        <w:t xml:space="preserve"> </w:t>
-      </w:r>
-      <w:r>
-        <w:t xml:space="preserve">When</w:t>
-      </w:r>
-      <w:r>
-        <w:t xml:space="preserve"> </w:t>
-      </w:r>
-      <m:oMath>
-        <m:sSub>
-          <m:e>
-            <m:r>
-              <m:t>ϕ</m:t>
-            </m:r>
-          </m:e>
-          <m:sub>
-            <m:r>
-              <m:rPr>
-                <m:sty m:val="p"/>
-              </m:rPr>
-              <m:t>e</m:t>
-            </m:r>
-            <m:r>
-              <m:rPr>
-                <m:sty m:val="p"/>
-              </m:rPr>
-              <m:t>m</m:t>
-            </m:r>
-            <m:r>
-              <m:rPr>
-                <m:sty m:val="p"/>
-              </m:rPr>
-              <m:t>o</m:t>
-            </m:r>
-            <m:r>
-              <m:rPr>
-                <m:sty m:val="p"/>
-              </m:rPr>
-              <m:t>t</m:t>
-            </m:r>
-            <m:r>
-              <m:rPr>
-                <m:sty m:val="p"/>
-              </m:rPr>
-              <m:t>,</m:t>
-            </m:r>
-            <m:r>
-              <m:t>i</m:t>
-            </m:r>
-          </m:sub>
-        </m:sSub>
-        <m:r>
-          <m:rPr>
-            <m:sty m:val="p"/>
-          </m:rPr>
-          <m:t>=</m:t>
-        </m:r>
-        <m:r>
-          <m:t>0</m:t>
-        </m:r>
-      </m:oMath>
-      <w:r>
-        <w:t xml:space="preserve">, the item can still update affective category context but does not add affective context-to-feature support.</w:t>
-      </w:r>
-      <w:r>
-        <w:t xml:space="preserve"> </w:t>
-      </w:r>
-      <w:r>
-        <w:t xml:space="preserve">When</w:t>
-      </w:r>
-      <w:r>
-        <w:t xml:space="preserve"> </w:t>
-      </w:r>
-      <m:oMath>
-        <m:sSub>
-          <m:e>
-            <m:r>
-              <m:t>ϕ</m:t>
-            </m:r>
-          </m:e>
-          <m:sub>
-            <m:r>
-              <m:rPr>
-                <m:sty m:val="p"/>
-              </m:rPr>
-              <m:t>e</m:t>
-            </m:r>
-            <m:r>
-              <m:rPr>
-                <m:sty m:val="p"/>
-              </m:rPr>
-              <m:t>m</m:t>
-            </m:r>
-            <m:r>
-              <m:rPr>
-                <m:sty m:val="p"/>
-              </m:rPr>
-              <m:t>o</m:t>
-            </m:r>
-            <m:r>
-              <m:rPr>
-                <m:sty m:val="p"/>
-              </m:rPr>
-              <m:t>t</m:t>
-            </m:r>
-          </m:sub>
-        </m:sSub>
-        <m:r>
-          <m:rPr>
-            <m:sty m:val="p"/>
-          </m:rPr>
-          <m:t>=</m:t>
-        </m:r>
-        <m:r>
-          <m:t>0</m:t>
-        </m:r>
-      </m:oMath>
-      <w:r>
-        <w:t xml:space="preserve">, affective category context does not contribute retrieval competition.</w:t>
-      </w:r>
-      <w:r>
-        <w:t xml:space="preserve"> </w:t>
-      </w:r>
-      <w:r>
-        <w:t xml:space="preserve">Simulation 3 uses this machinery to examine whether affective matching and affective encoding strength alter competitor effectiveness.</w:t>
-      </w:r>
-    </w:p>
-    <w:bookmarkEnd w:id="34"/>
-    <w:bookmarkStart w:id="35" w:name="reminder-reinstatement"/>
-    <w:p>
-      <w:pPr>
-        <w:pStyle w:val="Heading2"/>
-      </w:pPr>
-      <w:r>
-        <w:t xml:space="preserve">Reminder Reinstatement</w:t>
-      </w:r>
-    </w:p>
-    <w:p>
-      <w:pPr>
-        <w:pStyle w:val="FirstParagraph"/>
-      </w:pPr>
-      <w:r>
-        <w:t xml:space="preserve">Delayed-interference simulations insert a film reminder before the task phase.</w:t>
-      </w:r>
-      <w:r>
-        <w:t xml:space="preserve"> </w:t>
-      </w:r>
-      <w:r>
-        <w:t xml:space="preserve">Before the reminder, context may drift toward the start state, capturing context change across the delay.</w:t>
-      </w:r>
-      <w:r>
-        <w:t xml:space="preserve"> </w:t>
-      </w:r>
-      <w:r>
-        <w:t xml:space="preserve">The reminder cue then probes</w:t>
-      </w:r>
-      <w:r>
-        <w:t xml:space="preserve"> </w:t>
-      </w:r>
-      <m:oMath>
-        <m:sSup>
-          <m:e>
-            <m:r>
-              <m:t>M</m:t>
-            </m:r>
-          </m:e>
-          <m:sup>
-            <m:r>
-              <m:t>F</m:t>
-            </m:r>
-            <m:r>
-              <m:t>C</m:t>
-            </m:r>
-          </m:sup>
-        </m:sSup>
-      </m:oMath>
-      <w:r>
-        <w:t xml:space="preserve"> </w:t>
-      </w:r>
-      <w:r>
-        <w:t xml:space="preserve">and updates current context using the same unit-length context-update rule defined above.</w:t>
-      </w:r>
-      <w:r>
-        <w:t xml:space="preserve"> </w:t>
-      </w:r>
-      <w:r>
-        <w:t xml:space="preserve">No new associations are learned during this reminder step, and the reminder cue is not added as a recallable item.</w:t>
-      </w:r>
-      <w:r>
-        <w:t xml:space="preserve"> </w:t>
-      </w:r>
-      <w:r>
-        <w:t xml:space="preserve">Its role is to reinstate film-associated context before ordinary task encoding resumes.</w:t>
-      </w:r>
-      <w:r>
-        <w:t xml:space="preserve"> </w:t>
-      </w:r>
-      <w:r>
-        <w:t xml:space="preserve">Task items encoded after stronger reminder reinstatement are therefore associated with context states more similar to those associated with film items.</w:t>
-      </w:r>
-      <w:r>
-        <w:t xml:space="preserve"> </w:t>
-      </w:r>
-      <w:r>
-        <w:t xml:space="preserve">Delayed interference is thus graded by reminder reinstatement and subsequent drift, rather than by an all-or-none reactivation window.</w:t>
-      </w:r>
-    </w:p>
-    <w:bookmarkEnd w:id="35"/>
-    <w:bookmarkStart w:id="36" w:name="retrieval-control-and-termination"/>
-    <w:p>
-      <w:pPr>
-        <w:pStyle w:val="Heading2"/>
-      </w:pPr>
-      <w:r>
-        <w:t xml:space="preserve">Retrieval, Control, and Termination</w:t>
-      </w:r>
-    </w:p>
-    <w:p>
-      <w:pPr>
-        <w:pStyle w:val="FirstParagraph"/>
-      </w:pPr>
-      <w:r>
-        <w:t xml:space="preserve">Context-to-feature retrieval underlies both unguided retrieval and deliberate recall.</w:t>
-      </w:r>
-      <w:r>
-        <w:t xml:space="preserve"> </w:t>
-      </w:r>
-      <w:r>
-        <w:t xml:space="preserve">At the start of retrieval, context can drift toward its start state, with</w:t>
-      </w:r>
-      <w:r>
-        <w:t xml:space="preserve"> </w:t>
-      </w:r>
-      <m:oMath>
-        <m:sSub>
-          <m:e>
-            <m:r>
-              <m:t>β</m:t>
-            </m:r>
-          </m:e>
-          <m:sub>
-            <m:r>
-              <m:t>s</m:t>
-            </m:r>
-            <m:r>
-              <m:t>t</m:t>
-            </m:r>
-            <m:r>
-              <m:t>a</m:t>
-            </m:r>
-            <m:r>
-              <m:t>r</m:t>
-            </m:r>
-            <m:r>
-              <m:t>t</m:t>
-            </m:r>
-          </m:sub>
-        </m:sSub>
-      </m:oMath>
-      <w:r>
-        <w:t xml:space="preserve"> </w:t>
-      </w:r>
-      <w:r>
-        <w:t xml:space="preserve">controlling the strength of this reinstatement.</w:t>
-      </w:r>
-      <w:r>
-        <w:t xml:space="preserve"> </w:t>
-      </w:r>
-      <w:r>
-        <w:t xml:space="preserve">The current context then cues encoded items through</w:t>
+        <w:t xml:space="preserve">define the size and decay of the primacy boost.</w:t>
+      </w:r>
+      <w:r>
+        <w:t xml:space="preserve"> </w:t>
+      </w:r>
+      <w:r>
+        <w:t xml:space="preserve">During retrieval, current context cues encoded items through</w:t>
       </w:r>
       <w:r>
         <w:t xml:space="preserve"> </w:t>
@@ -5226,36 +4635,21 @@
         <w:pStyle w:val="FirstParagraph"/>
       </w:pPr>
       <w:r>
-        <w:t xml:space="preserve">Because encoded items compete for retrieval, adding competitors in contextually similar states reduces each film item’s share of retrieval probability.</w:t>
-      </w:r>
-      <w:r>
-        <w:t xml:space="preserve"> </w:t>
-      </w:r>
-      <w:r>
         <w:t xml:space="preserve">The choice sensitivity</w:t>
       </w:r>
       <w:r>
         <w:t xml:space="preserve"> </w:t>
       </w:r>
       <m:oMath>
-        <m:sSub>
-          <m:e>
-            <m:r>
-              <m:t>τ</m:t>
-            </m:r>
-          </m:e>
-          <m:sub>
-            <m:r>
-              <m:t>c</m:t>
-            </m:r>
-          </m:sub>
-        </m:sSub>
+        <m:r>
+          <m:t>τ</m:t>
+        </m:r>
       </m:oMath>
       <w:r>
         <w:t xml:space="preserve"> </w:t>
       </w:r>
       <w:r>
-        <w:t xml:space="preserve">power-scales the combined activation vector:</w:t>
+        <w:t xml:space="preserve">sharpens competition among candidates:</w:t>
       </w:r>
     </w:p>
     <w:p>
@@ -5297,18 +4691,9 @@
               </m:r>
             </m:sub>
             <m:sup>
-              <m:sSub>
-                <m:e>
-                  <m:r>
-                    <m:t>τ</m:t>
-                  </m:r>
-                </m:e>
-                <m:sub>
-                  <m:r>
-                    <m:t>c</m:t>
-                  </m:r>
-                </m:sub>
-              </m:sSub>
+              <m:r>
+                <m:t>τ</m:t>
+              </m:r>
             </m:sup>
           </m:sSubSup>
         </m:oMath>
@@ -5330,7 +4715,7 @@
         </m:r>
       </m:oMath>
       <w:r>
-        <w:t xml:space="preserve">, conditional on continuing recall, then follows a Luce choice rule over currently unrecalled items:</w:t>
+        <w:t xml:space="preserve">, conditional on continuing recall, follows a Luce choice rule over currently unrecalled items:</w:t>
       </w:r>
     </w:p>
     <w:p>
@@ -5789,13 +5174,7 @@
         <w:t xml:space="preserve"> </w:t>
       </w:r>
       <w:r>
-        <w:t xml:space="preserve">When an item is recalled, feature-to-context memory reinstates its associated context using the same unit-length context-update rule defined above.</w:t>
-      </w:r>
-      <w:r>
-        <w:t xml:space="preserve"> </w:t>
-      </w:r>
-      <w:r>
-        <w:t xml:space="preserve">For target monitoring, let</w:t>
+        <w:t xml:space="preserve">After a recalled item</w:t>
       </w:r>
       <w:r>
         <w:t xml:space="preserve"> </w:t>
@@ -5804,600 +5183,139 @@
         <m:sSub>
           <m:e>
             <m:r>
-              <m:t>t</m:t>
+              <m:t>r</m:t>
             </m:r>
           </m:e>
           <m:sub>
             <m:r>
-              <m:t>i</m:t>
+              <m:t>j</m:t>
             </m:r>
           </m:sub>
         </m:sSub>
-        <m:r>
-          <m:rPr>
-            <m:sty m:val="p"/>
-          </m:rPr>
-          <m:t>=</m:t>
-        </m:r>
-        <m:r>
-          <m:t>1</m:t>
-        </m:r>
       </m:oMath>
       <w:r>
-        <w:t xml:space="preserve"> </w:t>
-      </w:r>
-      <w:r>
-        <w:t xml:space="preserve">for film items and</w:t>
-      </w:r>
-      <w:r>
-        <w:t xml:space="preserve"> </w:t>
-      </w:r>
-      <m:oMath>
-        <m:sSub>
-          <m:e>
-            <m:r>
-              <m:t>t</m:t>
-            </m:r>
-          </m:e>
-          <m:sub>
-            <m:r>
-              <m:t>i</m:t>
-            </m:r>
-          </m:sub>
-        </m:sSub>
-        <m:r>
-          <m:rPr>
-            <m:sty m:val="p"/>
-          </m:rPr>
-          <m:t>=</m:t>
-        </m:r>
-        <m:r>
-          <m:t>0</m:t>
-        </m:r>
-      </m:oMath>
-      <w:r>
-        <w:t xml:space="preserve"> </w:t>
-      </w:r>
-      <w:r>
-        <w:t xml:space="preserve">otherwise, and define</w:t>
-      </w:r>
-      <w:r>
-        <w:t xml:space="preserve"> </w:t>
-      </w:r>
-      <m:oMath>
-        <m:sSub>
-          <m:e>
-            <m:r>
-              <m:t>κ</m:t>
-            </m:r>
-          </m:e>
-          <m:sub>
-            <m:r>
-              <m:t>i</m:t>
-            </m:r>
-          </m:sub>
-        </m:sSub>
-        <m:r>
-          <m:rPr>
-            <m:sty m:val="p"/>
-          </m:rPr>
-          <m:t>=</m:t>
-        </m:r>
-        <m:sSub>
-          <m:e>
-            <m:r>
-              <m:t>t</m:t>
-            </m:r>
-          </m:e>
-          <m:sub>
-            <m:r>
-              <m:t>i</m:t>
-            </m:r>
-          </m:sub>
-        </m:sSub>
-        <m:r>
-          <m:rPr>
-            <m:sty m:val="p"/>
-          </m:rPr>
-          <m:t>+</m:t>
-        </m:r>
-        <m:d>
-          <m:dPr>
-            <m:begChr m:val="("/>
-            <m:sepChr m:val=""/>
-            <m:endChr m:val=")"/>
-            <m:grow/>
-          </m:dPr>
-          <m:e>
-            <m:r>
-              <m:t>1</m:t>
-            </m:r>
-            <m:r>
-              <m:rPr>
-                <m:sty m:val="p"/>
-              </m:rPr>
-              <m:t>−</m:t>
-            </m:r>
-            <m:sSub>
-              <m:e>
-                <m:r>
-                  <m:t>t</m:t>
-                </m:r>
-              </m:e>
-              <m:sub>
-                <m:r>
-                  <m:t>i</m:t>
-                </m:r>
-              </m:sub>
-            </m:sSub>
-          </m:e>
-        </m:d>
-        <m:r>
-          <m:t>κ</m:t>
-        </m:r>
-      </m:oMath>
-      <w:r>
-        <w:t xml:space="preserve">.</w:t>
-      </w:r>
-      <w:r>
-        <w:t xml:space="preserve"> </w:t>
-      </w:r>
-      <w:r>
-        <w:t xml:space="preserve">When</w:t>
-      </w:r>
-      <w:r>
-        <w:t xml:space="preserve"> </w:t>
-      </w:r>
-      <m:oMath>
-        <m:r>
-          <m:t>κ</m:t>
-        </m:r>
-        <m:r>
-          <m:rPr>
-            <m:sty m:val="p"/>
-          </m:rPr>
-          <m:t>&lt;</m:t>
-        </m:r>
-        <m:r>
-          <m:t>1</m:t>
-        </m:r>
-      </m:oMath>
-      <w:r>
-        <w:t xml:space="preserve">, sampled non-film competitors have less influence on the next context state than sampled film items.</w:t>
-      </w:r>
-      <w:r>
-        <w:t xml:space="preserve"> </w:t>
-      </w:r>
-      <w:r>
-        <w:t xml:space="preserve">This reinstatement drives context toward the recalled item’s encoding neighborhood, biasing subsequent retrievals toward nearby items.</w:t>
-      </w:r>
-      <w:r>
-        <w:t xml:space="preserve"> </w:t>
-      </w:r>
-      <w:r>
-        <w:t xml:space="preserve">This recalled-item update produces temporal organization in retrieval.</w:t>
+        <w:t xml:space="preserve">, context is updated through the same feature-to-context pathway:</w:t>
       </w:r>
     </w:p>
     <w:p>
       <w:pPr>
         <w:pStyle w:val="BodyText"/>
       </w:pPr>
-      <w:r>
-        <w:t xml:space="preserve">The simulations vary retrieval mode and film-directed control settings without changing the stored film and task episodes.</w:t>
-      </w:r>
-      <w:r>
-        <w:t xml:space="preserve"> </w:t>
-      </w:r>
-      <w:r>
-        <w:t xml:space="preserve">Unguided retrieval is modeled as relatively broad context-to-feature sampling from the current retrieval context.</w:t>
-      </w:r>
-      <w:r>
-        <w:t xml:space="preserve"> </w:t>
-      </w:r>
-      <w:r>
-        <w:t xml:space="preserve">Deliberate recall uses the same context-to-feature pathway, but with stronger film-directed start reinstatement, sharper selection among candidates, and optionally reduced context updating after rejected non-film competitors.</w:t>
-      </w:r>
-      <w:r>
-        <w:t xml:space="preserve"> </w:t>
-      </w:r>
-      <w:r>
-        <w:t xml:space="preserve">These settings do not create a separate voluntary-memory store; they change the retrieval state and selection policy applied to the same item-context associations.</w:t>
-      </w:r>
-    </w:p>
-    <w:p>
-      <w:pPr>
-        <w:pStyle w:val="BodyText"/>
-      </w:pPr>
-      <w:r>
-        <w:t xml:space="preserve">Tests that supply a film item use feature-to-context retrieval to reduce reliance on broad context-to-feature search.</w:t>
-      </w:r>
-      <w:r>
-        <w:t xml:space="preserve"> </w:t>
-      </w:r>
-      <w:r>
-        <w:t xml:space="preserve">When a test supplies a film item, that item can retrieve its own associated context through feature-to-context memory.</w:t>
-      </w:r>
-      <w:r>
-        <w:t xml:space="preserve"> </w:t>
-      </w:r>
-      <w:r>
-        <w:t xml:space="preserve">This route supplies more target-specific information than broad context-to-feature search.</w:t>
-      </w:r>
-      <w:r>
-        <w:t xml:space="preserve"> </w:t>
-      </w:r>
-      <w:r>
-        <w:t xml:space="preserve">It should therefore be less exposed to competitors encoded near film-associated context, although recognition-like access is treated as a cue-driven case to be interpreted alongside the task design rather than as an absolute recognition result.</w:t>
-      </w:r>
-    </w:p>
-    <w:bookmarkEnd w:id="36"/>
-    <w:bookmarkStart w:id="40" w:name="parameters-and-simulation-factors"/>
-    <w:p>
-      <w:pPr>
-        <w:pStyle w:val="Heading2"/>
-      </w:pPr>
-      <w:r>
-        <w:t xml:space="preserve">Parameters and Simulation Factors</w:t>
-      </w:r>
-    </w:p>
-    <w:p>
-      <w:pPr>
-        <w:pStyle w:val="FirstParagraph"/>
-      </w:pPr>
-      <w:r>
-        <w:t xml:space="preserve">The base parameter vector is anchored by external eCMR fits rather than fit to the selective-interference simulations themselves.</w:t>
-      </w:r>
-      <w:r>
-        <w:t xml:space="preserve"> </w:t>
-      </w:r>
-      <w:r>
-        <w:t xml:space="preserve">For these simulations, the anchor is a pooled eCMR fit to the Ukraine war photographs free-recall data</w:t>
-      </w:r>
-      <w:r>
-        <w:t xml:space="preserve"> </w:t>
-      </w:r>
-      <w:r>
-        <w:t xml:space="preserve">(</w:t>
-      </w:r>
-      <w:hyperlink w:anchor="ref-dupertuys2026ukraine">
-        <w:r>
-          <w:rPr>
-            <w:rStyle w:val="Hyperlink"/>
-          </w:rPr>
-          <w:t xml:space="preserve">Dupertuys et al., 2026</w:t>
-        </w:r>
-      </w:hyperlink>
-      <w:r>
-        <w:t xml:space="preserve">)</w:t>
-      </w:r>
-      <w:r>
-        <w:t xml:space="preserve">.</w:t>
-      </w:r>
-      <w:r>
-        <w:t xml:space="preserve"> </w:t>
-      </w:r>
-      <w:r>
-        <w:t xml:space="preserve">The selective-interference simulations then manipulate paradigm-level scale factors that determine phase drift, competitor learning, reminder reinstatement, and retrieval control.</w:t>
-      </w:r>
-      <w:r>
-        <w:t xml:space="preserve"> </w:t>
-      </w:r>
-      <w:r>
-        <w:t xml:space="preserve">This separation keeps fitted memory-search parameters distinct from the theoretical manipulations used to create selective interference.</w:t>
-      </w:r>
-    </w:p>
-    <w:p>
-      <w:pPr>
-        <w:pStyle w:val="BodyText"/>
-      </w:pPr>
-      <w:hyperlink w:anchor="tbl-base-parameters">
-        <w:r>
-          <w:rPr>
-            <w:rStyle w:val="Hyperlink"/>
-          </w:rPr>
-          <w:t xml:space="preserve">Table 2</w:t>
-        </w:r>
-      </w:hyperlink>
-      <w:r>
-        <w:t xml:space="preserve"> </w:t>
-      </w:r>
-      <w:r>
-        <w:t xml:space="preserve">lists the base parameters used by the model.</w:t>
-      </w:r>
-    </w:p>
-    <w:bookmarkStart w:id="37" w:name="tbl-base-parameters"/>
-    <w:p>
-      <w:pPr>
-        <w:pStyle w:val="FigureTitle"/>
-      </w:pPr>
-      <w:r>
-        <w:t xml:space="preserve">Table 2</w:t>
-      </w:r>
-    </w:p>
-    <w:p>
-      <w:pPr>
-        <w:pStyle w:val="Caption"/>
-      </w:pPr>
-      <w:r>
-        <w:t xml:space="preserve">Base parameters and theoretical roles.</w:t>
-      </w:r>
-      <w:r>
-        <w:t xml:space="preserve"> </w:t>
-      </w:r>
-      <w:r>
-        <w:t xml:space="preserve">The parameter anchor is external to the selective-interference simulations</w:t>
-      </w:r>
-      <w:r>
-        <w:t xml:space="preserve"> </w:t>
-      </w:r>
-      <w:r>
-        <w:t xml:space="preserve">(</w:t>
-      </w:r>
-      <w:hyperlink w:anchor="ref-dupertuys2026ukraine">
-        <w:r>
-          <w:rPr>
-            <w:rStyle w:val="Hyperlink"/>
-          </w:rPr>
-          <w:t xml:space="preserve">Dupertuys et al., 2026</w:t>
-        </w:r>
-      </w:hyperlink>
-      <w:r>
-        <w:t xml:space="preserve">)</w:t>
-      </w:r>
-      <w:r>
-        <w:t xml:space="preserve">.</w:t>
-      </w:r>
-    </w:p>
-    <w:tbl>
-      <w:tblPr>
-        <w:tblStyle w:val="Table"/>
-        <w:tblW w:type="pct" w:w="5000"/>
-        <w:tblLayout w:type="fixed"/>
-        <w:tblLook w:firstRow="1" w:lastRow="0" w:firstColumn="0" w:lastColumn="0" w:noHBand="0" w:noVBand="0" w:val="0020"/>
-      </w:tblPr>
-      <w:tblGrid>
-        <w:gridCol w:w="2640"/>
-        <w:gridCol w:w="2640"/>
-        <w:gridCol w:w="2640"/>
-      </w:tblGrid>
-      <w:tr>
-        <w:trPr>
-          <w:tblHeader w:val="on"/>
-        </w:trPr>
-        <w:tc>
-          <w:tcPr/>
-          <w:p>
-            <w:pPr>
-              <w:pStyle w:val="Compact"/>
-            </w:pPr>
-            <w:r>
-              <w:t xml:space="preserve">Symbol</w:t>
-            </w:r>
-          </w:p>
-        </w:tc>
-        <w:tc>
-          <w:tcPr/>
-          <w:p>
-            <w:pPr>
-              <w:pStyle w:val="Compact"/>
-            </w:pPr>
-            <w:r>
-              <w:t xml:space="preserve">Name</w:t>
-            </w:r>
-          </w:p>
-        </w:tc>
-        <w:tc>
-          <w:tcPr/>
-          <w:p>
-            <w:pPr>
-              <w:pStyle w:val="Compact"/>
-            </w:pPr>
-            <w:r>
-              <w:t xml:space="preserve">Role</w:t>
-            </w:r>
-          </w:p>
-        </w:tc>
-      </w:tr>
-      <w:tr>
-        <w:tc>
-          <w:tcPr/>
-          <w:p>
-            <w:pPr>
-              <w:pStyle w:val="Compact"/>
-            </w:pPr>
-            <m:oMath>
-              <m:sSub>
-                <m:e>
-                  <m:r>
-                    <m:t>β</m:t>
-                  </m:r>
-                </m:e>
-                <m:sub>
-                  <m:r>
-                    <m:t>e</m:t>
-                  </m:r>
-                  <m:r>
-                    <m:t>n</m:t>
-                  </m:r>
-                  <m:r>
-                    <m:t>c</m:t>
-                  </m:r>
-                </m:sub>
-              </m:sSub>
-            </m:oMath>
-          </w:p>
-        </w:tc>
-        <w:tc>
-          <w:tcPr/>
-          <w:p>
-            <w:pPr>
-              <w:pStyle w:val="Compact"/>
-            </w:pPr>
-            <w:r>
-              <w:t xml:space="preserve">encoding drift rate</w:t>
-            </w:r>
-          </w:p>
-        </w:tc>
-        <w:tc>
-          <w:tcPr/>
-          <w:p>
-            <w:pPr>
-              <w:pStyle w:val="Compact"/>
-            </w:pPr>
-            <w:r>
-              <w:t xml:space="preserve">Context drift during study</w:t>
-            </w:r>
-          </w:p>
-        </w:tc>
-      </w:tr>
-      <w:tr>
-        <w:tc>
-          <w:tcPr/>
-          <w:p>
-            <w:pPr>
-              <w:pStyle w:val="Compact"/>
-            </w:pPr>
-            <m:oMath>
-              <m:sSub>
-                <m:e>
-                  <m:r>
-                    <m:t>β</m:t>
-                  </m:r>
-                </m:e>
-                <m:sub>
-                  <m:r>
-                    <m:t>s</m:t>
-                  </m:r>
-                  <m:r>
-                    <m:t>t</m:t>
-                  </m:r>
-                  <m:r>
-                    <m:t>a</m:t>
-                  </m:r>
-                  <m:r>
-                    <m:t>r</m:t>
-                  </m:r>
-                  <m:r>
-                    <m:t>t</m:t>
-                  </m:r>
-                </m:sub>
-              </m:sSub>
-            </m:oMath>
-          </w:p>
-        </w:tc>
-        <w:tc>
-          <w:tcPr/>
-          <w:p>
-            <w:pPr>
-              <w:pStyle w:val="Compact"/>
-            </w:pPr>
-            <w:r>
-              <w:t xml:space="preserve">start drift rate</w:t>
-            </w:r>
-          </w:p>
-        </w:tc>
-        <w:tc>
-          <w:tcPr/>
-          <w:p>
-            <w:pPr>
-              <w:pStyle w:val="Compact"/>
-            </w:pPr>
-            <w:r>
-              <w:t xml:space="preserve">Start-of-list or film-directed context reinstatement at retrieval onset</w:t>
-            </w:r>
-          </w:p>
-        </w:tc>
-      </w:tr>
-      <w:tr>
-        <w:tc>
-          <w:tcPr/>
-          <w:p>
-            <w:pPr>
-              <w:pStyle w:val="Compact"/>
-            </w:pPr>
-            <m:oMath>
-              <m:sSub>
-                <m:e>
-                  <m:r>
-                    <m:t>β</m:t>
-                  </m:r>
-                </m:e>
-                <m:sub>
-                  <m:r>
-                    <m:t>r</m:t>
-                  </m:r>
-                  <m:r>
-                    <m:t>e</m:t>
-                  </m:r>
-                  <m:r>
-                    <m:t>c</m:t>
-                  </m:r>
-                </m:sub>
-              </m:sSub>
-            </m:oMath>
-          </w:p>
-        </w:tc>
-        <w:tc>
-          <w:tcPr/>
-          <w:p>
-            <w:pPr>
-              <w:pStyle w:val="Compact"/>
-            </w:pPr>
-            <w:r>
-              <w:t xml:space="preserve">recall drift rate</w:t>
-            </w:r>
-          </w:p>
-        </w:tc>
-        <w:tc>
-          <w:tcPr/>
-          <w:p>
-            <w:pPr>
-              <w:pStyle w:val="Compact"/>
-            </w:pPr>
-            <w:r>
-              <w:t xml:space="preserve">Context drift after recall</w:t>
-            </w:r>
-          </w:p>
-        </w:tc>
-      </w:tr>
-      <w:tr>
-        <w:tc>
-          <w:tcPr/>
-          <w:p>
-            <w:pPr>
-              <w:pStyle w:val="Compact"/>
-            </w:pPr>
-            <m:oMath>
-              <m:r>
-                <m:t>γ</m:t>
-              </m:r>
-            </m:oMath>
-          </w:p>
-        </w:tc>
-        <w:tc>
-          <w:tcPr/>
-          <w:p>
-            <w:pPr>
-              <w:pStyle w:val="Compact"/>
-            </w:pPr>
-            <w:r>
-              <w:t xml:space="preserve">feature-to-context learning rate</w:t>
-            </w:r>
-          </w:p>
-        </w:tc>
-        <w:tc>
-          <w:tcPr/>
-          <w:p>
-            <w:pPr>
-              <w:pStyle w:val="Compact"/>
-            </w:pPr>
-            <w:r>
-              <w:t xml:space="preserve">Learning rate for</w:t>
-            </w:r>
-            <w:r>
-              <w:t xml:space="preserve"> </w:t>
-            </w:r>
-            <m:oMath>
+      <m:oMathPara>
+        <m:oMathParaPr>
+          <m:jc m:val="center"/>
+        </m:oMathParaPr>
+        <m:oMath>
+          <m:sSub>
+            <m:e>
+              <m:r>
+                <m:t>c</m:t>
+              </m:r>
+            </m:e>
+            <m:sub>
+              <m:r>
+                <m:t>j</m:t>
+              </m:r>
+              <m:r>
+                <m:rPr>
+                  <m:sty m:val="p"/>
+                </m:rPr>
+                <m:t>+</m:t>
+              </m:r>
+              <m:r>
+                <m:t>1</m:t>
+              </m:r>
+            </m:sub>
+          </m:sSub>
+          <m:r>
+            <m:rPr>
+              <m:sty m:val="p"/>
+            </m:rPr>
+            <m:t>=</m:t>
+          </m:r>
+          <m:sSub>
+            <m:e>
+              <m:r>
+                <m:t>ρ</m:t>
+              </m:r>
+            </m:e>
+            <m:sub>
+              <m:r>
+                <m:rPr>
+                  <m:sty m:val="p"/>
+                </m:rPr>
+                <m:t>r</m:t>
+              </m:r>
+              <m:r>
+                <m:rPr>
+                  <m:sty m:val="p"/>
+                </m:rPr>
+                <m:t>e</m:t>
+              </m:r>
+              <m:r>
+                <m:rPr>
+                  <m:sty m:val="p"/>
+                </m:rPr>
+                <m:t>c</m:t>
+              </m:r>
+              <m:r>
+                <m:rPr>
+                  <m:sty m:val="p"/>
+                </m:rPr>
+                <m:t>,</m:t>
+              </m:r>
+              <m:r>
+                <m:t>j</m:t>
+              </m:r>
+            </m:sub>
+          </m:sSub>
+          <m:r>
+            <m:t> </m:t>
+          </m:r>
+          <m:sSub>
+            <m:e>
+              <m:r>
+                <m:t>c</m:t>
+              </m:r>
+            </m:e>
+            <m:sub>
+              <m:r>
+                <m:t>j</m:t>
+              </m:r>
+            </m:sub>
+          </m:sSub>
+          <m:r>
+            <m:rPr>
+              <m:sty m:val="p"/>
+            </m:rPr>
+            <m:t>+</m:t>
+          </m:r>
+          <m:sSub>
+            <m:e>
+              <m:r>
+                <m:t>β</m:t>
+              </m:r>
+            </m:e>
+            <m:sub>
+              <m:r>
+                <m:t>r</m:t>
+              </m:r>
+              <m:r>
+                <m:t>e</m:t>
+              </m:r>
+              <m:r>
+                <m:t>c</m:t>
+              </m:r>
+            </m:sub>
+          </m:sSub>
+          <m:r>
+            <m:t> </m:t>
+          </m:r>
+          <m:acc>
+            <m:accPr>
+              <m:chr m:val="̂"/>
+            </m:accPr>
+            <m:e>
               <m:sSup>
                 <m:e>
                   <m:r>
@@ -6413,487 +5331,88 @@
                   </m:r>
                 </m:sup>
               </m:sSup>
-            </m:oMath>
-          </w:p>
-        </w:tc>
-      </w:tr>
-      <w:tr>
-        <w:tc>
-          <w:tcPr/>
-          <w:p>
-            <w:pPr>
-              <w:pStyle w:val="Compact"/>
-            </w:pPr>
-            <m:oMath>
-              <m:r>
-                <m:t>α</m:t>
-              </m:r>
-            </m:oMath>
-          </w:p>
-        </w:tc>
-        <w:tc>
-          <w:tcPr/>
-          <w:p>
-            <w:pPr>
-              <w:pStyle w:val="Compact"/>
-            </w:pPr>
-            <w:r>
-              <w:t xml:space="preserve">shared support</w:t>
-            </w:r>
-          </w:p>
-        </w:tc>
-        <w:tc>
-          <w:tcPr/>
-          <w:p>
-            <w:pPr>
-              <w:pStyle w:val="Compact"/>
-            </w:pPr>
-            <w:r>
-              <w:t xml:space="preserve">Pre-experimental shared support in</w:t>
-            </w:r>
-            <w:r>
-              <w:t xml:space="preserve"> </w:t>
-            </w:r>
-            <m:oMath>
-              <m:sSup>
-                <m:e>
-                  <m:r>
-                    <m:t>M</m:t>
-                  </m:r>
-                </m:e>
-                <m:sup>
-                  <m:r>
-                    <m:t>C</m:t>
-                  </m:r>
-                  <m:r>
-                    <m:t>F</m:t>
-                  </m:r>
-                </m:sup>
-              </m:sSup>
-            </m:oMath>
-          </w:p>
-        </w:tc>
-      </w:tr>
-      <w:tr>
-        <w:tc>
-          <w:tcPr/>
-          <w:p>
-            <w:pPr>
-              <w:pStyle w:val="Compact"/>
-            </w:pPr>
-            <m:oMath>
-              <m:r>
-                <m:t>δ</m:t>
-              </m:r>
-            </m:oMath>
-          </w:p>
-        </w:tc>
-        <w:tc>
-          <w:tcPr/>
-          <w:p>
-            <w:pPr>
-              <w:pStyle w:val="Compact"/>
-            </w:pPr>
-            <w:r>
-              <w:t xml:space="preserve">self support</w:t>
-            </w:r>
-          </w:p>
-        </w:tc>
-        <w:tc>
-          <w:tcPr/>
-          <w:p>
-            <w:pPr>
-              <w:pStyle w:val="Compact"/>
-            </w:pPr>
-            <w:r>
-              <w:t xml:space="preserve">Pre-experimental self-support in</w:t>
-            </w:r>
-            <w:r>
-              <w:t xml:space="preserve"> </w:t>
-            </w:r>
-            <m:oMath>
-              <m:sSup>
-                <m:e>
-                  <m:r>
-                    <m:t>M</m:t>
-                  </m:r>
-                </m:e>
-                <m:sup>
-                  <m:r>
-                    <m:t>C</m:t>
-                  </m:r>
-                  <m:r>
-                    <m:t>F</m:t>
-                  </m:r>
-                </m:sup>
-              </m:sSup>
-            </m:oMath>
-          </w:p>
-        </w:tc>
-      </w:tr>
-      <w:tr>
-        <w:tc>
-          <w:tcPr/>
-          <w:p>
-            <w:pPr>
-              <w:pStyle w:val="Compact"/>
-            </w:pPr>
-            <m:oMath>
               <m:sSub>
                 <m:e>
                   <m:r>
-                    <m:t>ϕ</m:t>
+                    <m:t>f</m:t>
                   </m:r>
                 </m:e>
                 <m:sub>
-                  <m:r>
-                    <m:t>s</m:t>
-                  </m:r>
+                  <m:sSub>
+                    <m:e>
+                      <m:r>
+                        <m:t>r</m:t>
+                      </m:r>
+                    </m:e>
+                    <m:sub>
+                      <m:r>
+                        <m:t>j</m:t>
+                      </m:r>
+                    </m:sub>
+                  </m:sSub>
                 </m:sub>
               </m:sSub>
-            </m:oMath>
-          </w:p>
-        </w:tc>
-        <w:tc>
-          <w:tcPr/>
-          <w:p>
-            <w:pPr>
-              <w:pStyle w:val="Compact"/>
-            </w:pPr>
-            <w:r>
-              <w:t xml:space="preserve">primacy scale</w:t>
-            </w:r>
-          </w:p>
-        </w:tc>
-        <w:tc>
-          <w:tcPr/>
-          <w:p>
-            <w:pPr>
-              <w:pStyle w:val="Compact"/>
-            </w:pPr>
-            <w:r>
-              <w:t xml:space="preserve">Initial boost to context-to-feature learning</w:t>
-            </w:r>
-          </w:p>
-        </w:tc>
-      </w:tr>
-      <w:tr>
-        <w:tc>
-          <w:tcPr/>
-          <w:p>
-            <w:pPr>
-              <w:pStyle w:val="Compact"/>
-            </w:pPr>
-            <m:oMath>
-              <m:sSub>
-                <m:e>
-                  <m:r>
-                    <m:t>ϕ</m:t>
-                  </m:r>
-                </m:e>
-                <m:sub>
-                  <m:r>
-                    <m:t>d</m:t>
-                  </m:r>
-                </m:sub>
-              </m:sSub>
-            </m:oMath>
-          </w:p>
-        </w:tc>
-        <w:tc>
-          <w:tcPr/>
-          <w:p>
-            <w:pPr>
-              <w:pStyle w:val="Compact"/>
-            </w:pPr>
-            <w:r>
-              <w:t xml:space="preserve">primacy decay</w:t>
-            </w:r>
-          </w:p>
-        </w:tc>
-        <w:tc>
-          <w:tcPr/>
-          <w:p>
-            <w:pPr>
-              <w:pStyle w:val="Compact"/>
-            </w:pPr>
-            <w:r>
-              <w:t xml:space="preserve">Decay rate of primacy boost</w:t>
-            </w:r>
-          </w:p>
-        </w:tc>
-      </w:tr>
-      <w:tr>
-        <w:tc>
-          <w:tcPr/>
-          <w:p>
-            <w:pPr>
-              <w:pStyle w:val="Compact"/>
-            </w:pPr>
-            <m:oMath>
-              <m:sSub>
-                <m:e>
-                  <m:r>
-                    <m:t>τ</m:t>
-                  </m:r>
-                </m:e>
-                <m:sub>
-                  <m:r>
-                    <m:t>c</m:t>
-                  </m:r>
-                </m:sub>
-              </m:sSub>
-            </m:oMath>
-          </w:p>
-        </w:tc>
-        <w:tc>
-          <w:tcPr/>
-          <w:p>
-            <w:pPr>
-              <w:pStyle w:val="Compact"/>
-            </w:pPr>
-            <w:r>
-              <w:t xml:space="preserve">choice sensitivity</w:t>
-            </w:r>
-          </w:p>
-        </w:tc>
-        <w:tc>
-          <w:tcPr/>
-          <w:p>
-            <w:pPr>
-              <w:pStyle w:val="Compact"/>
-            </w:pPr>
-            <w:r>
-              <w:t xml:space="preserve">Sharpness of retrieval competition</w:t>
-            </w:r>
-          </w:p>
-        </w:tc>
-      </w:tr>
-      <w:tr>
-        <w:tc>
-          <w:tcPr/>
-          <w:p>
-            <w:pPr>
-              <w:pStyle w:val="Compact"/>
-            </w:pPr>
-            <m:oMath>
-              <m:sSub>
-                <m:e>
-                  <m:r>
-                    <m:t>ϕ</m:t>
-                  </m:r>
-                </m:e>
-                <m:sub>
-                  <m:r>
-                    <m:rPr>
-                      <m:sty m:val="p"/>
-                    </m:rPr>
-                    <m:t>e</m:t>
-                  </m:r>
-                  <m:r>
-                    <m:rPr>
-                      <m:sty m:val="p"/>
-                    </m:rPr>
-                    <m:t>m</m:t>
-                  </m:r>
-                  <m:r>
-                    <m:rPr>
-                      <m:sty m:val="p"/>
-                    </m:rPr>
-                    <m:t>o</m:t>
-                  </m:r>
-                  <m:r>
-                    <m:rPr>
-                      <m:sty m:val="p"/>
-                    </m:rPr>
-                    <m:t>t</m:t>
-                  </m:r>
-                </m:sub>
-              </m:sSub>
-            </m:oMath>
-          </w:p>
-        </w:tc>
-        <w:tc>
-          <w:tcPr/>
-          <w:p>
-            <w:pPr>
-              <w:pStyle w:val="Compact"/>
-            </w:pPr>
-            <w:r>
-              <w:t xml:space="preserve">affective learning scale</w:t>
-            </w:r>
-          </w:p>
-        </w:tc>
-        <w:tc>
-          <w:tcPr/>
-          <w:p>
-            <w:pPr>
-              <w:pStyle w:val="Compact"/>
-            </w:pPr>
-            <w:r>
-              <w:t xml:space="preserve">Strength of affective context-to-feature learning</w:t>
-            </w:r>
-          </w:p>
-        </w:tc>
-      </w:tr>
-      <w:tr>
-        <w:tc>
-          <w:tcPr/>
-          <w:p>
-            <w:pPr>
-              <w:pStyle w:val="Compact"/>
-            </w:pPr>
-            <m:oMath>
-              <m:r>
-                <m:t>κ</m:t>
-              </m:r>
-            </m:oMath>
-          </w:p>
-        </w:tc>
-        <w:tc>
-          <w:tcPr/>
-          <w:p>
-            <w:pPr>
-              <w:pStyle w:val="Compact"/>
-            </w:pPr>
-            <w:r>
-              <w:t xml:space="preserve">target-monitoring scale</w:t>
-            </w:r>
-          </w:p>
-        </w:tc>
-        <w:tc>
-          <w:tcPr/>
-          <w:p>
-            <w:pPr>
-              <w:pStyle w:val="Compact"/>
-            </w:pPr>
-            <w:r>
-              <w:t xml:space="preserve">Reduced context updating after sampled non-film competitors</w:t>
-            </w:r>
-          </w:p>
-        </w:tc>
-      </w:tr>
-      <w:tr>
-        <w:tc>
-          <w:tcPr/>
-          <w:p>
-            <w:pPr>
-              <w:pStyle w:val="Compact"/>
-            </w:pPr>
-            <m:oMath>
-              <m:sSub>
-                <m:e>
-                  <m:r>
-                    <m:t>θ</m:t>
-                  </m:r>
-                </m:e>
-                <m:sub>
-                  <m:r>
-                    <m:t>s</m:t>
-                  </m:r>
-                </m:sub>
-              </m:sSub>
-            </m:oMath>
-          </w:p>
-        </w:tc>
-        <w:tc>
-          <w:tcPr/>
-          <w:p>
-            <w:pPr>
-              <w:pStyle w:val="Compact"/>
-            </w:pPr>
-            <w:r>
-              <w:t xml:space="preserve">stop scale</w:t>
-            </w:r>
-          </w:p>
-        </w:tc>
-        <w:tc>
-          <w:tcPr/>
-          <w:p>
-            <w:pPr>
-              <w:pStyle w:val="Compact"/>
-            </w:pPr>
-            <w:r>
-              <w:t xml:space="preserve">Baseline stopping probability</w:t>
-            </w:r>
-          </w:p>
-        </w:tc>
-      </w:tr>
-      <w:tr>
-        <w:tc>
-          <w:tcPr/>
-          <w:p>
-            <w:pPr>
-              <w:pStyle w:val="Compact"/>
-            </w:pPr>
-            <m:oMath>
-              <m:sSub>
-                <m:e>
-                  <m:r>
-                    <m:t>θ</m:t>
-                  </m:r>
-                </m:e>
-                <m:sub>
-                  <m:r>
-                    <m:t>r</m:t>
-                  </m:r>
-                </m:sub>
-              </m:sSub>
-            </m:oMath>
-          </w:p>
-        </w:tc>
-        <w:tc>
-          <w:tcPr/>
-          <w:p>
-            <w:pPr>
-              <w:pStyle w:val="Compact"/>
-            </w:pPr>
-            <w:r>
-              <w:t xml:space="preserve">stop growth</w:t>
-            </w:r>
-          </w:p>
-        </w:tc>
-        <w:tc>
-          <w:tcPr/>
-          <w:p>
-            <w:pPr>
-              <w:pStyle w:val="Compact"/>
-            </w:pPr>
-            <w:r>
-              <w:t xml:space="preserve">Growth of stopping probability across output positions</w:t>
-            </w:r>
-          </w:p>
-        </w:tc>
-      </w:tr>
-    </w:tbl>
-    <w:bookmarkEnd w:id="37"/>
-    <w:p>
-      <w:pPr>
-        <w:pStyle w:val="AfterWithoutNote"/>
-      </w:pPr>
-      <w:r>
-        <w:t xml:space="preserve">Each phase applies multiplicative scale factors to the base encoding rates.</w:t>
-      </w:r>
-      <w:r>
-        <w:t xml:space="preserve"> </w:t>
-      </w:r>
-      <w:r>
-        <w:t xml:space="preserve">The film phase uses base rates directly.</w:t>
-      </w:r>
-      <w:r>
-        <w:t xml:space="preserve"> </w:t>
-      </w:r>
-      <w:r>
-        <w:t xml:space="preserve">Subsequent phases modulate drift rate, which controls context proximity to preceding items, and context-to-feature learning, which controls competitor encoding strength.</w:t>
-      </w:r>
-    </w:p>
-    <w:bookmarkStart w:id="38" w:name="tbl-phase-scales"/>
+            </m:e>
+          </m:acc>
+        </m:oMath>
+      </m:oMathPara>
+    </w:p>
+    <w:p>
+      <w:pPr>
+        <w:pStyle w:val="FirstParagraph"/>
+      </w:pPr>
+      <w:r>
+        <w:t xml:space="preserve">This recalled-item update drives context toward the recalled item’s encoding neighborhood, biasing subsequent retrievals toward nearby items and producing temporal organization in retrieval.</w:t>
+      </w:r>
+      <w:r>
+        <w:t xml:space="preserve"> </w:t>
+      </w:r>
+      <w:r>
+        <w:t xml:space="preserve">Encoding operations use the context update and learning equations together, whereas reminders, recalled items, and supplied film items use the context update without adding a new recallable event.</w:t>
+      </w:r>
+    </w:p>
+    <w:bookmarkEnd w:id="33"/>
+    <w:bookmarkStart w:id="35" w:name="paradigm-phases-and-settings"/>
+    <w:p>
+      <w:pPr>
+        <w:pStyle w:val="Heading2"/>
+      </w:pPr>
+      <w:r>
+        <w:t xml:space="preserve">Paradigm Phases and Settings</w:t>
+      </w:r>
+    </w:p>
+    <w:p>
+      <w:pPr>
+        <w:pStyle w:val="FirstParagraph"/>
+      </w:pPr>
+      <w:r>
+        <w:t xml:space="preserve">The selective-interference paradigm configures the generic operations through phase-specific drift rates, context-to-feature learning scales, and retrieval-control settings.</w:t>
+      </w:r>
+      <w:r>
+        <w:t xml:space="preserve"> </w:t>
+      </w:r>
+      <w:hyperlink w:anchor="tbl-paradigm-settings">
+        <w:r>
+          <w:rPr>
+            <w:rStyle w:val="Hyperlink"/>
+          </w:rPr>
+          <w:t xml:space="preserve">Table 2</w:t>
+        </w:r>
+      </w:hyperlink>
+      <w:r>
+        <w:t xml:space="preserve"> </w:t>
+      </w:r>
+      <w:r>
+        <w:t xml:space="preserve">summarizes the settings used by the simulations.</w:t>
+      </w:r>
+    </w:p>
+    <w:bookmarkStart w:id="34" w:name="tbl-paradigm-settings"/>
     <w:p>
       <w:pPr>
         <w:pStyle w:val="FigureTitle"/>
       </w:pPr>
       <w:r>
-        <w:t xml:space="preserve">Table 3</w:t>
+        <w:t xml:space="preserve">Table 2</w:t>
       </w:r>
     </w:p>
     <w:p>
@@ -6901,42 +5420,13 @@
         <w:pStyle w:val="Caption"/>
       </w:pPr>
       <w:r>
-        <w:t xml:space="preserve">Phase-specific encoding rates.</w:t>
-      </w:r>
-      <w:r>
-        <w:t xml:space="preserve"> </w:t>
-      </w:r>
-      <w:r>
-        <w:t xml:space="preserve">Drift scales multiply</w:t>
-      </w:r>
-      <w:r>
-        <w:t xml:space="preserve"> </w:t>
-      </w:r>
-      <m:oMath>
-        <m:sSub>
-          <m:e>
-            <m:r>
-              <m:t>β</m:t>
-            </m:r>
-          </m:e>
-          <m:sub>
-            <m:r>
-              <m:t>e</m:t>
-            </m:r>
-            <m:r>
-              <m:t>n</m:t>
-            </m:r>
-            <m:r>
-              <m:t>c</m:t>
-            </m:r>
-          </m:sub>
-        </m:sSub>
-      </m:oMath>
-      <w:r>
-        <w:t xml:space="preserve"> </w:t>
-      </w:r>
-      <w:r>
-        <w:t xml:space="preserve">and are clipped to</w:t>
+        <w:t xml:space="preserve">Paradigm phase and retrieval settings.</w:t>
+      </w:r>
+      <w:r>
+        <w:t xml:space="preserve"> </w:t>
+      </w:r>
+      <w:r>
+        <w:t xml:space="preserve">Drift scales multiply their base rates and are clipped to</w:t>
       </w:r>
       <w:r>
         <w:t xml:space="preserve"> </w:t>
@@ -6993,7 +5483,7 @@
               <w:pStyle w:val="Compact"/>
             </w:pPr>
             <w:r>
-              <w:t xml:space="preserve">Phase</w:t>
+              <w:t xml:space="preserve">Segment</w:t>
             </w:r>
           </w:p>
         </w:tc>
@@ -7004,7 +5494,7 @@
               <w:pStyle w:val="Compact"/>
             </w:pPr>
             <w:r>
-              <w:t xml:space="preserve">Drift rate</w:t>
+              <w:t xml:space="preserve">Operation</w:t>
             </w:r>
           </w:p>
         </w:tc>
@@ -7015,7 +5505,7 @@
               <w:pStyle w:val="Compact"/>
             </w:pPr>
             <w:r>
-              <w:t xml:space="preserve">Context-to-feature learning scale</w:t>
+              <w:t xml:space="preserve">Settings</w:t>
             </w:r>
           </w:p>
         </w:tc>
@@ -7049,7 +5539,27 @@
             <w:pPr>
               <w:pStyle w:val="Compact"/>
             </w:pPr>
+            <w:r>
+              <w:t xml:space="preserve">Encode film items</w:t>
+            </w:r>
+          </w:p>
+        </w:tc>
+        <w:tc>
+          <w:tcPr/>
+          <w:p>
+            <w:pPr>
+              <w:pStyle w:val="Compact"/>
+            </w:pPr>
             <m:oMath>
+              <m:r>
+                <m:t>β</m:t>
+              </m:r>
+              <m:r>
+                <m:rPr>
+                  <m:sty m:val="p"/>
+                </m:rPr>
+                <m:t>=</m:t>
+              </m:r>
               <m:sSub>
                 <m:e>
                   <m:r>
@@ -7069,15 +5579,22 @@
                 </m:sub>
               </m:sSub>
             </m:oMath>
-          </w:p>
-        </w:tc>
-        <w:tc>
-          <w:tcPr/>
-          <w:p>
-            <w:pPr>
-              <w:pStyle w:val="Compact"/>
-            </w:pPr>
+            <w:r>
+              <w:t xml:space="preserve">;</w:t>
+            </w:r>
+            <w:r>
+              <w:t xml:space="preserve"> </w:t>
+            </w:r>
             <m:oMath>
+              <m:r>
+                <m:t>λ</m:t>
+              </m:r>
+              <m:r>
+                <m:rPr>
+                  <m:sty m:val="p"/>
+                </m:rPr>
+                <m:t>=</m:t>
+              </m:r>
               <m:r>
                 <m:t>1</m:t>
               </m:r>
@@ -7091,7 +5608,7 @@
               <w:pStyle w:val="Compact"/>
             </w:pPr>
             <w:r>
-              <w:t xml:space="preserve">Target encoding</w:t>
+              <w:t xml:space="preserve">Target episode encoding</w:t>
             </w:r>
           </w:p>
         </w:tc>
@@ -7114,7 +5631,27 @@
             <w:pPr>
               <w:pStyle w:val="Compact"/>
             </w:pPr>
+            <w:r>
+              <w:t xml:space="preserve">Encode break items</w:t>
+            </w:r>
+          </w:p>
+        </w:tc>
+        <w:tc>
+          <w:tcPr/>
+          <w:p>
+            <w:pPr>
+              <w:pStyle w:val="Compact"/>
+            </w:pPr>
             <m:oMath>
+              <m:r>
+                <m:t>β</m:t>
+              </m:r>
+              <m:r>
+                <m:rPr>
+                  <m:sty m:val="p"/>
+                </m:rPr>
+                <m:t>=</m:t>
+              </m:r>
               <m:sSubSup>
                 <m:e>
                   <m:r>
@@ -7136,12 +5673,6 @@
                   </m:r>
                 </m:sup>
               </m:sSubSup>
-              <m:r>
-                <m:rPr>
-                  <m:sty m:val="p"/>
-                </m:rPr>
-                <m:t>⋅</m:t>
-              </m:r>
               <m:sSub>
                 <m:e>
                   <m:r>
@@ -7161,15 +5692,22 @@
                 </m:sub>
               </m:sSub>
             </m:oMath>
-          </w:p>
-        </w:tc>
-        <w:tc>
-          <w:tcPr/>
-          <w:p>
-            <w:pPr>
-              <w:pStyle w:val="Compact"/>
-            </w:pPr>
+            <w:r>
+              <w:t xml:space="preserve">;</w:t>
+            </w:r>
+            <w:r>
+              <w:t xml:space="preserve"> </w:t>
+            </w:r>
             <m:oMath>
+              <m:r>
+                <m:t>λ</m:t>
+              </m:r>
+              <m:r>
+                <m:rPr>
+                  <m:sty m:val="p"/>
+                </m:rPr>
+                <m:t>=</m:t>
+              </m:r>
               <m:sSubSup>
                 <m:e>
                   <m:r>
@@ -7201,7 +5739,205 @@
               <w:pStyle w:val="Compact"/>
             </w:pPr>
             <w:r>
-              <w:t xml:space="preserve">Retention interval</w:t>
+              <w:t xml:space="preserve">Delay and possible break-item competitors</w:t>
+            </w:r>
+          </w:p>
+        </w:tc>
+      </w:tr>
+      <w:tr>
+        <w:tc>
+          <w:tcPr/>
+          <w:p>
+            <w:pPr>
+              <w:pStyle w:val="Compact"/>
+            </w:pPr>
+            <w:r>
+              <w:t xml:space="preserve">Reminder start</w:t>
+            </w:r>
+          </w:p>
+        </w:tc>
+        <w:tc>
+          <w:tcPr/>
+          <w:p>
+            <w:pPr>
+              <w:pStyle w:val="Compact"/>
+            </w:pPr>
+            <w:r>
+              <w:t xml:space="preserve">Drift toward start state</w:t>
+            </w:r>
+          </w:p>
+        </w:tc>
+        <w:tc>
+          <w:tcPr/>
+          <w:p>
+            <w:pPr>
+              <w:pStyle w:val="Compact"/>
+            </w:pPr>
+            <m:oMath>
+              <m:r>
+                <m:t>β</m:t>
+              </m:r>
+              <m:r>
+                <m:rPr>
+                  <m:sty m:val="p"/>
+                </m:rPr>
+                <m:t>=</m:t>
+              </m:r>
+              <m:sSubSup>
+                <m:e>
+                  <m:r>
+                    <m:t>m</m:t>
+                  </m:r>
+                </m:e>
+                <m:sub>
+                  <m:r>
+                    <m:rPr>
+                      <m:nor/>
+                      <m:sty m:val="p"/>
+                    </m:rPr>
+                    <m:t>rem,start</m:t>
+                  </m:r>
+                </m:sub>
+                <m:sup>
+                  <m:r>
+                    <m:t>β</m:t>
+                  </m:r>
+                </m:sup>
+              </m:sSubSup>
+              <m:sSub>
+                <m:e>
+                  <m:r>
+                    <m:t>β</m:t>
+                  </m:r>
+                </m:e>
+                <m:sub>
+                  <m:r>
+                    <m:t>s</m:t>
+                  </m:r>
+                  <m:r>
+                    <m:t>t</m:t>
+                  </m:r>
+                  <m:r>
+                    <m:t>a</m:t>
+                  </m:r>
+                  <m:r>
+                    <m:t>r</m:t>
+                  </m:r>
+                  <m:r>
+                    <m:t>t</m:t>
+                  </m:r>
+                </m:sub>
+              </m:sSub>
+            </m:oMath>
+            <w:r>
+              <w:t xml:space="preserve">; no learning</w:t>
+            </w:r>
+          </w:p>
+        </w:tc>
+        <w:tc>
+          <w:tcPr/>
+          <w:p>
+            <w:pPr>
+              <w:pStyle w:val="Compact"/>
+            </w:pPr>
+            <w:r>
+              <w:t xml:space="preserve">Context change before reminders</w:t>
+            </w:r>
+          </w:p>
+        </w:tc>
+      </w:tr>
+      <w:tr>
+        <w:tc>
+          <w:tcPr/>
+          <w:p>
+            <w:pPr>
+              <w:pStyle w:val="Compact"/>
+            </w:pPr>
+            <w:r>
+              <w:t xml:space="preserve">Film reminder</w:t>
+            </w:r>
+          </w:p>
+        </w:tc>
+        <w:tc>
+          <w:tcPr/>
+          <w:p>
+            <w:pPr>
+              <w:pStyle w:val="Compact"/>
+            </w:pPr>
+            <w:r>
+              <w:t xml:space="preserve">Sequentially cue film items</w:t>
+            </w:r>
+          </w:p>
+        </w:tc>
+        <w:tc>
+          <w:tcPr/>
+          <w:p>
+            <w:pPr>
+              <w:pStyle w:val="Compact"/>
+            </w:pPr>
+            <m:oMath>
+              <m:r>
+                <m:t>β</m:t>
+              </m:r>
+              <m:r>
+                <m:rPr>
+                  <m:sty m:val="p"/>
+                </m:rPr>
+                <m:t>=</m:t>
+              </m:r>
+              <m:sSubSup>
+                <m:e>
+                  <m:r>
+                    <m:t>m</m:t>
+                  </m:r>
+                </m:e>
+                <m:sub>
+                  <m:r>
+                    <m:rPr>
+                      <m:nor/>
+                      <m:sty m:val="p"/>
+                    </m:rPr>
+                    <m:t>rem</m:t>
+                  </m:r>
+                </m:sub>
+                <m:sup>
+                  <m:r>
+                    <m:t>β</m:t>
+                  </m:r>
+                </m:sup>
+              </m:sSubSup>
+              <m:sSub>
+                <m:e>
+                  <m:r>
+                    <m:t>β</m:t>
+                  </m:r>
+                </m:e>
+                <m:sub>
+                  <m:r>
+                    <m:t>e</m:t>
+                  </m:r>
+                  <m:r>
+                    <m:t>n</m:t>
+                  </m:r>
+                  <m:r>
+                    <m:t>c</m:t>
+                  </m:r>
+                </m:sub>
+              </m:sSub>
+            </m:oMath>
+            <w:r>
+              <w:t xml:space="preserve">; no learning; no new recallable item</w:t>
+            </w:r>
+          </w:p>
+        </w:tc>
+        <w:tc>
+          <w:tcPr/>
+          <w:p>
+            <w:pPr>
+              <w:pStyle w:val="Compact"/>
+            </w:pPr>
+            <w:r>
+              <w:t xml:space="preserve">Film-context reinstatement before task encoding</w:t>
             </w:r>
           </w:p>
         </w:tc>
@@ -7224,7 +5960,27 @@
             <w:pPr>
               <w:pStyle w:val="Compact"/>
             </w:pPr>
+            <w:r>
+              <w:t xml:space="preserve">Encode task items</w:t>
+            </w:r>
+          </w:p>
+        </w:tc>
+        <w:tc>
+          <w:tcPr/>
+          <w:p>
+            <w:pPr>
+              <w:pStyle w:val="Compact"/>
+            </w:pPr>
             <m:oMath>
+              <m:r>
+                <m:t>β</m:t>
+              </m:r>
+              <m:r>
+                <m:rPr>
+                  <m:sty m:val="p"/>
+                </m:rPr>
+                <m:t>=</m:t>
+              </m:r>
               <m:sSubSup>
                 <m:e>
                   <m:r>
@@ -7246,12 +6002,6 @@
                   </m:r>
                 </m:sup>
               </m:sSubSup>
-              <m:r>
-                <m:rPr>
-                  <m:sty m:val="p"/>
-                </m:rPr>
-                <m:t>⋅</m:t>
-              </m:r>
               <m:sSub>
                 <m:e>
                   <m:r>
@@ -7271,15 +6021,22 @@
                 </m:sub>
               </m:sSub>
             </m:oMath>
-          </w:p>
-        </w:tc>
-        <w:tc>
-          <w:tcPr/>
-          <w:p>
-            <w:pPr>
-              <w:pStyle w:val="Compact"/>
-            </w:pPr>
+            <w:r>
+              <w:t xml:space="preserve">;</w:t>
+            </w:r>
+            <w:r>
+              <w:t xml:space="preserve"> </w:t>
+            </w:r>
             <m:oMath>
+              <m:r>
+                <m:t>λ</m:t>
+              </m:r>
+              <m:r>
+                <m:rPr>
+                  <m:sty m:val="p"/>
+                </m:rPr>
+                <m:t>=</m:t>
+              </m:r>
               <m:sSubSup>
                 <m:e>
                   <m:r>
@@ -7311,7 +6068,7 @@
               <w:pStyle w:val="Compact"/>
             </w:pPr>
             <w:r>
-              <w:t xml:space="preserve">Post-film task encoding</w:t>
+              <w:t xml:space="preserve">Competitor encoding and film-task contextual overlap</w:t>
             </w:r>
           </w:p>
         </w:tc>
@@ -7334,7 +6091,27 @@
             <w:pPr>
               <w:pStyle w:val="Compact"/>
             </w:pPr>
+            <w:r>
+              <w:t xml:space="preserve">Encode filler items</w:t>
+            </w:r>
+          </w:p>
+        </w:tc>
+        <w:tc>
+          <w:tcPr/>
+          <w:p>
+            <w:pPr>
+              <w:pStyle w:val="Compact"/>
+            </w:pPr>
             <m:oMath>
+              <m:r>
+                <m:t>β</m:t>
+              </m:r>
+              <m:r>
+                <m:rPr>
+                  <m:sty m:val="p"/>
+                </m:rPr>
+                <m:t>=</m:t>
+              </m:r>
               <m:sSubSup>
                 <m:e>
                   <m:r>
@@ -7356,12 +6133,6 @@
                   </m:r>
                 </m:sup>
               </m:sSubSup>
-              <m:r>
-                <m:rPr>
-                  <m:sty m:val="p"/>
-                </m:rPr>
-                <m:t>⋅</m:t>
-              </m:r>
               <m:sSub>
                 <m:e>
                   <m:r>
@@ -7381,15 +6152,22 @@
                 </m:sub>
               </m:sSub>
             </m:oMath>
-          </w:p>
-        </w:tc>
-        <w:tc>
-          <w:tcPr/>
-          <w:p>
-            <w:pPr>
-              <w:pStyle w:val="Compact"/>
-            </w:pPr>
+            <w:r>
+              <w:t xml:space="preserve">;</w:t>
+            </w:r>
+            <w:r>
+              <w:t xml:space="preserve"> </w:t>
+            </w:r>
             <m:oMath>
+              <m:r>
+                <m:t>λ</m:t>
+              </m:r>
+              <m:r>
+                <m:rPr>
+                  <m:sty m:val="p"/>
+                </m:rPr>
+                <m:t>=</m:t>
+              </m:r>
               <m:sSubSup>
                 <m:e>
                   <m:r>
@@ -7421,288 +6199,7 @@
               <w:pStyle w:val="Compact"/>
             </w:pPr>
             <w:r>
-              <w:t xml:space="preserve">Pre-recall buffer</w:t>
-            </w:r>
-          </w:p>
-        </w:tc>
-      </w:tr>
-    </w:tbl>
-    <w:bookmarkEnd w:id="38"/>
-    <w:p>
-      <w:pPr>
-        <w:pStyle w:val="AfterWithoutNote"/>
-      </w:pPr>
-      <w:r>
-        <w:t xml:space="preserve">This table defines</w:t>
-      </w:r>
-      <w:r>
-        <w:t xml:space="preserve"> </w:t>
-      </w:r>
-      <m:oMath>
-        <m:sSub>
-          <m:e>
-            <m:r>
-              <m:t>β</m:t>
-            </m:r>
-          </m:e>
-          <m:sub>
-            <m:r>
-              <m:t>p</m:t>
-            </m:r>
-          </m:sub>
-        </m:sSub>
-      </m:oMath>
-      <w:r>
-        <w:t xml:space="preserve"> </w:t>
-      </w:r>
-      <w:r>
-        <w:t xml:space="preserve">and</w:t>
-      </w:r>
-      <w:r>
-        <w:t xml:space="preserve"> </w:t>
-      </w:r>
-      <m:oMath>
-        <m:sSub>
-          <m:e>
-            <m:r>
-              <m:t>λ</m:t>
-            </m:r>
-          </m:e>
-          <m:sub>
-            <m:r>
-              <m:t>p</m:t>
-            </m:r>
-          </m:sub>
-        </m:sSub>
-      </m:oMath>
-      <w:r>
-        <w:t xml:space="preserve"> </w:t>
-      </w:r>
-      <w:r>
-        <w:t xml:space="preserve">for each encoded phase.</w:t>
-      </w:r>
-      <w:r>
-        <w:t xml:space="preserve"> </w:t>
-      </w:r>
-      <w:r>
-        <w:t xml:space="preserve">The task-phase scales</w:t>
-      </w:r>
-      <w:r>
-        <w:t xml:space="preserve"> </w:t>
-      </w:r>
-      <m:oMath>
-        <m:sSubSup>
-          <m:e>
-            <m:r>
-              <m:t>m</m:t>
-            </m:r>
-          </m:e>
-          <m:sub>
-            <m:r>
-              <m:rPr>
-                <m:nor/>
-                <m:sty m:val="p"/>
-              </m:rPr>
-              <m:t>task</m:t>
-            </m:r>
-          </m:sub>
-          <m:sup>
-            <m:r>
-              <m:t>β</m:t>
-            </m:r>
-          </m:sup>
-        </m:sSubSup>
-      </m:oMath>
-      <w:r>
-        <w:t xml:space="preserve"> </w:t>
-      </w:r>
-      <w:r>
-        <w:t xml:space="preserve">and</w:t>
-      </w:r>
-      <w:r>
-        <w:t xml:space="preserve"> </w:t>
-      </w:r>
-      <m:oMath>
-        <m:sSubSup>
-          <m:e>
-            <m:r>
-              <m:t>m</m:t>
-            </m:r>
-          </m:e>
-          <m:sub>
-            <m:r>
-              <m:rPr>
-                <m:nor/>
-                <m:sty m:val="p"/>
-              </m:rPr>
-              <m:t>task</m:t>
-            </m:r>
-          </m:sub>
-          <m:sup>
-            <m:r>
-              <m:t>λ</m:t>
-            </m:r>
-          </m:sup>
-        </m:sSubSup>
-      </m:oMath>
-      <w:r>
-        <w:t xml:space="preserve"> </w:t>
-      </w:r>
-      <w:r>
-        <w:t xml:space="preserve">are central to the simulations.</w:t>
-      </w:r>
-      <w:r>
-        <w:t xml:space="preserve"> </w:t>
-      </w:r>
-      <w:r>
-        <w:t xml:space="preserve">The drift scale controls how much context changes during task encoding.</w:t>
-      </w:r>
-      <w:r>
-        <w:t xml:space="preserve"> </w:t>
-      </w:r>
-      <w:r>
-        <w:t xml:space="preserve">The context-to-feature learning scale operationalizes task encoding strength: better-supported competitors capture more retrieval probability from film targets once cued.</w:t>
-      </w:r>
-      <w:r>
-        <w:t xml:space="preserve"> </w:t>
-      </w:r>
-      <w:r>
-        <w:t xml:space="preserve">Together, drift and learning scales define whether the task phase is merely added experience or a source of items that are both recruited into film-related context and strong competitors once cued.</w:t>
-      </w:r>
-    </w:p>
-    <w:p>
-      <w:pPr>
-        <w:pStyle w:val="BodyText"/>
-      </w:pPr>
-      <w:hyperlink w:anchor="tbl-scale-factors">
-        <w:r>
-          <w:rPr>
-            <w:rStyle w:val="Hyperlink"/>
-          </w:rPr>
-          <w:t xml:space="preserve">Table 4</w:t>
-        </w:r>
-      </w:hyperlink>
-      <w:r>
-        <w:t xml:space="preserve"> </w:t>
-      </w:r>
-      <w:r>
-        <w:t xml:space="preserve">lists the broader simulation factors and their theoretical roles.</w:t>
-      </w:r>
-    </w:p>
-    <w:bookmarkStart w:id="39" w:name="tbl-scale-factors"/>
-    <w:p>
-      <w:pPr>
-        <w:pStyle w:val="FigureTitle"/>
-      </w:pPr>
-      <w:r>
-        <w:t xml:space="preserve">Table 4</w:t>
-      </w:r>
-    </w:p>
-    <w:p>
-      <w:pPr>
-        <w:pStyle w:val="Caption"/>
-      </w:pPr>
-      <w:r>
-        <w:t xml:space="preserve">Scale factors and their simulation connections.</w:t>
-      </w:r>
-      <w:r>
-        <w:t xml:space="preserve"> </w:t>
-      </w:r>
-      <w:r>
-        <w:t xml:space="preserve">Drift scales are clipped to</w:t>
-      </w:r>
-      <w:r>
-        <w:t xml:space="preserve"> </w:t>
-      </w:r>
-      <m:oMath>
-        <m:d>
-          <m:dPr>
-            <m:begChr m:val="["/>
-            <m:sepChr m:val=""/>
-            <m:endChr m:val="]"/>
-            <m:grow/>
-          </m:dPr>
-          <m:e>
-            <m:r>
-              <m:t>0</m:t>
-            </m:r>
-            <m:r>
-              <m:rPr>
-                <m:sty m:val="p"/>
-              </m:rPr>
-              <m:t>,</m:t>
-            </m:r>
-            <m:r>
-              <m:t>1</m:t>
-            </m:r>
-          </m:e>
-        </m:d>
-      </m:oMath>
-      <w:r>
-        <w:t xml:space="preserve"> </w:t>
-      </w:r>
-      <w:r>
-        <w:t xml:space="preserve">after multiplication.</w:t>
-      </w:r>
-    </w:p>
-    <w:tbl>
-      <w:tblPr>
-        <w:tblStyle w:val="Table"/>
-        <w:tblW w:type="pct" w:w="5000"/>
-        <w:tblLayout w:type="fixed"/>
-        <w:tblLook w:firstRow="1" w:lastRow="0" w:firstColumn="0" w:lastColumn="0" w:noHBand="0" w:noVBand="0" w:val="0020"/>
-      </w:tblPr>
-      <w:tblGrid>
-        <w:gridCol w:w="1980"/>
-        <w:gridCol w:w="1980"/>
-        <w:gridCol w:w="1980"/>
-        <w:gridCol w:w="1980"/>
-      </w:tblGrid>
-      <w:tr>
-        <w:trPr>
-          <w:tblHeader w:val="on"/>
-        </w:trPr>
-        <w:tc>
-          <w:tcPr/>
-          <w:p>
-            <w:pPr>
-              <w:pStyle w:val="Compact"/>
-            </w:pPr>
-            <w:r>
-              <w:t xml:space="preserve">Scale factor</w:t>
-            </w:r>
-          </w:p>
-        </w:tc>
-        <w:tc>
-          <w:tcPr/>
-          <w:p>
-            <w:pPr>
-              <w:pStyle w:val="Compact"/>
-            </w:pPr>
-            <w:r>
-              <w:t xml:space="preserve">Base parameter or target</w:t>
-            </w:r>
-          </w:p>
-        </w:tc>
-        <w:tc>
-          <w:tcPr/>
-          <w:p>
-            <w:pPr>
-              <w:pStyle w:val="Compact"/>
-            </w:pPr>
-            <w:r>
-              <w:t xml:space="preserve">Role</w:t>
-            </w:r>
-          </w:p>
-        </w:tc>
-        <w:tc>
-          <w:tcPr/>
-          <w:p>
-            <w:pPr>
-              <w:pStyle w:val="Compact"/>
-            </w:pPr>
-            <w:r>
-              <w:t xml:space="preserve">Simulation connection</w:t>
+              <w:t xml:space="preserve">Post-task buffer and possible filler competitors</w:t>
             </w:r>
           </w:p>
         </w:tc>
@@ -7714,67 +6211,8 @@
             <w:pPr>
               <w:pStyle w:val="Compact"/>
             </w:pPr>
-            <m:oMath>
-              <m:sSubSup>
-                <m:e>
-                  <m:r>
-                    <m:t>m</m:t>
-                  </m:r>
-                </m:e>
-                <m:sub>
-                  <m:r>
-                    <m:rPr>
-                      <m:nor/>
-                      <m:sty m:val="p"/>
-                    </m:rPr>
-                    <m:t>break</m:t>
-                  </m:r>
-                </m:sub>
-                <m:sup>
-                  <m:r>
-                    <m:t>β</m:t>
-                  </m:r>
-                </m:sup>
-              </m:sSubSup>
-            </m:oMath>
-          </w:p>
-        </w:tc>
-        <w:tc>
-          <w:tcPr/>
-          <w:p>
-            <w:pPr>
-              <w:pStyle w:val="Compact"/>
-            </w:pPr>
-            <m:oMath>
-              <m:sSub>
-                <m:e>
-                  <m:r>
-                    <m:t>β</m:t>
-                  </m:r>
-                </m:e>
-                <m:sub>
-                  <m:r>
-                    <m:t>e</m:t>
-                  </m:r>
-                  <m:r>
-                    <m:t>n</m:t>
-                  </m:r>
-                  <m:r>
-                    <m:t>c</m:t>
-                  </m:r>
-                </m:sub>
-              </m:sSub>
-            </m:oMath>
-          </w:p>
-        </w:tc>
-        <w:tc>
-          <w:tcPr/>
-          <w:p>
-            <w:pPr>
-              <w:pStyle w:val="Compact"/>
-            </w:pPr>
             <w:r>
-              <w:t xml:space="preserve">Break-phase drift</w:t>
+              <w:t xml:space="preserve">Unguided retrieval</w:t>
             </w:r>
           </w:p>
         </w:tc>
@@ -7785,7 +6223,40 @@
               <w:pStyle w:val="Compact"/>
             </w:pPr>
             <w:r>
-              <w:t xml:space="preserve">Delay and context separation</w:t>
+              <w:t xml:space="preserve">Context-to-feature retrieval</w:t>
+            </w:r>
+          </w:p>
+        </w:tc>
+        <w:tc>
+          <w:tcPr/>
+          <w:p>
+            <w:pPr>
+              <w:pStyle w:val="Compact"/>
+            </w:pPr>
+            <w:r>
+              <w:t xml:space="preserve">Current context; baseline</w:t>
+            </w:r>
+            <w:r>
+              <w:t xml:space="preserve"> </w:t>
+            </w:r>
+            <m:oMath>
+              <m:r>
+                <m:t>τ</m:t>
+              </m:r>
+            </m:oMath>
+            <w:r>
+              <w:t xml:space="preserve">; no film-directed start cue</w:t>
+            </w:r>
+          </w:p>
+        </w:tc>
+        <w:tc>
+          <w:tcPr/>
+          <w:p>
+            <w:pPr>
+              <w:pStyle w:val="Compact"/>
+            </w:pPr>
+            <w:r>
+              <w:t xml:space="preserve">Broad retrieval from the current context state</w:t>
             </w:r>
           </w:p>
         </w:tc>
@@ -7797,61 +6268,8 @@
             <w:pPr>
               <w:pStyle w:val="Compact"/>
             </w:pPr>
-            <m:oMath>
-              <m:sSubSup>
-                <m:e>
-                  <m:r>
-                    <m:t>m</m:t>
-                  </m:r>
-                </m:e>
-                <m:sub>
-                  <m:r>
-                    <m:rPr>
-                      <m:nor/>
-                      <m:sty m:val="p"/>
-                    </m:rPr>
-                    <m:t>break</m:t>
-                  </m:r>
-                </m:sub>
-                <m:sup>
-                  <m:r>
-                    <m:t>λ</m:t>
-                  </m:r>
-                </m:sup>
-              </m:sSubSup>
-            </m:oMath>
-          </w:p>
-        </w:tc>
-        <w:tc>
-          <w:tcPr/>
-          <w:p>
-            <w:pPr>
-              <w:pStyle w:val="Compact"/>
-            </w:pPr>
-            <m:oMath>
-              <m:sSub>
-                <m:e>
-                  <m:r>
-                    <m:t>λ</m:t>
-                  </m:r>
-                </m:e>
-                <m:sub>
-                  <m:r>
-                    <m:t>p</m:t>
-                  </m:r>
-                </m:sub>
-              </m:sSub>
-            </m:oMath>
-          </w:p>
-        </w:tc>
-        <w:tc>
-          <w:tcPr/>
-          <w:p>
-            <w:pPr>
-              <w:pStyle w:val="Compact"/>
-            </w:pPr>
             <w:r>
-              <w:t xml:space="preserve">Break-phase context-to-feature learning</w:t>
+              <w:t xml:space="preserve">Deliberate recall</w:t>
             </w:r>
           </w:p>
         </w:tc>
@@ -7862,85 +6280,7 @@
               <w:pStyle w:val="Compact"/>
             </w:pPr>
             <w:r>
-              <w:t xml:space="preserve">Break-item competitor strength</w:t>
-            </w:r>
-          </w:p>
-        </w:tc>
-      </w:tr>
-      <w:tr>
-        <w:tc>
-          <w:tcPr/>
-          <w:p>
-            <w:pPr>
-              <w:pStyle w:val="Compact"/>
-            </w:pPr>
-            <m:oMath>
-              <m:sSubSup>
-                <m:e>
-                  <m:r>
-                    <m:t>m</m:t>
-                  </m:r>
-                </m:e>
-                <m:sub>
-                  <m:r>
-                    <m:rPr>
-                      <m:nor/>
-                      <m:sty m:val="p"/>
-                    </m:rPr>
-                    <m:t>rem,start</m:t>
-                  </m:r>
-                </m:sub>
-                <m:sup>
-                  <m:r>
-                    <m:t>β</m:t>
-                  </m:r>
-                </m:sup>
-              </m:sSubSup>
-            </m:oMath>
-          </w:p>
-        </w:tc>
-        <w:tc>
-          <w:tcPr/>
-          <w:p>
-            <w:pPr>
-              <w:pStyle w:val="Compact"/>
-            </w:pPr>
-            <m:oMath>
-              <m:sSub>
-                <m:e>
-                  <m:r>
-                    <m:t>β</m:t>
-                  </m:r>
-                </m:e>
-                <m:sub>
-                  <m:r>
-                    <m:t>s</m:t>
-                  </m:r>
-                  <m:r>
-                    <m:t>t</m:t>
-                  </m:r>
-                  <m:r>
-                    <m:t>a</m:t>
-                  </m:r>
-                  <m:r>
-                    <m:t>r</m:t>
-                  </m:r>
-                  <m:r>
-                    <m:t>t</m:t>
-                  </m:r>
-                </m:sub>
-              </m:sSub>
-            </m:oMath>
-          </w:p>
-        </w:tc>
-        <w:tc>
-          <w:tcPr/>
-          <w:p>
-            <w:pPr>
-              <w:pStyle w:val="Compact"/>
-            </w:pPr>
-            <w:r>
-              <w:t xml:space="preserve">Start-state shift before reminder</w:t>
+              <w:t xml:space="preserve">Context-to-feature retrieval with control</w:t>
             </w:r>
           </w:p>
         </w:tc>
@@ -7951,79 +6291,18 @@
               <w:pStyle w:val="Compact"/>
             </w:pPr>
             <w:r>
-              <w:t xml:space="preserve">Reminder reinstatement</w:t>
+              <w:t xml:space="preserve">Film-directed start/context cueing; scaled</w:t>
             </w:r>
-          </w:p>
-        </w:tc>
-      </w:tr>
-      <w:tr>
-        <w:tc>
-          <w:tcPr/>
-          <w:p>
-            <w:pPr>
-              <w:pStyle w:val="Compact"/>
-            </w:pPr>
+            <w:r>
+              <w:t xml:space="preserve"> </w:t>
+            </w:r>
             <m:oMath>
-              <m:sSubSup>
-                <m:e>
-                  <m:r>
-                    <m:t>m</m:t>
-                  </m:r>
-                </m:e>
-                <m:sub>
-                  <m:r>
-                    <m:rPr>
-                      <m:nor/>
-                      <m:sty m:val="p"/>
-                    </m:rPr>
-                    <m:t>rem</m:t>
-                  </m:r>
-                </m:sub>
-                <m:sup>
-                  <m:r>
-                    <m:t>β</m:t>
-                  </m:r>
-                </m:sup>
-              </m:sSubSup>
+              <m:r>
+                <m:t>τ</m:t>
+              </m:r>
             </m:oMath>
-          </w:p>
-        </w:tc>
-        <w:tc>
-          <w:tcPr/>
-          <w:p>
-            <w:pPr>
-              <w:pStyle w:val="Compact"/>
-            </w:pPr>
-            <m:oMath>
-              <m:sSub>
-                <m:e>
-                  <m:r>
-                    <m:t>β</m:t>
-                  </m:r>
-                </m:e>
-                <m:sub>
-                  <m:r>
-                    <m:t>e</m:t>
-                  </m:r>
-                  <m:r>
-                    <m:t>n</m:t>
-                  </m:r>
-                  <m:r>
-                    <m:t>c</m:t>
-                  </m:r>
-                </m:sub>
-              </m:sSub>
-            </m:oMath>
-          </w:p>
-        </w:tc>
-        <w:tc>
-          <w:tcPr/>
-          <w:p>
-            <w:pPr>
-              <w:pStyle w:val="Compact"/>
-            </w:pPr>
             <w:r>
-              <w:t xml:space="preserve">Film-item reminder drift</w:t>
+              <w:t xml:space="preserve">; target monitoring when enabled</w:t>
             </w:r>
           </w:p>
         </w:tc>
@@ -8034,690 +6313,1778 @@
               <w:pStyle w:val="Compact"/>
             </w:pPr>
             <w:r>
-              <w:t xml:space="preserve">Reminder reinstatement</w:t>
-            </w:r>
-          </w:p>
-        </w:tc>
-      </w:tr>
-      <w:tr>
-        <w:tc>
-          <w:tcPr/>
-          <w:p>
-            <w:pPr>
-              <w:pStyle w:val="Compact"/>
-            </w:pPr>
-            <m:oMath>
-              <m:sSubSup>
-                <m:e>
-                  <m:r>
-                    <m:t>m</m:t>
-                  </m:r>
-                </m:e>
-                <m:sub>
-                  <m:r>
-                    <m:rPr>
-                      <m:nor/>
-                      <m:sty m:val="p"/>
-                    </m:rPr>
-                    <m:t>task</m:t>
-                  </m:r>
-                </m:sub>
-                <m:sup>
-                  <m:r>
-                    <m:t>β</m:t>
-                  </m:r>
-                </m:sup>
-              </m:sSubSup>
-            </m:oMath>
-          </w:p>
-        </w:tc>
-        <w:tc>
-          <w:tcPr/>
-          <w:p>
-            <w:pPr>
-              <w:pStyle w:val="Compact"/>
-            </w:pPr>
-            <m:oMath>
-              <m:sSub>
-                <m:e>
-                  <m:r>
-                    <m:t>β</m:t>
-                  </m:r>
-                </m:e>
-                <m:sub>
-                  <m:r>
-                    <m:t>e</m:t>
-                  </m:r>
-                  <m:r>
-                    <m:t>n</m:t>
-                  </m:r>
-                  <m:r>
-                    <m:t>c</m:t>
-                  </m:r>
-                </m:sub>
-              </m:sSub>
-            </m:oMath>
-          </w:p>
-        </w:tc>
-        <w:tc>
-          <w:tcPr/>
-          <w:p>
-            <w:pPr>
-              <w:pStyle w:val="Compact"/>
-            </w:pPr>
-            <w:r>
-              <w:t xml:space="preserve">Task-phase drift</w:t>
-            </w:r>
-          </w:p>
-        </w:tc>
-        <w:tc>
-          <w:tcPr/>
-          <w:p>
-            <w:pPr>
-              <w:pStyle w:val="Compact"/>
-            </w:pPr>
-            <w:r>
-              <w:t xml:space="preserve">Target-competitor cue overlap</w:t>
-            </w:r>
-          </w:p>
-        </w:tc>
-      </w:tr>
-      <w:tr>
-        <w:tc>
-          <w:tcPr/>
-          <w:p>
-            <w:pPr>
-              <w:pStyle w:val="Compact"/>
-            </w:pPr>
-            <m:oMath>
-              <m:sSubSup>
-                <m:e>
-                  <m:r>
-                    <m:t>m</m:t>
-                  </m:r>
-                </m:e>
-                <m:sub>
-                  <m:r>
-                    <m:rPr>
-                      <m:nor/>
-                      <m:sty m:val="p"/>
-                    </m:rPr>
-                    <m:t>task</m:t>
-                  </m:r>
-                </m:sub>
-                <m:sup>
-                  <m:r>
-                    <m:t>λ</m:t>
-                  </m:r>
-                </m:sup>
-              </m:sSubSup>
-            </m:oMath>
-          </w:p>
-        </w:tc>
-        <w:tc>
-          <w:tcPr/>
-          <w:p>
-            <w:pPr>
-              <w:pStyle w:val="Compact"/>
-            </w:pPr>
-            <m:oMath>
-              <m:sSub>
-                <m:e>
-                  <m:r>
-                    <m:t>λ</m:t>
-                  </m:r>
-                </m:e>
-                <m:sub>
-                  <m:r>
-                    <m:t>p</m:t>
-                  </m:r>
-                </m:sub>
-              </m:sSub>
-            </m:oMath>
-          </w:p>
-        </w:tc>
-        <w:tc>
-          <w:tcPr/>
-          <w:p>
-            <w:pPr>
-              <w:pStyle w:val="Compact"/>
-            </w:pPr>
-            <w:r>
-              <w:t xml:space="preserve">Task-phase context-to-feature learning</w:t>
-            </w:r>
-          </w:p>
-        </w:tc>
-        <w:tc>
-          <w:tcPr/>
-          <w:p>
-            <w:pPr>
-              <w:pStyle w:val="Compact"/>
-            </w:pPr>
-            <w:r>
-              <w:t xml:space="preserve">Competitor strength</w:t>
-            </w:r>
-          </w:p>
-        </w:tc>
-      </w:tr>
-      <w:tr>
-        <w:tc>
-          <w:tcPr/>
-          <w:p>
-            <w:pPr>
-              <w:pStyle w:val="Compact"/>
-            </w:pPr>
-            <m:oMath>
-              <m:sSubSup>
-                <m:e>
-                  <m:r>
-                    <m:t>m</m:t>
-                  </m:r>
-                </m:e>
-                <m:sub>
-                  <m:r>
-                    <m:rPr>
-                      <m:nor/>
-                      <m:sty m:val="p"/>
-                    </m:rPr>
-                    <m:t>fill</m:t>
-                  </m:r>
-                </m:sub>
-                <m:sup>
-                  <m:r>
-                    <m:t>β</m:t>
-                  </m:r>
-                </m:sup>
-              </m:sSubSup>
-            </m:oMath>
-          </w:p>
-        </w:tc>
-        <w:tc>
-          <w:tcPr/>
-          <w:p>
-            <w:pPr>
-              <w:pStyle w:val="Compact"/>
-            </w:pPr>
-            <m:oMath>
-              <m:sSub>
-                <m:e>
-                  <m:r>
-                    <m:t>β</m:t>
-                  </m:r>
-                </m:e>
-                <m:sub>
-                  <m:r>
-                    <m:t>e</m:t>
-                  </m:r>
-                  <m:r>
-                    <m:t>n</m:t>
-                  </m:r>
-                  <m:r>
-                    <m:t>c</m:t>
-                  </m:r>
-                </m:sub>
-              </m:sSub>
-            </m:oMath>
-          </w:p>
-        </w:tc>
-        <w:tc>
-          <w:tcPr/>
-          <w:p>
-            <w:pPr>
-              <w:pStyle w:val="Compact"/>
-            </w:pPr>
-            <w:r>
-              <w:t xml:space="preserve">Filler-phase drift</w:t>
-            </w:r>
-          </w:p>
-        </w:tc>
-        <w:tc>
-          <w:tcPr/>
-          <w:p>
-            <w:pPr>
-              <w:pStyle w:val="Compact"/>
-            </w:pPr>
-            <w:r>
-              <w:t xml:space="preserve">Post-task buffer</w:t>
-            </w:r>
-          </w:p>
-        </w:tc>
-      </w:tr>
-      <w:tr>
-        <w:tc>
-          <w:tcPr/>
-          <w:p>
-            <w:pPr>
-              <w:pStyle w:val="Compact"/>
-            </w:pPr>
-            <m:oMath>
-              <m:sSubSup>
-                <m:e>
-                  <m:r>
-                    <m:t>m</m:t>
-                  </m:r>
-                </m:e>
-                <m:sub>
-                  <m:r>
-                    <m:rPr>
-                      <m:nor/>
-                      <m:sty m:val="p"/>
-                    </m:rPr>
-                    <m:t>fill</m:t>
-                  </m:r>
-                </m:sub>
-                <m:sup>
-                  <m:r>
-                    <m:t>λ</m:t>
-                  </m:r>
-                </m:sup>
-              </m:sSubSup>
-            </m:oMath>
-          </w:p>
-        </w:tc>
-        <w:tc>
-          <w:tcPr/>
-          <w:p>
-            <w:pPr>
-              <w:pStyle w:val="Compact"/>
-            </w:pPr>
-            <m:oMath>
-              <m:sSub>
-                <m:e>
-                  <m:r>
-                    <m:t>λ</m:t>
-                  </m:r>
-                </m:e>
-                <m:sub>
-                  <m:r>
-                    <m:t>p</m:t>
-                  </m:r>
-                </m:sub>
-              </m:sSub>
-            </m:oMath>
-          </w:p>
-        </w:tc>
-        <w:tc>
-          <w:tcPr/>
-          <w:p>
-            <w:pPr>
-              <w:pStyle w:val="Compact"/>
-            </w:pPr>
-            <w:r>
-              <w:t xml:space="preserve">Filler-phase context-to-feature learning</w:t>
-            </w:r>
-          </w:p>
-        </w:tc>
-        <w:tc>
-          <w:tcPr/>
-          <w:p>
-            <w:pPr>
-              <w:pStyle w:val="Compact"/>
-            </w:pPr>
-            <w:r>
-              <w:t xml:space="preserve">Filler-item competitor strength</w:t>
-            </w:r>
-          </w:p>
-        </w:tc>
-      </w:tr>
-      <w:tr>
-        <w:tc>
-          <w:tcPr/>
-          <w:p>
-            <w:pPr>
-              <w:pStyle w:val="Compact"/>
-            </w:pPr>
-            <m:oMath>
-              <m:sSubSup>
-                <m:e>
-                  <m:r>
-                    <m:t>m</m:t>
-                  </m:r>
-                </m:e>
-                <m:sub>
-                  <m:r>
-                    <m:rPr>
-                      <m:nor/>
-                      <m:sty m:val="p"/>
-                    </m:rPr>
-                    <m:t>start</m:t>
-                  </m:r>
-                </m:sub>
-                <m:sup>
-                  <m:r>
-                    <m:t>β</m:t>
-                  </m:r>
-                </m:sup>
-              </m:sSubSup>
-            </m:oMath>
-          </w:p>
-        </w:tc>
-        <w:tc>
-          <w:tcPr/>
-          <w:p>
-            <w:pPr>
-              <w:pStyle w:val="Compact"/>
-            </w:pPr>
-            <m:oMath>
-              <m:sSub>
-                <m:e>
-                  <m:r>
-                    <m:t>β</m:t>
-                  </m:r>
-                </m:e>
-                <m:sub>
-                  <m:r>
-                    <m:t>s</m:t>
-                  </m:r>
-                  <m:r>
-                    <m:t>t</m:t>
-                  </m:r>
-                  <m:r>
-                    <m:t>a</m:t>
-                  </m:r>
-                  <m:r>
-                    <m:t>r</m:t>
-                  </m:r>
-                  <m:r>
-                    <m:t>t</m:t>
-                  </m:r>
-                </m:sub>
-              </m:sSub>
-            </m:oMath>
-          </w:p>
-        </w:tc>
-        <w:tc>
-          <w:tcPr/>
-          <w:p>
-            <w:pPr>
-              <w:pStyle w:val="Compact"/>
-            </w:pPr>
-            <w:r>
-              <w:t xml:space="preserve">Retrieval start reinstatement</w:t>
-            </w:r>
-          </w:p>
-        </w:tc>
-        <w:tc>
-          <w:tcPr/>
-          <w:p>
-            <w:pPr>
-              <w:pStyle w:val="Compact"/>
-            </w:pPr>
-            <w:r>
-              <w:t xml:space="preserve">Film-directed recall control</w:t>
-            </w:r>
-          </w:p>
-        </w:tc>
-      </w:tr>
-      <w:tr>
-        <w:tc>
-          <w:tcPr/>
-          <w:p>
-            <w:pPr>
-              <w:pStyle w:val="Compact"/>
-            </w:pPr>
-            <m:oMath>
-              <m:sSup>
-                <m:e>
-                  <m:r>
-                    <m:t>m</m:t>
-                  </m:r>
-                </m:e>
-                <m:sup>
-                  <m:sSub>
-                    <m:e>
-                      <m:r>
-                        <m:t>τ</m:t>
-                      </m:r>
-                    </m:e>
-                    <m:sub>
-                      <m:r>
-                        <m:t>c</m:t>
-                      </m:r>
-                    </m:sub>
-                  </m:sSub>
-                </m:sup>
-              </m:sSup>
-            </m:oMath>
-          </w:p>
-        </w:tc>
-        <w:tc>
-          <w:tcPr/>
-          <w:p>
-            <w:pPr>
-              <w:pStyle w:val="Compact"/>
-            </w:pPr>
-            <m:oMath>
-              <m:sSub>
-                <m:e>
-                  <m:r>
-                    <m:t>τ</m:t>
-                  </m:r>
-                </m:e>
-                <m:sub>
-                  <m:r>
-                    <m:t>c</m:t>
-                  </m:r>
-                </m:sub>
-              </m:sSub>
-            </m:oMath>
-          </w:p>
-        </w:tc>
-        <w:tc>
-          <w:tcPr/>
-          <w:p>
-            <w:pPr>
-              <w:pStyle w:val="Compact"/>
-            </w:pPr>
-            <w:r>
-              <w:t xml:space="preserve">Retrieval selection sharpness</w:t>
-            </w:r>
-          </w:p>
-        </w:tc>
-        <w:tc>
-          <w:tcPr/>
-          <w:p>
-            <w:pPr>
-              <w:pStyle w:val="Compact"/>
-            </w:pPr>
-            <w:r>
-              <w:t xml:space="preserve">Recall control</w:t>
-            </w:r>
-          </w:p>
-        </w:tc>
-      </w:tr>
-      <w:tr>
-        <w:tc>
-          <w:tcPr/>
-          <w:p>
-            <w:pPr>
-              <w:pStyle w:val="Compact"/>
-            </w:pPr>
-            <m:oMath>
-              <m:sSub>
-                <m:e>
-                  <m:r>
-                    <m:t>ϕ</m:t>
-                  </m:r>
-                </m:e>
-                <m:sub>
-                  <m:r>
-                    <m:rPr>
-                      <m:sty m:val="p"/>
-                    </m:rPr>
-                    <m:t>e</m:t>
-                  </m:r>
-                  <m:r>
-                    <m:rPr>
-                      <m:sty m:val="p"/>
-                    </m:rPr>
-                    <m:t>m</m:t>
-                  </m:r>
-                  <m:r>
-                    <m:rPr>
-                      <m:sty m:val="p"/>
-                    </m:rPr>
-                    <m:t>o</m:t>
-                  </m:r>
-                  <m:r>
-                    <m:rPr>
-                      <m:sty m:val="p"/>
-                    </m:rPr>
-                    <m:t>t</m:t>
-                  </m:r>
-                </m:sub>
-              </m:sSub>
-            </m:oMath>
-          </w:p>
-        </w:tc>
-        <w:tc>
-          <w:tcPr/>
-          <w:p>
-            <w:pPr>
-              <w:pStyle w:val="Compact"/>
-            </w:pPr>
-            <w:r>
-              <w:t xml:space="preserve">affective context-to-feature learning</w:t>
-            </w:r>
-          </w:p>
-        </w:tc>
-        <w:tc>
-          <w:tcPr/>
-          <w:p>
-            <w:pPr>
-              <w:pStyle w:val="Compact"/>
-            </w:pPr>
-            <w:r>
-              <w:t xml:space="preserve">Affective category learning strength</w:t>
-            </w:r>
-          </w:p>
-        </w:tc>
-        <w:tc>
-          <w:tcPr/>
-          <w:p>
-            <w:pPr>
-              <w:pStyle w:val="Compact"/>
-            </w:pPr>
-            <w:r>
-              <w:t xml:space="preserve">Affective-category sensitivity</w:t>
-            </w:r>
-          </w:p>
-        </w:tc>
-      </w:tr>
-      <w:tr>
-        <w:tc>
-          <w:tcPr/>
-          <w:p>
-            <w:pPr>
-              <w:pStyle w:val="Compact"/>
-            </w:pPr>
-            <m:oMath>
-              <m:r>
-                <m:t>κ</m:t>
-              </m:r>
-            </m:oMath>
-          </w:p>
-        </w:tc>
-        <w:tc>
-          <w:tcPr/>
-          <w:p>
-            <w:pPr>
-              <w:pStyle w:val="Compact"/>
-            </w:pPr>
-            <w:r>
-              <w:t xml:space="preserve">recall drift after non-targets</w:t>
-            </w:r>
-          </w:p>
-        </w:tc>
-        <w:tc>
-          <w:tcPr/>
-          <w:p>
-            <w:pPr>
-              <w:pStyle w:val="Compact"/>
-            </w:pPr>
-            <w:r>
-              <w:t xml:space="preserve">Reduced updating after rejected competitors</w:t>
-            </w:r>
-          </w:p>
-        </w:tc>
-        <w:tc>
-          <w:tcPr/>
-          <w:p>
-            <w:pPr>
-              <w:pStyle w:val="Compact"/>
-            </w:pPr>
-            <w:r>
-              <w:t xml:space="preserve">Target monitoring</w:t>
-            </w:r>
-          </w:p>
-        </w:tc>
-      </w:tr>
-      <w:tr>
-        <w:tc>
-          <w:tcPr/>
-          <w:p>
-            <w:pPr>
-              <w:pStyle w:val="Compact"/>
-            </w:pPr>
-            <m:oMath>
-              <m:sSub>
-                <m:e>
-                  <m:r>
-                    <m:t>m</m:t>
-                  </m:r>
-                </m:e>
-                <m:sub>
-                  <m:r>
-                    <m:t>α</m:t>
-                  </m:r>
-                </m:sub>
-              </m:sSub>
-            </m:oMath>
-          </w:p>
-        </w:tc>
-        <w:tc>
-          <w:tcPr/>
-          <w:p>
-            <w:pPr>
-              <w:pStyle w:val="Compact"/>
-            </w:pPr>
-            <m:oMath>
-              <m:r>
-                <m:t>α</m:t>
-              </m:r>
-            </m:oMath>
-          </w:p>
-        </w:tc>
-        <w:tc>
-          <w:tcPr/>
-          <w:p>
-            <w:pPr>
-              <w:pStyle w:val="Compact"/>
-            </w:pPr>
-            <w:r>
-              <w:t xml:space="preserve">Explicit shared-support scaling</w:t>
-            </w:r>
-          </w:p>
-        </w:tc>
-        <w:tc>
-          <w:tcPr/>
-          <w:p>
-            <w:pPr>
-              <w:pStyle w:val="Compact"/>
-            </w:pPr>
-            <w:r>
-              <w:t xml:space="preserve">Robustness and diagnostic checks</w:t>
+              <w:t xml:space="preserve">Voluntary film-directed retrieval</w:t>
             </w:r>
           </w:p>
         </w:tc>
       </w:tr>
     </w:tbl>
-    <w:bookmarkEnd w:id="39"/>
+    <w:bookmarkEnd w:id="34"/>
     <w:p>
       <w:pPr>
         <w:pStyle w:val="AfterWithoutNote"/>
       </w:pPr>
       <w:r>
-        <w:t xml:space="preserve">The simulation factors set the phase lengths, drift rates, learning scales, reminder strengths, and retrieval-control settings used in the sections below.</w:t>
+        <w:t xml:space="preserve">The reminder phase applies the film-item reminder cue operation sequentially to the film items.</w:t>
+      </w:r>
+      <w:r>
+        <w:t xml:space="preserve"> </w:t>
+      </w:r>
+      <w:r>
+        <w:t xml:space="preserve">Each reminder cue reinstates context through</w:t>
+      </w:r>
+      <w:r>
+        <w:t xml:space="preserve"> </w:t>
+      </w:r>
+      <m:oMath>
+        <m:sSup>
+          <m:e>
+            <m:r>
+              <m:t>M</m:t>
+            </m:r>
+          </m:e>
+          <m:sup>
+            <m:r>
+              <m:t>F</m:t>
+            </m:r>
+            <m:r>
+              <m:t>C</m:t>
+            </m:r>
+          </m:sup>
+        </m:sSup>
+      </m:oMath>
+      <w:r>
+        <w:t xml:space="preserve"> </w:t>
+      </w:r>
+      <w:r>
+        <w:t xml:space="preserve">but does not update</w:t>
+      </w:r>
+      <w:r>
+        <w:t xml:space="preserve"> </w:t>
+      </w:r>
+      <m:oMath>
+        <m:sSup>
+          <m:e>
+            <m:r>
+              <m:t>M</m:t>
+            </m:r>
+          </m:e>
+          <m:sup>
+            <m:r>
+              <m:t>F</m:t>
+            </m:r>
+            <m:r>
+              <m:t>C</m:t>
+            </m:r>
+          </m:sup>
+        </m:sSup>
+      </m:oMath>
+      <w:r>
+        <w:t xml:space="preserve"> </w:t>
+      </w:r>
+      <w:r>
+        <w:t xml:space="preserve">or</w:t>
+      </w:r>
+      <w:r>
+        <w:t xml:space="preserve"> </w:t>
+      </w:r>
+      <m:oMath>
+        <m:sSup>
+          <m:e>
+            <m:r>
+              <m:t>M</m:t>
+            </m:r>
+          </m:e>
+          <m:sup>
+            <m:r>
+              <m:t>C</m:t>
+            </m:r>
+            <m:r>
+              <m:t>F</m:t>
+            </m:r>
+          </m:sup>
+        </m:sSup>
+      </m:oMath>
+      <w:r>
+        <w:t xml:space="preserve"> </w:t>
+      </w:r>
+      <w:r>
+        <w:t xml:space="preserve">and is not added as a recallable item.</w:t>
+      </w:r>
+      <w:r>
+        <w:t xml:space="preserve"> </w:t>
+      </w:r>
+      <w:r>
+        <w:t xml:space="preserve">Task items encoded after stronger reminder reinstatement are therefore associated with context states more similar to those associated with film items.</w:t>
+      </w:r>
+      <w:r>
+        <w:t xml:space="preserve"> </w:t>
+      </w:r>
+      <w:r>
+        <w:t xml:space="preserve">Increasing</w:t>
+      </w:r>
+      <w:r>
+        <w:t xml:space="preserve"> </w:t>
+      </w:r>
+      <m:oMath>
+        <m:sSubSup>
+          <m:e>
+            <m:r>
+              <m:t>m</m:t>
+            </m:r>
+          </m:e>
+          <m:sub>
+            <m:r>
+              <m:rPr>
+                <m:nor/>
+                <m:sty m:val="p"/>
+              </m:rPr>
+              <m:t>task</m:t>
+            </m:r>
+          </m:sub>
+          <m:sup>
+            <m:r>
+              <m:t>λ</m:t>
+            </m:r>
+          </m:sup>
+        </m:sSubSup>
+      </m:oMath>
+      <w:r>
+        <w:t xml:space="preserve"> </w:t>
+      </w:r>
+      <w:r>
+        <w:t xml:space="preserve">makes task items stronger competitors once cued, whereas changing</w:t>
+      </w:r>
+      <w:r>
+        <w:t xml:space="preserve"> </w:t>
+      </w:r>
+      <m:oMath>
+        <m:sSubSup>
+          <m:e>
+            <m:r>
+              <m:t>m</m:t>
+            </m:r>
+          </m:e>
+          <m:sub>
+            <m:r>
+              <m:rPr>
+                <m:nor/>
+                <m:sty m:val="p"/>
+              </m:rPr>
+              <m:t>task</m:t>
+            </m:r>
+          </m:sub>
+          <m:sup>
+            <m:r>
+              <m:t>β</m:t>
+            </m:r>
+          </m:sup>
+        </m:sSubSup>
+      </m:oMath>
+      <w:r>
+        <w:t xml:space="preserve"> </w:t>
+      </w:r>
+      <w:r>
+        <w:t xml:space="preserve">changes how close task-associated context remains to film-associated context.</w:t>
+      </w:r>
+      <w:r>
+        <w:t xml:space="preserve"> </w:t>
+      </w:r>
+      <w:r>
+        <w:t xml:space="preserve">Together, task drift and task learning determine whether the task phase is merely added experience or a source of items that are both contextually recruited and strong competitors.</w:t>
+      </w:r>
+    </w:p>
+    <w:bookmarkEnd w:id="35"/>
+    <w:bookmarkStart w:id="36" w:name="retrieval-control"/>
+    <w:p>
+      <w:pPr>
+        <w:pStyle w:val="Heading2"/>
+      </w:pPr>
+      <w:r>
+        <w:t xml:space="preserve">Retrieval Control</w:t>
+      </w:r>
+    </w:p>
+    <w:p>
+      <w:pPr>
+        <w:pStyle w:val="FirstParagraph"/>
+      </w:pPr>
+      <w:r>
+        <w:t xml:space="preserve">Unguided retrieval and deliberate recall use the same context-to-feature retrieval operation.</w:t>
+      </w:r>
+      <w:r>
+        <w:t xml:space="preserve"> </w:t>
+      </w:r>
+      <w:r>
+        <w:t xml:space="preserve">They differ in the control settings applied to the retrieval state and sampling process.</w:t>
+      </w:r>
+      <w:r>
+        <w:t xml:space="preserve"> </w:t>
+      </w:r>
+      <w:r>
+        <w:t xml:space="preserve">The first deliberate-recall control setting is film-directed start/context cueing:</w:t>
+      </w:r>
+    </w:p>
+    <w:p>
+      <w:pPr>
+        <w:pStyle w:val="BodyText"/>
+      </w:pPr>
+      <m:oMathPara>
+        <m:oMathParaPr>
+          <m:jc m:val="center"/>
+        </m:oMathParaPr>
+        <m:oMath>
+          <m:sSub>
+            <m:e>
+              <m:r>
+                <m:t>c</m:t>
+              </m:r>
+            </m:e>
+            <m:sub>
+              <m:r>
+                <m:rPr>
+                  <m:nor/>
+                  <m:sty m:val="p"/>
+                </m:rPr>
+                <m:t>start</m:t>
+              </m:r>
+            </m:sub>
+          </m:sSub>
+          <m:r>
+            <m:rPr>
+              <m:sty m:val="p"/>
+            </m:rPr>
+            <m:t>=</m:t>
+          </m:r>
+          <m:sSub>
+            <m:e>
+              <m:r>
+                <m:t>ρ</m:t>
+              </m:r>
+            </m:e>
+            <m:sub>
+              <m:r>
+                <m:rPr>
+                  <m:nor/>
+                  <m:sty m:val="p"/>
+                </m:rPr>
+                <m:t>start</m:t>
+              </m:r>
+            </m:sub>
+          </m:sSub>
+          <m:r>
+            <m:t> </m:t>
+          </m:r>
+          <m:sSub>
+            <m:e>
+              <m:r>
+                <m:t>c</m:t>
+              </m:r>
+            </m:e>
+            <m:sub>
+              <m:r>
+                <m:t>N</m:t>
+              </m:r>
+            </m:sub>
+          </m:sSub>
+          <m:r>
+            <m:rPr>
+              <m:sty m:val="p"/>
+            </m:rPr>
+            <m:t>+</m:t>
+          </m:r>
+          <m:sSub>
+            <m:e>
+              <m:r>
+                <m:t>β</m:t>
+              </m:r>
+            </m:e>
+            <m:sub>
+              <m:r>
+                <m:t>s</m:t>
+              </m:r>
+              <m:r>
+                <m:t>t</m:t>
+              </m:r>
+              <m:r>
+                <m:t>a</m:t>
+              </m:r>
+              <m:r>
+                <m:t>r</m:t>
+              </m:r>
+              <m:r>
+                <m:t>t</m:t>
+              </m:r>
+            </m:sub>
+          </m:sSub>
+          <m:r>
+            <m:t> </m:t>
+          </m:r>
+          <m:sSub>
+            <m:e>
+              <m:r>
+                <m:t>c</m:t>
+              </m:r>
+            </m:e>
+            <m:sub>
+              <m:r>
+                <m:t>0</m:t>
+              </m:r>
+            </m:sub>
+          </m:sSub>
+        </m:oMath>
+      </m:oMathPara>
+    </w:p>
+    <w:p>
+      <w:pPr>
+        <w:pStyle w:val="FirstParagraph"/>
+      </w:pPr>
+      <w:r>
+        <w:t xml:space="preserve">The scale</w:t>
+      </w:r>
+      <w:r>
+        <w:t xml:space="preserve"> </w:t>
+      </w:r>
+      <m:oMath>
+        <m:sSubSup>
+          <m:e>
+            <m:r>
+              <m:t>m</m:t>
+            </m:r>
+          </m:e>
+          <m:sub>
+            <m:r>
+              <m:rPr>
+                <m:nor/>
+                <m:sty m:val="p"/>
+              </m:rPr>
+              <m:t>start</m:t>
+            </m:r>
+          </m:sub>
+          <m:sup>
+            <m:r>
+              <m:t>β</m:t>
+            </m:r>
+          </m:sup>
+        </m:sSubSup>
+      </m:oMath>
+      <w:r>
+        <w:t xml:space="preserve"> </w:t>
+      </w:r>
+      <w:r>
+        <w:t xml:space="preserve">controls the strength of this cueing in deliberate recall.</w:t>
+      </w:r>
+      <w:r>
+        <w:t xml:space="preserve"> </w:t>
+      </w:r>
+      <w:r>
+        <w:t xml:space="preserve">The second control setting is sharper selection, implemented by scaling</w:t>
+      </w:r>
+      <w:r>
+        <w:t xml:space="preserve"> </w:t>
+      </w:r>
+      <m:oMath>
+        <m:r>
+          <m:t>τ</m:t>
+        </m:r>
+      </m:oMath>
+      <w:r>
+        <w:t xml:space="preserve">.</w:t>
+      </w:r>
+      <w:r>
+        <w:t xml:space="preserve"> </w:t>
+      </w:r>
+      <w:r>
+        <w:t xml:space="preserve">Higher</w:t>
+      </w:r>
+      <w:r>
+        <w:t xml:space="preserve"> </w:t>
+      </w:r>
+      <m:oMath>
+        <m:r>
+          <m:t>τ</m:t>
+        </m:r>
+      </m:oMath>
+      <w:r>
+        <w:t xml:space="preserve"> </w:t>
+      </w:r>
+      <w:r>
+        <w:t xml:space="preserve">sharpens competition among all candidates.</w:t>
+      </w:r>
+      <w:r>
+        <w:t xml:space="preserve"> </w:t>
+      </w:r>
+      <w:r>
+        <w:t xml:space="preserve">It protects film recall only when film-directed cueing gives film items stronger support than task competitors.</w:t>
+      </w:r>
+      <w:r>
+        <w:t xml:space="preserve"> </w:t>
+      </w:r>
+      <w:r>
+        <w:t xml:space="preserve">The third control setting is target monitoring after a non-film item is sampled.</w:t>
+      </w:r>
+      <w:r>
+        <w:t xml:space="preserve"> </w:t>
+      </w:r>
+      <w:r>
+        <w:t xml:space="preserve">Let</w:t>
+      </w:r>
+      <w:r>
+        <w:t xml:space="preserve"> </w:t>
+      </w:r>
+      <m:oMath>
+        <m:sSub>
+          <m:e>
+            <m:r>
+              <m:t>t</m:t>
+            </m:r>
+          </m:e>
+          <m:sub>
+            <m:r>
+              <m:t>i</m:t>
+            </m:r>
+          </m:sub>
+        </m:sSub>
+        <m:r>
+          <m:rPr>
+            <m:sty m:val="p"/>
+          </m:rPr>
+          <m:t>=</m:t>
+        </m:r>
+        <m:r>
+          <m:t>1</m:t>
+        </m:r>
+      </m:oMath>
+      <w:r>
+        <w:t xml:space="preserve"> </w:t>
+      </w:r>
+      <w:r>
+        <w:t xml:space="preserve">for film items and</w:t>
+      </w:r>
+      <w:r>
+        <w:t xml:space="preserve"> </w:t>
+      </w:r>
+      <m:oMath>
+        <m:sSub>
+          <m:e>
+            <m:r>
+              <m:t>t</m:t>
+            </m:r>
+          </m:e>
+          <m:sub>
+            <m:r>
+              <m:t>i</m:t>
+            </m:r>
+          </m:sub>
+        </m:sSub>
+        <m:r>
+          <m:rPr>
+            <m:sty m:val="p"/>
+          </m:rPr>
+          <m:t>=</m:t>
+        </m:r>
+        <m:r>
+          <m:t>0</m:t>
+        </m:r>
+      </m:oMath>
+      <w:r>
+        <w:t xml:space="preserve"> </w:t>
+      </w:r>
+      <w:r>
+        <w:t xml:space="preserve">otherwise, and define</w:t>
+      </w:r>
+      <w:r>
+        <w:t xml:space="preserve"> </w:t>
+      </w:r>
+      <m:oMath>
+        <m:sSub>
+          <m:e>
+            <m:r>
+              <m:t>κ</m:t>
+            </m:r>
+          </m:e>
+          <m:sub>
+            <m:r>
+              <m:t>i</m:t>
+            </m:r>
+          </m:sub>
+        </m:sSub>
+        <m:r>
+          <m:rPr>
+            <m:sty m:val="p"/>
+          </m:rPr>
+          <m:t>=</m:t>
+        </m:r>
+        <m:sSub>
+          <m:e>
+            <m:r>
+              <m:t>t</m:t>
+            </m:r>
+          </m:e>
+          <m:sub>
+            <m:r>
+              <m:t>i</m:t>
+            </m:r>
+          </m:sub>
+        </m:sSub>
+        <m:r>
+          <m:rPr>
+            <m:sty m:val="p"/>
+          </m:rPr>
+          <m:t>+</m:t>
+        </m:r>
+        <m:d>
+          <m:dPr>
+            <m:begChr m:val="("/>
+            <m:sepChr m:val=""/>
+            <m:endChr m:val=")"/>
+            <m:grow/>
+          </m:dPr>
+          <m:e>
+            <m:r>
+              <m:t>1</m:t>
+            </m:r>
+            <m:r>
+              <m:rPr>
+                <m:sty m:val="p"/>
+              </m:rPr>
+              <m:t>−</m:t>
+            </m:r>
+            <m:sSub>
+              <m:e>
+                <m:r>
+                  <m:t>t</m:t>
+                </m:r>
+              </m:e>
+              <m:sub>
+                <m:r>
+                  <m:t>i</m:t>
+                </m:r>
+              </m:sub>
+            </m:sSub>
+          </m:e>
+        </m:d>
+        <m:r>
+          <m:t>κ</m:t>
+        </m:r>
+      </m:oMath>
+      <w:r>
+        <w:t xml:space="preserve">.</w:t>
+      </w:r>
+      <w:r>
+        <w:t xml:space="preserve"> </w:t>
+      </w:r>
+      <w:r>
+        <w:t xml:space="preserve">With target monitoring, the context update after sampled item</w:t>
+      </w:r>
+      <w:r>
+        <w:t xml:space="preserve"> </w:t>
+      </w:r>
+      <m:oMath>
+        <m:r>
+          <m:t>i</m:t>
+        </m:r>
+      </m:oMath>
+      <w:r>
+        <w:t xml:space="preserve"> </w:t>
+      </w:r>
+      <w:r>
+        <w:t xml:space="preserve">becomes:</w:t>
+      </w:r>
+    </w:p>
+    <w:p>
+      <w:pPr>
+        <w:pStyle w:val="BodyText"/>
+      </w:pPr>
+      <m:oMathPara>
+        <m:oMathParaPr>
+          <m:jc m:val="center"/>
+        </m:oMathParaPr>
+        <m:oMath>
+          <m:sSub>
+            <m:e>
+              <m:r>
+                <m:t>c</m:t>
+              </m:r>
+            </m:e>
+            <m:sub>
+              <m:r>
+                <m:t>j</m:t>
+              </m:r>
+              <m:r>
+                <m:rPr>
+                  <m:sty m:val="p"/>
+                </m:rPr>
+                <m:t>+</m:t>
+              </m:r>
+              <m:r>
+                <m:t>1</m:t>
+              </m:r>
+            </m:sub>
+          </m:sSub>
+          <m:r>
+            <m:rPr>
+              <m:sty m:val="p"/>
+            </m:rPr>
+            <m:t>=</m:t>
+          </m:r>
+          <m:sSub>
+            <m:e>
+              <m:r>
+                <m:t>ρ</m:t>
+              </m:r>
+            </m:e>
+            <m:sub>
+              <m:r>
+                <m:rPr>
+                  <m:sty m:val="p"/>
+                </m:rPr>
+                <m:t>r</m:t>
+              </m:r>
+              <m:r>
+                <m:rPr>
+                  <m:sty m:val="p"/>
+                </m:rPr>
+                <m:t>e</m:t>
+              </m:r>
+              <m:r>
+                <m:rPr>
+                  <m:sty m:val="p"/>
+                </m:rPr>
+                <m:t>c</m:t>
+              </m:r>
+              <m:r>
+                <m:rPr>
+                  <m:sty m:val="p"/>
+                </m:rPr>
+                <m:t>,</m:t>
+              </m:r>
+              <m:r>
+                <m:t>j</m:t>
+              </m:r>
+            </m:sub>
+          </m:sSub>
+          <m:r>
+            <m:t> </m:t>
+          </m:r>
+          <m:sSub>
+            <m:e>
+              <m:r>
+                <m:t>c</m:t>
+              </m:r>
+            </m:e>
+            <m:sub>
+              <m:r>
+                <m:t>j</m:t>
+              </m:r>
+            </m:sub>
+          </m:sSub>
+          <m:r>
+            <m:rPr>
+              <m:sty m:val="p"/>
+            </m:rPr>
+            <m:t>+</m:t>
+          </m:r>
+          <m:sSub>
+            <m:e>
+              <m:r>
+                <m:t>κ</m:t>
+              </m:r>
+            </m:e>
+            <m:sub>
+              <m:r>
+                <m:t>i</m:t>
+              </m:r>
+            </m:sub>
+          </m:sSub>
+          <m:sSub>
+            <m:e>
+              <m:r>
+                <m:t>β</m:t>
+              </m:r>
+            </m:e>
+            <m:sub>
+              <m:r>
+                <m:t>r</m:t>
+              </m:r>
+              <m:r>
+                <m:t>e</m:t>
+              </m:r>
+              <m:r>
+                <m:t>c</m:t>
+              </m:r>
+            </m:sub>
+          </m:sSub>
+          <m:r>
+            <m:t> </m:t>
+          </m:r>
+          <m:acc>
+            <m:accPr>
+              <m:chr m:val="̂"/>
+            </m:accPr>
+            <m:e>
+              <m:sSup>
+                <m:e>
+                  <m:r>
+                    <m:t>M</m:t>
+                  </m:r>
+                </m:e>
+                <m:sup>
+                  <m:r>
+                    <m:t>F</m:t>
+                  </m:r>
+                  <m:r>
+                    <m:t>C</m:t>
+                  </m:r>
+                </m:sup>
+              </m:sSup>
+              <m:sSub>
+                <m:e>
+                  <m:r>
+                    <m:t>f</m:t>
+                  </m:r>
+                </m:e>
+                <m:sub>
+                  <m:r>
+                    <m:t>i</m:t>
+                  </m:r>
+                </m:sub>
+              </m:sSub>
+            </m:e>
+          </m:acc>
+        </m:oMath>
+      </m:oMathPara>
+    </w:p>
+    <w:p>
+      <w:pPr>
+        <w:pStyle w:val="FirstParagraph"/>
+      </w:pPr>
+      <w:r>
+        <w:t xml:space="preserve">When</w:t>
+      </w:r>
+      <w:r>
+        <w:t xml:space="preserve"> </w:t>
+      </w:r>
+      <m:oMath>
+        <m:r>
+          <m:t>κ</m:t>
+        </m:r>
+        <m:r>
+          <m:rPr>
+            <m:sty m:val="p"/>
+          </m:rPr>
+          <m:t>&lt;</m:t>
+        </m:r>
+        <m:r>
+          <m:t>1</m:t>
+        </m:r>
+      </m:oMath>
+      <w:r>
+        <w:t xml:space="preserve">, sampled non-film competitors have less influence on the next context state than sampled film items.</w:t>
+      </w:r>
+      <w:r>
+        <w:t xml:space="preserve"> </w:t>
+      </w:r>
+      <w:r>
+        <w:t xml:space="preserve">This convention is used for deliberate recall when simulations manipulate rejected-recall updating.</w:t>
+      </w:r>
+      <w:r>
+        <w:t xml:space="preserve"> </w:t>
+      </w:r>
+      <w:r>
+        <w:t xml:space="preserve">Tests that supply a film item are represented as cue-driven context reinstatement:</w:t>
+      </w:r>
+    </w:p>
+    <w:p>
+      <w:pPr>
+        <w:pStyle w:val="BodyText"/>
+      </w:pPr>
+      <m:oMathPara>
+        <m:oMathParaPr>
+          <m:jc m:val="center"/>
+        </m:oMathParaPr>
+        <m:oMath>
+          <m:sSubSup>
+            <m:e>
+              <m:r>
+                <m:t>c</m:t>
+              </m:r>
+            </m:e>
+            <m:sub>
+              <m:r>
+                <m:rPr>
+                  <m:nor/>
+                  <m:sty m:val="p"/>
+                </m:rPr>
+                <m:t>film</m:t>
+              </m:r>
+            </m:sub>
+            <m:sup>
+              <m:r>
+                <m:rPr>
+                  <m:sty m:val="p"/>
+                </m:rPr>
+                <m:t>I</m:t>
+              </m:r>
+              <m:r>
+                <m:rPr>
+                  <m:sty m:val="p"/>
+                </m:rPr>
+                <m:t>N</m:t>
+              </m:r>
+            </m:sup>
+          </m:sSubSup>
+          <m:r>
+            <m:rPr>
+              <m:sty m:val="p"/>
+            </m:rPr>
+            <m:t>=</m:t>
+          </m:r>
+          <m:sSup>
+            <m:e>
+              <m:r>
+                <m:t>M</m:t>
+              </m:r>
+            </m:e>
+            <m:sup>
+              <m:r>
+                <m:t>F</m:t>
+              </m:r>
+              <m:r>
+                <m:t>C</m:t>
+              </m:r>
+            </m:sup>
+          </m:sSup>
+          <m:sSub>
+            <m:e>
+              <m:r>
+                <m:t>f</m:t>
+              </m:r>
+            </m:e>
+            <m:sub>
+              <m:r>
+                <m:rPr>
+                  <m:nor/>
+                  <m:sty m:val="p"/>
+                </m:rPr>
+                <m:t>film</m:t>
+              </m:r>
+            </m:sub>
+          </m:sSub>
+        </m:oMath>
+      </m:oMathPara>
+    </w:p>
+    <w:p>
+      <w:pPr>
+        <w:pStyle w:val="FirstParagraph"/>
+      </w:pPr>
+      <w:r>
+        <w:t xml:space="preserve">This cue is not a separate retrieval system; it is the same feature-to-context operation applied to a supplied film item.</w:t>
+      </w:r>
+    </w:p>
+    <w:bookmarkEnd w:id="36"/>
+    <w:bookmarkStart w:id="37" w:name="affective-context"/>
+    <w:p>
+      <w:pPr>
+        <w:pStyle w:val="Heading2"/>
+      </w:pPr>
+      <w:r>
+        <w:t xml:space="preserve">Affective Context</w:t>
+      </w:r>
+    </w:p>
+    <w:p>
+      <w:pPr>
+        <w:pStyle w:val="FirstParagraph"/>
+      </w:pPr>
+      <w:r>
+        <w:t xml:space="preserve">The model also includes affective context components inherited from eCMR.</w:t>
+      </w:r>
+      <w:r>
+        <w:t xml:space="preserve"> </w:t>
+      </w:r>
+      <w:r>
+        <w:t xml:space="preserve">Each item has a two-unit affective feature vector</w:t>
+      </w:r>
+      <w:r>
+        <w:t xml:space="preserve"> </w:t>
+      </w:r>
+      <m:oMath>
+        <m:sSub>
+          <m:e>
+            <m:r>
+              <m:t>s</m:t>
+            </m:r>
+          </m:e>
+          <m:sub>
+            <m:r>
+              <m:t>i</m:t>
+            </m:r>
+          </m:sub>
+        </m:sSub>
+      </m:oMath>
+      <w:r>
+        <w:t xml:space="preserve">, with</w:t>
+      </w:r>
+      <w:r>
+        <w:t xml:space="preserve"> </w:t>
+      </w:r>
+      <m:oMath>
+        <m:sSub>
+          <m:e>
+            <m:r>
+              <m:t>s</m:t>
+            </m:r>
+          </m:e>
+          <m:sub>
+            <m:r>
+              <m:t>i</m:t>
+            </m:r>
+          </m:sub>
+        </m:sSub>
+        <m:r>
+          <m:rPr>
+            <m:sty m:val="p"/>
+          </m:rPr>
+          <m:t>=</m:t>
+        </m:r>
+        <m:sSup>
+          <m:e>
+            <m:d>
+              <m:dPr>
+                <m:begChr m:val="["/>
+                <m:sepChr m:val=""/>
+                <m:endChr m:val="]"/>
+                <m:grow/>
+              </m:dPr>
+              <m:e>
+                <m:r>
+                  <m:t>1</m:t>
+                </m:r>
+                <m:r>
+                  <m:rPr>
+                    <m:sty m:val="p"/>
+                  </m:rPr>
+                  <m:t>,</m:t>
+                </m:r>
+                <m:r>
+                  <m:t>0</m:t>
+                </m:r>
+              </m:e>
+            </m:d>
+          </m:e>
+          <m:sup>
+            <m:r>
+              <m:rPr>
+                <m:sty m:val="p"/>
+              </m:rPr>
+              <m:t>⊤</m:t>
+            </m:r>
+          </m:sup>
+        </m:sSup>
+      </m:oMath>
+      <w:r>
+        <w:t xml:space="preserve"> </w:t>
+      </w:r>
+      <w:r>
+        <w:t xml:space="preserve">for items assigned the marked affective feature and</w:t>
+      </w:r>
+      <w:r>
+        <w:t xml:space="preserve"> </w:t>
+      </w:r>
+      <m:oMath>
+        <m:sSub>
+          <m:e>
+            <m:r>
+              <m:t>s</m:t>
+            </m:r>
+          </m:e>
+          <m:sub>
+            <m:r>
+              <m:t>i</m:t>
+            </m:r>
+          </m:sub>
+        </m:sSub>
+        <m:r>
+          <m:rPr>
+            <m:sty m:val="p"/>
+          </m:rPr>
+          <m:t>=</m:t>
+        </m:r>
+        <m:sSup>
+          <m:e>
+            <m:d>
+              <m:dPr>
+                <m:begChr m:val="["/>
+                <m:sepChr m:val=""/>
+                <m:endChr m:val="]"/>
+                <m:grow/>
+              </m:dPr>
+              <m:e>
+                <m:r>
+                  <m:t>0</m:t>
+                </m:r>
+                <m:r>
+                  <m:rPr>
+                    <m:sty m:val="p"/>
+                  </m:rPr>
+                  <m:t>,</m:t>
+                </m:r>
+                <m:r>
+                  <m:t>1</m:t>
+                </m:r>
+              </m:e>
+            </m:d>
+          </m:e>
+          <m:sup>
+            <m:r>
+              <m:rPr>
+                <m:sty m:val="p"/>
+              </m:rPr>
+              <m:t>⊤</m:t>
+            </m:r>
+          </m:sup>
+        </m:sSup>
+      </m:oMath>
+      <w:r>
+        <w:t xml:space="preserve"> </w:t>
+      </w:r>
+      <w:r>
+        <w:t xml:space="preserve">for neutral or default items.</w:t>
+      </w:r>
+      <w:r>
+        <w:t xml:space="preserve"> </w:t>
+      </w:r>
+      <w:r>
+        <w:t xml:space="preserve">The vector</w:t>
+      </w:r>
+      <w:r>
+        <w:t xml:space="preserve"> </w:t>
+      </w:r>
+      <m:oMath>
+        <m:sSub>
+          <m:e>
+            <m:r>
+              <m:t>s</m:t>
+            </m:r>
+          </m:e>
+          <m:sub>
+            <m:r>
+              <m:t>i</m:t>
+            </m:r>
+          </m:sub>
+        </m:sSub>
+      </m:oMath>
+      <w:r>
+        <w:t xml:space="preserve"> </w:t>
+      </w:r>
+      <w:r>
+        <w:t xml:space="preserve">is not a recallable item and is not a separate trace.</w:t>
+      </w:r>
+      <w:r>
+        <w:t xml:space="preserve"> </w:t>
+      </w:r>
+      <w:r>
+        <w:t xml:space="preserve">It initializes affective rows of</w:t>
+      </w:r>
+      <w:r>
+        <w:t xml:space="preserve"> </w:t>
+      </w:r>
+      <m:oMath>
+        <m:sSup>
+          <m:e>
+            <m:r>
+              <m:t>M</m:t>
+            </m:r>
+          </m:e>
+          <m:sup>
+            <m:r>
+              <m:t>F</m:t>
+            </m:r>
+            <m:r>
+              <m:t>C</m:t>
+            </m:r>
+          </m:sup>
+        </m:sSup>
+      </m:oMath>
+      <w:r>
+        <w:t xml:space="preserve"> </w:t>
+      </w:r>
+      <w:r>
+        <w:t xml:space="preserve">so that an item can cue its affective context components:</w:t>
+      </w:r>
+    </w:p>
+    <w:p>
+      <w:pPr>
+        <w:pStyle w:val="BodyText"/>
+      </w:pPr>
+      <m:oMathPara>
+        <m:oMathParaPr>
+          <m:jc m:val="center"/>
+        </m:oMathParaPr>
+        <m:oMath>
+          <m:sSubSup>
+            <m:e>
+              <m:r>
+                <m:t>M</m:t>
+              </m:r>
+            </m:e>
+            <m:sub>
+              <m:r>
+                <m:t>a</m:t>
+              </m:r>
+              <m:r>
+                <m:t>f</m:t>
+              </m:r>
+              <m:r>
+                <m:t>f</m:t>
+              </m:r>
+            </m:sub>
+            <m:sup>
+              <m:r>
+                <m:t>F</m:t>
+              </m:r>
+              <m:r>
+                <m:t>C</m:t>
+              </m:r>
+            </m:sup>
+          </m:sSubSup>
+          <m:d>
+            <m:dPr>
+              <m:begChr m:val="("/>
+              <m:sepChr m:val=""/>
+              <m:endChr m:val=")"/>
+              <m:grow/>
+            </m:dPr>
+            <m:e>
+              <m:r>
+                <m:rPr>
+                  <m:sty m:val="p"/>
+                </m:rPr>
+                <m:t>⋅</m:t>
+              </m:r>
+              <m:r>
+                <m:rPr>
+                  <m:sty m:val="p"/>
+                </m:rPr>
+                <m:t>,</m:t>
+              </m:r>
+              <m:r>
+                <m:t>i</m:t>
+              </m:r>
+            </m:e>
+          </m:d>
+          <m:r>
+            <m:rPr>
+              <m:sty m:val="p"/>
+            </m:rPr>
+            <m:t>=</m:t>
+          </m:r>
+          <m:d>
+            <m:dPr>
+              <m:begChr m:val="("/>
+              <m:sepChr m:val=""/>
+              <m:endChr m:val=")"/>
+              <m:grow/>
+            </m:dPr>
+            <m:e>
+              <m:r>
+                <m:t>1</m:t>
+              </m:r>
+              <m:r>
+                <m:rPr>
+                  <m:sty m:val="p"/>
+                </m:rPr>
+                <m:t>−</m:t>
+              </m:r>
+              <m:r>
+                <m:t>γ</m:t>
+              </m:r>
+            </m:e>
+          </m:d>
+          <m:sSub>
+            <m:e>
+              <m:r>
+                <m:t>s</m:t>
+              </m:r>
+            </m:e>
+            <m:sub>
+              <m:r>
+                <m:t>i</m:t>
+              </m:r>
+            </m:sub>
+          </m:sSub>
+        </m:oMath>
+      </m:oMathPara>
+    </w:p>
+    <w:p>
+      <w:pPr>
+        <w:pStyle w:val="FirstParagraph"/>
+      </w:pPr>
+      <w:r>
+        <w:t xml:space="preserve">Affective context-to-feature support begins at zero:</w:t>
+      </w:r>
+    </w:p>
+    <w:p>
+      <w:pPr>
+        <w:pStyle w:val="BodyText"/>
+      </w:pPr>
+      <m:oMathPara>
+        <m:oMathParaPr>
+          <m:jc m:val="center"/>
+        </m:oMathParaPr>
+        <m:oMath>
+          <m:sSubSup>
+            <m:e>
+              <m:r>
+                <m:t>M</m:t>
+              </m:r>
+            </m:e>
+            <m:sub>
+              <m:r>
+                <m:t>a</m:t>
+              </m:r>
+              <m:r>
+                <m:t>f</m:t>
+              </m:r>
+              <m:r>
+                <m:t>f</m:t>
+              </m:r>
+            </m:sub>
+            <m:sup>
+              <m:r>
+                <m:t>C</m:t>
+              </m:r>
+              <m:r>
+                <m:t>F</m:t>
+              </m:r>
+            </m:sup>
+          </m:sSubSup>
+          <m:d>
+            <m:dPr>
+              <m:begChr m:val="("/>
+              <m:sepChr m:val=""/>
+              <m:endChr m:val=")"/>
+              <m:grow/>
+            </m:dPr>
+            <m:e>
+              <m:r>
+                <m:t>i</m:t>
+              </m:r>
+              <m:r>
+                <m:rPr>
+                  <m:sty m:val="p"/>
+                </m:rPr>
+                <m:t>,</m:t>
+              </m:r>
+              <m:r>
+                <m:rPr>
+                  <m:sty m:val="p"/>
+                </m:rPr>
+                <m:t>⋅</m:t>
+              </m:r>
+            </m:e>
+          </m:d>
+          <m:r>
+            <m:rPr>
+              <m:sty m:val="p"/>
+            </m:rPr>
+            <m:t>=</m:t>
+          </m:r>
+          <m:r>
+            <m:t>0</m:t>
+          </m:r>
+        </m:oMath>
+      </m:oMathPara>
+    </w:p>
+    <w:p>
+      <w:pPr>
+        <w:pStyle w:val="FirstParagraph"/>
+      </w:pPr>
+      <w:r>
+        <w:t xml:space="preserve">Thus, affective context can update during experience before it contributes retrieval support.</w:t>
+      </w:r>
+      <w:r>
+        <w:t xml:space="preserve"> </w:t>
+      </w:r>
+      <w:r>
+        <w:t xml:space="preserve">Let</w:t>
+      </w:r>
+      <w:r>
+        <w:t xml:space="preserve"> </w:t>
+      </w:r>
+      <m:oMath>
+        <m:sSub>
+          <m:e>
+            <m:r>
+              <m:t>ϕ</m:t>
+            </m:r>
+          </m:e>
+          <m:sub>
+            <m:r>
+              <m:rPr>
+                <m:sty m:val="p"/>
+              </m:rPr>
+              <m:t>e</m:t>
+            </m:r>
+            <m:r>
+              <m:rPr>
+                <m:sty m:val="p"/>
+              </m:rPr>
+              <m:t>m</m:t>
+            </m:r>
+            <m:r>
+              <m:rPr>
+                <m:sty m:val="p"/>
+              </m:rPr>
+              <m:t>o</m:t>
+            </m:r>
+            <m:r>
+              <m:rPr>
+                <m:sty m:val="p"/>
+              </m:rPr>
+              <m:t>t</m:t>
+            </m:r>
+            <m:r>
+              <m:rPr>
+                <m:sty m:val="p"/>
+              </m:rPr>
+              <m:t>,</m:t>
+            </m:r>
+            <m:r>
+              <m:t>i</m:t>
+            </m:r>
+          </m:sub>
+        </m:sSub>
+      </m:oMath>
+      <w:r>
+        <w:t xml:space="preserve"> </w:t>
+      </w:r>
+      <w:r>
+        <w:t xml:space="preserve">denote the added context-to-feature learning strength for item</w:t>
+      </w:r>
+      <w:r>
+        <w:t xml:space="preserve"> </w:t>
+      </w:r>
+      <m:oMath>
+        <m:r>
+          <m:t>i</m:t>
+        </m:r>
+      </m:oMath>
+      <w:r>
+        <w:t xml:space="preserve"> </w:t>
+      </w:r>
+      <w:r>
+        <w:t xml:space="preserve">in the affective pathway.</w:t>
+      </w:r>
+      <w:r>
+        <w:t xml:space="preserve"> </w:t>
+      </w:r>
+      <w:r>
+        <w:t xml:space="preserve">With the binary vector above,</w:t>
+      </w:r>
+      <w:r>
+        <w:t xml:space="preserve"> </w:t>
+      </w:r>
+      <m:oMath>
+        <m:sSub>
+          <m:e>
+            <m:r>
+              <m:t>ϕ</m:t>
+            </m:r>
+          </m:e>
+          <m:sub>
+            <m:r>
+              <m:rPr>
+                <m:sty m:val="p"/>
+              </m:rPr>
+              <m:t>e</m:t>
+            </m:r>
+            <m:r>
+              <m:rPr>
+                <m:sty m:val="p"/>
+              </m:rPr>
+              <m:t>m</m:t>
+            </m:r>
+            <m:r>
+              <m:rPr>
+                <m:sty m:val="p"/>
+              </m:rPr>
+              <m:t>o</m:t>
+            </m:r>
+            <m:r>
+              <m:rPr>
+                <m:sty m:val="p"/>
+              </m:rPr>
+              <m:t>t</m:t>
+            </m:r>
+            <m:r>
+              <m:rPr>
+                <m:sty m:val="p"/>
+              </m:rPr>
+              <m:t>,</m:t>
+            </m:r>
+            <m:r>
+              <m:t>i</m:t>
+            </m:r>
+          </m:sub>
+        </m:sSub>
+        <m:r>
+          <m:rPr>
+            <m:sty m:val="p"/>
+          </m:rPr>
+          <m:t>=</m:t>
+        </m:r>
+        <m:sSub>
+          <m:e>
+            <m:r>
+              <m:t>ϕ</m:t>
+            </m:r>
+          </m:e>
+          <m:sub>
+            <m:r>
+              <m:rPr>
+                <m:sty m:val="p"/>
+              </m:rPr>
+              <m:t>e</m:t>
+            </m:r>
+            <m:r>
+              <m:rPr>
+                <m:sty m:val="p"/>
+              </m:rPr>
+              <m:t>m</m:t>
+            </m:r>
+            <m:r>
+              <m:rPr>
+                <m:sty m:val="p"/>
+              </m:rPr>
+              <m:t>o</m:t>
+            </m:r>
+            <m:r>
+              <m:rPr>
+                <m:sty m:val="p"/>
+              </m:rPr>
+              <m:t>t</m:t>
+            </m:r>
+          </m:sub>
+        </m:sSub>
+        <m:sSub>
+          <m:e>
+            <m:d>
+              <m:dPr>
+                <m:begChr m:val="["/>
+                <m:sepChr m:val=""/>
+                <m:endChr m:val="]"/>
+                <m:grow/>
+              </m:dPr>
+              <m:e>
+                <m:sSub>
+                  <m:e>
+                    <m:r>
+                      <m:t>s</m:t>
+                    </m:r>
+                  </m:e>
+                  <m:sub>
+                    <m:r>
+                      <m:t>i</m:t>
+                    </m:r>
+                  </m:sub>
+                </m:sSub>
+              </m:e>
+            </m:d>
+          </m:e>
+          <m:sub>
+            <m:r>
+              <m:t>1</m:t>
+            </m:r>
+          </m:sub>
+        </m:sSub>
+      </m:oMath>
+      <w:r>
+        <w:t xml:space="preserve">, so items assigned the marked affective feature receive</w:t>
+      </w:r>
+      <w:r>
+        <w:t xml:space="preserve"> </w:t>
+      </w:r>
+      <m:oMath>
+        <m:sSub>
+          <m:e>
+            <m:r>
+              <m:t>ϕ</m:t>
+            </m:r>
+          </m:e>
+          <m:sub>
+            <m:r>
+              <m:rPr>
+                <m:sty m:val="p"/>
+              </m:rPr>
+              <m:t>e</m:t>
+            </m:r>
+            <m:r>
+              <m:rPr>
+                <m:sty m:val="p"/>
+              </m:rPr>
+              <m:t>m</m:t>
+            </m:r>
+            <m:r>
+              <m:rPr>
+                <m:sty m:val="p"/>
+              </m:rPr>
+              <m:t>o</m:t>
+            </m:r>
+            <m:r>
+              <m:rPr>
+                <m:sty m:val="p"/>
+              </m:rPr>
+              <m:t>t</m:t>
+            </m:r>
+          </m:sub>
+        </m:sSub>
+      </m:oMath>
+      <w:r>
+        <w:t xml:space="preserve"> </w:t>
+      </w:r>
+      <w:r>
+        <w:t xml:space="preserve">and neutral or default items receive 0.</w:t>
+      </w:r>
+      <w:r>
+        <w:t xml:space="preserve"> </w:t>
+      </w:r>
+      <w:r>
+        <w:t xml:space="preserve">When affective learning is engaged, the affective components of context receive additional context-to-feature learning:</w:t>
+      </w:r>
+    </w:p>
+    <w:p>
+      <w:pPr>
+        <w:pStyle w:val="BodyText"/>
+      </w:pPr>
+      <m:oMathPara>
+        <m:oMathParaPr>
+          <m:jc m:val="center"/>
+        </m:oMathParaPr>
+        <m:oMath>
+          <m:r>
+            <m:t>Δ</m:t>
+          </m:r>
+          <m:sSubSup>
+            <m:e>
+              <m:r>
+                <m:t>M</m:t>
+              </m:r>
+            </m:e>
+            <m:sub>
+              <m:r>
+                <m:t>a</m:t>
+              </m:r>
+              <m:r>
+                <m:t>f</m:t>
+              </m:r>
+              <m:r>
+                <m:t>f</m:t>
+              </m:r>
+            </m:sub>
+            <m:sup>
+              <m:r>
+                <m:t>C</m:t>
+              </m:r>
+              <m:r>
+                <m:t>F</m:t>
+              </m:r>
+            </m:sup>
+          </m:sSubSup>
+          <m:r>
+            <m:rPr>
+              <m:sty m:val="p"/>
+            </m:rPr>
+            <m:t>=</m:t>
+          </m:r>
+          <m:r>
+            <m:t>λ</m:t>
+          </m:r>
+          <m:sSub>
+            <m:e>
+              <m:r>
+                <m:t>ϕ</m:t>
+              </m:r>
+            </m:e>
+            <m:sub>
+              <m:r>
+                <m:t>i</m:t>
+              </m:r>
+            </m:sub>
+          </m:sSub>
+          <m:sSub>
+            <m:e>
+              <m:r>
+                <m:t>ϕ</m:t>
+              </m:r>
+            </m:e>
+            <m:sub>
+              <m:r>
+                <m:rPr>
+                  <m:sty m:val="p"/>
+                </m:rPr>
+                <m:t>e</m:t>
+              </m:r>
+              <m:r>
+                <m:rPr>
+                  <m:sty m:val="p"/>
+                </m:rPr>
+                <m:t>m</m:t>
+              </m:r>
+              <m:r>
+                <m:rPr>
+                  <m:sty m:val="p"/>
+                </m:rPr>
+                <m:t>o</m:t>
+              </m:r>
+              <m:r>
+                <m:rPr>
+                  <m:sty m:val="p"/>
+                </m:rPr>
+                <m:t>t</m:t>
+              </m:r>
+              <m:r>
+                <m:rPr>
+                  <m:sty m:val="p"/>
+                </m:rPr>
+                <m:t>,</m:t>
+              </m:r>
+              <m:r>
+                <m:t>i</m:t>
+              </m:r>
+            </m:sub>
+          </m:sSub>
+          <m:sSub>
+            <m:e>
+              <m:r>
+                <m:t>f</m:t>
+              </m:r>
+            </m:e>
+            <m:sub>
+              <m:r>
+                <m:t>i</m:t>
+              </m:r>
+            </m:sub>
+          </m:sSub>
+          <m:sSubSup>
+            <m:e>
+              <m:r>
+                <m:t>c</m:t>
+              </m:r>
+            </m:e>
+            <m:sub>
+              <m:r>
+                <m:rPr>
+                  <m:sty m:val="p"/>
+                </m:rPr>
+                <m:t>a</m:t>
+              </m:r>
+              <m:r>
+                <m:rPr>
+                  <m:sty m:val="p"/>
+                </m:rPr>
+                <m:t>f</m:t>
+              </m:r>
+              <m:r>
+                <m:rPr>
+                  <m:sty m:val="p"/>
+                </m:rPr>
+                <m:t>f</m:t>
+              </m:r>
+              <m:r>
+                <m:rPr>
+                  <m:sty m:val="p"/>
+                </m:rPr>
+                <m:t>,</m:t>
+              </m:r>
+              <m:r>
+                <m:t>i</m:t>
+              </m:r>
+            </m:sub>
+            <m:sup>
+              <m:r>
+                <m:rPr>
+                  <m:sty m:val="p"/>
+                </m:rPr>
+                <m:t>⊤</m:t>
+              </m:r>
+            </m:sup>
+          </m:sSubSup>
+        </m:oMath>
+      </m:oMathPara>
+    </w:p>
+    <w:p>
+      <w:pPr>
+        <w:pStyle w:val="FirstParagraph"/>
+      </w:pPr>
+      <w:r>
+        <w:t xml:space="preserve">Here,</w:t>
+      </w:r>
+      <w:r>
+        <w:t xml:space="preserve"> </w:t>
+      </w:r>
+      <m:oMath>
+        <m:sSub>
+          <m:e>
+            <m:r>
+              <m:t>c</m:t>
+            </m:r>
+          </m:e>
+          <m:sub>
+            <m:r>
+              <m:rPr>
+                <m:sty m:val="p"/>
+              </m:rPr>
+              <m:t>a</m:t>
+            </m:r>
+            <m:r>
+              <m:rPr>
+                <m:sty m:val="p"/>
+              </m:rPr>
+              <m:t>f</m:t>
+            </m:r>
+            <m:r>
+              <m:rPr>
+                <m:sty m:val="p"/>
+              </m:rPr>
+              <m:t>f</m:t>
+            </m:r>
+            <m:r>
+              <m:rPr>
+                <m:sty m:val="p"/>
+              </m:rPr>
+              <m:t>,</m:t>
+            </m:r>
+            <m:r>
+              <m:t>i</m:t>
+            </m:r>
+          </m:sub>
+        </m:sSub>
+      </m:oMath>
+      <w:r>
+        <w:t xml:space="preserve"> </w:t>
+      </w:r>
+      <w:r>
+        <w:t xml:space="preserve">denotes the affective components of context.</w:t>
+      </w:r>
+      <w:r>
+        <w:t xml:space="preserve"> </w:t>
+      </w:r>
+      <w:r>
+        <w:t xml:space="preserve">When affective context-to-feature learning is disabled, affective context does not add retrieval support beyond the ordinary context-to-feature pathway.</w:t>
+      </w:r>
+      <w:r>
+        <w:t xml:space="preserve"> </w:t>
+      </w:r>
+      <w:r>
+        <w:t xml:space="preserve">When film and task items share the marked affective feature and affective context-to-feature learning is enabled, affective context can amplify competition beyond temporal proximity alone.</w:t>
+      </w:r>
+    </w:p>
+    <w:p>
+      <w:pPr>
+        <w:pStyle w:val="BodyText"/>
+      </w:pPr>
+      <w:r>
+        <w:t xml:space="preserve">The simulations below vary the phase, reminder, retrieval-control, and affective settings described above while keeping the underlying item-context architecture fixed.</w:t>
       </w:r>
       <w:r>
         <w:t xml:space="preserve"> </w:t>
@@ -8726,9 +8093,9 @@
         <w:t xml:space="preserve">Because retrieval proceeds as a sequence of competitive samples terminated by a growing stop probability, task competitors can reduce film retrieval by winning individual retrieval competitions before search terminates.</w:t>
       </w:r>
     </w:p>
-    <w:bookmarkEnd w:id="40"/>
-    <w:bookmarkEnd w:id="41"/>
-    <w:bookmarkStart w:id="52" w:name="simulations"/>
+    <w:bookmarkEnd w:id="37"/>
+    <w:bookmarkEnd w:id="38"/>
+    <w:bookmarkStart w:id="49" w:name="simulations"/>
     <w:p>
       <w:pPr>
         <w:pStyle w:val="Heading1"/>
@@ -8751,7 +8118,7 @@
         <w:t xml:space="preserve">These plots are diagnostic outputs from the interference-strength sweep, not stand-alone evidence for the full intrusion-voluntary-memory dissociation.</w:t>
       </w:r>
     </w:p>
-    <w:bookmarkStart w:id="45" w:name="fig-interference-sweep-spc"/>
+    <w:bookmarkStart w:id="42" w:name="fig-interference-sweep-spc"/>
     <w:p>
       <w:pPr>
         <w:pStyle w:val="FigureTitle"/>
@@ -8795,18 +8162,18 @@
           <wp:inline>
             <wp:extent cx="5943600" cy="2214422"/>
             <wp:effectExtent b="0" l="0" r="0" t="0"/>
-            <wp:docPr descr="" title="" id="43" name="Picture"/>
+            <wp:docPr descr="" title="" id="40" name="Picture"/>
             <a:graphic>
               <a:graphicData uri="http://schemas.openxmlformats.org/drawingml/2006/picture">
                 <pic:pic>
                   <pic:nvPicPr>
-                    <pic:cNvPr descr="figures/interference_mcf_scale_delay16_fit_no_shared_support_side_by_side_spc.png" id="44" name="Picture"/>
+                    <pic:cNvPr descr="figures/interference_mcf_scale_delay16_fit_no_shared_support_side_by_side_spc.png" id="41" name="Picture"/>
                     <pic:cNvPicPr>
                       <a:picLocks noChangeArrowheads="1" noChangeAspect="1"/>
                     </pic:cNvPicPr>
                   </pic:nvPicPr>
                   <pic:blipFill>
-                    <a:blip r:embed="rId42"/>
+                    <a:blip r:embed="rId39"/>
                     <a:stretch>
                       <a:fillRect/>
                     </a:stretch>
@@ -8833,14 +8200,164 @@
         </w:drawing>
       </w:r>
     </w:p>
+    <w:bookmarkEnd w:id="42"/>
+    <w:bookmarkStart w:id="43" w:name="X6fcf3f39085e398ac9304fc9201661bcf62a397"/>
+    <w:p>
+      <w:pPr>
+        <w:pStyle w:val="Heading2"/>
+      </w:pPr>
+      <w:r>
+        <w:t xml:space="preserve">Simulation 1: Core Selective-Interference Dissociation</w:t>
+      </w:r>
+    </w:p>
+    <w:p>
+      <w:pPr>
+        <w:pStyle w:val="FirstParagraph"/>
+      </w:pPr>
+      <w:r>
+        <w:t xml:space="preserve">Premise: The basic selective-interference result is a 2 x 2 contrast between interference condition and retrieval mode.</w:t>
+      </w:r>
+      <w:r>
+        <w:t xml:space="preserve"> </w:t>
+      </w:r>
+      <w:r>
+        <w:t xml:space="preserve">The section asks whether the same stored film episode and the same post-film interference manipulation can produce larger impairment in intrusion-like retrieval than in deliberate recall.</w:t>
+      </w:r>
+    </w:p>
+    <w:p>
+      <w:pPr>
+        <w:pStyle w:val="BodyText"/>
+      </w:pPr>
+      <w:r>
+        <w:t xml:space="preserve">Intended text take-away: This section establishes the core sufficiency result.</w:t>
+      </w:r>
+      <w:r>
+        <w:t xml:space="preserve"> </w:t>
+      </w:r>
+      <w:r>
+        <w:t xml:space="preserve">The model can reproduce the qualitative intrusion-voluntary-memory dissociation without separately weakening film items for one measure.</w:t>
+      </w:r>
+      <w:r>
+        <w:t xml:space="preserve"> </w:t>
+      </w:r>
+      <w:r>
+        <w:t xml:space="preserve">Deliberate recall may still be impaired; the claim is relative protection, not immunity.</w:t>
+      </w:r>
+    </w:p>
+    <w:bookmarkEnd w:id="43"/>
+    <w:bookmarkStart w:id="44" w:name="Xc677d8ae7f532696a9d0dc1c16d289e7eda8c6a"/>
+    <w:p>
+      <w:pPr>
+        <w:pStyle w:val="Heading2"/>
+      </w:pPr>
+      <w:r>
+        <w:t xml:space="preserve">Simulation 2: Control Mechanisms Underlying Deliberate-Recall Protection</w:t>
+      </w:r>
+    </w:p>
+    <w:p>
+      <w:pPr>
+        <w:pStyle w:val="FirstParagraph"/>
+      </w:pPr>
+      <w:r>
+        <w:t xml:space="preserve">Premise: Deliberate recall is not categorically protected.</w:t>
+      </w:r>
+      <w:r>
+        <w:t xml:space="preserve"> </w:t>
+      </w:r>
+      <w:r>
+        <w:t xml:space="preserve">Its relative sparing depends on control operations that make retrieval more film-directed.</w:t>
+      </w:r>
+    </w:p>
+    <w:p>
+      <w:pPr>
+        <w:pStyle w:val="BodyText"/>
+      </w:pPr>
+      <w:r>
+        <w:t xml:space="preserve">Intended text take-away: This section earns the</w:t>
+      </w:r>
+      <w:r>
+        <w:t xml:space="preserve"> </w:t>
+      </w:r>
+      <w:r>
+        <w:t xml:space="preserve">“relatively intact voluntary memory”</w:t>
+      </w:r>
+      <w:r>
+        <w:t xml:space="preserve"> </w:t>
+      </w:r>
+      <w:r>
+        <w:t xml:space="preserve">claim.</w:t>
+      </w:r>
+      <w:r>
+        <w:t xml:space="preserve"> </w:t>
+      </w:r>
+      <w:r>
+        <w:t xml:space="preserve">Sparing is a graded consequence of retrieval control rather than a property attached to voluntary tests as a category.</w:t>
+      </w:r>
+      <w:r>
+        <w:t xml:space="preserve"> </w:t>
+      </w:r>
+      <w:r>
+        <w:t xml:space="preserve">Weakening these control operations should make deliberate recall resemble intrusion-like retrieval more closely.</w:t>
+      </w:r>
+    </w:p>
+    <w:bookmarkEnd w:id="44"/>
+    <w:bookmarkStart w:id="45" w:name="Xd8f441f3cd8f126ee70b8b553c70cb32891d979"/>
+    <w:p>
+      <w:pPr>
+        <w:pStyle w:val="Heading2"/>
+      </w:pPr>
+      <w:r>
+        <w:t xml:space="preserve">Simulation 3: Competitor Strength and Contextual Overlap</w:t>
+      </w:r>
+    </w:p>
+    <w:p>
+      <w:pPr>
+        <w:pStyle w:val="FirstParagraph"/>
+      </w:pPr>
+      <w:r>
+        <w:t xml:space="preserve">Premise: An interference task becomes effective when it encodes competitors with enough learned support and with associated context states similar enough to film context.</w:t>
+      </w:r>
+      <w:r>
+        <w:t xml:space="preserve"> </w:t>
+      </w:r>
+      <w:r>
+        <w:t xml:space="preserve">This section asks what makes a task Tetris-like in model terms.</w:t>
+      </w:r>
+    </w:p>
+    <w:p>
+      <w:pPr>
+        <w:pStyle w:val="BodyText"/>
+      </w:pPr>
+      <w:r>
+        <w:t xml:space="preserve">Intended text take-away: This section explains what makes interference effective.</w:t>
+      </w:r>
+      <w:r>
+        <w:t xml:space="preserve"> </w:t>
+      </w:r>
+      <w:r>
+        <w:t xml:space="preserve">The account should not reduce to generic distraction, list length, or task difficulty.</w:t>
+      </w:r>
+      <w:r>
+        <w:t xml:space="preserve"> </w:t>
+      </w:r>
+      <w:r>
+        <w:t xml:space="preserve">Competitor strength matters because competitors are retrievable from film-related context.</w:t>
+      </w:r>
+      <w:r>
+        <w:t xml:space="preserve"> </w:t>
+      </w:r>
+      <w:r>
+        <w:t xml:space="preserve">The affective variant sharpens the boundary condition: stronger affective film encoding can increase baseline film retrieval and reduce vulnerability to mismatched task competitors, whereas affective matching can make strong task items more effective competitors.</w:t>
+      </w:r>
+    </w:p>
     <w:bookmarkEnd w:id="45"/>
-    <w:bookmarkStart w:id="46" w:name="X6fcf3f39085e398ac9304fc9201661bcf62a397"/>
+    <w:bookmarkStart w:id="46" w:name="Xb79b6d9c7815cdfa2786fb98ac16b20d71daf8e"/>
     <w:p>
       <w:pPr>
         <w:pStyle w:val="Heading2"/>
       </w:pPr>
       <w:r>
-        <w:t xml:space="preserve">Simulation 1: Core Selective-Interference Dissociation</w:t>
+        <w:t xml:space="preserve">Simulation 4: Reminder Reinstatement and Delayed Interference</w:t>
       </w:r>
     </w:p>
     <w:p>
@@ -8848,13 +8365,13 @@
         <w:pStyle w:val="FirstParagraph"/>
       </w:pPr>
       <w:r>
-        <w:t xml:space="preserve">Premise: The basic selective-interference result is a 2 x 2 contrast between interference condition and retrieval mode.</w:t>
-      </w:r>
-      <w:r>
-        <w:t xml:space="preserve"> </w:t>
-      </w:r>
-      <w:r>
-        <w:t xml:space="preserve">The section asks whether the same stored film episode and the same post-film interference manipulation can produce larger impairment in intrusion-like retrieval than in deliberate recall.</w:t>
+        <w:t xml:space="preserve">Premise: The delayed-reminder case applies the overlap mechanism after context has drifted away from the film.</w:t>
+      </w:r>
+      <w:r>
+        <w:t xml:space="preserve"> </w:t>
+      </w:r>
+      <w:r>
+        <w:t xml:space="preserve">A reminder matters because it reinstates film context before competitor encoding.</w:t>
       </w:r>
     </w:p>
     <w:p>
@@ -8862,29 +8379,29 @@
         <w:pStyle w:val="BodyText"/>
       </w:pPr>
       <w:r>
-        <w:t xml:space="preserve">Intended text take-away: This section establishes the core sufficiency result.</w:t>
-      </w:r>
-      <w:r>
-        <w:t xml:space="preserve"> </w:t>
-      </w:r>
-      <w:r>
-        <w:t xml:space="preserve">The model can reproduce the qualitative intrusion-voluntary-memory dissociation without separately weakening film items for one measure.</w:t>
-      </w:r>
-      <w:r>
-        <w:t xml:space="preserve"> </w:t>
-      </w:r>
-      <w:r>
-        <w:t xml:space="preserve">Deliberate recall may still be impaired; the claim is relative protection, not immunity.</w:t>
+        <w:t xml:space="preserve">Intended text take-away: This section connects the model to post-reminder interventions.</w:t>
+      </w:r>
+      <w:r>
+        <w:t xml:space="preserve"> </w:t>
+      </w:r>
+      <w:r>
+        <w:t xml:space="preserve">The reminder is not treated as a special storage-disruption device.</w:t>
+      </w:r>
+      <w:r>
+        <w:t xml:space="preserve"> </w:t>
+      </w:r>
+      <w:r>
+        <w:t xml:space="preserve">It restores the contextual condition required for later competitor encoding to affect film-item retrieval.</w:t>
       </w:r>
     </w:p>
     <w:bookmarkEnd w:id="46"/>
-    <w:bookmarkStart w:id="47" w:name="Xc677d8ae7f532696a9d0dc1c16d289e7eda8c6a"/>
+    <w:bookmarkStart w:id="47" w:name="Xa3f451a9d82748e70976ed4f14c9634de5024b1"/>
     <w:p>
       <w:pPr>
         <w:pStyle w:val="Heading2"/>
       </w:pPr>
       <w:r>
-        <w:t xml:space="preserve">Simulation 2: Control Mechanisms Underlying Deliberate-Recall Protection</w:t>
+        <w:t xml:space="preserve">Simulation 5: Heterogeneity Across Recall-Like Test Formats</w:t>
       </w:r>
     </w:p>
     <w:p>
@@ -8892,13 +8409,13 @@
         <w:pStyle w:val="FirstParagraph"/>
       </w:pPr>
       <w:r>
-        <w:t xml:space="preserve">Premise: Deliberate recall is not categorically protected.</w:t>
-      </w:r>
-      <w:r>
-        <w:t xml:space="preserve"> </w:t>
-      </w:r>
-      <w:r>
-        <w:t xml:space="preserve">Its relative sparing depends on control operations that make retrieval more film-directed.</w:t>
+        <w:t xml:space="preserve">Premise: Intrusion diaries, vigilance-style monitoring, free recall, and cued recall differ in how much they rely on broad context-to-item search versus film-directed retrieval support.</w:t>
+      </w:r>
+      <w:r>
+        <w:t xml:space="preserve"> </w:t>
+      </w:r>
+      <w:r>
+        <w:t xml:space="preserve">This section maps the model’s retrieval-control mechanisms onto variation across recall-like empirical measures.</w:t>
       </w:r>
     </w:p>
     <w:p>
@@ -8906,41 +8423,23 @@
         <w:pStyle w:val="BodyText"/>
       </w:pPr>
       <w:r>
-        <w:t xml:space="preserve">Intended text take-away: This section earns the</w:t>
-      </w:r>
-      <w:r>
-        <w:t xml:space="preserve"> </w:t>
-      </w:r>
-      <w:r>
-        <w:t xml:space="preserve">“relatively intact voluntary memory”</w:t>
-      </w:r>
-      <w:r>
-        <w:t xml:space="preserve"> </w:t>
-      </w:r>
-      <w:r>
-        <w:t xml:space="preserve">claim.</w:t>
-      </w:r>
-      <w:r>
-        <w:t xml:space="preserve"> </w:t>
-      </w:r>
-      <w:r>
-        <w:t xml:space="preserve">Sparing is a graded consequence of retrieval control rather than a property attached to voluntary tests as a category.</w:t>
-      </w:r>
-      <w:r>
-        <w:t xml:space="preserve"> </w:t>
-      </w:r>
-      <w:r>
-        <w:t xml:space="preserve">Weakening these control operations should make deliberate recall resemble intrusion-like retrieval more closely.</w:t>
+        <w:t xml:space="preserve">Intended text take-away: This section interprets heterogeneity across empirical paradigms without treating intrusion and voluntary memory as fixed computational kinds.</w:t>
+      </w:r>
+      <w:r>
+        <w:t xml:space="preserve"> </w:t>
+      </w:r>
+      <w:r>
+        <w:t xml:space="preserve">The model predicts a continuum of vulnerability across recall-like tests depending on how much the task supports film-directed retrieval.</w:t>
       </w:r>
     </w:p>
     <w:bookmarkEnd w:id="47"/>
-    <w:bookmarkStart w:id="48" w:name="Xd8f441f3cd8f126ee70b8b553c70cb32891d979"/>
+    <w:bookmarkStart w:id="48" w:name="Xd899c74baf6ef599438daabd3dfd1a19bfff423"/>
     <w:p>
       <w:pPr>
         <w:pStyle w:val="Heading2"/>
       </w:pPr>
       <w:r>
-        <w:t xml:space="preserve">Simulation 3: Competitor Strength and Contextual Overlap</w:t>
+        <w:t xml:space="preserve">Simulation 6: Probe-Driven Access in Recognition-Like Tests</w:t>
       </w:r>
     </w:p>
     <w:p>
@@ -8948,13 +8447,13 @@
         <w:pStyle w:val="FirstParagraph"/>
       </w:pPr>
       <w:r>
-        <w:t xml:space="preserve">Premise: An interference task becomes effective when it encodes competitors with enough learned support and with associated context states similar enough to film context.</w:t>
-      </w:r>
-      <w:r>
-        <w:t xml:space="preserve"> </w:t>
-      </w:r>
-      <w:r>
-        <w:t xml:space="preserve">This section asks what makes a task Tetris-like in model terms.</w:t>
+        <w:t xml:space="preserve">Premise: Tests that supply a film item are a limiting case of voluntary access because they begin closer to the target item than broad recall does.</w:t>
+      </w:r>
+      <w:r>
+        <w:t xml:space="preserve"> </w:t>
+      </w:r>
+      <w:r>
+        <w:t xml:space="preserve">This section preserves the useful part of the old recognition result without treating probe-driven access as categorically protected.</w:t>
       </w:r>
     </w:p>
     <w:p>
@@ -8962,170 +8461,38 @@
         <w:pStyle w:val="BodyText"/>
       </w:pPr>
       <w:r>
-        <w:t xml:space="preserve">Intended text take-away: This section explains what makes interference effective.</w:t>
-      </w:r>
-      <w:r>
-        <w:t xml:space="preserve"> </w:t>
-      </w:r>
-      <w:r>
-        <w:t xml:space="preserve">The account should not reduce to generic distraction, list length, or task difficulty.</w:t>
-      </w:r>
-      <w:r>
-        <w:t xml:space="preserve"> </w:t>
-      </w:r>
-      <w:r>
-        <w:t xml:space="preserve">Competitor strength matters because competitors are retrievable from film-related context.</w:t>
-      </w:r>
-      <w:r>
-        <w:t xml:space="preserve"> </w:t>
-      </w:r>
-      <w:r>
-        <w:t xml:space="preserve">The affective variant sharpens the boundary condition: stronger affective film encoding can increase baseline film retrieval and reduce vulnerability to mismatched task competitors, whereas affective/source matching can make strong task items more effective competitors.</w:t>
+        <w:t xml:space="preserve">Intended text take-away: This section handles tests that supply a film item and recognition-like measures as a probe-driven access case.</w:t>
+      </w:r>
+      <w:r>
+        <w:t xml:space="preserve"> </w:t>
+      </w:r>
+      <w:r>
+        <w:t xml:space="preserve">The claim is that probe-driven access reduces exposure to contextual competition, not that recognition escapes the mechanism in every design or that all voluntary memory has the same protection.</w:t>
       </w:r>
     </w:p>
     <w:bookmarkEnd w:id="48"/>
-    <w:bookmarkStart w:id="49" w:name="Xb79b6d9c7815cdfa2786fb98ac16b20d71daf8e"/>
-    <w:p>
-      <w:pPr>
-        <w:pStyle w:val="Heading2"/>
-      </w:pPr>
-      <w:r>
-        <w:t xml:space="preserve">Simulation 4: Reminder Reinstatement and Delayed Interference</w:t>
-      </w:r>
-    </w:p>
-    <w:p>
-      <w:pPr>
-        <w:pStyle w:val="FirstParagraph"/>
-      </w:pPr>
-      <w:r>
-        <w:t xml:space="preserve">Premise: The delayed-reminder case applies the overlap mechanism after context has drifted away from the film.</w:t>
-      </w:r>
-      <w:r>
-        <w:t xml:space="preserve"> </w:t>
-      </w:r>
-      <w:r>
-        <w:t xml:space="preserve">A reminder matters because it reinstates film context before competitor encoding.</w:t>
-      </w:r>
-    </w:p>
-    <w:p>
-      <w:pPr>
-        <w:pStyle w:val="BodyText"/>
-      </w:pPr>
-      <w:r>
-        <w:t xml:space="preserve">Intended text take-away: This section connects the model to post-reminder interventions.</w:t>
-      </w:r>
-      <w:r>
-        <w:t xml:space="preserve"> </w:t>
-      </w:r>
-      <w:r>
-        <w:t xml:space="preserve">The reminder is not treated as a special storage-disruption device.</w:t>
-      </w:r>
-      <w:r>
-        <w:t xml:space="preserve"> </w:t>
-      </w:r>
-      <w:r>
-        <w:t xml:space="preserve">It restores the contextual condition required for later competitor encoding to affect film-item retrieval.</w:t>
-      </w:r>
-    </w:p>
     <w:bookmarkEnd w:id="49"/>
-    <w:bookmarkStart w:id="50" w:name="Xa3f451a9d82748e70976ed4f14c9634de5024b1"/>
-    <w:p>
-      <w:pPr>
-        <w:pStyle w:val="Heading2"/>
-      </w:pPr>
-      <w:r>
-        <w:t xml:space="preserve">Simulation 5: Heterogeneity Across Recall-Like Test Formats</w:t>
-      </w:r>
-    </w:p>
-    <w:p>
-      <w:pPr>
-        <w:pStyle w:val="FirstParagraph"/>
-      </w:pPr>
-      <w:r>
-        <w:t xml:space="preserve">Premise: Intrusion diaries, vigilance-style monitoring, free recall, and cued recall differ in how much they rely on broad context-to-item search versus film-directed retrieval support.</w:t>
-      </w:r>
-      <w:r>
-        <w:t xml:space="preserve"> </w:t>
-      </w:r>
-      <w:r>
-        <w:t xml:space="preserve">This section maps the model’s retrieval-control mechanisms onto variation across recall-like empirical measures.</w:t>
-      </w:r>
-    </w:p>
-    <w:p>
-      <w:pPr>
-        <w:pStyle w:val="BodyText"/>
-      </w:pPr>
-      <w:r>
-        <w:t xml:space="preserve">Intended text take-away: This section interprets heterogeneity across empirical paradigms without treating intrusion and voluntary memory as fixed computational kinds.</w:t>
-      </w:r>
-      <w:r>
-        <w:t xml:space="preserve"> </w:t>
-      </w:r>
-      <w:r>
-        <w:t xml:space="preserve">The model predicts a continuum of vulnerability across recall-like tests depending on how much the task supports film-directed retrieval.</w:t>
+    <w:bookmarkStart w:id="50" w:name="general-discussion"/>
+    <w:p>
+      <w:pPr>
+        <w:pStyle w:val="Heading1"/>
+      </w:pPr>
+      <w:r>
+        <w:t xml:space="preserve">General Discussion</w:t>
       </w:r>
     </w:p>
     <w:bookmarkEnd w:id="50"/>
-    <w:bookmarkStart w:id="51" w:name="Xd899c74baf6ef599438daabd3dfd1a19bfff423"/>
-    <w:p>
-      <w:pPr>
-        <w:pStyle w:val="Heading2"/>
-      </w:pPr>
-      <w:r>
-        <w:t xml:space="preserve">Simulation 6: Probe-Driven Access in Recognition-Like Tests</w:t>
-      </w:r>
-    </w:p>
-    <w:p>
-      <w:pPr>
-        <w:pStyle w:val="FirstParagraph"/>
-      </w:pPr>
-      <w:r>
-        <w:t xml:space="preserve">Premise: Tests that supply a film item are a limiting case of voluntary access because they begin closer to the target item than broad recall does.</w:t>
-      </w:r>
-      <w:r>
-        <w:t xml:space="preserve"> </w:t>
-      </w:r>
-      <w:r>
-        <w:t xml:space="preserve">This section preserves the useful part of the old recognition result without treating probe-driven access as categorically protected.</w:t>
-      </w:r>
-    </w:p>
-    <w:p>
-      <w:pPr>
-        <w:pStyle w:val="BodyText"/>
-      </w:pPr>
-      <w:r>
-        <w:t xml:space="preserve">Intended text take-away: This section handles tests that supply a film item and recognition-like measures as a probe-driven access case.</w:t>
-      </w:r>
-      <w:r>
-        <w:t xml:space="preserve"> </w:t>
-      </w:r>
-      <w:r>
-        <w:t xml:space="preserve">The claim is that probe-driven access reduces exposure to contextual competition, not that recognition escapes the mechanism in every design or that all voluntary memory has the same protection.</w:t>
-      </w:r>
-    </w:p>
-    <w:bookmarkEnd w:id="51"/>
-    <w:bookmarkEnd w:id="52"/>
-    <w:bookmarkStart w:id="53" w:name="general-discussion"/>
+    <w:bookmarkStart w:id="121" w:name="references"/>
     <w:p>
       <w:pPr>
         <w:pStyle w:val="Heading1"/>
       </w:pPr>
       <w:r>
-        <w:t xml:space="preserve">General Discussion</w:t>
-      </w:r>
-    </w:p>
-    <w:bookmarkEnd w:id="53"/>
-    <w:bookmarkStart w:id="124" w:name="references"/>
-    <w:p>
-      <w:pPr>
-        <w:pStyle w:val="Heading1"/>
-      </w:pPr>
-      <w:r>
         <w:t xml:space="preserve">References</w:t>
       </w:r>
     </w:p>
-    <w:bookmarkStart w:id="123" w:name="refs"/>
-    <w:bookmarkStart w:id="55" w:name="ref-asselbergs2023systematic"/>
+    <w:bookmarkStart w:id="120" w:name="refs"/>
+    <w:bookmarkStart w:id="52" w:name="ref-asselbergs2023systematic"/>
     <w:p>
       <w:pPr>
         <w:pStyle w:val="Bibliography"/>
@@ -9162,7 +8529,7 @@
       <w:r>
         <w:t xml:space="preserve"> </w:t>
       </w:r>
-      <w:hyperlink r:id="rId54">
+      <w:hyperlink r:id="rId51">
         <w:r>
           <w:rPr>
             <w:rStyle w:val="Hyperlink"/>
@@ -9171,8 +8538,8 @@
         </w:r>
       </w:hyperlink>
     </w:p>
-    <w:bookmarkEnd w:id="55"/>
-    <w:bookmarkStart w:id="57" w:name="ref-brewin2014episodic"/>
+    <w:bookmarkEnd w:id="52"/>
+    <w:bookmarkStart w:id="54" w:name="ref-brewin2014episodic"/>
     <w:p>
       <w:pPr>
         <w:pStyle w:val="Bibliography"/>
@@ -9209,7 +8576,7 @@
       <w:r>
         <w:t xml:space="preserve"> </w:t>
       </w:r>
-      <w:hyperlink r:id="rId56">
+      <w:hyperlink r:id="rId53">
         <w:r>
           <w:rPr>
             <w:rStyle w:val="Hyperlink"/>
@@ -9218,8 +8585,8 @@
         </w:r>
       </w:hyperlink>
     </w:p>
-    <w:bookmarkEnd w:id="57"/>
-    <w:bookmarkStart w:id="59" w:name="ref-brewin1996dual"/>
+    <w:bookmarkEnd w:id="54"/>
+    <w:bookmarkStart w:id="56" w:name="ref-brewin1996dual"/>
     <w:p>
       <w:pPr>
         <w:pStyle w:val="Bibliography"/>
@@ -9256,7 +8623,7 @@
       <w:r>
         <w:t xml:space="preserve"> </w:t>
       </w:r>
-      <w:hyperlink r:id="rId58">
+      <w:hyperlink r:id="rId55">
         <w:r>
           <w:rPr>
             <w:rStyle w:val="Hyperlink"/>
@@ -9265,8 +8632,8 @@
         </w:r>
       </w:hyperlink>
     </w:p>
-    <w:bookmarkEnd w:id="59"/>
-    <w:bookmarkStart w:id="61" w:name="ref-brewin2010intrusive"/>
+    <w:bookmarkEnd w:id="56"/>
+    <w:bookmarkStart w:id="58" w:name="ref-brewin2010intrusive"/>
     <w:p>
       <w:pPr>
         <w:pStyle w:val="Bibliography"/>
@@ -9303,7 +8670,7 @@
       <w:r>
         <w:t xml:space="preserve"> </w:t>
       </w:r>
-      <w:hyperlink r:id="rId60">
+      <w:hyperlink r:id="rId57">
         <w:r>
           <w:rPr>
             <w:rStyle w:val="Hyperlink"/>
@@ -9312,8 +8679,8 @@
         </w:r>
       </w:hyperlink>
     </w:p>
-    <w:bookmarkEnd w:id="61"/>
-    <w:bookmarkStart w:id="63" w:name="ref-cohen2022memory"/>
+    <w:bookmarkEnd w:id="58"/>
+    <w:bookmarkStart w:id="60" w:name="ref-cohen2022memory"/>
     <w:p>
       <w:pPr>
         <w:pStyle w:val="Bibliography"/>
@@ -9350,7 +8717,7 @@
       <w:r>
         <w:t xml:space="preserve"> </w:t>
       </w:r>
-      <w:hyperlink r:id="rId62">
+      <w:hyperlink r:id="rId59">
         <w:r>
           <w:rPr>
             <w:rStyle w:val="Hyperlink"/>
@@ -9359,8 +8726,8 @@
         </w:r>
       </w:hyperlink>
     </w:p>
-    <w:bookmarkEnd w:id="63"/>
-    <w:bookmarkStart w:id="65" w:name="ref-deeprose2012imagery"/>
+    <w:bookmarkEnd w:id="60"/>
+    <w:bookmarkStart w:id="62" w:name="ref-deeprose2012imagery"/>
     <w:p>
       <w:pPr>
         <w:pStyle w:val="Bibliography"/>
@@ -9397,7 +8764,7 @@
       <w:r>
         <w:t xml:space="preserve"> </w:t>
       </w:r>
-      <w:hyperlink r:id="rId64">
+      <w:hyperlink r:id="rId61">
         <w:r>
           <w:rPr>
             <w:rStyle w:val="Hyperlink"/>
@@ -9406,8 +8773,8 @@
         </w:r>
       </w:hyperlink>
     </w:p>
-    <w:bookmarkEnd w:id="65"/>
-    <w:bookmarkStart w:id="66" w:name="ref-dupertuys2026ukraine"/>
+    <w:bookmarkEnd w:id="62"/>
+    <w:bookmarkStart w:id="63" w:name="ref-dupertuys2026ukraine"/>
     <w:p>
       <w:pPr>
         <w:pStyle w:val="Bibliography"/>
@@ -9443,8 +8810,8 @@
         <w:t xml:space="preserve">.</w:t>
       </w:r>
     </w:p>
-    <w:bookmarkEnd w:id="66"/>
-    <w:bookmarkStart w:id="68" w:name="ref-ehlers2000cognitive"/>
+    <w:bookmarkEnd w:id="63"/>
+    <w:bookmarkStart w:id="65" w:name="ref-ehlers2000cognitive"/>
     <w:p>
       <w:pPr>
         <w:pStyle w:val="Bibliography"/>
@@ -9481,7 +8848,7 @@
       <w:r>
         <w:t xml:space="preserve"> </w:t>
       </w:r>
-      <w:hyperlink r:id="rId67">
+      <w:hyperlink r:id="rId64">
         <w:r>
           <w:rPr>
             <w:rStyle w:val="Hyperlink"/>
@@ -9490,8 +8857,8 @@
         </w:r>
       </w:hyperlink>
     </w:p>
-    <w:bookmarkEnd w:id="68"/>
-    <w:bookmarkStart w:id="70" w:name="ref-holmes2008inducing"/>
+    <w:bookmarkEnd w:id="65"/>
+    <w:bookmarkStart w:id="67" w:name="ref-holmes2008inducing"/>
     <w:p>
       <w:pPr>
         <w:pStyle w:val="Bibliography"/>
@@ -9528,7 +8895,7 @@
       <w:r>
         <w:t xml:space="preserve"> </w:t>
       </w:r>
-      <w:hyperlink r:id="rId69">
+      <w:hyperlink r:id="rId66">
         <w:r>
           <w:rPr>
             <w:rStyle w:val="Hyperlink"/>
@@ -9537,8 +8904,8 @@
         </w:r>
       </w:hyperlink>
     </w:p>
-    <w:bookmarkEnd w:id="70"/>
-    <w:bookmarkStart w:id="72" w:name="ref-holmes2004trauma"/>
+    <w:bookmarkEnd w:id="67"/>
+    <w:bookmarkStart w:id="69" w:name="ref-holmes2004trauma"/>
     <w:p>
       <w:pPr>
         <w:pStyle w:val="Bibliography"/>
@@ -9575,7 +8942,7 @@
       <w:r>
         <w:t xml:space="preserve"> </w:t>
       </w:r>
-      <w:hyperlink r:id="rId71">
+      <w:hyperlink r:id="rId68">
         <w:r>
           <w:rPr>
             <w:rStyle w:val="Hyperlink"/>
@@ -9584,8 +8951,8 @@
         </w:r>
       </w:hyperlink>
     </w:p>
-    <w:bookmarkEnd w:id="72"/>
-    <w:bookmarkStart w:id="74" w:name="ref-holmes2009can"/>
+    <w:bookmarkEnd w:id="69"/>
+    <w:bookmarkStart w:id="71" w:name="ref-holmes2009can"/>
     <w:p>
       <w:pPr>
         <w:pStyle w:val="Bibliography"/>
@@ -9634,7 +9001,7 @@
       <w:r>
         <w:t xml:space="preserve"> </w:t>
       </w:r>
-      <w:hyperlink r:id="rId73">
+      <w:hyperlink r:id="rId70">
         <w:r>
           <w:rPr>
             <w:rStyle w:val="Hyperlink"/>
@@ -9643,8 +9010,8 @@
         </w:r>
       </w:hyperlink>
     </w:p>
-    <w:bookmarkEnd w:id="74"/>
-    <w:bookmarkStart w:id="76" w:name="ref-holmes2010key"/>
+    <w:bookmarkEnd w:id="71"/>
+    <w:bookmarkStart w:id="73" w:name="ref-holmes2010key"/>
     <w:p>
       <w:pPr>
         <w:pStyle w:val="Bibliography"/>
@@ -9702,7 +9069,7 @@
       <w:r>
         <w:t xml:space="preserve"> </w:t>
       </w:r>
-      <w:hyperlink r:id="rId75">
+      <w:hyperlink r:id="rId72">
         <w:r>
           <w:rPr>
             <w:rStyle w:val="Hyperlink"/>
@@ -9711,8 +9078,8 @@
         </w:r>
       </w:hyperlink>
     </w:p>
-    <w:bookmarkEnd w:id="76"/>
-    <w:bookmarkStart w:id="78" w:name="ref-horsch2017reducing"/>
+    <w:bookmarkEnd w:id="73"/>
+    <w:bookmarkStart w:id="75" w:name="ref-horsch2017reducing"/>
     <w:p>
       <w:pPr>
         <w:pStyle w:val="Bibliography"/>
@@ -9749,7 +9116,7 @@
       <w:r>
         <w:t xml:space="preserve"> </w:t>
       </w:r>
-      <w:hyperlink r:id="rId77">
+      <w:hyperlink r:id="rId74">
         <w:r>
           <w:rPr>
             <w:rStyle w:val="Hyperlink"/>
@@ -9758,8 +9125,8 @@
         </w:r>
       </w:hyperlink>
     </w:p>
-    <w:bookmarkEnd w:id="78"/>
-    <w:bookmarkStart w:id="80" w:name="ref-howard2002distributed"/>
+    <w:bookmarkEnd w:id="75"/>
+    <w:bookmarkStart w:id="77" w:name="ref-howard2002distributed"/>
     <w:p>
       <w:pPr>
         <w:pStyle w:val="Bibliography"/>
@@ -9796,7 +9163,7 @@
       <w:r>
         <w:t xml:space="preserve"> </w:t>
       </w:r>
-      <w:hyperlink r:id="rId79">
+      <w:hyperlink r:id="rId76">
         <w:r>
           <w:rPr>
             <w:rStyle w:val="Hyperlink"/>
@@ -9805,8 +9172,8 @@
         </w:r>
       </w:hyperlink>
     </w:p>
-    <w:bookmarkEnd w:id="80"/>
-    <w:bookmarkStart w:id="81" w:name="ref-howard2008persistence"/>
+    <w:bookmarkEnd w:id="77"/>
+    <w:bookmarkStart w:id="78" w:name="ref-howard2008persistence"/>
     <w:p>
       <w:pPr>
         <w:pStyle w:val="Bibliography"/>
@@ -9841,8 +9208,8 @@
         <w:t xml:space="preserve">(1), 58–63.</w:t>
       </w:r>
     </w:p>
-    <w:bookmarkEnd w:id="81"/>
-    <w:bookmarkStart w:id="83" w:name="ref-iyadurai2018preventing"/>
+    <w:bookmarkEnd w:id="78"/>
+    <w:bookmarkStart w:id="80" w:name="ref-iyadurai2018preventing"/>
     <w:p>
       <w:pPr>
         <w:pStyle w:val="Bibliography"/>
@@ -9891,7 +9258,7 @@
       <w:r>
         <w:t xml:space="preserve"> </w:t>
       </w:r>
-      <w:hyperlink r:id="rId82">
+      <w:hyperlink r:id="rId79">
         <w:r>
           <w:rPr>
             <w:rStyle w:val="Hyperlink"/>
@@ -9900,8 +9267,8 @@
         </w:r>
       </w:hyperlink>
     </w:p>
-    <w:bookmarkEnd w:id="83"/>
-    <w:bookmarkStart w:id="85" w:name="ref-iyadurai2019intrusive"/>
+    <w:bookmarkEnd w:id="80"/>
+    <w:bookmarkStart w:id="82" w:name="ref-iyadurai2019intrusive"/>
     <w:p>
       <w:pPr>
         <w:pStyle w:val="Bibliography"/>
@@ -9938,7 +9305,7 @@
       <w:r>
         <w:t xml:space="preserve"> </w:t>
       </w:r>
-      <w:hyperlink r:id="rId84">
+      <w:hyperlink r:id="rId81">
         <w:r>
           <w:rPr>
             <w:rStyle w:val="Hyperlink"/>
@@ -9947,8 +9314,8 @@
         </w:r>
       </w:hyperlink>
     </w:p>
-    <w:bookmarkEnd w:id="85"/>
-    <w:bookmarkStart w:id="87" w:name="ref-james2015computer"/>
+    <w:bookmarkEnd w:id="82"/>
+    <w:bookmarkStart w:id="84" w:name="ref-james2015computer"/>
     <w:p>
       <w:pPr>
         <w:pStyle w:val="Bibliography"/>
@@ -9985,7 +9352,7 @@
       <w:r>
         <w:t xml:space="preserve"> </w:t>
       </w:r>
-      <w:hyperlink r:id="rId86">
+      <w:hyperlink r:id="rId83">
         <w:r>
           <w:rPr>
             <w:rStyle w:val="Hyperlink"/>
@@ -9994,8 +9361,8 @@
         </w:r>
       </w:hyperlink>
     </w:p>
-    <w:bookmarkEnd w:id="87"/>
-    <w:bookmarkStart w:id="89" w:name="ref-james2016trauma"/>
+    <w:bookmarkEnd w:id="84"/>
+    <w:bookmarkStart w:id="86" w:name="ref-james2016trauma"/>
     <w:p>
       <w:pPr>
         <w:pStyle w:val="Bibliography"/>
@@ -10032,7 +9399,7 @@
       <w:r>
         <w:t xml:space="preserve"> </w:t>
       </w:r>
-      <w:hyperlink r:id="rId88">
+      <w:hyperlink r:id="rId85">
         <w:r>
           <w:rPr>
             <w:rStyle w:val="Hyperlink"/>
@@ -10041,8 +9408,8 @@
         </w:r>
       </w:hyperlink>
     </w:p>
-    <w:bookmarkEnd w:id="89"/>
-    <w:bookmarkStart w:id="90" w:name="ref-kahana1996associative"/>
+    <w:bookmarkEnd w:id="86"/>
+    <w:bookmarkStart w:id="87" w:name="ref-kahana1996associative"/>
     <w:p>
       <w:pPr>
         <w:pStyle w:val="Bibliography"/>
@@ -10077,8 +9444,8 @@
         <w:t xml:space="preserve">(1), 103–109.</w:t>
       </w:r>
     </w:p>
-    <w:bookmarkEnd w:id="90"/>
-    <w:bookmarkStart w:id="92" w:name="ref-kanstrup2021single"/>
+    <w:bookmarkEnd w:id="87"/>
+    <w:bookmarkStart w:id="89" w:name="ref-kanstrup2021single"/>
     <w:p>
       <w:pPr>
         <w:pStyle w:val="Bibliography"/>
@@ -10115,7 +9482,7 @@
       <w:r>
         <w:t xml:space="preserve"> </w:t>
       </w:r>
-      <w:hyperlink r:id="rId91">
+      <w:hyperlink r:id="rId88">
         <w:r>
           <w:rPr>
             <w:rStyle w:val="Hyperlink"/>
@@ -10124,8 +9491,8 @@
         </w:r>
       </w:hyperlink>
     </w:p>
-    <w:bookmarkEnd w:id="92"/>
-    <w:bookmarkStart w:id="94" w:name="ref-kessler2020visuospatial"/>
+    <w:bookmarkEnd w:id="89"/>
+    <w:bookmarkStart w:id="91" w:name="ref-kessler2020visuospatial"/>
     <w:p>
       <w:pPr>
         <w:pStyle w:val="Bibliography"/>
@@ -10162,7 +9529,7 @@
       <w:r>
         <w:t xml:space="preserve"> </w:t>
       </w:r>
-      <w:hyperlink r:id="rId93">
+      <w:hyperlink r:id="rId90">
         <w:r>
           <w:rPr>
             <w:rStyle w:val="Hyperlink"/>
@@ -10171,8 +9538,8 @@
         </w:r>
       </w:hyperlink>
     </w:p>
-    <w:bookmarkEnd w:id="94"/>
-    <w:bookmarkStart w:id="96" w:name="ref-kindt2009beyond"/>
+    <w:bookmarkEnd w:id="91"/>
+    <w:bookmarkStart w:id="93" w:name="ref-kindt2009beyond"/>
     <w:p>
       <w:pPr>
         <w:pStyle w:val="Bibliography"/>
@@ -10209,7 +9576,7 @@
       <w:r>
         <w:t xml:space="preserve"> </w:t>
       </w:r>
-      <w:hyperlink r:id="rId95">
+      <w:hyperlink r:id="rId92">
         <w:r>
           <w:rPr>
             <w:rStyle w:val="Hyperlink"/>
@@ -10218,8 +9585,8 @@
         </w:r>
       </w:hyperlink>
     </w:p>
-    <w:bookmarkEnd w:id="96"/>
-    <w:bookmarkStart w:id="98" w:name="ref-krans2009intrusive"/>
+    <w:bookmarkEnd w:id="93"/>
+    <w:bookmarkStart w:id="95" w:name="ref-krans2009intrusive"/>
     <w:p>
       <w:pPr>
         <w:pStyle w:val="Bibliography"/>
@@ -10256,7 +9623,7 @@
       <w:r>
         <w:t xml:space="preserve"> </w:t>
       </w:r>
-      <w:hyperlink r:id="rId97">
+      <w:hyperlink r:id="rId94">
         <w:r>
           <w:rPr>
             <w:rStyle w:val="Hyperlink"/>
@@ -10265,8 +9632,8 @@
         </w:r>
       </w:hyperlink>
     </w:p>
-    <w:bookmarkEnd w:id="98"/>
-    <w:bookmarkStart w:id="100" w:name="ref-lau2019intrusive"/>
+    <w:bookmarkEnd w:id="95"/>
+    <w:bookmarkStart w:id="97" w:name="ref-lau2019intrusive"/>
     <w:p>
       <w:pPr>
         <w:pStyle w:val="Bibliography"/>
@@ -10303,7 +9670,7 @@
       <w:r>
         <w:t xml:space="preserve"> </w:t>
       </w:r>
-      <w:hyperlink r:id="rId99">
+      <w:hyperlink r:id="rId96">
         <w:r>
           <w:rPr>
             <w:rStyle w:val="Hyperlink"/>
@@ -10312,8 +9679,8 @@
         </w:r>
       </w:hyperlink>
     </w:p>
-    <w:bookmarkEnd w:id="100"/>
-    <w:bookmarkStart w:id="102" w:name="ref-lau2021selectively"/>
+    <w:bookmarkEnd w:id="97"/>
+    <w:bookmarkStart w:id="99" w:name="ref-lau2021selectively"/>
     <w:p>
       <w:pPr>
         <w:pStyle w:val="Bibliography"/>
@@ -10350,7 +9717,7 @@
       <w:r>
         <w:t xml:space="preserve"> </w:t>
       </w:r>
-      <w:hyperlink r:id="rId101">
+      <w:hyperlink r:id="rId98">
         <w:r>
           <w:rPr>
             <w:rStyle w:val="Hyperlink"/>
@@ -10359,8 +9726,8 @@
         </w:r>
       </w:hyperlink>
     </w:p>
-    <w:bookmarkEnd w:id="102"/>
-    <w:bookmarkStart w:id="104" w:name="ref-lohnas2015expanding"/>
+    <w:bookmarkEnd w:id="99"/>
+    <w:bookmarkStart w:id="101" w:name="ref-lohnas2015expanding"/>
     <w:p>
       <w:pPr>
         <w:pStyle w:val="Bibliography"/>
@@ -10397,7 +9764,7 @@
       <w:r>
         <w:t xml:space="preserve"> </w:t>
       </w:r>
-      <w:hyperlink r:id="rId103">
+      <w:hyperlink r:id="rId100">
         <w:r>
           <w:rPr>
             <w:rStyle w:val="Hyperlink"/>
@@ -10406,8 +9773,8 @@
         </w:r>
       </w:hyperlink>
     </w:p>
-    <w:bookmarkEnd w:id="104"/>
-    <w:bookmarkStart w:id="106" w:name="ref-polyn2009context"/>
+    <w:bookmarkEnd w:id="101"/>
+    <w:bookmarkStart w:id="103" w:name="ref-polyn2009context"/>
     <w:p>
       <w:pPr>
         <w:pStyle w:val="Bibliography"/>
@@ -10444,7 +9811,7 @@
       <w:r>
         <w:t xml:space="preserve"> </w:t>
       </w:r>
-      <w:hyperlink r:id="rId105">
+      <w:hyperlink r:id="rId102">
         <w:r>
           <w:rPr>
             <w:rStyle w:val="Hyperlink"/>
@@ -10453,8 +9820,8 @@
         </w:r>
       </w:hyperlink>
     </w:p>
-    <w:bookmarkEnd w:id="106"/>
-    <w:bookmarkStart w:id="108" w:name="ref-polyn2009task"/>
+    <w:bookmarkEnd w:id="103"/>
+    <w:bookmarkStart w:id="105" w:name="ref-polyn2009task"/>
     <w:p>
       <w:pPr>
         <w:pStyle w:val="Bibliography"/>
@@ -10491,7 +9858,7 @@
       <w:r>
         <w:t xml:space="preserve"> </w:t>
       </w:r>
-      <w:hyperlink r:id="rId107">
+      <w:hyperlink r:id="rId104">
         <w:r>
           <w:rPr>
             <w:rStyle w:val="Hyperlink"/>
@@ -10500,8 +9867,8 @@
         </w:r>
       </w:hyperlink>
     </w:p>
-    <w:bookmarkEnd w:id="108"/>
-    <w:bookmarkStart w:id="110" w:name="ref-sederberg2011human"/>
+    <w:bookmarkEnd w:id="105"/>
+    <w:bookmarkStart w:id="107" w:name="ref-sederberg2011human"/>
     <w:p>
       <w:pPr>
         <w:pStyle w:val="Bibliography"/>
@@ -10538,7 +9905,7 @@
       <w:r>
         <w:t xml:space="preserve"> </w:t>
       </w:r>
-      <w:hyperlink r:id="rId109">
+      <w:hyperlink r:id="rId106">
         <w:r>
           <w:rPr>
             <w:rStyle w:val="Hyperlink"/>
@@ -10547,8 +9914,8 @@
         </w:r>
       </w:hyperlink>
     </w:p>
-    <w:bookmarkEnd w:id="110"/>
-    <w:bookmarkStart w:id="112" w:name="ref-sederberg2008context"/>
+    <w:bookmarkEnd w:id="107"/>
+    <w:bookmarkStart w:id="109" w:name="ref-sederberg2008context"/>
     <w:p>
       <w:pPr>
         <w:pStyle w:val="Bibliography"/>
@@ -10585,7 +9952,7 @@
       <w:r>
         <w:t xml:space="preserve"> </w:t>
       </w:r>
-      <w:hyperlink r:id="rId111">
+      <w:hyperlink r:id="rId108">
         <w:r>
           <w:rPr>
             <w:rStyle w:val="Hyperlink"/>
@@ -10594,8 +9961,8 @@
         </w:r>
       </w:hyperlink>
     </w:p>
-    <w:bookmarkEnd w:id="112"/>
-    <w:bookmarkStart w:id="114" w:name="ref-talmi2019retrieved"/>
+    <w:bookmarkEnd w:id="109"/>
+    <w:bookmarkStart w:id="111" w:name="ref-talmi2019retrieved"/>
     <w:p>
       <w:pPr>
         <w:pStyle w:val="Bibliography"/>
@@ -10632,7 +9999,7 @@
       <w:r>
         <w:t xml:space="preserve"> </w:t>
       </w:r>
-      <w:hyperlink r:id="rId113">
+      <w:hyperlink r:id="rId110">
         <w:r>
           <w:rPr>
             <w:rStyle w:val="Hyperlink"/>
@@ -10641,8 +10008,8 @@
         </w:r>
       </w:hyperlink>
     </w:p>
-    <w:bookmarkEnd w:id="114"/>
-    <w:bookmarkStart w:id="116" w:name="ref-varma2024experimental"/>
+    <w:bookmarkEnd w:id="111"/>
+    <w:bookmarkStart w:id="113" w:name="ref-varma2024experimental"/>
     <w:p>
       <w:pPr>
         <w:pStyle w:val="Bibliography"/>
@@ -10679,7 +10046,7 @@
       <w:r>
         <w:t xml:space="preserve"> </w:t>
       </w:r>
-      <w:hyperlink r:id="rId115">
+      <w:hyperlink r:id="rId112">
         <w:r>
           <w:rPr>
             <w:rStyle w:val="Hyperlink"/>
@@ -10688,8 +10055,8 @@
         </w:r>
       </w:hyperlink>
     </w:p>
-    <w:bookmarkEnd w:id="116"/>
-    <w:bookmarkStart w:id="118" w:name="ref-wessel2025evidence"/>
+    <w:bookmarkEnd w:id="113"/>
+    <w:bookmarkStart w:id="115" w:name="ref-wessel2025evidence"/>
     <w:p>
       <w:pPr>
         <w:pStyle w:val="Bibliography"/>
@@ -10738,7 +10105,7 @@
       <w:r>
         <w:t xml:space="preserve"> </w:t>
       </w:r>
-      <w:hyperlink r:id="rId117">
+      <w:hyperlink r:id="rId114">
         <w:r>
           <w:rPr>
             <w:rStyle w:val="Hyperlink"/>
@@ -10747,8 +10114,8 @@
         </w:r>
       </w:hyperlink>
     </w:p>
-    <w:bookmarkEnd w:id="118"/>
-    <w:bookmarkStart w:id="120" w:name="ref-yonelinas2019contextual"/>
+    <w:bookmarkEnd w:id="115"/>
+    <w:bookmarkStart w:id="117" w:name="ref-yonelinas2019contextual"/>
     <w:p>
       <w:pPr>
         <w:pStyle w:val="Bibliography"/>
@@ -10785,7 +10152,7 @@
       <w:r>
         <w:t xml:space="preserve"> </w:t>
       </w:r>
-      <w:hyperlink r:id="rId119">
+      <w:hyperlink r:id="rId116">
         <w:r>
           <w:rPr>
             <w:rStyle w:val="Hyperlink"/>
@@ -10794,8 +10161,8 @@
         </w:r>
       </w:hyperlink>
     </w:p>
-    <w:bookmarkEnd w:id="120"/>
-    <w:bookmarkStart w:id="122" w:name="ref-zaromb2006temporal"/>
+    <w:bookmarkEnd w:id="117"/>
+    <w:bookmarkStart w:id="119" w:name="ref-zaromb2006temporal"/>
     <w:p>
       <w:pPr>
         <w:pStyle w:val="Bibliography"/>
@@ -10832,7 +10199,7 @@
       <w:r>
         <w:t xml:space="preserve"> </w:t>
       </w:r>
-      <w:hyperlink r:id="rId121">
+      <w:hyperlink r:id="rId118">
         <w:r>
           <w:rPr>
             <w:rStyle w:val="Hyperlink"/>
@@ -10841,9 +10208,9 @@
         </w:r>
       </w:hyperlink>
     </w:p>
-    <w:bookmarkEnd w:id="122"/>
-    <w:bookmarkEnd w:id="123"/>
-    <w:bookmarkEnd w:id="124"/>
+    <w:bookmarkEnd w:id="119"/>
+    <w:bookmarkEnd w:id="120"/>
+    <w:bookmarkEnd w:id="121"/>
     <w:sectPr>
       <w:headerReference r:id="rId9" w:type="even"/>
       <w:headerReference r:id="rId11" w:type="default"/>

--- a/docs/index.docx
+++ b/docs/index.docx
@@ -4537,7 +4537,7 @@
         <w:t xml:space="preserve"> </w:t>
       </w:r>
       <w:r>
-        <w:t xml:space="preserve">During retrieval, current context cues encoded items through</w:t>
+        <w:t xml:space="preserve">During context-guided retrieval, current context cues encoded items through</w:t>
       </w:r>
       <w:r>
         <w:t xml:space="preserve"> </w:t>
@@ -8117,6 +8117,18 @@
       <w:r>
         <w:t xml:space="preserve">These plots are diagnostic outputs from the interference-strength sweep, not stand-alone evidence for the full intrusion-voluntary-memory dissociation.</w:t>
       </w:r>
+      <w:r>
+        <w:t xml:space="preserve"> </w:t>
+      </w:r>
+      <w:r>
+        <w:t xml:space="preserve">The section scaffold below records what each simulation must establish before the final result text is written.</w:t>
+      </w:r>
+      <w:r>
+        <w:t xml:space="preserve"> </w:t>
+      </w:r>
+      <w:r>
+        <w:t xml:space="preserve">Each subsection specifies the core contrast, the primary readouts, and the main design decision still open at this stage.</w:t>
+      </w:r>
     </w:p>
     <w:bookmarkStart w:id="42" w:name="fig-interference-sweep-spc"/>
     <w:p>
@@ -8215,13 +8227,19 @@
         <w:pStyle w:val="FirstParagraph"/>
       </w:pPr>
       <w:r>
-        <w:t xml:space="preserve">Premise: The basic selective-interference result is a 2 x 2 contrast between interference condition and retrieval mode.</w:t>
-      </w:r>
-      <w:r>
-        <w:t xml:space="preserve"> </w:t>
-      </w:r>
-      <w:r>
-        <w:t xml:space="preserve">The section asks whether the same stored film episode and the same post-film interference manipulation can produce larger impairment in intrusion-like retrieval than in deliberate recall.</w:t>
+        <w:t xml:space="preserve">Premise: The basic selective-interference result is a 2 x 2 contrast between task competition and retrieval mode.</w:t>
+      </w:r>
+      <w:r>
+        <w:t xml:space="preserve"> </w:t>
+      </w:r>
+      <w:r>
+        <w:t xml:space="preserve">The section should compare weak or absent task competition with strong task competition under unguided retrieval and deliberate recall.</w:t>
+      </w:r>
+      <w:r>
+        <w:t xml:space="preserve"> </w:t>
+      </w:r>
+      <w:r>
+        <w:t xml:space="preserve">The core demonstration is that the same stored film episode and the same post-film task manipulation produce larger film-item impairment under unguided retrieval than under deliberate recall.</w:t>
       </w:r>
     </w:p>
     <w:p>
@@ -8229,6 +8247,26 @@
         <w:pStyle w:val="BodyText"/>
       </w:pPr>
       <w:r>
+        <w:t xml:space="preserve">Primary readouts: The main figure should show phase-resolved recall so the reader can see where retrieval probability is redistributed across film, task, and filler phases.</w:t>
+      </w:r>
+      <w:r>
+        <w:t xml:space="preserve"> </w:t>
+      </w:r>
+      <w:r>
+        <w:t xml:space="preserve">A compact summary should also show film-item access and impairment from baseline for each retrieval mode.</w:t>
+      </w:r>
+      <w:r>
+        <w:t xml:space="preserve"> </w:t>
+      </w:r>
+      <w:r>
+        <w:t xml:space="preserve">Task-competitor recall should be reported or visible enough to show that lost film access is competition-driven.</w:t>
+      </w:r>
+    </w:p>
+    <w:p>
+      <w:pPr>
+        <w:pStyle w:val="BodyText"/>
+      </w:pPr>
+      <w:r>
         <w:t xml:space="preserve">Intended text take-away: This section establishes the core sufficiency result.</w:t>
       </w:r>
       <w:r>
@@ -8242,6 +8280,20 @@
       </w:r>
       <w:r>
         <w:t xml:space="preserve">Deliberate recall may still be impaired; the claim is relative protection, not immunity.</w:t>
+      </w:r>
+    </w:p>
+    <w:p>
+      <w:pPr>
+        <w:pStyle w:val="BodyText"/>
+      </w:pPr>
+      <w:r>
+        <w:t xml:space="preserve">Open specification: The deliberate-recall settings used here need to be fixed before this section is written as a result.</w:t>
+      </w:r>
+      <w:r>
+        <w:t xml:space="preserve"> </w:t>
+      </w:r>
+      <w:r>
+        <w:t xml:space="preserve">Those settings should be strong enough to create a retrieval-mode contrast but simple enough that Simulation 2 can still isolate the separate control mechanisms.</w:t>
       </w:r>
     </w:p>
     <w:bookmarkEnd w:id="43"/>
@@ -8267,12 +8319,57 @@
       <w:r>
         <w:t xml:space="preserve">Its relative sparing depends on control operations that make retrieval more film-directed.</w:t>
       </w:r>
+      <w:r>
+        <w:t xml:space="preserve"> </w:t>
+      </w:r>
+      <w:r>
+        <w:t xml:space="preserve">This section should separate the contributions of film-directed start/context cueing, sharper selection through</w:t>
+      </w:r>
+      <w:r>
+        <w:t xml:space="preserve"> </w:t>
+      </w:r>
+      <m:oMath>
+        <m:r>
+          <m:t>τ</m:t>
+        </m:r>
+      </m:oMath>
+      <w:r>
+        <w:t xml:space="preserve">, and target-monitoring or rejected-recall updating through</w:t>
+      </w:r>
+      <w:r>
+        <w:t xml:space="preserve"> </w:t>
+      </w:r>
+      <m:oMath>
+        <m:r>
+          <m:t>κ</m:t>
+        </m:r>
+      </m:oMath>
+      <w:r>
+        <w:t xml:space="preserve"> </w:t>
+      </w:r>
+      <w:r>
+        <w:t xml:space="preserve">if that mechanism remains in the simulation package.</w:t>
+      </w:r>
     </w:p>
     <w:p>
       <w:pPr>
         <w:pStyle w:val="BodyText"/>
       </w:pPr>
       <w:r>
+        <w:t xml:space="preserve">Primary readouts: The figure should show how each control lever changes film-item access and the phase-resolved organization of recall under a fixed task-competition setting.</w:t>
+      </w:r>
+      <w:r>
+        <w:t xml:space="preserve"> </w:t>
+      </w:r>
+      <w:r>
+        <w:t xml:space="preserve">The most useful contrast should include total film recall, task-competitor retrieval, and how closely recall remains tied to the film phase.</w:t>
+      </w:r>
+    </w:p>
+    <w:p>
+      <w:pPr>
+        <w:pStyle w:val="BodyText"/>
+      </w:pPr>
+      <w:r>
         <w:t xml:space="preserve">Intended text take-away: This section earns the</w:t>
       </w:r>
       <w:r>
@@ -8297,7 +8394,35 @@
         <w:t xml:space="preserve"> </w:t>
       </w:r>
       <w:r>
-        <w:t xml:space="preserve">Weakening these control operations should make deliberate recall resemble intrusion-like retrieval more closely.</w:t>
+        <w:t xml:space="preserve">Weakening these control operations should make deliberate recall resemble unguided retrieval more closely.</w:t>
+      </w:r>
+    </w:p>
+    <w:p>
+      <w:pPr>
+        <w:pStyle w:val="BodyText"/>
+      </w:pPr>
+      <w:r>
+        <w:t xml:space="preserve">Open specification: Decide whether target-monitoring through</w:t>
+      </w:r>
+      <w:r>
+        <w:t xml:space="preserve"> </w:t>
+      </w:r>
+      <m:oMath>
+        <m:r>
+          <m:t>κ</m:t>
+        </m:r>
+      </m:oMath>
+      <w:r>
+        <w:t xml:space="preserve"> </w:t>
+      </w:r>
+      <w:r>
+        <w:t xml:space="preserve">is a core control mechanism or a sensitivity analysis.</w:t>
+      </w:r>
+      <w:r>
+        <w:t xml:space="preserve"> </w:t>
+      </w:r>
+      <w:r>
+        <w:t xml:space="preserve">The introduction currently emphasizes film-directed cueing and sharper selection more strongly than rejected-recall updating.</w:t>
       </w:r>
     </w:p>
     <w:bookmarkEnd w:id="44"/>
@@ -8323,12 +8448,32 @@
       <w:r>
         <w:t xml:space="preserve">This section asks what makes a task Tetris-like in model terms.</w:t>
       </w:r>
+      <w:r>
+        <w:t xml:space="preserve"> </w:t>
+      </w:r>
+      <w:r>
+        <w:t xml:space="preserve">The design should separate task competitor strength from contextual overlap rather than letting one sweep carry both interpretations.</w:t>
+      </w:r>
     </w:p>
     <w:p>
       <w:pPr>
         <w:pStyle w:val="BodyText"/>
       </w:pPr>
       <w:r>
+        <w:t xml:space="preserve">Primary readouts: The figure should cross or juxtapose a task-strength manipulation with an overlap manipulation and show both film-item access and task-competitor retrieval.</w:t>
+      </w:r>
+      <w:r>
+        <w:t xml:space="preserve"> </w:t>
+      </w:r>
+      <w:r>
+        <w:t xml:space="preserve">Phase-resolved recall remains useful here because the model’s explanation depends on task items entering retrieval alongside film items.</w:t>
+      </w:r>
+    </w:p>
+    <w:p>
+      <w:pPr>
+        <w:pStyle w:val="BodyText"/>
+      </w:pPr>
+      <w:r>
         <w:t xml:space="preserve">Intended text take-away: This section explains what makes interference effective.</w:t>
       </w:r>
       <w:r>
@@ -8341,13 +8486,33 @@
         <w:t xml:space="preserve"> </w:t>
       </w:r>
       <w:r>
-        <w:t xml:space="preserve">Competitor strength matters because competitors are retrievable from film-related context.</w:t>
-      </w:r>
-      <w:r>
-        <w:t xml:space="preserve"> </w:t>
-      </w:r>
-      <w:r>
-        <w:t xml:space="preserve">The affective variant sharpens the boundary condition: stronger affective film encoding can increase baseline film retrieval and reduce vulnerability to mismatched task competitors, whereas affective matching can make strong task items more effective competitors.</w:t>
+        <w:t xml:space="preserve">Competitor strength determines whether cued task items can win retrieval competitions.</w:t>
+      </w:r>
+      <w:r>
+        <w:t xml:space="preserve"> </w:t>
+      </w:r>
+      <w:r>
+        <w:t xml:space="preserve">Contextual overlap determines whether task competitors are cued alongside film items before their strength can impair film retrieval.</w:t>
+      </w:r>
+      <w:r>
+        <w:t xml:space="preserve"> </w:t>
+      </w:r>
+      <w:r>
+        <w:t xml:space="preserve">Affective matching can be used as a sensitivity extension if it is run as a specific manipulation, but it should not become the main explanation unless the simulations make it central.</w:t>
+      </w:r>
+    </w:p>
+    <w:p>
+      <w:pPr>
+        <w:pStyle w:val="BodyText"/>
+      </w:pPr>
+      <w:r>
+        <w:t xml:space="preserve">Open specification: Choose the primary operationalization of contextual overlap.</w:t>
+      </w:r>
+      <w:r>
+        <w:t xml:space="preserve"> </w:t>
+      </w:r>
+      <w:r>
+        <w:t xml:space="preserve">Candidates include task-phase drift, break/filler drift, reminder strength, and affective matching, but the section needs one main contrast and any others should be clearly secondary.</w:t>
       </w:r>
     </w:p>
     <w:bookmarkEnd w:id="45"/>
@@ -8371,7 +8536,7 @@
         <w:t xml:space="preserve"> </w:t>
       </w:r>
       <w:r>
-        <w:t xml:space="preserve">A reminder matters because it reinstates film context before competitor encoding.</w:t>
+        <w:t xml:space="preserve">A reminder reinstates film context before competitor encoding by applying sequential film-item cues without new learning.</w:t>
       </w:r>
     </w:p>
     <w:p>
@@ -8379,6 +8544,20 @@
         <w:pStyle w:val="BodyText"/>
       </w:pPr>
       <w:r>
+        <w:t xml:space="preserve">Primary readouts: The figure should show how weak versus strong reminder reinstatement changes phase-resolved recall and film-item access after a fixed task phase.</w:t>
+      </w:r>
+      <w:r>
+        <w:t xml:space="preserve"> </w:t>
+      </w:r>
+      <w:r>
+        <w:t xml:space="preserve">If delay or filler length is varied, the figure should make clear whether the effect comes from reinstatement strength, subsequent drift, or their combination.</w:t>
+      </w:r>
+    </w:p>
+    <w:p>
+      <w:pPr>
+        <w:pStyle w:val="BodyText"/>
+      </w:pPr>
+      <w:r>
         <w:t xml:space="preserve">Intended text take-away: This section connects the model to post-reminder interventions.</w:t>
       </w:r>
       <w:r>
@@ -8392,6 +8571,14 @@
       </w:r>
       <w:r>
         <w:t xml:space="preserve">It restores the contextual condition required for later competitor encoding to affect film-item retrieval.</w:t>
+      </w:r>
+    </w:p>
+    <w:p>
+      <w:pPr>
+        <w:pStyle w:val="BodyText"/>
+      </w:pPr>
+      <w:r>
+        <w:t xml:space="preserve">Open specification: Decide whether the main comparison is zero/weak reminder reinstatement versus strong reminder reinstatement, a reminder-strength sweep, a delay/drift sweep, or a compact factorial combination.</w:t>
       </w:r>
     </w:p>
     <w:bookmarkEnd w:id="46"/>
@@ -8417,12 +8604,38 @@
       <w:r>
         <w:t xml:space="preserve">This section maps the model’s retrieval-control mechanisms onto variation across recall-like empirical measures.</w:t>
       </w:r>
+      <w:r>
+        <w:t xml:space="preserve"> </w:t>
+      </w:r>
+      <w:r>
+        <w:t xml:space="preserve">The section should only become a simulation result if each test format is assigned a concrete retrieval setting.</w:t>
+      </w:r>
+      <w:r>
+        <w:t xml:space="preserve"> </w:t>
+      </w:r>
+      <w:r>
+        <w:t xml:space="preserve">Candidate settings include unguided retrieval from ongoing context, monitoring with film-related cues, free recall with film-directed start cueing, and cued recall with stronger external support.</w:t>
+      </w:r>
     </w:p>
     <w:p>
       <w:pPr>
         <w:pStyle w:val="BodyText"/>
       </w:pPr>
       <w:r>
+        <w:t xml:space="preserve">Primary readouts: The figure should show a graded vulnerability profile across retrieval settings under the same stored associations.</w:t>
+      </w:r>
+      <w:r>
+        <w:t xml:space="preserve"> </w:t>
+      </w:r>
+      <w:r>
+        <w:t xml:space="preserve">The useful result is a continuum of film-item impairment across retrieval settings.</w:t>
+      </w:r>
+    </w:p>
+    <w:p>
+      <w:pPr>
+        <w:pStyle w:val="BodyText"/>
+      </w:pPr>
+      <w:r>
         <w:t xml:space="preserve">Intended text take-away: This section interprets heterogeneity across empirical paradigms without treating intrusion and voluntary memory as fixed computational kinds.</w:t>
       </w:r>
       <w:r>
@@ -8430,6 +8643,20 @@
       </w:r>
       <w:r>
         <w:t xml:space="preserve">The model predicts a continuum of vulnerability across recall-like tests depending on how much the task supports film-directed retrieval.</w:t>
+      </w:r>
+    </w:p>
+    <w:p>
+      <w:pPr>
+        <w:pStyle w:val="BodyText"/>
+      </w:pPr>
+      <w:r>
+        <w:t xml:space="preserve">Open specification: The mapping from empirical test format to model setting is the main unresolved piece.</w:t>
+      </w:r>
+      <w:r>
+        <w:t xml:space="preserve"> </w:t>
+      </w:r>
+      <w:r>
+        <w:t xml:space="preserve">If the mapping remains qualitative, this material belongs in the discussion rather than as a numbered simulation.</w:t>
       </w:r>
     </w:p>
     <w:bookmarkEnd w:id="47"/>
@@ -8455,12 +8682,32 @@
       <w:r>
         <w:t xml:space="preserve">This section preserves the useful part of the old recognition result without treating probe-driven access as categorically protected.</w:t>
       </w:r>
+      <w:r>
+        <w:t xml:space="preserve"> </w:t>
+      </w:r>
+      <w:r>
+        <w:t xml:space="preserve">The section should remain separate only if the simulation directly implements supplied-film-item cueing and contrasts it with broad context-to-feature search.</w:t>
+      </w:r>
     </w:p>
     <w:p>
       <w:pPr>
         <w:pStyle w:val="BodyText"/>
       </w:pPr>
       <w:r>
+        <w:t xml:space="preserve">Primary readouts: The figure should show that supplied film items can reinstate associated context and reduce exposure to task competitors under otherwise matched stored associations.</w:t>
+      </w:r>
+      <w:r>
+        <w:t xml:space="preserve"> </w:t>
+      </w:r>
+      <w:r>
+        <w:t xml:space="preserve">It should avoid implying a full recognition decision model unless such a mechanism is added.</w:t>
+      </w:r>
+    </w:p>
+    <w:p>
+      <w:pPr>
+        <w:pStyle w:val="BodyText"/>
+      </w:pPr>
+      <w:r>
         <w:t xml:space="preserve">Intended text take-away: This section handles tests that supply a film item and recognition-like measures as a probe-driven access case.</w:t>
       </w:r>
       <w:r>
@@ -8468,6 +8715,14 @@
       </w:r>
       <w:r>
         <w:t xml:space="preserve">The claim is that probe-driven access reduces exposure to contextual competition, not that recognition escapes the mechanism in every design or that all voluntary memory has the same protection.</w:t>
+      </w:r>
+    </w:p>
+    <w:p>
+      <w:pPr>
+        <w:pStyle w:val="BodyText"/>
+      </w:pPr>
+      <w:r>
+        <w:t xml:space="preserve">Open specification: Decide whether this section earns its own simulation or should be folded into Simulation 5 as one point on the retrieval-support continuum.</w:t>
       </w:r>
     </w:p>
     <w:bookmarkEnd w:id="48"/>

--- a/docs/index.docx
+++ b/docs/index.docx
@@ -1505,6 +1505,52 @@
       <w:r>
         <w:t xml:space="preserve">These conditions determine whether task items are likely to be cued alongside film items; task encoding strength determines how strongly they compete once cued.</w:t>
       </w:r>
+      <w:r>
+        <w:t xml:space="preserve"> </w:t>
+      </w:r>
+      <w:r>
+        <w:t xml:space="preserve">Emotional extensions of CMR represent affect as an additional context dimension</w:t>
+      </w:r>
+      <w:r>
+        <w:t xml:space="preserve"> </w:t>
+      </w:r>
+      <w:r>
+        <w:t xml:space="preserve">(</w:t>
+      </w:r>
+      <w:hyperlink w:anchor="ref-cohen2022memory">
+        <w:r>
+          <w:rPr>
+            <w:rStyle w:val="Hyperlink"/>
+          </w:rPr>
+          <w:t xml:space="preserve">Cohen &amp; Kahana, 2022</w:t>
+        </w:r>
+      </w:hyperlink>
+      <w:r>
+        <w:t xml:space="preserve">;</w:t>
+      </w:r>
+      <w:r>
+        <w:t xml:space="preserve"> </w:t>
+      </w:r>
+      <w:hyperlink w:anchor="ref-talmi2019retrieved">
+        <w:r>
+          <w:rPr>
+            <w:rStyle w:val="Hyperlink"/>
+          </w:rPr>
+          <w:t xml:space="preserve">Talmi et al., 2019</w:t>
+        </w:r>
+      </w:hyperlink>
+      <w:r>
+        <w:t xml:space="preserve">)</w:t>
+      </w:r>
+      <w:r>
+        <w:t xml:space="preserve">.</w:t>
+      </w:r>
+      <w:r>
+        <w:t xml:space="preserve"> </w:t>
+      </w:r>
+      <w:r>
+        <w:t xml:space="preserve">In the present model, this affective-context stream can amplify competition when film and task items share the relevant affective feature.</w:t>
+      </w:r>
     </w:p>
     <w:p>
       <w:pPr>
@@ -1827,7 +1873,7 @@
         <w:pStyle w:val="BodyText"/>
       </w:pPr>
       <w:r>
-        <w:t xml:space="preserve">Emotional extensions of CMR represent affect as an additional context dimension</w:t>
+        <w:t xml:space="preserve">The simulations instantiate these commitments in an emotional CMR model with phase-specific encoding, reminder-driven reinstatement, retrieval-mode and control settings, and affective overlap</w:t>
       </w:r>
       <w:r>
         <w:t xml:space="preserve"> </w:t>
@@ -1867,23 +1913,35 @@
         <w:t xml:space="preserve"> </w:t>
       </w:r>
       <w:r>
-        <w:t xml:space="preserve">In the present model, this affective-context stream can amplify competition when film and task items share the relevant affective feature.</w:t>
-      </w:r>
-      <w:r>
-        <w:t xml:space="preserve"> </w:t>
-      </w:r>
-      <w:r>
-        <w:t xml:space="preserve">The formal model specified next instantiates the central commitments as phase-specific encoding, reminder-driven reinstatement, retrieval-mode and control settings, and affective overlap.</w:t>
+        <w:t xml:space="preserve">The model departs from standard list-learning applications of CMR in two ways.</w:t>
+      </w:r>
+      <w:r>
+        <w:t xml:space="preserve"> </w:t>
+      </w:r>
+      <w:r>
+        <w:t xml:space="preserve">First, film, break/delay, post-film task, and filler/delay periods form a continuous encoded stream, and a film reminder can reinstate film-associated context before task encoding.</w:t>
+      </w:r>
+      <w:r>
+        <w:t xml:space="preserve"> </w:t>
+      </w:r>
+      <w:r>
+        <w:t xml:space="preserve">Second, non-film events from the break, task, and filler phases are encoded as distinct recallable items that can compete with film items during retrieval.</w:t>
+      </w:r>
+      <w:r>
+        <w:t xml:space="preserve"> </w:t>
+      </w:r>
+      <w:r>
+        <w:t xml:space="preserve">This setup lets selective interference appear as a redistribution of retrieval across encoded phases, rather than as a direct reduction in film-item strength.</w:t>
       </w:r>
     </w:p>
     <w:bookmarkEnd w:id="29"/>
-    <w:bookmarkStart w:id="38" w:name="model-and-paradigm"/>
+    <w:bookmarkStart w:id="56" w:name="model-specification"/>
     <w:p>
       <w:pPr>
         <w:pStyle w:val="Heading1"/>
       </w:pPr>
       <w:r>
-        <w:t xml:space="preserve">Model and Paradigm</w:t>
+        <w:t xml:space="preserve">Model Specification</w:t>
       </w:r>
     </w:p>
     <w:p>
@@ -1891,149 +1949,10 @@
         <w:pStyle w:val="FirstParagraph"/>
       </w:pPr>
       <w:r>
-        <w:t xml:space="preserve">The simulations instantiate the retrieved-context account in an emotional CMR model</w:t>
-      </w:r>
-      <w:r>
-        <w:t xml:space="preserve"> </w:t>
-      </w:r>
-      <w:r>
-        <w:t xml:space="preserve">(</w:t>
-      </w:r>
-      <w:hyperlink w:anchor="ref-cohen2022memory">
-        <w:r>
-          <w:rPr>
-            <w:rStyle w:val="Hyperlink"/>
-          </w:rPr>
-          <w:t xml:space="preserve">Cohen &amp; Kahana, 2022</w:t>
-        </w:r>
-      </w:hyperlink>
-      <w:r>
-        <w:t xml:space="preserve">;</w:t>
-      </w:r>
-      <w:r>
-        <w:t xml:space="preserve"> </w:t>
-      </w:r>
-      <w:hyperlink w:anchor="ref-talmi2019retrieved">
-        <w:r>
-          <w:rPr>
-            <w:rStyle w:val="Hyperlink"/>
-          </w:rPr>
-          <w:t xml:space="preserve">Talmi et al., 2019</w:t>
-        </w:r>
-      </w:hyperlink>
-      <w:r>
-        <w:t xml:space="preserve">)</w:t>
-      </w:r>
-      <w:r>
-        <w:t xml:space="preserve">.</w:t>
-      </w:r>
-      <w:r>
-        <w:t xml:space="preserve"> </w:t>
-      </w:r>
-      <w:r>
-        <w:t xml:space="preserve">The model has a feature layer, a context layer, feature-to-context memory</w:t>
-      </w:r>
-      <w:r>
-        <w:t xml:space="preserve"> </w:t>
-      </w:r>
-      <m:oMath>
-        <m:sSup>
-          <m:e>
-            <m:r>
-              <m:t>M</m:t>
-            </m:r>
-          </m:e>
-          <m:sup>
-            <m:r>
-              <m:t>F</m:t>
-            </m:r>
-            <m:r>
-              <m:t>C</m:t>
-            </m:r>
-          </m:sup>
-        </m:sSup>
-      </m:oMath>
-      <w:r>
-        <w:t xml:space="preserve">, and context-to-feature memory</w:t>
-      </w:r>
-      <w:r>
-        <w:t xml:space="preserve"> </w:t>
-      </w:r>
-      <m:oMath>
-        <m:sSup>
-          <m:e>
-            <m:r>
-              <m:t>M</m:t>
-            </m:r>
-          </m:e>
-          <m:sup>
-            <m:r>
-              <m:t>C</m:t>
-            </m:r>
-            <m:r>
-              <m:t>F</m:t>
-            </m:r>
-          </m:sup>
-        </m:sSup>
-      </m:oMath>
-      <w:r>
-        <w:t xml:space="preserve"> </w:t>
-      </w:r>
-      <w:r>
-        <w:t xml:space="preserve">(</w:t>
-      </w:r>
-      <w:hyperlink w:anchor="ref-polyn2009context">
-        <w:r>
-          <w:rPr>
-            <w:rStyle w:val="Hyperlink"/>
-          </w:rPr>
-          <w:t xml:space="preserve">Polyn et al., 2009a</w:t>
-        </w:r>
-      </w:hyperlink>
-      <w:r>
-        <w:t xml:space="preserve">)</w:t>
-      </w:r>
-      <w:r>
-        <w:t xml:space="preserve">.</w:t>
-      </w:r>
-      <w:r>
-        <w:t xml:space="preserve"> </w:t>
-      </w:r>
-      <w:r>
-        <w:t xml:space="preserve">It updates context, learns item-context associations by outer products, retrieves items competitively, and reinstates context after retrieval.</w:t>
-      </w:r>
-      <w:r>
-        <w:t xml:space="preserve"> </w:t>
-      </w:r>
-      <w:r>
-        <w:t xml:space="preserve">Departures from standard list-learning applications of CMR address two features of the selective-interference paradigm.</w:t>
-      </w:r>
-      <w:r>
-        <w:t xml:space="preserve"> </w:t>
-      </w:r>
-      <w:r>
-        <w:t xml:space="preserve">First, film, break/delay, post-film task, and filler/delay periods form a continuous encoded stream, and a film reminder can reinstate film-associated context before task encoding.</w:t>
-      </w:r>
-      <w:r>
-        <w:t xml:space="preserve"> </w:t>
-      </w:r>
-      <w:r>
-        <w:t xml:space="preserve">Second, non-film events from the break, task, and filler phases are encoded as distinct recallable items that can compete with film items during retrieval.</w:t>
-      </w:r>
-      <w:r>
-        <w:t xml:space="preserve"> </w:t>
-      </w:r>
-      <w:r>
-        <w:t xml:space="preserve">This setup lets selective interference appear as a redistribution of retrieval across encoded phases, rather than as a direct reduction in film-item strength.</w:t>
-      </w:r>
-      <w:r>
-        <w:t xml:space="preserve"> </w:t>
-      </w:r>
-      <w:r>
-        <w:t xml:space="preserve">The section defines the model’s representations and parameters, generic CMR operations, paradigm settings, retrieval-control settings, and affective context.</w:t>
-      </w:r>
-    </w:p>
-    <w:bookmarkStart w:id="31" w:name="representations-and-parameters"/>
+        <w:t xml:space="preserve">The specification below defines the model’s representations, parameters, and initialization before turning to context updating, associative learning, retrieval, retrieval-control settings, and affective context.</w:t>
+      </w:r>
+    </w:p>
+    <w:bookmarkStart w:id="33" w:name="representations-and-parameters"/>
     <w:p>
       <w:pPr>
         <w:pStyle w:val="Heading2"/>
@@ -2186,6 +2105,38 @@
       </w:r>
       <w:r>
         <w:t xml:space="preserve">The core context units represent the start state and item-associated temporal context.</w:t>
+      </w:r>
+      <w:r>
+        <w:t xml:space="preserve"> </w:t>
+      </w:r>
+      <w:r>
+        <w:t xml:space="preserve">Before encoding begins, context is initialized to the start state</w:t>
+      </w:r>
+      <w:r>
+        <w:t xml:space="preserve"> </w:t>
+      </w:r>
+      <m:oMath>
+        <m:sSub>
+          <m:e>
+            <m:r>
+              <m:t>c</m:t>
+            </m:r>
+          </m:e>
+          <m:sub>
+            <m:r>
+              <m:t>0</m:t>
+            </m:r>
+          </m:sub>
+        </m:sSub>
+      </m:oMath>
+      <w:r>
+        <w:t xml:space="preserve">, with the start unit active and item-associated temporal-context units inactive.</w:t>
+      </w:r>
+      <w:r>
+        <w:t xml:space="preserve"> </w:t>
+      </w:r>
+      <w:r>
+        <w:t xml:space="preserve">Subsequent events update this state, so the context associated with each film, task, or filler item depends on where it occurs in the continuous paradigm stream.</w:t>
       </w:r>
       <w:r>
         <w:t xml:space="preserve"> </w:t>
@@ -2750,6 +2701,63 @@
             </w:pPr>
             <m:oMath>
               <m:r>
+                <m:t>λ</m:t>
+              </m:r>
+            </m:oMath>
+          </w:p>
+        </w:tc>
+        <w:tc>
+          <w:tcPr/>
+          <w:p>
+            <w:pPr>
+              <w:pStyle w:val="Compact"/>
+            </w:pPr>
+            <w:r>
+              <w:t xml:space="preserve">context-to-feature learning scale</w:t>
+            </w:r>
+          </w:p>
+        </w:tc>
+        <w:tc>
+          <w:tcPr/>
+          <w:p>
+            <w:pPr>
+              <w:pStyle w:val="Compact"/>
+            </w:pPr>
+            <w:r>
+              <w:t xml:space="preserve">Baseline or phase-scaled learning rate for</w:t>
+            </w:r>
+            <w:r>
+              <w:t xml:space="preserve"> </w:t>
+            </w:r>
+            <m:oMath>
+              <m:sSup>
+                <m:e>
+                  <m:r>
+                    <m:t>M</m:t>
+                  </m:r>
+                </m:e>
+                <m:sup>
+                  <m:r>
+                    <m:t>C</m:t>
+                  </m:r>
+                  <m:r>
+                    <m:t>F</m:t>
+                  </m:r>
+                </m:sup>
+              </m:sSup>
+            </m:oMath>
+          </w:p>
+        </w:tc>
+      </w:tr>
+      <w:tr>
+        <w:tc>
+          <w:tcPr/>
+          <w:p>
+            <w:pPr>
+              <w:pStyle w:val="Compact"/>
+            </w:pPr>
+            <m:oMath>
+              <m:r>
                 <m:t>α</m:t>
               </m:r>
             </m:oMath>
@@ -2995,6 +3003,61 @@
               <m:sSub>
                 <m:e>
                   <m:r>
+                    <m:t>β</m:t>
+                  </m:r>
+                </m:e>
+                <m:sub>
+                  <m:r>
+                    <m:t>e</m:t>
+                  </m:r>
+                  <m:r>
+                    <m:t>m</m:t>
+                  </m:r>
+                  <m:r>
+                    <m:t>o</m:t>
+                  </m:r>
+                  <m:r>
+                    <m:t>t</m:t>
+                  </m:r>
+                </m:sub>
+              </m:sSub>
+            </m:oMath>
+          </w:p>
+        </w:tc>
+        <w:tc>
+          <w:tcPr/>
+          <w:p>
+            <w:pPr>
+              <w:pStyle w:val="Compact"/>
+            </w:pPr>
+            <w:r>
+              <w:t xml:space="preserve">emotional-context drift rate</w:t>
+            </w:r>
+          </w:p>
+        </w:tc>
+        <w:tc>
+          <w:tcPr/>
+          <w:p>
+            <w:pPr>
+              <w:pStyle w:val="Compact"/>
+            </w:pPr>
+            <w:r>
+              <w:t xml:space="preserve">Context drift in the emotional pathway</w:t>
+            </w:r>
+          </w:p>
+        </w:tc>
+      </w:tr>
+      <w:tr>
+        <w:tc>
+          <w:tcPr/>
+          <w:p>
+            <w:pPr>
+              <w:pStyle w:val="Compact"/>
+            </w:pPr>
+            <m:oMath>
+              <m:sSub>
+                <m:e>
+                  <m:r>
                     <m:t>ϕ</m:t>
                   </m:r>
                 </m:e>
@@ -3035,7 +3098,7 @@
               <w:pStyle w:val="Compact"/>
             </w:pPr>
             <w:r>
-              <w:t xml:space="preserve">affective learning scale</w:t>
+              <w:t xml:space="preserve">emotional learning scale</w:t>
             </w:r>
           </w:p>
         </w:tc>
@@ -3046,7 +3109,7 @@
               <w:pStyle w:val="Compact"/>
             </w:pPr>
             <w:r>
-              <w:t xml:space="preserve">Affective context-to-feature learning</w:t>
+              <w:t xml:space="preserve">Emotional context-to-feature learning</w:t>
             </w:r>
           </w:p>
         </w:tc>
@@ -3083,7 +3146,7 @@
               <w:pStyle w:val="Compact"/>
             </w:pPr>
             <w:r>
-              <w:t xml:space="preserve">Reduced context updating after sampled non-film competitors</w:t>
+              <w:t xml:space="preserve">Reduced context updating after sampled non-film competitors when target monitoring is enabled</w:t>
             </w:r>
           </w:p>
         </w:tc>
@@ -3182,22 +3245,24 @@
       </w:tr>
     </w:tbl>
     <w:bookmarkEnd w:id="30"/>
-    <w:bookmarkEnd w:id="31"/>
-    <w:bookmarkStart w:id="32" w:name="pre-experimental-associations"/>
-    <w:p>
-      <w:pPr>
-        <w:pStyle w:val="Heading2"/>
-      </w:pPr>
-      <w:r>
-        <w:t xml:space="preserve">Pre-Experimental Associations</w:t>
-      </w:r>
-    </w:p>
-    <w:p>
-      <w:pPr>
-        <w:pStyle w:val="FirstParagraph"/>
-      </w:pPr>
-      <w:r>
-        <w:t xml:space="preserve">Pre-experimental initialization establishes baseline associations before the experiment.</w:t>
+    <w:p>
+      <w:pPr>
+        <w:pStyle w:val="AfterWithoutNote"/>
+      </w:pPr>
+      <w:r>
+        <w:t xml:space="preserve">Pre-experimental associations represent background memory structure already present before the simulated paradigm begins.</w:t>
+      </w:r>
+      <w:r>
+        <w:t xml:space="preserve"> </w:t>
+      </w:r>
+      <w:r>
+        <w:t xml:space="preserve">They give each item baseline self-support and shared support, so later retrieval reflects both pre-existing structure and associations learned during the film, task, and filler phases.</w:t>
+      </w:r>
+      <w:r>
+        <w:t xml:space="preserve"> </w:t>
+      </w:r>
+      <w:r>
+        <w:t xml:space="preserve">Because the selective-interference simulations vary the new associations formed across phases, these baseline associations are treated as fixed model architecture rather than as the mechanism of interest.</w:t>
       </w:r>
       <w:r>
         <w:t xml:space="preserve"> </w:t>
@@ -3210,6 +3275,7 @@
       <w:pPr>
         <w:pStyle w:val="BodyText"/>
       </w:pPr>
+      <w:bookmarkStart w:id="31" w:name="eq-mfc-pre"/>
       <m:oMathPara>
         <m:oMathParaPr>
           <m:jc m:val="center"/>
@@ -3361,13 +3427,31 @@
               </m:m>
             </m:e>
           </m:d>
+          <m:r>
+            <m:t>  </m:t>
+          </m:r>
+          <m:d>
+            <m:dPr>
+              <m:begChr m:val="("/>
+              <m:sepChr m:val=""/>
+              <m:endChr m:val=")"/>
+              <m:grow/>
+            </m:dPr>
+            <m:e>
+              <m:r>
+                <m:t>1</m:t>
+              </m:r>
+            </m:e>
+          </m:d>
         </m:oMath>
       </m:oMathPara>
+      <w:bookmarkEnd w:id="31"/>
     </w:p>
     <w:p>
       <w:pPr>
         <w:pStyle w:val="FirstParagraph"/>
       </w:pPr>
+      <w:bookmarkStart w:id="32" w:name="eq-mcf-pre"/>
       <m:oMathPara>
         <m:oMathParaPr>
           <m:jc m:val="center"/>
@@ -3578,8 +3662,25 @@
               </m:m>
             </m:e>
           </m:d>
+          <m:r>
+            <m:t>  </m:t>
+          </m:r>
+          <m:d>
+            <m:dPr>
+              <m:begChr m:val="("/>
+              <m:sepChr m:val=""/>
+              <m:endChr m:val=")"/>
+              <m:grow/>
+            </m:dPr>
+            <m:e>
+              <m:r>
+                <m:t>2</m:t>
+              </m:r>
+            </m:e>
+          </m:d>
         </m:oMath>
       </m:oMathPara>
+      <w:bookmarkEnd w:id="32"/>
     </w:p>
     <w:p>
       <w:pPr>
@@ -3629,14 +3730,14 @@
         <w:t xml:space="preserve">This initialization supplies baseline support before experimental learning.</w:t>
       </w:r>
     </w:p>
-    <w:bookmarkEnd w:id="32"/>
-    <w:bookmarkStart w:id="33" w:name="cmr-operations"/>
+    <w:bookmarkEnd w:id="33"/>
+    <w:bookmarkStart w:id="45" w:name="context-updating-learning-and-retrieval"/>
     <w:p>
       <w:pPr>
         <w:pStyle w:val="Heading2"/>
       </w:pPr>
       <w:r>
-        <w:t xml:space="preserve">CMR Operations</w:t>
+        <w:t xml:space="preserve">Context Updating, Learning, and Retrieval</w:t>
       </w:r>
     </w:p>
     <w:p>
@@ -3680,6 +3781,7 @@
       <w:pPr>
         <w:pStyle w:val="BodyText"/>
       </w:pPr>
+      <w:bookmarkStart w:id="34" w:name="eq-context-input"/>
       <m:oMathPara>
         <m:oMathParaPr>
           <m:jc m:val="center"/>
@@ -3744,8 +3846,25 @@
               </m:r>
             </m:sub>
           </m:sSub>
+          <m:r>
+            <m:t>  </m:t>
+          </m:r>
+          <m:d>
+            <m:dPr>
+              <m:begChr m:val="("/>
+              <m:sepChr m:val=""/>
+              <m:endChr m:val=")"/>
+              <m:grow/>
+            </m:dPr>
+            <m:e>
+              <m:r>
+                <m:t>3</m:t>
+              </m:r>
+            </m:e>
+          </m:d>
         </m:oMath>
       </m:oMathPara>
+      <w:bookmarkEnd w:id="34"/>
     </w:p>
     <w:p>
       <w:pPr>
@@ -3817,6 +3936,7 @@
       <w:pPr>
         <w:pStyle w:val="BodyText"/>
       </w:pPr>
+      <w:bookmarkStart w:id="35" w:name="eq-context-update"/>
       <m:oMathPara>
         <m:oMathParaPr>
           <m:jc m:val="center"/>
@@ -3921,8 +4041,25 @@
               </m:r>
             </m:sup>
           </m:sSubSup>
+          <m:r>
+            <m:t>  </m:t>
+          </m:r>
+          <m:d>
+            <m:dPr>
+              <m:begChr m:val="("/>
+              <m:sepChr m:val=""/>
+              <m:endChr m:val=")"/>
+              <m:grow/>
+            </m:dPr>
+            <m:e>
+              <m:r>
+                <m:t>4</m:t>
+              </m:r>
+            </m:e>
+          </m:d>
         </m:oMath>
       </m:oMathPara>
+      <w:bookmarkEnd w:id="35"/>
     </w:p>
     <w:p>
       <w:pPr>
@@ -4028,6 +4165,7 @@
       <w:pPr>
         <w:pStyle w:val="BodyText"/>
       </w:pPr>
+      <w:bookmarkStart w:id="36" w:name="eq-context-rho"/>
       <m:oMathPara>
         <m:oMathParaPr>
           <m:jc m:val="center"/>
@@ -4137,8 +4275,25 @@
               </m:r>
             </m:sub>
           </m:sSub>
+          <m:r>
+            <m:t>  </m:t>
+          </m:r>
+          <m:d>
+            <m:dPr>
+              <m:begChr m:val="("/>
+              <m:sepChr m:val=""/>
+              <m:endChr m:val=")"/>
+              <m:grow/>
+            </m:dPr>
+            <m:e>
+              <m:r>
+                <m:t>5</m:t>
+              </m:r>
+            </m:e>
+          </m:d>
         </m:oMath>
       </m:oMathPara>
+      <w:bookmarkEnd w:id="36"/>
     </w:p>
     <w:p>
       <w:pPr>
@@ -4210,6 +4365,7 @@
       <w:pPr>
         <w:pStyle w:val="BodyText"/>
       </w:pPr>
+      <w:bookmarkStart w:id="37" w:name="eq-mfc-learning"/>
       <m:oMathPara>
         <m:oMathParaPr>
           <m:jc m:val="center"/>
@@ -4274,8 +4430,25 @@
               </m:r>
             </m:sup>
           </m:sSubSup>
+          <m:r>
+            <m:t>  </m:t>
+          </m:r>
+          <m:d>
+            <m:dPr>
+              <m:begChr m:val="("/>
+              <m:sepChr m:val=""/>
+              <m:endChr m:val=")"/>
+              <m:grow/>
+            </m:dPr>
+            <m:e>
+              <m:r>
+                <m:t>6</m:t>
+              </m:r>
+            </m:e>
+          </m:d>
         </m:oMath>
       </m:oMathPara>
+      <w:bookmarkEnd w:id="37"/>
     </w:p>
     <w:p>
       <w:pPr>
@@ -4289,6 +4462,7 @@
       <w:pPr>
         <w:pStyle w:val="BodyText"/>
       </w:pPr>
+      <w:bookmarkStart w:id="38" w:name="eq-primacy"/>
       <m:oMathPara>
         <m:oMathParaPr>
           <m:jc m:val="center"/>
@@ -4372,8 +4546,25 @@
           <m:r>
             <m:t>1</m:t>
           </m:r>
+          <m:r>
+            <m:t>  </m:t>
+          </m:r>
+          <m:d>
+            <m:dPr>
+              <m:begChr m:val="("/>
+              <m:sepChr m:val=""/>
+              <m:endChr m:val=")"/>
+              <m:grow/>
+            </m:dPr>
+            <m:e>
+              <m:r>
+                <m:t>7</m:t>
+              </m:r>
+            </m:e>
+          </m:d>
         </m:oMath>
       </m:oMathPara>
+      <w:bookmarkEnd w:id="38"/>
     </w:p>
     <w:p>
       <w:pPr>
@@ -4387,6 +4578,7 @@
       <w:pPr>
         <w:pStyle w:val="BodyText"/>
       </w:pPr>
+      <w:bookmarkStart w:id="39" w:name="eq-mcf-learning"/>
       <m:oMathPara>
         <m:oMathParaPr>
           <m:jc m:val="center"/>
@@ -4463,8 +4655,25 @@
               </m:r>
             </m:sup>
           </m:sSubSup>
+          <m:r>
+            <m:t>  </m:t>
+          </m:r>
+          <m:d>
+            <m:dPr>
+              <m:begChr m:val="("/>
+              <m:sepChr m:val=""/>
+              <m:endChr m:val=")"/>
+              <m:grow/>
+            </m:dPr>
+            <m:e>
+              <m:r>
+                <m:t>8</m:t>
+              </m:r>
+            </m:e>
+          </m:d>
         </m:oMath>
       </m:oMathPara>
+      <w:bookmarkEnd w:id="39"/>
     </w:p>
     <w:p>
       <w:pPr>
@@ -4567,6 +4776,7 @@
       <w:pPr>
         <w:pStyle w:val="BodyText"/>
       </w:pPr>
+      <w:bookmarkStart w:id="40" w:name="eq-retrieval-support"/>
       <m:oMathPara>
         <m:oMathParaPr>
           <m:jc m:val="center"/>
@@ -4627,8 +4837,25 @@
               </m:r>
             </m:sub>
           </m:sSub>
+          <m:r>
+            <m:t>  </m:t>
+          </m:r>
+          <m:d>
+            <m:dPr>
+              <m:begChr m:val="("/>
+              <m:sepChr m:val=""/>
+              <m:endChr m:val=")"/>
+              <m:grow/>
+            </m:dPr>
+            <m:e>
+              <m:r>
+                <m:t>9</m:t>
+              </m:r>
+            </m:e>
+          </m:d>
         </m:oMath>
       </m:oMathPara>
+      <w:bookmarkEnd w:id="40"/>
     </w:p>
     <w:p>
       <w:pPr>
@@ -4656,6 +4883,7 @@
       <w:pPr>
         <w:pStyle w:val="BodyText"/>
       </w:pPr>
+      <w:bookmarkStart w:id="41" w:name="eq-choice-sensitivity"/>
       <m:oMathPara>
         <m:oMathParaPr>
           <m:jc m:val="center"/>
@@ -4696,8 +4924,25 @@
               </m:r>
             </m:sup>
           </m:sSubSup>
+          <m:r>
+            <m:t>  </m:t>
+          </m:r>
+          <m:d>
+            <m:dPr>
+              <m:begChr m:val="("/>
+              <m:sepChr m:val=""/>
+              <m:endChr m:val=")"/>
+              <m:grow/>
+            </m:dPr>
+            <m:e>
+              <m:r>
+                <m:t>10</m:t>
+              </m:r>
+            </m:e>
+          </m:d>
         </m:oMath>
       </m:oMathPara>
+      <w:bookmarkEnd w:id="41"/>
     </w:p>
     <w:p>
       <w:pPr>
@@ -4722,6 +4967,7 @@
       <w:pPr>
         <w:pStyle w:val="BodyText"/>
       </w:pPr>
+      <w:bookmarkStart w:id="42" w:name="eq-luce-choice"/>
       <m:oMathPara>
         <m:oMathParaPr>
           <m:jc m:val="center"/>
@@ -4815,8 +5061,25 @@
               </m:nary>
             </m:den>
           </m:f>
+          <m:r>
+            <m:t>  </m:t>
+          </m:r>
+          <m:d>
+            <m:dPr>
+              <m:begChr m:val="("/>
+              <m:sepChr m:val=""/>
+              <m:endChr m:val=")"/>
+              <m:grow/>
+            </m:dPr>
+            <m:e>
+              <m:r>
+                <m:t>11</m:t>
+              </m:r>
+            </m:e>
+          </m:d>
         </m:oMath>
       </m:oMathPara>
+      <w:bookmarkEnd w:id="42"/>
     </w:p>
     <w:p>
       <w:pPr>
@@ -5001,6 +5264,7 @@
       <w:pPr>
         <w:pStyle w:val="BodyText"/>
       </w:pPr>
+      <w:bookmarkStart w:id="43" w:name="eq-stopping"/>
       <m:oMathPara>
         <m:oMathParaPr>
           <m:jc m:val="center"/>
@@ -5094,8 +5358,25 @@
               </m:sSub>
             </m:sup>
           </m:sSup>
+          <m:r>
+            <m:t>  </m:t>
+          </m:r>
+          <m:d>
+            <m:dPr>
+              <m:begChr m:val="("/>
+              <m:sepChr m:val=""/>
+              <m:endChr m:val=")"/>
+              <m:grow/>
+            </m:dPr>
+            <m:e>
+              <m:r>
+                <m:t>12</m:t>
+              </m:r>
+            </m:e>
+          </m:d>
         </m:oMath>
       </m:oMathPara>
+      <w:bookmarkEnd w:id="43"/>
     </w:p>
     <w:p>
       <w:pPr>
@@ -5201,6 +5482,7 @@
       <w:pPr>
         <w:pStyle w:val="BodyText"/>
       </w:pPr>
+      <w:bookmarkStart w:id="44" w:name="eq-recall-context-update"/>
       <m:oMathPara>
         <m:oMathParaPr>
           <m:jc m:val="center"/>
@@ -5354,8 +5636,25 @@
               </m:sSub>
             </m:e>
           </m:acc>
+          <m:r>
+            <m:t>  </m:t>
+          </m:r>
+          <m:d>
+            <m:dPr>
+              <m:begChr m:val="("/>
+              <m:sepChr m:val=""/>
+              <m:endChr m:val=")"/>
+              <m:grow/>
+            </m:dPr>
+            <m:e>
+              <m:r>
+                <m:t>13</m:t>
+              </m:r>
+            </m:e>
+          </m:d>
         </m:oMath>
       </m:oMathPara>
+      <w:bookmarkEnd w:id="44"/>
     </w:p>
     <w:p>
       <w:pPr>
@@ -5371,8 +5670,8 @@
         <w:t xml:space="preserve">Encoding operations use the context update and learning equations together, whereas reminders, recalled items, and supplied film items use the context update without adding a new recallable event.</w:t>
       </w:r>
     </w:p>
-    <w:bookmarkEnd w:id="33"/>
-    <w:bookmarkStart w:id="35" w:name="paradigm-phases-and-settings"/>
+    <w:bookmarkEnd w:id="45"/>
+    <w:bookmarkStart w:id="47" w:name="paradigm-phases-and-settings"/>
     <w:p>
       <w:pPr>
         <w:pStyle w:val="Heading2"/>
@@ -5386,7 +5685,35 @@
         <w:pStyle w:val="FirstParagraph"/>
       </w:pPr>
       <w:r>
-        <w:t xml:space="preserve">The selective-interference paradigm configures the generic operations through phase-specific drift rates, context-to-feature learning scales, and retrieval-control settings.</w:t>
+        <w:t xml:space="preserve">The selective-interference paradigm configures the drift term in</w:t>
+      </w:r>
+      <w:r>
+        <w:t xml:space="preserve"> </w:t>
+      </w:r>
+      <w:hyperlink w:anchor="eq-context-update">
+        <w:r>
+          <w:rPr>
+            <w:rStyle w:val="Hyperlink"/>
+          </w:rPr>
+          <w:t xml:space="preserve">Equation 4</w:t>
+        </w:r>
+      </w:hyperlink>
+      <w:r>
+        <w:t xml:space="preserve">, the learning scale in</w:t>
+      </w:r>
+      <w:r>
+        <w:t xml:space="preserve"> </w:t>
+      </w:r>
+      <w:hyperlink w:anchor="eq-mcf-learning">
+        <w:r>
+          <w:rPr>
+            <w:rStyle w:val="Hyperlink"/>
+          </w:rPr>
+          <w:t xml:space="preserve">Equation 8</w:t>
+        </w:r>
+      </w:hyperlink>
+      <w:r>
+        <w:t xml:space="preserve">, and the retrieval-control settings applied to the sampling process.</w:t>
       </w:r>
       <w:r>
         <w:t xml:space="preserve"> </w:t>
@@ -5406,7 +5733,7 @@
         <w:t xml:space="preserve">summarizes the settings used by the simulations.</w:t>
       </w:r>
     </w:p>
-    <w:bookmarkStart w:id="34" w:name="tbl-paradigm-settings"/>
+    <w:bookmarkStart w:id="46" w:name="tbl-paradigm-settings"/>
     <w:p>
       <w:pPr>
         <w:pStyle w:val="FigureTitle"/>
@@ -6319,7 +6646,7 @@
         </w:tc>
       </w:tr>
     </w:tbl>
-    <w:bookmarkEnd w:id="34"/>
+    <w:bookmarkEnd w:id="46"/>
     <w:p>
       <w:pPr>
         <w:pStyle w:val="AfterWithoutNote"/>
@@ -6331,54 +6658,53 @@
         <w:t xml:space="preserve"> </w:t>
       </w:r>
       <w:r>
-        <w:t xml:space="preserve">Each reminder cue reinstates context through</w:t>
-      </w:r>
-      <w:r>
-        <w:t xml:space="preserve"> </w:t>
-      </w:r>
-      <m:oMath>
-        <m:sSup>
-          <m:e>
-            <m:r>
-              <m:t>M</m:t>
-            </m:r>
-          </m:e>
-          <m:sup>
-            <m:r>
-              <m:t>F</m:t>
-            </m:r>
-            <m:r>
-              <m:t>C</m:t>
-            </m:r>
-          </m:sup>
-        </m:sSup>
-      </m:oMath>
-      <w:r>
-        <w:t xml:space="preserve"> </w:t>
-      </w:r>
-      <w:r>
-        <w:t xml:space="preserve">but does not update</w:t>
-      </w:r>
-      <w:r>
-        <w:t xml:space="preserve"> </w:t>
-      </w:r>
-      <m:oMath>
-        <m:sSup>
-          <m:e>
-            <m:r>
-              <m:t>M</m:t>
-            </m:r>
-          </m:e>
-          <m:sup>
-            <m:r>
-              <m:t>F</m:t>
-            </m:r>
-            <m:r>
-              <m:t>C</m:t>
-            </m:r>
-          </m:sup>
-        </m:sSup>
-      </m:oMath>
+        <w:t xml:space="preserve">Each reminder cue uses</w:t>
+      </w:r>
+      <w:r>
+        <w:t xml:space="preserve"> </w:t>
+      </w:r>
+      <w:hyperlink w:anchor="eq-context-input">
+        <w:r>
+          <w:rPr>
+            <w:rStyle w:val="Hyperlink"/>
+          </w:rPr>
+          <w:t xml:space="preserve">Equation 3</w:t>
+        </w:r>
+      </w:hyperlink>
+      <w:r>
+        <w:t xml:space="preserve"> </w:t>
+      </w:r>
+      <w:r>
+        <w:t xml:space="preserve">and</w:t>
+      </w:r>
+      <w:r>
+        <w:t xml:space="preserve"> </w:t>
+      </w:r>
+      <w:hyperlink w:anchor="eq-context-update">
+        <w:r>
+          <w:rPr>
+            <w:rStyle w:val="Hyperlink"/>
+          </w:rPr>
+          <w:t xml:space="preserve">Equation 4</w:t>
+        </w:r>
+      </w:hyperlink>
+      <w:r>
+        <w:t xml:space="preserve"> </w:t>
+      </w:r>
+      <w:r>
+        <w:t xml:space="preserve">to reinstate context, but it does not apply</w:t>
+      </w:r>
+      <w:r>
+        <w:t xml:space="preserve"> </w:t>
+      </w:r>
+      <w:hyperlink w:anchor="eq-mfc-learning">
+        <w:r>
+          <w:rPr>
+            <w:rStyle w:val="Hyperlink"/>
+          </w:rPr>
+          <w:t xml:space="preserve">Equation 6</w:t>
+        </w:r>
+      </w:hyperlink>
       <w:r>
         <w:t xml:space="preserve"> </w:t>
       </w:r>
@@ -6388,23 +6714,14 @@
       <w:r>
         <w:t xml:space="preserve"> </w:t>
       </w:r>
-      <m:oMath>
-        <m:sSup>
-          <m:e>
-            <m:r>
-              <m:t>M</m:t>
-            </m:r>
-          </m:e>
-          <m:sup>
-            <m:r>
-              <m:t>C</m:t>
-            </m:r>
-            <m:r>
-              <m:t>F</m:t>
-            </m:r>
-          </m:sup>
-        </m:sSup>
-      </m:oMath>
+      <w:hyperlink w:anchor="eq-mcf-learning">
+        <w:r>
+          <w:rPr>
+            <w:rStyle w:val="Hyperlink"/>
+          </w:rPr>
+          <w:t xml:space="preserve">Equation 8</w:t>
+        </w:r>
+      </w:hyperlink>
       <w:r>
         <w:t xml:space="preserve"> </w:t>
       </w:r>
@@ -6453,7 +6770,24 @@
         <w:t xml:space="preserve"> </w:t>
       </w:r>
       <w:r>
-        <w:t xml:space="preserve">makes task items stronger competitors once cued, whereas changing</w:t>
+        <w:t xml:space="preserve">scales</w:t>
+      </w:r>
+      <w:r>
+        <w:t xml:space="preserve"> </w:t>
+      </w:r>
+      <w:hyperlink w:anchor="eq-mcf-learning">
+        <w:r>
+          <w:rPr>
+            <w:rStyle w:val="Hyperlink"/>
+          </w:rPr>
+          <w:t xml:space="preserve">Equation 8</w:t>
+        </w:r>
+      </w:hyperlink>
+      <w:r>
+        <w:t xml:space="preserve"> </w:t>
+      </w:r>
+      <w:r>
+        <w:t xml:space="preserve">and makes task items stronger competitors once cued, whereas changing</w:t>
       </w:r>
       <w:r>
         <w:t xml:space="preserve"> </w:t>
@@ -6485,7 +6819,24 @@
         <w:t xml:space="preserve"> </w:t>
       </w:r>
       <w:r>
-        <w:t xml:space="preserve">changes how close task-associated context remains to film-associated context.</w:t>
+        <w:t xml:space="preserve">changes the drift term in</w:t>
+      </w:r>
+      <w:r>
+        <w:t xml:space="preserve"> </w:t>
+      </w:r>
+      <w:hyperlink w:anchor="eq-context-update">
+        <w:r>
+          <w:rPr>
+            <w:rStyle w:val="Hyperlink"/>
+          </w:rPr>
+          <w:t xml:space="preserve">Equation 4</w:t>
+        </w:r>
+      </w:hyperlink>
+      <w:r>
+        <w:t xml:space="preserve"> </w:t>
+      </w:r>
+      <w:r>
+        <w:t xml:space="preserve">and how close task-associated context remains to film-associated context.</w:t>
       </w:r>
       <w:r>
         <w:t xml:space="preserve"> </w:t>
@@ -6494,8 +6845,8 @@
         <w:t xml:space="preserve">Together, task drift and task learning determine whether the task phase is merely added experience or a source of items that are both contextually recruited and strong competitors.</w:t>
       </w:r>
     </w:p>
-    <w:bookmarkEnd w:id="35"/>
-    <w:bookmarkStart w:id="36" w:name="retrieval-control"/>
+    <w:bookmarkEnd w:id="47"/>
+    <w:bookmarkStart w:id="51" w:name="retrieval-control"/>
     <w:p>
       <w:pPr>
         <w:pStyle w:val="Heading2"/>
@@ -6509,7 +6860,38 @@
         <w:pStyle w:val="FirstParagraph"/>
       </w:pPr>
       <w:r>
-        <w:t xml:space="preserve">Unguided retrieval and deliberate recall use the same context-to-feature retrieval operation.</w:t>
+        <w:t xml:space="preserve">Unguided retrieval and deliberate recall use the same retrieval-support and choice rules in</w:t>
+      </w:r>
+      <w:r>
+        <w:t xml:space="preserve"> </w:t>
+      </w:r>
+      <w:hyperlink w:anchor="eq-retrieval-support">
+        <w:r>
+          <w:rPr>
+            <w:rStyle w:val="Hyperlink"/>
+          </w:rPr>
+          <w:t xml:space="preserve">Equation 9</w:t>
+        </w:r>
+      </w:hyperlink>
+      <w:r>
+        <w:t xml:space="preserve"> </w:t>
+      </w:r>
+      <w:r>
+        <w:t xml:space="preserve">and</w:t>
+      </w:r>
+      <w:r>
+        <w:t xml:space="preserve"> </w:t>
+      </w:r>
+      <w:hyperlink w:anchor="eq-luce-choice">
+        <w:r>
+          <w:rPr>
+            <w:rStyle w:val="Hyperlink"/>
+          </w:rPr>
+          <w:t xml:space="preserve">Equation 11</w:t>
+        </w:r>
+      </w:hyperlink>
+      <w:r>
+        <w:t xml:space="preserve">.</w:t>
       </w:r>
       <w:r>
         <w:t xml:space="preserve"> </w:t>
@@ -6528,6 +6910,7 @@
       <w:pPr>
         <w:pStyle w:val="BodyText"/>
       </w:pPr>
+      <w:bookmarkStart w:id="48" w:name="eq-deliberate-start-cue"/>
       <m:oMathPara>
         <m:oMathParaPr>
           <m:jc m:val="center"/>
@@ -6631,8 +7014,25 @@
               </m:r>
             </m:sub>
           </m:sSub>
+          <m:r>
+            <m:t>  </m:t>
+          </m:r>
+          <m:d>
+            <m:dPr>
+              <m:begChr m:val="("/>
+              <m:sepChr m:val=""/>
+              <m:endChr m:val=")"/>
+              <m:grow/>
+            </m:dPr>
+            <m:e>
+              <m:r>
+                <m:t>14</m:t>
+              </m:r>
+            </m:e>
+          </m:d>
         </m:oMath>
       </m:oMathPara>
+      <w:bookmarkEnd w:id="48"/>
     </w:p>
     <w:p>
       <w:pPr>
@@ -6874,6 +7274,26 @@
         <w:t xml:space="preserve"> </w:t>
       </w:r>
       <w:r>
+        <w:t xml:space="preserve">Target monitoring modifies the recalled-item context update in</w:t>
+      </w:r>
+      <w:r>
+        <w:t xml:space="preserve"> </w:t>
+      </w:r>
+      <w:hyperlink w:anchor="eq-recall-context-update">
+        <w:r>
+          <w:rPr>
+            <w:rStyle w:val="Hyperlink"/>
+          </w:rPr>
+          <w:t xml:space="preserve">Equation 13</w:t>
+        </w:r>
+      </w:hyperlink>
+      <w:r>
+        <w:t xml:space="preserve">.</w:t>
+      </w:r>
+      <w:r>
+        <w:t xml:space="preserve"> </w:t>
+      </w:r>
+      <w:r>
         <w:t xml:space="preserve">With target monitoring, the context update after sampled item</w:t>
       </w:r>
       <w:r>
@@ -6895,6 +7315,7 @@
       <w:pPr>
         <w:pStyle w:val="BodyText"/>
       </w:pPr>
+      <w:bookmarkStart w:id="49" w:name="eq-target-monitoring-update"/>
       <m:oMathPara>
         <m:oMathParaPr>
           <m:jc m:val="center"/>
@@ -7051,8 +7472,25 @@
               </m:sSub>
             </m:e>
           </m:acc>
+          <m:r>
+            <m:t>  </m:t>
+          </m:r>
+          <m:d>
+            <m:dPr>
+              <m:begChr m:val="("/>
+              <m:sepChr m:val=""/>
+              <m:endChr m:val=")"/>
+              <m:grow/>
+            </m:dPr>
+            <m:e>
+              <m:r>
+                <m:t>15</m:t>
+              </m:r>
+            </m:e>
+          </m:d>
         </m:oMath>
       </m:oMathPara>
+      <w:bookmarkEnd w:id="49"/>
     </w:p>
     <w:p>
       <w:pPr>
@@ -7091,13 +7529,28 @@
         <w:t xml:space="preserve"> </w:t>
       </w:r>
       <w:r>
-        <w:t xml:space="preserve">Tests that supply a film item are represented as cue-driven context reinstatement:</w:t>
+        <w:t xml:space="preserve">Tests that supply a film item are represented as cue-driven context reinstatement using the same feature-to-context input operation as</w:t>
+      </w:r>
+      <w:r>
+        <w:t xml:space="preserve"> </w:t>
+      </w:r>
+      <w:hyperlink w:anchor="eq-context-input">
+        <w:r>
+          <w:rPr>
+            <w:rStyle w:val="Hyperlink"/>
+          </w:rPr>
+          <w:t xml:space="preserve">Equation 3</w:t>
+        </w:r>
+      </w:hyperlink>
+      <w:r>
+        <w:t xml:space="preserve">:</w:t>
       </w:r>
     </w:p>
     <w:p>
       <w:pPr>
         <w:pStyle w:val="BodyText"/>
       </w:pPr>
+      <w:bookmarkStart w:id="50" w:name="eq-film-cue-input"/>
       <m:oMathPara>
         <m:oMathParaPr>
           <m:jc m:val="center"/>
@@ -7170,8 +7623,25 @@
               </m:r>
             </m:sub>
           </m:sSub>
+          <m:r>
+            <m:t>  </m:t>
+          </m:r>
+          <m:d>
+            <m:dPr>
+              <m:begChr m:val="("/>
+              <m:sepChr m:val=""/>
+              <m:endChr m:val=")"/>
+              <m:grow/>
+            </m:dPr>
+            <m:e>
+              <m:r>
+                <m:t>16</m:t>
+              </m:r>
+            </m:e>
+          </m:d>
         </m:oMath>
       </m:oMathPara>
+      <w:bookmarkEnd w:id="50"/>
     </w:p>
     <w:p>
       <w:pPr>
@@ -7181,8 +7651,8 @@
         <w:t xml:space="preserve">This cue is not a separate retrieval system; it is the same feature-to-context operation applied to a supplied film item.</w:t>
       </w:r>
     </w:p>
-    <w:bookmarkEnd w:id="36"/>
-    <w:bookmarkStart w:id="37" w:name="affective-context"/>
+    <w:bookmarkEnd w:id="51"/>
+    <w:bookmarkStart w:id="55" w:name="affective-context"/>
     <w:p>
       <w:pPr>
         <w:pStyle w:val="Heading2"/>
@@ -7416,6 +7886,7 @@
       <w:pPr>
         <w:pStyle w:val="BodyText"/>
       </w:pPr>
+      <w:bookmarkStart w:id="52" w:name="eq-aff-mfc-pre"/>
       <m:oMathPara>
         <m:oMathParaPr>
           <m:jc m:val="center"/>
@@ -7512,8 +7983,25 @@
               </m:r>
             </m:sub>
           </m:sSub>
+          <m:r>
+            <m:t>  </m:t>
+          </m:r>
+          <m:d>
+            <m:dPr>
+              <m:begChr m:val="("/>
+              <m:sepChr m:val=""/>
+              <m:endChr m:val=")"/>
+              <m:grow/>
+            </m:dPr>
+            <m:e>
+              <m:r>
+                <m:t>17</m:t>
+              </m:r>
+            </m:e>
+          </m:d>
         </m:oMath>
       </m:oMathPara>
+      <w:bookmarkEnd w:id="52"/>
     </w:p>
     <w:p>
       <w:pPr>
@@ -7527,6 +8015,7 @@
       <w:pPr>
         <w:pStyle w:val="BodyText"/>
       </w:pPr>
+      <w:bookmarkStart w:id="53" w:name="eq-aff-mcf-pre"/>
       <m:oMathPara>
         <m:oMathParaPr>
           <m:jc m:val="center"/>
@@ -7592,8 +8081,25 @@
           <m:r>
             <m:t>0</m:t>
           </m:r>
+          <m:r>
+            <m:t>  </m:t>
+          </m:r>
+          <m:d>
+            <m:dPr>
+              <m:begChr m:val="("/>
+              <m:sepChr m:val=""/>
+              <m:endChr m:val=")"/>
+              <m:grow/>
+            </m:dPr>
+            <m:e>
+              <m:r>
+                <m:t>18</m:t>
+              </m:r>
+            </m:e>
+          </m:d>
         </m:oMath>
       </m:oMathPara>
+      <w:bookmarkEnd w:id="53"/>
     </w:p>
     <w:p>
       <w:pPr>
@@ -7856,6 +8362,7 @@
       <w:pPr>
         <w:pStyle w:val="BodyText"/>
       </w:pPr>
+      <w:bookmarkStart w:id="54" w:name="eq-aff-mcf-learning"/>
       <m:oMathPara>
         <m:oMathParaPr>
           <m:jc m:val="center"/>
@@ -8009,8 +8516,25 @@
               </m:r>
             </m:sup>
           </m:sSubSup>
+          <m:r>
+            <m:t>  </m:t>
+          </m:r>
+          <m:d>
+            <m:dPr>
+              <m:begChr m:val="("/>
+              <m:sepChr m:val=""/>
+              <m:endChr m:val=")"/>
+              <m:grow/>
+            </m:dPr>
+            <m:e>
+              <m:r>
+                <m:t>19</m:t>
+              </m:r>
+            </m:e>
+          </m:d>
         </m:oMath>
       </m:oMathPara>
+      <w:bookmarkEnd w:id="54"/>
     </w:p>
     <w:p>
       <w:pPr>
@@ -8076,7 +8600,24 @@
         <w:t xml:space="preserve"> </w:t>
       </w:r>
       <w:r>
-        <w:t xml:space="preserve">When film and task items share the marked affective feature and affective context-to-feature learning is enabled, affective context can amplify competition beyond temporal proximity alone.</w:t>
+        <w:t xml:space="preserve">When film and task items share the marked affective feature and affective context-to-feature learning is enabled,</w:t>
+      </w:r>
+      <w:r>
+        <w:t xml:space="preserve"> </w:t>
+      </w:r>
+      <w:hyperlink w:anchor="eq-aff-mcf-learning">
+        <w:r>
+          <w:rPr>
+            <w:rStyle w:val="Hyperlink"/>
+          </w:rPr>
+          <w:t xml:space="preserve">Equation 19</w:t>
+        </w:r>
+      </w:hyperlink>
+      <w:r>
+        <w:t xml:space="preserve"> </w:t>
+      </w:r>
+      <w:r>
+        <w:t xml:space="preserve">can amplify competition beyond temporal proximity alone.</w:t>
       </w:r>
     </w:p>
     <w:p>
@@ -8093,9 +8634,9 @@
         <w:t xml:space="preserve">Because retrieval proceeds as a sequence of competitive samples terminated by a growing stop probability, task competitors can reduce film retrieval by winning individual retrieval competitions before search terminates.</w:t>
       </w:r>
     </w:p>
-    <w:bookmarkEnd w:id="37"/>
-    <w:bookmarkEnd w:id="38"/>
-    <w:bookmarkStart w:id="49" w:name="simulations"/>
+    <w:bookmarkEnd w:id="55"/>
+    <w:bookmarkEnd w:id="56"/>
+    <w:bookmarkStart w:id="67" w:name="simulations"/>
     <w:p>
       <w:pPr>
         <w:pStyle w:val="Heading1"/>
@@ -8130,7 +8671,7 @@
         <w:t xml:space="preserve">Each subsection specifies the core contrast, the primary readouts, and the main design decision still open at this stage.</w:t>
       </w:r>
     </w:p>
-    <w:bookmarkStart w:id="42" w:name="fig-interference-sweep-spc"/>
+    <w:bookmarkStart w:id="60" w:name="fig-interference-sweep-spc"/>
     <w:p>
       <w:pPr>
         <w:pStyle w:val="FigureTitle"/>
@@ -8174,18 +8715,18 @@
           <wp:inline>
             <wp:extent cx="5943600" cy="2214422"/>
             <wp:effectExtent b="0" l="0" r="0" t="0"/>
-            <wp:docPr descr="" title="" id="40" name="Picture"/>
+            <wp:docPr descr="" title="" id="58" name="Picture"/>
             <a:graphic>
               <a:graphicData uri="http://schemas.openxmlformats.org/drawingml/2006/picture">
                 <pic:pic>
                   <pic:nvPicPr>
-                    <pic:cNvPr descr="figures/interference_mcf_scale_delay16_fit_no_shared_support_side_by_side_spc.png" id="41" name="Picture"/>
+                    <pic:cNvPr descr="figures/interference_mcf_scale_delay16_fit_no_shared_support_side_by_side_spc.png" id="59" name="Picture"/>
                     <pic:cNvPicPr>
                       <a:picLocks noChangeArrowheads="1" noChangeAspect="1"/>
                     </pic:cNvPicPr>
                   </pic:nvPicPr>
                   <pic:blipFill>
-                    <a:blip r:embed="rId39"/>
+                    <a:blip r:embed="rId57"/>
                     <a:stretch>
                       <a:fillRect/>
                     </a:stretch>
@@ -8212,8 +8753,8 @@
         </w:drawing>
       </w:r>
     </w:p>
-    <w:bookmarkEnd w:id="42"/>
-    <w:bookmarkStart w:id="43" w:name="X6fcf3f39085e398ac9304fc9201661bcf62a397"/>
+    <w:bookmarkEnd w:id="60"/>
+    <w:bookmarkStart w:id="61" w:name="X6fcf3f39085e398ac9304fc9201661bcf62a397"/>
     <w:p>
       <w:pPr>
         <w:pStyle w:val="Heading2"/>
@@ -8296,8 +8837,8 @@
         <w:t xml:space="preserve">Those settings should be strong enough to create a retrieval-mode contrast but simple enough that Simulation 2 can still isolate the separate control mechanisms.</w:t>
       </w:r>
     </w:p>
-    <w:bookmarkEnd w:id="43"/>
-    <w:bookmarkStart w:id="44" w:name="Xc677d8ae7f532696a9d0dc1c16d289e7eda8c6a"/>
+    <w:bookmarkEnd w:id="61"/>
+    <w:bookmarkStart w:id="62" w:name="Xc677d8ae7f532696a9d0dc1c16d289e7eda8c6a"/>
     <w:p>
       <w:pPr>
         <w:pStyle w:val="Heading2"/>
@@ -8425,8 +8966,8 @@
         <w:t xml:space="preserve">The introduction currently emphasizes film-directed cueing and sharper selection more strongly than rejected-recall updating.</w:t>
       </w:r>
     </w:p>
-    <w:bookmarkEnd w:id="44"/>
-    <w:bookmarkStart w:id="45" w:name="Xd8f441f3cd8f126ee70b8b553c70cb32891d979"/>
+    <w:bookmarkEnd w:id="62"/>
+    <w:bookmarkStart w:id="63" w:name="Xd8f441f3cd8f126ee70b8b553c70cb32891d979"/>
     <w:p>
       <w:pPr>
         <w:pStyle w:val="Heading2"/>
@@ -8515,8 +9056,8 @@
         <w:t xml:space="preserve">Candidates include task-phase drift, break/filler drift, reminder strength, and affective matching, but the section needs one main contrast and any others should be clearly secondary.</w:t>
       </w:r>
     </w:p>
-    <w:bookmarkEnd w:id="45"/>
-    <w:bookmarkStart w:id="46" w:name="Xb79b6d9c7815cdfa2786fb98ac16b20d71daf8e"/>
+    <w:bookmarkEnd w:id="63"/>
+    <w:bookmarkStart w:id="64" w:name="Xb79b6d9c7815cdfa2786fb98ac16b20d71daf8e"/>
     <w:p>
       <w:pPr>
         <w:pStyle w:val="Heading2"/>
@@ -8581,8 +9122,8 @@
         <w:t xml:space="preserve">Open specification: Decide whether the main comparison is zero/weak reminder reinstatement versus strong reminder reinstatement, a reminder-strength sweep, a delay/drift sweep, or a compact factorial combination.</w:t>
       </w:r>
     </w:p>
-    <w:bookmarkEnd w:id="46"/>
-    <w:bookmarkStart w:id="47" w:name="Xa3f451a9d82748e70976ed4f14c9634de5024b1"/>
+    <w:bookmarkEnd w:id="64"/>
+    <w:bookmarkStart w:id="65" w:name="Xa3f451a9d82748e70976ed4f14c9634de5024b1"/>
     <w:p>
       <w:pPr>
         <w:pStyle w:val="Heading2"/>
@@ -8659,8 +9200,8 @@
         <w:t xml:space="preserve">If the mapping remains qualitative, this material belongs in the discussion rather than as a numbered simulation.</w:t>
       </w:r>
     </w:p>
-    <w:bookmarkEnd w:id="47"/>
-    <w:bookmarkStart w:id="48" w:name="Xd899c74baf6ef599438daabd3dfd1a19bfff423"/>
+    <w:bookmarkEnd w:id="65"/>
+    <w:bookmarkStart w:id="66" w:name="Xd899c74baf6ef599438daabd3dfd1a19bfff423"/>
     <w:p>
       <w:pPr>
         <w:pStyle w:val="Heading2"/>
@@ -8725,9 +9266,9 @@
         <w:t xml:space="preserve">Open specification: Decide whether this section earns its own simulation or should be folded into Simulation 5 as one point on the retrieval-support continuum.</w:t>
       </w:r>
     </w:p>
-    <w:bookmarkEnd w:id="48"/>
-    <w:bookmarkEnd w:id="49"/>
-    <w:bookmarkStart w:id="50" w:name="general-discussion"/>
+    <w:bookmarkEnd w:id="66"/>
+    <w:bookmarkEnd w:id="67"/>
+    <w:bookmarkStart w:id="68" w:name="general-discussion"/>
     <w:p>
       <w:pPr>
         <w:pStyle w:val="Heading1"/>
@@ -8736,8 +9277,8 @@
         <w:t xml:space="preserve">General Discussion</w:t>
       </w:r>
     </w:p>
-    <w:bookmarkEnd w:id="50"/>
-    <w:bookmarkStart w:id="121" w:name="references"/>
+    <w:bookmarkEnd w:id="68"/>
+    <w:bookmarkStart w:id="139" w:name="references"/>
     <w:p>
       <w:pPr>
         <w:pStyle w:val="Heading1"/>
@@ -8746,8 +9287,8 @@
         <w:t xml:space="preserve">References</w:t>
       </w:r>
     </w:p>
-    <w:bookmarkStart w:id="120" w:name="refs"/>
-    <w:bookmarkStart w:id="52" w:name="ref-asselbergs2023systematic"/>
+    <w:bookmarkStart w:id="138" w:name="refs"/>
+    <w:bookmarkStart w:id="70" w:name="ref-asselbergs2023systematic"/>
     <w:p>
       <w:pPr>
         <w:pStyle w:val="Bibliography"/>
@@ -8784,7 +9325,7 @@
       <w:r>
         <w:t xml:space="preserve"> </w:t>
       </w:r>
-      <w:hyperlink r:id="rId51">
+      <w:hyperlink r:id="rId69">
         <w:r>
           <w:rPr>
             <w:rStyle w:val="Hyperlink"/>
@@ -8793,8 +9334,8 @@
         </w:r>
       </w:hyperlink>
     </w:p>
-    <w:bookmarkEnd w:id="52"/>
-    <w:bookmarkStart w:id="54" w:name="ref-brewin2014episodic"/>
+    <w:bookmarkEnd w:id="70"/>
+    <w:bookmarkStart w:id="72" w:name="ref-brewin2014episodic"/>
     <w:p>
       <w:pPr>
         <w:pStyle w:val="Bibliography"/>
@@ -8831,7 +9372,7 @@
       <w:r>
         <w:t xml:space="preserve"> </w:t>
       </w:r>
-      <w:hyperlink r:id="rId53">
+      <w:hyperlink r:id="rId71">
         <w:r>
           <w:rPr>
             <w:rStyle w:val="Hyperlink"/>
@@ -8840,8 +9381,8 @@
         </w:r>
       </w:hyperlink>
     </w:p>
-    <w:bookmarkEnd w:id="54"/>
-    <w:bookmarkStart w:id="56" w:name="ref-brewin1996dual"/>
+    <w:bookmarkEnd w:id="72"/>
+    <w:bookmarkStart w:id="74" w:name="ref-brewin1996dual"/>
     <w:p>
       <w:pPr>
         <w:pStyle w:val="Bibliography"/>
@@ -8878,7 +9419,7 @@
       <w:r>
         <w:t xml:space="preserve"> </w:t>
       </w:r>
-      <w:hyperlink r:id="rId55">
+      <w:hyperlink r:id="rId73">
         <w:r>
           <w:rPr>
             <w:rStyle w:val="Hyperlink"/>
@@ -8887,8 +9428,8 @@
         </w:r>
       </w:hyperlink>
     </w:p>
-    <w:bookmarkEnd w:id="56"/>
-    <w:bookmarkStart w:id="58" w:name="ref-brewin2010intrusive"/>
+    <w:bookmarkEnd w:id="74"/>
+    <w:bookmarkStart w:id="76" w:name="ref-brewin2010intrusive"/>
     <w:p>
       <w:pPr>
         <w:pStyle w:val="Bibliography"/>
@@ -8925,7 +9466,7 @@
       <w:r>
         <w:t xml:space="preserve"> </w:t>
       </w:r>
-      <w:hyperlink r:id="rId57">
+      <w:hyperlink r:id="rId75">
         <w:r>
           <w:rPr>
             <w:rStyle w:val="Hyperlink"/>
@@ -8934,8 +9475,8 @@
         </w:r>
       </w:hyperlink>
     </w:p>
-    <w:bookmarkEnd w:id="58"/>
-    <w:bookmarkStart w:id="60" w:name="ref-cohen2022memory"/>
+    <w:bookmarkEnd w:id="76"/>
+    <w:bookmarkStart w:id="78" w:name="ref-cohen2022memory"/>
     <w:p>
       <w:pPr>
         <w:pStyle w:val="Bibliography"/>
@@ -8972,7 +9513,7 @@
       <w:r>
         <w:t xml:space="preserve"> </w:t>
       </w:r>
-      <w:hyperlink r:id="rId59">
+      <w:hyperlink r:id="rId77">
         <w:r>
           <w:rPr>
             <w:rStyle w:val="Hyperlink"/>
@@ -8981,8 +9522,8 @@
         </w:r>
       </w:hyperlink>
     </w:p>
-    <w:bookmarkEnd w:id="60"/>
-    <w:bookmarkStart w:id="62" w:name="ref-deeprose2012imagery"/>
+    <w:bookmarkEnd w:id="78"/>
+    <w:bookmarkStart w:id="80" w:name="ref-deeprose2012imagery"/>
     <w:p>
       <w:pPr>
         <w:pStyle w:val="Bibliography"/>
@@ -9019,7 +9560,7 @@
       <w:r>
         <w:t xml:space="preserve"> </w:t>
       </w:r>
-      <w:hyperlink r:id="rId61">
+      <w:hyperlink r:id="rId79">
         <w:r>
           <w:rPr>
             <w:rStyle w:val="Hyperlink"/>
@@ -9028,8 +9569,8 @@
         </w:r>
       </w:hyperlink>
     </w:p>
-    <w:bookmarkEnd w:id="62"/>
-    <w:bookmarkStart w:id="63" w:name="ref-dupertuys2026ukraine"/>
+    <w:bookmarkEnd w:id="80"/>
+    <w:bookmarkStart w:id="81" w:name="ref-dupertuys2026ukraine"/>
     <w:p>
       <w:pPr>
         <w:pStyle w:val="Bibliography"/>
@@ -9065,8 +9606,8 @@
         <w:t xml:space="preserve">.</w:t>
       </w:r>
     </w:p>
-    <w:bookmarkEnd w:id="63"/>
-    <w:bookmarkStart w:id="65" w:name="ref-ehlers2000cognitive"/>
+    <w:bookmarkEnd w:id="81"/>
+    <w:bookmarkStart w:id="83" w:name="ref-ehlers2000cognitive"/>
     <w:p>
       <w:pPr>
         <w:pStyle w:val="Bibliography"/>
@@ -9103,7 +9644,7 @@
       <w:r>
         <w:t xml:space="preserve"> </w:t>
       </w:r>
-      <w:hyperlink r:id="rId64">
+      <w:hyperlink r:id="rId82">
         <w:r>
           <w:rPr>
             <w:rStyle w:val="Hyperlink"/>
@@ -9112,8 +9653,8 @@
         </w:r>
       </w:hyperlink>
     </w:p>
-    <w:bookmarkEnd w:id="65"/>
-    <w:bookmarkStart w:id="67" w:name="ref-holmes2008inducing"/>
+    <w:bookmarkEnd w:id="83"/>
+    <w:bookmarkStart w:id="85" w:name="ref-holmes2008inducing"/>
     <w:p>
       <w:pPr>
         <w:pStyle w:val="Bibliography"/>
@@ -9150,7 +9691,7 @@
       <w:r>
         <w:t xml:space="preserve"> </w:t>
       </w:r>
-      <w:hyperlink r:id="rId66">
+      <w:hyperlink r:id="rId84">
         <w:r>
           <w:rPr>
             <w:rStyle w:val="Hyperlink"/>
@@ -9159,8 +9700,8 @@
         </w:r>
       </w:hyperlink>
     </w:p>
-    <w:bookmarkEnd w:id="67"/>
-    <w:bookmarkStart w:id="69" w:name="ref-holmes2004trauma"/>
+    <w:bookmarkEnd w:id="85"/>
+    <w:bookmarkStart w:id="87" w:name="ref-holmes2004trauma"/>
     <w:p>
       <w:pPr>
         <w:pStyle w:val="Bibliography"/>
@@ -9197,7 +9738,7 @@
       <w:r>
         <w:t xml:space="preserve"> </w:t>
       </w:r>
-      <w:hyperlink r:id="rId68">
+      <w:hyperlink r:id="rId86">
         <w:r>
           <w:rPr>
             <w:rStyle w:val="Hyperlink"/>
@@ -9206,8 +9747,8 @@
         </w:r>
       </w:hyperlink>
     </w:p>
-    <w:bookmarkEnd w:id="69"/>
-    <w:bookmarkStart w:id="71" w:name="ref-holmes2009can"/>
+    <w:bookmarkEnd w:id="87"/>
+    <w:bookmarkStart w:id="89" w:name="ref-holmes2009can"/>
     <w:p>
       <w:pPr>
         <w:pStyle w:val="Bibliography"/>
@@ -9256,7 +9797,7 @@
       <w:r>
         <w:t xml:space="preserve"> </w:t>
       </w:r>
-      <w:hyperlink r:id="rId70">
+      <w:hyperlink r:id="rId88">
         <w:r>
           <w:rPr>
             <w:rStyle w:val="Hyperlink"/>
@@ -9265,8 +9806,8 @@
         </w:r>
       </w:hyperlink>
     </w:p>
-    <w:bookmarkEnd w:id="71"/>
-    <w:bookmarkStart w:id="73" w:name="ref-holmes2010key"/>
+    <w:bookmarkEnd w:id="89"/>
+    <w:bookmarkStart w:id="91" w:name="ref-holmes2010key"/>
     <w:p>
       <w:pPr>
         <w:pStyle w:val="Bibliography"/>
@@ -9324,7 +9865,7 @@
       <w:r>
         <w:t xml:space="preserve"> </w:t>
       </w:r>
-      <w:hyperlink r:id="rId72">
+      <w:hyperlink r:id="rId90">
         <w:r>
           <w:rPr>
             <w:rStyle w:val="Hyperlink"/>
@@ -9333,8 +9874,8 @@
         </w:r>
       </w:hyperlink>
     </w:p>
-    <w:bookmarkEnd w:id="73"/>
-    <w:bookmarkStart w:id="75" w:name="ref-horsch2017reducing"/>
+    <w:bookmarkEnd w:id="91"/>
+    <w:bookmarkStart w:id="93" w:name="ref-horsch2017reducing"/>
     <w:p>
       <w:pPr>
         <w:pStyle w:val="Bibliography"/>
@@ -9371,7 +9912,7 @@
       <w:r>
         <w:t xml:space="preserve"> </w:t>
       </w:r>
-      <w:hyperlink r:id="rId74">
+      <w:hyperlink r:id="rId92">
         <w:r>
           <w:rPr>
             <w:rStyle w:val="Hyperlink"/>
@@ -9380,8 +9921,8 @@
         </w:r>
       </w:hyperlink>
     </w:p>
-    <w:bookmarkEnd w:id="75"/>
-    <w:bookmarkStart w:id="77" w:name="ref-howard2002distributed"/>
+    <w:bookmarkEnd w:id="93"/>
+    <w:bookmarkStart w:id="95" w:name="ref-howard2002distributed"/>
     <w:p>
       <w:pPr>
         <w:pStyle w:val="Bibliography"/>
@@ -9418,7 +9959,7 @@
       <w:r>
         <w:t xml:space="preserve"> </w:t>
       </w:r>
-      <w:hyperlink r:id="rId76">
+      <w:hyperlink r:id="rId94">
         <w:r>
           <w:rPr>
             <w:rStyle w:val="Hyperlink"/>
@@ -9427,8 +9968,8 @@
         </w:r>
       </w:hyperlink>
     </w:p>
-    <w:bookmarkEnd w:id="77"/>
-    <w:bookmarkStart w:id="78" w:name="ref-howard2008persistence"/>
+    <w:bookmarkEnd w:id="95"/>
+    <w:bookmarkStart w:id="96" w:name="ref-howard2008persistence"/>
     <w:p>
       <w:pPr>
         <w:pStyle w:val="Bibliography"/>
@@ -9463,8 +10004,8 @@
         <w:t xml:space="preserve">(1), 58–63.</w:t>
       </w:r>
     </w:p>
-    <w:bookmarkEnd w:id="78"/>
-    <w:bookmarkStart w:id="80" w:name="ref-iyadurai2018preventing"/>
+    <w:bookmarkEnd w:id="96"/>
+    <w:bookmarkStart w:id="98" w:name="ref-iyadurai2018preventing"/>
     <w:p>
       <w:pPr>
         <w:pStyle w:val="Bibliography"/>
@@ -9513,7 +10054,7 @@
       <w:r>
         <w:t xml:space="preserve"> </w:t>
       </w:r>
-      <w:hyperlink r:id="rId79">
+      <w:hyperlink r:id="rId97">
         <w:r>
           <w:rPr>
             <w:rStyle w:val="Hyperlink"/>
@@ -9522,8 +10063,8 @@
         </w:r>
       </w:hyperlink>
     </w:p>
-    <w:bookmarkEnd w:id="80"/>
-    <w:bookmarkStart w:id="82" w:name="ref-iyadurai2019intrusive"/>
+    <w:bookmarkEnd w:id="98"/>
+    <w:bookmarkStart w:id="100" w:name="ref-iyadurai2019intrusive"/>
     <w:p>
       <w:pPr>
         <w:pStyle w:val="Bibliography"/>
@@ -9560,7 +10101,7 @@
       <w:r>
         <w:t xml:space="preserve"> </w:t>
       </w:r>
-      <w:hyperlink r:id="rId81">
+      <w:hyperlink r:id="rId99">
         <w:r>
           <w:rPr>
             <w:rStyle w:val="Hyperlink"/>
@@ -9569,8 +10110,8 @@
         </w:r>
       </w:hyperlink>
     </w:p>
-    <w:bookmarkEnd w:id="82"/>
-    <w:bookmarkStart w:id="84" w:name="ref-james2015computer"/>
+    <w:bookmarkEnd w:id="100"/>
+    <w:bookmarkStart w:id="102" w:name="ref-james2015computer"/>
     <w:p>
       <w:pPr>
         <w:pStyle w:val="Bibliography"/>
@@ -9607,7 +10148,7 @@
       <w:r>
         <w:t xml:space="preserve"> </w:t>
       </w:r>
-      <w:hyperlink r:id="rId83">
+      <w:hyperlink r:id="rId101">
         <w:r>
           <w:rPr>
             <w:rStyle w:val="Hyperlink"/>
@@ -9616,8 +10157,8 @@
         </w:r>
       </w:hyperlink>
     </w:p>
-    <w:bookmarkEnd w:id="84"/>
-    <w:bookmarkStart w:id="86" w:name="ref-james2016trauma"/>
+    <w:bookmarkEnd w:id="102"/>
+    <w:bookmarkStart w:id="104" w:name="ref-james2016trauma"/>
     <w:p>
       <w:pPr>
         <w:pStyle w:val="Bibliography"/>
@@ -9654,7 +10195,7 @@
       <w:r>
         <w:t xml:space="preserve"> </w:t>
       </w:r>
-      <w:hyperlink r:id="rId85">
+      <w:hyperlink r:id="rId103">
         <w:r>
           <w:rPr>
             <w:rStyle w:val="Hyperlink"/>
@@ -9663,8 +10204,8 @@
         </w:r>
       </w:hyperlink>
     </w:p>
-    <w:bookmarkEnd w:id="86"/>
-    <w:bookmarkStart w:id="87" w:name="ref-kahana1996associative"/>
+    <w:bookmarkEnd w:id="104"/>
+    <w:bookmarkStart w:id="105" w:name="ref-kahana1996associative"/>
     <w:p>
       <w:pPr>
         <w:pStyle w:val="Bibliography"/>
@@ -9699,8 +10240,8 @@
         <w:t xml:space="preserve">(1), 103–109.</w:t>
       </w:r>
     </w:p>
-    <w:bookmarkEnd w:id="87"/>
-    <w:bookmarkStart w:id="89" w:name="ref-kanstrup2021single"/>
+    <w:bookmarkEnd w:id="105"/>
+    <w:bookmarkStart w:id="107" w:name="ref-kanstrup2021single"/>
     <w:p>
       <w:pPr>
         <w:pStyle w:val="Bibliography"/>
@@ -9737,7 +10278,7 @@
       <w:r>
         <w:t xml:space="preserve"> </w:t>
       </w:r>
-      <w:hyperlink r:id="rId88">
+      <w:hyperlink r:id="rId106">
         <w:r>
           <w:rPr>
             <w:rStyle w:val="Hyperlink"/>
@@ -9746,8 +10287,8 @@
         </w:r>
       </w:hyperlink>
     </w:p>
-    <w:bookmarkEnd w:id="89"/>
-    <w:bookmarkStart w:id="91" w:name="ref-kessler2020visuospatial"/>
+    <w:bookmarkEnd w:id="107"/>
+    <w:bookmarkStart w:id="109" w:name="ref-kessler2020visuospatial"/>
     <w:p>
       <w:pPr>
         <w:pStyle w:val="Bibliography"/>
@@ -9784,7 +10325,7 @@
       <w:r>
         <w:t xml:space="preserve"> </w:t>
       </w:r>
-      <w:hyperlink r:id="rId90">
+      <w:hyperlink r:id="rId108">
         <w:r>
           <w:rPr>
             <w:rStyle w:val="Hyperlink"/>
@@ -9793,8 +10334,8 @@
         </w:r>
       </w:hyperlink>
     </w:p>
-    <w:bookmarkEnd w:id="91"/>
-    <w:bookmarkStart w:id="93" w:name="ref-kindt2009beyond"/>
+    <w:bookmarkEnd w:id="109"/>
+    <w:bookmarkStart w:id="111" w:name="ref-kindt2009beyond"/>
     <w:p>
       <w:pPr>
         <w:pStyle w:val="Bibliography"/>
@@ -9831,7 +10372,7 @@
       <w:r>
         <w:t xml:space="preserve"> </w:t>
       </w:r>
-      <w:hyperlink r:id="rId92">
+      <w:hyperlink r:id="rId110">
         <w:r>
           <w:rPr>
             <w:rStyle w:val="Hyperlink"/>
@@ -9840,8 +10381,8 @@
         </w:r>
       </w:hyperlink>
     </w:p>
-    <w:bookmarkEnd w:id="93"/>
-    <w:bookmarkStart w:id="95" w:name="ref-krans2009intrusive"/>
+    <w:bookmarkEnd w:id="111"/>
+    <w:bookmarkStart w:id="113" w:name="ref-krans2009intrusive"/>
     <w:p>
       <w:pPr>
         <w:pStyle w:val="Bibliography"/>
@@ -9878,7 +10419,7 @@
       <w:r>
         <w:t xml:space="preserve"> </w:t>
       </w:r>
-      <w:hyperlink r:id="rId94">
+      <w:hyperlink r:id="rId112">
         <w:r>
           <w:rPr>
             <w:rStyle w:val="Hyperlink"/>
@@ -9887,8 +10428,8 @@
         </w:r>
       </w:hyperlink>
     </w:p>
-    <w:bookmarkEnd w:id="95"/>
-    <w:bookmarkStart w:id="97" w:name="ref-lau2019intrusive"/>
+    <w:bookmarkEnd w:id="113"/>
+    <w:bookmarkStart w:id="115" w:name="ref-lau2019intrusive"/>
     <w:p>
       <w:pPr>
         <w:pStyle w:val="Bibliography"/>
@@ -9925,7 +10466,7 @@
       <w:r>
         <w:t xml:space="preserve"> </w:t>
       </w:r>
-      <w:hyperlink r:id="rId96">
+      <w:hyperlink r:id="rId114">
         <w:r>
           <w:rPr>
             <w:rStyle w:val="Hyperlink"/>
@@ -9934,8 +10475,8 @@
         </w:r>
       </w:hyperlink>
     </w:p>
-    <w:bookmarkEnd w:id="97"/>
-    <w:bookmarkStart w:id="99" w:name="ref-lau2021selectively"/>
+    <w:bookmarkEnd w:id="115"/>
+    <w:bookmarkStart w:id="117" w:name="ref-lau2021selectively"/>
     <w:p>
       <w:pPr>
         <w:pStyle w:val="Bibliography"/>
@@ -9972,7 +10513,7 @@
       <w:r>
         <w:t xml:space="preserve"> </w:t>
       </w:r>
-      <w:hyperlink r:id="rId98">
+      <w:hyperlink r:id="rId116">
         <w:r>
           <w:rPr>
             <w:rStyle w:val="Hyperlink"/>
@@ -9981,8 +10522,8 @@
         </w:r>
       </w:hyperlink>
     </w:p>
-    <w:bookmarkEnd w:id="99"/>
-    <w:bookmarkStart w:id="101" w:name="ref-lohnas2015expanding"/>
+    <w:bookmarkEnd w:id="117"/>
+    <w:bookmarkStart w:id="119" w:name="ref-lohnas2015expanding"/>
     <w:p>
       <w:pPr>
         <w:pStyle w:val="Bibliography"/>
@@ -10019,7 +10560,7 @@
       <w:r>
         <w:t xml:space="preserve"> </w:t>
       </w:r>
-      <w:hyperlink r:id="rId100">
+      <w:hyperlink r:id="rId118">
         <w:r>
           <w:rPr>
             <w:rStyle w:val="Hyperlink"/>
@@ -10028,8 +10569,8 @@
         </w:r>
       </w:hyperlink>
     </w:p>
-    <w:bookmarkEnd w:id="101"/>
-    <w:bookmarkStart w:id="103" w:name="ref-polyn2009context"/>
+    <w:bookmarkEnd w:id="119"/>
+    <w:bookmarkStart w:id="121" w:name="ref-polyn2009context"/>
     <w:p>
       <w:pPr>
         <w:pStyle w:val="Bibliography"/>
@@ -10066,7 +10607,7 @@
       <w:r>
         <w:t xml:space="preserve"> </w:t>
       </w:r>
-      <w:hyperlink r:id="rId102">
+      <w:hyperlink r:id="rId120">
         <w:r>
           <w:rPr>
             <w:rStyle w:val="Hyperlink"/>
@@ -10075,8 +10616,8 @@
         </w:r>
       </w:hyperlink>
     </w:p>
-    <w:bookmarkEnd w:id="103"/>
-    <w:bookmarkStart w:id="105" w:name="ref-polyn2009task"/>
+    <w:bookmarkEnd w:id="121"/>
+    <w:bookmarkStart w:id="123" w:name="ref-polyn2009task"/>
     <w:p>
       <w:pPr>
         <w:pStyle w:val="Bibliography"/>
@@ -10113,7 +10654,7 @@
       <w:r>
         <w:t xml:space="preserve"> </w:t>
       </w:r>
-      <w:hyperlink r:id="rId104">
+      <w:hyperlink r:id="rId122">
         <w:r>
           <w:rPr>
             <w:rStyle w:val="Hyperlink"/>
@@ -10122,8 +10663,8 @@
         </w:r>
       </w:hyperlink>
     </w:p>
-    <w:bookmarkEnd w:id="105"/>
-    <w:bookmarkStart w:id="107" w:name="ref-sederberg2011human"/>
+    <w:bookmarkEnd w:id="123"/>
+    <w:bookmarkStart w:id="125" w:name="ref-sederberg2011human"/>
     <w:p>
       <w:pPr>
         <w:pStyle w:val="Bibliography"/>
@@ -10160,7 +10701,7 @@
       <w:r>
         <w:t xml:space="preserve"> </w:t>
       </w:r>
-      <w:hyperlink r:id="rId106">
+      <w:hyperlink r:id="rId124">
         <w:r>
           <w:rPr>
             <w:rStyle w:val="Hyperlink"/>
@@ -10169,8 +10710,8 @@
         </w:r>
       </w:hyperlink>
     </w:p>
-    <w:bookmarkEnd w:id="107"/>
-    <w:bookmarkStart w:id="109" w:name="ref-sederberg2008context"/>
+    <w:bookmarkEnd w:id="125"/>
+    <w:bookmarkStart w:id="127" w:name="ref-sederberg2008context"/>
     <w:p>
       <w:pPr>
         <w:pStyle w:val="Bibliography"/>
@@ -10207,7 +10748,7 @@
       <w:r>
         <w:t xml:space="preserve"> </w:t>
       </w:r>
-      <w:hyperlink r:id="rId108">
+      <w:hyperlink r:id="rId126">
         <w:r>
           <w:rPr>
             <w:rStyle w:val="Hyperlink"/>
@@ -10216,8 +10757,8 @@
         </w:r>
       </w:hyperlink>
     </w:p>
-    <w:bookmarkEnd w:id="109"/>
-    <w:bookmarkStart w:id="111" w:name="ref-talmi2019retrieved"/>
+    <w:bookmarkEnd w:id="127"/>
+    <w:bookmarkStart w:id="129" w:name="ref-talmi2019retrieved"/>
     <w:p>
       <w:pPr>
         <w:pStyle w:val="Bibliography"/>
@@ -10254,7 +10795,7 @@
       <w:r>
         <w:t xml:space="preserve"> </w:t>
       </w:r>
-      <w:hyperlink r:id="rId110">
+      <w:hyperlink r:id="rId128">
         <w:r>
           <w:rPr>
             <w:rStyle w:val="Hyperlink"/>
@@ -10263,8 +10804,8 @@
         </w:r>
       </w:hyperlink>
     </w:p>
-    <w:bookmarkEnd w:id="111"/>
-    <w:bookmarkStart w:id="113" w:name="ref-varma2024experimental"/>
+    <w:bookmarkEnd w:id="129"/>
+    <w:bookmarkStart w:id="131" w:name="ref-varma2024experimental"/>
     <w:p>
       <w:pPr>
         <w:pStyle w:val="Bibliography"/>
@@ -10301,7 +10842,7 @@
       <w:r>
         <w:t xml:space="preserve"> </w:t>
       </w:r>
-      <w:hyperlink r:id="rId112">
+      <w:hyperlink r:id="rId130">
         <w:r>
           <w:rPr>
             <w:rStyle w:val="Hyperlink"/>
@@ -10310,8 +10851,8 @@
         </w:r>
       </w:hyperlink>
     </w:p>
-    <w:bookmarkEnd w:id="113"/>
-    <w:bookmarkStart w:id="115" w:name="ref-wessel2025evidence"/>
+    <w:bookmarkEnd w:id="131"/>
+    <w:bookmarkStart w:id="133" w:name="ref-wessel2025evidence"/>
     <w:p>
       <w:pPr>
         <w:pStyle w:val="Bibliography"/>
@@ -10360,7 +10901,7 @@
       <w:r>
         <w:t xml:space="preserve"> </w:t>
       </w:r>
-      <w:hyperlink r:id="rId114">
+      <w:hyperlink r:id="rId132">
         <w:r>
           <w:rPr>
             <w:rStyle w:val="Hyperlink"/>
@@ -10369,8 +10910,8 @@
         </w:r>
       </w:hyperlink>
     </w:p>
-    <w:bookmarkEnd w:id="115"/>
-    <w:bookmarkStart w:id="117" w:name="ref-yonelinas2019contextual"/>
+    <w:bookmarkEnd w:id="133"/>
+    <w:bookmarkStart w:id="135" w:name="ref-yonelinas2019contextual"/>
     <w:p>
       <w:pPr>
         <w:pStyle w:val="Bibliography"/>
@@ -10407,7 +10948,7 @@
       <w:r>
         <w:t xml:space="preserve"> </w:t>
       </w:r>
-      <w:hyperlink r:id="rId116">
+      <w:hyperlink r:id="rId134">
         <w:r>
           <w:rPr>
             <w:rStyle w:val="Hyperlink"/>
@@ -10416,8 +10957,8 @@
         </w:r>
       </w:hyperlink>
     </w:p>
-    <w:bookmarkEnd w:id="117"/>
-    <w:bookmarkStart w:id="119" w:name="ref-zaromb2006temporal"/>
+    <w:bookmarkEnd w:id="135"/>
+    <w:bookmarkStart w:id="137" w:name="ref-zaromb2006temporal"/>
     <w:p>
       <w:pPr>
         <w:pStyle w:val="Bibliography"/>
@@ -10454,7 +10995,7 @@
       <w:r>
         <w:t xml:space="preserve"> </w:t>
       </w:r>
-      <w:hyperlink r:id="rId118">
+      <w:hyperlink r:id="rId136">
         <w:r>
           <w:rPr>
             <w:rStyle w:val="Hyperlink"/>
@@ -10463,9 +11004,9 @@
         </w:r>
       </w:hyperlink>
     </w:p>
-    <w:bookmarkEnd w:id="119"/>
-    <w:bookmarkEnd w:id="120"/>
-    <w:bookmarkEnd w:id="121"/>
+    <w:bookmarkEnd w:id="137"/>
+    <w:bookmarkEnd w:id="138"/>
+    <w:bookmarkEnd w:id="139"/>
     <w:sectPr>
       <w:headerReference r:id="rId9" w:type="even"/>
       <w:headerReference r:id="rId11" w:type="default"/>

--- a/docs/index.docx
+++ b/docs/index.docx
@@ -1935,7 +1935,7 @@
       </w:r>
     </w:p>
     <w:bookmarkEnd w:id="29"/>
-    <w:bookmarkStart w:id="56" w:name="model-specification"/>
+    <w:bookmarkStart w:id="54" w:name="model-specification"/>
     <w:p>
       <w:pPr>
         <w:pStyle w:val="Heading1"/>
@@ -5671,1182 +5671,7 @@
       </w:r>
     </w:p>
     <w:bookmarkEnd w:id="45"/>
-    <w:bookmarkStart w:id="47" w:name="paradigm-phases-and-settings"/>
-    <w:p>
-      <w:pPr>
-        <w:pStyle w:val="Heading2"/>
-      </w:pPr>
-      <w:r>
-        <w:t xml:space="preserve">Paradigm Phases and Settings</w:t>
-      </w:r>
-    </w:p>
-    <w:p>
-      <w:pPr>
-        <w:pStyle w:val="FirstParagraph"/>
-      </w:pPr>
-      <w:r>
-        <w:t xml:space="preserve">The selective-interference paradigm configures the drift term in</w:t>
-      </w:r>
-      <w:r>
-        <w:t xml:space="preserve"> </w:t>
-      </w:r>
-      <w:hyperlink w:anchor="eq-context-update">
-        <w:r>
-          <w:rPr>
-            <w:rStyle w:val="Hyperlink"/>
-          </w:rPr>
-          <w:t xml:space="preserve">Equation 4</w:t>
-        </w:r>
-      </w:hyperlink>
-      <w:r>
-        <w:t xml:space="preserve">, the learning scale in</w:t>
-      </w:r>
-      <w:r>
-        <w:t xml:space="preserve"> </w:t>
-      </w:r>
-      <w:hyperlink w:anchor="eq-mcf-learning">
-        <w:r>
-          <w:rPr>
-            <w:rStyle w:val="Hyperlink"/>
-          </w:rPr>
-          <w:t xml:space="preserve">Equation 8</w:t>
-        </w:r>
-      </w:hyperlink>
-      <w:r>
-        <w:t xml:space="preserve">, and the retrieval-control settings applied to the sampling process.</w:t>
-      </w:r>
-      <w:r>
-        <w:t xml:space="preserve"> </w:t>
-      </w:r>
-      <w:hyperlink w:anchor="tbl-paradigm-settings">
-        <w:r>
-          <w:rPr>
-            <w:rStyle w:val="Hyperlink"/>
-          </w:rPr>
-          <w:t xml:space="preserve">Table 2</w:t>
-        </w:r>
-      </w:hyperlink>
-      <w:r>
-        <w:t xml:space="preserve"> </w:t>
-      </w:r>
-      <w:r>
-        <w:t xml:space="preserve">summarizes the settings used by the simulations.</w:t>
-      </w:r>
-    </w:p>
-    <w:bookmarkStart w:id="46" w:name="tbl-paradigm-settings"/>
-    <w:p>
-      <w:pPr>
-        <w:pStyle w:val="FigureTitle"/>
-      </w:pPr>
-      <w:r>
-        <w:t xml:space="preserve">Table 2</w:t>
-      </w:r>
-    </w:p>
-    <w:p>
-      <w:pPr>
-        <w:pStyle w:val="Caption"/>
-      </w:pPr>
-      <w:r>
-        <w:t xml:space="preserve">Paradigm phase and retrieval settings.</w:t>
-      </w:r>
-      <w:r>
-        <w:t xml:space="preserve"> </w:t>
-      </w:r>
-      <w:r>
-        <w:t xml:space="preserve">Drift scales multiply their base rates and are clipped to</w:t>
-      </w:r>
-      <w:r>
-        <w:t xml:space="preserve"> </w:t>
-      </w:r>
-      <m:oMath>
-        <m:d>
-          <m:dPr>
-            <m:begChr m:val="["/>
-            <m:sepChr m:val=""/>
-            <m:endChr m:val="]"/>
-            <m:grow/>
-          </m:dPr>
-          <m:e>
-            <m:r>
-              <m:t>0</m:t>
-            </m:r>
-            <m:r>
-              <m:rPr>
-                <m:sty m:val="p"/>
-              </m:rPr>
-              <m:t>,</m:t>
-            </m:r>
-            <m:r>
-              <m:t>1</m:t>
-            </m:r>
-          </m:e>
-        </m:d>
-      </m:oMath>
-      <w:r>
-        <w:t xml:space="preserve">.</w:t>
-      </w:r>
-    </w:p>
-    <w:tbl>
-      <w:tblPr>
-        <w:tblStyle w:val="Table"/>
-        <w:tblW w:type="pct" w:w="5000"/>
-        <w:tblLayout w:type="fixed"/>
-        <w:tblLook w:firstRow="1" w:lastRow="0" w:firstColumn="0" w:lastColumn="0" w:noHBand="0" w:noVBand="0" w:val="0020"/>
-      </w:tblPr>
-      <w:tblGrid>
-        <w:gridCol w:w="1980"/>
-        <w:gridCol w:w="1980"/>
-        <w:gridCol w:w="1980"/>
-        <w:gridCol w:w="1980"/>
-      </w:tblGrid>
-      <w:tr>
-        <w:trPr>
-          <w:tblHeader w:val="on"/>
-        </w:trPr>
-        <w:tc>
-          <w:tcPr/>
-          <w:p>
-            <w:pPr>
-              <w:pStyle w:val="Compact"/>
-            </w:pPr>
-            <w:r>
-              <w:t xml:space="preserve">Segment</w:t>
-            </w:r>
-          </w:p>
-        </w:tc>
-        <w:tc>
-          <w:tcPr/>
-          <w:p>
-            <w:pPr>
-              <w:pStyle w:val="Compact"/>
-            </w:pPr>
-            <w:r>
-              <w:t xml:space="preserve">Operation</w:t>
-            </w:r>
-          </w:p>
-        </w:tc>
-        <w:tc>
-          <w:tcPr/>
-          <w:p>
-            <w:pPr>
-              <w:pStyle w:val="Compact"/>
-            </w:pPr>
-            <w:r>
-              <w:t xml:space="preserve">Settings</w:t>
-            </w:r>
-          </w:p>
-        </w:tc>
-        <w:tc>
-          <w:tcPr/>
-          <w:p>
-            <w:pPr>
-              <w:pStyle w:val="Compact"/>
-            </w:pPr>
-            <w:r>
-              <w:t xml:space="preserve">Paradigm role</w:t>
-            </w:r>
-          </w:p>
-        </w:tc>
-      </w:tr>
-      <w:tr>
-        <w:tc>
-          <w:tcPr/>
-          <w:p>
-            <w:pPr>
-              <w:pStyle w:val="Compact"/>
-            </w:pPr>
-            <w:r>
-              <w:t xml:space="preserve">Film</w:t>
-            </w:r>
-          </w:p>
-        </w:tc>
-        <w:tc>
-          <w:tcPr/>
-          <w:p>
-            <w:pPr>
-              <w:pStyle w:val="Compact"/>
-            </w:pPr>
-            <w:r>
-              <w:t xml:space="preserve">Encode film items</w:t>
-            </w:r>
-          </w:p>
-        </w:tc>
-        <w:tc>
-          <w:tcPr/>
-          <w:p>
-            <w:pPr>
-              <w:pStyle w:val="Compact"/>
-            </w:pPr>
-            <m:oMath>
-              <m:r>
-                <m:t>β</m:t>
-              </m:r>
-              <m:r>
-                <m:rPr>
-                  <m:sty m:val="p"/>
-                </m:rPr>
-                <m:t>=</m:t>
-              </m:r>
-              <m:sSub>
-                <m:e>
-                  <m:r>
-                    <m:t>β</m:t>
-                  </m:r>
-                </m:e>
-                <m:sub>
-                  <m:r>
-                    <m:t>e</m:t>
-                  </m:r>
-                  <m:r>
-                    <m:t>n</m:t>
-                  </m:r>
-                  <m:r>
-                    <m:t>c</m:t>
-                  </m:r>
-                </m:sub>
-              </m:sSub>
-            </m:oMath>
-            <w:r>
-              <w:t xml:space="preserve">;</w:t>
-            </w:r>
-            <w:r>
-              <w:t xml:space="preserve"> </w:t>
-            </w:r>
-            <m:oMath>
-              <m:r>
-                <m:t>λ</m:t>
-              </m:r>
-              <m:r>
-                <m:rPr>
-                  <m:sty m:val="p"/>
-                </m:rPr>
-                <m:t>=</m:t>
-              </m:r>
-              <m:r>
-                <m:t>1</m:t>
-              </m:r>
-            </m:oMath>
-          </w:p>
-        </w:tc>
-        <w:tc>
-          <w:tcPr/>
-          <w:p>
-            <w:pPr>
-              <w:pStyle w:val="Compact"/>
-            </w:pPr>
-            <w:r>
-              <w:t xml:space="preserve">Target episode encoding</w:t>
-            </w:r>
-          </w:p>
-        </w:tc>
-      </w:tr>
-      <w:tr>
-        <w:tc>
-          <w:tcPr/>
-          <w:p>
-            <w:pPr>
-              <w:pStyle w:val="Compact"/>
-            </w:pPr>
-            <w:r>
-              <w:t xml:space="preserve">Break</w:t>
-            </w:r>
-          </w:p>
-        </w:tc>
-        <w:tc>
-          <w:tcPr/>
-          <w:p>
-            <w:pPr>
-              <w:pStyle w:val="Compact"/>
-            </w:pPr>
-            <w:r>
-              <w:t xml:space="preserve">Encode break items</w:t>
-            </w:r>
-          </w:p>
-        </w:tc>
-        <w:tc>
-          <w:tcPr/>
-          <w:p>
-            <w:pPr>
-              <w:pStyle w:val="Compact"/>
-            </w:pPr>
-            <m:oMath>
-              <m:r>
-                <m:t>β</m:t>
-              </m:r>
-              <m:r>
-                <m:rPr>
-                  <m:sty m:val="p"/>
-                </m:rPr>
-                <m:t>=</m:t>
-              </m:r>
-              <m:sSubSup>
-                <m:e>
-                  <m:r>
-                    <m:t>m</m:t>
-                  </m:r>
-                </m:e>
-                <m:sub>
-                  <m:r>
-                    <m:rPr>
-                      <m:nor/>
-                      <m:sty m:val="p"/>
-                    </m:rPr>
-                    <m:t>break</m:t>
-                  </m:r>
-                </m:sub>
-                <m:sup>
-                  <m:r>
-                    <m:t>β</m:t>
-                  </m:r>
-                </m:sup>
-              </m:sSubSup>
-              <m:sSub>
-                <m:e>
-                  <m:r>
-                    <m:t>β</m:t>
-                  </m:r>
-                </m:e>
-                <m:sub>
-                  <m:r>
-                    <m:t>e</m:t>
-                  </m:r>
-                  <m:r>
-                    <m:t>n</m:t>
-                  </m:r>
-                  <m:r>
-                    <m:t>c</m:t>
-                  </m:r>
-                </m:sub>
-              </m:sSub>
-            </m:oMath>
-            <w:r>
-              <w:t xml:space="preserve">;</w:t>
-            </w:r>
-            <w:r>
-              <w:t xml:space="preserve"> </w:t>
-            </w:r>
-            <m:oMath>
-              <m:r>
-                <m:t>λ</m:t>
-              </m:r>
-              <m:r>
-                <m:rPr>
-                  <m:sty m:val="p"/>
-                </m:rPr>
-                <m:t>=</m:t>
-              </m:r>
-              <m:sSubSup>
-                <m:e>
-                  <m:r>
-                    <m:t>m</m:t>
-                  </m:r>
-                </m:e>
-                <m:sub>
-                  <m:r>
-                    <m:rPr>
-                      <m:nor/>
-                      <m:sty m:val="p"/>
-                    </m:rPr>
-                    <m:t>break</m:t>
-                  </m:r>
-                </m:sub>
-                <m:sup>
-                  <m:r>
-                    <m:t>λ</m:t>
-                  </m:r>
-                </m:sup>
-              </m:sSubSup>
-            </m:oMath>
-          </w:p>
-        </w:tc>
-        <w:tc>
-          <w:tcPr/>
-          <w:p>
-            <w:pPr>
-              <w:pStyle w:val="Compact"/>
-            </w:pPr>
-            <w:r>
-              <w:t xml:space="preserve">Delay and possible break-item competitors</w:t>
-            </w:r>
-          </w:p>
-        </w:tc>
-      </w:tr>
-      <w:tr>
-        <w:tc>
-          <w:tcPr/>
-          <w:p>
-            <w:pPr>
-              <w:pStyle w:val="Compact"/>
-            </w:pPr>
-            <w:r>
-              <w:t xml:space="preserve">Reminder start</w:t>
-            </w:r>
-          </w:p>
-        </w:tc>
-        <w:tc>
-          <w:tcPr/>
-          <w:p>
-            <w:pPr>
-              <w:pStyle w:val="Compact"/>
-            </w:pPr>
-            <w:r>
-              <w:t xml:space="preserve">Drift toward start state</w:t>
-            </w:r>
-          </w:p>
-        </w:tc>
-        <w:tc>
-          <w:tcPr/>
-          <w:p>
-            <w:pPr>
-              <w:pStyle w:val="Compact"/>
-            </w:pPr>
-            <m:oMath>
-              <m:r>
-                <m:t>β</m:t>
-              </m:r>
-              <m:r>
-                <m:rPr>
-                  <m:sty m:val="p"/>
-                </m:rPr>
-                <m:t>=</m:t>
-              </m:r>
-              <m:sSubSup>
-                <m:e>
-                  <m:r>
-                    <m:t>m</m:t>
-                  </m:r>
-                </m:e>
-                <m:sub>
-                  <m:r>
-                    <m:rPr>
-                      <m:nor/>
-                      <m:sty m:val="p"/>
-                    </m:rPr>
-                    <m:t>rem,start</m:t>
-                  </m:r>
-                </m:sub>
-                <m:sup>
-                  <m:r>
-                    <m:t>β</m:t>
-                  </m:r>
-                </m:sup>
-              </m:sSubSup>
-              <m:sSub>
-                <m:e>
-                  <m:r>
-                    <m:t>β</m:t>
-                  </m:r>
-                </m:e>
-                <m:sub>
-                  <m:r>
-                    <m:t>s</m:t>
-                  </m:r>
-                  <m:r>
-                    <m:t>t</m:t>
-                  </m:r>
-                  <m:r>
-                    <m:t>a</m:t>
-                  </m:r>
-                  <m:r>
-                    <m:t>r</m:t>
-                  </m:r>
-                  <m:r>
-                    <m:t>t</m:t>
-                  </m:r>
-                </m:sub>
-              </m:sSub>
-            </m:oMath>
-            <w:r>
-              <w:t xml:space="preserve">; no learning</w:t>
-            </w:r>
-          </w:p>
-        </w:tc>
-        <w:tc>
-          <w:tcPr/>
-          <w:p>
-            <w:pPr>
-              <w:pStyle w:val="Compact"/>
-            </w:pPr>
-            <w:r>
-              <w:t xml:space="preserve">Context change before reminders</w:t>
-            </w:r>
-          </w:p>
-        </w:tc>
-      </w:tr>
-      <w:tr>
-        <w:tc>
-          <w:tcPr/>
-          <w:p>
-            <w:pPr>
-              <w:pStyle w:val="Compact"/>
-            </w:pPr>
-            <w:r>
-              <w:t xml:space="preserve">Film reminder</w:t>
-            </w:r>
-          </w:p>
-        </w:tc>
-        <w:tc>
-          <w:tcPr/>
-          <w:p>
-            <w:pPr>
-              <w:pStyle w:val="Compact"/>
-            </w:pPr>
-            <w:r>
-              <w:t xml:space="preserve">Sequentially cue film items</w:t>
-            </w:r>
-          </w:p>
-        </w:tc>
-        <w:tc>
-          <w:tcPr/>
-          <w:p>
-            <w:pPr>
-              <w:pStyle w:val="Compact"/>
-            </w:pPr>
-            <m:oMath>
-              <m:r>
-                <m:t>β</m:t>
-              </m:r>
-              <m:r>
-                <m:rPr>
-                  <m:sty m:val="p"/>
-                </m:rPr>
-                <m:t>=</m:t>
-              </m:r>
-              <m:sSubSup>
-                <m:e>
-                  <m:r>
-                    <m:t>m</m:t>
-                  </m:r>
-                </m:e>
-                <m:sub>
-                  <m:r>
-                    <m:rPr>
-                      <m:nor/>
-                      <m:sty m:val="p"/>
-                    </m:rPr>
-                    <m:t>rem</m:t>
-                  </m:r>
-                </m:sub>
-                <m:sup>
-                  <m:r>
-                    <m:t>β</m:t>
-                  </m:r>
-                </m:sup>
-              </m:sSubSup>
-              <m:sSub>
-                <m:e>
-                  <m:r>
-                    <m:t>β</m:t>
-                  </m:r>
-                </m:e>
-                <m:sub>
-                  <m:r>
-                    <m:t>e</m:t>
-                  </m:r>
-                  <m:r>
-                    <m:t>n</m:t>
-                  </m:r>
-                  <m:r>
-                    <m:t>c</m:t>
-                  </m:r>
-                </m:sub>
-              </m:sSub>
-            </m:oMath>
-            <w:r>
-              <w:t xml:space="preserve">; no learning; no new recallable item</w:t>
-            </w:r>
-          </w:p>
-        </w:tc>
-        <w:tc>
-          <w:tcPr/>
-          <w:p>
-            <w:pPr>
-              <w:pStyle w:val="Compact"/>
-            </w:pPr>
-            <w:r>
-              <w:t xml:space="preserve">Film-context reinstatement before task encoding</w:t>
-            </w:r>
-          </w:p>
-        </w:tc>
-      </w:tr>
-      <w:tr>
-        <w:tc>
-          <w:tcPr/>
-          <w:p>
-            <w:pPr>
-              <w:pStyle w:val="Compact"/>
-            </w:pPr>
-            <w:r>
-              <w:t xml:space="preserve">Task</w:t>
-            </w:r>
-          </w:p>
-        </w:tc>
-        <w:tc>
-          <w:tcPr/>
-          <w:p>
-            <w:pPr>
-              <w:pStyle w:val="Compact"/>
-            </w:pPr>
-            <w:r>
-              <w:t xml:space="preserve">Encode task items</w:t>
-            </w:r>
-          </w:p>
-        </w:tc>
-        <w:tc>
-          <w:tcPr/>
-          <w:p>
-            <w:pPr>
-              <w:pStyle w:val="Compact"/>
-            </w:pPr>
-            <m:oMath>
-              <m:r>
-                <m:t>β</m:t>
-              </m:r>
-              <m:r>
-                <m:rPr>
-                  <m:sty m:val="p"/>
-                </m:rPr>
-                <m:t>=</m:t>
-              </m:r>
-              <m:sSubSup>
-                <m:e>
-                  <m:r>
-                    <m:t>m</m:t>
-                  </m:r>
-                </m:e>
-                <m:sub>
-                  <m:r>
-                    <m:rPr>
-                      <m:nor/>
-                      <m:sty m:val="p"/>
-                    </m:rPr>
-                    <m:t>task</m:t>
-                  </m:r>
-                </m:sub>
-                <m:sup>
-                  <m:r>
-                    <m:t>β</m:t>
-                  </m:r>
-                </m:sup>
-              </m:sSubSup>
-              <m:sSub>
-                <m:e>
-                  <m:r>
-                    <m:t>β</m:t>
-                  </m:r>
-                </m:e>
-                <m:sub>
-                  <m:r>
-                    <m:t>e</m:t>
-                  </m:r>
-                  <m:r>
-                    <m:t>n</m:t>
-                  </m:r>
-                  <m:r>
-                    <m:t>c</m:t>
-                  </m:r>
-                </m:sub>
-              </m:sSub>
-            </m:oMath>
-            <w:r>
-              <w:t xml:space="preserve">;</w:t>
-            </w:r>
-            <w:r>
-              <w:t xml:space="preserve"> </w:t>
-            </w:r>
-            <m:oMath>
-              <m:r>
-                <m:t>λ</m:t>
-              </m:r>
-              <m:r>
-                <m:rPr>
-                  <m:sty m:val="p"/>
-                </m:rPr>
-                <m:t>=</m:t>
-              </m:r>
-              <m:sSubSup>
-                <m:e>
-                  <m:r>
-                    <m:t>m</m:t>
-                  </m:r>
-                </m:e>
-                <m:sub>
-                  <m:r>
-                    <m:rPr>
-                      <m:nor/>
-                      <m:sty m:val="p"/>
-                    </m:rPr>
-                    <m:t>task</m:t>
-                  </m:r>
-                </m:sub>
-                <m:sup>
-                  <m:r>
-                    <m:t>λ</m:t>
-                  </m:r>
-                </m:sup>
-              </m:sSubSup>
-            </m:oMath>
-          </w:p>
-        </w:tc>
-        <w:tc>
-          <w:tcPr/>
-          <w:p>
-            <w:pPr>
-              <w:pStyle w:val="Compact"/>
-            </w:pPr>
-            <w:r>
-              <w:t xml:space="preserve">Competitor encoding and film-task contextual overlap</w:t>
-            </w:r>
-          </w:p>
-        </w:tc>
-      </w:tr>
-      <w:tr>
-        <w:tc>
-          <w:tcPr/>
-          <w:p>
-            <w:pPr>
-              <w:pStyle w:val="Compact"/>
-            </w:pPr>
-            <w:r>
-              <w:t xml:space="preserve">Filler</w:t>
-            </w:r>
-          </w:p>
-        </w:tc>
-        <w:tc>
-          <w:tcPr/>
-          <w:p>
-            <w:pPr>
-              <w:pStyle w:val="Compact"/>
-            </w:pPr>
-            <w:r>
-              <w:t xml:space="preserve">Encode filler items</w:t>
-            </w:r>
-          </w:p>
-        </w:tc>
-        <w:tc>
-          <w:tcPr/>
-          <w:p>
-            <w:pPr>
-              <w:pStyle w:val="Compact"/>
-            </w:pPr>
-            <m:oMath>
-              <m:r>
-                <m:t>β</m:t>
-              </m:r>
-              <m:r>
-                <m:rPr>
-                  <m:sty m:val="p"/>
-                </m:rPr>
-                <m:t>=</m:t>
-              </m:r>
-              <m:sSubSup>
-                <m:e>
-                  <m:r>
-                    <m:t>m</m:t>
-                  </m:r>
-                </m:e>
-                <m:sub>
-                  <m:r>
-                    <m:rPr>
-                      <m:nor/>
-                      <m:sty m:val="p"/>
-                    </m:rPr>
-                    <m:t>fill</m:t>
-                  </m:r>
-                </m:sub>
-                <m:sup>
-                  <m:r>
-                    <m:t>β</m:t>
-                  </m:r>
-                </m:sup>
-              </m:sSubSup>
-              <m:sSub>
-                <m:e>
-                  <m:r>
-                    <m:t>β</m:t>
-                  </m:r>
-                </m:e>
-                <m:sub>
-                  <m:r>
-                    <m:t>e</m:t>
-                  </m:r>
-                  <m:r>
-                    <m:t>n</m:t>
-                  </m:r>
-                  <m:r>
-                    <m:t>c</m:t>
-                  </m:r>
-                </m:sub>
-              </m:sSub>
-            </m:oMath>
-            <w:r>
-              <w:t xml:space="preserve">;</w:t>
-            </w:r>
-            <w:r>
-              <w:t xml:space="preserve"> </w:t>
-            </w:r>
-            <m:oMath>
-              <m:r>
-                <m:t>λ</m:t>
-              </m:r>
-              <m:r>
-                <m:rPr>
-                  <m:sty m:val="p"/>
-                </m:rPr>
-                <m:t>=</m:t>
-              </m:r>
-              <m:sSubSup>
-                <m:e>
-                  <m:r>
-                    <m:t>m</m:t>
-                  </m:r>
-                </m:e>
-                <m:sub>
-                  <m:r>
-                    <m:rPr>
-                      <m:nor/>
-                      <m:sty m:val="p"/>
-                    </m:rPr>
-                    <m:t>fill</m:t>
-                  </m:r>
-                </m:sub>
-                <m:sup>
-                  <m:r>
-                    <m:t>λ</m:t>
-                  </m:r>
-                </m:sup>
-              </m:sSubSup>
-            </m:oMath>
-          </w:p>
-        </w:tc>
-        <w:tc>
-          <w:tcPr/>
-          <w:p>
-            <w:pPr>
-              <w:pStyle w:val="Compact"/>
-            </w:pPr>
-            <w:r>
-              <w:t xml:space="preserve">Post-task buffer and possible filler competitors</w:t>
-            </w:r>
-          </w:p>
-        </w:tc>
-      </w:tr>
-      <w:tr>
-        <w:tc>
-          <w:tcPr/>
-          <w:p>
-            <w:pPr>
-              <w:pStyle w:val="Compact"/>
-            </w:pPr>
-            <w:r>
-              <w:t xml:space="preserve">Unguided retrieval</w:t>
-            </w:r>
-          </w:p>
-        </w:tc>
-        <w:tc>
-          <w:tcPr/>
-          <w:p>
-            <w:pPr>
-              <w:pStyle w:val="Compact"/>
-            </w:pPr>
-            <w:r>
-              <w:t xml:space="preserve">Context-to-feature retrieval</w:t>
-            </w:r>
-          </w:p>
-        </w:tc>
-        <w:tc>
-          <w:tcPr/>
-          <w:p>
-            <w:pPr>
-              <w:pStyle w:val="Compact"/>
-            </w:pPr>
-            <w:r>
-              <w:t xml:space="preserve">Current context; baseline</w:t>
-            </w:r>
-            <w:r>
-              <w:t xml:space="preserve"> </w:t>
-            </w:r>
-            <m:oMath>
-              <m:r>
-                <m:t>τ</m:t>
-              </m:r>
-            </m:oMath>
-            <w:r>
-              <w:t xml:space="preserve">; no film-directed start cue</w:t>
-            </w:r>
-          </w:p>
-        </w:tc>
-        <w:tc>
-          <w:tcPr/>
-          <w:p>
-            <w:pPr>
-              <w:pStyle w:val="Compact"/>
-            </w:pPr>
-            <w:r>
-              <w:t xml:space="preserve">Broad retrieval from the current context state</w:t>
-            </w:r>
-          </w:p>
-        </w:tc>
-      </w:tr>
-      <w:tr>
-        <w:tc>
-          <w:tcPr/>
-          <w:p>
-            <w:pPr>
-              <w:pStyle w:val="Compact"/>
-            </w:pPr>
-            <w:r>
-              <w:t xml:space="preserve">Deliberate recall</w:t>
-            </w:r>
-          </w:p>
-        </w:tc>
-        <w:tc>
-          <w:tcPr/>
-          <w:p>
-            <w:pPr>
-              <w:pStyle w:val="Compact"/>
-            </w:pPr>
-            <w:r>
-              <w:t xml:space="preserve">Context-to-feature retrieval with control</w:t>
-            </w:r>
-          </w:p>
-        </w:tc>
-        <w:tc>
-          <w:tcPr/>
-          <w:p>
-            <w:pPr>
-              <w:pStyle w:val="Compact"/>
-            </w:pPr>
-            <w:r>
-              <w:t xml:space="preserve">Film-directed start/context cueing; scaled</w:t>
-            </w:r>
-            <w:r>
-              <w:t xml:space="preserve"> </w:t>
-            </w:r>
-            <m:oMath>
-              <m:r>
-                <m:t>τ</m:t>
-              </m:r>
-            </m:oMath>
-            <w:r>
-              <w:t xml:space="preserve">; target monitoring when enabled</w:t>
-            </w:r>
-          </w:p>
-        </w:tc>
-        <w:tc>
-          <w:tcPr/>
-          <w:p>
-            <w:pPr>
-              <w:pStyle w:val="Compact"/>
-            </w:pPr>
-            <w:r>
-              <w:t xml:space="preserve">Voluntary film-directed retrieval</w:t>
-            </w:r>
-          </w:p>
-        </w:tc>
-      </w:tr>
-    </w:tbl>
-    <w:bookmarkEnd w:id="46"/>
-    <w:p>
-      <w:pPr>
-        <w:pStyle w:val="AfterWithoutNote"/>
-      </w:pPr>
-      <w:r>
-        <w:t xml:space="preserve">The reminder phase applies the film-item reminder cue operation sequentially to the film items.</w:t>
-      </w:r>
-      <w:r>
-        <w:t xml:space="preserve"> </w:t>
-      </w:r>
-      <w:r>
-        <w:t xml:space="preserve">Each reminder cue uses</w:t>
-      </w:r>
-      <w:r>
-        <w:t xml:space="preserve"> </w:t>
-      </w:r>
-      <w:hyperlink w:anchor="eq-context-input">
-        <w:r>
-          <w:rPr>
-            <w:rStyle w:val="Hyperlink"/>
-          </w:rPr>
-          <w:t xml:space="preserve">Equation 3</w:t>
-        </w:r>
-      </w:hyperlink>
-      <w:r>
-        <w:t xml:space="preserve"> </w:t>
-      </w:r>
-      <w:r>
-        <w:t xml:space="preserve">and</w:t>
-      </w:r>
-      <w:r>
-        <w:t xml:space="preserve"> </w:t>
-      </w:r>
-      <w:hyperlink w:anchor="eq-context-update">
-        <w:r>
-          <w:rPr>
-            <w:rStyle w:val="Hyperlink"/>
-          </w:rPr>
-          <w:t xml:space="preserve">Equation 4</w:t>
-        </w:r>
-      </w:hyperlink>
-      <w:r>
-        <w:t xml:space="preserve"> </w:t>
-      </w:r>
-      <w:r>
-        <w:t xml:space="preserve">to reinstate context, but it does not apply</w:t>
-      </w:r>
-      <w:r>
-        <w:t xml:space="preserve"> </w:t>
-      </w:r>
-      <w:hyperlink w:anchor="eq-mfc-learning">
-        <w:r>
-          <w:rPr>
-            <w:rStyle w:val="Hyperlink"/>
-          </w:rPr>
-          <w:t xml:space="preserve">Equation 6</w:t>
-        </w:r>
-      </w:hyperlink>
-      <w:r>
-        <w:t xml:space="preserve"> </w:t>
-      </w:r>
-      <w:r>
-        <w:t xml:space="preserve">or</w:t>
-      </w:r>
-      <w:r>
-        <w:t xml:space="preserve"> </w:t>
-      </w:r>
-      <w:hyperlink w:anchor="eq-mcf-learning">
-        <w:r>
-          <w:rPr>
-            <w:rStyle w:val="Hyperlink"/>
-          </w:rPr>
-          <w:t xml:space="preserve">Equation 8</w:t>
-        </w:r>
-      </w:hyperlink>
-      <w:r>
-        <w:t xml:space="preserve"> </w:t>
-      </w:r>
-      <w:r>
-        <w:t xml:space="preserve">and is not added as a recallable item.</w:t>
-      </w:r>
-      <w:r>
-        <w:t xml:space="preserve"> </w:t>
-      </w:r>
-      <w:r>
-        <w:t xml:space="preserve">Task items encoded after stronger reminder reinstatement are therefore associated with context states more similar to those associated with film items.</w:t>
-      </w:r>
-      <w:r>
-        <w:t xml:space="preserve"> </w:t>
-      </w:r>
-      <w:r>
-        <w:t xml:space="preserve">Increasing</w:t>
-      </w:r>
-      <w:r>
-        <w:t xml:space="preserve"> </w:t>
-      </w:r>
-      <m:oMath>
-        <m:sSubSup>
-          <m:e>
-            <m:r>
-              <m:t>m</m:t>
-            </m:r>
-          </m:e>
-          <m:sub>
-            <m:r>
-              <m:rPr>
-                <m:nor/>
-                <m:sty m:val="p"/>
-              </m:rPr>
-              <m:t>task</m:t>
-            </m:r>
-          </m:sub>
-          <m:sup>
-            <m:r>
-              <m:t>λ</m:t>
-            </m:r>
-          </m:sup>
-        </m:sSubSup>
-      </m:oMath>
-      <w:r>
-        <w:t xml:space="preserve"> </w:t>
-      </w:r>
-      <w:r>
-        <w:t xml:space="preserve">scales</w:t>
-      </w:r>
-      <w:r>
-        <w:t xml:space="preserve"> </w:t>
-      </w:r>
-      <w:hyperlink w:anchor="eq-mcf-learning">
-        <w:r>
-          <w:rPr>
-            <w:rStyle w:val="Hyperlink"/>
-          </w:rPr>
-          <w:t xml:space="preserve">Equation 8</w:t>
-        </w:r>
-      </w:hyperlink>
-      <w:r>
-        <w:t xml:space="preserve"> </w:t>
-      </w:r>
-      <w:r>
-        <w:t xml:space="preserve">and makes task items stronger competitors once cued, whereas changing</w:t>
-      </w:r>
-      <w:r>
-        <w:t xml:space="preserve"> </w:t>
-      </w:r>
-      <m:oMath>
-        <m:sSubSup>
-          <m:e>
-            <m:r>
-              <m:t>m</m:t>
-            </m:r>
-          </m:e>
-          <m:sub>
-            <m:r>
-              <m:rPr>
-                <m:nor/>
-                <m:sty m:val="p"/>
-              </m:rPr>
-              <m:t>task</m:t>
-            </m:r>
-          </m:sub>
-          <m:sup>
-            <m:r>
-              <m:t>β</m:t>
-            </m:r>
-          </m:sup>
-        </m:sSubSup>
-      </m:oMath>
-      <w:r>
-        <w:t xml:space="preserve"> </w:t>
-      </w:r>
-      <w:r>
-        <w:t xml:space="preserve">changes the drift term in</w:t>
-      </w:r>
-      <w:r>
-        <w:t xml:space="preserve"> </w:t>
-      </w:r>
-      <w:hyperlink w:anchor="eq-context-update">
-        <w:r>
-          <w:rPr>
-            <w:rStyle w:val="Hyperlink"/>
-          </w:rPr>
-          <w:t xml:space="preserve">Equation 4</w:t>
-        </w:r>
-      </w:hyperlink>
-      <w:r>
-        <w:t xml:space="preserve"> </w:t>
-      </w:r>
-      <w:r>
-        <w:t xml:space="preserve">and how close task-associated context remains to film-associated context.</w:t>
-      </w:r>
-      <w:r>
-        <w:t xml:space="preserve"> </w:t>
-      </w:r>
-      <w:r>
-        <w:t xml:space="preserve">Together, task drift and task learning determine whether the task phase is merely added experience or a source of items that are both contextually recruited and strong competitors.</w:t>
-      </w:r>
-    </w:p>
-    <w:bookmarkEnd w:id="47"/>
-    <w:bookmarkStart w:id="51" w:name="retrieval-control"/>
+    <w:bookmarkStart w:id="49" w:name="retrieval-control"/>
     <w:p>
       <w:pPr>
         <w:pStyle w:val="Heading2"/>
@@ -6910,7 +5735,7 @@
       <w:pPr>
         <w:pStyle w:val="BodyText"/>
       </w:pPr>
-      <w:bookmarkStart w:id="48" w:name="eq-deliberate-start-cue"/>
+      <w:bookmarkStart w:id="46" w:name="eq-deliberate-start-cue"/>
       <m:oMathPara>
         <m:oMathParaPr>
           <m:jc m:val="center"/>
@@ -7032,7 +5857,7 @@
           </m:d>
         </m:oMath>
       </m:oMathPara>
-      <w:bookmarkEnd w:id="48"/>
+      <w:bookmarkEnd w:id="46"/>
     </w:p>
     <w:p>
       <w:pPr>
@@ -7315,7 +6140,7 @@
       <w:pPr>
         <w:pStyle w:val="BodyText"/>
       </w:pPr>
-      <w:bookmarkStart w:id="49" w:name="eq-target-monitoring-update"/>
+      <w:bookmarkStart w:id="47" w:name="eq-target-monitoring-update"/>
       <m:oMathPara>
         <m:oMathParaPr>
           <m:jc m:val="center"/>
@@ -7490,7 +6315,7 @@
           </m:d>
         </m:oMath>
       </m:oMathPara>
-      <w:bookmarkEnd w:id="49"/>
+      <w:bookmarkEnd w:id="47"/>
     </w:p>
     <w:p>
       <w:pPr>
@@ -7550,7 +6375,7 @@
       <w:pPr>
         <w:pStyle w:val="BodyText"/>
       </w:pPr>
-      <w:bookmarkStart w:id="50" w:name="eq-film-cue-input"/>
+      <w:bookmarkStart w:id="48" w:name="eq-film-cue-input"/>
       <m:oMathPara>
         <m:oMathParaPr>
           <m:jc m:val="center"/>
@@ -7641,7 +6466,7 @@
           </m:d>
         </m:oMath>
       </m:oMathPara>
-      <w:bookmarkEnd w:id="50"/>
+      <w:bookmarkEnd w:id="48"/>
     </w:p>
     <w:p>
       <w:pPr>
@@ -7651,8 +6476,8 @@
         <w:t xml:space="preserve">This cue is not a separate retrieval system; it is the same feature-to-context operation applied to a supplied film item.</w:t>
       </w:r>
     </w:p>
-    <w:bookmarkEnd w:id="51"/>
-    <w:bookmarkStart w:id="55" w:name="affective-context"/>
+    <w:bookmarkEnd w:id="49"/>
+    <w:bookmarkStart w:id="53" w:name="affective-context"/>
     <w:p>
       <w:pPr>
         <w:pStyle w:val="Heading2"/>
@@ -7666,7 +6491,47 @@
         <w:pStyle w:val="FirstParagraph"/>
       </w:pPr>
       <w:r>
-        <w:t xml:space="preserve">The model also includes affective context components inherited from eCMR.</w:t>
+        <w:t xml:space="preserve">The model also includes an affective-context pathway inherited from eCMR</w:t>
+      </w:r>
+      <w:r>
+        <w:t xml:space="preserve"> </w:t>
+      </w:r>
+      <w:r>
+        <w:t xml:space="preserve">(</w:t>
+      </w:r>
+      <w:hyperlink w:anchor="ref-cohen2022memory">
+        <w:r>
+          <w:rPr>
+            <w:rStyle w:val="Hyperlink"/>
+          </w:rPr>
+          <w:t xml:space="preserve">Cohen &amp; Kahana, 2022</w:t>
+        </w:r>
+      </w:hyperlink>
+      <w:r>
+        <w:t xml:space="preserve">;</w:t>
+      </w:r>
+      <w:r>
+        <w:t xml:space="preserve"> </w:t>
+      </w:r>
+      <w:hyperlink w:anchor="ref-talmi2019retrieved">
+        <w:r>
+          <w:rPr>
+            <w:rStyle w:val="Hyperlink"/>
+          </w:rPr>
+          <w:t xml:space="preserve">Talmi et al., 2019</w:t>
+        </w:r>
+      </w:hyperlink>
+      <w:r>
+        <w:t xml:space="preserve">)</w:t>
+      </w:r>
+      <w:r>
+        <w:t xml:space="preserve">.</w:t>
+      </w:r>
+      <w:r>
+        <w:t xml:space="preserve"> </w:t>
+      </w:r>
+      <w:r>
+        <w:t xml:space="preserve">The affective pathway tests whether shared affective state can amplify competition; it does not make task affect the explanation of selective interference.</w:t>
       </w:r>
       <w:r>
         <w:t xml:space="preserve"> </w:t>
@@ -7853,18 +6718,32 @@
         <w:t xml:space="preserve"> </w:t>
       </w:r>
       <w:r>
-        <w:t xml:space="preserve">It initializes affective rows of</w:t>
+        <w:t xml:space="preserve">The affective feature vector initializes</w:t>
       </w:r>
       <w:r>
         <w:t xml:space="preserve"> </w:t>
       </w:r>
       <m:oMath>
-        <m:sSup>
+        <m:sSubSup>
           <m:e>
             <m:r>
               <m:t>M</m:t>
             </m:r>
           </m:e>
+          <m:sub>
+            <m:r>
+              <m:t>e</m:t>
+            </m:r>
+            <m:r>
+              <m:t>m</m:t>
+            </m:r>
+            <m:r>
+              <m:t>o</m:t>
+            </m:r>
+            <m:r>
+              <m:t>t</m:t>
+            </m:r>
+          </m:sub>
           <m:sup>
             <m:r>
               <m:t>F</m:t>
@@ -7873,7 +6752,7 @@
               <m:t>C</m:t>
             </m:r>
           </m:sup>
-        </m:sSup>
+        </m:sSubSup>
       </m:oMath>
       <w:r>
         <w:t xml:space="preserve"> </w:t>
@@ -7886,7 +6765,7 @@
       <w:pPr>
         <w:pStyle w:val="BodyText"/>
       </w:pPr>
-      <w:bookmarkStart w:id="52" w:name="eq-aff-mfc-pre"/>
+      <w:bookmarkStart w:id="50" w:name="eq-emot-mfc-pre"/>
       <m:oMathPara>
         <m:oMathParaPr>
           <m:jc m:val="center"/>
@@ -7900,13 +6779,16 @@
             </m:e>
             <m:sub>
               <m:r>
-                <m:t>a</m:t>
-              </m:r>
-              <m:r>
-                <m:t>f</m:t>
-              </m:r>
-              <m:r>
-                <m:t>f</m:t>
+                <m:t>e</m:t>
+              </m:r>
+              <m:r>
+                <m:t>m</m:t>
+              </m:r>
+              <m:r>
+                <m:t>o</m:t>
+              </m:r>
+              <m:r>
+                <m:t>t</m:t>
               </m:r>
             </m:sub>
             <m:sup>
@@ -8001,7 +6883,7 @@
           </m:d>
         </m:oMath>
       </m:oMathPara>
-      <w:bookmarkEnd w:id="52"/>
+      <w:bookmarkEnd w:id="50"/>
     </w:p>
     <w:p>
       <w:pPr>
@@ -8015,7 +6897,7 @@
       <w:pPr>
         <w:pStyle w:val="BodyText"/>
       </w:pPr>
-      <w:bookmarkStart w:id="53" w:name="eq-aff-mcf-pre"/>
+      <w:bookmarkStart w:id="51" w:name="eq-emot-mcf-pre"/>
       <m:oMathPara>
         <m:oMathParaPr>
           <m:jc m:val="center"/>
@@ -8029,13 +6911,16 @@
             </m:e>
             <m:sub>
               <m:r>
-                <m:t>a</m:t>
-              </m:r>
-              <m:r>
-                <m:t>f</m:t>
-              </m:r>
-              <m:r>
-                <m:t>f</m:t>
+                <m:t>e</m:t>
+              </m:r>
+              <m:r>
+                <m:t>m</m:t>
+              </m:r>
+              <m:r>
+                <m:t>o</m:t>
+              </m:r>
+              <m:r>
+                <m:t>t</m:t>
               </m:r>
             </m:sub>
             <m:sup>
@@ -8099,7 +6984,7 @@
           </m:d>
         </m:oMath>
       </m:oMathPara>
-      <w:bookmarkEnd w:id="53"/>
+      <w:bookmarkEnd w:id="51"/>
     </w:p>
     <w:p>
       <w:pPr>
@@ -8362,7 +7247,7 @@
       <w:pPr>
         <w:pStyle w:val="BodyText"/>
       </w:pPr>
-      <w:bookmarkStart w:id="54" w:name="eq-aff-mcf-learning"/>
+      <w:bookmarkStart w:id="52" w:name="eq-emot-mcf-learning"/>
       <m:oMathPara>
         <m:oMathParaPr>
           <m:jc m:val="center"/>
@@ -8379,13 +7264,16 @@
             </m:e>
             <m:sub>
               <m:r>
-                <m:t>a</m:t>
-              </m:r>
-              <m:r>
-                <m:t>f</m:t>
-              </m:r>
-              <m:r>
-                <m:t>f</m:t>
+                <m:t>e</m:t>
+              </m:r>
+              <m:r>
+                <m:t>m</m:t>
+              </m:r>
+              <m:r>
+                <m:t>o</m:t>
+              </m:r>
+              <m:r>
+                <m:t>t</m:t>
               </m:r>
             </m:sub>
             <m:sup>
@@ -8483,19 +7371,25 @@
                 <m:rPr>
                   <m:sty m:val="p"/>
                 </m:rPr>
-                <m:t>a</m:t>
+                <m:t>e</m:t>
               </m:r>
               <m:r>
                 <m:rPr>
                   <m:sty m:val="p"/>
                 </m:rPr>
-                <m:t>f</m:t>
+                <m:t>m</m:t>
               </m:r>
               <m:r>
                 <m:rPr>
                   <m:sty m:val="p"/>
                 </m:rPr>
-                <m:t>f</m:t>
+                <m:t>o</m:t>
+              </m:r>
+              <m:r>
+                <m:rPr>
+                  <m:sty m:val="p"/>
+                </m:rPr>
+                <m:t>t</m:t>
               </m:r>
               <m:r>
                 <m:rPr>
@@ -8534,7 +7428,7 @@
           </m:d>
         </m:oMath>
       </m:oMathPara>
-      <w:bookmarkEnd w:id="54"/>
+      <w:bookmarkEnd w:id="52"/>
     </w:p>
     <w:p>
       <w:pPr>
@@ -8558,19 +7452,25 @@
               <m:rPr>
                 <m:sty m:val="p"/>
               </m:rPr>
-              <m:t>a</m:t>
+              <m:t>e</m:t>
             </m:r>
             <m:r>
               <m:rPr>
                 <m:sty m:val="p"/>
               </m:rPr>
-              <m:t>f</m:t>
+              <m:t>m</m:t>
             </m:r>
             <m:r>
               <m:rPr>
                 <m:sty m:val="p"/>
               </m:rPr>
-              <m:t>f</m:t>
+              <m:t>o</m:t>
+            </m:r>
+            <m:r>
+              <m:rPr>
+                <m:sty m:val="p"/>
+              </m:rPr>
+              <m:t>t</m:t>
             </m:r>
             <m:r>
               <m:rPr>
@@ -8600,12 +7500,38 @@
         <w:t xml:space="preserve"> </w:t>
       </w:r>
       <w:r>
+        <w:t xml:space="preserve">When learned affective support is present, it contributes to the same context-to-feature competition defined in</w:t>
+      </w:r>
+      <w:r>
+        <w:t xml:space="preserve"> </w:t>
+      </w:r>
+      <w:hyperlink w:anchor="eq-retrieval-support">
+        <w:r>
+          <w:rPr>
+            <w:rStyle w:val="Hyperlink"/>
+          </w:rPr>
+          <w:t xml:space="preserve">Equation 9</w:t>
+        </w:r>
+      </w:hyperlink>
+      <w:r>
+        <w:t xml:space="preserve">.</w:t>
+      </w:r>
+      <w:r>
+        <w:t xml:space="preserve"> </w:t>
+      </w:r>
+      <w:r>
+        <w:t xml:space="preserve">Task items are distinct item features and are assigned the marked affective feature only in affective-overlap variants.</w:t>
+      </w:r>
+      <w:r>
+        <w:t xml:space="preserve"> </w:t>
+      </w:r>
+      <w:r>
         <w:t xml:space="preserve">When film and task items share the marked affective feature and affective context-to-feature learning is enabled,</w:t>
       </w:r>
       <w:r>
         <w:t xml:space="preserve"> </w:t>
       </w:r>
-      <w:hyperlink w:anchor="eq-aff-mcf-learning">
+      <w:hyperlink w:anchor="eq-emot-mcf-learning">
         <w:r>
           <w:rPr>
             <w:rStyle w:val="Hyperlink"/>
@@ -8625,7 +7551,7 @@
         <w:pStyle w:val="BodyText"/>
       </w:pPr>
       <w:r>
-        <w:t xml:space="preserve">The simulations below vary the phase, reminder, retrieval-control, and affective settings described above while keeping the underlying item-context architecture fixed.</w:t>
+        <w:t xml:space="preserve">These equations define the item-context architecture used in all simulations.</w:t>
       </w:r>
       <w:r>
         <w:t xml:space="preserve"> </w:t>
@@ -8634,15 +7560,455 @@
         <w:t xml:space="preserve">Because retrieval proceeds as a sequence of competitive samples terminated by a growing stop probability, task competitors can reduce film retrieval by winning individual retrieval competitions before search terminates.</w:t>
       </w:r>
     </w:p>
+    <w:bookmarkEnd w:id="53"/>
+    <w:bookmarkEnd w:id="54"/>
+    <w:bookmarkStart w:id="67" w:name="simulations"/>
+    <w:p>
+      <w:pPr>
+        <w:pStyle w:val="Heading1"/>
+      </w:pPr>
+      <w:r>
+        <w:t xml:space="preserve">Simulations</w:t>
+      </w:r>
+    </w:p>
+    <w:p>
+      <w:pPr>
+        <w:pStyle w:val="FirstParagraph"/>
+      </w:pPr>
+      <w:r>
+        <w:t xml:space="preserve">The simulations configure the model specification above rather than adding new mechanisms.</w:t>
+      </w:r>
+      <w:r>
+        <w:t xml:space="preserve"> </w:t>
+      </w:r>
+      <w:r>
+        <w:t xml:space="preserve">They use the same CMR operations to encode target film items, intervening non-film items, task items, and post-task filler items, and they use the same retrieval rule for unguided retrieval and deliberate recall.</w:t>
+      </w:r>
+      <w:r>
+        <w:t xml:space="preserve"> </w:t>
+      </w:r>
+      <w:r>
+        <w:t xml:space="preserve">The design is organized around empirical contrasts in clip content, post-clip task, and retrieval mode, with immediate and delayed/post-reminder timing variants.</w:t>
+      </w:r>
+    </w:p>
+    <w:bookmarkStart w:id="55" w:name="tbl-simulated-design"/>
+    <w:p>
+      <w:pPr>
+        <w:pStyle w:val="FigureTitle"/>
+      </w:pPr>
+      <w:r>
+        <w:t xml:space="preserve">Table 2</w:t>
+      </w:r>
+    </w:p>
+    <w:p>
+      <w:pPr>
+        <w:pStyle w:val="Caption"/>
+      </w:pPr>
+      <w:r>
+        <w:t xml:space="preserve">Simulated design components and their model implementation.</w:t>
+      </w:r>
+      <w:r>
+        <w:t xml:space="preserve"> </w:t>
+      </w:r>
+      <w:r>
+        <w:t xml:space="preserve">The table maps empirical contrasts onto model operations rather than listing all phase-specific parameter values.</w:t>
+      </w:r>
+    </w:p>
+    <w:tbl>
+      <w:tblPr>
+        <w:tblStyle w:val="Table"/>
+        <w:tblW w:type="pct" w:w="5000"/>
+        <w:tblLayout w:type="fixed"/>
+        <w:tblLook w:firstRow="1" w:lastRow="0" w:firstColumn="0" w:lastColumn="0" w:noHBand="0" w:noVBand="0" w:val="0020"/>
+      </w:tblPr>
+      <w:tblGrid>
+        <w:gridCol w:w="2640"/>
+        <w:gridCol w:w="2640"/>
+        <w:gridCol w:w="2640"/>
+      </w:tblGrid>
+      <w:tr>
+        <w:trPr>
+          <w:tblHeader w:val="on"/>
+        </w:trPr>
+        <w:tc>
+          <w:tcPr/>
+          <w:p>
+            <w:pPr>
+              <w:pStyle w:val="Compact"/>
+            </w:pPr>
+            <w:r>
+              <w:t xml:space="preserve">Design component</w:t>
+            </w:r>
+          </w:p>
+        </w:tc>
+        <w:tc>
+          <w:tcPr/>
+          <w:p>
+            <w:pPr>
+              <w:pStyle w:val="Compact"/>
+            </w:pPr>
+            <w:r>
+              <w:t xml:space="preserve">Variants</w:t>
+            </w:r>
+          </w:p>
+        </w:tc>
+        <w:tc>
+          <w:tcPr/>
+          <w:p>
+            <w:pPr>
+              <w:pStyle w:val="Compact"/>
+            </w:pPr>
+            <w:r>
+              <w:t xml:space="preserve">Model role</w:t>
+            </w:r>
+          </w:p>
+        </w:tc>
+      </w:tr>
+      <w:tr>
+        <w:tc>
+          <w:tcPr/>
+          <w:p>
+            <w:pPr>
+              <w:pStyle w:val="Compact"/>
+            </w:pPr>
+            <w:r>
+              <w:t xml:space="preserve">Film/clip items</w:t>
+            </w:r>
+          </w:p>
+        </w:tc>
+        <w:tc>
+          <w:tcPr/>
+          <w:p>
+            <w:pPr>
+              <w:pStyle w:val="Compact"/>
+            </w:pPr>
+            <w:r>
+              <w:t xml:space="preserve">Trauma/affective or neutral target clips</w:t>
+            </w:r>
+          </w:p>
+        </w:tc>
+        <w:tc>
+          <w:tcPr/>
+          <w:p>
+            <w:pPr>
+              <w:pStyle w:val="Compact"/>
+            </w:pPr>
+            <w:r>
+              <w:t xml:space="preserve">Film items are the target episode whose later access is measured; affective marking is enabled only for affective-overlap variants.</w:t>
+            </w:r>
+          </w:p>
+        </w:tc>
+      </w:tr>
+      <w:tr>
+        <w:tc>
+          <w:tcPr/>
+          <w:p>
+            <w:pPr>
+              <w:pStyle w:val="Compact"/>
+            </w:pPr>
+            <w:r>
+              <w:t xml:space="preserve">Task condition</w:t>
+            </w:r>
+          </w:p>
+        </w:tc>
+        <w:tc>
+          <w:tcPr/>
+          <w:p>
+            <w:pPr>
+              <w:pStyle w:val="Compact"/>
+            </w:pPr>
+            <w:r>
+              <w:t xml:space="preserve">Visuospatial interference task or comparison task</w:t>
+            </w:r>
+          </w:p>
+        </w:tc>
+        <w:tc>
+          <w:tcPr/>
+          <w:p>
+            <w:pPr>
+              <w:pStyle w:val="Compact"/>
+            </w:pPr>
+            <w:r>
+              <w:t xml:space="preserve">Task items are potential competitors encoded after film encoding or reminder reinstatement; task learning strength indexes how strongly they compete once cued.</w:t>
+            </w:r>
+          </w:p>
+        </w:tc>
+      </w:tr>
+      <w:tr>
+        <w:tc>
+          <w:tcPr/>
+          <w:p>
+            <w:pPr>
+              <w:pStyle w:val="Compact"/>
+            </w:pPr>
+            <w:r>
+              <w:t xml:space="preserve">Affective overlap</w:t>
+            </w:r>
+          </w:p>
+        </w:tc>
+        <w:tc>
+          <w:tcPr/>
+          <w:p>
+            <w:pPr>
+              <w:pStyle w:val="Compact"/>
+            </w:pPr>
+            <w:r>
+              <w:t xml:space="preserve">Film-only marking or shared film-task marking</w:t>
+            </w:r>
+          </w:p>
+        </w:tc>
+        <w:tc>
+          <w:tcPr/>
+          <w:p>
+            <w:pPr>
+              <w:pStyle w:val="Compact"/>
+            </w:pPr>
+            <w:r>
+              <w:t xml:space="preserve">Tests whether shared affective state amplifies task competition.</w:t>
+            </w:r>
+          </w:p>
+        </w:tc>
+      </w:tr>
+      <w:tr>
+        <w:tc>
+          <w:tcPr/>
+          <w:p>
+            <w:pPr>
+              <w:pStyle w:val="Compact"/>
+            </w:pPr>
+            <w:r>
+              <w:t xml:space="preserve">Timing/reinstatement</w:t>
+            </w:r>
+          </w:p>
+        </w:tc>
+        <w:tc>
+          <w:tcPr/>
+          <w:p>
+            <w:pPr>
+              <w:pStyle w:val="Compact"/>
+            </w:pPr>
+            <w:r>
+              <w:t xml:space="preserve">Immediate post-film task or delayed post-reminder task</w:t>
+            </w:r>
+          </w:p>
+        </w:tc>
+        <w:tc>
+          <w:tcPr/>
+          <w:p>
+            <w:pPr>
+              <w:pStyle w:val="Compact"/>
+            </w:pPr>
+            <w:r>
+              <w:t xml:space="preserve">Tests whether delayed reminders increase overlap by reinstating film-associated context before task encoding.</w:t>
+            </w:r>
+          </w:p>
+        </w:tc>
+      </w:tr>
+      <w:tr>
+        <w:tc>
+          <w:tcPr/>
+          <w:p>
+            <w:pPr>
+              <w:pStyle w:val="Compact"/>
+            </w:pPr>
+            <w:r>
+              <w:t xml:space="preserve">Buffer/filler experience</w:t>
+            </w:r>
+          </w:p>
+        </w:tc>
+        <w:tc>
+          <w:tcPr/>
+          <w:p>
+            <w:pPr>
+              <w:pStyle w:val="Compact"/>
+            </w:pPr>
+            <w:r>
+              <w:t xml:space="preserve">Pre-reminder buffer and post-task filler</w:t>
+            </w:r>
+          </w:p>
+        </w:tc>
+        <w:tc>
+          <w:tcPr/>
+          <w:p>
+            <w:pPr>
+              <w:pStyle w:val="Compact"/>
+            </w:pPr>
+            <w:r>
+              <w:t xml:space="preserve">Moves context away from film and adds non-film items that can enter retrieval competition.</w:t>
+            </w:r>
+          </w:p>
+        </w:tc>
+      </w:tr>
+      <w:tr>
+        <w:tc>
+          <w:tcPr/>
+          <w:p>
+            <w:pPr>
+              <w:pStyle w:val="Compact"/>
+            </w:pPr>
+            <w:r>
+              <w:t xml:space="preserve">Retrieval mode</w:t>
+            </w:r>
+          </w:p>
+        </w:tc>
+        <w:tc>
+          <w:tcPr/>
+          <w:p>
+            <w:pPr>
+              <w:pStyle w:val="Compact"/>
+            </w:pPr>
+            <w:r>
+              <w:t xml:space="preserve">Unguided retrieval or deliberate recall</w:t>
+            </w:r>
+          </w:p>
+        </w:tc>
+        <w:tc>
+          <w:tcPr/>
+          <w:p>
+            <w:pPr>
+              <w:pStyle w:val="Compact"/>
+            </w:pPr>
+            <w:r>
+              <w:t xml:space="preserve">Tests whether film-directed control protects voluntary access within the same retrieval architecture.</w:t>
+            </w:r>
+          </w:p>
+        </w:tc>
+      </w:tr>
+    </w:tbl>
     <w:bookmarkEnd w:id="55"/>
-    <w:bookmarkEnd w:id="56"/>
-    <w:bookmarkStart w:id="67" w:name="simulations"/>
-    <w:p>
-      <w:pPr>
-        <w:pStyle w:val="Heading1"/>
-      </w:pPr>
-      <w:r>
-        <w:t xml:space="preserve">Simulations</w:t>
+    <w:p>
+      <w:pPr>
+        <w:pStyle w:val="AfterWithoutNote"/>
+      </w:pPr>
+      <w:r>
+        <w:t xml:space="preserve">Delayed/post-reminder simulations implement the reminder as two context-updating operations.</w:t>
+      </w:r>
+      <w:r>
+        <w:t xml:space="preserve"> </w:t>
+      </w:r>
+      <w:r>
+        <w:t xml:space="preserve">After the pre-reminder buffer, context first drifts toward the start state.</w:t>
+      </w:r>
+      <w:r>
+        <w:t xml:space="preserve"> </w:t>
+      </w:r>
+      <w:r>
+        <w:t xml:space="preserve">The model then applies film-item reminder cues sequentially, using</w:t>
+      </w:r>
+      <w:r>
+        <w:t xml:space="preserve"> </w:t>
+      </w:r>
+      <w:hyperlink w:anchor="eq-context-input">
+        <w:r>
+          <w:rPr>
+            <w:rStyle w:val="Hyperlink"/>
+          </w:rPr>
+          <w:t xml:space="preserve">Equation 3</w:t>
+        </w:r>
+      </w:hyperlink>
+      <w:r>
+        <w:t xml:space="preserve"> </w:t>
+      </w:r>
+      <w:r>
+        <w:t xml:space="preserve">and</w:t>
+      </w:r>
+      <w:r>
+        <w:t xml:space="preserve"> </w:t>
+      </w:r>
+      <w:hyperlink w:anchor="eq-context-update">
+        <w:r>
+          <w:rPr>
+            <w:rStyle w:val="Hyperlink"/>
+          </w:rPr>
+          <w:t xml:space="preserve">Equation 4</w:t>
+        </w:r>
+      </w:hyperlink>
+      <w:r>
+        <w:t xml:space="preserve"> </w:t>
+      </w:r>
+      <w:r>
+        <w:t xml:space="preserve">with a reminder-cue drift rate lower than encoding drift in the working simulations.</w:t>
+      </w:r>
+      <w:r>
+        <w:t xml:space="preserve"> </w:t>
+      </w:r>
+      <w:r>
+        <w:t xml:space="preserve">This lower drift rate represents the assumption that brief reminder images provide weaker contextual evidence than full film-item presentations.</w:t>
+      </w:r>
+      <w:r>
+        <w:t xml:space="preserve"> </w:t>
+      </w:r>
+      <w:r>
+        <w:t xml:space="preserve">Reminder cues do not apply</w:t>
+      </w:r>
+      <w:r>
+        <w:t xml:space="preserve"> </w:t>
+      </w:r>
+      <w:hyperlink w:anchor="eq-mfc-learning">
+        <w:r>
+          <w:rPr>
+            <w:rStyle w:val="Hyperlink"/>
+          </w:rPr>
+          <w:t xml:space="preserve">Equation 6</w:t>
+        </w:r>
+      </w:hyperlink>
+      <w:r>
+        <w:t xml:space="preserve"> </w:t>
+      </w:r>
+      <w:r>
+        <w:t xml:space="preserve">or</w:t>
+      </w:r>
+      <w:r>
+        <w:t xml:space="preserve"> </w:t>
+      </w:r>
+      <w:hyperlink w:anchor="eq-mcf-learning">
+        <w:r>
+          <w:rPr>
+            <w:rStyle w:val="Hyperlink"/>
+          </w:rPr>
+          <w:t xml:space="preserve">Equation 8</w:t>
+        </w:r>
+      </w:hyperlink>
+      <w:r>
+        <w:t xml:space="preserve"> </w:t>
+      </w:r>
+      <w:r>
+        <w:t xml:space="preserve">and do not add new recallable items.</w:t>
+      </w:r>
+      <w:r>
+        <w:t xml:space="preserve"> </w:t>
+      </w:r>
+      <w:r>
+        <w:t xml:space="preserve">The immediate variant omits the structured pre-reminder buffer and reminder operations, placing the task phase directly after film encoding.</w:t>
+      </w:r>
+    </w:p>
+    <w:p>
+      <w:pPr>
+        <w:pStyle w:val="BodyText"/>
+      </w:pPr>
+      <w:r>
+        <w:t xml:space="preserve">Phase-specific parameter settings are introduced where the simulations vary them.</w:t>
+      </w:r>
+      <w:r>
+        <w:t xml:space="preserve"> </w:t>
+      </w:r>
+      <w:r>
+        <w:t xml:space="preserve">Task-learning settings index competitor strength, drift and reminder settings index contextual overlap, retrieval-control settings distinguish unguided retrieval from deliberate recall, and affective marking tests shared-state amplification.</w:t>
+      </w:r>
+      <w:r>
+        <w:t xml:space="preserve"> </w:t>
+      </w:r>
+      <w:r>
+        <w:t xml:space="preserve">Fixed settings for buffer and filler phases are treated as simulation configuration rather than as additional model mechanisms.</w:t>
+      </w:r>
+    </w:p>
+    <w:bookmarkStart w:id="60" w:name="current-diagnostic-sweep"/>
+    <w:p>
+      <w:pPr>
+        <w:pStyle w:val="Heading2"/>
+      </w:pPr>
+      <w:r>
+        <w:t xml:space="preserve">Current Diagnostic Sweep</w:t>
       </w:r>
     </w:p>
     <w:p>
@@ -8662,16 +8028,10 @@
         <w:t xml:space="preserve"> </w:t>
       </w:r>
       <w:r>
-        <w:t xml:space="preserve">The section scaffold below records what each simulation must establish before the final result text is written.</w:t>
-      </w:r>
-      <w:r>
-        <w:t xml:space="preserve"> </w:t>
-      </w:r>
-      <w:r>
-        <w:t xml:space="preserve">Each subsection specifies the core contrast, the primary readouts, and the main design decision still open at this stage.</w:t>
-      </w:r>
-    </w:p>
-    <w:bookmarkStart w:id="60" w:name="fig-interference-sweep-spc"/>
+        <w:t xml:space="preserve">This figure will move into the relevant simulation section once the final simulation package is fixed.</w:t>
+      </w:r>
+    </w:p>
+    <w:bookmarkStart w:id="59" w:name="fig-interference-sweep-spc"/>
     <w:p>
       <w:pPr>
         <w:pStyle w:val="FigureTitle"/>
@@ -8715,18 +8075,18 @@
           <wp:inline>
             <wp:extent cx="5943600" cy="2214422"/>
             <wp:effectExtent b="0" l="0" r="0" t="0"/>
-            <wp:docPr descr="" title="" id="58" name="Picture"/>
+            <wp:docPr descr="" title="" id="57" name="Picture"/>
             <a:graphic>
               <a:graphicData uri="http://schemas.openxmlformats.org/drawingml/2006/picture">
                 <pic:pic>
                   <pic:nvPicPr>
-                    <pic:cNvPr descr="figures/interference_mcf_scale_delay16_fit_no_shared_support_side_by_side_spc.png" id="59" name="Picture"/>
+                    <pic:cNvPr descr="figures/interference_mcf_scale_delay16_fit_no_shared_support_side_by_side_spc.png" id="58" name="Picture"/>
                     <pic:cNvPicPr>
                       <a:picLocks noChangeArrowheads="1" noChangeAspect="1"/>
                     </pic:cNvPicPr>
                   </pic:nvPicPr>
                   <pic:blipFill>
-                    <a:blip r:embed="rId57"/>
+                    <a:blip r:embed="rId56"/>
                     <a:stretch>
                       <a:fillRect/>
                     </a:stretch>
@@ -8751,6 +8111,21 @@
             </a:graphic>
           </wp:inline>
         </w:drawing>
+      </w:r>
+    </w:p>
+    <w:bookmarkEnd w:id="59"/>
+    <w:p>
+      <w:pPr>
+        <w:pStyle w:val="AfterWithoutNote"/>
+      </w:pPr>
+      <w:r>
+        <w:t xml:space="preserve">The section scaffold below records what each simulation must establish before the final result text is written.</w:t>
+      </w:r>
+      <w:r>
+        <w:t xml:space="preserve"> </w:t>
+      </w:r>
+      <w:r>
+        <w:t xml:space="preserve">Each subsection specifies the core contrast, the primary readouts, and the main design decision still open at this stage.</w:t>
       </w:r>
     </w:p>
     <w:bookmarkEnd w:id="60"/>

--- a/docs/index.docx
+++ b/docs/index.docx
@@ -7562,7 +7562,7 @@
     </w:p>
     <w:bookmarkEnd w:id="53"/>
     <w:bookmarkEnd w:id="54"/>
-    <w:bookmarkStart w:id="67" w:name="simulations"/>
+    <w:bookmarkStart w:id="66" w:name="simulations"/>
     <w:p>
       <w:pPr>
         <w:pStyle w:val="Heading1"/>
@@ -7576,19 +7576,42 @@
         <w:pStyle w:val="FirstParagraph"/>
       </w:pPr>
       <w:r>
-        <w:t xml:space="preserve">The simulations configure the model specification above rather than adding new mechanisms.</w:t>
-      </w:r>
-      <w:r>
-        <w:t xml:space="preserve"> </w:t>
-      </w:r>
-      <w:r>
-        <w:t xml:space="preserve">They use the same CMR operations to encode target film items, intervening non-film items, task items, and post-task filler items, and they use the same retrieval rule for unguided retrieval and deliberate recall.</w:t>
-      </w:r>
-      <w:r>
-        <w:t xml:space="preserve"> </w:t>
-      </w:r>
-      <w:r>
-        <w:t xml:space="preserve">The design is organized around empirical contrasts in clip content, post-clip task, and retrieval mode, with immediate and delayed/post-reminder timing variants.</w:t>
+        <w:t xml:space="preserve">The simulations test whether the model mechanisms specified above are sufficient to produce selective interference.</w:t>
+      </w:r>
+      <w:r>
+        <w:t xml:space="preserve"> </w:t>
+      </w:r>
+      <w:r>
+        <w:t xml:space="preserve">Across simulations, film items, intervening non-film items, task items, and post-task filler items are encoded by the same CMR operations, and unguided retrieval and deliberate recall use the same competitive retrieval rule.</w:t>
+      </w:r>
+      <w:r>
+        <w:t xml:space="preserve"> </w:t>
+      </w:r>
+      <w:r>
+        <w:t xml:space="preserve">The simulations vary the conditions under which task items become competitors and the control settings that determine whether retrieval is guided toward film items.</w:t>
+      </w:r>
+      <w:r>
+        <w:t xml:space="preserve"> </w:t>
+      </w:r>
+      <w:r>
+        <w:t xml:space="preserve">Table</w:t>
+      </w:r>
+      <w:r>
+        <w:t xml:space="preserve"> </w:t>
+      </w:r>
+      <w:hyperlink w:anchor="tbl-simulated-design">
+        <w:r>
+          <w:rPr>
+            <w:rStyle w:val="Hyperlink"/>
+          </w:rPr>
+          <w:t xml:space="preserve">Table 2</w:t>
+        </w:r>
+      </w:hyperlink>
+      <w:r>
+        <w:t xml:space="preserve"> </w:t>
+      </w:r>
+      <w:r>
+        <w:t xml:space="preserve">summarizes the design components used to instantiate these contrasts.</w:t>
       </w:r>
     </w:p>
     <w:bookmarkStart w:id="55" w:name="tbl-simulated-design"/>
@@ -7605,13 +7628,13 @@
         <w:pStyle w:val="Caption"/>
       </w:pPr>
       <w:r>
-        <w:t xml:space="preserve">Simulated design components and their model implementation.</w:t>
-      </w:r>
-      <w:r>
-        <w:t xml:space="preserve"> </w:t>
-      </w:r>
-      <w:r>
-        <w:t xml:space="preserve">The table maps empirical contrasts onto model operations rather than listing all phase-specific parameter values.</w:t>
+        <w:t xml:space="preserve">Simulation design components.</w:t>
+      </w:r>
+      <w:r>
+        <w:t xml:space="preserve"> </w:t>
+      </w:r>
+      <w:r>
+        <w:t xml:space="preserve">The table summarizes how the simulation contrasts map onto model-level roles.</w:t>
       </w:r>
     </w:p>
     <w:tbl>
@@ -7881,7 +7904,7 @@
         <w:pStyle w:val="AfterWithoutNote"/>
       </w:pPr>
       <w:r>
-        <w:t xml:space="preserve">Delayed/post-reminder simulations implement the reminder as two context-updating operations.</w:t>
+        <w:t xml:space="preserve">In delayed/post-reminder simulations, the reminder is implemented as two context-updating operations.</w:t>
       </w:r>
       <w:r>
         <w:t xml:space="preserve"> </w:t>
@@ -7927,7 +7950,7 @@
         <w:t xml:space="preserve"> </w:t>
       </w:r>
       <w:r>
-        <w:t xml:space="preserve">with a reminder-cue drift rate lower than encoding drift in the working simulations.</w:t>
+        <w:t xml:space="preserve">with a reminder-cue drift rate lower than encoding drift.</w:t>
       </w:r>
       <w:r>
         <w:t xml:space="preserve"> </w:t>
@@ -7987,13 +8010,7 @@
         <w:pStyle w:val="BodyText"/>
       </w:pPr>
       <w:r>
-        <w:t xml:space="preserve">Phase-specific parameter settings are introduced where the simulations vary them.</w:t>
-      </w:r>
-      <w:r>
-        <w:t xml:space="preserve"> </w:t>
-      </w:r>
-      <w:r>
-        <w:t xml:space="preserve">Task-learning settings index competitor strength, drift and reminder settings index contextual overlap, retrieval-control settings distinguish unguided retrieval from deliberate recall, and affective marking tests shared-state amplification.</w:t>
+        <w:t xml:space="preserve">Across simulations, task-learning settings manipulate competitor strength, drift and reminder settings manipulate contextual overlap, retrieval-control settings manipulate film-directed access, and affective marking manipulates shared affective state.</w:t>
       </w:r>
       <w:r>
         <w:t xml:space="preserve"> </w:t>
@@ -8002,13 +8019,33 @@
         <w:t xml:space="preserve">Fixed settings for buffer and filler phases are treated as simulation configuration rather than as additional model mechanisms.</w:t>
       </w:r>
     </w:p>
-    <w:bookmarkStart w:id="60" w:name="current-diagnostic-sweep"/>
+    <w:p>
+      <w:pPr>
+        <w:pStyle w:val="BodyText"/>
+      </w:pPr>
+      <w:r>
+        <w:t xml:space="preserve">The simulation sequence first establishes the memory-side mechanism by showing how task competition and contextual overlap reduce film-item access.</w:t>
+      </w:r>
+      <w:r>
+        <w:t xml:space="preserve"> </w:t>
+      </w:r>
+      <w:r>
+        <w:t xml:space="preserve">It then tests whether retrieval mode turns that memory-side effect into the selective-interference dissociation.</w:t>
+      </w:r>
+      <w:r>
+        <w:t xml:space="preserve"> </w:t>
+      </w:r>
+      <w:r>
+        <w:t xml:space="preserve">The remaining simulations decompose deliberate-recall control and examine boundary conditions involving reminder timing, task specificity, affective overlap, and cue support.</w:t>
+      </w:r>
+    </w:p>
+    <w:bookmarkStart w:id="60" w:name="Xbcb1a978e991f364bff6939060eaf7762ee0e94"/>
     <w:p>
       <w:pPr>
         <w:pStyle w:val="Heading2"/>
       </w:pPr>
       <w:r>
-        <w:t xml:space="preserve">Current Diagnostic Sweep</w:t>
+        <w:t xml:space="preserve">Simulation 1: Task Competition and Contextual Overlap</w:t>
       </w:r>
     </w:p>
     <w:p>
@@ -8016,19 +8053,25 @@
         <w:pStyle w:val="FirstParagraph"/>
       </w:pPr>
       <w:r>
-        <w:t xml:space="preserve">The first rendered sweep included here orients the reader to the simulated phase structure before the later sections develop the final manuscript contrasts.</w:t>
-      </w:r>
-      <w:r>
-        <w:t xml:space="preserve"> </w:t>
-      </w:r>
-      <w:r>
-        <w:t xml:space="preserve">These plots are diagnostic outputs from the interference-strength sweep, not stand-alone evidence for the full intrusion-voluntary-memory dissociation.</w:t>
-      </w:r>
-      <w:r>
-        <w:t xml:space="preserve"> </w:t>
-      </w:r>
-      <w:r>
-        <w:t xml:space="preserve">This figure will move into the relevant simulation section once the final simulation package is fixed.</w:t>
+        <w:t xml:space="preserve">Premise: The first simulation asks whether task items can reduce film-item access through two memory-side ingredients: task competitor strength and contextual overlap with film-associated context.</w:t>
+      </w:r>
+      <w:r>
+        <w:t xml:space="preserve"> </w:t>
+      </w:r>
+      <w:r>
+        <w:t xml:space="preserve">The current sweep operationalizes competitor strength by increasing task context-to-feature learning.</w:t>
+      </w:r>
+      <w:r>
+        <w:t xml:space="preserve"> </w:t>
+      </w:r>
+      <w:r>
+        <w:t xml:space="preserve">It operationalizes contextual overlap by comparing no-reminder and reminder conditions, where reminders reinstate film-associated context before task encoding.</w:t>
+      </w:r>
+      <w:r>
+        <w:t xml:space="preserve"> </w:t>
+      </w:r>
+      <w:r>
+        <w:t xml:space="preserve">This simulation does not yet test the intrusion-voluntary-memory dissociation because retrieval mode is not varied.</w:t>
       </w:r>
     </w:p>
     <w:bookmarkStart w:id="59" w:name="fig-interference-sweep-spc"/>
@@ -8057,13 +8100,13 @@
         <w:t xml:space="preserve"> </w:t>
       </w:r>
       <w:r>
-        <w:t xml:space="preserve">Darker lines indicate stronger context-to-item learning for interference-task items.</w:t>
-      </w:r>
-      <w:r>
-        <w:t xml:space="preserve"> </w:t>
-      </w:r>
-      <w:r>
-        <w:t xml:space="preserve">The figure shows how the interference manipulation changes the distribution of retrieval across encoded phases, rather than only changing total film recall.</w:t>
+        <w:t xml:space="preserve">Darker lines indicate stronger context-to-feature learning for task items.</w:t>
+      </w:r>
+      <w:r>
+        <w:t xml:space="preserve"> </w:t>
+      </w:r>
+      <w:r>
+        <w:t xml:space="preserve">The figure shows how the task-learning manipulation changes the distribution of retrieval across encoded phases, rather than only changing total film recall.</w:t>
       </w:r>
     </w:p>
     <w:p>
@@ -8119,23 +8162,63 @@
         <w:pStyle w:val="AfterWithoutNote"/>
       </w:pPr>
       <w:r>
-        <w:t xml:space="preserve">The section scaffold below records what each simulation must establish before the final result text is written.</w:t>
-      </w:r>
-      <w:r>
-        <w:t xml:space="preserve"> </w:t>
-      </w:r>
-      <w:r>
-        <w:t xml:space="preserve">Each subsection specifies the core contrast, the primary readouts, and the main design decision still open at this stage.</w:t>
+        <w:t xml:space="preserve">Primary readouts: The main figure should show phase-resolved recall across the film, break, task, and filler phases for no-reminder and reminder conditions across task-learning strengths.</w:t>
+      </w:r>
+      <w:r>
+        <w:t xml:space="preserve"> </w:t>
+      </w:r>
+      <w:r>
+        <w:t xml:space="preserve">A compact summary should also show film-item access and task-item retrieval as task learning increases.</w:t>
+      </w:r>
+      <w:r>
+        <w:t xml:space="preserve"> </w:t>
+      </w:r>
+      <w:r>
+        <w:t xml:space="preserve">The key display should make clear whether lost film retrieval is redistributed toward task items rather than simply disappearing.</w:t>
+      </w:r>
+    </w:p>
+    <w:p>
+      <w:pPr>
+        <w:pStyle w:val="BodyText"/>
+      </w:pPr>
+      <w:r>
+        <w:t xml:space="preserve">Intended text take-away: Task items can redistribute retrieval away from film items without reducing film-item strength.</w:t>
+      </w:r>
+      <w:r>
+        <w:t xml:space="preserve"> </w:t>
+      </w:r>
+      <w:r>
+        <w:t xml:space="preserve">Reminder-driven reinstatement makes task items more effective competitors by encoding them in a film-relevant context state.</w:t>
+      </w:r>
+      <w:r>
+        <w:t xml:space="preserve"> </w:t>
+      </w:r>
+      <w:r>
+        <w:t xml:space="preserve">This establishes the memory-side mechanism needed before testing retrieval-mode selectivity.</w:t>
+      </w:r>
+    </w:p>
+    <w:p>
+      <w:pPr>
+        <w:pStyle w:val="BodyText"/>
+      </w:pPr>
+      <w:r>
+        <w:t xml:space="preserve">Open specification: Decide whether this section will keep the current interference-strength sweep as the final Simulation 1 or add a cleaner crossed summary of task strength by reminder/overlap.</w:t>
+      </w:r>
+      <w:r>
+        <w:t xml:space="preserve"> </w:t>
+      </w:r>
+      <w:r>
+        <w:t xml:space="preserve">Decide whether the comparison task is represented mainly as weak task learning, lower contextual overlap, lower affective overlap, or some combination of these model-level properties.</w:t>
       </w:r>
     </w:p>
     <w:bookmarkEnd w:id="60"/>
-    <w:bookmarkStart w:id="61" w:name="X6fcf3f39085e398ac9304fc9201661bcf62a397"/>
+    <w:bookmarkStart w:id="61" w:name="X37494a7d56ca7a31ce1e7ad5f2ef7cfc35c42b4"/>
     <w:p>
       <w:pPr>
         <w:pStyle w:val="Heading2"/>
       </w:pPr>
       <w:r>
-        <w:t xml:space="preserve">Simulation 1: Core Selective-Interference Dissociation</w:t>
+        <w:t xml:space="preserve">Simulation 2: Retrieval Mode and Selective Interference</w:t>
       </w:r>
     </w:p>
     <w:p>
@@ -8143,7 +8226,7 @@
         <w:pStyle w:val="FirstParagraph"/>
       </w:pPr>
       <w:r>
-        <w:t xml:space="preserve">Premise: The basic selective-interference result is a 2 x 2 contrast between task competition and retrieval mode.</w:t>
+        <w:t xml:space="preserve">Premise: Given stored film and task associations capable of producing competition, the second simulation asks whether unguided retrieval is more impaired than deliberate recall.</w:t>
       </w:r>
       <w:r>
         <w:t xml:space="preserve"> </w:t>
@@ -8155,7 +8238,7 @@
         <w:t xml:space="preserve"> </w:t>
       </w:r>
       <w:r>
-        <w:t xml:space="preserve">The core demonstration is that the same stored film episode and the same post-film task manipulation produce larger film-item impairment under unguided retrieval than under deliberate recall.</w:t>
+        <w:t xml:space="preserve">This is the first direct simulation of the selective-interference dissociation between intrusion-like access and voluntary recall.</w:t>
       </w:r>
     </w:p>
     <w:p>
@@ -8183,7 +8266,7 @@
         <w:pStyle w:val="BodyText"/>
       </w:pPr>
       <w:r>
-        <w:t xml:space="preserve">Intended text take-away: This section establishes the core sufficiency result.</w:t>
+        <w:t xml:space="preserve">Intended text take-away: This section establishes the core dissociation result.</w:t>
       </w:r>
       <w:r>
         <w:t xml:space="preserve"> </w:t>
@@ -8209,17 +8292,17 @@
         <w:t xml:space="preserve"> </w:t>
       </w:r>
       <w:r>
-        <w:t xml:space="preserve">Those settings should be strong enough to create a retrieval-mode contrast but simple enough that Simulation 2 can still isolate the separate control mechanisms.</w:t>
+        <w:t xml:space="preserve">Those settings should be strong enough to create a retrieval-mode contrast but simple enough that Simulation 3 can still isolate the separate control mechanisms.</w:t>
       </w:r>
     </w:p>
     <w:bookmarkEnd w:id="61"/>
-    <w:bookmarkStart w:id="62" w:name="Xc677d8ae7f532696a9d0dc1c16d289e7eda8c6a"/>
+    <w:bookmarkStart w:id="62" w:name="Xbe670664f0616e2f4bf355deaa2d454398f6d2b"/>
     <w:p>
       <w:pPr>
         <w:pStyle w:val="Heading2"/>
       </w:pPr>
       <w:r>
-        <w:t xml:space="preserve">Simulation 2: Control Mechanisms Underlying Deliberate-Recall Protection</w:t>
+        <w:t xml:space="preserve">Simulation 3: Deliberate-Recall Control Mechanisms</w:t>
       </w:r>
     </w:p>
     <w:p>
@@ -8227,7 +8310,13 @@
         <w:pStyle w:val="FirstParagraph"/>
       </w:pPr>
       <w:r>
-        <w:t xml:space="preserve">Premise: Deliberate recall is not categorically protected.</w:t>
+        <w:t xml:space="preserve">Premise: After Simulation 2 establishes relative protection for deliberate recall, this simulation asks which control settings produce that protection.</w:t>
+      </w:r>
+      <w:r>
+        <w:t xml:space="preserve"> </w:t>
+      </w:r>
+      <w:r>
+        <w:t xml:space="preserve">Deliberate recall is not categorically protected.</w:t>
       </w:r>
       <w:r>
         <w:t xml:space="preserve"> </w:t>
@@ -8342,13 +8431,13 @@
       </w:r>
     </w:p>
     <w:bookmarkEnd w:id="62"/>
-    <w:bookmarkStart w:id="63" w:name="Xd8f441f3cd8f126ee70b8b553c70cb32891d979"/>
+    <w:bookmarkStart w:id="63" w:name="X4e2c45a43ed3089f632b0e88f82303adf550a66"/>
     <w:p>
       <w:pPr>
         <w:pStyle w:val="Heading2"/>
       </w:pPr>
       <w:r>
-        <w:t xml:space="preserve">Simulation 3: Competitor Strength and Contextual Overlap</w:t>
+        <w:t xml:space="preserve">Simulation 4: Reminder and Timing Boundary Conditions</w:t>
       </w:r>
     </w:p>
     <w:p>
@@ -8356,19 +8445,19 @@
         <w:pStyle w:val="FirstParagraph"/>
       </w:pPr>
       <w:r>
-        <w:t xml:space="preserve">Premise: An interference task becomes effective when it encodes competitors with enough learned support and with associated context states similar enough to film context.</w:t>
-      </w:r>
-      <w:r>
-        <w:t xml:space="preserve"> </w:t>
-      </w:r>
-      <w:r>
-        <w:t xml:space="preserve">This section asks what makes a task Tetris-like in model terms.</w:t>
-      </w:r>
-      <w:r>
-        <w:t xml:space="preserve"> </w:t>
-      </w:r>
-      <w:r>
-        <w:t xml:space="preserve">The design should separate task competitor strength from contextual overlap rather than letting one sweep carry both interpretations.</w:t>
+        <w:t xml:space="preserve">Premise: After Simulation 1 shows that reminder presence increases task competition, this simulation asks how delayed interference depends on graded reinstatement and drift.</w:t>
+      </w:r>
+      <w:r>
+        <w:t xml:space="preserve"> </w:t>
+      </w:r>
+      <w:r>
+        <w:t xml:space="preserve">The delayed-reminder case applies the overlap mechanism after context has moved away from the film.</w:t>
+      </w:r>
+      <w:r>
+        <w:t xml:space="preserve"> </w:t>
+      </w:r>
+      <w:r>
+        <w:t xml:space="preserve">A reminder reinstates film-associated context before task encoding by first shifting toward start context and then applying sequential film-item cues without new learning.</w:t>
       </w:r>
     </w:p>
     <w:p>
@@ -8376,13 +8465,19 @@
         <w:pStyle w:val="BodyText"/>
       </w:pPr>
       <w:r>
-        <w:t xml:space="preserve">Primary readouts: The figure should cross or juxtapose a task-strength manipulation with an overlap manipulation and show both film-item access and task-competitor retrieval.</w:t>
-      </w:r>
-      <w:r>
-        <w:t xml:space="preserve"> </w:t>
-      </w:r>
-      <w:r>
-        <w:t xml:space="preserve">Phase-resolved recall remains useful here because the model’s explanation depends on task items entering retrieval alongside film items.</w:t>
+        <w:t xml:space="preserve">Primary readouts: The figure should show how weak versus strong reminder reinstatement changes phase-resolved recall and film-item access after a fixed task phase.</w:t>
+      </w:r>
+      <w:r>
+        <w:t xml:space="preserve"> </w:t>
+      </w:r>
+      <w:r>
+        <w:t xml:space="preserve">If delay or filler length is varied, the figure should make clear whether the effect comes from reinstatement strength, subsequent drift, or their combination.</w:t>
+      </w:r>
+      <w:r>
+        <w:t xml:space="preserve"> </w:t>
+      </w:r>
+      <w:r>
+        <w:t xml:space="preserve">Task-competitor retrieval should remain visible enough to show whether boundary-condition effects operate through competitor recruitment.</w:t>
       </w:r>
     </w:p>
     <w:p>
@@ -8390,25 +8485,103 @@
         <w:pStyle w:val="BodyText"/>
       </w:pPr>
       <w:r>
-        <w:t xml:space="preserve">Intended text take-away: This section explains what makes interference effective.</w:t>
-      </w:r>
-      <w:r>
-        <w:t xml:space="preserve"> </w:t>
-      </w:r>
-      <w:r>
-        <w:t xml:space="preserve">The account should not reduce to generic distraction, list length, or task difficulty.</w:t>
-      </w:r>
-      <w:r>
-        <w:t xml:space="preserve"> </w:t>
-      </w:r>
-      <w:r>
-        <w:t xml:space="preserve">Competitor strength determines whether cued task items can win retrieval competitions.</w:t>
-      </w:r>
-      <w:r>
-        <w:t xml:space="preserve"> </w:t>
-      </w:r>
-      <w:r>
-        <w:t xml:space="preserve">Contextual overlap determines whether task competitors are cued alongside film items before their strength can impair film retrieval.</w:t>
+        <w:t xml:space="preserve">Intended text take-away: This section connects the model to post-reminder interventions.</w:t>
+      </w:r>
+      <w:r>
+        <w:t xml:space="preserve"> </w:t>
+      </w:r>
+      <w:r>
+        <w:t xml:space="preserve">Delayed effects depend on graded reinstatement and drift, rather than an all-or-none storage-disruption window.</w:t>
+      </w:r>
+      <w:r>
+        <w:t xml:space="preserve"> </w:t>
+      </w:r>
+      <w:r>
+        <w:t xml:space="preserve">The reminder restores the contextual condition required for later task encoding to affect film-item retrieval.</w:t>
+      </w:r>
+    </w:p>
+    <w:p>
+      <w:pPr>
+        <w:pStyle w:val="BodyText"/>
+      </w:pPr>
+      <w:r>
+        <w:t xml:space="preserve">Open specification: Decide whether the main comparison is zero/weak reminder reinstatement versus strong reminder reinstatement, a reminder-strength sweep, a delay/drift sweep, or a compact factorial combination.</w:t>
+      </w:r>
+      <w:r>
+        <w:t xml:space="preserve"> </w:t>
+      </w:r>
+      <w:r>
+        <w:t xml:space="preserve">Decide whether immediate interference remains a baseline within this section or is treated as the contrast condition established in Simulation 1.</w:t>
+      </w:r>
+    </w:p>
+    <w:bookmarkEnd w:id="63"/>
+    <w:bookmarkStart w:id="64" w:name="X8f13dd31699f6be4bb876276554fb91bb4e3a48"/>
+    <w:p>
+      <w:pPr>
+        <w:pStyle w:val="Heading2"/>
+      </w:pPr>
+      <w:r>
+        <w:t xml:space="preserve">Simulation 5: Task Specificity and Affective Overlap</w:t>
+      </w:r>
+    </w:p>
+    <w:p>
+      <w:pPr>
+        <w:pStyle w:val="FirstParagraph"/>
+      </w:pPr>
+      <w:r>
+        <w:t xml:space="preserve">Premise: This simulation asks what makes a visuospatial task effective in model terms.</w:t>
+      </w:r>
+      <w:r>
+        <w:t xml:space="preserve"> </w:t>
+      </w:r>
+      <w:r>
+        <w:t xml:space="preserve">Competitor strength is one route by which task items become effective competitors.</w:t>
+      </w:r>
+      <w:r>
+        <w:t xml:space="preserve"> </w:t>
+      </w:r>
+      <w:r>
+        <w:t xml:space="preserve">Contextual and affective overlap can amplify that competition when task items are cued alongside film items.</w:t>
+      </w:r>
+      <w:r>
+        <w:t xml:space="preserve"> </w:t>
+      </w:r>
+      <w:r>
+        <w:t xml:space="preserve">This section should distinguish model-level task properties from the surface label of a task as visuospatial.</w:t>
+      </w:r>
+    </w:p>
+    <w:p>
+      <w:pPr>
+        <w:pStyle w:val="BodyText"/>
+      </w:pPr>
+      <w:r>
+        <w:t xml:space="preserve">Primary readouts: The figure should show film-item access and task-competitor retrieval under task-strength and affective-overlap variants.</w:t>
+      </w:r>
+      <w:r>
+        <w:t xml:space="preserve"> </w:t>
+      </w:r>
+      <w:r>
+        <w:t xml:space="preserve">If contextual overlap is also varied here, the display should make clear which factor changes competitor recruitment and which factor changes competitor success once cued.</w:t>
+      </w:r>
+      <w:r>
+        <w:t xml:space="preserve"> </w:t>
+      </w:r>
+      <w:r>
+        <w:t xml:space="preserve">Phase-resolved recall remains useful because the model’s explanation depends on task items entering retrieval alongside film items.</w:t>
+      </w:r>
+    </w:p>
+    <w:p>
+      <w:pPr>
+        <w:pStyle w:val="BodyText"/>
+      </w:pPr>
+      <w:r>
+        <w:t xml:space="preserve">Intended text take-away: The account does not require a special trace-weakening effect of visuospatial tasks.</w:t>
+      </w:r>
+      <w:r>
+        <w:t xml:space="preserve"> </w:t>
+      </w:r>
+      <w:r>
+        <w:t xml:space="preserve">Task effectiveness can be decomposed into retrieved-context properties: competitor strength, contextual overlap, affective overlap, or their combination.</w:t>
       </w:r>
       <w:r>
         <w:t xml:space="preserve"> </w:t>
@@ -8422,23 +8595,23 @@
         <w:pStyle w:val="BodyText"/>
       </w:pPr>
       <w:r>
-        <w:t xml:space="preserve">Open specification: Choose the primary operationalization of contextual overlap.</w:t>
-      </w:r>
-      <w:r>
-        <w:t xml:space="preserve"> </w:t>
-      </w:r>
-      <w:r>
-        <w:t xml:space="preserve">Candidates include task-phase drift, break/filler drift, reminder strength, and affective matching, but the section needs one main contrast and any others should be clearly secondary.</w:t>
-      </w:r>
-    </w:p>
-    <w:bookmarkEnd w:id="63"/>
-    <w:bookmarkStart w:id="64" w:name="Xb79b6d9c7815cdfa2786fb98ac16b20d71daf8e"/>
+        <w:t xml:space="preserve">Open specification: Decide whether affective overlap is a main simulation or a sensitivity analysis.</w:t>
+      </w:r>
+      <w:r>
+        <w:t xml:space="preserve"> </w:t>
+      </w:r>
+      <w:r>
+        <w:t xml:space="preserve">Decide whether comparison-task conditions are best represented as weak task learning, lower overlap, lower affective overlap, or a particular combination tied to an empirical contrast.</w:t>
+      </w:r>
+    </w:p>
+    <w:bookmarkEnd w:id="64"/>
+    <w:bookmarkStart w:id="65" w:name="X34b78819c3c9c63aaecccc23d6b34f0539f8200"/>
     <w:p>
       <w:pPr>
         <w:pStyle w:val="Heading2"/>
       </w:pPr>
       <w:r>
-        <w:t xml:space="preserve">Simulation 4: Reminder Reinstatement and Delayed Interference</w:t>
+        <w:t xml:space="preserve">Simulation 6: Cue Support and Test-Format Extensions</w:t>
       </w:r>
     </w:p>
     <w:p>
@@ -8446,13 +8619,25 @@
         <w:pStyle w:val="FirstParagraph"/>
       </w:pPr>
       <w:r>
-        <w:t xml:space="preserve">Premise: The delayed-reminder case applies the overlap mechanism after context has drifted away from the film.</w:t>
-      </w:r>
-      <w:r>
-        <w:t xml:space="preserve"> </w:t>
-      </w:r>
-      <w:r>
-        <w:t xml:space="preserve">A reminder reinstates film context before competitor encoding by applying sequential film-item cues without new learning.</w:t>
+        <w:t xml:space="preserve">Premise: Intrusion diaries, vigilance-style monitoring, free recall, cued recall, and recognition-like tests differ in how much they rely on broad context-to-feature search versus film-directed retrieval support.</w:t>
+      </w:r>
+      <w:r>
+        <w:t xml:space="preserve"> </w:t>
+      </w:r>
+      <w:r>
+        <w:t xml:space="preserve">This section asks how film-related monitoring cues and tests that supply a film item alter vulnerability to task interference.</w:t>
+      </w:r>
+      <w:r>
+        <w:t xml:space="preserve"> </w:t>
+      </w:r>
+      <w:r>
+        <w:t xml:space="preserve">The section should only become a simulation result if each test format is assigned a concrete retrieval or cueing setting.</w:t>
+      </w:r>
+      <w:r>
+        <w:t xml:space="preserve"> </w:t>
+      </w:r>
+      <w:r>
+        <w:t xml:space="preserve">Candidate settings include unguided retrieval from ongoing context, monitoring with film-related cues, deliberate recall with film-directed start cueing, cued recall with stronger external support, and supplied-film-item access.</w:t>
       </w:r>
     </w:p>
     <w:p>
@@ -8460,13 +8645,19 @@
         <w:pStyle w:val="BodyText"/>
       </w:pPr>
       <w:r>
-        <w:t xml:space="preserve">Primary readouts: The figure should show how weak versus strong reminder reinstatement changes phase-resolved recall and film-item access after a fixed task phase.</w:t>
-      </w:r>
-      <w:r>
-        <w:t xml:space="preserve"> </w:t>
-      </w:r>
-      <w:r>
-        <w:t xml:space="preserve">If delay or filler length is varied, the figure should make clear whether the effect comes from reinstatement strength, subsequent drift, or their combination.</w:t>
+        <w:t xml:space="preserve">Primary readouts: The figure should show a graded vulnerability profile across retrieval and cueing settings under the same stored associations.</w:t>
+      </w:r>
+      <w:r>
+        <w:t xml:space="preserve"> </w:t>
+      </w:r>
+      <w:r>
+        <w:t xml:space="preserve">The useful result is a continuum of film-item impairment across broad unguided search, film-cued monitoring, deliberate recall, and supplied-film-item access.</w:t>
+      </w:r>
+      <w:r>
+        <w:t xml:space="preserve"> </w:t>
+      </w:r>
+      <w:r>
+        <w:t xml:space="preserve">The display should avoid implying a full recognition decision model unless such a mechanism is added.</w:t>
       </w:r>
     </w:p>
     <w:p>
@@ -8474,19 +8665,19 @@
         <w:pStyle w:val="BodyText"/>
       </w:pPr>
       <w:r>
-        <w:t xml:space="preserve">Intended text take-away: This section connects the model to post-reminder interventions.</w:t>
-      </w:r>
-      <w:r>
-        <w:t xml:space="preserve"> </w:t>
-      </w:r>
-      <w:r>
-        <w:t xml:space="preserve">The reminder is not treated as a special storage-disruption device.</w:t>
-      </w:r>
-      <w:r>
-        <w:t xml:space="preserve"> </w:t>
-      </w:r>
-      <w:r>
-        <w:t xml:space="preserve">It restores the contextual condition required for later competitor encoding to affect film-item retrieval.</w:t>
+        <w:t xml:space="preserve">Intended text take-away: This section interprets heterogeneity across empirical paradigms without treating intrusion and voluntary memory as fixed computational kinds.</w:t>
+      </w:r>
+      <w:r>
+        <w:t xml:space="preserve"> </w:t>
+      </w:r>
+      <w:r>
+        <w:t xml:space="preserve">The model predicts a continuum of vulnerability depending on how much the task supports film-directed retrieval or supplies film items as cues.</w:t>
+      </w:r>
+      <w:r>
+        <w:t xml:space="preserve"> </w:t>
+      </w:r>
+      <w:r>
+        <w:t xml:space="preserve">Cue-rich tests should narrow the intrusion-voluntary-memory dissociation because they reduce reliance on broad context-to-feature sampling.</w:t>
       </w:r>
     </w:p>
     <w:p>
@@ -8494,78 +8685,6 @@
         <w:pStyle w:val="BodyText"/>
       </w:pPr>
       <w:r>
-        <w:t xml:space="preserve">Open specification: Decide whether the main comparison is zero/weak reminder reinstatement versus strong reminder reinstatement, a reminder-strength sweep, a delay/drift sweep, or a compact factorial combination.</w:t>
-      </w:r>
-    </w:p>
-    <w:bookmarkEnd w:id="64"/>
-    <w:bookmarkStart w:id="65" w:name="Xa3f451a9d82748e70976ed4f14c9634de5024b1"/>
-    <w:p>
-      <w:pPr>
-        <w:pStyle w:val="Heading2"/>
-      </w:pPr>
-      <w:r>
-        <w:t xml:space="preserve">Simulation 5: Heterogeneity Across Recall-Like Test Formats</w:t>
-      </w:r>
-    </w:p>
-    <w:p>
-      <w:pPr>
-        <w:pStyle w:val="FirstParagraph"/>
-      </w:pPr>
-      <w:r>
-        <w:t xml:space="preserve">Premise: Intrusion diaries, vigilance-style monitoring, free recall, and cued recall differ in how much they rely on broad context-to-item search versus film-directed retrieval support.</w:t>
-      </w:r>
-      <w:r>
-        <w:t xml:space="preserve"> </w:t>
-      </w:r>
-      <w:r>
-        <w:t xml:space="preserve">This section maps the model’s retrieval-control mechanisms onto variation across recall-like empirical measures.</w:t>
-      </w:r>
-      <w:r>
-        <w:t xml:space="preserve"> </w:t>
-      </w:r>
-      <w:r>
-        <w:t xml:space="preserve">The section should only become a simulation result if each test format is assigned a concrete retrieval setting.</w:t>
-      </w:r>
-      <w:r>
-        <w:t xml:space="preserve"> </w:t>
-      </w:r>
-      <w:r>
-        <w:t xml:space="preserve">Candidate settings include unguided retrieval from ongoing context, monitoring with film-related cues, free recall with film-directed start cueing, and cued recall with stronger external support.</w:t>
-      </w:r>
-    </w:p>
-    <w:p>
-      <w:pPr>
-        <w:pStyle w:val="BodyText"/>
-      </w:pPr>
-      <w:r>
-        <w:t xml:space="preserve">Primary readouts: The figure should show a graded vulnerability profile across retrieval settings under the same stored associations.</w:t>
-      </w:r>
-      <w:r>
-        <w:t xml:space="preserve"> </w:t>
-      </w:r>
-      <w:r>
-        <w:t xml:space="preserve">The useful result is a continuum of film-item impairment across retrieval settings.</w:t>
-      </w:r>
-    </w:p>
-    <w:p>
-      <w:pPr>
-        <w:pStyle w:val="BodyText"/>
-      </w:pPr>
-      <w:r>
-        <w:t xml:space="preserve">Intended text take-away: This section interprets heterogeneity across empirical paradigms without treating intrusion and voluntary memory as fixed computational kinds.</w:t>
-      </w:r>
-      <w:r>
-        <w:t xml:space="preserve"> </w:t>
-      </w:r>
-      <w:r>
-        <w:t xml:space="preserve">The model predicts a continuum of vulnerability across recall-like tests depending on how much the task supports film-directed retrieval.</w:t>
-      </w:r>
-    </w:p>
-    <w:p>
-      <w:pPr>
-        <w:pStyle w:val="BodyText"/>
-      </w:pPr>
-      <w:r>
         <w:t xml:space="preserve">Open specification: The mapping from empirical test format to model setting is the main unresolved piece.</w:t>
       </w:r>
       <w:r>
@@ -8574,96 +8693,36 @@
       <w:r>
         <w:t xml:space="preserve">If the mapping remains qualitative, this material belongs in the discussion rather than as a numbered simulation.</w:t>
       </w:r>
+      <w:r>
+        <w:t xml:space="preserve"> </w:t>
+      </w:r>
+      <w:r>
+        <w:t xml:space="preserve">Decide whether supplied-film-item access is implemented strongly enough to justify splitting this section into a separate recognition-like simulation later.</w:t>
+      </w:r>
     </w:p>
     <w:bookmarkEnd w:id="65"/>
-    <w:bookmarkStart w:id="66" w:name="Xd899c74baf6ef599438daabd3dfd1a19bfff423"/>
-    <w:p>
-      <w:pPr>
-        <w:pStyle w:val="Heading2"/>
-      </w:pPr>
-      <w:r>
-        <w:t xml:space="preserve">Simulation 6: Probe-Driven Access in Recognition-Like Tests</w:t>
-      </w:r>
-    </w:p>
-    <w:p>
-      <w:pPr>
-        <w:pStyle w:val="FirstParagraph"/>
-      </w:pPr>
-      <w:r>
-        <w:t xml:space="preserve">Premise: Tests that supply a film item are a limiting case of voluntary access because they begin closer to the target item than broad recall does.</w:t>
-      </w:r>
-      <w:r>
-        <w:t xml:space="preserve"> </w:t>
-      </w:r>
-      <w:r>
-        <w:t xml:space="preserve">This section preserves the useful part of the old recognition result without treating probe-driven access as categorically protected.</w:t>
-      </w:r>
-      <w:r>
-        <w:t xml:space="preserve"> </w:t>
-      </w:r>
-      <w:r>
-        <w:t xml:space="preserve">The section should remain separate only if the simulation directly implements supplied-film-item cueing and contrasts it with broad context-to-feature search.</w:t>
-      </w:r>
-    </w:p>
-    <w:p>
-      <w:pPr>
-        <w:pStyle w:val="BodyText"/>
-      </w:pPr>
-      <w:r>
-        <w:t xml:space="preserve">Primary readouts: The figure should show that supplied film items can reinstate associated context and reduce exposure to task competitors under otherwise matched stored associations.</w:t>
-      </w:r>
-      <w:r>
-        <w:t xml:space="preserve"> </w:t>
-      </w:r>
-      <w:r>
-        <w:t xml:space="preserve">It should avoid implying a full recognition decision model unless such a mechanism is added.</w:t>
-      </w:r>
-    </w:p>
-    <w:p>
-      <w:pPr>
-        <w:pStyle w:val="BodyText"/>
-      </w:pPr>
-      <w:r>
-        <w:t xml:space="preserve">Intended text take-away: This section handles tests that supply a film item and recognition-like measures as a probe-driven access case.</w:t>
-      </w:r>
-      <w:r>
-        <w:t xml:space="preserve"> </w:t>
-      </w:r>
-      <w:r>
-        <w:t xml:space="preserve">The claim is that probe-driven access reduces exposure to contextual competition, not that recognition escapes the mechanism in every design or that all voluntary memory has the same protection.</w:t>
-      </w:r>
-    </w:p>
-    <w:p>
-      <w:pPr>
-        <w:pStyle w:val="BodyText"/>
-      </w:pPr>
-      <w:r>
-        <w:t xml:space="preserve">Open specification: Decide whether this section earns its own simulation or should be folded into Simulation 5 as one point on the retrieval-support continuum.</w:t>
-      </w:r>
-    </w:p>
     <w:bookmarkEnd w:id="66"/>
+    <w:bookmarkStart w:id="67" w:name="general-discussion"/>
+    <w:p>
+      <w:pPr>
+        <w:pStyle w:val="Heading1"/>
+      </w:pPr>
+      <w:r>
+        <w:t xml:space="preserve">General Discussion</w:t>
+      </w:r>
+    </w:p>
     <w:bookmarkEnd w:id="67"/>
-    <w:bookmarkStart w:id="68" w:name="general-discussion"/>
+    <w:bookmarkStart w:id="138" w:name="references"/>
     <w:p>
       <w:pPr>
         <w:pStyle w:val="Heading1"/>
       </w:pPr>
       <w:r>
-        <w:t xml:space="preserve">General Discussion</w:t>
-      </w:r>
-    </w:p>
-    <w:bookmarkEnd w:id="68"/>
-    <w:bookmarkStart w:id="139" w:name="references"/>
-    <w:p>
-      <w:pPr>
-        <w:pStyle w:val="Heading1"/>
-      </w:pPr>
-      <w:r>
         <w:t xml:space="preserve">References</w:t>
       </w:r>
     </w:p>
-    <w:bookmarkStart w:id="138" w:name="refs"/>
-    <w:bookmarkStart w:id="70" w:name="ref-asselbergs2023systematic"/>
+    <w:bookmarkStart w:id="137" w:name="refs"/>
+    <w:bookmarkStart w:id="69" w:name="ref-asselbergs2023systematic"/>
     <w:p>
       <w:pPr>
         <w:pStyle w:val="Bibliography"/>
@@ -8700,7 +8759,7 @@
       <w:r>
         <w:t xml:space="preserve"> </w:t>
       </w:r>
-      <w:hyperlink r:id="rId69">
+      <w:hyperlink r:id="rId68">
         <w:r>
           <w:rPr>
             <w:rStyle w:val="Hyperlink"/>
@@ -8709,8 +8768,8 @@
         </w:r>
       </w:hyperlink>
     </w:p>
-    <w:bookmarkEnd w:id="70"/>
-    <w:bookmarkStart w:id="72" w:name="ref-brewin2014episodic"/>
+    <w:bookmarkEnd w:id="69"/>
+    <w:bookmarkStart w:id="71" w:name="ref-brewin2014episodic"/>
     <w:p>
       <w:pPr>
         <w:pStyle w:val="Bibliography"/>
@@ -8747,7 +8806,7 @@
       <w:r>
         <w:t xml:space="preserve"> </w:t>
       </w:r>
-      <w:hyperlink r:id="rId71">
+      <w:hyperlink r:id="rId70">
         <w:r>
           <w:rPr>
             <w:rStyle w:val="Hyperlink"/>
@@ -8756,8 +8815,8 @@
         </w:r>
       </w:hyperlink>
     </w:p>
-    <w:bookmarkEnd w:id="72"/>
-    <w:bookmarkStart w:id="74" w:name="ref-brewin1996dual"/>
+    <w:bookmarkEnd w:id="71"/>
+    <w:bookmarkStart w:id="73" w:name="ref-brewin1996dual"/>
     <w:p>
       <w:pPr>
         <w:pStyle w:val="Bibliography"/>
@@ -8794,7 +8853,7 @@
       <w:r>
         <w:t xml:space="preserve"> </w:t>
       </w:r>
-      <w:hyperlink r:id="rId73">
+      <w:hyperlink r:id="rId72">
         <w:r>
           <w:rPr>
             <w:rStyle w:val="Hyperlink"/>
@@ -8803,8 +8862,8 @@
         </w:r>
       </w:hyperlink>
     </w:p>
-    <w:bookmarkEnd w:id="74"/>
-    <w:bookmarkStart w:id="76" w:name="ref-brewin2010intrusive"/>
+    <w:bookmarkEnd w:id="73"/>
+    <w:bookmarkStart w:id="75" w:name="ref-brewin2010intrusive"/>
     <w:p>
       <w:pPr>
         <w:pStyle w:val="Bibliography"/>
@@ -8841,7 +8900,7 @@
       <w:r>
         <w:t xml:space="preserve"> </w:t>
       </w:r>
-      <w:hyperlink r:id="rId75">
+      <w:hyperlink r:id="rId74">
         <w:r>
           <w:rPr>
             <w:rStyle w:val="Hyperlink"/>
@@ -8850,8 +8909,8 @@
         </w:r>
       </w:hyperlink>
     </w:p>
-    <w:bookmarkEnd w:id="76"/>
-    <w:bookmarkStart w:id="78" w:name="ref-cohen2022memory"/>
+    <w:bookmarkEnd w:id="75"/>
+    <w:bookmarkStart w:id="77" w:name="ref-cohen2022memory"/>
     <w:p>
       <w:pPr>
         <w:pStyle w:val="Bibliography"/>
@@ -8888,7 +8947,7 @@
       <w:r>
         <w:t xml:space="preserve"> </w:t>
       </w:r>
-      <w:hyperlink r:id="rId77">
+      <w:hyperlink r:id="rId76">
         <w:r>
           <w:rPr>
             <w:rStyle w:val="Hyperlink"/>
@@ -8897,8 +8956,8 @@
         </w:r>
       </w:hyperlink>
     </w:p>
-    <w:bookmarkEnd w:id="78"/>
-    <w:bookmarkStart w:id="80" w:name="ref-deeprose2012imagery"/>
+    <w:bookmarkEnd w:id="77"/>
+    <w:bookmarkStart w:id="79" w:name="ref-deeprose2012imagery"/>
     <w:p>
       <w:pPr>
         <w:pStyle w:val="Bibliography"/>
@@ -8935,7 +8994,7 @@
       <w:r>
         <w:t xml:space="preserve"> </w:t>
       </w:r>
-      <w:hyperlink r:id="rId79">
+      <w:hyperlink r:id="rId78">
         <w:r>
           <w:rPr>
             <w:rStyle w:val="Hyperlink"/>
@@ -8944,8 +9003,8 @@
         </w:r>
       </w:hyperlink>
     </w:p>
-    <w:bookmarkEnd w:id="80"/>
-    <w:bookmarkStart w:id="81" w:name="ref-dupertuys2026ukraine"/>
+    <w:bookmarkEnd w:id="79"/>
+    <w:bookmarkStart w:id="80" w:name="ref-dupertuys2026ukraine"/>
     <w:p>
       <w:pPr>
         <w:pStyle w:val="Bibliography"/>
@@ -8981,8 +9040,8 @@
         <w:t xml:space="preserve">.</w:t>
       </w:r>
     </w:p>
-    <w:bookmarkEnd w:id="81"/>
-    <w:bookmarkStart w:id="83" w:name="ref-ehlers2000cognitive"/>
+    <w:bookmarkEnd w:id="80"/>
+    <w:bookmarkStart w:id="82" w:name="ref-ehlers2000cognitive"/>
     <w:p>
       <w:pPr>
         <w:pStyle w:val="Bibliography"/>
@@ -9019,7 +9078,7 @@
       <w:r>
         <w:t xml:space="preserve"> </w:t>
       </w:r>
-      <w:hyperlink r:id="rId82">
+      <w:hyperlink r:id="rId81">
         <w:r>
           <w:rPr>
             <w:rStyle w:val="Hyperlink"/>
@@ -9028,8 +9087,8 @@
         </w:r>
       </w:hyperlink>
     </w:p>
-    <w:bookmarkEnd w:id="83"/>
-    <w:bookmarkStart w:id="85" w:name="ref-holmes2008inducing"/>
+    <w:bookmarkEnd w:id="82"/>
+    <w:bookmarkStart w:id="84" w:name="ref-holmes2008inducing"/>
     <w:p>
       <w:pPr>
         <w:pStyle w:val="Bibliography"/>
@@ -9066,7 +9125,7 @@
       <w:r>
         <w:t xml:space="preserve"> </w:t>
       </w:r>
-      <w:hyperlink r:id="rId84">
+      <w:hyperlink r:id="rId83">
         <w:r>
           <w:rPr>
             <w:rStyle w:val="Hyperlink"/>
@@ -9075,8 +9134,8 @@
         </w:r>
       </w:hyperlink>
     </w:p>
-    <w:bookmarkEnd w:id="85"/>
-    <w:bookmarkStart w:id="87" w:name="ref-holmes2004trauma"/>
+    <w:bookmarkEnd w:id="84"/>
+    <w:bookmarkStart w:id="86" w:name="ref-holmes2004trauma"/>
     <w:p>
       <w:pPr>
         <w:pStyle w:val="Bibliography"/>
@@ -9113,7 +9172,7 @@
       <w:r>
         <w:t xml:space="preserve"> </w:t>
       </w:r>
-      <w:hyperlink r:id="rId86">
+      <w:hyperlink r:id="rId85">
         <w:r>
           <w:rPr>
             <w:rStyle w:val="Hyperlink"/>
@@ -9122,8 +9181,8 @@
         </w:r>
       </w:hyperlink>
     </w:p>
-    <w:bookmarkEnd w:id="87"/>
-    <w:bookmarkStart w:id="89" w:name="ref-holmes2009can"/>
+    <w:bookmarkEnd w:id="86"/>
+    <w:bookmarkStart w:id="88" w:name="ref-holmes2009can"/>
     <w:p>
       <w:pPr>
         <w:pStyle w:val="Bibliography"/>
@@ -9172,7 +9231,7 @@
       <w:r>
         <w:t xml:space="preserve"> </w:t>
       </w:r>
-      <w:hyperlink r:id="rId88">
+      <w:hyperlink r:id="rId87">
         <w:r>
           <w:rPr>
             <w:rStyle w:val="Hyperlink"/>
@@ -9181,8 +9240,8 @@
         </w:r>
       </w:hyperlink>
     </w:p>
-    <w:bookmarkEnd w:id="89"/>
-    <w:bookmarkStart w:id="91" w:name="ref-holmes2010key"/>
+    <w:bookmarkEnd w:id="88"/>
+    <w:bookmarkStart w:id="90" w:name="ref-holmes2010key"/>
     <w:p>
       <w:pPr>
         <w:pStyle w:val="Bibliography"/>
@@ -9240,7 +9299,7 @@
       <w:r>
         <w:t xml:space="preserve"> </w:t>
       </w:r>
-      <w:hyperlink r:id="rId90">
+      <w:hyperlink r:id="rId89">
         <w:r>
           <w:rPr>
             <w:rStyle w:val="Hyperlink"/>
@@ -9249,8 +9308,8 @@
         </w:r>
       </w:hyperlink>
     </w:p>
-    <w:bookmarkEnd w:id="91"/>
-    <w:bookmarkStart w:id="93" w:name="ref-horsch2017reducing"/>
+    <w:bookmarkEnd w:id="90"/>
+    <w:bookmarkStart w:id="92" w:name="ref-horsch2017reducing"/>
     <w:p>
       <w:pPr>
         <w:pStyle w:val="Bibliography"/>
@@ -9287,7 +9346,7 @@
       <w:r>
         <w:t xml:space="preserve"> </w:t>
       </w:r>
-      <w:hyperlink r:id="rId92">
+      <w:hyperlink r:id="rId91">
         <w:r>
           <w:rPr>
             <w:rStyle w:val="Hyperlink"/>
@@ -9296,8 +9355,8 @@
         </w:r>
       </w:hyperlink>
     </w:p>
-    <w:bookmarkEnd w:id="93"/>
-    <w:bookmarkStart w:id="95" w:name="ref-howard2002distributed"/>
+    <w:bookmarkEnd w:id="92"/>
+    <w:bookmarkStart w:id="94" w:name="ref-howard2002distributed"/>
     <w:p>
       <w:pPr>
         <w:pStyle w:val="Bibliography"/>
@@ -9334,7 +9393,7 @@
       <w:r>
         <w:t xml:space="preserve"> </w:t>
       </w:r>
-      <w:hyperlink r:id="rId94">
+      <w:hyperlink r:id="rId93">
         <w:r>
           <w:rPr>
             <w:rStyle w:val="Hyperlink"/>
@@ -9343,8 +9402,8 @@
         </w:r>
       </w:hyperlink>
     </w:p>
-    <w:bookmarkEnd w:id="95"/>
-    <w:bookmarkStart w:id="96" w:name="ref-howard2008persistence"/>
+    <w:bookmarkEnd w:id="94"/>
+    <w:bookmarkStart w:id="95" w:name="ref-howard2008persistence"/>
     <w:p>
       <w:pPr>
         <w:pStyle w:val="Bibliography"/>
@@ -9379,8 +9438,8 @@
         <w:t xml:space="preserve">(1), 58–63.</w:t>
       </w:r>
     </w:p>
-    <w:bookmarkEnd w:id="96"/>
-    <w:bookmarkStart w:id="98" w:name="ref-iyadurai2018preventing"/>
+    <w:bookmarkEnd w:id="95"/>
+    <w:bookmarkStart w:id="97" w:name="ref-iyadurai2018preventing"/>
     <w:p>
       <w:pPr>
         <w:pStyle w:val="Bibliography"/>
@@ -9429,7 +9488,7 @@
       <w:r>
         <w:t xml:space="preserve"> </w:t>
       </w:r>
-      <w:hyperlink r:id="rId97">
+      <w:hyperlink r:id="rId96">
         <w:r>
           <w:rPr>
             <w:rStyle w:val="Hyperlink"/>
@@ -9438,8 +9497,8 @@
         </w:r>
       </w:hyperlink>
     </w:p>
-    <w:bookmarkEnd w:id="98"/>
-    <w:bookmarkStart w:id="100" w:name="ref-iyadurai2019intrusive"/>
+    <w:bookmarkEnd w:id="97"/>
+    <w:bookmarkStart w:id="99" w:name="ref-iyadurai2019intrusive"/>
     <w:p>
       <w:pPr>
         <w:pStyle w:val="Bibliography"/>
@@ -9476,7 +9535,7 @@
       <w:r>
         <w:t xml:space="preserve"> </w:t>
       </w:r>
-      <w:hyperlink r:id="rId99">
+      <w:hyperlink r:id="rId98">
         <w:r>
           <w:rPr>
             <w:rStyle w:val="Hyperlink"/>
@@ -9485,8 +9544,8 @@
         </w:r>
       </w:hyperlink>
     </w:p>
-    <w:bookmarkEnd w:id="100"/>
-    <w:bookmarkStart w:id="102" w:name="ref-james2015computer"/>
+    <w:bookmarkEnd w:id="99"/>
+    <w:bookmarkStart w:id="101" w:name="ref-james2015computer"/>
     <w:p>
       <w:pPr>
         <w:pStyle w:val="Bibliography"/>
@@ -9523,7 +9582,7 @@
       <w:r>
         <w:t xml:space="preserve"> </w:t>
       </w:r>
-      <w:hyperlink r:id="rId101">
+      <w:hyperlink r:id="rId100">
         <w:r>
           <w:rPr>
             <w:rStyle w:val="Hyperlink"/>
@@ -9532,8 +9591,8 @@
         </w:r>
       </w:hyperlink>
     </w:p>
-    <w:bookmarkEnd w:id="102"/>
-    <w:bookmarkStart w:id="104" w:name="ref-james2016trauma"/>
+    <w:bookmarkEnd w:id="101"/>
+    <w:bookmarkStart w:id="103" w:name="ref-james2016trauma"/>
     <w:p>
       <w:pPr>
         <w:pStyle w:val="Bibliography"/>
@@ -9570,7 +9629,7 @@
       <w:r>
         <w:t xml:space="preserve"> </w:t>
       </w:r>
-      <w:hyperlink r:id="rId103">
+      <w:hyperlink r:id="rId102">
         <w:r>
           <w:rPr>
             <w:rStyle w:val="Hyperlink"/>
@@ -9579,8 +9638,8 @@
         </w:r>
       </w:hyperlink>
     </w:p>
-    <w:bookmarkEnd w:id="104"/>
-    <w:bookmarkStart w:id="105" w:name="ref-kahana1996associative"/>
+    <w:bookmarkEnd w:id="103"/>
+    <w:bookmarkStart w:id="104" w:name="ref-kahana1996associative"/>
     <w:p>
       <w:pPr>
         <w:pStyle w:val="Bibliography"/>
@@ -9615,8 +9674,8 @@
         <w:t xml:space="preserve">(1), 103–109.</w:t>
       </w:r>
     </w:p>
-    <w:bookmarkEnd w:id="105"/>
-    <w:bookmarkStart w:id="107" w:name="ref-kanstrup2021single"/>
+    <w:bookmarkEnd w:id="104"/>
+    <w:bookmarkStart w:id="106" w:name="ref-kanstrup2021single"/>
     <w:p>
       <w:pPr>
         <w:pStyle w:val="Bibliography"/>
@@ -9653,7 +9712,7 @@
       <w:r>
         <w:t xml:space="preserve"> </w:t>
       </w:r>
-      <w:hyperlink r:id="rId106">
+      <w:hyperlink r:id="rId105">
         <w:r>
           <w:rPr>
             <w:rStyle w:val="Hyperlink"/>
@@ -9662,8 +9721,8 @@
         </w:r>
       </w:hyperlink>
     </w:p>
-    <w:bookmarkEnd w:id="107"/>
-    <w:bookmarkStart w:id="109" w:name="ref-kessler2020visuospatial"/>
+    <w:bookmarkEnd w:id="106"/>
+    <w:bookmarkStart w:id="108" w:name="ref-kessler2020visuospatial"/>
     <w:p>
       <w:pPr>
         <w:pStyle w:val="Bibliography"/>
@@ -9700,7 +9759,7 @@
       <w:r>
         <w:t xml:space="preserve"> </w:t>
       </w:r>
-      <w:hyperlink r:id="rId108">
+      <w:hyperlink r:id="rId107">
         <w:r>
           <w:rPr>
             <w:rStyle w:val="Hyperlink"/>
@@ -9709,8 +9768,8 @@
         </w:r>
       </w:hyperlink>
     </w:p>
-    <w:bookmarkEnd w:id="109"/>
-    <w:bookmarkStart w:id="111" w:name="ref-kindt2009beyond"/>
+    <w:bookmarkEnd w:id="108"/>
+    <w:bookmarkStart w:id="110" w:name="ref-kindt2009beyond"/>
     <w:p>
       <w:pPr>
         <w:pStyle w:val="Bibliography"/>
@@ -9747,7 +9806,7 @@
       <w:r>
         <w:t xml:space="preserve"> </w:t>
       </w:r>
-      <w:hyperlink r:id="rId110">
+      <w:hyperlink r:id="rId109">
         <w:r>
           <w:rPr>
             <w:rStyle w:val="Hyperlink"/>
@@ -9756,8 +9815,8 @@
         </w:r>
       </w:hyperlink>
     </w:p>
-    <w:bookmarkEnd w:id="111"/>
-    <w:bookmarkStart w:id="113" w:name="ref-krans2009intrusive"/>
+    <w:bookmarkEnd w:id="110"/>
+    <w:bookmarkStart w:id="112" w:name="ref-krans2009intrusive"/>
     <w:p>
       <w:pPr>
         <w:pStyle w:val="Bibliography"/>
@@ -9794,7 +9853,7 @@
       <w:r>
         <w:t xml:space="preserve"> </w:t>
       </w:r>
-      <w:hyperlink r:id="rId112">
+      <w:hyperlink r:id="rId111">
         <w:r>
           <w:rPr>
             <w:rStyle w:val="Hyperlink"/>
@@ -9803,8 +9862,8 @@
         </w:r>
       </w:hyperlink>
     </w:p>
-    <w:bookmarkEnd w:id="113"/>
-    <w:bookmarkStart w:id="115" w:name="ref-lau2019intrusive"/>
+    <w:bookmarkEnd w:id="112"/>
+    <w:bookmarkStart w:id="114" w:name="ref-lau2019intrusive"/>
     <w:p>
       <w:pPr>
         <w:pStyle w:val="Bibliography"/>
@@ -9841,7 +9900,7 @@
       <w:r>
         <w:t xml:space="preserve"> </w:t>
       </w:r>
-      <w:hyperlink r:id="rId114">
+      <w:hyperlink r:id="rId113">
         <w:r>
           <w:rPr>
             <w:rStyle w:val="Hyperlink"/>
@@ -9850,8 +9909,8 @@
         </w:r>
       </w:hyperlink>
     </w:p>
-    <w:bookmarkEnd w:id="115"/>
-    <w:bookmarkStart w:id="117" w:name="ref-lau2021selectively"/>
+    <w:bookmarkEnd w:id="114"/>
+    <w:bookmarkStart w:id="116" w:name="ref-lau2021selectively"/>
     <w:p>
       <w:pPr>
         <w:pStyle w:val="Bibliography"/>
@@ -9888,7 +9947,7 @@
       <w:r>
         <w:t xml:space="preserve"> </w:t>
       </w:r>
-      <w:hyperlink r:id="rId116">
+      <w:hyperlink r:id="rId115">
         <w:r>
           <w:rPr>
             <w:rStyle w:val="Hyperlink"/>
@@ -9897,8 +9956,8 @@
         </w:r>
       </w:hyperlink>
     </w:p>
-    <w:bookmarkEnd w:id="117"/>
-    <w:bookmarkStart w:id="119" w:name="ref-lohnas2015expanding"/>
+    <w:bookmarkEnd w:id="116"/>
+    <w:bookmarkStart w:id="118" w:name="ref-lohnas2015expanding"/>
     <w:p>
       <w:pPr>
         <w:pStyle w:val="Bibliography"/>
@@ -9935,7 +9994,7 @@
       <w:r>
         <w:t xml:space="preserve"> </w:t>
       </w:r>
-      <w:hyperlink r:id="rId118">
+      <w:hyperlink r:id="rId117">
         <w:r>
           <w:rPr>
             <w:rStyle w:val="Hyperlink"/>
@@ -9944,8 +10003,8 @@
         </w:r>
       </w:hyperlink>
     </w:p>
-    <w:bookmarkEnd w:id="119"/>
-    <w:bookmarkStart w:id="121" w:name="ref-polyn2009context"/>
+    <w:bookmarkEnd w:id="118"/>
+    <w:bookmarkStart w:id="120" w:name="ref-polyn2009context"/>
     <w:p>
       <w:pPr>
         <w:pStyle w:val="Bibliography"/>
@@ -9982,7 +10041,7 @@
       <w:r>
         <w:t xml:space="preserve"> </w:t>
       </w:r>
-      <w:hyperlink r:id="rId120">
+      <w:hyperlink r:id="rId119">
         <w:r>
           <w:rPr>
             <w:rStyle w:val="Hyperlink"/>
@@ -9991,8 +10050,8 @@
         </w:r>
       </w:hyperlink>
     </w:p>
-    <w:bookmarkEnd w:id="121"/>
-    <w:bookmarkStart w:id="123" w:name="ref-polyn2009task"/>
+    <w:bookmarkEnd w:id="120"/>
+    <w:bookmarkStart w:id="122" w:name="ref-polyn2009task"/>
     <w:p>
       <w:pPr>
         <w:pStyle w:val="Bibliography"/>
@@ -10029,7 +10088,7 @@
       <w:r>
         <w:t xml:space="preserve"> </w:t>
       </w:r>
-      <w:hyperlink r:id="rId122">
+      <w:hyperlink r:id="rId121">
         <w:r>
           <w:rPr>
             <w:rStyle w:val="Hyperlink"/>
@@ -10038,8 +10097,8 @@
         </w:r>
       </w:hyperlink>
     </w:p>
-    <w:bookmarkEnd w:id="123"/>
-    <w:bookmarkStart w:id="125" w:name="ref-sederberg2011human"/>
+    <w:bookmarkEnd w:id="122"/>
+    <w:bookmarkStart w:id="124" w:name="ref-sederberg2011human"/>
     <w:p>
       <w:pPr>
         <w:pStyle w:val="Bibliography"/>
@@ -10076,7 +10135,7 @@
       <w:r>
         <w:t xml:space="preserve"> </w:t>
       </w:r>
-      <w:hyperlink r:id="rId124">
+      <w:hyperlink r:id="rId123">
         <w:r>
           <w:rPr>
             <w:rStyle w:val="Hyperlink"/>
@@ -10085,8 +10144,8 @@
         </w:r>
       </w:hyperlink>
     </w:p>
-    <w:bookmarkEnd w:id="125"/>
-    <w:bookmarkStart w:id="127" w:name="ref-sederberg2008context"/>
+    <w:bookmarkEnd w:id="124"/>
+    <w:bookmarkStart w:id="126" w:name="ref-sederberg2008context"/>
     <w:p>
       <w:pPr>
         <w:pStyle w:val="Bibliography"/>
@@ -10123,7 +10182,7 @@
       <w:r>
         <w:t xml:space="preserve"> </w:t>
       </w:r>
-      <w:hyperlink r:id="rId126">
+      <w:hyperlink r:id="rId125">
         <w:r>
           <w:rPr>
             <w:rStyle w:val="Hyperlink"/>
@@ -10132,8 +10191,8 @@
         </w:r>
       </w:hyperlink>
     </w:p>
-    <w:bookmarkEnd w:id="127"/>
-    <w:bookmarkStart w:id="129" w:name="ref-talmi2019retrieved"/>
+    <w:bookmarkEnd w:id="126"/>
+    <w:bookmarkStart w:id="128" w:name="ref-talmi2019retrieved"/>
     <w:p>
       <w:pPr>
         <w:pStyle w:val="Bibliography"/>
@@ -10170,7 +10229,7 @@
       <w:r>
         <w:t xml:space="preserve"> </w:t>
       </w:r>
-      <w:hyperlink r:id="rId128">
+      <w:hyperlink r:id="rId127">
         <w:r>
           <w:rPr>
             <w:rStyle w:val="Hyperlink"/>
@@ -10179,8 +10238,8 @@
         </w:r>
       </w:hyperlink>
     </w:p>
-    <w:bookmarkEnd w:id="129"/>
-    <w:bookmarkStart w:id="131" w:name="ref-varma2024experimental"/>
+    <w:bookmarkEnd w:id="128"/>
+    <w:bookmarkStart w:id="130" w:name="ref-varma2024experimental"/>
     <w:p>
       <w:pPr>
         <w:pStyle w:val="Bibliography"/>
@@ -10217,7 +10276,7 @@
       <w:r>
         <w:t xml:space="preserve"> </w:t>
       </w:r>
-      <w:hyperlink r:id="rId130">
+      <w:hyperlink r:id="rId129">
         <w:r>
           <w:rPr>
             <w:rStyle w:val="Hyperlink"/>
@@ -10226,8 +10285,8 @@
         </w:r>
       </w:hyperlink>
     </w:p>
-    <w:bookmarkEnd w:id="131"/>
-    <w:bookmarkStart w:id="133" w:name="ref-wessel2025evidence"/>
+    <w:bookmarkEnd w:id="130"/>
+    <w:bookmarkStart w:id="132" w:name="ref-wessel2025evidence"/>
     <w:p>
       <w:pPr>
         <w:pStyle w:val="Bibliography"/>
@@ -10276,7 +10335,7 @@
       <w:r>
         <w:t xml:space="preserve"> </w:t>
       </w:r>
-      <w:hyperlink r:id="rId132">
+      <w:hyperlink r:id="rId131">
         <w:r>
           <w:rPr>
             <w:rStyle w:val="Hyperlink"/>
@@ -10285,8 +10344,8 @@
         </w:r>
       </w:hyperlink>
     </w:p>
-    <w:bookmarkEnd w:id="133"/>
-    <w:bookmarkStart w:id="135" w:name="ref-yonelinas2019contextual"/>
+    <w:bookmarkEnd w:id="132"/>
+    <w:bookmarkStart w:id="134" w:name="ref-yonelinas2019contextual"/>
     <w:p>
       <w:pPr>
         <w:pStyle w:val="Bibliography"/>
@@ -10323,7 +10382,7 @@
       <w:r>
         <w:t xml:space="preserve"> </w:t>
       </w:r>
-      <w:hyperlink r:id="rId134">
+      <w:hyperlink r:id="rId133">
         <w:r>
           <w:rPr>
             <w:rStyle w:val="Hyperlink"/>
@@ -10332,8 +10391,8 @@
         </w:r>
       </w:hyperlink>
     </w:p>
-    <w:bookmarkEnd w:id="135"/>
-    <w:bookmarkStart w:id="137" w:name="ref-zaromb2006temporal"/>
+    <w:bookmarkEnd w:id="134"/>
+    <w:bookmarkStart w:id="136" w:name="ref-zaromb2006temporal"/>
     <w:p>
       <w:pPr>
         <w:pStyle w:val="Bibliography"/>
@@ -10370,7 +10429,7 @@
       <w:r>
         <w:t xml:space="preserve"> </w:t>
       </w:r>
-      <w:hyperlink r:id="rId136">
+      <w:hyperlink r:id="rId135">
         <w:r>
           <w:rPr>
             <w:rStyle w:val="Hyperlink"/>
@@ -10379,9 +10438,9 @@
         </w:r>
       </w:hyperlink>
     </w:p>
+    <w:bookmarkEnd w:id="136"/>
     <w:bookmarkEnd w:id="137"/>
     <w:bookmarkEnd w:id="138"/>
-    <w:bookmarkEnd w:id="139"/>
     <w:sectPr>
       <w:headerReference r:id="rId9" w:type="even"/>
       <w:headerReference r:id="rId11" w:type="default"/>

--- a/docs/index.docx
+++ b/docs/index.docx
@@ -1101,7 +1101,7 @@
         <w:t xml:space="preserve"> </w:t>
       </w:r>
       <w:r>
-        <w:t xml:space="preserve">Together, these commitments make the framework a principled setting for testing whether selective interference can arise within a single affectively-modulated episodic-memory system.</w:t>
+        <w:t xml:space="preserve">Together, these commitments make the framework a principled setting for demonstrating how selective interference can arise within a single affectively-modulated episodic-memory system.</w:t>
       </w:r>
     </w:p>
     <w:p>
@@ -1348,7 +1348,7 @@
           <w:b/>
           <w:bCs/>
         </w:rPr>
-        <w:t xml:space="preserve">Retrieved-context account of selective interference.</w:t>
+        <w:t xml:space="preserve">A retrieved-context account of selective interference.</w:t>
       </w:r>
       <w:r>
         <w:t xml:space="preserve"> </w:t>
@@ -6531,7 +6531,7 @@
         <w:t xml:space="preserve"> </w:t>
       </w:r>
       <w:r>
-        <w:t xml:space="preserve">The affective pathway tests whether shared affective state can amplify competition; it does not make task affect the explanation of selective interference.</w:t>
+        <w:t xml:space="preserve">The affective pathway allows the simulations to examine whether shared affective state can amplify competition; it does not make task affect the explanation of selective interference.</w:t>
       </w:r>
       <w:r>
         <w:t xml:space="preserve"> </w:t>
@@ -7576,7 +7576,7 @@
         <w:pStyle w:val="FirstParagraph"/>
       </w:pPr>
       <w:r>
-        <w:t xml:space="preserve">The simulations test whether the model mechanisms specified above are sufficient to produce selective interference.</w:t>
+        <w:t xml:space="preserve">The simulations evaluate the sufficiency of the model mechanisms specified above for producing selective interference.</w:t>
       </w:r>
       <w:r>
         <w:t xml:space="preserve"> </w:t>
@@ -7787,7 +7787,7 @@
               <w:pStyle w:val="Compact"/>
             </w:pPr>
             <w:r>
-              <w:t xml:space="preserve">Tests whether shared affective state amplifies task competition.</w:t>
+              <w:t xml:space="preserve">Varies whether shared affective state amplifies task competition.</w:t>
             </w:r>
           </w:p>
         </w:tc>
@@ -7822,7 +7822,7 @@
               <w:pStyle w:val="Compact"/>
             </w:pPr>
             <w:r>
-              <w:t xml:space="preserve">Tests whether delayed reminders increase overlap by reinstating film-associated context before task encoding.</w:t>
+              <w:t xml:space="preserve">Varies whether delayed reminders increase overlap by reinstating film-associated context before task encoding.</w:t>
             </w:r>
           </w:p>
         </w:tc>
@@ -7892,7 +7892,7 @@
               <w:pStyle w:val="Compact"/>
             </w:pPr>
             <w:r>
-              <w:t xml:space="preserve">Tests whether film-directed control protects voluntary access within the same retrieval architecture.</w:t>
+              <w:t xml:space="preserve">Varies whether film-directed control protects voluntary access within the same retrieval architecture.</w:t>
             </w:r>
           </w:p>
         </w:tc>
@@ -8030,7 +8030,7 @@
         <w:t xml:space="preserve"> </w:t>
       </w:r>
       <w:r>
-        <w:t xml:space="preserve">It then tests whether retrieval mode turns that memory-side effect into the selective-interference dissociation.</w:t>
+        <w:t xml:space="preserve">It then examines whether retrieval mode turns that memory-side effect into the selective-interference dissociation.</w:t>
       </w:r>
       <w:r>
         <w:t xml:space="preserve"> </w:t>
@@ -8053,28 +8053,28 @@
         <w:pStyle w:val="FirstParagraph"/>
       </w:pPr>
       <w:r>
-        <w:t xml:space="preserve">Premise: The first simulation asks whether task items can reduce film-item access through two memory-side ingredients: task competitor strength and contextual overlap with film-associated context.</w:t>
-      </w:r>
-      <w:r>
-        <w:t xml:space="preserve"> </w:t>
-      </w:r>
-      <w:r>
-        <w:t xml:space="preserve">The current sweep operationalizes competitor strength by increasing task context-to-feature learning.</w:t>
-      </w:r>
-      <w:r>
-        <w:t xml:space="preserve"> </w:t>
-      </w:r>
-      <w:r>
-        <w:t xml:space="preserve">It operationalizes contextual overlap by comparing no-reminder and reminder conditions, where reminders reinstate film-associated context before task encoding.</w:t>
-      </w:r>
-      <w:r>
-        <w:t xml:space="preserve"> </w:t>
-      </w:r>
-      <w:r>
-        <w:t xml:space="preserve">This simulation does not yet test the intrusion-voluntary-memory dissociation because retrieval mode is not varied.</w:t>
-      </w:r>
-    </w:p>
-    <w:bookmarkStart w:id="59" w:name="fig-interference-sweep-spc"/>
+        <w:t xml:space="preserve">Simulation 1 demonstrates the memory-side context-binding mechanism.</w:t>
+      </w:r>
+      <w:r>
+        <w:t xml:space="preserve"> </w:t>
+      </w:r>
+      <w:r>
+        <w:t xml:space="preserve">The simulation varies task context-to-feature learning, which determines how strongly task items compete once they are cued, and crosses this manipulation with whether film reminders reinstate film-associated context before task encoding.</w:t>
+      </w:r>
+      <w:r>
+        <w:t xml:space="preserve"> </w:t>
+      </w:r>
+      <w:r>
+        <w:t xml:space="preserve">Retrieval mode is held fixed, so this simulation does not yet address the intrusion-voluntary-memory dissociation.</w:t>
+      </w:r>
+      <w:r>
+        <w:t xml:space="preserve"> </w:t>
+      </w:r>
+      <w:r>
+        <w:t xml:space="preserve">Instead, it establishes whether distinct task items can become effective competitors for film items when they are both strongly encoded and associated with film-relevant context.</w:t>
+      </w:r>
+    </w:p>
+    <w:bookmarkStart w:id="59" w:name="fig-simulation1-context-binding"/>
     <w:p>
       <w:pPr>
         <w:pStyle w:val="FigureTitle"/>
@@ -8088,25 +8088,81 @@
         <w:pStyle w:val="Caption"/>
       </w:pPr>
       <w:r>
-        <w:t xml:space="preserve">Phase-resolved recall in the interference-strength sweep.</w:t>
-      </w:r>
-      <w:r>
-        <w:t xml:space="preserve"> </w:t>
-      </w:r>
-      <w:r>
-        <w:t xml:space="preserve">Serial-position curves show recall probability across the film, break, interference, and filler phases of the simulated paradigm, separately for no-reminder and reminder conditions.</w:t>
-      </w:r>
-      <w:r>
-        <w:t xml:space="preserve"> </w:t>
-      </w:r>
-      <w:r>
-        <w:t xml:space="preserve">Darker lines indicate stronger context-to-feature learning for task items.</w:t>
-      </w:r>
-      <w:r>
-        <w:t xml:space="preserve"> </w:t>
-      </w:r>
-      <w:r>
-        <w:t xml:space="preserve">The figure shows how the task-learning manipulation changes the distribution of retrieval across encoded phases, rather than only changing total film recall.</w:t>
+        <w:rPr>
+          <w:b/>
+          <w:bCs/>
+        </w:rPr>
+        <w:t xml:space="preserve">Reminder-driven context overlap makes task encoding strength consequential for film recall.</w:t>
+      </w:r>
+      <w:r>
+        <w:t xml:space="preserve"> </w:t>
+      </w:r>
+      <w:r>
+        <w:t xml:space="preserve">Simulation 1 demonstrates how task items can become competitors for film recall by varying task encoding strength with or without film-context reinstatement before task encoding.</w:t>
+      </w:r>
+      <w:r>
+        <w:t xml:space="preserve"> </w:t>
+      </w:r>
+      <w:r>
+        <w:rPr>
+          <w:b/>
+          <w:bCs/>
+        </w:rPr>
+        <w:t xml:space="preserve">(A)</w:t>
+      </w:r>
+      <w:r>
+        <w:t xml:space="preserve"> </w:t>
+      </w:r>
+      <w:r>
+        <w:t xml:space="preserve">Without a film reminder, task items become associated with context states that have drifted away from the film, so stronger task encoding produces only modest redistribution from film items to task items.</w:t>
+      </w:r>
+      <w:r>
+        <w:t xml:space="preserve"> </w:t>
+      </w:r>
+      <w:r>
+        <w:rPr>
+          <w:b/>
+          <w:bCs/>
+        </w:rPr>
+        <w:t xml:space="preserve">(B)</w:t>
+      </w:r>
+      <w:r>
+        <w:t xml:space="preserve"> </w:t>
+      </w:r>
+      <w:r>
+        <w:t xml:space="preserve">With a film reminder, task items become associated with context states more similar to those associated with film items, so stronger task encoding produces larger redistribution from film items to task items.</w:t>
+      </w:r>
+      <w:r>
+        <w:t xml:space="preserve"> </w:t>
+      </w:r>
+      <w:r>
+        <w:rPr>
+          <w:b/>
+          <w:bCs/>
+        </w:rPr>
+        <w:t xml:space="preserve">(C)</w:t>
+      </w:r>
+      <w:r>
+        <w:t xml:space="preserve"> </w:t>
+      </w:r>
+      <w:r>
+        <w:t xml:space="preserve">This behavioral contrast follows from the context trace: reminder cues make the context states active during task encoding more similar to the states associated with film items.</w:t>
+      </w:r>
+      <w:r>
+        <w:t xml:space="preserve"> </w:t>
+      </w:r>
+      <w:r>
+        <w:rPr>
+          <w:b/>
+          <w:bCs/>
+        </w:rPr>
+        <w:t xml:space="preserve">(D)</w:t>
+      </w:r>
+      <w:r>
+        <w:t xml:space="preserve"> </w:t>
+      </w:r>
+      <w:r>
+        <w:t xml:space="preserve">When the model is cued with film context, stronger task encoding assigns a larger share of item support to task items, especially after a film reminder.</w:t>
       </w:r>
     </w:p>
     <w:p>
@@ -8116,14 +8172,14 @@
       <w:r>
         <w:drawing>
           <wp:inline>
-            <wp:extent cx="5943600" cy="2214422"/>
+            <wp:extent cx="5943600" cy="3691934"/>
             <wp:effectExtent b="0" l="0" r="0" t="0"/>
             <wp:docPr descr="" title="" id="57" name="Picture"/>
             <a:graphic>
               <a:graphicData uri="http://schemas.openxmlformats.org/drawingml/2006/picture">
                 <pic:pic>
                   <pic:nvPicPr>
-                    <pic:cNvPr descr="figures/interference_mcf_scale_delay16_fit_no_shared_support_side_by_side_spc.png" id="58" name="Picture"/>
+                    <pic:cNvPr descr="figures/simulation1_context_binding.png" id="58" name="Picture"/>
                     <pic:cNvPicPr>
                       <a:picLocks noChangeArrowheads="1" noChangeAspect="1"/>
                     </pic:cNvPicPr>
@@ -8137,7 +8193,7 @@
                   <pic:spPr bwMode="auto">
                     <a:xfrm>
                       <a:off x="0" y="0"/>
-                      <a:ext cx="5943600" cy="2214422"/>
+                      <a:ext cx="5943600" cy="3691934"/>
                     </a:xfrm>
                     <a:prstGeom prst="rect">
                       <a:avLst/>
@@ -8162,19 +8218,25 @@
         <w:pStyle w:val="AfterWithoutNote"/>
       </w:pPr>
       <w:r>
-        <w:t xml:space="preserve">Primary readouts: The main figure should show phase-resolved recall across the film, break, task, and filler phases for no-reminder and reminder conditions across task-learning strengths.</w:t>
-      </w:r>
-      <w:r>
-        <w:t xml:space="preserve"> </w:t>
-      </w:r>
-      <w:r>
-        <w:t xml:space="preserve">A compact summary should also show film-item access and task-item retrieval as task learning increases.</w:t>
-      </w:r>
-      <w:r>
-        <w:t xml:space="preserve"> </w:t>
-      </w:r>
-      <w:r>
-        <w:t xml:space="preserve">The key display should make clear whether lost film retrieval is redistributed toward task items rather than simply disappearing.</w:t>
+        <w:t xml:space="preserve">The no-reminder condition produces the first ingredient in isolation.</w:t>
+      </w:r>
+      <w:r>
+        <w:t xml:space="preserve"> </w:t>
+      </w:r>
+      <w:r>
+        <w:t xml:space="preserve">Increasing task learning makes task items stronger competitors, but the resulting change in film recall is modest because the task is encoded after buffer activity has moved context away from the film.</w:t>
+      </w:r>
+      <w:r>
+        <w:t xml:space="preserve"> </w:t>
+      </w:r>
+      <w:r>
+        <w:t xml:space="preserve">The reminder condition combines stronger task learning with greater film-task context overlap.</w:t>
+      </w:r>
+      <w:r>
+        <w:t xml:space="preserve"> </w:t>
+      </w:r>
+      <w:r>
+        <w:t xml:space="preserve">In that condition, the same task-learning sweep produces a much larger redistribution of recall from film positions to task positions.</w:t>
       </w:r>
     </w:p>
     <w:p>
@@ -8182,33 +8244,31 @@
         <w:pStyle w:val="BodyText"/>
       </w:pPr>
       <w:r>
-        <w:t xml:space="preserve">Intended text take-away: Task items can redistribute retrieval away from film items without reducing film-item strength.</w:t>
-      </w:r>
-      <w:r>
-        <w:t xml:space="preserve"> </w:t>
-      </w:r>
-      <w:r>
-        <w:t xml:space="preserve">Reminder-driven reinstatement makes task items more effective competitors by encoding them in a film-relevant context state.</w:t>
-      </w:r>
-      <w:r>
-        <w:t xml:space="preserve"> </w:t>
-      </w:r>
-      <w:r>
-        <w:t xml:space="preserve">This establishes the memory-side mechanism needed before testing retrieval-mode selectivity.</w:t>
-      </w:r>
-    </w:p>
-    <w:p>
-      <w:pPr>
-        <w:pStyle w:val="BodyText"/>
-      </w:pPr>
-      <w:r>
-        <w:t xml:space="preserve">Open specification: Decide whether this section will keep the current interference-strength sweep as the final Simulation 1 or add a cleaner crossed summary of task strength by reminder/overlap.</w:t>
-      </w:r>
-      <w:r>
-        <w:t xml:space="preserve"> </w:t>
-      </w:r>
-      <w:r>
-        <w:t xml:space="preserve">Decide whether the comparison task is represented mainly as weak task learning, lower contextual overlap, lower affective overlap, or some combination of these model-level properties.</w:t>
+        <w:t xml:space="preserve">The internal diagnostics clarify why the two recall distributions differ.</w:t>
+      </w:r>
+      <w:r>
+        <w:t xml:space="preserve"> </w:t>
+      </w:r>
+      <w:r>
+        <w:t xml:space="preserve">The reminder branch preserves higher similarity between film encoding contexts and task encoding contexts, so task items are stored in a context neighborhood that later film-related cues can reach.</w:t>
+      </w:r>
+      <w:r>
+        <w:t xml:space="preserve"> </w:t>
+      </w:r>
+      <w:r>
+        <w:t xml:space="preserve">Task context-to-feature learning then determines how much support those task items receive from a film-context cue.</w:t>
+      </w:r>
+      <w:r>
+        <w:t xml:space="preserve"> </w:t>
+      </w:r>
+      <w:r>
+        <w:t xml:space="preserve">The effect is therefore not a weakening of film-item storage.</w:t>
+      </w:r>
+      <w:r>
+        <w:t xml:space="preserve"> </w:t>
+      </w:r>
+      <w:r>
+        <w:t xml:space="preserve">It is an additive competition effect: task items remain distinct from film items but become increasingly likely to win retrieval when they are encoded strongly in film-relevant context.</w:t>
       </w:r>
     </w:p>
     <w:bookmarkEnd w:id="60"/>

--- a/docs/index.docx
+++ b/docs/index.docx
@@ -8053,25 +8053,37 @@
         <w:pStyle w:val="FirstParagraph"/>
       </w:pPr>
       <w:r>
-        <w:t xml:space="preserve">Simulation 1 demonstrates the memory-side context-binding mechanism.</w:t>
-      </w:r>
-      <w:r>
-        <w:t xml:space="preserve"> </w:t>
-      </w:r>
-      <w:r>
-        <w:t xml:space="preserve">The simulation varies task context-to-feature learning, which determines how strongly task items compete once they are cued, and crosses this manipulation with whether film reminders reinstate film-associated context before task encoding.</w:t>
-      </w:r>
-      <w:r>
-        <w:t xml:space="preserve"> </w:t>
-      </w:r>
-      <w:r>
-        <w:t xml:space="preserve">Retrieval mode is held fixed, so this simulation does not yet address the intrusion-voluntary-memory dissociation.</w:t>
-      </w:r>
-      <w:r>
-        <w:t xml:space="preserve"> </w:t>
-      </w:r>
-      <w:r>
-        <w:t xml:space="preserve">Instead, it establishes whether distinct task items can become effective competitors for film items when they are both strongly encoded and associated with film-relevant context.</w:t>
+        <w:t xml:space="preserve">Simulation 1 asks whether task items can interfere with film recall before any retrieval-mode contrast is introduced.</w:t>
+      </w:r>
+      <w:r>
+        <w:t xml:space="preserve"> </w:t>
+      </w:r>
+      <w:r>
+        <w:t xml:space="preserve">The simulation varies task context-to-feature learning strength and crosses this manipulation with whether a film reminder reinstates film-associated context before task encoding.</w:t>
+      </w:r>
+      <w:r>
+        <w:t xml:space="preserve"> </w:t>
+      </w:r>
+      <w:r>
+        <w:t xml:space="preserve">Task learning strength controls how much support task items receive once they are cued.</w:t>
+      </w:r>
+      <w:r>
+        <w:t xml:space="preserve"> </w:t>
+      </w:r>
+      <w:r>
+        <w:t xml:space="preserve">Because the no-reminder branch still includes the break/buffer before task encoding, the active context has drifted away from film-associated states by the time task items are encoded; in the reminder branch, reminder cues first reinstate film-associated context.</w:t>
+      </w:r>
+      <w:r>
+        <w:t xml:space="preserve"> </w:t>
+      </w:r>
+      <w:r>
+        <w:t xml:space="preserve">Retrieval settings are held fixed, so the simulation does not yet address the intrusion-voluntary-memory dissociation.</w:t>
+      </w:r>
+      <w:r>
+        <w:t xml:space="preserve"> </w:t>
+      </w:r>
+      <w:r>
+        <w:t xml:space="preserve">Its purpose is to establish the stored-association conditions under which distinct task items become effective competitors for film recall.</w:t>
       </w:r>
     </w:p>
     <w:bookmarkStart w:id="59" w:name="fig-simulation1-context-binding"/>
@@ -8114,7 +8126,7 @@
         <w:t xml:space="preserve"> </w:t>
       </w:r>
       <w:r>
-        <w:t xml:space="preserve">Without a film reminder, task items become associated with context states that have drifted away from the film, so stronger task encoding produces only modest redistribution from film items to task items.</w:t>
+        <w:t xml:space="preserve">Without a film reminder, task items become associated with later context states reached after drift away from the film, so stronger task encoding produces only modest redistribution from film items to task items.</w:t>
       </w:r>
       <w:r>
         <w:t xml:space="preserve"> </w:t>
@@ -8172,7 +8184,7 @@
       <w:r>
         <w:drawing>
           <wp:inline>
-            <wp:extent cx="5943600" cy="3691934"/>
+            <wp:extent cx="5943600" cy="3645598"/>
             <wp:effectExtent b="0" l="0" r="0" t="0"/>
             <wp:docPr descr="" title="" id="57" name="Picture"/>
             <a:graphic>
@@ -8193,7 +8205,7 @@
                   <pic:spPr bwMode="auto">
                     <a:xfrm>
                       <a:off x="0" y="0"/>
-                      <a:ext cx="5943600" cy="3691934"/>
+                      <a:ext cx="5943600" cy="3645598"/>
                     </a:xfrm>
                     <a:prstGeom prst="rect">
                       <a:avLst/>
@@ -8218,25 +8230,31 @@
         <w:pStyle w:val="AfterWithoutNote"/>
       </w:pPr>
       <w:r>
-        <w:t xml:space="preserve">The no-reminder condition produces the first ingredient in isolation.</w:t>
-      </w:r>
-      <w:r>
-        <w:t xml:space="preserve"> </w:t>
-      </w:r>
-      <w:r>
-        <w:t xml:space="preserve">Increasing task learning makes task items stronger competitors, but the resulting change in film recall is modest because the task is encoded after buffer activity has moved context away from the film.</w:t>
-      </w:r>
-      <w:r>
-        <w:t xml:space="preserve"> </w:t>
-      </w:r>
-      <w:r>
-        <w:t xml:space="preserve">The reminder condition combines stronger task learning with greater film-task context overlap.</w:t>
-      </w:r>
-      <w:r>
-        <w:t xml:space="preserve"> </w:t>
-      </w:r>
-      <w:r>
-        <w:t xml:space="preserve">In that condition, the same task-learning sweep produces a much larger redistribution of recall from film positions to task positions.</w:t>
+        <w:t xml:space="preserve">Panels A and B show phase-resolved recall probability across encoded positions.</w:t>
+      </w:r>
+      <w:r>
+        <w:t xml:space="preserve"> </w:t>
+      </w:r>
+      <w:r>
+        <w:t xml:space="preserve">Without a film reminder, increasing task learning produces only modest loss of film recall and only modest gain in task recall, because task items become associated with later context states reached after drift away from the film.</w:t>
+      </w:r>
+      <w:r>
+        <w:t xml:space="preserve"> </w:t>
+      </w:r>
+      <w:r>
+        <w:t xml:space="preserve">With a film reminder, the same task-learning manipulation produces a much larger redistribution from film positions to task positions.</w:t>
+      </w:r>
+      <w:r>
+        <w:t xml:space="preserve"> </w:t>
+      </w:r>
+      <w:r>
+        <w:t xml:space="preserve">The reminder branch therefore shows that task strength matters most when task items are associated with film-relevant context states.</w:t>
+      </w:r>
+      <w:r>
+        <w:t xml:space="preserve"> </w:t>
+      </w:r>
+      <w:r>
+        <w:t xml:space="preserve">The serial-position curves also show that the effect is not uniform across film positions: early film recall remains relatively protected under the current settings compared with later film positions.</w:t>
       </w:r>
     </w:p>
     <w:p>
@@ -8244,31 +8262,37 @@
         <w:pStyle w:val="BodyText"/>
       </w:pPr>
       <w:r>
-        <w:t xml:space="preserve">The internal diagnostics clarify why the two recall distributions differ.</w:t>
-      </w:r>
-      <w:r>
-        <w:t xml:space="preserve"> </w:t>
-      </w:r>
-      <w:r>
-        <w:t xml:space="preserve">The reminder branch preserves higher similarity between film encoding contexts and task encoding contexts, so task items are stored in a context neighborhood that later film-related cues can reach.</w:t>
-      </w:r>
-      <w:r>
-        <w:t xml:space="preserve"> </w:t>
-      </w:r>
-      <w:r>
-        <w:t xml:space="preserve">Task context-to-feature learning then determines how much support those task items receive from a film-context cue.</w:t>
-      </w:r>
-      <w:r>
-        <w:t xml:space="preserve"> </w:t>
-      </w:r>
-      <w:r>
-        <w:t xml:space="preserve">The effect is therefore not a weakening of film-item storage.</w:t>
-      </w:r>
-      <w:r>
-        <w:t xml:space="preserve"> </w:t>
-      </w:r>
-      <w:r>
-        <w:t xml:space="preserve">It is an additive competition effect: task items remain distinct from film items but become increasingly likely to win retrieval when they are encoded strongly in film-relevant context.</w:t>
+        <w:t xml:space="preserve">Panels C and D are model-internal diagnostics rather than additional recall outcomes.</w:t>
+      </w:r>
+      <w:r>
+        <w:t xml:space="preserve"> </w:t>
+      </w:r>
+      <w:r>
+        <w:t xml:space="preserve">Panel C diagnoses temporal-context similarity between the states associated with film items and the states active during task encoding.</w:t>
+      </w:r>
+      <w:r>
+        <w:t xml:space="preserve"> </w:t>
+      </w:r>
+      <w:r>
+        <w:t xml:space="preserve">Panel D diagnoses support allocation from a film-context cue: as task learning increases, task items receive a larger share of item support, especially after the film reminder.</w:t>
+      </w:r>
+      <w:r>
+        <w:t xml:space="preserve"> </w:t>
+      </w:r>
+      <w:r>
+        <w:t xml:space="preserve">The resulting impairment is therefore not a weakening of film-item storage.</w:t>
+      </w:r>
+      <w:r>
+        <w:t xml:space="preserve"> </w:t>
+      </w:r>
+      <w:r>
+        <w:t xml:space="preserve">It is an additive competition effect in which task items remain distinct from film items but become increasingly likely to win retrieval from film-relevant cues.</w:t>
+      </w:r>
+      <w:r>
+        <w:t xml:space="preserve"> </w:t>
+      </w:r>
+      <w:r>
+        <w:t xml:space="preserve">Simulation 2 asks whether retrieval mode and film-directed control turn this stored competition into a selective-interference pattern.</w:t>
       </w:r>
     </w:p>
     <w:bookmarkEnd w:id="60"/>

--- a/docs/index.docx
+++ b/docs/index.docx
@@ -1201,31 +1201,25 @@
         <w:t xml:space="preserve"> </w:t>
       </w:r>
       <w:r>
-        <w:t xml:space="preserve">They first demonstrate the core selective-interference dissociation without separately vulnerable representations: an interference task can reduce unguided retrieval more than deliberate recall, even though the same stored film episode supports both.</w:t>
-      </w:r>
-      <w:r>
-        <w:t xml:space="preserve"> </w:t>
-      </w:r>
-      <w:r>
-        <w:t xml:space="preserve">They then distinguish the control mechanisms that protect deliberate recall, showing how a more film-directed retrieval state and a sharper decision rule produce different patterns of impairment in both recall rates and recall organization.</w:t>
-      </w:r>
-      <w:r>
-        <w:t xml:space="preserve"> </w:t>
-      </w:r>
-      <w:r>
-        <w:t xml:space="preserve">The next simulations separate the contributions of task encoding strength and contextual overlap, clarifying when task items are cued alongside film items and when they become strong competitors for film retrieval.</w:t>
-      </w:r>
-      <w:r>
-        <w:t xml:space="preserve"> </w:t>
-      </w:r>
-      <w:r>
-        <w:t xml:space="preserve">They also apply the same overlap logic to delayed interference, asking whether reminder-driven reinstatement makes later task items competitors by returning encoding context toward the film.</w:t>
-      </w:r>
-      <w:r>
-        <w:t xml:space="preserve"> </w:t>
-      </w:r>
-      <w:r>
-        <w:t xml:space="preserve">Follow-up simulations use the same framework to interpret heterogeneity across empirical paradigms, including cue-embedded intrusion and recognition tasks</w:t>
+        <w:t xml:space="preserve">Simulation 1 demonstrates the context-binding account of interference: after a film reminder, a strongly encoded task can reduce later film recall because task items are encoded while context is still film-relevant, making them likely to compete when film context cues retrieval.</w:t>
+      </w:r>
+      <w:r>
+        <w:t xml:space="preserve"> </w:t>
+      </w:r>
+      <w:r>
+        <w:t xml:space="preserve">Simulation 2 adds the intentionality manipulation, comparing unguided retrieval with deliberate recall after the same task manipulation and showing how film-directed recall can reduce the impact of task competitors.</w:t>
+      </w:r>
+      <w:r>
+        <w:t xml:space="preserve"> </w:t>
+      </w:r>
+      <w:r>
+        <w:t xml:space="preserve">A later task-specificity simulation will clarify which task properties matter in the model, including task-item learning strength and overlap with film-associated context, rather than treating the visuospatial/comparison contrast as primitive.</w:t>
+      </w:r>
+      <w:r>
+        <w:t xml:space="preserve"> </w:t>
+      </w:r>
+      <w:r>
+        <w:t xml:space="preserve">Simulation 4 examines cue support across test formats, showing how film-related monitoring cues or supplied film items can reduce reliance on broad context-to-item sampling and thereby narrow the intrusion-voluntary-memory dissociation</w:t>
       </w:r>
       <w:r>
         <w:t xml:space="preserve"> </w:t>
@@ -1246,18 +1240,6 @@
       </w:r>
       <w:r>
         <w:t xml:space="preserve">.</w:t>
-      </w:r>
-      <w:r>
-        <w:t xml:space="preserve"> </w:t>
-      </w:r>
-      <w:r>
-        <w:t xml:space="preserve">They show that film-related cues during intrusion monitoring can narrow the intrusion-voluntary-memory dissociation by steering retrieval toward film context.</w:t>
-      </w:r>
-      <w:r>
-        <w:t xml:space="preserve"> </w:t>
-      </w:r>
-      <w:r>
-        <w:t xml:space="preserve">They also show that tests supplying a film item can be less vulnerable to interference, because the supplied item can reinstate its associated context instead of requiring retrieval to sample among film items and task competitors from a broad contextual cue.</w:t>
       </w:r>
       <w:r>
         <w:t xml:space="preserve"> </w:t>
@@ -2339,32 +2321,6 @@
       <w:pPr>
         <w:pStyle w:val="BodyText"/>
       </w:pPr>
-      <w:r>
-        <w:t xml:space="preserve">Base parameter values are anchored by a pooled eCMR fit to the Ukraine war photographs free-recall data</w:t>
-      </w:r>
-      <w:r>
-        <w:t xml:space="preserve"> </w:t>
-      </w:r>
-      <w:r>
-        <w:t xml:space="preserve">(</w:t>
-      </w:r>
-      <w:hyperlink w:anchor="ref-dupertuys2026ukraine">
-        <w:r>
-          <w:rPr>
-            <w:rStyle w:val="Hyperlink"/>
-          </w:rPr>
-          <w:t xml:space="preserve">Dupertuys et al., 2026</w:t>
-        </w:r>
-      </w:hyperlink>
-      <w:r>
-        <w:t xml:space="preserve">)</w:t>
-      </w:r>
-      <w:r>
-        <w:t xml:space="preserve">.</w:t>
-      </w:r>
-      <w:r>
-        <w:t xml:space="preserve"> </w:t>
-      </w:r>
       <w:hyperlink w:anchor="tbl-base-parameters">
         <w:r>
           <w:rPr>
@@ -2377,7 +2333,13 @@
         <w:t xml:space="preserve"> </w:t>
       </w:r>
       <w:r>
-        <w:t xml:space="preserve">lists the base parameters used by the model.</w:t>
+        <w:t xml:space="preserve">lists the symbolic base parameters used by the model.</w:t>
+      </w:r>
+      <w:r>
+        <w:t xml:space="preserve"> </w:t>
+      </w:r>
+      <w:r>
+        <w:t xml:space="preserve">The equations below define the model architecture; numerical parameter values and phase-specific settings are specified in the simulation methodology.</w:t>
       </w:r>
     </w:p>
     <w:bookmarkStart w:id="30" w:name="tbl-base-parameters"/>
@@ -2395,32 +2357,6 @@
       </w:pPr>
       <w:r>
         <w:t xml:space="preserve">Base parameters and theoretical roles.</w:t>
-      </w:r>
-      <w:r>
-        <w:t xml:space="preserve"> </w:t>
-      </w:r>
-      <w:r>
-        <w:t xml:space="preserve">The parameter anchor is external to the selective-interference simulations</w:t>
-      </w:r>
-      <w:r>
-        <w:t xml:space="preserve"> </w:t>
-      </w:r>
-      <w:r>
-        <w:t xml:space="preserve">(</w:t>
-      </w:r>
-      <w:hyperlink w:anchor="ref-dupertuys2026ukraine">
-        <w:r>
-          <w:rPr>
-            <w:rStyle w:val="Hyperlink"/>
-          </w:rPr>
-          <w:t xml:space="preserve">Dupertuys et al., 2026</w:t>
-        </w:r>
-      </w:hyperlink>
-      <w:r>
-        <w:t xml:space="preserve">)</w:t>
-      </w:r>
-      <w:r>
-        <w:t xml:space="preserve">.</w:t>
       </w:r>
     </w:p>
     <w:tbl>
@@ -6473,7 +6409,7 @@
         <w:pStyle w:val="FirstParagraph"/>
       </w:pPr>
       <w:r>
-        <w:t xml:space="preserve">This cue is not a separate retrieval system; it is the same feature-to-context operation applied to a supplied film item.</w:t>
+        <w:t xml:space="preserve">Supplied film items therefore use the same feature-to-context operation as recalled and reminded items.</w:t>
       </w:r>
     </w:p>
     <w:bookmarkEnd w:id="49"/>
@@ -6684,35 +6620,6 @@
       </w:r>
       <w:r>
         <w:t xml:space="preserve">for neutral or default items.</w:t>
-      </w:r>
-      <w:r>
-        <w:t xml:space="preserve"> </w:t>
-      </w:r>
-      <w:r>
-        <w:t xml:space="preserve">The vector</w:t>
-      </w:r>
-      <w:r>
-        <w:t xml:space="preserve"> </w:t>
-      </w:r>
-      <m:oMath>
-        <m:sSub>
-          <m:e>
-            <m:r>
-              <m:t>s</m:t>
-            </m:r>
-          </m:e>
-          <m:sub>
-            <m:r>
-              <m:t>i</m:t>
-            </m:r>
-          </m:sub>
-        </m:sSub>
-      </m:oMath>
-      <w:r>
-        <w:t xml:space="preserve"> </w:t>
-      </w:r>
-      <w:r>
-        <w:t xml:space="preserve">is not a recallable item and is not a separate trace.</w:t>
       </w:r>
       <w:r>
         <w:t xml:space="preserve"> </w:t>
@@ -7494,13 +7401,7 @@
         <w:t xml:space="preserve"> </w:t>
       </w:r>
       <w:r>
-        <w:t xml:space="preserve">When affective context-to-feature learning is disabled, affective context does not add retrieval support beyond the ordinary context-to-feature pathway.</w:t>
-      </w:r>
-      <w:r>
-        <w:t xml:space="preserve"> </w:t>
-      </w:r>
-      <w:r>
-        <w:t xml:space="preserve">When learned affective support is present, it contributes to the same context-to-feature competition defined in</w:t>
+        <w:t xml:space="preserve">Affective support enters retrieval through learned affective context-to-feature associations and contributes to the same competition defined in</w:t>
       </w:r>
       <w:r>
         <w:t xml:space="preserve"> </w:t>
@@ -7562,7 +7463,7 @@
     </w:p>
     <w:bookmarkEnd w:id="53"/>
     <w:bookmarkEnd w:id="54"/>
-    <w:bookmarkStart w:id="66" w:name="simulations"/>
+    <w:bookmarkStart w:id="68" w:name="simulations"/>
     <w:p>
       <w:pPr>
         <w:pStyle w:val="Heading1"/>
@@ -7576,30 +7477,91 @@
         <w:pStyle w:val="FirstParagraph"/>
       </w:pPr>
       <w:r>
-        <w:t xml:space="preserve">The simulations evaluate the sufficiency of the model mechanisms specified above for producing selective interference.</w:t>
-      </w:r>
-      <w:r>
-        <w:t xml:space="preserve"> </w:t>
-      </w:r>
-      <w:r>
-        <w:t xml:space="preserve">Across simulations, film items, intervening non-film items, task items, and post-task filler items are encoded by the same CMR operations, and unguided retrieval and deliberate recall use the same competitive retrieval rule.</w:t>
-      </w:r>
-      <w:r>
-        <w:t xml:space="preserve"> </w:t>
-      </w:r>
-      <w:r>
-        <w:t xml:space="preserve">The simulations vary the conditions under which task items become competitors and the control settings that determine whether retrieval is guided toward film items.</w:t>
-      </w:r>
-      <w:r>
-        <w:t xml:space="preserve"> </w:t>
-      </w:r>
-      <w:r>
-        <w:t xml:space="preserve">Table</w:t>
-      </w:r>
-      <w:r>
-        <w:t xml:space="preserve"> </w:t>
-      </w:r>
-      <w:hyperlink w:anchor="tbl-simulated-design">
+        <w:t xml:space="preserve">The simulations instantiate the retrieved-context account in a controlled trauma-film analogue.</w:t>
+      </w:r>
+      <w:r>
+        <w:t xml:space="preserve"> </w:t>
+      </w:r>
+      <w:r>
+        <w:t xml:space="preserve">They vary phase settings and retrieval-control settings to examine how context overlap, task competition, and film-directed control shape recall.</w:t>
+      </w:r>
+      <w:r>
+        <w:t xml:space="preserve"> </w:t>
+      </w:r>
+      <w:r>
+        <w:t xml:space="preserve">Simulation 1 isolates how task learning and film-context reinstatement create associations that make task items competitive during retrieval.</w:t>
+      </w:r>
+      <w:r>
+        <w:t xml:space="preserve"> </w:t>
+      </w:r>
+      <w:r>
+        <w:t xml:space="preserve">Simulation 2 applies that competition to unguided retrieval and deliberate recall.</w:t>
+      </w:r>
+      <w:r>
+        <w:t xml:space="preserve"> </w:t>
+      </w:r>
+      <w:r>
+        <w:t xml:space="preserve">Simulation 3 separates the control settings that can protect deliberate recall.</w:t>
+      </w:r>
+      <w:r>
+        <w:t xml:space="preserve"> </w:t>
+      </w:r>
+      <w:r>
+        <w:t xml:space="preserve">Simulations 4–6 examine reminder timing, task specificity and affective overlap, and cue support across test formats.</w:t>
+      </w:r>
+    </w:p>
+    <w:bookmarkStart w:id="57" w:name="methodology"/>
+    <w:p>
+      <w:pPr>
+        <w:pStyle w:val="Heading2"/>
+      </w:pPr>
+      <w:r>
+        <w:t xml:space="preserve">Methodology</w:t>
+      </w:r>
+    </w:p>
+    <w:p>
+      <w:pPr>
+        <w:pStyle w:val="FirstParagraph"/>
+      </w:pPr>
+      <w:r>
+        <w:t xml:space="preserve">Base parameters were anchored to an existing immediate free-recall dataset in which participants who reported concern about the war in Ukraine studied and recalled lists of war-related and neutral photographs</w:t>
+      </w:r>
+      <w:r>
+        <w:t xml:space="preserve"> </w:t>
+      </w:r>
+      <w:r>
+        <w:t xml:space="preserve">(</w:t>
+      </w:r>
+      <w:hyperlink w:anchor="ref-dupertuys2026ukraine">
+        <w:r>
+          <w:rPr>
+            <w:rStyle w:val="Hyperlink"/>
+          </w:rPr>
+          <w:t xml:space="preserve">Dupertuys et al., 2026</w:t>
+        </w:r>
+      </w:hyperlink>
+      <w:r>
+        <w:t xml:space="preserve">)</w:t>
+      </w:r>
+      <w:r>
+        <w:t xml:space="preserve">.</w:t>
+      </w:r>
+      <w:r>
+        <w:t xml:space="preserve"> </w:t>
+      </w:r>
+      <w:r>
+        <w:t xml:space="preserve">The fitted dataset included 123 participants, four lists per participant, 492 immediate recall sequences, and 3,804 scored recall events.</w:t>
+      </w:r>
+      <w:r>
+        <w:t xml:space="preserve"> </w:t>
+      </w:r>
+      <w:r>
+        <w:t xml:space="preserve">The fitted parameters anchor baseline emotional-picture free-recall dynamics before the selective-interference manipulations are applied as phase-specific encoding or retrieval-control settings.</w:t>
+      </w:r>
+      <w:r>
+        <w:t xml:space="preserve"> </w:t>
+      </w:r>
+      <w:hyperlink w:anchor="tbl-simulation-parameters">
         <w:r>
           <w:rPr>
             <w:rStyle w:val="Hyperlink"/>
@@ -7611,10 +7573,10 @@
         <w:t xml:space="preserve"> </w:t>
       </w:r>
       <w:r>
-        <w:t xml:space="preserve">summarizes the design components used to instantiate these contrasts.</w:t>
-      </w:r>
-    </w:p>
-    <w:bookmarkStart w:id="55" w:name="tbl-simulated-design"/>
+        <w:t xml:space="preserve">gives the default numerical values used in the current simulations.</w:t>
+      </w:r>
+    </w:p>
+    <w:bookmarkStart w:id="55" w:name="tbl-simulation-parameters"/>
     <w:p>
       <w:pPr>
         <w:pStyle w:val="FigureTitle"/>
@@ -7628,20 +7590,53 @@
         <w:pStyle w:val="Caption"/>
       </w:pPr>
       <w:r>
-        <w:t xml:space="preserve">Simulation design components.</w:t>
-      </w:r>
-      <w:r>
-        <w:t xml:space="preserve"> </w:t>
-      </w:r>
-      <w:r>
-        <w:t xml:space="preserve">The table summarizes how the simulation contrasts map onto model-level roles.</w:t>
+        <w:t xml:space="preserve">Default numerical parameter values used in the current simulations.</w:t>
+      </w:r>
+      <w:r>
+        <w:t xml:space="preserve"> </w:t>
+      </w:r>
+      <w:r>
+        <w:t xml:space="preserve">Values are from a pooled eCMR fit to the immediate free-recall sequences from</w:t>
+      </w:r>
+      <w:r>
+        <w:t xml:space="preserve"> </w:t>
+      </w:r>
+      <w:r>
+        <w:t xml:space="preserve">Dupertuys et al. (</w:t>
+      </w:r>
+      <w:hyperlink w:anchor="ref-dupertuys2026ukraine">
+        <w:r>
+          <w:rPr>
+            <w:rStyle w:val="Hyperlink"/>
+          </w:rPr>
+          <w:t xml:space="preserve">2026</w:t>
+        </w:r>
+      </w:hyperlink>
+      <w:r>
+        <w:t xml:space="preserve">)</w:t>
+      </w:r>
+      <w:r>
+        <w:t xml:space="preserve">, with</w:t>
+      </w:r>
+      <w:r>
+        <w:t xml:space="preserve"> </w:t>
+      </w:r>
+      <m:oMath>
+        <m:r>
+          <m:t>α</m:t>
+        </m:r>
+      </m:oMath>
+      <w:r>
+        <w:t xml:space="preserve"> </w:t>
+      </w:r>
+      <w:r>
+        <w:t xml:space="preserve">fixed to zero.</w:t>
       </w:r>
     </w:p>
     <w:tbl>
       <w:tblPr>
         <w:tblStyle w:val="Table"/>
-        <w:tblW w:type="pct" w:w="5000"/>
-        <w:tblLayout w:type="fixed"/>
+        <w:tblW w:type="auto" w:w="0"/>
         <w:tblLook w:firstRow="1" w:lastRow="0" w:firstColumn="0" w:lastColumn="0" w:noHBand="0" w:noVBand="0" w:val="0020"/>
       </w:tblPr>
       <w:tblGrid>
@@ -7660,7 +7655,19 @@
               <w:pStyle w:val="Compact"/>
             </w:pPr>
             <w:r>
-              <w:t xml:space="preserve">Design component</w:t>
+              <w:t xml:space="preserve">Symbol</w:t>
+            </w:r>
+          </w:p>
+        </w:tc>
+        <w:tc>
+          <w:tcPr/>
+          <w:p>
+            <w:pPr>
+              <w:pStyle w:val="Compact"/>
+              <w:jc w:val="right"/>
+            </w:pPr>
+            <w:r>
+              <w:t xml:space="preserve">Value</w:t>
             </w:r>
           </w:p>
         </w:tc>
@@ -7671,7 +7678,49 @@
               <w:pStyle w:val="Compact"/>
             </w:pPr>
             <w:r>
-              <w:t xml:space="preserve">Variants</w:t>
+              <w:t xml:space="preserve">Role</w:t>
+            </w:r>
+          </w:p>
+        </w:tc>
+      </w:tr>
+      <w:tr>
+        <w:tc>
+          <w:tcPr/>
+          <w:p>
+            <w:pPr>
+              <w:pStyle w:val="Compact"/>
+            </w:pPr>
+            <m:oMath>
+              <m:sSub>
+                <m:e>
+                  <m:r>
+                    <m:t>β</m:t>
+                  </m:r>
+                </m:e>
+                <m:sub>
+                  <m:r>
+                    <m:t>e</m:t>
+                  </m:r>
+                  <m:r>
+                    <m:t>n</m:t>
+                  </m:r>
+                  <m:r>
+                    <m:t>c</m:t>
+                  </m:r>
+                </m:sub>
+              </m:sSub>
+            </m:oMath>
+          </w:p>
+        </w:tc>
+        <w:tc>
+          <w:tcPr/>
+          <w:p>
+            <w:pPr>
+              <w:pStyle w:val="Compact"/>
+              <w:jc w:val="right"/>
+            </w:pPr>
+            <w:r>
+              <w:t xml:space="preserve">0.440</w:t>
             </w:r>
           </w:p>
         </w:tc>
@@ -7682,7 +7731,807 @@
               <w:pStyle w:val="Compact"/>
             </w:pPr>
             <w:r>
-              <w:t xml:space="preserve">Model role</w:t>
+              <w:t xml:space="preserve">Encoding drift rate</w:t>
+            </w:r>
+          </w:p>
+        </w:tc>
+      </w:tr>
+      <w:tr>
+        <w:tc>
+          <w:tcPr/>
+          <w:p>
+            <w:pPr>
+              <w:pStyle w:val="Compact"/>
+            </w:pPr>
+            <m:oMath>
+              <m:sSub>
+                <m:e>
+                  <m:r>
+                    <m:t>β</m:t>
+                  </m:r>
+                </m:e>
+                <m:sub>
+                  <m:r>
+                    <m:t>s</m:t>
+                  </m:r>
+                  <m:r>
+                    <m:t>t</m:t>
+                  </m:r>
+                  <m:r>
+                    <m:t>a</m:t>
+                  </m:r>
+                  <m:r>
+                    <m:t>r</m:t>
+                  </m:r>
+                  <m:r>
+                    <m:t>t</m:t>
+                  </m:r>
+                </m:sub>
+              </m:sSub>
+            </m:oMath>
+          </w:p>
+        </w:tc>
+        <w:tc>
+          <w:tcPr/>
+          <w:p>
+            <w:pPr>
+              <w:pStyle w:val="Compact"/>
+              <w:jc w:val="right"/>
+            </w:pPr>
+            <w:r>
+              <w:t xml:space="preserve">0.766</w:t>
+            </w:r>
+          </w:p>
+        </w:tc>
+        <w:tc>
+          <w:tcPr/>
+          <w:p>
+            <w:pPr>
+              <w:pStyle w:val="Compact"/>
+            </w:pPr>
+            <w:r>
+              <w:t xml:space="preserve">Start-context drift rate</w:t>
+            </w:r>
+          </w:p>
+        </w:tc>
+      </w:tr>
+      <w:tr>
+        <w:tc>
+          <w:tcPr/>
+          <w:p>
+            <w:pPr>
+              <w:pStyle w:val="Compact"/>
+            </w:pPr>
+            <m:oMath>
+              <m:sSub>
+                <m:e>
+                  <m:r>
+                    <m:t>β</m:t>
+                  </m:r>
+                </m:e>
+                <m:sub>
+                  <m:r>
+                    <m:t>r</m:t>
+                  </m:r>
+                  <m:r>
+                    <m:t>e</m:t>
+                  </m:r>
+                  <m:r>
+                    <m:t>c</m:t>
+                  </m:r>
+                </m:sub>
+              </m:sSub>
+            </m:oMath>
+          </w:p>
+        </w:tc>
+        <w:tc>
+          <w:tcPr/>
+          <w:p>
+            <w:pPr>
+              <w:pStyle w:val="Compact"/>
+              <w:jc w:val="right"/>
+            </w:pPr>
+            <w:r>
+              <w:t xml:space="preserve">0.678</w:t>
+            </w:r>
+          </w:p>
+        </w:tc>
+        <w:tc>
+          <w:tcPr/>
+          <w:p>
+            <w:pPr>
+              <w:pStyle w:val="Compact"/>
+            </w:pPr>
+            <w:r>
+              <w:t xml:space="preserve">Recall drift rate</w:t>
+            </w:r>
+          </w:p>
+        </w:tc>
+      </w:tr>
+      <w:tr>
+        <w:tc>
+          <w:tcPr/>
+          <w:p>
+            <w:pPr>
+              <w:pStyle w:val="Compact"/>
+            </w:pPr>
+            <m:oMath>
+              <m:r>
+                <m:t>γ</m:t>
+              </m:r>
+            </m:oMath>
+          </w:p>
+        </w:tc>
+        <w:tc>
+          <w:tcPr/>
+          <w:p>
+            <w:pPr>
+              <w:pStyle w:val="Compact"/>
+              <w:jc w:val="right"/>
+            </w:pPr>
+            <w:r>
+              <w:t xml:space="preserve">0.468</w:t>
+            </w:r>
+          </w:p>
+        </w:tc>
+        <w:tc>
+          <w:tcPr/>
+          <w:p>
+            <w:pPr>
+              <w:pStyle w:val="Compact"/>
+            </w:pPr>
+            <w:r>
+              <w:t xml:space="preserve">Feature-to-context learning rate</w:t>
+            </w:r>
+          </w:p>
+        </w:tc>
+      </w:tr>
+      <w:tr>
+        <w:tc>
+          <w:tcPr/>
+          <w:p>
+            <w:pPr>
+              <w:pStyle w:val="Compact"/>
+            </w:pPr>
+            <m:oMath>
+              <m:r>
+                <m:t>δ</m:t>
+              </m:r>
+            </m:oMath>
+          </w:p>
+        </w:tc>
+        <w:tc>
+          <w:tcPr/>
+          <w:p>
+            <w:pPr>
+              <w:pStyle w:val="Compact"/>
+              <w:jc w:val="right"/>
+            </w:pPr>
+            <w:r>
+              <w:t xml:space="preserve">0.00022</w:t>
+            </w:r>
+          </w:p>
+        </w:tc>
+        <w:tc>
+          <w:tcPr/>
+          <w:p>
+            <w:pPr>
+              <w:pStyle w:val="Compact"/>
+            </w:pPr>
+            <w:r>
+              <w:t xml:space="preserve">Pre-experimental self-support</w:t>
+            </w:r>
+          </w:p>
+        </w:tc>
+      </w:tr>
+      <w:tr>
+        <w:tc>
+          <w:tcPr/>
+          <w:p>
+            <w:pPr>
+              <w:pStyle w:val="Compact"/>
+            </w:pPr>
+            <m:oMath>
+              <m:r>
+                <m:t>α</m:t>
+              </m:r>
+            </m:oMath>
+          </w:p>
+        </w:tc>
+        <w:tc>
+          <w:tcPr/>
+          <w:p>
+            <w:pPr>
+              <w:pStyle w:val="Compact"/>
+              <w:jc w:val="right"/>
+            </w:pPr>
+            <w:r>
+              <w:t xml:space="preserve">0</w:t>
+            </w:r>
+          </w:p>
+        </w:tc>
+        <w:tc>
+          <w:tcPr/>
+          <w:p>
+            <w:pPr>
+              <w:pStyle w:val="Compact"/>
+            </w:pPr>
+            <w:r>
+              <w:t xml:space="preserve">Pre-experimental shared support</w:t>
+            </w:r>
+          </w:p>
+        </w:tc>
+      </w:tr>
+      <w:tr>
+        <w:tc>
+          <w:tcPr/>
+          <w:p>
+            <w:pPr>
+              <w:pStyle w:val="Compact"/>
+            </w:pPr>
+            <m:oMath>
+              <m:sSub>
+                <m:e>
+                  <m:r>
+                    <m:t>ϕ</m:t>
+                  </m:r>
+                </m:e>
+                <m:sub>
+                  <m:r>
+                    <m:t>s</m:t>
+                  </m:r>
+                </m:sub>
+              </m:sSub>
+            </m:oMath>
+          </w:p>
+        </w:tc>
+        <w:tc>
+          <w:tcPr/>
+          <w:p>
+            <w:pPr>
+              <w:pStyle w:val="Compact"/>
+              <w:jc w:val="right"/>
+            </w:pPr>
+            <w:r>
+              <w:t xml:space="preserve">0.499</w:t>
+            </w:r>
+          </w:p>
+        </w:tc>
+        <w:tc>
+          <w:tcPr/>
+          <w:p>
+            <w:pPr>
+              <w:pStyle w:val="Compact"/>
+            </w:pPr>
+            <w:r>
+              <w:t xml:space="preserve">Primacy scale</w:t>
+            </w:r>
+          </w:p>
+        </w:tc>
+      </w:tr>
+      <w:tr>
+        <w:tc>
+          <w:tcPr/>
+          <w:p>
+            <w:pPr>
+              <w:pStyle w:val="Compact"/>
+            </w:pPr>
+            <m:oMath>
+              <m:sSub>
+                <m:e>
+                  <m:r>
+                    <m:t>ϕ</m:t>
+                  </m:r>
+                </m:e>
+                <m:sub>
+                  <m:r>
+                    <m:t>d</m:t>
+                  </m:r>
+                </m:sub>
+              </m:sSub>
+            </m:oMath>
+          </w:p>
+        </w:tc>
+        <w:tc>
+          <w:tcPr/>
+          <w:p>
+            <w:pPr>
+              <w:pStyle w:val="Compact"/>
+              <w:jc w:val="right"/>
+            </w:pPr>
+            <w:r>
+              <w:t xml:space="preserve">0.530</w:t>
+            </w:r>
+          </w:p>
+        </w:tc>
+        <w:tc>
+          <w:tcPr/>
+          <w:p>
+            <w:pPr>
+              <w:pStyle w:val="Compact"/>
+            </w:pPr>
+            <w:r>
+              <w:t xml:space="preserve">Primacy decay</w:t>
+            </w:r>
+          </w:p>
+        </w:tc>
+      </w:tr>
+      <w:tr>
+        <w:tc>
+          <w:tcPr/>
+          <w:p>
+            <w:pPr>
+              <w:pStyle w:val="Compact"/>
+            </w:pPr>
+            <m:oMath>
+              <m:r>
+                <m:t>τ</m:t>
+              </m:r>
+            </m:oMath>
+          </w:p>
+        </w:tc>
+        <w:tc>
+          <w:tcPr/>
+          <w:p>
+            <w:pPr>
+              <w:pStyle w:val="Compact"/>
+              <w:jc w:val="right"/>
+            </w:pPr>
+            <w:r>
+              <w:t xml:space="preserve">3.562</w:t>
+            </w:r>
+          </w:p>
+        </w:tc>
+        <w:tc>
+          <w:tcPr/>
+          <w:p>
+            <w:pPr>
+              <w:pStyle w:val="Compact"/>
+            </w:pPr>
+            <w:r>
+              <w:t xml:space="preserve">Choice sensitivity</w:t>
+            </w:r>
+          </w:p>
+        </w:tc>
+      </w:tr>
+      <w:tr>
+        <w:tc>
+          <w:tcPr/>
+          <w:p>
+            <w:pPr>
+              <w:pStyle w:val="Compact"/>
+            </w:pPr>
+            <m:oMath>
+              <m:sSub>
+                <m:e>
+                  <m:r>
+                    <m:t>β</m:t>
+                  </m:r>
+                </m:e>
+                <m:sub>
+                  <m:r>
+                    <m:t>e</m:t>
+                  </m:r>
+                  <m:r>
+                    <m:t>m</m:t>
+                  </m:r>
+                  <m:r>
+                    <m:t>o</m:t>
+                  </m:r>
+                  <m:r>
+                    <m:t>t</m:t>
+                  </m:r>
+                </m:sub>
+              </m:sSub>
+            </m:oMath>
+          </w:p>
+        </w:tc>
+        <w:tc>
+          <w:tcPr/>
+          <w:p>
+            <w:pPr>
+              <w:pStyle w:val="Compact"/>
+              <w:jc w:val="right"/>
+            </w:pPr>
+            <w:r>
+              <w:t xml:space="preserve">0.696</w:t>
+            </w:r>
+          </w:p>
+        </w:tc>
+        <w:tc>
+          <w:tcPr/>
+          <w:p>
+            <w:pPr>
+              <w:pStyle w:val="Compact"/>
+            </w:pPr>
+            <w:r>
+              <w:t xml:space="preserve">Emotional-context drift rate</w:t>
+            </w:r>
+          </w:p>
+        </w:tc>
+      </w:tr>
+      <w:tr>
+        <w:tc>
+          <w:tcPr/>
+          <w:p>
+            <w:pPr>
+              <w:pStyle w:val="Compact"/>
+            </w:pPr>
+            <m:oMath>
+              <m:sSub>
+                <m:e>
+                  <m:r>
+                    <m:t>ϕ</m:t>
+                  </m:r>
+                </m:e>
+                <m:sub>
+                  <m:r>
+                    <m:rPr>
+                      <m:sty m:val="p"/>
+                    </m:rPr>
+                    <m:t>e</m:t>
+                  </m:r>
+                  <m:r>
+                    <m:rPr>
+                      <m:sty m:val="p"/>
+                    </m:rPr>
+                    <m:t>m</m:t>
+                  </m:r>
+                  <m:r>
+                    <m:rPr>
+                      <m:sty m:val="p"/>
+                    </m:rPr>
+                    <m:t>o</m:t>
+                  </m:r>
+                  <m:r>
+                    <m:rPr>
+                      <m:sty m:val="p"/>
+                    </m:rPr>
+                    <m:t>t</m:t>
+                  </m:r>
+                </m:sub>
+              </m:sSub>
+            </m:oMath>
+          </w:p>
+        </w:tc>
+        <w:tc>
+          <w:tcPr/>
+          <w:p>
+            <w:pPr>
+              <w:pStyle w:val="Compact"/>
+              <w:jc w:val="right"/>
+            </w:pPr>
+            <w:r>
+              <w:t xml:space="preserve">0.130</w:t>
+            </w:r>
+          </w:p>
+        </w:tc>
+        <w:tc>
+          <w:tcPr/>
+          <w:p>
+            <w:pPr>
+              <w:pStyle w:val="Compact"/>
+            </w:pPr>
+            <w:r>
+              <w:t xml:space="preserve">Emotional learning scale</w:t>
+            </w:r>
+          </w:p>
+        </w:tc>
+      </w:tr>
+      <w:tr>
+        <w:tc>
+          <w:tcPr/>
+          <w:p>
+            <w:pPr>
+              <w:pStyle w:val="Compact"/>
+            </w:pPr>
+            <m:oMath>
+              <m:sSub>
+                <m:e>
+                  <m:r>
+                    <m:t>θ</m:t>
+                  </m:r>
+                </m:e>
+                <m:sub>
+                  <m:r>
+                    <m:t>s</m:t>
+                  </m:r>
+                </m:sub>
+              </m:sSub>
+            </m:oMath>
+          </w:p>
+        </w:tc>
+        <w:tc>
+          <w:tcPr/>
+          <w:p>
+            <w:pPr>
+              <w:pStyle w:val="Compact"/>
+              <w:jc w:val="right"/>
+            </w:pPr>
+            <w:r>
+              <w:t xml:space="preserve">0.0123</w:t>
+            </w:r>
+          </w:p>
+        </w:tc>
+        <w:tc>
+          <w:tcPr/>
+          <w:p>
+            <w:pPr>
+              <w:pStyle w:val="Compact"/>
+            </w:pPr>
+            <w:r>
+              <w:t xml:space="preserve">Stop scale</w:t>
+            </w:r>
+          </w:p>
+        </w:tc>
+      </w:tr>
+      <w:tr>
+        <w:tc>
+          <w:tcPr/>
+          <w:p>
+            <w:pPr>
+              <w:pStyle w:val="Compact"/>
+            </w:pPr>
+            <m:oMath>
+              <m:sSub>
+                <m:e>
+                  <m:r>
+                    <m:t>θ</m:t>
+                  </m:r>
+                </m:e>
+                <m:sub>
+                  <m:r>
+                    <m:t>r</m:t>
+                  </m:r>
+                </m:sub>
+              </m:sSub>
+            </m:oMath>
+          </w:p>
+        </w:tc>
+        <w:tc>
+          <w:tcPr/>
+          <w:p>
+            <w:pPr>
+              <w:pStyle w:val="Compact"/>
+              <w:jc w:val="right"/>
+            </w:pPr>
+            <w:r>
+              <w:t xml:space="preserve">0.372</w:t>
+            </w:r>
+          </w:p>
+        </w:tc>
+        <w:tc>
+          <w:tcPr/>
+          <w:p>
+            <w:pPr>
+              <w:pStyle w:val="Compact"/>
+            </w:pPr>
+            <w:r>
+              <w:t xml:space="preserve">Stop growth</w:t>
+            </w:r>
+          </w:p>
+        </w:tc>
+      </w:tr>
+    </w:tbl>
+    <w:bookmarkEnd w:id="55"/>
+    <w:p>
+      <w:pPr>
+        <w:pStyle w:val="AfterWithoutNote"/>
+      </w:pPr>
+      <w:r>
+        <w:t xml:space="preserve">The current simulations update associations after context integration and disallow repeated recalls.</w:t>
+      </w:r>
+    </w:p>
+    <w:p>
+      <w:pPr>
+        <w:pStyle w:val="BodyText"/>
+      </w:pPr>
+      <w:r>
+        <w:t xml:space="preserve">Each simulated trial contains 16 film items, 16 break/buffer items, 16 task items, and 16 filler items.</w:t>
+      </w:r>
+      <w:r>
+        <w:t xml:space="preserve"> </w:t>
+      </w:r>
+      <w:r>
+        <w:t xml:space="preserve">Equal phase lengths make redistribution across film, task, and filler periods directly comparable.</w:t>
+      </w:r>
+      <w:r>
+        <w:t xml:space="preserve"> </w:t>
+      </w:r>
+      <w:r>
+        <w:t xml:space="preserve">Retrieval allows up to 48 recall attempts.</w:t>
+      </w:r>
+      <w:r>
+        <w:t xml:space="preserve"> </w:t>
+      </w:r>
+      <w:r>
+        <w:t xml:space="preserve">All encoded film, break/buffer, task, and filler items can enter the retrieval competition unless a later simulation explicitly changes the test format.</w:t>
+      </w:r>
+    </w:p>
+    <w:p>
+      <w:pPr>
+        <w:pStyle w:val="BodyText"/>
+      </w:pPr>
+      <w:r>
+        <w:t xml:space="preserve">Film, break/buffer, task, and filler items are encoded by the same CMR operations defined above.</w:t>
+      </w:r>
+      <w:r>
+        <w:t xml:space="preserve"> </w:t>
+      </w:r>
+      <w:r>
+        <w:t xml:space="preserve">Phase settings control temporal drift and context-to-feature learning strength.</w:t>
+      </w:r>
+      <w:r>
+        <w:t xml:space="preserve"> </w:t>
+      </w:r>
+      <w:r>
+        <w:t xml:space="preserve">In the no-reminder branch used for Simulation 1, the reminder-start and film-item reminder-cue drift scales are set to zero.</w:t>
+      </w:r>
+      <w:r>
+        <w:t xml:space="preserve"> </w:t>
+      </w:r>
+      <w:r>
+        <w:t xml:space="preserve">In the with-reminder branch, context first shifts toward the start state and then receives sequential film-item reminder cues before task encoding.</w:t>
+      </w:r>
+      <w:r>
+        <w:t xml:space="preserve"> </w:t>
+      </w:r>
+      <w:r>
+        <w:t xml:space="preserve">Reminder cues update context through</w:t>
+      </w:r>
+      <w:r>
+        <w:t xml:space="preserve"> </w:t>
+      </w:r>
+      <w:hyperlink w:anchor="eq-context-input">
+        <w:r>
+          <w:rPr>
+            <w:rStyle w:val="Hyperlink"/>
+          </w:rPr>
+          <w:t xml:space="preserve">Equation 3</w:t>
+        </w:r>
+      </w:hyperlink>
+      <w:r>
+        <w:t xml:space="preserve"> </w:t>
+      </w:r>
+      <w:r>
+        <w:t xml:space="preserve">and</w:t>
+      </w:r>
+      <w:r>
+        <w:t xml:space="preserve"> </w:t>
+      </w:r>
+      <w:hyperlink w:anchor="eq-context-update">
+        <w:r>
+          <w:rPr>
+            <w:rStyle w:val="Hyperlink"/>
+          </w:rPr>
+          <w:t xml:space="preserve">Equation 4</w:t>
+        </w:r>
+      </w:hyperlink>
+      <w:r>
+        <w:t xml:space="preserve">, but they do not apply</w:t>
+      </w:r>
+      <w:r>
+        <w:t xml:space="preserve"> </w:t>
+      </w:r>
+      <w:hyperlink w:anchor="eq-mfc-learning">
+        <w:r>
+          <w:rPr>
+            <w:rStyle w:val="Hyperlink"/>
+          </w:rPr>
+          <w:t xml:space="preserve">Equation 6</w:t>
+        </w:r>
+      </w:hyperlink>
+      <w:r>
+        <w:t xml:space="preserve"> </w:t>
+      </w:r>
+      <w:r>
+        <w:t xml:space="preserve">or</w:t>
+      </w:r>
+      <w:r>
+        <w:t xml:space="preserve"> </w:t>
+      </w:r>
+      <w:hyperlink w:anchor="eq-mcf-learning">
+        <w:r>
+          <w:rPr>
+            <w:rStyle w:val="Hyperlink"/>
+          </w:rPr>
+          <w:t xml:space="preserve">Equation 8</w:t>
+        </w:r>
+      </w:hyperlink>
+      <w:r>
+        <w:t xml:space="preserve"> </w:t>
+      </w:r>
+      <w:r>
+        <w:t xml:space="preserve">and do not add new recallable items.</w:t>
+      </w:r>
+      <w:r>
+        <w:t xml:space="preserve"> </w:t>
+      </w:r>
+      <w:hyperlink w:anchor="tbl-simulation-phase-settings">
+        <w:r>
+          <w:rPr>
+            <w:rStyle w:val="Hyperlink"/>
+          </w:rPr>
+          <w:t xml:space="preserve">Table 3</w:t>
+        </w:r>
+      </w:hyperlink>
+      <w:r>
+        <w:t xml:space="preserve"> </w:t>
+      </w:r>
+      <w:r>
+        <w:t xml:space="preserve">summarizes the phase structure and settings used for the current Figure 2 simulations.</w:t>
+      </w:r>
+    </w:p>
+    <w:bookmarkStart w:id="56" w:name="tbl-simulation-phase-settings"/>
+    <w:p>
+      <w:pPr>
+        <w:pStyle w:val="FigureTitle"/>
+      </w:pPr>
+      <w:r>
+        <w:t xml:space="preserve">Table 3</w:t>
+      </w:r>
+    </w:p>
+    <w:p>
+      <w:pPr>
+        <w:pStyle w:val="Caption"/>
+      </w:pPr>
+      <w:r>
+        <w:t xml:space="preserve">Phase structure and settings for the current Figure 2 simulations.</w:t>
+      </w:r>
+      <w:r>
+        <w:t xml:space="preserve"> </w:t>
+      </w:r>
+      <w:r>
+        <w:t xml:space="preserve">Scale values multiply the corresponding base rates or learning strengths.</w:t>
+      </w:r>
+    </w:p>
+    <w:tbl>
+      <w:tblPr>
+        <w:tblStyle w:val="Table"/>
+        <w:tblW w:type="pct" w:w="5000"/>
+        <w:tblLayout w:type="fixed"/>
+        <w:tblLook w:firstRow="1" w:lastRow="0" w:firstColumn="0" w:lastColumn="0" w:noHBand="0" w:noVBand="0" w:val="0020"/>
+      </w:tblPr>
+      <w:tblGrid>
+        <w:gridCol w:w="2376"/>
+        <w:gridCol w:w="3168"/>
+        <w:gridCol w:w="2376"/>
+      </w:tblGrid>
+      <w:tr>
+        <w:trPr>
+          <w:tblHeader w:val="on"/>
+        </w:trPr>
+        <w:tc>
+          <w:tcPr/>
+          <w:p>
+            <w:pPr>
+              <w:pStyle w:val="Compact"/>
+            </w:pPr>
+            <w:r>
+              <w:t xml:space="preserve">Phase or setting</w:t>
+            </w:r>
+          </w:p>
+        </w:tc>
+        <w:tc>
+          <w:tcPr/>
+          <w:p>
+            <w:pPr>
+              <w:pStyle w:val="Compact"/>
+              <w:jc w:val="right"/>
+            </w:pPr>
+            <w:r>
+              <w:t xml:space="preserve">Current value</w:t>
+            </w:r>
+          </w:p>
+        </w:tc>
+        <w:tc>
+          <w:tcPr/>
+          <w:p>
+            <w:pPr>
+              <w:pStyle w:val="Compact"/>
+            </w:pPr>
+            <w:r>
+              <w:t xml:space="preserve">Role</w:t>
             </w:r>
           </w:p>
         </w:tc>
@@ -7695,7 +8544,19 @@
               <w:pStyle w:val="Compact"/>
             </w:pPr>
             <w:r>
-              <w:t xml:space="preserve">Film/clip items</w:t>
+              <w:t xml:space="preserve">Film items</w:t>
+            </w:r>
+          </w:p>
+        </w:tc>
+        <w:tc>
+          <w:tcPr/>
+          <w:p>
+            <w:pPr>
+              <w:pStyle w:val="Compact"/>
+              <w:jc w:val="right"/>
+            </w:pPr>
+            <w:r>
+              <w:t xml:space="preserve">16</w:t>
             </w:r>
           </w:p>
         </w:tc>
@@ -7706,18 +8567,7 @@
               <w:pStyle w:val="Compact"/>
             </w:pPr>
             <w:r>
-              <w:t xml:space="preserve">Trauma/affective or neutral target clips</w:t>
-            </w:r>
-          </w:p>
-        </w:tc>
-        <w:tc>
-          <w:tcPr/>
-          <w:p>
-            <w:pPr>
-              <w:pStyle w:val="Compact"/>
-            </w:pPr>
-            <w:r>
-              <w:t xml:space="preserve">Film items are the target episode whose later access is measured; affective marking is enabled only for affective-overlap variants.</w:t>
+              <w:t xml:space="preserve">Target episode</w:t>
             </w:r>
           </w:p>
         </w:tc>
@@ -7730,7 +8580,19 @@
               <w:pStyle w:val="Compact"/>
             </w:pPr>
             <w:r>
-              <w:t xml:space="preserve">Task condition</w:t>
+              <w:t xml:space="preserve">Break/buffer items</w:t>
+            </w:r>
+          </w:p>
+        </w:tc>
+        <w:tc>
+          <w:tcPr/>
+          <w:p>
+            <w:pPr>
+              <w:pStyle w:val="Compact"/>
+              <w:jc w:val="right"/>
+            </w:pPr>
+            <w:r>
+              <w:t xml:space="preserve">16</w:t>
             </w:r>
           </w:p>
         </w:tc>
@@ -7741,18 +8603,7 @@
               <w:pStyle w:val="Compact"/>
             </w:pPr>
             <w:r>
-              <w:t xml:space="preserve">Visuospatial interference task or comparison task</w:t>
-            </w:r>
-          </w:p>
-        </w:tc>
-        <w:tc>
-          <w:tcPr/>
-          <w:p>
-            <w:pPr>
-              <w:pStyle w:val="Compact"/>
-            </w:pPr>
-            <w:r>
-              <w:t xml:space="preserve">Task items are potential competitors encoded after film encoding or reminder reinstatement; task learning strength indexes how strongly they compete once cued.</w:t>
+              <w:t xml:space="preserve">Intervening non-film experience before reminder/task</w:t>
             </w:r>
           </w:p>
         </w:tc>
@@ -7765,7 +8616,19 @@
               <w:pStyle w:val="Compact"/>
             </w:pPr>
             <w:r>
-              <w:t xml:space="preserve">Affective overlap</w:t>
+              <w:t xml:space="preserve">Film reminder cues</w:t>
+            </w:r>
+          </w:p>
+        </w:tc>
+        <w:tc>
+          <w:tcPr/>
+          <w:p>
+            <w:pPr>
+              <w:pStyle w:val="Compact"/>
+              <w:jc w:val="right"/>
+            </w:pPr>
+            <w:r>
+              <w:t xml:space="preserve">16</w:t>
             </w:r>
           </w:p>
         </w:tc>
@@ -7776,18 +8639,7 @@
               <w:pStyle w:val="Compact"/>
             </w:pPr>
             <w:r>
-              <w:t xml:space="preserve">Film-only marking or shared film-task marking</w:t>
-            </w:r>
-          </w:p>
-        </w:tc>
-        <w:tc>
-          <w:tcPr/>
-          <w:p>
-            <w:pPr>
-              <w:pStyle w:val="Compact"/>
-            </w:pPr>
-            <w:r>
-              <w:t xml:space="preserve">Varies whether shared affective state amplifies task competition.</w:t>
+              <w:t xml:space="preserve">Sequential film-item cues, no new learning</w:t>
             </w:r>
           </w:p>
         </w:tc>
@@ -7800,7 +8652,19 @@
               <w:pStyle w:val="Compact"/>
             </w:pPr>
             <w:r>
-              <w:t xml:space="preserve">Timing/reinstatement</w:t>
+              <w:t xml:space="preserve">Task items</w:t>
+            </w:r>
+          </w:p>
+        </w:tc>
+        <w:tc>
+          <w:tcPr/>
+          <w:p>
+            <w:pPr>
+              <w:pStyle w:val="Compact"/>
+              <w:jc w:val="right"/>
+            </w:pPr>
+            <w:r>
+              <w:t xml:space="preserve">16</w:t>
             </w:r>
           </w:p>
         </w:tc>
@@ -7811,18 +8675,7 @@
               <w:pStyle w:val="Compact"/>
             </w:pPr>
             <w:r>
-              <w:t xml:space="preserve">Immediate post-film task or delayed post-reminder task</w:t>
-            </w:r>
-          </w:p>
-        </w:tc>
-        <w:tc>
-          <w:tcPr/>
-          <w:p>
-            <w:pPr>
-              <w:pStyle w:val="Compact"/>
-            </w:pPr>
-            <w:r>
-              <w:t xml:space="preserve">Varies whether delayed reminders increase overlap by reinstating film-associated context before task encoding.</w:t>
+              <w:t xml:space="preserve">Potential competitors</w:t>
             </w:r>
           </w:p>
         </w:tc>
@@ -7835,7 +8688,19 @@
               <w:pStyle w:val="Compact"/>
             </w:pPr>
             <w:r>
-              <w:t xml:space="preserve">Buffer/filler experience</w:t>
+              <w:t xml:space="preserve">Filler items</w:t>
+            </w:r>
+          </w:p>
+        </w:tc>
+        <w:tc>
+          <w:tcPr/>
+          <w:p>
+            <w:pPr>
+              <w:pStyle w:val="Compact"/>
+              <w:jc w:val="right"/>
+            </w:pPr>
+            <w:r>
+              <w:t xml:space="preserve">16</w:t>
             </w:r>
           </w:p>
         </w:tc>
@@ -7846,18 +8711,7 @@
               <w:pStyle w:val="Compact"/>
             </w:pPr>
             <w:r>
-              <w:t xml:space="preserve">Pre-reminder buffer and post-task filler</w:t>
-            </w:r>
-          </w:p>
-        </w:tc>
-        <w:tc>
-          <w:tcPr/>
-          <w:p>
-            <w:pPr>
-              <w:pStyle w:val="Compact"/>
-            </w:pPr>
-            <w:r>
-              <w:t xml:space="preserve">Moves context away from film and adds non-film items that can enter retrieval competition.</w:t>
+              <w:t xml:space="preserve">Post-task non-film experience</w:t>
             </w:r>
           </w:p>
         </w:tc>
@@ -7870,7 +8724,19 @@
               <w:pStyle w:val="Compact"/>
             </w:pPr>
             <w:r>
-              <w:t xml:space="preserve">Retrieval mode</w:t>
+              <w:t xml:space="preserve">Maximum recall attempts</w:t>
+            </w:r>
+          </w:p>
+        </w:tc>
+        <w:tc>
+          <w:tcPr/>
+          <w:p>
+            <w:pPr>
+              <w:pStyle w:val="Compact"/>
+              <w:jc w:val="right"/>
+            </w:pPr>
+            <w:r>
+              <w:t xml:space="preserve">48</w:t>
             </w:r>
           </w:p>
         </w:tc>
@@ -7881,7 +8747,32 @@
               <w:pStyle w:val="Compact"/>
             </w:pPr>
             <w:r>
-              <w:t xml:space="preserve">Unguided retrieval or deliberate recall</w:t>
+              <w:t xml:space="preserve">Upper bound on sampled retrieval outputs</w:t>
+            </w:r>
+          </w:p>
+        </w:tc>
+      </w:tr>
+      <w:tr>
+        <w:tc>
+          <w:tcPr/>
+          <w:p>
+            <w:pPr>
+              <w:pStyle w:val="Compact"/>
+            </w:pPr>
+            <w:r>
+              <w:t xml:space="preserve">Simulated trials per sweep cell</w:t>
+            </w:r>
+          </w:p>
+        </w:tc>
+        <w:tc>
+          <w:tcPr/>
+          <w:p>
+            <w:pPr>
+              <w:pStyle w:val="Compact"/>
+              <w:jc w:val="right"/>
+            </w:pPr>
+            <w:r>
+              <w:t xml:space="preserve">5000</w:t>
             </w:r>
           </w:p>
         </w:tc>
@@ -7892,41 +8783,235 @@
               <w:pStyle w:val="Compact"/>
             </w:pPr>
             <w:r>
-              <w:t xml:space="preserve">Varies whether film-directed control protects voluntary access within the same retrieval architecture.</w:t>
+              <w:t xml:space="preserve">Replications used for Figure 2 estimates</w:t>
+            </w:r>
+          </w:p>
+        </w:tc>
+      </w:tr>
+      <w:tr>
+        <w:tc>
+          <w:tcPr/>
+          <w:p>
+            <w:pPr>
+              <w:pStyle w:val="Compact"/>
+            </w:pPr>
+            <w:r>
+              <w:t xml:space="preserve">Break and filler drift/learning scales</w:t>
+            </w:r>
+          </w:p>
+        </w:tc>
+        <w:tc>
+          <w:tcPr/>
+          <w:p>
+            <w:pPr>
+              <w:pStyle w:val="Compact"/>
+              <w:jc w:val="right"/>
+            </w:pPr>
+            <w:r>
+              <w:t xml:space="preserve">1.0</w:t>
+            </w:r>
+          </w:p>
+        </w:tc>
+        <w:tc>
+          <w:tcPr/>
+          <w:p>
+            <w:pPr>
+              <w:pStyle w:val="Compact"/>
+            </w:pPr>
+            <w:r>
+              <w:t xml:space="preserve">Baseline non-film encoding settings</w:t>
+            </w:r>
+          </w:p>
+        </w:tc>
+      </w:tr>
+      <w:tr>
+        <w:tc>
+          <w:tcPr/>
+          <w:p>
+            <w:pPr>
+              <w:pStyle w:val="Compact"/>
+            </w:pPr>
+            <w:r>
+              <w:t xml:space="preserve">No-reminder drift scales</w:t>
+            </w:r>
+          </w:p>
+        </w:tc>
+        <w:tc>
+          <w:tcPr/>
+          <w:p>
+            <w:pPr>
+              <w:pStyle w:val="Compact"/>
+              <w:jc w:val="right"/>
+            </w:pPr>
+            <w:r>
+              <w:t xml:space="preserve">0.0</w:t>
+            </w:r>
+          </w:p>
+        </w:tc>
+        <w:tc>
+          <w:tcPr/>
+          <w:p>
+            <w:pPr>
+              <w:pStyle w:val="Compact"/>
+            </w:pPr>
+            <w:r>
+              <w:t xml:space="preserve">Omits reminder-start and reminder-cue reinstatement</w:t>
+            </w:r>
+          </w:p>
+        </w:tc>
+      </w:tr>
+      <w:tr>
+        <w:tc>
+          <w:tcPr/>
+          <w:p>
+            <w:pPr>
+              <w:pStyle w:val="Compact"/>
+            </w:pPr>
+            <w:r>
+              <w:t xml:space="preserve">With-reminder drift scales</w:t>
+            </w:r>
+          </w:p>
+        </w:tc>
+        <w:tc>
+          <w:tcPr/>
+          <w:p>
+            <w:pPr>
+              <w:pStyle w:val="Compact"/>
+              <w:jc w:val="right"/>
+            </w:pPr>
+            <w:r>
+              <w:t xml:space="preserve">1.0</w:t>
+            </w:r>
+          </w:p>
+        </w:tc>
+        <w:tc>
+          <w:tcPr/>
+          <w:p>
+            <w:pPr>
+              <w:pStyle w:val="Compact"/>
+            </w:pPr>
+            <w:r>
+              <w:t xml:space="preserve">Applies reminder-start and film-item cue reinstatement</w:t>
+            </w:r>
+          </w:p>
+        </w:tc>
+      </w:tr>
+      <w:tr>
+        <w:tc>
+          <w:tcPr/>
+          <w:p>
+            <w:pPr>
+              <w:pStyle w:val="Compact"/>
+            </w:pPr>
+            <w:r>
+              <w:t xml:space="preserve">Task</w:t>
+            </w:r>
+            <w:r>
+              <w:t xml:space="preserve"> </w:t>
+            </w:r>
+            <m:oMath>
+              <m:sSup>
+                <m:e>
+                  <m:r>
+                    <m:t>M</m:t>
+                  </m:r>
+                </m:e>
+                <m:sup>
+                  <m:r>
+                    <m:t>C</m:t>
+                  </m:r>
+                  <m:r>
+                    <m:t>F</m:t>
+                  </m:r>
+                </m:sup>
+              </m:sSup>
+            </m:oMath>
+            <w:r>
+              <w:t xml:space="preserve"> </w:t>
+            </w:r>
+            <w:r>
+              <w:t xml:space="preserve">scale</w:t>
+            </w:r>
+          </w:p>
+        </w:tc>
+        <w:tc>
+          <w:tcPr/>
+          <w:p>
+            <w:pPr>
+              <w:pStyle w:val="Compact"/>
+              <w:jc w:val="right"/>
+            </w:pPr>
+            <w:r>
+              <w:t xml:space="preserve">0.0–3.0 by 0.5</w:t>
+            </w:r>
+          </w:p>
+        </w:tc>
+        <w:tc>
+          <w:tcPr/>
+          <w:p>
+            <w:pPr>
+              <w:pStyle w:val="Compact"/>
+            </w:pPr>
+            <w:r>
+              <w:t xml:space="preserve">Sweep of task context-to-feature learning strength</w:t>
+            </w:r>
+          </w:p>
+        </w:tc>
+      </w:tr>
+      <w:tr>
+        <w:tc>
+          <w:tcPr/>
+          <w:p>
+            <w:pPr>
+              <w:pStyle w:val="Compact"/>
+            </w:pPr>
+            <w:r>
+              <w:t xml:space="preserve">Affective marking</w:t>
+            </w:r>
+          </w:p>
+        </w:tc>
+        <w:tc>
+          <w:tcPr/>
+          <w:p>
+            <w:pPr>
+              <w:pStyle w:val="Compact"/>
+              <w:jc w:val="right"/>
+            </w:pPr>
+            <w:r>
+              <w:t xml:space="preserve">Off</w:t>
+            </w:r>
+          </w:p>
+        </w:tc>
+        <w:tc>
+          <w:tcPr/>
+          <w:p>
+            <w:pPr>
+              <w:pStyle w:val="Compact"/>
+            </w:pPr>
+            <w:r>
+              <w:t xml:space="preserve">No affective-overlap manipulation in Simulation 1</w:t>
             </w:r>
           </w:p>
         </w:tc>
       </w:tr>
     </w:tbl>
-    <w:bookmarkEnd w:id="55"/>
+    <w:bookmarkEnd w:id="56"/>
     <w:p>
       <w:pPr>
         <w:pStyle w:val="AfterWithoutNote"/>
       </w:pPr>
       <w:r>
-        <w:t xml:space="preserve">In delayed/post-reminder simulations, the reminder is implemented as two context-updating operations.</w:t>
-      </w:r>
-      <w:r>
-        <w:t xml:space="preserve"> </w:t>
-      </w:r>
-      <w:r>
-        <w:t xml:space="preserve">After the pre-reminder buffer, context first drifts toward the start state.</w:t>
-      </w:r>
-      <w:r>
-        <w:t xml:space="preserve"> </w:t>
-      </w:r>
-      <w:r>
-        <w:t xml:space="preserve">The model then applies film-item reminder cues sequentially, using</w:t>
-      </w:r>
-      <w:r>
-        <w:t xml:space="preserve"> </w:t>
-      </w:r>
-      <w:hyperlink w:anchor="eq-context-input">
+        <w:t xml:space="preserve">For each condition and sweep value, the model encodes the phase sequence, enters retrieval, samples recallable items using</w:t>
+      </w:r>
+      <w:r>
+        <w:t xml:space="preserve"> </w:t>
+      </w:r>
+      <w:hyperlink w:anchor="eq-luce-choice">
         <w:r>
           <w:rPr>
             <w:rStyle w:val="Hyperlink"/>
           </w:rPr>
-          <w:t xml:space="preserve">Equation 3</w:t>
+          <w:t xml:space="preserve">Equation 11</w:t>
         </w:r>
       </w:hyperlink>
       <w:r>
@@ -7938,108 +9023,70 @@
       <w:r>
         <w:t xml:space="preserve"> </w:t>
       </w:r>
-      <w:hyperlink w:anchor="eq-context-update">
+      <w:hyperlink w:anchor="eq-stopping">
         <w:r>
           <w:rPr>
             <w:rStyle w:val="Hyperlink"/>
           </w:rPr>
-          <w:t xml:space="preserve">Equation 4</w:t>
+          <w:t xml:space="preserve">Equation 12</w:t>
         </w:r>
       </w:hyperlink>
       <w:r>
-        <w:t xml:space="preserve"> </w:t>
-      </w:r>
-      <w:r>
-        <w:t xml:space="preserve">with a reminder-cue drift rate lower than encoding drift.</w:t>
-      </w:r>
-      <w:r>
-        <w:t xml:space="preserve"> </w:t>
-      </w:r>
-      <w:r>
-        <w:t xml:space="preserve">This lower drift rate represents the assumption that brief reminder images provide weaker contextual evidence than full film-item presentations.</w:t>
-      </w:r>
-      <w:r>
-        <w:t xml:space="preserve"> </w:t>
-      </w:r>
-      <w:r>
-        <w:t xml:space="preserve">Reminder cues do not apply</w:t>
-      </w:r>
-      <w:r>
-        <w:t xml:space="preserve"> </w:t>
-      </w:r>
-      <w:hyperlink w:anchor="eq-mfc-learning">
-        <w:r>
-          <w:rPr>
-            <w:rStyle w:val="Hyperlink"/>
-          </w:rPr>
-          <w:t xml:space="preserve">Equation 6</w:t>
-        </w:r>
-      </w:hyperlink>
-      <w:r>
-        <w:t xml:space="preserve"> </w:t>
-      </w:r>
-      <w:r>
-        <w:t xml:space="preserve">or</w:t>
-      </w:r>
-      <w:r>
-        <w:t xml:space="preserve"> </w:t>
-      </w:r>
-      <w:hyperlink w:anchor="eq-mcf-learning">
-        <w:r>
-          <w:rPr>
-            <w:rStyle w:val="Hyperlink"/>
-          </w:rPr>
-          <w:t xml:space="preserve">Equation 8</w:t>
-        </w:r>
-      </w:hyperlink>
-      <w:r>
-        <w:t xml:space="preserve"> </w:t>
-      </w:r>
-      <w:r>
-        <w:t xml:space="preserve">and do not add new recallable items.</w:t>
-      </w:r>
-      <w:r>
-        <w:t xml:space="preserve"> </w:t>
-      </w:r>
-      <w:r>
-        <w:t xml:space="preserve">The immediate variant omits the structured pre-reminder buffer and reminder operations, placing the task phase directly after film encoding.</w:t>
-      </w:r>
-    </w:p>
-    <w:p>
-      <w:pPr>
-        <w:pStyle w:val="BodyText"/>
-      </w:pPr>
-      <w:r>
-        <w:t xml:space="preserve">Across simulations, task-learning settings manipulate competitor strength, drift and reminder settings manipulate contextual overlap, retrieval-control settings manipulate film-directed access, and affective marking manipulates shared affective state.</w:t>
-      </w:r>
-      <w:r>
-        <w:t xml:space="preserve"> </w:t>
-      </w:r>
-      <w:r>
-        <w:t xml:space="preserve">Fixed settings for buffer and filler phases are treated as simulation configuration rather than as additional model mechanisms.</w:t>
-      </w:r>
-    </w:p>
-    <w:p>
-      <w:pPr>
-        <w:pStyle w:val="BodyText"/>
-      </w:pPr>
-      <w:r>
-        <w:t xml:space="preserve">The simulation sequence first establishes the memory-side mechanism by showing how task competition and contextual overlap reduce film-item access.</w:t>
-      </w:r>
-      <w:r>
-        <w:t xml:space="preserve"> </w:t>
-      </w:r>
-      <w:r>
-        <w:t xml:space="preserve">It then examines whether retrieval mode turns that memory-side effect into the selective-interference dissociation.</w:t>
-      </w:r>
-      <w:r>
-        <w:t xml:space="preserve"> </w:t>
-      </w:r>
-      <w:r>
-        <w:t xml:space="preserve">The remaining simulations decompose deliberate-recall control and examine boundary conditions involving reminder timing, task specificity, affective overlap, and cue support.</w:t>
-      </w:r>
-    </w:p>
-    <w:bookmarkStart w:id="60" w:name="Xbcb1a978e991f364bff6939060eaf7762ee0e94"/>
+        <w:t xml:space="preserve">, and repeats this process across simulated trials.</w:t>
+      </w:r>
+      <w:r>
+        <w:t xml:space="preserve"> </w:t>
+      </w:r>
+      <w:r>
+        <w:t xml:space="preserve">Serial-position curves estimate the probability that each encoded position appears at least once in the recall sequence.</w:t>
+      </w:r>
+      <w:r>
+        <w:t xml:space="preserve"> </w:t>
+      </w:r>
+      <w:r>
+        <w:t xml:space="preserve">The model-state analyses in Figure 2 quantify two quantities that explain the behavioral curves.</w:t>
+      </w:r>
+      <w:r>
+        <w:t xml:space="preserve"> </w:t>
+      </w:r>
+      <w:r>
+        <w:t xml:space="preserve">The context-similarity analysis computes cosine similarity between unit-normalized temporal context states associated with film-item encoding and temporal context states active during task-item encoding.</w:t>
+      </w:r>
+      <w:r>
+        <w:t xml:space="preserve"> </w:t>
+      </w:r>
+      <w:r>
+        <w:t xml:space="preserve">The support-allocation analysis forms a film-context cue from the centroid of film encoding context states, applies that cue to</w:t>
+      </w:r>
+      <w:r>
+        <w:t xml:space="preserve"> </w:t>
+      </w:r>
+      <m:oMath>
+        <m:sSup>
+          <m:e>
+            <m:r>
+              <m:t>M</m:t>
+            </m:r>
+          </m:e>
+          <m:sup>
+            <m:r>
+              <m:t>C</m:t>
+            </m:r>
+            <m:r>
+              <m:t>F</m:t>
+            </m:r>
+          </m:sup>
+        </m:sSup>
+      </m:oMath>
+      <w:r>
+        <w:t xml:space="preserve"> </w:t>
+      </w:r>
+      <w:r>
+        <w:t xml:space="preserve">after task encoding, and computes task support divided by the sum of film and task support.</w:t>
+      </w:r>
+    </w:p>
+    <w:bookmarkEnd w:id="57"/>
+    <w:bookmarkStart w:id="62" w:name="Xbcb1a978e991f364bff6939060eaf7762ee0e94"/>
     <w:p>
       <w:pPr>
         <w:pStyle w:val="Heading2"/>
@@ -8053,40 +9100,28 @@
         <w:pStyle w:val="FirstParagraph"/>
       </w:pPr>
       <w:r>
-        <w:t xml:space="preserve">Simulation 1 asks whether task items can interfere with film recall before any retrieval-mode contrast is introduced.</w:t>
-      </w:r>
-      <w:r>
-        <w:t xml:space="preserve"> </w:t>
-      </w:r>
-      <w:r>
-        <w:t xml:space="preserve">The simulation varies task context-to-feature learning strength and crosses this manipulation with whether a film reminder reinstates film-associated context before task encoding.</w:t>
-      </w:r>
-      <w:r>
-        <w:t xml:space="preserve"> </w:t>
-      </w:r>
-      <w:r>
-        <w:t xml:space="preserve">Task learning strength controls how much support task items receive once they are cued.</w:t>
-      </w:r>
-      <w:r>
-        <w:t xml:space="preserve"> </w:t>
-      </w:r>
-      <w:r>
-        <w:t xml:space="preserve">Because the no-reminder branch still includes the break/buffer before task encoding, the active context has drifted away from film-associated states by the time task items are encoded; in the reminder branch, reminder cues first reinstate film-associated context.</w:t>
-      </w:r>
-      <w:r>
-        <w:t xml:space="preserve"> </w:t>
-      </w:r>
-      <w:r>
-        <w:t xml:space="preserve">Retrieval settings are held fixed, so the simulation does not yet address the intrusion-voluntary-memory dissociation.</w:t>
-      </w:r>
-      <w:r>
-        <w:t xml:space="preserve"> </w:t>
-      </w:r>
-      <w:r>
-        <w:t xml:space="preserve">Its purpose is to establish the stored-association conditions under which distinct task items become effective competitors for film recall.</w:t>
-      </w:r>
-    </w:p>
-    <w:bookmarkStart w:id="59" w:name="fig-simulation1-context-binding"/>
+        <w:t xml:space="preserve">Simulation 1 isolates the conditions under which task learning strength becomes consequential for film recall.</w:t>
+      </w:r>
+      <w:r>
+        <w:t xml:space="preserve"> </w:t>
+      </w:r>
+      <w:r>
+        <w:t xml:space="preserve">It sweeps task context-to-feature learning across the no-reminder and with-reminder branches described above.</w:t>
+      </w:r>
+      <w:r>
+        <w:t xml:space="preserve"> </w:t>
+      </w:r>
+      <w:r>
+        <w:t xml:space="preserve">Retrieval settings are held fixed so Simulation 1 isolates the stored-association conditions under which distinct task items become effective competitors for film recall.</w:t>
+      </w:r>
+      <w:r>
+        <w:t xml:space="preserve"> </w:t>
+      </w:r>
+      <w:r>
+        <w:t xml:space="preserve">Simulation 2 then applies those film-task associations to retrieval modes that differ in film-directed control.</w:t>
+      </w:r>
+    </w:p>
+    <w:bookmarkStart w:id="61" w:name="fig-simulation1-context-binding"/>
     <w:p>
       <w:pPr>
         <w:pStyle w:val="FigureTitle"/>
@@ -8186,18 +9221,18 @@
           <wp:inline>
             <wp:extent cx="5943600" cy="3645598"/>
             <wp:effectExtent b="0" l="0" r="0" t="0"/>
-            <wp:docPr descr="" title="" id="57" name="Picture"/>
+            <wp:docPr descr="" title="" id="59" name="Picture"/>
             <a:graphic>
               <a:graphicData uri="http://schemas.openxmlformats.org/drawingml/2006/picture">
                 <pic:pic>
                   <pic:nvPicPr>
-                    <pic:cNvPr descr="figures/simulation1_context_binding.png" id="58" name="Picture"/>
+                    <pic:cNvPr descr="figures/simulation1_context_binding.png" id="60" name="Picture"/>
                     <pic:cNvPicPr>
                       <a:picLocks noChangeArrowheads="1" noChangeAspect="1"/>
                     </pic:cNvPicPr>
                   </pic:nvPicPr>
                   <pic:blipFill>
-                    <a:blip r:embed="rId56"/>
+                    <a:blip r:embed="rId58"/>
                     <a:stretch>
                       <a:fillRect/>
                     </a:stretch>
@@ -8224,7 +9259,7 @@
         </w:drawing>
       </w:r>
     </w:p>
-    <w:bookmarkEnd w:id="59"/>
+    <w:bookmarkEnd w:id="61"/>
     <w:p>
       <w:pPr>
         <w:pStyle w:val="AfterWithoutNote"/>
@@ -8262,19 +9297,25 @@
         <w:pStyle w:val="BodyText"/>
       </w:pPr>
       <w:r>
-        <w:t xml:space="preserve">Panels C and D are model-internal diagnostics rather than additional recall outcomes.</w:t>
-      </w:r>
-      <w:r>
-        <w:t xml:space="preserve"> </w:t>
-      </w:r>
-      <w:r>
-        <w:t xml:space="preserve">Panel C diagnoses temporal-context similarity between the states associated with film items and the states active during task encoding.</w:t>
-      </w:r>
-      <w:r>
-        <w:t xml:space="preserve"> </w:t>
-      </w:r>
-      <w:r>
-        <w:t xml:space="preserve">Panel D diagnoses support allocation from a film-context cue: as task learning increases, task items receive a larger share of item support, especially after the film reminder.</w:t>
+        <w:t xml:space="preserve">Panels C and D provide model-state analyses that explain why the behavioral curves diverge.</w:t>
+      </w:r>
+      <w:r>
+        <w:t xml:space="preserve"> </w:t>
+      </w:r>
+      <w:r>
+        <w:t xml:space="preserve">Panel C quantifies temporal-context similarity between the states associated with film items and the states active during task encoding.</w:t>
+      </w:r>
+      <w:r>
+        <w:t xml:space="preserve"> </w:t>
+      </w:r>
+      <w:r>
+        <w:t xml:space="preserve">When a reminder reinstates film-associated context before task encoding, the model encodes task items in states more similar to those associated with film items.</w:t>
+      </w:r>
+      <w:r>
+        <w:t xml:space="preserve"> </w:t>
+      </w:r>
+      <w:r>
+        <w:t xml:space="preserve">Panel D quantifies support allocation from a film-context cue: as task learning increases, task items receive a larger share of item support when film contexts cue retrieval, especially after the film reminder.</w:t>
       </w:r>
       <w:r>
         <w:t xml:space="preserve"> </w:t>
@@ -8292,11 +9333,11 @@
         <w:t xml:space="preserve"> </w:t>
       </w:r>
       <w:r>
-        <w:t xml:space="preserve">Simulation 2 asks whether retrieval mode and film-directed control turn this stored competition into a selective-interference pattern.</w:t>
-      </w:r>
-    </w:p>
-    <w:bookmarkEnd w:id="60"/>
-    <w:bookmarkStart w:id="61" w:name="X37494a7d56ca7a31ce1e7ad5f2ef7cfc35c42b4"/>
+        <w:t xml:space="preserve">Simulation 2 next applies these film-task associations to the retrieval-mode contrast needed for selective interference.</w:t>
+      </w:r>
+    </w:p>
+    <w:bookmarkEnd w:id="62"/>
+    <w:bookmarkStart w:id="63" w:name="X37494a7d56ca7a31ce1e7ad5f2ef7cfc35c42b4"/>
     <w:p>
       <w:pPr>
         <w:pStyle w:val="Heading2"/>
@@ -8379,8 +9420,8 @@
         <w:t xml:space="preserve">Those settings should be strong enough to create a retrieval-mode contrast but simple enough that Simulation 3 can still isolate the separate control mechanisms.</w:t>
       </w:r>
     </w:p>
-    <w:bookmarkEnd w:id="61"/>
-    <w:bookmarkStart w:id="62" w:name="Xbe670664f0616e2f4bf355deaa2d454398f6d2b"/>
+    <w:bookmarkEnd w:id="63"/>
+    <w:bookmarkStart w:id="64" w:name="Xbe670664f0616e2f4bf355deaa2d454398f6d2b"/>
     <w:p>
       <w:pPr>
         <w:pStyle w:val="Heading2"/>
@@ -8514,8 +9555,8 @@
         <w:t xml:space="preserve">The introduction currently emphasizes film-directed cueing and sharper selection more strongly than rejected-recall updating.</w:t>
       </w:r>
     </w:p>
-    <w:bookmarkEnd w:id="62"/>
-    <w:bookmarkStart w:id="63" w:name="X4e2c45a43ed3089f632b0e88f82303adf550a66"/>
+    <w:bookmarkEnd w:id="64"/>
+    <w:bookmarkStart w:id="65" w:name="X4e2c45a43ed3089f632b0e88f82303adf550a66"/>
     <w:p>
       <w:pPr>
         <w:pStyle w:val="Heading2"/>
@@ -8598,8 +9639,8 @@
         <w:t xml:space="preserve">Decide whether immediate interference remains a baseline within this section or is treated as the contrast condition established in Simulation 1.</w:t>
       </w:r>
     </w:p>
-    <w:bookmarkEnd w:id="63"/>
-    <w:bookmarkStart w:id="64" w:name="X8f13dd31699f6be4bb876276554fb91bb4e3a48"/>
+    <w:bookmarkEnd w:id="65"/>
+    <w:bookmarkStart w:id="66" w:name="X8f13dd31699f6be4bb876276554fb91bb4e3a48"/>
     <w:p>
       <w:pPr>
         <w:pStyle w:val="Heading2"/>
@@ -8688,8 +9729,8 @@
         <w:t xml:space="preserve">Decide whether comparison-task conditions are best represented as weak task learning, lower overlap, lower affective overlap, or a particular combination tied to an empirical contrast.</w:t>
       </w:r>
     </w:p>
-    <w:bookmarkEnd w:id="64"/>
-    <w:bookmarkStart w:id="65" w:name="X34b78819c3c9c63aaecccc23d6b34f0539f8200"/>
+    <w:bookmarkEnd w:id="66"/>
+    <w:bookmarkStart w:id="67" w:name="X34b78819c3c9c63aaecccc23d6b34f0539f8200"/>
     <w:p>
       <w:pPr>
         <w:pStyle w:val="Heading2"/>
@@ -8784,9 +9825,9 @@
         <w:t xml:space="preserve">Decide whether supplied-film-item access is implemented strongly enough to justify splitting this section into a separate recognition-like simulation later.</w:t>
       </w:r>
     </w:p>
-    <w:bookmarkEnd w:id="65"/>
-    <w:bookmarkEnd w:id="66"/>
-    <w:bookmarkStart w:id="67" w:name="general-discussion"/>
+    <w:bookmarkEnd w:id="67"/>
+    <w:bookmarkEnd w:id="68"/>
+    <w:bookmarkStart w:id="69" w:name="general-discussion"/>
     <w:p>
       <w:pPr>
         <w:pStyle w:val="Heading1"/>
@@ -8795,8 +9836,8 @@
         <w:t xml:space="preserve">General Discussion</w:t>
       </w:r>
     </w:p>
-    <w:bookmarkEnd w:id="67"/>
-    <w:bookmarkStart w:id="138" w:name="references"/>
+    <w:bookmarkEnd w:id="69"/>
+    <w:bookmarkStart w:id="140" w:name="references"/>
     <w:p>
       <w:pPr>
         <w:pStyle w:val="Heading1"/>
@@ -8805,8 +9846,8 @@
         <w:t xml:space="preserve">References</w:t>
       </w:r>
     </w:p>
-    <w:bookmarkStart w:id="137" w:name="refs"/>
-    <w:bookmarkStart w:id="69" w:name="ref-asselbergs2023systematic"/>
+    <w:bookmarkStart w:id="139" w:name="refs"/>
+    <w:bookmarkStart w:id="71" w:name="ref-asselbergs2023systematic"/>
     <w:p>
       <w:pPr>
         <w:pStyle w:val="Bibliography"/>
@@ -8843,7 +9884,7 @@
       <w:r>
         <w:t xml:space="preserve"> </w:t>
       </w:r>
-      <w:hyperlink r:id="rId68">
+      <w:hyperlink r:id="rId70">
         <w:r>
           <w:rPr>
             <w:rStyle w:val="Hyperlink"/>
@@ -8852,8 +9893,8 @@
         </w:r>
       </w:hyperlink>
     </w:p>
-    <w:bookmarkEnd w:id="69"/>
-    <w:bookmarkStart w:id="71" w:name="ref-brewin2014episodic"/>
+    <w:bookmarkEnd w:id="71"/>
+    <w:bookmarkStart w:id="73" w:name="ref-brewin2014episodic"/>
     <w:p>
       <w:pPr>
         <w:pStyle w:val="Bibliography"/>
@@ -8890,7 +9931,7 @@
       <w:r>
         <w:t xml:space="preserve"> </w:t>
       </w:r>
-      <w:hyperlink r:id="rId70">
+      <w:hyperlink r:id="rId72">
         <w:r>
           <w:rPr>
             <w:rStyle w:val="Hyperlink"/>
@@ -8899,8 +9940,8 @@
         </w:r>
       </w:hyperlink>
     </w:p>
-    <w:bookmarkEnd w:id="71"/>
-    <w:bookmarkStart w:id="73" w:name="ref-brewin1996dual"/>
+    <w:bookmarkEnd w:id="73"/>
+    <w:bookmarkStart w:id="75" w:name="ref-brewin1996dual"/>
     <w:p>
       <w:pPr>
         <w:pStyle w:val="Bibliography"/>
@@ -8937,7 +9978,7 @@
       <w:r>
         <w:t xml:space="preserve"> </w:t>
       </w:r>
-      <w:hyperlink r:id="rId72">
+      <w:hyperlink r:id="rId74">
         <w:r>
           <w:rPr>
             <w:rStyle w:val="Hyperlink"/>
@@ -8946,8 +9987,8 @@
         </w:r>
       </w:hyperlink>
     </w:p>
-    <w:bookmarkEnd w:id="73"/>
-    <w:bookmarkStart w:id="75" w:name="ref-brewin2010intrusive"/>
+    <w:bookmarkEnd w:id="75"/>
+    <w:bookmarkStart w:id="77" w:name="ref-brewin2010intrusive"/>
     <w:p>
       <w:pPr>
         <w:pStyle w:val="Bibliography"/>
@@ -8984,7 +10025,7 @@
       <w:r>
         <w:t xml:space="preserve"> </w:t>
       </w:r>
-      <w:hyperlink r:id="rId74">
+      <w:hyperlink r:id="rId76">
         <w:r>
           <w:rPr>
             <w:rStyle w:val="Hyperlink"/>
@@ -8993,8 +10034,8 @@
         </w:r>
       </w:hyperlink>
     </w:p>
-    <w:bookmarkEnd w:id="75"/>
-    <w:bookmarkStart w:id="77" w:name="ref-cohen2022memory"/>
+    <w:bookmarkEnd w:id="77"/>
+    <w:bookmarkStart w:id="79" w:name="ref-cohen2022memory"/>
     <w:p>
       <w:pPr>
         <w:pStyle w:val="Bibliography"/>
@@ -9031,7 +10072,7 @@
       <w:r>
         <w:t xml:space="preserve"> </w:t>
       </w:r>
-      <w:hyperlink r:id="rId76">
+      <w:hyperlink r:id="rId78">
         <w:r>
           <w:rPr>
             <w:rStyle w:val="Hyperlink"/>
@@ -9040,8 +10081,8 @@
         </w:r>
       </w:hyperlink>
     </w:p>
-    <w:bookmarkEnd w:id="77"/>
-    <w:bookmarkStart w:id="79" w:name="ref-deeprose2012imagery"/>
+    <w:bookmarkEnd w:id="79"/>
+    <w:bookmarkStart w:id="81" w:name="ref-deeprose2012imagery"/>
     <w:p>
       <w:pPr>
         <w:pStyle w:val="Bibliography"/>
@@ -9078,7 +10119,7 @@
       <w:r>
         <w:t xml:space="preserve"> </w:t>
       </w:r>
-      <w:hyperlink r:id="rId78">
+      <w:hyperlink r:id="rId80">
         <w:r>
           <w:rPr>
             <w:rStyle w:val="Hyperlink"/>
@@ -9087,8 +10128,8 @@
         </w:r>
       </w:hyperlink>
     </w:p>
-    <w:bookmarkEnd w:id="79"/>
-    <w:bookmarkStart w:id="80" w:name="ref-dupertuys2026ukraine"/>
+    <w:bookmarkEnd w:id="81"/>
+    <w:bookmarkStart w:id="82" w:name="ref-dupertuys2026ukraine"/>
     <w:p>
       <w:pPr>
         <w:pStyle w:val="Bibliography"/>
@@ -9124,8 +10165,8 @@
         <w:t xml:space="preserve">.</w:t>
       </w:r>
     </w:p>
-    <w:bookmarkEnd w:id="80"/>
-    <w:bookmarkStart w:id="82" w:name="ref-ehlers2000cognitive"/>
+    <w:bookmarkEnd w:id="82"/>
+    <w:bookmarkStart w:id="84" w:name="ref-ehlers2000cognitive"/>
     <w:p>
       <w:pPr>
         <w:pStyle w:val="Bibliography"/>
@@ -9162,7 +10203,7 @@
       <w:r>
         <w:t xml:space="preserve"> </w:t>
       </w:r>
-      <w:hyperlink r:id="rId81">
+      <w:hyperlink r:id="rId83">
         <w:r>
           <w:rPr>
             <w:rStyle w:val="Hyperlink"/>
@@ -9171,8 +10212,8 @@
         </w:r>
       </w:hyperlink>
     </w:p>
-    <w:bookmarkEnd w:id="82"/>
-    <w:bookmarkStart w:id="84" w:name="ref-holmes2008inducing"/>
+    <w:bookmarkEnd w:id="84"/>
+    <w:bookmarkStart w:id="86" w:name="ref-holmes2008inducing"/>
     <w:p>
       <w:pPr>
         <w:pStyle w:val="Bibliography"/>
@@ -9209,7 +10250,7 @@
       <w:r>
         <w:t xml:space="preserve"> </w:t>
       </w:r>
-      <w:hyperlink r:id="rId83">
+      <w:hyperlink r:id="rId85">
         <w:r>
           <w:rPr>
             <w:rStyle w:val="Hyperlink"/>
@@ -9218,8 +10259,8 @@
         </w:r>
       </w:hyperlink>
     </w:p>
-    <w:bookmarkEnd w:id="84"/>
-    <w:bookmarkStart w:id="86" w:name="ref-holmes2004trauma"/>
+    <w:bookmarkEnd w:id="86"/>
+    <w:bookmarkStart w:id="88" w:name="ref-holmes2004trauma"/>
     <w:p>
       <w:pPr>
         <w:pStyle w:val="Bibliography"/>
@@ -9256,7 +10297,7 @@
       <w:r>
         <w:t xml:space="preserve"> </w:t>
       </w:r>
-      <w:hyperlink r:id="rId85">
+      <w:hyperlink r:id="rId87">
         <w:r>
           <w:rPr>
             <w:rStyle w:val="Hyperlink"/>
@@ -9265,8 +10306,8 @@
         </w:r>
       </w:hyperlink>
     </w:p>
-    <w:bookmarkEnd w:id="86"/>
-    <w:bookmarkStart w:id="88" w:name="ref-holmes2009can"/>
+    <w:bookmarkEnd w:id="88"/>
+    <w:bookmarkStart w:id="90" w:name="ref-holmes2009can"/>
     <w:p>
       <w:pPr>
         <w:pStyle w:val="Bibliography"/>
@@ -9315,7 +10356,7 @@
       <w:r>
         <w:t xml:space="preserve"> </w:t>
       </w:r>
-      <w:hyperlink r:id="rId87">
+      <w:hyperlink r:id="rId89">
         <w:r>
           <w:rPr>
             <w:rStyle w:val="Hyperlink"/>
@@ -9324,8 +10365,8 @@
         </w:r>
       </w:hyperlink>
     </w:p>
-    <w:bookmarkEnd w:id="88"/>
-    <w:bookmarkStart w:id="90" w:name="ref-holmes2010key"/>
+    <w:bookmarkEnd w:id="90"/>
+    <w:bookmarkStart w:id="92" w:name="ref-holmes2010key"/>
     <w:p>
       <w:pPr>
         <w:pStyle w:val="Bibliography"/>
@@ -9383,7 +10424,7 @@
       <w:r>
         <w:t xml:space="preserve"> </w:t>
       </w:r>
-      <w:hyperlink r:id="rId89">
+      <w:hyperlink r:id="rId91">
         <w:r>
           <w:rPr>
             <w:rStyle w:val="Hyperlink"/>
@@ -9392,8 +10433,8 @@
         </w:r>
       </w:hyperlink>
     </w:p>
-    <w:bookmarkEnd w:id="90"/>
-    <w:bookmarkStart w:id="92" w:name="ref-horsch2017reducing"/>
+    <w:bookmarkEnd w:id="92"/>
+    <w:bookmarkStart w:id="94" w:name="ref-horsch2017reducing"/>
     <w:p>
       <w:pPr>
         <w:pStyle w:val="Bibliography"/>
@@ -9430,7 +10471,7 @@
       <w:r>
         <w:t xml:space="preserve"> </w:t>
       </w:r>
-      <w:hyperlink r:id="rId91">
+      <w:hyperlink r:id="rId93">
         <w:r>
           <w:rPr>
             <w:rStyle w:val="Hyperlink"/>
@@ -9439,8 +10480,8 @@
         </w:r>
       </w:hyperlink>
     </w:p>
-    <w:bookmarkEnd w:id="92"/>
-    <w:bookmarkStart w:id="94" w:name="ref-howard2002distributed"/>
+    <w:bookmarkEnd w:id="94"/>
+    <w:bookmarkStart w:id="96" w:name="ref-howard2002distributed"/>
     <w:p>
       <w:pPr>
         <w:pStyle w:val="Bibliography"/>
@@ -9477,7 +10518,7 @@
       <w:r>
         <w:t xml:space="preserve"> </w:t>
       </w:r>
-      <w:hyperlink r:id="rId93">
+      <w:hyperlink r:id="rId95">
         <w:r>
           <w:rPr>
             <w:rStyle w:val="Hyperlink"/>
@@ -9486,8 +10527,8 @@
         </w:r>
       </w:hyperlink>
     </w:p>
-    <w:bookmarkEnd w:id="94"/>
-    <w:bookmarkStart w:id="95" w:name="ref-howard2008persistence"/>
+    <w:bookmarkEnd w:id="96"/>
+    <w:bookmarkStart w:id="97" w:name="ref-howard2008persistence"/>
     <w:p>
       <w:pPr>
         <w:pStyle w:val="Bibliography"/>
@@ -9522,8 +10563,8 @@
         <w:t xml:space="preserve">(1), 58–63.</w:t>
       </w:r>
     </w:p>
-    <w:bookmarkEnd w:id="95"/>
-    <w:bookmarkStart w:id="97" w:name="ref-iyadurai2018preventing"/>
+    <w:bookmarkEnd w:id="97"/>
+    <w:bookmarkStart w:id="99" w:name="ref-iyadurai2018preventing"/>
     <w:p>
       <w:pPr>
         <w:pStyle w:val="Bibliography"/>
@@ -9572,7 +10613,7 @@
       <w:r>
         <w:t xml:space="preserve"> </w:t>
       </w:r>
-      <w:hyperlink r:id="rId96">
+      <w:hyperlink r:id="rId98">
         <w:r>
           <w:rPr>
             <w:rStyle w:val="Hyperlink"/>
@@ -9581,8 +10622,8 @@
         </w:r>
       </w:hyperlink>
     </w:p>
-    <w:bookmarkEnd w:id="97"/>
-    <w:bookmarkStart w:id="99" w:name="ref-iyadurai2019intrusive"/>
+    <w:bookmarkEnd w:id="99"/>
+    <w:bookmarkStart w:id="101" w:name="ref-iyadurai2019intrusive"/>
     <w:p>
       <w:pPr>
         <w:pStyle w:val="Bibliography"/>
@@ -9619,7 +10660,7 @@
       <w:r>
         <w:t xml:space="preserve"> </w:t>
       </w:r>
-      <w:hyperlink r:id="rId98">
+      <w:hyperlink r:id="rId100">
         <w:r>
           <w:rPr>
             <w:rStyle w:val="Hyperlink"/>
@@ -9628,8 +10669,8 @@
         </w:r>
       </w:hyperlink>
     </w:p>
-    <w:bookmarkEnd w:id="99"/>
-    <w:bookmarkStart w:id="101" w:name="ref-james2015computer"/>
+    <w:bookmarkEnd w:id="101"/>
+    <w:bookmarkStart w:id="103" w:name="ref-james2015computer"/>
     <w:p>
       <w:pPr>
         <w:pStyle w:val="Bibliography"/>
@@ -9666,7 +10707,7 @@
       <w:r>
         <w:t xml:space="preserve"> </w:t>
       </w:r>
-      <w:hyperlink r:id="rId100">
+      <w:hyperlink r:id="rId102">
         <w:r>
           <w:rPr>
             <w:rStyle w:val="Hyperlink"/>
@@ -9675,8 +10716,8 @@
         </w:r>
       </w:hyperlink>
     </w:p>
-    <w:bookmarkEnd w:id="101"/>
-    <w:bookmarkStart w:id="103" w:name="ref-james2016trauma"/>
+    <w:bookmarkEnd w:id="103"/>
+    <w:bookmarkStart w:id="105" w:name="ref-james2016trauma"/>
     <w:p>
       <w:pPr>
         <w:pStyle w:val="Bibliography"/>
@@ -9713,7 +10754,7 @@
       <w:r>
         <w:t xml:space="preserve"> </w:t>
       </w:r>
-      <w:hyperlink r:id="rId102">
+      <w:hyperlink r:id="rId104">
         <w:r>
           <w:rPr>
             <w:rStyle w:val="Hyperlink"/>
@@ -9722,8 +10763,8 @@
         </w:r>
       </w:hyperlink>
     </w:p>
-    <w:bookmarkEnd w:id="103"/>
-    <w:bookmarkStart w:id="104" w:name="ref-kahana1996associative"/>
+    <w:bookmarkEnd w:id="105"/>
+    <w:bookmarkStart w:id="106" w:name="ref-kahana1996associative"/>
     <w:p>
       <w:pPr>
         <w:pStyle w:val="Bibliography"/>
@@ -9758,8 +10799,8 @@
         <w:t xml:space="preserve">(1), 103–109.</w:t>
       </w:r>
     </w:p>
-    <w:bookmarkEnd w:id="104"/>
-    <w:bookmarkStart w:id="106" w:name="ref-kanstrup2021single"/>
+    <w:bookmarkEnd w:id="106"/>
+    <w:bookmarkStart w:id="108" w:name="ref-kanstrup2021single"/>
     <w:p>
       <w:pPr>
         <w:pStyle w:val="Bibliography"/>
@@ -9796,7 +10837,7 @@
       <w:r>
         <w:t xml:space="preserve"> </w:t>
       </w:r>
-      <w:hyperlink r:id="rId105">
+      <w:hyperlink r:id="rId107">
         <w:r>
           <w:rPr>
             <w:rStyle w:val="Hyperlink"/>
@@ -9805,8 +10846,8 @@
         </w:r>
       </w:hyperlink>
     </w:p>
-    <w:bookmarkEnd w:id="106"/>
-    <w:bookmarkStart w:id="108" w:name="ref-kessler2020visuospatial"/>
+    <w:bookmarkEnd w:id="108"/>
+    <w:bookmarkStart w:id="110" w:name="ref-kessler2020visuospatial"/>
     <w:p>
       <w:pPr>
         <w:pStyle w:val="Bibliography"/>
@@ -9843,7 +10884,7 @@
       <w:r>
         <w:t xml:space="preserve"> </w:t>
       </w:r>
-      <w:hyperlink r:id="rId107">
+      <w:hyperlink r:id="rId109">
         <w:r>
           <w:rPr>
             <w:rStyle w:val="Hyperlink"/>
@@ -9852,8 +10893,8 @@
         </w:r>
       </w:hyperlink>
     </w:p>
-    <w:bookmarkEnd w:id="108"/>
-    <w:bookmarkStart w:id="110" w:name="ref-kindt2009beyond"/>
+    <w:bookmarkEnd w:id="110"/>
+    <w:bookmarkStart w:id="112" w:name="ref-kindt2009beyond"/>
     <w:p>
       <w:pPr>
         <w:pStyle w:val="Bibliography"/>
@@ -9890,7 +10931,7 @@
       <w:r>
         <w:t xml:space="preserve"> </w:t>
       </w:r>
-      <w:hyperlink r:id="rId109">
+      <w:hyperlink r:id="rId111">
         <w:r>
           <w:rPr>
             <w:rStyle w:val="Hyperlink"/>
@@ -9899,8 +10940,8 @@
         </w:r>
       </w:hyperlink>
     </w:p>
-    <w:bookmarkEnd w:id="110"/>
-    <w:bookmarkStart w:id="112" w:name="ref-krans2009intrusive"/>
+    <w:bookmarkEnd w:id="112"/>
+    <w:bookmarkStart w:id="114" w:name="ref-krans2009intrusive"/>
     <w:p>
       <w:pPr>
         <w:pStyle w:val="Bibliography"/>
@@ -9937,7 +10978,7 @@
       <w:r>
         <w:t xml:space="preserve"> </w:t>
       </w:r>
-      <w:hyperlink r:id="rId111">
+      <w:hyperlink r:id="rId113">
         <w:r>
           <w:rPr>
             <w:rStyle w:val="Hyperlink"/>
@@ -9946,8 +10987,8 @@
         </w:r>
       </w:hyperlink>
     </w:p>
-    <w:bookmarkEnd w:id="112"/>
-    <w:bookmarkStart w:id="114" w:name="ref-lau2019intrusive"/>
+    <w:bookmarkEnd w:id="114"/>
+    <w:bookmarkStart w:id="116" w:name="ref-lau2019intrusive"/>
     <w:p>
       <w:pPr>
         <w:pStyle w:val="Bibliography"/>
@@ -9984,7 +11025,7 @@
       <w:r>
         <w:t xml:space="preserve"> </w:t>
       </w:r>
-      <w:hyperlink r:id="rId113">
+      <w:hyperlink r:id="rId115">
         <w:r>
           <w:rPr>
             <w:rStyle w:val="Hyperlink"/>
@@ -9993,8 +11034,8 @@
         </w:r>
       </w:hyperlink>
     </w:p>
-    <w:bookmarkEnd w:id="114"/>
-    <w:bookmarkStart w:id="116" w:name="ref-lau2021selectively"/>
+    <w:bookmarkEnd w:id="116"/>
+    <w:bookmarkStart w:id="118" w:name="ref-lau2021selectively"/>
     <w:p>
       <w:pPr>
         <w:pStyle w:val="Bibliography"/>
@@ -10031,7 +11072,7 @@
       <w:r>
         <w:t xml:space="preserve"> </w:t>
       </w:r>
-      <w:hyperlink r:id="rId115">
+      <w:hyperlink r:id="rId117">
         <w:r>
           <w:rPr>
             <w:rStyle w:val="Hyperlink"/>
@@ -10040,8 +11081,8 @@
         </w:r>
       </w:hyperlink>
     </w:p>
-    <w:bookmarkEnd w:id="116"/>
-    <w:bookmarkStart w:id="118" w:name="ref-lohnas2015expanding"/>
+    <w:bookmarkEnd w:id="118"/>
+    <w:bookmarkStart w:id="120" w:name="ref-lohnas2015expanding"/>
     <w:p>
       <w:pPr>
         <w:pStyle w:val="Bibliography"/>
@@ -10078,7 +11119,7 @@
       <w:r>
         <w:t xml:space="preserve"> </w:t>
       </w:r>
-      <w:hyperlink r:id="rId117">
+      <w:hyperlink r:id="rId119">
         <w:r>
           <w:rPr>
             <w:rStyle w:val="Hyperlink"/>
@@ -10087,8 +11128,8 @@
         </w:r>
       </w:hyperlink>
     </w:p>
-    <w:bookmarkEnd w:id="118"/>
-    <w:bookmarkStart w:id="120" w:name="ref-polyn2009context"/>
+    <w:bookmarkEnd w:id="120"/>
+    <w:bookmarkStart w:id="122" w:name="ref-polyn2009context"/>
     <w:p>
       <w:pPr>
         <w:pStyle w:val="Bibliography"/>
@@ -10125,7 +11166,7 @@
       <w:r>
         <w:t xml:space="preserve"> </w:t>
       </w:r>
-      <w:hyperlink r:id="rId119">
+      <w:hyperlink r:id="rId121">
         <w:r>
           <w:rPr>
             <w:rStyle w:val="Hyperlink"/>
@@ -10134,8 +11175,8 @@
         </w:r>
       </w:hyperlink>
     </w:p>
-    <w:bookmarkEnd w:id="120"/>
-    <w:bookmarkStart w:id="122" w:name="ref-polyn2009task"/>
+    <w:bookmarkEnd w:id="122"/>
+    <w:bookmarkStart w:id="124" w:name="ref-polyn2009task"/>
     <w:p>
       <w:pPr>
         <w:pStyle w:val="Bibliography"/>
@@ -10172,7 +11213,7 @@
       <w:r>
         <w:t xml:space="preserve"> </w:t>
       </w:r>
-      <w:hyperlink r:id="rId121">
+      <w:hyperlink r:id="rId123">
         <w:r>
           <w:rPr>
             <w:rStyle w:val="Hyperlink"/>
@@ -10181,8 +11222,8 @@
         </w:r>
       </w:hyperlink>
     </w:p>
-    <w:bookmarkEnd w:id="122"/>
-    <w:bookmarkStart w:id="124" w:name="ref-sederberg2011human"/>
+    <w:bookmarkEnd w:id="124"/>
+    <w:bookmarkStart w:id="126" w:name="ref-sederberg2011human"/>
     <w:p>
       <w:pPr>
         <w:pStyle w:val="Bibliography"/>
@@ -10219,7 +11260,7 @@
       <w:r>
         <w:t xml:space="preserve"> </w:t>
       </w:r>
-      <w:hyperlink r:id="rId123">
+      <w:hyperlink r:id="rId125">
         <w:r>
           <w:rPr>
             <w:rStyle w:val="Hyperlink"/>
@@ -10228,8 +11269,8 @@
         </w:r>
       </w:hyperlink>
     </w:p>
-    <w:bookmarkEnd w:id="124"/>
-    <w:bookmarkStart w:id="126" w:name="ref-sederberg2008context"/>
+    <w:bookmarkEnd w:id="126"/>
+    <w:bookmarkStart w:id="128" w:name="ref-sederberg2008context"/>
     <w:p>
       <w:pPr>
         <w:pStyle w:val="Bibliography"/>
@@ -10266,7 +11307,7 @@
       <w:r>
         <w:t xml:space="preserve"> </w:t>
       </w:r>
-      <w:hyperlink r:id="rId125">
+      <w:hyperlink r:id="rId127">
         <w:r>
           <w:rPr>
             <w:rStyle w:val="Hyperlink"/>
@@ -10275,8 +11316,8 @@
         </w:r>
       </w:hyperlink>
     </w:p>
-    <w:bookmarkEnd w:id="126"/>
-    <w:bookmarkStart w:id="128" w:name="ref-talmi2019retrieved"/>
+    <w:bookmarkEnd w:id="128"/>
+    <w:bookmarkStart w:id="130" w:name="ref-talmi2019retrieved"/>
     <w:p>
       <w:pPr>
         <w:pStyle w:val="Bibliography"/>
@@ -10313,7 +11354,7 @@
       <w:r>
         <w:t xml:space="preserve"> </w:t>
       </w:r>
-      <w:hyperlink r:id="rId127">
+      <w:hyperlink r:id="rId129">
         <w:r>
           <w:rPr>
             <w:rStyle w:val="Hyperlink"/>
@@ -10322,8 +11363,8 @@
         </w:r>
       </w:hyperlink>
     </w:p>
-    <w:bookmarkEnd w:id="128"/>
-    <w:bookmarkStart w:id="130" w:name="ref-varma2024experimental"/>
+    <w:bookmarkEnd w:id="130"/>
+    <w:bookmarkStart w:id="132" w:name="ref-varma2024experimental"/>
     <w:p>
       <w:pPr>
         <w:pStyle w:val="Bibliography"/>
@@ -10360,7 +11401,7 @@
       <w:r>
         <w:t xml:space="preserve"> </w:t>
       </w:r>
-      <w:hyperlink r:id="rId129">
+      <w:hyperlink r:id="rId131">
         <w:r>
           <w:rPr>
             <w:rStyle w:val="Hyperlink"/>
@@ -10369,8 +11410,8 @@
         </w:r>
       </w:hyperlink>
     </w:p>
-    <w:bookmarkEnd w:id="130"/>
-    <w:bookmarkStart w:id="132" w:name="ref-wessel2025evidence"/>
+    <w:bookmarkEnd w:id="132"/>
+    <w:bookmarkStart w:id="134" w:name="ref-wessel2025evidence"/>
     <w:p>
       <w:pPr>
         <w:pStyle w:val="Bibliography"/>
@@ -10419,7 +11460,7 @@
       <w:r>
         <w:t xml:space="preserve"> </w:t>
       </w:r>
-      <w:hyperlink r:id="rId131">
+      <w:hyperlink r:id="rId133">
         <w:r>
           <w:rPr>
             <w:rStyle w:val="Hyperlink"/>
@@ -10428,8 +11469,8 @@
         </w:r>
       </w:hyperlink>
     </w:p>
-    <w:bookmarkEnd w:id="132"/>
-    <w:bookmarkStart w:id="134" w:name="ref-yonelinas2019contextual"/>
+    <w:bookmarkEnd w:id="134"/>
+    <w:bookmarkStart w:id="136" w:name="ref-yonelinas2019contextual"/>
     <w:p>
       <w:pPr>
         <w:pStyle w:val="Bibliography"/>
@@ -10466,7 +11507,7 @@
       <w:r>
         <w:t xml:space="preserve"> </w:t>
       </w:r>
-      <w:hyperlink r:id="rId133">
+      <w:hyperlink r:id="rId135">
         <w:r>
           <w:rPr>
             <w:rStyle w:val="Hyperlink"/>
@@ -10475,8 +11516,8 @@
         </w:r>
       </w:hyperlink>
     </w:p>
-    <w:bookmarkEnd w:id="134"/>
-    <w:bookmarkStart w:id="136" w:name="ref-zaromb2006temporal"/>
+    <w:bookmarkEnd w:id="136"/>
+    <w:bookmarkStart w:id="138" w:name="ref-zaromb2006temporal"/>
     <w:p>
       <w:pPr>
         <w:pStyle w:val="Bibliography"/>
@@ -10513,7 +11554,7 @@
       <w:r>
         <w:t xml:space="preserve"> </w:t>
       </w:r>
-      <w:hyperlink r:id="rId135">
+      <w:hyperlink r:id="rId137">
         <w:r>
           <w:rPr>
             <w:rStyle w:val="Hyperlink"/>
@@ -10522,9 +11563,9 @@
         </w:r>
       </w:hyperlink>
     </w:p>
-    <w:bookmarkEnd w:id="136"/>
-    <w:bookmarkEnd w:id="137"/>
     <w:bookmarkEnd w:id="138"/>
+    <w:bookmarkEnd w:id="139"/>
+    <w:bookmarkEnd w:id="140"/>
     <w:sectPr>
       <w:headerReference r:id="rId9" w:type="even"/>
       <w:headerReference r:id="rId11" w:type="default"/>

--- a/docs/index.docx
+++ b/docs/index.docx
@@ -1061,7 +1061,7 @@
         <w:t xml:space="preserve"> </w:t>
       </w:r>
       <w:r>
-        <w:t xml:space="preserve">Emotional CMR variants (i.e., eCMR and CMR3) add emotional context and emotion-dependent binding, allowing retrieved-context models to capture how affective content shapes recall organization, emotional intrusions, and intentional access</w:t>
+        <w:t xml:space="preserve">Emotional CMR variants (i.e., eCMR and CMR3) instantiate this source-context machinery with emotional context and emotion-dependent binding, allowing retrieved-context models to capture how affective content shapes recall organization, emotional intrusions, and intentional access</w:t>
       </w:r>
       <w:r>
         <w:t xml:space="preserve"> </w:t>
@@ -1101,7 +1101,7 @@
         <w:t xml:space="preserve"> </w:t>
       </w:r>
       <w:r>
-        <w:t xml:space="preserve">Together, these commitments make the framework a principled setting for demonstrating how selective interference can arise within a single affectively-modulated episodic-memory system.</w:t>
+        <w:t xml:space="preserve">Together, these commitments make the framework a principled setting for demonstrating how selective interference can arise within a single retrieved-context system.</w:t>
       </w:r>
     </w:p>
     <w:p>
@@ -1207,13 +1207,13 @@
         <w:t xml:space="preserve"> </w:t>
       </w:r>
       <w:r>
-        <w:t xml:space="preserve">Simulation 2 adds the intentionality manipulation, comparing unguided retrieval with deliberate recall after the same task manipulation and showing how film-directed recall can reduce the impact of task competitors.</w:t>
-      </w:r>
-      <w:r>
-        <w:t xml:space="preserve"> </w:t>
-      </w:r>
-      <w:r>
-        <w:t xml:space="preserve">A later task-specificity simulation will clarify which task properties matter in the model, including task-item learning strength and overlap with film-associated context, rather than treating the visuospatial/comparison contrast as primitive.</w:t>
+        <w:t xml:space="preserve">Simulation 2 adds the intentionality manipulation, comparing unguided retrieval with deliberate recall after the same task manipulation and decomposing the film-directed control settings that protect deliberate recall.</w:t>
+      </w:r>
+      <w:r>
+        <w:t xml:space="preserve"> </w:t>
+      </w:r>
+      <w:r>
+        <w:t xml:space="preserve">Simulation 3 clarifies which task properties matter in the model, including task-item learning strength and overlap with film-associated context, rather than treating the visuospatial/comparison contrast as primitive.</w:t>
       </w:r>
       <w:r>
         <w:t xml:space="preserve"> </w:t>
@@ -1473,7 +1473,7 @@
         <w:t xml:space="preserve"> </w:t>
       </w:r>
       <w:r>
-        <w:t xml:space="preserve">Task items are most likely to share film-relevant context when they are encoded soon after the film, after a reminder has reinstated film-associated context, or under matching affective conditions.</w:t>
+        <w:t xml:space="preserve">Task items are most likely to share film-relevant context when they are encoded soon after the film, after a reminder has reinstated film-associated context, or when they share a non-temporal source feature with film items.</w:t>
       </w:r>
       <w:r>
         <w:t xml:space="preserve"> </w:t>
@@ -1491,7 +1491,7 @@
         <w:t xml:space="preserve"> </w:t>
       </w:r>
       <w:r>
-        <w:t xml:space="preserve">Emotional extensions of CMR represent affect as an additional context dimension</w:t>
+        <w:t xml:space="preserve">Emotional extensions of CMR treat affect as one source-context dimension</w:t>
       </w:r>
       <w:r>
         <w:t xml:space="preserve"> </w:t>
@@ -1531,7 +1531,7 @@
         <w:t xml:space="preserve"> </w:t>
       </w:r>
       <w:r>
-        <w:t xml:space="preserve">In the present model, this affective-context stream can amplify competition when film and task items share the relevant affective feature.</w:t>
+        <w:t xml:space="preserve">In the present model, this source-context pathway can amplify competition when film and task items share the marked source feature.</w:t>
       </w:r>
     </w:p>
     <w:p>
@@ -1563,7 +1563,7 @@
         <w:t xml:space="preserve"> </w:t>
       </w:r>
       <w:r>
-        <w:t xml:space="preserve">The size of this effect depends on the number of competitors, their learned support, and the similarity between their associated temporal or affective context states and film context.</w:t>
+        <w:t xml:space="preserve">The size of this effect depends on the number of competitors, their learned support, and the similarity between their associated temporal or source-context states and film context.</w:t>
       </w:r>
       <w:r>
         <w:t xml:space="preserve"> </w:t>
@@ -1855,7 +1855,7 @@
         <w:pStyle w:val="BodyText"/>
       </w:pPr>
       <w:r>
-        <w:t xml:space="preserve">The simulations instantiate these commitments in an emotional CMR model with phase-specific encoding, reminder-driven reinstatement, retrieval-mode and control settings, and affective overlap</w:t>
+        <w:t xml:space="preserve">The simulations instantiate these commitments in an emotional CMR model with phase-specific encoding, reminder-driven reinstatement, retrieval-mode and control settings, and source-context overlap</w:t>
       </w:r>
       <w:r>
         <w:t xml:space="preserve"> </w:t>
@@ -1931,7 +1931,7 @@
         <w:pStyle w:val="FirstParagraph"/>
       </w:pPr>
       <w:r>
-        <w:t xml:space="preserve">The specification below defines the model’s representations, parameters, and initialization before turning to context updating, associative learning, retrieval, retrieval-control settings, and affective context.</w:t>
+        <w:t xml:space="preserve">The specification below defines the model’s representations, parameters, and initialization before turning to context updating, associative learning, retrieval, retrieval-control settings, and source context.</w:t>
       </w:r>
     </w:p>
     <w:bookmarkStart w:id="33" w:name="representations-and-parameters"/>
@@ -2967,7 +2967,7 @@
               <w:pStyle w:val="Compact"/>
             </w:pPr>
             <w:r>
-              <w:t xml:space="preserve">emotional-context drift rate</w:t>
+              <w:t xml:space="preserve">source-context drift rate</w:t>
             </w:r>
           </w:p>
         </w:tc>
@@ -2978,7 +2978,7 @@
               <w:pStyle w:val="Compact"/>
             </w:pPr>
             <w:r>
-              <w:t xml:space="preserve">Context drift in the emotional pathway</w:t>
+              <w:t xml:space="preserve">Source context drift</w:t>
             </w:r>
           </w:p>
         </w:tc>
@@ -3034,7 +3034,7 @@
               <w:pStyle w:val="Compact"/>
             </w:pPr>
             <w:r>
-              <w:t xml:space="preserve">emotional learning scale</w:t>
+              <w:t xml:space="preserve">source learning scale</w:t>
             </w:r>
           </w:p>
         </w:tc>
@@ -3045,7 +3045,7 @@
               <w:pStyle w:val="Compact"/>
             </w:pPr>
             <w:r>
-              <w:t xml:space="preserve">Emotional context-to-feature learning</w:t>
+              <w:t xml:space="preserve">Learning scale for the marked source feature</w:t>
             </w:r>
           </w:p>
         </w:tc>
@@ -6413,13 +6413,13 @@
       </w:r>
     </w:p>
     <w:bookmarkEnd w:id="49"/>
-    <w:bookmarkStart w:id="53" w:name="affective-context"/>
+    <w:bookmarkStart w:id="53" w:name="source-context"/>
     <w:p>
       <w:pPr>
         <w:pStyle w:val="Heading2"/>
       </w:pPr>
       <w:r>
-        <w:t xml:space="preserve">Affective Context</w:t>
+        <w:t xml:space="preserve">Source Context</w:t>
       </w:r>
     </w:p>
     <w:p>
@@ -6427,7 +6427,7 @@
         <w:pStyle w:val="FirstParagraph"/>
       </w:pPr>
       <w:r>
-        <w:t xml:space="preserve">The model also includes an affective-context pathway inherited from eCMR</w:t>
+        <w:t xml:space="preserve">The model also includes a source-context pathway, generalizing the role that emotional context plays in eCMR to non-temporal contextual features that can organize recall when shared across items</w:t>
       </w:r>
       <w:r>
         <w:t xml:space="preserve"> </w:t>
@@ -6449,6 +6449,20 @@
       <w:r>
         <w:t xml:space="preserve"> </w:t>
       </w:r>
+      <w:hyperlink w:anchor="ref-polyn2009context">
+        <w:r>
+          <w:rPr>
+            <w:rStyle w:val="Hyperlink"/>
+          </w:rPr>
+          <w:t xml:space="preserve">Polyn et al., 2009a</w:t>
+        </w:r>
+      </w:hyperlink>
+      <w:r>
+        <w:t xml:space="preserve">;</w:t>
+      </w:r>
+      <w:r>
+        <w:t xml:space="preserve"> </w:t>
+      </w:r>
       <w:hyperlink w:anchor="ref-talmi2019retrieved">
         <w:r>
           <w:rPr>
@@ -6467,13 +6481,7 @@
         <w:t xml:space="preserve"> </w:t>
       </w:r>
       <w:r>
-        <w:t xml:space="preserve">The affective pathway allows the simulations to examine whether shared affective state can amplify competition; it does not make task affect the explanation of selective interference.</w:t>
-      </w:r>
-      <w:r>
-        <w:t xml:space="preserve"> </w:t>
-      </w:r>
-      <w:r>
-        <w:t xml:space="preserve">Each item has a two-unit affective feature vector</w:t>
+        <w:t xml:space="preserve">In the present simulations, this pathway is represented by a simplified two-unit source feature vector</w:t>
       </w:r>
       <w:r>
         <w:t xml:space="preserve"> </w:t>
@@ -6493,139 +6501,19 @@
         </m:sSub>
       </m:oMath>
       <w:r>
-        <w:t xml:space="preserve">, with</w:t>
-      </w:r>
-      <w:r>
-        <w:t xml:space="preserve"> </w:t>
-      </w:r>
-      <m:oMath>
-        <m:sSub>
-          <m:e>
-            <m:r>
-              <m:t>s</m:t>
-            </m:r>
-          </m:e>
-          <m:sub>
-            <m:r>
-              <m:t>i</m:t>
-            </m:r>
-          </m:sub>
-        </m:sSub>
-        <m:r>
-          <m:rPr>
-            <m:sty m:val="p"/>
-          </m:rPr>
-          <m:t>=</m:t>
-        </m:r>
-        <m:sSup>
-          <m:e>
-            <m:d>
-              <m:dPr>
-                <m:begChr m:val="["/>
-                <m:sepChr m:val=""/>
-                <m:endChr m:val="]"/>
-                <m:grow/>
-              </m:dPr>
-              <m:e>
-                <m:r>
-                  <m:t>1</m:t>
-                </m:r>
-                <m:r>
-                  <m:rPr>
-                    <m:sty m:val="p"/>
-                  </m:rPr>
-                  <m:t>,</m:t>
-                </m:r>
-                <m:r>
-                  <m:t>0</m:t>
-                </m:r>
-              </m:e>
-            </m:d>
-          </m:e>
-          <m:sup>
-            <m:r>
-              <m:rPr>
-                <m:sty m:val="p"/>
-              </m:rPr>
-              <m:t>⊤</m:t>
-            </m:r>
-          </m:sup>
-        </m:sSup>
-      </m:oMath>
-      <w:r>
-        <w:t xml:space="preserve"> </w:t>
-      </w:r>
-      <w:r>
-        <w:t xml:space="preserve">for items assigned the marked affective feature and</w:t>
-      </w:r>
-      <w:r>
-        <w:t xml:space="preserve"> </w:t>
-      </w:r>
-      <m:oMath>
-        <m:sSub>
-          <m:e>
-            <m:r>
-              <m:t>s</m:t>
-            </m:r>
-          </m:e>
-          <m:sub>
-            <m:r>
-              <m:t>i</m:t>
-            </m:r>
-          </m:sub>
-        </m:sSub>
-        <m:r>
-          <m:rPr>
-            <m:sty m:val="p"/>
-          </m:rPr>
-          <m:t>=</m:t>
-        </m:r>
-        <m:sSup>
-          <m:e>
-            <m:d>
-              <m:dPr>
-                <m:begChr m:val="["/>
-                <m:sepChr m:val=""/>
-                <m:endChr m:val="]"/>
-                <m:grow/>
-              </m:dPr>
-              <m:e>
-                <m:r>
-                  <m:t>0</m:t>
-                </m:r>
-                <m:r>
-                  <m:rPr>
-                    <m:sty m:val="p"/>
-                  </m:rPr>
-                  <m:t>,</m:t>
-                </m:r>
-                <m:r>
-                  <m:t>1</m:t>
-                </m:r>
-              </m:e>
-            </m:d>
-          </m:e>
-          <m:sup>
-            <m:r>
-              <m:rPr>
-                <m:sty m:val="p"/>
-              </m:rPr>
-              <m:t>⊤</m:t>
-            </m:r>
-          </m:sup>
-        </m:sSup>
-      </m:oMath>
-      <w:r>
-        <w:t xml:space="preserve"> </w:t>
-      </w:r>
-      <w:r>
-        <w:t xml:space="preserve">for neutral or default items.</w:t>
-      </w:r>
-      <w:r>
-        <w:t xml:space="preserve"> </w:t>
-      </w:r>
-      <w:r>
-        <w:t xml:space="preserve">The affective feature vector initializes</w:t>
+        <w:t xml:space="preserve">.</w:t>
+      </w:r>
+      <w:r>
+        <w:t xml:space="preserve"> </w:t>
+      </w:r>
+      <w:r>
+        <w:t xml:space="preserve">The marked source feature can be used to examine whether film and task items that share a non-temporal source state compete more strongly, without necessarily treating visuospatial task items as emotional items.</w:t>
+      </w:r>
+      <w:r>
+        <w:t xml:space="preserve"> </w:t>
+      </w:r>
+      <w:r>
+        <w:t xml:space="preserve">The source feature vector initializes</w:t>
       </w:r>
       <w:r>
         <w:t xml:space="preserve"> </w:t>
@@ -6665,7 +6553,7 @@
         <w:t xml:space="preserve"> </w:t>
       </w:r>
       <w:r>
-        <w:t xml:space="preserve">so that an item can cue its affective context components:</w:t>
+        <w:t xml:space="preserve">so that an item can cue its source-context components:</w:t>
       </w:r>
     </w:p>
     <w:p>
@@ -6797,7 +6685,7 @@
         <w:pStyle w:val="FirstParagraph"/>
       </w:pPr>
       <w:r>
-        <w:t xml:space="preserve">Affective context-to-feature support begins at zero:</w:t>
+        <w:t xml:space="preserve">Source-context-to-feature support begins at zero:</w:t>
       </w:r>
     </w:p>
     <w:p>
@@ -6898,7 +6786,7 @@
         <w:pStyle w:val="FirstParagraph"/>
       </w:pPr>
       <w:r>
-        <w:t xml:space="preserve">Thus, affective context can update during experience before it contributes retrieval support.</w:t>
+        <w:t xml:space="preserve">Thus, source context can update during experience before it contributes retrieval support.</w:t>
       </w:r>
       <w:r>
         <w:t xml:space="preserve"> </w:t>
@@ -6971,7 +6859,7 @@
         <w:t xml:space="preserve"> </w:t>
       </w:r>
       <w:r>
-        <w:t xml:space="preserve">in the affective pathway.</w:t>
+        <w:t xml:space="preserve">in the source-context pathway.</w:t>
       </w:r>
       <w:r>
         <w:t xml:space="preserve"> </w:t>
@@ -7097,7 +6985,7 @@
         </m:sSub>
       </m:oMath>
       <w:r>
-        <w:t xml:space="preserve">, so items assigned the marked affective feature receive</w:t>
+        <w:t xml:space="preserve">, so items assigned the marked source feature receive</w:t>
       </w:r>
       <w:r>
         <w:t xml:space="preserve"> </w:t>
@@ -7147,7 +7035,7 @@
         <w:t xml:space="preserve"> </w:t>
       </w:r>
       <w:r>
-        <w:t xml:space="preserve">When affective learning is engaged, the affective components of context receive additional context-to-feature learning:</w:t>
+        <w:t xml:space="preserve">When source-context learning is engaged, the source components of context receive additional context-to-feature learning:</w:t>
       </w:r>
     </w:p>
     <w:p>
@@ -7395,13 +7283,13 @@
         <w:t xml:space="preserve"> </w:t>
       </w:r>
       <w:r>
-        <w:t xml:space="preserve">denotes the affective components of context.</w:t>
-      </w:r>
-      <w:r>
-        <w:t xml:space="preserve"> </w:t>
-      </w:r>
-      <w:r>
-        <w:t xml:space="preserve">Affective support enters retrieval through learned affective context-to-feature associations and contributes to the same competition defined in</w:t>
+        <w:t xml:space="preserve">denotes the source components of context.</w:t>
+      </w:r>
+      <w:r>
+        <w:t xml:space="preserve"> </w:t>
+      </w:r>
+      <w:r>
+        <w:t xml:space="preserve">Source-context support enters retrieval through learned source context-to-feature associations and contributes to the same competition defined in</w:t>
       </w:r>
       <w:r>
         <w:t xml:space="preserve"> </w:t>
@@ -7421,13 +7309,13 @@
         <w:t xml:space="preserve"> </w:t>
       </w:r>
       <w:r>
-        <w:t xml:space="preserve">Task items are distinct item features and are assigned the marked affective feature only in affective-overlap variants.</w:t>
-      </w:r>
-      <w:r>
-        <w:t xml:space="preserve"> </w:t>
-      </w:r>
-      <w:r>
-        <w:t xml:space="preserve">When film and task items share the marked affective feature and affective context-to-feature learning is enabled,</w:t>
+        <w:t xml:space="preserve">Task items are distinct item features and are assigned the marked source feature only in source-context-overlap variants.</w:t>
+      </w:r>
+      <w:r>
+        <w:t xml:space="preserve"> </w:t>
+      </w:r>
+      <w:r>
+        <w:t xml:space="preserve">When film and task items share the marked source feature and source context-to-feature learning is enabled,</w:t>
       </w:r>
       <w:r>
         <w:t xml:space="preserve"> </w:t>
@@ -7463,7 +7351,7 @@
     </w:p>
     <w:bookmarkEnd w:id="53"/>
     <w:bookmarkEnd w:id="54"/>
-    <w:bookmarkStart w:id="68" w:name="simulations"/>
+    <w:bookmarkStart w:id="66" w:name="simulations"/>
     <w:p>
       <w:pPr>
         <w:pStyle w:val="Heading1"/>
@@ -7483,31 +7371,31 @@
         <w:t xml:space="preserve"> </w:t>
       </w:r>
       <w:r>
-        <w:t xml:space="preserve">They vary phase settings and retrieval-control settings to examine how context overlap, task competition, and film-directed control shape recall.</w:t>
-      </w:r>
-      <w:r>
-        <w:t xml:space="preserve"> </w:t>
-      </w:r>
-      <w:r>
-        <w:t xml:space="preserve">Simulation 1 isolates how task learning and film-context reinstatement create associations that make task items competitive during retrieval.</w:t>
-      </w:r>
-      <w:r>
-        <w:t xml:space="preserve"> </w:t>
-      </w:r>
-      <w:r>
-        <w:t xml:space="preserve">Simulation 2 applies that competition to unguided retrieval and deliberate recall.</w:t>
-      </w:r>
-      <w:r>
-        <w:t xml:space="preserve"> </w:t>
-      </w:r>
-      <w:r>
-        <w:t xml:space="preserve">Simulation 3 separates the control settings that can protect deliberate recall.</w:t>
-      </w:r>
-      <w:r>
-        <w:t xml:space="preserve"> </w:t>
-      </w:r>
-      <w:r>
-        <w:t xml:space="preserve">Simulations 4–6 examine reminder timing, task specificity and affective overlap, and cue support across test formats.</w:t>
+        <w:t xml:space="preserve">They evaluate four linked packages: context-binding interference, retrieval-mode differences, task specificity, and cue support across test formats.</w:t>
+      </w:r>
+      <w:r>
+        <w:t xml:space="preserve"> </w:t>
+      </w:r>
+      <w:r>
+        <w:t xml:space="preserve">Simulation 1 shows how a post-reminder task reduces film recall when task items receive strong context-to-feature learning while film-relevant context is active.</w:t>
+      </w:r>
+      <w:r>
+        <w:t xml:space="preserve"> </w:t>
+      </w:r>
+      <w:r>
+        <w:t xml:space="preserve">Simulation 2 adds the intentionality manipulation by comparing unguided retrieval with deliberate recall and then decomposing the film-directed control settings that reduce deliberate-recall vulnerability.</w:t>
+      </w:r>
+      <w:r>
+        <w:t xml:space="preserve"> </w:t>
+      </w:r>
+      <w:r>
+        <w:t xml:space="preserve">Simulation 3 examines which task properties make the post-film task effective, including task-item learning strength, contextual similarity, and source-context overlap.</w:t>
+      </w:r>
+      <w:r>
+        <w:t xml:space="preserve"> </w:t>
+      </w:r>
+      <w:r>
+        <w:t xml:space="preserve">Simulation 4 examines how film-related monitoring cues and tests that supply a film item change vulnerability across test formats.</w:t>
       </w:r>
     </w:p>
     <w:bookmarkStart w:id="57" w:name="methodology"/>
@@ -7636,13 +7524,14 @@
     <w:tbl>
       <w:tblPr>
         <w:tblStyle w:val="Table"/>
-        <w:tblW w:type="auto" w:w="0"/>
+        <w:tblW w:type="pct" w:w="5000"/>
+        <w:tblLayout w:type="fixed"/>
         <w:tblLook w:firstRow="1" w:lastRow="0" w:firstColumn="0" w:lastColumn="0" w:noHBand="0" w:noVBand="0" w:val="0020"/>
       </w:tblPr>
       <w:tblGrid>
-        <w:gridCol w:w="2640"/>
-        <w:gridCol w:w="2640"/>
-        <w:gridCol w:w="2640"/>
+        <w:gridCol w:w="2376"/>
+        <w:gridCol w:w="3168"/>
+        <w:gridCol w:w="2376"/>
       </w:tblGrid>
       <w:tr>
         <w:trPr>
@@ -8145,7 +8034,7 @@
               <w:pStyle w:val="Compact"/>
             </w:pPr>
             <w:r>
-              <w:t xml:space="preserve">Emotional-context drift rate</w:t>
+              <w:t xml:space="preserve">Source-context drift rate</w:t>
             </w:r>
           </w:p>
         </w:tc>
@@ -8213,54 +8102,7 @@
               <w:pStyle w:val="Compact"/>
             </w:pPr>
             <w:r>
-              <w:t xml:space="preserve">Emotional learning scale</w:t>
-            </w:r>
-          </w:p>
-        </w:tc>
-      </w:tr>
-      <w:tr>
-        <w:tc>
-          <w:tcPr/>
-          <w:p>
-            <w:pPr>
-              <w:pStyle w:val="Compact"/>
-            </w:pPr>
-            <m:oMath>
-              <m:sSub>
-                <m:e>
-                  <m:r>
-                    <m:t>θ</m:t>
-                  </m:r>
-                </m:e>
-                <m:sub>
-                  <m:r>
-                    <m:t>s</m:t>
-                  </m:r>
-                </m:sub>
-              </m:sSub>
-            </m:oMath>
-          </w:p>
-        </w:tc>
-        <w:tc>
-          <w:tcPr/>
-          <w:p>
-            <w:pPr>
-              <w:pStyle w:val="Compact"/>
-              <w:jc w:val="right"/>
-            </w:pPr>
-            <w:r>
-              <w:t xml:space="preserve">0.0123</w:t>
-            </w:r>
-          </w:p>
-        </w:tc>
-        <w:tc>
-          <w:tcPr/>
-          <w:p>
-            <w:pPr>
-              <w:pStyle w:val="Compact"/>
-            </w:pPr>
-            <w:r>
-              <w:t xml:space="preserve">Stop scale</w:t>
+              <w:t xml:space="preserve">Learning scale for the marked source feature</w:t>
             </w:r>
           </w:p>
         </w:tc>
@@ -8365,13 +8207,13 @@
         <w:t xml:space="preserve"> </w:t>
       </w:r>
       <w:r>
-        <w:t xml:space="preserve">In the no-reminder branch used for Simulation 1, the reminder-start and film-item reminder-cue drift scales are set to zero.</w:t>
-      </w:r>
-      <w:r>
-        <w:t xml:space="preserve"> </w:t>
-      </w:r>
-      <w:r>
-        <w:t xml:space="preserve">In the with-reminder branch, context first shifts toward the start state and then receives sequential film-item reminder cues before task encoding.</w:t>
+        <w:t xml:space="preserve">In the no-reminder condition used for Simulation 1, the reminder-start and film-item reminder-cue drift scales are set to zero.</w:t>
+      </w:r>
+      <w:r>
+        <w:t xml:space="preserve"> </w:t>
+      </w:r>
+      <w:r>
+        <w:t xml:space="preserve">In the with-reminder condition, context first shifts toward the start state and then receives sequential film-item reminder cues before task encoding.</w:t>
       </w:r>
       <w:r>
         <w:t xml:space="preserve"> </w:t>
@@ -8966,7 +8808,7 @@
               <w:pStyle w:val="Compact"/>
             </w:pPr>
             <w:r>
-              <w:t xml:space="preserve">Affective marking</w:t>
+              <w:t xml:space="preserve">Source marking</w:t>
             </w:r>
           </w:p>
         </w:tc>
@@ -8989,7 +8831,7 @@
               <w:pStyle w:val="Compact"/>
             </w:pPr>
             <w:r>
-              <w:t xml:space="preserve">No affective-overlap manipulation in Simulation 1</w:t>
+              <w:t xml:space="preserve">No source-context-overlap manipulation in Simulation 1</w:t>
             </w:r>
           </w:p>
         </w:tc>
@@ -9086,13 +8928,13 @@
       </w:r>
     </w:p>
     <w:bookmarkEnd w:id="57"/>
-    <w:bookmarkStart w:id="62" w:name="Xbcb1a978e991f364bff6939060eaf7762ee0e94"/>
+    <w:bookmarkStart w:id="62" w:name="X2c2b19ca61f0d8679fb357e3aa386e7efdd5f9f"/>
     <w:p>
       <w:pPr>
         <w:pStyle w:val="Heading2"/>
       </w:pPr>
       <w:r>
-        <w:t xml:space="preserve">Simulation 1: Task Competition and Contextual Overlap</w:t>
+        <w:t xml:space="preserve">Simulation 1: Task Encoding and Contextual Overlap</w:t>
       </w:r>
     </w:p>
     <w:p>
@@ -9100,25 +8942,25 @@
         <w:pStyle w:val="FirstParagraph"/>
       </w:pPr>
       <w:r>
-        <w:t xml:space="preserve">Simulation 1 isolates the conditions under which task learning strength becomes consequential for film recall.</w:t>
-      </w:r>
-      <w:r>
-        <w:t xml:space="preserve"> </w:t>
-      </w:r>
-      <w:r>
-        <w:t xml:space="preserve">It sweeps task context-to-feature learning across the no-reminder and with-reminder branches described above.</w:t>
-      </w:r>
-      <w:r>
-        <w:t xml:space="preserve"> </w:t>
-      </w:r>
-      <w:r>
-        <w:t xml:space="preserve">Retrieval settings are held fixed so Simulation 1 isolates the stored-association conditions under which distinct task items become effective competitors for film recall.</w:t>
-      </w:r>
-      <w:r>
-        <w:t xml:space="preserve"> </w:t>
-      </w:r>
-      <w:r>
-        <w:t xml:space="preserve">Simulation 2 then applies those film-task associations to retrieval modes that differ in film-directed control.</w:t>
+        <w:t xml:space="preserve">Simulation 1 demonstrates how a post-film task can reduce later film recall when task items are strongly encoded while film-relevant context is active.</w:t>
+      </w:r>
+      <w:r>
+        <w:t xml:space="preserve"> </w:t>
+      </w:r>
+      <w:r>
+        <w:t xml:space="preserve">To separate task strength from reminder-driven context reinstatement, the simulation sweeps the task-phase context-to-feature learning scale under no-reminder and with-reminder conditions.</w:t>
+      </w:r>
+      <w:r>
+        <w:t xml:space="preserve"> </w:t>
+      </w:r>
+      <w:r>
+        <w:t xml:space="preserve">Retrieval settings are held fixed, so differences in recall reflect the item-context associations formed before retrieval rather than changes in retrieval control.</w:t>
+      </w:r>
+      <w:r>
+        <w:t xml:space="preserve"> </w:t>
+      </w:r>
+      <w:r>
+        <w:t xml:space="preserve">Simulation 2 then examines whether film-directed retrieval control reduces the impact of those task-item associations on deliberate recall.</w:t>
       </w:r>
     </w:p>
     <w:bookmarkStart w:id="61" w:name="fig-simulation1-context-binding"/>
@@ -9283,7 +9125,7 @@
         <w:t xml:space="preserve"> </w:t>
       </w:r>
       <w:r>
-        <w:t xml:space="preserve">The reminder branch therefore shows that task strength matters most when task items are associated with film-relevant context states.</w:t>
+        <w:t xml:space="preserve">The with-reminder condition therefore shows that task strength matters most when task items are associated with film-relevant context states.</w:t>
       </w:r>
       <w:r>
         <w:t xml:space="preserve"> </w:t>
@@ -9315,7 +9157,7 @@
         <w:t xml:space="preserve"> </w:t>
       </w:r>
       <w:r>
-        <w:t xml:space="preserve">Panel D quantifies support allocation from a film-context cue: as task learning increases, task items receive a larger share of item support when film contexts cue retrieval, especially after the film reminder.</w:t>
+        <w:t xml:space="preserve">Panel D quantifies support allocation from a film-context cue: as task context-to-feature learning increases, task items receive a larger share of item support when film contexts cue retrieval, especially after the film reminder.</w:t>
       </w:r>
       <w:r>
         <w:t xml:space="preserve"> </w:t>
@@ -9333,17 +9175,17 @@
         <w:t xml:space="preserve"> </w:t>
       </w:r>
       <w:r>
-        <w:t xml:space="preserve">Simulation 2 next applies these film-task associations to the retrieval-mode contrast needed for selective interference.</w:t>
+        <w:t xml:space="preserve">Simulation 2 next examines whether film-directed retrieval control reduces the impact of these task-item associations on deliberate recall.</w:t>
       </w:r>
     </w:p>
     <w:bookmarkEnd w:id="62"/>
-    <w:bookmarkStart w:id="63" w:name="X37494a7d56ca7a31ce1e7ad5f2ef7cfc35c42b4"/>
+    <w:bookmarkStart w:id="63" w:name="X275267fc422364c40de36a949ca283d594680dd"/>
     <w:p>
       <w:pPr>
         <w:pStyle w:val="Heading2"/>
       </w:pPr>
       <w:r>
-        <w:t xml:space="preserve">Simulation 2: Retrieval Mode and Selective Interference</w:t>
+        <w:t xml:space="preserve">Simulation 2: Retrieval Mode and Film-Directed Control</w:t>
       </w:r>
     </w:p>
     <w:p>
@@ -9351,19 +9193,25 @@
         <w:pStyle w:val="FirstParagraph"/>
       </w:pPr>
       <w:r>
-        <w:t xml:space="preserve">Premise: Given stored film and task associations capable of producing competition, the second simulation asks whether unguided retrieval is more impaired than deliberate recall.</w:t>
-      </w:r>
-      <w:r>
-        <w:t xml:space="preserve"> </w:t>
-      </w:r>
-      <w:r>
-        <w:t xml:space="preserve">The section should compare weak or absent task competition with strong task competition under unguided retrieval and deliberate recall.</w:t>
-      </w:r>
-      <w:r>
-        <w:t xml:space="preserve"> </w:t>
-      </w:r>
-      <w:r>
-        <w:t xml:space="preserve">This is the first direct simulation of the selective-interference dissociation between intrusion-like access and voluntary recall.</w:t>
+        <w:t xml:space="preserve">Premise: Simulation 2 adds the intentionality manipulation to the encoding conditions established in Simulation 1.</w:t>
+      </w:r>
+      <w:r>
+        <w:t xml:space="preserve"> </w:t>
+      </w:r>
+      <w:r>
+        <w:t xml:space="preserve">The section should compare weak or absent task support with strong post-reminder task support under unguided retrieval and deliberate recall.</w:t>
+      </w:r>
+      <w:r>
+        <w:t xml:space="preserve"> </w:t>
+      </w:r>
+      <w:r>
+        <w:t xml:space="preserve">It should then decompose the control settings that make deliberate recall more film-directed.</w:t>
+      </w:r>
+      <w:r>
+        <w:t xml:space="preserve"> </w:t>
+      </w:r>
+      <w:r>
+        <w:t xml:space="preserve">This is the first direct simulation of the selective-interference dissociation: the same task manipulation should reduce unguided retrieval more than deliberate recall.</w:t>
       </w:r>
     </w:p>
     <w:p>
@@ -9371,89 +9219,25 @@
         <w:pStyle w:val="BodyText"/>
       </w:pPr>
       <w:r>
-        <w:t xml:space="preserve">Primary readouts: The main figure should show phase-resolved recall so the reader can see where retrieval probability is redistributed across film, task, and filler phases.</w:t>
-      </w:r>
-      <w:r>
-        <w:t xml:space="preserve"> </w:t>
-      </w:r>
-      <w:r>
-        <w:t xml:space="preserve">A compact summary should also show film-item access and impairment from baseline for each retrieval mode.</w:t>
-      </w:r>
-      <w:r>
-        <w:t xml:space="preserve"> </w:t>
-      </w:r>
-      <w:r>
-        <w:t xml:space="preserve">Task-competitor recall should be reported or visible enough to show that lost film access is competition-driven.</w:t>
-      </w:r>
-    </w:p>
-    <w:p>
-      <w:pPr>
-        <w:pStyle w:val="BodyText"/>
-      </w:pPr>
-      <w:r>
-        <w:t xml:space="preserve">Intended text take-away: This section establishes the core dissociation result.</w:t>
-      </w:r>
-      <w:r>
-        <w:t xml:space="preserve"> </w:t>
-      </w:r>
-      <w:r>
-        <w:t xml:space="preserve">The model can reproduce the qualitative intrusion-voluntary-memory dissociation without separately weakening film items for one measure.</w:t>
-      </w:r>
-      <w:r>
-        <w:t xml:space="preserve"> </w:t>
-      </w:r>
-      <w:r>
-        <w:t xml:space="preserve">Deliberate recall may still be impaired; the claim is relative protection, not immunity.</w:t>
-      </w:r>
-    </w:p>
-    <w:p>
-      <w:pPr>
-        <w:pStyle w:val="BodyText"/>
-      </w:pPr>
-      <w:r>
-        <w:t xml:space="preserve">Open specification: The deliberate-recall settings used here need to be fixed before this section is written as a result.</w:t>
-      </w:r>
-      <w:r>
-        <w:t xml:space="preserve"> </w:t>
-      </w:r>
-      <w:r>
-        <w:t xml:space="preserve">Those settings should be strong enough to create a retrieval-mode contrast but simple enough that Simulation 3 can still isolate the separate control mechanisms.</w:t>
-      </w:r>
-    </w:p>
-    <w:bookmarkEnd w:id="63"/>
-    <w:bookmarkStart w:id="64" w:name="Xbe670664f0616e2f4bf355deaa2d454398f6d2b"/>
-    <w:p>
-      <w:pPr>
-        <w:pStyle w:val="Heading2"/>
-      </w:pPr>
-      <w:r>
-        <w:t xml:space="preserve">Simulation 3: Deliberate-Recall Control Mechanisms</w:t>
-      </w:r>
-    </w:p>
-    <w:p>
-      <w:pPr>
-        <w:pStyle w:val="FirstParagraph"/>
-      </w:pPr>
-      <w:r>
-        <w:t xml:space="preserve">Premise: After Simulation 2 establishes relative protection for deliberate recall, this simulation asks which control settings produce that protection.</w:t>
-      </w:r>
-      <w:r>
-        <w:t xml:space="preserve"> </w:t>
-      </w:r>
-      <w:r>
-        <w:t xml:space="preserve">Deliberate recall is not categorically protected.</w:t>
-      </w:r>
-      <w:r>
-        <w:t xml:space="preserve"> </w:t>
-      </w:r>
-      <w:r>
-        <w:t xml:space="preserve">Its relative sparing depends on control operations that make retrieval more film-directed.</w:t>
-      </w:r>
-      <w:r>
-        <w:t xml:space="preserve"> </w:t>
-      </w:r>
-      <w:r>
-        <w:t xml:space="preserve">This section should separate the contributions of film-directed start/context cueing, sharper selection through</w:t>
+        <w:t xml:space="preserve">Primary readouts: The main figure should show phase-resolved recall for unguided retrieval and deliberate recall under matched weak and strong task conditions.</w:t>
+      </w:r>
+      <w:r>
+        <w:t xml:space="preserve"> </w:t>
+      </w:r>
+      <w:r>
+        <w:t xml:space="preserve">A compact summary should show film-item access and impairment from the weak-task baseline for each retrieval mode.</w:t>
+      </w:r>
+      <w:r>
+        <w:t xml:space="preserve"> </w:t>
+      </w:r>
+      <w:r>
+        <w:t xml:space="preserve">Task-item retrieval should remain visible enough to show whether reduced film access corresponds to retrieval of task items rather than disappearance of film items from the stored representation.</w:t>
+      </w:r>
+      <w:r>
+        <w:t xml:space="preserve"> </w:t>
+      </w:r>
+      <w:r>
+        <w:t xml:space="preserve">A control-decomposition panel should compare deliberate-recall settings such as film-directed start cueing, sharper selection through</w:t>
       </w:r>
       <w:r>
         <w:t xml:space="preserve"> </w:t>
@@ -9486,13 +9270,25 @@
         <w:pStyle w:val="BodyText"/>
       </w:pPr>
       <w:r>
-        <w:t xml:space="preserve">Primary readouts: The figure should show how each control lever changes film-item access and the phase-resolved organization of recall under a fixed task-competition setting.</w:t>
-      </w:r>
-      <w:r>
-        <w:t xml:space="preserve"> </w:t>
-      </w:r>
-      <w:r>
-        <w:t xml:space="preserve">The most useful contrast should include total film recall, task-competitor retrieval, and how closely recall remains tied to the film phase.</w:t>
+        <w:t xml:space="preserve">Intended text take-away: This section establishes the core dissociation result.</w:t>
+      </w:r>
+      <w:r>
+        <w:t xml:space="preserve"> </w:t>
+      </w:r>
+      <w:r>
+        <w:t xml:space="preserve">The model can produce greater impairment in unguided retrieval than in deliberate recall while both modes draw on the same learned film-item associations.</w:t>
+      </w:r>
+      <w:r>
+        <w:t xml:space="preserve"> </w:t>
+      </w:r>
+      <w:r>
+        <w:t xml:space="preserve">Deliberate recall may still be impaired; the claim is relative protection, not immunity.</w:t>
+      </w:r>
+      <w:r>
+        <w:t xml:space="preserve"> </w:t>
+      </w:r>
+      <w:r>
+        <w:t xml:space="preserve">The decomposition should show that this protection comes from control operations that make retrieval more film-directed, not from a separate voluntary-memory store.</w:t>
       </w:r>
     </w:p>
     <w:p>
@@ -9500,39 +9296,13 @@
         <w:pStyle w:val="BodyText"/>
       </w:pPr>
       <w:r>
-        <w:t xml:space="preserve">Intended text take-away: This section earns the</w:t>
-      </w:r>
-      <w:r>
-        <w:t xml:space="preserve"> </w:t>
-      </w:r>
-      <w:r>
-        <w:t xml:space="preserve">“relatively intact voluntary memory”</w:t>
-      </w:r>
-      <w:r>
-        <w:t xml:space="preserve"> </w:t>
-      </w:r>
-      <w:r>
-        <w:t xml:space="preserve">claim.</w:t>
-      </w:r>
-      <w:r>
-        <w:t xml:space="preserve"> </w:t>
-      </w:r>
-      <w:r>
-        <w:t xml:space="preserve">Sparing is a graded consequence of retrieval control rather than a property attached to voluntary tests as a category.</w:t>
-      </w:r>
-      <w:r>
-        <w:t xml:space="preserve"> </w:t>
-      </w:r>
-      <w:r>
-        <w:t xml:space="preserve">Weakening these control operations should make deliberate recall resemble unguided retrieval more closely.</w:t>
-      </w:r>
-    </w:p>
-    <w:p>
-      <w:pPr>
-        <w:pStyle w:val="BodyText"/>
-      </w:pPr>
-      <w:r>
-        <w:t xml:space="preserve">Open specification: Decide whether target-monitoring through</w:t>
+        <w:t xml:space="preserve">Open specification: Fix the deliberate-recall settings before writing this section as a result.</w:t>
+      </w:r>
+      <w:r>
+        <w:t xml:space="preserve"> </w:t>
+      </w:r>
+      <w:r>
+        <w:t xml:space="preserve">The core settings should emphasize film-directed start cueing and sharper selection, with target-monitoring through</w:t>
       </w:r>
       <w:r>
         <w:t xml:space="preserve"> </w:t>
@@ -9546,7 +9316,7 @@
         <w:t xml:space="preserve"> </w:t>
       </w:r>
       <w:r>
-        <w:t xml:space="preserve">is a core control mechanism or a sensitivity analysis.</w:t>
+        <w:t xml:space="preserve">treated as core only if the implemented simulations make it necessary.</w:t>
       </w:r>
       <w:r>
         <w:t xml:space="preserve"> </w:t>
@@ -9555,14 +9325,110 @@
         <w:t xml:space="preserve">The introduction currently emphasizes film-directed cueing and sharper selection more strongly than rejected-recall updating.</w:t>
       </w:r>
     </w:p>
+    <w:bookmarkEnd w:id="63"/>
+    <w:bookmarkStart w:id="64" w:name="X959c89e07921dad0e6427ddac0201e22ff6b885"/>
+    <w:p>
+      <w:pPr>
+        <w:pStyle w:val="Heading2"/>
+      </w:pPr>
+      <w:r>
+        <w:t xml:space="preserve">Simulation 3: Task Specificity and Source-Context Overlap</w:t>
+      </w:r>
+    </w:p>
+    <w:p>
+      <w:pPr>
+        <w:pStyle w:val="FirstParagraph"/>
+      </w:pPr>
+      <w:r>
+        <w:t xml:space="preserve">Premise: This simulation asks what makes a visuospatial task effective in model terms.</w:t>
+      </w:r>
+      <w:r>
+        <w:t xml:space="preserve"> </w:t>
+      </w:r>
+      <w:r>
+        <w:t xml:space="preserve">Competitor strength is one route by which task items become effective competitors.</w:t>
+      </w:r>
+      <w:r>
+        <w:t xml:space="preserve"> </w:t>
+      </w:r>
+      <w:r>
+        <w:t xml:space="preserve">Temporal and source-context overlap can amplify that competition when task items are cued alongside film items.</w:t>
+      </w:r>
+      <w:r>
+        <w:t xml:space="preserve"> </w:t>
+      </w:r>
+      <w:r>
+        <w:t xml:space="preserve">This section should distinguish model-level task properties from the surface label of a task as visuospatial.</w:t>
+      </w:r>
+    </w:p>
+    <w:p>
+      <w:pPr>
+        <w:pStyle w:val="BodyText"/>
+      </w:pPr>
+      <w:r>
+        <w:t xml:space="preserve">Primary readouts: The figure should show film-item access and task-competitor retrieval under task-strength and source-context-overlap variants.</w:t>
+      </w:r>
+      <w:r>
+        <w:t xml:space="preserve"> </w:t>
+      </w:r>
+      <w:r>
+        <w:t xml:space="preserve">If contextual overlap is also varied here, the display should make clear which factor changes competitor recruitment and which factor changes competitor success once cued.</w:t>
+      </w:r>
+      <w:r>
+        <w:t xml:space="preserve"> </w:t>
+      </w:r>
+      <w:r>
+        <w:t xml:space="preserve">Phase-resolved recall remains useful because the model’s explanation depends on task items entering retrieval alongside film items.</w:t>
+      </w:r>
+    </w:p>
+    <w:p>
+      <w:pPr>
+        <w:pStyle w:val="BodyText"/>
+      </w:pPr>
+      <w:r>
+        <w:t xml:space="preserve">Intended text take-away: The account does not require a special trace-weakening effect of visuospatial tasks.</w:t>
+      </w:r>
+      <w:r>
+        <w:t xml:space="preserve"> </w:t>
+      </w:r>
+      <w:r>
+        <w:t xml:space="preserve">Task effectiveness can be decomposed into retrieved-context properties: competitor strength, temporal-context overlap, source-context overlap, or their combination.</w:t>
+      </w:r>
+      <w:r>
+        <w:t xml:space="preserve"> </w:t>
+      </w:r>
+      <w:r>
+        <w:t xml:space="preserve">Source matching can be used as a sensitivity extension if it is run as a specific manipulation, but it should not become the main explanation unless the simulations make it central.</w:t>
+      </w:r>
+    </w:p>
+    <w:p>
+      <w:pPr>
+        <w:pStyle w:val="BodyText"/>
+      </w:pPr>
+      <w:r>
+        <w:t xml:space="preserve">Open specification: Decide whether source-context overlap is a main simulation or a sensitivity analysis.</w:t>
+      </w:r>
+      <w:r>
+        <w:t xml:space="preserve"> </w:t>
+      </w:r>
+      <w:r>
+        <w:t xml:space="preserve">Decide whether comparison-task conditions are best represented as weak task learning, lower temporal overlap, lower source overlap, or a particular combination tied to an empirical contrast.</w:t>
+      </w:r>
+      <w:r>
+        <w:t xml:space="preserve"> </w:t>
+      </w:r>
+      <w:r>
+        <w:t xml:space="preserve">Reminder timing is not a separate numbered package in the current scaffold; graded reminder reinstatement or drift can enter here only if needed to specify contextual overlap for task-specificity contrasts.</w:t>
+      </w:r>
+    </w:p>
     <w:bookmarkEnd w:id="64"/>
-    <w:bookmarkStart w:id="65" w:name="X4e2c45a43ed3089f632b0e88f82303adf550a66"/>
+    <w:bookmarkStart w:id="65" w:name="Xbb86edf9a8761741bf156e8f8f4d3ff038dd223"/>
     <w:p>
       <w:pPr>
         <w:pStyle w:val="Heading2"/>
       </w:pPr>
       <w:r>
-        <w:t xml:space="preserve">Simulation 4: Reminder and Timing Boundary Conditions</w:t>
+        <w:t xml:space="preserve">Simulation 4: Cue Support and Test-Format Extensions</w:t>
       </w:r>
     </w:p>
     <w:p>
@@ -9570,19 +9436,25 @@
         <w:pStyle w:val="FirstParagraph"/>
       </w:pPr>
       <w:r>
-        <w:t xml:space="preserve">Premise: After Simulation 1 shows that reminder presence increases task competition, this simulation asks how delayed interference depends on graded reinstatement and drift.</w:t>
-      </w:r>
-      <w:r>
-        <w:t xml:space="preserve"> </w:t>
-      </w:r>
-      <w:r>
-        <w:t xml:space="preserve">The delayed-reminder case applies the overlap mechanism after context has moved away from the film.</w:t>
-      </w:r>
-      <w:r>
-        <w:t xml:space="preserve"> </w:t>
-      </w:r>
-      <w:r>
-        <w:t xml:space="preserve">A reminder reinstates film-associated context before task encoding by first shifting toward start context and then applying sequential film-item cues without new learning.</w:t>
+        <w:t xml:space="preserve">Premise: Intrusion diaries, vigilance-style monitoring, free recall, cued recall, and recognition-like tests differ in how much they rely on broad context-to-feature search versus film-directed retrieval support.</w:t>
+      </w:r>
+      <w:r>
+        <w:t xml:space="preserve"> </w:t>
+      </w:r>
+      <w:r>
+        <w:t xml:space="preserve">This section asks how film-related monitoring cues and tests that supply a film item alter vulnerability to task interference.</w:t>
+      </w:r>
+      <w:r>
+        <w:t xml:space="preserve"> </w:t>
+      </w:r>
+      <w:r>
+        <w:t xml:space="preserve">The section should only become a simulation result if each test format is assigned a concrete retrieval or cueing setting.</w:t>
+      </w:r>
+      <w:r>
+        <w:t xml:space="preserve"> </w:t>
+      </w:r>
+      <w:r>
+        <w:t xml:space="preserve">Candidate settings include unguided retrieval from ongoing context, monitoring with film-related cues, deliberate recall with film-directed start cueing, cued recall with stronger external support, and supplied-film-item access.</w:t>
       </w:r>
     </w:p>
     <w:p>
@@ -9590,19 +9462,19 @@
         <w:pStyle w:val="BodyText"/>
       </w:pPr>
       <w:r>
-        <w:t xml:space="preserve">Primary readouts: The figure should show how weak versus strong reminder reinstatement changes phase-resolved recall and film-item access after a fixed task phase.</w:t>
-      </w:r>
-      <w:r>
-        <w:t xml:space="preserve"> </w:t>
-      </w:r>
-      <w:r>
-        <w:t xml:space="preserve">If delay or filler length is varied, the figure should make clear whether the effect comes from reinstatement strength, subsequent drift, or their combination.</w:t>
-      </w:r>
-      <w:r>
-        <w:t xml:space="preserve"> </w:t>
-      </w:r>
-      <w:r>
-        <w:t xml:space="preserve">Task-competitor retrieval should remain visible enough to show whether boundary-condition effects operate through competitor recruitment.</w:t>
+        <w:t xml:space="preserve">Primary readouts: The figure should show a graded vulnerability profile across retrieval and cueing settings under the same stored associations.</w:t>
+      </w:r>
+      <w:r>
+        <w:t xml:space="preserve"> </w:t>
+      </w:r>
+      <w:r>
+        <w:t xml:space="preserve">The useful result is a continuum of film-item impairment across broad unguided search, film-cued monitoring, deliberate recall, and supplied-film-item access.</w:t>
+      </w:r>
+      <w:r>
+        <w:t xml:space="preserve"> </w:t>
+      </w:r>
+      <w:r>
+        <w:t xml:space="preserve">The display should avoid implying a full recognition decision model unless such a mechanism is added.</w:t>
       </w:r>
     </w:p>
     <w:p>
@@ -9610,19 +9482,19 @@
         <w:pStyle w:val="BodyText"/>
       </w:pPr>
       <w:r>
-        <w:t xml:space="preserve">Intended text take-away: This section connects the model to post-reminder interventions.</w:t>
-      </w:r>
-      <w:r>
-        <w:t xml:space="preserve"> </w:t>
-      </w:r>
-      <w:r>
-        <w:t xml:space="preserve">Delayed effects depend on graded reinstatement and drift, rather than an all-or-none storage-disruption window.</w:t>
-      </w:r>
-      <w:r>
-        <w:t xml:space="preserve"> </w:t>
-      </w:r>
-      <w:r>
-        <w:t xml:space="preserve">The reminder restores the contextual condition required for later task encoding to affect film-item retrieval.</w:t>
+        <w:t xml:space="preserve">Intended text take-away: This section interprets heterogeneity across empirical paradigms without treating intrusion and voluntary memory as fixed computational kinds.</w:t>
+      </w:r>
+      <w:r>
+        <w:t xml:space="preserve"> </w:t>
+      </w:r>
+      <w:r>
+        <w:t xml:space="preserve">The model predicts a continuum of vulnerability depending on how much the task supports film-directed retrieval or supplies film items as cues.</w:t>
+      </w:r>
+      <w:r>
+        <w:t xml:space="preserve"> </w:t>
+      </w:r>
+      <w:r>
+        <w:t xml:space="preserve">Cue-rich tests should narrow the intrusion-voluntary-memory dissociation because they reduce reliance on broad context-to-feature sampling.</w:t>
       </w:r>
     </w:p>
     <w:p>
@@ -9630,224 +9502,44 @@
         <w:pStyle w:val="BodyText"/>
       </w:pPr>
       <w:r>
-        <w:t xml:space="preserve">Open specification: Decide whether the main comparison is zero/weak reminder reinstatement versus strong reminder reinstatement, a reminder-strength sweep, a delay/drift sweep, or a compact factorial combination.</w:t>
-      </w:r>
-      <w:r>
-        <w:t xml:space="preserve"> </w:t>
-      </w:r>
-      <w:r>
-        <w:t xml:space="preserve">Decide whether immediate interference remains a baseline within this section or is treated as the contrast condition established in Simulation 1.</w:t>
+        <w:t xml:space="preserve">Open specification: The mapping from empirical test format to model setting is the main unresolved piece.</w:t>
+      </w:r>
+      <w:r>
+        <w:t xml:space="preserve"> </w:t>
+      </w:r>
+      <w:r>
+        <w:t xml:space="preserve">If the mapping remains qualitative, this material belongs in the discussion rather than as a numbered simulation.</w:t>
+      </w:r>
+      <w:r>
+        <w:t xml:space="preserve"> </w:t>
+      </w:r>
+      <w:r>
+        <w:t xml:space="preserve">Decide whether supplied-film-item access is implemented strongly enough to justify splitting this section into a separate recognition-like simulation later.</w:t>
       </w:r>
     </w:p>
     <w:bookmarkEnd w:id="65"/>
-    <w:bookmarkStart w:id="66" w:name="X8f13dd31699f6be4bb876276554fb91bb4e3a48"/>
-    <w:p>
-      <w:pPr>
-        <w:pStyle w:val="Heading2"/>
-      </w:pPr>
-      <w:r>
-        <w:t xml:space="preserve">Simulation 5: Task Specificity and Affective Overlap</w:t>
-      </w:r>
-    </w:p>
-    <w:p>
-      <w:pPr>
-        <w:pStyle w:val="FirstParagraph"/>
-      </w:pPr>
-      <w:r>
-        <w:t xml:space="preserve">Premise: This simulation asks what makes a visuospatial task effective in model terms.</w:t>
-      </w:r>
-      <w:r>
-        <w:t xml:space="preserve"> </w:t>
-      </w:r>
-      <w:r>
-        <w:t xml:space="preserve">Competitor strength is one route by which task items become effective competitors.</w:t>
-      </w:r>
-      <w:r>
-        <w:t xml:space="preserve"> </w:t>
-      </w:r>
-      <w:r>
-        <w:t xml:space="preserve">Contextual and affective overlap can amplify that competition when task items are cued alongside film items.</w:t>
-      </w:r>
-      <w:r>
-        <w:t xml:space="preserve"> </w:t>
-      </w:r>
-      <w:r>
-        <w:t xml:space="preserve">This section should distinguish model-level task properties from the surface label of a task as visuospatial.</w:t>
-      </w:r>
-    </w:p>
-    <w:p>
-      <w:pPr>
-        <w:pStyle w:val="BodyText"/>
-      </w:pPr>
-      <w:r>
-        <w:t xml:space="preserve">Primary readouts: The figure should show film-item access and task-competitor retrieval under task-strength and affective-overlap variants.</w:t>
-      </w:r>
-      <w:r>
-        <w:t xml:space="preserve"> </w:t>
-      </w:r>
-      <w:r>
-        <w:t xml:space="preserve">If contextual overlap is also varied here, the display should make clear which factor changes competitor recruitment and which factor changes competitor success once cued.</w:t>
-      </w:r>
-      <w:r>
-        <w:t xml:space="preserve"> </w:t>
-      </w:r>
-      <w:r>
-        <w:t xml:space="preserve">Phase-resolved recall remains useful because the model’s explanation depends on task items entering retrieval alongside film items.</w:t>
-      </w:r>
-    </w:p>
-    <w:p>
-      <w:pPr>
-        <w:pStyle w:val="BodyText"/>
-      </w:pPr>
-      <w:r>
-        <w:t xml:space="preserve">Intended text take-away: The account does not require a special trace-weakening effect of visuospatial tasks.</w:t>
-      </w:r>
-      <w:r>
-        <w:t xml:space="preserve"> </w:t>
-      </w:r>
-      <w:r>
-        <w:t xml:space="preserve">Task effectiveness can be decomposed into retrieved-context properties: competitor strength, contextual overlap, affective overlap, or their combination.</w:t>
-      </w:r>
-      <w:r>
-        <w:t xml:space="preserve"> </w:t>
-      </w:r>
-      <w:r>
-        <w:t xml:space="preserve">Affective matching can be used as a sensitivity extension if it is run as a specific manipulation, but it should not become the main explanation unless the simulations make it central.</w:t>
-      </w:r>
-    </w:p>
-    <w:p>
-      <w:pPr>
-        <w:pStyle w:val="BodyText"/>
-      </w:pPr>
-      <w:r>
-        <w:t xml:space="preserve">Open specification: Decide whether affective overlap is a main simulation or a sensitivity analysis.</w:t>
-      </w:r>
-      <w:r>
-        <w:t xml:space="preserve"> </w:t>
-      </w:r>
-      <w:r>
-        <w:t xml:space="preserve">Decide whether comparison-task conditions are best represented as weak task learning, lower overlap, lower affective overlap, or a particular combination tied to an empirical contrast.</w:t>
-      </w:r>
-    </w:p>
     <w:bookmarkEnd w:id="66"/>
-    <w:bookmarkStart w:id="67" w:name="X34b78819c3c9c63aaecccc23d6b34f0539f8200"/>
-    <w:p>
-      <w:pPr>
-        <w:pStyle w:val="Heading2"/>
-      </w:pPr>
-      <w:r>
-        <w:t xml:space="preserve">Simulation 6: Cue Support and Test-Format Extensions</w:t>
-      </w:r>
-    </w:p>
-    <w:p>
-      <w:pPr>
-        <w:pStyle w:val="FirstParagraph"/>
-      </w:pPr>
-      <w:r>
-        <w:t xml:space="preserve">Premise: Intrusion diaries, vigilance-style monitoring, free recall, cued recall, and recognition-like tests differ in how much they rely on broad context-to-feature search versus film-directed retrieval support.</w:t>
-      </w:r>
-      <w:r>
-        <w:t xml:space="preserve"> </w:t>
-      </w:r>
-      <w:r>
-        <w:t xml:space="preserve">This section asks how film-related monitoring cues and tests that supply a film item alter vulnerability to task interference.</w:t>
-      </w:r>
-      <w:r>
-        <w:t xml:space="preserve"> </w:t>
-      </w:r>
-      <w:r>
-        <w:t xml:space="preserve">The section should only become a simulation result if each test format is assigned a concrete retrieval or cueing setting.</w:t>
-      </w:r>
-      <w:r>
-        <w:t xml:space="preserve"> </w:t>
-      </w:r>
-      <w:r>
-        <w:t xml:space="preserve">Candidate settings include unguided retrieval from ongoing context, monitoring with film-related cues, deliberate recall with film-directed start cueing, cued recall with stronger external support, and supplied-film-item access.</w:t>
-      </w:r>
-    </w:p>
-    <w:p>
-      <w:pPr>
-        <w:pStyle w:val="BodyText"/>
-      </w:pPr>
-      <w:r>
-        <w:t xml:space="preserve">Primary readouts: The figure should show a graded vulnerability profile across retrieval and cueing settings under the same stored associations.</w:t>
-      </w:r>
-      <w:r>
-        <w:t xml:space="preserve"> </w:t>
-      </w:r>
-      <w:r>
-        <w:t xml:space="preserve">The useful result is a continuum of film-item impairment across broad unguided search, film-cued monitoring, deliberate recall, and supplied-film-item access.</w:t>
-      </w:r>
-      <w:r>
-        <w:t xml:space="preserve"> </w:t>
-      </w:r>
-      <w:r>
-        <w:t xml:space="preserve">The display should avoid implying a full recognition decision model unless such a mechanism is added.</w:t>
-      </w:r>
-    </w:p>
-    <w:p>
-      <w:pPr>
-        <w:pStyle w:val="BodyText"/>
-      </w:pPr>
-      <w:r>
-        <w:t xml:space="preserve">Intended text take-away: This section interprets heterogeneity across empirical paradigms without treating intrusion and voluntary memory as fixed computational kinds.</w:t>
-      </w:r>
-      <w:r>
-        <w:t xml:space="preserve"> </w:t>
-      </w:r>
-      <w:r>
-        <w:t xml:space="preserve">The model predicts a continuum of vulnerability depending on how much the task supports film-directed retrieval or supplies film items as cues.</w:t>
-      </w:r>
-      <w:r>
-        <w:t xml:space="preserve"> </w:t>
-      </w:r>
-      <w:r>
-        <w:t xml:space="preserve">Cue-rich tests should narrow the intrusion-voluntary-memory dissociation because they reduce reliance on broad context-to-feature sampling.</w:t>
-      </w:r>
-    </w:p>
-    <w:p>
-      <w:pPr>
-        <w:pStyle w:val="BodyText"/>
-      </w:pPr>
-      <w:r>
-        <w:t xml:space="preserve">Open specification: The mapping from empirical test format to model setting is the main unresolved piece.</w:t>
-      </w:r>
-      <w:r>
-        <w:t xml:space="preserve"> </w:t>
-      </w:r>
-      <w:r>
-        <w:t xml:space="preserve">If the mapping remains qualitative, this material belongs in the discussion rather than as a numbered simulation.</w:t>
-      </w:r>
-      <w:r>
-        <w:t xml:space="preserve"> </w:t>
-      </w:r>
-      <w:r>
-        <w:t xml:space="preserve">Decide whether supplied-film-item access is implemented strongly enough to justify splitting this section into a separate recognition-like simulation later.</w:t>
+    <w:bookmarkStart w:id="67" w:name="general-discussion"/>
+    <w:p>
+      <w:pPr>
+        <w:pStyle w:val="Heading1"/>
+      </w:pPr>
+      <w:r>
+        <w:t xml:space="preserve">General Discussion</w:t>
       </w:r>
     </w:p>
     <w:bookmarkEnd w:id="67"/>
-    <w:bookmarkEnd w:id="68"/>
-    <w:bookmarkStart w:id="69" w:name="general-discussion"/>
+    <w:bookmarkStart w:id="138" w:name="references"/>
     <w:p>
       <w:pPr>
         <w:pStyle w:val="Heading1"/>
       </w:pPr>
       <w:r>
-        <w:t xml:space="preserve">General Discussion</w:t>
-      </w:r>
-    </w:p>
-    <w:bookmarkEnd w:id="69"/>
-    <w:bookmarkStart w:id="140" w:name="references"/>
-    <w:p>
-      <w:pPr>
-        <w:pStyle w:val="Heading1"/>
-      </w:pPr>
-      <w:r>
         <w:t xml:space="preserve">References</w:t>
       </w:r>
     </w:p>
-    <w:bookmarkStart w:id="139" w:name="refs"/>
-    <w:bookmarkStart w:id="71" w:name="ref-asselbergs2023systematic"/>
+    <w:bookmarkStart w:id="137" w:name="refs"/>
+    <w:bookmarkStart w:id="69" w:name="ref-asselbergs2023systematic"/>
     <w:p>
       <w:pPr>
         <w:pStyle w:val="Bibliography"/>
@@ -9884,7 +9576,7 @@
       <w:r>
         <w:t xml:space="preserve"> </w:t>
       </w:r>
-      <w:hyperlink r:id="rId70">
+      <w:hyperlink r:id="rId68">
         <w:r>
           <w:rPr>
             <w:rStyle w:val="Hyperlink"/>
@@ -9893,8 +9585,8 @@
         </w:r>
       </w:hyperlink>
     </w:p>
-    <w:bookmarkEnd w:id="71"/>
-    <w:bookmarkStart w:id="73" w:name="ref-brewin2014episodic"/>
+    <w:bookmarkEnd w:id="69"/>
+    <w:bookmarkStart w:id="71" w:name="ref-brewin2014episodic"/>
     <w:p>
       <w:pPr>
         <w:pStyle w:val="Bibliography"/>
@@ -9931,7 +9623,7 @@
       <w:r>
         <w:t xml:space="preserve"> </w:t>
       </w:r>
-      <w:hyperlink r:id="rId72">
+      <w:hyperlink r:id="rId70">
         <w:r>
           <w:rPr>
             <w:rStyle w:val="Hyperlink"/>
@@ -9940,8 +9632,8 @@
         </w:r>
       </w:hyperlink>
     </w:p>
-    <w:bookmarkEnd w:id="73"/>
-    <w:bookmarkStart w:id="75" w:name="ref-brewin1996dual"/>
+    <w:bookmarkEnd w:id="71"/>
+    <w:bookmarkStart w:id="73" w:name="ref-brewin1996dual"/>
     <w:p>
       <w:pPr>
         <w:pStyle w:val="Bibliography"/>
@@ -9978,7 +9670,7 @@
       <w:r>
         <w:t xml:space="preserve"> </w:t>
       </w:r>
-      <w:hyperlink r:id="rId74">
+      <w:hyperlink r:id="rId72">
         <w:r>
           <w:rPr>
             <w:rStyle w:val="Hyperlink"/>
@@ -9987,8 +9679,8 @@
         </w:r>
       </w:hyperlink>
     </w:p>
-    <w:bookmarkEnd w:id="75"/>
-    <w:bookmarkStart w:id="77" w:name="ref-brewin2010intrusive"/>
+    <w:bookmarkEnd w:id="73"/>
+    <w:bookmarkStart w:id="75" w:name="ref-brewin2010intrusive"/>
     <w:p>
       <w:pPr>
         <w:pStyle w:val="Bibliography"/>
@@ -10025,7 +9717,7 @@
       <w:r>
         <w:t xml:space="preserve"> </w:t>
       </w:r>
-      <w:hyperlink r:id="rId76">
+      <w:hyperlink r:id="rId74">
         <w:r>
           <w:rPr>
             <w:rStyle w:val="Hyperlink"/>
@@ -10034,8 +9726,8 @@
         </w:r>
       </w:hyperlink>
     </w:p>
-    <w:bookmarkEnd w:id="77"/>
-    <w:bookmarkStart w:id="79" w:name="ref-cohen2022memory"/>
+    <w:bookmarkEnd w:id="75"/>
+    <w:bookmarkStart w:id="77" w:name="ref-cohen2022memory"/>
     <w:p>
       <w:pPr>
         <w:pStyle w:val="Bibliography"/>
@@ -10072,7 +9764,7 @@
       <w:r>
         <w:t xml:space="preserve"> </w:t>
       </w:r>
-      <w:hyperlink r:id="rId78">
+      <w:hyperlink r:id="rId76">
         <w:r>
           <w:rPr>
             <w:rStyle w:val="Hyperlink"/>
@@ -10081,8 +9773,8 @@
         </w:r>
       </w:hyperlink>
     </w:p>
-    <w:bookmarkEnd w:id="79"/>
-    <w:bookmarkStart w:id="81" w:name="ref-deeprose2012imagery"/>
+    <w:bookmarkEnd w:id="77"/>
+    <w:bookmarkStart w:id="79" w:name="ref-deeprose2012imagery"/>
     <w:p>
       <w:pPr>
         <w:pStyle w:val="Bibliography"/>
@@ -10119,7 +9811,7 @@
       <w:r>
         <w:t xml:space="preserve"> </w:t>
       </w:r>
-      <w:hyperlink r:id="rId80">
+      <w:hyperlink r:id="rId78">
         <w:r>
           <w:rPr>
             <w:rStyle w:val="Hyperlink"/>
@@ -10128,8 +9820,8 @@
         </w:r>
       </w:hyperlink>
     </w:p>
-    <w:bookmarkEnd w:id="81"/>
-    <w:bookmarkStart w:id="82" w:name="ref-dupertuys2026ukraine"/>
+    <w:bookmarkEnd w:id="79"/>
+    <w:bookmarkStart w:id="80" w:name="ref-dupertuys2026ukraine"/>
     <w:p>
       <w:pPr>
         <w:pStyle w:val="Bibliography"/>
@@ -10165,8 +9857,8 @@
         <w:t xml:space="preserve">.</w:t>
       </w:r>
     </w:p>
-    <w:bookmarkEnd w:id="82"/>
-    <w:bookmarkStart w:id="84" w:name="ref-ehlers2000cognitive"/>
+    <w:bookmarkEnd w:id="80"/>
+    <w:bookmarkStart w:id="82" w:name="ref-ehlers2000cognitive"/>
     <w:p>
       <w:pPr>
         <w:pStyle w:val="Bibliography"/>
@@ -10203,7 +9895,7 @@
       <w:r>
         <w:t xml:space="preserve"> </w:t>
       </w:r>
-      <w:hyperlink r:id="rId83">
+      <w:hyperlink r:id="rId81">
         <w:r>
           <w:rPr>
             <w:rStyle w:val="Hyperlink"/>
@@ -10212,8 +9904,8 @@
         </w:r>
       </w:hyperlink>
     </w:p>
-    <w:bookmarkEnd w:id="84"/>
-    <w:bookmarkStart w:id="86" w:name="ref-holmes2008inducing"/>
+    <w:bookmarkEnd w:id="82"/>
+    <w:bookmarkStart w:id="84" w:name="ref-holmes2008inducing"/>
     <w:p>
       <w:pPr>
         <w:pStyle w:val="Bibliography"/>
@@ -10250,7 +9942,7 @@
       <w:r>
         <w:t xml:space="preserve"> </w:t>
       </w:r>
-      <w:hyperlink r:id="rId85">
+      <w:hyperlink r:id="rId83">
         <w:r>
           <w:rPr>
             <w:rStyle w:val="Hyperlink"/>
@@ -10259,8 +9951,8 @@
         </w:r>
       </w:hyperlink>
     </w:p>
-    <w:bookmarkEnd w:id="86"/>
-    <w:bookmarkStart w:id="88" w:name="ref-holmes2004trauma"/>
+    <w:bookmarkEnd w:id="84"/>
+    <w:bookmarkStart w:id="86" w:name="ref-holmes2004trauma"/>
     <w:p>
       <w:pPr>
         <w:pStyle w:val="Bibliography"/>
@@ -10297,7 +9989,7 @@
       <w:r>
         <w:t xml:space="preserve"> </w:t>
       </w:r>
-      <w:hyperlink r:id="rId87">
+      <w:hyperlink r:id="rId85">
         <w:r>
           <w:rPr>
             <w:rStyle w:val="Hyperlink"/>
@@ -10306,8 +9998,8 @@
         </w:r>
       </w:hyperlink>
     </w:p>
-    <w:bookmarkEnd w:id="88"/>
-    <w:bookmarkStart w:id="90" w:name="ref-holmes2009can"/>
+    <w:bookmarkEnd w:id="86"/>
+    <w:bookmarkStart w:id="88" w:name="ref-holmes2009can"/>
     <w:p>
       <w:pPr>
         <w:pStyle w:val="Bibliography"/>
@@ -10356,7 +10048,7 @@
       <w:r>
         <w:t xml:space="preserve"> </w:t>
       </w:r>
-      <w:hyperlink r:id="rId89">
+      <w:hyperlink r:id="rId87">
         <w:r>
           <w:rPr>
             <w:rStyle w:val="Hyperlink"/>
@@ -10365,8 +10057,8 @@
         </w:r>
       </w:hyperlink>
     </w:p>
-    <w:bookmarkEnd w:id="90"/>
-    <w:bookmarkStart w:id="92" w:name="ref-holmes2010key"/>
+    <w:bookmarkEnd w:id="88"/>
+    <w:bookmarkStart w:id="90" w:name="ref-holmes2010key"/>
     <w:p>
       <w:pPr>
         <w:pStyle w:val="Bibliography"/>
@@ -10424,7 +10116,7 @@
       <w:r>
         <w:t xml:space="preserve"> </w:t>
       </w:r>
-      <w:hyperlink r:id="rId91">
+      <w:hyperlink r:id="rId89">
         <w:r>
           <w:rPr>
             <w:rStyle w:val="Hyperlink"/>
@@ -10433,8 +10125,8 @@
         </w:r>
       </w:hyperlink>
     </w:p>
-    <w:bookmarkEnd w:id="92"/>
-    <w:bookmarkStart w:id="94" w:name="ref-horsch2017reducing"/>
+    <w:bookmarkEnd w:id="90"/>
+    <w:bookmarkStart w:id="92" w:name="ref-horsch2017reducing"/>
     <w:p>
       <w:pPr>
         <w:pStyle w:val="Bibliography"/>
@@ -10471,7 +10163,7 @@
       <w:r>
         <w:t xml:space="preserve"> </w:t>
       </w:r>
-      <w:hyperlink r:id="rId93">
+      <w:hyperlink r:id="rId91">
         <w:r>
           <w:rPr>
             <w:rStyle w:val="Hyperlink"/>
@@ -10480,8 +10172,8 @@
         </w:r>
       </w:hyperlink>
     </w:p>
-    <w:bookmarkEnd w:id="94"/>
-    <w:bookmarkStart w:id="96" w:name="ref-howard2002distributed"/>
+    <w:bookmarkEnd w:id="92"/>
+    <w:bookmarkStart w:id="94" w:name="ref-howard2002distributed"/>
     <w:p>
       <w:pPr>
         <w:pStyle w:val="Bibliography"/>
@@ -10518,7 +10210,7 @@
       <w:r>
         <w:t xml:space="preserve"> </w:t>
       </w:r>
-      <w:hyperlink r:id="rId95">
+      <w:hyperlink r:id="rId93">
         <w:r>
           <w:rPr>
             <w:rStyle w:val="Hyperlink"/>
@@ -10527,8 +10219,8 @@
         </w:r>
       </w:hyperlink>
     </w:p>
-    <w:bookmarkEnd w:id="96"/>
-    <w:bookmarkStart w:id="97" w:name="ref-howard2008persistence"/>
+    <w:bookmarkEnd w:id="94"/>
+    <w:bookmarkStart w:id="95" w:name="ref-howard2008persistence"/>
     <w:p>
       <w:pPr>
         <w:pStyle w:val="Bibliography"/>
@@ -10563,8 +10255,8 @@
         <w:t xml:space="preserve">(1), 58–63.</w:t>
       </w:r>
     </w:p>
-    <w:bookmarkEnd w:id="97"/>
-    <w:bookmarkStart w:id="99" w:name="ref-iyadurai2018preventing"/>
+    <w:bookmarkEnd w:id="95"/>
+    <w:bookmarkStart w:id="97" w:name="ref-iyadurai2018preventing"/>
     <w:p>
       <w:pPr>
         <w:pStyle w:val="Bibliography"/>
@@ -10613,7 +10305,7 @@
       <w:r>
         <w:t xml:space="preserve"> </w:t>
       </w:r>
-      <w:hyperlink r:id="rId98">
+      <w:hyperlink r:id="rId96">
         <w:r>
           <w:rPr>
             <w:rStyle w:val="Hyperlink"/>
@@ -10622,8 +10314,8 @@
         </w:r>
       </w:hyperlink>
     </w:p>
-    <w:bookmarkEnd w:id="99"/>
-    <w:bookmarkStart w:id="101" w:name="ref-iyadurai2019intrusive"/>
+    <w:bookmarkEnd w:id="97"/>
+    <w:bookmarkStart w:id="99" w:name="ref-iyadurai2019intrusive"/>
     <w:p>
       <w:pPr>
         <w:pStyle w:val="Bibliography"/>
@@ -10660,7 +10352,7 @@
       <w:r>
         <w:t xml:space="preserve"> </w:t>
       </w:r>
-      <w:hyperlink r:id="rId100">
+      <w:hyperlink r:id="rId98">
         <w:r>
           <w:rPr>
             <w:rStyle w:val="Hyperlink"/>
@@ -10669,8 +10361,8 @@
         </w:r>
       </w:hyperlink>
     </w:p>
-    <w:bookmarkEnd w:id="101"/>
-    <w:bookmarkStart w:id="103" w:name="ref-james2015computer"/>
+    <w:bookmarkEnd w:id="99"/>
+    <w:bookmarkStart w:id="101" w:name="ref-james2015computer"/>
     <w:p>
       <w:pPr>
         <w:pStyle w:val="Bibliography"/>
@@ -10707,7 +10399,7 @@
       <w:r>
         <w:t xml:space="preserve"> </w:t>
       </w:r>
-      <w:hyperlink r:id="rId102">
+      <w:hyperlink r:id="rId100">
         <w:r>
           <w:rPr>
             <w:rStyle w:val="Hyperlink"/>
@@ -10716,8 +10408,8 @@
         </w:r>
       </w:hyperlink>
     </w:p>
-    <w:bookmarkEnd w:id="103"/>
-    <w:bookmarkStart w:id="105" w:name="ref-james2016trauma"/>
+    <w:bookmarkEnd w:id="101"/>
+    <w:bookmarkStart w:id="103" w:name="ref-james2016trauma"/>
     <w:p>
       <w:pPr>
         <w:pStyle w:val="Bibliography"/>
@@ -10754,7 +10446,7 @@
       <w:r>
         <w:t xml:space="preserve"> </w:t>
       </w:r>
-      <w:hyperlink r:id="rId104">
+      <w:hyperlink r:id="rId102">
         <w:r>
           <w:rPr>
             <w:rStyle w:val="Hyperlink"/>
@@ -10763,8 +10455,8 @@
         </w:r>
       </w:hyperlink>
     </w:p>
-    <w:bookmarkEnd w:id="105"/>
-    <w:bookmarkStart w:id="106" w:name="ref-kahana1996associative"/>
+    <w:bookmarkEnd w:id="103"/>
+    <w:bookmarkStart w:id="104" w:name="ref-kahana1996associative"/>
     <w:p>
       <w:pPr>
         <w:pStyle w:val="Bibliography"/>
@@ -10799,8 +10491,8 @@
         <w:t xml:space="preserve">(1), 103–109.</w:t>
       </w:r>
     </w:p>
-    <w:bookmarkEnd w:id="106"/>
-    <w:bookmarkStart w:id="108" w:name="ref-kanstrup2021single"/>
+    <w:bookmarkEnd w:id="104"/>
+    <w:bookmarkStart w:id="106" w:name="ref-kanstrup2021single"/>
     <w:p>
       <w:pPr>
         <w:pStyle w:val="Bibliography"/>
@@ -10837,7 +10529,7 @@
       <w:r>
         <w:t xml:space="preserve"> </w:t>
       </w:r>
-      <w:hyperlink r:id="rId107">
+      <w:hyperlink r:id="rId105">
         <w:r>
           <w:rPr>
             <w:rStyle w:val="Hyperlink"/>
@@ -10846,8 +10538,8 @@
         </w:r>
       </w:hyperlink>
     </w:p>
-    <w:bookmarkEnd w:id="108"/>
-    <w:bookmarkStart w:id="110" w:name="ref-kessler2020visuospatial"/>
+    <w:bookmarkEnd w:id="106"/>
+    <w:bookmarkStart w:id="108" w:name="ref-kessler2020visuospatial"/>
     <w:p>
       <w:pPr>
         <w:pStyle w:val="Bibliography"/>
@@ -10884,7 +10576,7 @@
       <w:r>
         <w:t xml:space="preserve"> </w:t>
       </w:r>
-      <w:hyperlink r:id="rId109">
+      <w:hyperlink r:id="rId107">
         <w:r>
           <w:rPr>
             <w:rStyle w:val="Hyperlink"/>
@@ -10893,8 +10585,8 @@
         </w:r>
       </w:hyperlink>
     </w:p>
-    <w:bookmarkEnd w:id="110"/>
-    <w:bookmarkStart w:id="112" w:name="ref-kindt2009beyond"/>
+    <w:bookmarkEnd w:id="108"/>
+    <w:bookmarkStart w:id="110" w:name="ref-kindt2009beyond"/>
     <w:p>
       <w:pPr>
         <w:pStyle w:val="Bibliography"/>
@@ -10931,7 +10623,7 @@
       <w:r>
         <w:t xml:space="preserve"> </w:t>
       </w:r>
-      <w:hyperlink r:id="rId111">
+      <w:hyperlink r:id="rId109">
         <w:r>
           <w:rPr>
             <w:rStyle w:val="Hyperlink"/>
@@ -10940,8 +10632,8 @@
         </w:r>
       </w:hyperlink>
     </w:p>
-    <w:bookmarkEnd w:id="112"/>
-    <w:bookmarkStart w:id="114" w:name="ref-krans2009intrusive"/>
+    <w:bookmarkEnd w:id="110"/>
+    <w:bookmarkStart w:id="112" w:name="ref-krans2009intrusive"/>
     <w:p>
       <w:pPr>
         <w:pStyle w:val="Bibliography"/>
@@ -10978,7 +10670,7 @@
       <w:r>
         <w:t xml:space="preserve"> </w:t>
       </w:r>
-      <w:hyperlink r:id="rId113">
+      <w:hyperlink r:id="rId111">
         <w:r>
           <w:rPr>
             <w:rStyle w:val="Hyperlink"/>
@@ -10987,8 +10679,8 @@
         </w:r>
       </w:hyperlink>
     </w:p>
-    <w:bookmarkEnd w:id="114"/>
-    <w:bookmarkStart w:id="116" w:name="ref-lau2019intrusive"/>
+    <w:bookmarkEnd w:id="112"/>
+    <w:bookmarkStart w:id="114" w:name="ref-lau2019intrusive"/>
     <w:p>
       <w:pPr>
         <w:pStyle w:val="Bibliography"/>
@@ -11025,7 +10717,7 @@
       <w:r>
         <w:t xml:space="preserve"> </w:t>
       </w:r>
-      <w:hyperlink r:id="rId115">
+      <w:hyperlink r:id="rId113">
         <w:r>
           <w:rPr>
             <w:rStyle w:val="Hyperlink"/>
@@ -11034,8 +10726,8 @@
         </w:r>
       </w:hyperlink>
     </w:p>
-    <w:bookmarkEnd w:id="116"/>
-    <w:bookmarkStart w:id="118" w:name="ref-lau2021selectively"/>
+    <w:bookmarkEnd w:id="114"/>
+    <w:bookmarkStart w:id="116" w:name="ref-lau2021selectively"/>
     <w:p>
       <w:pPr>
         <w:pStyle w:val="Bibliography"/>
@@ -11072,7 +10764,7 @@
       <w:r>
         <w:t xml:space="preserve"> </w:t>
       </w:r>
-      <w:hyperlink r:id="rId117">
+      <w:hyperlink r:id="rId115">
         <w:r>
           <w:rPr>
             <w:rStyle w:val="Hyperlink"/>
@@ -11081,8 +10773,8 @@
         </w:r>
       </w:hyperlink>
     </w:p>
-    <w:bookmarkEnd w:id="118"/>
-    <w:bookmarkStart w:id="120" w:name="ref-lohnas2015expanding"/>
+    <w:bookmarkEnd w:id="116"/>
+    <w:bookmarkStart w:id="118" w:name="ref-lohnas2015expanding"/>
     <w:p>
       <w:pPr>
         <w:pStyle w:val="Bibliography"/>
@@ -11119,7 +10811,7 @@
       <w:r>
         <w:t xml:space="preserve"> </w:t>
       </w:r>
-      <w:hyperlink r:id="rId119">
+      <w:hyperlink r:id="rId117">
         <w:r>
           <w:rPr>
             <w:rStyle w:val="Hyperlink"/>
@@ -11128,8 +10820,8 @@
         </w:r>
       </w:hyperlink>
     </w:p>
-    <w:bookmarkEnd w:id="120"/>
-    <w:bookmarkStart w:id="122" w:name="ref-polyn2009context"/>
+    <w:bookmarkEnd w:id="118"/>
+    <w:bookmarkStart w:id="120" w:name="ref-polyn2009context"/>
     <w:p>
       <w:pPr>
         <w:pStyle w:val="Bibliography"/>
@@ -11166,7 +10858,7 @@
       <w:r>
         <w:t xml:space="preserve"> </w:t>
       </w:r>
-      <w:hyperlink r:id="rId121">
+      <w:hyperlink r:id="rId119">
         <w:r>
           <w:rPr>
             <w:rStyle w:val="Hyperlink"/>
@@ -11175,8 +10867,8 @@
         </w:r>
       </w:hyperlink>
     </w:p>
-    <w:bookmarkEnd w:id="122"/>
-    <w:bookmarkStart w:id="124" w:name="ref-polyn2009task"/>
+    <w:bookmarkEnd w:id="120"/>
+    <w:bookmarkStart w:id="122" w:name="ref-polyn2009task"/>
     <w:p>
       <w:pPr>
         <w:pStyle w:val="Bibliography"/>
@@ -11213,7 +10905,7 @@
       <w:r>
         <w:t xml:space="preserve"> </w:t>
       </w:r>
-      <w:hyperlink r:id="rId123">
+      <w:hyperlink r:id="rId121">
         <w:r>
           <w:rPr>
             <w:rStyle w:val="Hyperlink"/>
@@ -11222,8 +10914,8 @@
         </w:r>
       </w:hyperlink>
     </w:p>
-    <w:bookmarkEnd w:id="124"/>
-    <w:bookmarkStart w:id="126" w:name="ref-sederberg2011human"/>
+    <w:bookmarkEnd w:id="122"/>
+    <w:bookmarkStart w:id="124" w:name="ref-sederberg2011human"/>
     <w:p>
       <w:pPr>
         <w:pStyle w:val="Bibliography"/>
@@ -11260,7 +10952,7 @@
       <w:r>
         <w:t xml:space="preserve"> </w:t>
       </w:r>
-      <w:hyperlink r:id="rId125">
+      <w:hyperlink r:id="rId123">
         <w:r>
           <w:rPr>
             <w:rStyle w:val="Hyperlink"/>
@@ -11269,8 +10961,8 @@
         </w:r>
       </w:hyperlink>
     </w:p>
-    <w:bookmarkEnd w:id="126"/>
-    <w:bookmarkStart w:id="128" w:name="ref-sederberg2008context"/>
+    <w:bookmarkEnd w:id="124"/>
+    <w:bookmarkStart w:id="126" w:name="ref-sederberg2008context"/>
     <w:p>
       <w:pPr>
         <w:pStyle w:val="Bibliography"/>
@@ -11307,7 +10999,7 @@
       <w:r>
         <w:t xml:space="preserve"> </w:t>
       </w:r>
-      <w:hyperlink r:id="rId127">
+      <w:hyperlink r:id="rId125">
         <w:r>
           <w:rPr>
             <w:rStyle w:val="Hyperlink"/>
@@ -11316,8 +11008,8 @@
         </w:r>
       </w:hyperlink>
     </w:p>
-    <w:bookmarkEnd w:id="128"/>
-    <w:bookmarkStart w:id="130" w:name="ref-talmi2019retrieved"/>
+    <w:bookmarkEnd w:id="126"/>
+    <w:bookmarkStart w:id="128" w:name="ref-talmi2019retrieved"/>
     <w:p>
       <w:pPr>
         <w:pStyle w:val="Bibliography"/>
@@ -11354,7 +11046,7 @@
       <w:r>
         <w:t xml:space="preserve"> </w:t>
       </w:r>
-      <w:hyperlink r:id="rId129">
+      <w:hyperlink r:id="rId127">
         <w:r>
           <w:rPr>
             <w:rStyle w:val="Hyperlink"/>
@@ -11363,8 +11055,8 @@
         </w:r>
       </w:hyperlink>
     </w:p>
-    <w:bookmarkEnd w:id="130"/>
-    <w:bookmarkStart w:id="132" w:name="ref-varma2024experimental"/>
+    <w:bookmarkEnd w:id="128"/>
+    <w:bookmarkStart w:id="130" w:name="ref-varma2024experimental"/>
     <w:p>
       <w:pPr>
         <w:pStyle w:val="Bibliography"/>
@@ -11401,7 +11093,7 @@
       <w:r>
         <w:t xml:space="preserve"> </w:t>
       </w:r>
-      <w:hyperlink r:id="rId131">
+      <w:hyperlink r:id="rId129">
         <w:r>
           <w:rPr>
             <w:rStyle w:val="Hyperlink"/>
@@ -11410,8 +11102,8 @@
         </w:r>
       </w:hyperlink>
     </w:p>
-    <w:bookmarkEnd w:id="132"/>
-    <w:bookmarkStart w:id="134" w:name="ref-wessel2025evidence"/>
+    <w:bookmarkEnd w:id="130"/>
+    <w:bookmarkStart w:id="132" w:name="ref-wessel2025evidence"/>
     <w:p>
       <w:pPr>
         <w:pStyle w:val="Bibliography"/>
@@ -11460,7 +11152,7 @@
       <w:r>
         <w:t xml:space="preserve"> </w:t>
       </w:r>
-      <w:hyperlink r:id="rId133">
+      <w:hyperlink r:id="rId131">
         <w:r>
           <w:rPr>
             <w:rStyle w:val="Hyperlink"/>
@@ -11469,8 +11161,8 @@
         </w:r>
       </w:hyperlink>
     </w:p>
-    <w:bookmarkEnd w:id="134"/>
-    <w:bookmarkStart w:id="136" w:name="ref-yonelinas2019contextual"/>
+    <w:bookmarkEnd w:id="132"/>
+    <w:bookmarkStart w:id="134" w:name="ref-yonelinas2019contextual"/>
     <w:p>
       <w:pPr>
         <w:pStyle w:val="Bibliography"/>
@@ -11507,7 +11199,7 @@
       <w:r>
         <w:t xml:space="preserve"> </w:t>
       </w:r>
-      <w:hyperlink r:id="rId135">
+      <w:hyperlink r:id="rId133">
         <w:r>
           <w:rPr>
             <w:rStyle w:val="Hyperlink"/>
@@ -11516,8 +11208,8 @@
         </w:r>
       </w:hyperlink>
     </w:p>
-    <w:bookmarkEnd w:id="136"/>
-    <w:bookmarkStart w:id="138" w:name="ref-zaromb2006temporal"/>
+    <w:bookmarkEnd w:id="134"/>
+    <w:bookmarkStart w:id="136" w:name="ref-zaromb2006temporal"/>
     <w:p>
       <w:pPr>
         <w:pStyle w:val="Bibliography"/>
@@ -11554,7 +11246,7 @@
       <w:r>
         <w:t xml:space="preserve"> </w:t>
       </w:r>
-      <w:hyperlink r:id="rId137">
+      <w:hyperlink r:id="rId135">
         <w:r>
           <w:rPr>
             <w:rStyle w:val="Hyperlink"/>
@@ -11563,9 +11255,9 @@
         </w:r>
       </w:hyperlink>
     </w:p>
+    <w:bookmarkEnd w:id="136"/>
+    <w:bookmarkEnd w:id="137"/>
     <w:bookmarkEnd w:id="138"/>
-    <w:bookmarkEnd w:id="139"/>
-    <w:bookmarkEnd w:id="140"/>
     <w:sectPr>
       <w:headerReference r:id="rId9" w:type="even"/>
       <w:headerReference r:id="rId11" w:type="default"/>

--- a/docs/index.docx
+++ b/docs/index.docx
@@ -147,7 +147,7 @@
         <w:t xml:space="preserve"> </w:t>
       </w:r>
       <w:r>
-        <w:t xml:space="preserve">Here we simulate an alternative retrieved-context account in an emotional Context Maintenance and Retrieval (eCMR) model, in which context reinstatement, competitor encoding, and retrieval control produce the selective-interference pattern without separately vulnerable representations.</w:t>
+        <w:t xml:space="preserve">Here we simulate an alternative retrieved-context account in an emotional Context Maintenance and Retrieval (eCMR) model, in which unguided retrieval and deliberate recall draw on the same film and task associations but differ in how strongly retrieval is constrained toward film items.</w:t>
       </w:r>
       <w:r>
         <w:t xml:space="preserve"> </w:t>
@@ -159,13 +159,13 @@
         <w:t xml:space="preserve"> </w:t>
       </w:r>
       <w:r>
-        <w:t xml:space="preserve">When later retrieval contexts cue both film items and task competitors, film items are less likely to be sampled during unguided retrieval, reducing intrusions even though film-item strength is not reduced.</w:t>
-      </w:r>
-      <w:r>
-        <w:t xml:space="preserve"> </w:t>
-      </w:r>
-      <w:r>
-        <w:t xml:space="preserve">Deliberate recall is less vulnerable when task goals provide a film-directed start cue and selection favors film items over competitors; externally supplied film-related cues can also steer access toward film context across test formats.</w:t>
+        <w:t xml:space="preserve">At retrieval, overlapping context can cue both film items and task competitors, reducing the probability that film items win retrieval even though stored film-item associations remain unchanged.</w:t>
+      </w:r>
+      <w:r>
+        <w:t xml:space="preserve"> </w:t>
+      </w:r>
+      <w:r>
+        <w:t xml:space="preserve">Deliberate recall is less vulnerable when task goals provide a film-directed start cue and selection emphasizes film items over competitors; externally supplied film-related cues can also steer access toward film context across test formats.</w:t>
       </w:r>
       <w:r>
         <w:t xml:space="preserve"> </w:t>
@@ -177,7 +177,7 @@
         <w:t xml:space="preserve"> </w:t>
       </w:r>
       <w:r>
-        <w:t xml:space="preserve">Selective interference is therefore compatible with a single retrieved-context system and is not by itself diagnostic of separate representational systems or selective trace weakening.</w:t>
+        <w:t xml:space="preserve">Together, these results show that selective interference can arise from retrieval dynamics in a single retrieved-context system.</w:t>
       </w:r>
     </w:p>
     <w:bookmarkEnd w:id="23"/>
@@ -1163,19 +1163,19 @@
         <w:t xml:space="preserve"> </w:t>
       </w:r>
       <w:r>
-        <w:t xml:space="preserve">Post-film or post-reminder activity can therefore encode task items in context states similar to film-associated context states, including states reinstated by reminders.</w:t>
-      </w:r>
-      <w:r>
-        <w:t xml:space="preserve"> </w:t>
-      </w:r>
-      <w:r>
-        <w:t xml:space="preserve">At retrieval, the current context state cues memory search, so competition depends on how strongly film items and task items are associated with similar context states.</w:t>
-      </w:r>
-      <w:r>
-        <w:t xml:space="preserve"> </w:t>
-      </w:r>
-      <w:r>
-        <w:t xml:space="preserve">Deliberate recall can reduce vulnerability to this competition when retrieval begins from a more film-directed state and when selection favors film items over competitors.</w:t>
+        <w:t xml:space="preserve">A film reminder can reinstate film-associated context before task encoding, and task events encoded in that state can later receive support from film-related retrieval cues.</w:t>
+      </w:r>
+      <w:r>
+        <w:t xml:space="preserve"> </w:t>
+      </w:r>
+      <w:r>
+        <w:t xml:space="preserve">At retrieval, the current context state cues memory search, so film items and task items compete when both are associated with similar context states.</w:t>
+      </w:r>
+      <w:r>
+        <w:t xml:space="preserve"> </w:t>
+      </w:r>
+      <w:r>
+        <w:t xml:space="preserve">Deliberate recall can reduce vulnerability to this competition when retrieval begins from a film-directed state and selection favors film items over competitors.</w:t>
       </w:r>
       <w:r>
         <w:t xml:space="preserve"> </w:t>
@@ -1187,7 +1187,7 @@
         <w:t xml:space="preserve"> </w:t>
       </w:r>
       <w:r>
-        <w:t xml:space="preserve">This reframes selective interference as a change in which competitors are cued by film-associated context states, rather than as reduced availability of film items after encoding or reminder reactivation.</w:t>
+        <w:t xml:space="preserve">Selective interference therefore reflects a change in how film-associated context cues the stored event set: task items can become more likely to win retrieval and, once retrieved, can pull context toward the task, even as film-item associations remain available.</w:t>
       </w:r>
     </w:p>
     <w:p>
@@ -1201,25 +1201,25 @@
         <w:t xml:space="preserve"> </w:t>
       </w:r>
       <w:r>
-        <w:t xml:space="preserve">Simulation 1 demonstrates the context-binding account of interference: after a film reminder, a strongly encoded task can reduce later film recall because task items are encoded while context is still film-relevant, making them likely to compete when film context cues retrieval.</w:t>
-      </w:r>
-      <w:r>
-        <w:t xml:space="preserve"> </w:t>
-      </w:r>
-      <w:r>
-        <w:t xml:space="preserve">Simulation 2 adds the intentionality manipulation, comparing unguided retrieval with deliberate recall after the same task manipulation and decomposing the film-directed control settings that protect deliberate recall.</w:t>
-      </w:r>
-      <w:r>
-        <w:t xml:space="preserve"> </w:t>
-      </w:r>
-      <w:r>
-        <w:t xml:space="preserve">Simulation 3 clarifies which task properties matter in the model, including task-item learning strength and overlap with film-associated context, rather than treating the visuospatial/comparison contrast as primitive.</w:t>
-      </w:r>
-      <w:r>
-        <w:t xml:space="preserve"> </w:t>
-      </w:r>
-      <w:r>
-        <w:t xml:space="preserve">Simulation 4 examines cue support across test formats, showing how film-related monitoring cues or supplied film items can reduce reliance on broad context-to-item sampling and thereby narrow the intrusion-voluntary-memory dissociation</w:t>
+        <w:t xml:space="preserve">Simulation 1 establishes the context-binding interference component: a post-reminder task reduces film recall when task items are strongly learned while film-associated context has been reinstated.</w:t>
+      </w:r>
+      <w:r>
+        <w:t xml:space="preserve"> </w:t>
+      </w:r>
+      <w:r>
+        <w:t xml:space="preserve">Simulation 2 adds intentionality by comparing unguided retrieval and deliberate recall over matched film and task associations, then decomposes the film-directed start cueing and selection settings that protect deliberate recall.</w:t>
+      </w:r>
+      <w:r>
+        <w:t xml:space="preserve"> </w:t>
+      </w:r>
+      <w:r>
+        <w:t xml:space="preserve">Simulation 3 separates task properties by varying task-item learning strength, contextual overlap, and source-context overlap, rather than treating the visuospatial/comparison contrast as a primitive model label.</w:t>
+      </w:r>
+      <w:r>
+        <w:t xml:space="preserve"> </w:t>
+      </w:r>
+      <w:r>
+        <w:t xml:space="preserve">Simulation 4 evaluates cue support across test formats by varying film-related monitoring cues and tests that supply a film item</w:t>
       </w:r>
       <w:r>
         <w:t xml:space="preserve"> </w:t>
@@ -1336,7 +1336,7 @@
         <w:t xml:space="preserve"> </w:t>
       </w:r>
       <w:r>
-        <w:t xml:space="preserve">The account explains selective interference through context overlap, task encoding strength, and retrieval control within a shared memory system.</w:t>
+        <w:t xml:space="preserve">Task items interfere when they are bound to film-associated context strongly enough to be cued with film items, and deliberate recall gains protection when film-directed control favors film items within the same association set.</w:t>
       </w:r>
       <w:r>
         <w:t xml:space="preserve"> </w:t>
@@ -1473,7 +1473,7 @@
         <w:t xml:space="preserve"> </w:t>
       </w:r>
       <w:r>
-        <w:t xml:space="preserve">Task items are most likely to share film-relevant context when they are encoded soon after the film, after a reminder has reinstated film-associated context, or when they share a non-temporal source feature with film items.</w:t>
+        <w:t xml:space="preserve">Task items are most likely to share film-associated context when they are encoded soon after the film, after a reminder has reinstated film-associated context, or when they share a non-temporal source feature with film items.</w:t>
       </w:r>
       <w:r>
         <w:t xml:space="preserve"> </w:t>
@@ -1545,7 +1545,7 @@
         <w:t xml:space="preserve"> </w:t>
       </w:r>
       <w:r>
-        <w:t xml:space="preserve">Here, unguided retrieval refers to broad context-to-item sampling with little film-directed guidance from task goals or external cues.</w:t>
+        <w:t xml:space="preserve">Unguided retrieval is the model analogue of conditions in which film memories come to mind with little film-directed guidance from task goals or external cues.</w:t>
       </w:r>
       <w:r>
         <w:t xml:space="preserve"> </w:t>
@@ -1557,7 +1557,7 @@
         <w:t xml:space="preserve"> </w:t>
       </w:r>
       <w:r>
-        <w:t xml:space="preserve">Such broad, weakly guided retrieval is especially vulnerable to this competition: as task competitors receive support, any given film item becomes less likely to be sampled as an intrusion.</w:t>
+        <w:t xml:space="preserve">Such broad, weakly guided retrieval is especially vulnerable to this competition: as task competitors receive support, any given film item becomes less likely to be selected for recall over competitor items.</w:t>
       </w:r>
       <w:r>
         <w:t xml:space="preserve"> </w:t>
@@ -1569,7 +1569,7 @@
         <w:t xml:space="preserve"> </w:t>
       </w:r>
       <w:r>
-        <w:t xml:space="preserve">Perceptual modality contributes through those quantities: a visuospatial task is effective to the extent that it creates competitors with sufficient learned support or sufficiently similar associated context.</w:t>
+        <w:t xml:space="preserve">In these simulations, task modality is represented through those quantities: the learned support task items receive and the similarity between task-associated context and film-associated context.</w:t>
       </w:r>
     </w:p>
     <w:p>
@@ -1795,7 +1795,7 @@
         <w:t xml:space="preserve"> </w:t>
       </w:r>
       <w:r>
-        <w:t xml:space="preserve">Furthermore, retrieval tests that supply a film item can be less vulnerable to interference, because the supplied item can reinstate its associated context directly, sidestepping the problem of selecting between items associated with overlapping context states</w:t>
+        <w:t xml:space="preserve">Furthermore, retrieval tests that supply a film item can be less vulnerable to interference, because the supplied item reinstates associated context and reduces reliance on selecting film items from a mixed competitor set</w:t>
       </w:r>
       <w:r>
         <w:t xml:space="preserve"> </w:t>
@@ -1823,7 +1823,13 @@
         <w:pStyle w:val="BodyText"/>
       </w:pPr>
       <w:r>
-        <w:t xml:space="preserve">Deliberate recall is protected only to the extent that retrieval control changes the search.</w:t>
+        <w:t xml:space="preserve">Deliberate recall is represented as film-directed retrieval over the same stored associations.</w:t>
+      </w:r>
+      <w:r>
+        <w:t xml:space="preserve"> </w:t>
+      </w:r>
+      <w:r>
+        <w:t xml:space="preserve">Its protection depends on how retrieval control changes the search.</w:t>
       </w:r>
       <w:r>
         <w:t xml:space="preserve"> </w:t>
@@ -1931,7 +1937,13 @@
         <w:pStyle w:val="FirstParagraph"/>
       </w:pPr>
       <w:r>
-        <w:t xml:space="preserve">The specification below defines the model’s representations, parameters, and initialization before turning to context updating, associative learning, retrieval, retrieval-control settings, and source context.</w:t>
+        <w:t xml:space="preserve">The formal model keeps the standard CMR separation between item features, context, feature-to-context memory, and context-to-feature memory.</w:t>
+      </w:r>
+      <w:r>
+        <w:t xml:space="preserve"> </w:t>
+      </w:r>
+      <w:r>
+        <w:t xml:space="preserve">The section first defines these inherited representations and baseline parameters, then specifies the context-updating, learning, retrieval, and control operations used to configure the selective-interference simulations.</w:t>
       </w:r>
     </w:p>
     <w:bookmarkStart w:id="33" w:name="representations-and-parameters"/>
@@ -2339,7 +2351,7 @@
         <w:t xml:space="preserve"> </w:t>
       </w:r>
       <w:r>
-        <w:t xml:space="preserve">The equations below define the model architecture; numerical parameter values and phase-specific settings are specified in the simulation methodology.</w:t>
+        <w:t xml:space="preserve">The table separates parameters that define the inherited CMR operations from parameters later scaled or manipulated in the simulations; numerical values and phase settings are specified in the simulation methodology.</w:t>
       </w:r>
     </w:p>
     <w:bookmarkStart w:id="30" w:name="tbl-base-parameters"/>
@@ -2356,7 +2368,7 @@
         <w:pStyle w:val="Caption"/>
       </w:pPr>
       <w:r>
-        <w:t xml:space="preserve">Base parameters and theoretical roles.</w:t>
+        <w:t xml:space="preserve">Base parameters and roles in the model specification.</w:t>
       </w:r>
     </w:p>
     <w:tbl>
@@ -2503,7 +2515,7 @@
               <w:pStyle w:val="Compact"/>
             </w:pPr>
             <w:r>
-              <w:t xml:space="preserve">start drift rate</w:t>
+              <w:t xml:space="preserve">start-cue parameter</w:t>
             </w:r>
           </w:p>
         </w:tc>
@@ -2514,7 +2526,7 @@
               <w:pStyle w:val="Compact"/>
             </w:pPr>
             <w:r>
-              <w:t xml:space="preserve">Start-of-list or film-directed context cueing</w:t>
+              <w:t xml:space="preserve">Start-of-list context reinstatement or film-directed cueing</w:t>
             </w:r>
           </w:p>
         </w:tc>
@@ -3082,7 +3094,7 @@
               <w:pStyle w:val="Compact"/>
             </w:pPr>
             <w:r>
-              <w:t xml:space="preserve">Reduced context updating after sampled non-film competitors when target monitoring is enabled</w:t>
+              <w:t xml:space="preserve">Reduced context updating after sampled off-target candidates when target monitoring is enabled</w:t>
             </w:r>
           </w:p>
         </w:tc>
@@ -3174,7 +3186,7 @@
               <w:pStyle w:val="Compact"/>
             </w:pPr>
             <w:r>
-              <w:t xml:space="preserve">Growth of stopping probability across output positions</w:t>
+              <w:t xml:space="preserve">Growth of stopping probability across retrieval-attempt positions</w:t>
             </w:r>
           </w:p>
         </w:tc>
@@ -3198,7 +3210,13 @@
         <w:t xml:space="preserve"> </w:t>
       </w:r>
       <w:r>
-        <w:t xml:space="preserve">Because the selective-interference simulations vary the new associations formed across phases, these baseline associations are treated as fixed model architecture rather than as the mechanism of interest.</w:t>
+        <w:t xml:space="preserve">The selective-interference simulations vary the new associations formed across phases.</w:t>
+      </w:r>
+      <w:r>
+        <w:t xml:space="preserve"> </w:t>
+      </w:r>
+      <w:r>
+        <w:t xml:space="preserve">These baseline associations are fixed model architecture and are held constant across the selective-interference simulations.</w:t>
       </w:r>
       <w:r>
         <w:t xml:space="preserve"> </w:t>
@@ -3681,6 +3699,12 @@
         <w:pStyle w:val="FirstParagraph"/>
       </w:pPr>
       <w:r>
+        <w:t xml:space="preserve">Context updating defines both gradual drift during encoding and reinstatement by recalled, reminded, or supplied items.</w:t>
+      </w:r>
+      <w:r>
+        <w:t xml:space="preserve"> </w:t>
+      </w:r>
+      <w:r>
         <w:t xml:space="preserve">The same feature-to-context operation updates context when an item is encoded, recalled, or supplied as a cue.</w:t>
       </w:r>
       <w:r>
@@ -4288,7 +4312,13 @@
         <w:t xml:space="preserve"> </w:t>
       </w:r>
       <w:r>
-        <w:t xml:space="preserve">When a new event is encoded, the active feature and updated context are also associated via outer-product learning.</w:t>
+        <w:t xml:space="preserve">Associative learning defines how encoded film, task, and filler events become later retrieval candidates.</w:t>
+      </w:r>
+      <w:r>
+        <w:t xml:space="preserve"> </w:t>
+      </w:r>
+      <w:r>
+        <w:t xml:space="preserve">When a new event is encoded, the active feature and updated context are associated via outer-product learning.</w:t>
       </w:r>
       <w:r>
         <w:t xml:space="preserve"> </w:t>
@@ -4677,6 +4707,12 @@
       </w:r>
       <w:r>
         <w:t xml:space="preserve">define the size and decay of the primacy boost.</w:t>
+      </w:r>
+      <w:r>
+        <w:t xml:space="preserve"> </w:t>
+      </w:r>
+      <w:r>
+        <w:t xml:space="preserve">Retrieval uses the current context state to assign support to candidate items, sample from the resulting competition, and terminate the sampling sequence.</w:t>
       </w:r>
       <w:r>
         <w:t xml:space="preserve"> </w:t>
@@ -4885,7 +4921,7 @@
         <w:pStyle w:val="FirstParagraph"/>
       </w:pPr>
       <w:r>
-        <w:t xml:space="preserve">The probability of recalling item</w:t>
+        <w:t xml:space="preserve">The probability of sampling item</w:t>
       </w:r>
       <w:r>
         <w:t xml:space="preserve"> </w:t>
@@ -4896,7 +4932,7 @@
         </m:r>
       </m:oMath>
       <w:r>
-        <w:t xml:space="preserve">, conditional on continuing recall, follows a Luce choice rule over currently unrecalled items:</w:t>
+        <w:t xml:space="preserve">, conditional on continuing retrieval, follows a Luce choice rule over currently unsampled items:</w:t>
       </w:r>
     </w:p>
     <w:p>
@@ -4934,7 +4970,7 @@
                   <m:nor/>
                   <m:sty m:val="p"/>
                 </m:rPr>
-                <m:t>recall</m:t>
+                <m:t>continue</m:t>
               </m:r>
             </m:e>
           </m:d>
@@ -5079,7 +5115,7 @@
         <w:t xml:space="preserve"> </w:t>
       </w:r>
       <w:r>
-        <w:t xml:space="preserve">or recall an item with probability</w:t>
+        <w:t xml:space="preserve">or sample an item with probability</w:t>
       </w:r>
       <w:r>
         <w:t xml:space="preserve"> </w:t>
@@ -5181,7 +5217,7 @@
                 <m:nor/>
                 <m:sty m:val="p"/>
               </m:rPr>
-              <m:t>recall</m:t>
+              <m:t>continue</m:t>
             </m:r>
           </m:e>
         </m:d>
@@ -5193,7 +5229,7 @@
         <w:t xml:space="preserve"> </w:t>
       </w:r>
       <w:r>
-        <w:t xml:space="preserve">Termination probability grows with output position:</w:t>
+        <w:t xml:space="preserve">Termination probability grows with retrieval-attempt position:</w:t>
       </w:r>
     </w:p>
     <w:p>
@@ -5333,7 +5369,7 @@
         <w:t xml:space="preserve"> </w:t>
       </w:r>
       <w:r>
-        <w:t xml:space="preserve">is the number of items already recalled,</w:t>
+        <w:t xml:space="preserve">is the number of items already sampled,</w:t>
       </w:r>
       <w:r>
         <w:t xml:space="preserve"> </w:t>
@@ -5391,7 +5427,7 @@
         <w:t xml:space="preserve"> </w:t>
       </w:r>
       <w:r>
-        <w:t xml:space="preserve">After a recalled item</w:t>
+        <w:t xml:space="preserve">After a sampled item</w:t>
       </w:r>
       <w:r>
         <w:t xml:space="preserve"> </w:t>
@@ -5597,13 +5633,13 @@
         <w:pStyle w:val="FirstParagraph"/>
       </w:pPr>
       <w:r>
-        <w:t xml:space="preserve">This recalled-item update drives context toward the recalled item’s encoding neighborhood, biasing subsequent retrievals toward nearby items and producing temporal organization in retrieval.</w:t>
-      </w:r>
-      <w:r>
-        <w:t xml:space="preserve"> </w:t>
-      </w:r>
-      <w:r>
-        <w:t xml:space="preserve">Encoding operations use the context update and learning equations together, whereas reminders, recalled items, and supplied film items use the context update without adding a new recallable event.</w:t>
+        <w:t xml:space="preserve">This sampled-item update drives context toward the sampled item’s encoding neighborhood, biasing subsequent retrievals toward nearby items and producing temporal organization in retrieval.</w:t>
+      </w:r>
+      <w:r>
+        <w:t xml:space="preserve"> </w:t>
+      </w:r>
+      <w:r>
+        <w:t xml:space="preserve">Encoding operations use the context update and learning equations together, whereas reminders, sampled items, and supplied film items use the context update without adding a new recallable event.</w:t>
       </w:r>
     </w:p>
     <w:bookmarkEnd w:id="45"/>
@@ -5620,6 +5656,12 @@
       <w:pPr>
         <w:pStyle w:val="FirstParagraph"/>
       </w:pPr>
+      <w:r>
+        <w:t xml:space="preserve">Retrieval-control settings alter the starting state and selection process used by the same context-to-feature retrieval operation.</w:t>
+      </w:r>
+      <w:r>
+        <w:t xml:space="preserve"> </w:t>
+      </w:r>
       <w:r>
         <w:t xml:space="preserve">Unguided retrieval and deliberate recall use the same retrieval-support and choice rules in</w:t>
       </w:r>
@@ -5800,16 +5842,16 @@
         <w:pStyle w:val="FirstParagraph"/>
       </w:pPr>
       <w:r>
-        <w:t xml:space="preserve">The scale</w:t>
+        <w:t xml:space="preserve">Here,</w:t>
       </w:r>
       <w:r>
         <w:t xml:space="preserve"> </w:t>
       </w:r>
       <m:oMath>
-        <m:sSubSup>
+        <m:sSub>
           <m:e>
             <m:r>
-              <m:t>m</m:t>
+              <m:t>ρ</m:t>
             </m:r>
           </m:e>
           <m:sub>
@@ -5821,18 +5863,103 @@
               <m:t>start</m:t>
             </m:r>
           </m:sub>
-          <m:sup>
+        </m:sSub>
+      </m:oMath>
+      <w:r>
+        <w:t xml:space="preserve"> </w:t>
+      </w:r>
+      <w:r>
+        <w:t xml:space="preserve">is calculated from</w:t>
+      </w:r>
+      <w:r>
+        <w:t xml:space="preserve"> </w:t>
+      </w:r>
+      <w:hyperlink w:anchor="eq-context-rho">
+        <w:r>
+          <w:rPr>
+            <w:rStyle w:val="Hyperlink"/>
+          </w:rPr>
+          <w:t xml:space="preserve">Equation 5</w:t>
+        </w:r>
+      </w:hyperlink>
+      <w:r>
+        <w:t xml:space="preserve"> </w:t>
+      </w:r>
+      <w:r>
+        <w:t xml:space="preserve">using</w:t>
+      </w:r>
+      <w:r>
+        <w:t xml:space="preserve"> </w:t>
+      </w:r>
+      <m:oMath>
+        <m:sSub>
+          <m:e>
             <m:r>
               <m:t>β</m:t>
             </m:r>
-          </m:sup>
-        </m:sSubSup>
+          </m:e>
+          <m:sub>
+            <m:r>
+              <m:t>s</m:t>
+            </m:r>
+            <m:r>
+              <m:t>t</m:t>
+            </m:r>
+            <m:r>
+              <m:t>a</m:t>
+            </m:r>
+            <m:r>
+              <m:t>r</m:t>
+            </m:r>
+            <m:r>
+              <m:t>t</m:t>
+            </m:r>
+          </m:sub>
+        </m:sSub>
       </m:oMath>
       <w:r>
-        <w:t xml:space="preserve"> </w:t>
-      </w:r>
-      <w:r>
-        <w:t xml:space="preserve">controls the strength of this cueing in deliberate recall.</w:t>
+        <w:t xml:space="preserve">.</w:t>
+      </w:r>
+      <w:r>
+        <w:t xml:space="preserve"> </w:t>
+      </w:r>
+      <w:r>
+        <w:t xml:space="preserve">Simulation settings can use the fitted</w:t>
+      </w:r>
+      <w:r>
+        <w:t xml:space="preserve"> </w:t>
+      </w:r>
+      <m:oMath>
+        <m:sSub>
+          <m:e>
+            <m:r>
+              <m:t>β</m:t>
+            </m:r>
+          </m:e>
+          <m:sub>
+            <m:r>
+              <m:t>s</m:t>
+            </m:r>
+            <m:r>
+              <m:t>t</m:t>
+            </m:r>
+            <m:r>
+              <m:t>a</m:t>
+            </m:r>
+            <m:r>
+              <m:t>r</m:t>
+            </m:r>
+            <m:r>
+              <m:t>t</m:t>
+            </m:r>
+          </m:sub>
+        </m:sSub>
+      </m:oMath>
+      <w:r>
+        <w:t xml:space="preserve"> </w:t>
+      </w:r>
+      <w:r>
+        <w:t xml:space="preserve">value directly or multiply it to vary the degree of start-of-list context reinstatement.</w:t>
       </w:r>
       <w:r>
         <w:t xml:space="preserve"> </w:t>
@@ -5881,7 +6008,7 @@
         <w:t xml:space="preserve"> </w:t>
       </w:r>
       <w:r>
-        <w:t xml:space="preserve">The third control setting is target monitoring after a non-film item is sampled.</w:t>
+        <w:t xml:space="preserve">The third control setting is target monitoring after an off-target item is sampled.</w:t>
       </w:r>
       <w:r>
         <w:t xml:space="preserve"> </w:t>
@@ -6035,7 +6162,7 @@
         <w:t xml:space="preserve"> </w:t>
       </w:r>
       <w:r>
-        <w:t xml:space="preserve">Target monitoring modifies the recalled-item context update in</w:t>
+        <w:t xml:space="preserve">Target monitoring modifies the sampled-item context update in</w:t>
       </w:r>
       <w:r>
         <w:t xml:space="preserve"> </w:t>
@@ -6278,13 +6405,13 @@
         </m:r>
       </m:oMath>
       <w:r>
-        <w:t xml:space="preserve">, sampled non-film competitors have less influence on the next context state than sampled film items.</w:t>
-      </w:r>
-      <w:r>
-        <w:t xml:space="preserve"> </w:t>
-      </w:r>
-      <w:r>
-        <w:t xml:space="preserve">This convention is used for deliberate recall when simulations manipulate rejected-recall updating.</w:t>
+        <w:t xml:space="preserve">, sampled off-target candidates have less influence on the next context state than sampled film items.</w:t>
+      </w:r>
+      <w:r>
+        <w:t xml:space="preserve"> </w:t>
+      </w:r>
+      <w:r>
+        <w:t xml:space="preserve">This convention is used for deliberate recall when simulations manipulate rejected-sample updating.</w:t>
       </w:r>
       <w:r>
         <w:t xml:space="preserve"> </w:t>
@@ -6409,7 +6536,7 @@
         <w:pStyle w:val="FirstParagraph"/>
       </w:pPr>
       <w:r>
-        <w:t xml:space="preserve">Supplied film items therefore use the same feature-to-context operation as recalled and reminded items.</w:t>
+        <w:t xml:space="preserve">Supplied film items therefore use the same feature-to-context operation as sampled and reminded items.</w:t>
       </w:r>
     </w:p>
     <w:bookmarkEnd w:id="49"/>
@@ -6427,7 +6554,13 @@
         <w:pStyle w:val="FirstParagraph"/>
       </w:pPr>
       <w:r>
-        <w:t xml:space="preserve">The model also includes a source-context pathway, generalizing the role that emotional context plays in eCMR to non-temporal contextual features that can organize recall when shared across items</w:t>
+        <w:t xml:space="preserve">The source-context pathway provides a configurable non-temporal overlap dimension for later task-specificity simulations.</w:t>
+      </w:r>
+      <w:r>
+        <w:t xml:space="preserve"> </w:t>
+      </w:r>
+      <w:r>
+        <w:t xml:space="preserve">It generalizes the role that emotional context plays in eCMR to contextual features that can organize recall when shared across items</w:t>
       </w:r>
       <w:r>
         <w:t xml:space="preserve"> </w:t>
@@ -6507,7 +6640,7 @@
         <w:t xml:space="preserve"> </w:t>
       </w:r>
       <w:r>
-        <w:t xml:space="preserve">The marked source feature can be used to examine whether film and task items that share a non-temporal source state compete more strongly, without necessarily treating visuospatial task items as emotional items.</w:t>
+        <w:t xml:space="preserve">The marked source feature can be used to examine whether film and task items that share a non-temporal source state compete more strongly.</w:t>
       </w:r>
       <w:r>
         <w:t xml:space="preserve"> </w:t>
@@ -6787,6 +6920,58 @@
       </w:pPr>
       <w:r>
         <w:t xml:space="preserve">Thus, source context can update during experience before it contributes retrieval support.</w:t>
+      </w:r>
+      <w:r>
+        <w:t xml:space="preserve"> </w:t>
+      </w:r>
+      <w:r>
+        <w:t xml:space="preserve">Source-context components use the same context-update rule in</w:t>
+      </w:r>
+      <w:r>
+        <w:t xml:space="preserve"> </w:t>
+      </w:r>
+      <w:hyperlink w:anchor="eq-context-update">
+        <w:r>
+          <w:rPr>
+            <w:rStyle w:val="Hyperlink"/>
+          </w:rPr>
+          <w:t xml:space="preserve">Equation 4</w:t>
+        </w:r>
+      </w:hyperlink>
+      <w:r>
+        <w:t xml:space="preserve"> </w:t>
+      </w:r>
+      <w:r>
+        <w:t xml:space="preserve">with source-context drift rate</w:t>
+      </w:r>
+      <w:r>
+        <w:t xml:space="preserve"> </w:t>
+      </w:r>
+      <m:oMath>
+        <m:sSub>
+          <m:e>
+            <m:r>
+              <m:t>β</m:t>
+            </m:r>
+          </m:e>
+          <m:sub>
+            <m:r>
+              <m:t>e</m:t>
+            </m:r>
+            <m:r>
+              <m:t>m</m:t>
+            </m:r>
+            <m:r>
+              <m:t>o</m:t>
+            </m:r>
+            <m:r>
+              <m:t>t</m:t>
+            </m:r>
+          </m:sub>
+        </m:sSub>
+      </m:oMath>
+      <w:r>
+        <w:t xml:space="preserve">.</w:t>
       </w:r>
       <w:r>
         <w:t xml:space="preserve"> </w:t>
@@ -7346,12 +7531,12 @@
         <w:t xml:space="preserve"> </w:t>
       </w:r>
       <w:r>
-        <w:t xml:space="preserve">Because retrieval proceeds as a sequence of competitive samples terminated by a growing stop probability, task competitors can reduce film retrieval by winning individual retrieval competitions before search terminates.</w:t>
+        <w:t xml:space="preserve">Because retrieval proceeds as a sequence of competitive samples terminated by a growing stop probability, task competitors can reduce film-item access by winning individual retrieval competitions before search terminates.</w:t>
       </w:r>
     </w:p>
     <w:bookmarkEnd w:id="53"/>
     <w:bookmarkEnd w:id="54"/>
-    <w:bookmarkStart w:id="66" w:name="simulations"/>
+    <w:bookmarkStart w:id="74" w:name="simulations"/>
     <w:p>
       <w:pPr>
         <w:pStyle w:val="Heading1"/>
@@ -7444,7 +7629,13 @@
         <w:t xml:space="preserve"> </w:t>
       </w:r>
       <w:r>
-        <w:t xml:space="preserve">The fitted parameters anchor baseline emotional-picture free-recall dynamics before the selective-interference manipulations are applied as phase-specific encoding or retrieval-control settings.</w:t>
+        <w:t xml:space="preserve">This dataset provides an externally estimated eCMR regime for deliberate context-guided recall of affective and neutral photographs.</w:t>
+      </w:r>
+      <w:r>
+        <w:t xml:space="preserve"> </w:t>
+      </w:r>
+      <w:r>
+        <w:t xml:space="preserve">The fitted parameters set baseline encoding, retrieval, and stopping dynamics before the selective-interference manipulations are applied as phase-specific encoding or retrieval-control settings.</w:t>
       </w:r>
       <w:r>
         <w:t xml:space="preserve"> </w:t>
@@ -7679,7 +7870,7 @@
               <w:pStyle w:val="Compact"/>
             </w:pPr>
             <w:r>
-              <w:t xml:space="preserve">Start-context drift rate</w:t>
+              <w:t xml:space="preserve">Start-cue parameter</w:t>
             </w:r>
           </w:p>
         </w:tc>
@@ -8123,6 +8314,53 @@
                 </m:e>
                 <m:sub>
                   <m:r>
+                    <m:t>s</m:t>
+                  </m:r>
+                </m:sub>
+              </m:sSub>
+            </m:oMath>
+          </w:p>
+        </w:tc>
+        <w:tc>
+          <w:tcPr/>
+          <w:p>
+            <w:pPr>
+              <w:pStyle w:val="Compact"/>
+              <w:jc w:val="right"/>
+            </w:pPr>
+            <w:r>
+              <w:t xml:space="preserve">0.0123</w:t>
+            </w:r>
+          </w:p>
+        </w:tc>
+        <w:tc>
+          <w:tcPr/>
+          <w:p>
+            <w:pPr>
+              <w:pStyle w:val="Compact"/>
+            </w:pPr>
+            <w:r>
+              <w:t xml:space="preserve">Stop scale</w:t>
+            </w:r>
+          </w:p>
+        </w:tc>
+      </w:tr>
+      <w:tr>
+        <w:tc>
+          <w:tcPr/>
+          <w:p>
+            <w:pPr>
+              <w:pStyle w:val="Compact"/>
+            </w:pPr>
+            <m:oMath>
+              <m:sSub>
+                <m:e>
+                  <m:r>
+                    <m:t>θ</m:t>
+                  </m:r>
+                </m:e>
+                <m:sub>
+                  <m:r>
                     <m:t>r</m:t>
                   </m:r>
                 </m:sub>
@@ -8161,7 +8399,7 @@
         <w:pStyle w:val="AfterWithoutNote"/>
       </w:pPr>
       <w:r>
-        <w:t xml:space="preserve">The current simulations update associations after context integration and disallow repeated recalls.</w:t>
+        <w:t xml:space="preserve">The current simulations update associations after context integration and disallow repeated sampling of the same item.</w:t>
       </w:r>
     </w:p>
     <w:p>
@@ -8181,13 +8419,25 @@
         <w:t xml:space="preserve"> </w:t>
       </w:r>
       <w:r>
-        <w:t xml:space="preserve">Retrieval allows up to 48 recall attempts.</w:t>
+        <w:t xml:space="preserve">Retrieval allows up to 48 sampling attempts.</w:t>
       </w:r>
       <w:r>
         <w:t xml:space="preserve"> </w:t>
       </w:r>
       <w:r>
         <w:t xml:space="preserve">All encoded film, break/buffer, task, and filler items can enter the retrieval competition unless a later simulation explicitly changes the test format.</w:t>
+      </w:r>
+      <w:r>
+        <w:t xml:space="preserve"> </w:t>
+      </w:r>
+      <w:r>
+        <w:t xml:space="preserve">The simulated retrieval sequence records sampled candidates rather than only final accepted responses.</w:t>
+      </w:r>
+      <w:r>
+        <w:t xml:space="preserve"> </w:t>
+      </w:r>
+      <w:r>
+        <w:t xml:space="preserve">This convention allows later target-monitoring simulations to count an off-target sample as a retrieval attempt, attenuate its context update, and still allow search to continue.</w:t>
       </w:r>
     </w:p>
     <w:p>
@@ -8566,7 +8816,7 @@
               <w:pStyle w:val="Compact"/>
             </w:pPr>
             <w:r>
-              <w:t xml:space="preserve">Maximum recall attempts</w:t>
+              <w:t xml:space="preserve">Maximum sampling attempts</w:t>
             </w:r>
           </w:p>
         </w:tc>
@@ -8589,7 +8839,7 @@
               <w:pStyle w:val="Compact"/>
             </w:pPr>
             <w:r>
-              <w:t xml:space="preserve">Upper bound on sampled retrieval outputs</w:t>
+              <w:t xml:space="preserve">Upper bound on sampled retrieval attempts</w:t>
             </w:r>
           </w:p>
         </w:tc>
@@ -8746,33 +8996,7 @@
               <w:pStyle w:val="Compact"/>
             </w:pPr>
             <w:r>
-              <w:t xml:space="preserve">Task</w:t>
-            </w:r>
-            <w:r>
-              <w:t xml:space="preserve"> </w:t>
-            </w:r>
-            <m:oMath>
-              <m:sSup>
-                <m:e>
-                  <m:r>
-                    <m:t>M</m:t>
-                  </m:r>
-                </m:e>
-                <m:sup>
-                  <m:r>
-                    <m:t>C</m:t>
-                  </m:r>
-                  <m:r>
-                    <m:t>F</m:t>
-                  </m:r>
-                </m:sup>
-              </m:sSup>
-            </m:oMath>
-            <w:r>
-              <w:t xml:space="preserve"> </w:t>
-            </w:r>
-            <w:r>
-              <w:t xml:space="preserve">scale</w:t>
+              <w:t xml:space="preserve">Task learning factor</w:t>
             </w:r>
           </w:p>
         </w:tc>
@@ -8795,7 +9019,7 @@
               <w:pStyle w:val="Compact"/>
             </w:pPr>
             <w:r>
-              <w:t xml:space="preserve">Sweep of task context-to-feature learning strength</w:t>
+              <w:t xml:space="preserve">Multiplies task-phase context-to-feature learning</w:t>
             </w:r>
           </w:p>
         </w:tc>
@@ -8880,7 +9104,7 @@
         <w:t xml:space="preserve"> </w:t>
       </w:r>
       <w:r>
-        <w:t xml:space="preserve">Serial-position curves estimate the probability that each encoded position appears at least once in the recall sequence.</w:t>
+        <w:t xml:space="preserve">Serial-position curves estimate the probability that each encoded position appears at least once in the sampled retrieval sequence.</w:t>
       </w:r>
       <w:r>
         <w:t xml:space="preserve"> </w:t>
@@ -8942,13 +9166,33 @@
         <w:pStyle w:val="FirstParagraph"/>
       </w:pPr>
       <w:r>
-        <w:t xml:space="preserve">Simulation 1 demonstrates how a post-film task can reduce later film recall when task items are strongly encoded while film-relevant context is active.</w:t>
-      </w:r>
-      <w:r>
-        <w:t xml:space="preserve"> </w:t>
-      </w:r>
-      <w:r>
-        <w:t xml:space="preserve">To separate task strength from reminder-driven context reinstatement, the simulation sweeps the task-phase context-to-feature learning scale under no-reminder and with-reminder conditions.</w:t>
+        <w:t xml:space="preserve">Simulation 1 demonstrates how a post-film task can reduce later film recall when task events are encoded while film-relevant context is active.</w:t>
+      </w:r>
+      <w:r>
+        <w:t xml:space="preserve"> </w:t>
+      </w:r>
+      <w:r>
+        <w:t xml:space="preserve">To separate task encoding strength from reminder-driven context reinstatement, the simulation sweeps the task learning factor under no-reminder and with-reminder conditions.</w:t>
+      </w:r>
+      <w:r>
+        <w:t xml:space="preserve"> </w:t>
+      </w:r>
+      <w:r>
+        <w:t xml:space="preserve">The plotted task learning factor multiplies task-phase context-to-feature learning in</w:t>
+      </w:r>
+      <w:r>
+        <w:t xml:space="preserve"> </w:t>
+      </w:r>
+      <w:hyperlink w:anchor="eq-mcf-learning">
+        <w:r>
+          <w:rPr>
+            <w:rStyle w:val="Hyperlink"/>
+          </w:rPr>
+          <w:t xml:space="preserve">Equation 8</w:t>
+        </w:r>
+      </w:hyperlink>
+      <w:r>
+        <w:t xml:space="preserve">.</w:t>
       </w:r>
       <w:r>
         <w:t xml:space="preserve"> </w:t>
@@ -9061,7 +9305,7 @@
       <w:r>
         <w:drawing>
           <wp:inline>
-            <wp:extent cx="5943600" cy="3645598"/>
+            <wp:extent cx="5943600" cy="3562918"/>
             <wp:effectExtent b="0" l="0" r="0" t="0"/>
             <wp:docPr descr="" title="" id="59" name="Picture"/>
             <a:graphic>
@@ -9082,7 +9326,7 @@
                   <pic:spPr bwMode="auto">
                     <a:xfrm>
                       <a:off x="0" y="0"/>
-                      <a:ext cx="5943600" cy="3645598"/>
+                      <a:ext cx="5943600" cy="3562918"/>
                     </a:xfrm>
                     <a:prstGeom prst="rect">
                       <a:avLst/>
@@ -9125,13 +9369,25 @@
         <w:t xml:space="preserve"> </w:t>
       </w:r>
       <w:r>
-        <w:t xml:space="preserve">The with-reminder condition therefore shows that task strength matters most when task items are associated with film-relevant context states.</w:t>
-      </w:r>
-      <w:r>
-        <w:t xml:space="preserve"> </w:t>
-      </w:r>
-      <w:r>
-        <w:t xml:space="preserve">The serial-position curves also show that the effect is not uniform across film positions: early film recall remains relatively protected under the current settings compared with later film positions.</w:t>
+        <w:t xml:space="preserve">The with-reminder condition therefore shows that task strength matters most when task items are associated with film-associated context states.</w:t>
+      </w:r>
+      <w:r>
+        <w:t xml:space="preserve"> </w:t>
+      </w:r>
+      <w:r>
+        <w:t xml:space="preserve">The serial-position curves also show that the effect is not uniform across film positions: early film recall remains relatively protected under the current settings compared with recall for later film positions.</w:t>
+      </w:r>
+      <w:r>
+        <w:t xml:space="preserve"> </w:t>
+      </w:r>
+      <w:r>
+        <w:t xml:space="preserve">At the endpoints of the task-learning sweep, mean film recall in the no-reminder condition changes from 0.352 at task learning factor 0.0 to 0.317 at factor 3.0, while mean task recall changes from 0.000 to 0.084.</w:t>
+      </w:r>
+      <w:r>
+        <w:t xml:space="preserve"> </w:t>
+      </w:r>
+      <w:r>
+        <w:t xml:space="preserve">In the with-reminder condition, mean film recall changes from 0.340 to 0.086, while mean task recall changes from 0.000 to 0.354.</w:t>
       </w:r>
     </w:p>
     <w:p>
@@ -9139,7 +9395,7 @@
         <w:pStyle w:val="BodyText"/>
       </w:pPr>
       <w:r>
-        <w:t xml:space="preserve">Panels C and D provide model-state analyses that explain why the behavioral curves diverge.</w:t>
+        <w:t xml:space="preserve">Panels C and D explain why the no-reminder and with-reminder curves diverge.</w:t>
       </w:r>
       <w:r>
         <w:t xml:space="preserve"> </w:t>
@@ -9157,19 +9413,31 @@
         <w:t xml:space="preserve"> </w:t>
       </w:r>
       <w:r>
-        <w:t xml:space="preserve">Panel D quantifies support allocation from a film-context cue: as task context-to-feature learning increases, task items receive a larger share of item support when film contexts cue retrieval, especially after the film reminder.</w:t>
-      </w:r>
-      <w:r>
-        <w:t xml:space="preserve"> </w:t>
-      </w:r>
-      <w:r>
-        <w:t xml:space="preserve">The resulting impairment is therefore not a weakening of film-item storage.</w:t>
-      </w:r>
-      <w:r>
-        <w:t xml:space="preserve"> </w:t>
-      </w:r>
-      <w:r>
-        <w:t xml:space="preserve">It is an additive competition effect in which task items remain distinct from film items but become increasingly likely to win retrieval from film-relevant cues.</w:t>
+        <w:t xml:space="preserve">Panel D quantifies how much support task items receive from a film-context cue after task encoding.</w:t>
+      </w:r>
+      <w:r>
+        <w:t xml:space="preserve"> </w:t>
+      </w:r>
+      <w:r>
+        <w:t xml:space="preserve">As task context-to-feature learning increases, task items receive a larger share of item support when film-associated context cues retrieval, especially after the film reminder.</w:t>
+      </w:r>
+      <w:r>
+        <w:t xml:space="preserve"> </w:t>
+      </w:r>
+      <w:r>
+        <w:t xml:space="preserve">Across the task-learning sweep, film encoding settings remain unchanged.</w:t>
+      </w:r>
+      <w:r>
+        <w:t xml:space="preserve"> </w:t>
+      </w:r>
+      <w:r>
+        <w:t xml:space="preserve">The loss of film recall comes from stronger support for task items that can be cued by film-associated context.</w:t>
+      </w:r>
+      <w:r>
+        <w:t xml:space="preserve"> </w:t>
+      </w:r>
+      <w:r>
+        <w:t xml:space="preserve">Task items remain distinct from film items but become increasingly likely to win retrieval from film-related cues.</w:t>
       </w:r>
       <w:r>
         <w:t xml:space="preserve"> </w:t>
@@ -9179,7 +9447,7 @@
       </w:r>
     </w:p>
     <w:bookmarkEnd w:id="62"/>
-    <w:bookmarkStart w:id="63" w:name="X275267fc422364c40de36a949ca283d594680dd"/>
+    <w:bookmarkStart w:id="71" w:name="X275267fc422364c40de36a949ca283d594680dd"/>
     <w:p>
       <w:pPr>
         <w:pStyle w:val="Heading2"/>
@@ -9193,25 +9461,291 @@
         <w:pStyle w:val="FirstParagraph"/>
       </w:pPr>
       <w:r>
-        <w:t xml:space="preserve">Premise: Simulation 2 adds the intentionality manipulation to the encoding conditions established in Simulation 1.</w:t>
-      </w:r>
-      <w:r>
-        <w:t xml:space="preserve"> </w:t>
-      </w:r>
-      <w:r>
-        <w:t xml:space="preserve">The section should compare weak or absent task support with strong post-reminder task support under unguided retrieval and deliberate recall.</w:t>
-      </w:r>
-      <w:r>
-        <w:t xml:space="preserve"> </w:t>
-      </w:r>
-      <w:r>
-        <w:t xml:space="preserve">It should then decompose the control settings that make deliberate recall more film-directed.</w:t>
-      </w:r>
-      <w:r>
-        <w:t xml:space="preserve"> </w:t>
-      </w:r>
-      <w:r>
-        <w:t xml:space="preserve">This is the first direct simulation of the selective-interference dissociation: the same task manipulation should reduce unguided retrieval more than deliberate recall.</w:t>
+        <w:t xml:space="preserve">Simulation 2 turns from encoding conditions to retrieval control.</w:t>
+      </w:r>
+      <w:r>
+        <w:t xml:space="preserve"> </w:t>
+      </w:r>
+      <w:r>
+        <w:t xml:space="preserve">The broader Simulation 2 package decomposes deliberate recall into three film-directed control operations: start-of-list context reinstatement, selection sharpening, and target monitoring.</w:t>
+      </w:r>
+      <w:r>
+        <w:t xml:space="preserve"> </w:t>
+      </w:r>
+      <w:r>
+        <w:t xml:space="preserve">Figure 3 isolates the first operation.</w:t>
+      </w:r>
+      <w:r>
+        <w:t xml:space="preserve"> </w:t>
+      </w:r>
+      <w:r>
+        <w:t xml:space="preserve">In the model, deliberate recall can begin by drifting current context toward the start-of-list state before the first retrieval attempt.</w:t>
+      </w:r>
+      <w:r>
+        <w:t xml:space="preserve"> </w:t>
+      </w:r>
+      <w:r>
+        <w:t xml:space="preserve">Because film items are encoded first, the start-of-list state is film-relevant in the present paradigm: reinstating it changes the context used to cue the first retrieval competition while leaving the learned film and task associations otherwise unchanged.</w:t>
+      </w:r>
+      <w:r>
+        <w:t xml:space="preserve"> </w:t>
+      </w:r>
+      <w:r>
+        <w:t xml:space="preserve">The simulation holds the post-reminder task condition fixed at task learning factor 2.0 and varies the degree of start-of-list context reinstatement.</w:t>
+      </w:r>
+      <w:r>
+        <w:t xml:space="preserve"> </w:t>
+      </w:r>
+      <w:r>
+        <w:t xml:space="preserve">The plotted reinstatement values are multiples of the fitted start-cue parameter, so 1.0 corresponds to</w:t>
+      </w:r>
+      <w:r>
+        <w:t xml:space="preserve"> </w:t>
+      </w:r>
+      <m:oMath>
+        <m:sSub>
+          <m:e>
+            <m:r>
+              <m:t>β</m:t>
+            </m:r>
+          </m:e>
+          <m:sub>
+            <m:r>
+              <m:t>s</m:t>
+            </m:r>
+            <m:r>
+              <m:t>t</m:t>
+            </m:r>
+            <m:r>
+              <m:t>a</m:t>
+            </m:r>
+            <m:r>
+              <m:t>r</m:t>
+            </m:r>
+            <m:r>
+              <m:t>t</m:t>
+            </m:r>
+          </m:sub>
+        </m:sSub>
+      </m:oMath>
+      <w:r>
+        <w:t xml:space="preserve"> </w:t>
+      </w:r>
+      <w:r>
+        <w:t xml:space="preserve">in</w:t>
+      </w:r>
+      <w:r>
+        <w:t xml:space="preserve"> </w:t>
+      </w:r>
+      <w:hyperlink w:anchor="eq-deliberate-start-cue">
+        <w:r>
+          <w:rPr>
+            <w:rStyle w:val="Hyperlink"/>
+          </w:rPr>
+          <w:t xml:space="preserve">Equation 14</w:t>
+        </w:r>
+      </w:hyperlink>
+      <w:r>
+        <w:t xml:space="preserve">.</w:t>
+      </w:r>
+    </w:p>
+    <w:bookmarkStart w:id="66" w:name="Xe96feb7454d6b23e449dfafb9c326dcfa9c3226"/>
+    <w:p>
+      <w:pPr>
+        <w:pStyle w:val="FigureTitle"/>
+      </w:pPr>
+      <w:r>
+        <w:t xml:space="preserve">Figure 3</w:t>
+      </w:r>
+    </w:p>
+    <w:p>
+      <w:pPr>
+        <w:pStyle w:val="Caption"/>
+      </w:pPr>
+      <w:r>
+        <w:rPr>
+          <w:b/>
+          <w:bCs/>
+        </w:rPr>
+        <w:t xml:space="preserve">Start-of-list context reinstatement protects film recall by changing the context that cues retrieval.</w:t>
+      </w:r>
+      <w:r>
+        <w:t xml:space="preserve"> </w:t>
+      </w:r>
+      <w:r>
+        <w:t xml:space="preserve">Simulation 2 demonstrates how a deliberate-recall start operation can protect film recall after post-reminder task encoding by drifting retrieval context toward the start-of-list state immediately before the first retrieval attempt.</w:t>
+      </w:r>
+      <w:r>
+        <w:t xml:space="preserve"> </w:t>
+      </w:r>
+      <w:r>
+        <w:rPr>
+          <w:b/>
+          <w:bCs/>
+        </w:rPr>
+        <w:t xml:space="preserve">(A)</w:t>
+      </w:r>
+      <w:r>
+        <w:t xml:space="preserve"> </w:t>
+      </w:r>
+      <w:r>
+        <w:t xml:space="preserve">Before any item is sampled, stronger start-of-list context reinstatement makes the retrieval context support early film items rather than late filler items.</w:t>
+      </w:r>
+      <w:r>
+        <w:t xml:space="preserve"> </w:t>
+      </w:r>
+      <w:r>
+        <w:rPr>
+          <w:b/>
+          <w:bCs/>
+        </w:rPr>
+        <w:t xml:space="preserve">(B)</w:t>
+      </w:r>
+      <w:r>
+        <w:t xml:space="preserve"> </w:t>
+      </w:r>
+      <w:r>
+        <w:t xml:space="preserve">This pre-recall support shift makes recall more likely to begin with film items, especially items from the beginning of the film sequence.</w:t>
+      </w:r>
+      <w:r>
+        <w:t xml:space="preserve"> </w:t>
+      </w:r>
+      <w:r>
+        <w:rPr>
+          <w:b/>
+          <w:bCs/>
+        </w:rPr>
+        <w:t xml:space="preserve">(C)</w:t>
+      </w:r>
+      <w:r>
+        <w:t xml:space="preserve"> </w:t>
+      </w:r>
+      <w:r>
+        <w:t xml:space="preserve">Across the sampled retrieval sequence, stronger start-of-list context reinstatement increases access to film items, with the largest gains concentrated near the beginning of the film sequence.</w:t>
+      </w:r>
+      <w:r>
+        <w:t xml:space="preserve"> </w:t>
+      </w:r>
+      <w:r>
+        <w:t xml:space="preserve">Because sampled early film items reinstate film-associated context, and because context drifts gradually during retrieval, a start-of-recall context shift can affect later samples as well as the first sampled item.</w:t>
+      </w:r>
+    </w:p>
+    <w:p>
+      <w:pPr>
+        <w:pStyle w:val="FigureWithoutNote"/>
+      </w:pPr>
+      <w:r>
+        <w:drawing>
+          <wp:inline>
+            <wp:extent cx="5943600" cy="4209375"/>
+            <wp:effectExtent b="0" l="0" r="0" t="0"/>
+            <wp:docPr descr="" title="" id="64" name="Picture"/>
+            <a:graphic>
+              <a:graphicData uri="http://schemas.openxmlformats.org/drawingml/2006/picture">
+                <pic:pic>
+                  <pic:nvPicPr>
+                    <pic:cNvPr descr="figures/simulation2_start_context_reinstatement.png" id="65" name="Picture"/>
+                    <pic:cNvPicPr>
+                      <a:picLocks noChangeArrowheads="1" noChangeAspect="1"/>
+                    </pic:cNvPicPr>
+                  </pic:nvPicPr>
+                  <pic:blipFill>
+                    <a:blip r:embed="rId63"/>
+                    <a:stretch>
+                      <a:fillRect/>
+                    </a:stretch>
+                  </pic:blipFill>
+                  <pic:spPr bwMode="auto">
+                    <a:xfrm>
+                      <a:off x="0" y="0"/>
+                      <a:ext cx="5943600" cy="4209375"/>
+                    </a:xfrm>
+                    <a:prstGeom prst="rect">
+                      <a:avLst/>
+                    </a:prstGeom>
+                    <a:noFill/>
+                    <a:ln w="9525">
+                      <a:noFill/>
+                      <a:headEnd/>
+                      <a:tailEnd/>
+                    </a:ln>
+                  </pic:spPr>
+                </pic:pic>
+              </a:graphicData>
+            </a:graphic>
+          </wp:inline>
+        </w:drawing>
+      </w:r>
+    </w:p>
+    <w:bookmarkEnd w:id="66"/>
+    <w:p>
+      <w:pPr>
+        <w:pStyle w:val="AfterWithoutNote"/>
+      </w:pPr>
+      <w:r>
+        <w:t xml:space="preserve">Panel A probes</w:t>
+      </w:r>
+      <w:r>
+        <w:t xml:space="preserve"> </w:t>
+      </w:r>
+      <m:oMath>
+        <m:sSup>
+          <m:e>
+            <m:r>
+              <m:t>M</m:t>
+            </m:r>
+          </m:e>
+          <m:sup>
+            <m:r>
+              <m:t>C</m:t>
+            </m:r>
+            <m:r>
+              <m:t>F</m:t>
+            </m:r>
+          </m:sup>
+        </m:sSup>
+      </m:oMath>
+      <w:r>
+        <w:t xml:space="preserve"> </w:t>
+      </w:r>
+      <w:r>
+        <w:t xml:space="preserve">with the pre-recall retrieval context before Luce choice, stopping, or sampled-item context updating.</w:t>
+      </w:r>
+      <w:r>
+        <w:t xml:space="preserve"> </w:t>
+      </w:r>
+      <w:r>
+        <w:t xml:space="preserve">With no start-of-list context reinstatement, support is concentrated in late filler positions because the retrieval context reflects the post-filler state.</w:t>
+      </w:r>
+      <w:r>
+        <w:t xml:space="preserve"> </w:t>
+      </w:r>
+      <w:r>
+        <w:t xml:space="preserve">As start-of-list context reinstatement increases, support shifts toward early film positions.</w:t>
+      </w:r>
+      <w:r>
+        <w:t xml:space="preserve"> </w:t>
+      </w:r>
+      <w:r>
+        <w:t xml:space="preserve">Panels B and C apply the same retrieval settings to sampled retrieval sequences.</w:t>
+      </w:r>
+      <w:r>
+        <w:t xml:space="preserve"> </w:t>
+      </w:r>
+      <w:r>
+        <w:t xml:space="preserve">Panel B shows that this support shift changes recall initiation, with first recalls moving from filler positions when start-of-list context reinstatement is omitted to early film positions as reinstatement increases.</w:t>
+      </w:r>
+      <w:r>
+        <w:t xml:space="preserve"> </w:t>
+      </w:r>
+      <w:r>
+        <w:t xml:space="preserve">Panel C shows that the initiation shift has full-sequence consequences: sampled early film items reinstate film-associated context and raise film-item access across subsequent samples.</w:t>
+      </w:r>
+      <w:r>
+        <w:t xml:space="preserve"> </w:t>
+      </w:r>
+      <w:r>
+        <w:t xml:space="preserve">Under the strong task setting used here, task items remain available to be sampled later in the sequence, so the next step is to examine how selection operates once a retrieval cue has been set.</w:t>
       </w:r>
     </w:p>
     <w:p>
@@ -9219,25 +9753,13 @@
         <w:pStyle w:val="BodyText"/>
       </w:pPr>
       <w:r>
-        <w:t xml:space="preserve">Primary readouts: The main figure should show phase-resolved recall for unguided retrieval and deliberate recall under matched weak and strong task conditions.</w:t>
-      </w:r>
-      <w:r>
-        <w:t xml:space="preserve"> </w:t>
-      </w:r>
-      <w:r>
-        <w:t xml:space="preserve">A compact summary should show film-item access and impairment from the weak-task baseline for each retrieval mode.</w:t>
-      </w:r>
-      <w:r>
-        <w:t xml:space="preserve"> </w:t>
-      </w:r>
-      <w:r>
-        <w:t xml:space="preserve">Task-item retrieval should remain visible enough to show whether reduced film access corresponds to retrieval of task items rather than disappearance of film items from the stored representation.</w:t>
-      </w:r>
-      <w:r>
-        <w:t xml:space="preserve"> </w:t>
-      </w:r>
-      <w:r>
-        <w:t xml:space="preserve">A control-decomposition panel should compare deliberate-recall settings such as film-directed start cueing, sharper selection through</w:t>
+        <w:t xml:space="preserve">The second control setting is retrieval selectivity.</w:t>
+      </w:r>
+      <w:r>
+        <w:t xml:space="preserve"> </w:t>
+      </w:r>
+      <w:r>
+        <w:t xml:space="preserve">This manipulation scales the choice-sensitivity parameter</w:t>
       </w:r>
       <w:r>
         <w:t xml:space="preserve"> </w:t>
@@ -9248,7 +9770,66 @@
         </m:r>
       </m:oMath>
       <w:r>
-        <w:t xml:space="preserve">, and target-monitoring or rejected-recall updating through</w:t>
+        <w:t xml:space="preserve"> </w:t>
+      </w:r>
+      <w:r>
+        <w:t xml:space="preserve">in</w:t>
+      </w:r>
+      <w:r>
+        <w:t xml:space="preserve"> </w:t>
+      </w:r>
+      <w:hyperlink w:anchor="eq-choice-sensitivity">
+        <w:r>
+          <w:rPr>
+            <w:rStyle w:val="Hyperlink"/>
+          </w:rPr>
+          <w:t xml:space="preserve">Equation 10</w:t>
+        </w:r>
+      </w:hyperlink>
+      <w:r>
+        <w:t xml:space="preserve">, changing how sharply candidate support is converted into selection probability.</w:t>
+      </w:r>
+      <w:r>
+        <w:t xml:space="preserve"> </w:t>
+      </w:r>
+      <w:r>
+        <w:t xml:space="preserve">It does not supply a film cue by itself.</w:t>
+      </w:r>
+      <w:r>
+        <w:t xml:space="preserve"> </w:t>
+      </w:r>
+      <w:r>
+        <w:t xml:space="preserve">Instead, it makes the candidate structure supplied by the current context more consequential.</w:t>
+      </w:r>
+      <w:r>
+        <w:t xml:space="preserve"> </w:t>
+      </w:r>
+      <w:r>
+        <w:t xml:space="preserve">Figure 4 crosses retrieval selectivity with start-of-list context reinstatement while holding the same post-reminder task condition fixed.</w:t>
+      </w:r>
+      <w:r>
+        <w:t xml:space="preserve"> </w:t>
+      </w:r>
+      <w:r>
+        <w:t xml:space="preserve">The final panel introduces target monitoring as a post-off-target recovery operation.</w:t>
+      </w:r>
+      <w:r>
+        <w:t xml:space="preserve"> </w:t>
+      </w:r>
+      <w:r>
+        <w:t xml:space="preserve">Here, target monitoring refers to control engaged after a sampled candidate is recognized as off target: the operation can reduce that candidate’s influence on subsequent search and help reorient retrieval toward film-relevant context.</w:t>
+      </w:r>
+      <w:r>
+        <w:t xml:space="preserve"> </w:t>
+      </w:r>
+      <w:r>
+        <w:t xml:space="preserve">The concrete CMR-style implementation used here is rejected-sample updating.</w:t>
+      </w:r>
+      <w:r>
+        <w:t xml:space="preserve"> </w:t>
+      </w:r>
+      <w:r>
+        <w:t xml:space="preserve">Sampled off-target candidates still occupy retrieval attempts, but their context update is multiplied by</w:t>
       </w:r>
       <w:r>
         <w:t xml:space="preserve"> </w:t>
@@ -9259,50 +9840,242 @@
         </m:r>
       </m:oMath>
       <w:r>
-        <w:t xml:space="preserve"> </w:t>
-      </w:r>
-      <w:r>
-        <w:t xml:space="preserve">if that mechanism remains in the simulation package.</w:t>
-      </w:r>
-    </w:p>
-    <w:p>
-      <w:pPr>
-        <w:pStyle w:val="BodyText"/>
-      </w:pPr>
-      <w:r>
-        <w:t xml:space="preserve">Intended text take-away: This section establishes the core dissociation result.</w:t>
-      </w:r>
-      <w:r>
-        <w:t xml:space="preserve"> </w:t>
-      </w:r>
-      <w:r>
-        <w:t xml:space="preserve">The model can produce greater impairment in unguided retrieval than in deliberate recall while both modes draw on the same learned film-item associations.</w:t>
-      </w:r>
-      <w:r>
-        <w:t xml:space="preserve"> </w:t>
-      </w:r>
-      <w:r>
-        <w:t xml:space="preserve">Deliberate recall may still be impaired; the claim is relative protection, not immunity.</w:t>
-      </w:r>
-      <w:r>
-        <w:t xml:space="preserve"> </w:t>
-      </w:r>
-      <w:r>
-        <w:t xml:space="preserve">The decomposition should show that this protection comes from control operations that make retrieval more film-directed, not from a separate voluntary-memory store.</w:t>
-      </w:r>
-    </w:p>
-    <w:p>
-      <w:pPr>
-        <w:pStyle w:val="BodyText"/>
-      </w:pPr>
-      <w:r>
-        <w:t xml:space="preserve">Open specification: Fix the deliberate-recall settings before writing this section as a result.</w:t>
-      </w:r>
-      <w:r>
-        <w:t xml:space="preserve"> </w:t>
-      </w:r>
-      <w:r>
-        <w:t xml:space="preserve">The core settings should emphasize film-directed start cueing and sharper selection, with target-monitoring through</w:t>
+        <w:t xml:space="preserve">, with</w:t>
+      </w:r>
+      <w:r>
+        <w:t xml:space="preserve"> </w:t>
+      </w:r>
+      <m:oMath>
+        <m:r>
+          <m:t>κ</m:t>
+        </m:r>
+        <m:r>
+          <m:rPr>
+            <m:sty m:val="p"/>
+          </m:rPr>
+          <m:t>=</m:t>
+        </m:r>
+        <m:r>
+          <m:t>1</m:t>
+        </m:r>
+      </m:oMath>
+      <w:r>
+        <w:t xml:space="preserve"> </w:t>
+      </w:r>
+      <w:r>
+        <w:t xml:space="preserve">giving the normal sampled-item update and</w:t>
+      </w:r>
+      <w:r>
+        <w:t xml:space="preserve"> </w:t>
+      </w:r>
+      <m:oMath>
+        <m:r>
+          <m:t>κ</m:t>
+        </m:r>
+        <m:r>
+          <m:rPr>
+            <m:sty m:val="p"/>
+          </m:rPr>
+          <m:t>=</m:t>
+        </m:r>
+        <m:r>
+          <m:t>0</m:t>
+        </m:r>
+      </m:oMath>
+      <w:r>
+        <w:t xml:space="preserve"> </w:t>
+      </w:r>
+      <w:r>
+        <w:t xml:space="preserve">preventing off-target context updating.</w:t>
+      </w:r>
+    </w:p>
+    <w:bookmarkStart w:id="70" w:name="fig-simulation2-retrieval-selectivity"/>
+    <w:p>
+      <w:pPr>
+        <w:pStyle w:val="FigureTitle"/>
+      </w:pPr>
+      <w:r>
+        <w:t xml:space="preserve">Figure 4</w:t>
+      </w:r>
+    </w:p>
+    <w:p>
+      <w:pPr>
+        <w:pStyle w:val="Caption"/>
+      </w:pPr>
+      <w:r>
+        <w:rPr>
+          <w:b/>
+          <w:bCs/>
+        </w:rPr>
+        <w:t xml:space="preserve">Retrieval selectivity sharpens the current search path, while target monitoring limits drift after off-target samples.</w:t>
+      </w:r>
+      <w:r>
+        <w:t xml:space="preserve"> </w:t>
+      </w:r>
+      <w:r>
+        <w:t xml:space="preserve">Simulation 2 demonstrates why deliberate recall requires more than globally sharper selection by first varying retrieval selectivity after post-reminder task encoding, with or without start-of-list context reinstatement, and then examining a rejected-sample implementation of off-target recovery.</w:t>
+      </w:r>
+      <w:r>
+        <w:t xml:space="preserve"> </w:t>
+      </w:r>
+      <w:r>
+        <w:rPr>
+          <w:b/>
+          <w:bCs/>
+        </w:rPr>
+        <w:t xml:space="preserve">(A)</w:t>
+      </w:r>
+      <w:r>
+        <w:t xml:space="preserve"> </w:t>
+      </w:r>
+      <w:r>
+        <w:t xml:space="preserve">With start-of-list reinstatement, higher retrieval selectivity increases short-lag transitions, indicating stronger local search around the currently active temporal neighborhood.</w:t>
+      </w:r>
+      <w:r>
+        <w:t xml:space="preserve"> </w:t>
+      </w:r>
+      <w:r>
+        <w:rPr>
+          <w:b/>
+          <w:bCs/>
+        </w:rPr>
+        <w:t xml:space="preserve">(B)</w:t>
+      </w:r>
+      <w:r>
+        <w:t xml:space="preserve"> </w:t>
+      </w:r>
+      <w:r>
+        <w:t xml:space="preserve">Without start-of-list reinstatement, sharper local search amplifies recall of late non-film items because the ongoing retrieval context most strongly supports those positions.</w:t>
+      </w:r>
+      <w:r>
+        <w:t xml:space="preserve"> </w:t>
+      </w:r>
+      <w:r>
+        <w:rPr>
+          <w:b/>
+          <w:bCs/>
+        </w:rPr>
+        <w:t xml:space="preserve">(C)</w:t>
+      </w:r>
+      <w:r>
+        <w:t xml:space="preserve"> </w:t>
+      </w:r>
+      <w:r>
+        <w:t xml:space="preserve">With start-of-list reinstatement, the same increase in retrieval selectivity amplifies recall of film items because retrieval begins from context that supports the start of the film sequence.</w:t>
+      </w:r>
+      <w:r>
+        <w:t xml:space="preserve"> </w:t>
+      </w:r>
+      <w:r>
+        <w:rPr>
+          <w:b/>
+          <w:bCs/>
+        </w:rPr>
+        <w:t xml:space="preserve">(D)</w:t>
+      </w:r>
+      <w:r>
+        <w:t xml:space="preserve"> </w:t>
+      </w:r>
+      <w:r>
+        <w:t xml:space="preserve">A concrete rejected-sample implementation shows the same constraint: reducing the context update after off-target samples helps retrieval return to film items only when start-of-list reinstatement has already made film items accessible.</w:t>
+      </w:r>
+      <w:r>
+        <w:t xml:space="preserve"> </w:t>
+      </w:r>
+      <w:r>
+        <w:t xml:space="preserve">Together, the panels show that selection sharpening is conditional on the current retrieval context, whereas target monitoring can limit the aftereffects of off-target samples without supplying a film cue by itself.</w:t>
+      </w:r>
+    </w:p>
+    <w:p>
+      <w:pPr>
+        <w:pStyle w:val="FigureWithoutNote"/>
+      </w:pPr>
+      <w:r>
+        <w:drawing>
+          <wp:inline>
+            <wp:extent cx="5943600" cy="4082965"/>
+            <wp:effectExtent b="0" l="0" r="0" t="0"/>
+            <wp:docPr descr="" title="" id="68" name="Picture"/>
+            <a:graphic>
+              <a:graphicData uri="http://schemas.openxmlformats.org/drawingml/2006/picture">
+                <pic:pic>
+                  <pic:nvPicPr>
+                    <pic:cNvPr descr="figures/simulation2_retrieval_selectivity.png" id="69" name="Picture"/>
+                    <pic:cNvPicPr>
+                      <a:picLocks noChangeArrowheads="1" noChangeAspect="1"/>
+                    </pic:cNvPicPr>
+                  </pic:nvPicPr>
+                  <pic:blipFill>
+                    <a:blip r:embed="rId67"/>
+                    <a:stretch>
+                      <a:fillRect/>
+                    </a:stretch>
+                  </pic:blipFill>
+                  <pic:spPr bwMode="auto">
+                    <a:xfrm>
+                      <a:off x="0" y="0"/>
+                      <a:ext cx="5943600" cy="4082965"/>
+                    </a:xfrm>
+                    <a:prstGeom prst="rect">
+                      <a:avLst/>
+                    </a:prstGeom>
+                    <a:noFill/>
+                    <a:ln w="9525">
+                      <a:noFill/>
+                      <a:headEnd/>
+                      <a:tailEnd/>
+                    </a:ln>
+                  </pic:spPr>
+                </pic:pic>
+              </a:graphicData>
+            </a:graphic>
+          </wp:inline>
+        </w:drawing>
+      </w:r>
+    </w:p>
+    <w:bookmarkEnd w:id="70"/>
+    <w:p>
+      <w:pPr>
+        <w:pStyle w:val="AfterWithoutNote"/>
+      </w:pPr>
+      <w:r>
+        <w:t xml:space="preserve">Panel A shows the local-search consequence of increasing retrieval selectivity in the start-of-list reinstatement condition.</w:t>
+      </w:r>
+      <w:r>
+        <w:t xml:space="preserve"> </w:t>
+      </w:r>
+      <w:r>
+        <w:t xml:space="preserve">Because the Luce choice rule exaggerates differences in candidate support, higher values make successive recalls cluster more strongly around nearby encoded positions.</w:t>
+      </w:r>
+      <w:r>
+        <w:t xml:space="preserve"> </w:t>
+      </w:r>
+      <w:r>
+        <w:t xml:space="preserve">Panels B and C show that the recall consequences of this local search depend on the retrieval context.</w:t>
+      </w:r>
+      <w:r>
+        <w:t xml:space="preserve"> </w:t>
+      </w:r>
+      <w:r>
+        <w:t xml:space="preserve">When recall begins from the ongoing post-filler context, increasing retrieval selectivity favors the late non-film items most strongly supported by that context.</w:t>
+      </w:r>
+      <w:r>
+        <w:t xml:space="preserve"> </w:t>
+      </w:r>
+      <w:r>
+        <w:t xml:space="preserve">When recall begins after start-of-list context reinstatement, increasing retrieval selectivity favors the early film items supported by the reinstated context.</w:t>
+      </w:r>
+      <w:r>
+        <w:t xml:space="preserve"> </w:t>
+      </w:r>
+      <w:r>
+        <w:t xml:space="preserve">Panel D conditions on transitions where the current sample is off target, retrieval continues, and at least one film item remains unsampled.</w:t>
+      </w:r>
+      <w:r>
+        <w:t xml:space="preserve"> </w:t>
+      </w:r>
+      <w:r>
+        <w:t xml:space="preserve">Without start-of-list context reinstatement, the probability that the next sample is a film item remains near zero across the</w:t>
       </w:r>
       <w:r>
         <w:t xml:space="preserve"> </w:t>
@@ -9316,17 +10089,37 @@
         <w:t xml:space="preserve"> </w:t>
       </w:r>
       <w:r>
-        <w:t xml:space="preserve">treated as core only if the implemented simulations make it necessary.</w:t>
-      </w:r>
-      <w:r>
-        <w:t xml:space="preserve"> </w:t>
-      </w:r>
-      <w:r>
-        <w:t xml:space="preserve">The introduction currently emphasizes film-directed cueing and sharper selection more strongly than rejected-recall updating.</w:t>
-      </w:r>
-    </w:p>
-    <w:bookmarkEnd w:id="63"/>
-    <w:bookmarkStart w:id="64" w:name="X959c89e07921dad0e6427ddac0201e22ff6b885"/>
+        <w:t xml:space="preserve">sweep.</w:t>
+      </w:r>
+      <w:r>
+        <w:t xml:space="preserve"> </w:t>
+      </w:r>
+      <w:r>
+        <w:t xml:space="preserve">With start-of-list context reinstatement, lowering</w:t>
+      </w:r>
+      <w:r>
+        <w:t xml:space="preserve"> </w:t>
+      </w:r>
+      <m:oMath>
+        <m:r>
+          <m:t>κ</m:t>
+        </m:r>
+      </m:oMath>
+      <w:r>
+        <w:t xml:space="preserve"> </w:t>
+      </w:r>
+      <w:r>
+        <w:t xml:space="preserve">from 1.0 to 0.0 raises this film-return probability from 0.059 to 0.643.</w:t>
+      </w:r>
+      <w:r>
+        <w:t xml:space="preserve"> </w:t>
+      </w:r>
+      <w:r>
+        <w:t xml:space="preserve">Across Figures 3 and 4, deliberate recall is protected by a sequence of control settings: start-of-list context reinstatement supplies a film-relevant retrieval cue, retrieval selectivity sharpens whatever the current context supports, and target monitoring limits the context-updating consequences of sampled off-target candidates.</w:t>
+      </w:r>
+    </w:p>
+    <w:bookmarkEnd w:id="71"/>
+    <w:bookmarkStart w:id="72" w:name="X959c89e07921dad0e6427ddac0201e22ff6b885"/>
     <w:p>
       <w:pPr>
         <w:pStyle w:val="Heading2"/>
@@ -9340,25 +10133,25 @@
         <w:pStyle w:val="FirstParagraph"/>
       </w:pPr>
       <w:r>
-        <w:t xml:space="preserve">Premise: This simulation asks what makes a visuospatial task effective in model terms.</w:t>
-      </w:r>
-      <w:r>
-        <w:t xml:space="preserve"> </w:t>
-      </w:r>
-      <w:r>
-        <w:t xml:space="preserve">Competitor strength is one route by which task items become effective competitors.</w:t>
-      </w:r>
-      <w:r>
-        <w:t xml:space="preserve"> </w:t>
-      </w:r>
-      <w:r>
-        <w:t xml:space="preserve">Temporal and source-context overlap can amplify that competition when task items are cued alongside film items.</w:t>
-      </w:r>
-      <w:r>
-        <w:t xml:space="preserve"> </w:t>
-      </w:r>
-      <w:r>
-        <w:t xml:space="preserve">This section should distinguish model-level task properties from the surface label of a task as visuospatial.</w:t>
+        <w:t xml:space="preserve">Premise: Simulation 3 distinguishes task properties that affect interference: learned support for task items, temporal-context overlap with film items, and source-context overlap.</w:t>
+      </w:r>
+      <w:r>
+        <w:t xml:space="preserve"> </w:t>
+      </w:r>
+      <w:r>
+        <w:t xml:space="preserve">These properties specify when a task labeled visuospatial should produce strong competitors, and when a comparison task could do the same.</w:t>
+      </w:r>
+      <w:r>
+        <w:t xml:space="preserve"> </w:t>
+      </w:r>
+      <w:r>
+        <w:t xml:space="preserve">Temporal and source-context overlap can amplify task-item influence when task items are cued alongside film items.</w:t>
+      </w:r>
+      <w:r>
+        <w:t xml:space="preserve"> </w:t>
+      </w:r>
+      <w:r>
+        <w:t xml:space="preserve">This section should distinguish those task properties from the surface label of a task as visuospatial.</w:t>
       </w:r>
     </w:p>
     <w:p>
@@ -9421,8 +10214,8 @@
         <w:t xml:space="preserve">Reminder timing is not a separate numbered package in the current scaffold; graded reminder reinstatement or drift can enter here only if needed to specify contextual overlap for task-specificity contrasts.</w:t>
       </w:r>
     </w:p>
-    <w:bookmarkEnd w:id="64"/>
-    <w:bookmarkStart w:id="65" w:name="Xbb86edf9a8761741bf156e8f8f4d3ff038dd223"/>
+    <w:bookmarkEnd w:id="72"/>
+    <w:bookmarkStart w:id="73" w:name="Xbb86edf9a8761741bf156e8f8f4d3ff038dd223"/>
     <w:p>
       <w:pPr>
         <w:pStyle w:val="Heading2"/>
@@ -9517,9 +10310,9 @@
         <w:t xml:space="preserve">Decide whether supplied-film-item access is implemented strongly enough to justify splitting this section into a separate recognition-like simulation later.</w:t>
       </w:r>
     </w:p>
-    <w:bookmarkEnd w:id="65"/>
-    <w:bookmarkEnd w:id="66"/>
-    <w:bookmarkStart w:id="67" w:name="general-discussion"/>
+    <w:bookmarkEnd w:id="73"/>
+    <w:bookmarkEnd w:id="74"/>
+    <w:bookmarkStart w:id="75" w:name="general-discussion"/>
     <w:p>
       <w:pPr>
         <w:pStyle w:val="Heading1"/>
@@ -9528,8 +10321,8 @@
         <w:t xml:space="preserve">General Discussion</w:t>
       </w:r>
     </w:p>
-    <w:bookmarkEnd w:id="67"/>
-    <w:bookmarkStart w:id="138" w:name="references"/>
+    <w:bookmarkEnd w:id="75"/>
+    <w:bookmarkStart w:id="146" w:name="references"/>
     <w:p>
       <w:pPr>
         <w:pStyle w:val="Heading1"/>
@@ -9538,8 +10331,8 @@
         <w:t xml:space="preserve">References</w:t>
       </w:r>
     </w:p>
-    <w:bookmarkStart w:id="137" w:name="refs"/>
-    <w:bookmarkStart w:id="69" w:name="ref-asselbergs2023systematic"/>
+    <w:bookmarkStart w:id="145" w:name="refs"/>
+    <w:bookmarkStart w:id="77" w:name="ref-asselbergs2023systematic"/>
     <w:p>
       <w:pPr>
         <w:pStyle w:val="Bibliography"/>
@@ -9576,7 +10369,7 @@
       <w:r>
         <w:t xml:space="preserve"> </w:t>
       </w:r>
-      <w:hyperlink r:id="rId68">
+      <w:hyperlink r:id="rId76">
         <w:r>
           <w:rPr>
             <w:rStyle w:val="Hyperlink"/>
@@ -9585,8 +10378,8 @@
         </w:r>
       </w:hyperlink>
     </w:p>
-    <w:bookmarkEnd w:id="69"/>
-    <w:bookmarkStart w:id="71" w:name="ref-brewin2014episodic"/>
+    <w:bookmarkEnd w:id="77"/>
+    <w:bookmarkStart w:id="79" w:name="ref-brewin2014episodic"/>
     <w:p>
       <w:pPr>
         <w:pStyle w:val="Bibliography"/>
@@ -9623,7 +10416,7 @@
       <w:r>
         <w:t xml:space="preserve"> </w:t>
       </w:r>
-      <w:hyperlink r:id="rId70">
+      <w:hyperlink r:id="rId78">
         <w:r>
           <w:rPr>
             <w:rStyle w:val="Hyperlink"/>
@@ -9632,8 +10425,8 @@
         </w:r>
       </w:hyperlink>
     </w:p>
-    <w:bookmarkEnd w:id="71"/>
-    <w:bookmarkStart w:id="73" w:name="ref-brewin1996dual"/>
+    <w:bookmarkEnd w:id="79"/>
+    <w:bookmarkStart w:id="81" w:name="ref-brewin1996dual"/>
     <w:p>
       <w:pPr>
         <w:pStyle w:val="Bibliography"/>
@@ -9670,7 +10463,7 @@
       <w:r>
         <w:t xml:space="preserve"> </w:t>
       </w:r>
-      <w:hyperlink r:id="rId72">
+      <w:hyperlink r:id="rId80">
         <w:r>
           <w:rPr>
             <w:rStyle w:val="Hyperlink"/>
@@ -9679,8 +10472,8 @@
         </w:r>
       </w:hyperlink>
     </w:p>
-    <w:bookmarkEnd w:id="73"/>
-    <w:bookmarkStart w:id="75" w:name="ref-brewin2010intrusive"/>
+    <w:bookmarkEnd w:id="81"/>
+    <w:bookmarkStart w:id="83" w:name="ref-brewin2010intrusive"/>
     <w:p>
       <w:pPr>
         <w:pStyle w:val="Bibliography"/>
@@ -9717,7 +10510,7 @@
       <w:r>
         <w:t xml:space="preserve"> </w:t>
       </w:r>
-      <w:hyperlink r:id="rId74">
+      <w:hyperlink r:id="rId82">
         <w:r>
           <w:rPr>
             <w:rStyle w:val="Hyperlink"/>
@@ -9726,8 +10519,8 @@
         </w:r>
       </w:hyperlink>
     </w:p>
-    <w:bookmarkEnd w:id="75"/>
-    <w:bookmarkStart w:id="77" w:name="ref-cohen2022memory"/>
+    <w:bookmarkEnd w:id="83"/>
+    <w:bookmarkStart w:id="85" w:name="ref-cohen2022memory"/>
     <w:p>
       <w:pPr>
         <w:pStyle w:val="Bibliography"/>
@@ -9764,7 +10557,7 @@
       <w:r>
         <w:t xml:space="preserve"> </w:t>
       </w:r>
-      <w:hyperlink r:id="rId76">
+      <w:hyperlink r:id="rId84">
         <w:r>
           <w:rPr>
             <w:rStyle w:val="Hyperlink"/>
@@ -9773,8 +10566,8 @@
         </w:r>
       </w:hyperlink>
     </w:p>
-    <w:bookmarkEnd w:id="77"/>
-    <w:bookmarkStart w:id="79" w:name="ref-deeprose2012imagery"/>
+    <w:bookmarkEnd w:id="85"/>
+    <w:bookmarkStart w:id="87" w:name="ref-deeprose2012imagery"/>
     <w:p>
       <w:pPr>
         <w:pStyle w:val="Bibliography"/>
@@ -9811,7 +10604,7 @@
       <w:r>
         <w:t xml:space="preserve"> </w:t>
       </w:r>
-      <w:hyperlink r:id="rId78">
+      <w:hyperlink r:id="rId86">
         <w:r>
           <w:rPr>
             <w:rStyle w:val="Hyperlink"/>
@@ -9820,8 +10613,8 @@
         </w:r>
       </w:hyperlink>
     </w:p>
-    <w:bookmarkEnd w:id="79"/>
-    <w:bookmarkStart w:id="80" w:name="ref-dupertuys2026ukraine"/>
+    <w:bookmarkEnd w:id="87"/>
+    <w:bookmarkStart w:id="88" w:name="ref-dupertuys2026ukraine"/>
     <w:p>
       <w:pPr>
         <w:pStyle w:val="Bibliography"/>
@@ -9857,8 +10650,8 @@
         <w:t xml:space="preserve">.</w:t>
       </w:r>
     </w:p>
-    <w:bookmarkEnd w:id="80"/>
-    <w:bookmarkStart w:id="82" w:name="ref-ehlers2000cognitive"/>
+    <w:bookmarkEnd w:id="88"/>
+    <w:bookmarkStart w:id="90" w:name="ref-ehlers2000cognitive"/>
     <w:p>
       <w:pPr>
         <w:pStyle w:val="Bibliography"/>
@@ -9895,7 +10688,7 @@
       <w:r>
         <w:t xml:space="preserve"> </w:t>
       </w:r>
-      <w:hyperlink r:id="rId81">
+      <w:hyperlink r:id="rId89">
         <w:r>
           <w:rPr>
             <w:rStyle w:val="Hyperlink"/>
@@ -9904,8 +10697,8 @@
         </w:r>
       </w:hyperlink>
     </w:p>
-    <w:bookmarkEnd w:id="82"/>
-    <w:bookmarkStart w:id="84" w:name="ref-holmes2008inducing"/>
+    <w:bookmarkEnd w:id="90"/>
+    <w:bookmarkStart w:id="92" w:name="ref-holmes2008inducing"/>
     <w:p>
       <w:pPr>
         <w:pStyle w:val="Bibliography"/>
@@ -9942,7 +10735,7 @@
       <w:r>
         <w:t xml:space="preserve"> </w:t>
       </w:r>
-      <w:hyperlink r:id="rId83">
+      <w:hyperlink r:id="rId91">
         <w:r>
           <w:rPr>
             <w:rStyle w:val="Hyperlink"/>
@@ -9951,8 +10744,8 @@
         </w:r>
       </w:hyperlink>
     </w:p>
-    <w:bookmarkEnd w:id="84"/>
-    <w:bookmarkStart w:id="86" w:name="ref-holmes2004trauma"/>
+    <w:bookmarkEnd w:id="92"/>
+    <w:bookmarkStart w:id="94" w:name="ref-holmes2004trauma"/>
     <w:p>
       <w:pPr>
         <w:pStyle w:val="Bibliography"/>
@@ -9989,7 +10782,7 @@
       <w:r>
         <w:t xml:space="preserve"> </w:t>
       </w:r>
-      <w:hyperlink r:id="rId85">
+      <w:hyperlink r:id="rId93">
         <w:r>
           <w:rPr>
             <w:rStyle w:val="Hyperlink"/>
@@ -9998,8 +10791,8 @@
         </w:r>
       </w:hyperlink>
     </w:p>
-    <w:bookmarkEnd w:id="86"/>
-    <w:bookmarkStart w:id="88" w:name="ref-holmes2009can"/>
+    <w:bookmarkEnd w:id="94"/>
+    <w:bookmarkStart w:id="96" w:name="ref-holmes2009can"/>
     <w:p>
       <w:pPr>
         <w:pStyle w:val="Bibliography"/>
@@ -10048,7 +10841,7 @@
       <w:r>
         <w:t xml:space="preserve"> </w:t>
       </w:r>
-      <w:hyperlink r:id="rId87">
+      <w:hyperlink r:id="rId95">
         <w:r>
           <w:rPr>
             <w:rStyle w:val="Hyperlink"/>
@@ -10057,8 +10850,8 @@
         </w:r>
       </w:hyperlink>
     </w:p>
-    <w:bookmarkEnd w:id="88"/>
-    <w:bookmarkStart w:id="90" w:name="ref-holmes2010key"/>
+    <w:bookmarkEnd w:id="96"/>
+    <w:bookmarkStart w:id="98" w:name="ref-holmes2010key"/>
     <w:p>
       <w:pPr>
         <w:pStyle w:val="Bibliography"/>
@@ -10116,7 +10909,7 @@
       <w:r>
         <w:t xml:space="preserve"> </w:t>
       </w:r>
-      <w:hyperlink r:id="rId89">
+      <w:hyperlink r:id="rId97">
         <w:r>
           <w:rPr>
             <w:rStyle w:val="Hyperlink"/>
@@ -10125,8 +10918,8 @@
         </w:r>
       </w:hyperlink>
     </w:p>
-    <w:bookmarkEnd w:id="90"/>
-    <w:bookmarkStart w:id="92" w:name="ref-horsch2017reducing"/>
+    <w:bookmarkEnd w:id="98"/>
+    <w:bookmarkStart w:id="100" w:name="ref-horsch2017reducing"/>
     <w:p>
       <w:pPr>
         <w:pStyle w:val="Bibliography"/>
@@ -10163,7 +10956,7 @@
       <w:r>
         <w:t xml:space="preserve"> </w:t>
       </w:r>
-      <w:hyperlink r:id="rId91">
+      <w:hyperlink r:id="rId99">
         <w:r>
           <w:rPr>
             <w:rStyle w:val="Hyperlink"/>
@@ -10172,8 +10965,8 @@
         </w:r>
       </w:hyperlink>
     </w:p>
-    <w:bookmarkEnd w:id="92"/>
-    <w:bookmarkStart w:id="94" w:name="ref-howard2002distributed"/>
+    <w:bookmarkEnd w:id="100"/>
+    <w:bookmarkStart w:id="102" w:name="ref-howard2002distributed"/>
     <w:p>
       <w:pPr>
         <w:pStyle w:val="Bibliography"/>
@@ -10210,7 +11003,7 @@
       <w:r>
         <w:t xml:space="preserve"> </w:t>
       </w:r>
-      <w:hyperlink r:id="rId93">
+      <w:hyperlink r:id="rId101">
         <w:r>
           <w:rPr>
             <w:rStyle w:val="Hyperlink"/>
@@ -10219,8 +11012,8 @@
         </w:r>
       </w:hyperlink>
     </w:p>
-    <w:bookmarkEnd w:id="94"/>
-    <w:bookmarkStart w:id="95" w:name="ref-howard2008persistence"/>
+    <w:bookmarkEnd w:id="102"/>
+    <w:bookmarkStart w:id="103" w:name="ref-howard2008persistence"/>
     <w:p>
       <w:pPr>
         <w:pStyle w:val="Bibliography"/>
@@ -10255,8 +11048,8 @@
         <w:t xml:space="preserve">(1), 58–63.</w:t>
       </w:r>
     </w:p>
-    <w:bookmarkEnd w:id="95"/>
-    <w:bookmarkStart w:id="97" w:name="ref-iyadurai2018preventing"/>
+    <w:bookmarkEnd w:id="103"/>
+    <w:bookmarkStart w:id="105" w:name="ref-iyadurai2018preventing"/>
     <w:p>
       <w:pPr>
         <w:pStyle w:val="Bibliography"/>
@@ -10305,7 +11098,7 @@
       <w:r>
         <w:t xml:space="preserve"> </w:t>
       </w:r>
-      <w:hyperlink r:id="rId96">
+      <w:hyperlink r:id="rId104">
         <w:r>
           <w:rPr>
             <w:rStyle w:val="Hyperlink"/>
@@ -10314,8 +11107,8 @@
         </w:r>
       </w:hyperlink>
     </w:p>
-    <w:bookmarkEnd w:id="97"/>
-    <w:bookmarkStart w:id="99" w:name="ref-iyadurai2019intrusive"/>
+    <w:bookmarkEnd w:id="105"/>
+    <w:bookmarkStart w:id="107" w:name="ref-iyadurai2019intrusive"/>
     <w:p>
       <w:pPr>
         <w:pStyle w:val="Bibliography"/>
@@ -10352,7 +11145,7 @@
       <w:r>
         <w:t xml:space="preserve"> </w:t>
       </w:r>
-      <w:hyperlink r:id="rId98">
+      <w:hyperlink r:id="rId106">
         <w:r>
           <w:rPr>
             <w:rStyle w:val="Hyperlink"/>
@@ -10361,8 +11154,8 @@
         </w:r>
       </w:hyperlink>
     </w:p>
-    <w:bookmarkEnd w:id="99"/>
-    <w:bookmarkStart w:id="101" w:name="ref-james2015computer"/>
+    <w:bookmarkEnd w:id="107"/>
+    <w:bookmarkStart w:id="109" w:name="ref-james2015computer"/>
     <w:p>
       <w:pPr>
         <w:pStyle w:val="Bibliography"/>
@@ -10399,7 +11192,7 @@
       <w:r>
         <w:t xml:space="preserve"> </w:t>
       </w:r>
-      <w:hyperlink r:id="rId100">
+      <w:hyperlink r:id="rId108">
         <w:r>
           <w:rPr>
             <w:rStyle w:val="Hyperlink"/>
@@ -10408,8 +11201,8 @@
         </w:r>
       </w:hyperlink>
     </w:p>
-    <w:bookmarkEnd w:id="101"/>
-    <w:bookmarkStart w:id="103" w:name="ref-james2016trauma"/>
+    <w:bookmarkEnd w:id="109"/>
+    <w:bookmarkStart w:id="111" w:name="ref-james2016trauma"/>
     <w:p>
       <w:pPr>
         <w:pStyle w:val="Bibliography"/>
@@ -10446,7 +11239,7 @@
       <w:r>
         <w:t xml:space="preserve"> </w:t>
       </w:r>
-      <w:hyperlink r:id="rId102">
+      <w:hyperlink r:id="rId110">
         <w:r>
           <w:rPr>
             <w:rStyle w:val="Hyperlink"/>
@@ -10455,8 +11248,8 @@
         </w:r>
       </w:hyperlink>
     </w:p>
-    <w:bookmarkEnd w:id="103"/>
-    <w:bookmarkStart w:id="104" w:name="ref-kahana1996associative"/>
+    <w:bookmarkEnd w:id="111"/>
+    <w:bookmarkStart w:id="112" w:name="ref-kahana1996associative"/>
     <w:p>
       <w:pPr>
         <w:pStyle w:val="Bibliography"/>
@@ -10491,8 +11284,8 @@
         <w:t xml:space="preserve">(1), 103–109.</w:t>
       </w:r>
     </w:p>
-    <w:bookmarkEnd w:id="104"/>
-    <w:bookmarkStart w:id="106" w:name="ref-kanstrup2021single"/>
+    <w:bookmarkEnd w:id="112"/>
+    <w:bookmarkStart w:id="114" w:name="ref-kanstrup2021single"/>
     <w:p>
       <w:pPr>
         <w:pStyle w:val="Bibliography"/>
@@ -10529,7 +11322,7 @@
       <w:r>
         <w:t xml:space="preserve"> </w:t>
       </w:r>
-      <w:hyperlink r:id="rId105">
+      <w:hyperlink r:id="rId113">
         <w:r>
           <w:rPr>
             <w:rStyle w:val="Hyperlink"/>
@@ -10538,8 +11331,8 @@
         </w:r>
       </w:hyperlink>
     </w:p>
-    <w:bookmarkEnd w:id="106"/>
-    <w:bookmarkStart w:id="108" w:name="ref-kessler2020visuospatial"/>
+    <w:bookmarkEnd w:id="114"/>
+    <w:bookmarkStart w:id="116" w:name="ref-kessler2020visuospatial"/>
     <w:p>
       <w:pPr>
         <w:pStyle w:val="Bibliography"/>
@@ -10576,7 +11369,7 @@
       <w:r>
         <w:t xml:space="preserve"> </w:t>
       </w:r>
-      <w:hyperlink r:id="rId107">
+      <w:hyperlink r:id="rId115">
         <w:r>
           <w:rPr>
             <w:rStyle w:val="Hyperlink"/>
@@ -10585,8 +11378,8 @@
         </w:r>
       </w:hyperlink>
     </w:p>
-    <w:bookmarkEnd w:id="108"/>
-    <w:bookmarkStart w:id="110" w:name="ref-kindt2009beyond"/>
+    <w:bookmarkEnd w:id="116"/>
+    <w:bookmarkStart w:id="118" w:name="ref-kindt2009beyond"/>
     <w:p>
       <w:pPr>
         <w:pStyle w:val="Bibliography"/>
@@ -10623,7 +11416,7 @@
       <w:r>
         <w:t xml:space="preserve"> </w:t>
       </w:r>
-      <w:hyperlink r:id="rId109">
+      <w:hyperlink r:id="rId117">
         <w:r>
           <w:rPr>
             <w:rStyle w:val="Hyperlink"/>
@@ -10632,8 +11425,8 @@
         </w:r>
       </w:hyperlink>
     </w:p>
-    <w:bookmarkEnd w:id="110"/>
-    <w:bookmarkStart w:id="112" w:name="ref-krans2009intrusive"/>
+    <w:bookmarkEnd w:id="118"/>
+    <w:bookmarkStart w:id="120" w:name="ref-krans2009intrusive"/>
     <w:p>
       <w:pPr>
         <w:pStyle w:val="Bibliography"/>
@@ -10670,7 +11463,7 @@
       <w:r>
         <w:t xml:space="preserve"> </w:t>
       </w:r>
-      <w:hyperlink r:id="rId111">
+      <w:hyperlink r:id="rId119">
         <w:r>
           <w:rPr>
             <w:rStyle w:val="Hyperlink"/>
@@ -10679,8 +11472,8 @@
         </w:r>
       </w:hyperlink>
     </w:p>
-    <w:bookmarkEnd w:id="112"/>
-    <w:bookmarkStart w:id="114" w:name="ref-lau2019intrusive"/>
+    <w:bookmarkEnd w:id="120"/>
+    <w:bookmarkStart w:id="122" w:name="ref-lau2019intrusive"/>
     <w:p>
       <w:pPr>
         <w:pStyle w:val="Bibliography"/>
@@ -10717,7 +11510,7 @@
       <w:r>
         <w:t xml:space="preserve"> </w:t>
       </w:r>
-      <w:hyperlink r:id="rId113">
+      <w:hyperlink r:id="rId121">
         <w:r>
           <w:rPr>
             <w:rStyle w:val="Hyperlink"/>
@@ -10726,8 +11519,8 @@
         </w:r>
       </w:hyperlink>
     </w:p>
-    <w:bookmarkEnd w:id="114"/>
-    <w:bookmarkStart w:id="116" w:name="ref-lau2021selectively"/>
+    <w:bookmarkEnd w:id="122"/>
+    <w:bookmarkStart w:id="124" w:name="ref-lau2021selectively"/>
     <w:p>
       <w:pPr>
         <w:pStyle w:val="Bibliography"/>
@@ -10764,7 +11557,7 @@
       <w:r>
         <w:t xml:space="preserve"> </w:t>
       </w:r>
-      <w:hyperlink r:id="rId115">
+      <w:hyperlink r:id="rId123">
         <w:r>
           <w:rPr>
             <w:rStyle w:val="Hyperlink"/>
@@ -10773,8 +11566,8 @@
         </w:r>
       </w:hyperlink>
     </w:p>
-    <w:bookmarkEnd w:id="116"/>
-    <w:bookmarkStart w:id="118" w:name="ref-lohnas2015expanding"/>
+    <w:bookmarkEnd w:id="124"/>
+    <w:bookmarkStart w:id="126" w:name="ref-lohnas2015expanding"/>
     <w:p>
       <w:pPr>
         <w:pStyle w:val="Bibliography"/>
@@ -10811,7 +11604,7 @@
       <w:r>
         <w:t xml:space="preserve"> </w:t>
       </w:r>
-      <w:hyperlink r:id="rId117">
+      <w:hyperlink r:id="rId125">
         <w:r>
           <w:rPr>
             <w:rStyle w:val="Hyperlink"/>
@@ -10820,8 +11613,8 @@
         </w:r>
       </w:hyperlink>
     </w:p>
-    <w:bookmarkEnd w:id="118"/>
-    <w:bookmarkStart w:id="120" w:name="ref-polyn2009context"/>
+    <w:bookmarkEnd w:id="126"/>
+    <w:bookmarkStart w:id="128" w:name="ref-polyn2009context"/>
     <w:p>
       <w:pPr>
         <w:pStyle w:val="Bibliography"/>
@@ -10858,7 +11651,7 @@
       <w:r>
         <w:t xml:space="preserve"> </w:t>
       </w:r>
-      <w:hyperlink r:id="rId119">
+      <w:hyperlink r:id="rId127">
         <w:r>
           <w:rPr>
             <w:rStyle w:val="Hyperlink"/>
@@ -10867,8 +11660,8 @@
         </w:r>
       </w:hyperlink>
     </w:p>
-    <w:bookmarkEnd w:id="120"/>
-    <w:bookmarkStart w:id="122" w:name="ref-polyn2009task"/>
+    <w:bookmarkEnd w:id="128"/>
+    <w:bookmarkStart w:id="130" w:name="ref-polyn2009task"/>
     <w:p>
       <w:pPr>
         <w:pStyle w:val="Bibliography"/>
@@ -10905,7 +11698,7 @@
       <w:r>
         <w:t xml:space="preserve"> </w:t>
       </w:r>
-      <w:hyperlink r:id="rId121">
+      <w:hyperlink r:id="rId129">
         <w:r>
           <w:rPr>
             <w:rStyle w:val="Hyperlink"/>
@@ -10914,8 +11707,8 @@
         </w:r>
       </w:hyperlink>
     </w:p>
-    <w:bookmarkEnd w:id="122"/>
-    <w:bookmarkStart w:id="124" w:name="ref-sederberg2011human"/>
+    <w:bookmarkEnd w:id="130"/>
+    <w:bookmarkStart w:id="132" w:name="ref-sederberg2011human"/>
     <w:p>
       <w:pPr>
         <w:pStyle w:val="Bibliography"/>
@@ -10952,7 +11745,7 @@
       <w:r>
         <w:t xml:space="preserve"> </w:t>
       </w:r>
-      <w:hyperlink r:id="rId123">
+      <w:hyperlink r:id="rId131">
         <w:r>
           <w:rPr>
             <w:rStyle w:val="Hyperlink"/>
@@ -10961,8 +11754,8 @@
         </w:r>
       </w:hyperlink>
     </w:p>
-    <w:bookmarkEnd w:id="124"/>
-    <w:bookmarkStart w:id="126" w:name="ref-sederberg2008context"/>
+    <w:bookmarkEnd w:id="132"/>
+    <w:bookmarkStart w:id="134" w:name="ref-sederberg2008context"/>
     <w:p>
       <w:pPr>
         <w:pStyle w:val="Bibliography"/>
@@ -10999,7 +11792,7 @@
       <w:r>
         <w:t xml:space="preserve"> </w:t>
       </w:r>
-      <w:hyperlink r:id="rId125">
+      <w:hyperlink r:id="rId133">
         <w:r>
           <w:rPr>
             <w:rStyle w:val="Hyperlink"/>
@@ -11008,8 +11801,8 @@
         </w:r>
       </w:hyperlink>
     </w:p>
-    <w:bookmarkEnd w:id="126"/>
-    <w:bookmarkStart w:id="128" w:name="ref-talmi2019retrieved"/>
+    <w:bookmarkEnd w:id="134"/>
+    <w:bookmarkStart w:id="136" w:name="ref-talmi2019retrieved"/>
     <w:p>
       <w:pPr>
         <w:pStyle w:val="Bibliography"/>
@@ -11046,7 +11839,7 @@
       <w:r>
         <w:t xml:space="preserve"> </w:t>
       </w:r>
-      <w:hyperlink r:id="rId127">
+      <w:hyperlink r:id="rId135">
         <w:r>
           <w:rPr>
             <w:rStyle w:val="Hyperlink"/>
@@ -11055,8 +11848,8 @@
         </w:r>
       </w:hyperlink>
     </w:p>
-    <w:bookmarkEnd w:id="128"/>
-    <w:bookmarkStart w:id="130" w:name="ref-varma2024experimental"/>
+    <w:bookmarkEnd w:id="136"/>
+    <w:bookmarkStart w:id="138" w:name="ref-varma2024experimental"/>
     <w:p>
       <w:pPr>
         <w:pStyle w:val="Bibliography"/>
@@ -11093,7 +11886,7 @@
       <w:r>
         <w:t xml:space="preserve"> </w:t>
       </w:r>
-      <w:hyperlink r:id="rId129">
+      <w:hyperlink r:id="rId137">
         <w:r>
           <w:rPr>
             <w:rStyle w:val="Hyperlink"/>
@@ -11102,8 +11895,8 @@
         </w:r>
       </w:hyperlink>
     </w:p>
-    <w:bookmarkEnd w:id="130"/>
-    <w:bookmarkStart w:id="132" w:name="ref-wessel2025evidence"/>
+    <w:bookmarkEnd w:id="138"/>
+    <w:bookmarkStart w:id="140" w:name="ref-wessel2025evidence"/>
     <w:p>
       <w:pPr>
         <w:pStyle w:val="Bibliography"/>
@@ -11152,7 +11945,7 @@
       <w:r>
         <w:t xml:space="preserve"> </w:t>
       </w:r>
-      <w:hyperlink r:id="rId131">
+      <w:hyperlink r:id="rId139">
         <w:r>
           <w:rPr>
             <w:rStyle w:val="Hyperlink"/>
@@ -11161,8 +11954,8 @@
         </w:r>
       </w:hyperlink>
     </w:p>
-    <w:bookmarkEnd w:id="132"/>
-    <w:bookmarkStart w:id="134" w:name="ref-yonelinas2019contextual"/>
+    <w:bookmarkEnd w:id="140"/>
+    <w:bookmarkStart w:id="142" w:name="ref-yonelinas2019contextual"/>
     <w:p>
       <w:pPr>
         <w:pStyle w:val="Bibliography"/>
@@ -11199,7 +11992,7 @@
       <w:r>
         <w:t xml:space="preserve"> </w:t>
       </w:r>
-      <w:hyperlink r:id="rId133">
+      <w:hyperlink r:id="rId141">
         <w:r>
           <w:rPr>
             <w:rStyle w:val="Hyperlink"/>
@@ -11208,8 +12001,8 @@
         </w:r>
       </w:hyperlink>
     </w:p>
-    <w:bookmarkEnd w:id="134"/>
-    <w:bookmarkStart w:id="136" w:name="ref-zaromb2006temporal"/>
+    <w:bookmarkEnd w:id="142"/>
+    <w:bookmarkStart w:id="144" w:name="ref-zaromb2006temporal"/>
     <w:p>
       <w:pPr>
         <w:pStyle w:val="Bibliography"/>
@@ -11246,7 +12039,7 @@
       <w:r>
         <w:t xml:space="preserve"> </w:t>
       </w:r>
-      <w:hyperlink r:id="rId135">
+      <w:hyperlink r:id="rId143">
         <w:r>
           <w:rPr>
             <w:rStyle w:val="Hyperlink"/>
@@ -11255,9 +12048,9 @@
         </w:r>
       </w:hyperlink>
     </w:p>
-    <w:bookmarkEnd w:id="136"/>
-    <w:bookmarkEnd w:id="137"/>
-    <w:bookmarkEnd w:id="138"/>
+    <w:bookmarkEnd w:id="144"/>
+    <w:bookmarkEnd w:id="145"/>
+    <w:bookmarkEnd w:id="146"/>
     <w:sectPr>
       <w:headerReference r:id="rId9" w:type="even"/>
       <w:headerReference r:id="rId11" w:type="default"/>

--- a/docs/index.docx
+++ b/docs/index.docx
@@ -135,7 +135,7 @@
         <w:pStyle w:val="FirstParagraph"/>
       </w:pPr>
       <w:r>
-        <w:t xml:space="preserve">Visuospatial tasks performed after trauma-film encoding, or after a later reminder of the film, can reduce intrusive memories while leaving voluntary memory relatively intact.</w:t>
+        <w:t xml:space="preserve">In the trauma-film paradigm, visuospatial tasks performed after film encoding or a later film reminder can reduce intrusive memories while leaving voluntary memory relatively intact.</w:t>
       </w:r>
       <w:r>
         <w:t xml:space="preserve"> </w:t>
@@ -177,7 +177,7 @@
         <w:t xml:space="preserve"> </w:t>
       </w:r>
       <w:r>
-        <w:t xml:space="preserve">Together, these results show that selective interference can arise from retrieval dynamics in a single retrieved-context system.</w:t>
+        <w:t xml:space="preserve">Our results show that selective interference can arise from retrieval dynamics in a single retrieved-context system.</w:t>
       </w:r>
     </w:p>
     <w:bookmarkEnd w:id="23"/>
@@ -865,7 +865,7 @@
         <w:t xml:space="preserve"> </w:t>
       </w:r>
       <w:r>
-        <w:t xml:space="preserve">On this interpretation, the selective-interference effect reflects a capacity to intentionally focus retrieval on goal-relevant event information while reducing the influence of competing memories.</w:t>
+        <w:t xml:space="preserve">On this interpretation, the selective interference effect reflects a capacity to intentionally focus retrieval on goal-relevant event information while reducing the influence of competing memories.</w:t>
       </w:r>
     </w:p>
     <w:p>
@@ -873,7 +873,7 @@
         <w:pStyle w:val="BodyText"/>
       </w:pPr>
       <w:r>
-        <w:t xml:space="preserve">We formalize and evaluate this proposal in an emotional Context Maintenance and Retrieval model</w:t>
+        <w:t xml:space="preserve">We formalize this proposal in an emotional variant of the Context Maintenance and Retrieval (CMR) framework</w:t>
       </w:r>
       <w:r>
         <w:t xml:space="preserve"> </w:t>
@@ -927,7 +927,7 @@
         <w:t xml:space="preserve"> </w:t>
       </w:r>
       <w:r>
-        <w:t xml:space="preserve">Retrieved-context models explain recall by treating context as a gradually changing state that is updated by studied items, reinstated by recalled items, and used to cue later memory search</w:t>
+        <w:t xml:space="preserve">Retrieved-context models treat context as a gradually changing state that is shaped by experience, reinstated by retrieval, and used to cue later memory search</w:t>
       </w:r>
       <w:r>
         <w:t xml:space="preserve"> </w:t>
@@ -981,7 +981,7 @@
         <w:t xml:space="preserve"> </w:t>
       </w:r>
       <w:r>
-        <w:t xml:space="preserve">CMR extends this framework by representing context-to-item and item-to-context associations across temporal, semantic, and source/contextual dimensions</w:t>
+        <w:t xml:space="preserve">In CMR, items and context are linked by bidirectional associations: context cues candidate items, and retrieved or supplied items reinstate associated context</w:t>
       </w:r>
       <w:r>
         <w:t xml:space="preserve"> </w:t>
@@ -1021,7 +1021,7 @@
         <w:t xml:space="preserve"> </w:t>
       </w:r>
       <w:r>
-        <w:t xml:space="preserve">Control over memory search enters the framework in two related ways: start-of-recall context reinstatement can bias retrieval toward a target episode, while monitoring mechanisms can reject candidates that poorly match a target context</w:t>
+        <w:t xml:space="preserve">Controlled retrieval can be represented in CMR by allowing recall to begin from a cued or reinstated context, by varying how sharply context-to-item support is converted into item selection, and by monitoring sampled candidates against a retrieval target</w:t>
       </w:r>
       <w:r>
         <w:t xml:space="preserve"> </w:t>
@@ -1061,7 +1061,7 @@
         <w:t xml:space="preserve"> </w:t>
       </w:r>
       <w:r>
-        <w:t xml:space="preserve">Emotional CMR variants (i.e., eCMR and CMR3) instantiate this source-context machinery with emotional context and emotion-dependent binding, allowing retrieved-context models to capture how affective content shapes recall organization, emotional intrusions, and intentional access</w:t>
+        <w:t xml:space="preserve">Emotional CMR variants preserve these retrieved-context operations while adding an emotional-context pathway and emotion-dependent binding</w:t>
       </w:r>
       <w:r>
         <w:t xml:space="preserve"> </w:t>
@@ -1101,7 +1101,7 @@
         <w:t xml:space="preserve"> </w:t>
       </w:r>
       <w:r>
-        <w:t xml:space="preserve">Together, these commitments make the framework a principled setting for demonstrating how selective interference can arise within a single retrieved-context system.</w:t>
+        <w:t xml:space="preserve">Together, these properties make CMR a principled setting for a single-system retrieved-context account of selective interference.</w:t>
       </w:r>
     </w:p>
     <w:p>
@@ -1109,85 +1109,37 @@
         <w:pStyle w:val="BodyText"/>
       </w:pPr>
       <w:r>
-        <w:t xml:space="preserve">For selective interference, our model treats the film, any reminder, and subsequent interference as episodes encoded by binding item representations to a continuously evolving context representation</w:t>
-      </w:r>
-      <w:r>
-        <w:t xml:space="preserve"> </w:t>
-      </w:r>
-      <w:r>
-        <w:t xml:space="preserve">(</w:t>
-      </w:r>
-      <w:hyperlink w:anchor="ref-howard2002distributed">
-        <w:r>
-          <w:rPr>
-            <w:rStyle w:val="Hyperlink"/>
-          </w:rPr>
-          <w:t xml:space="preserve">Howard &amp; Kahana, 2002</w:t>
-        </w:r>
-      </w:hyperlink>
-      <w:r>
-        <w:t xml:space="preserve">;</w:t>
-      </w:r>
-      <w:r>
-        <w:t xml:space="preserve"> </w:t>
-      </w:r>
-      <w:hyperlink w:anchor="ref-polyn2009context">
-        <w:r>
-          <w:rPr>
-            <w:rStyle w:val="Hyperlink"/>
-          </w:rPr>
-          <w:t xml:space="preserve">Polyn et al., 2009a</w:t>
-        </w:r>
-      </w:hyperlink>
-      <w:r>
-        <w:t xml:space="preserve">;</w:t>
-      </w:r>
-      <w:r>
-        <w:t xml:space="preserve"> </w:t>
-      </w:r>
-      <w:hyperlink w:anchor="ref-yonelinas2019contextual">
-        <w:r>
-          <w:rPr>
-            <w:rStyle w:val="Hyperlink"/>
-          </w:rPr>
-          <w:t xml:space="preserve">Yonelinas et al., 2019</w:t>
-        </w:r>
-      </w:hyperlink>
-      <w:r>
-        <w:t xml:space="preserve">)</w:t>
-      </w:r>
-      <w:r>
-        <w:t xml:space="preserve">.</w:t>
-      </w:r>
-      <w:r>
-        <w:t xml:space="preserve"> </w:t>
-      </w:r>
-      <w:r>
-        <w:t xml:space="preserve">A film reminder can reinstate film-associated context before task encoding, and task events encoded in that state can later receive support from film-related retrieval cues.</w:t>
-      </w:r>
-      <w:r>
-        <w:t xml:space="preserve"> </w:t>
-      </w:r>
-      <w:r>
-        <w:t xml:space="preserve">At retrieval, the current context state cues memory search, so film items and task items compete when both are associated with similar context states.</w:t>
-      </w:r>
-      <w:r>
-        <w:t xml:space="preserve"> </w:t>
-      </w:r>
-      <w:r>
-        <w:t xml:space="preserve">Deliberate recall can reduce vulnerability to this competition when retrieval begins from a film-directed state and selection favors film items over competitors.</w:t>
-      </w:r>
-      <w:r>
-        <w:t xml:space="preserve"> </w:t>
-      </w:r>
-      <w:r>
-        <w:t xml:space="preserve">The account therefore attributes the intrusion-voluntary-memory dissociation to retrieval modes and control settings applied to shared memory associations.</w:t>
-      </w:r>
-      <w:r>
-        <w:t xml:space="preserve"> </w:t>
-      </w:r>
-      <w:r>
-        <w:t xml:space="preserve">Selective interference therefore reflects a change in how film-associated context cues the stored event set: task items can become more likely to win retrieval and, once retrieved, can pull context toward the task, even as film-item associations remain available.</w:t>
+        <w:t xml:space="preserve">To map this framework onto the trauma-film paradigm, the model presents film, task, and delay-period items in sequence while context evolves.</w:t>
+      </w:r>
+      <w:r>
+        <w:t xml:space="preserve"> </w:t>
+      </w:r>
+      <w:r>
+        <w:t xml:space="preserve">Film reminders can reinstate film-associated context before task encoding, so task items are encoded while context remains similar to states associated with film items.</w:t>
+      </w:r>
+      <w:r>
+        <w:t xml:space="preserve"> </w:t>
+      </w:r>
+      <w:r>
+        <w:t xml:space="preserve">At retrieval, the current context state cues memory search, so film and task items can both receive support when they have been associated with similar context states.</w:t>
+      </w:r>
+      <w:r>
+        <w:t xml:space="preserve"> </w:t>
+      </w:r>
+      <w:r>
+        <w:t xml:space="preserve">Unguided and deliberate retrieval can draw on the same learned associations while differing in the context cues and monitoring applied during search.</w:t>
+      </w:r>
+      <w:r>
+        <w:t xml:space="preserve"> </w:t>
+      </w:r>
+      <w:r>
+        <w:t xml:space="preserve">Whereas unguided retrieval remains broadly cue-driven by the current context, control processes during deliberate recall can keep search oriented toward film targets.</w:t>
+      </w:r>
+      <w:r>
+        <w:t xml:space="preserve"> </w:t>
+      </w:r>
+      <w:r>
+        <w:t xml:space="preserve">The selective interference effect therefore reflects differential control over a shared associative memory, rather than selective vulnerability of separate memory representations.</w:t>
       </w:r>
     </w:p>
     <w:p>
@@ -1195,51 +1147,25 @@
         <w:pStyle w:val="BodyText"/>
       </w:pPr>
       <w:r>
-        <w:t xml:space="preserve">Our simulations evaluate the account at the level where a retrieved-context model makes its distinctive predictions: the distribution and organization of recall across the film, interference, and delay phases of a trauma-film paradigm.</w:t>
-      </w:r>
-      <w:r>
-        <w:t xml:space="preserve"> </w:t>
-      </w:r>
-      <w:r>
-        <w:t xml:space="preserve">Simulation 1 establishes the context-binding interference component: a post-reminder task reduces film recall when task items are strongly learned while film-associated context has been reinstated.</w:t>
-      </w:r>
-      <w:r>
-        <w:t xml:space="preserve"> </w:t>
-      </w:r>
-      <w:r>
-        <w:t xml:space="preserve">Simulation 2 adds intentionality by comparing unguided retrieval and deliberate recall over matched film and task associations, then decomposes the film-directed start cueing and selection settings that protect deliberate recall.</w:t>
-      </w:r>
-      <w:r>
-        <w:t xml:space="preserve"> </w:t>
-      </w:r>
-      <w:r>
-        <w:t xml:space="preserve">Simulation 3 separates task properties by varying task-item learning strength, contextual overlap, and source-context overlap, rather than treating the visuospatial/comparison contrast as a primitive model label.</w:t>
-      </w:r>
-      <w:r>
-        <w:t xml:space="preserve"> </w:t>
-      </w:r>
-      <w:r>
-        <w:t xml:space="preserve">Simulation 4 evaluates cue support across test formats by varying film-related monitoring cues and tests that supply a film item</w:t>
-      </w:r>
-      <w:r>
-        <w:t xml:space="preserve"> </w:t>
-      </w:r>
-      <w:r>
-        <w:t xml:space="preserve">(</w:t>
-      </w:r>
-      <w:hyperlink w:anchor="ref-lau2021selectively">
-        <w:r>
-          <w:rPr>
-            <w:rStyle w:val="Hyperlink"/>
-          </w:rPr>
-          <w:t xml:space="preserve">Lau-Zhu et al., 2021</w:t>
-        </w:r>
-      </w:hyperlink>
-      <w:r>
-        <w:t xml:space="preserve">)</w:t>
-      </w:r>
-      <w:r>
-        <w:t xml:space="preserve">.</w:t>
+        <w:t xml:space="preserve">The simulations decompose the account at the level where CMR makes concrete commitments: how recall is distributed across film, task, and delay-period items, and how that distribution changes when cues act on different parts of the item-context loop.</w:t>
+      </w:r>
+      <w:r>
+        <w:t xml:space="preserve"> </w:t>
+      </w:r>
+      <w:r>
+        <w:t xml:space="preserve">Simulations 1 and 2 establish the core mechanism: reminder-driven task encoding creates position-structured overlap with the film context trajectory, and deliberate recall is protected when start-state control selects a diagnostic early-film context before retrieval.</w:t>
+      </w:r>
+      <w:r>
+        <w:t xml:space="preserve"> </w:t>
+      </w:r>
+      <w:r>
+        <w:t xml:space="preserve">Simulations 3 and 4 then examine test-phase consequences of bidirectional item-context associations, testing whether supplied film information helps sidestep context-binding interference instantiated by task items.</w:t>
+      </w:r>
+      <w:r>
+        <w:t xml:space="preserve"> </w:t>
+      </w:r>
+      <w:r>
+        <w:t xml:space="preserve">Simulation 5 examines possible accounts compatible with retrieved-context theory of how visuospatial interference tasks differ from comparison tasks in their effects on later memory, distinguishing encoding strength, context-drift, and source-context overlap accounts.</w:t>
       </w:r>
       <w:r>
         <w:t xml:space="preserve"> </w:t>
@@ -1795,7 +1721,7 @@
         <w:t xml:space="preserve"> </w:t>
       </w:r>
       <w:r>
-        <w:t xml:space="preserve">Furthermore, retrieval tests that supply a film item can be less vulnerable to interference, because the supplied item reinstates associated context and reduces reliance on selecting film items from a mixed competitor set</w:t>
+        <w:t xml:space="preserve">Retrieval tests that supply a film item can be less vulnerable to interference, because the supplied item reinstates associated context and reduces reliance on selecting film items from a mixed competitor set</w:t>
       </w:r>
       <w:r>
         <w:t xml:space="preserve"> </w:t>
@@ -1841,7 +1767,7 @@
         <w:t xml:space="preserve"> </w:t>
       </w:r>
       <w:r>
-        <w:t xml:space="preserve">The first control lever is cue construction or start-state control, which reinstates film-associated context before recall and biases search toward film items.</w:t>
+        <w:t xml:space="preserve">The first control lever is cue construction or start-state control, which can reinstate context from the beginning of the film sequence before recall and bias search toward film items.</w:t>
       </w:r>
       <w:r>
         <w:t xml:space="preserve"> </w:t>
@@ -1861,7 +1787,7 @@
         <w:pStyle w:val="BodyText"/>
       </w:pPr>
       <w:r>
-        <w:t xml:space="preserve">The simulations instantiate these commitments in an emotional CMR model with phase-specific encoding, reminder-driven reinstatement, retrieval-mode and control settings, and source-context overlap</w:t>
+        <w:t xml:space="preserve">The simulations instantiate these commitments in an emotional CMR model with phase-specific encoding, reminder-driven reinstatement, retrieval-control mechanisms, and source-context overlap</w:t>
       </w:r>
       <w:r>
         <w:t xml:space="preserve"> </w:t>
@@ -6554,7 +6480,7 @@
         <w:pStyle w:val="FirstParagraph"/>
       </w:pPr>
       <w:r>
-        <w:t xml:space="preserve">The source-context pathway provides a configurable non-temporal overlap dimension for later task-specificity simulations.</w:t>
+        <w:t xml:space="preserve">The source-context pathway provides a non-temporal context dimension inherited from emotional CMR.</w:t>
       </w:r>
       <w:r>
         <w:t xml:space="preserve"> </w:t>
@@ -6614,7 +6540,7 @@
         <w:t xml:space="preserve"> </w:t>
       </w:r>
       <w:r>
-        <w:t xml:space="preserve">In the present simulations, this pathway is represented by a simplified two-unit source feature vector</w:t>
+        <w:t xml:space="preserve">In the present simulations, this pathway is represented by a simplified source feature vector</w:t>
       </w:r>
       <w:r>
         <w:t xml:space="preserve"> </w:t>
@@ -6634,13 +6560,16 @@
         </m:sSub>
       </m:oMath>
       <w:r>
-        <w:t xml:space="preserve">.</w:t>
-      </w:r>
-      <w:r>
-        <w:t xml:space="preserve"> </w:t>
-      </w:r>
-      <w:r>
-        <w:t xml:space="preserve">The marked source feature can be used to examine whether film and task items that share a non-temporal source state compete more strongly.</w:t>
+        <w:t xml:space="preserve"> </w:t>
+      </w:r>
+      <w:r>
+        <w:t xml:space="preserve">with a marked film/source feature and a neutral/default feature.</w:t>
+      </w:r>
+      <w:r>
+        <w:t xml:space="preserve"> </w:t>
+      </w:r>
+      <w:r>
+        <w:t xml:space="preserve">Film items are assigned the marked source feature, whereas break, task, and filler items are assigned the neutral/default feature unless a later source-overlap manipulation states otherwise.</w:t>
       </w:r>
       <w:r>
         <w:t xml:space="preserve"> </w:t>
@@ -6986,6 +6915,29 @@
         <m:sSub>
           <m:e>
             <m:r>
+              <m:t>η</m:t>
+            </m:r>
+          </m:e>
+          <m:sub>
+            <m:r>
+              <m:t>s</m:t>
+            </m:r>
+          </m:sub>
+        </m:sSub>
+      </m:oMath>
+      <w:r>
+        <w:t xml:space="preserve"> </w:t>
+      </w:r>
+      <w:r>
+        <w:t xml:space="preserve">denote baseline source-context-to-feature learning and let</w:t>
+      </w:r>
+      <w:r>
+        <w:t xml:space="preserve"> </w:t>
+      </w:r>
+      <m:oMath>
+        <m:sSub>
+          <m:e>
+            <m:r>
               <m:t>ϕ</m:t>
             </m:r>
           </m:e>
@@ -7030,7 +6982,7 @@
         <w:t xml:space="preserve"> </w:t>
       </w:r>
       <w:r>
-        <w:t xml:space="preserve">denote the added context-to-feature learning strength for item</w:t>
+        <w:t xml:space="preserve">denote added learning for item</w:t>
       </w:r>
       <w:r>
         <w:t xml:space="preserve"> </w:t>
@@ -7044,7 +6996,7 @@
         <w:t xml:space="preserve"> </w:t>
       </w:r>
       <w:r>
-        <w:t xml:space="preserve">in the source-context pathway.</w:t>
+        <w:t xml:space="preserve">in the marked source pathway.</w:t>
       </w:r>
       <w:r>
         <w:t xml:space="preserve"> </w:t>
@@ -7170,7 +7122,7 @@
         </m:sSub>
       </m:oMath>
       <w:r>
-        <w:t xml:space="preserve">, so items assigned the marked source feature receive</w:t>
+        <w:t xml:space="preserve">, so film items assigned the marked source feature receive</w:t>
       </w:r>
       <w:r>
         <w:t xml:space="preserve"> </w:t>
@@ -7214,7 +7166,7 @@
         <w:t xml:space="preserve"> </w:t>
       </w:r>
       <w:r>
-        <w:t xml:space="preserve">and neutral or default items receive 0.</w:t>
+        <w:t xml:space="preserve">and neutral/default items receive 0.</w:t>
       </w:r>
       <w:r>
         <w:t xml:space="preserve"> </w:t>
@@ -7286,48 +7238,76 @@
               </m:r>
             </m:sub>
           </m:sSub>
-          <m:sSub>
+          <m:d>
+            <m:dPr>
+              <m:begChr m:val="("/>
+              <m:sepChr m:val=""/>
+              <m:endChr m:val=")"/>
+              <m:grow/>
+            </m:dPr>
             <m:e>
-              <m:r>
-                <m:t>ϕ</m:t>
-              </m:r>
-            </m:e>
-            <m:sub>
+              <m:sSub>
+                <m:e>
+                  <m:r>
+                    <m:t>η</m:t>
+                  </m:r>
+                </m:e>
+                <m:sub>
+                  <m:r>
+                    <m:t>s</m:t>
+                  </m:r>
+                </m:sub>
+              </m:sSub>
               <m:r>
                 <m:rPr>
                   <m:sty m:val="p"/>
                 </m:rPr>
-                <m:t>e</m:t>
-              </m:r>
-              <m:r>
-                <m:rPr>
-                  <m:sty m:val="p"/>
-                </m:rPr>
-                <m:t>m</m:t>
-              </m:r>
-              <m:r>
-                <m:rPr>
-                  <m:sty m:val="p"/>
-                </m:rPr>
-                <m:t>o</m:t>
-              </m:r>
-              <m:r>
-                <m:rPr>
-                  <m:sty m:val="p"/>
-                </m:rPr>
-                <m:t>t</m:t>
-              </m:r>
-              <m:r>
-                <m:rPr>
-                  <m:sty m:val="p"/>
-                </m:rPr>
-                <m:t>,</m:t>
-              </m:r>
-              <m:r>
-                <m:t>i</m:t>
-              </m:r>
-            </m:sub>
-          </m:sSub>
+                <m:t>+</m:t>
+              </m:r>
+              <m:sSub>
+                <m:e>
+                  <m:r>
+                    <m:t>ϕ</m:t>
+                  </m:r>
+                </m:e>
+                <m:sub>
+                  <m:r>
+                    <m:rPr>
+                      <m:sty m:val="p"/>
+                    </m:rPr>
+                    <m:t>e</m:t>
+                  </m:r>
+                  <m:r>
+                    <m:rPr>
+                      <m:sty m:val="p"/>
+                    </m:rPr>
+                    <m:t>m</m:t>
+                  </m:r>
+                  <m:r>
+                    <m:rPr>
+                      <m:sty m:val="p"/>
+                    </m:rPr>
+                    <m:t>o</m:t>
+                  </m:r>
+                  <m:r>
+                    <m:rPr>
+                      <m:sty m:val="p"/>
+                    </m:rPr>
+                    <m:t>t</m:t>
+                  </m:r>
+                  <m:r>
+                    <m:rPr>
+                      <m:sty m:val="p"/>
+                    </m:rPr>
+                    <m:t>,</m:t>
+                  </m:r>
+                  <m:r>
+                    <m:t>i</m:t>
+                  </m:r>
+                </m:sub>
+              </m:sSub>
+            </m:e>
+          </m:d>
           <m:sSub>
             <m:e>
               <m:r>
@@ -7494,7 +7474,62 @@
         <w:t xml:space="preserve"> </w:t>
       </w:r>
       <w:r>
-        <w:t xml:space="preserve">Task items are distinct item features and are assigned the marked source feature only in source-context-overlap variants.</w:t>
+        <w:t xml:space="preserve">Because</w:t>
+      </w:r>
+      <w:r>
+        <w:t xml:space="preserve"> </w:t>
+      </w:r>
+      <m:oMath>
+        <m:sSub>
+          <m:e>
+            <m:r>
+              <m:t>η</m:t>
+            </m:r>
+          </m:e>
+          <m:sub>
+            <m:r>
+              <m:t>s</m:t>
+            </m:r>
+          </m:sub>
+        </m:sSub>
+      </m:oMath>
+      <w:r>
+        <w:t xml:space="preserve"> </w:t>
+      </w:r>
+      <w:r>
+        <w:t xml:space="preserve">is nonzero in the current simulations, neutral/default items can weakly bind the source context active during encoding without being assigned the marked film/source feature.</w:t>
+      </w:r>
+      <w:r>
+        <w:t xml:space="preserve"> </w:t>
+      </w:r>
+      <w:r>
+        <w:t xml:space="preserve">This lets task items inherit some influence from reinstated film-source context when the task is encoded after a film reminder, while still preserving a distinction between marked film items and neutral task competitors.</w:t>
+      </w:r>
+    </w:p>
+    <w:p>
+      <w:pPr>
+        <w:pStyle w:val="BodyText"/>
+      </w:pPr>
+      <w:r>
+        <w:t xml:space="preserve">At retrieval onset, all current simulations include a fixed partial reinstatement of the marked film-source context.</w:t>
+      </w:r>
+      <w:r>
+        <w:t xml:space="preserve"> </w:t>
+      </w:r>
+      <w:r>
+        <w:t xml:space="preserve">This operation represents the test setting orienting retrieval toward the film episode at the level of source context.</w:t>
+      </w:r>
+      <w:r>
+        <w:t xml:space="preserve"> </w:t>
+      </w:r>
+      <w:r>
+        <w:t xml:space="preserve">It is distinct from the temporal start-of-list cue manipulated in Simulation 2: an unguided-retrieval condition lacks deliberate temporal start-of-list reinstatement, but it is not a condition with no film-relevant test orientation at all.</w:t>
+      </w:r>
+      <w:r>
+        <w:t xml:space="preserve"> </w:t>
+      </w:r>
+      <w:r>
+        <w:t xml:space="preserve">Task items are assigned the marked source feature only in later source-overlap variants.</w:t>
       </w:r>
       <w:r>
         <w:t xml:space="preserve"> </w:t>
@@ -7536,7 +7571,7 @@
     </w:p>
     <w:bookmarkEnd w:id="53"/>
     <w:bookmarkEnd w:id="54"/>
-    <w:bookmarkStart w:id="74" w:name="simulations"/>
+    <w:bookmarkStart w:id="83" w:name="simulations"/>
     <w:p>
       <w:pPr>
         <w:pStyle w:val="Heading1"/>
@@ -7556,13 +7591,13 @@
         <w:t xml:space="preserve"> </w:t>
       </w:r>
       <w:r>
-        <w:t xml:space="preserve">They evaluate four linked packages: context-binding interference, retrieval-mode differences, task specificity, and cue support across test formats.</w:t>
-      </w:r>
-      <w:r>
-        <w:t xml:space="preserve"> </w:t>
-      </w:r>
-      <w:r>
-        <w:t xml:space="preserve">Simulation 1 shows how a post-reminder task reduces film recall when task items receive strong context-to-feature learning while film-relevant context is active.</w:t>
+        <w:t xml:space="preserve">They are organized into three linked groups: a core context-binding and retrieval-control demonstration, cue and test-format consequences of bidirectional item-context associations, and task-property boundary conditions.</w:t>
+      </w:r>
+      <w:r>
+        <w:t xml:space="preserve"> </w:t>
+      </w:r>
+      <w:r>
+        <w:t xml:space="preserve">Simulation 1 shows how a post-reminder task reduces film recall when task items receive strong context-to-feature learning in context states that overlap with the film trajectory.</w:t>
       </w:r>
       <w:r>
         <w:t xml:space="preserve"> </w:t>
@@ -7574,13 +7609,19 @@
         <w:t xml:space="preserve"> </w:t>
       </w:r>
       <w:r>
-        <w:t xml:space="preserve">Simulation 3 examines which task properties make the post-film task effective, including task-item learning strength, contextual similarity, and source-context overlap.</w:t>
-      </w:r>
-      <w:r>
-        <w:t xml:space="preserve"> </w:t>
-      </w:r>
-      <w:r>
-        <w:t xml:space="preserve">Simulation 4 examines how film-related monitoring cues and tests that supply a film item change vulnerability across test formats.</w:t>
+        <w:t xml:space="preserve">Simulation 3 varies test-phase film-item cues drawn from the film sequence to separate cue-driven film access from diagnostic retrieval control.</w:t>
+      </w:r>
+      <w:r>
+        <w:t xml:space="preserve"> </w:t>
+      </w:r>
+      <w:r>
+        <w:t xml:space="preserve">Simulation 4 compares context-to-item recall with supplied-item access formats.</w:t>
+      </w:r>
+      <w:r>
+        <w:t xml:space="preserve"> </w:t>
+      </w:r>
+      <w:r>
+        <w:t xml:space="preserve">Simulation 5 examines which task properties make the post-film task effective, including task-item learning strength, contextual similarity, and source-context overlap.</w:t>
       </w:r>
     </w:p>
     <w:bookmarkStart w:id="57" w:name="methodology"/>
@@ -7640,6 +7681,18 @@
       <w:r>
         <w:t xml:space="preserve"> </w:t>
       </w:r>
+      <w:r>
+        <w:t xml:space="preserve">Because the trauma-film simulations treat the film as an extended source episode rather than as an arbitrary list segment, the current simulations fix a modest source-context configuration across figures: film items carry the marked source feature, neutral/default events can weakly bind active source context, and retrieval begins with partial film-source reinstatement.</w:t>
+      </w:r>
+      <w:r>
+        <w:t xml:space="preserve"> </w:t>
+      </w:r>
+      <w:r>
+        <w:t xml:space="preserve">The primacy profile is also moderated relative to the immediate-recall fit so that the film sequence is not dominated by an unrealistically steep first-item advantage.</w:t>
+      </w:r>
+      <w:r>
+        <w:t xml:space="preserve"> </w:t>
+      </w:r>
       <w:hyperlink w:anchor="tbl-simulation-parameters">
         <w:r>
           <w:rPr>
@@ -7709,7 +7762,7 @@
         <w:t xml:space="preserve"> </w:t>
       </w:r>
       <w:r>
-        <w:t xml:space="preserve">fixed to zero.</w:t>
+        <w:t xml:space="preserve">fixed to zero, except for the source-context and primacy settings described in the text.</w:t>
       </w:r>
     </w:p>
     <w:tbl>
@@ -8073,7 +8126,7 @@
               <w:jc w:val="right"/>
             </w:pPr>
             <w:r>
-              <w:t xml:space="preserve">0.499</w:t>
+              <w:t xml:space="preserve">0.100</w:t>
             </w:r>
           </w:p>
         </w:tc>
@@ -8084,7 +8137,7 @@
               <w:pStyle w:val="Compact"/>
             </w:pPr>
             <w:r>
-              <w:t xml:space="preserve">Primacy scale</w:t>
+              <w:t xml:space="preserve">Primacy scale used in simulations</w:t>
             </w:r>
           </w:p>
         </w:tc>
@@ -8120,7 +8173,7 @@
               <w:jc w:val="right"/>
             </w:pPr>
             <w:r>
-              <w:t xml:space="preserve">0.530</w:t>
+              <w:t xml:space="preserve">1.500</w:t>
             </w:r>
           </w:p>
         </w:tc>
@@ -8131,7 +8184,7 @@
               <w:pStyle w:val="Compact"/>
             </w:pPr>
             <w:r>
-              <w:t xml:space="preserve">Primacy decay</w:t>
+              <w:t xml:space="preserve">Primacy decay used in simulations</w:t>
             </w:r>
           </w:p>
         </w:tc>
@@ -8309,6 +8362,163 @@
               <m:sSub>
                 <m:e>
                   <m:r>
+                    <m:t>η</m:t>
+                  </m:r>
+                </m:e>
+                <m:sub>
+                  <m:r>
+                    <m:t>s</m:t>
+                  </m:r>
+                </m:sub>
+              </m:sSub>
+            </m:oMath>
+          </w:p>
+        </w:tc>
+        <w:tc>
+          <w:tcPr/>
+          <w:p>
+            <w:pPr>
+              <w:pStyle w:val="Compact"/>
+              <w:jc w:val="right"/>
+            </w:pPr>
+            <w:r>
+              <w:t xml:space="preserve">0.050</w:t>
+            </w:r>
+          </w:p>
+        </w:tc>
+        <w:tc>
+          <w:tcPr/>
+          <w:p>
+            <w:pPr>
+              <w:pStyle w:val="Compact"/>
+            </w:pPr>
+            <w:r>
+              <w:t xml:space="preserve">Baseline source-context-to-feature learning</w:t>
+            </w:r>
+          </w:p>
+        </w:tc>
+      </w:tr>
+      <w:tr>
+        <w:tc>
+          <w:tcPr/>
+          <w:p>
+            <w:pPr>
+              <w:pStyle w:val="Compact"/>
+            </w:pPr>
+            <m:oMath>
+              <m:sSub>
+                <m:e>
+                  <m:r>
+                    <m:t>β</m:t>
+                  </m:r>
+                </m:e>
+                <m:sub>
+                  <m:r>
+                    <m:rPr>
+                      <m:sty m:val="p"/>
+                    </m:rPr>
+                    <m:t>f</m:t>
+                  </m:r>
+                  <m:r>
+                    <m:rPr>
+                      <m:sty m:val="p"/>
+                    </m:rPr>
+                    <m:t>i</m:t>
+                  </m:r>
+                  <m:r>
+                    <m:rPr>
+                      <m:sty m:val="p"/>
+                    </m:rPr>
+                    <m:t>l</m:t>
+                  </m:r>
+                  <m:r>
+                    <m:rPr>
+                      <m:sty m:val="p"/>
+                    </m:rPr>
+                    <m:t>m</m:t>
+                  </m:r>
+                  <m:r>
+                    <m:rPr>
+                      <m:sty m:val="p"/>
+                    </m:rPr>
+                    <m:t>−</m:t>
+                  </m:r>
+                  <m:r>
+                    <m:rPr>
+                      <m:sty m:val="p"/>
+                    </m:rPr>
+                    <m:t>s</m:t>
+                  </m:r>
+                  <m:r>
+                    <m:rPr>
+                      <m:sty m:val="p"/>
+                    </m:rPr>
+                    <m:t>o</m:t>
+                  </m:r>
+                  <m:r>
+                    <m:rPr>
+                      <m:sty m:val="p"/>
+                    </m:rPr>
+                    <m:t>u</m:t>
+                  </m:r>
+                  <m:r>
+                    <m:rPr>
+                      <m:sty m:val="p"/>
+                    </m:rPr>
+                    <m:t>r</m:t>
+                  </m:r>
+                  <m:r>
+                    <m:rPr>
+                      <m:sty m:val="p"/>
+                    </m:rPr>
+                    <m:t>c</m:t>
+                  </m:r>
+                  <m:r>
+                    <m:rPr>
+                      <m:sty m:val="p"/>
+                    </m:rPr>
+                    <m:t>e</m:t>
+                  </m:r>
+                </m:sub>
+              </m:sSub>
+            </m:oMath>
+          </w:p>
+        </w:tc>
+        <w:tc>
+          <w:tcPr/>
+          <w:p>
+            <w:pPr>
+              <w:pStyle w:val="Compact"/>
+              <w:jc w:val="right"/>
+            </w:pPr>
+            <w:r>
+              <w:t xml:space="preserve">0.500</w:t>
+            </w:r>
+          </w:p>
+        </w:tc>
+        <w:tc>
+          <w:tcPr/>
+          <w:p>
+            <w:pPr>
+              <w:pStyle w:val="Compact"/>
+            </w:pPr>
+            <w:r>
+              <w:t xml:space="preserve">Fixed film-source reinstatement at retrieval onset</w:t>
+            </w:r>
+          </w:p>
+        </w:tc>
+      </w:tr>
+      <w:tr>
+        <w:tc>
+          <w:tcPr/>
+          <w:p>
+            <w:pPr>
+              <w:pStyle w:val="Compact"/>
+            </w:pPr>
+            <m:oMath>
+              <m:sSub>
+                <m:e>
+                  <m:r>
                     <m:t>θ</m:t>
                   </m:r>
                 </m:e>
@@ -8425,7 +8635,7 @@
         <w:t xml:space="preserve"> </w:t>
       </w:r>
       <w:r>
-        <w:t xml:space="preserve">All encoded film, break/buffer, task, and filler items can enter the retrieval competition unless a later simulation explicitly changes the test format.</w:t>
+        <w:t xml:space="preserve">In context-to-item recall simulations, all encoded film, break/buffer, task, and filler items can enter the retrieval competition.</w:t>
       </w:r>
       <w:r>
         <w:t xml:space="preserve"> </w:t>
@@ -8437,7 +8647,7 @@
         <w:t xml:space="preserve"> </w:t>
       </w:r>
       <w:r>
-        <w:t xml:space="preserve">This convention allows later target-monitoring simulations to count an off-target sample as a retrieval attempt, attenuate its context update, and still allow search to continue.</w:t>
+        <w:t xml:space="preserve">This convention lets target monitoring count an off-target sample as a retrieval attempt, attenuate its context update, and still allow search to continue.</w:t>
       </w:r>
     </w:p>
     <w:p>
@@ -9032,7 +9242,43 @@
               <w:pStyle w:val="Compact"/>
             </w:pPr>
             <w:r>
-              <w:t xml:space="preserve">Source marking</w:t>
+              <w:t xml:space="preserve">Film source marking</w:t>
+            </w:r>
+          </w:p>
+        </w:tc>
+        <w:tc>
+          <w:tcPr/>
+          <w:p>
+            <w:pPr>
+              <w:pStyle w:val="Compact"/>
+              <w:jc w:val="right"/>
+            </w:pPr>
+            <w:r>
+              <w:t xml:space="preserve">On</w:t>
+            </w:r>
+          </w:p>
+        </w:tc>
+        <w:tc>
+          <w:tcPr/>
+          <w:p>
+            <w:pPr>
+              <w:pStyle w:val="Compact"/>
+            </w:pPr>
+            <w:r>
+              <w:t xml:space="preserve">Film items carry the marked source feature</w:t>
+            </w:r>
+          </w:p>
+        </w:tc>
+      </w:tr>
+      <w:tr>
+        <w:tc>
+          <w:tcPr/>
+          <w:p>
+            <w:pPr>
+              <w:pStyle w:val="Compact"/>
+            </w:pPr>
+            <w:r>
+              <w:t xml:space="preserve">Task source marking</w:t>
             </w:r>
           </w:p>
         </w:tc>
@@ -9055,7 +9301,79 @@
               <w:pStyle w:val="Compact"/>
             </w:pPr>
             <w:r>
-              <w:t xml:space="preserve">No source-context-overlap manipulation in Simulation 1</w:t>
+              <w:t xml:space="preserve">Task items use the neutral/default source feature</w:t>
+            </w:r>
+          </w:p>
+        </w:tc>
+      </w:tr>
+      <w:tr>
+        <w:tc>
+          <w:tcPr/>
+          <w:p>
+            <w:pPr>
+              <w:pStyle w:val="Compact"/>
+            </w:pPr>
+            <w:r>
+              <w:t xml:space="preserve">Baseline source learning</w:t>
+            </w:r>
+          </w:p>
+        </w:tc>
+        <w:tc>
+          <w:tcPr/>
+          <w:p>
+            <w:pPr>
+              <w:pStyle w:val="Compact"/>
+              <w:jc w:val="right"/>
+            </w:pPr>
+            <w:r>
+              <w:t xml:space="preserve">0.05</w:t>
+            </w:r>
+          </w:p>
+        </w:tc>
+        <w:tc>
+          <w:tcPr/>
+          <w:p>
+            <w:pPr>
+              <w:pStyle w:val="Compact"/>
+            </w:pPr>
+            <w:r>
+              <w:t xml:space="preserve">Neutral/default items weakly bind active source context</w:t>
+            </w:r>
+          </w:p>
+        </w:tc>
+      </w:tr>
+      <w:tr>
+        <w:tc>
+          <w:tcPr/>
+          <w:p>
+            <w:pPr>
+              <w:pStyle w:val="Compact"/>
+            </w:pPr>
+            <w:r>
+              <w:t xml:space="preserve">Film-source retrieval orientation</w:t>
+            </w:r>
+          </w:p>
+        </w:tc>
+        <w:tc>
+          <w:tcPr/>
+          <w:p>
+            <w:pPr>
+              <w:pStyle w:val="Compact"/>
+              <w:jc w:val="right"/>
+            </w:pPr>
+            <w:r>
+              <w:t xml:space="preserve">0.5</w:t>
+            </w:r>
+          </w:p>
+        </w:tc>
+        <w:tc>
+          <w:tcPr/>
+          <w:p>
+            <w:pPr>
+              <w:pStyle w:val="Compact"/>
+            </w:pPr>
+            <w:r>
+              <w:t xml:space="preserve">Fixed partial reinstatement of marked film-source context at retrieval onset</w:t>
             </w:r>
           </w:p>
         </w:tc>
@@ -9166,7 +9484,7 @@
         <w:pStyle w:val="FirstParagraph"/>
       </w:pPr>
       <w:r>
-        <w:t xml:space="preserve">Simulation 1 demonstrates how a post-film task can reduce later film recall when task events are encoded while film-relevant context is active.</w:t>
+        <w:t xml:space="preserve">Simulation 1 demonstrates how a post-film task can reduce later film recall when task events are encoded in context states that overlap with the film sequence.</w:t>
       </w:r>
       <w:r>
         <w:t xml:space="preserve"> </w:t>
@@ -9204,7 +9522,13 @@
         <w:t xml:space="preserve"> </w:t>
       </w:r>
       <w:r>
-        <w:t xml:space="preserve">Simulation 2 then examines whether film-directed retrieval control reduces the impact of those task-item associations on deliberate recall.</w:t>
+        <w:t xml:space="preserve">Because context evolves continuously, the reminder manipulation also predicts where along the film sequence recall is lost, not only how much film recall changes.</w:t>
+      </w:r>
+      <w:r>
+        <w:t xml:space="preserve"> </w:t>
+      </w:r>
+      <w:r>
+        <w:t xml:space="preserve">Simulation 2 then examines whether film-directed retrieval control can protect recall by cueing a more diagnostic part of the film trajectory.</w:t>
       </w:r>
     </w:p>
     <w:bookmarkStart w:id="61" w:name="fig-simulation1-context-binding"/>
@@ -9231,7 +9555,7 @@
         <w:t xml:space="preserve"> </w:t>
       </w:r>
       <w:r>
-        <w:t xml:space="preserve">Simulation 1 demonstrates how task items can become competitors for film recall by varying task encoding strength with or without film-context reinstatement before task encoding.</w:t>
+        <w:t xml:space="preserve">Simulation 1 demonstrates how task items can become competitors for film recall by varying task encoding strength with or without a sequential film-item reminder before task encoding.</w:t>
       </w:r>
       <w:r>
         <w:t xml:space="preserve"> </w:t>
@@ -9279,7 +9603,7 @@
         <w:t xml:space="preserve"> </w:t>
       </w:r>
       <w:r>
-        <w:t xml:space="preserve">This behavioral contrast follows from the context trace: reminder cues make the context states active during task encoding more similar to the states associated with film items.</w:t>
+        <w:t xml:space="preserve">The temporal-context trace remains position-resolved: reminder cues make the states active during task encoding more similar to positions along the film context trajectory.</w:t>
       </w:r>
       <w:r>
         <w:t xml:space="preserve"> </w:t>
@@ -9295,7 +9619,7 @@
         <w:t xml:space="preserve"> </w:t>
       </w:r>
       <w:r>
-        <w:t xml:space="preserve">When the model is cued with film context, stronger task encoding assigns a larger share of item support to task items, especially after a film reminder.</w:t>
+        <w:t xml:space="preserve">When the model is probed with a broad film-context cue and the active source context, stronger task encoding assigns a larger share of item support to task items, especially after a film reminder.</w:t>
       </w:r>
     </w:p>
     <w:p>
@@ -9369,25 +9693,31 @@
         <w:t xml:space="preserve"> </w:t>
       </w:r>
       <w:r>
-        <w:t xml:space="preserve">The with-reminder condition therefore shows that task strength matters most when task items are associated with film-associated context states.</w:t>
-      </w:r>
-      <w:r>
-        <w:t xml:space="preserve"> </w:t>
-      </w:r>
-      <w:r>
-        <w:t xml:space="preserve">The serial-position curves also show that the effect is not uniform across film positions: early film recall remains relatively protected under the current settings compared with recall for later film positions.</w:t>
-      </w:r>
-      <w:r>
-        <w:t xml:space="preserve"> </w:t>
-      </w:r>
-      <w:r>
-        <w:t xml:space="preserve">At the endpoints of the task-learning sweep, mean film recall in the no-reminder condition changes from 0.352 at task learning factor 0.0 to 0.317 at factor 3.0, while mean task recall changes from 0.000 to 0.084.</w:t>
-      </w:r>
-      <w:r>
-        <w:t xml:space="preserve"> </w:t>
-      </w:r>
-      <w:r>
-        <w:t xml:space="preserve">In the with-reminder condition, mean film recall changes from 0.340 to 0.086, while mean task recall changes from 0.000 to 0.354.</w:t>
+        <w:t xml:space="preserve">The with-reminder condition therefore shows that task strength matters most when task items are associated with nearby positions on the film context trajectory.</w:t>
+      </w:r>
+      <w:r>
+        <w:t xml:space="preserve"> </w:t>
+      </w:r>
+      <w:r>
+        <w:t xml:space="preserve">The serial-position curves also show that this temporal overlap is not uniform across film positions, even though the fixed source-context settings provide broader support for film items than temporal context alone.</w:t>
+      </w:r>
+      <w:r>
+        <w:t xml:space="preserve"> </w:t>
+      </w:r>
+      <w:r>
+        <w:t xml:space="preserve">Because the sequential reminder drives context through film-item cues before task encoding, the strongest task competition arises when task items are encoded with both recent film-temporal context and active film-source context.</w:t>
+      </w:r>
+      <w:r>
+        <w:t xml:space="preserve"> </w:t>
+      </w:r>
+      <w:r>
+        <w:t xml:space="preserve">At the endpoints of the task-learning sweep, mean film recall in the no-reminder condition changes from 0.318 at task learning factor 0.0 to 0.268 at factor 3.0, while mean task recall changes from 0.000 to 0.143.</w:t>
+      </w:r>
+      <w:r>
+        <w:t xml:space="preserve"> </w:t>
+      </w:r>
+      <w:r>
+        <w:t xml:space="preserve">In the with-reminder condition, mean film recall changes from 0.306 to 0.064, while mean task recall changes from 0.000 to 0.384.</w:t>
       </w:r>
     </w:p>
     <w:p>
@@ -9407,19 +9737,19 @@
         <w:t xml:space="preserve"> </w:t>
       </w:r>
       <w:r>
-        <w:t xml:space="preserve">When a reminder reinstates film-associated context before task encoding, the model encodes task items in states more similar to those associated with film items.</w:t>
-      </w:r>
-      <w:r>
-        <w:t xml:space="preserve"> </w:t>
-      </w:r>
-      <w:r>
-        <w:t xml:space="preserve">Panel D quantifies how much support task items receive from a film-context cue after task encoding.</w:t>
-      </w:r>
-      <w:r>
-        <w:t xml:space="preserve"> </w:t>
-      </w:r>
-      <w:r>
-        <w:t xml:space="preserve">As task context-to-feature learning increases, task items receive a larger share of item support when film-associated context cues retrieval, especially after the film reminder.</w:t>
+        <w:t xml:space="preserve">When a sequential film-item reminder reinstates the film trajectory before task encoding, the model encodes task items in states more similar to film-associated positions.</w:t>
+      </w:r>
+      <w:r>
+        <w:t xml:space="preserve"> </w:t>
+      </w:r>
+      <w:r>
+        <w:t xml:space="preserve">Panel D quantifies how much support task items receive from a broad film-context centroid cue after task encoding, including the source-context support available at that point in the paradigm.</w:t>
+      </w:r>
+      <w:r>
+        <w:t xml:space="preserve"> </w:t>
+      </w:r>
+      <w:r>
+        <w:t xml:space="preserve">As task context-to-feature learning increases, task items receive a larger share of item support when this broad film-associated cue probes retrieval, especially after the film reminder.</w:t>
       </w:r>
       <w:r>
         <w:t xml:space="preserve"> </w:t>
@@ -9443,17 +9773,17 @@
         <w:t xml:space="preserve"> </w:t>
       </w:r>
       <w:r>
-        <w:t xml:space="preserve">Simulation 2 next examines whether film-directed retrieval control reduces the impact of these task-item associations on deliberate recall.</w:t>
+        <w:t xml:space="preserve">Simulation 2 next examines whether film-directed retrieval control reduces the impact of these task-item associations by cueing a more diagnostic part of the film trajectory.</w:t>
       </w:r>
     </w:p>
     <w:bookmarkEnd w:id="62"/>
-    <w:bookmarkStart w:id="71" w:name="X275267fc422364c40de36a949ca283d594680dd"/>
+    <w:bookmarkStart w:id="71" w:name="X61cfa1f4b6f5f81a08acf6762affb886f5840ec"/>
     <w:p>
       <w:pPr>
         <w:pStyle w:val="Heading2"/>
       </w:pPr>
       <w:r>
-        <w:t xml:space="preserve">Simulation 2: Retrieval Mode and Film-Directed Control</w:t>
+        <w:t xml:space="preserve">Simulation 2: Retrieval Control and Film-Directed Recall</w:t>
       </w:r>
     </w:p>
     <w:p>
@@ -9486,6 +9816,36 @@
       </w:r>
       <w:r>
         <w:t xml:space="preserve">Because film items are encoded first, the start-of-list state is film-relevant in the present paradigm: reinstating it changes the context used to cue the first retrieval competition while leaving the learned film and task associations otherwise unchanged.</w:t>
+      </w:r>
+      <w:r>
+        <w:t xml:space="preserve"> </w:t>
+      </w:r>
+      <w:r>
+        <w:t xml:space="preserve">This operation differs from test-phase film-item cueing: it targets the beginning of the film trajectory, where the retrieval context is more diagnostic of film items than of late non-film competitors.</w:t>
+      </w:r>
+      <w:r>
+        <w:t xml:space="preserve"> </w:t>
+      </w:r>
+      <w:r>
+        <w:t xml:space="preserve">All conditions in the current Simulation 2 figures also include the fixed film-source retrieval orientation described above.</w:t>
+      </w:r>
+      <w:r>
+        <w:t xml:space="preserve"> </w:t>
+      </w:r>
+      <w:r>
+        <w:t xml:space="preserve">Thus,</w:t>
+      </w:r>
+      <w:r>
+        <w:t xml:space="preserve"> </w:t>
+      </w:r>
+      <w:r>
+        <w:t xml:space="preserve">“no start-of-list reinstatement”</w:t>
+      </w:r>
+      <w:r>
+        <w:t xml:space="preserve"> </w:t>
+      </w:r>
+      <w:r>
+        <w:t xml:space="preserve">means no deliberate temporal start cue, not the absence of any film-relevant test context.</w:t>
       </w:r>
       <w:r>
         <w:t xml:space="preserve"> </w:t>
@@ -9627,7 +9987,7 @@
         <w:t xml:space="preserve"> </w:t>
       </w:r>
       <w:r>
-        <w:t xml:space="preserve">Because sampled early film items reinstate film-associated context, and because context drifts gradually during retrieval, a start-of-recall context shift can affect later samples as well as the first sampled item.</w:t>
+        <w:t xml:space="preserve">Because sampled early film items reinstate nearby early-film context, and because context drifts gradually during retrieval, a start-of-recall context shift can affect later samples as well as the first sampled item.</w:t>
       </w:r>
     </w:p>
     <w:p>
@@ -9739,7 +10099,7 @@
         <w:t xml:space="preserve"> </w:t>
       </w:r>
       <w:r>
-        <w:t xml:space="preserve">Panel C shows that the initiation shift has full-sequence consequences: sampled early film items reinstate film-associated context and raise film-item access across subsequent samples.</w:t>
+        <w:t xml:space="preserve">Panel C shows that the initiation shift has full-sequence consequences: sampled early film items reinstate nearby early-film context and raise film-item access across subsequent samples.</w:t>
       </w:r>
       <w:r>
         <w:t xml:space="preserve"> </w:t>
@@ -9817,7 +10177,7 @@
         <w:t xml:space="preserve"> </w:t>
       </w:r>
       <w:r>
-        <w:t xml:space="preserve">Here, target monitoring refers to control engaged after a sampled candidate is recognized as off target: the operation can reduce that candidate’s influence on subsequent search and help reorient retrieval toward film-relevant context.</w:t>
+        <w:t xml:space="preserve">Here, target monitoring refers to control engaged after a sampled candidate is recognized as off target: the operation can reduce how strongly that candidate pulls subsequent search away from film context that is already accessible.</w:t>
       </w:r>
       <w:r>
         <w:t xml:space="preserve"> </w:t>
@@ -9993,7 +10353,7 @@
       <w:r>
         <w:drawing>
           <wp:inline>
-            <wp:extent cx="5943600" cy="4082965"/>
+            <wp:extent cx="5943600" cy="4052068"/>
             <wp:effectExtent b="0" l="0" r="0" t="0"/>
             <wp:docPr descr="" title="" id="68" name="Picture"/>
             <a:graphic>
@@ -10014,7 +10374,7 @@
                   <pic:spPr bwMode="auto">
                     <a:xfrm>
                       <a:off x="0" y="0"/>
-                      <a:ext cx="5943600" cy="4082965"/>
+                      <a:ext cx="5943600" cy="4052068"/>
                     </a:xfrm>
                     <a:prstGeom prst="rect">
                       <a:avLst/>
@@ -10115,17 +10475,29 @@
         <w:t xml:space="preserve"> </w:t>
       </w:r>
       <w:r>
-        <w:t xml:space="preserve">Across Figures 3 and 4, deliberate recall is protected by a sequence of control settings: start-of-list context reinstatement supplies a film-relevant retrieval cue, retrieval selectivity sharpens whatever the current context supports, and target monitoring limits the context-updating consequences of sampled off-target candidates.</w:t>
+        <w:t xml:space="preserve">Across Figures 3 and 4, deliberate recall is protected by a sequence of control settings: start-of-list context reinstatement supplies a diagnostic early-film retrieval cue, retrieval selectivity sharpens whatever the current context supports, and target monitoring limits the context-updating consequences of sampled off-target candidates.</w:t>
+      </w:r>
+      <w:r>
+        <w:t xml:space="preserve"> </w:t>
+      </w:r>
+      <w:r>
+        <w:t xml:space="preserve">This sequence motivates Simulation 3: externally supplied film-item cues also update context, but they sample positions from the film sequence rather than deliberately reinstating the start-of-list state.</w:t>
+      </w:r>
+      <w:r>
+        <w:t xml:space="preserve"> </w:t>
+      </w:r>
+      <w:r>
+        <w:t xml:space="preserve">Their protective value therefore depends on whether the reinstated context favors film items over task competitors.</w:t>
       </w:r>
     </w:p>
     <w:bookmarkEnd w:id="71"/>
-    <w:bookmarkStart w:id="72" w:name="X959c89e07921dad0e6427ddac0201e22ff6b885"/>
+    <w:bookmarkStart w:id="76" w:name="X7a91ecbf00d273371c5cbe062d581d5817d0f04"/>
     <w:p>
       <w:pPr>
         <w:pStyle w:val="Heading2"/>
       </w:pPr>
       <w:r>
-        <w:t xml:space="preserve">Simulation 3: Task Specificity and Source-Context Overlap</w:t>
+        <w:t xml:space="preserve">Simulation 3: Film Cue Inclusion and Retrieval Intentionality</w:t>
       </w:r>
     </w:p>
     <w:p>
@@ -10133,25 +10505,266 @@
         <w:pStyle w:val="FirstParagraph"/>
       </w:pPr>
       <w:r>
-        <w:t xml:space="preserve">Premise: Simulation 3 distinguishes task properties that affect interference: learned support for task items, temporal-context overlap with film items, and source-context overlap.</w:t>
-      </w:r>
-      <w:r>
-        <w:t xml:space="preserve"> </w:t>
-      </w:r>
-      <w:r>
-        <w:t xml:space="preserve">These properties specify when a task labeled visuospatial should produce strong competitors, and when a comparison task could do the same.</w:t>
-      </w:r>
-      <w:r>
-        <w:t xml:space="preserve"> </w:t>
-      </w:r>
-      <w:r>
-        <w:t xml:space="preserve">Temporal and source-context overlap can amplify task-item influence when task items are cued alongside film items.</w:t>
-      </w:r>
-      <w:r>
-        <w:t xml:space="preserve"> </w:t>
-      </w:r>
-      <w:r>
-        <w:t xml:space="preserve">This section should distinguish those task properties from the surface label of a task as visuospatial.</w:t>
+        <w:t xml:space="preserve">Simulation 3 asks whether externally supplied film cues have the same protective value as deliberate start-of-list reinstatement.</w:t>
+      </w:r>
+      <w:r>
+        <w:t xml:space="preserve"> </w:t>
+      </w:r>
+      <w:r>
+        <w:t xml:space="preserve">The model implements film cue inclusion as intermittent test-phase cues: after every fourth retrieval attempt, the test supplies a randomly selected film item.</w:t>
+      </w:r>
+      <w:r>
+        <w:t xml:space="preserve"> </w:t>
+      </w:r>
+      <w:r>
+        <w:t xml:space="preserve">The supplied cue does not occupy a response slot, does not make the cued item unavailable for later recall, and adds no new learning.</w:t>
+      </w:r>
+      <w:r>
+        <w:t xml:space="preserve"> </w:t>
+      </w:r>
+      <w:r>
+        <w:t xml:space="preserve">Instead, it updates temporal and source context through the supplied item’s feature-to-context associations, after which ordinary retrieval resumes.</w:t>
+      </w:r>
+      <w:r>
+        <w:t xml:space="preserve"> </w:t>
+      </w:r>
+      <w:r>
+        <w:t xml:space="preserve">Cue strength is plotted as a multiplier on the fitted recall context-update rate</w:t>
+      </w:r>
+      <w:r>
+        <w:t xml:space="preserve"> </w:t>
+      </w:r>
+      <m:oMath>
+        <m:sSub>
+          <m:e>
+            <m:r>
+              <m:t>β</m:t>
+            </m:r>
+          </m:e>
+          <m:sub>
+            <m:r>
+              <m:t>r</m:t>
+            </m:r>
+            <m:r>
+              <m:t>e</m:t>
+            </m:r>
+            <m:r>
+              <m:t>c</m:t>
+            </m:r>
+          </m:sub>
+        </m:sSub>
+      </m:oMath>
+      <w:r>
+        <w:t xml:space="preserve">.</w:t>
+      </w:r>
+      <w:r>
+        <w:t xml:space="preserve"> </w:t>
+      </w:r>
+      <w:r>
+        <w:t xml:space="preserve">The vertical reference line in Figure 5 marks the cue strength that would make the supplied-cue context update approximately equal to the fitted encoding drift rate</w:t>
+      </w:r>
+      <w:r>
+        <w:t xml:space="preserve"> </w:t>
+      </w:r>
+      <m:oMath>
+        <m:sSub>
+          <m:e>
+            <m:r>
+              <m:t>β</m:t>
+            </m:r>
+          </m:e>
+          <m:sub>
+            <m:r>
+              <m:t>e</m:t>
+            </m:r>
+            <m:r>
+              <m:t>n</m:t>
+            </m:r>
+            <m:r>
+              <m:t>c</m:t>
+            </m:r>
+          </m:sub>
+        </m:sSub>
+      </m:oMath>
+      <w:r>
+        <w:t xml:space="preserve">.</w:t>
+      </w:r>
+    </w:p>
+    <w:bookmarkStart w:id="75" w:name="fig-simulation3-film-cue-inclusion"/>
+    <w:p>
+      <w:pPr>
+        <w:pStyle w:val="FigureTitle"/>
+      </w:pPr>
+      <w:r>
+        <w:t xml:space="preserve">Figure 5</w:t>
+      </w:r>
+    </w:p>
+    <w:p>
+      <w:pPr>
+        <w:pStyle w:val="Caption"/>
+      </w:pPr>
+      <w:r>
+        <w:rPr>
+          <w:b/>
+          <w:bCs/>
+        </w:rPr>
+        <w:t xml:space="preserve">Intermittent test-phase film cues increase film access without replacing the intentionality manipulation.</w:t>
+      </w:r>
+      <w:r>
+        <w:t xml:space="preserve"> </w:t>
+      </w:r>
+      <w:r>
+        <w:t xml:space="preserve">Simulation 3 compares unguided retrieval with deliberate recall while varying the strength of intermittent supplied film-item cues during retrieval.</w:t>
+      </w:r>
+      <w:r>
+        <w:t xml:space="preserve"> </w:t>
+      </w:r>
+      <w:r>
+        <w:rPr>
+          <w:b/>
+          <w:bCs/>
+        </w:rPr>
+        <w:t xml:space="preserve">(A)</w:t>
+      </w:r>
+      <w:r>
+        <w:t xml:space="preserve"> </w:t>
+      </w:r>
+      <w:r>
+        <w:t xml:space="preserve">Supplied film cues occur after scheduled retrieval attempts, update context, and then allow the next ordinary retrieval competition; they are not counted as responses and do not add learning.</w:t>
+      </w:r>
+      <w:r>
+        <w:t xml:space="preserve"> </w:t>
+      </w:r>
+      <w:r>
+        <w:rPr>
+          <w:b/>
+          <w:bCs/>
+        </w:rPr>
+        <w:t xml:space="preserve">(B)</w:t>
+      </w:r>
+      <w:r>
+        <w:t xml:space="preserve"> </w:t>
+      </w:r>
+      <w:r>
+        <w:t xml:space="preserve">Film-item recall increases with cue strength, but the deliberate-minus-unguided intentionality gap remains nearly stable across weak-to-moderate cue reinstatement.</w:t>
+      </w:r>
+      <w:r>
+        <w:t xml:space="preserve"> </w:t>
+      </w:r>
+      <w:r>
+        <w:t xml:space="preserve">Only stronger cue reinstatement begins to narrow the gap.</w:t>
+      </w:r>
+      <w:r>
+        <w:t xml:space="preserve"> </w:t>
+      </w:r>
+      <w:r>
+        <w:rPr>
+          <w:b/>
+          <w:bCs/>
+        </w:rPr>
+        <w:t xml:space="preserve">(C)</w:t>
+      </w:r>
+      <w:r>
+        <w:t xml:space="preserve"> </w:t>
+      </w:r>
+      <w:r>
+        <w:t xml:space="preserve">Under unguided retrieval, supplied film cues modestly raise film recall but task and filler competitors remain prominent.</w:t>
+      </w:r>
+      <w:r>
+        <w:t xml:space="preserve"> </w:t>
+      </w:r>
+      <w:r>
+        <w:rPr>
+          <w:b/>
+          <w:bCs/>
+        </w:rPr>
+        <w:t xml:space="preserve">(D)</w:t>
+      </w:r>
+      <w:r>
+        <w:t xml:space="preserve"> </w:t>
+      </w:r>
+      <w:r>
+        <w:t xml:space="preserve">Under deliberate recall, film recall is already supported by start-of-list control, and supplied cues produce additional film access without eliminating task competition.</w:t>
+      </w:r>
+    </w:p>
+    <w:p>
+      <w:pPr>
+        <w:pStyle w:val="FigureWithoutNote"/>
+      </w:pPr>
+      <w:r>
+        <w:drawing>
+          <wp:inline>
+            <wp:extent cx="5943600" cy="4067901"/>
+            <wp:effectExtent b="0" l="0" r="0" t="0"/>
+            <wp:docPr descr="" title="" id="73" name="Picture"/>
+            <a:graphic>
+              <a:graphicData uri="http://schemas.openxmlformats.org/drawingml/2006/picture">
+                <pic:pic>
+                  <pic:nvPicPr>
+                    <pic:cNvPr descr="figures/simulation3_film_cue_inclusion.png" id="74" name="Picture"/>
+                    <pic:cNvPicPr>
+                      <a:picLocks noChangeArrowheads="1" noChangeAspect="1"/>
+                    </pic:cNvPicPr>
+                  </pic:nvPicPr>
+                  <pic:blipFill>
+                    <a:blip r:embed="rId72"/>
+                    <a:stretch>
+                      <a:fillRect/>
+                    </a:stretch>
+                  </pic:blipFill>
+                  <pic:spPr bwMode="auto">
+                    <a:xfrm>
+                      <a:off x="0" y="0"/>
+                      <a:ext cx="5943600" cy="4067901"/>
+                    </a:xfrm>
+                    <a:prstGeom prst="rect">
+                      <a:avLst/>
+                    </a:prstGeom>
+                    <a:noFill/>
+                    <a:ln w="9525">
+                      <a:noFill/>
+                      <a:headEnd/>
+                      <a:tailEnd/>
+                    </a:ln>
+                  </pic:spPr>
+                </pic:pic>
+              </a:graphicData>
+            </a:graphic>
+          </wp:inline>
+        </w:drawing>
+      </w:r>
+    </w:p>
+    <w:bookmarkEnd w:id="75"/>
+    <w:p>
+      <w:pPr>
+        <w:pStyle w:val="AfterWithoutNote"/>
+      </w:pPr>
+      <w:r>
+        <w:t xml:space="preserve">Panel B gives the primary test of the Simulation 3 prediction.</w:t>
+      </w:r>
+      <w:r>
+        <w:t xml:space="preserve"> </w:t>
+      </w:r>
+      <w:r>
+        <w:t xml:space="preserve">Weak-to-moderate test-phase film cues increase film-item recall while leaving the intentionality gap largely intact.</w:t>
+      </w:r>
+      <w:r>
+        <w:t xml:space="preserve"> </w:t>
+      </w:r>
+      <w:r>
+        <w:t xml:space="preserve">For example, increasing film-cue reinstatement from 0.00 to 0.60 raises film recall mass from 0.008 to 0.170 under unguided retrieval and from 2.229 to 2.379 under deliberate recall, while the deliberate-minus-unguided gap changes only from 2.221 to 2.209.</w:t>
+      </w:r>
+      <w:r>
+        <w:t xml:space="preserve"> </w:t>
+      </w:r>
+      <w:r>
+        <w:t xml:space="preserve">This pattern shows that an externally supplied film cue can improve access to film material without acting like the diagnostic start-of-list control operation in Simulation 2.</w:t>
+      </w:r>
+      <w:r>
+        <w:t xml:space="preserve"> </w:t>
+      </w:r>
+      <w:r>
+        <w:t xml:space="preserve">At stronger cue values, the intentionality gap begins to narrow because cue-driven context reinstatement itself becomes strong enough to guide unguided retrieval toward film items.</w:t>
       </w:r>
     </w:p>
     <w:p>
@@ -10159,19 +10772,61 @@
         <w:pStyle w:val="BodyText"/>
       </w:pPr>
       <w:r>
-        <w:t xml:space="preserve">Primary readouts: The figure should show film-item access and task-competitor retrieval under task-strength and source-context-overlap variants.</w:t>
-      </w:r>
-      <w:r>
-        <w:t xml:space="preserve"> </w:t>
-      </w:r>
-      <w:r>
-        <w:t xml:space="preserve">If contextual overlap is also varied here, the display should make clear which factor changes competitor recruitment and which factor changes competitor success once cued.</w:t>
-      </w:r>
-      <w:r>
-        <w:t xml:space="preserve"> </w:t>
-      </w:r>
-      <w:r>
-        <w:t xml:space="preserve">Phase-resolved recall remains useful because the model’s explanation depends on task items entering retrieval alongside film items.</w:t>
+        <w:t xml:space="preserve">Panels C and D show how this effect unfolds over the full encoded sequence.</w:t>
+      </w:r>
+      <w:r>
+        <w:t xml:space="preserve"> </w:t>
+      </w:r>
+      <w:r>
+        <w:t xml:space="preserve">The cue manipulation does not remove the task competitors created by reminder-driven task encoding.</w:t>
+      </w:r>
+      <w:r>
+        <w:t xml:space="preserve"> </w:t>
+      </w:r>
+      <w:r>
+        <w:t xml:space="preserve">Instead, it changes the context available to subsequent search.</w:t>
+      </w:r>
+      <w:r>
+        <w:t xml:space="preserve"> </w:t>
+      </w:r>
+      <w:r>
+        <w:t xml:space="preserve">The result is a graded cue effect: supplied film items can steer retrieval toward film context, but they reduce selective interference only to the extent that the reinstated context discriminates film targets from task and filler competitors.</w:t>
+      </w:r>
+    </w:p>
+    <w:bookmarkEnd w:id="76"/>
+    <w:bookmarkStart w:id="81" w:name="X4b971085a32b00b7d6d10c2980fa2959349f2f4"/>
+    <w:p>
+      <w:pPr>
+        <w:pStyle w:val="Heading2"/>
+      </w:pPr>
+      <w:r>
+        <w:t xml:space="preserve">Simulation 4: Context-to-Item and Item-to-Context Test Formats</w:t>
+      </w:r>
+    </w:p>
+    <w:p>
+      <w:pPr>
+        <w:pStyle w:val="FirstParagraph"/>
+      </w:pPr>
+      <w:r>
+        <w:t xml:space="preserve">Simulation 4 extends the cue logic to test format.</w:t>
+      </w:r>
+      <w:r>
+        <w:t xml:space="preserve"> </w:t>
+      </w:r>
+      <w:r>
+        <w:t xml:space="preserve">The relevant architectural distinction is between context-to-item recall, in which film items must win selection from a mixed competitor set, and supplied-item access, in which the test provides item information that can reinstate associated context directly.</w:t>
+      </w:r>
+      <w:r>
+        <w:t xml:space="preserve"> </w:t>
+      </w:r>
+      <w:r>
+        <w:t xml:space="preserve">This comparison does not require treating recognition as fully modeled by CMR.</w:t>
+      </w:r>
+      <w:r>
+        <w:t xml:space="preserve"> </w:t>
+      </w:r>
+      <w:r>
+        <w:t xml:space="preserve">Instead, it asks whether a supplied film item changes vulnerability to context-binding interference because the retrieval problem no longer begins with selecting a film item from context alone.</w:t>
       </w:r>
     </w:p>
     <w:p>
@@ -10179,19 +10834,204 @@
         <w:pStyle w:val="BodyText"/>
       </w:pPr>
       <w:r>
-        <w:t xml:space="preserve">Intended text take-away: The account does not require a special trace-weakening effect of visuospatial tasks.</w:t>
-      </w:r>
-      <w:r>
-        <w:t xml:space="preserve"> </w:t>
-      </w:r>
-      <w:r>
-        <w:t xml:space="preserve">Task effectiveness can be decomposed into retrieved-context properties: competitor strength, temporal-context overlap, source-context overlap, or their combination.</w:t>
-      </w:r>
-      <w:r>
-        <w:t xml:space="preserve"> </w:t>
-      </w:r>
-      <w:r>
-        <w:t xml:space="preserve">Source matching can be used as a sensitivity extension if it is run as a specific manipulation, but it should not become the main explanation unless the simulations make it central.</w:t>
+        <w:t xml:space="preserve">The predicted contrast follows from the bidirectional item-context loop.</w:t>
+      </w:r>
+      <w:r>
+        <w:t xml:space="preserve"> </w:t>
+      </w:r>
+      <w:r>
+        <w:t xml:space="preserve">When the test begins from context, film and task items compete according to their context-to-feature support.</w:t>
+      </w:r>
+      <w:r>
+        <w:t xml:space="preserve"> </w:t>
+      </w:r>
+      <w:r>
+        <w:t xml:space="preserve">When the test supplies an item, the item-to-context pathway is engaged first, so performance can be less sensitive to whether a film item would have won an unguided context-to-item competition.</w:t>
+      </w:r>
+      <w:r>
+        <w:t xml:space="preserve"> </w:t>
+      </w:r>
+      <w:r>
+        <w:t xml:space="preserve">This provides a test-format consequence of the same mechanism examined in Simulation 3, without assuming a separate recognition decision model.</w:t>
+      </w:r>
+    </w:p>
+    <w:bookmarkStart w:id="80" w:name="fig-simulation4-test-format-schematic"/>
+    <w:p>
+      <w:pPr>
+        <w:pStyle w:val="FigureTitle"/>
+      </w:pPr>
+      <w:r>
+        <w:t xml:space="preserve">Figure 6</w:t>
+      </w:r>
+    </w:p>
+    <w:p>
+      <w:pPr>
+        <w:pStyle w:val="Caption"/>
+      </w:pPr>
+      <w:r>
+        <w:rPr>
+          <w:b/>
+          <w:bCs/>
+        </w:rPr>
+        <w:t xml:space="preserve">Retrieval format changes where interference can enter.</w:t>
+      </w:r>
+      <w:r>
+        <w:t xml:space="preserve"> </w:t>
+      </w:r>
+      <w:r>
+        <w:t xml:space="preserve">Simulation 4 distinguishes context-guided retrieval from supplied-item retrieval.</w:t>
+      </w:r>
+      <w:r>
+        <w:t xml:space="preserve"> </w:t>
+      </w:r>
+      <w:r>
+        <w:rPr>
+          <w:b/>
+          <w:bCs/>
+        </w:rPr>
+        <w:t xml:space="preserve">(A)</w:t>
+      </w:r>
+      <w:r>
+        <w:t xml:space="preserve"> </w:t>
+      </w:r>
+      <w:r>
+        <w:t xml:space="preserve">When retrieval begins from context, the same context state can cue multiple candidates; task items therefore compete with film items when both have been encoded in overlapping contexts.</w:t>
+      </w:r>
+      <w:r>
+        <w:t xml:space="preserve"> </w:t>
+      </w:r>
+      <w:r>
+        <w:t xml:space="preserve">When retrieval begins from a supplied film item, the item reinstates its associated context instead, so the task item is not an equivalent competitor at the point of access.</w:t>
+      </w:r>
+      <w:r>
+        <w:t xml:space="preserve"> </w:t>
+      </w:r>
+      <w:r>
+        <w:rPr>
+          <w:b/>
+          <w:bCs/>
+        </w:rPr>
+        <w:t xml:space="preserve">(B)</w:t>
+      </w:r>
+      <w:r>
+        <w:t xml:space="preserve"> </w:t>
+      </w:r>
+      <w:r>
+        <w:t xml:space="preserve">In CMR, this asymmetry corresponds to two retrieval directions: context-to-feature associations cue candidate items, whereas feature-to-context associations reinstate context from a supplied item.</w:t>
+      </w:r>
+      <w:r>
+        <w:t xml:space="preserve"> </w:t>
+      </w:r>
+      <w:r>
+        <w:t xml:space="preserve">Simulation 4 uses this distinction to ask why item-cued or recognition-like tests may show preserved access even when context-guided recall is sensitive to interference.</w:t>
+      </w:r>
+    </w:p>
+    <w:p>
+      <w:pPr>
+        <w:pStyle w:val="FigureWithoutNote"/>
+      </w:pPr>
+      <w:r>
+        <w:drawing>
+          <wp:inline>
+            <wp:extent cx="5943600" cy="2773680"/>
+            <wp:effectExtent b="0" l="0" r="0" t="0"/>
+            <wp:docPr descr="" title="" id="78" name="Picture"/>
+            <a:graphic>
+              <a:graphicData uri="http://schemas.openxmlformats.org/drawingml/2006/picture">
+                <pic:pic>
+                  <pic:nvPicPr>
+                    <pic:cNvPr descr="figures/simulation4_test_format_schematic.png" id="79" name="Picture"/>
+                    <pic:cNvPicPr>
+                      <a:picLocks noChangeArrowheads="1" noChangeAspect="1"/>
+                    </pic:cNvPicPr>
+                  </pic:nvPicPr>
+                  <pic:blipFill>
+                    <a:blip r:embed="rId77"/>
+                    <a:stretch>
+                      <a:fillRect/>
+                    </a:stretch>
+                  </pic:blipFill>
+                  <pic:spPr bwMode="auto">
+                    <a:xfrm>
+                      <a:off x="0" y="0"/>
+                      <a:ext cx="5943600" cy="2773680"/>
+                    </a:xfrm>
+                    <a:prstGeom prst="rect">
+                      <a:avLst/>
+                    </a:prstGeom>
+                    <a:noFill/>
+                    <a:ln w="9525">
+                      <a:noFill/>
+                      <a:headEnd/>
+                      <a:tailEnd/>
+                    </a:ln>
+                  </pic:spPr>
+                </pic:pic>
+              </a:graphicData>
+            </a:graphic>
+          </wp:inline>
+        </w:drawing>
+      </w:r>
+    </w:p>
+    <w:bookmarkEnd w:id="80"/>
+    <w:bookmarkEnd w:id="81"/>
+    <w:bookmarkStart w:id="82" w:name="X3bccd27e2ac34ffe83600109912b9a30086b735"/>
+    <w:p>
+      <w:pPr>
+        <w:pStyle w:val="Heading2"/>
+      </w:pPr>
+      <w:r>
+        <w:t xml:space="preserve">Simulation 5: Task Specificity and Source-Context Overlap</w:t>
+      </w:r>
+    </w:p>
+    <w:p>
+      <w:pPr>
+        <w:pStyle w:val="FirstParagraph"/>
+      </w:pPr>
+      <w:r>
+        <w:t xml:space="preserve">Simulation 5 turns to task specificity.</w:t>
+      </w:r>
+      <w:r>
+        <w:t xml:space="preserve"> </w:t>
+      </w:r>
+      <w:r>
+        <w:t xml:space="preserve">In the model,</w:t>
+      </w:r>
+      <w:r>
+        <w:t xml:space="preserve"> </w:t>
+      </w:r>
+      <w:r>
+        <w:t xml:space="preserve">“visuospatial”</w:t>
+      </w:r>
+      <w:r>
+        <w:t xml:space="preserve"> </w:t>
+      </w:r>
+      <w:r>
+        <w:t xml:space="preserve">and</w:t>
+      </w:r>
+      <w:r>
+        <w:t xml:space="preserve"> </w:t>
+      </w:r>
+      <w:r>
+        <w:t xml:space="preserve">“comparison”</w:t>
+      </w:r>
+      <w:r>
+        <w:t xml:space="preserve"> </w:t>
+      </w:r>
+      <w:r>
+        <w:t xml:space="preserve">are not primitive task labels.</w:t>
+      </w:r>
+      <w:r>
+        <w:t xml:space="preserve"> </w:t>
+      </w:r>
+      <w:r>
+        <w:t xml:space="preserve">A post-film task becomes effective when its items are strong competitors, when they are encoded in temporal-context states that overlap with the film trajectory, or when they share a source-context state with film items.</w:t>
+      </w:r>
+      <w:r>
+        <w:t xml:space="preserve"> </w:t>
+      </w:r>
+      <w:r>
+        <w:t xml:space="preserve">These factors can vary independently, so a task label is interpretable only through its consequences for competitor strength and contextual overlap.</w:t>
       </w:r>
     </w:p>
     <w:p>
@@ -10199,120 +11039,36 @@
         <w:pStyle w:val="BodyText"/>
       </w:pPr>
       <w:r>
-        <w:t xml:space="preserve">Open specification: Decide whether source-context overlap is a main simulation or a sensitivity analysis.</w:t>
-      </w:r>
-      <w:r>
-        <w:t xml:space="preserve"> </w:t>
-      </w:r>
-      <w:r>
-        <w:t xml:space="preserve">Decide whether comparison-task conditions are best represented as weak task learning, lower temporal overlap, lower source overlap, or a particular combination tied to an empirical contrast.</w:t>
-      </w:r>
-      <w:r>
-        <w:t xml:space="preserve"> </w:t>
-      </w:r>
-      <w:r>
-        <w:t xml:space="preserve">Reminder timing is not a separate numbered package in the current scaffold; graded reminder reinstatement or drift can enter here only if needed to specify contextual overlap for task-specificity contrasts.</w:t>
-      </w:r>
-    </w:p>
-    <w:bookmarkEnd w:id="72"/>
-    <w:bookmarkStart w:id="73" w:name="Xbb86edf9a8761741bf156e8f8f4d3ff038dd223"/>
-    <w:p>
-      <w:pPr>
-        <w:pStyle w:val="Heading2"/>
-      </w:pPr>
-      <w:r>
-        <w:t xml:space="preserve">Simulation 4: Cue Support and Test-Format Extensions</w:t>
-      </w:r>
-    </w:p>
-    <w:p>
-      <w:pPr>
-        <w:pStyle w:val="FirstParagraph"/>
-      </w:pPr>
-      <w:r>
-        <w:t xml:space="preserve">Premise: Intrusion diaries, vigilance-style monitoring, free recall, cued recall, and recognition-like tests differ in how much they rely on broad context-to-feature search versus film-directed retrieval support.</w:t>
-      </w:r>
-      <w:r>
-        <w:t xml:space="preserve"> </w:t>
-      </w:r>
-      <w:r>
-        <w:t xml:space="preserve">This section asks how film-related monitoring cues and tests that supply a film item alter vulnerability to task interference.</w:t>
-      </w:r>
-      <w:r>
-        <w:t xml:space="preserve"> </w:t>
-      </w:r>
-      <w:r>
-        <w:t xml:space="preserve">The section should only become a simulation result if each test format is assigned a concrete retrieval or cueing setting.</w:t>
-      </w:r>
-      <w:r>
-        <w:t xml:space="preserve"> </w:t>
-      </w:r>
-      <w:r>
-        <w:t xml:space="preserve">Candidate settings include unguided retrieval from ongoing context, monitoring with film-related cues, deliberate recall with film-directed start cueing, cued recall with stronger external support, and supplied-film-item access.</w:t>
-      </w:r>
-    </w:p>
-    <w:p>
-      <w:pPr>
-        <w:pStyle w:val="BodyText"/>
-      </w:pPr>
-      <w:r>
-        <w:t xml:space="preserve">Primary readouts: The figure should show a graded vulnerability profile across retrieval and cueing settings under the same stored associations.</w:t>
-      </w:r>
-      <w:r>
-        <w:t xml:space="preserve"> </w:t>
-      </w:r>
-      <w:r>
-        <w:t xml:space="preserve">The useful result is a continuum of film-item impairment across broad unguided search, film-cued monitoring, deliberate recall, and supplied-film-item access.</w:t>
-      </w:r>
-      <w:r>
-        <w:t xml:space="preserve"> </w:t>
-      </w:r>
-      <w:r>
-        <w:t xml:space="preserve">The display should avoid implying a full recognition decision model unless such a mechanism is added.</w:t>
-      </w:r>
-    </w:p>
-    <w:p>
-      <w:pPr>
-        <w:pStyle w:val="BodyText"/>
-      </w:pPr>
-      <w:r>
-        <w:t xml:space="preserve">Intended text take-away: This section interprets heterogeneity across empirical paradigms without treating intrusion and voluntary memory as fixed computational kinds.</w:t>
-      </w:r>
-      <w:r>
-        <w:t xml:space="preserve"> </w:t>
-      </w:r>
-      <w:r>
-        <w:t xml:space="preserve">The model predicts a continuum of vulnerability depending on how much the task supports film-directed retrieval or supplies film items as cues.</w:t>
-      </w:r>
-      <w:r>
-        <w:t xml:space="preserve"> </w:t>
-      </w:r>
-      <w:r>
-        <w:t xml:space="preserve">Cue-rich tests should narrow the intrusion-voluntary-memory dissociation because they reduce reliance on broad context-to-feature sampling.</w:t>
-      </w:r>
-    </w:p>
-    <w:p>
-      <w:pPr>
-        <w:pStyle w:val="BodyText"/>
-      </w:pPr>
-      <w:r>
-        <w:t xml:space="preserve">Open specification: The mapping from empirical test format to model setting is the main unresolved piece.</w:t>
-      </w:r>
-      <w:r>
-        <w:t xml:space="preserve"> </w:t>
-      </w:r>
-      <w:r>
-        <w:t xml:space="preserve">If the mapping remains qualitative, this material belongs in the discussion rather than as a numbered simulation.</w:t>
-      </w:r>
-      <w:r>
-        <w:t xml:space="preserve"> </w:t>
-      </w:r>
-      <w:r>
-        <w:t xml:space="preserve">Decide whether supplied-film-item access is implemented strongly enough to justify splitting this section into a separate recognition-like simulation later.</w:t>
-      </w:r>
-    </w:p>
-    <w:bookmarkEnd w:id="73"/>
-    <w:bookmarkEnd w:id="74"/>
-    <w:bookmarkStart w:id="75" w:name="general-discussion"/>
+        <w:t xml:space="preserve">The task-specificity simulations therefore decompose three candidate routes to interference.</w:t>
+      </w:r>
+      <w:r>
+        <w:t xml:space="preserve"> </w:t>
+      </w:r>
+      <w:r>
+        <w:t xml:space="preserve">Increasing task learning changes how strongly task items win once cued.</w:t>
+      </w:r>
+      <w:r>
+        <w:t xml:space="preserve"> </w:t>
+      </w:r>
+      <w:r>
+        <w:t xml:space="preserve">Changing temporal overlap alters whether task items are cued alongside film items.</w:t>
+      </w:r>
+      <w:r>
+        <w:t xml:space="preserve"> </w:t>
+      </w:r>
+      <w:r>
+        <w:t xml:space="preserve">Changing source-context overlap tests whether non-temporal source matching can amplify competition beyond temporal proximity alone.</w:t>
+      </w:r>
+      <w:r>
+        <w:t xml:space="preserve"> </w:t>
+      </w:r>
+      <w:r>
+        <w:t xml:space="preserve">The predicted behavioral readouts are film-item access, task-competitor retrieval, and the phase-resolved distribution of recall across the encoded stream.</w:t>
+      </w:r>
+    </w:p>
+    <w:bookmarkEnd w:id="82"/>
+    <w:bookmarkEnd w:id="83"/>
+    <w:bookmarkStart w:id="84" w:name="general-discussion"/>
     <w:p>
       <w:pPr>
         <w:pStyle w:val="Heading1"/>
@@ -10321,8 +11077,8 @@
         <w:t xml:space="preserve">General Discussion</w:t>
       </w:r>
     </w:p>
-    <w:bookmarkEnd w:id="75"/>
-    <w:bookmarkStart w:id="146" w:name="references"/>
+    <w:bookmarkEnd w:id="84"/>
+    <w:bookmarkStart w:id="153" w:name="references"/>
     <w:p>
       <w:pPr>
         <w:pStyle w:val="Heading1"/>
@@ -10331,8 +11087,8 @@
         <w:t xml:space="preserve">References</w:t>
       </w:r>
     </w:p>
-    <w:bookmarkStart w:id="145" w:name="refs"/>
-    <w:bookmarkStart w:id="77" w:name="ref-asselbergs2023systematic"/>
+    <w:bookmarkStart w:id="152" w:name="refs"/>
+    <w:bookmarkStart w:id="86" w:name="ref-asselbergs2023systematic"/>
     <w:p>
       <w:pPr>
         <w:pStyle w:val="Bibliography"/>
@@ -10369,7 +11125,7 @@
       <w:r>
         <w:t xml:space="preserve"> </w:t>
       </w:r>
-      <w:hyperlink r:id="rId76">
+      <w:hyperlink r:id="rId85">
         <w:r>
           <w:rPr>
             <w:rStyle w:val="Hyperlink"/>
@@ -10378,8 +11134,8 @@
         </w:r>
       </w:hyperlink>
     </w:p>
-    <w:bookmarkEnd w:id="77"/>
-    <w:bookmarkStart w:id="79" w:name="ref-brewin2014episodic"/>
+    <w:bookmarkEnd w:id="86"/>
+    <w:bookmarkStart w:id="88" w:name="ref-brewin2014episodic"/>
     <w:p>
       <w:pPr>
         <w:pStyle w:val="Bibliography"/>
@@ -10416,7 +11172,7 @@
       <w:r>
         <w:t xml:space="preserve"> </w:t>
       </w:r>
-      <w:hyperlink r:id="rId78">
+      <w:hyperlink r:id="rId87">
         <w:r>
           <w:rPr>
             <w:rStyle w:val="Hyperlink"/>
@@ -10425,8 +11181,8 @@
         </w:r>
       </w:hyperlink>
     </w:p>
-    <w:bookmarkEnd w:id="79"/>
-    <w:bookmarkStart w:id="81" w:name="ref-brewin1996dual"/>
+    <w:bookmarkEnd w:id="88"/>
+    <w:bookmarkStart w:id="90" w:name="ref-brewin1996dual"/>
     <w:p>
       <w:pPr>
         <w:pStyle w:val="Bibliography"/>
@@ -10463,7 +11219,7 @@
       <w:r>
         <w:t xml:space="preserve"> </w:t>
       </w:r>
-      <w:hyperlink r:id="rId80">
+      <w:hyperlink r:id="rId89">
         <w:r>
           <w:rPr>
             <w:rStyle w:val="Hyperlink"/>
@@ -10472,8 +11228,8 @@
         </w:r>
       </w:hyperlink>
     </w:p>
-    <w:bookmarkEnd w:id="81"/>
-    <w:bookmarkStart w:id="83" w:name="ref-brewin2010intrusive"/>
+    <w:bookmarkEnd w:id="90"/>
+    <w:bookmarkStart w:id="92" w:name="ref-brewin2010intrusive"/>
     <w:p>
       <w:pPr>
         <w:pStyle w:val="Bibliography"/>
@@ -10510,7 +11266,7 @@
       <w:r>
         <w:t xml:space="preserve"> </w:t>
       </w:r>
-      <w:hyperlink r:id="rId82">
+      <w:hyperlink r:id="rId91">
         <w:r>
           <w:rPr>
             <w:rStyle w:val="Hyperlink"/>
@@ -10519,8 +11275,8 @@
         </w:r>
       </w:hyperlink>
     </w:p>
-    <w:bookmarkEnd w:id="83"/>
-    <w:bookmarkStart w:id="85" w:name="ref-cohen2022memory"/>
+    <w:bookmarkEnd w:id="92"/>
+    <w:bookmarkStart w:id="94" w:name="ref-cohen2022memory"/>
     <w:p>
       <w:pPr>
         <w:pStyle w:val="Bibliography"/>
@@ -10557,7 +11313,7 @@
       <w:r>
         <w:t xml:space="preserve"> </w:t>
       </w:r>
-      <w:hyperlink r:id="rId84">
+      <w:hyperlink r:id="rId93">
         <w:r>
           <w:rPr>
             <w:rStyle w:val="Hyperlink"/>
@@ -10566,8 +11322,8 @@
         </w:r>
       </w:hyperlink>
     </w:p>
-    <w:bookmarkEnd w:id="85"/>
-    <w:bookmarkStart w:id="87" w:name="ref-deeprose2012imagery"/>
+    <w:bookmarkEnd w:id="94"/>
+    <w:bookmarkStart w:id="96" w:name="ref-deeprose2012imagery"/>
     <w:p>
       <w:pPr>
         <w:pStyle w:val="Bibliography"/>
@@ -10604,7 +11360,7 @@
       <w:r>
         <w:t xml:space="preserve"> </w:t>
       </w:r>
-      <w:hyperlink r:id="rId86">
+      <w:hyperlink r:id="rId95">
         <w:r>
           <w:rPr>
             <w:rStyle w:val="Hyperlink"/>
@@ -10613,8 +11369,8 @@
         </w:r>
       </w:hyperlink>
     </w:p>
-    <w:bookmarkEnd w:id="87"/>
-    <w:bookmarkStart w:id="88" w:name="ref-dupertuys2026ukraine"/>
+    <w:bookmarkEnd w:id="96"/>
+    <w:bookmarkStart w:id="97" w:name="ref-dupertuys2026ukraine"/>
     <w:p>
       <w:pPr>
         <w:pStyle w:val="Bibliography"/>
@@ -10650,8 +11406,8 @@
         <w:t xml:space="preserve">.</w:t>
       </w:r>
     </w:p>
-    <w:bookmarkEnd w:id="88"/>
-    <w:bookmarkStart w:id="90" w:name="ref-ehlers2000cognitive"/>
+    <w:bookmarkEnd w:id="97"/>
+    <w:bookmarkStart w:id="99" w:name="ref-ehlers2000cognitive"/>
     <w:p>
       <w:pPr>
         <w:pStyle w:val="Bibliography"/>
@@ -10688,7 +11444,7 @@
       <w:r>
         <w:t xml:space="preserve"> </w:t>
       </w:r>
-      <w:hyperlink r:id="rId89">
+      <w:hyperlink r:id="rId98">
         <w:r>
           <w:rPr>
             <w:rStyle w:val="Hyperlink"/>
@@ -10697,8 +11453,8 @@
         </w:r>
       </w:hyperlink>
     </w:p>
-    <w:bookmarkEnd w:id="90"/>
-    <w:bookmarkStart w:id="92" w:name="ref-holmes2008inducing"/>
+    <w:bookmarkEnd w:id="99"/>
+    <w:bookmarkStart w:id="101" w:name="ref-holmes2008inducing"/>
     <w:p>
       <w:pPr>
         <w:pStyle w:val="Bibliography"/>
@@ -10735,7 +11491,7 @@
       <w:r>
         <w:t xml:space="preserve"> </w:t>
       </w:r>
-      <w:hyperlink r:id="rId91">
+      <w:hyperlink r:id="rId100">
         <w:r>
           <w:rPr>
             <w:rStyle w:val="Hyperlink"/>
@@ -10744,8 +11500,8 @@
         </w:r>
       </w:hyperlink>
     </w:p>
-    <w:bookmarkEnd w:id="92"/>
-    <w:bookmarkStart w:id="94" w:name="ref-holmes2004trauma"/>
+    <w:bookmarkEnd w:id="101"/>
+    <w:bookmarkStart w:id="103" w:name="ref-holmes2004trauma"/>
     <w:p>
       <w:pPr>
         <w:pStyle w:val="Bibliography"/>
@@ -10782,7 +11538,7 @@
       <w:r>
         <w:t xml:space="preserve"> </w:t>
       </w:r>
-      <w:hyperlink r:id="rId93">
+      <w:hyperlink r:id="rId102">
         <w:r>
           <w:rPr>
             <w:rStyle w:val="Hyperlink"/>
@@ -10791,8 +11547,8 @@
         </w:r>
       </w:hyperlink>
     </w:p>
-    <w:bookmarkEnd w:id="94"/>
-    <w:bookmarkStart w:id="96" w:name="ref-holmes2009can"/>
+    <w:bookmarkEnd w:id="103"/>
+    <w:bookmarkStart w:id="105" w:name="ref-holmes2009can"/>
     <w:p>
       <w:pPr>
         <w:pStyle w:val="Bibliography"/>
@@ -10841,7 +11597,7 @@
       <w:r>
         <w:t xml:space="preserve"> </w:t>
       </w:r>
-      <w:hyperlink r:id="rId95">
+      <w:hyperlink r:id="rId104">
         <w:r>
           <w:rPr>
             <w:rStyle w:val="Hyperlink"/>
@@ -10850,8 +11606,8 @@
         </w:r>
       </w:hyperlink>
     </w:p>
-    <w:bookmarkEnd w:id="96"/>
-    <w:bookmarkStart w:id="98" w:name="ref-holmes2010key"/>
+    <w:bookmarkEnd w:id="105"/>
+    <w:bookmarkStart w:id="107" w:name="ref-holmes2010key"/>
     <w:p>
       <w:pPr>
         <w:pStyle w:val="Bibliography"/>
@@ -10909,7 +11665,7 @@
       <w:r>
         <w:t xml:space="preserve"> </w:t>
       </w:r>
-      <w:hyperlink r:id="rId97">
+      <w:hyperlink r:id="rId106">
         <w:r>
           <w:rPr>
             <w:rStyle w:val="Hyperlink"/>
@@ -10918,8 +11674,8 @@
         </w:r>
       </w:hyperlink>
     </w:p>
-    <w:bookmarkEnd w:id="98"/>
-    <w:bookmarkStart w:id="100" w:name="ref-horsch2017reducing"/>
+    <w:bookmarkEnd w:id="107"/>
+    <w:bookmarkStart w:id="109" w:name="ref-horsch2017reducing"/>
     <w:p>
       <w:pPr>
         <w:pStyle w:val="Bibliography"/>
@@ -10956,7 +11712,7 @@
       <w:r>
         <w:t xml:space="preserve"> </w:t>
       </w:r>
-      <w:hyperlink r:id="rId99">
+      <w:hyperlink r:id="rId108">
         <w:r>
           <w:rPr>
             <w:rStyle w:val="Hyperlink"/>
@@ -10965,8 +11721,8 @@
         </w:r>
       </w:hyperlink>
     </w:p>
-    <w:bookmarkEnd w:id="100"/>
-    <w:bookmarkStart w:id="102" w:name="ref-howard2002distributed"/>
+    <w:bookmarkEnd w:id="109"/>
+    <w:bookmarkStart w:id="111" w:name="ref-howard2002distributed"/>
     <w:p>
       <w:pPr>
         <w:pStyle w:val="Bibliography"/>
@@ -11003,7 +11759,7 @@
       <w:r>
         <w:t xml:space="preserve"> </w:t>
       </w:r>
-      <w:hyperlink r:id="rId101">
+      <w:hyperlink r:id="rId110">
         <w:r>
           <w:rPr>
             <w:rStyle w:val="Hyperlink"/>
@@ -11012,8 +11768,8 @@
         </w:r>
       </w:hyperlink>
     </w:p>
-    <w:bookmarkEnd w:id="102"/>
-    <w:bookmarkStart w:id="103" w:name="ref-howard2008persistence"/>
+    <w:bookmarkEnd w:id="111"/>
+    <w:bookmarkStart w:id="112" w:name="ref-howard2008persistence"/>
     <w:p>
       <w:pPr>
         <w:pStyle w:val="Bibliography"/>
@@ -11048,8 +11804,8 @@
         <w:t xml:space="preserve">(1), 58–63.</w:t>
       </w:r>
     </w:p>
-    <w:bookmarkEnd w:id="103"/>
-    <w:bookmarkStart w:id="105" w:name="ref-iyadurai2018preventing"/>
+    <w:bookmarkEnd w:id="112"/>
+    <w:bookmarkStart w:id="114" w:name="ref-iyadurai2018preventing"/>
     <w:p>
       <w:pPr>
         <w:pStyle w:val="Bibliography"/>
@@ -11098,7 +11854,7 @@
       <w:r>
         <w:t xml:space="preserve"> </w:t>
       </w:r>
-      <w:hyperlink r:id="rId104">
+      <w:hyperlink r:id="rId113">
         <w:r>
           <w:rPr>
             <w:rStyle w:val="Hyperlink"/>
@@ -11107,8 +11863,8 @@
         </w:r>
       </w:hyperlink>
     </w:p>
-    <w:bookmarkEnd w:id="105"/>
-    <w:bookmarkStart w:id="107" w:name="ref-iyadurai2019intrusive"/>
+    <w:bookmarkEnd w:id="114"/>
+    <w:bookmarkStart w:id="116" w:name="ref-iyadurai2019intrusive"/>
     <w:p>
       <w:pPr>
         <w:pStyle w:val="Bibliography"/>
@@ -11145,7 +11901,7 @@
       <w:r>
         <w:t xml:space="preserve"> </w:t>
       </w:r>
-      <w:hyperlink r:id="rId106">
+      <w:hyperlink r:id="rId115">
         <w:r>
           <w:rPr>
             <w:rStyle w:val="Hyperlink"/>
@@ -11154,8 +11910,8 @@
         </w:r>
       </w:hyperlink>
     </w:p>
-    <w:bookmarkEnd w:id="107"/>
-    <w:bookmarkStart w:id="109" w:name="ref-james2015computer"/>
+    <w:bookmarkEnd w:id="116"/>
+    <w:bookmarkStart w:id="118" w:name="ref-james2015computer"/>
     <w:p>
       <w:pPr>
         <w:pStyle w:val="Bibliography"/>
@@ -11192,7 +11948,7 @@
       <w:r>
         <w:t xml:space="preserve"> </w:t>
       </w:r>
-      <w:hyperlink r:id="rId108">
+      <w:hyperlink r:id="rId117">
         <w:r>
           <w:rPr>
             <w:rStyle w:val="Hyperlink"/>
@@ -11201,8 +11957,8 @@
         </w:r>
       </w:hyperlink>
     </w:p>
-    <w:bookmarkEnd w:id="109"/>
-    <w:bookmarkStart w:id="111" w:name="ref-james2016trauma"/>
+    <w:bookmarkEnd w:id="118"/>
+    <w:bookmarkStart w:id="120" w:name="ref-james2016trauma"/>
     <w:p>
       <w:pPr>
         <w:pStyle w:val="Bibliography"/>
@@ -11239,7 +11995,7 @@
       <w:r>
         <w:t xml:space="preserve"> </w:t>
       </w:r>
-      <w:hyperlink r:id="rId110">
+      <w:hyperlink r:id="rId119">
         <w:r>
           <w:rPr>
             <w:rStyle w:val="Hyperlink"/>
@@ -11248,8 +12004,8 @@
         </w:r>
       </w:hyperlink>
     </w:p>
-    <w:bookmarkEnd w:id="111"/>
-    <w:bookmarkStart w:id="112" w:name="ref-kahana1996associative"/>
+    <w:bookmarkEnd w:id="120"/>
+    <w:bookmarkStart w:id="121" w:name="ref-kahana1996associative"/>
     <w:p>
       <w:pPr>
         <w:pStyle w:val="Bibliography"/>
@@ -11284,8 +12040,8 @@
         <w:t xml:space="preserve">(1), 103–109.</w:t>
       </w:r>
     </w:p>
-    <w:bookmarkEnd w:id="112"/>
-    <w:bookmarkStart w:id="114" w:name="ref-kanstrup2021single"/>
+    <w:bookmarkEnd w:id="121"/>
+    <w:bookmarkStart w:id="123" w:name="ref-kanstrup2021single"/>
     <w:p>
       <w:pPr>
         <w:pStyle w:val="Bibliography"/>
@@ -11322,7 +12078,7 @@
       <w:r>
         <w:t xml:space="preserve"> </w:t>
       </w:r>
-      <w:hyperlink r:id="rId113">
+      <w:hyperlink r:id="rId122">
         <w:r>
           <w:rPr>
             <w:rStyle w:val="Hyperlink"/>
@@ -11331,8 +12087,8 @@
         </w:r>
       </w:hyperlink>
     </w:p>
-    <w:bookmarkEnd w:id="114"/>
-    <w:bookmarkStart w:id="116" w:name="ref-kessler2020visuospatial"/>
+    <w:bookmarkEnd w:id="123"/>
+    <w:bookmarkStart w:id="125" w:name="ref-kessler2020visuospatial"/>
     <w:p>
       <w:pPr>
         <w:pStyle w:val="Bibliography"/>
@@ -11369,7 +12125,7 @@
       <w:r>
         <w:t xml:space="preserve"> </w:t>
       </w:r>
-      <w:hyperlink r:id="rId115">
+      <w:hyperlink r:id="rId124">
         <w:r>
           <w:rPr>
             <w:rStyle w:val="Hyperlink"/>
@@ -11378,8 +12134,8 @@
         </w:r>
       </w:hyperlink>
     </w:p>
-    <w:bookmarkEnd w:id="116"/>
-    <w:bookmarkStart w:id="118" w:name="ref-kindt2009beyond"/>
+    <w:bookmarkEnd w:id="125"/>
+    <w:bookmarkStart w:id="127" w:name="ref-kindt2009beyond"/>
     <w:p>
       <w:pPr>
         <w:pStyle w:val="Bibliography"/>
@@ -11416,7 +12172,7 @@
       <w:r>
         <w:t xml:space="preserve"> </w:t>
       </w:r>
-      <w:hyperlink r:id="rId117">
+      <w:hyperlink r:id="rId126">
         <w:r>
           <w:rPr>
             <w:rStyle w:val="Hyperlink"/>
@@ -11425,8 +12181,8 @@
         </w:r>
       </w:hyperlink>
     </w:p>
-    <w:bookmarkEnd w:id="118"/>
-    <w:bookmarkStart w:id="120" w:name="ref-krans2009intrusive"/>
+    <w:bookmarkEnd w:id="127"/>
+    <w:bookmarkStart w:id="129" w:name="ref-krans2009intrusive"/>
     <w:p>
       <w:pPr>
         <w:pStyle w:val="Bibliography"/>
@@ -11463,7 +12219,7 @@
       <w:r>
         <w:t xml:space="preserve"> </w:t>
       </w:r>
-      <w:hyperlink r:id="rId119">
+      <w:hyperlink r:id="rId128">
         <w:r>
           <w:rPr>
             <w:rStyle w:val="Hyperlink"/>
@@ -11472,8 +12228,8 @@
         </w:r>
       </w:hyperlink>
     </w:p>
-    <w:bookmarkEnd w:id="120"/>
-    <w:bookmarkStart w:id="122" w:name="ref-lau2019intrusive"/>
+    <w:bookmarkEnd w:id="129"/>
+    <w:bookmarkStart w:id="131" w:name="ref-lau2019intrusive"/>
     <w:p>
       <w:pPr>
         <w:pStyle w:val="Bibliography"/>
@@ -11510,7 +12266,7 @@
       <w:r>
         <w:t xml:space="preserve"> </w:t>
       </w:r>
-      <w:hyperlink r:id="rId121">
+      <w:hyperlink r:id="rId130">
         <w:r>
           <w:rPr>
             <w:rStyle w:val="Hyperlink"/>
@@ -11519,8 +12275,8 @@
         </w:r>
       </w:hyperlink>
     </w:p>
-    <w:bookmarkEnd w:id="122"/>
-    <w:bookmarkStart w:id="124" w:name="ref-lau2021selectively"/>
+    <w:bookmarkEnd w:id="131"/>
+    <w:bookmarkStart w:id="133" w:name="ref-lau2021selectively"/>
     <w:p>
       <w:pPr>
         <w:pStyle w:val="Bibliography"/>
@@ -11557,7 +12313,7 @@
       <w:r>
         <w:t xml:space="preserve"> </w:t>
       </w:r>
-      <w:hyperlink r:id="rId123">
+      <w:hyperlink r:id="rId132">
         <w:r>
           <w:rPr>
             <w:rStyle w:val="Hyperlink"/>
@@ -11566,8 +12322,8 @@
         </w:r>
       </w:hyperlink>
     </w:p>
-    <w:bookmarkEnd w:id="124"/>
-    <w:bookmarkStart w:id="126" w:name="ref-lohnas2015expanding"/>
+    <w:bookmarkEnd w:id="133"/>
+    <w:bookmarkStart w:id="135" w:name="ref-lohnas2015expanding"/>
     <w:p>
       <w:pPr>
         <w:pStyle w:val="Bibliography"/>
@@ -11604,7 +12360,7 @@
       <w:r>
         <w:t xml:space="preserve"> </w:t>
       </w:r>
-      <w:hyperlink r:id="rId125">
+      <w:hyperlink r:id="rId134">
         <w:r>
           <w:rPr>
             <w:rStyle w:val="Hyperlink"/>
@@ -11613,8 +12369,8 @@
         </w:r>
       </w:hyperlink>
     </w:p>
-    <w:bookmarkEnd w:id="126"/>
-    <w:bookmarkStart w:id="128" w:name="ref-polyn2009context"/>
+    <w:bookmarkEnd w:id="135"/>
+    <w:bookmarkStart w:id="137" w:name="ref-polyn2009context"/>
     <w:p>
       <w:pPr>
         <w:pStyle w:val="Bibliography"/>
@@ -11651,7 +12407,7 @@
       <w:r>
         <w:t xml:space="preserve"> </w:t>
       </w:r>
-      <w:hyperlink r:id="rId127">
+      <w:hyperlink r:id="rId136">
         <w:r>
           <w:rPr>
             <w:rStyle w:val="Hyperlink"/>
@@ -11660,8 +12416,8 @@
         </w:r>
       </w:hyperlink>
     </w:p>
-    <w:bookmarkEnd w:id="128"/>
-    <w:bookmarkStart w:id="130" w:name="ref-polyn2009task"/>
+    <w:bookmarkEnd w:id="137"/>
+    <w:bookmarkStart w:id="139" w:name="ref-polyn2009task"/>
     <w:p>
       <w:pPr>
         <w:pStyle w:val="Bibliography"/>
@@ -11698,7 +12454,7 @@
       <w:r>
         <w:t xml:space="preserve"> </w:t>
       </w:r>
-      <w:hyperlink r:id="rId129">
+      <w:hyperlink r:id="rId138">
         <w:r>
           <w:rPr>
             <w:rStyle w:val="Hyperlink"/>
@@ -11707,8 +12463,8 @@
         </w:r>
       </w:hyperlink>
     </w:p>
-    <w:bookmarkEnd w:id="130"/>
-    <w:bookmarkStart w:id="132" w:name="ref-sederberg2011human"/>
+    <w:bookmarkEnd w:id="139"/>
+    <w:bookmarkStart w:id="141" w:name="ref-sederberg2011human"/>
     <w:p>
       <w:pPr>
         <w:pStyle w:val="Bibliography"/>
@@ -11745,7 +12501,7 @@
       <w:r>
         <w:t xml:space="preserve"> </w:t>
       </w:r>
-      <w:hyperlink r:id="rId131">
+      <w:hyperlink r:id="rId140">
         <w:r>
           <w:rPr>
             <w:rStyle w:val="Hyperlink"/>
@@ -11754,8 +12510,8 @@
         </w:r>
       </w:hyperlink>
     </w:p>
-    <w:bookmarkEnd w:id="132"/>
-    <w:bookmarkStart w:id="134" w:name="ref-sederberg2008context"/>
+    <w:bookmarkEnd w:id="141"/>
+    <w:bookmarkStart w:id="143" w:name="ref-sederberg2008context"/>
     <w:p>
       <w:pPr>
         <w:pStyle w:val="Bibliography"/>
@@ -11792,7 +12548,7 @@
       <w:r>
         <w:t xml:space="preserve"> </w:t>
       </w:r>
-      <w:hyperlink r:id="rId133">
+      <w:hyperlink r:id="rId142">
         <w:r>
           <w:rPr>
             <w:rStyle w:val="Hyperlink"/>
@@ -11801,8 +12557,8 @@
         </w:r>
       </w:hyperlink>
     </w:p>
-    <w:bookmarkEnd w:id="134"/>
-    <w:bookmarkStart w:id="136" w:name="ref-talmi2019retrieved"/>
+    <w:bookmarkEnd w:id="143"/>
+    <w:bookmarkStart w:id="145" w:name="ref-talmi2019retrieved"/>
     <w:p>
       <w:pPr>
         <w:pStyle w:val="Bibliography"/>
@@ -11839,7 +12595,7 @@
       <w:r>
         <w:t xml:space="preserve"> </w:t>
       </w:r>
-      <w:hyperlink r:id="rId135">
+      <w:hyperlink r:id="rId144">
         <w:r>
           <w:rPr>
             <w:rStyle w:val="Hyperlink"/>
@@ -11848,8 +12604,8 @@
         </w:r>
       </w:hyperlink>
     </w:p>
-    <w:bookmarkEnd w:id="136"/>
-    <w:bookmarkStart w:id="138" w:name="ref-varma2024experimental"/>
+    <w:bookmarkEnd w:id="145"/>
+    <w:bookmarkStart w:id="147" w:name="ref-varma2024experimental"/>
     <w:p>
       <w:pPr>
         <w:pStyle w:val="Bibliography"/>
@@ -11886,7 +12642,7 @@
       <w:r>
         <w:t xml:space="preserve"> </w:t>
       </w:r>
-      <w:hyperlink r:id="rId137">
+      <w:hyperlink r:id="rId146">
         <w:r>
           <w:rPr>
             <w:rStyle w:val="Hyperlink"/>
@@ -11895,8 +12651,8 @@
         </w:r>
       </w:hyperlink>
     </w:p>
-    <w:bookmarkEnd w:id="138"/>
-    <w:bookmarkStart w:id="140" w:name="ref-wessel2025evidence"/>
+    <w:bookmarkEnd w:id="147"/>
+    <w:bookmarkStart w:id="149" w:name="ref-wessel2025evidence"/>
     <w:p>
       <w:pPr>
         <w:pStyle w:val="Bibliography"/>
@@ -11945,7 +12701,7 @@
       <w:r>
         <w:t xml:space="preserve"> </w:t>
       </w:r>
-      <w:hyperlink r:id="rId139">
+      <w:hyperlink r:id="rId148">
         <w:r>
           <w:rPr>
             <w:rStyle w:val="Hyperlink"/>
@@ -11954,55 +12710,8 @@
         </w:r>
       </w:hyperlink>
     </w:p>
-    <w:bookmarkEnd w:id="140"/>
-    <w:bookmarkStart w:id="142" w:name="ref-yonelinas2019contextual"/>
-    <w:p>
-      <w:pPr>
-        <w:pStyle w:val="Bibliography"/>
-      </w:pPr>
-      <w:r>
-        <w:t xml:space="preserve">Yonelinas, A. P., Ranganath, C., Ekstrom, A. D., &amp; Wiltgen, B. J. (2019). A contextual binding theory of episodic memory: Systems consolidation reconsidered.</w:t>
-      </w:r>
-      <w:r>
-        <w:t xml:space="preserve"> </w:t>
-      </w:r>
-      <w:r>
-        <w:rPr>
-          <w:i/>
-          <w:iCs/>
-        </w:rPr>
-        <w:t xml:space="preserve">Nature Reviews Neuroscience</w:t>
-      </w:r>
-      <w:r>
-        <w:t xml:space="preserve">,</w:t>
-      </w:r>
-      <w:r>
-        <w:t xml:space="preserve"> </w:t>
-      </w:r>
-      <w:r>
-        <w:rPr>
-          <w:i/>
-          <w:iCs/>
-        </w:rPr>
-        <w:t xml:space="preserve">20</w:t>
-      </w:r>
-      <w:r>
-        <w:t xml:space="preserve">(6), 364–375.</w:t>
-      </w:r>
-      <w:r>
-        <w:t xml:space="preserve"> </w:t>
-      </w:r>
-      <w:hyperlink r:id="rId141">
-        <w:r>
-          <w:rPr>
-            <w:rStyle w:val="Hyperlink"/>
-          </w:rPr>
-          <w:t xml:space="preserve">https://doi.org/10.1038/s41583-019-0150-4</w:t>
-        </w:r>
-      </w:hyperlink>
-    </w:p>
-    <w:bookmarkEnd w:id="142"/>
-    <w:bookmarkStart w:id="144" w:name="ref-zaromb2006temporal"/>
+    <w:bookmarkEnd w:id="149"/>
+    <w:bookmarkStart w:id="151" w:name="ref-zaromb2006temporal"/>
     <w:p>
       <w:pPr>
         <w:pStyle w:val="Bibliography"/>
@@ -12039,7 +12748,7 @@
       <w:r>
         <w:t xml:space="preserve"> </w:t>
       </w:r>
-      <w:hyperlink r:id="rId143">
+      <w:hyperlink r:id="rId150">
         <w:r>
           <w:rPr>
             <w:rStyle w:val="Hyperlink"/>
@@ -12048,9 +12757,9 @@
         </w:r>
       </w:hyperlink>
     </w:p>
-    <w:bookmarkEnd w:id="144"/>
-    <w:bookmarkEnd w:id="145"/>
-    <w:bookmarkEnd w:id="146"/>
+    <w:bookmarkEnd w:id="151"/>
+    <w:bookmarkEnd w:id="152"/>
+    <w:bookmarkEnd w:id="153"/>
     <w:sectPr>
       <w:headerReference r:id="rId9" w:type="even"/>
       <w:headerReference r:id="rId11" w:type="default"/>

--- a/docs/index.docx
+++ b/docs/index.docx
@@ -6480,13 +6480,53 @@
         <w:pStyle w:val="FirstParagraph"/>
       </w:pPr>
       <w:r>
-        <w:t xml:space="preserve">The source-context pathway provides a non-temporal context dimension inherited from emotional CMR.</w:t>
-      </w:r>
-      <w:r>
-        <w:t xml:space="preserve"> </w:t>
-      </w:r>
-      <w:r>
-        <w:t xml:space="preserve">It generalizes the role that emotional context plays in eCMR to contextual features that can organize recall when shared across items</w:t>
+        <w:t xml:space="preserve">The source-context pathway adapts the emotional/source-context machinery of eCMR and CMR3 to the present trauma-film setting.</w:t>
+      </w:r>
+      <w:r>
+        <w:t xml:space="preserve"> </w:t>
+      </w:r>
+      <w:r>
+        <w:t xml:space="preserve">In published emotional CMR models, emotional features update a source-context subregion and can form item-context associations</w:t>
+      </w:r>
+      <w:r>
+        <w:t xml:space="preserve"> </w:t>
+      </w:r>
+      <w:r>
+        <w:t xml:space="preserve">(</w:t>
+      </w:r>
+      <w:hyperlink w:anchor="ref-cohen2022memory">
+        <w:r>
+          <w:rPr>
+            <w:rStyle w:val="Hyperlink"/>
+          </w:rPr>
+          <w:t xml:space="preserve">Cohen &amp; Kahana, 2022</w:t>
+        </w:r>
+      </w:hyperlink>
+      <w:r>
+        <w:t xml:space="preserve">;</w:t>
+      </w:r>
+      <w:r>
+        <w:t xml:space="preserve"> </w:t>
+      </w:r>
+      <w:hyperlink w:anchor="ref-talmi2019retrieved">
+        <w:r>
+          <w:rPr>
+            <w:rStyle w:val="Hyperlink"/>
+          </w:rPr>
+          <w:t xml:space="preserve">Talmi et al., 2019</w:t>
+        </w:r>
+      </w:hyperlink>
+      <w:r>
+        <w:t xml:space="preserve">)</w:t>
+      </w:r>
+      <w:r>
+        <w:t xml:space="preserve">.</w:t>
+      </w:r>
+      <w:r>
+        <w:t xml:space="preserve"> </w:t>
+      </w:r>
+      <w:r>
+        <w:t xml:space="preserve">Here, we use the same architectural role for a simplified film-source dimension: a non-temporal context feature that can organize recall when shared across items</w:t>
       </w:r>
       <w:r>
         <w:t xml:space="preserve"> </w:t>
@@ -7529,6 +7569,9 @@
         <w:t xml:space="preserve"> </w:t>
       </w:r>
       <w:r>
+        <w:t xml:space="preserve"> </w:t>
+      </w:r>
+      <w:r>
         <w:t xml:space="preserve">Task items are assigned the marked source feature only in later source-overlap variants.</w:t>
       </w:r>
       <w:r>
@@ -7682,13 +7725,13 @@
         <w:t xml:space="preserve"> </w:t>
       </w:r>
       <w:r>
-        <w:t xml:space="preserve">Because the trauma-film simulations treat the film as an extended source episode rather than as an arbitrary list segment, the current simulations fix a modest source-context configuration across figures: film items carry the marked source feature, neutral/default events can weakly bind active source context, and retrieval begins with partial film-source reinstatement.</w:t>
-      </w:r>
-      <w:r>
-        <w:t xml:space="preserve"> </w:t>
-      </w:r>
-      <w:r>
-        <w:t xml:space="preserve">The primacy profile is also moderated relative to the immediate-recall fit so that the film sequence is not dominated by an unrealistically steep first-item advantage.</w:t>
+        <w:t xml:space="preserve">In these simulations, film items reinstate the marked source feature into source context, neutral/default events can weakly bind active source context, and retrieval begins with partial film-source reinstatement.</w:t>
+      </w:r>
+      <w:r>
+        <w:t xml:space="preserve"> </w:t>
+      </w:r>
+      <w:r>
+        <w:t xml:space="preserve">To accomodate the difference in total encoded items between the immediate-recall paradigm and the current simulations, the primacy profile is also moderated relative to the immediate-recall fit so that the film sequence is not dominated by an unrealistically steep first-item advantage.</w:t>
       </w:r>
       <w:r>
         <w:t xml:space="preserve"> </w:t>

--- a/docs/index.docx
+++ b/docs/index.docx
@@ -9736,13 +9736,19 @@
         <w:t xml:space="preserve"> </w:t>
       </w:r>
       <w:r>
-        <w:t xml:space="preserve">The with-reminder condition therefore shows that task strength matters most when task items are associated with nearby positions on the film context trajectory.</w:t>
-      </w:r>
-      <w:r>
-        <w:t xml:space="preserve"> </w:t>
-      </w:r>
-      <w:r>
-        <w:t xml:space="preserve">The serial-position curves also show that this temporal overlap is not uniform across film positions, even though the fixed source-context settings provide broader support for film items than temporal context alone.</w:t>
+        <w:t xml:space="preserve">The with-reminder condition therefore shows that task strength matters most when task items are encoded in a film-related context state.</w:t>
+      </w:r>
+      <w:r>
+        <w:t xml:space="preserve"> </w:t>
+      </w:r>
+      <w:r>
+        <w:t xml:space="preserve">This overlap is not a single quantity.</w:t>
+      </w:r>
+      <w:r>
+        <w:t xml:space="preserve"> </w:t>
+      </w:r>
+      <w:r>
+        <w:t xml:space="preserve">The temporal component remains position-resolved, as shown by the serial-position curves and the similarity matrix, while the fixed source-context settings add broader film-level support.</w:t>
       </w:r>
       <w:r>
         <w:t xml:space="preserve"> </w:t>
@@ -9780,7 +9786,7 @@
         <w:t xml:space="preserve"> </w:t>
       </w:r>
       <w:r>
-        <w:t xml:space="preserve">When a sequential film-item reminder reinstates the film trajectory before task encoding, the model encodes task items in states more similar to film-associated positions.</w:t>
+        <w:t xml:space="preserve">When a sequential film-item reminder reinstates the film trajectory before task encoding, the temporal context at task encoding becomes more similar to film-associated positions.</w:t>
       </w:r>
       <w:r>
         <w:t xml:space="preserve"> </w:t>
@@ -9792,7 +9798,7 @@
         <w:t xml:space="preserve"> </w:t>
       </w:r>
       <w:r>
-        <w:t xml:space="preserve">As task context-to-feature learning increases, task items receive a larger share of item support when this broad film-associated cue probes retrieval, especially after the film reminder.</w:t>
+        <w:t xml:space="preserve">As task context-to-feature learning increases, task items receive a larger share of item support when this broad temporal/source cue probes retrieval, especially after the film reminder.</w:t>
       </w:r>
       <w:r>
         <w:t xml:space="preserve"> </w:t>
@@ -10833,7 +10839,7 @@
         <w:t xml:space="preserve"> </w:t>
       </w:r>
       <w:r>
-        <w:t xml:space="preserve">The result is a graded cue effect: supplied film items can steer retrieval toward film context, but they reduce selective interference only to the extent that the reinstated context discriminates film targets from task and filler competitors.</w:t>
+        <w:t xml:space="preserve">The result is a graded cue effect: supplied film items can increase film access, but they reduce selective interference only to the extent that the reinstated context discriminates film targets from task and filler competitors.</w:t>
       </w:r>
     </w:p>
     <w:bookmarkEnd w:id="76"/>

--- a/docs/index.docx
+++ b/docs/index.docx
@@ -10801,7 +10801,7 @@
         <w:t xml:space="preserve"> </w:t>
       </w:r>
       <w:r>
-        <w:t xml:space="preserve">For example, increasing film-cue reinstatement from 0.00 to 0.60 raises film recall mass from 0.008 to 0.170 under unguided retrieval and from 2.229 to 2.379 under deliberate recall, while the deliberate-minus-unguided gap changes only from 2.221 to 2.209.</w:t>
+        <w:t xml:space="preserve">For example, increasing film-cue reinstatement from 0.00 to 0.675 raises film recall mass from 0.008 to 0.210 under unguided retrieval and from 2.229 to 2.400 under deliberate recall, while the deliberate-minus-unguided gap changes only from 2.221 to 2.190.</w:t>
       </w:r>
       <w:r>
         <w:t xml:space="preserve"> </w:t>

--- a/docs/index.docx
+++ b/docs/index.docx
@@ -165,7 +165,13 @@
         <w:t xml:space="preserve"> </w:t>
       </w:r>
       <w:r>
-        <w:t xml:space="preserve">Deliberate recall is less vulnerable when task goals provide a film-directed start cue and selection emphasizes film items over competitors; externally supplied film-related cues can also steer access toward film context across test formats.</w:t>
+        <w:t xml:space="preserve">Deliberate recall is less vulnerable when control settings reinstate film-associated context, sharpen selection among candidates cued by context, and limit how much off-target samples redirect later search.</w:t>
+      </w:r>
+      <w:r>
+        <w:t xml:space="preserve"> </w:t>
+      </w:r>
+      <w:r>
+        <w:t xml:space="preserve">Test-provided film cues can likewise update context and reduce reliance on context-guided selection.</w:t>
       </w:r>
       <w:r>
         <w:t xml:space="preserve"> </w:t>
@@ -201,13 +207,47 @@
         <w:t xml:space="preserve"> </w:t>
       </w:r>
       <w:r>
-        <w:t xml:space="preserve">Highly consequential events should be retained well enough in memory that critical details remain accessible long into the future.</w:t>
-      </w:r>
-      <w:r>
-        <w:t xml:space="preserve"> </w:t>
-      </w:r>
-      <w:r>
-        <w:t xml:space="preserve">At the same time, adaptive retrieval is selective: what comes to mind should normally depend on current cues, goals, and safety.</w:t>
+        <w:t xml:space="preserve">A rational analysis of episodic memory suggests that highly consequential events should be retained well enough for action-relevant details to inform later evaluation, planning, and choice</w:t>
+      </w:r>
+      <w:r>
+        <w:t xml:space="preserve"> </w:t>
+      </w:r>
+      <w:r>
+        <w:t xml:space="preserve">(</w:t>
+      </w:r>
+      <w:hyperlink w:anchor="ref-boyle2025why">
+        <w:r>
+          <w:rPr>
+            <w:rStyle w:val="Hyperlink"/>
+          </w:rPr>
+          <w:t xml:space="preserve">Boyle &amp; Brown, 2025</w:t>
+        </w:r>
+      </w:hyperlink>
+      <w:r>
+        <w:t xml:space="preserve">;</w:t>
+      </w:r>
+      <w:r>
+        <w:t xml:space="preserve"> </w:t>
+      </w:r>
+      <w:hyperlink w:anchor="ref-zhou2025episodic">
+        <w:r>
+          <w:rPr>
+            <w:rStyle w:val="Hyperlink"/>
+          </w:rPr>
+          <w:t xml:space="preserve">Zhou et al., 2025</w:t>
+        </w:r>
+      </w:hyperlink>
+      <w:r>
+        <w:t xml:space="preserve">)</w:t>
+      </w:r>
+      <w:r>
+        <w:t xml:space="preserve">.</w:t>
+      </w:r>
+      <w:r>
+        <w:t xml:space="preserve"> </w:t>
+      </w:r>
+      <w:r>
+        <w:t xml:space="preserve">At the same time, adaptive retrieval is selective: what comes to mind should normally depend on current concerns.</w:t>
       </w:r>
       <w:r>
         <w:t xml:space="preserve"> </w:t>
@@ -219,7 +259,7 @@
         <w:t xml:space="preserve"> </w:t>
       </w:r>
       <w:r>
-        <w:t xml:space="preserve">The event returns without being deliberately sought and without being well matched to the demands of the present</w:t>
+        <w:t xml:space="preserve">In PTSD, the trauma event returns without being deliberately sought and without being well matched to the demands of the present</w:t>
       </w:r>
       <w:r>
         <w:t xml:space="preserve"> </w:t>
@@ -287,7 +327,7 @@
         <w:t xml:space="preserve"> </w:t>
       </w:r>
       <w:r>
-        <w:t xml:space="preserve">Understanding why such memories arise, and how they differ from voluntary memory for the same event, is therefore a shared target for both clinical science and basic memory theory.</w:t>
+        <w:t xml:space="preserve">Understanding why such memories arise, and how they differ from voluntary memory for the same event, is therefore a shared target for both clinical science and mechanistic theories of memory.</w:t>
       </w:r>
     </w:p>
     <w:p>
@@ -387,41 +427,7 @@
         <w:t xml:space="preserve"> </w:t>
       </w:r>
       <w:r>
-        <w:t xml:space="preserve">The same encoded episode can therefore support both involuntary and deliberate access, and these modes can come apart empirically</w:t>
-      </w:r>
-      <w:r>
-        <w:t xml:space="preserve"> </w:t>
-      </w:r>
-      <w:r>
-        <w:t xml:space="preserve">(</w:t>
-      </w:r>
-      <w:hyperlink w:anchor="ref-holmes2004trauma">
-        <w:r>
-          <w:rPr>
-            <w:rStyle w:val="Hyperlink"/>
-          </w:rPr>
-          <w:t xml:space="preserve">Holmes et al., 2004</w:t>
-        </w:r>
-      </w:hyperlink>
-      <w:r>
-        <w:t xml:space="preserve">;</w:t>
-      </w:r>
-      <w:r>
-        <w:t xml:space="preserve"> </w:t>
-      </w:r>
-      <w:hyperlink w:anchor="ref-iyadurai2019intrusive">
-        <w:r>
-          <w:rPr>
-            <w:rStyle w:val="Hyperlink"/>
-          </w:rPr>
-          <w:t xml:space="preserve">Iyadurai et al., 2019</w:t>
-        </w:r>
-      </w:hyperlink>
-      <w:r>
-        <w:t xml:space="preserve">)</w:t>
-      </w:r>
-      <w:r>
-        <w:t xml:space="preserve">.</w:t>
+        <w:t xml:space="preserve">The same encoded episode can therefore support both involuntary and deliberate access, and these modes can come apart empirically.</w:t>
       </w:r>
     </w:p>
     <w:p>
@@ -503,7 +509,10 @@
         <w:t xml:space="preserve"> </w:t>
       </w:r>
       <w:r>
-        <w:t xml:space="preserve">Related post-reminder studies show that a reminder-plus-Tetris procedure can reduce later intrusions after a longer delay</w:t>
+        <w:t xml:space="preserve"> </w:t>
+      </w:r>
+      <w:r>
+        <w:t xml:space="preserve">In delayed variants, participants return after about 24 hours to 3 days, receive visual reminder cues for the film, and then complete Tetris; these reminder-plus-Tetris procedures can similarly reduce subsequent intrusions</w:t>
       </w:r>
       <w:r>
         <w:t xml:space="preserve"> </w:t>
@@ -597,7 +606,7 @@
         <w:t xml:space="preserve"> </w:t>
       </w:r>
       <w:r>
-        <w:t xml:space="preserve">At the same time, the evidence base is heterogeneous, and recent reviews and replications caution against treating the effect as settled or uniform</w:t>
+        <w:t xml:space="preserve">Two recent meta-analyses support effects of cognitive interventions on intrusive memories, although the evidence base is heterogeneous and recent null findings caution against treating the effect as settled or uniform</w:t>
       </w:r>
       <w:r>
         <w:t xml:space="preserve"> </w:t>
@@ -651,6 +660,9 @@
         <w:t xml:space="preserve"> </w:t>
       </w:r>
       <w:r>
+        <w:t xml:space="preserve"> </w:t>
+      </w:r>
+      <w:r>
         <w:t xml:space="preserve">This selective interference effect therefore raises a theoretical question:</w:t>
       </w:r>
       <w:r>
@@ -659,13 +671,16 @@
       <w:r>
         <w:t xml:space="preserve">when and why can a post-encoding or post-reminder manipulation alter one mode of retrieval more than another, even while both draw on the same recent experience?</w:t>
       </w:r>
+      <w:r>
+        <w:t xml:space="preserve"> </w:t>
+      </w:r>
     </w:p>
     <w:p>
       <w:pPr>
         <w:pStyle w:val="BodyText"/>
       </w:pPr>
       <w:r>
-        <w:t xml:space="preserve">One prominent family of interpretations treats the selective interference effect as evidence that the memory underlying intrusions is more vulnerable to interference than the memory supporting deliberate recall</w:t>
+        <w:t xml:space="preserve">One prominent family of interpretations treats the selective interference effect as evidence that intrusion-supporting memory representations are more vulnerable to interference than representations supporting deliberate recall</w:t>
       </w:r>
       <w:r>
         <w:t xml:space="preserve"> </w:t>
@@ -745,13 +760,27 @@
         <w:t xml:space="preserve"> </w:t>
       </w:r>
       <w:r>
-        <w:t xml:space="preserve">In immediate post-film interventions, a visuospatial task is then understood to compete with consolidation of the sensory or intrusion-supporting trace, reducing later intrusions while leaving the contextual trace and voluntary memory relatively preserved</w:t>
+        <w:t xml:space="preserve">In immediate post-film interventions, a visuospatial task is then understood to draw on working-memory resources needed to maintain and consolidate sensory-perceptual imagery, reducing intrusion frequency while voluntary-memory measures remain relatively preserved</w:t>
       </w:r>
       <w:r>
         <w:t xml:space="preserve"> </w:t>
       </w:r>
       <w:r>
         <w:t xml:space="preserve">(</w:t>
+      </w:r>
+      <w:hyperlink w:anchor="ref-baddeley2000working">
+        <w:r>
+          <w:rPr>
+            <w:rStyle w:val="Hyperlink"/>
+          </w:rPr>
+          <w:t xml:space="preserve">Baddeley &amp; Andrade, 2000</w:t>
+        </w:r>
+      </w:hyperlink>
+      <w:r>
+        <w:t xml:space="preserve">;</w:t>
+      </w:r>
+      <w:r>
+        <w:t xml:space="preserve"> </w:t>
       </w:r>
       <w:hyperlink w:anchor="ref-deeprose2012imagery">
         <w:r>
@@ -790,6 +819,20 @@
         </w:r>
       </w:hyperlink>
       <w:r>
+        <w:t xml:space="preserve">;</w:t>
+      </w:r>
+      <w:r>
+        <w:t xml:space="preserve"> </w:t>
+      </w:r>
+      <w:hyperlink w:anchor="ref-lau2019intrusive">
+        <w:r>
+          <w:rPr>
+            <w:rStyle w:val="Hyperlink"/>
+          </w:rPr>
+          <w:t xml:space="preserve">Lau-Zhu et al., 2019</w:t>
+        </w:r>
+      </w:hyperlink>
+      <w:r>
         <w:t xml:space="preserve">)</w:t>
       </w:r>
       <w:r>
@@ -873,13 +916,33 @@
         <w:pStyle w:val="BodyText"/>
       </w:pPr>
       <w:r>
-        <w:t xml:space="preserve">We formalize this proposal in an emotional variant of the Context Maintenance and Retrieval (CMR) framework</w:t>
+        <w:t xml:space="preserve">Formal modeling is useful here because the verbal dissociation leaves several commitments underspecified.</w:t>
+      </w:r>
+      <w:r>
+        <w:t xml:space="preserve"> </w:t>
+      </w:r>
+      <w:r>
+        <w:t xml:space="preserve">Computational accounts of emotional memory have begun to formalize how emotional-context retrieval dynamics can produce intrusions and how reminder cues and intervention strength alter the persistence of intrusive memories</w:t>
       </w:r>
       <w:r>
         <w:t xml:space="preserve"> </w:t>
       </w:r>
       <w:r>
         <w:t xml:space="preserve">(</w:t>
+      </w:r>
+      <w:hyperlink w:anchor="ref-bonsall2023temporal">
+        <w:r>
+          <w:rPr>
+            <w:rStyle w:val="Hyperlink"/>
+          </w:rPr>
+          <w:t xml:space="preserve">Bonsall &amp; Holmes, 2023</w:t>
+        </w:r>
+      </w:hyperlink>
+      <w:r>
+        <w:t xml:space="preserve">;</w:t>
+      </w:r>
+      <w:r>
+        <w:t xml:space="preserve"> </w:t>
       </w:r>
       <w:hyperlink w:anchor="ref-cohen2022memory">
         <w:r>
@@ -890,10 +953,79 @@
         </w:r>
       </w:hyperlink>
       <w:r>
+        <w:t xml:space="preserve">)</w:t>
+      </w:r>
+      <w:r>
+        <w:t xml:space="preserve">.</w:t>
+      </w:r>
+      <w:r>
+        <w:t xml:space="preserve"> </w:t>
+      </w:r>
+      <w:r>
+        <w:t xml:space="preserve">The present account centers on the selective interference effect: why the same film and interference manipulation can produce different effects across unguided and deliberate retrieval measures.</w:t>
+      </w:r>
+      <w:r>
+        <w:t xml:space="preserve"> </w:t>
+      </w:r>
+      <w:r>
+        <w:t xml:space="preserve">Explaining that dissociation requires specifying whether the task weakens film memory or adds competitors at retrieval, when those competitors are cued alongside film items, and how retrieval instructions or supplied cues change the outcome.</w:t>
+      </w:r>
+      <w:r>
+        <w:t xml:space="preserve"> </w:t>
+      </w:r>
+      <w:r>
+        <w:t xml:space="preserve">A model can therefore turn the retrieval-process interpretation into predictions about when selective interference should appear, rather than only redescribing the dissociation after the fact.</w:t>
+      </w:r>
+    </w:p>
+    <w:p>
+      <w:pPr>
+        <w:pStyle w:val="BodyText"/>
+      </w:pPr>
+      <w:r>
+        <w:t xml:space="preserve">We formalize this proposal in an emotional variant</w:t>
+      </w:r>
+      <w:r>
+        <w:t xml:space="preserve"> </w:t>
+      </w:r>
+      <w:r>
+        <w:t xml:space="preserve">(</w:t>
+      </w:r>
+      <w:hyperlink w:anchor="ref-cohen2022memory">
+        <w:r>
+          <w:rPr>
+            <w:rStyle w:val="Hyperlink"/>
+          </w:rPr>
+          <w:t xml:space="preserve">Cohen &amp; Kahana, 2022</w:t>
+        </w:r>
+      </w:hyperlink>
+      <w:r>
         <w:t xml:space="preserve">;</w:t>
       </w:r>
       <w:r>
         <w:t xml:space="preserve"> </w:t>
+      </w:r>
+      <w:hyperlink w:anchor="ref-talmi2019retrieved">
+        <w:r>
+          <w:rPr>
+            <w:rStyle w:val="Hyperlink"/>
+          </w:rPr>
+          <w:t xml:space="preserve">Talmi et al., 2019</w:t>
+        </w:r>
+      </w:hyperlink>
+      <w:r>
+        <w:t xml:space="preserve">)</w:t>
+      </w:r>
+      <w:r>
+        <w:t xml:space="preserve"> </w:t>
+      </w:r>
+      <w:r>
+        <w:t xml:space="preserve">of the Context Maintenance and Retrieval (CMR) framework</w:t>
+      </w:r>
+      <w:r>
+        <w:t xml:space="preserve"> </w:t>
+      </w:r>
+      <w:r>
+        <w:t xml:space="preserve">(</w:t>
       </w:r>
       <w:hyperlink w:anchor="ref-polyn2009context">
         <w:r>
@@ -904,6 +1036,206 @@
         </w:r>
       </w:hyperlink>
       <w:r>
+        <w:t xml:space="preserve">)</w:t>
+      </w:r>
+      <w:r>
+        <w:t xml:space="preserve">.</w:t>
+      </w:r>
+      <w:r>
+        <w:t xml:space="preserve"> </w:t>
+      </w:r>
+      <w:r>
+        <w:t xml:space="preserve">Retrieved-context models treat context as a gradually changing state that is shaped by experience, reinstated by retrieval, and used to cue later memory search</w:t>
+      </w:r>
+      <w:r>
+        <w:t xml:space="preserve"> </w:t>
+      </w:r>
+      <w:r>
+        <w:t xml:space="preserve">(</w:t>
+      </w:r>
+      <w:hyperlink w:anchor="ref-howard2002distributed">
+        <w:r>
+          <w:rPr>
+            <w:rStyle w:val="Hyperlink"/>
+          </w:rPr>
+          <w:t xml:space="preserve">Howard &amp; Kahana, 2002</w:t>
+        </w:r>
+      </w:hyperlink>
+      <w:r>
+        <w:t xml:space="preserve">;</w:t>
+      </w:r>
+      <w:r>
+        <w:t xml:space="preserve"> </w:t>
+      </w:r>
+      <w:hyperlink w:anchor="ref-polyn2009context">
+        <w:r>
+          <w:rPr>
+            <w:rStyle w:val="Hyperlink"/>
+          </w:rPr>
+          <w:t xml:space="preserve">Polyn et al., 2009a</w:t>
+        </w:r>
+      </w:hyperlink>
+      <w:r>
+        <w:t xml:space="preserve">;</w:t>
+      </w:r>
+      <w:r>
+        <w:t xml:space="preserve"> </w:t>
+      </w:r>
+      <w:hyperlink w:anchor="ref-sederberg2008context">
+        <w:r>
+          <w:rPr>
+            <w:rStyle w:val="Hyperlink"/>
+          </w:rPr>
+          <w:t xml:space="preserve">Sederberg et al., 2008</w:t>
+        </w:r>
+      </w:hyperlink>
+      <w:r>
+        <w:t xml:space="preserve">)</w:t>
+      </w:r>
+      <w:r>
+        <w:t xml:space="preserve">.</w:t>
+      </w:r>
+      <w:r>
+        <w:t xml:space="preserve"> </w:t>
+      </w:r>
+      <w:r>
+        <w:t xml:space="preserve">In CMR, items and context are linked by bidirectional associations: context cues candidate items, and retrieved or supplied items reinstate associated context</w:t>
+      </w:r>
+      <w:r>
+        <w:t xml:space="preserve"> </w:t>
+      </w:r>
+      <w:r>
+        <w:t xml:space="preserve">(</w:t>
+      </w:r>
+      <w:hyperlink w:anchor="ref-polyn2009context">
+        <w:r>
+          <w:rPr>
+            <w:rStyle w:val="Hyperlink"/>
+          </w:rPr>
+          <w:t xml:space="preserve">Polyn et al., 2009a</w:t>
+        </w:r>
+      </w:hyperlink>
+      <w:r>
+        <w:t xml:space="preserve">,</w:t>
+      </w:r>
+      <w:r>
+        <w:t xml:space="preserve"> </w:t>
+      </w:r>
+      <w:hyperlink w:anchor="ref-polyn2009task">
+        <w:r>
+          <w:rPr>
+            <w:rStyle w:val="Hyperlink"/>
+          </w:rPr>
+          <w:t xml:space="preserve">2009b</w:t>
+        </w:r>
+      </w:hyperlink>
+      <w:r>
+        <w:t xml:space="preserve">)</w:t>
+      </w:r>
+      <w:r>
+        <w:t xml:space="preserve">.</w:t>
+      </w:r>
+    </w:p>
+    <w:p>
+      <w:pPr>
+        <w:pStyle w:val="BodyText"/>
+      </w:pPr>
+      <w:r>
+        <w:t xml:space="preserve">Controlled retrieval can be represented in CMR in several ways.</w:t>
+      </w:r>
+      <w:r>
+        <w:t xml:space="preserve"> </w:t>
+      </w:r>
+      <w:r>
+        <w:t xml:space="preserve">A retrieval goal can set the starting context for search by reinstating context associated with the target episode, rather than beginning from whatever context happens to be active at test.</w:t>
+      </w:r>
+      <w:r>
+        <w:t xml:space="preserve"> </w:t>
+      </w:r>
+      <w:r>
+        <w:t xml:space="preserve">Control can also make the current context cue more decisive, so that candidates strongly supported by that context are more likely to win retrieval than weaker competitors.</w:t>
+      </w:r>
+      <w:r>
+        <w:t xml:space="preserve"> </w:t>
+      </w:r>
+      <w:r>
+        <w:t xml:space="preserve">Finally, monitoring can evaluate sampled candidates against the retrieval goal, limiting how much off-target items shape subsequent search.</w:t>
+      </w:r>
+      <w:r>
+        <w:t xml:space="preserve"> </w:t>
+      </w:r>
+      <w:r>
+        <w:t xml:space="preserve">Prior retrieved-context models introduced related mechanisms to explain recall from goal-relevant context, differences in how selectively items are sampled, and the ability to keep retrieval focused on a target list</w:t>
+      </w:r>
+      <w:r>
+        <w:t xml:space="preserve"> </w:t>
+      </w:r>
+      <w:r>
+        <w:t xml:space="preserve">(</w:t>
+      </w:r>
+      <w:hyperlink w:anchor="ref-lohnas2015expanding">
+        <w:r>
+          <w:rPr>
+            <w:rStyle w:val="Hyperlink"/>
+          </w:rPr>
+          <w:t xml:space="preserve">Lohnas et al., 2015</w:t>
+        </w:r>
+      </w:hyperlink>
+      <w:r>
+        <w:t xml:space="preserve">;</w:t>
+      </w:r>
+      <w:r>
+        <w:t xml:space="preserve"> </w:t>
+      </w:r>
+      <w:hyperlink w:anchor="ref-polyn2009context">
+        <w:r>
+          <w:rPr>
+            <w:rStyle w:val="Hyperlink"/>
+          </w:rPr>
+          <w:t xml:space="preserve">Polyn et al., 2009a</w:t>
+        </w:r>
+      </w:hyperlink>
+      <w:r>
+        <w:t xml:space="preserve">;</w:t>
+      </w:r>
+      <w:r>
+        <w:t xml:space="preserve"> </w:t>
+      </w:r>
+      <w:hyperlink w:anchor="ref-sederberg2008context">
+        <w:r>
+          <w:rPr>
+            <w:rStyle w:val="Hyperlink"/>
+          </w:rPr>
+          <w:t xml:space="preserve">Sederberg et al., 2008</w:t>
+        </w:r>
+      </w:hyperlink>
+      <w:r>
+        <w:t xml:space="preserve">)</w:t>
+      </w:r>
+      <w:r>
+        <w:t xml:space="preserve">.</w:t>
+      </w:r>
+      <w:r>
+        <w:t xml:space="preserve"> </w:t>
+      </w:r>
+      <w:r>
+        <w:t xml:space="preserve">Emotional CMR variants can preserve these retrieved-context mechanisms while adding an emotional-context pathway and emotion-dependent binding</w:t>
+      </w:r>
+      <w:r>
+        <w:t xml:space="preserve"> </w:t>
+      </w:r>
+      <w:r>
+        <w:t xml:space="preserve">(</w:t>
+      </w:r>
+      <w:hyperlink w:anchor="ref-cohen2022memory">
+        <w:r>
+          <w:rPr>
+            <w:rStyle w:val="Hyperlink"/>
+          </w:rPr>
+          <w:t xml:space="preserve">Cohen &amp; Kahana, 2022</w:t>
+        </w:r>
+      </w:hyperlink>
+      <w:r>
         <w:t xml:space="preserve">;</w:t>
       </w:r>
       <w:r>
@@ -927,27 +1259,146 @@
         <w:t xml:space="preserve"> </w:t>
       </w:r>
       <w:r>
-        <w:t xml:space="preserve">Retrieved-context models treat context as a gradually changing state that is shaped by experience, reinstated by retrieval, and used to cue later memory search</w:t>
+        <w:t xml:space="preserve">Together, these properties make CMR a principled setting for a single-system retrieved-context account of selective interference.</w:t>
+      </w:r>
+      <w:r>
+        <w:t xml:space="preserve"> </w:t>
+      </w:r>
+    </w:p>
+    <w:p>
+      <w:pPr>
+        <w:pStyle w:val="BodyText"/>
+      </w:pPr>
+      <w:r>
+        <w:t xml:space="preserve">To map this framework onto the trauma-film paradigm, the model presents a film sequence, an intervening delay, film reminder cues, an interference task, and a post-task delay while context evolves.</w:t>
+      </w:r>
+      <w:r>
+        <w:t xml:space="preserve"> </w:t>
+      </w:r>
+      <w:r>
+        <w:t xml:space="preserve">In the simulations, the intervening and post-task delays are implemented as non-film filler items, so context continues to drift between film encoding, reminder, task encoding, and retrieval.</w:t>
+      </w:r>
+      <w:r>
+        <w:t xml:space="preserve"> </w:t>
+      </w:r>
+      <w:r>
+        <w:t xml:space="preserve">During the reminder phase, film reminder cues can reinstate film-associated context before task encoding, so task items are encoded while context remains similar to states associated with film items.</w:t>
+      </w:r>
+      <w:r>
+        <w:t xml:space="preserve"> </w:t>
+      </w:r>
+      <w:r>
+        <w:t xml:space="preserve">At retrieval, the current context state cues memory search, so film and task items receive retrieval support to the extent that they have been associated with similar context states.</w:t>
+      </w:r>
+      <w:r>
+        <w:t xml:space="preserve"> </w:t>
+      </w:r>
+      <w:r>
+        <w:t xml:space="preserve">Unguided and deliberate retrieval can draw on the same learned associations.</w:t>
+      </w:r>
+      <w:r>
+        <w:t xml:space="preserve"> </w:t>
+      </w:r>
+      <w:r>
+        <w:t xml:space="preserve">Unguided retrieval begins from the current context, which can support film and task candidates together, whereas deliberate recall can use control settings to orient search toward film targets.</w:t>
+      </w:r>
+      <w:r>
+        <w:t xml:space="preserve"> </w:t>
+      </w:r>
+      <w:r>
+        <w:t xml:space="preserve">A selective interference effect in this model would therefore reflect differential control over a shared associative memory, rather than selective vulnerability of separate memory representations.</w:t>
+      </w:r>
+    </w:p>
+    <w:p>
+      <w:pPr>
+        <w:pStyle w:val="BodyText"/>
+      </w:pPr>
+      <w:r>
+        <w:t xml:space="preserve">The simulations develop the retrieved-context account through five linked demonstrations.</w:t>
+      </w:r>
+      <w:r>
+        <w:t xml:space="preserve"> </w:t>
+      </w:r>
+      <w:r>
+        <w:t xml:space="preserve">Simulation 1 shows how a task performed after a film reminder can become a retrieval competitor and reduce later film recall.</w:t>
+      </w:r>
+      <w:r>
+        <w:t xml:space="preserve"> </w:t>
+      </w:r>
+      <w:r>
+        <w:t xml:space="preserve">Simulation 2 decomposes deliberate recall into control settings that can reduce this competition by changing where retrieval begins, how selectively candidates are sampled, and how much off-target samples shape ongoing search.</w:t>
+      </w:r>
+      <w:r>
+        <w:t xml:space="preserve"> </w:t>
+      </w:r>
+      <w:r>
+        <w:t xml:space="preserve">The next simulations examine a consequence of this retrieval interpretation: the effect should depend on how the memory test supplies film information.</w:t>
+      </w:r>
+      <w:r>
+        <w:t xml:space="preserve"> </w:t>
+      </w:r>
+      <w:r>
+        <w:t xml:space="preserve">Simulation 3 adds test-phase film cues during retrieval, testing whether such cues improve film recall without necessarily removing task competition.</w:t>
+      </w:r>
+      <w:r>
+        <w:t xml:space="preserve"> </w:t>
+      </w:r>
+      <w:r>
+        <w:t xml:space="preserve">Simulation 4 considers recognition-like tests in which the film item is supplied, reducing the need for that item to win a search guided by context.</w:t>
+      </w:r>
+      <w:r>
+        <w:t xml:space="preserve"> </w:t>
+      </w:r>
+      <w:r>
+        <w:t xml:space="preserve">Simulation 5 explores which task properties make interference stronger or weaker.</w:t>
+      </w:r>
+      <w:r>
+        <w:t xml:space="preserve"> </w:t>
+      </w:r>
+      <w:r>
+        <w:t xml:space="preserve">Together, the simulations specify a retrieval mechanism for the selective interference effect and derive predictions about when the dissociation between intrusive and deliberate memory should appear across paradigms.</w:t>
+      </w:r>
+    </w:p>
+    <w:bookmarkEnd w:id="24"/>
+    <w:bookmarkStart w:id="29" w:name="Xc30ecb24643046c4752102619295de1bc2871c8"/>
+    <w:p>
+      <w:pPr>
+        <w:pStyle w:val="Heading1"/>
+      </w:pPr>
+      <w:r>
+        <w:t xml:space="preserve">A Retrieved-Context Account of Selective Interference</w:t>
+      </w:r>
+    </w:p>
+    <w:p>
+      <w:pPr>
+        <w:pStyle w:val="FirstParagraph"/>
+      </w:pPr>
+      <w:r>
+        <w:t xml:space="preserve">The simulations rely on three retrieved-context mechanisms.</w:t>
+      </w:r>
+      <w:r>
+        <w:t xml:space="preserve"> </w:t>
+      </w:r>
+      <w:r>
+        <w:t xml:space="preserve">First, current context cues candidate items, so film and task items can compete when they have been encoded in similar context states.</w:t>
+      </w:r>
+      <w:r>
+        <w:t xml:space="preserve"> </w:t>
+      </w:r>
+      <w:r>
+        <w:t xml:space="preserve">Second, retrieved, reminded, or supplied items reinstate associated context, allowing reminders and test cues to change the context that guides later retrieval.</w:t>
+      </w:r>
+      <w:r>
+        <w:t xml:space="preserve"> </w:t>
+      </w:r>
+      <w:r>
+        <w:t xml:space="preserve">These two item-context mechanisms are standard components of retrieved-context models</w:t>
       </w:r>
       <w:r>
         <w:t xml:space="preserve"> </w:t>
       </w:r>
       <w:r>
         <w:t xml:space="preserve">(</w:t>
-      </w:r>
-      <w:hyperlink w:anchor="ref-howard2002distributed">
-        <w:r>
-          <w:rPr>
-            <w:rStyle w:val="Hyperlink"/>
-          </w:rPr>
-          <w:t xml:space="preserve">Howard &amp; Kahana, 2002</w:t>
-        </w:r>
-      </w:hyperlink>
-      <w:r>
-        <w:t xml:space="preserve">;</w:t>
-      </w:r>
-      <w:r>
-        <w:t xml:space="preserve"> </w:t>
       </w:r>
       <w:hyperlink w:anchor="ref-polyn2009context">
         <w:r>
@@ -981,47 +1432,19 @@
         <w:t xml:space="preserve"> </w:t>
       </w:r>
       <w:r>
-        <w:t xml:space="preserve">In CMR, items and context are linked by bidirectional associations: context cues candidate items, and retrieved or supplied items reinstate associated context</w:t>
-      </w:r>
-      <w:r>
-        <w:t xml:space="preserve"> </w:t>
-      </w:r>
-      <w:r>
-        <w:t xml:space="preserve">(</w:t>
-      </w:r>
-      <w:hyperlink w:anchor="ref-polyn2009context">
-        <w:r>
-          <w:rPr>
-            <w:rStyle w:val="Hyperlink"/>
-          </w:rPr>
-          <w:t xml:space="preserve">Polyn et al., 2009a</w:t>
-        </w:r>
-      </w:hyperlink>
-      <w:r>
-        <w:t xml:space="preserve">,</w:t>
-      </w:r>
-      <w:r>
-        <w:t xml:space="preserve"> </w:t>
-      </w:r>
-      <w:hyperlink w:anchor="ref-polyn2009task">
-        <w:r>
-          <w:rPr>
-            <w:rStyle w:val="Hyperlink"/>
-          </w:rPr>
-          <w:t xml:space="preserve">2009b</w:t>
-        </w:r>
-      </w:hyperlink>
-      <w:r>
-        <w:t xml:space="preserve">)</w:t>
-      </w:r>
-      <w:r>
-        <w:t xml:space="preserve">.</w:t>
-      </w:r>
-      <w:r>
-        <w:t xml:space="preserve"> </w:t>
-      </w:r>
-      <w:r>
-        <w:t xml:space="preserve">Controlled retrieval can be represented in CMR by allowing recall to begin from a cued or reinstated context, by varying how sharply context-to-item support is converted into item selection, and by monitoring sampled candidates against a retrieval target</w:t>
+        <w:t xml:space="preserve">Third, controlled retrieval can alter this same retrieval process.</w:t>
+      </w:r>
+      <w:r>
+        <w:t xml:space="preserve"> </w:t>
+      </w:r>
+      <w:r>
+        <w:t xml:space="preserve">This control component changes three settings on the shared retrieval process: the context state from which search begins, how strongly the best-supported candidates are favored during selection, and how much off-target samples update later context.</w:t>
+      </w:r>
+      <w:r>
+        <w:t xml:space="preserve"> </w:t>
+      </w:r>
+      <w:r>
+        <w:t xml:space="preserve">These settings correspond to start-of-list context reinstatement, retrieval selectivity, and target monitoring in later CMR applications</w:t>
       </w:r>
       <w:r>
         <w:t xml:space="preserve"> </w:t>
@@ -1038,182 +1461,10 @@
         </w:r>
       </w:hyperlink>
       <w:r>
-        <w:t xml:space="preserve">;</w:t>
-      </w:r>
-      <w:r>
-        <w:t xml:space="preserve"> </w:t>
-      </w:r>
-      <w:hyperlink w:anchor="ref-sederberg2008context">
-        <w:r>
-          <w:rPr>
-            <w:rStyle w:val="Hyperlink"/>
-          </w:rPr>
-          <w:t xml:space="preserve">Sederberg et al., 2008</w:t>
-        </w:r>
-      </w:hyperlink>
-      <w:r>
         <w:t xml:space="preserve">)</w:t>
       </w:r>
       <w:r>
         <w:t xml:space="preserve">.</w:t>
-      </w:r>
-      <w:r>
-        <w:t xml:space="preserve"> </w:t>
-      </w:r>
-      <w:r>
-        <w:t xml:space="preserve">Emotional CMR variants preserve these retrieved-context operations while adding an emotional-context pathway and emotion-dependent binding</w:t>
-      </w:r>
-      <w:r>
-        <w:t xml:space="preserve"> </w:t>
-      </w:r>
-      <w:r>
-        <w:t xml:space="preserve">(</w:t>
-      </w:r>
-      <w:hyperlink w:anchor="ref-cohen2022memory">
-        <w:r>
-          <w:rPr>
-            <w:rStyle w:val="Hyperlink"/>
-          </w:rPr>
-          <w:t xml:space="preserve">Cohen &amp; Kahana, 2022</w:t>
-        </w:r>
-      </w:hyperlink>
-      <w:r>
-        <w:t xml:space="preserve">;</w:t>
-      </w:r>
-      <w:r>
-        <w:t xml:space="preserve"> </w:t>
-      </w:r>
-      <w:hyperlink w:anchor="ref-talmi2019retrieved">
-        <w:r>
-          <w:rPr>
-            <w:rStyle w:val="Hyperlink"/>
-          </w:rPr>
-          <w:t xml:space="preserve">Talmi et al., 2019</w:t>
-        </w:r>
-      </w:hyperlink>
-      <w:r>
-        <w:t xml:space="preserve">)</w:t>
-      </w:r>
-      <w:r>
-        <w:t xml:space="preserve">.</w:t>
-      </w:r>
-      <w:r>
-        <w:t xml:space="preserve"> </w:t>
-      </w:r>
-      <w:r>
-        <w:t xml:space="preserve">Together, these properties make CMR a principled setting for a single-system retrieved-context account of selective interference.</w:t>
-      </w:r>
-    </w:p>
-    <w:p>
-      <w:pPr>
-        <w:pStyle w:val="BodyText"/>
-      </w:pPr>
-      <w:r>
-        <w:t xml:space="preserve">To map this framework onto the trauma-film paradigm, the model presents film, task, and delay-period items in sequence while context evolves.</w:t>
-      </w:r>
-      <w:r>
-        <w:t xml:space="preserve"> </w:t>
-      </w:r>
-      <w:r>
-        <w:t xml:space="preserve">Film reminders can reinstate film-associated context before task encoding, so task items are encoded while context remains similar to states associated with film items.</w:t>
-      </w:r>
-      <w:r>
-        <w:t xml:space="preserve"> </w:t>
-      </w:r>
-      <w:r>
-        <w:t xml:space="preserve">At retrieval, the current context state cues memory search, so film and task items can both receive support when they have been associated with similar context states.</w:t>
-      </w:r>
-      <w:r>
-        <w:t xml:space="preserve"> </w:t>
-      </w:r>
-      <w:r>
-        <w:t xml:space="preserve">Unguided and deliberate retrieval can draw on the same learned associations while differing in the context cues and monitoring applied during search.</w:t>
-      </w:r>
-      <w:r>
-        <w:t xml:space="preserve"> </w:t>
-      </w:r>
-      <w:r>
-        <w:t xml:space="preserve">Whereas unguided retrieval remains broadly cue-driven by the current context, control processes during deliberate recall can keep search oriented toward film targets.</w:t>
-      </w:r>
-      <w:r>
-        <w:t xml:space="preserve"> </w:t>
-      </w:r>
-      <w:r>
-        <w:t xml:space="preserve">The selective interference effect therefore reflects differential control over a shared associative memory, rather than selective vulnerability of separate memory representations.</w:t>
-      </w:r>
-    </w:p>
-    <w:p>
-      <w:pPr>
-        <w:pStyle w:val="BodyText"/>
-      </w:pPr>
-      <w:r>
-        <w:t xml:space="preserve">The simulations decompose the account at the level where CMR makes concrete commitments: how recall is distributed across film, task, and delay-period items, and how that distribution changes when cues act on different parts of the item-context loop.</w:t>
-      </w:r>
-      <w:r>
-        <w:t xml:space="preserve"> </w:t>
-      </w:r>
-      <w:r>
-        <w:t xml:space="preserve">Simulations 1 and 2 establish the core mechanism: reminder-driven task encoding creates position-structured overlap with the film context trajectory, and deliberate recall is protected when start-state control selects a diagnostic early-film context before retrieval.</w:t>
-      </w:r>
-      <w:r>
-        <w:t xml:space="preserve"> </w:t>
-      </w:r>
-      <w:r>
-        <w:t xml:space="preserve">Simulations 3 and 4 then examine test-phase consequences of bidirectional item-context associations, testing whether supplied film information helps sidestep context-binding interference instantiated by task items.</w:t>
-      </w:r>
-      <w:r>
-        <w:t xml:space="preserve"> </w:t>
-      </w:r>
-      <w:r>
-        <w:t xml:space="preserve">Simulation 5 examines possible accounts compatible with retrieved-context theory of how visuospatial interference tasks differ from comparison tasks in their effects on later memory, distinguishing encoding strength, context-drift, and source-context overlap accounts.</w:t>
-      </w:r>
-      <w:r>
-        <w:t xml:space="preserve"> </w:t>
-      </w:r>
-      <w:r>
-        <w:t xml:space="preserve">The result is a mechanistic alternative to separately vulnerable memory representations and a set of specific hypotheses about when selective interference should appear and how it should vary across paradigms.</w:t>
-      </w:r>
-    </w:p>
-    <w:bookmarkEnd w:id="24"/>
-    <w:bookmarkStart w:id="29" w:name="Xc30ecb24643046c4752102619295de1bc2871c8"/>
-    <w:p>
-      <w:pPr>
-        <w:pStyle w:val="Heading1"/>
-      </w:pPr>
-      <w:r>
-        <w:t xml:space="preserve">A Retrieved-Context Account of Selective Interference</w:t>
-      </w:r>
-    </w:p>
-    <w:p>
-      <w:pPr>
-        <w:pStyle w:val="FirstParagraph"/>
-      </w:pPr>
-      <w:r>
-        <w:t xml:space="preserve">The simulations rely on three retrieved-context mechanisms.</w:t>
-      </w:r>
-      <w:r>
-        <w:t xml:space="preserve"> </w:t>
-      </w:r>
-      <w:r>
-        <w:t xml:space="preserve">Context-to-item retrieval uses current context to cue candidate items.</w:t>
-      </w:r>
-      <w:r>
-        <w:t xml:space="preserve"> </w:t>
-      </w:r>
-      <w:r>
-        <w:t xml:space="preserve">Competition follows when film items and task competitors are associated with similar context states.</w:t>
-      </w:r>
-      <w:r>
-        <w:t xml:space="preserve"> </w:t>
-      </w:r>
-      <w:r>
-        <w:t xml:space="preserve">Item-to-context retrieval allows recalled items, reminder cues, and supplied film items to reinstate associated context.</w:t>
-      </w:r>
-      <w:r>
-        <w:t xml:space="preserve"> </w:t>
-      </w:r>
-      <w:r>
-        <w:t xml:space="preserve">Film-directed retrieval control changes the starting cue and selection rule used to favor film items over task competitors.</w:t>
       </w:r>
       <w:r>
         <w:t xml:space="preserve"> </w:t>
@@ -1262,12 +1513,6 @@
         <w:t xml:space="preserve"> </w:t>
       </w:r>
       <w:r>
-        <w:t xml:space="preserve">Task items interfere when they are bound to film-associated context strongly enough to be cued with film items, and deliberate recall gains protection when film-directed control favors film items within the same association set.</w:t>
-      </w:r>
-      <w:r>
-        <w:t xml:space="preserve"> </w:t>
-      </w:r>
-      <w:r>
         <w:rPr>
           <w:b/>
           <w:bCs/>
@@ -1278,7 +1523,7 @@
         <w:t xml:space="preserve"> </w:t>
       </w:r>
       <w:r>
-        <w:t xml:space="preserve">The simulated paradigm includes film encoding, a structured break, a film reminder, interference or comparison task, a delay period, and retrieval tests.</w:t>
+        <w:t xml:space="preserve">The model represents the paradigm as film encoding, an intervening delay, film reminder cues, an interference or comparison task, a post-task delay, and retrieval tests.</w:t>
       </w:r>
       <w:r>
         <w:t xml:space="preserve"> </w:t>
@@ -1294,7 +1539,25 @@
         <w:t xml:space="preserve"> </w:t>
       </w:r>
       <w:r>
-        <w:t xml:space="preserve">Film and task items remain distinct while becoming associated with context states active at encoding; contextual overlap makes task items likely to be cued alongside film items, and task encoding strength determines how strongly they compete once cued.</w:t>
+        <w:t xml:space="preserve">Film items (F1-F3) and task items (T1-T3) are associated with the context states active when they are encoded, shown as gray squares.</w:t>
+      </w:r>
+      <w:r>
+        <w:t xml:space="preserve"> </w:t>
+      </w:r>
+      <w:r>
+        <w:t xml:space="preserve">Reminder cues increase overlap between the film context trajectory and the context states active during task encoding.</w:t>
+      </w:r>
+      <w:r>
+        <w:t xml:space="preserve"> </w:t>
+      </w:r>
+      <w:r>
+        <w:t xml:space="preserve">Strong task encoding strengthens the binding between task items and those overlapping states.</w:t>
+      </w:r>
+      <w:r>
+        <w:t xml:space="preserve"> </w:t>
+      </w:r>
+      <w:r>
+        <w:t xml:space="preserve">Together, overlap and binding make task items more likely to compete with film items at retrieval.</w:t>
       </w:r>
       <w:r>
         <w:t xml:space="preserve"> </w:t>
@@ -1326,7 +1589,31 @@
         <w:t xml:space="preserve"> </w:t>
       </w:r>
       <w:r>
-        <w:t xml:space="preserve">The same stored associations support unguided retrieval and deliberate recall, with deliberate recall gaining protection from a film-directed start cue and film-directed selection.</w:t>
+        <w:t xml:space="preserve">In unguided retrieval, ongoing context can cue film items and task competitors together.</w:t>
+      </w:r>
+      <w:r>
+        <w:t xml:space="preserve"> </w:t>
+      </w:r>
+      <w:r>
+        <w:t xml:space="preserve">In deliberate recall, start-of-list context reinstatement increases film support, and retrieval selectivity makes that support advantage more consequential while task competitors remain available.</w:t>
+      </w:r>
+      <w:r>
+        <w:t xml:space="preserve"> </w:t>
+      </w:r>
+      <w:r>
+        <w:t xml:space="preserve">Blue marks film items or film support, green marks reminder cues, and gray marks neutral, delay, comparison, or context-state information.</w:t>
+      </w:r>
+      <w:r>
+        <w:t xml:space="preserve"> </w:t>
+      </w:r>
+      <w:r>
+        <w:t xml:space="preserve">Orange marks task items, task-associated context states, and task support.</w:t>
+      </w:r>
+      <w:r>
+        <w:t xml:space="preserve"> </w:t>
+      </w:r>
+      <w:r>
+        <w:t xml:space="preserve">Dashed orange arrows and outlines mark task competitors that are still available but less favored.</w:t>
       </w:r>
     </w:p>
     <w:p>
@@ -1393,25 +1680,25 @@
         <w:t xml:space="preserve"> </w:t>
       </w:r>
       <w:r>
+        <w:t xml:space="preserve">We use item in the CMR sense to mean a discrete encoded unit, not the whole film: a film item can stand for a scene or segment, and task or filler items stand for events during the task or delay.</w:t>
+      </w:r>
+      <w:r>
+        <w:t xml:space="preserve"> </w:t>
+      </w:r>
+      <w:r>
         <w:t xml:space="preserve">Film items and task items are distinct item representations, but each is linked to the context state active when it is encountered.</w:t>
       </w:r>
       <w:r>
         <w:t xml:space="preserve"> </w:t>
       </w:r>
       <w:r>
-        <w:t xml:space="preserve">Task items are most likely to share film-associated context when they are encoded soon after the film, after a reminder has reinstated film-associated context, or when they share a non-temporal source feature with film items.</w:t>
-      </w:r>
-      <w:r>
-        <w:t xml:space="preserve"> </w:t>
-      </w:r>
-      <w:r>
-        <w:t xml:space="preserve">Delay and filler activity move context away from the film, reducing the likelihood that later retrieval cues film items and task competitors together.</w:t>
-      </w:r>
-      <w:r>
-        <w:t xml:space="preserve"> </w:t>
-      </w:r>
-      <w:r>
-        <w:t xml:space="preserve">These conditions determine whether task items are likely to be cued alongside film items; task encoding strength determines how strongly they compete once cued.</w:t>
+        <w:t xml:space="preserve">Task items are most likely to share film-associated temporal context when they are encoded soon after the film or after a reminder has reinstated film-associated context.</w:t>
+      </w:r>
+      <w:r>
+        <w:t xml:space="preserve"> </w:t>
+      </w:r>
+      <w:r>
+        <w:t xml:space="preserve">Task items can also share film-associated source context when they share a non-temporal source feature with film items.</w:t>
       </w:r>
       <w:r>
         <w:t xml:space="preserve"> </w:t>
@@ -1451,13 +1738,25 @@
         <w:t xml:space="preserve">)</w:t>
       </w:r>
       <w:r>
-        <w:t xml:space="preserve">.</w:t>
-      </w:r>
-      <w:r>
-        <w:t xml:space="preserve"> </w:t>
-      </w:r>
-      <w:r>
-        <w:t xml:space="preserve">In the present model, this source-context pathway can amplify competition when film and task items share the marked source feature.</w:t>
+        <w:t xml:space="preserve">, so shared affective or source features can be represented as shared source context.</w:t>
+      </w:r>
+      <w:r>
+        <w:t xml:space="preserve"> </w:t>
+      </w:r>
+      <w:r>
+        <w:t xml:space="preserve">Delay periods, filled either by laboratory tasks or by later daily activity, move context away from the film, reducing the likelihood that film items and task competitors enter the same later retrieval competition.</w:t>
+      </w:r>
+      <w:r>
+        <w:t xml:space="preserve"> </w:t>
+      </w:r>
+      <w:r>
+        <w:t xml:space="preserve">These conditions determine whether film and task items enter the same retrieval competition; task encoding strength determines how strongly task items compete in that competition.</w:t>
+      </w:r>
+      <w:r>
+        <w:t xml:space="preserve"> </w:t>
+      </w:r>
+      <w:r>
+        <w:t xml:space="preserve">In the present model, shared source context can amplify competition when film and task items share the same source feature.</w:t>
       </w:r>
     </w:p>
     <w:p>
@@ -1471,31 +1770,31 @@
         <w:t xml:space="preserve"> </w:t>
       </w:r>
       <w:r>
-        <w:t xml:space="preserve">Unguided retrieval is the model analogue of conditions in which film memories come to mind with little film-directed guidance from task goals or external cues.</w:t>
-      </w:r>
-      <w:r>
-        <w:t xml:space="preserve"> </w:t>
-      </w:r>
-      <w:r>
-        <w:t xml:space="preserve">When a retrieval context resembles states associated with both film items and task items, the same cue supports both sets.</w:t>
-      </w:r>
-      <w:r>
-        <w:t xml:space="preserve"> </w:t>
-      </w:r>
-      <w:r>
-        <w:t xml:space="preserve">Such broad, weakly guided retrieval is especially vulnerable to this competition: as task competitors receive support, any given film item becomes less likely to be selected for recall over competitor items.</w:t>
-      </w:r>
-      <w:r>
-        <w:t xml:space="preserve"> </w:t>
-      </w:r>
-      <w:r>
-        <w:t xml:space="preserve">The size of this effect depends on the number of competitors, their learned support, and the similarity between their associated temporal or source-context states and film context.</w:t>
-      </w:r>
-      <w:r>
-        <w:t xml:space="preserve"> </w:t>
-      </w:r>
-      <w:r>
-        <w:t xml:space="preserve">In these simulations, task modality is represented through those quantities: the learned support task items receive and the similarity between task-associated context and film-associated context.</w:t>
+        <w:t xml:space="preserve">Unguided retrieval approximates the retrieval condition relevant to intrusive or involuntary access: film memories can be sampled without an explicit goal to recall the film and without film cues supplied by the test.</w:t>
+      </w:r>
+      <w:r>
+        <w:t xml:space="preserve"> </w:t>
+      </w:r>
+      <w:r>
+        <w:t xml:space="preserve">When the current context resembles states associated with both film items and task items, it supports candidates from both phases.</w:t>
+      </w:r>
+      <w:r>
+        <w:t xml:space="preserve"> </w:t>
+      </w:r>
+      <w:r>
+        <w:t xml:space="preserve">This mixed cue makes film recall vulnerable to task competition: as task items receive support, any given film item becomes less likely to be selected over a competitor.</w:t>
+      </w:r>
+      <w:r>
+        <w:t xml:space="preserve"> </w:t>
+      </w:r>
+      <w:r>
+        <w:t xml:space="preserve">The amount of competition depends on how many task competitors are available, how strongly those competitors were encoded, and how similar their temporal or source context is to film context.</w:t>
+      </w:r>
+      <w:r>
+        <w:t xml:space="preserve"> </w:t>
+      </w:r>
+      <w:r>
+        <w:t xml:space="preserve">In these simulations, task modality is represented through task encoding strength and the similarity between task-associated context and film-associated context.</w:t>
       </w:r>
     </w:p>
     <w:p>
@@ -1515,7 +1814,7 @@
         <w:t xml:space="preserve"> </w:t>
       </w:r>
       <w:r>
-        <w:t xml:space="preserve">This context-updating loop is the standard retrieved-context explanation of temporal contiguity and temporally organized recall across filled delays</w:t>
+        <w:t xml:space="preserve">This context-updating loop is the standard retrieved-context explanation of temporal contiguity and temporally organized recall</w:t>
       </w:r>
       <w:r>
         <w:t xml:space="preserve"> </w:t>
@@ -1569,7 +1868,7 @@
         <w:t xml:space="preserve"> </w:t>
       </w:r>
       <w:r>
-        <w:t xml:space="preserve">The same dynamics allow recent but irrelevant experiences to intrude during recall of a target episode, with intrusion frequency decaying gradually over intervening time</w:t>
+        <w:t xml:space="preserve">The same dynamics can persist across filled delays, allowing recent but irrelevant experiences to intrude during recall of a target episode, with intrusion frequency decaying gradually over intervening time</w:t>
       </w:r>
       <w:r>
         <w:t xml:space="preserve"> </w:t>
@@ -1623,7 +1922,7 @@
         <w:t xml:space="preserve"> </w:t>
       </w:r>
       <w:r>
-        <w:t xml:space="preserve">In delayed-interference paradigms, a reminder of the film is used before task encoding in studies that interpret the procedure as memory reactivation</w:t>
+        <w:t xml:space="preserve">When the interference task is delayed after film encoding, studies have presented a film reminder before the task and interpreted the procedure as memory reactivation</w:t>
       </w:r>
       <w:r>
         <w:t xml:space="preserve"> </w:t>
@@ -1663,7 +1962,10 @@
         <w:t xml:space="preserve"> </w:t>
       </w:r>
       <w:r>
-        <w:t xml:space="preserve">On the present account, the reminder uses the same item-to-context pathway to reinstate film-associated context, paralleling temporal-context explanations of human post-reminder effects</w:t>
+        <w:t xml:space="preserve"> </w:t>
+      </w:r>
+      <w:r>
+        <w:t xml:space="preserve">On the present account, the reminder uses item-to-context associations to reinstate film-associated context, paralleling temporal-context explanations of human post-reminder effects</w:t>
       </w:r>
       <w:r>
         <w:t xml:space="preserve"> </w:t>
@@ -1689,7 +1991,7 @@
         <w:t xml:space="preserve"> </w:t>
       </w:r>
       <w:r>
-        <w:t xml:space="preserve">Delayed interference is therefore graded by reminder strength and subsequent drift, because those quantities determine how much film-associated context remains available when the task is encoded.</w:t>
+        <w:t xml:space="preserve">The effect of a delayed interference task is therefore graded by reminder strength and subsequent drift: stronger reminder reinstatement and weaker subsequent drift leave more film-associated context available when the task is encoded.</w:t>
       </w:r>
     </w:p>
     <w:p>
@@ -1697,25 +1999,57 @@
         <w:pStyle w:val="BodyText"/>
       </w:pPr>
       <w:r>
-        <w:t xml:space="preserve">The same item-to-context pathway also matters at test.</w:t>
-      </w:r>
-      <w:r>
-        <w:t xml:space="preserve"> </w:t>
-      </w:r>
-      <w:r>
-        <w:t xml:space="preserve">During recall or monitoring, retrieved or presented items update context as retrieval unfolds.</w:t>
-      </w:r>
-      <w:r>
-        <w:t xml:space="preserve"> </w:t>
-      </w:r>
-      <w:r>
-        <w:t xml:space="preserve">Retrieving a film item pulls context toward film-associated states and can support additional film retrieval, whereas retrieving a task competitor pulls context toward task-associated states and can prolong competition.</w:t>
-      </w:r>
-      <w:r>
-        <w:t xml:space="preserve"> </w:t>
-      </w:r>
-      <w:r>
-        <w:t xml:space="preserve">Film-related cues supplied during test can likewise update context, making subsequent retrieval less dependent on internal cue maintenance.</w:t>
+        <w:t xml:space="preserve">Item-to-context associations also matter at test.</w:t>
+      </w:r>
+      <w:r>
+        <w:t xml:space="preserve"> </w:t>
+      </w:r>
+      <w:r>
+        <w:t xml:space="preserve">During recall or monitoring, retrieved or test-presented items update context as retrieval unfolds.</w:t>
+      </w:r>
+      <w:r>
+        <w:t xml:space="preserve"> </w:t>
+      </w:r>
+      <w:r>
+        <w:t xml:space="preserve">Retrieving a film item pulls context toward film-associated states and can support retrieval of additional film items.</w:t>
+      </w:r>
+      <w:r>
+        <w:t xml:space="preserve"> </w:t>
+      </w:r>
+      <w:r>
+        <w:t xml:space="preserve">When a task competitor is sampled, it pulls context toward task-associated states and can prolong competition.</w:t>
+      </w:r>
+      <w:r>
+        <w:t xml:space="preserve"> </w:t>
+      </w:r>
+      <w:r>
+        <w:t xml:space="preserve">Film-related cues provided by the test can likewise update context, making subsequent retrieval less dependent on maintaining film context internally.</w:t>
+      </w:r>
+      <w:r>
+        <w:t xml:space="preserve"> </w:t>
+      </w:r>
+      <w:r>
+        <w:t xml:space="preserve">More generally, episodic-updating studies show that returning to the original learning context can itself function as a reminder, reactivating a prior episode and influencing whether later material is linked to it</w:t>
+      </w:r>
+      <w:r>
+        <w:t xml:space="preserve"> </w:t>
+      </w:r>
+      <w:r>
+        <w:t xml:space="preserve">(</w:t>
+      </w:r>
+      <w:hyperlink w:anchor="ref-hupbach2008dynamics">
+        <w:r>
+          <w:rPr>
+            <w:rStyle w:val="Hyperlink"/>
+          </w:rPr>
+          <w:t xml:space="preserve">Hupbach et al., 2008</w:t>
+        </w:r>
+      </w:hyperlink>
+      <w:r>
+        <w:t xml:space="preserve">)</w:t>
+      </w:r>
+      <w:r>
+        <w:t xml:space="preserve">.</w:t>
       </w:r>
       <w:r>
         <w:t xml:space="preserve"> </w:t>
@@ -1749,37 +2083,55 @@
         <w:pStyle w:val="BodyText"/>
       </w:pPr>
       <w:r>
-        <w:t xml:space="preserve">Deliberate recall is represented as film-directed retrieval over the same stored associations.</w:t>
-      </w:r>
-      <w:r>
-        <w:t xml:space="preserve"> </w:t>
-      </w:r>
-      <w:r>
-        <w:t xml:space="preserve">Its protection depends on how retrieval control changes the search.</w:t>
-      </w:r>
-      <w:r>
-        <w:t xml:space="preserve"> </w:t>
-      </w:r>
-      <w:r>
-        <w:t xml:space="preserve">Deliberate recall using context-to-item retrieval remains exposed to competitor interference.</w:t>
-      </w:r>
-      <w:r>
-        <w:t xml:space="preserve"> </w:t>
-      </w:r>
-      <w:r>
-        <w:t xml:space="preserve">The first control lever is cue construction or start-state control, which can reinstate context from the beginning of the film sequence before recall and bias search toward film items.</w:t>
-      </w:r>
-      <w:r>
-        <w:t xml:space="preserve"> </w:t>
-      </w:r>
-      <w:r>
-        <w:t xml:space="preserve">The second is competition focusing or filtering, which sharpens selection among candidates and favors strongly supported film items over weaker or off-target competitors.</w:t>
-      </w:r>
-      <w:r>
-        <w:t xml:space="preserve"> </w:t>
-      </w:r>
-      <w:r>
-        <w:t xml:space="preserve">These levers yield graded protection: deliberate recall can lose film items when competition is strong, but endogenous film-directed control can reduce that loss relative to broad retrieval from ongoing context.</w:t>
+        <w:t xml:space="preserve">Deliberate recall is represented as controlled retrieval over the same stored associations used by unguided retrieval.</w:t>
+      </w:r>
+      <w:r>
+        <w:t xml:space="preserve"> </w:t>
+      </w:r>
+      <w:r>
+        <w:t xml:space="preserve">Protection of film recall depends on how these control settings change context-to-item search.</w:t>
+      </w:r>
+      <w:r>
+        <w:t xml:space="preserve"> </w:t>
+      </w:r>
+      <w:r>
+        <w:t xml:space="preserve">Like unguided retrieval, deliberate recall can still be guided by context states that cue both film items and task competitors, so it remains exposed to interference.</w:t>
+      </w:r>
+      <w:r>
+        <w:t xml:space="preserve"> </w:t>
+      </w:r>
+      <w:r>
+        <w:t xml:space="preserve">The first control setting is start-of-list context reinstatement, which drifts retrieval context toward the start of the encoded sequence before recall.</w:t>
+      </w:r>
+      <w:r>
+        <w:t xml:space="preserve"> </w:t>
+      </w:r>
+      <w:r>
+        <w:t xml:space="preserve">Because the film is encoded first in the present paradigm, that start state supports early film items more than later task or filler items.</w:t>
+      </w:r>
+      <w:r>
+        <w:t xml:space="preserve"> </w:t>
+      </w:r>
+      <w:r>
+        <w:t xml:space="preserve">The second is retrieval selectivity, which makes differences in current context-to-item support have stronger consequences for selection.</w:t>
+      </w:r>
+      <w:r>
+        <w:t xml:space="preserve"> </w:t>
+      </w:r>
+      <w:r>
+        <w:t xml:space="preserve">This setting favors film items only when the current retrieval context already supports them over competitors.</w:t>
+      </w:r>
+      <w:r>
+        <w:t xml:space="preserve"> </w:t>
+      </w:r>
+      <w:r>
+        <w:t xml:space="preserve">The third is target monitoring, which limits how much sampled off-target items update later context.</w:t>
+      </w:r>
+      <w:r>
+        <w:t xml:space="preserve"> </w:t>
+      </w:r>
+      <w:r>
+        <w:t xml:space="preserve">Together, these settings provide graded protection: strong competition can still reduce deliberate film recall, but less than unguided retrieval from a context that supports both film and task candidates.</w:t>
       </w:r>
     </w:p>
     <w:p>
@@ -1787,7 +2139,7 @@
         <w:pStyle w:val="BodyText"/>
       </w:pPr>
       <w:r>
-        <w:t xml:space="preserve">The simulations instantiate these commitments in an emotional CMR model with phase-specific encoding, reminder-driven reinstatement, retrieval-control mechanisms, and source-context overlap</w:t>
+        <w:t xml:space="preserve">The simulations instantiate these commitments in an emotional CMR model</w:t>
       </w:r>
       <w:r>
         <w:t xml:space="preserve"> </w:t>
@@ -1833,19 +2185,25 @@
         <w:t xml:space="preserve"> </w:t>
       </w:r>
       <w:r>
-        <w:t xml:space="preserve">First, film, break/delay, post-film task, and filler/delay periods form a continuous encoded stream, and a film reminder can reinstate film-associated context before task encoding.</w:t>
-      </w:r>
-      <w:r>
-        <w:t xml:space="preserve"> </w:t>
-      </w:r>
-      <w:r>
-        <w:t xml:space="preserve">Second, non-film events from the break, task, and filler phases are encoded as distinct recallable items that can compete with film items during retrieval.</w:t>
-      </w:r>
-      <w:r>
-        <w:t xml:space="preserve"> </w:t>
-      </w:r>
-      <w:r>
-        <w:t xml:space="preserve">This setup lets selective interference appear as a redistribution of retrieval across encoded phases, rather than as a direct reduction in film-item strength.</w:t>
+        <w:t xml:space="preserve">First, it treats the film sequence, intervening delay, reminder, post-film task, and post-task delay as one continuous stream through which context evolves.</w:t>
+      </w:r>
+      <w:r>
+        <w:t xml:space="preserve"> </w:t>
+      </w:r>
+      <w:r>
+        <w:t xml:space="preserve">Within that stream, reminder cues can reinstate film-associated context before task encoding.</w:t>
+      </w:r>
+      <w:r>
+        <w:t xml:space="preserve"> </w:t>
+      </w:r>
+      <w:r>
+        <w:t xml:space="preserve">Second, it simulates non-film material from the delay and task periods as distinct items that can be sampled during retrieval and compete with film items.</w:t>
+      </w:r>
+      <w:r>
+        <w:t xml:space="preserve"> </w:t>
+      </w:r>
+      <w:r>
+        <w:t xml:space="preserve">Because those items can win retrieval attempts, the model can express selective interference as a shift in what is retrieved rather than as weakening of film-item associations.</w:t>
       </w:r>
     </w:p>
     <w:bookmarkEnd w:id="29"/>
@@ -1869,7 +2227,7 @@
         <w:t xml:space="preserve"> </w:t>
       </w:r>
       <w:r>
-        <w:t xml:space="preserve">The section first defines these inherited representations and baseline parameters, then specifies the context-updating, learning, retrieval, and control operations used to configure the selective-interference simulations.</w:t>
+        <w:t xml:space="preserve">The section first defines these inherited representations and base parameters, then specifies the context-updating, learning, retrieval, and control operations used to configure the selective interference simulations.</w:t>
       </w:r>
     </w:p>
     <w:bookmarkStart w:id="33" w:name="representations-and-parameters"/>
@@ -2271,13 +2629,135 @@
         <w:t xml:space="preserve"> </w:t>
       </w:r>
       <w:r>
-        <w:t xml:space="preserve">lists the symbolic base parameters used by the model.</w:t>
-      </w:r>
-      <w:r>
-        <w:t xml:space="preserve"> </w:t>
-      </w:r>
-      <w:r>
-        <w:t xml:space="preserve">The table separates parameters that define the inherited CMR operations from parameters later scaled or manipulated in the simulations; numerical values and phase settings are specified in the simulation methodology.</w:t>
+        <w:t xml:space="preserve">lists the model parameters used in the equations below.</w:t>
+      </w:r>
+      <w:r>
+        <w:t xml:space="preserve"> </w:t>
+      </w:r>
+      <w:r>
+        <w:t xml:space="preserve">The notation is adapted across several retrieved-context and CMR implementations, including foundational free-recall models</w:t>
+      </w:r>
+      <w:r>
+        <w:t xml:space="preserve"> </w:t>
+      </w:r>
+      <w:r>
+        <w:t xml:space="preserve">(</w:t>
+      </w:r>
+      <w:hyperlink w:anchor="ref-polyn2009context">
+        <w:r>
+          <w:rPr>
+            <w:rStyle w:val="Hyperlink"/>
+          </w:rPr>
+          <w:t xml:space="preserve">Polyn et al., 2009a</w:t>
+        </w:r>
+      </w:hyperlink>
+      <w:r>
+        <w:t xml:space="preserve">;</w:t>
+      </w:r>
+      <w:r>
+        <w:t xml:space="preserve"> </w:t>
+      </w:r>
+      <w:hyperlink w:anchor="ref-sederberg2008context">
+        <w:r>
+          <w:rPr>
+            <w:rStyle w:val="Hyperlink"/>
+          </w:rPr>
+          <w:t xml:space="preserve">Sederberg et al., 2008</w:t>
+        </w:r>
+      </w:hyperlink>
+      <w:r>
+        <w:t xml:space="preserve">)</w:t>
+      </w:r>
+      <w:r>
+        <w:t xml:space="preserve">, later likelihood-based variants</w:t>
+      </w:r>
+      <w:r>
+        <w:t xml:space="preserve"> </w:t>
+      </w:r>
+      <w:r>
+        <w:t xml:space="preserve">(</w:t>
+      </w:r>
+      <w:hyperlink w:anchor="ref-kragel2015neural">
+        <w:r>
+          <w:rPr>
+            <w:rStyle w:val="Hyperlink"/>
+          </w:rPr>
+          <w:t xml:space="preserve">Kragel et al., 2015</w:t>
+        </w:r>
+      </w:hyperlink>
+      <w:r>
+        <w:t xml:space="preserve">;</w:t>
+      </w:r>
+      <w:r>
+        <w:t xml:space="preserve"> </w:t>
+      </w:r>
+      <w:hyperlink w:anchor="ref-morton2016predictive">
+        <w:r>
+          <w:rPr>
+            <w:rStyle w:val="Hyperlink"/>
+          </w:rPr>
+          <w:t xml:space="preserve">Morton &amp; Polyn, 2016</w:t>
+        </w:r>
+      </w:hyperlink>
+      <w:r>
+        <w:t xml:space="preserve">)</w:t>
+      </w:r>
+      <w:r>
+        <w:t xml:space="preserve">, emotional CMR variants</w:t>
+      </w:r>
+      <w:r>
+        <w:t xml:space="preserve"> </w:t>
+      </w:r>
+      <w:r>
+        <w:t xml:space="preserve">(</w:t>
+      </w:r>
+      <w:hyperlink w:anchor="ref-cohen2022memory">
+        <w:r>
+          <w:rPr>
+            <w:rStyle w:val="Hyperlink"/>
+          </w:rPr>
+          <w:t xml:space="preserve">Cohen &amp; Kahana, 2022</w:t>
+        </w:r>
+      </w:hyperlink>
+      <w:r>
+        <w:t xml:space="preserve">;</w:t>
+      </w:r>
+      <w:r>
+        <w:t xml:space="preserve"> </w:t>
+      </w:r>
+      <w:hyperlink w:anchor="ref-talmi2019retrieved">
+        <w:r>
+          <w:rPr>
+            <w:rStyle w:val="Hyperlink"/>
+          </w:rPr>
+          <w:t xml:space="preserve">Talmi et al., 2019</w:t>
+        </w:r>
+      </w:hyperlink>
+      <w:r>
+        <w:t xml:space="preserve">)</w:t>
+      </w:r>
+      <w:r>
+        <w:t xml:space="preserve">, and target-monitoring extensions</w:t>
+      </w:r>
+      <w:r>
+        <w:t xml:space="preserve"> </w:t>
+      </w:r>
+      <w:r>
+        <w:t xml:space="preserve">(</w:t>
+      </w:r>
+      <w:hyperlink w:anchor="ref-lohnas2015expanding">
+        <w:r>
+          <w:rPr>
+            <w:rStyle w:val="Hyperlink"/>
+          </w:rPr>
+          <w:t xml:space="preserve">Lohnas et al., 2015</w:t>
+        </w:r>
+      </w:hyperlink>
+      <w:r>
+        <w:t xml:space="preserve">)</w:t>
+      </w:r>
+      <w:r>
+        <w:t xml:space="preserve">.</w:t>
       </w:r>
     </w:p>
     <w:bookmarkStart w:id="30" w:name="tbl-base-parameters"/>
@@ -2294,7 +2774,19 @@
         <w:pStyle w:val="Caption"/>
       </w:pPr>
       <w:r>
-        <w:t xml:space="preserve">Base parameters and roles in the model specification.</w:t>
+        <w:t xml:space="preserve">Model parameters and roles in the model specification.</w:t>
+      </w:r>
+      <w:r>
+        <w:t xml:space="preserve"> </w:t>
+      </w:r>
+      <w:r>
+        <w:t xml:space="preserve">Base parameters are the unscaled values used by the model equations before simulation-specific multipliers are applied.</w:t>
+      </w:r>
+      <w:r>
+        <w:t xml:space="preserve"> </w:t>
+      </w:r>
+      <w:r>
+        <w:t xml:space="preserve">A phase is a segment of the simulated paradigm, such as film encoding, intervening delay, reminder, task encoding, post-task delay, or retrieval.</w:t>
       </w:r>
     </w:p>
     <w:tbl>
@@ -2441,7 +2933,7 @@
               <w:pStyle w:val="Compact"/>
             </w:pPr>
             <w:r>
-              <w:t xml:space="preserve">start-cue parameter</w:t>
+              <w:t xml:space="preserve">start drift rate</w:t>
             </w:r>
           </w:p>
         </w:tc>
@@ -2452,7 +2944,7 @@
               <w:pStyle w:val="Compact"/>
             </w:pPr>
             <w:r>
-              <w:t xml:space="preserve">Start-of-list context reinstatement or film-directed cueing</w:t>
+              <w:t xml:space="preserve">Drift toward start-of-list context at recall onset</w:t>
             </w:r>
           </w:p>
         </w:tc>
@@ -2861,7 +3353,7 @@
               <w:pStyle w:val="Compact"/>
             </w:pPr>
             <w:r>
-              <w:t xml:space="preserve">Sharpness of retrieval competition</w:t>
+              <w:t xml:space="preserve">Sensitivity of choice to support differences</w:t>
             </w:r>
           </w:p>
         </w:tc>
@@ -3136,13 +3628,13 @@
         <w:t xml:space="preserve"> </w:t>
       </w:r>
       <w:r>
-        <w:t xml:space="preserve">The selective-interference simulations vary the new associations formed across phases.</w:t>
-      </w:r>
-      <w:r>
-        <w:t xml:space="preserve"> </w:t>
-      </w:r>
-      <w:r>
-        <w:t xml:space="preserve">These baseline associations are fixed model architecture and are held constant across the selective-interference simulations.</w:t>
+        <w:t xml:space="preserve">The selective interference simulations vary the new associations formed across phases.</w:t>
+      </w:r>
+      <w:r>
+        <w:t xml:space="preserve"> </w:t>
+      </w:r>
+      <w:r>
+        <w:t xml:space="preserve">These baseline associations are fixed model architecture and are held constant across the selective interference simulations.</w:t>
       </w:r>
       <w:r>
         <w:t xml:space="preserve"> </w:t>
@@ -4774,7 +5266,7 @@
         <w:t xml:space="preserve"> </w:t>
       </w:r>
       <w:r>
-        <w:t xml:space="preserve">sharpens competition among candidates:</w:t>
+        <w:t xml:space="preserve">controls how strongly support differences affect choice among candidates:</w:t>
       </w:r>
     </w:p>
     <w:p>
@@ -5632,14 +6124,14 @@
         <w:t xml:space="preserve"> </w:t>
       </w:r>
       <w:r>
-        <w:t xml:space="preserve">The first deliberate-recall control setting is film-directed start/context cueing:</w:t>
+        <w:t xml:space="preserve">The first deliberate-recall control setting is start-of-list context reinstatement:</w:t>
       </w:r>
     </w:p>
     <w:p>
       <w:pPr>
         <w:pStyle w:val="BodyText"/>
       </w:pPr>
-      <w:bookmarkStart w:id="46" w:name="eq-deliberate-start-cue"/>
+      <w:bookmarkStart w:id="46" w:name="eq-start-context-reinstatement"/>
       <m:oMathPara>
         <m:oMathParaPr>
           <m:jc m:val="center"/>
@@ -5891,7 +6383,7 @@
         <w:t xml:space="preserve"> </w:t>
       </w:r>
       <w:r>
-        <w:t xml:space="preserve">The second control setting is sharper selection, implemented by scaling</w:t>
+        <w:t xml:space="preserve">The second control setting is retrieval selectivity, implemented by scaling</w:t>
       </w:r>
       <w:r>
         <w:t xml:space="preserve"> </w:t>
@@ -5922,13 +6414,13 @@
         <w:t xml:space="preserve"> </w:t>
       </w:r>
       <w:r>
-        <w:t xml:space="preserve">sharpens competition among all candidates.</w:t>
-      </w:r>
-      <w:r>
-        <w:t xml:space="preserve"> </w:t>
-      </w:r>
-      <w:r>
-        <w:t xml:space="preserve">It protects film recall only when film-directed cueing gives film items stronger support than task competitors.</w:t>
+        <w:t xml:space="preserve">makes selection more sensitive to differences in candidate support.</w:t>
+      </w:r>
+      <w:r>
+        <w:t xml:space="preserve"> </w:t>
+      </w:r>
+      <w:r>
+        <w:t xml:space="preserve">This setting protects film recall only when the retrieval context already gives film items stronger support than task competitors.</w:t>
       </w:r>
       <w:r>
         <w:t xml:space="preserve"> </w:t>
@@ -7557,16 +8049,13 @@
         <w:t xml:space="preserve"> </w:t>
       </w:r>
       <w:r>
-        <w:t xml:space="preserve">This operation represents the test setting orienting retrieval toward the film episode at the level of source context.</w:t>
-      </w:r>
-      <w:r>
-        <w:t xml:space="preserve"> </w:t>
-      </w:r>
-      <w:r>
-        <w:t xml:space="preserve">It is distinct from the temporal start-of-list cue manipulated in Simulation 2: an unguided-retrieval condition lacks deliberate temporal start-of-list reinstatement, but it is not a condition with no film-relevant test orientation at all.</w:t>
-      </w:r>
-      <w:r>
-        <w:t xml:space="preserve"> </w:t>
+        <w:t xml:space="preserve">This fixed source-context orientation represents the test setting orienting retrieval toward the film episode at the level of source context.</w:t>
+      </w:r>
+      <w:r>
+        <w:t xml:space="preserve"> </w:t>
+      </w:r>
+      <w:r>
+        <w:t xml:space="preserve">It is held constant across unguided and deliberate retrieval and is separate from the start-of-list context reinstatement manipulated in Simulation 2.</w:t>
       </w:r>
       <w:r>
         <w:t xml:space="preserve"> </w:t>
@@ -7609,7 +8098,13 @@
         <w:t xml:space="preserve"> </w:t>
       </w:r>
       <w:r>
-        <w:t xml:space="preserve">Because retrieval proceeds as a sequence of competitive samples terminated by a growing stop probability, task competitors can reduce film-item access by winning individual retrieval competitions before search terminates.</w:t>
+        <w:t xml:space="preserve">During retrieval, the model samples one candidate at a time until stopping.</w:t>
+      </w:r>
+      <w:r>
+        <w:t xml:space="preserve"> </w:t>
+      </w:r>
+      <w:r>
+        <w:t xml:space="preserve">Task competitors reduce film recall when they are sampled instead of film items, using retrieval attempts that could otherwise have returned film material.</w:t>
       </w:r>
     </w:p>
     <w:bookmarkEnd w:id="53"/>
@@ -7628,31 +8123,65 @@
         <w:pStyle w:val="FirstParagraph"/>
       </w:pPr>
       <w:r>
-        <w:t xml:space="preserve">The simulations instantiate the retrieved-context account in a controlled trauma-film analogue.</w:t>
-      </w:r>
-      <w:r>
-        <w:t xml:space="preserve"> </w:t>
-      </w:r>
-      <w:r>
-        <w:t xml:space="preserve">They are organized into three linked groups: a core context-binding and retrieval-control demonstration, cue and test-format consequences of bidirectional item-context associations, and task-property boundary conditions.</w:t>
-      </w:r>
-      <w:r>
-        <w:t xml:space="preserve"> </w:t>
-      </w:r>
-      <w:r>
-        <w:t xml:space="preserve">Simulation 1 shows how a post-reminder task reduces film recall when task items receive strong context-to-feature learning in context states that overlap with the film trajectory.</w:t>
-      </w:r>
-      <w:r>
-        <w:t xml:space="preserve"> </w:t>
-      </w:r>
-      <w:r>
-        <w:t xml:space="preserve">Simulation 2 adds the intentionality manipulation by comparing unguided retrieval with deliberate recall and then decomposing the film-directed control settings that reduce deliberate-recall vulnerability.</w:t>
-      </w:r>
-      <w:r>
-        <w:t xml:space="preserve"> </w:t>
-      </w:r>
-      <w:r>
-        <w:t xml:space="preserve">Simulation 3 varies test-phase film-item cues drawn from the film sequence to separate cue-driven film access from diagnostic retrieval control.</w:t>
+        <w:t xml:space="preserve">The simulations instantiate the retrieved-context account in a controlled trauma-film analogue: a laboratory task in which distressing film material is used to study memory processes relevant to responses to real-life trauma</w:t>
+      </w:r>
+      <w:r>
+        <w:t xml:space="preserve"> </w:t>
+      </w:r>
+      <w:r>
+        <w:t xml:space="preserve">(</w:t>
+      </w:r>
+      <w:hyperlink w:anchor="ref-holmes2008inducing">
+        <w:r>
+          <w:rPr>
+            <w:rStyle w:val="Hyperlink"/>
+          </w:rPr>
+          <w:t xml:space="preserve">Holmes &amp; Bourne, 2008</w:t>
+        </w:r>
+      </w:hyperlink>
+      <w:r>
+        <w:t xml:space="preserve">;</w:t>
+      </w:r>
+      <w:r>
+        <w:t xml:space="preserve"> </w:t>
+      </w:r>
+      <w:hyperlink w:anchor="ref-james2016trauma">
+        <w:r>
+          <w:rPr>
+            <w:rStyle w:val="Hyperlink"/>
+          </w:rPr>
+          <w:t xml:space="preserve">James et al., 2016</w:t>
+        </w:r>
+      </w:hyperlink>
+      <w:r>
+        <w:t xml:space="preserve">)</w:t>
+      </w:r>
+      <w:r>
+        <w:t xml:space="preserve">.</w:t>
+      </w:r>
+      <w:r>
+        <w:t xml:space="preserve"> </w:t>
+      </w:r>
+      <w:r>
+        <w:t xml:space="preserve">The simulations are organized into three linked groups: a core context-binding and retrieval-control demonstration, cue and test-format consequences of bidirectional item-context associations, and task-property boundary conditions.</w:t>
+      </w:r>
+      <w:r>
+        <w:t xml:space="preserve"> </w:t>
+      </w:r>
+      <w:r>
+        <w:t xml:space="preserve">Simulation 1 shows how a post-reminder task attenuates film recall when task encoding is strong and occurs in context states that overlap with the film trajectory.</w:t>
+      </w:r>
+      <w:r>
+        <w:t xml:space="preserve"> </w:t>
+      </w:r>
+      <w:r>
+        <w:t xml:space="preserve">Simulation 2 adds the intentionality manipulation by comparing unguided retrieval with deliberate recall and then decomposing the control settings that protect film recall during deliberate retrieval.</w:t>
+      </w:r>
+      <w:r>
+        <w:t xml:space="preserve"> </w:t>
+      </w:r>
+      <w:r>
+        <w:t xml:space="preserve">Simulation 3 asks how recall changes when the test periodically supplies film cues during retrieval, measuring both overall film recall and the film-recall gap between unguided and deliberate retrieval.</w:t>
       </w:r>
       <w:r>
         <w:t xml:space="preserve"> </w:t>
@@ -7664,10 +8193,10 @@
         <w:t xml:space="preserve"> </w:t>
       </w:r>
       <w:r>
-        <w:t xml:space="preserve">Simulation 5 examines which task properties make the post-film task effective, including task-item learning strength, contextual similarity, and source-context overlap.</w:t>
-      </w:r>
-    </w:p>
-    <w:bookmarkStart w:id="57" w:name="methodology"/>
+        <w:t xml:space="preserve">Simulation 5 examines which task properties make the post-film task effective, including task encoding strength, contextual similarity, and source-context overlap.</w:t>
+      </w:r>
+    </w:p>
+    <w:bookmarkStart w:id="56" w:name="methodology"/>
     <w:p>
       <w:pPr>
         <w:pStyle w:val="Heading2"/>
@@ -7681,7 +8210,37 @@
         <w:pStyle w:val="FirstParagraph"/>
       </w:pPr>
       <w:r>
-        <w:t xml:space="preserve">Base parameters were anchored to an existing immediate free-recall dataset in which participants who reported concern about the war in Ukraine studied and recalled lists of war-related and neutral photographs</w:t>
+        <w:t xml:space="preserve">The simulations require default values for context drift, associative learning, retrieval choice, and stopping before the trauma-film manipulations are applied.</w:t>
+      </w:r>
+      <w:r>
+        <w:t xml:space="preserve"> </w:t>
+      </w:r>
+      <w:r>
+        <w:t xml:space="preserve">Ideally, these values would be estimated from a selective interference experiment that implements the full paradigm modeled here: film encoding, reminder or no-reminder conditions, an interference task, a later retrieval test, and an observed dissociation between unguided and deliberate retrieval measures.</w:t>
+      </w:r>
+      <w:r>
+        <w:t xml:space="preserve"> </w:t>
+      </w:r>
+      <w:r>
+        <w:t xml:space="preserve">Such a dataset would also need trial-by-trial recall sequences that identify which film, task, and non-film candidates entered the retrieval stream and in what order, so the model could estimate retrieval competition rather than only final film memory scores.</w:t>
+      </w:r>
+      <w:r>
+        <w:t xml:space="preserve"> </w:t>
+      </w:r>
+      <w:r>
+        <w:t xml:space="preserve">Existing trauma-film studies define the target phenomenon, but they typically do not provide this model-fitting structure.</w:t>
+      </w:r>
+      <w:r>
+        <w:t xml:space="preserve"> </w:t>
+      </w:r>
+      <w:r>
+        <w:t xml:space="preserve">We therefore use an immediate affective free-recall dataset as a provisional anchor for core eCMR dynamics before applying the selective interference manipulations in simulation.</w:t>
+      </w:r>
+      <w:r>
+        <w:t xml:space="preserve"> </w:t>
+      </w:r>
+      <w:r>
+        <w:t xml:space="preserve">The anchor dataset included participants who reported concern about the war in Ukraine and studied and recalled lists of war-related and neutral photographs</w:t>
       </w:r>
       <w:r>
         <w:t xml:space="preserve"> </w:t>
@@ -7713,13 +8272,13 @@
         <w:t xml:space="preserve"> </w:t>
       </w:r>
       <w:r>
-        <w:t xml:space="preserve">This dataset provides an externally estimated eCMR regime for deliberate context-guided recall of affective and neutral photographs.</w:t>
-      </w:r>
-      <w:r>
-        <w:t xml:space="preserve"> </w:t>
-      </w:r>
-      <w:r>
-        <w:t xml:space="preserve">The fitted parameters set baseline encoding, retrieval, and stopping dynamics before the selective-interference manipulations are applied as phase-specific encoding or retrieval-control settings.</w:t>
+        <w:t xml:space="preserve">The fit provides an externally estimated eCMR regime for deliberate context-guided recall of affective and neutral photographs.</w:t>
+      </w:r>
+      <w:r>
+        <w:t xml:space="preserve"> </w:t>
+      </w:r>
+      <w:r>
+        <w:t xml:space="preserve">The fitted parameters set the starting encoding, retrieval, and stopping dynamics before the selective interference manipulations are applied as phase-specific encoding or retrieval-control settings.</w:t>
       </w:r>
       <w:r>
         <w:t xml:space="preserve"> </w:t>
@@ -7731,7 +8290,7 @@
         <w:t xml:space="preserve"> </w:t>
       </w:r>
       <w:r>
-        <w:t xml:space="preserve">To accomodate the difference in total encoded items between the immediate-recall paradigm and the current simulations, the primacy profile is also moderated relative to the immediate-recall fit so that the film sequence is not dominated by an unrealistically steep first-item advantage.</w:t>
+        <w:t xml:space="preserve">To accommodate the difference in total encoded items between the immediate-recall paradigm and the current simulations, the primacy profile is also moderated relative to the immediate-recall fit so that the film sequence is not dominated by an unrealistically steep first-item advantage.</w:t>
       </w:r>
       <w:r>
         <w:t xml:space="preserve"> </w:t>
@@ -7765,7 +8324,7 @@
         <w:pStyle w:val="Caption"/>
       </w:pPr>
       <w:r>
-        <w:t xml:space="preserve">Default numerical parameter values used in the current simulations.</w:t>
+        <w:t xml:space="preserve">Default numerical parameter values.</w:t>
       </w:r>
       <w:r>
         <w:t xml:space="preserve"> </w:t>
@@ -7966,7 +8525,7 @@
               <w:pStyle w:val="Compact"/>
             </w:pPr>
             <w:r>
-              <w:t xml:space="preserve">Start-cue parameter</w:t>
+              <w:t xml:space="preserve">Start drift rate</w:t>
             </w:r>
           </w:p>
         </w:tc>
@@ -8654,49 +9213,15 @@
       <w:r>
         <w:t xml:space="preserve">The current simulations update associations after context integration and disallow repeated sampling of the same item.</w:t>
       </w:r>
-    </w:p>
-    <w:p>
-      <w:pPr>
-        <w:pStyle w:val="BodyText"/>
-      </w:pPr>
-      <w:r>
-        <w:t xml:space="preserve">Each simulated trial contains 16 film items, 16 break/buffer items, 16 task items, and 16 filler items.</w:t>
-      </w:r>
-      <w:r>
-        <w:t xml:space="preserve"> </w:t>
-      </w:r>
-      <w:r>
-        <w:t xml:space="preserve">Equal phase lengths make redistribution across film, task, and filler periods directly comparable.</w:t>
-      </w:r>
-      <w:r>
-        <w:t xml:space="preserve"> </w:t>
-      </w:r>
-      <w:r>
-        <w:t xml:space="preserve">Retrieval allows up to 48 sampling attempts.</w:t>
-      </w:r>
-      <w:r>
-        <w:t xml:space="preserve"> </w:t>
-      </w:r>
-      <w:r>
-        <w:t xml:space="preserve">In context-to-item recall simulations, all encoded film, break/buffer, task, and filler items can enter the retrieval competition.</w:t>
-      </w:r>
-      <w:r>
-        <w:t xml:space="preserve"> </w:t>
-      </w:r>
-      <w:r>
-        <w:t xml:space="preserve">The simulated retrieval sequence records sampled candidates rather than only final accepted responses.</w:t>
-      </w:r>
-      <w:r>
-        <w:t xml:space="preserve"> </w:t>
-      </w:r>
-      <w:r>
-        <w:t xml:space="preserve">This convention lets target monitoring count an off-target sample as a retrieval attempt, attenuate its context update, and still allow search to continue.</w:t>
-      </w:r>
-    </w:p>
-    <w:p>
-      <w:pPr>
-        <w:pStyle w:val="BodyText"/>
-      </w:pPr>
+      <w:r>
+        <w:t xml:space="preserve"> </w:t>
+      </w:r>
+      <w:r>
+        <w:t xml:space="preserve">Across simulations, each condition sets phase-specific drift, learning, and retrieval-control parameters, then runs the model through encoding and retrieval.</w:t>
+      </w:r>
+      <w:r>
+        <w:t xml:space="preserve"> </w:t>
+      </w:r>
       <w:r>
         <w:t xml:space="preserve">Film, break/buffer, task, and filler items are encoded by the same CMR operations defined above.</w:t>
       </w:r>
@@ -8704,25 +9229,7 @@
         <w:t xml:space="preserve"> </w:t>
       </w:r>
       <w:r>
-        <w:t xml:space="preserve">Phase settings control temporal drift and context-to-feature learning strength.</w:t>
-      </w:r>
-      <w:r>
-        <w:t xml:space="preserve"> </w:t>
-      </w:r>
-      <w:r>
-        <w:t xml:space="preserve">In the no-reminder condition used for Simulation 1, the reminder-start and film-item reminder-cue drift scales are set to zero.</w:t>
-      </w:r>
-      <w:r>
-        <w:t xml:space="preserve"> </w:t>
-      </w:r>
-      <w:r>
-        <w:t xml:space="preserve">In the with-reminder condition, context first shifts toward the start state and then receives sequential film-item reminder cues before task encoding.</w:t>
-      </w:r>
-      <w:r>
-        <w:t xml:space="preserve"> </w:t>
-      </w:r>
-      <w:r>
-        <w:t xml:space="preserve">Reminder cues update context through</w:t>
+        <w:t xml:space="preserve">When modeled as cue events, reminder cues and supplied film items update context through</w:t>
       </w:r>
       <w:r>
         <w:t xml:space="preserve"> </w:t>
@@ -8753,7 +9260,189 @@
         </w:r>
       </w:hyperlink>
       <w:r>
-        <w:t xml:space="preserve">, but they do not apply</w:t>
+        <w:t xml:space="preserve"> </w:t>
+      </w:r>
+      <w:r>
+        <w:t xml:space="preserve">without adding new recallable items.</w:t>
+      </w:r>
+      <w:r>
+        <w:t xml:space="preserve"> </w:t>
+      </w:r>
+      <w:r>
+        <w:t xml:space="preserve">Simulations that supply item information in a different test format state that separately.</w:t>
+      </w:r>
+      <w:r>
+        <w:t xml:space="preserve"> </w:t>
+      </w:r>
+      <w:r>
+        <w:t xml:space="preserve">Each simulated trial contains 16 film items, 16 break/buffer items, 16 task items, and 16 filler items unless otherwise noted.</w:t>
+      </w:r>
+      <w:r>
+        <w:t xml:space="preserve"> </w:t>
+      </w:r>
+      <w:r>
+        <w:t xml:space="preserve">Equal phase lengths make redistribution across film, task, and filler periods directly comparable.</w:t>
+      </w:r>
+      <w:r>
+        <w:t xml:space="preserve"> </w:t>
+      </w:r>
+      <w:r>
+        <w:t xml:space="preserve">Retrieval allows up to 48 sampling attempts.</w:t>
+      </w:r>
+      <w:r>
+        <w:t xml:space="preserve"> </w:t>
+      </w:r>
+      <w:r>
+        <w:t xml:space="preserve">In context-to-item recall simulations, all encoded film, break/buffer, task, and filler items can enter the retrieval competition.</w:t>
+      </w:r>
+      <w:r>
+        <w:t xml:space="preserve"> </w:t>
+      </w:r>
+      <w:r>
+        <w:t xml:space="preserve">The simulated retrieval sequence records sampled candidates rather than only final accepted responses.</w:t>
+      </w:r>
+      <w:r>
+        <w:t xml:space="preserve"> </w:t>
+      </w:r>
+      <w:r>
+        <w:t xml:space="preserve">This convention lets target monitoring count an off-target sample as a retrieval attempt, attenuate its context update, and still allow search to continue.</w:t>
+      </w:r>
+    </w:p>
+    <w:p>
+      <w:pPr>
+        <w:pStyle w:val="BodyText"/>
+      </w:pPr>
+      <w:r>
+        <w:t xml:space="preserve">A parameter sweep involves rerunning the full encode-then-retrieve simulation across planned values of a manipulated parameter.</w:t>
+      </w:r>
+      <w:r>
+        <w:t xml:space="preserve"> </w:t>
+      </w:r>
+      <w:r>
+        <w:t xml:space="preserve">For each simulation condition and manipulated parameter value, the model first completes the phase sequence, then enters retrieval and samples recallable items using</w:t>
+      </w:r>
+      <w:r>
+        <w:t xml:space="preserve"> </w:t>
+      </w:r>
+      <w:hyperlink w:anchor="eq-luce-choice">
+        <w:r>
+          <w:rPr>
+            <w:rStyle w:val="Hyperlink"/>
+          </w:rPr>
+          <w:t xml:space="preserve">Equation 11</w:t>
+        </w:r>
+      </w:hyperlink>
+      <w:r>
+        <w:t xml:space="preserve"> </w:t>
+      </w:r>
+      <w:r>
+        <w:t xml:space="preserve">and</w:t>
+      </w:r>
+      <w:r>
+        <w:t xml:space="preserve"> </w:t>
+      </w:r>
+      <w:hyperlink w:anchor="eq-stopping">
+        <w:r>
+          <w:rPr>
+            <w:rStyle w:val="Hyperlink"/>
+          </w:rPr>
+          <w:t xml:space="preserve">Equation 12</w:t>
+        </w:r>
+      </w:hyperlink>
+      <w:r>
+        <w:t xml:space="preserve">.</w:t>
+      </w:r>
+      <w:r>
+        <w:t xml:space="preserve"> </w:t>
+      </w:r>
+      <w:r>
+        <w:t xml:space="preserve">This procedure is repeated across simulated trials within each condition/value cell.</w:t>
+      </w:r>
+      <w:r>
+        <w:t xml:space="preserve"> </w:t>
+      </w:r>
+      <w:r>
+        <w:t xml:space="preserve">When figures plot recall across the encoded stream, they summarize retrieval after the full phase sequence has been encoded.</w:t>
+      </w:r>
+      <w:r>
+        <w:t xml:space="preserve"> </w:t>
+      </w:r>
+      <w:r>
+        <w:t xml:space="preserve">Recall curves are estimated across simulated trials by scoring which encoded items appeared in each retrieval sequence.</w:t>
+      </w:r>
+      <w:r>
+        <w:t xml:space="preserve"> </w:t>
+      </w:r>
+      <w:r>
+        <w:t xml:space="preserve">Serial-position curves plot the proportion of trials in which each encoding position was retrieved, and phase summaries average those proportions within phase.</w:t>
+      </w:r>
+      <w:r>
+        <w:t xml:space="preserve"> </w:t>
+      </w:r>
+      <w:r>
+        <w:t xml:space="preserve">Thus, position and phase labels identify the encoding positions, whereas recall probabilities refer to subsequent retrieval.</w:t>
+      </w:r>
+    </w:p>
+    <w:bookmarkEnd w:id="56"/>
+    <w:bookmarkStart w:id="62" w:name="X2c2b19ca61f0d8679fb357e3aa386e7efdd5f9f"/>
+    <w:p>
+      <w:pPr>
+        <w:pStyle w:val="Heading2"/>
+      </w:pPr>
+      <w:r>
+        <w:t xml:space="preserve">Simulation 1: Task Encoding and Contextual Overlap</w:t>
+      </w:r>
+    </w:p>
+    <w:p>
+      <w:pPr>
+        <w:pStyle w:val="FirstParagraph"/>
+      </w:pPr>
+      <w:r>
+        <w:t xml:space="preserve">Simulation 1 demonstrates how a post-film task can reduce later film recall when task events are encoded in context states that overlap with the film sequence.</w:t>
+      </w:r>
+      <w:r>
+        <w:t xml:space="preserve"> </w:t>
+      </w:r>
+      <w:r>
+        <w:t xml:space="preserve">To separate task encoding strength from reminder-driven context reinstatement, the simulation runs both the no-reminder and with-reminder conditions across the same set of task encoding strengths.</w:t>
+      </w:r>
+      <w:r>
+        <w:t xml:space="preserve"> </w:t>
+      </w:r>
+      <w:r>
+        <w:t xml:space="preserve">We express task encoding strength as a task encoding multiplier that scales task-phase context-to-feature learning in</w:t>
+      </w:r>
+      <w:r>
+        <w:t xml:space="preserve"> </w:t>
+      </w:r>
+      <w:hyperlink w:anchor="eq-mcf-learning">
+        <w:r>
+          <w:rPr>
+            <w:rStyle w:val="Hyperlink"/>
+          </w:rPr>
+          <w:t xml:space="preserve">Equation 8</w:t>
+        </w:r>
+      </w:hyperlink>
+      <w:r>
+        <w:t xml:space="preserve">: 0 removes new task context-to-feature learning, 1 applies the baseline fitted rate, and values above 1 strengthen task item-context binding.</w:t>
+      </w:r>
+      <w:r>
+        <w:t xml:space="preserve"> </w:t>
+      </w:r>
+      <w:r>
+        <w:t xml:space="preserve">In the no-reminder condition, the reminder-start and film-cue drift scales are set to zero.</w:t>
+      </w:r>
+      <w:r>
+        <w:t xml:space="preserve"> </w:t>
+      </w:r>
+      <w:r>
+        <w:t xml:space="preserve">In the with-reminder condition, context first shifts toward the start state and then receives sequential film reminder cues before task encoding.</w:t>
+      </w:r>
+      <w:r>
+        <w:t xml:space="preserve"> </w:t>
+      </w:r>
+      <w:r>
+        <w:t xml:space="preserve">Reminder cues update context without applying</w:t>
       </w:r>
       <w:r>
         <w:t xml:space="preserve"> </w:t>
@@ -8787,12 +9476,30 @@
         <w:t xml:space="preserve"> </w:t>
       </w:r>
       <w:r>
-        <w:t xml:space="preserve">and do not add new recallable items.</w:t>
-      </w:r>
-      <w:r>
-        <w:t xml:space="preserve"> </w:t>
-      </w:r>
-      <w:hyperlink w:anchor="tbl-simulation-phase-settings">
+        <w:t xml:space="preserve">and without adding new recallable items.</w:t>
+      </w:r>
+      <w:r>
+        <w:t xml:space="preserve"> </w:t>
+      </w:r>
+      <w:r>
+        <w:t xml:space="preserve">Retrieval settings are held fixed, so differences in recall reflect the item-context associations formed before retrieval rather than changes in retrieval control.</w:t>
+      </w:r>
+      <w:r>
+        <w:t xml:space="preserve"> </w:t>
+      </w:r>
+      <w:r>
+        <w:t xml:space="preserve">Because each film position is encoded with a different temporal-context state, the model predicts a serial-position pattern, not only an overall change in film recall.</w:t>
+      </w:r>
+      <w:r>
+        <w:t xml:space="preserve"> </w:t>
+      </w:r>
+      <w:r>
+        <w:t xml:space="preserve">Task items should compete most with the film positions whose encoding contexts are most similar to the contexts active during task encoding.</w:t>
+      </w:r>
+      <w:r>
+        <w:t xml:space="preserve"> </w:t>
+      </w:r>
+      <w:hyperlink w:anchor="tbl-simulation1-phase-settings">
         <w:r>
           <w:rPr>
             <w:rStyle w:val="Hyperlink"/>
@@ -8804,10 +9511,69 @@
         <w:t xml:space="preserve"> </w:t>
       </w:r>
       <w:r>
-        <w:t xml:space="preserve">summarizes the phase structure and settings used for the current Figure 2 simulations.</w:t>
-      </w:r>
-    </w:p>
-    <w:bookmarkStart w:id="56" w:name="tbl-simulation-phase-settings"/>
+        <w:t xml:space="preserve">summarizes the phase structure and settings used for Simulation 1.</w:t>
+      </w:r>
+      <w:r>
+        <w:t xml:space="preserve"> </w:t>
+      </w:r>
+      <w:r>
+        <w:t xml:space="preserve">For each reminder condition and task encoding multiplier, serial-position curves estimate the probability that each encoded position appears at least once in the later sampled retrieval sequence.</w:t>
+      </w:r>
+      <w:r>
+        <w:t xml:space="preserve"> </w:t>
+      </w:r>
+      <w:r>
+        <w:t xml:space="preserve">As described above, these serial-position curves sort retrieval outcomes by encoded position.</w:t>
+      </w:r>
+      <w:r>
+        <w:t xml:space="preserve"> </w:t>
+      </w:r>
+      <w:r>
+        <w:t xml:space="preserve">Figure 2 also inspects two internal model quantities that help explain those recall curves.</w:t>
+      </w:r>
+      <w:r>
+        <w:t xml:space="preserve"> </w:t>
+      </w:r>
+      <w:r>
+        <w:t xml:space="preserve">The context-similarity analysis asks how similar each film-encoding context is to the contexts active while task items are encoded, using cosine similarity over unit-normalized temporal context states.</w:t>
+      </w:r>
+      <w:r>
+        <w:t xml:space="preserve"> </w:t>
+      </w:r>
+      <w:r>
+        <w:t xml:space="preserve">The support-allocation analysis asks how much retrieval support would go to task items when the model is probed with an average film context after task encoding.</w:t>
+      </w:r>
+      <w:r>
+        <w:t xml:space="preserve"> </w:t>
+      </w:r>
+      <w:r>
+        <w:t xml:space="preserve">It forms that probe from the centroid of film encoding context states, applies it to</w:t>
+      </w:r>
+      <w:r>
+        <w:t xml:space="preserve"> </w:t>
+      </w:r>
+      <m:oMath>
+        <m:sSup>
+          <m:e>
+            <m:r>
+              <m:t>M</m:t>
+            </m:r>
+          </m:e>
+          <m:sup>
+            <m:r>
+              <m:t>C</m:t>
+            </m:r>
+            <m:r>
+              <m:t>F</m:t>
+            </m:r>
+          </m:sup>
+        </m:sSup>
+      </m:oMath>
+      <w:r>
+        <w:t xml:space="preserve">, and computes task support divided by total film-plus-task support.</w:t>
+      </w:r>
+    </w:p>
+    <w:bookmarkStart w:id="57" w:name="tbl-simulation1-phase-settings"/>
     <w:p>
       <w:pPr>
         <w:pStyle w:val="FigureTitle"/>
@@ -8821,7 +9587,7 @@
         <w:pStyle w:val="Caption"/>
       </w:pPr>
       <w:r>
-        <w:t xml:space="preserve">Phase structure and settings for the current Figure 2 simulations.</w:t>
+        <w:t xml:space="preserve">Phase structure and settings for Simulation 1.</w:t>
       </w:r>
       <w:r>
         <w:t xml:space="preserve"> </w:t>
@@ -8984,7 +9750,7 @@
               <w:pStyle w:val="Compact"/>
             </w:pPr>
             <w:r>
-              <w:t xml:space="preserve">Sequential film-item cues, no new learning</w:t>
+              <w:t xml:space="preserve">Sequential film cues, no new learning</w:t>
             </w:r>
           </w:p>
         </w:tc>
@@ -9105,7 +9871,7 @@
               <w:pStyle w:val="Compact"/>
             </w:pPr>
             <w:r>
-              <w:t xml:space="preserve">Simulated trials per sweep cell</w:t>
+              <w:t xml:space="preserve">Simulated trials per condition</w:t>
             </w:r>
           </w:p>
         </w:tc>
@@ -9128,7 +9894,7 @@
               <w:pStyle w:val="Compact"/>
             </w:pPr>
             <w:r>
-              <w:t xml:space="preserve">Replications used for Figure 2 estimates</w:t>
+              <w:t xml:space="preserve">For each reminder condition and task encoding multiplier</w:t>
             </w:r>
           </w:p>
         </w:tc>
@@ -9236,7 +10002,7 @@
               <w:pStyle w:val="Compact"/>
             </w:pPr>
             <w:r>
-              <w:t xml:space="preserve">Applies reminder-start and film-item cue reinstatement</w:t>
+              <w:t xml:space="preserve">Applies reminder-start and film cue reinstatement</w:t>
             </w:r>
           </w:p>
         </w:tc>
@@ -9249,7 +10015,7 @@
               <w:pStyle w:val="Compact"/>
             </w:pPr>
             <w:r>
-              <w:t xml:space="preserve">Task learning factor</w:t>
+              <w:t xml:space="preserve">Task encoding multiplier</w:t>
             </w:r>
           </w:p>
         </w:tc>
@@ -9272,7 +10038,7 @@
               <w:pStyle w:val="Compact"/>
             </w:pPr>
             <w:r>
-              <w:t xml:space="preserve">Multiplies task-phase context-to-feature learning</w:t>
+              <w:t xml:space="preserve">Multiplies task-phase context-to-feature learning during task encoding</w:t>
             </w:r>
           </w:p>
         </w:tc>
@@ -9422,156 +10188,13 @@
         </w:tc>
       </w:tr>
     </w:tbl>
-    <w:bookmarkEnd w:id="56"/>
+    <w:bookmarkEnd w:id="57"/>
     <w:p>
       <w:pPr>
         <w:pStyle w:val="AfterWithoutNote"/>
       </w:pPr>
       <w:r>
-        <w:t xml:space="preserve">For each condition and sweep value, the model encodes the phase sequence, enters retrieval, samples recallable items using</w:t>
-      </w:r>
-      <w:r>
-        <w:t xml:space="preserve"> </w:t>
-      </w:r>
-      <w:hyperlink w:anchor="eq-luce-choice">
-        <w:r>
-          <w:rPr>
-            <w:rStyle w:val="Hyperlink"/>
-          </w:rPr>
-          <w:t xml:space="preserve">Equation 11</w:t>
-        </w:r>
-      </w:hyperlink>
-      <w:r>
-        <w:t xml:space="preserve"> </w:t>
-      </w:r>
-      <w:r>
-        <w:t xml:space="preserve">and</w:t>
-      </w:r>
-      <w:r>
-        <w:t xml:space="preserve"> </w:t>
-      </w:r>
-      <w:hyperlink w:anchor="eq-stopping">
-        <w:r>
-          <w:rPr>
-            <w:rStyle w:val="Hyperlink"/>
-          </w:rPr>
-          <w:t xml:space="preserve">Equation 12</w:t>
-        </w:r>
-      </w:hyperlink>
-      <w:r>
-        <w:t xml:space="preserve">, and repeats this process across simulated trials.</w:t>
-      </w:r>
-      <w:r>
-        <w:t xml:space="preserve"> </w:t>
-      </w:r>
-      <w:r>
-        <w:t xml:space="preserve">Serial-position curves estimate the probability that each encoded position appears at least once in the sampled retrieval sequence.</w:t>
-      </w:r>
-      <w:r>
-        <w:t xml:space="preserve"> </w:t>
-      </w:r>
-      <w:r>
-        <w:t xml:space="preserve">The model-state analyses in Figure 2 quantify two quantities that explain the behavioral curves.</w:t>
-      </w:r>
-      <w:r>
-        <w:t xml:space="preserve"> </w:t>
-      </w:r>
-      <w:r>
-        <w:t xml:space="preserve">The context-similarity analysis computes cosine similarity between unit-normalized temporal context states associated with film-item encoding and temporal context states active during task-item encoding.</w:t>
-      </w:r>
-      <w:r>
-        <w:t xml:space="preserve"> </w:t>
-      </w:r>
-      <w:r>
-        <w:t xml:space="preserve">The support-allocation analysis forms a film-context cue from the centroid of film encoding context states, applies that cue to</w:t>
-      </w:r>
-      <w:r>
-        <w:t xml:space="preserve"> </w:t>
-      </w:r>
-      <m:oMath>
-        <m:sSup>
-          <m:e>
-            <m:r>
-              <m:t>M</m:t>
-            </m:r>
-          </m:e>
-          <m:sup>
-            <m:r>
-              <m:t>C</m:t>
-            </m:r>
-            <m:r>
-              <m:t>F</m:t>
-            </m:r>
-          </m:sup>
-        </m:sSup>
-      </m:oMath>
-      <w:r>
-        <w:t xml:space="preserve"> </w:t>
-      </w:r>
-      <w:r>
-        <w:t xml:space="preserve">after task encoding, and computes task support divided by the sum of film and task support.</w:t>
-      </w:r>
-    </w:p>
-    <w:bookmarkEnd w:id="57"/>
-    <w:bookmarkStart w:id="62" w:name="X2c2b19ca61f0d8679fb357e3aa386e7efdd5f9f"/>
-    <w:p>
-      <w:pPr>
-        <w:pStyle w:val="Heading2"/>
-      </w:pPr>
-      <w:r>
-        <w:t xml:space="preserve">Simulation 1: Task Encoding and Contextual Overlap</w:t>
-      </w:r>
-    </w:p>
-    <w:p>
-      <w:pPr>
-        <w:pStyle w:val="FirstParagraph"/>
-      </w:pPr>
-      <w:r>
-        <w:t xml:space="preserve">Simulation 1 demonstrates how a post-film task can reduce later film recall when task events are encoded in context states that overlap with the film sequence.</w:t>
-      </w:r>
-      <w:r>
-        <w:t xml:space="preserve"> </w:t>
-      </w:r>
-      <w:r>
-        <w:t xml:space="preserve">To separate task encoding strength from reminder-driven context reinstatement, the simulation sweeps the task learning factor under no-reminder and with-reminder conditions.</w:t>
-      </w:r>
-      <w:r>
-        <w:t xml:space="preserve"> </w:t>
-      </w:r>
-      <w:r>
-        <w:t xml:space="preserve">The plotted task learning factor multiplies task-phase context-to-feature learning in</w:t>
-      </w:r>
-      <w:r>
-        <w:t xml:space="preserve"> </w:t>
-      </w:r>
-      <w:hyperlink w:anchor="eq-mcf-learning">
-        <w:r>
-          <w:rPr>
-            <w:rStyle w:val="Hyperlink"/>
-          </w:rPr>
-          <w:t xml:space="preserve">Equation 8</w:t>
-        </w:r>
-      </w:hyperlink>
-      <w:r>
-        <w:t xml:space="preserve">.</w:t>
-      </w:r>
-      <w:r>
-        <w:t xml:space="preserve"> </w:t>
-      </w:r>
-      <w:r>
-        <w:t xml:space="preserve">Retrieval settings are held fixed, so differences in recall reflect the item-context associations formed before retrieval rather than changes in retrieval control.</w:t>
-      </w:r>
-      <w:r>
-        <w:t xml:space="preserve"> </w:t>
-      </w:r>
-      <w:r>
-        <w:t xml:space="preserve">Because context evolves continuously, the reminder manipulation also predicts where along the film sequence recall is lost, not only how much film recall changes.</w:t>
-      </w:r>
-      <w:r>
-        <w:t xml:space="preserve"> </w:t>
-      </w:r>
-      <w:r>
-        <w:t xml:space="preserve">Simulation 2 then examines whether film-directed retrieval control can protect recall by cueing a more diagnostic part of the film trajectory.</w:t>
+        <w:t xml:space="preserve"> </w:t>
       </w:r>
     </w:p>
     <w:bookmarkStart w:id="61" w:name="fig-simulation1-context-binding"/>
@@ -9598,7 +10221,7 @@
         <w:t xml:space="preserve"> </w:t>
       </w:r>
       <w:r>
-        <w:t xml:space="preserve">Simulation 1 demonstrates how task items can become competitors for film recall by varying task encoding strength with or without a sequential film-item reminder before task encoding.</w:t>
+        <w:t xml:space="preserve">Simulation 1 demonstrates how task items can become competitors for film recall by varying the task encoding multiplier with or without a sequential film reminder before task encoding.</w:t>
       </w:r>
       <w:r>
         <w:t xml:space="preserve"> </w:t>
@@ -9608,29 +10231,13 @@
           <w:b/>
           <w:bCs/>
         </w:rPr>
-        <w:t xml:space="preserve">(A)</w:t>
-      </w:r>
-      <w:r>
-        <w:t xml:space="preserve"> </w:t>
-      </w:r>
-      <w:r>
-        <w:t xml:space="preserve">Without a film reminder, task items become associated with later context states reached after drift away from the film, so stronger task encoding produces only modest redistribution from film items to task items.</w:t>
-      </w:r>
-      <w:r>
-        <w:t xml:space="preserve"> </w:t>
-      </w:r>
-      <w:r>
-        <w:rPr>
-          <w:b/>
-          <w:bCs/>
-        </w:rPr>
-        <w:t xml:space="preserve">(B)</w:t>
-      </w:r>
-      <w:r>
-        <w:t xml:space="preserve"> </w:t>
-      </w:r>
-      <w:r>
-        <w:t xml:space="preserve">With a film reminder, task items become associated with context states more similar to those associated with film items, so stronger task encoding produces larger redistribution from film items to task items.</w:t>
+        <w:t xml:space="preserve">(A-B)</w:t>
+      </w:r>
+      <w:r>
+        <w:t xml:space="preserve"> </w:t>
+      </w:r>
+      <w:r>
+        <w:t xml:space="preserve">Recall is relatively stable without a reminder but shifts from film to task positions when a reminder precedes task encoding.</w:t>
       </w:r>
       <w:r>
         <w:t xml:space="preserve"> </w:t>
@@ -9646,7 +10253,7 @@
         <w:t xml:space="preserve"> </w:t>
       </w:r>
       <w:r>
-        <w:t xml:space="preserve">The temporal-context trace remains position-resolved: reminder cues make the states active during task encoding more similar to positions along the film context trajectory.</w:t>
+        <w:t xml:space="preserve">The reminder makes task-encoding states more similar to a position-resolved portion of the film context trajectory.</w:t>
       </w:r>
       <w:r>
         <w:t xml:space="preserve"> </w:t>
@@ -9662,7 +10269,7 @@
         <w:t xml:space="preserve"> </w:t>
       </w:r>
       <w:r>
-        <w:t xml:space="preserve">When the model is probed with a broad film-context cue and the active source context, stronger task encoding assigns a larger share of item support to task items, especially after a film reminder.</w:t>
+        <w:t xml:space="preserve">The same reminder increases task support from a film-context probe as task encoding strengthens.</w:t>
       </w:r>
     </w:p>
     <w:p>
@@ -9672,7 +10279,7 @@
       <w:r>
         <w:drawing>
           <wp:inline>
-            <wp:extent cx="5943600" cy="3562918"/>
+            <wp:extent cx="5943600" cy="3478005"/>
             <wp:effectExtent b="0" l="0" r="0" t="0"/>
             <wp:docPr descr="" title="" id="59" name="Picture"/>
             <a:graphic>
@@ -9693,7 +10300,7 @@
                   <pic:spPr bwMode="auto">
                     <a:xfrm>
                       <a:off x="0" y="0"/>
-                      <a:ext cx="5943600" cy="3562918"/>
+                      <a:ext cx="5943600" cy="3478005"/>
                     </a:xfrm>
                     <a:prstGeom prst="rect">
                       <a:avLst/>
@@ -9718,49 +10325,25 @@
         <w:pStyle w:val="AfterWithoutNote"/>
       </w:pPr>
       <w:r>
-        <w:t xml:space="preserve">Panels A and B show phase-resolved recall probability across encoded positions.</w:t>
-      </w:r>
-      <w:r>
-        <w:t xml:space="preserve"> </w:t>
-      </w:r>
-      <w:r>
-        <w:t xml:space="preserve">Without a film reminder, increasing task learning produces only modest loss of film recall and only modest gain in task recall, because task items become associated with later context states reached after drift away from the film.</w:t>
-      </w:r>
-      <w:r>
-        <w:t xml:space="preserve"> </w:t>
-      </w:r>
-      <w:r>
-        <w:t xml:space="preserve">With a film reminder, the same task-learning manipulation produces a much larger redistribution from film positions to task positions.</w:t>
-      </w:r>
-      <w:r>
-        <w:t xml:space="preserve"> </w:t>
-      </w:r>
-      <w:r>
-        <w:t xml:space="preserve">The with-reminder condition therefore shows that task strength matters most when task items are encoded in a film-related context state.</w:t>
-      </w:r>
-      <w:r>
-        <w:t xml:space="preserve"> </w:t>
-      </w:r>
-      <w:r>
-        <w:t xml:space="preserve">This overlap is not a single quantity.</w:t>
-      </w:r>
-      <w:r>
-        <w:t xml:space="preserve"> </w:t>
-      </w:r>
-      <w:r>
-        <w:t xml:space="preserve">The temporal component remains position-resolved, as shown by the serial-position curves and the similarity matrix, while the fixed source-context settings add broader film-level support.</w:t>
-      </w:r>
-      <w:r>
-        <w:t xml:space="preserve"> </w:t>
-      </w:r>
-      <w:r>
-        <w:t xml:space="preserve">Because the sequential reminder drives context through film-item cues before task encoding, the strongest task competition arises when task items are encoded with both recent film-temporal context and active film-source context.</w:t>
-      </w:r>
-      <w:r>
-        <w:t xml:space="preserve"> </w:t>
-      </w:r>
-      <w:r>
-        <w:t xml:space="preserve">At the endpoints of the task-learning sweep, mean film recall in the no-reminder condition changes from 0.318 at task learning factor 0.0 to 0.268 at factor 3.0, while mean task recall changes from 0.000 to 0.143.</w:t>
+        <w:t xml:space="preserve">Without a film reminder, increasing the task encoding multiplier produces only modest loss of film recall and only modest gain in task recall, because task items become associated with later context states reached after drift away from the film.</w:t>
+      </w:r>
+      <w:r>
+        <w:t xml:space="preserve"> </w:t>
+      </w:r>
+      <w:r>
+        <w:t xml:space="preserve">With a film reminder, the same task-encoding manipulation produces a larger drop in film-position recall and a larger rise in task-position recall.</w:t>
+      </w:r>
+      <w:r>
+        <w:t xml:space="preserve"> </w:t>
+      </w:r>
+      <w:r>
+        <w:t xml:space="preserve">The with-reminder condition therefore shows that task encoding strength matters most when task items are encoded in a film-related context state.</w:t>
+      </w:r>
+      <w:r>
+        <w:t xml:space="preserve"> </w:t>
+      </w:r>
+      <w:r>
+        <w:t xml:space="preserve">At the lowest and highest multiplier values, mean film recall in the no-reminder condition changes from 0.318 at task encoding multiplier 0.0 to 0.268 at multiplier 3.0, while mean task recall changes from 0.000 to 0.143.</w:t>
       </w:r>
       <w:r>
         <w:t xml:space="preserve"> </w:t>
@@ -9786,25 +10369,25 @@
         <w:t xml:space="preserve"> </w:t>
       </w:r>
       <w:r>
-        <w:t xml:space="preserve">When a sequential film-item reminder reinstates the film trajectory before task encoding, the temporal context at task encoding becomes more similar to film-associated positions.</w:t>
-      </w:r>
-      <w:r>
-        <w:t xml:space="preserve"> </w:t>
-      </w:r>
-      <w:r>
-        <w:t xml:space="preserve">Panel D quantifies how much support task items receive from a broad film-context centroid cue after task encoding, including the source-context support available at that point in the paradigm.</w:t>
-      </w:r>
-      <w:r>
-        <w:t xml:space="preserve"> </w:t>
-      </w:r>
-      <w:r>
-        <w:t xml:space="preserve">As task context-to-feature learning increases, task items receive a larger share of item support when this broad temporal/source cue probes retrieval, especially after the film reminder.</w:t>
-      </w:r>
-      <w:r>
-        <w:t xml:space="preserve"> </w:t>
-      </w:r>
-      <w:r>
-        <w:t xml:space="preserve">Across the task-learning sweep, film encoding settings remain unchanged.</w:t>
+        <w:t xml:space="preserve">When a sequential film reminder reinstates film-associated context before task encoding, the task-encoding contexts become more similar to some film-position contexts than to others.</w:t>
+      </w:r>
+      <w:r>
+        <w:t xml:space="preserve"> </w:t>
+      </w:r>
+      <w:r>
+        <w:t xml:space="preserve">Panel D quantifies how much support task items receive from the average film-context probe after task encoding, including the source-context support available at that point in the paradigm.</w:t>
+      </w:r>
+      <w:r>
+        <w:t xml:space="preserve"> </w:t>
+      </w:r>
+      <w:r>
+        <w:t xml:space="preserve">As the task encoding multiplier increases, task items receive a larger share of item support when this temporal/source probe is applied, especially after the film reminder.</w:t>
+      </w:r>
+      <w:r>
+        <w:t xml:space="preserve"> </w:t>
+      </w:r>
+      <w:r>
+        <w:t xml:space="preserve">Across multiplier values, film encoding settings remain unchanged.</w:t>
       </w:r>
       <w:r>
         <w:t xml:space="preserve"> </w:t>
@@ -9816,23 +10399,29 @@
         <w:t xml:space="preserve"> </w:t>
       </w:r>
       <w:r>
+        <w:t xml:space="preserve">In paradigm terms, the reminder leaves the model partly oriented toward the film as task encoding begins, so task events become linked to film-like temporal context as well as the active film-source state.</w:t>
+      </w:r>
+      <w:r>
+        <w:t xml:space="preserve"> </w:t>
+      </w:r>
+      <w:r>
         <w:t xml:space="preserve">Task items remain distinct from film items but become increasingly likely to win retrieval from film-related cues.</w:t>
       </w:r>
       <w:r>
         <w:t xml:space="preserve"> </w:t>
       </w:r>
       <w:r>
-        <w:t xml:space="preserve">Simulation 2 next examines whether film-directed retrieval control reduces the impact of these task-item associations by cueing a more diagnostic part of the film trajectory.</w:t>
+        <w:t xml:space="preserve">Simulation 2 next examines whether deliberate retrieval control reduces the impact of these task-item associations by reinstating an early-film context state that favors film items over task competitors.</w:t>
       </w:r>
     </w:p>
     <w:bookmarkEnd w:id="62"/>
-    <w:bookmarkStart w:id="71" w:name="X61cfa1f4b6f5f81a08acf6762affb886f5840ec"/>
+    <w:bookmarkStart w:id="71" w:name="X01bab10be8432eead1f631bed9fce6a815fd83d"/>
     <w:p>
       <w:pPr>
         <w:pStyle w:val="Heading2"/>
       </w:pPr>
       <w:r>
-        <w:t xml:space="preserve">Simulation 2: Retrieval Control and Film-Directed Recall</w:t>
+        <w:t xml:space="preserve">Simulation 2: Control Mechanisms for Deliberate Recall</w:t>
       </w:r>
     </w:p>
     <w:p>
@@ -9846,37 +10435,45 @@
         <w:t xml:space="preserve"> </w:t>
       </w:r>
       <w:r>
-        <w:t xml:space="preserve">The broader Simulation 2 package decomposes deliberate recall into three film-directed control operations: start-of-list context reinstatement, selection sharpening, and target monitoring.</w:t>
-      </w:r>
-      <w:r>
-        <w:t xml:space="preserve"> </w:t>
-      </w:r>
-      <w:r>
-        <w:t xml:space="preserve">Figure 3 isolates the first operation.</w:t>
-      </w:r>
-      <w:r>
-        <w:t xml:space="preserve"> </w:t>
-      </w:r>
-      <w:r>
-        <w:t xml:space="preserve">In the model, deliberate recall can begin by drifting current context toward the start-of-list state before the first retrieval attempt.</w:t>
-      </w:r>
-      <w:r>
-        <w:t xml:space="preserve"> </w:t>
-      </w:r>
-      <w:r>
-        <w:t xml:space="preserve">Because film items are encoded first, the start-of-list state is film-relevant in the present paradigm: reinstating it changes the context used to cue the first retrieval competition while leaving the learned film and task associations otherwise unchanged.</w:t>
-      </w:r>
-      <w:r>
-        <w:t xml:space="preserve"> </w:t>
-      </w:r>
-      <w:r>
-        <w:t xml:space="preserve">This operation differs from test-phase film-item cueing: it targets the beginning of the film trajectory, where the retrieval context is more diagnostic of film items than of late non-film competitors.</w:t>
-      </w:r>
-      <w:r>
-        <w:t xml:space="preserve"> </w:t>
-      </w:r>
-      <w:r>
-        <w:t xml:space="preserve">All conditions in the current Simulation 2 figures also include the fixed film-source retrieval orientation described above.</w:t>
+        <w:t xml:space="preserve">The broader Simulation 2 package decomposes deliberate recall into three control settings: start-of-list context reinstatement, retrieval selectivity, and target monitoring.</w:t>
+      </w:r>
+      <w:r>
+        <w:t xml:space="preserve"> </w:t>
+      </w:r>
+      <w:r>
+        <w:t xml:space="preserve">Figure 3 isolates the first setting.</w:t>
+      </w:r>
+      <w:r>
+        <w:t xml:space="preserve"> </w:t>
+      </w:r>
+      <w:r>
+        <w:t xml:space="preserve">In the model, deliberate recall can begin by drifting current context toward the context state from the start of the encoded sequence before the first retrieval attempt.</w:t>
+      </w:r>
+      <w:r>
+        <w:t xml:space="preserve"> </w:t>
+      </w:r>
+      <w:r>
+        <w:t xml:space="preserve">Because the film is encoded first in this paradigm, that start state supports early film items while providing relatively little support for later task or filler items.</w:t>
+      </w:r>
+      <w:r>
+        <w:t xml:space="preserve"> </w:t>
+      </w:r>
+      <w:r>
+        <w:t xml:space="preserve">This manipulation changes the starting point of memory search while holding the learned film and task associations fixed.</w:t>
+      </w:r>
+    </w:p>
+    <w:p>
+      <w:pPr>
+        <w:pStyle w:val="BodyText"/>
+      </w:pPr>
+      <w:r>
+        <w:t xml:space="preserve">All Simulation 2 figures presented here use the with-reminder task-encoding condition from Simulation 1, with the task encoding multiplier fixed at 2.0.</w:t>
+      </w:r>
+      <w:r>
+        <w:t xml:space="preserve"> </w:t>
+      </w:r>
+      <w:r>
+        <w:t xml:space="preserve">All conditions also include the fixed partial source-context orientation toward the marked film source described above.</w:t>
       </w:r>
       <w:r>
         <w:t xml:space="preserve"> </w:t>
@@ -9894,19 +10491,25 @@
         <w:t xml:space="preserve"> </w:t>
       </w:r>
       <w:r>
-        <w:t xml:space="preserve">means no deliberate temporal start cue, not the absence of any film-relevant test context.</w:t>
-      </w:r>
-      <w:r>
-        <w:t xml:space="preserve"> </w:t>
-      </w:r>
-      <w:r>
-        <w:t xml:space="preserve">The simulation holds the post-reminder task condition fixed at task learning factor 2.0 and varies the degree of start-of-list context reinstatement.</w:t>
-      </w:r>
-      <w:r>
-        <w:t xml:space="preserve"> </w:t>
-      </w:r>
-      <w:r>
-        <w:t xml:space="preserve">The plotted reinstatement values are multiples of the fitted start-cue parameter, so 1.0 corresponds to</w:t>
+        <w:t xml:space="preserve">means no deliberate reinstatement of the temporal start state, not the absence of any film-relevant test context.</w:t>
+      </w:r>
+      <w:r>
+        <w:t xml:space="preserve"> </w:t>
+      </w:r>
+      <w:r>
+        <w:t xml:space="preserve">Figure 3 varies the degree of start-of-list context reinstatement.</w:t>
+      </w:r>
+      <w:r>
+        <w:t xml:space="preserve"> </w:t>
+      </w:r>
+      <w:r>
+        <w:t xml:space="preserve">Reinstatement strength controls how strongly retrieval context is pulled toward the start state before the first retrieval attempt.</w:t>
+      </w:r>
+      <w:r>
+        <w:t xml:space="preserve"> </w:t>
+      </w:r>
+      <w:r>
+        <w:t xml:space="preserve">Values are expressed relative to the fitted start drift rate, so 1.0 corresponds to</w:t>
       </w:r>
       <w:r>
         <w:t xml:space="preserve"> </w:t>
@@ -9946,7 +10549,7 @@
       <w:r>
         <w:t xml:space="preserve"> </w:t>
       </w:r>
-      <w:hyperlink w:anchor="eq-deliberate-start-cue">
+      <w:hyperlink w:anchor="eq-start-context-reinstatement">
         <w:r>
           <w:rPr>
             <w:rStyle w:val="Hyperlink"/>
@@ -9976,13 +10579,13 @@
           <w:b/>
           <w:bCs/>
         </w:rPr>
-        <w:t xml:space="preserve">Start-of-list context reinstatement protects film recall by changing the context that cues retrieval.</w:t>
-      </w:r>
-      <w:r>
-        <w:t xml:space="preserve"> </w:t>
-      </w:r>
-      <w:r>
-        <w:t xml:space="preserve">Simulation 2 demonstrates how a deliberate-recall start operation can protect film recall after post-reminder task encoding by drifting retrieval context toward the start-of-list state immediately before the first retrieval attempt.</w:t>
+        <w:t xml:space="preserve">Start-of-list context reinstatement protects deliberate film recall by shifting the starting retrieval context.</w:t>
+      </w:r>
+      <w:r>
+        <w:t xml:space="preserve"> </w:t>
+      </w:r>
+      <w:r>
+        <w:t xml:space="preserve">Figure 3 isolates this start-state manipulation in the with-reminder task-encoding condition: before the first retrieval attempt, context is drifted toward the start of the encoded sequence.</w:t>
       </w:r>
       <w:r>
         <w:t xml:space="preserve"> </w:t>
@@ -9998,7 +10601,7 @@
         <w:t xml:space="preserve"> </w:t>
       </w:r>
       <w:r>
-        <w:t xml:space="preserve">Before any item is sampled, stronger start-of-list context reinstatement makes the retrieval context support early film items rather than late filler items.</w:t>
+        <w:t xml:space="preserve">Stronger reinstatement shifts pre-recall support from late filler positions toward early film positions.</w:t>
       </w:r>
       <w:r>
         <w:t xml:space="preserve"> </w:t>
@@ -10014,7 +10617,7 @@
         <w:t xml:space="preserve"> </w:t>
       </w:r>
       <w:r>
-        <w:t xml:space="preserve">This pre-recall support shift makes recall more likely to begin with film items, especially items from the beginning of the film sequence.</w:t>
+        <w:t xml:space="preserve">Recall initiation follows this support shift.</w:t>
       </w:r>
       <w:r>
         <w:t xml:space="preserve"> </w:t>
@@ -10030,13 +10633,7 @@
         <w:t xml:space="preserve"> </w:t>
       </w:r>
       <w:r>
-        <w:t xml:space="preserve">Across the sampled retrieval sequence, stronger start-of-list context reinstatement increases access to film items, with the largest gains concentrated near the beginning of the film sequence.</w:t>
-      </w:r>
-      <w:r>
-        <w:t xml:space="preserve"> </w:t>
-      </w:r>
-      <w:r>
-        <w:t xml:space="preserve">Because sampled early film items reinstate nearby early-film context, and because context drifts gradually during retrieval, a start-of-recall context shift can affect later samples as well as the first sampled item.</w:t>
+        <w:t xml:space="preserve">The initial shift carries into overall recall, with the largest gains near the beginning of the film sequence.</w:t>
       </w:r>
     </w:p>
     <w:p>
@@ -10092,33 +10689,7 @@
         <w:pStyle w:val="AfterWithoutNote"/>
       </w:pPr>
       <w:r>
-        <w:t xml:space="preserve">Panel A probes</w:t>
-      </w:r>
-      <w:r>
-        <w:t xml:space="preserve"> </w:t>
-      </w:r>
-      <m:oMath>
-        <m:sSup>
-          <m:e>
-            <m:r>
-              <m:t>M</m:t>
-            </m:r>
-          </m:e>
-          <m:sup>
-            <m:r>
-              <m:t>C</m:t>
-            </m:r>
-            <m:r>
-              <m:t>F</m:t>
-            </m:r>
-          </m:sup>
-        </m:sSup>
-      </m:oMath>
-      <w:r>
-        <w:t xml:space="preserve"> </w:t>
-      </w:r>
-      <w:r>
-        <w:t xml:space="preserve">with the pre-recall retrieval context before Luce choice, stopping, or sampled-item context updating.</w:t>
+        <w:t xml:space="preserve">Panel A is a model-state readout: it shows how much each encoded position is supported by the retrieval context immediately before the first retrieval attempt, before the model applies the choice, stopping, or context-updating rules.</w:t>
       </w:r>
       <w:r>
         <w:t xml:space="preserve"> </w:t>
@@ -10136,7 +10707,7 @@
         <w:t xml:space="preserve"> </w:t>
       </w:r>
       <w:r>
-        <w:t xml:space="preserve">Panels B and C apply the same retrieval settings to sampled retrieval sequences.</w:t>
+        <w:t xml:space="preserve">Panels B and C summarize sampled retrieval sequences under the same retrieval settings.</w:t>
       </w:r>
       <w:r>
         <w:t xml:space="preserve"> </w:t>
@@ -10148,13 +10719,19 @@
         <w:t xml:space="preserve"> </w:t>
       </w:r>
       <w:r>
-        <w:t xml:space="preserve">Panel C shows that the initiation shift has full-sequence consequences: sampled early film items reinstate nearby early-film context and raise film-item access across subsequent samples.</w:t>
-      </w:r>
-      <w:r>
-        <w:t xml:space="preserve"> </w:t>
-      </w:r>
-      <w:r>
-        <w:t xml:space="preserve">Under the strong task setting used here, task items remain available to be sampled later in the sequence, so the next step is to examine how selection operates once a retrieval cue has been set.</w:t>
+        <w:t xml:space="preserve">Panel C shows that the initiation shift extends beyond the first response.</w:t>
+      </w:r>
+      <w:r>
+        <w:t xml:space="preserve"> </w:t>
+      </w:r>
+      <w:r>
+        <w:t xml:space="preserve">Once early film items are sampled, they reinstate nearby early-film context; gradual context drift then keeps later samples closer to the film portion of the encoded sequence.</w:t>
+      </w:r>
+      <w:r>
+        <w:t xml:space="preserve"> </w:t>
+      </w:r>
+      <w:r>
+        <w:t xml:space="preserve">Under the strong task setting used here, task items remain available to be sampled later in the sequence, so the next step is to examine how selection operates after retrieval has been oriented toward early film context.</w:t>
       </w:r>
     </w:p>
     <w:p>
@@ -10196,43 +10773,25 @@
         </w:r>
       </w:hyperlink>
       <w:r>
-        <w:t xml:space="preserve">, changing how sharply candidate support is converted into selection probability.</w:t>
-      </w:r>
-      <w:r>
-        <w:t xml:space="preserve"> </w:t>
-      </w:r>
-      <w:r>
-        <w:t xml:space="preserve">It does not supply a film cue by itself.</w:t>
-      </w:r>
-      <w:r>
-        <w:t xml:space="preserve"> </w:t>
-      </w:r>
-      <w:r>
-        <w:t xml:space="preserve">Instead, it makes the candidate structure supplied by the current context more consequential.</w:t>
-      </w:r>
-      <w:r>
-        <w:t xml:space="preserve"> </w:t>
-      </w:r>
-      <w:r>
-        <w:t xml:space="preserve">Figure 4 crosses retrieval selectivity with start-of-list context reinstatement while holding the same post-reminder task condition fixed.</w:t>
-      </w:r>
-      <w:r>
-        <w:t xml:space="preserve"> </w:t>
-      </w:r>
-      <w:r>
-        <w:t xml:space="preserve">The final panel introduces target monitoring as a post-off-target recovery operation.</w:t>
-      </w:r>
-      <w:r>
-        <w:t xml:space="preserve"> </w:t>
-      </w:r>
-      <w:r>
-        <w:t xml:space="preserve">Here, target monitoring refers to control engaged after a sampled candidate is recognized as off target: the operation can reduce how strongly that candidate pulls subsequent search away from film context that is already accessible.</w:t>
-      </w:r>
-      <w:r>
-        <w:t xml:space="preserve"> </w:t>
-      </w:r>
-      <w:r>
-        <w:t xml:space="preserve">The concrete CMR-style implementation used here is rejected-sample updating.</w:t>
+        <w:t xml:space="preserve">, so candidates with stronger current support are selected more disproportionately often.</w:t>
+      </w:r>
+      <w:r>
+        <w:t xml:space="preserve"> </w:t>
+      </w:r>
+      <w:r>
+        <w:t xml:space="preserve">Figure 4 crosses retrieval selectivity with start-of-list context reinstatement while holding fixed the same with-reminder task-encoding condition used in Figure 3.</w:t>
+      </w:r>
+      <w:r>
+        <w:t xml:space="preserve"> </w:t>
+      </w:r>
+      <w:r>
+        <w:t xml:space="preserve">The final panel examines target monitoring through rejected-sample updating.</w:t>
+      </w:r>
+      <w:r>
+        <w:t xml:space="preserve"> </w:t>
+      </w:r>
+      <w:r>
+        <w:t xml:space="preserve">After an off-target candidate is sampled, the model varies how much that candidate updates context before search continues.</w:t>
       </w:r>
       <w:r>
         <w:t xml:space="preserve"> </w:t>
@@ -10316,13 +10875,13 @@
           <w:b/>
           <w:bCs/>
         </w:rPr>
-        <w:t xml:space="preserve">Retrieval selectivity sharpens the current search path, while target monitoring limits drift after off-target samples.</w:t>
-      </w:r>
-      <w:r>
-        <w:t xml:space="preserve"> </w:t>
-      </w:r>
-      <w:r>
-        <w:t xml:space="preserve">Simulation 2 demonstrates why deliberate recall requires more than globally sharper selection by first varying retrieval selectivity after post-reminder task encoding, with or without start-of-list context reinstatement, and then examining a rejected-sample implementation of off-target recovery.</w:t>
+        <w:t xml:space="preserve">Retrieval selectivity amplifies the context already in place, while target monitoring limits drift after off-target samples.</w:t>
+      </w:r>
+      <w:r>
+        <w:t xml:space="preserve"> </w:t>
+      </w:r>
+      <w:r>
+        <w:t xml:space="preserve">Simulation 2 varies retrieval selectivity in the with-reminder task-encoding condition, with or without start-of-list context reinstatement, and then examines rejected-sample updating to show why selective sampling and monitoring depend on the retrieval context already in place.</w:t>
       </w:r>
       <w:r>
         <w:t xml:space="preserve"> </w:t>
@@ -10338,7 +10897,7 @@
         <w:t xml:space="preserve"> </w:t>
       </w:r>
       <w:r>
-        <w:t xml:space="preserve">With start-of-list reinstatement, higher retrieval selectivity increases short-lag transitions, indicating stronger local search around the currently active temporal neighborhood.</w:t>
+        <w:t xml:space="preserve">Higher selectivity increases local transitions when retrieval starts from early-film context.</w:t>
       </w:r>
       <w:r>
         <w:t xml:space="preserve"> </w:t>
@@ -10348,29 +10907,13 @@
           <w:b/>
           <w:bCs/>
         </w:rPr>
-        <w:t xml:space="preserve">(B)</w:t>
-      </w:r>
-      <w:r>
-        <w:t xml:space="preserve"> </w:t>
-      </w:r>
-      <w:r>
-        <w:t xml:space="preserve">Without start-of-list reinstatement, sharper local search amplifies recall of late non-film items because the ongoing retrieval context most strongly supports those positions.</w:t>
-      </w:r>
-      <w:r>
-        <w:t xml:space="preserve"> </w:t>
-      </w:r>
-      <w:r>
-        <w:rPr>
-          <w:b/>
-          <w:bCs/>
-        </w:rPr>
-        <w:t xml:space="preserve">(C)</w:t>
-      </w:r>
-      <w:r>
-        <w:t xml:space="preserve"> </w:t>
-      </w:r>
-      <w:r>
-        <w:t xml:space="preserve">With start-of-list reinstatement, the same increase in retrieval selectivity amplifies recall of film items because retrieval begins from context that supports the start of the film sequence.</w:t>
+        <w:t xml:space="preserve">(B-C)</w:t>
+      </w:r>
+      <w:r>
+        <w:t xml:space="preserve"> </w:t>
+      </w:r>
+      <w:r>
+        <w:t xml:space="preserve">The same increase favors late non-film positions without start-of-list reinstatement and film positions with it.</w:t>
       </w:r>
       <w:r>
         <w:t xml:space="preserve"> </w:t>
@@ -10386,13 +10929,7 @@
         <w:t xml:space="preserve"> </w:t>
       </w:r>
       <w:r>
-        <w:t xml:space="preserve">A concrete rejected-sample implementation shows the same constraint: reducing the context update after off-target samples helps retrieval return to film items only when start-of-list reinstatement has already made film items accessible.</w:t>
-      </w:r>
-      <w:r>
-        <w:t xml:space="preserve"> </w:t>
-      </w:r>
-      <w:r>
-        <w:t xml:space="preserve">Together, the panels show that selection sharpening is conditional on the current retrieval context, whereas target monitoring can limit the aftereffects of off-target samples without supplying a film cue by itself.</w:t>
+        <w:t xml:space="preserve">Reducing off-target context updating helps retrieval return to film only when start-of-list reinstatement has already made film items accessible.</w:t>
       </w:r>
     </w:p>
     <w:p>
@@ -10448,13 +10985,7 @@
         <w:pStyle w:val="AfterWithoutNote"/>
       </w:pPr>
       <w:r>
-        <w:t xml:space="preserve">Panel A shows the local-search consequence of increasing retrieval selectivity in the start-of-list reinstatement condition.</w:t>
-      </w:r>
-      <w:r>
-        <w:t xml:space="preserve"> </w:t>
-      </w:r>
-      <w:r>
-        <w:t xml:space="preserve">Because the Luce choice rule exaggerates differences in candidate support, higher values make successive recalls cluster more strongly around nearby encoded positions.</w:t>
+        <w:t xml:space="preserve">Values near zero in the lag-CRP indicate local transitions; because the Luce choice rule exaggerates differences in candidate support, higher retrieval-selectivity values make recalls cluster more strongly around nearby encoded positions.</w:t>
       </w:r>
       <w:r>
         <w:t xml:space="preserve"> </w:t>
@@ -10524,29 +11055,35 @@
         <w:t xml:space="preserve"> </w:t>
       </w:r>
       <w:r>
-        <w:t xml:space="preserve">Across Figures 3 and 4, deliberate recall is protected by a sequence of control settings: start-of-list context reinstatement supplies a diagnostic early-film retrieval cue, retrieval selectivity sharpens whatever the current context supports, and target monitoring limits the context-updating consequences of sampled off-target candidates.</w:t>
-      </w:r>
-      <w:r>
-        <w:t xml:space="preserve"> </w:t>
-      </w:r>
-      <w:r>
-        <w:t xml:space="preserve">This sequence motivates Simulation 3: externally supplied film-item cues also update context, but they sample positions from the film sequence rather than deliberately reinstating the start-of-list state.</w:t>
-      </w:r>
-      <w:r>
-        <w:t xml:space="preserve"> </w:t>
-      </w:r>
-      <w:r>
-        <w:t xml:space="preserve">Their protective value therefore depends on whether the reinstated context favors film items over task competitors.</w:t>
+        <w:t xml:space="preserve">Across Figures 3 and 4, deliberate recall is protected by a sequence of control settings: start-of-list context reinstatement establishes a diagnostic early-film retrieval context, retrieval selectivity amplifies differences in whatever the current context supports, and target monitoring limits the context-updating consequences of sampled off-target candidates.</w:t>
+      </w:r>
+      <w:r>
+        <w:t xml:space="preserve"> </w:t>
+      </w:r>
+      <w:r>
+        <w:t xml:space="preserve">This sequence sets up a contrast with test-phase film cues.</w:t>
+      </w:r>
+      <w:r>
+        <w:t xml:space="preserve"> </w:t>
+      </w:r>
+      <w:r>
+        <w:t xml:space="preserve">Unlike the pre-task film reminder that makes task encoding film-related, Simulation 3 presents film items during retrieval as external cues.</w:t>
+      </w:r>
+      <w:r>
+        <w:t xml:space="preserve"> </w:t>
+      </w:r>
+      <w:r>
+        <w:t xml:space="preserve">Their protective value depends on whether the reinstated context favors film items over task competitors.</w:t>
       </w:r>
     </w:p>
     <w:bookmarkEnd w:id="71"/>
-    <w:bookmarkStart w:id="76" w:name="X7a91ecbf00d273371c5cbe062d581d5817d0f04"/>
+    <w:bookmarkStart w:id="76" w:name="X5839f0b8c81129db231162d4b757efaeea9cdbb"/>
     <w:p>
       <w:pPr>
         <w:pStyle w:val="Heading2"/>
       </w:pPr>
       <w:r>
-        <w:t xml:space="preserve">Simulation 3: Film Cue Inclusion and Retrieval Intentionality</w:t>
+        <w:t xml:space="preserve">Simulation 3: Test-Phase Film Cues and Retrieval Intentionality</w:t>
       </w:r>
     </w:p>
     <w:p>
@@ -10554,31 +11091,31 @@
         <w:pStyle w:val="FirstParagraph"/>
       </w:pPr>
       <w:r>
-        <w:t xml:space="preserve">Simulation 3 asks whether externally supplied film cues have the same protective value as deliberate start-of-list reinstatement.</w:t>
-      </w:r>
-      <w:r>
-        <w:t xml:space="preserve"> </w:t>
-      </w:r>
-      <w:r>
-        <w:t xml:space="preserve">The model implements film cue inclusion as intermittent test-phase cues: after every fourth retrieval attempt, the test supplies a randomly selected film item.</w:t>
-      </w:r>
-      <w:r>
-        <w:t xml:space="preserve"> </w:t>
-      </w:r>
-      <w:r>
-        <w:t xml:space="preserve">The supplied cue does not occupy a response slot, does not make the cued item unavailable for later recall, and adds no new learning.</w:t>
-      </w:r>
-      <w:r>
-        <w:t xml:space="preserve"> </w:t>
-      </w:r>
-      <w:r>
-        <w:t xml:space="preserve">Instead, it updates temporal and source context through the supplied item’s feature-to-context associations, after which ordinary retrieval resumes.</w:t>
-      </w:r>
-      <w:r>
-        <w:t xml:space="preserve"> </w:t>
-      </w:r>
-      <w:r>
-        <w:t xml:space="preserve">Cue strength is plotted as a multiplier on the fitted recall context-update rate</w:t>
+        <w:t xml:space="preserve">Simulation 3 asks whether test-phase film cues have the same protective value as deliberate start-of-list reinstatement.</w:t>
+      </w:r>
+      <w:r>
+        <w:t xml:space="preserve"> </w:t>
+      </w:r>
+      <w:r>
+        <w:t xml:space="preserve">In the model, these cues are implemented as randomly selected film items supplied during retrieval: after every fourth retrieval attempt, the supplied film item updates temporal and source context through its feature-to-context associations, after which ordinary retrieval resumes.</w:t>
+      </w:r>
+      <w:r>
+        <w:t xml:space="preserve"> </w:t>
+      </w:r>
+      <w:r>
+        <w:t xml:space="preserve">The supplied item does not occupy a response slot, does not become unavailable for later recall, and adds no new learning.</w:t>
+      </w:r>
+      <w:r>
+        <w:t xml:space="preserve"> </w:t>
+      </w:r>
+      <w:r>
+        <w:t xml:space="preserve">Cue strength controls how strongly each supplied film item pulls context toward the film state associated with that item.</w:t>
+      </w:r>
+      <w:r>
+        <w:t xml:space="preserve"> </w:t>
+      </w:r>
+      <w:r>
+        <w:t xml:space="preserve">The plotted values express that pull relative to the fitted recall context-update rate</w:t>
       </w:r>
       <w:r>
         <w:t xml:space="preserve"> </w:t>
@@ -10610,7 +11147,7 @@
         <w:t xml:space="preserve"> </w:t>
       </w:r>
       <w:r>
-        <w:t xml:space="preserve">The vertical reference line in Figure 5 marks the cue strength that would make the supplied-cue context update approximately equal to the fitted encoding drift rate</w:t>
+        <w:t xml:space="preserve">The vertical reference line in Figure 5 marks the point at which a supplied cue would move context by about the same amount as one ordinary encoding update, approximately</w:t>
       </w:r>
       <w:r>
         <w:t xml:space="preserve"> </w:t>
@@ -10657,13 +11194,13 @@
           <w:b/>
           <w:bCs/>
         </w:rPr>
-        <w:t xml:space="preserve">Intermittent test-phase film cues increase film access without replacing the intentionality manipulation.</w:t>
-      </w:r>
-      <w:r>
-        <w:t xml:space="preserve"> </w:t>
-      </w:r>
-      <w:r>
-        <w:t xml:space="preserve">Simulation 3 compares unguided retrieval with deliberate recall while varying the strength of intermittent supplied film-item cues during retrieval.</w:t>
+        <w:t xml:space="preserve">Test-phase film cues boost film recall, but deliberate recall remains advantaged.</w:t>
+      </w:r>
+      <w:r>
+        <w:t xml:space="preserve"> </w:t>
+      </w:r>
+      <w:r>
+        <w:t xml:space="preserve">Simulation 3 compares unguided retrieval with deliberate recall while varying the strength of film cues supplied during retrieval.</w:t>
       </w:r>
       <w:r>
         <w:t xml:space="preserve"> </w:t>
@@ -10679,7 +11216,7 @@
         <w:t xml:space="preserve"> </w:t>
       </w:r>
       <w:r>
-        <w:t xml:space="preserve">Supplied film cues occur after scheduled retrieval attempts, update context, and then allow the next ordinary retrieval competition; they are not counted as responses and do not add learning.</w:t>
+        <w:t xml:space="preserve">Film cues are supplied after scheduled retrieval attempts, update context, and add no new learning.</w:t>
       </w:r>
       <w:r>
         <w:t xml:space="preserve"> </w:t>
@@ -10695,13 +11232,13 @@
         <w:t xml:space="preserve"> </w:t>
       </w:r>
       <w:r>
-        <w:t xml:space="preserve">Film-item recall increases with cue strength, but the deliberate-minus-unguided intentionality gap remains nearly stable across weak-to-moderate cue reinstatement.</w:t>
-      </w:r>
-      <w:r>
-        <w:t xml:space="preserve"> </w:t>
-      </w:r>
-      <w:r>
-        <w:t xml:space="preserve">Only stronger cue reinstatement begins to narrow the gap.</w:t>
+        <w:t xml:space="preserve">Film recall increases with cue strength, but deliberate recall remains higher than unguided retrieval across weak-to-moderate cue strength.</w:t>
+      </w:r>
+      <w:r>
+        <w:t xml:space="preserve"> </w:t>
+      </w:r>
+      <w:r>
+        <w:t xml:space="preserve">Only stronger cues begin to narrow the gap.</w:t>
       </w:r>
       <w:r>
         <w:t xml:space="preserve"> </w:t>
@@ -10711,29 +11248,13 @@
           <w:b/>
           <w:bCs/>
         </w:rPr>
-        <w:t xml:space="preserve">(C)</w:t>
-      </w:r>
-      <w:r>
-        <w:t xml:space="preserve"> </w:t>
-      </w:r>
-      <w:r>
-        <w:t xml:space="preserve">Under unguided retrieval, supplied film cues modestly raise film recall but task and filler competitors remain prominent.</w:t>
-      </w:r>
-      <w:r>
-        <w:t xml:space="preserve"> </w:t>
-      </w:r>
-      <w:r>
-        <w:rPr>
-          <w:b/>
-          <w:bCs/>
-        </w:rPr>
-        <w:t xml:space="preserve">(D)</w:t>
-      </w:r>
-      <w:r>
-        <w:t xml:space="preserve"> </w:t>
-      </w:r>
-      <w:r>
-        <w:t xml:space="preserve">Under deliberate recall, film recall is already supported by start-of-list control, and supplied cues produce additional film access without eliminating task competition.</w:t>
+        <w:t xml:space="preserve">(C-D)</w:t>
+      </w:r>
+      <w:r>
+        <w:t xml:space="preserve"> </w:t>
+      </w:r>
+      <w:r>
+        <w:t xml:space="preserve">Across the encoded sequence, film cues raise film recall without eliminating task and filler competitors.</w:t>
       </w:r>
     </w:p>
     <w:p>
@@ -10743,7 +11264,7 @@
       <w:r>
         <w:drawing>
           <wp:inline>
-            <wp:extent cx="5943600" cy="4067901"/>
+            <wp:extent cx="5943600" cy="4164783"/>
             <wp:effectExtent b="0" l="0" r="0" t="0"/>
             <wp:docPr descr="" title="" id="73" name="Picture"/>
             <a:graphic>
@@ -10764,7 +11285,7 @@
                   <pic:spPr bwMode="auto">
                     <a:xfrm>
                       <a:off x="0" y="0"/>
-                      <a:ext cx="5943600" cy="4067901"/>
+                      <a:ext cx="5943600" cy="4164783"/>
                     </a:xfrm>
                     <a:prstGeom prst="rect">
                       <a:avLst/>
@@ -10795,19 +11316,19 @@
         <w:t xml:space="preserve"> </w:t>
       </w:r>
       <w:r>
-        <w:t xml:space="preserve">Weak-to-moderate test-phase film cues increase film-item recall while leaving the intentionality gap largely intact.</w:t>
-      </w:r>
-      <w:r>
-        <w:t xml:space="preserve"> </w:t>
-      </w:r>
-      <w:r>
-        <w:t xml:space="preserve">For example, increasing film-cue reinstatement from 0.00 to 0.675 raises film recall mass from 0.008 to 0.210 under unguided retrieval and from 2.229 to 2.400 under deliberate recall, while the deliberate-minus-unguided gap changes only from 2.221 to 2.190.</w:t>
-      </w:r>
-      <w:r>
-        <w:t xml:space="preserve"> </w:t>
-      </w:r>
-      <w:r>
-        <w:t xml:space="preserve">This pattern shows that an externally supplied film cue can improve access to film material without acting like the diagnostic start-of-list control operation in Simulation 2.</w:t>
+        <w:t xml:space="preserve">Weak-to-moderate test-phase film cues increase film recall while leaving the intentionality gap largely intact.</w:t>
+      </w:r>
+      <w:r>
+        <w:t xml:space="preserve"> </w:t>
+      </w:r>
+      <w:r>
+        <w:t xml:space="preserve">For example, increasing film cue strength from 0.00 to 0.675 raises film recall mass from 0.008 to 0.210 under unguided retrieval and from 2.229 to 2.400 under deliberate recall, while the deliberate-minus-unguided gap changes only from 2.221 to 2.190.</w:t>
+      </w:r>
+      <w:r>
+        <w:t xml:space="preserve"> </w:t>
+      </w:r>
+      <w:r>
+        <w:t xml:space="preserve">This pattern shows that a test-phase film cue can increase film recall without producing the same diagnostic early-film starting context as Simulation 2’s start-of-list reinstatement.</w:t>
       </w:r>
       <w:r>
         <w:t xml:space="preserve"> </w:t>
@@ -10839,7 +11360,7 @@
         <w:t xml:space="preserve"> </w:t>
       </w:r>
       <w:r>
-        <w:t xml:space="preserve">The result is a graded cue effect: supplied film items can increase film access, but they reduce selective interference only to the extent that the reinstated context discriminates film targets from task and filler competitors.</w:t>
+        <w:t xml:space="preserve">The result is a graded cue effect: supplied film items can increase film recall, but they reduce selective interference only to the extent that the reinstated context discriminates film targets from task and filler competitors.</w:t>
       </w:r>
     </w:p>
     <w:bookmarkEnd w:id="76"/>
@@ -10895,7 +11416,7 @@
         <w:t xml:space="preserve"> </w:t>
       </w:r>
       <w:r>
-        <w:t xml:space="preserve">When the test supplies an item, the item-to-context pathway is engaged first, so performance can be less sensitive to whether a film item would have won an unguided context-to-item competition.</w:t>
+        <w:t xml:space="preserve">When the test supplies an item, item-to-context associations are engaged first, so performance can be less sensitive to whether a film item would have won an unguided context-to-item competition.</w:t>
       </w:r>
       <w:r>
         <w:t xml:space="preserve"> </w:t>
@@ -11094,7 +11615,7 @@
         <w:t xml:space="preserve"> </w:t>
       </w:r>
       <w:r>
-        <w:t xml:space="preserve">Increasing task learning changes how strongly task items win once cued.</w:t>
+        <w:t xml:space="preserve">Increasing the task encoding multiplier changes how strongly task items win once cued.</w:t>
       </w:r>
       <w:r>
         <w:t xml:space="preserve"> </w:t>
@@ -11112,7 +11633,7 @@
         <w:t xml:space="preserve"> </w:t>
       </w:r>
       <w:r>
-        <w:t xml:space="preserve">The predicted behavioral readouts are film-item access, task-competitor retrieval, and the phase-resolved distribution of recall across the encoded stream.</w:t>
+        <w:t xml:space="preserve">The predicted outcomes are film access, task-competitor retrieval, and retrieval outcomes by encoded phase or position.</w:t>
       </w:r>
     </w:p>
     <w:bookmarkEnd w:id="82"/>
@@ -11127,7 +11648,7 @@
       </w:r>
     </w:p>
     <w:bookmarkEnd w:id="84"/>
-    <w:bookmarkStart w:id="153" w:name="references"/>
+    <w:bookmarkStart w:id="167" w:name="references"/>
     <w:p>
       <w:pPr>
         <w:pStyle w:val="Heading1"/>
@@ -11136,7 +11657,7 @@
         <w:t xml:space="preserve">References</w:t>
       </w:r>
     </w:p>
-    <w:bookmarkStart w:id="152" w:name="refs"/>
+    <w:bookmarkStart w:id="166" w:name="refs"/>
     <w:bookmarkStart w:id="86" w:name="ref-asselbergs2023systematic"/>
     <w:p>
       <w:pPr>
@@ -11184,7 +11705,148 @@
       </w:hyperlink>
     </w:p>
     <w:bookmarkEnd w:id="86"/>
-    <w:bookmarkStart w:id="88" w:name="ref-brewin2014episodic"/>
+    <w:bookmarkStart w:id="88" w:name="ref-baddeley2000working"/>
+    <w:p>
+      <w:pPr>
+        <w:pStyle w:val="Bibliography"/>
+      </w:pPr>
+      <w:r>
+        <w:t xml:space="preserve">Baddeley, A. D., &amp; Andrade, J. (2000). Working memory and the vividness of imagery.</w:t>
+      </w:r>
+      <w:r>
+        <w:t xml:space="preserve"> </w:t>
+      </w:r>
+      <w:r>
+        <w:rPr>
+          <w:i/>
+          <w:iCs/>
+        </w:rPr>
+        <w:t xml:space="preserve">Journal of Experimental Psychology: General</w:t>
+      </w:r>
+      <w:r>
+        <w:t xml:space="preserve">,</w:t>
+      </w:r>
+      <w:r>
+        <w:t xml:space="preserve"> </w:t>
+      </w:r>
+      <w:r>
+        <w:rPr>
+          <w:i/>
+          <w:iCs/>
+        </w:rPr>
+        <w:t xml:space="preserve">129</w:t>
+      </w:r>
+      <w:r>
+        <w:t xml:space="preserve">(1), 126–145.</w:t>
+      </w:r>
+      <w:r>
+        <w:t xml:space="preserve"> </w:t>
+      </w:r>
+      <w:hyperlink r:id="rId87">
+        <w:r>
+          <w:rPr>
+            <w:rStyle w:val="Hyperlink"/>
+          </w:rPr>
+          <w:t xml:space="preserve">https://doi.org/10.1037/0096-3445.129.1.126</w:t>
+        </w:r>
+      </w:hyperlink>
+    </w:p>
+    <w:bookmarkEnd w:id="88"/>
+    <w:bookmarkStart w:id="90" w:name="ref-bonsall2023temporal"/>
+    <w:p>
+      <w:pPr>
+        <w:pStyle w:val="Bibliography"/>
+      </w:pPr>
+      <w:r>
+        <w:t xml:space="preserve">Bonsall, M. B., &amp; Holmes, E. A. (2023). Temporal dynamics of trauma memory persistence.</w:t>
+      </w:r>
+      <w:r>
+        <w:t xml:space="preserve"> </w:t>
+      </w:r>
+      <w:r>
+        <w:rPr>
+          <w:i/>
+          <w:iCs/>
+        </w:rPr>
+        <w:t xml:space="preserve">Journal of the Royal Society Interface</w:t>
+      </w:r>
+      <w:r>
+        <w:t xml:space="preserve">,</w:t>
+      </w:r>
+      <w:r>
+        <w:t xml:space="preserve"> </w:t>
+      </w:r>
+      <w:r>
+        <w:rPr>
+          <w:i/>
+          <w:iCs/>
+        </w:rPr>
+        <w:t xml:space="preserve">20</w:t>
+      </w:r>
+      <w:r>
+        <w:t xml:space="preserve">(203), 20230108.</w:t>
+      </w:r>
+      <w:r>
+        <w:t xml:space="preserve"> </w:t>
+      </w:r>
+      <w:hyperlink r:id="rId89">
+        <w:r>
+          <w:rPr>
+            <w:rStyle w:val="Hyperlink"/>
+          </w:rPr>
+          <w:t xml:space="preserve">https://doi.org/10.1098/rsif.2023.0108</w:t>
+        </w:r>
+      </w:hyperlink>
+    </w:p>
+    <w:bookmarkEnd w:id="90"/>
+    <w:bookmarkStart w:id="92" w:name="ref-boyle2025why"/>
+    <w:p>
+      <w:pPr>
+        <w:pStyle w:val="Bibliography"/>
+      </w:pPr>
+      <w:r>
+        <w:t xml:space="preserve">Boyle, A., &amp; Brown, S. A. B. (2025). Why might animals remember? A functional framework for episodic memory research in comparative psychology.</w:t>
+      </w:r>
+      <w:r>
+        <w:t xml:space="preserve"> </w:t>
+      </w:r>
+      <w:r>
+        <w:rPr>
+          <w:i/>
+          <w:iCs/>
+        </w:rPr>
+        <w:t xml:space="preserve">Learning &amp; Behavior</w:t>
+      </w:r>
+      <w:r>
+        <w:t xml:space="preserve">,</w:t>
+      </w:r>
+      <w:r>
+        <w:t xml:space="preserve"> </w:t>
+      </w:r>
+      <w:r>
+        <w:rPr>
+          <w:i/>
+          <w:iCs/>
+        </w:rPr>
+        <w:t xml:space="preserve">53</w:t>
+      </w:r>
+      <w:r>
+        <w:t xml:space="preserve">, 14–30.</w:t>
+      </w:r>
+      <w:r>
+        <w:t xml:space="preserve"> </w:t>
+      </w:r>
+      <w:hyperlink r:id="rId91">
+        <w:r>
+          <w:rPr>
+            <w:rStyle w:val="Hyperlink"/>
+          </w:rPr>
+          <w:t xml:space="preserve">https://doi.org/10.3758/s13420-024-00645-0</w:t>
+        </w:r>
+      </w:hyperlink>
+    </w:p>
+    <w:bookmarkEnd w:id="92"/>
+    <w:bookmarkStart w:id="94" w:name="ref-brewin2014episodic"/>
     <w:p>
       <w:pPr>
         <w:pStyle w:val="Bibliography"/>
@@ -11221,7 +11883,7 @@
       <w:r>
         <w:t xml:space="preserve"> </w:t>
       </w:r>
-      <w:hyperlink r:id="rId87">
+      <w:hyperlink r:id="rId93">
         <w:r>
           <w:rPr>
             <w:rStyle w:val="Hyperlink"/>
@@ -11230,8 +11892,8 @@
         </w:r>
       </w:hyperlink>
     </w:p>
-    <w:bookmarkEnd w:id="88"/>
-    <w:bookmarkStart w:id="90" w:name="ref-brewin1996dual"/>
+    <w:bookmarkEnd w:id="94"/>
+    <w:bookmarkStart w:id="96" w:name="ref-brewin1996dual"/>
     <w:p>
       <w:pPr>
         <w:pStyle w:val="Bibliography"/>
@@ -11268,7 +11930,7 @@
       <w:r>
         <w:t xml:space="preserve"> </w:t>
       </w:r>
-      <w:hyperlink r:id="rId89">
+      <w:hyperlink r:id="rId95">
         <w:r>
           <w:rPr>
             <w:rStyle w:val="Hyperlink"/>
@@ -11277,8 +11939,8 @@
         </w:r>
       </w:hyperlink>
     </w:p>
-    <w:bookmarkEnd w:id="90"/>
-    <w:bookmarkStart w:id="92" w:name="ref-brewin2010intrusive"/>
+    <w:bookmarkEnd w:id="96"/>
+    <w:bookmarkStart w:id="98" w:name="ref-brewin2010intrusive"/>
     <w:p>
       <w:pPr>
         <w:pStyle w:val="Bibliography"/>
@@ -11315,7 +11977,7 @@
       <w:r>
         <w:t xml:space="preserve"> </w:t>
       </w:r>
-      <w:hyperlink r:id="rId91">
+      <w:hyperlink r:id="rId97">
         <w:r>
           <w:rPr>
             <w:rStyle w:val="Hyperlink"/>
@@ -11324,8 +11986,8 @@
         </w:r>
       </w:hyperlink>
     </w:p>
-    <w:bookmarkEnd w:id="92"/>
-    <w:bookmarkStart w:id="94" w:name="ref-cohen2022memory"/>
+    <w:bookmarkEnd w:id="98"/>
+    <w:bookmarkStart w:id="100" w:name="ref-cohen2022memory"/>
     <w:p>
       <w:pPr>
         <w:pStyle w:val="Bibliography"/>
@@ -11362,7 +12024,7 @@
       <w:r>
         <w:t xml:space="preserve"> </w:t>
       </w:r>
-      <w:hyperlink r:id="rId93">
+      <w:hyperlink r:id="rId99">
         <w:r>
           <w:rPr>
             <w:rStyle w:val="Hyperlink"/>
@@ -11371,8 +12033,8 @@
         </w:r>
       </w:hyperlink>
     </w:p>
-    <w:bookmarkEnd w:id="94"/>
-    <w:bookmarkStart w:id="96" w:name="ref-deeprose2012imagery"/>
+    <w:bookmarkEnd w:id="100"/>
+    <w:bookmarkStart w:id="102" w:name="ref-deeprose2012imagery"/>
     <w:p>
       <w:pPr>
         <w:pStyle w:val="Bibliography"/>
@@ -11409,7 +12071,7 @@
       <w:r>
         <w:t xml:space="preserve"> </w:t>
       </w:r>
-      <w:hyperlink r:id="rId95">
+      <w:hyperlink r:id="rId101">
         <w:r>
           <w:rPr>
             <w:rStyle w:val="Hyperlink"/>
@@ -11418,8 +12080,8 @@
         </w:r>
       </w:hyperlink>
     </w:p>
-    <w:bookmarkEnd w:id="96"/>
-    <w:bookmarkStart w:id="97" w:name="ref-dupertuys2026ukraine"/>
+    <w:bookmarkEnd w:id="102"/>
+    <w:bookmarkStart w:id="103" w:name="ref-dupertuys2026ukraine"/>
     <w:p>
       <w:pPr>
         <w:pStyle w:val="Bibliography"/>
@@ -11455,8 +12117,8 @@
         <w:t xml:space="preserve">.</w:t>
       </w:r>
     </w:p>
-    <w:bookmarkEnd w:id="97"/>
-    <w:bookmarkStart w:id="99" w:name="ref-ehlers2000cognitive"/>
+    <w:bookmarkEnd w:id="103"/>
+    <w:bookmarkStart w:id="105" w:name="ref-ehlers2000cognitive"/>
     <w:p>
       <w:pPr>
         <w:pStyle w:val="Bibliography"/>
@@ -11493,7 +12155,7 @@
       <w:r>
         <w:t xml:space="preserve"> </w:t>
       </w:r>
-      <w:hyperlink r:id="rId98">
+      <w:hyperlink r:id="rId104">
         <w:r>
           <w:rPr>
             <w:rStyle w:val="Hyperlink"/>
@@ -11502,8 +12164,8 @@
         </w:r>
       </w:hyperlink>
     </w:p>
-    <w:bookmarkEnd w:id="99"/>
-    <w:bookmarkStart w:id="101" w:name="ref-holmes2008inducing"/>
+    <w:bookmarkEnd w:id="105"/>
+    <w:bookmarkStart w:id="107" w:name="ref-holmes2008inducing"/>
     <w:p>
       <w:pPr>
         <w:pStyle w:val="Bibliography"/>
@@ -11540,7 +12202,7 @@
       <w:r>
         <w:t xml:space="preserve"> </w:t>
       </w:r>
-      <w:hyperlink r:id="rId100">
+      <w:hyperlink r:id="rId106">
         <w:r>
           <w:rPr>
             <w:rStyle w:val="Hyperlink"/>
@@ -11549,8 +12211,8 @@
         </w:r>
       </w:hyperlink>
     </w:p>
-    <w:bookmarkEnd w:id="101"/>
-    <w:bookmarkStart w:id="103" w:name="ref-holmes2004trauma"/>
+    <w:bookmarkEnd w:id="107"/>
+    <w:bookmarkStart w:id="109" w:name="ref-holmes2004trauma"/>
     <w:p>
       <w:pPr>
         <w:pStyle w:val="Bibliography"/>
@@ -11587,7 +12249,7 @@
       <w:r>
         <w:t xml:space="preserve"> </w:t>
       </w:r>
-      <w:hyperlink r:id="rId102">
+      <w:hyperlink r:id="rId108">
         <w:r>
           <w:rPr>
             <w:rStyle w:val="Hyperlink"/>
@@ -11596,8 +12258,8 @@
         </w:r>
       </w:hyperlink>
     </w:p>
-    <w:bookmarkEnd w:id="103"/>
-    <w:bookmarkStart w:id="105" w:name="ref-holmes2009can"/>
+    <w:bookmarkEnd w:id="109"/>
+    <w:bookmarkStart w:id="111" w:name="ref-holmes2009can"/>
     <w:p>
       <w:pPr>
         <w:pStyle w:val="Bibliography"/>
@@ -11646,7 +12308,7 @@
       <w:r>
         <w:t xml:space="preserve"> </w:t>
       </w:r>
-      <w:hyperlink r:id="rId104">
+      <w:hyperlink r:id="rId110">
         <w:r>
           <w:rPr>
             <w:rStyle w:val="Hyperlink"/>
@@ -11655,8 +12317,8 @@
         </w:r>
       </w:hyperlink>
     </w:p>
-    <w:bookmarkEnd w:id="105"/>
-    <w:bookmarkStart w:id="107" w:name="ref-holmes2010key"/>
+    <w:bookmarkEnd w:id="111"/>
+    <w:bookmarkStart w:id="113" w:name="ref-holmes2010key"/>
     <w:p>
       <w:pPr>
         <w:pStyle w:val="Bibliography"/>
@@ -11714,7 +12376,7 @@
       <w:r>
         <w:t xml:space="preserve"> </w:t>
       </w:r>
-      <w:hyperlink r:id="rId106">
+      <w:hyperlink r:id="rId112">
         <w:r>
           <w:rPr>
             <w:rStyle w:val="Hyperlink"/>
@@ -11723,8 +12385,8 @@
         </w:r>
       </w:hyperlink>
     </w:p>
-    <w:bookmarkEnd w:id="107"/>
-    <w:bookmarkStart w:id="109" w:name="ref-horsch2017reducing"/>
+    <w:bookmarkEnd w:id="113"/>
+    <w:bookmarkStart w:id="115" w:name="ref-horsch2017reducing"/>
     <w:p>
       <w:pPr>
         <w:pStyle w:val="Bibliography"/>
@@ -11761,7 +12423,7 @@
       <w:r>
         <w:t xml:space="preserve"> </w:t>
       </w:r>
-      <w:hyperlink r:id="rId108">
+      <w:hyperlink r:id="rId114">
         <w:r>
           <w:rPr>
             <w:rStyle w:val="Hyperlink"/>
@@ -11770,8 +12432,8 @@
         </w:r>
       </w:hyperlink>
     </w:p>
-    <w:bookmarkEnd w:id="109"/>
-    <w:bookmarkStart w:id="111" w:name="ref-howard2002distributed"/>
+    <w:bookmarkEnd w:id="115"/>
+    <w:bookmarkStart w:id="117" w:name="ref-howard2002distributed"/>
     <w:p>
       <w:pPr>
         <w:pStyle w:val="Bibliography"/>
@@ -11808,7 +12470,7 @@
       <w:r>
         <w:t xml:space="preserve"> </w:t>
       </w:r>
-      <w:hyperlink r:id="rId110">
+      <w:hyperlink r:id="rId116">
         <w:r>
           <w:rPr>
             <w:rStyle w:val="Hyperlink"/>
@@ -11817,8 +12479,8 @@
         </w:r>
       </w:hyperlink>
     </w:p>
-    <w:bookmarkEnd w:id="111"/>
-    <w:bookmarkStart w:id="112" w:name="ref-howard2008persistence"/>
+    <w:bookmarkEnd w:id="117"/>
+    <w:bookmarkStart w:id="118" w:name="ref-howard2008persistence"/>
     <w:p>
       <w:pPr>
         <w:pStyle w:val="Bibliography"/>
@@ -11853,8 +12515,55 @@
         <w:t xml:space="preserve">(1), 58–63.</w:t>
       </w:r>
     </w:p>
-    <w:bookmarkEnd w:id="112"/>
-    <w:bookmarkStart w:id="114" w:name="ref-iyadurai2018preventing"/>
+    <w:bookmarkEnd w:id="118"/>
+    <w:bookmarkStart w:id="120" w:name="ref-hupbach2008dynamics"/>
+    <w:p>
+      <w:pPr>
+        <w:pStyle w:val="Bibliography"/>
+      </w:pPr>
+      <w:r>
+        <w:t xml:space="preserve">Hupbach, A., Hardt, O., Gomez, R., &amp; Nadel, L. (2008). The dynamics of memory: Context-dependent updating.</w:t>
+      </w:r>
+      <w:r>
+        <w:t xml:space="preserve"> </w:t>
+      </w:r>
+      <w:r>
+        <w:rPr>
+          <w:i/>
+          <w:iCs/>
+        </w:rPr>
+        <w:t xml:space="preserve">Learning &amp; Memory</w:t>
+      </w:r>
+      <w:r>
+        <w:t xml:space="preserve">,</w:t>
+      </w:r>
+      <w:r>
+        <w:t xml:space="preserve"> </w:t>
+      </w:r>
+      <w:r>
+        <w:rPr>
+          <w:i/>
+          <w:iCs/>
+        </w:rPr>
+        <w:t xml:space="preserve">15</w:t>
+      </w:r>
+      <w:r>
+        <w:t xml:space="preserve">(8), 574–579.</w:t>
+      </w:r>
+      <w:r>
+        <w:t xml:space="preserve"> </w:t>
+      </w:r>
+      <w:hyperlink r:id="rId119">
+        <w:r>
+          <w:rPr>
+            <w:rStyle w:val="Hyperlink"/>
+          </w:rPr>
+          <w:t xml:space="preserve">https://doi.org/10.1101/lm.1022308</w:t>
+        </w:r>
+      </w:hyperlink>
+    </w:p>
+    <w:bookmarkEnd w:id="120"/>
+    <w:bookmarkStart w:id="122" w:name="ref-iyadurai2018preventing"/>
     <w:p>
       <w:pPr>
         <w:pStyle w:val="Bibliography"/>
@@ -11903,7 +12612,7 @@
       <w:r>
         <w:t xml:space="preserve"> </w:t>
       </w:r>
-      <w:hyperlink r:id="rId113">
+      <w:hyperlink r:id="rId121">
         <w:r>
           <w:rPr>
             <w:rStyle w:val="Hyperlink"/>
@@ -11912,8 +12621,8 @@
         </w:r>
       </w:hyperlink>
     </w:p>
-    <w:bookmarkEnd w:id="114"/>
-    <w:bookmarkStart w:id="116" w:name="ref-iyadurai2019intrusive"/>
+    <w:bookmarkEnd w:id="122"/>
+    <w:bookmarkStart w:id="124" w:name="ref-iyadurai2019intrusive"/>
     <w:p>
       <w:pPr>
         <w:pStyle w:val="Bibliography"/>
@@ -11950,7 +12659,7 @@
       <w:r>
         <w:t xml:space="preserve"> </w:t>
       </w:r>
-      <w:hyperlink r:id="rId115">
+      <w:hyperlink r:id="rId123">
         <w:r>
           <w:rPr>
             <w:rStyle w:val="Hyperlink"/>
@@ -11959,8 +12668,8 @@
         </w:r>
       </w:hyperlink>
     </w:p>
-    <w:bookmarkEnd w:id="116"/>
-    <w:bookmarkStart w:id="118" w:name="ref-james2015computer"/>
+    <w:bookmarkEnd w:id="124"/>
+    <w:bookmarkStart w:id="126" w:name="ref-james2015computer"/>
     <w:p>
       <w:pPr>
         <w:pStyle w:val="Bibliography"/>
@@ -11997,7 +12706,7 @@
       <w:r>
         <w:t xml:space="preserve"> </w:t>
       </w:r>
-      <w:hyperlink r:id="rId117">
+      <w:hyperlink r:id="rId125">
         <w:r>
           <w:rPr>
             <w:rStyle w:val="Hyperlink"/>
@@ -12006,8 +12715,8 @@
         </w:r>
       </w:hyperlink>
     </w:p>
-    <w:bookmarkEnd w:id="118"/>
-    <w:bookmarkStart w:id="120" w:name="ref-james2016trauma"/>
+    <w:bookmarkEnd w:id="126"/>
+    <w:bookmarkStart w:id="128" w:name="ref-james2016trauma"/>
     <w:p>
       <w:pPr>
         <w:pStyle w:val="Bibliography"/>
@@ -12044,7 +12753,7 @@
       <w:r>
         <w:t xml:space="preserve"> </w:t>
       </w:r>
-      <w:hyperlink r:id="rId119">
+      <w:hyperlink r:id="rId127">
         <w:r>
           <w:rPr>
             <w:rStyle w:val="Hyperlink"/>
@@ -12053,8 +12762,8 @@
         </w:r>
       </w:hyperlink>
     </w:p>
-    <w:bookmarkEnd w:id="120"/>
-    <w:bookmarkStart w:id="121" w:name="ref-kahana1996associative"/>
+    <w:bookmarkEnd w:id="128"/>
+    <w:bookmarkStart w:id="129" w:name="ref-kahana1996associative"/>
     <w:p>
       <w:pPr>
         <w:pStyle w:val="Bibliography"/>
@@ -12089,8 +12798,8 @@
         <w:t xml:space="preserve">(1), 103–109.</w:t>
       </w:r>
     </w:p>
-    <w:bookmarkEnd w:id="121"/>
-    <w:bookmarkStart w:id="123" w:name="ref-kanstrup2021single"/>
+    <w:bookmarkEnd w:id="129"/>
+    <w:bookmarkStart w:id="131" w:name="ref-kanstrup2021single"/>
     <w:p>
       <w:pPr>
         <w:pStyle w:val="Bibliography"/>
@@ -12127,7 +12836,7 @@
       <w:r>
         <w:t xml:space="preserve"> </w:t>
       </w:r>
-      <w:hyperlink r:id="rId122">
+      <w:hyperlink r:id="rId130">
         <w:r>
           <w:rPr>
             <w:rStyle w:val="Hyperlink"/>
@@ -12136,8 +12845,8 @@
         </w:r>
       </w:hyperlink>
     </w:p>
-    <w:bookmarkEnd w:id="123"/>
-    <w:bookmarkStart w:id="125" w:name="ref-kessler2020visuospatial"/>
+    <w:bookmarkEnd w:id="131"/>
+    <w:bookmarkStart w:id="133" w:name="ref-kessler2020visuospatial"/>
     <w:p>
       <w:pPr>
         <w:pStyle w:val="Bibliography"/>
@@ -12174,7 +12883,7 @@
       <w:r>
         <w:t xml:space="preserve"> </w:t>
       </w:r>
-      <w:hyperlink r:id="rId124">
+      <w:hyperlink r:id="rId132">
         <w:r>
           <w:rPr>
             <w:rStyle w:val="Hyperlink"/>
@@ -12183,8 +12892,8 @@
         </w:r>
       </w:hyperlink>
     </w:p>
-    <w:bookmarkEnd w:id="125"/>
-    <w:bookmarkStart w:id="127" w:name="ref-kindt2009beyond"/>
+    <w:bookmarkEnd w:id="133"/>
+    <w:bookmarkStart w:id="135" w:name="ref-kindt2009beyond"/>
     <w:p>
       <w:pPr>
         <w:pStyle w:val="Bibliography"/>
@@ -12221,7 +12930,7 @@
       <w:r>
         <w:t xml:space="preserve"> </w:t>
       </w:r>
-      <w:hyperlink r:id="rId126">
+      <w:hyperlink r:id="rId134">
         <w:r>
           <w:rPr>
             <w:rStyle w:val="Hyperlink"/>
@@ -12230,8 +12939,55 @@
         </w:r>
       </w:hyperlink>
     </w:p>
-    <w:bookmarkEnd w:id="127"/>
-    <w:bookmarkStart w:id="129" w:name="ref-krans2009intrusive"/>
+    <w:bookmarkEnd w:id="135"/>
+    <w:bookmarkStart w:id="137" w:name="ref-kragel2015neural"/>
+    <w:p>
+      <w:pPr>
+        <w:pStyle w:val="Bibliography"/>
+      </w:pPr>
+      <w:r>
+        <w:t xml:space="preserve">Kragel, J. E., Morton, N. W., &amp; Polyn, S. M. (2015). Neural activity in the medial temporal lobe reveals the fidelity of mental time travel.</w:t>
+      </w:r>
+      <w:r>
+        <w:t xml:space="preserve"> </w:t>
+      </w:r>
+      <w:r>
+        <w:rPr>
+          <w:i/>
+          <w:iCs/>
+        </w:rPr>
+        <w:t xml:space="preserve">Journal of Neuroscience</w:t>
+      </w:r>
+      <w:r>
+        <w:t xml:space="preserve">,</w:t>
+      </w:r>
+      <w:r>
+        <w:t xml:space="preserve"> </w:t>
+      </w:r>
+      <w:r>
+        <w:rPr>
+          <w:i/>
+          <w:iCs/>
+        </w:rPr>
+        <w:t xml:space="preserve">35</w:t>
+      </w:r>
+      <w:r>
+        <w:t xml:space="preserve">(7), 2914–2926.</w:t>
+      </w:r>
+      <w:r>
+        <w:t xml:space="preserve"> </w:t>
+      </w:r>
+      <w:hyperlink r:id="rId136">
+        <w:r>
+          <w:rPr>
+            <w:rStyle w:val="Hyperlink"/>
+          </w:rPr>
+          <w:t xml:space="preserve">https://doi.org/10.1523/JNEUROSCI.3378-14.2015</w:t>
+        </w:r>
+      </w:hyperlink>
+    </w:p>
+    <w:bookmarkEnd w:id="137"/>
+    <w:bookmarkStart w:id="139" w:name="ref-krans2009intrusive"/>
     <w:p>
       <w:pPr>
         <w:pStyle w:val="Bibliography"/>
@@ -12268,7 +13024,7 @@
       <w:r>
         <w:t xml:space="preserve"> </w:t>
       </w:r>
-      <w:hyperlink r:id="rId128">
+      <w:hyperlink r:id="rId138">
         <w:r>
           <w:rPr>
             <w:rStyle w:val="Hyperlink"/>
@@ -12277,8 +13033,8 @@
         </w:r>
       </w:hyperlink>
     </w:p>
-    <w:bookmarkEnd w:id="129"/>
-    <w:bookmarkStart w:id="131" w:name="ref-lau2019intrusive"/>
+    <w:bookmarkEnd w:id="139"/>
+    <w:bookmarkStart w:id="141" w:name="ref-lau2019intrusive"/>
     <w:p>
       <w:pPr>
         <w:pStyle w:val="Bibliography"/>
@@ -12315,7 +13071,7 @@
       <w:r>
         <w:t xml:space="preserve"> </w:t>
       </w:r>
-      <w:hyperlink r:id="rId130">
+      <w:hyperlink r:id="rId140">
         <w:r>
           <w:rPr>
             <w:rStyle w:val="Hyperlink"/>
@@ -12324,8 +13080,8 @@
         </w:r>
       </w:hyperlink>
     </w:p>
-    <w:bookmarkEnd w:id="131"/>
-    <w:bookmarkStart w:id="133" w:name="ref-lau2021selectively"/>
+    <w:bookmarkEnd w:id="141"/>
+    <w:bookmarkStart w:id="143" w:name="ref-lau2021selectively"/>
     <w:p>
       <w:pPr>
         <w:pStyle w:val="Bibliography"/>
@@ -12362,7 +13118,7 @@
       <w:r>
         <w:t xml:space="preserve"> </w:t>
       </w:r>
-      <w:hyperlink r:id="rId132">
+      <w:hyperlink r:id="rId142">
         <w:r>
           <w:rPr>
             <w:rStyle w:val="Hyperlink"/>
@@ -12371,8 +13127,8 @@
         </w:r>
       </w:hyperlink>
     </w:p>
-    <w:bookmarkEnd w:id="133"/>
-    <w:bookmarkStart w:id="135" w:name="ref-lohnas2015expanding"/>
+    <w:bookmarkEnd w:id="143"/>
+    <w:bookmarkStart w:id="145" w:name="ref-lohnas2015expanding"/>
     <w:p>
       <w:pPr>
         <w:pStyle w:val="Bibliography"/>
@@ -12409,7 +13165,7 @@
       <w:r>
         <w:t xml:space="preserve"> </w:t>
       </w:r>
-      <w:hyperlink r:id="rId134">
+      <w:hyperlink r:id="rId144">
         <w:r>
           <w:rPr>
             <w:rStyle w:val="Hyperlink"/>
@@ -12418,8 +13174,55 @@
         </w:r>
       </w:hyperlink>
     </w:p>
-    <w:bookmarkEnd w:id="135"/>
-    <w:bookmarkStart w:id="137" w:name="ref-polyn2009context"/>
+    <w:bookmarkEnd w:id="145"/>
+    <w:bookmarkStart w:id="147" w:name="ref-morton2016predictive"/>
+    <w:p>
+      <w:pPr>
+        <w:pStyle w:val="Bibliography"/>
+      </w:pPr>
+      <w:r>
+        <w:t xml:space="preserve">Morton, N. W., &amp; Polyn, S. M. (2016). A predictive framework for evaluating models of semantic organization in free recall.</w:t>
+      </w:r>
+      <w:r>
+        <w:t xml:space="preserve"> </w:t>
+      </w:r>
+      <w:r>
+        <w:rPr>
+          <w:i/>
+          <w:iCs/>
+        </w:rPr>
+        <w:t xml:space="preserve">Journal of Memory and Language</w:t>
+      </w:r>
+      <w:r>
+        <w:t xml:space="preserve">,</w:t>
+      </w:r>
+      <w:r>
+        <w:t xml:space="preserve"> </w:t>
+      </w:r>
+      <w:r>
+        <w:rPr>
+          <w:i/>
+          <w:iCs/>
+        </w:rPr>
+        <w:t xml:space="preserve">86</w:t>
+      </w:r>
+      <w:r>
+        <w:t xml:space="preserve">, 119–140.</w:t>
+      </w:r>
+      <w:r>
+        <w:t xml:space="preserve"> </w:t>
+      </w:r>
+      <w:hyperlink r:id="rId146">
+        <w:r>
+          <w:rPr>
+            <w:rStyle w:val="Hyperlink"/>
+          </w:rPr>
+          <w:t xml:space="preserve">https://doi.org/10.1016/j.jml.2015.10.002</w:t>
+        </w:r>
+      </w:hyperlink>
+    </w:p>
+    <w:bookmarkEnd w:id="147"/>
+    <w:bookmarkStart w:id="149" w:name="ref-polyn2009context"/>
     <w:p>
       <w:pPr>
         <w:pStyle w:val="Bibliography"/>
@@ -12456,7 +13259,7 @@
       <w:r>
         <w:t xml:space="preserve"> </w:t>
       </w:r>
-      <w:hyperlink r:id="rId136">
+      <w:hyperlink r:id="rId148">
         <w:r>
           <w:rPr>
             <w:rStyle w:val="Hyperlink"/>
@@ -12465,8 +13268,8 @@
         </w:r>
       </w:hyperlink>
     </w:p>
-    <w:bookmarkEnd w:id="137"/>
-    <w:bookmarkStart w:id="139" w:name="ref-polyn2009task"/>
+    <w:bookmarkEnd w:id="149"/>
+    <w:bookmarkStart w:id="151" w:name="ref-polyn2009task"/>
     <w:p>
       <w:pPr>
         <w:pStyle w:val="Bibliography"/>
@@ -12503,7 +13306,7 @@
       <w:r>
         <w:t xml:space="preserve"> </w:t>
       </w:r>
-      <w:hyperlink r:id="rId138">
+      <w:hyperlink r:id="rId150">
         <w:r>
           <w:rPr>
             <w:rStyle w:val="Hyperlink"/>
@@ -12512,8 +13315,8 @@
         </w:r>
       </w:hyperlink>
     </w:p>
-    <w:bookmarkEnd w:id="139"/>
-    <w:bookmarkStart w:id="141" w:name="ref-sederberg2011human"/>
+    <w:bookmarkEnd w:id="151"/>
+    <w:bookmarkStart w:id="153" w:name="ref-sederberg2011human"/>
     <w:p>
       <w:pPr>
         <w:pStyle w:val="Bibliography"/>
@@ -12550,7 +13353,7 @@
       <w:r>
         <w:t xml:space="preserve"> </w:t>
       </w:r>
-      <w:hyperlink r:id="rId140">
+      <w:hyperlink r:id="rId152">
         <w:r>
           <w:rPr>
             <w:rStyle w:val="Hyperlink"/>
@@ -12559,8 +13362,8 @@
         </w:r>
       </w:hyperlink>
     </w:p>
-    <w:bookmarkEnd w:id="141"/>
-    <w:bookmarkStart w:id="143" w:name="ref-sederberg2008context"/>
+    <w:bookmarkEnd w:id="153"/>
+    <w:bookmarkStart w:id="155" w:name="ref-sederberg2008context"/>
     <w:p>
       <w:pPr>
         <w:pStyle w:val="Bibliography"/>
@@ -12597,7 +13400,7 @@
       <w:r>
         <w:t xml:space="preserve"> </w:t>
       </w:r>
-      <w:hyperlink r:id="rId142">
+      <w:hyperlink r:id="rId154">
         <w:r>
           <w:rPr>
             <w:rStyle w:val="Hyperlink"/>
@@ -12606,8 +13409,8 @@
         </w:r>
       </w:hyperlink>
     </w:p>
-    <w:bookmarkEnd w:id="143"/>
-    <w:bookmarkStart w:id="145" w:name="ref-talmi2019retrieved"/>
+    <w:bookmarkEnd w:id="155"/>
+    <w:bookmarkStart w:id="157" w:name="ref-talmi2019retrieved"/>
     <w:p>
       <w:pPr>
         <w:pStyle w:val="Bibliography"/>
@@ -12644,7 +13447,7 @@
       <w:r>
         <w:t xml:space="preserve"> </w:t>
       </w:r>
-      <w:hyperlink r:id="rId144">
+      <w:hyperlink r:id="rId156">
         <w:r>
           <w:rPr>
             <w:rStyle w:val="Hyperlink"/>
@@ -12653,8 +13456,8 @@
         </w:r>
       </w:hyperlink>
     </w:p>
-    <w:bookmarkEnd w:id="145"/>
-    <w:bookmarkStart w:id="147" w:name="ref-varma2024experimental"/>
+    <w:bookmarkEnd w:id="157"/>
+    <w:bookmarkStart w:id="159" w:name="ref-varma2024experimental"/>
     <w:p>
       <w:pPr>
         <w:pStyle w:val="Bibliography"/>
@@ -12691,7 +13494,7 @@
       <w:r>
         <w:t xml:space="preserve"> </w:t>
       </w:r>
-      <w:hyperlink r:id="rId146">
+      <w:hyperlink r:id="rId158">
         <w:r>
           <w:rPr>
             <w:rStyle w:val="Hyperlink"/>
@@ -12700,8 +13503,8 @@
         </w:r>
       </w:hyperlink>
     </w:p>
-    <w:bookmarkEnd w:id="147"/>
-    <w:bookmarkStart w:id="149" w:name="ref-wessel2025evidence"/>
+    <w:bookmarkEnd w:id="159"/>
+    <w:bookmarkStart w:id="161" w:name="ref-wessel2025evidence"/>
     <w:p>
       <w:pPr>
         <w:pStyle w:val="Bibliography"/>
@@ -12750,7 +13553,7 @@
       <w:r>
         <w:t xml:space="preserve"> </w:t>
       </w:r>
-      <w:hyperlink r:id="rId148">
+      <w:hyperlink r:id="rId160">
         <w:r>
           <w:rPr>
             <w:rStyle w:val="Hyperlink"/>
@@ -12759,8 +13562,8 @@
         </w:r>
       </w:hyperlink>
     </w:p>
-    <w:bookmarkEnd w:id="149"/>
-    <w:bookmarkStart w:id="151" w:name="ref-zaromb2006temporal"/>
+    <w:bookmarkEnd w:id="161"/>
+    <w:bookmarkStart w:id="163" w:name="ref-zaromb2006temporal"/>
     <w:p>
       <w:pPr>
         <w:pStyle w:val="Bibliography"/>
@@ -12797,7 +13600,7 @@
       <w:r>
         <w:t xml:space="preserve"> </w:t>
       </w:r>
-      <w:hyperlink r:id="rId150">
+      <w:hyperlink r:id="rId162">
         <w:r>
           <w:rPr>
             <w:rStyle w:val="Hyperlink"/>
@@ -12806,9 +13609,56 @@
         </w:r>
       </w:hyperlink>
     </w:p>
-    <w:bookmarkEnd w:id="151"/>
-    <w:bookmarkEnd w:id="152"/>
-    <w:bookmarkEnd w:id="153"/>
+    <w:bookmarkEnd w:id="163"/>
+    <w:bookmarkStart w:id="165" w:name="ref-zhou2025episodic"/>
+    <w:p>
+      <w:pPr>
+        <w:pStyle w:val="Bibliography"/>
+      </w:pPr>
+      <w:r>
+        <w:t xml:space="preserve">Zhou, C. Y., Talmi, D., Daw, N. D., &amp; Mattar, M. G. (2025). Episodic retrieval for model-based evaluation in sequential decision tasks.</w:t>
+      </w:r>
+      <w:r>
+        <w:t xml:space="preserve"> </w:t>
+      </w:r>
+      <w:r>
+        <w:rPr>
+          <w:i/>
+          <w:iCs/>
+        </w:rPr>
+        <w:t xml:space="preserve">Psychological Review</w:t>
+      </w:r>
+      <w:r>
+        <w:t xml:space="preserve">,</w:t>
+      </w:r>
+      <w:r>
+        <w:t xml:space="preserve"> </w:t>
+      </w:r>
+      <w:r>
+        <w:rPr>
+          <w:i/>
+          <w:iCs/>
+        </w:rPr>
+        <w:t xml:space="preserve">132</w:t>
+      </w:r>
+      <w:r>
+        <w:t xml:space="preserve">(1), 18–49.</w:t>
+      </w:r>
+      <w:r>
+        <w:t xml:space="preserve"> </w:t>
+      </w:r>
+      <w:hyperlink r:id="rId164">
+        <w:r>
+          <w:rPr>
+            <w:rStyle w:val="Hyperlink"/>
+          </w:rPr>
+          <w:t xml:space="preserve">https://doi.org/10.1037/rev0000505</w:t>
+        </w:r>
+      </w:hyperlink>
+    </w:p>
+    <w:bookmarkEnd w:id="165"/>
+    <w:bookmarkEnd w:id="166"/>
+    <w:bookmarkEnd w:id="167"/>
     <w:sectPr>
       <w:headerReference r:id="rId9" w:type="even"/>
       <w:headerReference r:id="rId11" w:type="default"/>

--- a/docs/index.docx
+++ b/docs/index.docx
@@ -1608,6 +1608,12 @@
       </w:r>
       <w:r>
         <w:t xml:space="preserve">Orange marks task items, task-associated context states, and task support.</w:t>
+      </w:r>
+      <w:r>
+        <w:t xml:space="preserve"> </w:t>
+      </w:r>
+      <w:r>
+        <w:t xml:space="preserve">Solid arrows mark context-updating or retrieval operations.</w:t>
       </w:r>
       <w:r>
         <w:t xml:space="preserve"> </w:t>
@@ -2055,7 +2061,7 @@
         <w:t xml:space="preserve"> </w:t>
       </w:r>
       <w:r>
-        <w:t xml:space="preserve">Retrieval tests that supply a film item can be less vulnerable to interference, because the supplied item reinstates associated context and reduces reliance on selecting film items from a mixed competitor set</w:t>
+        <w:t xml:space="preserve">Tests that provide a film item as the cue can be less vulnerable to this form of interference, because the model can use the supplied item to reinstate associated context rather than first selecting a film item from a context state that also supports task competitors</w:t>
       </w:r>
       <w:r>
         <w:t xml:space="preserve"> </w:t>
@@ -9517,13 +9523,13 @@
         <w:t xml:space="preserve"> </w:t>
       </w:r>
       <w:r>
-        <w:t xml:space="preserve">For each reminder condition and task encoding multiplier, serial-position curves estimate the probability that each encoded position appears at least once in the later sampled retrieval sequence.</w:t>
-      </w:r>
-      <w:r>
-        <w:t xml:space="preserve"> </w:t>
-      </w:r>
-      <w:r>
-        <w:t xml:space="preserve">As described above, these serial-position curves sort retrieval outcomes by encoded position.</w:t>
+        <w:t xml:space="preserve">In the table, break/buffer items implement the intervening delay, and filler items implement the post-task delay.</w:t>
+      </w:r>
+      <w:r>
+        <w:t xml:space="preserve"> </w:t>
+      </w:r>
+      <w:r>
+        <w:t xml:space="preserve">For each reminder condition and task encoding multiplier, serial-position curves show retrieval-test outcomes sorted by where each item appeared in the encoded sequence.</w:t>
       </w:r>
       <w:r>
         <w:t xml:space="preserve"> </w:t>
@@ -10237,7 +10243,7 @@
         <w:t xml:space="preserve"> </w:t>
       </w:r>
       <w:r>
-        <w:t xml:space="preserve">Recall is relatively stable without a reminder but shifts from film to task positions when a reminder precedes task encoding.</w:t>
+        <w:t xml:space="preserve">Retrieval-test recall is relatively stable across encoded positions without a reminder but shifts from film to task positions when a reminder precedes task encoding.</w:t>
       </w:r>
       <w:r>
         <w:t xml:space="preserve"> </w:t>
@@ -10253,7 +10259,7 @@
         <w:t xml:space="preserve"> </w:t>
       </w:r>
       <w:r>
-        <w:t xml:space="preserve">The reminder makes task-encoding states more similar to a position-resolved portion of the film context trajectory.</w:t>
+        <w:t xml:space="preserve">The reminder makes the contexts active during task encoding more similar to the contexts from particular film positions.</w:t>
       </w:r>
       <w:r>
         <w:t xml:space="preserve"> </w:t>
@@ -10269,7 +10275,7 @@
         <w:t xml:space="preserve"> </w:t>
       </w:r>
       <w:r>
-        <w:t xml:space="preserve">The same reminder increases task support from a film-context probe as task encoding strengthens.</w:t>
+        <w:t xml:space="preserve">The same reminder lets an average film-context probe support task items more strongly as task encoding strengthens.</w:t>
       </w:r>
     </w:p>
     <w:p>
@@ -10633,7 +10639,7 @@
         <w:t xml:space="preserve"> </w:t>
       </w:r>
       <w:r>
-        <w:t xml:space="preserve">The initial shift carries into overall recall, with the largest gains near the beginning of the film sequence.</w:t>
+        <w:t xml:space="preserve">Across the sampled retrieval sequence, the initial shift carries into overall recall, with the largest gains near the beginning of the film sequence.</w:t>
       </w:r>
     </w:p>
     <w:p>
@@ -10913,7 +10919,7 @@
         <w:t xml:space="preserve"> </w:t>
       </w:r>
       <w:r>
-        <w:t xml:space="preserve">The same increase favors late non-film positions without start-of-list reinstatement and film positions with it.</w:t>
+        <w:t xml:space="preserve">Across sampled retrieval sequences, the same increase favors late non-film positions without start-of-list reinstatement and film positions with it.</w:t>
       </w:r>
       <w:r>
         <w:t xml:space="preserve"> </w:t>
@@ -11216,7 +11222,13 @@
         <w:t xml:space="preserve"> </w:t>
       </w:r>
       <w:r>
-        <w:t xml:space="preserve">Film cues are supplied after scheduled retrieval attempts, update context, and add no new learning.</w:t>
+        <w:t xml:space="preserve">Numbered boxes represent ordinary retrieval attempts.</w:t>
+      </w:r>
+      <w:r>
+        <w:t xml:space="preserve"> </w:t>
+      </w:r>
+      <w:r>
+        <w:t xml:space="preserve">After every fourth attempt, the test supplies a film cue; the cue updates context before the next retrieval attempt, is not counted as a response, and adds no new learning.</w:t>
       </w:r>
       <w:r>
         <w:t xml:space="preserve"> </w:t>
@@ -11232,13 +11244,19 @@
         <w:t xml:space="preserve"> </w:t>
       </w:r>
       <w:r>
-        <w:t xml:space="preserve">Film recall increases with cue strength, but deliberate recall remains higher than unguided retrieval across weak-to-moderate cue strength.</w:t>
-      </w:r>
-      <w:r>
-        <w:t xml:space="preserve"> </w:t>
-      </w:r>
-      <w:r>
-        <w:t xml:space="preserve">Only stronger cues begin to narrow the gap.</w:t>
+        <w:t xml:space="preserve">The left plot shows film recall mass for unguided retrieval and deliberate recall as cue strength increases; the right plot shows the deliberate-minus-unguided gap.</w:t>
+      </w:r>
+      <w:r>
+        <w:t xml:space="preserve"> </w:t>
+      </w:r>
+      <w:r>
+        <w:t xml:space="preserve">Film recall increases with cue strength, but deliberate recall remains higher than unguided retrieval across weak-to-moderate cue reinstatement.</w:t>
+      </w:r>
+      <w:r>
+        <w:t xml:space="preserve"> </w:t>
+      </w:r>
+      <w:r>
+        <w:t xml:space="preserve">Only stronger cue reinstatement begins to narrow the gap.</w:t>
       </w:r>
       <w:r>
         <w:t xml:space="preserve"> </w:t>
@@ -11254,7 +11272,19 @@
         <w:t xml:space="preserve"> </w:t>
       </w:r>
       <w:r>
-        <w:t xml:space="preserve">Across the encoded sequence, film cues raise film recall without eliminating task and filler competitors.</w:t>
+        <w:t xml:space="preserve">Curves plot recall probability by encoded position, with darker lines indicating stronger film-cue reinstatement.</w:t>
+      </w:r>
+      <w:r>
+        <w:t xml:space="preserve"> </w:t>
+      </w:r>
+      <w:r>
+        <w:t xml:space="preserve">Under unguided retrieval, film cues modestly raise film recall but task and filler competitors remain prominent.</w:t>
+      </w:r>
+      <w:r>
+        <w:t xml:space="preserve"> </w:t>
+      </w:r>
+      <w:r>
+        <w:t xml:space="preserve">Under deliberate recall, film recall is already supported by start-of-list control, and these cues produce additional film recall without eliminating task competition.</w:t>
       </w:r>
     </w:p>
     <w:p>
@@ -11316,7 +11346,7 @@
         <w:t xml:space="preserve"> </w:t>
       </w:r>
       <w:r>
-        <w:t xml:space="preserve">Weak-to-moderate test-phase film cues increase film recall while leaving the intentionality gap largely intact.</w:t>
+        <w:t xml:space="preserve">Weak-to-moderate test-phase film cues help unguided retrieval, especially relative to its low baseline, but they do not eliminate the deliberate-recall advantage.</w:t>
       </w:r>
       <w:r>
         <w:t xml:space="preserve"> </w:t>
@@ -11328,13 +11358,13 @@
         <w:t xml:space="preserve"> </w:t>
       </w:r>
       <w:r>
-        <w:t xml:space="preserve">This pattern shows that a test-phase film cue can increase film recall without producing the same diagnostic early-film starting context as Simulation 2’s start-of-list reinstatement.</w:t>
-      </w:r>
-      <w:r>
-        <w:t xml:space="preserve"> </w:t>
-      </w:r>
-      <w:r>
-        <w:t xml:space="preserve">At stronger cue values, the intentionality gap begins to narrow because cue-driven context reinstatement itself becomes strong enough to guide unguided retrieval toward film items.</w:t>
+        <w:t xml:space="preserve">This pattern separates cue benefit from gap reduction: a test-phase film cue can increase film recall after search has begun without producing the diagnostic early-film starting context supplied by Simulation 2’s start-of-list reinstatement.</w:t>
+      </w:r>
+      <w:r>
+        <w:t xml:space="preserve"> </w:t>
+      </w:r>
+      <w:r>
+        <w:t xml:space="preserve">At stronger cue values, the intentionality gap begins to narrow because cue-driven context reinstatement becomes strong enough to guide unguided retrieval toward film items.</w:t>
       </w:r>
     </w:p>
     <w:p>
@@ -11378,25 +11408,36 @@
         <w:pStyle w:val="FirstParagraph"/>
       </w:pPr>
       <w:r>
-        <w:t xml:space="preserve">Simulation 4 extends the cue logic to test format.</w:t>
-      </w:r>
-      <w:r>
-        <w:t xml:space="preserve"> </w:t>
-      </w:r>
-      <w:r>
-        <w:t xml:space="preserve">The relevant architectural distinction is between context-to-item recall, in which film items must win selection from a mixed competitor set, and supplied-item access, in which the test provides item information that can reinstate associated context directly.</w:t>
-      </w:r>
-      <w:r>
-        <w:t xml:space="preserve"> </w:t>
-      </w:r>
-      <w:r>
-        <w:t xml:space="preserve">This comparison does not require treating recognition as fully modeled by CMR.</w:t>
-      </w:r>
-      <w:r>
-        <w:t xml:space="preserve"> </w:t>
-      </w:r>
-      <w:r>
-        <w:t xml:space="preserve">Instead, it asks whether a supplied film item changes vulnerability to context-binding interference because the retrieval problem no longer begins with selecting a film item from context alone.</w:t>
+        <w:t xml:space="preserve">Simulation 4 asks what changes when the test supplies a film item as the object of access, rather than using a film cue to update context during an ongoing recall search.</w:t>
+      </w:r>
+      <w:r>
+        <w:t xml:space="preserve"> </w:t>
+      </w:r>
+      <w:hyperlink w:anchor="fig-simulation4-test-format-schematic">
+        <w:r>
+          <w:rPr>
+            <w:rStyle w:val="Hyperlink"/>
+          </w:rPr>
+          <w:t xml:space="preserve">Figure 6</w:t>
+        </w:r>
+      </w:hyperlink>
+      <w:r>
+        <w:t xml:space="preserve"> </w:t>
+      </w:r>
+      <w:r>
+        <w:t xml:space="preserve">schematizes this distinction.</w:t>
+      </w:r>
+      <w:r>
+        <w:t xml:space="preserve"> </w:t>
+      </w:r>
+      <w:r>
+        <w:t xml:space="preserve">In Simulation 3, supplied film cues update context between retrieval attempts, but the next response still has to be selected from candidates supported by the current context.</w:t>
+      </w:r>
+      <w:r>
+        <w:t xml:space="preserve"> </w:t>
+      </w:r>
+      <w:r>
+        <w:t xml:space="preserve">In Simulation 4, the film item is supplied by the test, so that item does not first have to win context-to-item selection against task items supported by overlapping context.</w:t>
       </w:r>
     </w:p>
     <w:p>
@@ -11404,25 +11445,25 @@
         <w:pStyle w:val="BodyText"/>
       </w:pPr>
       <w:r>
-        <w:t xml:space="preserve">The predicted contrast follows from the bidirectional item-context loop.</w:t>
-      </w:r>
-      <w:r>
-        <w:t xml:space="preserve"> </w:t>
-      </w:r>
-      <w:r>
-        <w:t xml:space="preserve">When the test begins from context, film and task items compete according to their context-to-feature support.</w:t>
-      </w:r>
-      <w:r>
-        <w:t xml:space="preserve"> </w:t>
-      </w:r>
-      <w:r>
-        <w:t xml:space="preserve">When the test supplies an item, item-to-context associations are engaged first, so performance can be less sensitive to whether a film item would have won an unguided context-to-item competition.</w:t>
-      </w:r>
-      <w:r>
-        <w:t xml:space="preserve"> </w:t>
-      </w:r>
-      <w:r>
-        <w:t xml:space="preserve">This provides a test-format consequence of the same mechanism examined in Simulation 3, without assuming a separate recognition decision model.</w:t>
+        <w:t xml:space="preserve">This distinction is relevant to recognition-like tests, but the simulation targets the supplied-item access problem rather than a full recognition decision process.</w:t>
+      </w:r>
+      <w:r>
+        <w:t xml:space="preserve"> </w:t>
+      </w:r>
+      <w:r>
+        <w:t xml:space="preserve">When recall requires context-to-item selection, overlapping context can support both film and task candidates, so interference can enter at item selection.</w:t>
+      </w:r>
+      <w:r>
+        <w:t xml:space="preserve"> </w:t>
+      </w:r>
+      <w:r>
+        <w:t xml:space="preserve">When the test supplies the film item, selection of that item is no longer the first step; the model instead asks what context the supplied item reinstates and whether access remains sensitive to the task associations created during encoding.</w:t>
+      </w:r>
+      <w:r>
+        <w:t xml:space="preserve"> </w:t>
+      </w:r>
+      <w:r>
+        <w:t xml:space="preserve">This provides a test-format consequence of the same bidirectional item-context loop examined in Simulation 3.</w:t>
       </w:r>
     </w:p>
     <w:bookmarkStart w:id="80" w:name="fig-simulation4-test-format-schematic"/>
@@ -11449,7 +11490,7 @@
         <w:t xml:space="preserve"> </w:t>
       </w:r>
       <w:r>
-        <w:t xml:space="preserve">Simulation 4 distinguishes context-guided retrieval from supplied-item retrieval.</w:t>
+        <w:t xml:space="preserve">Simulation 4 demonstrates a test-format consequence of context-to-item recall versus supplied-item access.</w:t>
       </w:r>
       <w:r>
         <w:t xml:space="preserve"> </w:t>
@@ -11465,13 +11506,13 @@
         <w:t xml:space="preserve"> </w:t>
       </w:r>
       <w:r>
-        <w:t xml:space="preserve">When retrieval begins from context, the same context state can cue multiple candidates; task items therefore compete with film items when both have been encoded in overlapping contexts.</w:t>
-      </w:r>
-      <w:r>
-        <w:t xml:space="preserve"> </w:t>
-      </w:r>
-      <w:r>
-        <w:t xml:space="preserve">When retrieval begins from a supplied film item, the item reinstates its associated context instead, so the task item is not an equivalent competitor at the point of access.</w:t>
+        <w:t xml:space="preserve">When recall requires selecting an item from current context, the same context state can support multiple candidates; task items therefore compete with film items when both have been encoded in overlapping contexts.</w:t>
+      </w:r>
+      <w:r>
+        <w:t xml:space="preserve"> </w:t>
+      </w:r>
+      <w:r>
+        <w:t xml:space="preserve">When the test supplies a film item, that item reinstates its associated context instead, so the task item is not an equivalent competitor at the point of access.</w:t>
       </w:r>
       <w:r>
         <w:t xml:space="preserve"> </w:t>
@@ -11493,7 +11534,7 @@
         <w:t xml:space="preserve"> </w:t>
       </w:r>
       <w:r>
-        <w:t xml:space="preserve">Simulation 4 uses this distinction to ask why item-cued or recognition-like tests may show preserved access even when context-guided recall is sensitive to interference.</w:t>
+        <w:t xml:space="preserve">Simulation 4 uses this distinction to show how item-cued or recognition-like tests can preserve access even when context-guided recall remains sensitive to interference.</w:t>
       </w:r>
     </w:p>
     <w:p>
@@ -11559,13 +11600,13 @@
         <w:pStyle w:val="FirstParagraph"/>
       </w:pPr>
       <w:r>
-        <w:t xml:space="preserve">Simulation 5 turns to task specificity.</w:t>
-      </w:r>
-      <w:r>
-        <w:t xml:space="preserve"> </w:t>
-      </w:r>
-      <w:r>
-        <w:t xml:space="preserve">In the model,</w:t>
+        <w:t xml:space="preserve">Simulation 5 explores why some post-film tasks should produce stronger interference than others.</w:t>
+      </w:r>
+      <w:r>
+        <w:t xml:space="preserve"> </w:t>
+      </w:r>
+      <w:r>
+        <w:t xml:space="preserve">The model does not treat</w:t>
       </w:r>
       <w:r>
         <w:t xml:space="preserve"> </w:t>
@@ -11589,19 +11630,19 @@
         <w:t xml:space="preserve"> </w:t>
       </w:r>
       <w:r>
-        <w:t xml:space="preserve">are not primitive task labels.</w:t>
-      </w:r>
-      <w:r>
-        <w:t xml:space="preserve"> </w:t>
-      </w:r>
-      <w:r>
-        <w:t xml:space="preserve">A post-film task becomes effective when its items are strong competitors, when they are encoded in temporal-context states that overlap with the film trajectory, or when they share a source-context state with film items.</w:t>
-      </w:r>
-      <w:r>
-        <w:t xml:space="preserve"> </w:t>
-      </w:r>
-      <w:r>
-        <w:t xml:space="preserve">These factors can vary independently, so a task label is interpretable only through its consequences for competitor strength and contextual overlap.</w:t>
+        <w:t xml:space="preserve">as built-in task categories.</w:t>
+      </w:r>
+      <w:r>
+        <w:t xml:space="preserve"> </w:t>
+      </w:r>
+      <w:r>
+        <w:t xml:space="preserve">Instead, a task matters through the properties of the material it adds to memory: how strongly task items are encoded, how much their temporal context overlaps with the film trajectory, and whether they share source context with film items.</w:t>
+      </w:r>
+      <w:r>
+        <w:t xml:space="preserve"> </w:t>
+      </w:r>
+      <w:r>
+        <w:t xml:space="preserve">These factors can vary independently, so a task label is interpretable only through its consequences for competitor strength, temporal-context overlap, and source-context overlap.</w:t>
       </w:r>
     </w:p>
     <w:p>

--- a/docs/index.docx
+++ b/docs/index.docx
@@ -669,10 +669,7 @@
         <w:t xml:space="preserve"> </w:t>
       </w:r>
       <w:r>
-        <w:t xml:space="preserve">when and why can a post-encoding or post-reminder manipulation alter one mode of retrieval more than another, even while both draw on the same recent experience?</w:t>
-      </w:r>
-      <w:r>
-        <w:t xml:space="preserve"> </w:t>
+        <w:t xml:space="preserve">when and why can a task delivered soon after film encoding, or after a later film reminder, alter one mode of retrieval more than another, even while both draw on the same recent experience?</w:t>
       </w:r>
     </w:p>
     <w:p>
@@ -842,7 +839,7 @@
         <w:t xml:space="preserve"> </w:t>
       </w:r>
       <w:r>
-        <w:t xml:space="preserve">For post-reminder interventions, related interpretations often appeal to reconsolidation or post-reactivation restabilization: the reminder reactivates the relevant trace, and the interfering task disrupts its later availability</w:t>
+        <w:t xml:space="preserve">For interventions delivered after a later reminder, related interpretations often appeal to reconsolidation or post-reactivation restabilization: the reminder reactivates the relevant trace, and the interfering task disrupts its later availability</w:t>
       </w:r>
       <w:r>
         <w:t xml:space="preserve"> </w:t>
@@ -1219,7 +1216,7 @@
         <w:t xml:space="preserve"> </w:t>
       </w:r>
       <w:r>
-        <w:t xml:space="preserve">Emotional CMR variants can preserve these retrieved-context mechanisms while adding an emotional-context pathway and emotion-dependent binding</w:t>
+        <w:t xml:space="preserve">Emotional CMR variants can preserve these retrieved-context mechanisms while adding emotional context and emotion-dependent binding</w:t>
       </w:r>
       <w:r>
         <w:t xml:space="preserve"> </w:t>
@@ -1483,6 +1480,24 @@
       <w:r>
         <w:t xml:space="preserve">shows how these mechanisms map onto the trauma-film paradigm.</w:t>
       </w:r>
+      <w:r>
+        <w:t xml:space="preserve"> </w:t>
+      </w:r>
+      <w:r>
+        <w:t xml:space="preserve">In the sections below, film reminders are to film cues presented before task encoding.</w:t>
+      </w:r>
+      <w:r>
+        <w:t xml:space="preserve"> </w:t>
+      </w:r>
+      <w:r>
+        <w:t xml:space="preserve">Test-phase film cues are by contrast film information supplied during retrieval to update context before later recall attempts.</w:t>
+      </w:r>
+      <w:r>
+        <w:t xml:space="preserve"> </w:t>
+      </w:r>
+      <w:r>
+        <w:t xml:space="preserve">Supplied-item access refers to a test format in which the film item itself is provided as the object of access.</w:t>
+      </w:r>
     </w:p>
     <w:p>
       <w:r>
@@ -1545,7 +1560,7 @@
         <w:t xml:space="preserve"> </w:t>
       </w:r>
       <w:r>
-        <w:t xml:space="preserve">Reminder cues increase overlap between the film context trajectory and the context states active during task encoding.</w:t>
+        <w:t xml:space="preserve">Reminder cues increase overlap between the sequence of film context states and the context states active during task encoding.</w:t>
       </w:r>
       <w:r>
         <w:t xml:space="preserve"> </w:t>
@@ -1808,7 +1823,7 @@
         <w:pStyle w:val="BodyText"/>
       </w:pPr>
       <w:r>
-        <w:t xml:space="preserve">Item-to-context associations allow recalled items, reminder cues, and supplied film items to reinstate associated context.</w:t>
+        <w:t xml:space="preserve">Item-to-context associations allow recalled items, reminder cues, and film items supplied by a test to reinstate associated context.</w:t>
       </w:r>
       <w:r>
         <w:t xml:space="preserve"> </w:t>
@@ -1971,7 +1986,7 @@
         <w:t xml:space="preserve"> </w:t>
       </w:r>
       <w:r>
-        <w:t xml:space="preserve">On the present account, the reminder uses item-to-context associations to reinstate film-associated context, paralleling temporal-context explanations of human post-reminder effects</w:t>
+        <w:t xml:space="preserve">On the present account, the reminder uses item-to-context associations to reinstate film-associated context, paralleling temporal-context explanations of human reminder effects after initial learning</w:t>
       </w:r>
       <w:r>
         <w:t xml:space="preserve"> </w:t>
@@ -6063,7 +6078,7 @@
         <w:t xml:space="preserve"> </w:t>
       </w:r>
       <w:r>
-        <w:t xml:space="preserve">Encoding operations use the context update and learning equations together, whereas reminders, sampled items, and supplied film items use the context update without adding a new recallable event.</w:t>
+        <w:t xml:space="preserve">Encoding operations use the context update and learning equations together, whereas reminders, sampled items, and film items supplied as test cues use the context update without adding a new recallable event.</w:t>
       </w:r>
     </w:p>
     <w:bookmarkEnd w:id="45"/>
@@ -8115,7 +8130,7 @@
     </w:p>
     <w:bookmarkEnd w:id="53"/>
     <w:bookmarkEnd w:id="54"/>
-    <w:bookmarkStart w:id="83" w:name="simulations"/>
+    <w:bookmarkStart w:id="84" w:name="simulations"/>
     <w:p>
       <w:pPr>
         <w:pStyle w:val="Heading1"/>
@@ -8175,7 +8190,7 @@
         <w:t xml:space="preserve"> </w:t>
       </w:r>
       <w:r>
-        <w:t xml:space="preserve">Simulation 1 shows how a post-reminder task attenuates film recall when task encoding is strong and occurs in context states that overlap with the film trajectory.</w:t>
+        <w:t xml:space="preserve">Simulation 1 shows how a task performed after a film reminder attenuates film recall when task encoding is strong and occurs in context states that overlap with film encoding context.</w:t>
       </w:r>
       <w:r>
         <w:t xml:space="preserve"> </w:t>
@@ -8202,7 +8217,318 @@
         <w:t xml:space="preserve">Simulation 5 examines which task properties make the post-film task effective, including task encoding strength, contextual similarity, and source-context overlap.</w:t>
       </w:r>
     </w:p>
-    <w:bookmarkStart w:id="56" w:name="methodology"/>
+    <w:bookmarkStart w:id="55" w:name="tbl-simulation-overview"/>
+    <w:p>
+      <w:pPr>
+        <w:pStyle w:val="FigureTitle"/>
+      </w:pPr>
+      <w:r>
+        <w:t xml:space="preserve">Table 2</w:t>
+      </w:r>
+    </w:p>
+    <w:p>
+      <w:pPr>
+        <w:pStyle w:val="Caption"/>
+      </w:pPr>
+      <w:r>
+        <w:t xml:space="preserve">Overview of what is held fixed, varied, and measured across simulations.</w:t>
+      </w:r>
+    </w:p>
+    <w:tbl>
+      <w:tblPr>
+        <w:tblStyle w:val="Table"/>
+        <w:tblW w:type="pct" w:w="5000"/>
+        <w:tblLayout w:type="fixed"/>
+        <w:tblLook w:firstRow="1" w:lastRow="0" w:firstColumn="0" w:lastColumn="0" w:noHBand="0" w:noVBand="0" w:val="0020"/>
+      </w:tblPr>
+      <w:tblGrid>
+        <w:gridCol w:w="1980"/>
+        <w:gridCol w:w="1980"/>
+        <w:gridCol w:w="1980"/>
+        <w:gridCol w:w="1980"/>
+      </w:tblGrid>
+      <w:tr>
+        <w:trPr>
+          <w:tblHeader w:val="on"/>
+        </w:trPr>
+        <w:tc>
+          <w:tcPr/>
+          <w:p>
+            <w:pPr>
+              <w:pStyle w:val="Compact"/>
+            </w:pPr>
+            <w:r>
+              <w:t xml:space="preserve">Simulation</w:t>
+            </w:r>
+          </w:p>
+        </w:tc>
+        <w:tc>
+          <w:tcPr/>
+          <w:p>
+            <w:pPr>
+              <w:pStyle w:val="Compact"/>
+            </w:pPr>
+            <w:r>
+              <w:t xml:space="preserve">Main fixed structure</w:t>
+            </w:r>
+          </w:p>
+        </w:tc>
+        <w:tc>
+          <w:tcPr/>
+          <w:p>
+            <w:pPr>
+              <w:pStyle w:val="Compact"/>
+            </w:pPr>
+            <w:r>
+              <w:t xml:space="preserve">Varied or compared</w:t>
+            </w:r>
+          </w:p>
+        </w:tc>
+        <w:tc>
+          <w:tcPr/>
+          <w:p>
+            <w:pPr>
+              <w:pStyle w:val="Compact"/>
+            </w:pPr>
+            <w:r>
+              <w:t xml:space="preserve">Primary readout</w:t>
+            </w:r>
+          </w:p>
+        </w:tc>
+      </w:tr>
+      <w:tr>
+        <w:tc>
+          <w:tcPr/>
+          <w:p>
+            <w:pPr>
+              <w:pStyle w:val="Compact"/>
+            </w:pPr>
+            <w:r>
+              <w:t xml:space="preserve">1</w:t>
+            </w:r>
+          </w:p>
+        </w:tc>
+        <w:tc>
+          <w:tcPr/>
+          <w:p>
+            <w:pPr>
+              <w:pStyle w:val="Compact"/>
+            </w:pPr>
+            <w:r>
+              <w:t xml:space="preserve">Unguided retrieval settings; film, delay, task, and filler phases</w:t>
+            </w:r>
+          </w:p>
+        </w:tc>
+        <w:tc>
+          <w:tcPr/>
+          <w:p>
+            <w:pPr>
+              <w:pStyle w:val="Compact"/>
+            </w:pPr>
+            <w:r>
+              <w:t xml:space="preserve">No-reminder versus with-reminder task encoding; task encoding multiplier</w:t>
+            </w:r>
+          </w:p>
+        </w:tc>
+        <w:tc>
+          <w:tcPr/>
+          <w:p>
+            <w:pPr>
+              <w:pStyle w:val="Compact"/>
+            </w:pPr>
+            <w:r>
+              <w:t xml:space="preserve">Film and task recall by encoded position; context similarity; task support share</w:t>
+            </w:r>
+          </w:p>
+        </w:tc>
+      </w:tr>
+      <w:tr>
+        <w:tc>
+          <w:tcPr/>
+          <w:p>
+            <w:pPr>
+              <w:pStyle w:val="Compact"/>
+            </w:pPr>
+            <w:r>
+              <w:t xml:space="preserve">2</w:t>
+            </w:r>
+          </w:p>
+        </w:tc>
+        <w:tc>
+          <w:tcPr/>
+          <w:p>
+            <w:pPr>
+              <w:pStyle w:val="Compact"/>
+            </w:pPr>
+            <w:r>
+              <w:t xml:space="preserve">With-reminder task-encoding condition from Simulation 1; task encoding multiplier fixed at 2.0</w:t>
+            </w:r>
+          </w:p>
+        </w:tc>
+        <w:tc>
+          <w:tcPr/>
+          <w:p>
+            <w:pPr>
+              <w:pStyle w:val="Compact"/>
+            </w:pPr>
+            <w:r>
+              <w:t xml:space="preserve">Start-of-list context reinstatement, retrieval selectivity, and off-target context updating</w:t>
+            </w:r>
+          </w:p>
+        </w:tc>
+        <w:tc>
+          <w:tcPr/>
+          <w:p>
+            <w:pPr>
+              <w:pStyle w:val="Compact"/>
+            </w:pPr>
+            <w:r>
+              <w:t xml:space="preserve">Pre-recall support, recall initiation, overall recall, and film return after off-target samples</w:t>
+            </w:r>
+          </w:p>
+        </w:tc>
+      </w:tr>
+      <w:tr>
+        <w:tc>
+          <w:tcPr/>
+          <w:p>
+            <w:pPr>
+              <w:pStyle w:val="Compact"/>
+            </w:pPr>
+            <w:r>
+              <w:t xml:space="preserve">3</w:t>
+            </w:r>
+          </w:p>
+        </w:tc>
+        <w:tc>
+          <w:tcPr/>
+          <w:p>
+            <w:pPr>
+              <w:pStyle w:val="Compact"/>
+            </w:pPr>
+            <w:r>
+              <w:t xml:space="preserve">With-reminder task-encoding condition and matched unguided/deliberate retrieval settings</w:t>
+            </w:r>
+          </w:p>
+        </w:tc>
+        <w:tc>
+          <w:tcPr/>
+          <w:p>
+            <w:pPr>
+              <w:pStyle w:val="Compact"/>
+            </w:pPr>
+            <w:r>
+              <w:t xml:space="preserve">Strength of test-phase film cues</w:t>
+            </w:r>
+          </w:p>
+        </w:tc>
+        <w:tc>
+          <w:tcPr/>
+          <w:p>
+            <w:pPr>
+              <w:pStyle w:val="Compact"/>
+            </w:pPr>
+            <w:r>
+              <w:t xml:space="preserve">Film recall mass, intentionality gap, and recall by encoded position</w:t>
+            </w:r>
+          </w:p>
+        </w:tc>
+      </w:tr>
+      <w:tr>
+        <w:tc>
+          <w:tcPr/>
+          <w:p>
+            <w:pPr>
+              <w:pStyle w:val="Compact"/>
+            </w:pPr>
+            <w:r>
+              <w:t xml:space="preserve">4</w:t>
+            </w:r>
+          </w:p>
+        </w:tc>
+        <w:tc>
+          <w:tcPr/>
+          <w:p>
+            <w:pPr>
+              <w:pStyle w:val="Compact"/>
+            </w:pPr>
+            <w:r>
+              <w:t xml:space="preserve">Same encoded associations, without a full recognition-decision model</w:t>
+            </w:r>
+          </w:p>
+        </w:tc>
+        <w:tc>
+          <w:tcPr/>
+          <w:p>
+            <w:pPr>
+              <w:pStyle w:val="Compact"/>
+            </w:pPr>
+            <w:r>
+              <w:t xml:space="preserve">Context-guided recall versus supplied-item access</w:t>
+            </w:r>
+          </w:p>
+        </w:tc>
+        <w:tc>
+          <w:tcPr/>
+          <w:p>
+            <w:pPr>
+              <w:pStyle w:val="Compact"/>
+            </w:pPr>
+            <w:r>
+              <w:t xml:space="preserve">Whether supplied film information changes where interference enters retrieval</w:t>
+            </w:r>
+          </w:p>
+        </w:tc>
+      </w:tr>
+      <w:tr>
+        <w:tc>
+          <w:tcPr/>
+          <w:p>
+            <w:pPr>
+              <w:pStyle w:val="Compact"/>
+            </w:pPr>
+            <w:r>
+              <w:t xml:space="preserve">5</w:t>
+            </w:r>
+          </w:p>
+        </w:tc>
+        <w:tc>
+          <w:tcPr/>
+          <w:p>
+            <w:pPr>
+              <w:pStyle w:val="Compact"/>
+            </w:pPr>
+            <w:r>
+              <w:t xml:space="preserve">Shared phase structure</w:t>
+            </w:r>
+          </w:p>
+        </w:tc>
+        <w:tc>
+          <w:tcPr/>
+          <w:p>
+            <w:pPr>
+              <w:pStyle w:val="Compact"/>
+            </w:pPr>
+            <w:r>
+              <w:t xml:space="preserve">Task encoding strength, temporal-context overlap, and source-context overlap</w:t>
+            </w:r>
+          </w:p>
+        </w:tc>
+        <w:tc>
+          <w:tcPr/>
+          <w:p>
+            <w:pPr>
+              <w:pStyle w:val="Compact"/>
+            </w:pPr>
+            <w:r>
+              <w:t xml:space="preserve">Boundary conditions for stronger or weaker task competition</w:t>
+            </w:r>
+          </w:p>
+        </w:tc>
+      </w:tr>
+    </w:tbl>
+    <w:bookmarkEnd w:id="55"/>
+    <w:bookmarkStart w:id="57" w:name="methodology"/>
     <w:p>
       <w:pPr>
         <w:pStyle w:val="Heading2"/>
@@ -8306,7 +8632,7 @@
           <w:rPr>
             <w:rStyle w:val="Hyperlink"/>
           </w:rPr>
-          <w:t xml:space="preserve">Table 2</w:t>
+          <w:t xml:space="preserve">Table 3</w:t>
         </w:r>
       </w:hyperlink>
       <w:r>
@@ -8316,13 +8642,13 @@
         <w:t xml:space="preserve">gives the default numerical values used in the current simulations.</w:t>
       </w:r>
     </w:p>
-    <w:bookmarkStart w:id="55" w:name="tbl-simulation-parameters"/>
+    <w:bookmarkStart w:id="56" w:name="tbl-simulation-parameters"/>
     <w:p>
       <w:pPr>
         <w:pStyle w:val="FigureTitle"/>
       </w:pPr>
       <w:r>
-        <w:t xml:space="preserve">Table 2</w:t>
+        <w:t xml:space="preserve">Table 3</w:t>
       </w:r>
     </w:p>
     <w:p>
@@ -9211,7 +9537,7 @@
         </w:tc>
       </w:tr>
     </w:tbl>
-    <w:bookmarkEnd w:id="55"/>
+    <w:bookmarkEnd w:id="56"/>
     <w:p>
       <w:pPr>
         <w:pStyle w:val="AfterWithoutNote"/>
@@ -9235,7 +9561,7 @@
         <w:t xml:space="preserve"> </w:t>
       </w:r>
       <w:r>
-        <w:t xml:space="preserve">When modeled as cue events, reminder cues and supplied film items update context through</w:t>
+        <w:t xml:space="preserve">When modeled as cue events, reminder cues and film items supplied as test cues update context through</w:t>
       </w:r>
       <w:r>
         <w:t xml:space="preserve"> </w:t>
@@ -9389,8 +9715,8 @@
         <w:t xml:space="preserve">Thus, position and phase labels identify the encoding positions, whereas recall probabilities refer to subsequent retrieval.</w:t>
       </w:r>
     </w:p>
-    <w:bookmarkEnd w:id="56"/>
-    <w:bookmarkStart w:id="62" w:name="X2c2b19ca61f0d8679fb357e3aa386e7efdd5f9f"/>
+    <w:bookmarkEnd w:id="57"/>
+    <w:bookmarkStart w:id="63" w:name="X2c2b19ca61f0d8679fb357e3aa386e7efdd5f9f"/>
     <w:p>
       <w:pPr>
         <w:pStyle w:val="Heading2"/>
@@ -9510,7 +9836,7 @@
           <w:rPr>
             <w:rStyle w:val="Hyperlink"/>
           </w:rPr>
-          <w:t xml:space="preserve">Table 3</w:t>
+          <w:t xml:space="preserve">Table 4</w:t>
         </w:r>
       </w:hyperlink>
       <w:r>
@@ -9579,13 +9905,13 @@
         <w:t xml:space="preserve">, and computes task support divided by total film-plus-task support.</w:t>
       </w:r>
     </w:p>
-    <w:bookmarkStart w:id="57" w:name="tbl-simulation1-phase-settings"/>
+    <w:bookmarkStart w:id="58" w:name="tbl-simulation1-phase-settings"/>
     <w:p>
       <w:pPr>
         <w:pStyle w:val="FigureTitle"/>
       </w:pPr>
       <w:r>
-        <w:t xml:space="preserve">Table 3</w:t>
+        <w:t xml:space="preserve">Table 4</w:t>
       </w:r>
     </w:p>
     <w:p>
@@ -10194,7 +10520,7 @@
         </w:tc>
       </w:tr>
     </w:tbl>
-    <w:bookmarkEnd w:id="57"/>
+    <w:bookmarkEnd w:id="58"/>
     <w:p>
       <w:pPr>
         <w:pStyle w:val="AfterWithoutNote"/>
@@ -10203,7 +10529,7 @@
         <w:t xml:space="preserve"> </w:t>
       </w:r>
     </w:p>
-    <w:bookmarkStart w:id="61" w:name="fig-simulation1-context-binding"/>
+    <w:bookmarkStart w:id="62" w:name="fig-simulation1-context-binding"/>
     <w:p>
       <w:pPr>
         <w:pStyle w:val="FigureTitle"/>
@@ -10227,7 +10553,7 @@
         <w:t xml:space="preserve"> </w:t>
       </w:r>
       <w:r>
-        <w:t xml:space="preserve">Simulation 1 demonstrates how task items can become competitors for film recall by varying the task encoding multiplier with or without a sequential film reminder before task encoding.</w:t>
+        <w:t xml:space="preserve">Simulation 1 varies task encoding strength with or without a sequential film reminder before task encoding; higher values mean stronger encoding of task items into the current context.</w:t>
       </w:r>
       <w:r>
         <w:t xml:space="preserve"> </w:t>
@@ -10243,7 +10569,19 @@
         <w:t xml:space="preserve"> </w:t>
       </w:r>
       <w:r>
-        <w:t xml:space="preserve">Retrieval-test recall is relatively stable across encoded positions without a reminder but shifts from film to task positions when a reminder precedes task encoding.</w:t>
+        <w:t xml:space="preserve">Curves plot recall probability at the retrieval test for each encoded position.</w:t>
+      </w:r>
+      <w:r>
+        <w:t xml:space="preserve"> </w:t>
+      </w:r>
+      <w:r>
+        <w:t xml:space="preserve">Blue, orange, and gray bands mark the film, task, and delay/filler portions of the encoded sequence.</w:t>
+      </w:r>
+      <w:r>
+        <w:t xml:space="preserve"> </w:t>
+      </w:r>
+      <w:r>
+        <w:t xml:space="preserve">Without a reminder, stronger task encoding produces modest loss of film recall and modest gain in task recall; with a reminder, recall shifts more strongly from film positions to task positions.</w:t>
       </w:r>
       <w:r>
         <w:t xml:space="preserve"> </w:t>
@@ -10259,7 +10597,13 @@
         <w:t xml:space="preserve"> </w:t>
       </w:r>
       <w:r>
-        <w:t xml:space="preserve">The reminder makes the contexts active during task encoding more similar to the contexts from particular film positions.</w:t>
+        <w:t xml:space="preserve">Heat maps plot temporal-context similarity between each film-position context and each task-encoding context.</w:t>
+      </w:r>
+      <w:r>
+        <w:t xml:space="preserve"> </w:t>
+      </w:r>
+      <w:r>
+        <w:t xml:space="preserve">The reminder makes task-encoding contexts more similar to particular positions in the sequence of film context states.</w:t>
       </w:r>
       <w:r>
         <w:t xml:space="preserve"> </w:t>
@@ -10275,7 +10619,13 @@
         <w:t xml:space="preserve"> </w:t>
       </w:r>
       <w:r>
-        <w:t xml:space="preserve">The same reminder lets an average film-context probe support task items more strongly as task encoding strengthens.</w:t>
+        <w:t xml:space="preserve">Task support share is the proportion of film-plus-task item support assigned to task items when an average film-context probe cues item support after task encoding.</w:t>
+      </w:r>
+      <w:r>
+        <w:t xml:space="preserve"> </w:t>
+      </w:r>
+      <w:r>
+        <w:t xml:space="preserve">The reminder increases this task support share as task encoding strengthens.</w:t>
       </w:r>
     </w:p>
     <w:p>
@@ -10287,18 +10637,18 @@
           <wp:inline>
             <wp:extent cx="5943600" cy="3478005"/>
             <wp:effectExtent b="0" l="0" r="0" t="0"/>
-            <wp:docPr descr="" title="" id="59" name="Picture"/>
+            <wp:docPr descr="" title="" id="60" name="Picture"/>
             <a:graphic>
               <a:graphicData uri="http://schemas.openxmlformats.org/drawingml/2006/picture">
                 <pic:pic>
                   <pic:nvPicPr>
-                    <pic:cNvPr descr="figures/simulation1_context_binding.png" id="60" name="Picture"/>
+                    <pic:cNvPr descr="figures/simulation1_context_binding.png" id="61" name="Picture"/>
                     <pic:cNvPicPr>
                       <a:picLocks noChangeArrowheads="1" noChangeAspect="1"/>
                     </pic:cNvPicPr>
                   </pic:nvPicPr>
                   <pic:blipFill>
-                    <a:blip r:embed="rId58"/>
+                    <a:blip r:embed="rId59"/>
                     <a:stretch>
                       <a:fillRect/>
                     </a:stretch>
@@ -10325,7 +10675,7 @@
         </w:drawing>
       </w:r>
     </w:p>
-    <w:bookmarkEnd w:id="61"/>
+    <w:bookmarkEnd w:id="62"/>
     <w:p>
       <w:pPr>
         <w:pStyle w:val="AfterWithoutNote"/>
@@ -10420,8 +10770,8 @@
         <w:t xml:space="preserve">Simulation 2 next examines whether deliberate retrieval control reduces the impact of these task-item associations by reinstating an early-film context state that favors film items over task competitors.</w:t>
       </w:r>
     </w:p>
-    <w:bookmarkEnd w:id="62"/>
-    <w:bookmarkStart w:id="71" w:name="X01bab10be8432eead1f631bed9fce6a815fd83d"/>
+    <w:bookmarkEnd w:id="63"/>
+    <w:bookmarkStart w:id="72" w:name="X01bab10be8432eead1f631bed9fce6a815fd83d"/>
     <w:p>
       <w:pPr>
         <w:pStyle w:val="Heading2"/>
@@ -10567,7 +10917,7 @@
         <w:t xml:space="preserve">.</w:t>
       </w:r>
     </w:p>
-    <w:bookmarkStart w:id="66" w:name="Xe96feb7454d6b23e449dfafb9c326dcfa9c3226"/>
+    <w:bookmarkStart w:id="67" w:name="Xe96feb7454d6b23e449dfafb9c326dcfa9c3226"/>
     <w:p>
       <w:pPr>
         <w:pStyle w:val="FigureTitle"/>
@@ -10607,7 +10957,13 @@
         <w:t xml:space="preserve"> </w:t>
       </w:r>
       <w:r>
-        <w:t xml:space="preserve">Stronger reinstatement shifts pre-recall support from late filler positions toward early film positions.</w:t>
+        <w:t xml:space="preserve">Curves plot item support before recall begins, by encoded position, before the model samples any response.</w:t>
+      </w:r>
+      <w:r>
+        <w:t xml:space="preserve"> </w:t>
+      </w:r>
+      <w:r>
+        <w:t xml:space="preserve">Stronger reinstatement shifts this support from late filler positions toward early film positions.</w:t>
       </w:r>
       <w:r>
         <w:t xml:space="preserve"> </w:t>
@@ -10623,7 +10979,13 @@
         <w:t xml:space="preserve"> </w:t>
       </w:r>
       <w:r>
-        <w:t xml:space="preserve">Recall initiation follows this support shift.</w:t>
+        <w:t xml:space="preserve">Curves plot the probability that the first sampled response comes from each encoded position.</w:t>
+      </w:r>
+      <w:r>
+        <w:t xml:space="preserve"> </w:t>
+      </w:r>
+      <w:r>
+        <w:t xml:space="preserve">Recall initiation follows the support shift in Panel A.</w:t>
       </w:r>
       <w:r>
         <w:t xml:space="preserve"> </w:t>
@@ -10639,6 +11001,12 @@
         <w:t xml:space="preserve"> </w:t>
       </w:r>
       <w:r>
+        <w:t xml:space="preserve">Curves plot overall recall probability at the retrieval test by encoded position.</w:t>
+      </w:r>
+      <w:r>
+        <w:t xml:space="preserve"> </w:t>
+      </w:r>
+      <w:r>
         <w:t xml:space="preserve">Across the sampled retrieval sequence, the initial shift carries into overall recall, with the largest gains near the beginning of the film sequence.</w:t>
       </w:r>
     </w:p>
@@ -10651,18 +11019,18 @@
           <wp:inline>
             <wp:extent cx="5943600" cy="4209375"/>
             <wp:effectExtent b="0" l="0" r="0" t="0"/>
-            <wp:docPr descr="" title="" id="64" name="Picture"/>
+            <wp:docPr descr="" title="" id="65" name="Picture"/>
             <a:graphic>
               <a:graphicData uri="http://schemas.openxmlformats.org/drawingml/2006/picture">
                 <pic:pic>
                   <pic:nvPicPr>
-                    <pic:cNvPr descr="figures/simulation2_start_context_reinstatement.png" id="65" name="Picture"/>
+                    <pic:cNvPr descr="figures/simulation2_start_context_reinstatement.png" id="66" name="Picture"/>
                     <pic:cNvPicPr>
                       <a:picLocks noChangeArrowheads="1" noChangeAspect="1"/>
                     </pic:cNvPicPr>
                   </pic:nvPicPr>
                   <pic:blipFill>
-                    <a:blip r:embed="rId63"/>
+                    <a:blip r:embed="rId64"/>
                     <a:stretch>
                       <a:fillRect/>
                     </a:stretch>
@@ -10689,7 +11057,7 @@
         </w:drawing>
       </w:r>
     </w:p>
-    <w:bookmarkEnd w:id="66"/>
+    <w:bookmarkEnd w:id="67"/>
     <w:p>
       <w:pPr>
         <w:pStyle w:val="AfterWithoutNote"/>
@@ -10863,7 +11231,7 @@
         <w:t xml:space="preserve">preventing off-target context updating.</w:t>
       </w:r>
     </w:p>
-    <w:bookmarkStart w:id="70" w:name="fig-simulation2-retrieval-selectivity"/>
+    <w:bookmarkStart w:id="71" w:name="fig-simulation2-retrieval-selectivity"/>
     <w:p>
       <w:pPr>
         <w:pStyle w:val="FigureTitle"/>
@@ -10903,7 +11271,13 @@
         <w:t xml:space="preserve"> </w:t>
       </w:r>
       <w:r>
-        <w:t xml:space="preserve">Higher selectivity increases local transitions when retrieval starts from early-film context.</w:t>
+        <w:t xml:space="preserve">The transition plot gives the conditional probability that one recall is followed by another item at each encoded lag.</w:t>
+      </w:r>
+      <w:r>
+        <w:t xml:space="preserve"> </w:t>
+      </w:r>
+      <w:r>
+        <w:t xml:space="preserve">Higher selectivity increases short-lag transitions when retrieval starts from early-film context.</w:t>
       </w:r>
       <w:r>
         <w:t xml:space="preserve"> </w:t>
@@ -10919,7 +11293,13 @@
         <w:t xml:space="preserve"> </w:t>
       </w:r>
       <w:r>
-        <w:t xml:space="preserve">Across sampled retrieval sequences, the same increase favors late non-film positions without start-of-list reinstatement and film positions with it.</w:t>
+        <w:t xml:space="preserve">Curves plot overall recall probability at the retrieval test by encoded position.</w:t>
+      </w:r>
+      <w:r>
+        <w:t xml:space="preserve"> </w:t>
+      </w:r>
+      <w:r>
+        <w:t xml:space="preserve">Across sampled retrieval sequences, higher selectivity favors late non-film positions without start-of-list reinstatement and film positions with it.</w:t>
       </w:r>
       <w:r>
         <w:t xml:space="preserve"> </w:t>
@@ -10935,6 +11315,12 @@
         <w:t xml:space="preserve"> </w:t>
       </w:r>
       <w:r>
+        <w:t xml:space="preserve">The plot gives the probability that the next sampled item is a film item after an off-target sample.</w:t>
+      </w:r>
+      <w:r>
+        <w:t xml:space="preserve"> </w:t>
+      </w:r>
+      <w:r>
         <w:t xml:space="preserve">Reducing off-target context updating helps retrieval return to film only when start-of-list reinstatement has already made film items accessible.</w:t>
       </w:r>
     </w:p>
@@ -10947,18 +11333,18 @@
           <wp:inline>
             <wp:extent cx="5943600" cy="4052068"/>
             <wp:effectExtent b="0" l="0" r="0" t="0"/>
-            <wp:docPr descr="" title="" id="68" name="Picture"/>
+            <wp:docPr descr="" title="" id="69" name="Picture"/>
             <a:graphic>
               <a:graphicData uri="http://schemas.openxmlformats.org/drawingml/2006/picture">
                 <pic:pic>
                   <pic:nvPicPr>
-                    <pic:cNvPr descr="figures/simulation2_retrieval_selectivity.png" id="69" name="Picture"/>
+                    <pic:cNvPr descr="figures/simulation2_retrieval_selectivity.png" id="70" name="Picture"/>
                     <pic:cNvPicPr>
                       <a:picLocks noChangeArrowheads="1" noChangeAspect="1"/>
                     </pic:cNvPicPr>
                   </pic:nvPicPr>
                   <pic:blipFill>
-                    <a:blip r:embed="rId67"/>
+                    <a:blip r:embed="rId68"/>
                     <a:stretch>
                       <a:fillRect/>
                     </a:stretch>
@@ -10985,7 +11371,7 @@
         </w:drawing>
       </w:r>
     </w:p>
-    <w:bookmarkEnd w:id="70"/>
+    <w:bookmarkEnd w:id="71"/>
     <w:p>
       <w:pPr>
         <w:pStyle w:val="AfterWithoutNote"/>
@@ -11061,7 +11447,7 @@
         <w:t xml:space="preserve"> </w:t>
       </w:r>
       <w:r>
-        <w:t xml:space="preserve">Across Figures 3 and 4, deliberate recall is protected by a sequence of control settings: start-of-list context reinstatement establishes a diagnostic early-film retrieval context, retrieval selectivity amplifies differences in whatever the current context supports, and target monitoring limits the context-updating consequences of sampled off-target candidates.</w:t>
+        <w:t xml:space="preserve">Across Figures 3 and 4, deliberate recall is protected by a sequence of control settings: start-of-list context reinstatement establishes a retrieval context that supports early film items more than task or filler competitors, retrieval selectivity amplifies differences in whatever the current context supports, and target monitoring limits the context-updating consequences of sampled off-target candidates.</w:t>
       </w:r>
       <w:r>
         <w:t xml:space="preserve"> </w:t>
@@ -11082,8 +11468,8 @@
         <w:t xml:space="preserve">Their protective value depends on whether the reinstated context favors film items over task competitors.</w:t>
       </w:r>
     </w:p>
-    <w:bookmarkEnd w:id="71"/>
-    <w:bookmarkStart w:id="76" w:name="X5839f0b8c81129db231162d4b757efaeea9cdbb"/>
+    <w:bookmarkEnd w:id="72"/>
+    <w:bookmarkStart w:id="77" w:name="X5839f0b8c81129db231162d4b757efaeea9cdbb"/>
     <w:p>
       <w:pPr>
         <w:pStyle w:val="Heading2"/>
@@ -11182,7 +11568,7 @@
         <w:t xml:space="preserve">.</w:t>
       </w:r>
     </w:p>
-    <w:bookmarkStart w:id="75" w:name="fig-simulation3-film-cue-inclusion"/>
+    <w:bookmarkStart w:id="76" w:name="fig-simulation3-film-cue-inclusion"/>
     <w:p>
       <w:pPr>
         <w:pStyle w:val="FigureTitle"/>
@@ -11244,19 +11630,19 @@
         <w:t xml:space="preserve"> </w:t>
       </w:r>
       <w:r>
-        <w:t xml:space="preserve">The left plot shows film recall mass for unguided retrieval and deliberate recall as cue strength increases; the right plot shows the deliberate-minus-unguided gap.</w:t>
-      </w:r>
-      <w:r>
-        <w:t xml:space="preserve"> </w:t>
-      </w:r>
-      <w:r>
-        <w:t xml:space="preserve">Film recall increases with cue strength, but deliberate recall remains higher than unguided retrieval across weak-to-moderate cue reinstatement.</w:t>
-      </w:r>
-      <w:r>
-        <w:t xml:space="preserve"> </w:t>
-      </w:r>
-      <w:r>
-        <w:t xml:space="preserve">Only stronger cue reinstatement begins to narrow the gap.</w:t>
+        <w:t xml:space="preserve">The left plot shows total film recall mass for unguided retrieval and deliberate recall as cue strength increases; the right plot shows the deliberate-minus-unguided gap.</w:t>
+      </w:r>
+      <w:r>
+        <w:t xml:space="preserve"> </w:t>
+      </w:r>
+      <w:r>
+        <w:t xml:space="preserve">Film recall increases with cue strength, but deliberate recall remains higher than unguided retrieval across weak-to-moderate cue values.</w:t>
+      </w:r>
+      <w:r>
+        <w:t xml:space="preserve"> </w:t>
+      </w:r>
+      <w:r>
+        <w:t xml:space="preserve">Only stronger cue values begin to narrow the gap.</w:t>
       </w:r>
       <w:r>
         <w:t xml:space="preserve"> </w:t>
@@ -11272,7 +11658,7 @@
         <w:t xml:space="preserve"> </w:t>
       </w:r>
       <w:r>
-        <w:t xml:space="preserve">Curves plot recall probability by encoded position, with darker lines indicating stronger film-cue reinstatement.</w:t>
+        <w:t xml:space="preserve">Curves plot recall probability at the retrieval test by encoded position, with darker lines indicating stronger film cue strength.</w:t>
       </w:r>
       <w:r>
         <w:t xml:space="preserve"> </w:t>
@@ -11296,18 +11682,18 @@
           <wp:inline>
             <wp:extent cx="5943600" cy="4164783"/>
             <wp:effectExtent b="0" l="0" r="0" t="0"/>
-            <wp:docPr descr="" title="" id="73" name="Picture"/>
+            <wp:docPr descr="" title="" id="74" name="Picture"/>
             <a:graphic>
               <a:graphicData uri="http://schemas.openxmlformats.org/drawingml/2006/picture">
                 <pic:pic>
                   <pic:nvPicPr>
-                    <pic:cNvPr descr="figures/simulation3_film_cue_inclusion.png" id="74" name="Picture"/>
+                    <pic:cNvPr descr="figures/simulation3_film_cue_inclusion.png" id="75" name="Picture"/>
                     <pic:cNvPicPr>
                       <a:picLocks noChangeArrowheads="1" noChangeAspect="1"/>
                     </pic:cNvPicPr>
                   </pic:nvPicPr>
                   <pic:blipFill>
-                    <a:blip r:embed="rId72"/>
+                    <a:blip r:embed="rId73"/>
                     <a:stretch>
                       <a:fillRect/>
                     </a:stretch>
@@ -11334,7 +11720,7 @@
         </w:drawing>
       </w:r>
     </w:p>
-    <w:bookmarkEnd w:id="75"/>
+    <w:bookmarkEnd w:id="76"/>
     <w:p>
       <w:pPr>
         <w:pStyle w:val="AfterWithoutNote"/>
@@ -11358,7 +11744,7 @@
         <w:t xml:space="preserve"> </w:t>
       </w:r>
       <w:r>
-        <w:t xml:space="preserve">This pattern separates cue benefit from gap reduction: a test-phase film cue can increase film recall after search has begun without producing the diagnostic early-film starting context supplied by Simulation 2’s start-of-list reinstatement.</w:t>
+        <w:t xml:space="preserve">This pattern separates cue benefit from gap reduction: a test-phase film cue can increase film recall after search has begun without producing the early-film starting context supplied by Simulation 2’s start-of-list reinstatement.</w:t>
       </w:r>
       <w:r>
         <w:t xml:space="preserve"> </w:t>
@@ -11390,11 +11776,11 @@
         <w:t xml:space="preserve"> </w:t>
       </w:r>
       <w:r>
-        <w:t xml:space="preserve">The result is a graded cue effect: supplied film items can increase film recall, but they reduce selective interference only to the extent that the reinstated context discriminates film targets from task and filler competitors.</w:t>
-      </w:r>
-    </w:p>
-    <w:bookmarkEnd w:id="76"/>
-    <w:bookmarkStart w:id="81" w:name="X4b971085a32b00b7d6d10c2980fa2959349f2f4"/>
+        <w:t xml:space="preserve">The result is a graded cue effect: film items supplied during retrieval can increase film recall, but they reduce selective interference only to the extent that the reinstated context favors film targets over task and filler competitors.</w:t>
+      </w:r>
+    </w:p>
+    <w:bookmarkEnd w:id="77"/>
+    <w:bookmarkStart w:id="82" w:name="X4b971085a32b00b7d6d10c2980fa2959349f2f4"/>
     <w:p>
       <w:pPr>
         <w:pStyle w:val="Heading2"/>
@@ -11466,7 +11852,7 @@
         <w:t xml:space="preserve">This provides a test-format consequence of the same bidirectional item-context loop examined in Simulation 3.</w:t>
       </w:r>
     </w:p>
-    <w:bookmarkStart w:id="80" w:name="fig-simulation4-test-format-schematic"/>
+    <w:bookmarkStart w:id="81" w:name="fig-simulation4-test-format-schematic"/>
     <w:p>
       <w:pPr>
         <w:pStyle w:val="FigureTitle"/>
@@ -11546,18 +11932,18 @@
           <wp:inline>
             <wp:extent cx="5943600" cy="2773680"/>
             <wp:effectExtent b="0" l="0" r="0" t="0"/>
-            <wp:docPr descr="" title="" id="78" name="Picture"/>
+            <wp:docPr descr="" title="" id="79" name="Picture"/>
             <a:graphic>
               <a:graphicData uri="http://schemas.openxmlformats.org/drawingml/2006/picture">
                 <pic:pic>
                   <pic:nvPicPr>
-                    <pic:cNvPr descr="figures/simulation4_test_format_schematic.png" id="79" name="Picture"/>
+                    <pic:cNvPr descr="figures/simulation4_test_format_schematic.png" id="80" name="Picture"/>
                     <pic:cNvPicPr>
                       <a:picLocks noChangeArrowheads="1" noChangeAspect="1"/>
                     </pic:cNvPicPr>
                   </pic:nvPicPr>
                   <pic:blipFill>
-                    <a:blip r:embed="rId77"/>
+                    <a:blip r:embed="rId78"/>
                     <a:stretch>
                       <a:fillRect/>
                     </a:stretch>
@@ -11584,9 +11970,9 @@
         </w:drawing>
       </w:r>
     </w:p>
-    <w:bookmarkEnd w:id="80"/>
     <w:bookmarkEnd w:id="81"/>
-    <w:bookmarkStart w:id="82" w:name="X3bccd27e2ac34ffe83600109912b9a30086b735"/>
+    <w:bookmarkEnd w:id="82"/>
+    <w:bookmarkStart w:id="83" w:name="X3bccd27e2ac34ffe83600109912b9a30086b735"/>
     <w:p>
       <w:pPr>
         <w:pStyle w:val="Heading2"/>
@@ -11636,7 +12022,7 @@
         <w:t xml:space="preserve"> </w:t>
       </w:r>
       <w:r>
-        <w:t xml:space="preserve">Instead, a task matters through the properties of the material it adds to memory: how strongly task items are encoded, how much their temporal context overlaps with the film trajectory, and whether they share source context with film items.</w:t>
+        <w:t xml:space="preserve">Instead, a task matters through the properties of the material it adds to memory: how strongly task items are encoded, how much their temporal context overlaps with film context, and whether they share source context with film items.</w:t>
       </w:r>
       <w:r>
         <w:t xml:space="preserve"> </w:t>
@@ -11677,9 +12063,9 @@
         <w:t xml:space="preserve">The predicted outcomes are film access, task-competitor retrieval, and retrieval outcomes by encoded phase or position.</w:t>
       </w:r>
     </w:p>
-    <w:bookmarkEnd w:id="82"/>
     <w:bookmarkEnd w:id="83"/>
-    <w:bookmarkStart w:id="84" w:name="general-discussion"/>
+    <w:bookmarkEnd w:id="84"/>
+    <w:bookmarkStart w:id="85" w:name="general-discussion"/>
     <w:p>
       <w:pPr>
         <w:pStyle w:val="Heading1"/>
@@ -11688,8 +12074,8 @@
         <w:t xml:space="preserve">General Discussion</w:t>
       </w:r>
     </w:p>
-    <w:bookmarkEnd w:id="84"/>
-    <w:bookmarkStart w:id="167" w:name="references"/>
+    <w:bookmarkEnd w:id="85"/>
+    <w:bookmarkStart w:id="168" w:name="references"/>
     <w:p>
       <w:pPr>
         <w:pStyle w:val="Heading1"/>
@@ -11698,8 +12084,8 @@
         <w:t xml:space="preserve">References</w:t>
       </w:r>
     </w:p>
-    <w:bookmarkStart w:id="166" w:name="refs"/>
-    <w:bookmarkStart w:id="86" w:name="ref-asselbergs2023systematic"/>
+    <w:bookmarkStart w:id="167" w:name="refs"/>
+    <w:bookmarkStart w:id="87" w:name="ref-asselbergs2023systematic"/>
     <w:p>
       <w:pPr>
         <w:pStyle w:val="Bibliography"/>
@@ -11736,7 +12122,7 @@
       <w:r>
         <w:t xml:space="preserve"> </w:t>
       </w:r>
-      <w:hyperlink r:id="rId85">
+      <w:hyperlink r:id="rId86">
         <w:r>
           <w:rPr>
             <w:rStyle w:val="Hyperlink"/>
@@ -11745,8 +12131,8 @@
         </w:r>
       </w:hyperlink>
     </w:p>
-    <w:bookmarkEnd w:id="86"/>
-    <w:bookmarkStart w:id="88" w:name="ref-baddeley2000working"/>
+    <w:bookmarkEnd w:id="87"/>
+    <w:bookmarkStart w:id="89" w:name="ref-baddeley2000working"/>
     <w:p>
       <w:pPr>
         <w:pStyle w:val="Bibliography"/>
@@ -11783,7 +12169,7 @@
       <w:r>
         <w:t xml:space="preserve"> </w:t>
       </w:r>
-      <w:hyperlink r:id="rId87">
+      <w:hyperlink r:id="rId88">
         <w:r>
           <w:rPr>
             <w:rStyle w:val="Hyperlink"/>
@@ -11792,8 +12178,8 @@
         </w:r>
       </w:hyperlink>
     </w:p>
-    <w:bookmarkEnd w:id="88"/>
-    <w:bookmarkStart w:id="90" w:name="ref-bonsall2023temporal"/>
+    <w:bookmarkEnd w:id="89"/>
+    <w:bookmarkStart w:id="91" w:name="ref-bonsall2023temporal"/>
     <w:p>
       <w:pPr>
         <w:pStyle w:val="Bibliography"/>
@@ -11830,7 +12216,7 @@
       <w:r>
         <w:t xml:space="preserve"> </w:t>
       </w:r>
-      <w:hyperlink r:id="rId89">
+      <w:hyperlink r:id="rId90">
         <w:r>
           <w:rPr>
             <w:rStyle w:val="Hyperlink"/>
@@ -11839,8 +12225,8 @@
         </w:r>
       </w:hyperlink>
     </w:p>
-    <w:bookmarkEnd w:id="90"/>
-    <w:bookmarkStart w:id="92" w:name="ref-boyle2025why"/>
+    <w:bookmarkEnd w:id="91"/>
+    <w:bookmarkStart w:id="93" w:name="ref-boyle2025why"/>
     <w:p>
       <w:pPr>
         <w:pStyle w:val="Bibliography"/>
@@ -11877,7 +12263,7 @@
       <w:r>
         <w:t xml:space="preserve"> </w:t>
       </w:r>
-      <w:hyperlink r:id="rId91">
+      <w:hyperlink r:id="rId92">
         <w:r>
           <w:rPr>
             <w:rStyle w:val="Hyperlink"/>
@@ -11886,8 +12272,8 @@
         </w:r>
       </w:hyperlink>
     </w:p>
-    <w:bookmarkEnd w:id="92"/>
-    <w:bookmarkStart w:id="94" w:name="ref-brewin2014episodic"/>
+    <w:bookmarkEnd w:id="93"/>
+    <w:bookmarkStart w:id="95" w:name="ref-brewin2014episodic"/>
     <w:p>
       <w:pPr>
         <w:pStyle w:val="Bibliography"/>
@@ -11924,7 +12310,7 @@
       <w:r>
         <w:t xml:space="preserve"> </w:t>
       </w:r>
-      <w:hyperlink r:id="rId93">
+      <w:hyperlink r:id="rId94">
         <w:r>
           <w:rPr>
             <w:rStyle w:val="Hyperlink"/>
@@ -11933,8 +12319,8 @@
         </w:r>
       </w:hyperlink>
     </w:p>
-    <w:bookmarkEnd w:id="94"/>
-    <w:bookmarkStart w:id="96" w:name="ref-brewin1996dual"/>
+    <w:bookmarkEnd w:id="95"/>
+    <w:bookmarkStart w:id="97" w:name="ref-brewin1996dual"/>
     <w:p>
       <w:pPr>
         <w:pStyle w:val="Bibliography"/>
@@ -11971,7 +12357,7 @@
       <w:r>
         <w:t xml:space="preserve"> </w:t>
       </w:r>
-      <w:hyperlink r:id="rId95">
+      <w:hyperlink r:id="rId96">
         <w:r>
           <w:rPr>
             <w:rStyle w:val="Hyperlink"/>
@@ -11980,8 +12366,8 @@
         </w:r>
       </w:hyperlink>
     </w:p>
-    <w:bookmarkEnd w:id="96"/>
-    <w:bookmarkStart w:id="98" w:name="ref-brewin2010intrusive"/>
+    <w:bookmarkEnd w:id="97"/>
+    <w:bookmarkStart w:id="99" w:name="ref-brewin2010intrusive"/>
     <w:p>
       <w:pPr>
         <w:pStyle w:val="Bibliography"/>
@@ -12018,7 +12404,7 @@
       <w:r>
         <w:t xml:space="preserve"> </w:t>
       </w:r>
-      <w:hyperlink r:id="rId97">
+      <w:hyperlink r:id="rId98">
         <w:r>
           <w:rPr>
             <w:rStyle w:val="Hyperlink"/>
@@ -12027,8 +12413,8 @@
         </w:r>
       </w:hyperlink>
     </w:p>
-    <w:bookmarkEnd w:id="98"/>
-    <w:bookmarkStart w:id="100" w:name="ref-cohen2022memory"/>
+    <w:bookmarkEnd w:id="99"/>
+    <w:bookmarkStart w:id="101" w:name="ref-cohen2022memory"/>
     <w:p>
       <w:pPr>
         <w:pStyle w:val="Bibliography"/>
@@ -12065,7 +12451,7 @@
       <w:r>
         <w:t xml:space="preserve"> </w:t>
       </w:r>
-      <w:hyperlink r:id="rId99">
+      <w:hyperlink r:id="rId100">
         <w:r>
           <w:rPr>
             <w:rStyle w:val="Hyperlink"/>
@@ -12074,8 +12460,8 @@
         </w:r>
       </w:hyperlink>
     </w:p>
-    <w:bookmarkEnd w:id="100"/>
-    <w:bookmarkStart w:id="102" w:name="ref-deeprose2012imagery"/>
+    <w:bookmarkEnd w:id="101"/>
+    <w:bookmarkStart w:id="103" w:name="ref-deeprose2012imagery"/>
     <w:p>
       <w:pPr>
         <w:pStyle w:val="Bibliography"/>
@@ -12112,7 +12498,7 @@
       <w:r>
         <w:t xml:space="preserve"> </w:t>
       </w:r>
-      <w:hyperlink r:id="rId101">
+      <w:hyperlink r:id="rId102">
         <w:r>
           <w:rPr>
             <w:rStyle w:val="Hyperlink"/>
@@ -12121,8 +12507,8 @@
         </w:r>
       </w:hyperlink>
     </w:p>
-    <w:bookmarkEnd w:id="102"/>
-    <w:bookmarkStart w:id="103" w:name="ref-dupertuys2026ukraine"/>
+    <w:bookmarkEnd w:id="103"/>
+    <w:bookmarkStart w:id="104" w:name="ref-dupertuys2026ukraine"/>
     <w:p>
       <w:pPr>
         <w:pStyle w:val="Bibliography"/>
@@ -12158,8 +12544,8 @@
         <w:t xml:space="preserve">.</w:t>
       </w:r>
     </w:p>
-    <w:bookmarkEnd w:id="103"/>
-    <w:bookmarkStart w:id="105" w:name="ref-ehlers2000cognitive"/>
+    <w:bookmarkEnd w:id="104"/>
+    <w:bookmarkStart w:id="106" w:name="ref-ehlers2000cognitive"/>
     <w:p>
       <w:pPr>
         <w:pStyle w:val="Bibliography"/>
@@ -12196,7 +12582,7 @@
       <w:r>
         <w:t xml:space="preserve"> </w:t>
       </w:r>
-      <w:hyperlink r:id="rId104">
+      <w:hyperlink r:id="rId105">
         <w:r>
           <w:rPr>
             <w:rStyle w:val="Hyperlink"/>
@@ -12205,8 +12591,8 @@
         </w:r>
       </w:hyperlink>
     </w:p>
-    <w:bookmarkEnd w:id="105"/>
-    <w:bookmarkStart w:id="107" w:name="ref-holmes2008inducing"/>
+    <w:bookmarkEnd w:id="106"/>
+    <w:bookmarkStart w:id="108" w:name="ref-holmes2008inducing"/>
     <w:p>
       <w:pPr>
         <w:pStyle w:val="Bibliography"/>
@@ -12243,7 +12629,7 @@
       <w:r>
         <w:t xml:space="preserve"> </w:t>
       </w:r>
-      <w:hyperlink r:id="rId106">
+      <w:hyperlink r:id="rId107">
         <w:r>
           <w:rPr>
             <w:rStyle w:val="Hyperlink"/>
@@ -12252,8 +12638,8 @@
         </w:r>
       </w:hyperlink>
     </w:p>
-    <w:bookmarkEnd w:id="107"/>
-    <w:bookmarkStart w:id="109" w:name="ref-holmes2004trauma"/>
+    <w:bookmarkEnd w:id="108"/>
+    <w:bookmarkStart w:id="110" w:name="ref-holmes2004trauma"/>
     <w:p>
       <w:pPr>
         <w:pStyle w:val="Bibliography"/>
@@ -12290,7 +12676,7 @@
       <w:r>
         <w:t xml:space="preserve"> </w:t>
       </w:r>
-      <w:hyperlink r:id="rId108">
+      <w:hyperlink r:id="rId109">
         <w:r>
           <w:rPr>
             <w:rStyle w:val="Hyperlink"/>
@@ -12299,8 +12685,8 @@
         </w:r>
       </w:hyperlink>
     </w:p>
-    <w:bookmarkEnd w:id="109"/>
-    <w:bookmarkStart w:id="111" w:name="ref-holmes2009can"/>
+    <w:bookmarkEnd w:id="110"/>
+    <w:bookmarkStart w:id="112" w:name="ref-holmes2009can"/>
     <w:p>
       <w:pPr>
         <w:pStyle w:val="Bibliography"/>
@@ -12349,7 +12735,7 @@
       <w:r>
         <w:t xml:space="preserve"> </w:t>
       </w:r>
-      <w:hyperlink r:id="rId110">
+      <w:hyperlink r:id="rId111">
         <w:r>
           <w:rPr>
             <w:rStyle w:val="Hyperlink"/>
@@ -12358,8 +12744,8 @@
         </w:r>
       </w:hyperlink>
     </w:p>
-    <w:bookmarkEnd w:id="111"/>
-    <w:bookmarkStart w:id="113" w:name="ref-holmes2010key"/>
+    <w:bookmarkEnd w:id="112"/>
+    <w:bookmarkStart w:id="114" w:name="ref-holmes2010key"/>
     <w:p>
       <w:pPr>
         <w:pStyle w:val="Bibliography"/>
@@ -12417,7 +12803,7 @@
       <w:r>
         <w:t xml:space="preserve"> </w:t>
       </w:r>
-      <w:hyperlink r:id="rId112">
+      <w:hyperlink r:id="rId113">
         <w:r>
           <w:rPr>
             <w:rStyle w:val="Hyperlink"/>
@@ -12426,8 +12812,8 @@
         </w:r>
       </w:hyperlink>
     </w:p>
-    <w:bookmarkEnd w:id="113"/>
-    <w:bookmarkStart w:id="115" w:name="ref-horsch2017reducing"/>
+    <w:bookmarkEnd w:id="114"/>
+    <w:bookmarkStart w:id="116" w:name="ref-horsch2017reducing"/>
     <w:p>
       <w:pPr>
         <w:pStyle w:val="Bibliography"/>
@@ -12464,7 +12850,7 @@
       <w:r>
         <w:t xml:space="preserve"> </w:t>
       </w:r>
-      <w:hyperlink r:id="rId114">
+      <w:hyperlink r:id="rId115">
         <w:r>
           <w:rPr>
             <w:rStyle w:val="Hyperlink"/>
@@ -12473,8 +12859,8 @@
         </w:r>
       </w:hyperlink>
     </w:p>
-    <w:bookmarkEnd w:id="115"/>
-    <w:bookmarkStart w:id="117" w:name="ref-howard2002distributed"/>
+    <w:bookmarkEnd w:id="116"/>
+    <w:bookmarkStart w:id="118" w:name="ref-howard2002distributed"/>
     <w:p>
       <w:pPr>
         <w:pStyle w:val="Bibliography"/>
@@ -12511,7 +12897,7 @@
       <w:r>
         <w:t xml:space="preserve"> </w:t>
       </w:r>
-      <w:hyperlink r:id="rId116">
+      <w:hyperlink r:id="rId117">
         <w:r>
           <w:rPr>
             <w:rStyle w:val="Hyperlink"/>
@@ -12520,8 +12906,8 @@
         </w:r>
       </w:hyperlink>
     </w:p>
-    <w:bookmarkEnd w:id="117"/>
-    <w:bookmarkStart w:id="118" w:name="ref-howard2008persistence"/>
+    <w:bookmarkEnd w:id="118"/>
+    <w:bookmarkStart w:id="119" w:name="ref-howard2008persistence"/>
     <w:p>
       <w:pPr>
         <w:pStyle w:val="Bibliography"/>
@@ -12556,8 +12942,8 @@
         <w:t xml:space="preserve">(1), 58–63.</w:t>
       </w:r>
     </w:p>
-    <w:bookmarkEnd w:id="118"/>
-    <w:bookmarkStart w:id="120" w:name="ref-hupbach2008dynamics"/>
+    <w:bookmarkEnd w:id="119"/>
+    <w:bookmarkStart w:id="121" w:name="ref-hupbach2008dynamics"/>
     <w:p>
       <w:pPr>
         <w:pStyle w:val="Bibliography"/>
@@ -12594,7 +12980,7 @@
       <w:r>
         <w:t xml:space="preserve"> </w:t>
       </w:r>
-      <w:hyperlink r:id="rId119">
+      <w:hyperlink r:id="rId120">
         <w:r>
           <w:rPr>
             <w:rStyle w:val="Hyperlink"/>
@@ -12603,8 +12989,8 @@
         </w:r>
       </w:hyperlink>
     </w:p>
-    <w:bookmarkEnd w:id="120"/>
-    <w:bookmarkStart w:id="122" w:name="ref-iyadurai2018preventing"/>
+    <w:bookmarkEnd w:id="121"/>
+    <w:bookmarkStart w:id="123" w:name="ref-iyadurai2018preventing"/>
     <w:p>
       <w:pPr>
         <w:pStyle w:val="Bibliography"/>
@@ -12653,7 +13039,7 @@
       <w:r>
         <w:t xml:space="preserve"> </w:t>
       </w:r>
-      <w:hyperlink r:id="rId121">
+      <w:hyperlink r:id="rId122">
         <w:r>
           <w:rPr>
             <w:rStyle w:val="Hyperlink"/>
@@ -12662,8 +13048,8 @@
         </w:r>
       </w:hyperlink>
     </w:p>
-    <w:bookmarkEnd w:id="122"/>
-    <w:bookmarkStart w:id="124" w:name="ref-iyadurai2019intrusive"/>
+    <w:bookmarkEnd w:id="123"/>
+    <w:bookmarkStart w:id="125" w:name="ref-iyadurai2019intrusive"/>
     <w:p>
       <w:pPr>
         <w:pStyle w:val="Bibliography"/>
@@ -12700,7 +13086,7 @@
       <w:r>
         <w:t xml:space="preserve"> </w:t>
       </w:r>
-      <w:hyperlink r:id="rId123">
+      <w:hyperlink r:id="rId124">
         <w:r>
           <w:rPr>
             <w:rStyle w:val="Hyperlink"/>
@@ -12709,8 +13095,8 @@
         </w:r>
       </w:hyperlink>
     </w:p>
-    <w:bookmarkEnd w:id="124"/>
-    <w:bookmarkStart w:id="126" w:name="ref-james2015computer"/>
+    <w:bookmarkEnd w:id="125"/>
+    <w:bookmarkStart w:id="127" w:name="ref-james2015computer"/>
     <w:p>
       <w:pPr>
         <w:pStyle w:val="Bibliography"/>
@@ -12747,7 +13133,7 @@
       <w:r>
         <w:t xml:space="preserve"> </w:t>
       </w:r>
-      <w:hyperlink r:id="rId125">
+      <w:hyperlink r:id="rId126">
         <w:r>
           <w:rPr>
             <w:rStyle w:val="Hyperlink"/>
@@ -12756,8 +13142,8 @@
         </w:r>
       </w:hyperlink>
     </w:p>
-    <w:bookmarkEnd w:id="126"/>
-    <w:bookmarkStart w:id="128" w:name="ref-james2016trauma"/>
+    <w:bookmarkEnd w:id="127"/>
+    <w:bookmarkStart w:id="129" w:name="ref-james2016trauma"/>
     <w:p>
       <w:pPr>
         <w:pStyle w:val="Bibliography"/>
@@ -12794,7 +13180,7 @@
       <w:r>
         <w:t xml:space="preserve"> </w:t>
       </w:r>
-      <w:hyperlink r:id="rId127">
+      <w:hyperlink r:id="rId128">
         <w:r>
           <w:rPr>
             <w:rStyle w:val="Hyperlink"/>
@@ -12803,8 +13189,8 @@
         </w:r>
       </w:hyperlink>
     </w:p>
-    <w:bookmarkEnd w:id="128"/>
-    <w:bookmarkStart w:id="129" w:name="ref-kahana1996associative"/>
+    <w:bookmarkEnd w:id="129"/>
+    <w:bookmarkStart w:id="130" w:name="ref-kahana1996associative"/>
     <w:p>
       <w:pPr>
         <w:pStyle w:val="Bibliography"/>
@@ -12839,8 +13225,8 @@
         <w:t xml:space="preserve">(1), 103–109.</w:t>
       </w:r>
     </w:p>
-    <w:bookmarkEnd w:id="129"/>
-    <w:bookmarkStart w:id="131" w:name="ref-kanstrup2021single"/>
+    <w:bookmarkEnd w:id="130"/>
+    <w:bookmarkStart w:id="132" w:name="ref-kanstrup2021single"/>
     <w:p>
       <w:pPr>
         <w:pStyle w:val="Bibliography"/>
@@ -12877,7 +13263,7 @@
       <w:r>
         <w:t xml:space="preserve"> </w:t>
       </w:r>
-      <w:hyperlink r:id="rId130">
+      <w:hyperlink r:id="rId131">
         <w:r>
           <w:rPr>
             <w:rStyle w:val="Hyperlink"/>
@@ -12886,8 +13272,8 @@
         </w:r>
       </w:hyperlink>
     </w:p>
-    <w:bookmarkEnd w:id="131"/>
-    <w:bookmarkStart w:id="133" w:name="ref-kessler2020visuospatial"/>
+    <w:bookmarkEnd w:id="132"/>
+    <w:bookmarkStart w:id="134" w:name="ref-kessler2020visuospatial"/>
     <w:p>
       <w:pPr>
         <w:pStyle w:val="Bibliography"/>
@@ -12924,7 +13310,7 @@
       <w:r>
         <w:t xml:space="preserve"> </w:t>
       </w:r>
-      <w:hyperlink r:id="rId132">
+      <w:hyperlink r:id="rId133">
         <w:r>
           <w:rPr>
             <w:rStyle w:val="Hyperlink"/>
@@ -12933,8 +13319,8 @@
         </w:r>
       </w:hyperlink>
     </w:p>
-    <w:bookmarkEnd w:id="133"/>
-    <w:bookmarkStart w:id="135" w:name="ref-kindt2009beyond"/>
+    <w:bookmarkEnd w:id="134"/>
+    <w:bookmarkStart w:id="136" w:name="ref-kindt2009beyond"/>
     <w:p>
       <w:pPr>
         <w:pStyle w:val="Bibliography"/>
@@ -12971,7 +13357,7 @@
       <w:r>
         <w:t xml:space="preserve"> </w:t>
       </w:r>
-      <w:hyperlink r:id="rId134">
+      <w:hyperlink r:id="rId135">
         <w:r>
           <w:rPr>
             <w:rStyle w:val="Hyperlink"/>
@@ -12980,8 +13366,8 @@
         </w:r>
       </w:hyperlink>
     </w:p>
-    <w:bookmarkEnd w:id="135"/>
-    <w:bookmarkStart w:id="137" w:name="ref-kragel2015neural"/>
+    <w:bookmarkEnd w:id="136"/>
+    <w:bookmarkStart w:id="138" w:name="ref-kragel2015neural"/>
     <w:p>
       <w:pPr>
         <w:pStyle w:val="Bibliography"/>
@@ -13018,7 +13404,7 @@
       <w:r>
         <w:t xml:space="preserve"> </w:t>
       </w:r>
-      <w:hyperlink r:id="rId136">
+      <w:hyperlink r:id="rId137">
         <w:r>
           <w:rPr>
             <w:rStyle w:val="Hyperlink"/>
@@ -13027,8 +13413,8 @@
         </w:r>
       </w:hyperlink>
     </w:p>
-    <w:bookmarkEnd w:id="137"/>
-    <w:bookmarkStart w:id="139" w:name="ref-krans2009intrusive"/>
+    <w:bookmarkEnd w:id="138"/>
+    <w:bookmarkStart w:id="140" w:name="ref-krans2009intrusive"/>
     <w:p>
       <w:pPr>
         <w:pStyle w:val="Bibliography"/>
@@ -13065,7 +13451,7 @@
       <w:r>
         <w:t xml:space="preserve"> </w:t>
       </w:r>
-      <w:hyperlink r:id="rId138">
+      <w:hyperlink r:id="rId139">
         <w:r>
           <w:rPr>
             <w:rStyle w:val="Hyperlink"/>
@@ -13074,8 +13460,8 @@
         </w:r>
       </w:hyperlink>
     </w:p>
-    <w:bookmarkEnd w:id="139"/>
-    <w:bookmarkStart w:id="141" w:name="ref-lau2019intrusive"/>
+    <w:bookmarkEnd w:id="140"/>
+    <w:bookmarkStart w:id="142" w:name="ref-lau2019intrusive"/>
     <w:p>
       <w:pPr>
         <w:pStyle w:val="Bibliography"/>
@@ -13112,7 +13498,7 @@
       <w:r>
         <w:t xml:space="preserve"> </w:t>
       </w:r>
-      <w:hyperlink r:id="rId140">
+      <w:hyperlink r:id="rId141">
         <w:r>
           <w:rPr>
             <w:rStyle w:val="Hyperlink"/>
@@ -13121,8 +13507,8 @@
         </w:r>
       </w:hyperlink>
     </w:p>
-    <w:bookmarkEnd w:id="141"/>
-    <w:bookmarkStart w:id="143" w:name="ref-lau2021selectively"/>
+    <w:bookmarkEnd w:id="142"/>
+    <w:bookmarkStart w:id="144" w:name="ref-lau2021selectively"/>
     <w:p>
       <w:pPr>
         <w:pStyle w:val="Bibliography"/>
@@ -13159,7 +13545,7 @@
       <w:r>
         <w:t xml:space="preserve"> </w:t>
       </w:r>
-      <w:hyperlink r:id="rId142">
+      <w:hyperlink r:id="rId143">
         <w:r>
           <w:rPr>
             <w:rStyle w:val="Hyperlink"/>
@@ -13168,8 +13554,8 @@
         </w:r>
       </w:hyperlink>
     </w:p>
-    <w:bookmarkEnd w:id="143"/>
-    <w:bookmarkStart w:id="145" w:name="ref-lohnas2015expanding"/>
+    <w:bookmarkEnd w:id="144"/>
+    <w:bookmarkStart w:id="146" w:name="ref-lohnas2015expanding"/>
     <w:p>
       <w:pPr>
         <w:pStyle w:val="Bibliography"/>
@@ -13206,7 +13592,7 @@
       <w:r>
         <w:t xml:space="preserve"> </w:t>
       </w:r>
-      <w:hyperlink r:id="rId144">
+      <w:hyperlink r:id="rId145">
         <w:r>
           <w:rPr>
             <w:rStyle w:val="Hyperlink"/>
@@ -13215,8 +13601,8 @@
         </w:r>
       </w:hyperlink>
     </w:p>
-    <w:bookmarkEnd w:id="145"/>
-    <w:bookmarkStart w:id="147" w:name="ref-morton2016predictive"/>
+    <w:bookmarkEnd w:id="146"/>
+    <w:bookmarkStart w:id="148" w:name="ref-morton2016predictive"/>
     <w:p>
       <w:pPr>
         <w:pStyle w:val="Bibliography"/>
@@ -13253,7 +13639,7 @@
       <w:r>
         <w:t xml:space="preserve"> </w:t>
       </w:r>
-      <w:hyperlink r:id="rId146">
+      <w:hyperlink r:id="rId147">
         <w:r>
           <w:rPr>
             <w:rStyle w:val="Hyperlink"/>
@@ -13262,8 +13648,8 @@
         </w:r>
       </w:hyperlink>
     </w:p>
-    <w:bookmarkEnd w:id="147"/>
-    <w:bookmarkStart w:id="149" w:name="ref-polyn2009context"/>
+    <w:bookmarkEnd w:id="148"/>
+    <w:bookmarkStart w:id="150" w:name="ref-polyn2009context"/>
     <w:p>
       <w:pPr>
         <w:pStyle w:val="Bibliography"/>
@@ -13300,7 +13686,7 @@
       <w:r>
         <w:t xml:space="preserve"> </w:t>
       </w:r>
-      <w:hyperlink r:id="rId148">
+      <w:hyperlink r:id="rId149">
         <w:r>
           <w:rPr>
             <w:rStyle w:val="Hyperlink"/>
@@ -13309,8 +13695,8 @@
         </w:r>
       </w:hyperlink>
     </w:p>
-    <w:bookmarkEnd w:id="149"/>
-    <w:bookmarkStart w:id="151" w:name="ref-polyn2009task"/>
+    <w:bookmarkEnd w:id="150"/>
+    <w:bookmarkStart w:id="152" w:name="ref-polyn2009task"/>
     <w:p>
       <w:pPr>
         <w:pStyle w:val="Bibliography"/>
@@ -13347,7 +13733,7 @@
       <w:r>
         <w:t xml:space="preserve"> </w:t>
       </w:r>
-      <w:hyperlink r:id="rId150">
+      <w:hyperlink r:id="rId151">
         <w:r>
           <w:rPr>
             <w:rStyle w:val="Hyperlink"/>
@@ -13356,8 +13742,8 @@
         </w:r>
       </w:hyperlink>
     </w:p>
-    <w:bookmarkEnd w:id="151"/>
-    <w:bookmarkStart w:id="153" w:name="ref-sederberg2011human"/>
+    <w:bookmarkEnd w:id="152"/>
+    <w:bookmarkStart w:id="154" w:name="ref-sederberg2011human"/>
     <w:p>
       <w:pPr>
         <w:pStyle w:val="Bibliography"/>
@@ -13394,7 +13780,7 @@
       <w:r>
         <w:t xml:space="preserve"> </w:t>
       </w:r>
-      <w:hyperlink r:id="rId152">
+      <w:hyperlink r:id="rId153">
         <w:r>
           <w:rPr>
             <w:rStyle w:val="Hyperlink"/>
@@ -13403,8 +13789,8 @@
         </w:r>
       </w:hyperlink>
     </w:p>
-    <w:bookmarkEnd w:id="153"/>
-    <w:bookmarkStart w:id="155" w:name="ref-sederberg2008context"/>
+    <w:bookmarkEnd w:id="154"/>
+    <w:bookmarkStart w:id="156" w:name="ref-sederberg2008context"/>
     <w:p>
       <w:pPr>
         <w:pStyle w:val="Bibliography"/>
@@ -13441,7 +13827,7 @@
       <w:r>
         <w:t xml:space="preserve"> </w:t>
       </w:r>
-      <w:hyperlink r:id="rId154">
+      <w:hyperlink r:id="rId155">
         <w:r>
           <w:rPr>
             <w:rStyle w:val="Hyperlink"/>
@@ -13450,8 +13836,8 @@
         </w:r>
       </w:hyperlink>
     </w:p>
-    <w:bookmarkEnd w:id="155"/>
-    <w:bookmarkStart w:id="157" w:name="ref-talmi2019retrieved"/>
+    <w:bookmarkEnd w:id="156"/>
+    <w:bookmarkStart w:id="158" w:name="ref-talmi2019retrieved"/>
     <w:p>
       <w:pPr>
         <w:pStyle w:val="Bibliography"/>
@@ -13488,7 +13874,7 @@
       <w:r>
         <w:t xml:space="preserve"> </w:t>
       </w:r>
-      <w:hyperlink r:id="rId156">
+      <w:hyperlink r:id="rId157">
         <w:r>
           <w:rPr>
             <w:rStyle w:val="Hyperlink"/>
@@ -13497,8 +13883,8 @@
         </w:r>
       </w:hyperlink>
     </w:p>
-    <w:bookmarkEnd w:id="157"/>
-    <w:bookmarkStart w:id="159" w:name="ref-varma2024experimental"/>
+    <w:bookmarkEnd w:id="158"/>
+    <w:bookmarkStart w:id="160" w:name="ref-varma2024experimental"/>
     <w:p>
       <w:pPr>
         <w:pStyle w:val="Bibliography"/>
@@ -13535,7 +13921,7 @@
       <w:r>
         <w:t xml:space="preserve"> </w:t>
       </w:r>
-      <w:hyperlink r:id="rId158">
+      <w:hyperlink r:id="rId159">
         <w:r>
           <w:rPr>
             <w:rStyle w:val="Hyperlink"/>
@@ -13544,8 +13930,8 @@
         </w:r>
       </w:hyperlink>
     </w:p>
-    <w:bookmarkEnd w:id="159"/>
-    <w:bookmarkStart w:id="161" w:name="ref-wessel2025evidence"/>
+    <w:bookmarkEnd w:id="160"/>
+    <w:bookmarkStart w:id="162" w:name="ref-wessel2025evidence"/>
     <w:p>
       <w:pPr>
         <w:pStyle w:val="Bibliography"/>
@@ -13594,7 +13980,7 @@
       <w:r>
         <w:t xml:space="preserve"> </w:t>
       </w:r>
-      <w:hyperlink r:id="rId160">
+      <w:hyperlink r:id="rId161">
         <w:r>
           <w:rPr>
             <w:rStyle w:val="Hyperlink"/>
@@ -13603,8 +13989,8 @@
         </w:r>
       </w:hyperlink>
     </w:p>
-    <w:bookmarkEnd w:id="161"/>
-    <w:bookmarkStart w:id="163" w:name="ref-zaromb2006temporal"/>
+    <w:bookmarkEnd w:id="162"/>
+    <w:bookmarkStart w:id="164" w:name="ref-zaromb2006temporal"/>
     <w:p>
       <w:pPr>
         <w:pStyle w:val="Bibliography"/>
@@ -13641,7 +14027,7 @@
       <w:r>
         <w:t xml:space="preserve"> </w:t>
       </w:r>
-      <w:hyperlink r:id="rId162">
+      <w:hyperlink r:id="rId163">
         <w:r>
           <w:rPr>
             <w:rStyle w:val="Hyperlink"/>
@@ -13650,8 +14036,8 @@
         </w:r>
       </w:hyperlink>
     </w:p>
-    <w:bookmarkEnd w:id="163"/>
-    <w:bookmarkStart w:id="165" w:name="ref-zhou2025episodic"/>
+    <w:bookmarkEnd w:id="164"/>
+    <w:bookmarkStart w:id="166" w:name="ref-zhou2025episodic"/>
     <w:p>
       <w:pPr>
         <w:pStyle w:val="Bibliography"/>
@@ -13688,7 +14074,7 @@
       <w:r>
         <w:t xml:space="preserve"> </w:t>
       </w:r>
-      <w:hyperlink r:id="rId164">
+      <w:hyperlink r:id="rId165">
         <w:r>
           <w:rPr>
             <w:rStyle w:val="Hyperlink"/>
@@ -13697,9 +14083,9 @@
         </w:r>
       </w:hyperlink>
     </w:p>
-    <w:bookmarkEnd w:id="165"/>
     <w:bookmarkEnd w:id="166"/>
     <w:bookmarkEnd w:id="167"/>
+    <w:bookmarkEnd w:id="168"/>
     <w:sectPr>
       <w:headerReference r:id="rId9" w:type="even"/>
       <w:headerReference r:id="rId11" w:type="default"/>

--- a/docs/index.docx
+++ b/docs/index.docx
@@ -135,59 +135,53 @@
         <w:pStyle w:val="FirstParagraph"/>
       </w:pPr>
       <w:r>
-        <w:t xml:space="preserve">In the trauma-film paradigm, visuospatial tasks performed after film encoding or a later film reminder can reduce intrusive memories while leaving voluntary memory relatively intact.</w:t>
-      </w:r>
-      <w:r>
-        <w:t xml:space="preserve"> </w:t>
-      </w:r>
-      <w:r>
-        <w:t xml:space="preserve">This selective interference effect is often treated as evidence that intrusive and voluntary remembering depend on differently vulnerable memory representations.</w:t>
-      </w:r>
-      <w:r>
-        <w:t xml:space="preserve"> </w:t>
-      </w:r>
-      <w:r>
-        <w:t xml:space="preserve">Here we simulate an alternative retrieved-context account in an emotional Context Maintenance and Retrieval (eCMR) model, in which unguided retrieval and deliberate recall draw on the same film and task associations but differ in how strongly retrieval is constrained toward film items.</w:t>
-      </w:r>
-      <w:r>
-        <w:t xml:space="preserve"> </w:t>
-      </w:r>
-      <w:r>
-        <w:t xml:space="preserve">In the model, film context remains active after encoding and can later be reinstated by reminders, so an interfering task performed in either state associates task items with context states similar to film context.</w:t>
-      </w:r>
-      <w:r>
-        <w:t xml:space="preserve"> </w:t>
-      </w:r>
-      <w:r>
-        <w:t xml:space="preserve">At retrieval, overlapping context can cue both film items and task competitors, reducing the probability that film items win retrieval even though stored film-item associations remain unchanged.</w:t>
-      </w:r>
-      <w:r>
-        <w:t xml:space="preserve"> </w:t>
-      </w:r>
-      <w:r>
-        <w:t xml:space="preserve">Deliberate recall is less vulnerable when control settings reinstate film-associated context, sharpen selection among candidates cued by context, and limit how much off-target samples redirect later search.</w:t>
-      </w:r>
-      <w:r>
-        <w:t xml:space="preserve"> </w:t>
-      </w:r>
-      <w:r>
-        <w:t xml:space="preserve">Test-provided film cues can likewise update context and reduce reliance on context-guided selection.</w:t>
-      </w:r>
-      <w:r>
-        <w:t xml:space="preserve"> </w:t>
-      </w:r>
-      <w:r>
-        <w:t xml:space="preserve">Together, the simulations reproduce selective impairment of unguided retrieval relative to deliberate recall and specify when the intrusion-voluntary-memory dissociation should be more or less pronounced, helping to interpret heterogeneity across empirical paradigms.</w:t>
-      </w:r>
-      <w:r>
-        <w:t xml:space="preserve"> </w:t>
-      </w:r>
-      <w:r>
-        <w:t xml:space="preserve">Our results show that selective interference can arise from retrieval dynamics in a single retrieved-context system.</w:t>
+        <w:t xml:space="preserve">In the trauma-film paradigm, visuospatial tasks performed after a later film reminder can reduce intrusion-like film access while leaving deliberate recall relatively intact.</w:t>
+      </w:r>
+      <w:r>
+        <w:t xml:space="preserve"> </w:t>
+      </w:r>
+      <w:r>
+        <w:t xml:space="preserve">This selective interference effect is often treated as evidence that intrusion-like and deliberate remembering depend on differently vulnerable memory representations.</w:t>
+      </w:r>
+      <w:r>
+        <w:t xml:space="preserve"> </w:t>
+      </w:r>
+      <w:r>
+        <w:t xml:space="preserve">Here we argue that the same dissociation may follow from how shared film and task associations are accessed differently under unguided and deliberately film-focused retrieval.</w:t>
+      </w:r>
+      <w:r>
+        <w:t xml:space="preserve"> </w:t>
+      </w:r>
+      <w:r>
+        <w:t xml:space="preserve">We develop this alternative proposal in an emotional Context Maintenance and Retrieval (eCMR) model.</w:t>
+      </w:r>
+      <w:r>
+        <w:t xml:space="preserve"> </w:t>
+      </w:r>
+      <w:r>
+        <w:t xml:space="preserve">In the model, a film reminder before the task causes task information to be encoded in a film-like context, allowing later film cues to also activate task-related competitors.</w:t>
+      </w:r>
+      <w:r>
+        <w:t xml:space="preserve"> </w:t>
+      </w:r>
+      <w:r>
+        <w:t xml:space="preserve">Deliberate, film-focused retrieval is relatively spared because film memories are prioritized even when film-like context also brings task-related competitors to mind.</w:t>
+      </w:r>
+      <w:r>
+        <w:t xml:space="preserve"> </w:t>
+      </w:r>
+      <w:r>
+        <w:t xml:space="preserve">Decomposing interference and retrieval control within a retrieved-context model therefore reproduces the selective interference effect and predicts how it manifests in the organization of recall over time.</w:t>
+      </w:r>
+      <w:r>
+        <w:t xml:space="preserve"> </w:t>
+      </w:r>
+      <w:r>
+        <w:t xml:space="preserve">This motivates a more unified treatment of intrusion-like and deliberate remembering within a common computational framework.</w:t>
       </w:r>
     </w:p>
     <w:bookmarkEnd w:id="23"/>
-    <w:bookmarkStart w:id="24" w:name="introduction"/>
+    <w:bookmarkStart w:id="28" w:name="introduction"/>
     <w:p>
       <w:pPr>
         <w:pStyle w:val="Heading1"/>
@@ -677,796 +671,30 @@
         <w:pStyle w:val="BodyText"/>
       </w:pPr>
       <w:r>
-        <w:t xml:space="preserve">One prominent family of interpretations treats the selective interference effect as evidence that intrusion-supporting memory representations are more vulnerable to interference than representations supporting deliberate recall</w:t>
-      </w:r>
-      <w:r>
-        <w:t xml:space="preserve"> </w:t>
-      </w:r>
-      <w:r>
-        <w:t xml:space="preserve">(</w:t>
-      </w:r>
-      <w:hyperlink w:anchor="ref-brewin1996dual">
-        <w:r>
-          <w:rPr>
-            <w:rStyle w:val="Hyperlink"/>
-          </w:rPr>
-          <w:t xml:space="preserve">Brewin et al., 1996</w:t>
-        </w:r>
-      </w:hyperlink>
-      <w:r>
-        <w:t xml:space="preserve">;</w:t>
-      </w:r>
-      <w:r>
-        <w:t xml:space="preserve"> </w:t>
-      </w:r>
-      <w:hyperlink w:anchor="ref-brewin2014episodic">
-        <w:r>
-          <w:rPr>
-            <w:rStyle w:val="Hyperlink"/>
-          </w:rPr>
-          <w:t xml:space="preserve">Brewin, 2014</w:t>
-        </w:r>
-      </w:hyperlink>
-      <w:r>
-        <w:t xml:space="preserve">)</w:t>
-      </w:r>
-      <w:r>
-        <w:t xml:space="preserve">.</w:t>
-      </w:r>
-      <w:r>
-        <w:t xml:space="preserve"> </w:t>
-      </w:r>
-      <w:r>
-        <w:t xml:space="preserve">Dual-representation accounts make this claim architecturally: traumatic experience is proposed to produce distinct sensory and contextual memory traces, with the first supporting involuntary re-experiencing and the second supporting deliberate recall</w:t>
-      </w:r>
-      <w:r>
-        <w:t xml:space="preserve"> </w:t>
-      </w:r>
-      <w:r>
-        <w:t xml:space="preserve">(</w:t>
-      </w:r>
-      <w:hyperlink w:anchor="ref-brewin2010intrusive">
-        <w:r>
-          <w:rPr>
-            <w:rStyle w:val="Hyperlink"/>
-          </w:rPr>
-          <w:t xml:space="preserve">Brewin et al., 2010</w:t>
-        </w:r>
-      </w:hyperlink>
-      <w:r>
-        <w:t xml:space="preserve">;</w:t>
-      </w:r>
-      <w:r>
-        <w:t xml:space="preserve"> </w:t>
-      </w:r>
-      <w:hyperlink w:anchor="ref-brewin2014episodic">
-        <w:r>
-          <w:rPr>
-            <w:rStyle w:val="Hyperlink"/>
-          </w:rPr>
-          <w:t xml:space="preserve">Brewin, 2014</w:t>
-        </w:r>
-      </w:hyperlink>
-      <w:r>
-        <w:t xml:space="preserve">)</w:t>
-      </w:r>
-      <w:r>
-        <w:t xml:space="preserve">.</w:t>
-      </w:r>
-      <w:r>
-        <w:t xml:space="preserve"> </w:t>
-      </w:r>
-      <w:r>
-        <w:t xml:space="preserve">In immediate post-film interventions, a visuospatial task is then understood to draw on working-memory resources needed to maintain and consolidate sensory-perceptual imagery, reducing intrusion frequency while voluntary-memory measures remain relatively preserved</w:t>
-      </w:r>
-      <w:r>
-        <w:t xml:space="preserve"> </w:t>
-      </w:r>
-      <w:r>
-        <w:t xml:space="preserve">(</w:t>
-      </w:r>
-      <w:hyperlink w:anchor="ref-baddeley2000working">
-        <w:r>
-          <w:rPr>
-            <w:rStyle w:val="Hyperlink"/>
-          </w:rPr>
-          <w:t xml:space="preserve">Baddeley &amp; Andrade, 2000</w:t>
-        </w:r>
-      </w:hyperlink>
-      <w:r>
-        <w:t xml:space="preserve">;</w:t>
-      </w:r>
-      <w:r>
-        <w:t xml:space="preserve"> </w:t>
-      </w:r>
-      <w:hyperlink w:anchor="ref-deeprose2012imagery">
-        <w:r>
-          <w:rPr>
-            <w:rStyle w:val="Hyperlink"/>
-          </w:rPr>
-          <w:t xml:space="preserve">Deeprose et al., 2012</w:t>
-        </w:r>
-      </w:hyperlink>
-      <w:r>
-        <w:t xml:space="preserve">;</w:t>
-      </w:r>
-      <w:r>
-        <w:t xml:space="preserve"> </w:t>
-      </w:r>
-      <w:hyperlink w:anchor="ref-holmes2009can">
-        <w:r>
-          <w:rPr>
-            <w:rStyle w:val="Hyperlink"/>
-          </w:rPr>
-          <w:t xml:space="preserve">Holmes et al., 2009</w:t>
-        </w:r>
-      </w:hyperlink>
-      <w:r>
-        <w:t xml:space="preserve">,</w:t>
-      </w:r>
-      <w:r>
-        <w:t xml:space="preserve"> </w:t>
-      </w:r>
-      <w:hyperlink w:anchor="ref-holmes2010key">
-        <w:r>
-          <w:rPr>
-            <w:rStyle w:val="Hyperlink"/>
-          </w:rPr>
-          <w:t xml:space="preserve">2010</w:t>
-        </w:r>
-      </w:hyperlink>
-      <w:r>
-        <w:t xml:space="preserve">;</w:t>
-      </w:r>
-      <w:r>
-        <w:t xml:space="preserve"> </w:t>
-      </w:r>
-      <w:hyperlink w:anchor="ref-lau2019intrusive">
-        <w:r>
-          <w:rPr>
-            <w:rStyle w:val="Hyperlink"/>
-          </w:rPr>
-          <w:t xml:space="preserve">Lau-Zhu et al., 2019</w:t>
-        </w:r>
-      </w:hyperlink>
-      <w:r>
-        <w:t xml:space="preserve">)</w:t>
-      </w:r>
-      <w:r>
-        <w:t xml:space="preserve">.</w:t>
-      </w:r>
-      <w:r>
-        <w:t xml:space="preserve"> </w:t>
-      </w:r>
-      <w:r>
-        <w:t xml:space="preserve">For interventions delivered after a later reminder, related interpretations often appeal to reconsolidation or post-reactivation restabilization: the reminder reactivates the relevant trace, and the interfering task disrupts its later availability</w:t>
-      </w:r>
-      <w:r>
-        <w:t xml:space="preserve"> </w:t>
-      </w:r>
-      <w:r>
-        <w:t xml:space="preserve">(</w:t>
-      </w:r>
-      <w:hyperlink w:anchor="ref-james2015computer">
-        <w:r>
-          <w:rPr>
-            <w:rStyle w:val="Hyperlink"/>
-          </w:rPr>
-          <w:t xml:space="preserve">James et al., 2015</w:t>
-        </w:r>
-      </w:hyperlink>
-      <w:r>
-        <w:t xml:space="preserve">;</w:t>
-      </w:r>
-      <w:r>
-        <w:t xml:space="preserve"> </w:t>
-      </w:r>
-      <w:hyperlink w:anchor="ref-kindt2009beyond">
-        <w:r>
-          <w:rPr>
-            <w:rStyle w:val="Hyperlink"/>
-          </w:rPr>
-          <w:t xml:space="preserve">Kindt et al., 2009</w:t>
-        </w:r>
-      </w:hyperlink>
-      <w:r>
-        <w:t xml:space="preserve">)</w:t>
-      </w:r>
-      <w:r>
-        <w:t xml:space="preserve">.</w:t>
-      </w:r>
-      <w:r>
-        <w:t xml:space="preserve"> </w:t>
-      </w:r>
-      <w:r>
-        <w:t xml:space="preserve">Across these variants, selective interference is explained by treating the manipulation as acting more strongly on intrusion-supporting or reactivated memory than on the basis for deliberate recall.</w:t>
-      </w:r>
-    </w:p>
-    <w:p>
-      <w:pPr>
-        <w:pStyle w:val="BodyText"/>
-      </w:pPr>
-      <w:r>
-        <w:t xml:space="preserve">Here we argue that selective interference need not be interpreted as evidence for differently vulnerable memory representations.</w:t>
-      </w:r>
-      <w:r>
-        <w:t xml:space="preserve"> </w:t>
-      </w:r>
-      <w:r>
-        <w:t xml:space="preserve">It may instead reflect differences in retrieval processes operating over a shared set of episodic representations.</w:t>
-      </w:r>
-      <w:r>
-        <w:t xml:space="preserve"> </w:t>
-      </w:r>
-      <w:r>
-        <w:t xml:space="preserve">Mechanisms supporting selective, goal-directed retrieval in voluntary recall may be sufficient to sidestep or overcome interference that nonetheless reduces the likelihood of unintentional recall.</w:t>
-      </w:r>
-      <w:r>
-        <w:t xml:space="preserve"> </w:t>
-      </w:r>
-      <w:r>
-        <w:t xml:space="preserve">On this interpretation, the selective interference effect reflects a capacity to intentionally focus retrieval on goal-relevant event information while reducing the influence of competing memories.</w:t>
-      </w:r>
-    </w:p>
-    <w:p>
-      <w:pPr>
-        <w:pStyle w:val="BodyText"/>
-      </w:pPr>
-      <w:r>
-        <w:t xml:space="preserve">Formal modeling is useful here because the verbal dissociation leaves several commitments underspecified.</w:t>
-      </w:r>
-      <w:r>
-        <w:t xml:space="preserve"> </w:t>
-      </w:r>
-      <w:r>
-        <w:t xml:space="preserve">Computational accounts of emotional memory have begun to formalize how emotional-context retrieval dynamics can produce intrusions and how reminder cues and intervention strength alter the persistence of intrusive memories</w:t>
-      </w:r>
-      <w:r>
-        <w:t xml:space="preserve"> </w:t>
-      </w:r>
-      <w:r>
-        <w:t xml:space="preserve">(</w:t>
-      </w:r>
-      <w:hyperlink w:anchor="ref-bonsall2023temporal">
-        <w:r>
-          <w:rPr>
-            <w:rStyle w:val="Hyperlink"/>
-          </w:rPr>
-          <w:t xml:space="preserve">Bonsall &amp; Holmes, 2023</w:t>
-        </w:r>
-      </w:hyperlink>
-      <w:r>
-        <w:t xml:space="preserve">;</w:t>
-      </w:r>
-      <w:r>
-        <w:t xml:space="preserve"> </w:t>
-      </w:r>
-      <w:hyperlink w:anchor="ref-cohen2022memory">
-        <w:r>
-          <w:rPr>
-            <w:rStyle w:val="Hyperlink"/>
-          </w:rPr>
-          <w:t xml:space="preserve">Cohen &amp; Kahana, 2022</w:t>
-        </w:r>
-      </w:hyperlink>
-      <w:r>
-        <w:t xml:space="preserve">)</w:t>
-      </w:r>
-      <w:r>
-        <w:t xml:space="preserve">.</w:t>
-      </w:r>
-      <w:r>
-        <w:t xml:space="preserve"> </w:t>
-      </w:r>
-      <w:r>
-        <w:t xml:space="preserve">The present account centers on the selective interference effect: why the same film and interference manipulation can produce different effects across unguided and deliberate retrieval measures.</w:t>
-      </w:r>
-      <w:r>
-        <w:t xml:space="preserve"> </w:t>
-      </w:r>
-      <w:r>
-        <w:t xml:space="preserve">Explaining that dissociation requires specifying whether the task weakens film memory or adds competitors at retrieval, when those competitors are cued alongside film items, and how retrieval instructions or supplied cues change the outcome.</w:t>
-      </w:r>
-      <w:r>
-        <w:t xml:space="preserve"> </w:t>
-      </w:r>
-      <w:r>
-        <w:t xml:space="preserve">A model can therefore turn the retrieval-process interpretation into predictions about when selective interference should appear, rather than only redescribing the dissociation after the fact.</w:t>
-      </w:r>
-    </w:p>
-    <w:p>
-      <w:pPr>
-        <w:pStyle w:val="BodyText"/>
-      </w:pPr>
-      <w:r>
-        <w:t xml:space="preserve">We formalize this proposal in an emotional variant</w:t>
-      </w:r>
-      <w:r>
-        <w:t xml:space="preserve"> </w:t>
-      </w:r>
-      <w:r>
-        <w:t xml:space="preserve">(</w:t>
-      </w:r>
-      <w:hyperlink w:anchor="ref-cohen2022memory">
-        <w:r>
-          <w:rPr>
-            <w:rStyle w:val="Hyperlink"/>
-          </w:rPr>
-          <w:t xml:space="preserve">Cohen &amp; Kahana, 2022</w:t>
-        </w:r>
-      </w:hyperlink>
-      <w:r>
-        <w:t xml:space="preserve">;</w:t>
-      </w:r>
-      <w:r>
-        <w:t xml:space="preserve"> </w:t>
-      </w:r>
-      <w:hyperlink w:anchor="ref-talmi2019retrieved">
-        <w:r>
-          <w:rPr>
-            <w:rStyle w:val="Hyperlink"/>
-          </w:rPr>
-          <w:t xml:space="preserve">Talmi et al., 2019</w:t>
-        </w:r>
-      </w:hyperlink>
-      <w:r>
-        <w:t xml:space="preserve">)</w:t>
-      </w:r>
-      <w:r>
-        <w:t xml:space="preserve"> </w:t>
-      </w:r>
-      <w:r>
-        <w:t xml:space="preserve">of the Context Maintenance and Retrieval (CMR) framework</w:t>
-      </w:r>
-      <w:r>
-        <w:t xml:space="preserve"> </w:t>
-      </w:r>
-      <w:r>
-        <w:t xml:space="preserve">(</w:t>
-      </w:r>
-      <w:hyperlink w:anchor="ref-polyn2009context">
-        <w:r>
-          <w:rPr>
-            <w:rStyle w:val="Hyperlink"/>
-          </w:rPr>
-          <w:t xml:space="preserve">Polyn et al., 2009a</w:t>
-        </w:r>
-      </w:hyperlink>
-      <w:r>
-        <w:t xml:space="preserve">)</w:t>
-      </w:r>
-      <w:r>
-        <w:t xml:space="preserve">.</w:t>
-      </w:r>
-      <w:r>
-        <w:t xml:space="preserve"> </w:t>
-      </w:r>
-      <w:r>
-        <w:t xml:space="preserve">Retrieved-context models treat context as a gradually changing state that is shaped by experience, reinstated by retrieval, and used to cue later memory search</w:t>
-      </w:r>
-      <w:r>
-        <w:t xml:space="preserve"> </w:t>
-      </w:r>
-      <w:r>
-        <w:t xml:space="preserve">(</w:t>
-      </w:r>
-      <w:hyperlink w:anchor="ref-howard2002distributed">
-        <w:r>
-          <w:rPr>
-            <w:rStyle w:val="Hyperlink"/>
-          </w:rPr>
-          <w:t xml:space="preserve">Howard &amp; Kahana, 2002</w:t>
-        </w:r>
-      </w:hyperlink>
-      <w:r>
-        <w:t xml:space="preserve">;</w:t>
-      </w:r>
-      <w:r>
-        <w:t xml:space="preserve"> </w:t>
-      </w:r>
-      <w:hyperlink w:anchor="ref-polyn2009context">
-        <w:r>
-          <w:rPr>
-            <w:rStyle w:val="Hyperlink"/>
-          </w:rPr>
-          <w:t xml:space="preserve">Polyn et al., 2009a</w:t>
-        </w:r>
-      </w:hyperlink>
-      <w:r>
-        <w:t xml:space="preserve">;</w:t>
-      </w:r>
-      <w:r>
-        <w:t xml:space="preserve"> </w:t>
-      </w:r>
-      <w:hyperlink w:anchor="ref-sederberg2008context">
-        <w:r>
-          <w:rPr>
-            <w:rStyle w:val="Hyperlink"/>
-          </w:rPr>
-          <w:t xml:space="preserve">Sederberg et al., 2008</w:t>
-        </w:r>
-      </w:hyperlink>
-      <w:r>
-        <w:t xml:space="preserve">)</w:t>
-      </w:r>
-      <w:r>
-        <w:t xml:space="preserve">.</w:t>
-      </w:r>
-      <w:r>
-        <w:t xml:space="preserve"> </w:t>
-      </w:r>
-      <w:r>
-        <w:t xml:space="preserve">In CMR, items and context are linked by bidirectional associations: context cues candidate items, and retrieved or supplied items reinstate associated context</w:t>
-      </w:r>
-      <w:r>
-        <w:t xml:space="preserve"> </w:t>
-      </w:r>
-      <w:r>
-        <w:t xml:space="preserve">(</w:t>
-      </w:r>
-      <w:hyperlink w:anchor="ref-polyn2009context">
-        <w:r>
-          <w:rPr>
-            <w:rStyle w:val="Hyperlink"/>
-          </w:rPr>
-          <w:t xml:space="preserve">Polyn et al., 2009a</w:t>
-        </w:r>
-      </w:hyperlink>
-      <w:r>
-        <w:t xml:space="preserve">,</w:t>
-      </w:r>
-      <w:r>
-        <w:t xml:space="preserve"> </w:t>
-      </w:r>
-      <w:hyperlink w:anchor="ref-polyn2009task">
-        <w:r>
-          <w:rPr>
-            <w:rStyle w:val="Hyperlink"/>
-          </w:rPr>
-          <w:t xml:space="preserve">2009b</w:t>
-        </w:r>
-      </w:hyperlink>
-      <w:r>
-        <w:t xml:space="preserve">)</w:t>
-      </w:r>
-      <w:r>
-        <w:t xml:space="preserve">.</w:t>
-      </w:r>
-    </w:p>
-    <w:p>
-      <w:pPr>
-        <w:pStyle w:val="BodyText"/>
-      </w:pPr>
-      <w:r>
-        <w:t xml:space="preserve">Controlled retrieval can be represented in CMR in several ways.</w:t>
-      </w:r>
-      <w:r>
-        <w:t xml:space="preserve"> </w:t>
-      </w:r>
-      <w:r>
-        <w:t xml:space="preserve">A retrieval goal can set the starting context for search by reinstating context associated with the target episode, rather than beginning from whatever context happens to be active at test.</w:t>
-      </w:r>
-      <w:r>
-        <w:t xml:space="preserve"> </w:t>
-      </w:r>
-      <w:r>
-        <w:t xml:space="preserve">Control can also make the current context cue more decisive, so that candidates strongly supported by that context are more likely to win retrieval than weaker competitors.</w:t>
-      </w:r>
-      <w:r>
-        <w:t xml:space="preserve"> </w:t>
-      </w:r>
-      <w:r>
-        <w:t xml:space="preserve">Finally, monitoring can evaluate sampled candidates against the retrieval goal, limiting how much off-target items shape subsequent search.</w:t>
-      </w:r>
-      <w:r>
-        <w:t xml:space="preserve"> </w:t>
-      </w:r>
-      <w:r>
-        <w:t xml:space="preserve">Prior retrieved-context models introduced related mechanisms to explain recall from goal-relevant context, differences in how selectively items are sampled, and the ability to keep retrieval focused on a target list</w:t>
-      </w:r>
-      <w:r>
-        <w:t xml:space="preserve"> </w:t>
-      </w:r>
-      <w:r>
-        <w:t xml:space="preserve">(</w:t>
-      </w:r>
-      <w:hyperlink w:anchor="ref-lohnas2015expanding">
-        <w:r>
-          <w:rPr>
-            <w:rStyle w:val="Hyperlink"/>
-          </w:rPr>
-          <w:t xml:space="preserve">Lohnas et al., 2015</w:t>
-        </w:r>
-      </w:hyperlink>
-      <w:r>
-        <w:t xml:space="preserve">;</w:t>
-      </w:r>
-      <w:r>
-        <w:t xml:space="preserve"> </w:t>
-      </w:r>
-      <w:hyperlink w:anchor="ref-polyn2009context">
-        <w:r>
-          <w:rPr>
-            <w:rStyle w:val="Hyperlink"/>
-          </w:rPr>
-          <w:t xml:space="preserve">Polyn et al., 2009a</w:t>
-        </w:r>
-      </w:hyperlink>
-      <w:r>
-        <w:t xml:space="preserve">;</w:t>
-      </w:r>
-      <w:r>
-        <w:t xml:space="preserve"> </w:t>
-      </w:r>
-      <w:hyperlink w:anchor="ref-sederberg2008context">
-        <w:r>
-          <w:rPr>
-            <w:rStyle w:val="Hyperlink"/>
-          </w:rPr>
-          <w:t xml:space="preserve">Sederberg et al., 2008</w:t>
-        </w:r>
-      </w:hyperlink>
-      <w:r>
-        <w:t xml:space="preserve">)</w:t>
-      </w:r>
-      <w:r>
-        <w:t xml:space="preserve">.</w:t>
-      </w:r>
-      <w:r>
-        <w:t xml:space="preserve"> </w:t>
-      </w:r>
-      <w:r>
-        <w:t xml:space="preserve">Emotional CMR variants can preserve these retrieved-context mechanisms while adding emotional context and emotion-dependent binding</w:t>
-      </w:r>
-      <w:r>
-        <w:t xml:space="preserve"> </w:t>
-      </w:r>
-      <w:r>
-        <w:t xml:space="preserve">(</w:t>
-      </w:r>
-      <w:hyperlink w:anchor="ref-cohen2022memory">
-        <w:r>
-          <w:rPr>
-            <w:rStyle w:val="Hyperlink"/>
-          </w:rPr>
-          <w:t xml:space="preserve">Cohen &amp; Kahana, 2022</w:t>
-        </w:r>
-      </w:hyperlink>
-      <w:r>
-        <w:t xml:space="preserve">;</w:t>
-      </w:r>
-      <w:r>
-        <w:t xml:space="preserve"> </w:t>
-      </w:r>
-      <w:hyperlink w:anchor="ref-talmi2019retrieved">
-        <w:r>
-          <w:rPr>
-            <w:rStyle w:val="Hyperlink"/>
-          </w:rPr>
-          <w:t xml:space="preserve">Talmi et al., 2019</w:t>
-        </w:r>
-      </w:hyperlink>
-      <w:r>
-        <w:t xml:space="preserve">)</w:t>
-      </w:r>
-      <w:r>
-        <w:t xml:space="preserve">.</w:t>
-      </w:r>
-      <w:r>
-        <w:t xml:space="preserve"> </w:t>
-      </w:r>
-      <w:r>
-        <w:t xml:space="preserve">Together, these properties make CMR a principled setting for a single-system retrieved-context account of selective interference.</w:t>
-      </w:r>
-      <w:r>
-        <w:t xml:space="preserve"> </w:t>
-      </w:r>
-    </w:p>
-    <w:p>
-      <w:pPr>
-        <w:pStyle w:val="BodyText"/>
-      </w:pPr>
-      <w:r>
-        <w:t xml:space="preserve">To map this framework onto the trauma-film paradigm, the model presents a film sequence, an intervening delay, film reminder cues, an interference task, and a post-task delay while context evolves.</w:t>
-      </w:r>
-      <w:r>
-        <w:t xml:space="preserve"> </w:t>
-      </w:r>
-      <w:r>
-        <w:t xml:space="preserve">In the simulations, the intervening and post-task delays are implemented as non-film filler items, so context continues to drift between film encoding, reminder, task encoding, and retrieval.</w:t>
-      </w:r>
-      <w:r>
-        <w:t xml:space="preserve"> </w:t>
-      </w:r>
-      <w:r>
-        <w:t xml:space="preserve">During the reminder phase, film reminder cues can reinstate film-associated context before task encoding, so task items are encoded while context remains similar to states associated with film items.</w:t>
-      </w:r>
-      <w:r>
-        <w:t xml:space="preserve"> </w:t>
-      </w:r>
-      <w:r>
-        <w:t xml:space="preserve">At retrieval, the current context state cues memory search, so film and task items receive retrieval support to the extent that they have been associated with similar context states.</w:t>
-      </w:r>
-      <w:r>
-        <w:t xml:space="preserve"> </w:t>
-      </w:r>
-      <w:r>
-        <w:t xml:space="preserve">Unguided and deliberate retrieval can draw on the same learned associations.</w:t>
-      </w:r>
-      <w:r>
-        <w:t xml:space="preserve"> </w:t>
-      </w:r>
-      <w:r>
-        <w:t xml:space="preserve">Unguided retrieval begins from the current context, which can support film and task candidates together, whereas deliberate recall can use control settings to orient search toward film targets.</w:t>
-      </w:r>
-      <w:r>
-        <w:t xml:space="preserve"> </w:t>
-      </w:r>
-      <w:r>
-        <w:t xml:space="preserve">A selective interference effect in this model would therefore reflect differential control over a shared associative memory, rather than selective vulnerability of separate memory representations.</w:t>
-      </w:r>
-    </w:p>
-    <w:p>
-      <w:pPr>
-        <w:pStyle w:val="BodyText"/>
-      </w:pPr>
-      <w:r>
-        <w:t xml:space="preserve">The simulations develop the retrieved-context account through five linked demonstrations.</w:t>
-      </w:r>
-      <w:r>
-        <w:t xml:space="preserve"> </w:t>
-      </w:r>
-      <w:r>
-        <w:t xml:space="preserve">Simulation 1 shows how a task performed after a film reminder can become a retrieval competitor and reduce later film recall.</w:t>
-      </w:r>
-      <w:r>
-        <w:t xml:space="preserve"> </w:t>
-      </w:r>
-      <w:r>
-        <w:t xml:space="preserve">Simulation 2 decomposes deliberate recall into control settings that can reduce this competition by changing where retrieval begins, how selectively candidates are sampled, and how much off-target samples shape ongoing search.</w:t>
-      </w:r>
-      <w:r>
-        <w:t xml:space="preserve"> </w:t>
-      </w:r>
-      <w:r>
-        <w:t xml:space="preserve">The next simulations examine a consequence of this retrieval interpretation: the effect should depend on how the memory test supplies film information.</w:t>
-      </w:r>
-      <w:r>
-        <w:t xml:space="preserve"> </w:t>
-      </w:r>
-      <w:r>
-        <w:t xml:space="preserve">Simulation 3 adds test-phase film cues during retrieval, testing whether such cues improve film recall without necessarily removing task competition.</w:t>
-      </w:r>
-      <w:r>
-        <w:t xml:space="preserve"> </w:t>
-      </w:r>
-      <w:r>
-        <w:t xml:space="preserve">Simulation 4 considers recognition-like tests in which the film item is supplied, reducing the need for that item to win a search guided by context.</w:t>
-      </w:r>
-      <w:r>
-        <w:t xml:space="preserve"> </w:t>
-      </w:r>
-      <w:r>
-        <w:t xml:space="preserve">Simulation 5 explores which task properties make interference stronger or weaker.</w:t>
-      </w:r>
-      <w:r>
-        <w:t xml:space="preserve"> </w:t>
-      </w:r>
-      <w:r>
-        <w:t xml:space="preserve">Together, the simulations specify a retrieval mechanism for the selective interference effect and derive predictions about when the dissociation between intrusive and deliberate memory should appear across paradigms.</w:t>
-      </w:r>
-    </w:p>
-    <w:bookmarkEnd w:id="24"/>
-    <w:bookmarkStart w:id="29" w:name="Xc30ecb24643046c4752102619295de1bc2871c8"/>
-    <w:p>
-      <w:pPr>
-        <w:pStyle w:val="Heading1"/>
-      </w:pPr>
-      <w:r>
-        <w:t xml:space="preserve">A Retrieved-Context Account of Selective Interference</w:t>
-      </w:r>
-    </w:p>
-    <w:p>
-      <w:pPr>
-        <w:pStyle w:val="FirstParagraph"/>
-      </w:pPr>
-      <w:r>
-        <w:t xml:space="preserve">The simulations rely on three retrieved-context mechanisms.</w:t>
-      </w:r>
-      <w:r>
-        <w:t xml:space="preserve"> </w:t>
-      </w:r>
-      <w:r>
-        <w:t xml:space="preserve">First, current context cues candidate items, so film and task items can compete when they have been encoded in similar context states.</w:t>
-      </w:r>
-      <w:r>
-        <w:t xml:space="preserve"> </w:t>
-      </w:r>
-      <w:r>
-        <w:t xml:space="preserve">Second, retrieved, reminded, or supplied items reinstate associated context, allowing reminders and test cues to change the context that guides later retrieval.</w:t>
-      </w:r>
-      <w:r>
-        <w:t xml:space="preserve"> </w:t>
-      </w:r>
-      <w:r>
-        <w:t xml:space="preserve">These two item-context mechanisms are standard components of retrieved-context models</w:t>
-      </w:r>
-      <w:r>
-        <w:t xml:space="preserve"> </w:t>
-      </w:r>
-      <w:r>
-        <w:t xml:space="preserve">(</w:t>
-      </w:r>
-      <w:hyperlink w:anchor="ref-polyn2009context">
-        <w:r>
-          <w:rPr>
-            <w:rStyle w:val="Hyperlink"/>
-          </w:rPr>
-          <w:t xml:space="preserve">Polyn et al., 2009a</w:t>
-        </w:r>
-      </w:hyperlink>
-      <w:r>
-        <w:t xml:space="preserve">;</w:t>
-      </w:r>
-      <w:r>
-        <w:t xml:space="preserve"> </w:t>
-      </w:r>
-      <w:hyperlink w:anchor="ref-sederberg2008context">
-        <w:r>
-          <w:rPr>
-            <w:rStyle w:val="Hyperlink"/>
-          </w:rPr>
-          <w:t xml:space="preserve">Sederberg et al., 2008</w:t>
-        </w:r>
-      </w:hyperlink>
-      <w:r>
-        <w:t xml:space="preserve">)</w:t>
-      </w:r>
-      <w:r>
-        <w:t xml:space="preserve">.</w:t>
-      </w:r>
-      <w:r>
-        <w:t xml:space="preserve"> </w:t>
-      </w:r>
-      <w:r>
-        <w:t xml:space="preserve">Third, controlled retrieval can alter this same retrieval process.</w:t>
-      </w:r>
-      <w:r>
-        <w:t xml:space="preserve"> </w:t>
-      </w:r>
-      <w:r>
-        <w:t xml:space="preserve">This control component changes three settings on the shared retrieval process: the context state from which search begins, how strongly the best-supported candidates are favored during selection, and how much off-target samples update later context.</w:t>
-      </w:r>
-      <w:r>
-        <w:t xml:space="preserve"> </w:t>
-      </w:r>
-      <w:r>
-        <w:t xml:space="preserve">These settings correspond to start-of-list context reinstatement, retrieval selectivity, and target monitoring in later CMR applications</w:t>
-      </w:r>
-      <w:r>
-        <w:t xml:space="preserve"> </w:t>
-      </w:r>
-      <w:r>
-        <w:t xml:space="preserve">(</w:t>
-      </w:r>
-      <w:hyperlink w:anchor="ref-lohnas2015expanding">
-        <w:r>
-          <w:rPr>
-            <w:rStyle w:val="Hyperlink"/>
-          </w:rPr>
-          <w:t xml:space="preserve">Lohnas et al., 2015</w:t>
-        </w:r>
-      </w:hyperlink>
-      <w:r>
-        <w:t xml:space="preserve">)</w:t>
-      </w:r>
-      <w:r>
-        <w:t xml:space="preserve">.</w:t>
-      </w:r>
-      <w:r>
-        <w:t xml:space="preserve"> </w:t>
-      </w:r>
-      <w:hyperlink w:anchor="fig-retrieved-context-account">
+        <w:t xml:space="preserve">The empirical target is an interaction, not only a difference between two memory measures.</w:t>
+      </w:r>
+      <w:r>
+        <w:t xml:space="preserve"> </w:t>
+      </w:r>
+      <w:r>
+        <w:t xml:space="preserve">The same interference manipulation should reduce unguided or intrusion-like film output more than deliberate film recall, over and above the general advantage for deliberate recall.</w:t>
+      </w:r>
+      <w:r>
+        <w:t xml:space="preserve"> </w:t>
+      </w:r>
+      <w:r>
+        <w:t xml:space="preserve">In the simulations below, we decompose this broad manipulation into two ingredients: whether a film reminder is presented before the task, and how strongly the task functions as an interference source.</w:t>
+      </w:r>
+      <w:r>
+        <w:t xml:space="preserve"> </w:t>
+      </w:r>
+      <w:r>
+        <w:t xml:space="preserve">This decomposition lets the model ask when a task becomes a strong competitor for film retrieval, and when retrieval control reduces the resulting interference effect.</w:t>
+      </w:r>
+      <w:r>
+        <w:t xml:space="preserve"> </w:t>
+      </w:r>
+      <w:hyperlink w:anchor="fig-empirical-target">
         <w:r>
           <w:rPr>
             <w:rStyle w:val="Hyperlink"/>
@@ -1478,33 +706,10 @@
         <w:t xml:space="preserve"> </w:t>
       </w:r>
       <w:r>
-        <w:t xml:space="preserve">shows how these mechanisms map onto the trauma-film paradigm.</w:t>
-      </w:r>
-      <w:r>
-        <w:t xml:space="preserve"> </w:t>
-      </w:r>
-      <w:r>
-        <w:t xml:space="preserve">In the sections below, film reminders are to film cues presented before task encoding.</w:t>
-      </w:r>
-      <w:r>
-        <w:t xml:space="preserve"> </w:t>
-      </w:r>
-      <w:r>
-        <w:t xml:space="preserve">Test-phase film cues are by contrast film information supplied during retrieval to update context before later recall attempts.</w:t>
-      </w:r>
-      <w:r>
-        <w:t xml:space="preserve"> </w:t>
-      </w:r>
-      <w:r>
-        <w:t xml:space="preserve">Supplied-item access refers to a test format in which the film item itself is provided as the object of access.</w:t>
-      </w:r>
-    </w:p>
-    <w:p>
-      <w:r>
-        <w:br w:type="page"/>
-      </w:r>
-    </w:p>
-    <w:bookmarkStart w:id="28" w:name="fig-retrieved-context-account"/>
+        <w:t xml:space="preserve">summarizes the modeled paradigm variables and the selective interference contrast.</w:t>
+      </w:r>
+    </w:p>
+    <w:bookmarkStart w:id="27" w:name="fig-empirical-target"/>
     <w:p>
       <w:pPr>
         <w:pStyle w:val="FigureTitle"/>
@@ -1522,7 +727,7 @@
           <w:b/>
           <w:bCs/>
         </w:rPr>
-        <w:t xml:space="preserve">A retrieved-context account of selective interference.</w:t>
+        <w:t xml:space="preserve">Paradigm variables and canonical selective interference effect.</w:t>
       </w:r>
       <w:r>
         <w:t xml:space="preserve"> </w:t>
@@ -1538,7 +743,7 @@
         <w:t xml:space="preserve"> </w:t>
       </w:r>
       <w:r>
-        <w:t xml:space="preserve">The model represents the paradigm as film encoding, an intervening delay, film reminder cues, an interference or comparison task, a post-task delay, and retrieval tests.</w:t>
+        <w:t xml:space="preserve">The modeled trauma-film paradigm includes film encoding, an intervening delay, a possible pre-task film reminder, an intervening task, a post-task delay, and a later test of unguided or voluntary recall.</w:t>
       </w:r>
       <w:r>
         <w:t xml:space="preserve"> </w:t>
@@ -1554,87 +759,25 @@
         <w:t xml:space="preserve"> </w:t>
       </w:r>
       <w:r>
-        <w:t xml:space="preserve">Film items (F1-F3) and task items (T1-T3) are associated with the context states active when they are encoded, shown as gray squares.</w:t>
-      </w:r>
-      <w:r>
-        <w:t xml:space="preserve"> </w:t>
-      </w:r>
-      <w:r>
-        <w:t xml:space="preserve">Reminder cues increase overlap between the sequence of film context states and the context states active during task encoding.</w:t>
-      </w:r>
-      <w:r>
-        <w:t xml:space="preserve"> </w:t>
-      </w:r>
-      <w:r>
-        <w:t xml:space="preserve">Strong task encoding strengthens the binding between task items and those overlapping states.</w:t>
-      </w:r>
-      <w:r>
-        <w:t xml:space="preserve"> </w:t>
-      </w:r>
-      <w:r>
-        <w:t xml:space="preserve">Together, overlap and binding make task items more likely to compete with film items at retrieval.</w:t>
-      </w:r>
-      <w:r>
-        <w:t xml:space="preserve"> </w:t>
-      </w:r>
-      <w:r>
-        <w:rPr>
-          <w:b/>
-          <w:bCs/>
-        </w:rPr>
-        <w:t xml:space="preserve">(C)</w:t>
-      </w:r>
-      <w:r>
-        <w:t xml:space="preserve"> </w:t>
-      </w:r>
-      <w:r>
-        <w:t xml:space="preserve">Context-to-item associations cue candidate items, and item-to-context associations let recalled, reminded, or supplied items reinstate associated context.</w:t>
-      </w:r>
-      <w:r>
-        <w:t xml:space="preserve"> </w:t>
-      </w:r>
-      <w:r>
-        <w:rPr>
-          <w:b/>
-          <w:bCs/>
-        </w:rPr>
-        <w:t xml:space="preserve">(D)</w:t>
-      </w:r>
-      <w:r>
-        <w:t xml:space="preserve"> </w:t>
-      </w:r>
-      <w:r>
-        <w:t xml:space="preserve">In unguided retrieval, ongoing context can cue film items and task competitors together.</w:t>
-      </w:r>
-      <w:r>
-        <w:t xml:space="preserve"> </w:t>
-      </w:r>
-      <w:r>
-        <w:t xml:space="preserve">In deliberate recall, start-of-list context reinstatement increases film support, and retrieval selectivity makes that support advantage more consequential while task competitors remain available.</w:t>
-      </w:r>
-      <w:r>
-        <w:t xml:space="preserve"> </w:t>
-      </w:r>
-      <w:r>
-        <w:t xml:space="preserve">Blue marks film items or film support, green marks reminder cues, and gray marks neutral, delay, comparison, or context-state information.</w:t>
-      </w:r>
-      <w:r>
-        <w:t xml:space="preserve"> </w:t>
-      </w:r>
-      <w:r>
-        <w:t xml:space="preserve">Orange marks task items, task-associated context states, and task support.</w:t>
-      </w:r>
-      <w:r>
-        <w:t xml:space="preserve"> </w:t>
-      </w:r>
-      <w:r>
-        <w:t xml:space="preserve">Solid arrows mark context-updating or retrieval operations.</w:t>
-      </w:r>
-      <w:r>
-        <w:t xml:space="preserve"> </w:t>
-      </w:r>
-      <w:r>
-        <w:t xml:space="preserve">Dashed orange arrows and outlines mark task competitors that are still available but less favored.</w:t>
+        <w:t xml:space="preserve">The canonical selective interference effect is summarized as a schematic crossing reminder condition, intervening task, and retrieval measure.</w:t>
+      </w:r>
+      <w:r>
+        <w:t xml:space="preserve"> </w:t>
+      </w:r>
+      <w:r>
+        <w:t xml:space="preserve">Columns distinguish whether the task is preceded by a film reminder, rows distinguish intrusion-like film access from voluntary film recall, and paired bars compare film output after a comparison task versus an interference task.</w:t>
+      </w:r>
+      <w:r>
+        <w:t xml:space="preserve"> </w:t>
+      </w:r>
+      <w:r>
+        <w:t xml:space="preserve">The interference task produces the largest reduction in intrusion-like film access when it follows a film reminder, whereas voluntary film recall shows a smaller reduction under the same conditions.</w:t>
+      </w:r>
+      <w:r>
+        <w:t xml:space="preserve"> </w:t>
+      </w:r>
+      <w:r>
+        <w:t xml:space="preserve">Bars are schematic and do not plot empirical counts, fitted values, or model output.</w:t>
       </w:r>
     </w:p>
     <w:p>
@@ -1644,20 +787,20 @@
       <w:r>
         <w:drawing>
           <wp:inline>
-            <wp:extent cx="5943600" cy="5414050"/>
+            <wp:extent cx="5943600" cy="4821271"/>
             <wp:effectExtent b="0" l="0" r="0" t="0"/>
-            <wp:docPr descr="" title="" id="26" name="Picture"/>
+            <wp:docPr descr="" title="" id="25" name="Picture"/>
             <a:graphic>
               <a:graphicData uri="http://schemas.openxmlformats.org/drawingml/2006/picture">
                 <pic:pic>
                   <pic:nvPicPr>
-                    <pic:cNvPr descr="retrieved_context_account_figure/retrieved_context_account_composite.png" id="27" name="Picture"/>
+                    <pic:cNvPr descr="empirical_target_figure/empirical_target_composite.png" id="26" name="Picture"/>
                     <pic:cNvPicPr>
                       <a:picLocks noChangeArrowheads="1" noChangeAspect="1"/>
                     </pic:cNvPicPr>
                   </pic:nvPicPr>
                   <pic:blipFill>
-                    <a:blip r:embed="rId25"/>
+                    <a:blip r:embed="rId24"/>
                     <a:stretch>
                       <a:fillRect/>
                     </a:stretch>
@@ -1665,7 +808,7 @@
                   <pic:spPr bwMode="auto">
                     <a:xfrm>
                       <a:off x="0" y="0"/>
-                      <a:ext cx="5943600" cy="5414050"/>
+                      <a:ext cx="5943600" cy="4821271"/>
                     </a:xfrm>
                     <a:prstGeom prst="rect">
                       <a:avLst/>
@@ -1684,10 +827,215 @@
         </w:drawing>
       </w:r>
     </w:p>
-    <w:bookmarkEnd w:id="28"/>
-    <w:p>
-      <w:r>
-        <w:br w:type="page"/>
+    <w:bookmarkEnd w:id="27"/>
+    <w:p>
+      <w:pPr>
+        <w:pStyle w:val="AfterWithoutNote"/>
+      </w:pPr>
+      <w:r>
+        <w:t xml:space="preserve">One prominent family of interpretations treats the selective interference effect as evidence that intrusion-supporting memory representations are more vulnerable to interference than representations supporting deliberate recall</w:t>
+      </w:r>
+      <w:r>
+        <w:t xml:space="preserve"> </w:t>
+      </w:r>
+      <w:r>
+        <w:t xml:space="preserve">(</w:t>
+      </w:r>
+      <w:hyperlink w:anchor="ref-brewin1996dual">
+        <w:r>
+          <w:rPr>
+            <w:rStyle w:val="Hyperlink"/>
+          </w:rPr>
+          <w:t xml:space="preserve">Brewin et al., 1996</w:t>
+        </w:r>
+      </w:hyperlink>
+      <w:r>
+        <w:t xml:space="preserve">;</w:t>
+      </w:r>
+      <w:r>
+        <w:t xml:space="preserve"> </w:t>
+      </w:r>
+      <w:hyperlink w:anchor="ref-brewin2014episodic">
+        <w:r>
+          <w:rPr>
+            <w:rStyle w:val="Hyperlink"/>
+          </w:rPr>
+          <w:t xml:space="preserve">Brewin, 2014</w:t>
+        </w:r>
+      </w:hyperlink>
+      <w:r>
+        <w:t xml:space="preserve">)</w:t>
+      </w:r>
+      <w:r>
+        <w:t xml:space="preserve">.</w:t>
+      </w:r>
+      <w:r>
+        <w:t xml:space="preserve"> </w:t>
+      </w:r>
+      <w:r>
+        <w:t xml:space="preserve">Dual-representation accounts make this claim architecturally: traumatic experience is proposed to produce distinct sensory and contextual memory traces, with the first supporting involuntary re-experiencing and the second supporting deliberate recall</w:t>
+      </w:r>
+      <w:r>
+        <w:t xml:space="preserve"> </w:t>
+      </w:r>
+      <w:r>
+        <w:t xml:space="preserve">(</w:t>
+      </w:r>
+      <w:hyperlink w:anchor="ref-brewin2010intrusive">
+        <w:r>
+          <w:rPr>
+            <w:rStyle w:val="Hyperlink"/>
+          </w:rPr>
+          <w:t xml:space="preserve">Brewin et al., 2010</w:t>
+        </w:r>
+      </w:hyperlink>
+      <w:r>
+        <w:t xml:space="preserve">;</w:t>
+      </w:r>
+      <w:r>
+        <w:t xml:space="preserve"> </w:t>
+      </w:r>
+      <w:hyperlink w:anchor="ref-brewin2014episodic">
+        <w:r>
+          <w:rPr>
+            <w:rStyle w:val="Hyperlink"/>
+          </w:rPr>
+          <w:t xml:space="preserve">Brewin, 2014</w:t>
+        </w:r>
+      </w:hyperlink>
+      <w:r>
+        <w:t xml:space="preserve">)</w:t>
+      </w:r>
+      <w:r>
+        <w:t xml:space="preserve">.</w:t>
+      </w:r>
+      <w:r>
+        <w:t xml:space="preserve"> </w:t>
+      </w:r>
+      <w:r>
+        <w:t xml:space="preserve">In immediate post-film interventions, a visuospatial task is then understood to draw on working-memory resources needed to maintain and consolidate sensory-perceptual imagery, reducing intrusion frequency while voluntary-memory measures remain relatively preserved</w:t>
+      </w:r>
+      <w:r>
+        <w:t xml:space="preserve"> </w:t>
+      </w:r>
+      <w:r>
+        <w:t xml:space="preserve">(</w:t>
+      </w:r>
+      <w:hyperlink w:anchor="ref-baddeley2000working">
+        <w:r>
+          <w:rPr>
+            <w:rStyle w:val="Hyperlink"/>
+          </w:rPr>
+          <w:t xml:space="preserve">Baddeley &amp; Andrade, 2000</w:t>
+        </w:r>
+      </w:hyperlink>
+      <w:r>
+        <w:t xml:space="preserve">;</w:t>
+      </w:r>
+      <w:r>
+        <w:t xml:space="preserve"> </w:t>
+      </w:r>
+      <w:hyperlink w:anchor="ref-deeprose2012imagery">
+        <w:r>
+          <w:rPr>
+            <w:rStyle w:val="Hyperlink"/>
+          </w:rPr>
+          <w:t xml:space="preserve">Deeprose et al., 2012</w:t>
+        </w:r>
+      </w:hyperlink>
+      <w:r>
+        <w:t xml:space="preserve">;</w:t>
+      </w:r>
+      <w:r>
+        <w:t xml:space="preserve"> </w:t>
+      </w:r>
+      <w:hyperlink w:anchor="ref-holmes2009can">
+        <w:r>
+          <w:rPr>
+            <w:rStyle w:val="Hyperlink"/>
+          </w:rPr>
+          <w:t xml:space="preserve">Holmes et al., 2009</w:t>
+        </w:r>
+      </w:hyperlink>
+      <w:r>
+        <w:t xml:space="preserve">,</w:t>
+      </w:r>
+      <w:r>
+        <w:t xml:space="preserve"> </w:t>
+      </w:r>
+      <w:hyperlink w:anchor="ref-holmes2010key">
+        <w:r>
+          <w:rPr>
+            <w:rStyle w:val="Hyperlink"/>
+          </w:rPr>
+          <w:t xml:space="preserve">2010</w:t>
+        </w:r>
+      </w:hyperlink>
+      <w:r>
+        <w:t xml:space="preserve">;</w:t>
+      </w:r>
+      <w:r>
+        <w:t xml:space="preserve"> </w:t>
+      </w:r>
+      <w:hyperlink w:anchor="ref-lau2019intrusive">
+        <w:r>
+          <w:rPr>
+            <w:rStyle w:val="Hyperlink"/>
+          </w:rPr>
+          <w:t xml:space="preserve">Lau-Zhu et al., 2019</w:t>
+        </w:r>
+      </w:hyperlink>
+      <w:r>
+        <w:t xml:space="preserve">)</w:t>
+      </w:r>
+      <w:r>
+        <w:t xml:space="preserve">.</w:t>
+      </w:r>
+      <w:r>
+        <w:t xml:space="preserve"> </w:t>
+      </w:r>
+      <w:r>
+        <w:t xml:space="preserve">For interventions delivered after a later reminder, related interpretations often appeal to reconsolidation or post-reactivation restabilization: the reminder reactivates the relevant trace, and the interfering task disrupts its later availability</w:t>
+      </w:r>
+      <w:r>
+        <w:t xml:space="preserve"> </w:t>
+      </w:r>
+      <w:r>
+        <w:t xml:space="preserve">(</w:t>
+      </w:r>
+      <w:hyperlink w:anchor="ref-james2015computer">
+        <w:r>
+          <w:rPr>
+            <w:rStyle w:val="Hyperlink"/>
+          </w:rPr>
+          <w:t xml:space="preserve">James et al., 2015</w:t>
+        </w:r>
+      </w:hyperlink>
+      <w:r>
+        <w:t xml:space="preserve">;</w:t>
+      </w:r>
+      <w:r>
+        <w:t xml:space="preserve"> </w:t>
+      </w:r>
+      <w:hyperlink w:anchor="ref-kindt2009beyond">
+        <w:r>
+          <w:rPr>
+            <w:rStyle w:val="Hyperlink"/>
+          </w:rPr>
+          <w:t xml:space="preserve">Kindt et al., 2009</w:t>
+        </w:r>
+      </w:hyperlink>
+      <w:r>
+        <w:t xml:space="preserve">)</w:t>
+      </w:r>
+      <w:r>
+        <w:t xml:space="preserve">.</w:t>
+      </w:r>
+      <w:r>
+        <w:t xml:space="preserve"> </w:t>
+      </w:r>
+      <w:r>
+        <w:t xml:space="preserve">Across these variants, selective interference is explained by treating the manipulation as acting more strongly on intrusion-supporting or reactivated memory than on the basis for deliberate recall.</w:t>
       </w:r>
     </w:p>
     <w:p>
@@ -1695,43 +1043,59 @@
         <w:pStyle w:val="BodyText"/>
       </w:pPr>
       <w:r>
-        <w:t xml:space="preserve">Contextual similarity is established during encoding.</w:t>
-      </w:r>
-      <w:r>
-        <w:t xml:space="preserve"> </w:t>
-      </w:r>
-      <w:r>
-        <w:t xml:space="preserve">We use item in the CMR sense to mean a discrete encoded unit, not the whole film: a film item can stand for a scene or segment, and task or filler items stand for events during the task or delay.</w:t>
-      </w:r>
-      <w:r>
-        <w:t xml:space="preserve"> </w:t>
-      </w:r>
-      <w:r>
-        <w:t xml:space="preserve">Film items and task items are distinct item representations, but each is linked to the context state active when it is encountered.</w:t>
-      </w:r>
-      <w:r>
-        <w:t xml:space="preserve"> </w:t>
-      </w:r>
-      <w:r>
-        <w:t xml:space="preserve">Task items are most likely to share film-associated temporal context when they are encoded soon after the film or after a reminder has reinstated film-associated context.</w:t>
-      </w:r>
-      <w:r>
-        <w:t xml:space="preserve"> </w:t>
-      </w:r>
-      <w:r>
-        <w:t xml:space="preserve">Task items can also share film-associated source context when they share a non-temporal source feature with film items.</w:t>
-      </w:r>
-      <w:r>
-        <w:t xml:space="preserve"> </w:t>
-      </w:r>
-      <w:r>
-        <w:t xml:space="preserve">Emotional extensions of CMR treat affect as one source-context dimension</w:t>
+        <w:t xml:space="preserve">Here we argue that selective interference need not be interpreted as evidence for differently vulnerable memory representations.</w:t>
+      </w:r>
+      <w:r>
+        <w:t xml:space="preserve"> </w:t>
+      </w:r>
+      <w:r>
+        <w:t xml:space="preserve">It may instead reflect differences in retrieval processes operating over a shared set of episodic representations.</w:t>
+      </w:r>
+      <w:r>
+        <w:t xml:space="preserve"> </w:t>
+      </w:r>
+      <w:r>
+        <w:t xml:space="preserve">Mechanisms supporting selective, goal-directed retrieval in voluntary recall may be sufficient to sidestep or overcome interference that nonetheless reduces the likelihood of unintentional recall.</w:t>
+      </w:r>
+      <w:r>
+        <w:t xml:space="preserve"> </w:t>
+      </w:r>
+      <w:r>
+        <w:t xml:space="preserve">On this interpretation, the selective interference effect reflects a capacity to intentionally focus retrieval on goal-relevant event information while reducing the influence of competing memories.</w:t>
+      </w:r>
+    </w:p>
+    <w:p>
+      <w:pPr>
+        <w:pStyle w:val="BodyText"/>
+      </w:pPr>
+      <w:r>
+        <w:t xml:space="preserve">Formal modeling is useful here because the verbal dissociation leaves several commitments underspecified.</w:t>
+      </w:r>
+      <w:r>
+        <w:t xml:space="preserve"> </w:t>
+      </w:r>
+      <w:r>
+        <w:t xml:space="preserve">Computational accounts of emotional memory have begun to formalize how emotional-context retrieval dynamics can produce intrusions and how reminder cues and intervention strength alter the persistence of intrusive memories</w:t>
       </w:r>
       <w:r>
         <w:t xml:space="preserve"> </w:t>
       </w:r>
       <w:r>
         <w:t xml:space="preserve">(</w:t>
+      </w:r>
+      <w:hyperlink w:anchor="ref-bonsall2023temporal">
+        <w:r>
+          <w:rPr>
+            <w:rStyle w:val="Hyperlink"/>
+          </w:rPr>
+          <w:t xml:space="preserve">Bonsall &amp; Holmes, 2023</w:t>
+        </w:r>
+      </w:hyperlink>
+      <w:r>
+        <w:t xml:space="preserve">;</w:t>
+      </w:r>
+      <w:r>
+        <w:t xml:space="preserve"> </w:t>
       </w:r>
       <w:hyperlink w:anchor="ref-cohen2022memory">
         <w:r>
@@ -1742,6 +1106,52 @@
         </w:r>
       </w:hyperlink>
       <w:r>
+        <w:t xml:space="preserve">)</w:t>
+      </w:r>
+      <w:r>
+        <w:t xml:space="preserve">.</w:t>
+      </w:r>
+      <w:r>
+        <w:t xml:space="preserve"> </w:t>
+      </w:r>
+      <w:r>
+        <w:t xml:space="preserve">The present account centers on the selective interference effect: why the same film and interference manipulation can produce different effects across unguided and deliberate retrieval measures.</w:t>
+      </w:r>
+      <w:r>
+        <w:t xml:space="preserve"> </w:t>
+      </w:r>
+      <w:r>
+        <w:t xml:space="preserve">Explaining that dissociation requires specifying whether the task weakens film memory or adds competitors at retrieval, when those competitors are cued alongside film items, and how retrieval instructions or supplied cues change the outcome.</w:t>
+      </w:r>
+      <w:r>
+        <w:t xml:space="preserve"> </w:t>
+      </w:r>
+      <w:r>
+        <w:t xml:space="preserve">A model can therefore turn the retrieval-process interpretation into predictions about when selective interference should appear, rather than only redescribing the dissociation after the fact.</w:t>
+      </w:r>
+    </w:p>
+    <w:p>
+      <w:pPr>
+        <w:pStyle w:val="BodyText"/>
+      </w:pPr>
+      <w:r>
+        <w:t xml:space="preserve">We formalize this proposal in an emotional variant</w:t>
+      </w:r>
+      <w:r>
+        <w:t xml:space="preserve"> </w:t>
+      </w:r>
+      <w:r>
+        <w:t xml:space="preserve">(</w:t>
+      </w:r>
+      <w:hyperlink w:anchor="ref-cohen2022memory">
+        <w:r>
+          <w:rPr>
+            <w:rStyle w:val="Hyperlink"/>
+          </w:rPr>
+          <w:t xml:space="preserve">Cohen &amp; Kahana, 2022</w:t>
+        </w:r>
+      </w:hyperlink>
+      <w:r>
         <w:t xml:space="preserve">;</w:t>
       </w:r>
       <w:r>
@@ -1759,83 +1169,36 @@
         <w:t xml:space="preserve">)</w:t>
       </w:r>
       <w:r>
-        <w:t xml:space="preserve">, so shared affective or source features can be represented as shared source context.</w:t>
-      </w:r>
-      <w:r>
-        <w:t xml:space="preserve"> </w:t>
-      </w:r>
-      <w:r>
-        <w:t xml:space="preserve">Delay periods, filled either by laboratory tasks or by later daily activity, move context away from the film, reducing the likelihood that film items and task competitors enter the same later retrieval competition.</w:t>
-      </w:r>
-      <w:r>
-        <w:t xml:space="preserve"> </w:t>
-      </w:r>
-      <w:r>
-        <w:t xml:space="preserve">These conditions determine whether film and task items enter the same retrieval competition; task encoding strength determines how strongly task items compete in that competition.</w:t>
-      </w:r>
-      <w:r>
-        <w:t xml:space="preserve"> </w:t>
-      </w:r>
-      <w:r>
-        <w:t xml:space="preserve">In the present model, shared source context can amplify competition when film and task items share the same source feature.</w:t>
-      </w:r>
-    </w:p>
-    <w:p>
-      <w:pPr>
-        <w:pStyle w:val="BodyText"/>
-      </w:pPr>
-      <w:r>
-        <w:t xml:space="preserve">Context-to-item retrieval uses the current context state to cue candidate items.</w:t>
-      </w:r>
-      <w:r>
-        <w:t xml:space="preserve"> </w:t>
-      </w:r>
-      <w:r>
-        <w:t xml:space="preserve">Unguided retrieval approximates the retrieval condition relevant to intrusive or involuntary access: film memories can be sampled without an explicit goal to recall the film and without film cues supplied by the test.</w:t>
-      </w:r>
-      <w:r>
-        <w:t xml:space="preserve"> </w:t>
-      </w:r>
-      <w:r>
-        <w:t xml:space="preserve">When the current context resembles states associated with both film items and task items, it supports candidates from both phases.</w:t>
-      </w:r>
-      <w:r>
-        <w:t xml:space="preserve"> </w:t>
-      </w:r>
-      <w:r>
-        <w:t xml:space="preserve">This mixed cue makes film recall vulnerable to task competition: as task items receive support, any given film item becomes less likely to be selected over a competitor.</w:t>
-      </w:r>
-      <w:r>
-        <w:t xml:space="preserve"> </w:t>
-      </w:r>
-      <w:r>
-        <w:t xml:space="preserve">The amount of competition depends on how many task competitors are available, how strongly those competitors were encoded, and how similar their temporal or source context is to film context.</w:t>
-      </w:r>
-      <w:r>
-        <w:t xml:space="preserve"> </w:t>
-      </w:r>
-      <w:r>
-        <w:t xml:space="preserve">In these simulations, task modality is represented through task encoding strength and the similarity between task-associated context and film-associated context.</w:t>
-      </w:r>
-    </w:p>
-    <w:p>
-      <w:pPr>
-        <w:pStyle w:val="BodyText"/>
-      </w:pPr>
-      <w:r>
-        <w:t xml:space="preserve">Item-to-context associations allow recalled items, reminder cues, and film items supplied by a test to reinstate associated context.</w:t>
-      </w:r>
-      <w:r>
-        <w:t xml:space="preserve"> </w:t>
-      </w:r>
-      <w:r>
-        <w:t xml:space="preserve">In ordinary recall, a retrieved item shifts context toward the state in which that item was encoded, making nearby studied items more likely to be retrieved next.</w:t>
-      </w:r>
-      <w:r>
-        <w:t xml:space="preserve"> </w:t>
-      </w:r>
-      <w:r>
-        <w:t xml:space="preserve">This context-updating loop is the standard retrieved-context explanation of temporal contiguity and temporally organized recall</w:t>
+        <w:t xml:space="preserve"> </w:t>
+      </w:r>
+      <w:r>
+        <w:t xml:space="preserve">of the Context Maintenance and Retrieval (CMR) framework</w:t>
+      </w:r>
+      <w:r>
+        <w:t xml:space="preserve"> </w:t>
+      </w:r>
+      <w:r>
+        <w:t xml:space="preserve">(</w:t>
+      </w:r>
+      <w:hyperlink w:anchor="ref-polyn2009context">
+        <w:r>
+          <w:rPr>
+            <w:rStyle w:val="Hyperlink"/>
+          </w:rPr>
+          <w:t xml:space="preserve">Polyn et al., 2009a</w:t>
+        </w:r>
+      </w:hyperlink>
+      <w:r>
+        <w:t xml:space="preserve">)</w:t>
+      </w:r>
+      <w:r>
+        <w:t xml:space="preserve">.</w:t>
+      </w:r>
+      <w:r>
+        <w:t xml:space="preserve"> </w:t>
+      </w:r>
+      <w:r>
+        <w:t xml:space="preserve">Retrieved-context models treat context as a gradually changing state that is shaped by experience, reinstated by retrieval, and used to cue later memory search</w:t>
       </w:r>
       <w:r>
         <w:t xml:space="preserve"> </w:t>
@@ -1857,6 +1220,990 @@
       <w:r>
         <w:t xml:space="preserve"> </w:t>
       </w:r>
+      <w:hyperlink w:anchor="ref-polyn2009context">
+        <w:r>
+          <w:rPr>
+            <w:rStyle w:val="Hyperlink"/>
+          </w:rPr>
+          <w:t xml:space="preserve">Polyn et al., 2009a</w:t>
+        </w:r>
+      </w:hyperlink>
+      <w:r>
+        <w:t xml:space="preserve">;</w:t>
+      </w:r>
+      <w:r>
+        <w:t xml:space="preserve"> </w:t>
+      </w:r>
+      <w:hyperlink w:anchor="ref-sederberg2008context">
+        <w:r>
+          <w:rPr>
+            <w:rStyle w:val="Hyperlink"/>
+          </w:rPr>
+          <w:t xml:space="preserve">Sederberg et al., 2008</w:t>
+        </w:r>
+      </w:hyperlink>
+      <w:r>
+        <w:t xml:space="preserve">)</w:t>
+      </w:r>
+      <w:r>
+        <w:t xml:space="preserve">.</w:t>
+      </w:r>
+      <w:r>
+        <w:t xml:space="preserve"> </w:t>
+      </w:r>
+      <w:r>
+        <w:t xml:space="preserve">In CMR, items and context are linked by bidirectional associations: context cues candidate items, and retrieved or supplied items reinstate associated context</w:t>
+      </w:r>
+      <w:r>
+        <w:t xml:space="preserve"> </w:t>
+      </w:r>
+      <w:r>
+        <w:t xml:space="preserve">(</w:t>
+      </w:r>
+      <w:hyperlink w:anchor="ref-polyn2009context">
+        <w:r>
+          <w:rPr>
+            <w:rStyle w:val="Hyperlink"/>
+          </w:rPr>
+          <w:t xml:space="preserve">Polyn et al., 2009a</w:t>
+        </w:r>
+      </w:hyperlink>
+      <w:r>
+        <w:t xml:space="preserve">,</w:t>
+      </w:r>
+      <w:r>
+        <w:t xml:space="preserve"> </w:t>
+      </w:r>
+      <w:hyperlink w:anchor="ref-polyn2009task">
+        <w:r>
+          <w:rPr>
+            <w:rStyle w:val="Hyperlink"/>
+          </w:rPr>
+          <w:t xml:space="preserve">2009b</w:t>
+        </w:r>
+      </w:hyperlink>
+      <w:r>
+        <w:t xml:space="preserve">)</w:t>
+      </w:r>
+      <w:r>
+        <w:t xml:space="preserve">.</w:t>
+      </w:r>
+    </w:p>
+    <w:p>
+      <w:pPr>
+        <w:pStyle w:val="BodyText"/>
+      </w:pPr>
+      <w:r>
+        <w:t xml:space="preserve">Controlled retrieval can be represented in CMR in several ways.</w:t>
+      </w:r>
+      <w:r>
+        <w:t xml:space="preserve"> </w:t>
+      </w:r>
+      <w:r>
+        <w:t xml:space="preserve">A retrieval goal can set the starting context for search by reinstating context associated with the target episode, rather than beginning from whatever context happens to be active at test.</w:t>
+      </w:r>
+      <w:r>
+        <w:t xml:space="preserve"> </w:t>
+      </w:r>
+      <w:r>
+        <w:t xml:space="preserve">Control can also make the current context cue more decisive, so that candidates strongly supported by that context are more likely to win retrieval than weaker competitors.</w:t>
+      </w:r>
+      <w:r>
+        <w:t xml:space="preserve"> </w:t>
+      </w:r>
+      <w:r>
+        <w:t xml:space="preserve">Finally, monitoring can evaluate sampled candidates against the retrieval goal, limiting how much off-target items shape subsequent search.</w:t>
+      </w:r>
+      <w:r>
+        <w:t xml:space="preserve"> </w:t>
+      </w:r>
+      <w:r>
+        <w:t xml:space="preserve">Prior retrieved-context models introduced related mechanisms to explain recall from goal-relevant context, differences in how selectively items are sampled, and the ability to keep retrieval focused on a target list</w:t>
+      </w:r>
+      <w:r>
+        <w:t xml:space="preserve"> </w:t>
+      </w:r>
+      <w:r>
+        <w:t xml:space="preserve">(</w:t>
+      </w:r>
+      <w:hyperlink w:anchor="ref-lohnas2015expanding">
+        <w:r>
+          <w:rPr>
+            <w:rStyle w:val="Hyperlink"/>
+          </w:rPr>
+          <w:t xml:space="preserve">Lohnas et al., 2015</w:t>
+        </w:r>
+      </w:hyperlink>
+      <w:r>
+        <w:t xml:space="preserve">;</w:t>
+      </w:r>
+      <w:r>
+        <w:t xml:space="preserve"> </w:t>
+      </w:r>
+      <w:hyperlink w:anchor="ref-polyn2009context">
+        <w:r>
+          <w:rPr>
+            <w:rStyle w:val="Hyperlink"/>
+          </w:rPr>
+          <w:t xml:space="preserve">Polyn et al., 2009a</w:t>
+        </w:r>
+      </w:hyperlink>
+      <w:r>
+        <w:t xml:space="preserve">;</w:t>
+      </w:r>
+      <w:r>
+        <w:t xml:space="preserve"> </w:t>
+      </w:r>
+      <w:hyperlink w:anchor="ref-sederberg2008context">
+        <w:r>
+          <w:rPr>
+            <w:rStyle w:val="Hyperlink"/>
+          </w:rPr>
+          <w:t xml:space="preserve">Sederberg et al., 2008</w:t>
+        </w:r>
+      </w:hyperlink>
+      <w:r>
+        <w:t xml:space="preserve">)</w:t>
+      </w:r>
+      <w:r>
+        <w:t xml:space="preserve">.</w:t>
+      </w:r>
+      <w:r>
+        <w:t xml:space="preserve"> </w:t>
+      </w:r>
+      <w:r>
+        <w:t xml:space="preserve">Emotional CMR variants can preserve these retrieved-context mechanisms while adding emotional context and emotion-dependent binding</w:t>
+      </w:r>
+      <w:r>
+        <w:t xml:space="preserve"> </w:t>
+      </w:r>
+      <w:r>
+        <w:t xml:space="preserve">(</w:t>
+      </w:r>
+      <w:hyperlink w:anchor="ref-cohen2022memory">
+        <w:r>
+          <w:rPr>
+            <w:rStyle w:val="Hyperlink"/>
+          </w:rPr>
+          <w:t xml:space="preserve">Cohen &amp; Kahana, 2022</w:t>
+        </w:r>
+      </w:hyperlink>
+      <w:r>
+        <w:t xml:space="preserve">;</w:t>
+      </w:r>
+      <w:r>
+        <w:t xml:space="preserve"> </w:t>
+      </w:r>
+      <w:hyperlink w:anchor="ref-talmi2019retrieved">
+        <w:r>
+          <w:rPr>
+            <w:rStyle w:val="Hyperlink"/>
+          </w:rPr>
+          <w:t xml:space="preserve">Talmi et al., 2019</w:t>
+        </w:r>
+      </w:hyperlink>
+      <w:r>
+        <w:t xml:space="preserve">)</w:t>
+      </w:r>
+      <w:r>
+        <w:t xml:space="preserve">.</w:t>
+      </w:r>
+      <w:r>
+        <w:t xml:space="preserve"> </w:t>
+      </w:r>
+      <w:r>
+        <w:t xml:space="preserve">Together, these properties make CMR a principled setting for a single-system retrieved-context account of selective interference.</w:t>
+      </w:r>
+      <w:r>
+        <w:t xml:space="preserve"> </w:t>
+      </w:r>
+    </w:p>
+    <w:p>
+      <w:pPr>
+        <w:pStyle w:val="BodyText"/>
+      </w:pPr>
+      <w:r>
+        <w:t xml:space="preserve">To map this framework onto the trauma-film paradigm, the model presents a film sequence, an intervening delay, film reminder cues, an interference task, and a post-task delay while context evolves.</w:t>
+      </w:r>
+      <w:r>
+        <w:t xml:space="preserve"> </w:t>
+      </w:r>
+      <w:r>
+        <w:t xml:space="preserve">In the simulations, the intervening and post-task delays are implemented as non-film filler items, so context continues to drift between film encoding, reminder, task encoding, and retrieval.</w:t>
+      </w:r>
+      <w:r>
+        <w:t xml:space="preserve"> </w:t>
+      </w:r>
+      <w:r>
+        <w:t xml:space="preserve">During the reminder phase, film reminder cues can reinstate film-associated context before task encoding, so task items are encoded while context remains similar to states associated with film items.</w:t>
+      </w:r>
+      <w:r>
+        <w:t xml:space="preserve"> </w:t>
+      </w:r>
+      <w:r>
+        <w:t xml:space="preserve">At retrieval, the current context state cues memory search, so film and task items receive retrieval support to the extent that they have been associated with similar context states.</w:t>
+      </w:r>
+      <w:r>
+        <w:t xml:space="preserve"> </w:t>
+      </w:r>
+      <w:r>
+        <w:t xml:space="preserve">Unguided and deliberate retrieval can draw on the same learned associations.</w:t>
+      </w:r>
+      <w:r>
+        <w:t xml:space="preserve"> </w:t>
+      </w:r>
+      <w:r>
+        <w:t xml:space="preserve">Unguided retrieval begins from the current context, which can support film and task candidates together, whereas deliberate recall can use control settings to orient search toward film targets.</w:t>
+      </w:r>
+      <w:r>
+        <w:t xml:space="preserve"> </w:t>
+      </w:r>
+      <w:r>
+        <w:t xml:space="preserve">A selective interference effect in this model would therefore reflect differential control over a shared associative memory, rather than selective vulnerability of separate memory representations.</w:t>
+      </w:r>
+    </w:p>
+    <w:p>
+      <w:pPr>
+        <w:pStyle w:val="BodyText"/>
+      </w:pPr>
+      <w:r>
+        <w:t xml:space="preserve">The simulations develop the retrieved-context account through five linked demonstrations.</w:t>
+      </w:r>
+      <w:r>
+        <w:t xml:space="preserve"> </w:t>
+      </w:r>
+      <w:r>
+        <w:t xml:space="preserve">Simulation 1 builds the unguided interference component by showing how a task performed after a film reminder can become a retrieval competitor and reduce later film recall.</w:t>
+      </w:r>
+      <w:r>
+        <w:t xml:space="preserve"> </w:t>
+      </w:r>
+      <w:r>
+        <w:t xml:space="preserve">Simulation 2 asks which deliberate-retrieval control settings attenuate the resulting interference effect by changing where retrieval begins, how selectively candidates are sampled, and how much off-target samples shape ongoing search.</w:t>
+      </w:r>
+      <w:r>
+        <w:t xml:space="preserve"> </w:t>
+      </w:r>
+      <w:r>
+        <w:t xml:space="preserve">The next simulations examine how memory-test format changes access to the same encoded film and task associations.</w:t>
+      </w:r>
+      <w:r>
+        <w:t xml:space="preserve"> </w:t>
+      </w:r>
+      <w:r>
+        <w:t xml:space="preserve">Some trauma-film studies measure intrusions in the laboratory with vigilance-intrusion tasks, in which participants perform an attention task while film-related cues can be used to elicit intrusive film memories</w:t>
+      </w:r>
+      <w:r>
+        <w:t xml:space="preserve"> </w:t>
+      </w:r>
+      <w:r>
+        <w:t xml:space="preserve">(</w:t>
+      </w:r>
+      <w:hyperlink w:anchor="ref-lau2019intrusive">
+        <w:r>
+          <w:rPr>
+            <w:rStyle w:val="Hyperlink"/>
+          </w:rPr>
+          <w:t xml:space="preserve">Lau-Zhu et al., 2019</w:t>
+        </w:r>
+      </w:hyperlink>
+      <w:r>
+        <w:t xml:space="preserve">,</w:t>
+      </w:r>
+      <w:r>
+        <w:t xml:space="preserve"> </w:t>
+      </w:r>
+      <w:hyperlink w:anchor="ref-lau2021selectively">
+        <w:r>
+          <w:rPr>
+            <w:rStyle w:val="Hyperlink"/>
+          </w:rPr>
+          <w:t xml:space="preserve">2021</w:t>
+        </w:r>
+      </w:hyperlink>
+      <w:r>
+        <w:t xml:space="preserve">)</w:t>
+      </w:r>
+      <w:r>
+        <w:t xml:space="preserve">.</w:t>
+      </w:r>
+      <w:r>
+        <w:t xml:space="preserve"> </w:t>
+      </w:r>
+      <w:r>
+        <w:t xml:space="preserve">In</w:t>
+      </w:r>
+      <w:r>
+        <w:t xml:space="preserve"> </w:t>
+      </w:r>
+      <w:r>
+        <w:t xml:space="preserve">Lau-Zhu et al. (</w:t>
+      </w:r>
+      <w:hyperlink w:anchor="ref-lau2021selectively">
+        <w:r>
+          <w:rPr>
+            <w:rStyle w:val="Hyperlink"/>
+          </w:rPr>
+          <w:t xml:space="preserve">2021</w:t>
+        </w:r>
+      </w:hyperlink>
+      <w:r>
+        <w:t xml:space="preserve">)</w:t>
+      </w:r>
+      <w:r>
+        <w:t xml:space="preserve">, trauma-film cues elicited more intrusion reports than foil cues, but cue condition did not clearly change the size of the interference effect.</w:t>
+      </w:r>
+      <w:r>
+        <w:t xml:space="preserve"> </w:t>
+      </w:r>
+      <w:r>
+        <w:t xml:space="preserve">Simulation 3 abstracts this retrieval-period cueing manipulation, testing whether film cues can increase film access without necessarily reducing the interference effect.</w:t>
+      </w:r>
+      <w:r>
+        <w:t xml:space="preserve"> </w:t>
+      </w:r>
+      <w:r>
+        <w:t xml:space="preserve">Simulation 4 turns to recognition, where a candidate film item is presented for judgment rather than first being recovered through free recall.</w:t>
+      </w:r>
+      <w:r>
+        <w:t xml:space="preserve"> </w:t>
+      </w:r>
+      <w:r>
+        <w:t xml:space="preserve">Simulation 5 explores which task properties make interference stronger or weaker.</w:t>
+      </w:r>
+      <w:r>
+        <w:t xml:space="preserve"> </w:t>
+      </w:r>
+      <w:r>
+        <w:t xml:space="preserve">Together, the simulations specify a retrieval mechanism for the selective interference effect and derive predictions about when the dissociation between intrusive and deliberate memory should appear across paradigms.</w:t>
+      </w:r>
+    </w:p>
+    <w:bookmarkEnd w:id="28"/>
+    <w:bookmarkStart w:id="37" w:name="Xc30ecb24643046c4752102619295de1bc2871c8"/>
+    <w:p>
+      <w:pPr>
+        <w:pStyle w:val="Heading1"/>
+      </w:pPr>
+      <w:r>
+        <w:t xml:space="preserve">A Retrieved-Context Account of Selective Interference</w:t>
+      </w:r>
+    </w:p>
+    <w:p>
+      <w:pPr>
+        <w:pStyle w:val="FirstParagraph"/>
+      </w:pPr>
+      <w:r>
+        <w:t xml:space="preserve">The simulations rely on three retrieved-context mechanisms.</w:t>
+      </w:r>
+      <w:r>
+        <w:t xml:space="preserve"> </w:t>
+      </w:r>
+      <w:r>
+        <w:t xml:space="preserve">First, current context cues candidate items, so film and task items can compete when they have been encoded in similar context states.</w:t>
+      </w:r>
+      <w:r>
+        <w:t xml:space="preserve"> </w:t>
+      </w:r>
+      <w:r>
+        <w:t xml:space="preserve">Second, retrieved, reminded, or supplied items reinstate associated context, allowing reminders and test cues to change the context that guides later retrieval.</w:t>
+      </w:r>
+      <w:r>
+        <w:t xml:space="preserve"> </w:t>
+      </w:r>
+      <w:r>
+        <w:t xml:space="preserve">These two item-context mechanisms are standard components of retrieved-context models</w:t>
+      </w:r>
+      <w:r>
+        <w:t xml:space="preserve"> </w:t>
+      </w:r>
+      <w:r>
+        <w:t xml:space="preserve">(</w:t>
+      </w:r>
+      <w:hyperlink w:anchor="ref-polyn2009context">
+        <w:r>
+          <w:rPr>
+            <w:rStyle w:val="Hyperlink"/>
+          </w:rPr>
+          <w:t xml:space="preserve">Polyn et al., 2009a</w:t>
+        </w:r>
+      </w:hyperlink>
+      <w:r>
+        <w:t xml:space="preserve">;</w:t>
+      </w:r>
+      <w:r>
+        <w:t xml:space="preserve"> </w:t>
+      </w:r>
+      <w:hyperlink w:anchor="ref-sederberg2008context">
+        <w:r>
+          <w:rPr>
+            <w:rStyle w:val="Hyperlink"/>
+          </w:rPr>
+          <w:t xml:space="preserve">Sederberg et al., 2008</w:t>
+        </w:r>
+      </w:hyperlink>
+      <w:r>
+        <w:t xml:space="preserve">)</w:t>
+      </w:r>
+      <w:r>
+        <w:t xml:space="preserve">.</w:t>
+      </w:r>
+      <w:r>
+        <w:t xml:space="preserve"> </w:t>
+      </w:r>
+      <w:r>
+        <w:t xml:space="preserve">Third, controlled retrieval can alter this same retrieval process.</w:t>
+      </w:r>
+      <w:r>
+        <w:t xml:space="preserve"> </w:t>
+      </w:r>
+      <w:r>
+        <w:t xml:space="preserve">This control component changes three settings on the shared retrieval process: the context state from which search begins, how strongly the best-supported candidates are favored during selection, and how much off-target samples update later context.</w:t>
+      </w:r>
+      <w:r>
+        <w:t xml:space="preserve"> </w:t>
+      </w:r>
+      <w:r>
+        <w:t xml:space="preserve">These settings correspond to start-of-list context reinstatement, retrieval selectivity, and target monitoring in later CMR applications</w:t>
+      </w:r>
+      <w:r>
+        <w:t xml:space="preserve"> </w:t>
+      </w:r>
+      <w:r>
+        <w:t xml:space="preserve">(</w:t>
+      </w:r>
+      <w:hyperlink w:anchor="ref-lohnas2015expanding">
+        <w:r>
+          <w:rPr>
+            <w:rStyle w:val="Hyperlink"/>
+          </w:rPr>
+          <w:t xml:space="preserve">Lohnas et al., 2015</w:t>
+        </w:r>
+      </w:hyperlink>
+      <w:r>
+        <w:t xml:space="preserve">)</w:t>
+      </w:r>
+      <w:r>
+        <w:t xml:space="preserve">.</w:t>
+      </w:r>
+      <w:r>
+        <w:t xml:space="preserve"> </w:t>
+      </w:r>
+      <w:hyperlink w:anchor="X510f1211e07a3ef8f4aa5eaadde4214adc1a9dc">
+        <w:r>
+          <w:rPr>
+            <w:rStyle w:val="Hyperlink"/>
+          </w:rPr>
+          <w:t xml:space="preserve">Figure 2</w:t>
+        </w:r>
+      </w:hyperlink>
+      <w:r>
+        <w:t xml:space="preserve"> </w:t>
+      </w:r>
+      <w:r>
+        <w:t xml:space="preserve">summarizes the encoding and associative structure used to explain the trauma-film paradigm.</w:t>
+      </w:r>
+      <w:r>
+        <w:t xml:space="preserve"> </w:t>
+      </w:r>
+      <w:hyperlink w:anchor="X199e0fd137172f53af28b87c55ae7adfa6c74ee">
+        <w:r>
+          <w:rPr>
+            <w:rStyle w:val="Hyperlink"/>
+          </w:rPr>
+          <w:t xml:space="preserve">Figure 3</w:t>
+        </w:r>
+      </w:hyperlink>
+      <w:r>
+        <w:t xml:space="preserve"> </w:t>
+      </w:r>
+      <w:r>
+        <w:t xml:space="preserve">then shows how those associations shape retrieval onset and later context updating.</w:t>
+      </w:r>
+      <w:r>
+        <w:t xml:space="preserve"> </w:t>
+      </w:r>
+      <w:r>
+        <w:t xml:space="preserve">In the sections below, film reminders are film cues presented before task encoding, so they can change the context in which task items are learned.</w:t>
+      </w:r>
+      <w:r>
+        <w:t xml:space="preserve"> </w:t>
+      </w:r>
+      <w:r>
+        <w:t xml:space="preserve">Test-phase film cues are film-related cues presented during retrieval or intrusion monitoring, as in vigilance-intrusion tasks.</w:t>
+      </w:r>
+      <w:r>
+        <w:t xml:space="preserve"> </w:t>
+      </w:r>
+      <w:r>
+        <w:t xml:space="preserve">Recognition tests present a candidate film item for judgment; Simulation 4 models this supplied-item access step without modeling the full recognition decision.</w:t>
+      </w:r>
+    </w:p>
+    <w:p>
+      <w:r>
+        <w:br w:type="page"/>
+      </w:r>
+    </w:p>
+    <w:bookmarkStart w:id="32" w:name="X510f1211e07a3ef8f4aa5eaadde4214adc1a9dc"/>
+    <w:p>
+      <w:pPr>
+        <w:pStyle w:val="FigureTitle"/>
+      </w:pPr>
+      <w:r>
+        <w:t xml:space="preserve">Figure 2</w:t>
+      </w:r>
+    </w:p>
+    <w:p>
+      <w:pPr>
+        <w:pStyle w:val="Caption"/>
+      </w:pPr>
+      <w:r>
+        <w:rPr>
+          <w:b/>
+          <w:bCs/>
+        </w:rPr>
+        <w:t xml:space="preserve">Retrieved-context encoding mechanisms for selective interference.</w:t>
+      </w:r>
+      <w:r>
+        <w:t xml:space="preserve"> </w:t>
+      </w:r>
+      <w:r>
+        <w:rPr>
+          <w:b/>
+          <w:bCs/>
+        </w:rPr>
+        <w:t xml:space="preserve">(A)</w:t>
+      </w:r>
+      <w:r>
+        <w:t xml:space="preserve"> </w:t>
+      </w:r>
+      <w:r>
+        <w:t xml:space="preserve">Gray-filled squares mark context states, and blue or orange circles mark film or task item representations linked to those states during encoding.</w:t>
+      </w:r>
+      <w:r>
+        <w:t xml:space="preserve"> </w:t>
+      </w:r>
+      <w:r>
+        <w:t xml:space="preserve">Rows show baseline drift away from the film, pre-task reminder reinstatement, and strong task encoding after reminder reinstatement; brackets mark film-task context overlap.</w:t>
+      </w:r>
+      <w:r>
+        <w:t xml:space="preserve"> </w:t>
+      </w:r>
+      <w:r>
+        <w:t xml:space="preserve">A film reminder presented before the task reinstates film-associated context before task items are encoded, and strong task encoding is shown as thicker task-item/context links formed in those film-overlapping states.</w:t>
+      </w:r>
+      <w:r>
+        <w:t xml:space="preserve"> </w:t>
+      </w:r>
+      <w:r>
+        <w:rPr>
+          <w:b/>
+          <w:bCs/>
+        </w:rPr>
+        <w:t xml:space="preserve">(B)</w:t>
+      </w:r>
+      <w:r>
+        <w:t xml:space="preserve"> </w:t>
+      </w:r>
+      <w:r>
+        <w:t xml:space="preserve">Arrows label the two learned mappings between item representations and context states.</w:t>
+      </w:r>
+      <w:r>
+        <w:t xml:space="preserve"> </w:t>
+      </w:r>
+      <w:r>
+        <w:t xml:space="preserve">Context-to-feature memory cues candidate items from the current context; feature-to-context memory lets retrieved or externally presented items update the current context.</w:t>
+      </w:r>
+      <w:r>
+        <w:t xml:space="preserve"> </w:t>
+      </w:r>
+      <w:r>
+        <w:t xml:space="preserve">Blue marks film items and film-associated context states, green marks reminder cues, orange marks task items and task-associated context states, and gray marks shared associative operations.</w:t>
+      </w:r>
+    </w:p>
+    <w:p>
+      <w:pPr>
+        <w:pStyle w:val="FigureWithoutNote"/>
+      </w:pPr>
+      <w:r>
+        <w:drawing>
+          <wp:inline>
+            <wp:extent cx="5943600" cy="4781752"/>
+            <wp:effectExtent b="0" l="0" r="0" t="0"/>
+            <wp:docPr descr="" title="" id="30" name="Picture"/>
+            <a:graphic>
+              <a:graphicData uri="http://schemas.openxmlformats.org/drawingml/2006/picture">
+                <pic:pic>
+                  <pic:nvPicPr>
+                    <pic:cNvPr descr="retrieved_context_account_figure/retrieved_context_encoding_associations_composite.png" id="31" name="Picture"/>
+                    <pic:cNvPicPr>
+                      <a:picLocks noChangeArrowheads="1" noChangeAspect="1"/>
+                    </pic:cNvPicPr>
+                  </pic:nvPicPr>
+                  <pic:blipFill>
+                    <a:blip r:embed="rId29"/>
+                    <a:stretch>
+                      <a:fillRect/>
+                    </a:stretch>
+                  </pic:blipFill>
+                  <pic:spPr bwMode="auto">
+                    <a:xfrm>
+                      <a:off x="0" y="0"/>
+                      <a:ext cx="5943600" cy="4781752"/>
+                    </a:xfrm>
+                    <a:prstGeom prst="rect">
+                      <a:avLst/>
+                    </a:prstGeom>
+                    <a:noFill/>
+                    <a:ln w="9525">
+                      <a:noFill/>
+                      <a:headEnd/>
+                      <a:tailEnd/>
+                    </a:ln>
+                  </pic:spPr>
+                </pic:pic>
+              </a:graphicData>
+            </a:graphic>
+          </wp:inline>
+        </w:drawing>
+      </w:r>
+    </w:p>
+    <w:bookmarkEnd w:id="32"/>
+    <w:p>
+      <w:r>
+        <w:br w:type="page"/>
+      </w:r>
+    </w:p>
+    <w:bookmarkStart w:id="36" w:name="X199e0fd137172f53af28b87c55ae7adfa6c74ee"/>
+    <w:p>
+      <w:pPr>
+        <w:pStyle w:val="FigureTitle"/>
+      </w:pPr>
+      <w:r>
+        <w:t xml:space="preserve">Figure 3</w:t>
+      </w:r>
+    </w:p>
+    <w:p>
+      <w:pPr>
+        <w:pStyle w:val="Caption"/>
+      </w:pPr>
+      <w:r>
+        <w:rPr>
+          <w:b/>
+          <w:bCs/>
+        </w:rPr>
+        <w:t xml:space="preserve">Retrieval operations in the retrieved-context account.</w:t>
+      </w:r>
+      <w:r>
+        <w:t xml:space="preserve"> </w:t>
+      </w:r>
+      <w:r>
+        <w:rPr>
+          <w:b/>
+          <w:bCs/>
+        </w:rPr>
+        <w:t xml:space="preserve">(A)</w:t>
+      </w:r>
+      <w:r>
+        <w:t xml:space="preserve"> </w:t>
+      </w:r>
+      <w:r>
+        <w:t xml:space="preserve">The upper box represents stored film and task associations; the lower boxes compare the context state used to begin unguided retrieval and deliberate recall.</w:t>
+      </w:r>
+      <w:r>
+        <w:t xml:space="preserve"> </w:t>
+      </w:r>
+      <w:r>
+        <w:t xml:space="preserve">Unguided retrieval begins from ongoing context, which can support film and task candidates together.</w:t>
+      </w:r>
+      <w:r>
+        <w:t xml:space="preserve"> </w:t>
+      </w:r>
+      <w:r>
+        <w:t xml:space="preserve">Deliberate recall can begin with start-of-film context reinstatement, giving stronger support to film candidates while task candidates remain weakly supported.</w:t>
+      </w:r>
+      <w:r>
+        <w:t xml:space="preserve"> </w:t>
+      </w:r>
+      <w:r>
+        <w:rPr>
+          <w:b/>
+          <w:bCs/>
+        </w:rPr>
+        <w:t xml:space="preserve">(B)</w:t>
+      </w:r>
+      <w:r>
+        <w:t xml:space="preserve"> </w:t>
+      </w:r>
+      <w:r>
+        <w:t xml:space="preserve">A maintained film goal provides an additional deliberate-retrieval signal through context-to-feature memory.</w:t>
+      </w:r>
+      <w:r>
+        <w:t xml:space="preserve"> </w:t>
+      </w:r>
+      <w:r>
+        <w:t xml:space="preserve">Ongoing context can still cue both film items and task competitors, but the film goal adds support to film candidates rather than to task competitors.</w:t>
+      </w:r>
+      <w:r>
+        <w:t xml:space="preserve"> </w:t>
+      </w:r>
+      <w:r>
+        <w:rPr>
+          <w:b/>
+          <w:bCs/>
+        </w:rPr>
+        <w:t xml:space="preserve">(C)</w:t>
+      </w:r>
+      <w:r>
+        <w:t xml:space="preserve"> </w:t>
+      </w:r>
+      <w:r>
+        <w:t xml:space="preserve">Rows compare film recall, unmonitored task recall, and monitored task recall.</w:t>
+      </w:r>
+      <w:r>
+        <w:t xml:space="preserve"> </w:t>
+      </w:r>
+      <w:r>
+        <w:t xml:space="preserve">A recalled item updates the next context through feature-to-context memory, and that next context cues later candidates.</w:t>
+      </w:r>
+      <w:r>
+        <w:t xml:space="preserve"> </w:t>
+      </w:r>
+      <w:r>
+        <w:t xml:space="preserve">Without monitoring, recalling a task item can shift later context toward task candidates; with retrieval monitoring, that task-item update is dampened, preserving some film-candidate support.</w:t>
+      </w:r>
+      <w:r>
+        <w:t xml:space="preserve"> </w:t>
+      </w:r>
+      <w:r>
+        <w:t xml:space="preserve">Blue marks film items, film-biased context, or stronger film support; orange marks task items, task-biased context, or stronger task support; gray marks shared context and associative operations.</w:t>
+      </w:r>
+      <w:r>
+        <w:t xml:space="preserve"> </w:t>
+      </w:r>
+      <w:r>
+        <w:t xml:space="preserve">Dashed outlines or arrows mark weaker support or dampened updating, not unavailable candidates.</w:t>
+      </w:r>
+    </w:p>
+    <w:p>
+      <w:pPr>
+        <w:pStyle w:val="FigureWithoutNote"/>
+      </w:pPr>
+      <w:r>
+        <w:drawing>
+          <wp:inline>
+            <wp:extent cx="5943600" cy="4505122"/>
+            <wp:effectExtent b="0" l="0" r="0" t="0"/>
+            <wp:docPr descr="" title="" id="34" name="Picture"/>
+            <a:graphic>
+              <a:graphicData uri="http://schemas.openxmlformats.org/drawingml/2006/picture">
+                <pic:pic>
+                  <pic:nvPicPr>
+                    <pic:cNvPr descr="retrieved_context_account_figure/retrieved_context_retrieval_operations_composite.png" id="35" name="Picture"/>
+                    <pic:cNvPicPr>
+                      <a:picLocks noChangeArrowheads="1" noChangeAspect="1"/>
+                    </pic:cNvPicPr>
+                  </pic:nvPicPr>
+                  <pic:blipFill>
+                    <a:blip r:embed="rId33"/>
+                    <a:stretch>
+                      <a:fillRect/>
+                    </a:stretch>
+                  </pic:blipFill>
+                  <pic:spPr bwMode="auto">
+                    <a:xfrm>
+                      <a:off x="0" y="0"/>
+                      <a:ext cx="5943600" cy="4505122"/>
+                    </a:xfrm>
+                    <a:prstGeom prst="rect">
+                      <a:avLst/>
+                    </a:prstGeom>
+                    <a:noFill/>
+                    <a:ln w="9525">
+                      <a:noFill/>
+                      <a:headEnd/>
+                      <a:tailEnd/>
+                    </a:ln>
+                  </pic:spPr>
+                </pic:pic>
+              </a:graphicData>
+            </a:graphic>
+          </wp:inline>
+        </w:drawing>
+      </w:r>
+    </w:p>
+    <w:bookmarkEnd w:id="36"/>
+    <w:p>
+      <w:r>
+        <w:br w:type="page"/>
+      </w:r>
+    </w:p>
+    <w:p>
+      <w:pPr>
+        <w:pStyle w:val="BodyText"/>
+      </w:pPr>
+      <w:r>
+        <w:t xml:space="preserve">Contextual similarity is established during encoding.</w:t>
+      </w:r>
+      <w:r>
+        <w:t xml:space="preserve"> </w:t>
+      </w:r>
+      <w:r>
+        <w:t xml:space="preserve">We use item in the CMR sense to mean a discrete encoded unit, not the whole film: a film item can stand for a scene or segment, and task or filler items stand for events during the task or delay.</w:t>
+      </w:r>
+      <w:r>
+        <w:t xml:space="preserve"> </w:t>
+      </w:r>
+      <w:r>
+        <w:t xml:space="preserve">Film items and task items are distinct item representations, but each is linked to the context state active when it is encountered.</w:t>
+      </w:r>
+      <w:r>
+        <w:t xml:space="preserve"> </w:t>
+      </w:r>
+      <w:r>
+        <w:t xml:space="preserve">Task items are most likely to share film-associated temporal context when they are encoded soon after the film or after a reminder has reinstated film-associated context.</w:t>
+      </w:r>
+      <w:r>
+        <w:t xml:space="preserve"> </w:t>
+      </w:r>
+      <w:r>
+        <w:t xml:space="preserve">Task items can also share film-associated source context when they share a non-temporal source feature with film items.</w:t>
+      </w:r>
+      <w:r>
+        <w:t xml:space="preserve"> </w:t>
+      </w:r>
+      <w:r>
+        <w:t xml:space="preserve">Emotional extensions of CMR treat affect as one source-context dimension</w:t>
+      </w:r>
+      <w:r>
+        <w:t xml:space="preserve"> </w:t>
+      </w:r>
+      <w:r>
+        <w:t xml:space="preserve">(</w:t>
+      </w:r>
+      <w:hyperlink w:anchor="ref-cohen2022memory">
+        <w:r>
+          <w:rPr>
+            <w:rStyle w:val="Hyperlink"/>
+          </w:rPr>
+          <w:t xml:space="preserve">Cohen &amp; Kahana, 2022</w:t>
+        </w:r>
+      </w:hyperlink>
+      <w:r>
+        <w:t xml:space="preserve">;</w:t>
+      </w:r>
+      <w:r>
+        <w:t xml:space="preserve"> </w:t>
+      </w:r>
+      <w:hyperlink w:anchor="ref-talmi2019retrieved">
+        <w:r>
+          <w:rPr>
+            <w:rStyle w:val="Hyperlink"/>
+          </w:rPr>
+          <w:t xml:space="preserve">Talmi et al., 2019</w:t>
+        </w:r>
+      </w:hyperlink>
+      <w:r>
+        <w:t xml:space="preserve">)</w:t>
+      </w:r>
+      <w:r>
+        <w:t xml:space="preserve">, so shared affective or source features can be represented as shared source context.</w:t>
+      </w:r>
+      <w:r>
+        <w:t xml:space="preserve"> </w:t>
+      </w:r>
+      <w:r>
+        <w:t xml:space="preserve">Delay periods, filled either by laboratory tasks or by later daily activity, move context away from the film, reducing the likelihood that film items and task competitors enter the same later retrieval competition.</w:t>
+      </w:r>
+      <w:r>
+        <w:t xml:space="preserve"> </w:t>
+      </w:r>
+      <w:r>
+        <w:t xml:space="preserve">These conditions determine whether film and task items enter the same retrieval competition; task encoding strength determines how strongly task items compete in that competition.</w:t>
+      </w:r>
+      <w:r>
+        <w:t xml:space="preserve"> </w:t>
+      </w:r>
+      <w:r>
+        <w:t xml:space="preserve">In the present model, shared source context can amplify competition when film and task items share the same source feature.</w:t>
+      </w:r>
+    </w:p>
+    <w:p>
+      <w:pPr>
+        <w:pStyle w:val="BodyText"/>
+      </w:pPr>
+      <w:r>
+        <w:t xml:space="preserve">Context-to-item retrieval uses the current context state to cue candidate items.</w:t>
+      </w:r>
+      <w:r>
+        <w:t xml:space="preserve"> </w:t>
+      </w:r>
+      <w:r>
+        <w:t xml:space="preserve">Unguided retrieval approximates the retrieval condition relevant to intrusive or involuntary access: film memories can be sampled without an explicit goal to recall the film and without film cues supplied by the test.</w:t>
+      </w:r>
+      <w:r>
+        <w:t xml:space="preserve"> </w:t>
+      </w:r>
+      <w:r>
+        <w:t xml:space="preserve">When the current context resembles states associated with both film items and task items, it supports candidates from both phases.</w:t>
+      </w:r>
+      <w:r>
+        <w:t xml:space="preserve"> </w:t>
+      </w:r>
+      <w:r>
+        <w:t xml:space="preserve">This mixed cue makes film recall vulnerable to task competition: as task items receive support, any given film item becomes less likely to be selected over a competitor.</w:t>
+      </w:r>
+      <w:r>
+        <w:t xml:space="preserve"> </w:t>
+      </w:r>
+      <w:r>
+        <w:t xml:space="preserve">The amount of competition depends on how many task competitors are available, how strongly those competitors were encoded, and how similar their temporal or source context is to film context.</w:t>
+      </w:r>
+      <w:r>
+        <w:t xml:space="preserve"> </w:t>
+      </w:r>
+      <w:r>
+        <w:t xml:space="preserve">In these simulations, task modality is represented through task encoding strength and the similarity between task-associated context and film-associated context.</w:t>
+      </w:r>
+    </w:p>
+    <w:p>
+      <w:pPr>
+        <w:pStyle w:val="BodyText"/>
+      </w:pPr>
+      <w:r>
+        <w:t xml:space="preserve">Item-to-context associations allow recalled items, reminder cues, and film items supplied by a test to reinstate associated context.</w:t>
+      </w:r>
+      <w:r>
+        <w:t xml:space="preserve"> </w:t>
+      </w:r>
+      <w:r>
+        <w:t xml:space="preserve">In ordinary recall, a retrieved item shifts context toward the state in which that item was encoded, making nearby studied items more likely to be retrieved next.</w:t>
+      </w:r>
+      <w:r>
+        <w:t xml:space="preserve"> </w:t>
+      </w:r>
+      <w:r>
+        <w:t xml:space="preserve">This context-updating loop is the standard retrieved-context explanation of temporal contiguity and temporally organized recall</w:t>
+      </w:r>
+      <w:r>
+        <w:t xml:space="preserve"> </w:t>
+      </w:r>
+      <w:r>
+        <w:t xml:space="preserve">(</w:t>
+      </w:r>
+      <w:hyperlink w:anchor="ref-howard2002distributed">
+        <w:r>
+          <w:rPr>
+            <w:rStyle w:val="Hyperlink"/>
+          </w:rPr>
+          <w:t xml:space="preserve">Howard &amp; Kahana, 2002</w:t>
+        </w:r>
+      </w:hyperlink>
+      <w:r>
+        <w:t xml:space="preserve">;</w:t>
+      </w:r>
+      <w:r>
+        <w:t xml:space="preserve"> </w:t>
+      </w:r>
       <w:hyperlink w:anchor="ref-kahana1996associative">
         <w:r>
           <w:rPr>
@@ -2146,7 +2493,7 @@
         <w:t xml:space="preserve"> </w:t>
       </w:r>
       <w:r>
-        <w:t xml:space="preserve">The third is target monitoring, which limits how much sampled off-target items update later context.</w:t>
+        <w:t xml:space="preserve">The third is retrieval monitoring, which limits how much sampled off-target items update later context.</w:t>
       </w:r>
       <w:r>
         <w:t xml:space="preserve"> </w:t>
@@ -2227,8 +2574,8 @@
         <w:t xml:space="preserve">Because those items can win retrieval attempts, the model can express selective interference as a shift in what is retrieved rather than as weakening of film-item associations.</w:t>
       </w:r>
     </w:p>
-    <w:bookmarkEnd w:id="29"/>
-    <w:bookmarkStart w:id="54" w:name="model-specification"/>
+    <w:bookmarkEnd w:id="37"/>
+    <w:bookmarkStart w:id="62" w:name="model-specification"/>
     <w:p>
       <w:pPr>
         <w:pStyle w:val="Heading1"/>
@@ -2251,7 +2598,7 @@
         <w:t xml:space="preserve">The section first defines these inherited representations and base parameters, then specifies the context-updating, learning, retrieval, and control operations used to configure the selective interference simulations.</w:t>
       </w:r>
     </w:p>
-    <w:bookmarkStart w:id="33" w:name="representations-and-parameters"/>
+    <w:bookmarkStart w:id="41" w:name="representations-and-parameters"/>
     <w:p>
       <w:pPr>
         <w:pStyle w:val="Heading2"/>
@@ -2781,7 +3128,7 @@
         <w:t xml:space="preserve">.</w:t>
       </w:r>
     </w:p>
-    <w:bookmarkStart w:id="30" w:name="tbl-base-parameters"/>
+    <w:bookmarkStart w:id="38" w:name="tbl-base-parameters"/>
     <w:p>
       <w:pPr>
         <w:pStyle w:val="FigureTitle"/>
@@ -3631,7 +3978,7 @@
         </w:tc>
       </w:tr>
     </w:tbl>
-    <w:bookmarkEnd w:id="30"/>
+    <w:bookmarkEnd w:id="38"/>
     <w:p>
       <w:pPr>
         <w:pStyle w:val="AfterWithoutNote"/>
@@ -3668,7 +4015,7 @@
       <w:pPr>
         <w:pStyle w:val="BodyText"/>
       </w:pPr>
-      <w:bookmarkStart w:id="31" w:name="eq-mfc-pre"/>
+      <w:bookmarkStart w:id="39" w:name="eq-mfc-pre"/>
       <m:oMathPara>
         <m:oMathParaPr>
           <m:jc m:val="center"/>
@@ -3838,13 +4185,13 @@
           </m:d>
         </m:oMath>
       </m:oMathPara>
-      <w:bookmarkEnd w:id="31"/>
+      <w:bookmarkEnd w:id="39"/>
     </w:p>
     <w:p>
       <w:pPr>
         <w:pStyle w:val="FirstParagraph"/>
       </w:pPr>
-      <w:bookmarkStart w:id="32" w:name="eq-mcf-pre"/>
+      <w:bookmarkStart w:id="40" w:name="eq-mcf-pre"/>
       <m:oMathPara>
         <m:oMathParaPr>
           <m:jc m:val="center"/>
@@ -4073,7 +4420,7 @@
           </m:d>
         </m:oMath>
       </m:oMathPara>
-      <w:bookmarkEnd w:id="32"/>
+      <w:bookmarkEnd w:id="40"/>
     </w:p>
     <w:p>
       <w:pPr>
@@ -4123,8 +4470,8 @@
         <w:t xml:space="preserve">This initialization supplies baseline support before experimental learning.</w:t>
       </w:r>
     </w:p>
-    <w:bookmarkEnd w:id="33"/>
-    <w:bookmarkStart w:id="45" w:name="context-updating-learning-and-retrieval"/>
+    <w:bookmarkEnd w:id="41"/>
+    <w:bookmarkStart w:id="53" w:name="context-updating-learning-and-retrieval"/>
     <w:p>
       <w:pPr>
         <w:pStyle w:val="Heading2"/>
@@ -4180,7 +4527,7 @@
       <w:pPr>
         <w:pStyle w:val="BodyText"/>
       </w:pPr>
-      <w:bookmarkStart w:id="34" w:name="eq-context-input"/>
+      <w:bookmarkStart w:id="42" w:name="eq-context-input"/>
       <m:oMathPara>
         <m:oMathParaPr>
           <m:jc m:val="center"/>
@@ -4263,7 +4610,7 @@
           </m:d>
         </m:oMath>
       </m:oMathPara>
-      <w:bookmarkEnd w:id="34"/>
+      <w:bookmarkEnd w:id="42"/>
     </w:p>
     <w:p>
       <w:pPr>
@@ -4335,7 +4682,7 @@
       <w:pPr>
         <w:pStyle w:val="BodyText"/>
       </w:pPr>
-      <w:bookmarkStart w:id="35" w:name="eq-context-update"/>
+      <w:bookmarkStart w:id="43" w:name="eq-context-update"/>
       <m:oMathPara>
         <m:oMathParaPr>
           <m:jc m:val="center"/>
@@ -4458,7 +4805,7 @@
           </m:d>
         </m:oMath>
       </m:oMathPara>
-      <w:bookmarkEnd w:id="35"/>
+      <w:bookmarkEnd w:id="43"/>
     </w:p>
     <w:p>
       <w:pPr>
@@ -4564,7 +4911,7 @@
       <w:pPr>
         <w:pStyle w:val="BodyText"/>
       </w:pPr>
-      <w:bookmarkStart w:id="36" w:name="eq-context-rho"/>
+      <w:bookmarkStart w:id="44" w:name="eq-context-rho"/>
       <m:oMathPara>
         <m:oMathParaPr>
           <m:jc m:val="center"/>
@@ -4692,7 +5039,7 @@
           </m:d>
         </m:oMath>
       </m:oMathPara>
-      <w:bookmarkEnd w:id="36"/>
+      <w:bookmarkEnd w:id="44"/>
     </w:p>
     <w:p>
       <w:pPr>
@@ -4770,7 +5117,7 @@
       <w:pPr>
         <w:pStyle w:val="BodyText"/>
       </w:pPr>
-      <w:bookmarkStart w:id="37" w:name="eq-mfc-learning"/>
+      <w:bookmarkStart w:id="45" w:name="eq-mfc-learning"/>
       <m:oMathPara>
         <m:oMathParaPr>
           <m:jc m:val="center"/>
@@ -4853,7 +5200,7 @@
           </m:d>
         </m:oMath>
       </m:oMathPara>
-      <w:bookmarkEnd w:id="37"/>
+      <w:bookmarkEnd w:id="45"/>
     </w:p>
     <w:p>
       <w:pPr>
@@ -4867,7 +5214,7 @@
       <w:pPr>
         <w:pStyle w:val="BodyText"/>
       </w:pPr>
-      <w:bookmarkStart w:id="38" w:name="eq-primacy"/>
+      <w:bookmarkStart w:id="46" w:name="eq-primacy"/>
       <m:oMathPara>
         <m:oMathParaPr>
           <m:jc m:val="center"/>
@@ -4969,7 +5316,7 @@
           </m:d>
         </m:oMath>
       </m:oMathPara>
-      <w:bookmarkEnd w:id="38"/>
+      <w:bookmarkEnd w:id="46"/>
     </w:p>
     <w:p>
       <w:pPr>
@@ -4983,7 +5330,7 @@
       <w:pPr>
         <w:pStyle w:val="BodyText"/>
       </w:pPr>
-      <w:bookmarkStart w:id="39" w:name="eq-mcf-learning"/>
+      <w:bookmarkStart w:id="47" w:name="eq-mcf-learning"/>
       <m:oMathPara>
         <m:oMathParaPr>
           <m:jc m:val="center"/>
@@ -5078,7 +5425,7 @@
           </m:d>
         </m:oMath>
       </m:oMathPara>
-      <w:bookmarkEnd w:id="39"/>
+      <w:bookmarkEnd w:id="47"/>
     </w:p>
     <w:p>
       <w:pPr>
@@ -5187,7 +5534,7 @@
       <w:pPr>
         <w:pStyle w:val="BodyText"/>
       </w:pPr>
-      <w:bookmarkStart w:id="40" w:name="eq-retrieval-support"/>
+      <w:bookmarkStart w:id="48" w:name="eq-retrieval-support"/>
       <m:oMathPara>
         <m:oMathParaPr>
           <m:jc m:val="center"/>
@@ -5266,7 +5613,7 @@
           </m:d>
         </m:oMath>
       </m:oMathPara>
-      <w:bookmarkEnd w:id="40"/>
+      <w:bookmarkEnd w:id="48"/>
     </w:p>
     <w:p>
       <w:pPr>
@@ -5294,7 +5641,7 @@
       <w:pPr>
         <w:pStyle w:val="BodyText"/>
       </w:pPr>
-      <w:bookmarkStart w:id="41" w:name="eq-choice-sensitivity"/>
+      <w:bookmarkStart w:id="49" w:name="eq-choice-sensitivity"/>
       <m:oMathPara>
         <m:oMathParaPr>
           <m:jc m:val="center"/>
@@ -5353,7 +5700,7 @@
           </m:d>
         </m:oMath>
       </m:oMathPara>
-      <w:bookmarkEnd w:id="41"/>
+      <w:bookmarkEnd w:id="49"/>
     </w:p>
     <w:p>
       <w:pPr>
@@ -5378,7 +5725,7 @@
       <w:pPr>
         <w:pStyle w:val="BodyText"/>
       </w:pPr>
-      <w:bookmarkStart w:id="42" w:name="eq-luce-choice"/>
+      <w:bookmarkStart w:id="50" w:name="eq-luce-choice"/>
       <m:oMathPara>
         <m:oMathParaPr>
           <m:jc m:val="center"/>
@@ -5490,7 +5837,7 @@
           </m:d>
         </m:oMath>
       </m:oMathPara>
-      <w:bookmarkEnd w:id="42"/>
+      <w:bookmarkEnd w:id="50"/>
     </w:p>
     <w:p>
       <w:pPr>
@@ -5675,7 +6022,7 @@
       <w:pPr>
         <w:pStyle w:val="BodyText"/>
       </w:pPr>
-      <w:bookmarkStart w:id="43" w:name="eq-stopping"/>
+      <w:bookmarkStart w:id="51" w:name="eq-stopping"/>
       <m:oMathPara>
         <m:oMathParaPr>
           <m:jc m:val="center"/>
@@ -5787,7 +6134,7 @@
           </m:d>
         </m:oMath>
       </m:oMathPara>
-      <w:bookmarkEnd w:id="43"/>
+      <w:bookmarkEnd w:id="51"/>
     </w:p>
     <w:p>
       <w:pPr>
@@ -5893,7 +6240,7 @@
       <w:pPr>
         <w:pStyle w:val="BodyText"/>
       </w:pPr>
-      <w:bookmarkStart w:id="44" w:name="eq-recall-context-update"/>
+      <w:bookmarkStart w:id="52" w:name="eq-recall-context-update"/>
       <m:oMathPara>
         <m:oMathParaPr>
           <m:jc m:val="center"/>
@@ -6065,7 +6412,7 @@
           </m:d>
         </m:oMath>
       </m:oMathPara>
-      <w:bookmarkEnd w:id="44"/>
+      <w:bookmarkEnd w:id="52"/>
     </w:p>
     <w:p>
       <w:pPr>
@@ -6081,8 +6428,8 @@
         <w:t xml:space="preserve">Encoding operations use the context update and learning equations together, whereas reminders, sampled items, and film items supplied as test cues use the context update without adding a new recallable event.</w:t>
       </w:r>
     </w:p>
-    <w:bookmarkEnd w:id="45"/>
-    <w:bookmarkStart w:id="49" w:name="retrieval-control"/>
+    <w:bookmarkEnd w:id="53"/>
+    <w:bookmarkStart w:id="57" w:name="retrieval-control"/>
     <w:p>
       <w:pPr>
         <w:pStyle w:val="Heading2"/>
@@ -6152,7 +6499,7 @@
       <w:pPr>
         <w:pStyle w:val="BodyText"/>
       </w:pPr>
-      <w:bookmarkStart w:id="46" w:name="eq-start-context-reinstatement"/>
+      <w:bookmarkStart w:id="54" w:name="eq-start-context-reinstatement"/>
       <m:oMathPara>
         <m:oMathParaPr>
           <m:jc m:val="center"/>
@@ -6274,7 +6621,7 @@
           </m:d>
         </m:oMath>
       </m:oMathPara>
-      <w:bookmarkEnd w:id="46"/>
+      <w:bookmarkEnd w:id="54"/>
     </w:p>
     <w:p>
       <w:pPr>
@@ -6447,7 +6794,7 @@
         <w:t xml:space="preserve"> </w:t>
       </w:r>
       <w:r>
-        <w:t xml:space="preserve">The third control setting is target monitoring after an off-target item is sampled.</w:t>
+        <w:t xml:space="preserve">The third control setting is retrieval monitoring after an off-target item is sampled.</w:t>
       </w:r>
       <w:r>
         <w:t xml:space="preserve"> </w:t>
@@ -6601,7 +6948,7 @@
         <w:t xml:space="preserve"> </w:t>
       </w:r>
       <w:r>
-        <w:t xml:space="preserve">Target monitoring modifies the sampled-item context update in</w:t>
+        <w:t xml:space="preserve">Retrieval monitoring modifies the sampled-item context update in</w:t>
       </w:r>
       <w:r>
         <w:t xml:space="preserve"> </w:t>
@@ -6621,7 +6968,7 @@
         <w:t xml:space="preserve"> </w:t>
       </w:r>
       <w:r>
-        <w:t xml:space="preserve">With target monitoring, the context update after sampled item</w:t>
+        <w:t xml:space="preserve">With retrieval monitoring, the context update after sampled item</w:t>
       </w:r>
       <w:r>
         <w:t xml:space="preserve"> </w:t>
@@ -6642,7 +6989,7 @@
       <w:pPr>
         <w:pStyle w:val="BodyText"/>
       </w:pPr>
-      <w:bookmarkStart w:id="47" w:name="eq-target-monitoring-update"/>
+      <w:bookmarkStart w:id="55" w:name="eq-target-monitoring-update"/>
       <m:oMathPara>
         <m:oMathParaPr>
           <m:jc m:val="center"/>
@@ -6817,7 +7164,7 @@
           </m:d>
         </m:oMath>
       </m:oMathPara>
-      <w:bookmarkEnd w:id="47"/>
+      <w:bookmarkEnd w:id="55"/>
     </w:p>
     <w:p>
       <w:pPr>
@@ -6877,7 +7224,7 @@
       <w:pPr>
         <w:pStyle w:val="BodyText"/>
       </w:pPr>
-      <w:bookmarkStart w:id="48" w:name="eq-film-cue-input"/>
+      <w:bookmarkStart w:id="56" w:name="eq-film-cue-input"/>
       <m:oMathPara>
         <m:oMathParaPr>
           <m:jc m:val="center"/>
@@ -6968,7 +7315,7 @@
           </m:d>
         </m:oMath>
       </m:oMathPara>
-      <w:bookmarkEnd w:id="48"/>
+      <w:bookmarkEnd w:id="56"/>
     </w:p>
     <w:p>
       <w:pPr>
@@ -6978,8 +7325,8 @@
         <w:t xml:space="preserve">Supplied film items therefore use the same feature-to-context operation as sampled and reminded items.</w:t>
       </w:r>
     </w:p>
-    <w:bookmarkEnd w:id="49"/>
-    <w:bookmarkStart w:id="53" w:name="source-context"/>
+    <w:bookmarkEnd w:id="57"/>
+    <w:bookmarkStart w:id="61" w:name="source-context"/>
     <w:p>
       <w:pPr>
         <w:pStyle w:val="Heading2"/>
@@ -7175,7 +7522,7 @@
       <w:pPr>
         <w:pStyle w:val="BodyText"/>
       </w:pPr>
-      <w:bookmarkStart w:id="50" w:name="eq-emot-mfc-pre"/>
+      <w:bookmarkStart w:id="58" w:name="eq-emot-mfc-pre"/>
       <m:oMathPara>
         <m:oMathParaPr>
           <m:jc m:val="center"/>
@@ -7293,7 +7640,7 @@
           </m:d>
         </m:oMath>
       </m:oMathPara>
-      <w:bookmarkEnd w:id="50"/>
+      <w:bookmarkEnd w:id="58"/>
     </w:p>
     <w:p>
       <w:pPr>
@@ -7307,7 +7654,7 @@
       <w:pPr>
         <w:pStyle w:val="BodyText"/>
       </w:pPr>
-      <w:bookmarkStart w:id="51" w:name="eq-emot-mcf-pre"/>
+      <w:bookmarkStart w:id="59" w:name="eq-emot-mcf-pre"/>
       <m:oMathPara>
         <m:oMathParaPr>
           <m:jc m:val="center"/>
@@ -7394,7 +7741,7 @@
           </m:d>
         </m:oMath>
       </m:oMathPara>
-      <w:bookmarkEnd w:id="51"/>
+      <w:bookmarkEnd w:id="59"/>
     </w:p>
     <w:p>
       <w:pPr>
@@ -7732,7 +8079,7 @@
       <w:pPr>
         <w:pStyle w:val="BodyText"/>
       </w:pPr>
-      <w:bookmarkStart w:id="52" w:name="eq-emot-mcf-learning"/>
+      <w:bookmarkStart w:id="60" w:name="eq-emot-mcf-learning"/>
       <m:oMathPara>
         <m:oMathParaPr>
           <m:jc m:val="center"/>
@@ -7941,7 +8288,7 @@
           </m:d>
         </m:oMath>
       </m:oMathPara>
-      <w:bookmarkEnd w:id="52"/>
+      <w:bookmarkEnd w:id="60"/>
     </w:p>
     <w:p>
       <w:pPr>
@@ -8128,9 +8475,9 @@
         <w:t xml:space="preserve">Task competitors reduce film recall when they are sampled instead of film items, using retrieval attempts that could otherwise have returned film material.</w:t>
       </w:r>
     </w:p>
-    <w:bookmarkEnd w:id="53"/>
-    <w:bookmarkEnd w:id="54"/>
-    <w:bookmarkStart w:id="84" w:name="simulations"/>
+    <w:bookmarkEnd w:id="61"/>
+    <w:bookmarkEnd w:id="62"/>
+    <w:bookmarkStart w:id="112" w:name="simulations"/>
     <w:p>
       <w:pPr>
         <w:pStyle w:val="Heading1"/>
@@ -8217,7 +8564,7 @@
         <w:t xml:space="preserve">Simulation 5 examines which task properties make the post-film task effective, including task encoding strength, contextual similarity, and source-context overlap.</w:t>
       </w:r>
     </w:p>
-    <w:bookmarkStart w:id="55" w:name="tbl-simulation-overview"/>
+    <w:bookmarkStart w:id="63" w:name="tbl-simulation-overview"/>
     <w:p>
       <w:pPr>
         <w:pStyle w:val="FigureTitle"/>
@@ -8337,7 +8684,7 @@
               <w:pStyle w:val="Compact"/>
             </w:pPr>
             <w:r>
-              <w:t xml:space="preserve">Film and task recall by encoded position; context similarity; task support share</w:t>
+              <w:t xml:space="preserve">Film and task recall by encoded position; film-task context overlap</w:t>
             </w:r>
           </w:p>
         </w:tc>
@@ -8527,8 +8874,8 @@
         </w:tc>
       </w:tr>
     </w:tbl>
-    <w:bookmarkEnd w:id="55"/>
-    <w:bookmarkStart w:id="57" w:name="methodology"/>
+    <w:bookmarkEnd w:id="63"/>
+    <w:bookmarkStart w:id="65" w:name="methodology"/>
     <w:p>
       <w:pPr>
         <w:pStyle w:val="Heading2"/>
@@ -8642,7 +8989,7 @@
         <w:t xml:space="preserve">gives the default numerical values used in the current simulations.</w:t>
       </w:r>
     </w:p>
-    <w:bookmarkStart w:id="56" w:name="tbl-simulation-parameters"/>
+    <w:bookmarkStart w:id="64" w:name="tbl-simulation-parameters"/>
     <w:p>
       <w:pPr>
         <w:pStyle w:val="FigureTitle"/>
@@ -9537,7 +9884,7 @@
         </w:tc>
       </w:tr>
     </w:tbl>
-    <w:bookmarkEnd w:id="56"/>
+    <w:bookmarkEnd w:id="64"/>
     <w:p>
       <w:pPr>
         <w:pStyle w:val="AfterWithoutNote"/>
@@ -9637,7 +9984,7 @@
         <w:t xml:space="preserve"> </w:t>
       </w:r>
       <w:r>
-        <w:t xml:space="preserve">This convention lets target monitoring count an off-target sample as a retrieval attempt, attenuate its context update, and still allow search to continue.</w:t>
+        <w:t xml:space="preserve">This convention lets retrieval monitoring count an off-target sample as a retrieval attempt, attenuate its context update, and still allow search to continue.</w:t>
       </w:r>
     </w:p>
     <w:p>
@@ -9715,8 +10062,8 @@
         <w:t xml:space="preserve">Thus, position and phase labels identify the encoding positions, whereas recall probabilities refer to subsequent retrieval.</w:t>
       </w:r>
     </w:p>
-    <w:bookmarkEnd w:id="57"/>
-    <w:bookmarkStart w:id="63" w:name="X2c2b19ca61f0d8679fb357e3aa386e7efdd5f9f"/>
+    <w:bookmarkEnd w:id="65"/>
+    <w:bookmarkStart w:id="79" w:name="X2c2b19ca61f0d8679fb357e3aa386e7efdd5f9f"/>
     <w:p>
       <w:pPr>
         <w:pStyle w:val="Heading2"/>
@@ -9831,6 +10178,191 @@
       <w:r>
         <w:t xml:space="preserve"> </w:t>
       </w:r>
+      <w:r>
+        <w:t xml:space="preserve">Simulation 1 first isolates the unguided side of the effect summarized in</w:t>
+      </w:r>
+      <w:r>
+        <w:t xml:space="preserve"> </w:t>
+      </w:r>
+      <w:hyperlink w:anchor="fig-empirical-target">
+        <w:r>
+          <w:rPr>
+            <w:rStyle w:val="Hyperlink"/>
+          </w:rPr>
+          <w:t xml:space="preserve">Figure 1</w:t>
+        </w:r>
+      </w:hyperlink>
+      <w:r>
+        <w:t xml:space="preserve">.</w:t>
+      </w:r>
+      <w:r>
+        <w:t xml:space="preserve"> </w:t>
+      </w:r>
+      <w:r>
+        <w:t xml:space="preserve">It implements the empirical task contrast as a manipulation of task encoding strength, crossed with whether a film reminder precedes task encoding.</w:t>
+      </w:r>
+      <w:r>
+        <w:t xml:space="preserve"> </w:t>
+      </w:r>
+      <w:r>
+        <w:t xml:space="preserve">In the fixed-cue version shown in</w:t>
+      </w:r>
+      <w:r>
+        <w:t xml:space="preserve"> </w:t>
+      </w:r>
+      <w:hyperlink w:anchor="fig-simulation1-unguided-sequence">
+        <w:r>
+          <w:rPr>
+            <w:rStyle w:val="Hyperlink"/>
+          </w:rPr>
+          <w:t xml:space="preserve">Figure 4</w:t>
+        </w:r>
+      </w:hyperlink>
+      <w:r>
+        <w:t xml:space="preserve">, weak film cues are supplied periodically during recall in all conditions.</w:t>
+      </w:r>
+    </w:p>
+    <w:bookmarkStart w:id="69" w:name="fig-simulation1-unguided-sequence"/>
+    <w:p>
+      <w:pPr>
+        <w:pStyle w:val="FigureTitle"/>
+      </w:pPr>
+      <w:r>
+        <w:t xml:space="preserve">Figure 4</w:t>
+      </w:r>
+    </w:p>
+    <w:p>
+      <w:pPr>
+        <w:pStyle w:val="Caption"/>
+      </w:pPr>
+      <w:r>
+        <w:rPr>
+          <w:b/>
+          <w:bCs/>
+        </w:rPr>
+        <w:t xml:space="preserve">Simulation 1: unguided film recall after task encoding.</w:t>
+      </w:r>
+      <w:r>
+        <w:t xml:space="preserve"> </w:t>
+      </w:r>
+      <w:r>
+        <w:t xml:space="preserve">Reminder condition and task encoding strength were crossed while retrieval mode was held unguided; weak film cues were supplied periodically during recall in every condition.</w:t>
+      </w:r>
+      <w:r>
+        <w:t xml:space="preserve"> </w:t>
+      </w:r>
+      <w:r>
+        <w:rPr>
+          <w:b/>
+          <w:bCs/>
+        </w:rPr>
+        <w:t xml:space="preserve">(A)</w:t>
+      </w:r>
+      <w:r>
+        <w:t xml:space="preserve"> </w:t>
+      </w:r>
+      <w:r>
+        <w:t xml:space="preserve">Example generated recall sequences for each condition.</w:t>
+      </w:r>
+      <w:r>
+        <w:t xml:space="preserve"> </w:t>
+      </w:r>
+      <w:r>
+        <w:t xml:space="preserve">Each horizontal lane is one simulated trial selected near the condition mean for film output, with output positions running left to right.</w:t>
+      </w:r>
+      <w:r>
+        <w:t xml:space="preserve"> </w:t>
+      </w:r>
+      <w:r>
+        <w:t xml:space="preserve">Colors mark film items, task items, delay/filler items, and unfilled output positions.</w:t>
+      </w:r>
+      <w:r>
+        <w:t xml:space="preserve"> </w:t>
+      </w:r>
+      <w:r>
+        <w:rPr>
+          <w:b/>
+          <w:bCs/>
+        </w:rPr>
+        <w:t xml:space="preserve">(B)</w:t>
+      </w:r>
+      <w:r>
+        <w:t xml:space="preserve"> </w:t>
+      </w:r>
+      <w:r>
+        <w:t xml:space="preserve">Mean number of film items recalled across all simulated trials.</w:t>
+      </w:r>
+      <w:r>
+        <w:t xml:space="preserve"> </w:t>
+      </w:r>
+      <w:r>
+        <w:t xml:space="preserve">Film-item recall was lowest when a film reminder preceded strong task encoding, isolating the unguided-retrieval component of the selective interference effect.</w:t>
+      </w:r>
+    </w:p>
+    <w:p>
+      <w:pPr>
+        <w:pStyle w:val="FigureWithoutNote"/>
+      </w:pPr>
+      <w:r>
+        <w:drawing>
+          <wp:inline>
+            <wp:extent cx="5943600" cy="4730110"/>
+            <wp:effectExtent b="0" l="0" r="0" t="0"/>
+            <wp:docPr descr="" title="" id="67" name="Picture"/>
+            <a:graphic>
+              <a:graphicData uri="http://schemas.openxmlformats.org/drawingml/2006/picture">
+                <pic:pic>
+                  <pic:nvPicPr>
+                    <pic:cNvPr descr="figures/simulation1_unguided_cued_sequence_summary.png" id="68" name="Picture"/>
+                    <pic:cNvPicPr>
+                      <a:picLocks noChangeArrowheads="1" noChangeAspect="1"/>
+                    </pic:cNvPicPr>
+                  </pic:nvPicPr>
+                  <pic:blipFill>
+                    <a:blip r:embed="rId66"/>
+                    <a:stretch>
+                      <a:fillRect/>
+                    </a:stretch>
+                  </pic:blipFill>
+                  <pic:spPr bwMode="auto">
+                    <a:xfrm>
+                      <a:off x="0" y="0"/>
+                      <a:ext cx="5943600" cy="4730110"/>
+                    </a:xfrm>
+                    <a:prstGeom prst="rect">
+                      <a:avLst/>
+                    </a:prstGeom>
+                    <a:noFill/>
+                    <a:ln w="9525">
+                      <a:noFill/>
+                      <a:headEnd/>
+                      <a:tailEnd/>
+                    </a:ln>
+                  </pic:spPr>
+                </pic:pic>
+              </a:graphicData>
+            </a:graphic>
+          </wp:inline>
+        </w:drawing>
+      </w:r>
+    </w:p>
+    <w:bookmarkEnd w:id="69"/>
+    <w:p>
+      <w:pPr>
+        <w:pStyle w:val="AfterWithoutNote"/>
+      </w:pPr>
+      <w:r>
+        <w:t xml:space="preserve">These aggregate results establish the unguided interference component.</w:t>
+      </w:r>
+      <w:r>
+        <w:t xml:space="preserve"> </w:t>
+      </w:r>
+      <w:r>
+        <w:t xml:space="preserve">The diagnostics below first show how this redistribution appears across encoded positions, then examine how it follows from context overlap; Simulation 2 then asks which deliberate-retrieval controls attenuate this loss.</w:t>
+      </w:r>
+      <w:r>
+        <w:t xml:space="preserve"> </w:t>
+      </w:r>
       <w:hyperlink w:anchor="tbl-simulation1-phase-settings">
         <w:r>
           <w:rPr>
@@ -9855,13 +10387,38 @@
         <w:t xml:space="preserve"> </w:t>
       </w:r>
       <w:r>
-        <w:t xml:space="preserve">For each reminder condition and task encoding multiplier, serial-position curves show retrieval-test outcomes sorted by where each item appeared in the encoded sequence.</w:t>
-      </w:r>
-      <w:r>
-        <w:t xml:space="preserve"> </w:t>
-      </w:r>
-      <w:r>
-        <w:t xml:space="preserve">Figure 2 also inspects two internal model quantities that help explain those recall curves.</w:t>
+        <w:t xml:space="preserve">For each reminder condition and task encoding strength, serial-position curves show retrieval-test outcomes sorted by where each item appeared in the encoded sequence.</w:t>
+      </w:r>
+      <w:r>
+        <w:t xml:space="preserve"> </w:t>
+      </w:r>
+      <w:hyperlink w:anchor="fig-simulation1-context-overlap">
+        <w:r>
+          <w:rPr>
+            <w:rStyle w:val="Hyperlink"/>
+          </w:rPr>
+          <w:t xml:space="preserve">Figure 6</w:t>
+        </w:r>
+      </w:hyperlink>
+      <w:r>
+        <w:t xml:space="preserve"> </w:t>
+      </w:r>
+      <w:r>
+        <w:t xml:space="preserve">inspects the context-overlap structure that helps explain the aggregate film and task output in</w:t>
+      </w:r>
+      <w:r>
+        <w:t xml:space="preserve"> </w:t>
+      </w:r>
+      <w:hyperlink w:anchor="fig-simulation1-unguided-sequence">
+        <w:r>
+          <w:rPr>
+            <w:rStyle w:val="Hyperlink"/>
+          </w:rPr>
+          <w:t xml:space="preserve">Figure 4</w:t>
+        </w:r>
+      </w:hyperlink>
+      <w:r>
+        <w:t xml:space="preserve">.</w:t>
       </w:r>
       <w:r>
         <w:t xml:space="preserve"> </w:t>
@@ -9873,7 +10430,7 @@
         <w:t xml:space="preserve"> </w:t>
       </w:r>
       <w:r>
-        <w:t xml:space="preserve">The support-allocation analysis asks how much retrieval support would go to task items when the model is probed with an average film context after task encoding.</w:t>
+        <w:t xml:space="preserve">The film-context support analysis asks which item classes receive retrieval support when the model is probed with an average film context after task encoding.</w:t>
       </w:r>
       <w:r>
         <w:t xml:space="preserve"> </w:t>
@@ -9902,10 +10459,10 @@
         </m:sSup>
       </m:oMath>
       <w:r>
-        <w:t xml:space="preserve">, and computes task support divided by total film-plus-task support.</w:t>
-      </w:r>
-    </w:p>
-    <w:bookmarkStart w:id="58" w:name="tbl-simulation1-phase-settings"/>
+        <w:t xml:space="preserve">, and sums support separately for film and task items.</w:t>
+      </w:r>
+    </w:p>
+    <w:bookmarkStart w:id="70" w:name="tbl-simulation1-phase-settings"/>
     <w:p>
       <w:pPr>
         <w:pStyle w:val="FigureTitle"/>
@@ -10520,7 +11077,7 @@
         </w:tc>
       </w:tr>
     </w:tbl>
-    <w:bookmarkEnd w:id="58"/>
+    <w:bookmarkEnd w:id="70"/>
     <w:p>
       <w:pPr>
         <w:pStyle w:val="AfterWithoutNote"/>
@@ -10529,13 +11086,13 @@
         <w:t xml:space="preserve"> </w:t>
       </w:r>
     </w:p>
-    <w:bookmarkStart w:id="62" w:name="fig-simulation1-context-binding"/>
+    <w:bookmarkStart w:id="74" w:name="fig-simulation1-recall-distributions"/>
     <w:p>
       <w:pPr>
         <w:pStyle w:val="FigureTitle"/>
       </w:pPr>
       <w:r>
-        <w:t xml:space="preserve">Figure 2</w:t>
+        <w:t xml:space="preserve">Figure 5</w:t>
       </w:r>
     </w:p>
     <w:p>
@@ -10547,13 +11104,13 @@
           <w:b/>
           <w:bCs/>
         </w:rPr>
-        <w:t xml:space="preserve">Reminder-driven context overlap makes task encoding strength consequential for film recall.</w:t>
-      </w:r>
-      <w:r>
-        <w:t xml:space="preserve"> </w:t>
-      </w:r>
-      <w:r>
-        <w:t xml:space="preserve">Simulation 1 varies task encoding strength with or without a sequential film reminder before task encoding; higher values mean stronger encoding of task items into the current context.</w:t>
+        <w:t xml:space="preserve">Simulation 1: reminder-linked task encoding redistributes recall probability by encoded position.</w:t>
+      </w:r>
+      <w:r>
+        <w:t xml:space="preserve"> </w:t>
+      </w:r>
+      <w:r>
+        <w:t xml:space="preserve">Reminder condition and task encoding strength were crossed while retrieval was held unguided; weak film cues were supplied periodically during recall in all conditions.</w:t>
       </w:r>
       <w:r>
         <w:t xml:space="preserve"> </w:t>
@@ -10563,25 +11120,13 @@
           <w:b/>
           <w:bCs/>
         </w:rPr>
-        <w:t xml:space="preserve">(A-B)</w:t>
-      </w:r>
-      <w:r>
-        <w:t xml:space="preserve"> </w:t>
-      </w:r>
-      <w:r>
-        <w:t xml:space="preserve">Curves plot recall probability at the retrieval test for each encoded position.</w:t>
-      </w:r>
-      <w:r>
-        <w:t xml:space="preserve"> </w:t>
-      </w:r>
-      <w:r>
-        <w:t xml:space="preserve">Blue, orange, and gray bands mark the film, task, and delay/filler portions of the encoded sequence.</w:t>
-      </w:r>
-      <w:r>
-        <w:t xml:space="preserve"> </w:t>
-      </w:r>
-      <w:r>
-        <w:t xml:space="preserve">Without a reminder, stronger task encoding produces modest loss of film recall and modest gain in task recall; with a reminder, recall shifts more strongly from film positions to task positions.</w:t>
+        <w:t xml:space="preserve">(A)</w:t>
+      </w:r>
+      <w:r>
+        <w:t xml:space="preserve"> </w:t>
+      </w:r>
+      <w:r>
+        <w:t xml:space="preserve">Without a pre-task film reminder, recall probability by encoded position changes only modestly when task encoding is strengthened.</w:t>
       </w:r>
       <w:r>
         <w:t xml:space="preserve"> </w:t>
@@ -10591,41 +11136,25 @@
           <w:b/>
           <w:bCs/>
         </w:rPr>
-        <w:t xml:space="preserve">(C)</w:t>
-      </w:r>
-      <w:r>
-        <w:t xml:space="preserve"> </w:t>
-      </w:r>
-      <w:r>
-        <w:t xml:space="preserve">Heat maps plot temporal-context similarity between each film-position context and each task-encoding context.</w:t>
-      </w:r>
-      <w:r>
-        <w:t xml:space="preserve"> </w:t>
-      </w:r>
-      <w:r>
-        <w:t xml:space="preserve">The reminder makes task-encoding contexts more similar to particular positions in the sequence of film context states.</w:t>
-      </w:r>
-      <w:r>
-        <w:t xml:space="preserve"> </w:t>
-      </w:r>
-      <w:r>
-        <w:rPr>
-          <w:b/>
-          <w:bCs/>
-        </w:rPr>
-        <w:t xml:space="preserve">(D)</w:t>
-      </w:r>
-      <w:r>
-        <w:t xml:space="preserve"> </w:t>
-      </w:r>
-      <w:r>
-        <w:t xml:space="preserve">Task support share is the proportion of film-plus-task item support assigned to task items when an average film-context probe cues item support after task encoding.</w:t>
-      </w:r>
-      <w:r>
-        <w:t xml:space="preserve"> </w:t>
-      </w:r>
-      <w:r>
-        <w:t xml:space="preserve">The reminder increases this task support share as task encoding strengthens.</w:t>
+        <w:t xml:space="preserve">(B)</w:t>
+      </w:r>
+      <w:r>
+        <w:t xml:space="preserve"> </w:t>
+      </w:r>
+      <w:r>
+        <w:t xml:space="preserve">With a pre-task film reminder, strong task encoding reduces recall from film positions and increases recall from task positions.</w:t>
+      </w:r>
+      <w:r>
+        <w:t xml:space="preserve"> </w:t>
+      </w:r>
+      <w:r>
+        <w:t xml:space="preserve">Curves compare weak and strong task encoding; shaded bands mark film, break, task, and filler positions, and the green vertical line marks the pre-task film reminder.</w:t>
+      </w:r>
+      <w:r>
+        <w:t xml:space="preserve"> </w:t>
+      </w:r>
+      <w:r>
+        <w:t xml:space="preserve">Task encoding strength therefore changes recall probability by encoded position most clearly when task encoding follows a film reminder.</w:t>
       </w:r>
     </w:p>
     <w:p>
@@ -10635,20 +11164,20 @@
       <w:r>
         <w:drawing>
           <wp:inline>
-            <wp:extent cx="5943600" cy="3478005"/>
+            <wp:extent cx="5943600" cy="5589783"/>
             <wp:effectExtent b="0" l="0" r="0" t="0"/>
-            <wp:docPr descr="" title="" id="60" name="Picture"/>
+            <wp:docPr descr="" title="" id="72" name="Picture"/>
             <a:graphic>
               <a:graphicData uri="http://schemas.openxmlformats.org/drawingml/2006/picture">
                 <pic:pic>
                   <pic:nvPicPr>
-                    <pic:cNvPr descr="figures/simulation1_context_binding.png" id="61" name="Picture"/>
+                    <pic:cNvPr descr="figures/simulation1_unguided_cued_recall_distributions.png" id="73" name="Picture"/>
                     <pic:cNvPicPr>
                       <a:picLocks noChangeArrowheads="1" noChangeAspect="1"/>
                     </pic:cNvPicPr>
                   </pic:nvPicPr>
                   <pic:blipFill>
-                    <a:blip r:embed="rId59"/>
+                    <a:blip r:embed="rId71"/>
                     <a:stretch>
                       <a:fillRect/>
                     </a:stretch>
@@ -10656,7 +11185,7 @@
                   <pic:spPr bwMode="auto">
                     <a:xfrm>
                       <a:off x="0" y="0"/>
-                      <a:ext cx="5943600" cy="3478005"/>
+                      <a:ext cx="5943600" cy="5589783"/>
                     </a:xfrm>
                     <a:prstGeom prst="rect">
                       <a:avLst/>
@@ -10675,7 +11204,7 @@
         </w:drawing>
       </w:r>
     </w:p>
-    <w:bookmarkEnd w:id="62"/>
+    <w:bookmarkEnd w:id="74"/>
     <w:p>
       <w:pPr>
         <w:pStyle w:val="AfterWithoutNote"/>
@@ -10708,222 +11237,13 @@
         <w:t xml:space="preserve">In the with-reminder condition, mean film recall changes from 0.306 to 0.064, while mean task recall changes from 0.000 to 0.384.</w:t>
       </w:r>
     </w:p>
-    <w:p>
-      <w:pPr>
-        <w:pStyle w:val="BodyText"/>
-      </w:pPr>
-      <w:r>
-        <w:t xml:space="preserve">Panels C and D explain why the no-reminder and with-reminder curves diverge.</w:t>
-      </w:r>
-      <w:r>
-        <w:t xml:space="preserve"> </w:t>
-      </w:r>
-      <w:r>
-        <w:t xml:space="preserve">Panel C quantifies temporal-context similarity between the states associated with film items and the states active during task encoding.</w:t>
-      </w:r>
-      <w:r>
-        <w:t xml:space="preserve"> </w:t>
-      </w:r>
-      <w:r>
-        <w:t xml:space="preserve">When a sequential film reminder reinstates film-associated context before task encoding, the task-encoding contexts become more similar to some film-position contexts than to others.</w:t>
-      </w:r>
-      <w:r>
-        <w:t xml:space="preserve"> </w:t>
-      </w:r>
-      <w:r>
-        <w:t xml:space="preserve">Panel D quantifies how much support task items receive from the average film-context probe after task encoding, including the source-context support available at that point in the paradigm.</w:t>
-      </w:r>
-      <w:r>
-        <w:t xml:space="preserve"> </w:t>
-      </w:r>
-      <w:r>
-        <w:t xml:space="preserve">As the task encoding multiplier increases, task items receive a larger share of item support when this temporal/source probe is applied, especially after the film reminder.</w:t>
-      </w:r>
-      <w:r>
-        <w:t xml:space="preserve"> </w:t>
-      </w:r>
-      <w:r>
-        <w:t xml:space="preserve">Across multiplier values, film encoding settings remain unchanged.</w:t>
-      </w:r>
-      <w:r>
-        <w:t xml:space="preserve"> </w:t>
-      </w:r>
-      <w:r>
-        <w:t xml:space="preserve">The loss of film recall comes from stronger support for task items that can be cued by film-associated context.</w:t>
-      </w:r>
-      <w:r>
-        <w:t xml:space="preserve"> </w:t>
-      </w:r>
-      <w:r>
-        <w:t xml:space="preserve">In paradigm terms, the reminder leaves the model partly oriented toward the film as task encoding begins, so task events become linked to film-like temporal context as well as the active film-source state.</w:t>
-      </w:r>
-      <w:r>
-        <w:t xml:space="preserve"> </w:t>
-      </w:r>
-      <w:r>
-        <w:t xml:space="preserve">Task items remain distinct from film items but become increasingly likely to win retrieval from film-related cues.</w:t>
-      </w:r>
-      <w:r>
-        <w:t xml:space="preserve"> </w:t>
-      </w:r>
-      <w:r>
-        <w:t xml:space="preserve">Simulation 2 next examines whether deliberate retrieval control reduces the impact of these task-item associations by reinstating an early-film context state that favors film items over task competitors.</w:t>
-      </w:r>
-    </w:p>
-    <w:bookmarkEnd w:id="63"/>
-    <w:bookmarkStart w:id="72" w:name="X01bab10be8432eead1f631bed9fce6a815fd83d"/>
-    <w:p>
-      <w:pPr>
-        <w:pStyle w:val="Heading2"/>
-      </w:pPr>
-      <w:r>
-        <w:t xml:space="preserve">Simulation 2: Control Mechanisms for Deliberate Recall</w:t>
-      </w:r>
-    </w:p>
-    <w:p>
-      <w:pPr>
-        <w:pStyle w:val="FirstParagraph"/>
-      </w:pPr>
-      <w:r>
-        <w:t xml:space="preserve">Simulation 2 turns from encoding conditions to retrieval control.</w:t>
-      </w:r>
-      <w:r>
-        <w:t xml:space="preserve"> </w:t>
-      </w:r>
-      <w:r>
-        <w:t xml:space="preserve">The broader Simulation 2 package decomposes deliberate recall into three control settings: start-of-list context reinstatement, retrieval selectivity, and target monitoring.</w:t>
-      </w:r>
-      <w:r>
-        <w:t xml:space="preserve"> </w:t>
-      </w:r>
-      <w:r>
-        <w:t xml:space="preserve">Figure 3 isolates the first setting.</w:t>
-      </w:r>
-      <w:r>
-        <w:t xml:space="preserve"> </w:t>
-      </w:r>
-      <w:r>
-        <w:t xml:space="preserve">In the model, deliberate recall can begin by drifting current context toward the context state from the start of the encoded sequence before the first retrieval attempt.</w:t>
-      </w:r>
-      <w:r>
-        <w:t xml:space="preserve"> </w:t>
-      </w:r>
-      <w:r>
-        <w:t xml:space="preserve">Because the film is encoded first in this paradigm, that start state supports early film items while providing relatively little support for later task or filler items.</w:t>
-      </w:r>
-      <w:r>
-        <w:t xml:space="preserve"> </w:t>
-      </w:r>
-      <w:r>
-        <w:t xml:space="preserve">This manipulation changes the starting point of memory search while holding the learned film and task associations fixed.</w:t>
-      </w:r>
-    </w:p>
-    <w:p>
-      <w:pPr>
-        <w:pStyle w:val="BodyText"/>
-      </w:pPr>
-      <w:r>
-        <w:t xml:space="preserve">All Simulation 2 figures presented here use the with-reminder task-encoding condition from Simulation 1, with the task encoding multiplier fixed at 2.0.</w:t>
-      </w:r>
-      <w:r>
-        <w:t xml:space="preserve"> </w:t>
-      </w:r>
-      <w:r>
-        <w:t xml:space="preserve">All conditions also include the fixed partial source-context orientation toward the marked film source described above.</w:t>
-      </w:r>
-      <w:r>
-        <w:t xml:space="preserve"> </w:t>
-      </w:r>
-      <w:r>
-        <w:t xml:space="preserve">Thus,</w:t>
-      </w:r>
-      <w:r>
-        <w:t xml:space="preserve"> </w:t>
-      </w:r>
-      <w:r>
-        <w:t xml:space="preserve">“no start-of-list reinstatement”</w:t>
-      </w:r>
-      <w:r>
-        <w:t xml:space="preserve"> </w:t>
-      </w:r>
-      <w:r>
-        <w:t xml:space="preserve">means no deliberate reinstatement of the temporal start state, not the absence of any film-relevant test context.</w:t>
-      </w:r>
-      <w:r>
-        <w:t xml:space="preserve"> </w:t>
-      </w:r>
-      <w:r>
-        <w:t xml:space="preserve">Figure 3 varies the degree of start-of-list context reinstatement.</w:t>
-      </w:r>
-      <w:r>
-        <w:t xml:space="preserve"> </w:t>
-      </w:r>
-      <w:r>
-        <w:t xml:space="preserve">Reinstatement strength controls how strongly retrieval context is pulled toward the start state before the first retrieval attempt.</w:t>
-      </w:r>
-      <w:r>
-        <w:t xml:space="preserve"> </w:t>
-      </w:r>
-      <w:r>
-        <w:t xml:space="preserve">Values are expressed relative to the fitted start drift rate, so 1.0 corresponds to</w:t>
-      </w:r>
-      <w:r>
-        <w:t xml:space="preserve"> </w:t>
-      </w:r>
-      <m:oMath>
-        <m:sSub>
-          <m:e>
-            <m:r>
-              <m:t>β</m:t>
-            </m:r>
-          </m:e>
-          <m:sub>
-            <m:r>
-              <m:t>s</m:t>
-            </m:r>
-            <m:r>
-              <m:t>t</m:t>
-            </m:r>
-            <m:r>
-              <m:t>a</m:t>
-            </m:r>
-            <m:r>
-              <m:t>r</m:t>
-            </m:r>
-            <m:r>
-              <m:t>t</m:t>
-            </m:r>
-          </m:sub>
-        </m:sSub>
-      </m:oMath>
-      <w:r>
-        <w:t xml:space="preserve"> </w:t>
-      </w:r>
-      <w:r>
-        <w:t xml:space="preserve">in</w:t>
-      </w:r>
-      <w:r>
-        <w:t xml:space="preserve"> </w:t>
-      </w:r>
-      <w:hyperlink w:anchor="eq-start-context-reinstatement">
-        <w:r>
-          <w:rPr>
-            <w:rStyle w:val="Hyperlink"/>
-          </w:rPr>
-          <w:t xml:space="preserve">Equation 14</w:t>
-        </w:r>
-      </w:hyperlink>
-      <w:r>
-        <w:t xml:space="preserve">.</w:t>
-      </w:r>
-    </w:p>
-    <w:bookmarkStart w:id="67" w:name="Xe96feb7454d6b23e449dfafb9c326dcfa9c3226"/>
+    <w:bookmarkStart w:id="78" w:name="fig-simulation1-context-overlap"/>
     <w:p>
       <w:pPr>
         <w:pStyle w:val="FigureTitle"/>
       </w:pPr>
       <w:r>
-        <w:t xml:space="preserve">Figure 3</w:t>
+        <w:t xml:space="preserve">Figure 6</w:t>
       </w:r>
     </w:p>
     <w:p>
@@ -10935,13 +11255,13 @@
           <w:b/>
           <w:bCs/>
         </w:rPr>
-        <w:t xml:space="preserve">Start-of-list context reinstatement protects deliberate film recall by shifting the starting retrieval context.</w:t>
-      </w:r>
-      <w:r>
-        <w:t xml:space="preserve"> </w:t>
-      </w:r>
-      <w:r>
-        <w:t xml:space="preserve">Figure 3 isolates this start-state manipulation in the with-reminder task-encoding condition: before the first retrieval attempt, context is drifted toward the start of the encoded sequence.</w:t>
+        <w:t xml:space="preserve">Simulation 1: reminder reinstatement increases overlap between film and task contexts.</w:t>
+      </w:r>
+      <w:r>
+        <w:t xml:space="preserve"> </w:t>
+      </w:r>
+      <w:r>
+        <w:t xml:space="preserve">Reminder condition was varied before task encoding while retrieval was held unguided.</w:t>
       </w:r>
       <w:r>
         <w:t xml:space="preserve"> </w:t>
@@ -10957,13 +11277,7 @@
         <w:t xml:space="preserve"> </w:t>
       </w:r>
       <w:r>
-        <w:t xml:space="preserve">Curves plot item support before recall begins, by encoded position, before the model samples any response.</w:t>
-      </w:r>
-      <w:r>
-        <w:t xml:space="preserve"> </w:t>
-      </w:r>
-      <w:r>
-        <w:t xml:space="preserve">Stronger reinstatement shifts this support from late filler positions toward early film positions.</w:t>
+        <w:t xml:space="preserve">Mean task-context overlap for each encoded film position, averaging across encoded task positions.</w:t>
       </w:r>
       <w:r>
         <w:t xml:space="preserve"> </w:t>
@@ -10979,35 +11293,19 @@
         <w:t xml:space="preserve"> </w:t>
       </w:r>
       <w:r>
-        <w:t xml:space="preserve">Curves plot the probability that the first sampled response comes from each encoded position.</w:t>
-      </w:r>
-      <w:r>
-        <w:t xml:space="preserve"> </w:t>
-      </w:r>
-      <w:r>
-        <w:t xml:space="preserve">Recall initiation follows the support shift in Panel A.</w:t>
-      </w:r>
-      <w:r>
-        <w:t xml:space="preserve"> </w:t>
-      </w:r>
-      <w:r>
-        <w:rPr>
-          <w:b/>
-          <w:bCs/>
-        </w:rPr>
-        <w:t xml:space="preserve">(C)</w:t>
-      </w:r>
-      <w:r>
-        <w:t xml:space="preserve"> </w:t>
-      </w:r>
-      <w:r>
-        <w:t xml:space="preserve">Curves plot overall recall probability at the retrieval test by encoded position.</w:t>
-      </w:r>
-      <w:r>
-        <w:t xml:space="preserve"> </w:t>
-      </w:r>
-      <w:r>
-        <w:t xml:space="preserve">Across the sampled retrieval sequence, the initial shift carries into overall recall, with the largest gains near the beginning of the film sequence.</w:t>
+        <w:t xml:space="preserve">Full film-by-task context-overlap matrices for the same conditions; each cell compares the context state associated with one encoded film position to the context state active at one encoded task position.</w:t>
+      </w:r>
+      <w:r>
+        <w:t xml:space="preserve"> </w:t>
+      </w:r>
+      <w:r>
+        <w:t xml:space="preserve">Brighter cells indicate greater context overlap.</w:t>
+      </w:r>
+      <w:r>
+        <w:t xml:space="preserve"> </w:t>
+      </w:r>
+      <w:r>
+        <w:t xml:space="preserve">The film reminder increases overlap between film-encoding and task-encoding contexts, especially for later film positions and early task positions.</w:t>
       </w:r>
     </w:p>
     <w:p>
@@ -11017,20 +11315,20 @@
       <w:r>
         <w:drawing>
           <wp:inline>
-            <wp:extent cx="5943600" cy="4209375"/>
+            <wp:extent cx="5943600" cy="5660571"/>
             <wp:effectExtent b="0" l="0" r="0" t="0"/>
-            <wp:docPr descr="" title="" id="65" name="Picture"/>
+            <wp:docPr descr="" title="" id="76" name="Picture"/>
             <a:graphic>
               <a:graphicData uri="http://schemas.openxmlformats.org/drawingml/2006/picture">
                 <pic:pic>
                   <pic:nvPicPr>
-                    <pic:cNvPr descr="figures/simulation2_start_context_reinstatement.png" id="66" name="Picture"/>
+                    <pic:cNvPr descr="figures/simulation1_unguided_cued_context_overlap.png" id="77" name="Picture"/>
                     <pic:cNvPicPr>
                       <a:picLocks noChangeArrowheads="1" noChangeAspect="1"/>
                     </pic:cNvPicPr>
                   </pic:nvPicPr>
                   <pic:blipFill>
-                    <a:blip r:embed="rId64"/>
+                    <a:blip r:embed="rId75"/>
                     <a:stretch>
                       <a:fillRect/>
                     </a:stretch>
@@ -11038,7 +11336,7 @@
                   <pic:spPr bwMode="auto">
                     <a:xfrm>
                       <a:off x="0" y="0"/>
-                      <a:ext cx="5943600" cy="4209375"/>
+                      <a:ext cx="5943600" cy="5660571"/>
                     </a:xfrm>
                     <a:prstGeom prst="rect">
                       <a:avLst/>
@@ -11057,187 +11355,135 @@
         </w:drawing>
       </w:r>
     </w:p>
-    <w:bookmarkEnd w:id="67"/>
+    <w:bookmarkEnd w:id="78"/>
     <w:p>
       <w:pPr>
         <w:pStyle w:val="AfterWithoutNote"/>
       </w:pPr>
-      <w:r>
-        <w:t xml:space="preserve">Panel A is a model-state readout: it shows how much each encoded position is supported by the retrieval context immediately before the first retrieval attempt, before the model applies the choice, stopping, or context-updating rules.</w:t>
-      </w:r>
-      <w:r>
-        <w:t xml:space="preserve"> </w:t>
-      </w:r>
-      <w:r>
-        <w:t xml:space="preserve">With no start-of-list context reinstatement, support is concentrated in late filler positions because the retrieval context reflects the post-filler state.</w:t>
-      </w:r>
-      <w:r>
-        <w:t xml:space="preserve"> </w:t>
-      </w:r>
-      <w:r>
-        <w:t xml:space="preserve">As start-of-list context reinstatement increases, support shifts toward early film positions.</w:t>
-      </w:r>
-      <w:r>
-        <w:t xml:space="preserve"> </w:t>
-      </w:r>
-      <w:r>
-        <w:t xml:space="preserve">Panels B and C summarize sampled retrieval sequences under the same retrieval settings.</w:t>
-      </w:r>
-      <w:r>
-        <w:t xml:space="preserve"> </w:t>
-      </w:r>
-      <w:r>
-        <w:t xml:space="preserve">Panel B shows that this support shift changes recall initiation, with first recalls moving from filler positions when start-of-list context reinstatement is omitted to early film positions as reinstatement increases.</w:t>
-      </w:r>
-      <w:r>
-        <w:t xml:space="preserve"> </w:t>
-      </w:r>
-      <w:r>
-        <w:t xml:space="preserve">Panel C shows that the initiation shift extends beyond the first response.</w:t>
-      </w:r>
-      <w:r>
-        <w:t xml:space="preserve"> </w:t>
-      </w:r>
-      <w:r>
-        <w:t xml:space="preserve">Once early film items are sampled, they reinstate nearby early-film context; gradual context drift then keeps later samples closer to the film portion of the encoded sequence.</w:t>
-      </w:r>
-      <w:r>
-        <w:t xml:space="preserve"> </w:t>
-      </w:r>
-      <w:r>
-        <w:t xml:space="preserve">Under the strong task setting used here, task items remain available to be sampled later in the sequence, so the next step is to examine how selection operates after retrieval has been oriented toward early film context.</w:t>
-      </w:r>
-    </w:p>
-    <w:p>
-      <w:pPr>
-        <w:pStyle w:val="BodyText"/>
-      </w:pPr>
-      <w:r>
-        <w:t xml:space="preserve">The second control setting is retrieval selectivity.</w:t>
-      </w:r>
-      <w:r>
-        <w:t xml:space="preserve"> </w:t>
-      </w:r>
-      <w:r>
-        <w:t xml:space="preserve">This manipulation scales the choice-sensitivity parameter</w:t>
-      </w:r>
-      <w:r>
-        <w:t xml:space="preserve"> </w:t>
-      </w:r>
-      <m:oMath>
-        <m:r>
-          <m:t>τ</m:t>
-        </m:r>
-      </m:oMath>
-      <w:r>
-        <w:t xml:space="preserve"> </w:t>
-      </w:r>
-      <w:r>
-        <w:t xml:space="preserve">in</w:t>
-      </w:r>
-      <w:r>
-        <w:t xml:space="preserve"> </w:t>
-      </w:r>
-      <w:hyperlink w:anchor="eq-choice-sensitivity">
+      <w:hyperlink w:anchor="fig-simulation1-context-overlap">
         <w:r>
           <w:rPr>
             <w:rStyle w:val="Hyperlink"/>
           </w:rPr>
-          <w:t xml:space="preserve">Equation 10</w:t>
+          <w:t xml:space="preserve">Figure 6</w:t>
         </w:r>
       </w:hyperlink>
       <w:r>
-        <w:t xml:space="preserve">, so candidates with stronger current support are selected more disproportionately often.</w:t>
-      </w:r>
-      <w:r>
-        <w:t xml:space="preserve"> </w:t>
-      </w:r>
-      <w:r>
-        <w:t xml:space="preserve">Figure 4 crosses retrieval selectivity with start-of-list context reinstatement while holding fixed the same with-reminder task-encoding condition used in Figure 3.</w:t>
-      </w:r>
-      <w:r>
-        <w:t xml:space="preserve"> </w:t>
-      </w:r>
-      <w:r>
-        <w:t xml:space="preserve">The final panel examines target monitoring through rejected-sample updating.</w:t>
-      </w:r>
-      <w:r>
-        <w:t xml:space="preserve"> </w:t>
-      </w:r>
-      <w:r>
-        <w:t xml:space="preserve">After an off-target candidate is sampled, the model varies how much that candidate updates context before search continues.</w:t>
-      </w:r>
-      <w:r>
-        <w:t xml:space="preserve"> </w:t>
-      </w:r>
-      <w:r>
-        <w:t xml:space="preserve">Sampled off-target candidates still occupy retrieval attempts, but their context update is multiplied by</w:t>
-      </w:r>
-      <w:r>
-        <w:t xml:space="preserve"> </w:t>
-      </w:r>
-      <m:oMath>
-        <m:r>
-          <m:t>κ</m:t>
-        </m:r>
-      </m:oMath>
-      <w:r>
-        <w:t xml:space="preserve">, with</w:t>
-      </w:r>
-      <w:r>
-        <w:t xml:space="preserve"> </w:t>
-      </w:r>
-      <m:oMath>
-        <m:r>
-          <m:t>κ</m:t>
-        </m:r>
-        <m:r>
-          <m:rPr>
-            <m:sty m:val="p"/>
-          </m:rPr>
-          <m:t>=</m:t>
-        </m:r>
-        <m:r>
-          <m:t>1</m:t>
-        </m:r>
-      </m:oMath>
-      <w:r>
-        <w:t xml:space="preserve"> </w:t>
-      </w:r>
-      <w:r>
-        <w:t xml:space="preserve">giving the normal sampled-item update and</w:t>
-      </w:r>
-      <w:r>
-        <w:t xml:space="preserve"> </w:t>
-      </w:r>
-      <m:oMath>
-        <m:r>
-          <m:t>κ</m:t>
-        </m:r>
-        <m:r>
-          <m:rPr>
-            <m:sty m:val="p"/>
-          </m:rPr>
-          <m:t>=</m:t>
-        </m:r>
-        <m:r>
-          <m:t>0</m:t>
-        </m:r>
-      </m:oMath>
-      <w:r>
-        <w:t xml:space="preserve"> </w:t>
-      </w:r>
-      <w:r>
-        <w:t xml:space="preserve">preventing off-target context updating.</w:t>
-      </w:r>
-    </w:p>
-    <w:bookmarkStart w:id="71" w:name="fig-simulation2-retrieval-selectivity"/>
+        <w:t xml:space="preserve"> </w:t>
+      </w:r>
+      <w:r>
+        <w:t xml:space="preserve">explains why the no-reminder and with-reminder curves diverge.</w:t>
+      </w:r>
+      <w:r>
+        <w:t xml:space="preserve"> </w:t>
+      </w:r>
+      <w:r>
+        <w:t xml:space="preserve">Panel A summarizes temporal-context overlap between the states associated with film items and the states active during task encoding.</w:t>
+      </w:r>
+      <w:r>
+        <w:t xml:space="preserve"> </w:t>
+      </w:r>
+      <w:r>
+        <w:t xml:space="preserve">When a sequential film reminder reinstates film-associated context before task encoding, the task-encoding contexts become more similar to some film-position contexts than to others.</w:t>
+      </w:r>
+      <w:r>
+        <w:t xml:space="preserve"> </w:t>
+      </w:r>
+      <w:r>
+        <w:t xml:space="preserve">Panel B shows the corresponding film-position by task-position overlap matrix.</w:t>
+      </w:r>
+      <w:r>
+        <w:t xml:space="preserve"> </w:t>
+      </w:r>
+      <w:r>
+        <w:t xml:space="preserve">Task encoding strength then determines how strongly task items are bound to these overlapping task-encoding contexts, while film encoding settings remain unchanged.</w:t>
+      </w:r>
+      <w:r>
+        <w:t xml:space="preserve"> </w:t>
+      </w:r>
+      <w:r>
+        <w:t xml:space="preserve">The loss of film recall comes from stronger support for task items that can be cued by film-associated context.</w:t>
+      </w:r>
+      <w:r>
+        <w:t xml:space="preserve"> </w:t>
+      </w:r>
+      <w:r>
+        <w:t xml:space="preserve">In paradigm terms, the reminder leaves the model partly oriented toward the film as task encoding begins, so task events become linked to film-like temporal context as well as the active film-source state.</w:t>
+      </w:r>
+      <w:r>
+        <w:t xml:space="preserve"> </w:t>
+      </w:r>
+      <w:r>
+        <w:t xml:space="preserve">Task items remain distinct from film items but become increasingly likely to win retrieval from film-related cues.</w:t>
+      </w:r>
+      <w:r>
+        <w:t xml:space="preserve"> </w:t>
+      </w:r>
+      <w:r>
+        <w:t xml:space="preserve">Simulation 2 next examines whether deliberate retrieval control reduces the impact of these task-item associations by changing the retrieval start state and limiting how off-target samples update later search.</w:t>
+      </w:r>
+    </w:p>
+    <w:bookmarkEnd w:id="79"/>
+    <w:bookmarkStart w:id="100" w:name="X01bab10be8432eead1f631bed9fce6a815fd83d"/>
+    <w:p>
+      <w:pPr>
+        <w:pStyle w:val="Heading2"/>
+      </w:pPr>
+      <w:r>
+        <w:t xml:space="preserve">Simulation 2: Control Mechanisms for Deliberate Recall</w:t>
+      </w:r>
+    </w:p>
+    <w:p>
+      <w:pPr>
+        <w:pStyle w:val="FirstParagraph"/>
+      </w:pPr>
+      <w:r>
+        <w:t xml:space="preserve">Simulation 2 turns from encoding conditions to retrieval control.</w:t>
+      </w:r>
+      <w:r>
+        <w:t xml:space="preserve"> </w:t>
+      </w:r>
+      <w:r>
+        <w:t xml:space="preserve">It asks whether deliberate film recall remains protected when reminder condition and task encoding strength are crossed.</w:t>
+      </w:r>
+      <w:r>
+        <w:t xml:space="preserve"> </w:t>
+      </w:r>
+      <w:r>
+        <w:t xml:space="preserve">The deliberate-recall setting combines three control mechanisms: start-of-film context reinstatement, a maintained film goal, and retrieval monitoring after off-target samples.</w:t>
+      </w:r>
+      <w:r>
+        <w:t xml:space="preserve"> </w:t>
+      </w:r>
+      <w:r>
+        <w:t xml:space="preserve">Start-of-film context reinstatement drifts context toward the state present at the start of film encoding before the first retrieval attempt.</w:t>
+      </w:r>
+      <w:r>
+        <w:t xml:space="preserve"> </w:t>
+      </w:r>
+      <w:r>
+        <w:t xml:space="preserve">The maintained film goal adds support for film items during candidate sampling.</w:t>
+      </w:r>
+      <w:r>
+        <w:t xml:space="preserve"> </w:t>
+      </w:r>
+      <w:r>
+        <w:t xml:space="preserve">Retrieval monitoring dampens context updating after off-target samples; in the anchor simulation, off-target context updates are partially dampened rather than fully suppressed.</w:t>
+      </w:r>
+      <w:r>
+        <w:t xml:space="preserve"> </w:t>
+      </w:r>
+      <w:r>
+        <w:t xml:space="preserve">The figure compares this deliberate-recall setting with unguided recall across the full reminder-by-task-encoding design.</w:t>
+      </w:r>
+    </w:p>
+    <w:bookmarkStart w:id="83" w:name="fig-simulation2-control-cued-behavioral"/>
     <w:p>
       <w:pPr>
         <w:pStyle w:val="FigureTitle"/>
       </w:pPr>
       <w:r>
-        <w:t xml:space="preserve">Figure 4</w:t>
+        <w:t xml:space="preserve">Figure 7</w:t>
       </w:r>
     </w:p>
     <w:p>
@@ -11249,79 +11495,43 @@
           <w:b/>
           <w:bCs/>
         </w:rPr>
-        <w:t xml:space="preserve">Retrieval selectivity amplifies the context already in place, while target monitoring limits drift after off-target samples.</w:t>
-      </w:r>
-      <w:r>
-        <w:t xml:space="preserve"> </w:t>
-      </w:r>
-      <w:r>
-        <w:t xml:space="preserve">Simulation 2 varies retrieval selectivity in the with-reminder task-encoding condition, with or without start-of-list context reinstatement, and then examines rejected-sample updating to show why selective sampling and monitoring depend on the retrieval context already in place.</w:t>
-      </w:r>
-      <w:r>
-        <w:t xml:space="preserve"> </w:t>
-      </w:r>
-      <w:r>
-        <w:rPr>
-          <w:b/>
-          <w:bCs/>
-        </w:rPr>
-        <w:t xml:space="preserve">(A)</w:t>
-      </w:r>
-      <w:r>
-        <w:t xml:space="preserve"> </w:t>
-      </w:r>
-      <w:r>
-        <w:t xml:space="preserve">The transition plot gives the conditional probability that one recall is followed by another item at each encoded lag.</w:t>
-      </w:r>
-      <w:r>
-        <w:t xml:space="preserve"> </w:t>
-      </w:r>
-      <w:r>
-        <w:t xml:space="preserve">Higher selectivity increases short-lag transitions when retrieval starts from early-film context.</w:t>
-      </w:r>
-      <w:r>
-        <w:t xml:space="preserve"> </w:t>
-      </w:r>
-      <w:r>
-        <w:rPr>
-          <w:b/>
-          <w:bCs/>
-        </w:rPr>
-        <w:t xml:space="preserve">(B-C)</w:t>
-      </w:r>
-      <w:r>
-        <w:t xml:space="preserve"> </w:t>
-      </w:r>
-      <w:r>
-        <w:t xml:space="preserve">Curves plot overall recall probability at the retrieval test by encoded position.</w:t>
-      </w:r>
-      <w:r>
-        <w:t xml:space="preserve"> </w:t>
-      </w:r>
-      <w:r>
-        <w:t xml:space="preserve">Across sampled retrieval sequences, higher selectivity favors late non-film positions without start-of-list reinstatement and film positions with it.</w:t>
-      </w:r>
-      <w:r>
-        <w:t xml:space="preserve"> </w:t>
-      </w:r>
-      <w:r>
-        <w:rPr>
-          <w:b/>
-          <w:bCs/>
-        </w:rPr>
-        <w:t xml:space="preserve">(D)</w:t>
-      </w:r>
-      <w:r>
-        <w:t xml:space="preserve"> </w:t>
-      </w:r>
-      <w:r>
-        <w:t xml:space="preserve">The plot gives the probability that the next sampled item is a film item after an off-target sample.</w:t>
-      </w:r>
-      <w:r>
-        <w:t xml:space="preserve"> </w:t>
-      </w:r>
-      <w:r>
-        <w:t xml:space="preserve">Reducing off-target context updating helps retrieval return to film only when start-of-list reinstatement has already made film items accessible.</w:t>
+        <w:t xml:space="preserve">Simulation 2: deliberate film recall is protected from reminder-linked task interference.</w:t>
+      </w:r>
+      <w:r>
+        <w:t xml:space="preserve"> </w:t>
+      </w:r>
+      <w:r>
+        <w:t xml:space="preserve">Reminder condition and task encoding strength were crossed as in Simulation 1 while retrieval mode was varied between unguided recall and deliberate film recall.</w:t>
+      </w:r>
+      <w:r>
+        <w:t xml:space="preserve"> </w:t>
+      </w:r>
+      <w:r>
+        <w:t xml:space="preserve">Deliberate film recall combined start-of-film context reinstatement, a maintained film goal, and moderate retrieval monitoring.</w:t>
+      </w:r>
+      <w:r>
+        <w:t xml:space="preserve"> </w:t>
+      </w:r>
+      <w:r>
+        <w:t xml:space="preserve">Weak film cues were supplied periodically during recall in all conditions.</w:t>
+      </w:r>
+      <w:r>
+        <w:t xml:space="preserve"> </w:t>
+      </w:r>
+      <w:r>
+        <w:t xml:space="preserve">Rows compare retrieval modes, columns compare reminder conditions, and paired bars compare weak versus strong task encoding.</w:t>
+      </w:r>
+      <w:r>
+        <w:t xml:space="preserve"> </w:t>
+      </w:r>
+      <w:r>
+        <w:t xml:space="preserve">Strong task encoding reduced film recall most clearly when it followed a film reminder, but this reduction was much larger under unguided recall than under deliberate film recall.</w:t>
+      </w:r>
+      <w:r>
+        <w:t xml:space="preserve"> </w:t>
+      </w:r>
+      <w:r>
+        <w:t xml:space="preserve">The model therefore simulates a selective interference effect: the reminder-plus-strong-task intervention strongly reduces unguided film access while leaving deliberate film recall relatively preserved.</w:t>
       </w:r>
     </w:p>
     <w:p>
@@ -11331,20 +11541,20 @@
       <w:r>
         <w:drawing>
           <wp:inline>
-            <wp:extent cx="5943600" cy="4052068"/>
+            <wp:extent cx="5943600" cy="3596194"/>
             <wp:effectExtent b="0" l="0" r="0" t="0"/>
-            <wp:docPr descr="" title="" id="69" name="Picture"/>
+            <wp:docPr descr="" title="" id="81" name="Picture"/>
             <a:graphic>
               <a:graphicData uri="http://schemas.openxmlformats.org/drawingml/2006/picture">
                 <pic:pic>
                   <pic:nvPicPr>
-                    <pic:cNvPr descr="figures/simulation2_retrieval_selectivity.png" id="70" name="Picture"/>
+                    <pic:cNvPr descr="figures/simulation2_control_cued_behavioral.png" id="82" name="Picture"/>
                     <pic:cNvPicPr>
                       <a:picLocks noChangeArrowheads="1" noChangeAspect="1"/>
                     </pic:cNvPicPr>
                   </pic:nvPicPr>
                   <pic:blipFill>
-                    <a:blip r:embed="rId68"/>
+                    <a:blip r:embed="rId80"/>
                     <a:stretch>
                       <a:fillRect/>
                     </a:stretch>
@@ -11352,7 +11562,7 @@
                   <pic:spPr bwMode="auto">
                     <a:xfrm>
                       <a:off x="0" y="0"/>
-                      <a:ext cx="5943600" cy="4052068"/>
+                      <a:ext cx="5943600" cy="3596194"/>
                     </a:xfrm>
                     <a:prstGeom prst="rect">
                       <a:avLst/>
@@ -11371,105 +11581,648 @@
         </w:drawing>
       </w:r>
     </w:p>
-    <w:bookmarkEnd w:id="71"/>
+    <w:bookmarkEnd w:id="83"/>
     <w:p>
       <w:pPr>
         <w:pStyle w:val="AfterWithoutNote"/>
       </w:pPr>
       <w:r>
-        <w:t xml:space="preserve">Values near zero in the lag-CRP indicate local transitions; because the Luce choice rule exaggerates differences in candidate support, higher retrieval-selectivity values make recalls cluster more strongly around nearby encoded positions.</w:t>
-      </w:r>
-      <w:r>
-        <w:t xml:space="preserve"> </w:t>
-      </w:r>
-      <w:r>
-        <w:t xml:space="preserve">Panels B and C show that the recall consequences of this local search depend on the retrieval context.</w:t>
-      </w:r>
-      <w:r>
-        <w:t xml:space="preserve"> </w:t>
-      </w:r>
-      <w:r>
-        <w:t xml:space="preserve">When recall begins from the ongoing post-filler context, increasing retrieval selectivity favors the late non-film items most strongly supported by that context.</w:t>
-      </w:r>
-      <w:r>
-        <w:t xml:space="preserve"> </w:t>
-      </w:r>
-      <w:r>
-        <w:t xml:space="preserve">When recall begins after start-of-list context reinstatement, increasing retrieval selectivity favors the early film items supported by the reinstated context.</w:t>
-      </w:r>
-      <w:r>
-        <w:t xml:space="preserve"> </w:t>
-      </w:r>
-      <w:r>
-        <w:t xml:space="preserve">Panel D conditions on transitions where the current sample is off target, retrieval continues, and at least one film item remains unsampled.</w:t>
-      </w:r>
-      <w:r>
-        <w:t xml:space="preserve"> </w:t>
-      </w:r>
-      <w:r>
-        <w:t xml:space="preserve">Without start-of-list context reinstatement, the probability that the next sample is a film item remains near zero across the</w:t>
-      </w:r>
-      <w:r>
-        <w:t xml:space="preserve"> </w:t>
-      </w:r>
-      <m:oMath>
-        <m:r>
-          <m:t>κ</m:t>
-        </m:r>
-      </m:oMath>
-      <w:r>
-        <w:t xml:space="preserve"> </w:t>
-      </w:r>
-      <w:r>
-        <w:t xml:space="preserve">sweep.</w:t>
-      </w:r>
-      <w:r>
-        <w:t xml:space="preserve"> </w:t>
-      </w:r>
-      <w:r>
-        <w:t xml:space="preserve">With start-of-list context reinstatement, lowering</w:t>
-      </w:r>
-      <w:r>
-        <w:t xml:space="preserve"> </w:t>
-      </w:r>
-      <m:oMath>
-        <m:r>
-          <m:t>κ</m:t>
-        </m:r>
-      </m:oMath>
-      <w:r>
-        <w:t xml:space="preserve"> </w:t>
-      </w:r>
-      <w:r>
-        <w:t xml:space="preserve">from 1.0 to 0.0 raises this film-return probability from 0.059 to 0.643.</w:t>
-      </w:r>
-      <w:r>
-        <w:t xml:space="preserve"> </w:t>
-      </w:r>
-      <w:r>
-        <w:t xml:space="preserve">Across Figures 3 and 4, deliberate recall is protected by a sequence of control settings: start-of-list context reinstatement establishes a retrieval context that supports early film items more than task or filler competitors, retrieval selectivity amplifies differences in whatever the current context supports, and target monitoring limits the context-updating consequences of sampled off-target candidates.</w:t>
-      </w:r>
-      <w:r>
-        <w:t xml:space="preserve"> </w:t>
-      </w:r>
-      <w:r>
-        <w:t xml:space="preserve">This sequence sets up a contrast with test-phase film cues.</w:t>
-      </w:r>
-      <w:r>
-        <w:t xml:space="preserve"> </w:t>
-      </w:r>
-      <w:r>
-        <w:t xml:space="preserve">Unlike the pre-task film reminder that makes task encoding film-related, Simulation 3 presents film items during retrieval as external cues.</w:t>
-      </w:r>
-      <w:r>
-        <w:t xml:space="preserve"> </w:t>
-      </w:r>
-      <w:r>
-        <w:t xml:space="preserve">Their protective value depends on whether the reinstated context favors film items over task competitors.</w:t>
-      </w:r>
-    </w:p>
-    <w:bookmarkEnd w:id="72"/>
-    <w:bookmarkStart w:id="77" w:name="X5839f0b8c81129db231162d4b757efaeea9cdbb"/>
+        <w:t xml:space="preserve">In unguided recall, strengthening task encoding reduced film output modestly without a film reminder and strongly after a film reminder.</w:t>
+      </w:r>
+      <w:r>
+        <w:t xml:space="preserve"> </w:t>
+      </w:r>
+      <w:r>
+        <w:t xml:space="preserve">In deliberate film recall, the corresponding reduction after a film reminder was much smaller.</w:t>
+      </w:r>
+      <w:r>
+        <w:t xml:space="preserve"> </w:t>
+      </w:r>
+      <w:r>
+        <w:t xml:space="preserve">The next figure decomposes this deliberate-retrieval setting to show which control ingredients are responsible for preserving film recall under the high-interference endpoint.</w:t>
+      </w:r>
+    </w:p>
+    <w:bookmarkStart w:id="87" w:name="X3f1d862adb125e692948a0e1917736f72c3ad35"/>
+    <w:p>
+      <w:pPr>
+        <w:pStyle w:val="FigureTitle"/>
+      </w:pPr>
+      <w:r>
+        <w:t xml:space="preserve">Figure 8</w:t>
+      </w:r>
+    </w:p>
+    <w:p>
+      <w:pPr>
+        <w:pStyle w:val="Caption"/>
+      </w:pPr>
+      <w:r>
+        <w:rPr>
+          <w:b/>
+          <w:bCs/>
+        </w:rPr>
+        <w:t xml:space="preserve">Simulation 2: different retrieval controls preserve film recall to different degrees.</w:t>
+      </w:r>
+      <w:r>
+        <w:t xml:space="preserve"> </w:t>
+      </w:r>
+      <w:r>
+        <w:t xml:space="preserve">Each control setting was evaluated at two endpoints of the interference manipulation: no reminder with weak task encoding, and film reminder with strong task encoding.</w:t>
+      </w:r>
+      <w:r>
+        <w:t xml:space="preserve"> </w:t>
+      </w:r>
+      <w:r>
+        <w:t xml:space="preserve">Weak film cues were supplied periodically during recall in all conditions.</w:t>
+      </w:r>
+      <w:r>
+        <w:t xml:space="preserve"> </w:t>
+      </w:r>
+      <w:r>
+        <w:rPr>
+          <w:b/>
+          <w:bCs/>
+        </w:rPr>
+        <w:t xml:space="preserve">(A)</w:t>
+      </w:r>
+      <w:r>
+        <w:t xml:space="preserve"> </w:t>
+      </w:r>
+      <w:r>
+        <w:t xml:space="preserve">Mean film-item recall for each control setting at the two endpoints.</w:t>
+      </w:r>
+      <w:r>
+        <w:t xml:space="preserve"> </w:t>
+      </w:r>
+      <w:r>
+        <w:rPr>
+          <w:b/>
+          <w:bCs/>
+        </w:rPr>
+        <w:t xml:space="preserve">(B)</w:t>
+      </w:r>
+      <w:r>
+        <w:t xml:space="preserve"> </w:t>
+      </w:r>
+      <w:r>
+        <w:t xml:space="preserve">Absolute reduction in film recall from the low-interference endpoint to the high-interference endpoint.</w:t>
+      </w:r>
+      <w:r>
+        <w:t xml:space="preserve"> </w:t>
+      </w:r>
+      <w:r>
+        <w:t xml:space="preserve">Start-of-film reinstatement and retrieval monitoring increase film recall in some conditions, but the smallest endpoint reductions occur when deliberate recall includes a film-retrieval goal.</w:t>
+      </w:r>
+    </w:p>
+    <w:p>
+      <w:pPr>
+        <w:pStyle w:val="FigureWithoutNote"/>
+      </w:pPr>
+      <w:r>
+        <w:drawing>
+          <wp:inline>
+            <wp:extent cx="5943600" cy="4475181"/>
+            <wp:effectExtent b="0" l="0" r="0" t="0"/>
+            <wp:docPr descr="" title="" id="85" name="Picture"/>
+            <a:graphic>
+              <a:graphicData uri="http://schemas.openxmlformats.org/drawingml/2006/picture">
+                <pic:pic>
+                  <pic:nvPicPr>
+                    <pic:cNvPr descr="figures/simulation2_retrieval_control_decomposition.png" id="86" name="Picture"/>
+                    <pic:cNvPicPr>
+                      <a:picLocks noChangeArrowheads="1" noChangeAspect="1"/>
+                    </pic:cNvPicPr>
+                  </pic:nvPicPr>
+                  <pic:blipFill>
+                    <a:blip r:embed="rId84"/>
+                    <a:stretch>
+                      <a:fillRect/>
+                    </a:stretch>
+                  </pic:blipFill>
+                  <pic:spPr bwMode="auto">
+                    <a:xfrm>
+                      <a:off x="0" y="0"/>
+                      <a:ext cx="5943600" cy="4475181"/>
+                    </a:xfrm>
+                    <a:prstGeom prst="rect">
+                      <a:avLst/>
+                    </a:prstGeom>
+                    <a:noFill/>
+                    <a:ln w="9525">
+                      <a:noFill/>
+                      <a:headEnd/>
+                      <a:tailEnd/>
+                    </a:ln>
+                  </pic:spPr>
+                </pic:pic>
+              </a:graphicData>
+            </a:graphic>
+          </wp:inline>
+        </w:drawing>
+      </w:r>
+    </w:p>
+    <w:bookmarkEnd w:id="87"/>
+    <w:p>
+      <w:pPr>
+        <w:pStyle w:val="AfterWithoutNote"/>
+      </w:pPr>
+      <w:r>
+        <w:t xml:space="preserve"> </w:t>
+      </w:r>
+    </w:p>
+    <w:bookmarkStart w:id="91" w:name="Xe96feb7454d6b23e449dfafb9c326dcfa9c3226"/>
+    <w:p>
+      <w:pPr>
+        <w:pStyle w:val="FigureTitle"/>
+      </w:pPr>
+      <w:r>
+        <w:t xml:space="preserve">Figure 9</w:t>
+      </w:r>
+    </w:p>
+    <w:p>
+      <w:pPr>
+        <w:pStyle w:val="Caption"/>
+      </w:pPr>
+      <w:r>
+        <w:rPr>
+          <w:b/>
+          <w:bCs/>
+        </w:rPr>
+        <w:t xml:space="preserve">Simulation 2: start-of-film context reinstatement protects early encoded film positions.</w:t>
+      </w:r>
+      <w:r>
+        <w:t xml:space="preserve"> </w:t>
+      </w:r>
+      <w:r>
+        <w:t xml:space="preserve">Unguided recall was compared with start-of-film context reinstatement while the film-reminder/strong-task-encoding condition was held fixed and retrieval monitoring was disabled.</w:t>
+      </w:r>
+      <w:r>
+        <w:t xml:space="preserve"> </w:t>
+      </w:r>
+      <w:r>
+        <w:t xml:space="preserve">Start-of-film context reinstatement initializes retrieval by drifting the current context toward the state present at the start of film encoding.</w:t>
+      </w:r>
+      <w:r>
+        <w:t xml:space="preserve"> </w:t>
+      </w:r>
+      <w:r>
+        <w:t xml:space="preserve">Weak film cues were supplied periodically during recall.</w:t>
+      </w:r>
+      <w:r>
+        <w:t xml:space="preserve"> </w:t>
+      </w:r>
+      <w:r>
+        <w:t xml:space="preserve">Shaded bands mark film, break, task, and filler positions; the green line marks the reminder immediately before task encoding.</w:t>
+      </w:r>
+      <w:r>
+        <w:t xml:space="preserve"> </w:t>
+      </w:r>
+      <w:r>
+        <w:rPr>
+          <w:b/>
+          <w:bCs/>
+        </w:rPr>
+        <w:t xml:space="preserve">(A)</w:t>
+      </w:r>
+      <w:r>
+        <w:t xml:space="preserve"> </w:t>
+      </w:r>
+      <w:r>
+        <w:t xml:space="preserve">Item accessibility before the first recall attempt.</w:t>
+      </w:r>
+      <w:r>
+        <w:t xml:space="preserve"> </w:t>
+      </w:r>
+      <w:r>
+        <w:t xml:space="preserve">Reinstatement increases accessibility most strongly for early encoded film positions.</w:t>
+      </w:r>
+      <w:r>
+        <w:t xml:space="preserve"> </w:t>
+      </w:r>
+      <w:r>
+        <w:rPr>
+          <w:b/>
+          <w:bCs/>
+        </w:rPr>
+        <w:t xml:space="preserve">(B)</w:t>
+      </w:r>
+      <w:r>
+        <w:t xml:space="preserve"> </w:t>
+      </w:r>
+      <w:r>
+        <w:t xml:space="preserve">First recall probability distribution.</w:t>
+      </w:r>
+      <w:r>
+        <w:t xml:space="preserve"> </w:t>
+      </w:r>
+      <w:r>
+        <w:t xml:space="preserve">Reinstatement shifts recall initiation toward early film positions.</w:t>
+      </w:r>
+      <w:r>
+        <w:t xml:space="preserve"> </w:t>
+      </w:r>
+      <w:r>
+        <w:rPr>
+          <w:b/>
+          <w:bCs/>
+        </w:rPr>
+        <w:t xml:space="preserve">(C)</w:t>
+      </w:r>
+      <w:r>
+        <w:t xml:space="preserve"> </w:t>
+      </w:r>
+      <w:r>
+        <w:t xml:space="preserve">Full recall probability distribution.</w:t>
+      </w:r>
+      <w:r>
+        <w:t xml:space="preserve"> </w:t>
+      </w:r>
+      <w:r>
+        <w:t xml:space="preserve">The early-film bias remains visible across the recall period, while later film positions remain more vulnerable under reminder-linked strong task encoding.</w:t>
+      </w:r>
+      <w:r>
+        <w:t xml:space="preserve"> </w:t>
+      </w:r>
+      <w:r>
+        <w:t xml:space="preserve">Start-of-film context reinstatement therefore protects early encoded film positions by shifting retrieval initiation toward the start of the film sequence.</w:t>
+      </w:r>
+    </w:p>
+    <w:p>
+      <w:pPr>
+        <w:pStyle w:val="FigureWithoutNote"/>
+      </w:pPr>
+      <w:r>
+        <w:drawing>
+          <wp:inline>
+            <wp:extent cx="5943600" cy="5618437"/>
+            <wp:effectExtent b="0" l="0" r="0" t="0"/>
+            <wp:docPr descr="" title="" id="89" name="Picture"/>
+            <a:graphic>
+              <a:graphicData uri="http://schemas.openxmlformats.org/drawingml/2006/picture">
+                <pic:pic>
+                  <pic:nvPicPr>
+                    <pic:cNvPr descr="figures/simulation2_start_context_reinstatement.png" id="90" name="Picture"/>
+                    <pic:cNvPicPr>
+                      <a:picLocks noChangeArrowheads="1" noChangeAspect="1"/>
+                    </pic:cNvPicPr>
+                  </pic:nvPicPr>
+                  <pic:blipFill>
+                    <a:blip r:embed="rId88"/>
+                    <a:stretch>
+                      <a:fillRect/>
+                    </a:stretch>
+                  </pic:blipFill>
+                  <pic:spPr bwMode="auto">
+                    <a:xfrm>
+                      <a:off x="0" y="0"/>
+                      <a:ext cx="5943600" cy="5618437"/>
+                    </a:xfrm>
+                    <a:prstGeom prst="rect">
+                      <a:avLst/>
+                    </a:prstGeom>
+                    <a:noFill/>
+                    <a:ln w="9525">
+                      <a:noFill/>
+                      <a:headEnd/>
+                      <a:tailEnd/>
+                    </a:ln>
+                  </pic:spPr>
+                </pic:pic>
+              </a:graphicData>
+            </a:graphic>
+          </wp:inline>
+        </w:drawing>
+      </w:r>
+    </w:p>
+    <w:bookmarkEnd w:id="91"/>
+    <w:p>
+      <w:pPr>
+        <w:pStyle w:val="AfterWithoutNote"/>
+      </w:pPr>
+      <w:r>
+        <w:t xml:space="preserve"> </w:t>
+      </w:r>
+    </w:p>
+    <w:bookmarkStart w:id="95" w:name="Xa9c4b5e1618786b5f440768b73dd7732a592b1f"/>
+    <w:p>
+      <w:pPr>
+        <w:pStyle w:val="FigureTitle"/>
+      </w:pPr>
+      <w:r>
+        <w:t xml:space="preserve">Figure 10</w:t>
+      </w:r>
+    </w:p>
+    <w:p>
+      <w:pPr>
+        <w:pStyle w:val="Caption"/>
+      </w:pPr>
+      <w:r>
+        <w:rPr>
+          <w:b/>
+          <w:bCs/>
+        </w:rPr>
+        <w:t xml:space="preserve">Simulation 2: retrieval monitoring supports return to film recall.</w:t>
+      </w:r>
+      <w:r>
+        <w:t xml:space="preserve"> </w:t>
+      </w:r>
+      <w:r>
+        <w:t xml:space="preserve">The film-reminder/strong-task-encoding condition was held fixed, start-of-film context reinstatement was present, and retrieval monitoring strength was varied.</w:t>
+      </w:r>
+      <w:r>
+        <w:t xml:space="preserve"> </w:t>
+      </w:r>
+      <w:r>
+        <w:t xml:space="preserve">Retrieval monitoring dampens context updating after non-film samples during deliberate recall.</w:t>
+      </w:r>
+      <w:r>
+        <w:t xml:space="preserve"> </w:t>
+      </w:r>
+      <w:r>
+        <w:t xml:space="preserve">Weak film cues were supplied periodically during recall.</w:t>
+      </w:r>
+      <w:r>
+        <w:t xml:space="preserve"> </w:t>
+      </w:r>
+      <w:r>
+        <w:rPr>
+          <w:b/>
+          <w:bCs/>
+        </w:rPr>
+        <w:t xml:space="preserve">(A)</w:t>
+      </w:r>
+      <w:r>
+        <w:t xml:space="preserve"> </w:t>
+      </w:r>
+      <w:r>
+        <w:t xml:space="preserve">Model-diagnostic probability that a non-film sample was followed by a film output as retrieval monitoring increased.</w:t>
+      </w:r>
+      <w:r>
+        <w:t xml:space="preserve"> </w:t>
+      </w:r>
+      <w:r>
+        <w:rPr>
+          <w:b/>
+          <w:bCs/>
+        </w:rPr>
+        <w:t xml:space="preserve">(B)</w:t>
+      </w:r>
+      <w:r>
+        <w:t xml:space="preserve"> </w:t>
+      </w:r>
+      <w:r>
+        <w:t xml:space="preserve">Recall probability by encoded position with no retrieval monitoring versus the moderate retrieval-monitoring setting used in the Simulation 2 anchor figure.</w:t>
+      </w:r>
+      <w:r>
+        <w:t xml:space="preserve"> </w:t>
+      </w:r>
+      <w:r>
+        <w:t xml:space="preserve">Shaded bands mark film, break, task, and filler positions; the green line marks the reminder immediately before task encoding.</w:t>
+      </w:r>
+      <w:r>
+        <w:t xml:space="preserve"> </w:t>
+      </w:r>
+      <w:r>
+        <w:t xml:space="preserve">Retrieval monitoring therefore supports film recall after search is pulled away from the film sequence, increasing film recall probability under reminder-linked strong task encoding.</w:t>
+      </w:r>
+    </w:p>
+    <w:p>
+      <w:pPr>
+        <w:pStyle w:val="FigureWithoutNote"/>
+      </w:pPr>
+      <w:r>
+        <w:drawing>
+          <wp:inline>
+            <wp:extent cx="5943600" cy="5645176"/>
+            <wp:effectExtent b="0" l="0" r="0" t="0"/>
+            <wp:docPr descr="" title="" id="93" name="Picture"/>
+            <a:graphic>
+              <a:graphicData uri="http://schemas.openxmlformats.org/drawingml/2006/picture">
+                <pic:pic>
+                  <pic:nvPicPr>
+                    <pic:cNvPr descr="figures/simulation2_target_monitoring_diagnostic.png" id="94" name="Picture"/>
+                    <pic:cNvPicPr>
+                      <a:picLocks noChangeArrowheads="1" noChangeAspect="1"/>
+                    </pic:cNvPicPr>
+                  </pic:nvPicPr>
+                  <pic:blipFill>
+                    <a:blip r:embed="rId92"/>
+                    <a:stretch>
+                      <a:fillRect/>
+                    </a:stretch>
+                  </pic:blipFill>
+                  <pic:spPr bwMode="auto">
+                    <a:xfrm>
+                      <a:off x="0" y="0"/>
+                      <a:ext cx="5943600" cy="5645176"/>
+                    </a:xfrm>
+                    <a:prstGeom prst="rect">
+                      <a:avLst/>
+                    </a:prstGeom>
+                    <a:noFill/>
+                    <a:ln w="9525">
+                      <a:noFill/>
+                      <a:headEnd/>
+                      <a:tailEnd/>
+                    </a:ln>
+                  </pic:spPr>
+                </pic:pic>
+              </a:graphicData>
+            </a:graphic>
+          </wp:inline>
+        </w:drawing>
+      </w:r>
+    </w:p>
+    <w:bookmarkEnd w:id="95"/>
+    <w:p>
+      <w:pPr>
+        <w:pStyle w:val="AfterWithoutNote"/>
+      </w:pPr>
+      <w:r>
+        <w:t xml:space="preserve"> </w:t>
+      </w:r>
+    </w:p>
+    <w:bookmarkStart w:id="99" w:name="X6daa0b906c5e98f8ec58936bb9080f274712771"/>
+    <w:p>
+      <w:pPr>
+        <w:pStyle w:val="FigureTitle"/>
+      </w:pPr>
+      <w:r>
+        <w:t xml:space="preserve">Figure 11</w:t>
+      </w:r>
+    </w:p>
+    <w:p>
+      <w:pPr>
+        <w:pStyle w:val="Caption"/>
+      </w:pPr>
+      <w:r>
+        <w:rPr>
+          <w:b/>
+          <w:bCs/>
+        </w:rPr>
+        <w:t xml:space="preserve">Simulation 2: a film-retrieval goal separates film-directed retrieval from task context overlap.</w:t>
+      </w:r>
+      <w:r>
+        <w:t xml:space="preserve"> </w:t>
+      </w:r>
+      <w:r>
+        <w:t xml:space="preserve">The high-interference condition was held fixed: a film reminder preceded strong task encoding, and weak film cues were supplied periodically during recall.</w:t>
+      </w:r>
+      <w:r>
+        <w:t xml:space="preserve"> </w:t>
+      </w:r>
+      <w:r>
+        <w:t xml:space="preserve">A film-retrieval goal is an internally maintained retrieval state that supports film items during deliberate recall, distinct from the external film reminder and test-phase film cues.</w:t>
+      </w:r>
+      <w:r>
+        <w:t xml:space="preserve"> </w:t>
+      </w:r>
+      <w:r>
+        <w:rPr>
+          <w:b/>
+          <w:bCs/>
+        </w:rPr>
+        <w:t xml:space="preserve">(A)</w:t>
+      </w:r>
+      <w:r>
+        <w:t xml:space="preserve"> </w:t>
+      </w:r>
+      <w:r>
+        <w:t xml:space="preserve">Mean overlap between task-encoding contexts and film-directed retrieval cues, averaging across encoded task positions for each encoded film position.</w:t>
+      </w:r>
+      <w:r>
+        <w:t xml:space="preserve"> </w:t>
+      </w:r>
+      <w:r>
+        <w:rPr>
+          <w:b/>
+          <w:bCs/>
+        </w:rPr>
+        <w:t xml:space="preserve">(B)</w:t>
+      </w:r>
+      <w:r>
+        <w:t xml:space="preserve"> </w:t>
+      </w:r>
+      <w:r>
+        <w:t xml:space="preserve">Full overlap matrices for the same condition.</w:t>
+      </w:r>
+      <w:r>
+        <w:t xml:space="preserve"> </w:t>
+      </w:r>
+      <w:r>
+        <w:t xml:space="preserve">The left matrix uses temporal context alone; the right matrix adds the film-retrieval goal to the film-directed retrieval cue.</w:t>
+      </w:r>
+      <w:r>
+        <w:t xml:space="preserve"> </w:t>
+      </w:r>
+      <w:r>
+        <w:t xml:space="preserve">Brighter cells indicate greater overlap with task-encoding context.</w:t>
+      </w:r>
+      <w:r>
+        <w:t xml:space="preserve"> </w:t>
+      </w:r>
+      <w:r>
+        <w:t xml:space="preserve">Adding the film-retrieval goal reduces overlap between film-directed retrieval cues and task-encoding contexts, providing a route to film recall that depends less on temporal context remaining selective for film items.</w:t>
+      </w:r>
+    </w:p>
+    <w:p>
+      <w:pPr>
+        <w:pStyle w:val="FigureWithoutNote"/>
+      </w:pPr>
+      <w:r>
+        <w:drawing>
+          <wp:inline>
+            <wp:extent cx="5943600" cy="5660571"/>
+            <wp:effectExtent b="0" l="0" r="0" t="0"/>
+            <wp:docPr descr="" title="" id="97" name="Picture"/>
+            <a:graphic>
+              <a:graphicData uri="http://schemas.openxmlformats.org/drawingml/2006/picture">
+                <pic:pic>
+                  <pic:nvPicPr>
+                    <pic:cNvPr descr="figures/simulation2_film_retrieval_goal_context_overlap.png" id="98" name="Picture"/>
+                    <pic:cNvPicPr>
+                      <a:picLocks noChangeArrowheads="1" noChangeAspect="1"/>
+                    </pic:cNvPicPr>
+                  </pic:nvPicPr>
+                  <pic:blipFill>
+                    <a:blip r:embed="rId96"/>
+                    <a:stretch>
+                      <a:fillRect/>
+                    </a:stretch>
+                  </pic:blipFill>
+                  <pic:spPr bwMode="auto">
+                    <a:xfrm>
+                      <a:off x="0" y="0"/>
+                      <a:ext cx="5943600" cy="5660571"/>
+                    </a:xfrm>
+                    <a:prstGeom prst="rect">
+                      <a:avLst/>
+                    </a:prstGeom>
+                    <a:noFill/>
+                    <a:ln w="9525">
+                      <a:noFill/>
+                      <a:headEnd/>
+                      <a:tailEnd/>
+                    </a:ln>
+                  </pic:spPr>
+                </pic:pic>
+              </a:graphicData>
+            </a:graphic>
+          </wp:inline>
+        </w:drawing>
+      </w:r>
+    </w:p>
+    <w:bookmarkEnd w:id="99"/>
+    <w:p>
+      <w:pPr>
+        <w:pStyle w:val="AfterWithoutNote"/>
+      </w:pPr>
+      <w:r>
+        <w:t xml:space="preserve">Film cues can also be presented after encoding is complete, during an intrusion-monitoring test.</w:t>
+      </w:r>
+      <w:r>
+        <w:t xml:space="preserve"> </w:t>
+      </w:r>
+      <w:r>
+        <w:t xml:space="preserve">Lau-Zhu et al.</w:t>
+      </w:r>
+      <w:r>
+        <w:t xml:space="preserve"> </w:t>
+      </w:r>
+      <w:r>
+        <w:t xml:space="preserve">(</w:t>
+      </w:r>
+      <w:hyperlink w:anchor="ref-lau2021selectively">
+        <w:r>
+          <w:rPr>
+            <w:rStyle w:val="Hyperlink"/>
+          </w:rPr>
+          <w:t xml:space="preserve">2021</w:t>
+        </w:r>
+      </w:hyperlink>
+      <w:r>
+        <w:t xml:space="preserve">)</w:t>
+      </w:r>
+      <w:r>
+        <w:t xml:space="preserve"> </w:t>
+      </w:r>
+      <w:r>
+        <w:t xml:space="preserve">manipulated this feature by comparing vigilance-intrusion periods with trauma-film cues versus foil cues.</w:t>
+      </w:r>
+      <w:r>
+        <w:t xml:space="preserve"> </w:t>
+      </w:r>
+      <w:r>
+        <w:t xml:space="preserve">Trauma-film cues increased intrusion reports, consistent with their intended role in eliciting film memories, but there was no clear evidence that cue condition changed the size of the interference effect.</w:t>
+      </w:r>
+      <w:r>
+        <w:t xml:space="preserve"> </w:t>
+      </w:r>
+      <w:r>
+        <w:t xml:space="preserve">Simulation 3 uses the model to examine this combination: film cues may raise access to film material while leaving task competitors active in the same retrieval competition.</w:t>
+      </w:r>
+    </w:p>
+    <w:bookmarkEnd w:id="100"/>
+    <w:bookmarkStart w:id="105" w:name="X5839f0b8c81129db231162d4b757efaeea9cdbb"/>
     <w:p>
       <w:pPr>
         <w:pStyle w:val="Heading2"/>
@@ -11483,25 +12236,37 @@
         <w:pStyle w:val="FirstParagraph"/>
       </w:pPr>
       <w:r>
-        <w:t xml:space="preserve">Simulation 3 asks whether test-phase film cues have the same protective value as deliberate start-of-list reinstatement.</w:t>
-      </w:r>
-      <w:r>
-        <w:t xml:space="preserve"> </w:t>
-      </w:r>
-      <w:r>
-        <w:t xml:space="preserve">In the model, these cues are implemented as randomly selected film items supplied during retrieval: after every fourth retrieval attempt, the supplied film item updates temporal and source context through its feature-to-context associations, after which ordinary retrieval resumes.</w:t>
-      </w:r>
-      <w:r>
-        <w:t xml:space="preserve"> </w:t>
-      </w:r>
-      <w:r>
-        <w:t xml:space="preserve">The supplied item does not occupy a response slot, does not become unavailable for later recall, and adds no new learning.</w:t>
-      </w:r>
-      <w:r>
-        <w:t xml:space="preserve"> </w:t>
-      </w:r>
-      <w:r>
-        <w:t xml:space="preserve">Cue strength controls how strongly each supplied film item pulls context toward the film state associated with that item.</w:t>
+        <w:t xml:space="preserve">Simulation 3 abstracts the cueing feature of vigilance-intrusion tasks.</w:t>
+      </w:r>
+      <w:r>
+        <w:t xml:space="preserve"> </w:t>
+      </w:r>
+      <w:r>
+        <w:t xml:space="preserve">The model does not simulate the full task; it simulates the moment when a film cue is presented during an ongoing retrieval period.</w:t>
+      </w:r>
+      <w:r>
+        <w:t xml:space="preserve"> </w:t>
+      </w:r>
+      <w:r>
+        <w:t xml:space="preserve">Each cue is implemented as a randomly selected film cue supplied after every fourth retrieval attempt.</w:t>
+      </w:r>
+      <w:r>
+        <w:t xml:space="preserve"> </w:t>
+      </w:r>
+      <w:r>
+        <w:t xml:space="preserve">The cue updates temporal and source context through feature-to-context associations, after which ordinary context-to-item retrieval resumes.</w:t>
+      </w:r>
+      <w:r>
+        <w:t xml:space="preserve"> </w:t>
+      </w:r>
+      <w:r>
+        <w:t xml:space="preserve">The supplied cue does not occupy a response slot, does not make the cued item unavailable for later recall, and adds no new learning.</w:t>
+      </w:r>
+      <w:r>
+        <w:t xml:space="preserve"> </w:t>
+      </w:r>
+      <w:r>
+        <w:t xml:space="preserve">Cue strength controls how strongly each supplied cue pulls context toward the film state associated with that cue.</w:t>
       </w:r>
       <w:r>
         <w:t xml:space="preserve"> </w:t>
@@ -11539,7 +12304,24 @@
         <w:t xml:space="preserve"> </w:t>
       </w:r>
       <w:r>
-        <w:t xml:space="preserve">The vertical reference line in Figure 5 marks the point at which a supplied cue would move context by about the same amount as one ordinary encoding update, approximately</w:t>
+        <w:t xml:space="preserve">The vertical reference line in</w:t>
+      </w:r>
+      <w:r>
+        <w:t xml:space="preserve"> </w:t>
+      </w:r>
+      <w:hyperlink w:anchor="fig-simulation3-film-cue-inclusion">
+        <w:r>
+          <w:rPr>
+            <w:rStyle w:val="Hyperlink"/>
+          </w:rPr>
+          <w:t xml:space="preserve">Figure 12</w:t>
+        </w:r>
+      </w:hyperlink>
+      <w:r>
+        <w:t xml:space="preserve"> </w:t>
+      </w:r>
+      <w:r>
+        <w:t xml:space="preserve">marks the point at which a supplied cue would move context by about the same amount as one ordinary encoding update, approximately</w:t>
       </w:r>
       <w:r>
         <w:t xml:space="preserve"> </w:t>
@@ -11568,13 +12350,13 @@
         <w:t xml:space="preserve">.</w:t>
       </w:r>
     </w:p>
-    <w:bookmarkStart w:id="76" w:name="fig-simulation3-film-cue-inclusion"/>
+    <w:bookmarkStart w:id="104" w:name="fig-simulation3-film-cue-inclusion"/>
     <w:p>
       <w:pPr>
         <w:pStyle w:val="FigureTitle"/>
       </w:pPr>
       <w:r>
-        <w:t xml:space="preserve">Figure 5</w:t>
+        <w:t xml:space="preserve">Figure 12</w:t>
       </w:r>
     </w:p>
     <w:p>
@@ -11682,18 +12464,18 @@
           <wp:inline>
             <wp:extent cx="5943600" cy="4164783"/>
             <wp:effectExtent b="0" l="0" r="0" t="0"/>
-            <wp:docPr descr="" title="" id="74" name="Picture"/>
+            <wp:docPr descr="" title="" id="102" name="Picture"/>
             <a:graphic>
               <a:graphicData uri="http://schemas.openxmlformats.org/drawingml/2006/picture">
                 <pic:pic>
                   <pic:nvPicPr>
-                    <pic:cNvPr descr="figures/simulation3_film_cue_inclusion.png" id="75" name="Picture"/>
+                    <pic:cNvPr descr="figures/simulation3_film_cue_inclusion.png" id="103" name="Picture"/>
                     <pic:cNvPicPr>
                       <a:picLocks noChangeArrowheads="1" noChangeAspect="1"/>
                     </pic:cNvPicPr>
                   </pic:nvPicPr>
                   <pic:blipFill>
-                    <a:blip r:embed="rId73"/>
+                    <a:blip r:embed="rId101"/>
                     <a:stretch>
                       <a:fillRect/>
                     </a:stretch>
@@ -11720,7 +12502,7 @@
         </w:drawing>
       </w:r>
     </w:p>
-    <w:bookmarkEnd w:id="76"/>
+    <w:bookmarkEnd w:id="104"/>
     <w:p>
       <w:pPr>
         <w:pStyle w:val="AfterWithoutNote"/>
@@ -11744,13 +12526,25 @@
         <w:t xml:space="preserve"> </w:t>
       </w:r>
       <w:r>
-        <w:t xml:space="preserve">This pattern separates cue benefit from gap reduction: a test-phase film cue can increase film recall after search has begun without producing the early-film starting context supplied by Simulation 2’s start-of-list reinstatement.</w:t>
-      </w:r>
-      <w:r>
-        <w:t xml:space="preserve"> </w:t>
-      </w:r>
-      <w:r>
-        <w:t xml:space="preserve">At stronger cue values, the intentionality gap begins to narrow because cue-driven context reinstatement becomes strong enough to guide unguided retrieval toward film items.</w:t>
+        <w:t xml:space="preserve">This pattern separates greater film access from reduced interference.</w:t>
+      </w:r>
+      <w:r>
+        <w:t xml:space="preserve"> </w:t>
+      </w:r>
+      <w:r>
+        <w:t xml:space="preserve">A film cue can pull context toward film-associated states and increase film recall, especially during unguided retrieval.</w:t>
+      </w:r>
+      <w:r>
+        <w:t xml:space="preserve"> </w:t>
+      </w:r>
+      <w:r>
+        <w:t xml:space="preserve">The same cue need not remove the task competitors learned after the reminder, so the deliberate-minus-unguided gap can remain largely intact.</w:t>
+      </w:r>
+      <w:r>
+        <w:t xml:space="preserve"> </w:t>
+      </w:r>
+      <w:r>
+        <w:t xml:space="preserve">At stronger cue values, the gap begins to narrow because cue-driven reinstatement becomes strong enough to make film items dominate subsequent retrieval.</w:t>
       </w:r>
     </w:p>
     <w:p>
@@ -11779,8 +12573,8 @@
         <w:t xml:space="preserve">The result is a graded cue effect: film items supplied during retrieval can increase film recall, but they reduce selective interference only to the extent that the reinstated context favors film targets over task and filler competitors.</w:t>
       </w:r>
     </w:p>
-    <w:bookmarkEnd w:id="77"/>
-    <w:bookmarkStart w:id="82" w:name="X4b971085a32b00b7d6d10c2980fa2959349f2f4"/>
+    <w:bookmarkEnd w:id="105"/>
+    <w:bookmarkStart w:id="110" w:name="X4b971085a32b00b7d6d10c2980fa2959349f2f4"/>
     <w:p>
       <w:pPr>
         <w:pStyle w:val="Heading2"/>
@@ -11794,7 +12588,111 @@
         <w:pStyle w:val="FirstParagraph"/>
       </w:pPr>
       <w:r>
-        <w:t xml:space="preserve">Simulation 4 asks what changes when the test supplies a film item as the object of access, rather than using a film cue to update context during an ongoing recall search.</w:t>
+        <w:t xml:space="preserve">Simulation 4 turns from vigilance-style cueing to recognition.</w:t>
+      </w:r>
+      <w:r>
+        <w:t xml:space="preserve"> </w:t>
+      </w:r>
+      <w:r>
+        <w:t xml:space="preserve">Recognition tests in the trauma-film literature present candidate film stills and ask participants to judge whether they appeared in the film</w:t>
+      </w:r>
+      <w:r>
+        <w:t xml:space="preserve"> </w:t>
+      </w:r>
+      <w:r>
+        <w:t xml:space="preserve">(</w:t>
+      </w:r>
+      <w:hyperlink w:anchor="ref-lau2021selectively">
+        <w:r>
+          <w:rPr>
+            <w:rStyle w:val="Hyperlink"/>
+          </w:rPr>
+          <w:t xml:space="preserve">Lau-Zhu et al., 2021</w:t>
+        </w:r>
+      </w:hyperlink>
+      <w:r>
+        <w:t xml:space="preserve">)</w:t>
+      </w:r>
+      <w:r>
+        <w:t xml:space="preserve">.</w:t>
+      </w:r>
+      <w:r>
+        <w:t xml:space="preserve"> </w:t>
+      </w:r>
+      <w:r>
+        <w:t xml:space="preserve">Retrieved-context models have also been extended to recognition more generally: a test probe can reinstate its associated context, and the match between reinstated context and the current retrieval context can contribute to an old-new decision</w:t>
+      </w:r>
+      <w:r>
+        <w:t xml:space="preserve"> </w:t>
+      </w:r>
+      <w:r>
+        <w:t xml:space="preserve">(</w:t>
+      </w:r>
+      <w:hyperlink w:anchor="ref-healey2016four">
+        <w:r>
+          <w:rPr>
+            <w:rStyle w:val="Hyperlink"/>
+          </w:rPr>
+          <w:t xml:space="preserve">Healey &amp; Kahana, 2016</w:t>
+        </w:r>
+      </w:hyperlink>
+      <w:r>
+        <w:t xml:space="preserve">;</w:t>
+      </w:r>
+      <w:r>
+        <w:t xml:space="preserve"> </w:t>
+      </w:r>
+      <w:hyperlink w:anchor="ref-kahana2020computational">
+        <w:r>
+          <w:rPr>
+            <w:rStyle w:val="Hyperlink"/>
+          </w:rPr>
+          <w:t xml:space="preserve">Kahana, 2020</w:t>
+        </w:r>
+      </w:hyperlink>
+      <w:r>
+        <w:t xml:space="preserve">)</w:t>
+      </w:r>
+      <w:r>
+        <w:t xml:space="preserve">.</w:t>
+      </w:r>
+      <w:r>
+        <w:t xml:space="preserve"> </w:t>
+      </w:r>
+      <w:r>
+        <w:t xml:space="preserve">Related recognition findings show that temporal context retrieved by one probe can influence recognition of nearby studied probes</w:t>
+      </w:r>
+      <w:r>
+        <w:t xml:space="preserve"> </w:t>
+      </w:r>
+      <w:r>
+        <w:t xml:space="preserve">(</w:t>
+      </w:r>
+      <w:hyperlink w:anchor="ref-schwartz2005shadows">
+        <w:r>
+          <w:rPr>
+            <w:rStyle w:val="Hyperlink"/>
+          </w:rPr>
+          <w:t xml:space="preserve">Schwartz et al., 2005</w:t>
+        </w:r>
+      </w:hyperlink>
+      <w:r>
+        <w:t xml:space="preserve">)</w:t>
+      </w:r>
+      <w:r>
+        <w:t xml:space="preserve">.</w:t>
+      </w:r>
+      <w:r>
+        <w:t xml:space="preserve"> </w:t>
+      </w:r>
+      <w:r>
+        <w:t xml:space="preserve">The present simulation does not model decision criteria, foil familiarity, or confidence.</w:t>
+      </w:r>
+      <w:r>
+        <w:t xml:space="preserve"> </w:t>
+      </w:r>
+      <w:r>
+        <w:t xml:space="preserve">It isolates the supplied-item access step that recognition provides: the candidate film item is available first and can reinstate associated context before any need for that item to win a free-recall competition.</w:t>
       </w:r>
       <w:r>
         <w:t xml:space="preserve"> </w:t>
@@ -11804,7 +12702,7 @@
           <w:rPr>
             <w:rStyle w:val="Hyperlink"/>
           </w:rPr>
-          <w:t xml:space="preserve">Figure 6</w:t>
+          <w:t xml:space="preserve">Figure 13</w:t>
         </w:r>
       </w:hyperlink>
       <w:r>
@@ -11817,26 +12715,6 @@
         <w:t xml:space="preserve"> </w:t>
       </w:r>
       <w:r>
-        <w:t xml:space="preserve">In Simulation 3, supplied film cues update context between retrieval attempts, but the next response still has to be selected from candidates supported by the current context.</w:t>
-      </w:r>
-      <w:r>
-        <w:t xml:space="preserve"> </w:t>
-      </w:r>
-      <w:r>
-        <w:t xml:space="preserve">In Simulation 4, the film item is supplied by the test, so that item does not first have to win context-to-item selection against task items supported by overlapping context.</w:t>
-      </w:r>
-    </w:p>
-    <w:p>
-      <w:pPr>
-        <w:pStyle w:val="BodyText"/>
-      </w:pPr>
-      <w:r>
-        <w:t xml:space="preserve">This distinction is relevant to recognition-like tests, but the simulation targets the supplied-item access problem rather than a full recognition decision process.</w:t>
-      </w:r>
-      <w:r>
-        <w:t xml:space="preserve"> </w:t>
-      </w:r>
-      <w:r>
         <w:t xml:space="preserve">When recall requires context-to-item selection, overlapping context can support both film and task candidates, so interference can enter at item selection.</w:t>
       </w:r>
       <w:r>
@@ -11852,13 +12730,13 @@
         <w:t xml:space="preserve">This provides a test-format consequence of the same bidirectional item-context loop examined in Simulation 3.</w:t>
       </w:r>
     </w:p>
-    <w:bookmarkStart w:id="81" w:name="fig-simulation4-test-format-schematic"/>
+    <w:bookmarkStart w:id="109" w:name="fig-simulation4-test-format-schematic"/>
     <w:p>
       <w:pPr>
         <w:pStyle w:val="FigureTitle"/>
       </w:pPr>
       <w:r>
-        <w:t xml:space="preserve">Figure 6</w:t>
+        <w:t xml:space="preserve">Figure 13</w:t>
       </w:r>
     </w:p>
     <w:p>
@@ -11920,7 +12798,7 @@
         <w:t xml:space="preserve"> </w:t>
       </w:r>
       <w:r>
-        <w:t xml:space="preserve">Simulation 4 uses this distinction to show how item-cued or recognition-like tests can preserve access even when context-guided recall remains sensitive to interference.</w:t>
+        <w:t xml:space="preserve">Simulation 4 uses this distinction to show how recognition tests can preserve access even when context-guided recall remains sensitive to interference.</w:t>
       </w:r>
     </w:p>
     <w:p>
@@ -11932,18 +12810,18 @@
           <wp:inline>
             <wp:extent cx="5943600" cy="2773680"/>
             <wp:effectExtent b="0" l="0" r="0" t="0"/>
-            <wp:docPr descr="" title="" id="79" name="Picture"/>
+            <wp:docPr descr="" title="" id="107" name="Picture"/>
             <a:graphic>
               <a:graphicData uri="http://schemas.openxmlformats.org/drawingml/2006/picture">
                 <pic:pic>
                   <pic:nvPicPr>
-                    <pic:cNvPr descr="figures/simulation4_test_format_schematic.png" id="80" name="Picture"/>
+                    <pic:cNvPr descr="figures/simulation4_test_format_schematic.png" id="108" name="Picture"/>
                     <pic:cNvPicPr>
                       <a:picLocks noChangeArrowheads="1" noChangeAspect="1"/>
                     </pic:cNvPicPr>
                   </pic:nvPicPr>
                   <pic:blipFill>
-                    <a:blip r:embed="rId78"/>
+                    <a:blip r:embed="rId106"/>
                     <a:stretch>
                       <a:fillRect/>
                     </a:stretch>
@@ -11970,9 +12848,9 @@
         </w:drawing>
       </w:r>
     </w:p>
-    <w:bookmarkEnd w:id="81"/>
-    <w:bookmarkEnd w:id="82"/>
-    <w:bookmarkStart w:id="83" w:name="X3bccd27e2ac34ffe83600109912b9a30086b735"/>
+    <w:bookmarkEnd w:id="109"/>
+    <w:bookmarkEnd w:id="110"/>
+    <w:bookmarkStart w:id="111" w:name="X3bccd27e2ac34ffe83600109912b9a30086b735"/>
     <w:p>
       <w:pPr>
         <w:pStyle w:val="Heading2"/>
@@ -12063,9 +12941,9 @@
         <w:t xml:space="preserve">The predicted outcomes are film access, task-competitor retrieval, and retrieval outcomes by encoded phase or position.</w:t>
       </w:r>
     </w:p>
-    <w:bookmarkEnd w:id="83"/>
-    <w:bookmarkEnd w:id="84"/>
-    <w:bookmarkStart w:id="85" w:name="general-discussion"/>
+    <w:bookmarkEnd w:id="111"/>
+    <w:bookmarkEnd w:id="112"/>
+    <w:bookmarkStart w:id="113" w:name="general-discussion"/>
     <w:p>
       <w:pPr>
         <w:pStyle w:val="Heading1"/>
@@ -12074,8 +12952,8 @@
         <w:t xml:space="preserve">General Discussion</w:t>
       </w:r>
     </w:p>
-    <w:bookmarkEnd w:id="85"/>
-    <w:bookmarkStart w:id="168" w:name="references"/>
+    <w:bookmarkEnd w:id="113"/>
+    <w:bookmarkStart w:id="202" w:name="references"/>
     <w:p>
       <w:pPr>
         <w:pStyle w:val="Heading1"/>
@@ -12084,8 +12962,8 @@
         <w:t xml:space="preserve">References</w:t>
       </w:r>
     </w:p>
-    <w:bookmarkStart w:id="167" w:name="refs"/>
-    <w:bookmarkStart w:id="87" w:name="ref-asselbergs2023systematic"/>
+    <w:bookmarkStart w:id="201" w:name="refs"/>
+    <w:bookmarkStart w:id="115" w:name="ref-asselbergs2023systematic"/>
     <w:p>
       <w:pPr>
         <w:pStyle w:val="Bibliography"/>
@@ -12122,7 +13000,7 @@
       <w:r>
         <w:t xml:space="preserve"> </w:t>
       </w:r>
-      <w:hyperlink r:id="rId86">
+      <w:hyperlink r:id="rId114">
         <w:r>
           <w:rPr>
             <w:rStyle w:val="Hyperlink"/>
@@ -12131,8 +13009,8 @@
         </w:r>
       </w:hyperlink>
     </w:p>
-    <w:bookmarkEnd w:id="87"/>
-    <w:bookmarkStart w:id="89" w:name="ref-baddeley2000working"/>
+    <w:bookmarkEnd w:id="115"/>
+    <w:bookmarkStart w:id="117" w:name="ref-baddeley2000working"/>
     <w:p>
       <w:pPr>
         <w:pStyle w:val="Bibliography"/>
@@ -12169,7 +13047,7 @@
       <w:r>
         <w:t xml:space="preserve"> </w:t>
       </w:r>
-      <w:hyperlink r:id="rId88">
+      <w:hyperlink r:id="rId116">
         <w:r>
           <w:rPr>
             <w:rStyle w:val="Hyperlink"/>
@@ -12178,8 +13056,8 @@
         </w:r>
       </w:hyperlink>
     </w:p>
-    <w:bookmarkEnd w:id="89"/>
-    <w:bookmarkStart w:id="91" w:name="ref-bonsall2023temporal"/>
+    <w:bookmarkEnd w:id="117"/>
+    <w:bookmarkStart w:id="119" w:name="ref-bonsall2023temporal"/>
     <w:p>
       <w:pPr>
         <w:pStyle w:val="Bibliography"/>
@@ -12216,7 +13094,7 @@
       <w:r>
         <w:t xml:space="preserve"> </w:t>
       </w:r>
-      <w:hyperlink r:id="rId90">
+      <w:hyperlink r:id="rId118">
         <w:r>
           <w:rPr>
             <w:rStyle w:val="Hyperlink"/>
@@ -12225,8 +13103,8 @@
         </w:r>
       </w:hyperlink>
     </w:p>
-    <w:bookmarkEnd w:id="91"/>
-    <w:bookmarkStart w:id="93" w:name="ref-boyle2025why"/>
+    <w:bookmarkEnd w:id="119"/>
+    <w:bookmarkStart w:id="121" w:name="ref-boyle2025why"/>
     <w:p>
       <w:pPr>
         <w:pStyle w:val="Bibliography"/>
@@ -12263,7 +13141,7 @@
       <w:r>
         <w:t xml:space="preserve"> </w:t>
       </w:r>
-      <w:hyperlink r:id="rId92">
+      <w:hyperlink r:id="rId120">
         <w:r>
           <w:rPr>
             <w:rStyle w:val="Hyperlink"/>
@@ -12272,8 +13150,8 @@
         </w:r>
       </w:hyperlink>
     </w:p>
-    <w:bookmarkEnd w:id="93"/>
-    <w:bookmarkStart w:id="95" w:name="ref-brewin2014episodic"/>
+    <w:bookmarkEnd w:id="121"/>
+    <w:bookmarkStart w:id="123" w:name="ref-brewin2014episodic"/>
     <w:p>
       <w:pPr>
         <w:pStyle w:val="Bibliography"/>
@@ -12310,7 +13188,7 @@
       <w:r>
         <w:t xml:space="preserve"> </w:t>
       </w:r>
-      <w:hyperlink r:id="rId94">
+      <w:hyperlink r:id="rId122">
         <w:r>
           <w:rPr>
             <w:rStyle w:val="Hyperlink"/>
@@ -12319,8 +13197,8 @@
         </w:r>
       </w:hyperlink>
     </w:p>
-    <w:bookmarkEnd w:id="95"/>
-    <w:bookmarkStart w:id="97" w:name="ref-brewin1996dual"/>
+    <w:bookmarkEnd w:id="123"/>
+    <w:bookmarkStart w:id="125" w:name="ref-brewin1996dual"/>
     <w:p>
       <w:pPr>
         <w:pStyle w:val="Bibliography"/>
@@ -12357,7 +13235,7 @@
       <w:r>
         <w:t xml:space="preserve"> </w:t>
       </w:r>
-      <w:hyperlink r:id="rId96">
+      <w:hyperlink r:id="rId124">
         <w:r>
           <w:rPr>
             <w:rStyle w:val="Hyperlink"/>
@@ -12366,8 +13244,8 @@
         </w:r>
       </w:hyperlink>
     </w:p>
-    <w:bookmarkEnd w:id="97"/>
-    <w:bookmarkStart w:id="99" w:name="ref-brewin2010intrusive"/>
+    <w:bookmarkEnd w:id="125"/>
+    <w:bookmarkStart w:id="127" w:name="ref-brewin2010intrusive"/>
     <w:p>
       <w:pPr>
         <w:pStyle w:val="Bibliography"/>
@@ -12404,7 +13282,7 @@
       <w:r>
         <w:t xml:space="preserve"> </w:t>
       </w:r>
-      <w:hyperlink r:id="rId98">
+      <w:hyperlink r:id="rId126">
         <w:r>
           <w:rPr>
             <w:rStyle w:val="Hyperlink"/>
@@ -12413,8 +13291,8 @@
         </w:r>
       </w:hyperlink>
     </w:p>
-    <w:bookmarkEnd w:id="99"/>
-    <w:bookmarkStart w:id="101" w:name="ref-cohen2022memory"/>
+    <w:bookmarkEnd w:id="127"/>
+    <w:bookmarkStart w:id="129" w:name="ref-cohen2022memory"/>
     <w:p>
       <w:pPr>
         <w:pStyle w:val="Bibliography"/>
@@ -12451,7 +13329,7 @@
       <w:r>
         <w:t xml:space="preserve"> </w:t>
       </w:r>
-      <w:hyperlink r:id="rId100">
+      <w:hyperlink r:id="rId128">
         <w:r>
           <w:rPr>
             <w:rStyle w:val="Hyperlink"/>
@@ -12460,8 +13338,8 @@
         </w:r>
       </w:hyperlink>
     </w:p>
-    <w:bookmarkEnd w:id="101"/>
-    <w:bookmarkStart w:id="103" w:name="ref-deeprose2012imagery"/>
+    <w:bookmarkEnd w:id="129"/>
+    <w:bookmarkStart w:id="131" w:name="ref-deeprose2012imagery"/>
     <w:p>
       <w:pPr>
         <w:pStyle w:val="Bibliography"/>
@@ -12498,7 +13376,7 @@
       <w:r>
         <w:t xml:space="preserve"> </w:t>
       </w:r>
-      <w:hyperlink r:id="rId102">
+      <w:hyperlink r:id="rId130">
         <w:r>
           <w:rPr>
             <w:rStyle w:val="Hyperlink"/>
@@ -12507,8 +13385,8 @@
         </w:r>
       </w:hyperlink>
     </w:p>
-    <w:bookmarkEnd w:id="103"/>
-    <w:bookmarkStart w:id="104" w:name="ref-dupertuys2026ukraine"/>
+    <w:bookmarkEnd w:id="131"/>
+    <w:bookmarkStart w:id="132" w:name="ref-dupertuys2026ukraine"/>
     <w:p>
       <w:pPr>
         <w:pStyle w:val="Bibliography"/>
@@ -12544,8 +13422,8 @@
         <w:t xml:space="preserve">.</w:t>
       </w:r>
     </w:p>
-    <w:bookmarkEnd w:id="104"/>
-    <w:bookmarkStart w:id="106" w:name="ref-ehlers2000cognitive"/>
+    <w:bookmarkEnd w:id="132"/>
+    <w:bookmarkStart w:id="134" w:name="ref-ehlers2000cognitive"/>
     <w:p>
       <w:pPr>
         <w:pStyle w:val="Bibliography"/>
@@ -12582,7 +13460,7 @@
       <w:r>
         <w:t xml:space="preserve"> </w:t>
       </w:r>
-      <w:hyperlink r:id="rId105">
+      <w:hyperlink r:id="rId133">
         <w:r>
           <w:rPr>
             <w:rStyle w:val="Hyperlink"/>
@@ -12591,8 +13469,55 @@
         </w:r>
       </w:hyperlink>
     </w:p>
-    <w:bookmarkEnd w:id="106"/>
-    <w:bookmarkStart w:id="108" w:name="ref-holmes2008inducing"/>
+    <w:bookmarkEnd w:id="134"/>
+    <w:bookmarkStart w:id="136" w:name="ref-healey2016four"/>
+    <w:p>
+      <w:pPr>
+        <w:pStyle w:val="Bibliography"/>
+      </w:pPr>
+      <w:r>
+        <w:t xml:space="preserve">Healey, M. K., &amp; Kahana, M. J. (2016). A four-component model of age-related memory change.</w:t>
+      </w:r>
+      <w:r>
+        <w:t xml:space="preserve"> </w:t>
+      </w:r>
+      <w:r>
+        <w:rPr>
+          <w:i/>
+          <w:iCs/>
+        </w:rPr>
+        <w:t xml:space="preserve">Psychological Review</w:t>
+      </w:r>
+      <w:r>
+        <w:t xml:space="preserve">,</w:t>
+      </w:r>
+      <w:r>
+        <w:t xml:space="preserve"> </w:t>
+      </w:r>
+      <w:r>
+        <w:rPr>
+          <w:i/>
+          <w:iCs/>
+        </w:rPr>
+        <w:t xml:space="preserve">123</w:t>
+      </w:r>
+      <w:r>
+        <w:t xml:space="preserve">(1), 23–69.</w:t>
+      </w:r>
+      <w:r>
+        <w:t xml:space="preserve"> </w:t>
+      </w:r>
+      <w:hyperlink r:id="rId135">
+        <w:r>
+          <w:rPr>
+            <w:rStyle w:val="Hyperlink"/>
+          </w:rPr>
+          <w:t xml:space="preserve">https://doi.org/10.1037/rev0000015</w:t>
+        </w:r>
+      </w:hyperlink>
+    </w:p>
+    <w:bookmarkEnd w:id="136"/>
+    <w:bookmarkStart w:id="138" w:name="ref-holmes2008inducing"/>
     <w:p>
       <w:pPr>
         <w:pStyle w:val="Bibliography"/>
@@ -12629,7 +13554,7 @@
       <w:r>
         <w:t xml:space="preserve"> </w:t>
       </w:r>
-      <w:hyperlink r:id="rId107">
+      <w:hyperlink r:id="rId137">
         <w:r>
           <w:rPr>
             <w:rStyle w:val="Hyperlink"/>
@@ -12638,8 +13563,8 @@
         </w:r>
       </w:hyperlink>
     </w:p>
-    <w:bookmarkEnd w:id="108"/>
-    <w:bookmarkStart w:id="110" w:name="ref-holmes2004trauma"/>
+    <w:bookmarkEnd w:id="138"/>
+    <w:bookmarkStart w:id="140" w:name="ref-holmes2004trauma"/>
     <w:p>
       <w:pPr>
         <w:pStyle w:val="Bibliography"/>
@@ -12676,7 +13601,7 @@
       <w:r>
         <w:t xml:space="preserve"> </w:t>
       </w:r>
-      <w:hyperlink r:id="rId109">
+      <w:hyperlink r:id="rId139">
         <w:r>
           <w:rPr>
             <w:rStyle w:val="Hyperlink"/>
@@ -12685,8 +13610,8 @@
         </w:r>
       </w:hyperlink>
     </w:p>
-    <w:bookmarkEnd w:id="110"/>
-    <w:bookmarkStart w:id="112" w:name="ref-holmes2009can"/>
+    <w:bookmarkEnd w:id="140"/>
+    <w:bookmarkStart w:id="142" w:name="ref-holmes2009can"/>
     <w:p>
       <w:pPr>
         <w:pStyle w:val="Bibliography"/>
@@ -12735,7 +13660,7 @@
       <w:r>
         <w:t xml:space="preserve"> </w:t>
       </w:r>
-      <w:hyperlink r:id="rId111">
+      <w:hyperlink r:id="rId141">
         <w:r>
           <w:rPr>
             <w:rStyle w:val="Hyperlink"/>
@@ -12744,8 +13669,8 @@
         </w:r>
       </w:hyperlink>
     </w:p>
-    <w:bookmarkEnd w:id="112"/>
-    <w:bookmarkStart w:id="114" w:name="ref-holmes2010key"/>
+    <w:bookmarkEnd w:id="142"/>
+    <w:bookmarkStart w:id="144" w:name="ref-holmes2010key"/>
     <w:p>
       <w:pPr>
         <w:pStyle w:val="Bibliography"/>
@@ -12803,7 +13728,7 @@
       <w:r>
         <w:t xml:space="preserve"> </w:t>
       </w:r>
-      <w:hyperlink r:id="rId113">
+      <w:hyperlink r:id="rId143">
         <w:r>
           <w:rPr>
             <w:rStyle w:val="Hyperlink"/>
@@ -12812,8 +13737,8 @@
         </w:r>
       </w:hyperlink>
     </w:p>
-    <w:bookmarkEnd w:id="114"/>
-    <w:bookmarkStart w:id="116" w:name="ref-horsch2017reducing"/>
+    <w:bookmarkEnd w:id="144"/>
+    <w:bookmarkStart w:id="146" w:name="ref-horsch2017reducing"/>
     <w:p>
       <w:pPr>
         <w:pStyle w:val="Bibliography"/>
@@ -12850,7 +13775,7 @@
       <w:r>
         <w:t xml:space="preserve"> </w:t>
       </w:r>
-      <w:hyperlink r:id="rId115">
+      <w:hyperlink r:id="rId145">
         <w:r>
           <w:rPr>
             <w:rStyle w:val="Hyperlink"/>
@@ -12859,8 +13784,8 @@
         </w:r>
       </w:hyperlink>
     </w:p>
-    <w:bookmarkEnd w:id="116"/>
-    <w:bookmarkStart w:id="118" w:name="ref-howard2002distributed"/>
+    <w:bookmarkEnd w:id="146"/>
+    <w:bookmarkStart w:id="148" w:name="ref-howard2002distributed"/>
     <w:p>
       <w:pPr>
         <w:pStyle w:val="Bibliography"/>
@@ -12897,7 +13822,7 @@
       <w:r>
         <w:t xml:space="preserve"> </w:t>
       </w:r>
-      <w:hyperlink r:id="rId117">
+      <w:hyperlink r:id="rId147">
         <w:r>
           <w:rPr>
             <w:rStyle w:val="Hyperlink"/>
@@ -12906,8 +13831,8 @@
         </w:r>
       </w:hyperlink>
     </w:p>
-    <w:bookmarkEnd w:id="118"/>
-    <w:bookmarkStart w:id="119" w:name="ref-howard2008persistence"/>
+    <w:bookmarkEnd w:id="148"/>
+    <w:bookmarkStart w:id="149" w:name="ref-howard2008persistence"/>
     <w:p>
       <w:pPr>
         <w:pStyle w:val="Bibliography"/>
@@ -12942,8 +13867,8 @@
         <w:t xml:space="preserve">(1), 58–63.</w:t>
       </w:r>
     </w:p>
-    <w:bookmarkEnd w:id="119"/>
-    <w:bookmarkStart w:id="121" w:name="ref-hupbach2008dynamics"/>
+    <w:bookmarkEnd w:id="149"/>
+    <w:bookmarkStart w:id="151" w:name="ref-hupbach2008dynamics"/>
     <w:p>
       <w:pPr>
         <w:pStyle w:val="Bibliography"/>
@@ -12980,7 +13905,7 @@
       <w:r>
         <w:t xml:space="preserve"> </w:t>
       </w:r>
-      <w:hyperlink r:id="rId120">
+      <w:hyperlink r:id="rId150">
         <w:r>
           <w:rPr>
             <w:rStyle w:val="Hyperlink"/>
@@ -12989,8 +13914,8 @@
         </w:r>
       </w:hyperlink>
     </w:p>
-    <w:bookmarkEnd w:id="121"/>
-    <w:bookmarkStart w:id="123" w:name="ref-iyadurai2018preventing"/>
+    <w:bookmarkEnd w:id="151"/>
+    <w:bookmarkStart w:id="153" w:name="ref-iyadurai2018preventing"/>
     <w:p>
       <w:pPr>
         <w:pStyle w:val="Bibliography"/>
@@ -13039,7 +13964,7 @@
       <w:r>
         <w:t xml:space="preserve"> </w:t>
       </w:r>
-      <w:hyperlink r:id="rId122">
+      <w:hyperlink r:id="rId152">
         <w:r>
           <w:rPr>
             <w:rStyle w:val="Hyperlink"/>
@@ -13048,8 +13973,8 @@
         </w:r>
       </w:hyperlink>
     </w:p>
-    <w:bookmarkEnd w:id="123"/>
-    <w:bookmarkStart w:id="125" w:name="ref-iyadurai2019intrusive"/>
+    <w:bookmarkEnd w:id="153"/>
+    <w:bookmarkStart w:id="155" w:name="ref-iyadurai2019intrusive"/>
     <w:p>
       <w:pPr>
         <w:pStyle w:val="Bibliography"/>
@@ -13086,7 +14011,7 @@
       <w:r>
         <w:t xml:space="preserve"> </w:t>
       </w:r>
-      <w:hyperlink r:id="rId124">
+      <w:hyperlink r:id="rId154">
         <w:r>
           <w:rPr>
             <w:rStyle w:val="Hyperlink"/>
@@ -13095,8 +14020,8 @@
         </w:r>
       </w:hyperlink>
     </w:p>
-    <w:bookmarkEnd w:id="125"/>
-    <w:bookmarkStart w:id="127" w:name="ref-james2015computer"/>
+    <w:bookmarkEnd w:id="155"/>
+    <w:bookmarkStart w:id="157" w:name="ref-james2015computer"/>
     <w:p>
       <w:pPr>
         <w:pStyle w:val="Bibliography"/>
@@ -13133,7 +14058,7 @@
       <w:r>
         <w:t xml:space="preserve"> </w:t>
       </w:r>
-      <w:hyperlink r:id="rId126">
+      <w:hyperlink r:id="rId156">
         <w:r>
           <w:rPr>
             <w:rStyle w:val="Hyperlink"/>
@@ -13142,8 +14067,8 @@
         </w:r>
       </w:hyperlink>
     </w:p>
-    <w:bookmarkEnd w:id="127"/>
-    <w:bookmarkStart w:id="129" w:name="ref-james2016trauma"/>
+    <w:bookmarkEnd w:id="157"/>
+    <w:bookmarkStart w:id="159" w:name="ref-james2016trauma"/>
     <w:p>
       <w:pPr>
         <w:pStyle w:val="Bibliography"/>
@@ -13180,7 +14105,7 @@
       <w:r>
         <w:t xml:space="preserve"> </w:t>
       </w:r>
-      <w:hyperlink r:id="rId128">
+      <w:hyperlink r:id="rId158">
         <w:r>
           <w:rPr>
             <w:rStyle w:val="Hyperlink"/>
@@ -13189,8 +14114,8 @@
         </w:r>
       </w:hyperlink>
     </w:p>
-    <w:bookmarkEnd w:id="129"/>
-    <w:bookmarkStart w:id="130" w:name="ref-kahana1996associative"/>
+    <w:bookmarkEnd w:id="159"/>
+    <w:bookmarkStart w:id="160" w:name="ref-kahana1996associative"/>
     <w:p>
       <w:pPr>
         <w:pStyle w:val="Bibliography"/>
@@ -13225,8 +14150,55 @@
         <w:t xml:space="preserve">(1), 103–109.</w:t>
       </w:r>
     </w:p>
-    <w:bookmarkEnd w:id="130"/>
-    <w:bookmarkStart w:id="132" w:name="ref-kanstrup2021single"/>
+    <w:bookmarkEnd w:id="160"/>
+    <w:bookmarkStart w:id="162" w:name="ref-kahana2020computational"/>
+    <w:p>
+      <w:pPr>
+        <w:pStyle w:val="Bibliography"/>
+      </w:pPr>
+      <w:r>
+        <w:t xml:space="preserve">Kahana, M. J. (2020). Computational models of memory search.</w:t>
+      </w:r>
+      <w:r>
+        <w:t xml:space="preserve"> </w:t>
+      </w:r>
+      <w:r>
+        <w:rPr>
+          <w:i/>
+          <w:iCs/>
+        </w:rPr>
+        <w:t xml:space="preserve">Annual Review of Psychology</w:t>
+      </w:r>
+      <w:r>
+        <w:t xml:space="preserve">,</w:t>
+      </w:r>
+      <w:r>
+        <w:t xml:space="preserve"> </w:t>
+      </w:r>
+      <w:r>
+        <w:rPr>
+          <w:i/>
+          <w:iCs/>
+        </w:rPr>
+        <w:t xml:space="preserve">71</w:t>
+      </w:r>
+      <w:r>
+        <w:t xml:space="preserve">, 107–138.</w:t>
+      </w:r>
+      <w:r>
+        <w:t xml:space="preserve"> </w:t>
+      </w:r>
+      <w:hyperlink r:id="rId161">
+        <w:r>
+          <w:rPr>
+            <w:rStyle w:val="Hyperlink"/>
+          </w:rPr>
+          <w:t xml:space="preserve">https://doi.org/10.1146/annurev-psych-010418-103358</w:t>
+        </w:r>
+      </w:hyperlink>
+    </w:p>
+    <w:bookmarkEnd w:id="162"/>
+    <w:bookmarkStart w:id="164" w:name="ref-kanstrup2021single"/>
     <w:p>
       <w:pPr>
         <w:pStyle w:val="Bibliography"/>
@@ -13263,7 +14235,7 @@
       <w:r>
         <w:t xml:space="preserve"> </w:t>
       </w:r>
-      <w:hyperlink r:id="rId131">
+      <w:hyperlink r:id="rId163">
         <w:r>
           <w:rPr>
             <w:rStyle w:val="Hyperlink"/>
@@ -13272,8 +14244,8 @@
         </w:r>
       </w:hyperlink>
     </w:p>
-    <w:bookmarkEnd w:id="132"/>
-    <w:bookmarkStart w:id="134" w:name="ref-kessler2020visuospatial"/>
+    <w:bookmarkEnd w:id="164"/>
+    <w:bookmarkStart w:id="166" w:name="ref-kessler2020visuospatial"/>
     <w:p>
       <w:pPr>
         <w:pStyle w:val="Bibliography"/>
@@ -13310,7 +14282,7 @@
       <w:r>
         <w:t xml:space="preserve"> </w:t>
       </w:r>
-      <w:hyperlink r:id="rId133">
+      <w:hyperlink r:id="rId165">
         <w:r>
           <w:rPr>
             <w:rStyle w:val="Hyperlink"/>
@@ -13319,8 +14291,8 @@
         </w:r>
       </w:hyperlink>
     </w:p>
-    <w:bookmarkEnd w:id="134"/>
-    <w:bookmarkStart w:id="136" w:name="ref-kindt2009beyond"/>
+    <w:bookmarkEnd w:id="166"/>
+    <w:bookmarkStart w:id="168" w:name="ref-kindt2009beyond"/>
     <w:p>
       <w:pPr>
         <w:pStyle w:val="Bibliography"/>
@@ -13357,7 +14329,7 @@
       <w:r>
         <w:t xml:space="preserve"> </w:t>
       </w:r>
-      <w:hyperlink r:id="rId135">
+      <w:hyperlink r:id="rId167">
         <w:r>
           <w:rPr>
             <w:rStyle w:val="Hyperlink"/>
@@ -13366,8 +14338,8 @@
         </w:r>
       </w:hyperlink>
     </w:p>
-    <w:bookmarkEnd w:id="136"/>
-    <w:bookmarkStart w:id="138" w:name="ref-kragel2015neural"/>
+    <w:bookmarkEnd w:id="168"/>
+    <w:bookmarkStart w:id="170" w:name="ref-kragel2015neural"/>
     <w:p>
       <w:pPr>
         <w:pStyle w:val="Bibliography"/>
@@ -13404,7 +14376,7 @@
       <w:r>
         <w:t xml:space="preserve"> </w:t>
       </w:r>
-      <w:hyperlink r:id="rId137">
+      <w:hyperlink r:id="rId169">
         <w:r>
           <w:rPr>
             <w:rStyle w:val="Hyperlink"/>
@@ -13413,8 +14385,8 @@
         </w:r>
       </w:hyperlink>
     </w:p>
-    <w:bookmarkEnd w:id="138"/>
-    <w:bookmarkStart w:id="140" w:name="ref-krans2009intrusive"/>
+    <w:bookmarkEnd w:id="170"/>
+    <w:bookmarkStart w:id="172" w:name="ref-krans2009intrusive"/>
     <w:p>
       <w:pPr>
         <w:pStyle w:val="Bibliography"/>
@@ -13451,7 +14423,7 @@
       <w:r>
         <w:t xml:space="preserve"> </w:t>
       </w:r>
-      <w:hyperlink r:id="rId139">
+      <w:hyperlink r:id="rId171">
         <w:r>
           <w:rPr>
             <w:rStyle w:val="Hyperlink"/>
@@ -13460,8 +14432,8 @@
         </w:r>
       </w:hyperlink>
     </w:p>
-    <w:bookmarkEnd w:id="140"/>
-    <w:bookmarkStart w:id="142" w:name="ref-lau2019intrusive"/>
+    <w:bookmarkEnd w:id="172"/>
+    <w:bookmarkStart w:id="174" w:name="ref-lau2019intrusive"/>
     <w:p>
       <w:pPr>
         <w:pStyle w:val="Bibliography"/>
@@ -13498,7 +14470,7 @@
       <w:r>
         <w:t xml:space="preserve"> </w:t>
       </w:r>
-      <w:hyperlink r:id="rId141">
+      <w:hyperlink r:id="rId173">
         <w:r>
           <w:rPr>
             <w:rStyle w:val="Hyperlink"/>
@@ -13507,8 +14479,8 @@
         </w:r>
       </w:hyperlink>
     </w:p>
-    <w:bookmarkEnd w:id="142"/>
-    <w:bookmarkStart w:id="144" w:name="ref-lau2021selectively"/>
+    <w:bookmarkEnd w:id="174"/>
+    <w:bookmarkStart w:id="176" w:name="ref-lau2021selectively"/>
     <w:p>
       <w:pPr>
         <w:pStyle w:val="Bibliography"/>
@@ -13545,7 +14517,7 @@
       <w:r>
         <w:t xml:space="preserve"> </w:t>
       </w:r>
-      <w:hyperlink r:id="rId143">
+      <w:hyperlink r:id="rId175">
         <w:r>
           <w:rPr>
             <w:rStyle w:val="Hyperlink"/>
@@ -13554,8 +14526,8 @@
         </w:r>
       </w:hyperlink>
     </w:p>
-    <w:bookmarkEnd w:id="144"/>
-    <w:bookmarkStart w:id="146" w:name="ref-lohnas2015expanding"/>
+    <w:bookmarkEnd w:id="176"/>
+    <w:bookmarkStart w:id="178" w:name="ref-lohnas2015expanding"/>
     <w:p>
       <w:pPr>
         <w:pStyle w:val="Bibliography"/>
@@ -13592,7 +14564,7 @@
       <w:r>
         <w:t xml:space="preserve"> </w:t>
       </w:r>
-      <w:hyperlink r:id="rId145">
+      <w:hyperlink r:id="rId177">
         <w:r>
           <w:rPr>
             <w:rStyle w:val="Hyperlink"/>
@@ -13601,8 +14573,8 @@
         </w:r>
       </w:hyperlink>
     </w:p>
-    <w:bookmarkEnd w:id="146"/>
-    <w:bookmarkStart w:id="148" w:name="ref-morton2016predictive"/>
+    <w:bookmarkEnd w:id="178"/>
+    <w:bookmarkStart w:id="180" w:name="ref-morton2016predictive"/>
     <w:p>
       <w:pPr>
         <w:pStyle w:val="Bibliography"/>
@@ -13639,7 +14611,7 @@
       <w:r>
         <w:t xml:space="preserve"> </w:t>
       </w:r>
-      <w:hyperlink r:id="rId147">
+      <w:hyperlink r:id="rId179">
         <w:r>
           <w:rPr>
             <w:rStyle w:val="Hyperlink"/>
@@ -13648,8 +14620,8 @@
         </w:r>
       </w:hyperlink>
     </w:p>
-    <w:bookmarkEnd w:id="148"/>
-    <w:bookmarkStart w:id="150" w:name="ref-polyn2009context"/>
+    <w:bookmarkEnd w:id="180"/>
+    <w:bookmarkStart w:id="182" w:name="ref-polyn2009context"/>
     <w:p>
       <w:pPr>
         <w:pStyle w:val="Bibliography"/>
@@ -13686,7 +14658,7 @@
       <w:r>
         <w:t xml:space="preserve"> </w:t>
       </w:r>
-      <w:hyperlink r:id="rId149">
+      <w:hyperlink r:id="rId181">
         <w:r>
           <w:rPr>
             <w:rStyle w:val="Hyperlink"/>
@@ -13695,8 +14667,8 @@
         </w:r>
       </w:hyperlink>
     </w:p>
-    <w:bookmarkEnd w:id="150"/>
-    <w:bookmarkStart w:id="152" w:name="ref-polyn2009task"/>
+    <w:bookmarkEnd w:id="182"/>
+    <w:bookmarkStart w:id="184" w:name="ref-polyn2009task"/>
     <w:p>
       <w:pPr>
         <w:pStyle w:val="Bibliography"/>
@@ -13733,7 +14705,7 @@
       <w:r>
         <w:t xml:space="preserve"> </w:t>
       </w:r>
-      <w:hyperlink r:id="rId151">
+      <w:hyperlink r:id="rId183">
         <w:r>
           <w:rPr>
             <w:rStyle w:val="Hyperlink"/>
@@ -13742,8 +14714,55 @@
         </w:r>
       </w:hyperlink>
     </w:p>
-    <w:bookmarkEnd w:id="152"/>
-    <w:bookmarkStart w:id="154" w:name="ref-sederberg2011human"/>
+    <w:bookmarkEnd w:id="184"/>
+    <w:bookmarkStart w:id="186" w:name="ref-schwartz2005shadows"/>
+    <w:p>
+      <w:pPr>
+        <w:pStyle w:val="Bibliography"/>
+      </w:pPr>
+      <w:r>
+        <w:t xml:space="preserve">Schwartz, G., Howard, M. W., Jing, B., &amp; Kahana, M. J. (2005). Shadows of the past: Temporal retrieval effects in recognition memory.</w:t>
+      </w:r>
+      <w:r>
+        <w:t xml:space="preserve"> </w:t>
+      </w:r>
+      <w:r>
+        <w:rPr>
+          <w:i/>
+          <w:iCs/>
+        </w:rPr>
+        <w:t xml:space="preserve">Psychological Science</w:t>
+      </w:r>
+      <w:r>
+        <w:t xml:space="preserve">,</w:t>
+      </w:r>
+      <w:r>
+        <w:t xml:space="preserve"> </w:t>
+      </w:r>
+      <w:r>
+        <w:rPr>
+          <w:i/>
+          <w:iCs/>
+        </w:rPr>
+        <w:t xml:space="preserve">16</w:t>
+      </w:r>
+      <w:r>
+        <w:t xml:space="preserve">(11), 898–904.</w:t>
+      </w:r>
+      <w:r>
+        <w:t xml:space="preserve"> </w:t>
+      </w:r>
+      <w:hyperlink r:id="rId185">
+        <w:r>
+          <w:rPr>
+            <w:rStyle w:val="Hyperlink"/>
+          </w:rPr>
+          <w:t xml:space="preserve">https://doi.org/10.1111/j.1467-9280.2005.01634.x</w:t>
+        </w:r>
+      </w:hyperlink>
+    </w:p>
+    <w:bookmarkEnd w:id="186"/>
+    <w:bookmarkStart w:id="188" w:name="ref-sederberg2011human"/>
     <w:p>
       <w:pPr>
         <w:pStyle w:val="Bibliography"/>
@@ -13780,7 +14799,7 @@
       <w:r>
         <w:t xml:space="preserve"> </w:t>
       </w:r>
-      <w:hyperlink r:id="rId153">
+      <w:hyperlink r:id="rId187">
         <w:r>
           <w:rPr>
             <w:rStyle w:val="Hyperlink"/>
@@ -13789,8 +14808,8 @@
         </w:r>
       </w:hyperlink>
     </w:p>
-    <w:bookmarkEnd w:id="154"/>
-    <w:bookmarkStart w:id="156" w:name="ref-sederberg2008context"/>
+    <w:bookmarkEnd w:id="188"/>
+    <w:bookmarkStart w:id="190" w:name="ref-sederberg2008context"/>
     <w:p>
       <w:pPr>
         <w:pStyle w:val="Bibliography"/>
@@ -13827,7 +14846,7 @@
       <w:r>
         <w:t xml:space="preserve"> </w:t>
       </w:r>
-      <w:hyperlink r:id="rId155">
+      <w:hyperlink r:id="rId189">
         <w:r>
           <w:rPr>
             <w:rStyle w:val="Hyperlink"/>
@@ -13836,8 +14855,8 @@
         </w:r>
       </w:hyperlink>
     </w:p>
-    <w:bookmarkEnd w:id="156"/>
-    <w:bookmarkStart w:id="158" w:name="ref-talmi2019retrieved"/>
+    <w:bookmarkEnd w:id="190"/>
+    <w:bookmarkStart w:id="192" w:name="ref-talmi2019retrieved"/>
     <w:p>
       <w:pPr>
         <w:pStyle w:val="Bibliography"/>
@@ -13874,7 +14893,7 @@
       <w:r>
         <w:t xml:space="preserve"> </w:t>
       </w:r>
-      <w:hyperlink r:id="rId157">
+      <w:hyperlink r:id="rId191">
         <w:r>
           <w:rPr>
             <w:rStyle w:val="Hyperlink"/>
@@ -13883,8 +14902,8 @@
         </w:r>
       </w:hyperlink>
     </w:p>
-    <w:bookmarkEnd w:id="158"/>
-    <w:bookmarkStart w:id="160" w:name="ref-varma2024experimental"/>
+    <w:bookmarkEnd w:id="192"/>
+    <w:bookmarkStart w:id="194" w:name="ref-varma2024experimental"/>
     <w:p>
       <w:pPr>
         <w:pStyle w:val="Bibliography"/>
@@ -13921,7 +14940,7 @@
       <w:r>
         <w:t xml:space="preserve"> </w:t>
       </w:r>
-      <w:hyperlink r:id="rId159">
+      <w:hyperlink r:id="rId193">
         <w:r>
           <w:rPr>
             <w:rStyle w:val="Hyperlink"/>
@@ -13930,8 +14949,8 @@
         </w:r>
       </w:hyperlink>
     </w:p>
-    <w:bookmarkEnd w:id="160"/>
-    <w:bookmarkStart w:id="162" w:name="ref-wessel2025evidence"/>
+    <w:bookmarkEnd w:id="194"/>
+    <w:bookmarkStart w:id="196" w:name="ref-wessel2025evidence"/>
     <w:p>
       <w:pPr>
         <w:pStyle w:val="Bibliography"/>
@@ -13980,7 +14999,7 @@
       <w:r>
         <w:t xml:space="preserve"> </w:t>
       </w:r>
-      <w:hyperlink r:id="rId161">
+      <w:hyperlink r:id="rId195">
         <w:r>
           <w:rPr>
             <w:rStyle w:val="Hyperlink"/>
@@ -13989,8 +15008,8 @@
         </w:r>
       </w:hyperlink>
     </w:p>
-    <w:bookmarkEnd w:id="162"/>
-    <w:bookmarkStart w:id="164" w:name="ref-zaromb2006temporal"/>
+    <w:bookmarkEnd w:id="196"/>
+    <w:bookmarkStart w:id="198" w:name="ref-zaromb2006temporal"/>
     <w:p>
       <w:pPr>
         <w:pStyle w:val="Bibliography"/>
@@ -14027,7 +15046,7 @@
       <w:r>
         <w:t xml:space="preserve"> </w:t>
       </w:r>
-      <w:hyperlink r:id="rId163">
+      <w:hyperlink r:id="rId197">
         <w:r>
           <w:rPr>
             <w:rStyle w:val="Hyperlink"/>
@@ -14036,8 +15055,8 @@
         </w:r>
       </w:hyperlink>
     </w:p>
-    <w:bookmarkEnd w:id="164"/>
-    <w:bookmarkStart w:id="166" w:name="ref-zhou2025episodic"/>
+    <w:bookmarkEnd w:id="198"/>
+    <w:bookmarkStart w:id="200" w:name="ref-zhou2025episodic"/>
     <w:p>
       <w:pPr>
         <w:pStyle w:val="Bibliography"/>
@@ -14074,7 +15093,7 @@
       <w:r>
         <w:t xml:space="preserve"> </w:t>
       </w:r>
-      <w:hyperlink r:id="rId165">
+      <w:hyperlink r:id="rId199">
         <w:r>
           <w:rPr>
             <w:rStyle w:val="Hyperlink"/>
@@ -14083,9 +15102,9 @@
         </w:r>
       </w:hyperlink>
     </w:p>
-    <w:bookmarkEnd w:id="166"/>
-    <w:bookmarkEnd w:id="167"/>
-    <w:bookmarkEnd w:id="168"/>
+    <w:bookmarkEnd w:id="200"/>
+    <w:bookmarkEnd w:id="201"/>
+    <w:bookmarkEnd w:id="202"/>
     <w:sectPr>
       <w:headerReference r:id="rId9" w:type="even"/>
       <w:headerReference r:id="rId11" w:type="default"/>
